--- a/BUT2/Sae/RapportIndividuel_23_24.docx
+++ b/BUT2/Sae/RapportIndividuel_23_24.docx
@@ -2503,374 +2503,515 @@
         </w:rPr>
         <w:t>La partie C++ consiste à faire un client C++ qui va envoyer des requêtes au server, l’utilité est que le C++ à une vitesse de calcule largement plus rapide que le java</w:t>
       </w:r>
+    </w:p>
+    <w:p>
+      <w:pPr>
+        <w:widowControl w:val="0"/>
+        <w:tabs>
+          <w:tab w:val="left" w:pos="6580"/>
+        </w:tabs>
+        <w:autoSpaceDE w:val="0"/>
+        <w:autoSpaceDN w:val="0"/>
+        <w:adjustRightInd w:val="0"/>
+        <w:spacing w:after="0" w:line="240" w:lineRule="auto"/>
+        <w:rPr>
+          <w:rFonts w:ascii="Arial" w:hAnsi="Arial" w:cs="Arial"/>
+          <w:bCs/>
+          <w:sz w:val="24"/>
+          <w:szCs w:val="24"/>
+        </w:rPr>
+      </w:pPr>
+    </w:p>
+    <w:p>
+      <w:pPr>
+        <w:widowControl w:val="0"/>
+        <w:tabs>
+          <w:tab w:val="left" w:pos="6580"/>
+        </w:tabs>
+        <w:autoSpaceDE w:val="0"/>
+        <w:autoSpaceDN w:val="0"/>
+        <w:adjustRightInd w:val="0"/>
+        <w:spacing w:after="0" w:line="240" w:lineRule="auto"/>
+        <w:jc w:val="center"/>
+        <w:rPr>
+          <w:rFonts w:ascii="Arial" w:hAnsi="Arial" w:cs="Arial"/>
+          <w:b/>
+          <w:bCs/>
+          <w:sz w:val="28"/>
+          <w:szCs w:val="28"/>
+        </w:rPr>
+      </w:pPr>
+    </w:p>
+    <w:p>
+      <w:pPr>
+        <w:widowControl w:val="0"/>
+        <w:tabs>
+          <w:tab w:val="left" w:pos="6580"/>
+        </w:tabs>
+        <w:autoSpaceDE w:val="0"/>
+        <w:autoSpaceDN w:val="0"/>
+        <w:adjustRightInd w:val="0"/>
+        <w:spacing w:after="0" w:line="240" w:lineRule="auto"/>
+        <w:jc w:val="center"/>
+        <w:rPr>
+          <w:rFonts w:ascii="Arial" w:hAnsi="Arial" w:cs="Arial"/>
+          <w:b/>
+          <w:bCs/>
+          <w:sz w:val="28"/>
+          <w:szCs w:val="28"/>
+        </w:rPr>
+      </w:pPr>
+    </w:p>
+    <w:p>
+      <w:pPr>
+        <w:widowControl w:val="0"/>
+        <w:tabs>
+          <w:tab w:val="left" w:pos="6580"/>
+        </w:tabs>
+        <w:autoSpaceDE w:val="0"/>
+        <w:autoSpaceDN w:val="0"/>
+        <w:adjustRightInd w:val="0"/>
+        <w:spacing w:after="0" w:line="240" w:lineRule="auto"/>
+        <w:jc w:val="center"/>
+        <w:rPr>
+          <w:rFonts w:ascii="Arial" w:hAnsi="Arial" w:cs="Arial"/>
+          <w:b/>
+          <w:bCs/>
+          <w:sz w:val="28"/>
+          <w:szCs w:val="28"/>
+        </w:rPr>
+      </w:pPr>
+    </w:p>
+    <w:p>
+      <w:pPr>
+        <w:widowControl w:val="0"/>
+        <w:tabs>
+          <w:tab w:val="left" w:pos="6580"/>
+        </w:tabs>
+        <w:autoSpaceDE w:val="0"/>
+        <w:autoSpaceDN w:val="0"/>
+        <w:adjustRightInd w:val="0"/>
+        <w:spacing w:after="0" w:line="240" w:lineRule="auto"/>
+        <w:jc w:val="center"/>
+        <w:rPr>
+          <w:rFonts w:ascii="Arial" w:hAnsi="Arial" w:cs="Arial"/>
+          <w:b/>
+          <w:bCs/>
+          <w:sz w:val="28"/>
+          <w:szCs w:val="28"/>
+        </w:rPr>
+      </w:pPr>
+    </w:p>
+    <w:p>
+      <w:pPr>
+        <w:widowControl w:val="0"/>
+        <w:tabs>
+          <w:tab w:val="left" w:pos="6580"/>
+        </w:tabs>
+        <w:autoSpaceDE w:val="0"/>
+        <w:autoSpaceDN w:val="0"/>
+        <w:adjustRightInd w:val="0"/>
+        <w:spacing w:after="0" w:line="240" w:lineRule="auto"/>
+        <w:jc w:val="center"/>
+        <w:rPr>
+          <w:rFonts w:ascii="Arial" w:hAnsi="Arial" w:cs="Arial"/>
+          <w:b/>
+          <w:bCs/>
+          <w:sz w:val="28"/>
+          <w:szCs w:val="28"/>
+        </w:rPr>
+      </w:pPr>
+    </w:p>
+    <w:p>
+      <w:pPr>
+        <w:widowControl w:val="0"/>
+        <w:tabs>
+          <w:tab w:val="left" w:pos="6580"/>
+        </w:tabs>
+        <w:autoSpaceDE w:val="0"/>
+        <w:autoSpaceDN w:val="0"/>
+        <w:adjustRightInd w:val="0"/>
+        <w:spacing w:after="0" w:line="240" w:lineRule="auto"/>
+        <w:jc w:val="center"/>
+        <w:rPr>
+          <w:rFonts w:ascii="Arial" w:hAnsi="Arial" w:cs="Arial"/>
+          <w:b/>
+          <w:bCs/>
+          <w:sz w:val="28"/>
+          <w:szCs w:val="28"/>
+        </w:rPr>
+      </w:pPr>
+    </w:p>
+    <w:p>
+      <w:pPr>
+        <w:widowControl w:val="0"/>
+        <w:tabs>
+          <w:tab w:val="left" w:pos="6580"/>
+        </w:tabs>
+        <w:autoSpaceDE w:val="0"/>
+        <w:autoSpaceDN w:val="0"/>
+        <w:adjustRightInd w:val="0"/>
+        <w:spacing w:after="0" w:line="240" w:lineRule="auto"/>
+        <w:jc w:val="center"/>
+        <w:rPr>
+          <w:rFonts w:ascii="Arial" w:hAnsi="Arial" w:cs="Arial"/>
+          <w:b/>
+          <w:bCs/>
+          <w:sz w:val="28"/>
+          <w:szCs w:val="28"/>
+        </w:rPr>
+      </w:pPr>
+    </w:p>
+    <w:p>
+      <w:pPr>
+        <w:widowControl w:val="0"/>
+        <w:tabs>
+          <w:tab w:val="left" w:pos="6580"/>
+        </w:tabs>
+        <w:autoSpaceDE w:val="0"/>
+        <w:autoSpaceDN w:val="0"/>
+        <w:adjustRightInd w:val="0"/>
+        <w:spacing w:after="0" w:line="240" w:lineRule="auto"/>
+        <w:jc w:val="center"/>
+        <w:rPr>
+          <w:rFonts w:ascii="Arial" w:hAnsi="Arial" w:cs="Arial"/>
+          <w:b/>
+          <w:bCs/>
+          <w:sz w:val="28"/>
+          <w:szCs w:val="28"/>
+        </w:rPr>
+      </w:pPr>
+    </w:p>
+    <w:p>
+      <w:pPr>
+        <w:widowControl w:val="0"/>
+        <w:tabs>
+          <w:tab w:val="left" w:pos="6580"/>
+        </w:tabs>
+        <w:autoSpaceDE w:val="0"/>
+        <w:autoSpaceDN w:val="0"/>
+        <w:adjustRightInd w:val="0"/>
+        <w:spacing w:after="0" w:line="240" w:lineRule="auto"/>
+        <w:jc w:val="center"/>
+        <w:rPr>
+          <w:rFonts w:ascii="Arial" w:hAnsi="Arial" w:cs="Arial"/>
+          <w:b/>
+          <w:bCs/>
+          <w:sz w:val="28"/>
+          <w:szCs w:val="28"/>
+        </w:rPr>
+      </w:pPr>
+    </w:p>
+    <w:p>
+      <w:pPr>
+        <w:widowControl w:val="0"/>
+        <w:tabs>
+          <w:tab w:val="left" w:pos="6580"/>
+        </w:tabs>
+        <w:autoSpaceDE w:val="0"/>
+        <w:autoSpaceDN w:val="0"/>
+        <w:adjustRightInd w:val="0"/>
+        <w:spacing w:after="0" w:line="240" w:lineRule="auto"/>
+        <w:jc w:val="center"/>
+        <w:rPr>
+          <w:rFonts w:ascii="Arial" w:hAnsi="Arial" w:cs="Arial"/>
+          <w:b/>
+          <w:bCs/>
+          <w:sz w:val="28"/>
+          <w:szCs w:val="28"/>
+        </w:rPr>
+      </w:pPr>
+    </w:p>
+    <w:p>
+      <w:pPr>
+        <w:widowControl w:val="0"/>
+        <w:tabs>
+          <w:tab w:val="left" w:pos="6580"/>
+        </w:tabs>
+        <w:autoSpaceDE w:val="0"/>
+        <w:autoSpaceDN w:val="0"/>
+        <w:adjustRightInd w:val="0"/>
+        <w:spacing w:after="0" w:line="240" w:lineRule="auto"/>
+        <w:jc w:val="center"/>
+        <w:rPr>
+          <w:rFonts w:ascii="Arial" w:hAnsi="Arial" w:cs="Arial"/>
+          <w:b/>
+          <w:bCs/>
+          <w:sz w:val="28"/>
+          <w:szCs w:val="28"/>
+        </w:rPr>
+      </w:pPr>
+    </w:p>
+    <w:p>
+      <w:pPr>
+        <w:widowControl w:val="0"/>
+        <w:tabs>
+          <w:tab w:val="left" w:pos="6580"/>
+        </w:tabs>
+        <w:autoSpaceDE w:val="0"/>
+        <w:autoSpaceDN w:val="0"/>
+        <w:adjustRightInd w:val="0"/>
+        <w:spacing w:after="0" w:line="240" w:lineRule="auto"/>
+        <w:jc w:val="center"/>
+        <w:rPr>
+          <w:rFonts w:ascii="Arial" w:hAnsi="Arial" w:cs="Arial"/>
+          <w:b/>
+          <w:bCs/>
+          <w:sz w:val="28"/>
+          <w:szCs w:val="28"/>
+        </w:rPr>
+      </w:pPr>
+    </w:p>
+    <w:p>
+      <w:pPr>
+        <w:widowControl w:val="0"/>
+        <w:tabs>
+          <w:tab w:val="left" w:pos="6580"/>
+        </w:tabs>
+        <w:autoSpaceDE w:val="0"/>
+        <w:autoSpaceDN w:val="0"/>
+        <w:adjustRightInd w:val="0"/>
+        <w:spacing w:after="0" w:line="240" w:lineRule="auto"/>
+        <w:jc w:val="center"/>
+        <w:rPr>
+          <w:rFonts w:ascii="Arial" w:hAnsi="Arial" w:cs="Arial"/>
+          <w:b/>
+          <w:bCs/>
+          <w:sz w:val="28"/>
+          <w:szCs w:val="28"/>
+        </w:rPr>
+      </w:pPr>
+    </w:p>
+    <w:p>
+      <w:pPr>
+        <w:widowControl w:val="0"/>
+        <w:tabs>
+          <w:tab w:val="left" w:pos="6580"/>
+        </w:tabs>
+        <w:autoSpaceDE w:val="0"/>
+        <w:autoSpaceDN w:val="0"/>
+        <w:adjustRightInd w:val="0"/>
+        <w:spacing w:after="0" w:line="240" w:lineRule="auto"/>
+        <w:jc w:val="center"/>
+        <w:rPr>
+          <w:rFonts w:ascii="Arial" w:hAnsi="Arial" w:cs="Arial"/>
+          <w:b/>
+          <w:bCs/>
+          <w:sz w:val="28"/>
+          <w:szCs w:val="28"/>
+        </w:rPr>
+      </w:pPr>
+    </w:p>
+    <w:p>
+      <w:pPr>
+        <w:widowControl w:val="0"/>
+        <w:tabs>
+          <w:tab w:val="left" w:pos="6580"/>
+        </w:tabs>
+        <w:autoSpaceDE w:val="0"/>
+        <w:autoSpaceDN w:val="0"/>
+        <w:adjustRightInd w:val="0"/>
+        <w:spacing w:after="0" w:line="240" w:lineRule="auto"/>
+        <w:jc w:val="center"/>
+        <w:rPr>
+          <w:rFonts w:ascii="Arial" w:hAnsi="Arial" w:cs="Arial"/>
+          <w:b/>
+          <w:bCs/>
+          <w:sz w:val="28"/>
+          <w:szCs w:val="28"/>
+        </w:rPr>
+      </w:pPr>
+    </w:p>
+    <w:p>
+      <w:pPr>
+        <w:widowControl w:val="0"/>
+        <w:tabs>
+          <w:tab w:val="left" w:pos="6580"/>
+        </w:tabs>
+        <w:autoSpaceDE w:val="0"/>
+        <w:autoSpaceDN w:val="0"/>
+        <w:adjustRightInd w:val="0"/>
+        <w:spacing w:after="0" w:line="240" w:lineRule="auto"/>
+        <w:jc w:val="center"/>
+        <w:rPr>
+          <w:rFonts w:ascii="Arial" w:hAnsi="Arial" w:cs="Arial"/>
+          <w:b/>
+          <w:bCs/>
+          <w:sz w:val="28"/>
+          <w:szCs w:val="28"/>
+        </w:rPr>
+      </w:pPr>
+    </w:p>
+    <w:p>
+      <w:pPr>
+        <w:widowControl w:val="0"/>
+        <w:tabs>
+          <w:tab w:val="left" w:pos="6580"/>
+        </w:tabs>
+        <w:autoSpaceDE w:val="0"/>
+        <w:autoSpaceDN w:val="0"/>
+        <w:adjustRightInd w:val="0"/>
+        <w:spacing w:after="0" w:line="240" w:lineRule="auto"/>
+        <w:jc w:val="center"/>
+        <w:rPr>
+          <w:rFonts w:ascii="Arial" w:hAnsi="Arial" w:cs="Arial"/>
+          <w:b/>
+          <w:bCs/>
+          <w:sz w:val="28"/>
+          <w:szCs w:val="28"/>
+        </w:rPr>
+      </w:pPr>
+    </w:p>
+    <w:p>
+      <w:pPr>
+        <w:widowControl w:val="0"/>
+        <w:tabs>
+          <w:tab w:val="left" w:pos="6580"/>
+        </w:tabs>
+        <w:autoSpaceDE w:val="0"/>
+        <w:autoSpaceDN w:val="0"/>
+        <w:adjustRightInd w:val="0"/>
+        <w:spacing w:after="0" w:line="240" w:lineRule="auto"/>
+        <w:jc w:val="center"/>
+        <w:rPr>
+          <w:rFonts w:ascii="Arial" w:hAnsi="Arial" w:cs="Arial"/>
+          <w:b/>
+          <w:bCs/>
+          <w:sz w:val="28"/>
+          <w:szCs w:val="28"/>
+        </w:rPr>
+      </w:pPr>
+    </w:p>
+    <w:p>
+      <w:pPr>
+        <w:widowControl w:val="0"/>
+        <w:tabs>
+          <w:tab w:val="left" w:pos="6580"/>
+        </w:tabs>
+        <w:autoSpaceDE w:val="0"/>
+        <w:autoSpaceDN w:val="0"/>
+        <w:adjustRightInd w:val="0"/>
+        <w:spacing w:after="0" w:line="240" w:lineRule="auto"/>
+        <w:jc w:val="center"/>
+        <w:rPr>
+          <w:rFonts w:ascii="Arial" w:hAnsi="Arial" w:cs="Arial"/>
+          <w:b/>
+          <w:bCs/>
+          <w:sz w:val="28"/>
+          <w:szCs w:val="28"/>
+        </w:rPr>
+      </w:pPr>
+    </w:p>
+    <w:p>
+      <w:pPr>
+        <w:widowControl w:val="0"/>
+        <w:tabs>
+          <w:tab w:val="left" w:pos="6580"/>
+        </w:tabs>
+        <w:autoSpaceDE w:val="0"/>
+        <w:autoSpaceDN w:val="0"/>
+        <w:adjustRightInd w:val="0"/>
+        <w:spacing w:after="0" w:line="240" w:lineRule="auto"/>
+        <w:jc w:val="center"/>
+        <w:rPr>
+          <w:rFonts w:ascii="Arial" w:hAnsi="Arial" w:cs="Arial"/>
+          <w:b/>
+          <w:bCs/>
+          <w:sz w:val="28"/>
+          <w:szCs w:val="28"/>
+        </w:rPr>
+      </w:pPr>
+    </w:p>
+    <w:p>
+      <w:pPr>
+        <w:widowControl w:val="0"/>
+        <w:tabs>
+          <w:tab w:val="left" w:pos="6580"/>
+        </w:tabs>
+        <w:autoSpaceDE w:val="0"/>
+        <w:autoSpaceDN w:val="0"/>
+        <w:adjustRightInd w:val="0"/>
+        <w:spacing w:after="0" w:line="240" w:lineRule="auto"/>
+        <w:jc w:val="center"/>
+        <w:rPr>
+          <w:rFonts w:ascii="Arial" w:hAnsi="Arial" w:cs="Arial"/>
+          <w:b/>
+          <w:bCs/>
+          <w:sz w:val="28"/>
+          <w:szCs w:val="28"/>
+        </w:rPr>
+      </w:pPr>
+    </w:p>
+    <w:p>
+      <w:pPr>
+        <w:widowControl w:val="0"/>
+        <w:tabs>
+          <w:tab w:val="left" w:pos="6580"/>
+        </w:tabs>
+        <w:autoSpaceDE w:val="0"/>
+        <w:autoSpaceDN w:val="0"/>
+        <w:adjustRightInd w:val="0"/>
+        <w:spacing w:after="0" w:line="240" w:lineRule="auto"/>
+        <w:jc w:val="center"/>
+        <w:rPr>
+          <w:rFonts w:ascii="Arial" w:hAnsi="Arial" w:cs="Arial"/>
+          <w:b/>
+          <w:bCs/>
+          <w:sz w:val="28"/>
+          <w:szCs w:val="28"/>
+        </w:rPr>
+      </w:pPr>
+    </w:p>
+    <w:p>
+      <w:pPr>
+        <w:widowControl w:val="0"/>
+        <w:tabs>
+          <w:tab w:val="left" w:pos="6580"/>
+        </w:tabs>
+        <w:autoSpaceDE w:val="0"/>
+        <w:autoSpaceDN w:val="0"/>
+        <w:adjustRightInd w:val="0"/>
+        <w:spacing w:after="0" w:line="240" w:lineRule="auto"/>
+        <w:jc w:val="center"/>
+        <w:rPr>
+          <w:rFonts w:ascii="Arial" w:hAnsi="Arial" w:cs="Arial"/>
+          <w:b/>
+          <w:bCs/>
+          <w:sz w:val="28"/>
+          <w:szCs w:val="28"/>
+        </w:rPr>
+      </w:pPr>
+    </w:p>
+    <w:p>
+      <w:pPr>
+        <w:widowControl w:val="0"/>
+        <w:tabs>
+          <w:tab w:val="left" w:pos="6580"/>
+        </w:tabs>
+        <w:autoSpaceDE w:val="0"/>
+        <w:autoSpaceDN w:val="0"/>
+        <w:adjustRightInd w:val="0"/>
+        <w:spacing w:after="0" w:line="240" w:lineRule="auto"/>
+        <w:jc w:val="center"/>
+        <w:rPr>
+          <w:rFonts w:ascii="Arial" w:hAnsi="Arial" w:cs="Arial"/>
+          <w:b/>
+          <w:bCs/>
+          <w:sz w:val="28"/>
+          <w:szCs w:val="28"/>
+        </w:rPr>
+      </w:pPr>
       <w:bookmarkStart w:id="1" w:name="_GoBack"/>
       <w:bookmarkEnd w:id="1"/>
-    </w:p>
-    <w:p>
-      <w:pPr>
-        <w:widowControl w:val="0"/>
-        <w:tabs>
-          <w:tab w:val="left" w:pos="6580"/>
-        </w:tabs>
-        <w:autoSpaceDE w:val="0"/>
-        <w:autoSpaceDN w:val="0"/>
-        <w:adjustRightInd w:val="0"/>
-        <w:spacing w:after="0" w:line="240" w:lineRule="auto"/>
-        <w:rPr>
-          <w:rFonts w:ascii="Arial" w:hAnsi="Arial" w:cs="Arial"/>
-          <w:bCs/>
-          <w:sz w:val="24"/>
-          <w:szCs w:val="24"/>
-        </w:rPr>
-      </w:pPr>
-    </w:p>
-    <w:p>
-      <w:pPr>
-        <w:widowControl w:val="0"/>
-        <w:tabs>
-          <w:tab w:val="left" w:pos="6580"/>
-        </w:tabs>
-        <w:autoSpaceDE w:val="0"/>
-        <w:autoSpaceDN w:val="0"/>
-        <w:adjustRightInd w:val="0"/>
-        <w:spacing w:after="0" w:line="240" w:lineRule="auto"/>
-        <w:jc w:val="center"/>
-        <w:rPr>
-          <w:rFonts w:ascii="Arial" w:hAnsi="Arial" w:cs="Arial"/>
-          <w:b/>
-          <w:bCs/>
-          <w:sz w:val="28"/>
-          <w:szCs w:val="28"/>
-        </w:rPr>
-      </w:pPr>
-    </w:p>
-    <w:p>
-      <w:pPr>
-        <w:widowControl w:val="0"/>
-        <w:tabs>
-          <w:tab w:val="left" w:pos="6580"/>
-        </w:tabs>
-        <w:autoSpaceDE w:val="0"/>
-        <w:autoSpaceDN w:val="0"/>
-        <w:adjustRightInd w:val="0"/>
-        <w:spacing w:after="0" w:line="240" w:lineRule="auto"/>
-        <w:jc w:val="center"/>
-        <w:rPr>
-          <w:rFonts w:ascii="Arial" w:hAnsi="Arial" w:cs="Arial"/>
-          <w:b/>
-          <w:bCs/>
-          <w:sz w:val="28"/>
-          <w:szCs w:val="28"/>
-        </w:rPr>
-      </w:pPr>
-    </w:p>
-    <w:p>
-      <w:pPr>
-        <w:widowControl w:val="0"/>
-        <w:tabs>
-          <w:tab w:val="left" w:pos="6580"/>
-        </w:tabs>
-        <w:autoSpaceDE w:val="0"/>
-        <w:autoSpaceDN w:val="0"/>
-        <w:adjustRightInd w:val="0"/>
-        <w:spacing w:after="0" w:line="240" w:lineRule="auto"/>
-        <w:jc w:val="center"/>
-        <w:rPr>
-          <w:rFonts w:ascii="Arial" w:hAnsi="Arial" w:cs="Arial"/>
-          <w:b/>
-          <w:bCs/>
-          <w:sz w:val="28"/>
-          <w:szCs w:val="28"/>
-        </w:rPr>
-      </w:pPr>
-    </w:p>
-    <w:p>
-      <w:pPr>
-        <w:widowControl w:val="0"/>
-        <w:tabs>
-          <w:tab w:val="left" w:pos="6580"/>
-        </w:tabs>
-        <w:autoSpaceDE w:val="0"/>
-        <w:autoSpaceDN w:val="0"/>
-        <w:adjustRightInd w:val="0"/>
-        <w:spacing w:after="0" w:line="240" w:lineRule="auto"/>
-        <w:jc w:val="center"/>
-        <w:rPr>
-          <w:rFonts w:ascii="Arial" w:hAnsi="Arial" w:cs="Arial"/>
-          <w:b/>
-          <w:bCs/>
-          <w:sz w:val="28"/>
-          <w:szCs w:val="28"/>
-        </w:rPr>
-      </w:pPr>
-    </w:p>
-    <w:p>
-      <w:pPr>
-        <w:widowControl w:val="0"/>
-        <w:tabs>
-          <w:tab w:val="left" w:pos="6580"/>
-        </w:tabs>
-        <w:autoSpaceDE w:val="0"/>
-        <w:autoSpaceDN w:val="0"/>
-        <w:adjustRightInd w:val="0"/>
-        <w:spacing w:after="0" w:line="240" w:lineRule="auto"/>
-        <w:jc w:val="center"/>
-        <w:rPr>
-          <w:rFonts w:ascii="Arial" w:hAnsi="Arial" w:cs="Arial"/>
-          <w:b/>
-          <w:bCs/>
-          <w:sz w:val="28"/>
-          <w:szCs w:val="28"/>
-        </w:rPr>
-      </w:pPr>
-    </w:p>
-    <w:p>
-      <w:pPr>
-        <w:widowControl w:val="0"/>
-        <w:tabs>
-          <w:tab w:val="left" w:pos="6580"/>
-        </w:tabs>
-        <w:autoSpaceDE w:val="0"/>
-        <w:autoSpaceDN w:val="0"/>
-        <w:adjustRightInd w:val="0"/>
-        <w:spacing w:after="0" w:line="240" w:lineRule="auto"/>
-        <w:jc w:val="center"/>
-        <w:rPr>
-          <w:rFonts w:ascii="Arial" w:hAnsi="Arial" w:cs="Arial"/>
-          <w:b/>
-          <w:bCs/>
-          <w:sz w:val="28"/>
-          <w:szCs w:val="28"/>
-        </w:rPr>
-      </w:pPr>
-    </w:p>
-    <w:p>
-      <w:pPr>
-        <w:widowControl w:val="0"/>
-        <w:tabs>
-          <w:tab w:val="left" w:pos="6580"/>
-        </w:tabs>
-        <w:autoSpaceDE w:val="0"/>
-        <w:autoSpaceDN w:val="0"/>
-        <w:adjustRightInd w:val="0"/>
-        <w:spacing w:after="0" w:line="240" w:lineRule="auto"/>
-        <w:jc w:val="center"/>
-        <w:rPr>
-          <w:rFonts w:ascii="Arial" w:hAnsi="Arial" w:cs="Arial"/>
-          <w:b/>
-          <w:bCs/>
-          <w:sz w:val="28"/>
-          <w:szCs w:val="28"/>
-        </w:rPr>
-      </w:pPr>
-    </w:p>
-    <w:p>
-      <w:pPr>
-        <w:widowControl w:val="0"/>
-        <w:tabs>
-          <w:tab w:val="left" w:pos="6580"/>
-        </w:tabs>
-        <w:autoSpaceDE w:val="0"/>
-        <w:autoSpaceDN w:val="0"/>
-        <w:adjustRightInd w:val="0"/>
-        <w:spacing w:after="0" w:line="240" w:lineRule="auto"/>
-        <w:jc w:val="center"/>
-        <w:rPr>
-          <w:rFonts w:ascii="Arial" w:hAnsi="Arial" w:cs="Arial"/>
-          <w:b/>
-          <w:bCs/>
-          <w:sz w:val="28"/>
-          <w:szCs w:val="28"/>
-        </w:rPr>
-      </w:pPr>
-    </w:p>
-    <w:p>
-      <w:pPr>
-        <w:widowControl w:val="0"/>
-        <w:tabs>
-          <w:tab w:val="left" w:pos="6580"/>
-        </w:tabs>
-        <w:autoSpaceDE w:val="0"/>
-        <w:autoSpaceDN w:val="0"/>
-        <w:adjustRightInd w:val="0"/>
-        <w:spacing w:after="0" w:line="240" w:lineRule="auto"/>
-        <w:jc w:val="center"/>
-        <w:rPr>
-          <w:rFonts w:ascii="Arial" w:hAnsi="Arial" w:cs="Arial"/>
-          <w:b/>
-          <w:bCs/>
-          <w:sz w:val="28"/>
-          <w:szCs w:val="28"/>
-        </w:rPr>
-      </w:pPr>
-    </w:p>
-    <w:p>
-      <w:pPr>
-        <w:widowControl w:val="0"/>
-        <w:tabs>
-          <w:tab w:val="left" w:pos="6580"/>
-        </w:tabs>
-        <w:autoSpaceDE w:val="0"/>
-        <w:autoSpaceDN w:val="0"/>
-        <w:adjustRightInd w:val="0"/>
-        <w:spacing w:after="0" w:line="240" w:lineRule="auto"/>
-        <w:jc w:val="center"/>
-        <w:rPr>
-          <w:rFonts w:ascii="Arial" w:hAnsi="Arial" w:cs="Arial"/>
-          <w:b/>
-          <w:bCs/>
-          <w:sz w:val="28"/>
-          <w:szCs w:val="28"/>
-        </w:rPr>
-      </w:pPr>
-    </w:p>
-    <w:p>
-      <w:pPr>
-        <w:widowControl w:val="0"/>
-        <w:tabs>
-          <w:tab w:val="left" w:pos="6580"/>
-        </w:tabs>
-        <w:autoSpaceDE w:val="0"/>
-        <w:autoSpaceDN w:val="0"/>
-        <w:adjustRightInd w:val="0"/>
-        <w:spacing w:after="0" w:line="240" w:lineRule="auto"/>
-        <w:jc w:val="center"/>
-        <w:rPr>
-          <w:rFonts w:ascii="Arial" w:hAnsi="Arial" w:cs="Arial"/>
-          <w:b/>
-          <w:bCs/>
-          <w:sz w:val="28"/>
-          <w:szCs w:val="28"/>
-        </w:rPr>
-      </w:pPr>
-    </w:p>
-    <w:p>
-      <w:pPr>
-        <w:widowControl w:val="0"/>
-        <w:tabs>
-          <w:tab w:val="left" w:pos="6580"/>
-        </w:tabs>
-        <w:autoSpaceDE w:val="0"/>
-        <w:autoSpaceDN w:val="0"/>
-        <w:adjustRightInd w:val="0"/>
-        <w:spacing w:after="0" w:line="240" w:lineRule="auto"/>
-        <w:jc w:val="center"/>
-        <w:rPr>
-          <w:rFonts w:ascii="Arial" w:hAnsi="Arial" w:cs="Arial"/>
-          <w:b/>
-          <w:bCs/>
-          <w:sz w:val="28"/>
-          <w:szCs w:val="28"/>
-        </w:rPr>
-      </w:pPr>
-    </w:p>
-    <w:p>
-      <w:pPr>
-        <w:widowControl w:val="0"/>
-        <w:tabs>
-          <w:tab w:val="left" w:pos="6580"/>
-        </w:tabs>
-        <w:autoSpaceDE w:val="0"/>
-        <w:autoSpaceDN w:val="0"/>
-        <w:adjustRightInd w:val="0"/>
-        <w:spacing w:after="0" w:line="240" w:lineRule="auto"/>
-        <w:jc w:val="center"/>
-        <w:rPr>
-          <w:rFonts w:ascii="Arial" w:hAnsi="Arial" w:cs="Arial"/>
-          <w:b/>
-          <w:bCs/>
-          <w:sz w:val="28"/>
-          <w:szCs w:val="28"/>
-        </w:rPr>
-      </w:pPr>
-    </w:p>
-    <w:p>
-      <w:pPr>
-        <w:widowControl w:val="0"/>
-        <w:tabs>
-          <w:tab w:val="left" w:pos="6580"/>
-        </w:tabs>
-        <w:autoSpaceDE w:val="0"/>
-        <w:autoSpaceDN w:val="0"/>
-        <w:adjustRightInd w:val="0"/>
-        <w:spacing w:after="0" w:line="240" w:lineRule="auto"/>
-        <w:jc w:val="center"/>
-        <w:rPr>
-          <w:rFonts w:ascii="Arial" w:hAnsi="Arial" w:cs="Arial"/>
-          <w:b/>
-          <w:bCs/>
-          <w:sz w:val="28"/>
-          <w:szCs w:val="28"/>
-        </w:rPr>
-      </w:pPr>
-    </w:p>
-    <w:p>
-      <w:pPr>
-        <w:widowControl w:val="0"/>
-        <w:tabs>
-          <w:tab w:val="left" w:pos="6580"/>
-        </w:tabs>
-        <w:autoSpaceDE w:val="0"/>
-        <w:autoSpaceDN w:val="0"/>
-        <w:adjustRightInd w:val="0"/>
-        <w:spacing w:after="0" w:line="240" w:lineRule="auto"/>
-        <w:jc w:val="center"/>
-        <w:rPr>
-          <w:rFonts w:ascii="Arial" w:hAnsi="Arial" w:cs="Arial"/>
-          <w:b/>
-          <w:bCs/>
-          <w:sz w:val="28"/>
-          <w:szCs w:val="28"/>
-        </w:rPr>
-      </w:pPr>
-    </w:p>
-    <w:p>
-      <w:pPr>
-        <w:widowControl w:val="0"/>
-        <w:tabs>
-          <w:tab w:val="left" w:pos="6580"/>
-        </w:tabs>
-        <w:autoSpaceDE w:val="0"/>
-        <w:autoSpaceDN w:val="0"/>
-        <w:adjustRightInd w:val="0"/>
-        <w:spacing w:after="0" w:line="240" w:lineRule="auto"/>
-        <w:jc w:val="center"/>
-        <w:rPr>
-          <w:rFonts w:ascii="Arial" w:hAnsi="Arial" w:cs="Arial"/>
-          <w:b/>
-          <w:bCs/>
-          <w:sz w:val="28"/>
-          <w:szCs w:val="28"/>
-        </w:rPr>
-      </w:pPr>
-    </w:p>
-    <w:p>
-      <w:pPr>
-        <w:widowControl w:val="0"/>
-        <w:tabs>
-          <w:tab w:val="left" w:pos="6580"/>
-        </w:tabs>
-        <w:autoSpaceDE w:val="0"/>
-        <w:autoSpaceDN w:val="0"/>
-        <w:adjustRightInd w:val="0"/>
-        <w:spacing w:after="0" w:line="240" w:lineRule="auto"/>
-        <w:jc w:val="center"/>
-        <w:rPr>
-          <w:rFonts w:ascii="Arial" w:hAnsi="Arial" w:cs="Arial"/>
-          <w:b/>
-          <w:bCs/>
-          <w:sz w:val="28"/>
-          <w:szCs w:val="28"/>
-        </w:rPr>
-      </w:pPr>
-      <w:r>
-        <w:rPr>
-          <w:rFonts w:ascii="Arial" w:hAnsi="Arial" w:cs="Arial"/>
-          <w:b/>
-          <w:bCs/>
-          <w:sz w:val="28"/>
-          <w:szCs w:val="28"/>
-        </w:rPr>
+      <w:r>
+        <w:rPr>
+          <w:rFonts w:ascii="Arial" w:hAnsi="Arial" w:cs="Arial"/>
+          <w:b/>
+          <w:bCs/>
+          <w:sz w:val="28"/>
+          <w:szCs w:val="28"/>
+        </w:rPr>
+        <w:lastRenderedPageBreak/>
         <w:t>Conclusion</w:t>
       </w:r>
     </w:p>
@@ -3691,6 +3832,7 @@
   <w:style w:type="character" w:default="1" w:styleId="Policepardfaut">
     <w:name w:val="Default Paragraph Font"/>
     <w:uiPriority w:val="1"/>
+    <w:semiHidden/>
     <w:unhideWhenUsed/>
   </w:style>
   <w:style w:type="table" w:default="1" w:styleId="TableauNormal">

--- a/BUT2/Sae/RapportIndividuel_23_24.docx
+++ b/BUT2/Sae/RapportIndividuel_23_24.docx
@@ -1070,8 +1070,39 @@
           <w:sz w:val="24"/>
           <w:szCs w:val="24"/>
         </w:rPr>
-        <w:t>Pour la sae mon point technique se situe sur toute la sae</w:t>
-      </w:r>
+        <w:t xml:space="preserve">Pour la </w:t>
+      </w:r>
+      <w:proofErr w:type="spellStart"/>
+      <w:r>
+        <w:rPr>
+          <w:rFonts w:ascii="Arial" w:hAnsi="Arial" w:cs="Arial"/>
+          <w:bCs/>
+          <w:sz w:val="24"/>
+          <w:szCs w:val="24"/>
+        </w:rPr>
+        <w:t>sae</w:t>
+      </w:r>
+      <w:proofErr w:type="spellEnd"/>
+      <w:r>
+        <w:rPr>
+          <w:rFonts w:ascii="Arial" w:hAnsi="Arial" w:cs="Arial"/>
+          <w:bCs/>
+          <w:sz w:val="24"/>
+          <w:szCs w:val="24"/>
+        </w:rPr>
+        <w:t xml:space="preserve"> mon point technique se situe sur toute la </w:t>
+      </w:r>
+      <w:proofErr w:type="spellStart"/>
+      <w:r>
+        <w:rPr>
+          <w:rFonts w:ascii="Arial" w:hAnsi="Arial" w:cs="Arial"/>
+          <w:bCs/>
+          <w:sz w:val="24"/>
+          <w:szCs w:val="24"/>
+        </w:rPr>
+        <w:t>sae</w:t>
+      </w:r>
+      <w:proofErr w:type="spellEnd"/>
     </w:p>
     <w:p>
       <w:pPr>
@@ -1933,374 +1964,66 @@
         <w:autoSpaceDN w:val="0"/>
         <w:adjustRightInd w:val="0"/>
         <w:spacing w:after="0" w:line="240" w:lineRule="auto"/>
-        <w:jc w:val="center"/>
-        <w:rPr>
-          <w:rFonts w:ascii="Arial" w:hAnsi="Arial" w:cs="Arial"/>
-          <w:b/>
-          <w:bCs/>
-          <w:sz w:val="28"/>
-          <w:szCs w:val="28"/>
-        </w:rPr>
-      </w:pPr>
-    </w:p>
-    <w:p>
-      <w:pPr>
-        <w:widowControl w:val="0"/>
-        <w:tabs>
-          <w:tab w:val="left" w:pos="6580"/>
-        </w:tabs>
-        <w:autoSpaceDE w:val="0"/>
-        <w:autoSpaceDN w:val="0"/>
-        <w:adjustRightInd w:val="0"/>
-        <w:spacing w:after="0" w:line="240" w:lineRule="auto"/>
-        <w:jc w:val="center"/>
-        <w:rPr>
-          <w:rFonts w:ascii="Arial" w:hAnsi="Arial" w:cs="Arial"/>
-          <w:b/>
-          <w:bCs/>
-          <w:sz w:val="28"/>
-          <w:szCs w:val="28"/>
-        </w:rPr>
-      </w:pPr>
-    </w:p>
-    <w:p>
-      <w:pPr>
-        <w:widowControl w:val="0"/>
-        <w:tabs>
-          <w:tab w:val="left" w:pos="6580"/>
-        </w:tabs>
-        <w:autoSpaceDE w:val="0"/>
-        <w:autoSpaceDN w:val="0"/>
-        <w:adjustRightInd w:val="0"/>
-        <w:spacing w:after="0" w:line="240" w:lineRule="auto"/>
-        <w:jc w:val="center"/>
-        <w:rPr>
-          <w:rFonts w:ascii="Arial" w:hAnsi="Arial" w:cs="Arial"/>
-          <w:b/>
-          <w:bCs/>
-          <w:sz w:val="28"/>
-          <w:szCs w:val="28"/>
-        </w:rPr>
-      </w:pPr>
-      <w:r>
-        <w:rPr>
-          <w:rFonts w:ascii="Arial" w:hAnsi="Arial" w:cs="Arial"/>
-          <w:b/>
-          <w:bCs/>
-          <w:sz w:val="28"/>
-          <w:szCs w:val="28"/>
-        </w:rPr>
-        <w:t>Communication Client C++ à Server Java</w:t>
-      </w:r>
-    </w:p>
-    <w:p>
-      <w:pPr>
-        <w:widowControl w:val="0"/>
-        <w:tabs>
-          <w:tab w:val="left" w:pos="6580"/>
-        </w:tabs>
-        <w:autoSpaceDE w:val="0"/>
-        <w:autoSpaceDN w:val="0"/>
-        <w:adjustRightInd w:val="0"/>
-        <w:spacing w:after="0" w:line="240" w:lineRule="auto"/>
-        <w:jc w:val="center"/>
-        <w:rPr>
-          <w:rFonts w:ascii="Arial" w:hAnsi="Arial" w:cs="Arial"/>
-          <w:bCs/>
-          <w:sz w:val="24"/>
-          <w:szCs w:val="24"/>
-        </w:rPr>
-      </w:pPr>
-    </w:p>
-    <w:p>
-      <w:pPr>
-        <w:widowControl w:val="0"/>
-        <w:tabs>
-          <w:tab w:val="left" w:pos="6580"/>
-        </w:tabs>
-        <w:autoSpaceDE w:val="0"/>
-        <w:autoSpaceDN w:val="0"/>
-        <w:adjustRightInd w:val="0"/>
-        <w:rPr>
-          <w:rFonts w:ascii="Arial" w:hAnsi="Arial" w:cs="Arial"/>
-          <w:bCs/>
-          <w:sz w:val="24"/>
-          <w:szCs w:val="24"/>
-        </w:rPr>
-      </w:pPr>
-      <w:r>
-        <w:rPr>
-          <w:rFonts w:ascii="Arial" w:hAnsi="Arial" w:cs="Arial"/>
-          <w:bCs/>
-          <w:sz w:val="24"/>
-          <w:szCs w:val="24"/>
-        </w:rPr>
-        <w:t xml:space="preserve">Pour la communication nous avons utilisé le système de socket. Pour le client C++ nous avons utilisé la librairie </w:t>
-      </w:r>
-      <w:r>
-        <w:rPr>
-          <w:rFonts w:ascii="Arial" w:hAnsi="Arial" w:cs="Arial"/>
-          <w:bCs/>
-          <w:sz w:val="24"/>
-          <w:szCs w:val="24"/>
-        </w:rPr>
-        <w:t>« </w:t>
-      </w:r>
-      <w:r>
-        <w:rPr>
-          <w:rFonts w:ascii="Arial" w:hAnsi="Arial" w:cs="Arial"/>
-          <w:bCs/>
-          <w:sz w:val="24"/>
-          <w:szCs w:val="24"/>
-        </w:rPr>
-        <w:t>winsock.h</w:t>
-      </w:r>
-      <w:r>
-        <w:rPr>
-          <w:rFonts w:ascii="Arial" w:hAnsi="Arial" w:cs="Arial"/>
-          <w:bCs/>
-          <w:sz w:val="24"/>
-          <w:szCs w:val="24"/>
-        </w:rPr>
-        <w:t> »</w:t>
-      </w:r>
-      <w:r>
-        <w:rPr>
-          <w:rFonts w:ascii="Arial" w:hAnsi="Arial" w:cs="Arial"/>
-          <w:bCs/>
-          <w:sz w:val="24"/>
-          <w:szCs w:val="24"/>
-        </w:rPr>
-        <w:t xml:space="preserve"> pour W</w:t>
-      </w:r>
-      <w:r>
-        <w:rPr>
-          <w:rFonts w:ascii="Arial" w:hAnsi="Arial" w:cs="Arial"/>
-          <w:bCs/>
-          <w:sz w:val="24"/>
-          <w:szCs w:val="24"/>
-        </w:rPr>
-        <w:t xml:space="preserve">indows </w:t>
-      </w:r>
-      <w:r>
-        <w:rPr>
-          <w:rFonts w:ascii="Arial" w:hAnsi="Arial" w:cs="Arial"/>
-          <w:bCs/>
-          <w:sz w:val="24"/>
-          <w:szCs w:val="24"/>
-        </w:rPr>
-        <w:t>et pour L</w:t>
-      </w:r>
-      <w:r>
-        <w:rPr>
-          <w:rFonts w:ascii="Arial" w:hAnsi="Arial" w:cs="Arial"/>
-          <w:bCs/>
-          <w:sz w:val="24"/>
-          <w:szCs w:val="24"/>
-        </w:rPr>
-        <w:t xml:space="preserve">inux les librairies </w:t>
-      </w:r>
-      <w:r>
-        <w:rPr>
-          <w:rFonts w:ascii="Arial" w:hAnsi="Arial" w:cs="Arial"/>
-          <w:bCs/>
-          <w:sz w:val="24"/>
-          <w:szCs w:val="24"/>
-        </w:rPr>
-        <w:t>« </w:t>
-      </w:r>
-      <w:r>
-        <w:rPr>
-          <w:rFonts w:ascii="Arial" w:hAnsi="Arial" w:cs="Arial"/>
-          <w:bCs/>
-          <w:sz w:val="24"/>
-          <w:szCs w:val="24"/>
-        </w:rPr>
-        <w:t>sys/socket.h</w:t>
-      </w:r>
-      <w:r>
-        <w:rPr>
-          <w:rFonts w:ascii="Arial" w:hAnsi="Arial" w:cs="Arial"/>
-          <w:bCs/>
-          <w:sz w:val="24"/>
-          <w:szCs w:val="24"/>
-        </w:rPr>
-        <w:t> »</w:t>
-      </w:r>
-      <w:r>
-        <w:rPr>
-          <w:rFonts w:ascii="Arial" w:hAnsi="Arial" w:cs="Arial"/>
-          <w:bCs/>
-          <w:sz w:val="24"/>
-          <w:szCs w:val="24"/>
-        </w:rPr>
-        <w:t xml:space="preserve"> et </w:t>
-      </w:r>
-      <w:r>
-        <w:rPr>
-          <w:rFonts w:ascii="Arial" w:hAnsi="Arial" w:cs="Arial"/>
-          <w:bCs/>
-          <w:sz w:val="24"/>
-          <w:szCs w:val="24"/>
-        </w:rPr>
-        <w:t>« </w:t>
-      </w:r>
-      <w:r>
-        <w:rPr>
-          <w:rFonts w:ascii="Arial" w:hAnsi="Arial" w:cs="Arial"/>
-          <w:bCs/>
-          <w:sz w:val="24"/>
-          <w:szCs w:val="24"/>
-        </w:rPr>
-        <w:t>netinet/in.h</w:t>
-      </w:r>
-      <w:r>
-        <w:rPr>
-          <w:rFonts w:ascii="Arial" w:hAnsi="Arial" w:cs="Arial"/>
-          <w:bCs/>
-          <w:sz w:val="24"/>
-          <w:szCs w:val="24"/>
-        </w:rPr>
-        <w:t> »</w:t>
-      </w:r>
-      <w:r>
-        <w:rPr>
-          <w:rFonts w:ascii="Arial" w:hAnsi="Arial" w:cs="Arial"/>
-          <w:bCs/>
-          <w:sz w:val="24"/>
-          <w:szCs w:val="24"/>
-        </w:rPr>
-        <w:t xml:space="preserve"> et pour la partie Server Java on appelle la librairie </w:t>
-      </w:r>
-      <w:r>
-        <w:rPr>
-          <w:rFonts w:ascii="Arial" w:hAnsi="Arial" w:cs="Arial"/>
-          <w:bCs/>
-          <w:sz w:val="24"/>
-          <w:szCs w:val="24"/>
-        </w:rPr>
-        <w:t>« </w:t>
-      </w:r>
-      <w:r>
-        <w:rPr>
-          <w:rFonts w:ascii="Arial" w:hAnsi="Arial" w:cs="Arial"/>
-          <w:bCs/>
-          <w:sz w:val="24"/>
-          <w:szCs w:val="24"/>
-        </w:rPr>
-        <w:t>java.net</w:t>
-      </w:r>
-      <w:r>
-        <w:rPr>
-          <w:rFonts w:ascii="Arial" w:hAnsi="Arial" w:cs="Arial"/>
-          <w:bCs/>
-          <w:sz w:val="24"/>
-          <w:szCs w:val="24"/>
-        </w:rPr>
-        <w:t> »</w:t>
-      </w:r>
-    </w:p>
-    <w:p>
-      <w:pPr>
-        <w:widowControl w:val="0"/>
-        <w:tabs>
-          <w:tab w:val="left" w:pos="6580"/>
-        </w:tabs>
-        <w:autoSpaceDE w:val="0"/>
-        <w:autoSpaceDN w:val="0"/>
-        <w:adjustRightInd w:val="0"/>
-        <w:spacing w:after="0" w:line="240" w:lineRule="auto"/>
-        <w:jc w:val="center"/>
-        <w:rPr>
-          <w:rFonts w:ascii="Arial" w:hAnsi="Arial" w:cs="Arial"/>
-          <w:bCs/>
-          <w:sz w:val="24"/>
-          <w:szCs w:val="24"/>
-        </w:rPr>
-      </w:pPr>
-    </w:p>
-    <w:p>
-      <w:pPr>
-        <w:widowControl w:val="0"/>
-        <w:tabs>
-          <w:tab w:val="left" w:pos="6580"/>
-        </w:tabs>
-        <w:autoSpaceDE w:val="0"/>
-        <w:autoSpaceDN w:val="0"/>
-        <w:adjustRightInd w:val="0"/>
-        <w:spacing w:after="0" w:line="240" w:lineRule="auto"/>
-        <w:jc w:val="center"/>
-        <w:rPr>
-          <w:rFonts w:ascii="Arial" w:hAnsi="Arial" w:cs="Arial"/>
-          <w:b/>
-          <w:bCs/>
-          <w:sz w:val="28"/>
-          <w:szCs w:val="28"/>
-        </w:rPr>
-      </w:pPr>
-      <w:r>
-        <w:rPr>
-          <w:rFonts w:ascii="Arial" w:hAnsi="Arial" w:cs="Arial"/>
-          <w:b/>
-          <w:bCs/>
-          <w:sz w:val="28"/>
-          <w:szCs w:val="28"/>
-        </w:rPr>
-        <w:t>Java Server</w:t>
-      </w:r>
-    </w:p>
-    <w:p>
-      <w:pPr>
-        <w:widowControl w:val="0"/>
-        <w:tabs>
-          <w:tab w:val="left" w:pos="6580"/>
-        </w:tabs>
-        <w:autoSpaceDE w:val="0"/>
-        <w:autoSpaceDN w:val="0"/>
-        <w:adjustRightInd w:val="0"/>
-        <w:spacing w:after="0" w:line="240" w:lineRule="auto"/>
-        <w:rPr>
-          <w:rFonts w:ascii="Arial" w:hAnsi="Arial" w:cs="Arial"/>
-          <w:bCs/>
-          <w:sz w:val="24"/>
-          <w:szCs w:val="24"/>
-        </w:rPr>
-      </w:pPr>
-    </w:p>
-    <w:p>
-      <w:pPr>
-        <w:widowControl w:val="0"/>
-        <w:tabs>
-          <w:tab w:val="left" w:pos="6580"/>
-        </w:tabs>
-        <w:autoSpaceDE w:val="0"/>
-        <w:autoSpaceDN w:val="0"/>
-        <w:adjustRightInd w:val="0"/>
-        <w:spacing w:after="0" w:line="240" w:lineRule="auto"/>
-        <w:rPr>
-          <w:rFonts w:ascii="Arial" w:hAnsi="Arial" w:cs="Arial"/>
-          <w:bCs/>
-          <w:sz w:val="24"/>
-          <w:szCs w:val="24"/>
-        </w:rPr>
-      </w:pPr>
-      <w:r>
-        <w:rPr>
-          <w:rFonts w:ascii="Arial" w:hAnsi="Arial" w:cs="Arial"/>
-          <w:bCs/>
-          <w:sz w:val="24"/>
-          <w:szCs w:val="24"/>
-        </w:rPr>
-        <w:t>La partie java consiste à faire un s</w:t>
-      </w:r>
-      <w:r>
-        <w:rPr>
-          <w:rFonts w:ascii="Arial" w:hAnsi="Arial" w:cs="Arial"/>
-          <w:bCs/>
-          <w:sz w:val="24"/>
-          <w:szCs w:val="24"/>
-        </w:rPr>
-        <w:t>erver</w:t>
+        <w:rPr>
+          <w:rFonts w:ascii="Arial" w:hAnsi="Arial" w:cs="Arial"/>
+          <w:bCs/>
+          <w:sz w:val="24"/>
+          <w:szCs w:val="24"/>
+        </w:rPr>
+      </w:pPr>
+      <w:r>
+        <w:rPr>
+          <w:rFonts w:ascii="Arial" w:hAnsi="Arial" w:cs="Arial"/>
+          <w:bCs/>
+          <w:sz w:val="24"/>
+          <w:szCs w:val="24"/>
+        </w:rPr>
+        <w:t>Pour</w:t>
+      </w:r>
+      <w:r>
+        <w:rPr>
+          <w:rFonts w:ascii="Arial" w:hAnsi="Arial" w:cs="Arial"/>
+          <w:bCs/>
+          <w:sz w:val="24"/>
+          <w:szCs w:val="24"/>
+        </w:rPr>
+        <w:t xml:space="preserve"> ce projet nous avons analysé les besoins qui sont clairs le problème est que le C++ n’a aucune librairie officiel, donc nous devons élaborer une librairie Graphique pour le C++ qui permettra de dessiner en C++, la librairie graphique que nous devons utiliser est celle de java est plus précisément AWT.</w:t>
+      </w:r>
+    </w:p>
+    <w:p>
+      <w:pPr>
+        <w:widowControl w:val="0"/>
+        <w:tabs>
+          <w:tab w:val="left" w:pos="6580"/>
+        </w:tabs>
+        <w:autoSpaceDE w:val="0"/>
+        <w:autoSpaceDN w:val="0"/>
+        <w:adjustRightInd w:val="0"/>
+        <w:spacing w:after="0" w:line="240" w:lineRule="auto"/>
+        <w:rPr>
+          <w:rFonts w:ascii="Arial" w:hAnsi="Arial" w:cs="Arial"/>
+          <w:bCs/>
+          <w:sz w:val="24"/>
+          <w:szCs w:val="24"/>
+        </w:rPr>
+      </w:pPr>
+      <w:r>
+        <w:rPr>
+          <w:rFonts w:ascii="Arial" w:hAnsi="Arial" w:cs="Arial"/>
+          <w:bCs/>
+          <w:sz w:val="24"/>
+          <w:szCs w:val="24"/>
+        </w:rPr>
+        <w:t xml:space="preserve">Pour la conception nous avons établies les </w:t>
+      </w:r>
+      <w:r>
+        <w:rPr>
+          <w:rFonts w:ascii="Arial" w:hAnsi="Arial" w:cs="Arial"/>
+          <w:bCs/>
+          <w:sz w:val="24"/>
+          <w:szCs w:val="24"/>
+        </w:rPr>
+        <w:t>principales</w:t>
       </w:r>
       <w:r>
         <w:rPr>
@@ -2318,700 +2041,1369 @@
           <w:sz w:val="24"/>
           <w:szCs w:val="24"/>
         </w:rPr>
-        <w:t>Java</w:t>
-      </w:r>
-      <w:r>
-        <w:rPr>
-          <w:rFonts w:ascii="Arial" w:hAnsi="Arial" w:cs="Arial"/>
-          <w:bCs/>
-          <w:sz w:val="24"/>
-          <w:szCs w:val="24"/>
-        </w:rPr>
-        <w:t xml:space="preserve"> qui attend des </w:t>
-      </w:r>
-      <w:r>
-        <w:rPr>
-          <w:rFonts w:ascii="Arial" w:hAnsi="Arial" w:cs="Arial"/>
-          <w:bCs/>
-          <w:sz w:val="24"/>
-          <w:szCs w:val="24"/>
-        </w:rPr>
-        <w:t>requêtes</w:t>
-      </w:r>
-      <w:r>
-        <w:rPr>
-          <w:rFonts w:ascii="Arial" w:hAnsi="Arial" w:cs="Arial"/>
-          <w:bCs/>
-          <w:sz w:val="24"/>
-          <w:szCs w:val="24"/>
-        </w:rPr>
-        <w:t xml:space="preserve"> qui </w:t>
-      </w:r>
-      <w:r>
-        <w:rPr>
-          <w:rFonts w:ascii="Arial" w:hAnsi="Arial" w:cs="Arial"/>
-          <w:bCs/>
-          <w:sz w:val="24"/>
-          <w:szCs w:val="24"/>
-        </w:rPr>
-        <w:t>permettront</w:t>
-      </w:r>
-      <w:r>
-        <w:rPr>
-          <w:rFonts w:ascii="Arial" w:hAnsi="Arial" w:cs="Arial"/>
-          <w:bCs/>
-          <w:sz w:val="24"/>
-          <w:szCs w:val="24"/>
-        </w:rPr>
-        <w:t xml:space="preserve"> de faire </w:t>
-      </w:r>
-      <w:r>
-        <w:rPr>
-          <w:rFonts w:ascii="Arial" w:hAnsi="Arial" w:cs="Arial"/>
-          <w:bCs/>
-          <w:sz w:val="24"/>
-          <w:szCs w:val="24"/>
-        </w:rPr>
-        <w:t>apparaitre</w:t>
-      </w:r>
-      <w:r>
-        <w:rPr>
-          <w:rFonts w:ascii="Arial" w:hAnsi="Arial" w:cs="Arial"/>
-          <w:bCs/>
-          <w:sz w:val="24"/>
-          <w:szCs w:val="24"/>
-        </w:rPr>
-        <w:t xml:space="preserve"> une</w:t>
-      </w:r>
-      <w:r>
-        <w:rPr>
-          <w:rFonts w:ascii="Arial" w:hAnsi="Arial" w:cs="Arial"/>
-          <w:bCs/>
-          <w:sz w:val="24"/>
-          <w:szCs w:val="24"/>
-        </w:rPr>
-        <w:t xml:space="preserve"> fenêtre</w:t>
-      </w:r>
-      <w:r>
-        <w:rPr>
-          <w:rFonts w:ascii="Arial" w:hAnsi="Arial" w:cs="Arial"/>
-          <w:bCs/>
-          <w:sz w:val="24"/>
-          <w:szCs w:val="24"/>
-        </w:rPr>
-        <w:t xml:space="preserve"> </w:t>
-      </w:r>
-      <w:r>
-        <w:rPr>
-          <w:rFonts w:ascii="Arial" w:hAnsi="Arial" w:cs="Arial"/>
-          <w:bCs/>
-          <w:sz w:val="24"/>
-          <w:szCs w:val="24"/>
-        </w:rPr>
-        <w:t>sur laquelle on va dessiner</w:t>
-      </w:r>
-    </w:p>
-    <w:p>
-      <w:pPr>
-        <w:widowControl w:val="0"/>
-        <w:tabs>
-          <w:tab w:val="left" w:pos="6580"/>
-        </w:tabs>
-        <w:autoSpaceDE w:val="0"/>
-        <w:autoSpaceDN w:val="0"/>
-        <w:adjustRightInd w:val="0"/>
-        <w:spacing w:after="0" w:line="240" w:lineRule="auto"/>
-        <w:rPr>
-          <w:rFonts w:ascii="Arial" w:hAnsi="Arial" w:cs="Arial"/>
-          <w:bCs/>
-          <w:sz w:val="24"/>
-          <w:szCs w:val="24"/>
-        </w:rPr>
-      </w:pPr>
-    </w:p>
-    <w:p>
-      <w:pPr>
-        <w:widowControl w:val="0"/>
-        <w:tabs>
-          <w:tab w:val="left" w:pos="6580"/>
-        </w:tabs>
-        <w:autoSpaceDE w:val="0"/>
-        <w:autoSpaceDN w:val="0"/>
-        <w:adjustRightInd w:val="0"/>
-        <w:spacing w:after="0" w:line="240" w:lineRule="auto"/>
-        <w:jc w:val="center"/>
-        <w:rPr>
-          <w:rFonts w:ascii="Arial" w:hAnsi="Arial" w:cs="Arial"/>
-          <w:b/>
-          <w:bCs/>
-          <w:sz w:val="28"/>
-          <w:szCs w:val="28"/>
-        </w:rPr>
-      </w:pPr>
-      <w:r>
-        <w:rPr>
-          <w:rFonts w:ascii="Arial" w:hAnsi="Arial" w:cs="Arial"/>
-          <w:b/>
-          <w:bCs/>
-          <w:sz w:val="28"/>
-          <w:szCs w:val="28"/>
-        </w:rPr>
-        <w:t>C++ Client</w:t>
-      </w:r>
-    </w:p>
-    <w:p>
-      <w:pPr>
-        <w:widowControl w:val="0"/>
-        <w:tabs>
-          <w:tab w:val="left" w:pos="6580"/>
-        </w:tabs>
-        <w:autoSpaceDE w:val="0"/>
-        <w:autoSpaceDN w:val="0"/>
-        <w:adjustRightInd w:val="0"/>
-        <w:spacing w:after="0" w:line="240" w:lineRule="auto"/>
-        <w:rPr>
-          <w:rFonts w:ascii="Arial" w:hAnsi="Arial" w:cs="Arial"/>
-          <w:bCs/>
-          <w:sz w:val="24"/>
-          <w:szCs w:val="24"/>
-        </w:rPr>
-      </w:pPr>
-    </w:p>
-    <w:p>
-      <w:pPr>
-        <w:widowControl w:val="0"/>
-        <w:tabs>
-          <w:tab w:val="left" w:pos="6580"/>
-        </w:tabs>
-        <w:autoSpaceDE w:val="0"/>
-        <w:autoSpaceDN w:val="0"/>
-        <w:adjustRightInd w:val="0"/>
-        <w:spacing w:after="0" w:line="240" w:lineRule="auto"/>
-        <w:rPr>
-          <w:rFonts w:ascii="Arial" w:hAnsi="Arial" w:cs="Arial"/>
-          <w:bCs/>
-          <w:sz w:val="24"/>
-          <w:szCs w:val="24"/>
-        </w:rPr>
-      </w:pPr>
-      <w:r>
-        <w:rPr>
-          <w:rFonts w:ascii="Arial" w:hAnsi="Arial" w:cs="Arial"/>
-          <w:bCs/>
-          <w:sz w:val="24"/>
-          <w:szCs w:val="24"/>
-        </w:rPr>
-        <w:t>La partie C++ consiste à faire un client C++ qui va envoyer des requêtes au server, l’utilité est que le C++ à une vitesse de calcule largement plus rapide que le java</w:t>
-      </w:r>
-    </w:p>
-    <w:p>
-      <w:pPr>
-        <w:widowControl w:val="0"/>
-        <w:tabs>
-          <w:tab w:val="left" w:pos="6580"/>
-        </w:tabs>
-        <w:autoSpaceDE w:val="0"/>
-        <w:autoSpaceDN w:val="0"/>
-        <w:adjustRightInd w:val="0"/>
-        <w:spacing w:after="0" w:line="240" w:lineRule="auto"/>
-        <w:rPr>
-          <w:rFonts w:ascii="Arial" w:hAnsi="Arial" w:cs="Arial"/>
-          <w:bCs/>
-          <w:sz w:val="24"/>
-          <w:szCs w:val="24"/>
-        </w:rPr>
-      </w:pPr>
-    </w:p>
-    <w:p>
-      <w:pPr>
-        <w:widowControl w:val="0"/>
-        <w:tabs>
-          <w:tab w:val="left" w:pos="6580"/>
-        </w:tabs>
-        <w:autoSpaceDE w:val="0"/>
-        <w:autoSpaceDN w:val="0"/>
-        <w:adjustRightInd w:val="0"/>
-        <w:spacing w:after="0" w:line="240" w:lineRule="auto"/>
-        <w:jc w:val="center"/>
-        <w:rPr>
-          <w:rFonts w:ascii="Arial" w:hAnsi="Arial" w:cs="Arial"/>
-          <w:b/>
-          <w:bCs/>
-          <w:sz w:val="28"/>
-          <w:szCs w:val="28"/>
-        </w:rPr>
-      </w:pPr>
-    </w:p>
-    <w:p>
-      <w:pPr>
-        <w:widowControl w:val="0"/>
-        <w:tabs>
-          <w:tab w:val="left" w:pos="6580"/>
-        </w:tabs>
-        <w:autoSpaceDE w:val="0"/>
-        <w:autoSpaceDN w:val="0"/>
-        <w:adjustRightInd w:val="0"/>
-        <w:spacing w:after="0" w:line="240" w:lineRule="auto"/>
-        <w:jc w:val="center"/>
-        <w:rPr>
-          <w:rFonts w:ascii="Arial" w:hAnsi="Arial" w:cs="Arial"/>
-          <w:b/>
-          <w:bCs/>
-          <w:sz w:val="28"/>
-          <w:szCs w:val="28"/>
-        </w:rPr>
-      </w:pPr>
-    </w:p>
-    <w:p>
-      <w:pPr>
-        <w:widowControl w:val="0"/>
-        <w:tabs>
-          <w:tab w:val="left" w:pos="6580"/>
-        </w:tabs>
-        <w:autoSpaceDE w:val="0"/>
-        <w:autoSpaceDN w:val="0"/>
-        <w:adjustRightInd w:val="0"/>
-        <w:spacing w:after="0" w:line="240" w:lineRule="auto"/>
-        <w:jc w:val="center"/>
-        <w:rPr>
-          <w:rFonts w:ascii="Arial" w:hAnsi="Arial" w:cs="Arial"/>
-          <w:b/>
-          <w:bCs/>
-          <w:sz w:val="28"/>
-          <w:szCs w:val="28"/>
-        </w:rPr>
-      </w:pPr>
-    </w:p>
-    <w:p>
-      <w:pPr>
-        <w:widowControl w:val="0"/>
-        <w:tabs>
-          <w:tab w:val="left" w:pos="6580"/>
-        </w:tabs>
-        <w:autoSpaceDE w:val="0"/>
-        <w:autoSpaceDN w:val="0"/>
-        <w:adjustRightInd w:val="0"/>
-        <w:spacing w:after="0" w:line="240" w:lineRule="auto"/>
-        <w:jc w:val="center"/>
-        <w:rPr>
-          <w:rFonts w:ascii="Arial" w:hAnsi="Arial" w:cs="Arial"/>
-          <w:b/>
-          <w:bCs/>
-          <w:sz w:val="28"/>
-          <w:szCs w:val="28"/>
-        </w:rPr>
-      </w:pPr>
-    </w:p>
-    <w:p>
-      <w:pPr>
-        <w:widowControl w:val="0"/>
-        <w:tabs>
-          <w:tab w:val="left" w:pos="6580"/>
-        </w:tabs>
-        <w:autoSpaceDE w:val="0"/>
-        <w:autoSpaceDN w:val="0"/>
-        <w:adjustRightInd w:val="0"/>
-        <w:spacing w:after="0" w:line="240" w:lineRule="auto"/>
-        <w:jc w:val="center"/>
-        <w:rPr>
-          <w:rFonts w:ascii="Arial" w:hAnsi="Arial" w:cs="Arial"/>
-          <w:b/>
-          <w:bCs/>
-          <w:sz w:val="28"/>
-          <w:szCs w:val="28"/>
-        </w:rPr>
-      </w:pPr>
-    </w:p>
-    <w:p>
-      <w:pPr>
-        <w:widowControl w:val="0"/>
-        <w:tabs>
-          <w:tab w:val="left" w:pos="6580"/>
-        </w:tabs>
-        <w:autoSpaceDE w:val="0"/>
-        <w:autoSpaceDN w:val="0"/>
-        <w:adjustRightInd w:val="0"/>
-        <w:spacing w:after="0" w:line="240" w:lineRule="auto"/>
-        <w:jc w:val="center"/>
-        <w:rPr>
-          <w:rFonts w:ascii="Arial" w:hAnsi="Arial" w:cs="Arial"/>
-          <w:b/>
-          <w:bCs/>
-          <w:sz w:val="28"/>
-          <w:szCs w:val="28"/>
-        </w:rPr>
-      </w:pPr>
-    </w:p>
-    <w:p>
-      <w:pPr>
-        <w:widowControl w:val="0"/>
-        <w:tabs>
-          <w:tab w:val="left" w:pos="6580"/>
-        </w:tabs>
-        <w:autoSpaceDE w:val="0"/>
-        <w:autoSpaceDN w:val="0"/>
-        <w:adjustRightInd w:val="0"/>
-        <w:spacing w:after="0" w:line="240" w:lineRule="auto"/>
-        <w:jc w:val="center"/>
-        <w:rPr>
-          <w:rFonts w:ascii="Arial" w:hAnsi="Arial" w:cs="Arial"/>
-          <w:b/>
-          <w:bCs/>
-          <w:sz w:val="28"/>
-          <w:szCs w:val="28"/>
-        </w:rPr>
-      </w:pPr>
-    </w:p>
-    <w:p>
-      <w:pPr>
-        <w:widowControl w:val="0"/>
-        <w:tabs>
-          <w:tab w:val="left" w:pos="6580"/>
-        </w:tabs>
-        <w:autoSpaceDE w:val="0"/>
-        <w:autoSpaceDN w:val="0"/>
-        <w:adjustRightInd w:val="0"/>
-        <w:spacing w:after="0" w:line="240" w:lineRule="auto"/>
-        <w:jc w:val="center"/>
-        <w:rPr>
-          <w:rFonts w:ascii="Arial" w:hAnsi="Arial" w:cs="Arial"/>
-          <w:b/>
-          <w:bCs/>
-          <w:sz w:val="28"/>
-          <w:szCs w:val="28"/>
-        </w:rPr>
-      </w:pPr>
-    </w:p>
-    <w:p>
-      <w:pPr>
-        <w:widowControl w:val="0"/>
-        <w:tabs>
-          <w:tab w:val="left" w:pos="6580"/>
-        </w:tabs>
-        <w:autoSpaceDE w:val="0"/>
-        <w:autoSpaceDN w:val="0"/>
-        <w:adjustRightInd w:val="0"/>
-        <w:spacing w:after="0" w:line="240" w:lineRule="auto"/>
-        <w:jc w:val="center"/>
-        <w:rPr>
-          <w:rFonts w:ascii="Arial" w:hAnsi="Arial" w:cs="Arial"/>
-          <w:b/>
-          <w:bCs/>
-          <w:sz w:val="28"/>
-          <w:szCs w:val="28"/>
-        </w:rPr>
-      </w:pPr>
-    </w:p>
-    <w:p>
-      <w:pPr>
-        <w:widowControl w:val="0"/>
-        <w:tabs>
-          <w:tab w:val="left" w:pos="6580"/>
-        </w:tabs>
-        <w:autoSpaceDE w:val="0"/>
-        <w:autoSpaceDN w:val="0"/>
-        <w:adjustRightInd w:val="0"/>
-        <w:spacing w:after="0" w:line="240" w:lineRule="auto"/>
-        <w:jc w:val="center"/>
-        <w:rPr>
-          <w:rFonts w:ascii="Arial" w:hAnsi="Arial" w:cs="Arial"/>
-          <w:b/>
-          <w:bCs/>
-          <w:sz w:val="28"/>
-          <w:szCs w:val="28"/>
-        </w:rPr>
-      </w:pPr>
-    </w:p>
-    <w:p>
-      <w:pPr>
-        <w:widowControl w:val="0"/>
-        <w:tabs>
-          <w:tab w:val="left" w:pos="6580"/>
-        </w:tabs>
-        <w:autoSpaceDE w:val="0"/>
-        <w:autoSpaceDN w:val="0"/>
-        <w:adjustRightInd w:val="0"/>
-        <w:spacing w:after="0" w:line="240" w:lineRule="auto"/>
-        <w:jc w:val="center"/>
-        <w:rPr>
-          <w:rFonts w:ascii="Arial" w:hAnsi="Arial" w:cs="Arial"/>
-          <w:b/>
-          <w:bCs/>
-          <w:sz w:val="28"/>
-          <w:szCs w:val="28"/>
-        </w:rPr>
-      </w:pPr>
-    </w:p>
-    <w:p>
-      <w:pPr>
-        <w:widowControl w:val="0"/>
-        <w:tabs>
-          <w:tab w:val="left" w:pos="6580"/>
-        </w:tabs>
-        <w:autoSpaceDE w:val="0"/>
-        <w:autoSpaceDN w:val="0"/>
-        <w:adjustRightInd w:val="0"/>
-        <w:spacing w:after="0" w:line="240" w:lineRule="auto"/>
-        <w:jc w:val="center"/>
-        <w:rPr>
-          <w:rFonts w:ascii="Arial" w:hAnsi="Arial" w:cs="Arial"/>
-          <w:b/>
-          <w:bCs/>
-          <w:sz w:val="28"/>
-          <w:szCs w:val="28"/>
-        </w:rPr>
-      </w:pPr>
-    </w:p>
-    <w:p>
-      <w:pPr>
-        <w:widowControl w:val="0"/>
-        <w:tabs>
-          <w:tab w:val="left" w:pos="6580"/>
-        </w:tabs>
-        <w:autoSpaceDE w:val="0"/>
-        <w:autoSpaceDN w:val="0"/>
-        <w:adjustRightInd w:val="0"/>
-        <w:spacing w:after="0" w:line="240" w:lineRule="auto"/>
-        <w:jc w:val="center"/>
-        <w:rPr>
-          <w:rFonts w:ascii="Arial" w:hAnsi="Arial" w:cs="Arial"/>
-          <w:b/>
-          <w:bCs/>
-          <w:sz w:val="28"/>
-          <w:szCs w:val="28"/>
-        </w:rPr>
-      </w:pPr>
-    </w:p>
-    <w:p>
-      <w:pPr>
-        <w:widowControl w:val="0"/>
-        <w:tabs>
-          <w:tab w:val="left" w:pos="6580"/>
-        </w:tabs>
-        <w:autoSpaceDE w:val="0"/>
-        <w:autoSpaceDN w:val="0"/>
-        <w:adjustRightInd w:val="0"/>
-        <w:spacing w:after="0" w:line="240" w:lineRule="auto"/>
-        <w:jc w:val="center"/>
-        <w:rPr>
-          <w:rFonts w:ascii="Arial" w:hAnsi="Arial" w:cs="Arial"/>
-          <w:b/>
-          <w:bCs/>
-          <w:sz w:val="28"/>
-          <w:szCs w:val="28"/>
-        </w:rPr>
-      </w:pPr>
-    </w:p>
-    <w:p>
-      <w:pPr>
-        <w:widowControl w:val="0"/>
-        <w:tabs>
-          <w:tab w:val="left" w:pos="6580"/>
-        </w:tabs>
-        <w:autoSpaceDE w:val="0"/>
-        <w:autoSpaceDN w:val="0"/>
-        <w:adjustRightInd w:val="0"/>
-        <w:spacing w:after="0" w:line="240" w:lineRule="auto"/>
-        <w:jc w:val="center"/>
-        <w:rPr>
-          <w:rFonts w:ascii="Arial" w:hAnsi="Arial" w:cs="Arial"/>
-          <w:b/>
-          <w:bCs/>
-          <w:sz w:val="28"/>
-          <w:szCs w:val="28"/>
-        </w:rPr>
-      </w:pPr>
-    </w:p>
-    <w:p>
-      <w:pPr>
-        <w:widowControl w:val="0"/>
-        <w:tabs>
-          <w:tab w:val="left" w:pos="6580"/>
-        </w:tabs>
-        <w:autoSpaceDE w:val="0"/>
-        <w:autoSpaceDN w:val="0"/>
-        <w:adjustRightInd w:val="0"/>
-        <w:spacing w:after="0" w:line="240" w:lineRule="auto"/>
-        <w:jc w:val="center"/>
-        <w:rPr>
-          <w:rFonts w:ascii="Arial" w:hAnsi="Arial" w:cs="Arial"/>
-          <w:b/>
-          <w:bCs/>
-          <w:sz w:val="28"/>
-          <w:szCs w:val="28"/>
-        </w:rPr>
-      </w:pPr>
-    </w:p>
-    <w:p>
-      <w:pPr>
-        <w:widowControl w:val="0"/>
-        <w:tabs>
-          <w:tab w:val="left" w:pos="6580"/>
-        </w:tabs>
-        <w:autoSpaceDE w:val="0"/>
-        <w:autoSpaceDN w:val="0"/>
-        <w:adjustRightInd w:val="0"/>
-        <w:spacing w:after="0" w:line="240" w:lineRule="auto"/>
-        <w:jc w:val="center"/>
-        <w:rPr>
-          <w:rFonts w:ascii="Arial" w:hAnsi="Arial" w:cs="Arial"/>
-          <w:b/>
-          <w:bCs/>
-          <w:sz w:val="28"/>
-          <w:szCs w:val="28"/>
-        </w:rPr>
-      </w:pPr>
-    </w:p>
-    <w:p>
-      <w:pPr>
-        <w:widowControl w:val="0"/>
-        <w:tabs>
-          <w:tab w:val="left" w:pos="6580"/>
-        </w:tabs>
-        <w:autoSpaceDE w:val="0"/>
-        <w:autoSpaceDN w:val="0"/>
-        <w:adjustRightInd w:val="0"/>
-        <w:spacing w:after="0" w:line="240" w:lineRule="auto"/>
-        <w:jc w:val="center"/>
-        <w:rPr>
-          <w:rFonts w:ascii="Arial" w:hAnsi="Arial" w:cs="Arial"/>
-          <w:b/>
-          <w:bCs/>
-          <w:sz w:val="28"/>
-          <w:szCs w:val="28"/>
-        </w:rPr>
-      </w:pPr>
-    </w:p>
-    <w:p>
-      <w:pPr>
-        <w:widowControl w:val="0"/>
-        <w:tabs>
-          <w:tab w:val="left" w:pos="6580"/>
-        </w:tabs>
-        <w:autoSpaceDE w:val="0"/>
-        <w:autoSpaceDN w:val="0"/>
-        <w:adjustRightInd w:val="0"/>
-        <w:spacing w:after="0" w:line="240" w:lineRule="auto"/>
-        <w:jc w:val="center"/>
-        <w:rPr>
-          <w:rFonts w:ascii="Arial" w:hAnsi="Arial" w:cs="Arial"/>
-          <w:b/>
-          <w:bCs/>
-          <w:sz w:val="28"/>
-          <w:szCs w:val="28"/>
-        </w:rPr>
-      </w:pPr>
-    </w:p>
-    <w:p>
-      <w:pPr>
-        <w:widowControl w:val="0"/>
-        <w:tabs>
-          <w:tab w:val="left" w:pos="6580"/>
-        </w:tabs>
-        <w:autoSpaceDE w:val="0"/>
-        <w:autoSpaceDN w:val="0"/>
-        <w:adjustRightInd w:val="0"/>
-        <w:spacing w:after="0" w:line="240" w:lineRule="auto"/>
-        <w:jc w:val="center"/>
-        <w:rPr>
-          <w:rFonts w:ascii="Arial" w:hAnsi="Arial" w:cs="Arial"/>
-          <w:b/>
-          <w:bCs/>
-          <w:sz w:val="28"/>
-          <w:szCs w:val="28"/>
-        </w:rPr>
-      </w:pPr>
-    </w:p>
-    <w:p>
-      <w:pPr>
-        <w:widowControl w:val="0"/>
-        <w:tabs>
-          <w:tab w:val="left" w:pos="6580"/>
-        </w:tabs>
-        <w:autoSpaceDE w:val="0"/>
-        <w:autoSpaceDN w:val="0"/>
-        <w:adjustRightInd w:val="0"/>
-        <w:spacing w:after="0" w:line="240" w:lineRule="auto"/>
-        <w:jc w:val="center"/>
-        <w:rPr>
-          <w:rFonts w:ascii="Arial" w:hAnsi="Arial" w:cs="Arial"/>
-          <w:b/>
-          <w:bCs/>
-          <w:sz w:val="28"/>
-          <w:szCs w:val="28"/>
-        </w:rPr>
-      </w:pPr>
-    </w:p>
-    <w:p>
-      <w:pPr>
-        <w:widowControl w:val="0"/>
-        <w:tabs>
-          <w:tab w:val="left" w:pos="6580"/>
-        </w:tabs>
-        <w:autoSpaceDE w:val="0"/>
-        <w:autoSpaceDN w:val="0"/>
-        <w:adjustRightInd w:val="0"/>
-        <w:spacing w:after="0" w:line="240" w:lineRule="auto"/>
-        <w:jc w:val="center"/>
-        <w:rPr>
-          <w:rFonts w:ascii="Arial" w:hAnsi="Arial" w:cs="Arial"/>
-          <w:b/>
-          <w:bCs/>
-          <w:sz w:val="28"/>
-          <w:szCs w:val="28"/>
-        </w:rPr>
-      </w:pPr>
-    </w:p>
-    <w:p>
-      <w:pPr>
-        <w:widowControl w:val="0"/>
-        <w:tabs>
-          <w:tab w:val="left" w:pos="6580"/>
-        </w:tabs>
-        <w:autoSpaceDE w:val="0"/>
-        <w:autoSpaceDN w:val="0"/>
-        <w:adjustRightInd w:val="0"/>
-        <w:spacing w:after="0" w:line="240" w:lineRule="auto"/>
-        <w:jc w:val="center"/>
-        <w:rPr>
-          <w:rFonts w:ascii="Arial" w:hAnsi="Arial" w:cs="Arial"/>
-          <w:b/>
-          <w:bCs/>
-          <w:sz w:val="28"/>
-          <w:szCs w:val="28"/>
-        </w:rPr>
-      </w:pPr>
-    </w:p>
-    <w:p>
-      <w:pPr>
-        <w:widowControl w:val="0"/>
-        <w:tabs>
-          <w:tab w:val="left" w:pos="6580"/>
-        </w:tabs>
-        <w:autoSpaceDE w:val="0"/>
-        <w:autoSpaceDN w:val="0"/>
-        <w:adjustRightInd w:val="0"/>
-        <w:spacing w:after="0" w:line="240" w:lineRule="auto"/>
-        <w:jc w:val="center"/>
-        <w:rPr>
-          <w:rFonts w:ascii="Arial" w:hAnsi="Arial" w:cs="Arial"/>
-          <w:b/>
-          <w:bCs/>
-          <w:sz w:val="28"/>
-          <w:szCs w:val="28"/>
-        </w:rPr>
-      </w:pPr>
+        <w:t>tâches</w:t>
+      </w:r>
       <w:bookmarkStart w:id="1" w:name="_GoBack"/>
       <w:bookmarkEnd w:id="1"/>
       <w:r>
         <w:rPr>
           <w:rFonts w:ascii="Arial" w:hAnsi="Arial" w:cs="Arial"/>
-          <w:b/>
-          <w:bCs/>
-          <w:sz w:val="28"/>
-          <w:szCs w:val="28"/>
-        </w:rPr>
-        <w:lastRenderedPageBreak/>
+          <w:bCs/>
+          <w:sz w:val="24"/>
+          <w:szCs w:val="24"/>
+        </w:rPr>
+        <w:t xml:space="preserve"> qui sont :</w:t>
+      </w:r>
+    </w:p>
+    <w:p>
+      <w:pPr>
+        <w:widowControl w:val="0"/>
+        <w:tabs>
+          <w:tab w:val="left" w:pos="6580"/>
+        </w:tabs>
+        <w:autoSpaceDE w:val="0"/>
+        <w:autoSpaceDN w:val="0"/>
+        <w:adjustRightInd w:val="0"/>
+        <w:spacing w:after="0" w:line="240" w:lineRule="auto"/>
+        <w:rPr>
+          <w:rFonts w:ascii="Arial" w:hAnsi="Arial" w:cs="Arial"/>
+          <w:b/>
+          <w:bCs/>
+          <w:sz w:val="28"/>
+          <w:szCs w:val="28"/>
+        </w:rPr>
+      </w:pPr>
+      <w:r>
+        <w:rPr>
+          <w:rFonts w:ascii="Arial" w:hAnsi="Arial" w:cs="Arial"/>
+          <w:bCs/>
+          <w:sz w:val="24"/>
+          <w:szCs w:val="24"/>
+        </w:rPr>
+        <w:t>La communication entre les deux programmes (C++/Java)</w:t>
+      </w:r>
+    </w:p>
+    <w:p>
+      <w:pPr>
+        <w:widowControl w:val="0"/>
+        <w:tabs>
+          <w:tab w:val="left" w:pos="6580"/>
+        </w:tabs>
+        <w:autoSpaceDE w:val="0"/>
+        <w:autoSpaceDN w:val="0"/>
+        <w:adjustRightInd w:val="0"/>
+        <w:spacing w:after="0" w:line="240" w:lineRule="auto"/>
+        <w:jc w:val="center"/>
+        <w:rPr>
+          <w:rFonts w:ascii="Arial" w:hAnsi="Arial" w:cs="Arial"/>
+          <w:b/>
+          <w:bCs/>
+          <w:sz w:val="28"/>
+          <w:szCs w:val="28"/>
+        </w:rPr>
+      </w:pPr>
+    </w:p>
+    <w:p>
+      <w:pPr>
+        <w:widowControl w:val="0"/>
+        <w:tabs>
+          <w:tab w:val="left" w:pos="6580"/>
+        </w:tabs>
+        <w:autoSpaceDE w:val="0"/>
+        <w:autoSpaceDN w:val="0"/>
+        <w:adjustRightInd w:val="0"/>
+        <w:spacing w:after="0" w:line="240" w:lineRule="auto"/>
+        <w:jc w:val="center"/>
+        <w:rPr>
+          <w:rFonts w:ascii="Arial" w:hAnsi="Arial" w:cs="Arial"/>
+          <w:b/>
+          <w:bCs/>
+          <w:sz w:val="28"/>
+          <w:szCs w:val="28"/>
+        </w:rPr>
+      </w:pPr>
+      <w:r>
+        <w:rPr>
+          <w:rFonts w:ascii="Arial" w:hAnsi="Arial" w:cs="Arial"/>
+          <w:b/>
+          <w:bCs/>
+          <w:sz w:val="28"/>
+          <w:szCs w:val="28"/>
+        </w:rPr>
+        <w:t>Communication Client C++ à Server Java</w:t>
+      </w:r>
+    </w:p>
+    <w:p>
+      <w:pPr>
+        <w:widowControl w:val="0"/>
+        <w:tabs>
+          <w:tab w:val="left" w:pos="6580"/>
+        </w:tabs>
+        <w:autoSpaceDE w:val="0"/>
+        <w:autoSpaceDN w:val="0"/>
+        <w:adjustRightInd w:val="0"/>
+        <w:spacing w:after="0" w:line="240" w:lineRule="auto"/>
+        <w:jc w:val="center"/>
+        <w:rPr>
+          <w:rFonts w:ascii="Arial" w:hAnsi="Arial" w:cs="Arial"/>
+          <w:bCs/>
+          <w:sz w:val="24"/>
+          <w:szCs w:val="24"/>
+        </w:rPr>
+      </w:pPr>
+    </w:p>
+    <w:p>
+      <w:pPr>
+        <w:widowControl w:val="0"/>
+        <w:tabs>
+          <w:tab w:val="left" w:pos="6580"/>
+        </w:tabs>
+        <w:autoSpaceDE w:val="0"/>
+        <w:autoSpaceDN w:val="0"/>
+        <w:adjustRightInd w:val="0"/>
+        <w:rPr>
+          <w:rFonts w:ascii="Arial" w:hAnsi="Arial" w:cs="Arial"/>
+          <w:bCs/>
+          <w:sz w:val="24"/>
+          <w:szCs w:val="24"/>
+        </w:rPr>
+      </w:pPr>
+      <w:r>
+        <w:rPr>
+          <w:rFonts w:ascii="Arial" w:hAnsi="Arial" w:cs="Arial"/>
+          <w:bCs/>
+          <w:sz w:val="24"/>
+          <w:szCs w:val="24"/>
+        </w:rPr>
+        <w:t xml:space="preserve">Pour la communication nous avons utilisé le système de socket. Pour le client C++ nous avons utilisé la librairie </w:t>
+      </w:r>
+      <w:r>
+        <w:rPr>
+          <w:rFonts w:ascii="Arial" w:hAnsi="Arial" w:cs="Arial"/>
+          <w:bCs/>
+          <w:sz w:val="24"/>
+          <w:szCs w:val="24"/>
+        </w:rPr>
+        <w:t>« </w:t>
+      </w:r>
+      <w:proofErr w:type="spellStart"/>
+      <w:r>
+        <w:rPr>
+          <w:rFonts w:ascii="Arial" w:hAnsi="Arial" w:cs="Arial"/>
+          <w:bCs/>
+          <w:sz w:val="24"/>
+          <w:szCs w:val="24"/>
+        </w:rPr>
+        <w:t>winsock.h</w:t>
+      </w:r>
+      <w:proofErr w:type="spellEnd"/>
+      <w:r>
+        <w:rPr>
+          <w:rFonts w:ascii="Arial" w:hAnsi="Arial" w:cs="Arial"/>
+          <w:bCs/>
+          <w:sz w:val="24"/>
+          <w:szCs w:val="24"/>
+        </w:rPr>
+        <w:t> »</w:t>
+      </w:r>
+      <w:r>
+        <w:rPr>
+          <w:rFonts w:ascii="Arial" w:hAnsi="Arial" w:cs="Arial"/>
+          <w:bCs/>
+          <w:sz w:val="24"/>
+          <w:szCs w:val="24"/>
+        </w:rPr>
+        <w:t xml:space="preserve"> pour W</w:t>
+      </w:r>
+      <w:r>
+        <w:rPr>
+          <w:rFonts w:ascii="Arial" w:hAnsi="Arial" w:cs="Arial"/>
+          <w:bCs/>
+          <w:sz w:val="24"/>
+          <w:szCs w:val="24"/>
+        </w:rPr>
+        <w:t xml:space="preserve">indows </w:t>
+      </w:r>
+      <w:r>
+        <w:rPr>
+          <w:rFonts w:ascii="Arial" w:hAnsi="Arial" w:cs="Arial"/>
+          <w:bCs/>
+          <w:sz w:val="24"/>
+          <w:szCs w:val="24"/>
+        </w:rPr>
+        <w:t>et pour L</w:t>
+      </w:r>
+      <w:r>
+        <w:rPr>
+          <w:rFonts w:ascii="Arial" w:hAnsi="Arial" w:cs="Arial"/>
+          <w:bCs/>
+          <w:sz w:val="24"/>
+          <w:szCs w:val="24"/>
+        </w:rPr>
+        <w:t xml:space="preserve">inux les librairies </w:t>
+      </w:r>
+      <w:r>
+        <w:rPr>
+          <w:rFonts w:ascii="Arial" w:hAnsi="Arial" w:cs="Arial"/>
+          <w:bCs/>
+          <w:sz w:val="24"/>
+          <w:szCs w:val="24"/>
+        </w:rPr>
+        <w:t>« </w:t>
+      </w:r>
+      <w:proofErr w:type="spellStart"/>
+      <w:r>
+        <w:rPr>
+          <w:rFonts w:ascii="Arial" w:hAnsi="Arial" w:cs="Arial"/>
+          <w:bCs/>
+          <w:sz w:val="24"/>
+          <w:szCs w:val="24"/>
+        </w:rPr>
+        <w:t>sys</w:t>
+      </w:r>
+      <w:proofErr w:type="spellEnd"/>
+      <w:r>
+        <w:rPr>
+          <w:rFonts w:ascii="Arial" w:hAnsi="Arial" w:cs="Arial"/>
+          <w:bCs/>
+          <w:sz w:val="24"/>
+          <w:szCs w:val="24"/>
+        </w:rPr>
+        <w:t>/</w:t>
+      </w:r>
+      <w:proofErr w:type="spellStart"/>
+      <w:r>
+        <w:rPr>
+          <w:rFonts w:ascii="Arial" w:hAnsi="Arial" w:cs="Arial"/>
+          <w:bCs/>
+          <w:sz w:val="24"/>
+          <w:szCs w:val="24"/>
+        </w:rPr>
+        <w:t>socket.h</w:t>
+      </w:r>
+      <w:proofErr w:type="spellEnd"/>
+      <w:r>
+        <w:rPr>
+          <w:rFonts w:ascii="Arial" w:hAnsi="Arial" w:cs="Arial"/>
+          <w:bCs/>
+          <w:sz w:val="24"/>
+          <w:szCs w:val="24"/>
+        </w:rPr>
+        <w:t> »</w:t>
+      </w:r>
+      <w:r>
+        <w:rPr>
+          <w:rFonts w:ascii="Arial" w:hAnsi="Arial" w:cs="Arial"/>
+          <w:bCs/>
+          <w:sz w:val="24"/>
+          <w:szCs w:val="24"/>
+        </w:rPr>
+        <w:t xml:space="preserve"> et </w:t>
+      </w:r>
+      <w:r>
+        <w:rPr>
+          <w:rFonts w:ascii="Arial" w:hAnsi="Arial" w:cs="Arial"/>
+          <w:bCs/>
+          <w:sz w:val="24"/>
+          <w:szCs w:val="24"/>
+        </w:rPr>
+        <w:t>« </w:t>
+      </w:r>
+      <w:proofErr w:type="spellStart"/>
+      <w:r>
+        <w:rPr>
+          <w:rFonts w:ascii="Arial" w:hAnsi="Arial" w:cs="Arial"/>
+          <w:bCs/>
+          <w:sz w:val="24"/>
+          <w:szCs w:val="24"/>
+        </w:rPr>
+        <w:t>netinet</w:t>
+      </w:r>
+      <w:proofErr w:type="spellEnd"/>
+      <w:r>
+        <w:rPr>
+          <w:rFonts w:ascii="Arial" w:hAnsi="Arial" w:cs="Arial"/>
+          <w:bCs/>
+          <w:sz w:val="24"/>
+          <w:szCs w:val="24"/>
+        </w:rPr>
+        <w:t>/</w:t>
+      </w:r>
+      <w:proofErr w:type="spellStart"/>
+      <w:r>
+        <w:rPr>
+          <w:rFonts w:ascii="Arial" w:hAnsi="Arial" w:cs="Arial"/>
+          <w:bCs/>
+          <w:sz w:val="24"/>
+          <w:szCs w:val="24"/>
+        </w:rPr>
+        <w:t>in.h</w:t>
+      </w:r>
+      <w:proofErr w:type="spellEnd"/>
+      <w:r>
+        <w:rPr>
+          <w:rFonts w:ascii="Arial" w:hAnsi="Arial" w:cs="Arial"/>
+          <w:bCs/>
+          <w:sz w:val="24"/>
+          <w:szCs w:val="24"/>
+        </w:rPr>
+        <w:t> »</w:t>
+      </w:r>
+      <w:r>
+        <w:rPr>
+          <w:rFonts w:ascii="Arial" w:hAnsi="Arial" w:cs="Arial"/>
+          <w:bCs/>
+          <w:sz w:val="24"/>
+          <w:szCs w:val="24"/>
+        </w:rPr>
+        <w:t xml:space="preserve"> et pour la partie Server Java on appelle la librairie </w:t>
+      </w:r>
+      <w:r>
+        <w:rPr>
+          <w:rFonts w:ascii="Arial" w:hAnsi="Arial" w:cs="Arial"/>
+          <w:bCs/>
+          <w:sz w:val="24"/>
+          <w:szCs w:val="24"/>
+        </w:rPr>
+        <w:t>« </w:t>
+      </w:r>
+      <w:r>
+        <w:rPr>
+          <w:rFonts w:ascii="Arial" w:hAnsi="Arial" w:cs="Arial"/>
+          <w:bCs/>
+          <w:sz w:val="24"/>
+          <w:szCs w:val="24"/>
+        </w:rPr>
+        <w:t>java.net</w:t>
+      </w:r>
+      <w:r>
+        <w:rPr>
+          <w:rFonts w:ascii="Arial" w:hAnsi="Arial" w:cs="Arial"/>
+          <w:bCs/>
+          <w:sz w:val="24"/>
+          <w:szCs w:val="24"/>
+        </w:rPr>
+        <w:t> »</w:t>
+      </w:r>
+    </w:p>
+    <w:p>
+      <w:pPr>
+        <w:widowControl w:val="0"/>
+        <w:tabs>
+          <w:tab w:val="left" w:pos="6580"/>
+        </w:tabs>
+        <w:autoSpaceDE w:val="0"/>
+        <w:autoSpaceDN w:val="0"/>
+        <w:adjustRightInd w:val="0"/>
+        <w:spacing w:after="0" w:line="240" w:lineRule="auto"/>
+        <w:jc w:val="center"/>
+        <w:rPr>
+          <w:rFonts w:ascii="Arial" w:hAnsi="Arial" w:cs="Arial"/>
+          <w:bCs/>
+          <w:sz w:val="24"/>
+          <w:szCs w:val="24"/>
+        </w:rPr>
+      </w:pPr>
+    </w:p>
+    <w:p>
+      <w:pPr>
+        <w:widowControl w:val="0"/>
+        <w:tabs>
+          <w:tab w:val="left" w:pos="6580"/>
+        </w:tabs>
+        <w:autoSpaceDE w:val="0"/>
+        <w:autoSpaceDN w:val="0"/>
+        <w:adjustRightInd w:val="0"/>
+        <w:spacing w:after="0" w:line="240" w:lineRule="auto"/>
+        <w:jc w:val="center"/>
+        <w:rPr>
+          <w:rFonts w:ascii="Arial" w:hAnsi="Arial" w:cs="Arial"/>
+          <w:b/>
+          <w:bCs/>
+          <w:sz w:val="28"/>
+          <w:szCs w:val="28"/>
+        </w:rPr>
+      </w:pPr>
+      <w:r>
+        <w:rPr>
+          <w:rFonts w:ascii="Arial" w:hAnsi="Arial" w:cs="Arial"/>
+          <w:b/>
+          <w:bCs/>
+          <w:sz w:val="28"/>
+          <w:szCs w:val="28"/>
+        </w:rPr>
+        <w:t>Java Server</w:t>
+      </w:r>
+    </w:p>
+    <w:p>
+      <w:pPr>
+        <w:widowControl w:val="0"/>
+        <w:tabs>
+          <w:tab w:val="left" w:pos="6580"/>
+        </w:tabs>
+        <w:autoSpaceDE w:val="0"/>
+        <w:autoSpaceDN w:val="0"/>
+        <w:adjustRightInd w:val="0"/>
+        <w:spacing w:after="0" w:line="240" w:lineRule="auto"/>
+        <w:rPr>
+          <w:rFonts w:ascii="Arial" w:hAnsi="Arial" w:cs="Arial"/>
+          <w:bCs/>
+          <w:sz w:val="24"/>
+          <w:szCs w:val="24"/>
+        </w:rPr>
+      </w:pPr>
+    </w:p>
+    <w:p>
+      <w:pPr>
+        <w:widowControl w:val="0"/>
+        <w:tabs>
+          <w:tab w:val="left" w:pos="6580"/>
+        </w:tabs>
+        <w:autoSpaceDE w:val="0"/>
+        <w:autoSpaceDN w:val="0"/>
+        <w:adjustRightInd w:val="0"/>
+        <w:spacing w:after="0" w:line="240" w:lineRule="auto"/>
+        <w:rPr>
+          <w:rFonts w:ascii="Arial" w:hAnsi="Arial" w:cs="Arial"/>
+          <w:bCs/>
+          <w:sz w:val="24"/>
+          <w:szCs w:val="24"/>
+        </w:rPr>
+      </w:pPr>
+      <w:r>
+        <w:rPr>
+          <w:rFonts w:ascii="Arial" w:hAnsi="Arial" w:cs="Arial"/>
+          <w:bCs/>
+          <w:sz w:val="24"/>
+          <w:szCs w:val="24"/>
+        </w:rPr>
+        <w:t>La partie java consiste à faire un s</w:t>
+      </w:r>
+      <w:r>
+        <w:rPr>
+          <w:rFonts w:ascii="Arial" w:hAnsi="Arial" w:cs="Arial"/>
+          <w:bCs/>
+          <w:sz w:val="24"/>
+          <w:szCs w:val="24"/>
+        </w:rPr>
+        <w:t>erver</w:t>
+      </w:r>
+      <w:r>
+        <w:rPr>
+          <w:rFonts w:ascii="Arial" w:hAnsi="Arial" w:cs="Arial"/>
+          <w:bCs/>
+          <w:sz w:val="24"/>
+          <w:szCs w:val="24"/>
+        </w:rPr>
+        <w:t xml:space="preserve"> </w:t>
+      </w:r>
+      <w:r>
+        <w:rPr>
+          <w:rFonts w:ascii="Arial" w:hAnsi="Arial" w:cs="Arial"/>
+          <w:bCs/>
+          <w:sz w:val="24"/>
+          <w:szCs w:val="24"/>
+        </w:rPr>
+        <w:t>Java</w:t>
+      </w:r>
+      <w:r>
+        <w:rPr>
+          <w:rFonts w:ascii="Arial" w:hAnsi="Arial" w:cs="Arial"/>
+          <w:bCs/>
+          <w:sz w:val="24"/>
+          <w:szCs w:val="24"/>
+        </w:rPr>
+        <w:t xml:space="preserve"> qui attend des </w:t>
+      </w:r>
+      <w:r>
+        <w:rPr>
+          <w:rFonts w:ascii="Arial" w:hAnsi="Arial" w:cs="Arial"/>
+          <w:bCs/>
+          <w:sz w:val="24"/>
+          <w:szCs w:val="24"/>
+        </w:rPr>
+        <w:t>requêtes</w:t>
+      </w:r>
+      <w:r>
+        <w:rPr>
+          <w:rFonts w:ascii="Arial" w:hAnsi="Arial" w:cs="Arial"/>
+          <w:bCs/>
+          <w:sz w:val="24"/>
+          <w:szCs w:val="24"/>
+        </w:rPr>
+        <w:t xml:space="preserve"> qui </w:t>
+      </w:r>
+      <w:r>
+        <w:rPr>
+          <w:rFonts w:ascii="Arial" w:hAnsi="Arial" w:cs="Arial"/>
+          <w:bCs/>
+          <w:sz w:val="24"/>
+          <w:szCs w:val="24"/>
+        </w:rPr>
+        <w:t>permettront</w:t>
+      </w:r>
+      <w:r>
+        <w:rPr>
+          <w:rFonts w:ascii="Arial" w:hAnsi="Arial" w:cs="Arial"/>
+          <w:bCs/>
+          <w:sz w:val="24"/>
+          <w:szCs w:val="24"/>
+        </w:rPr>
+        <w:t xml:space="preserve"> de faire </w:t>
+      </w:r>
+      <w:r>
+        <w:rPr>
+          <w:rFonts w:ascii="Arial" w:hAnsi="Arial" w:cs="Arial"/>
+          <w:bCs/>
+          <w:sz w:val="24"/>
+          <w:szCs w:val="24"/>
+        </w:rPr>
+        <w:t>apparaitre</w:t>
+      </w:r>
+      <w:r>
+        <w:rPr>
+          <w:rFonts w:ascii="Arial" w:hAnsi="Arial" w:cs="Arial"/>
+          <w:bCs/>
+          <w:sz w:val="24"/>
+          <w:szCs w:val="24"/>
+        </w:rPr>
+        <w:t xml:space="preserve"> une</w:t>
+      </w:r>
+      <w:r>
+        <w:rPr>
+          <w:rFonts w:ascii="Arial" w:hAnsi="Arial" w:cs="Arial"/>
+          <w:bCs/>
+          <w:sz w:val="24"/>
+          <w:szCs w:val="24"/>
+        </w:rPr>
+        <w:t xml:space="preserve"> fenêtre</w:t>
+      </w:r>
+      <w:r>
+        <w:rPr>
+          <w:rFonts w:ascii="Arial" w:hAnsi="Arial" w:cs="Arial"/>
+          <w:bCs/>
+          <w:sz w:val="24"/>
+          <w:szCs w:val="24"/>
+        </w:rPr>
+        <w:t xml:space="preserve"> </w:t>
+      </w:r>
+      <w:r>
+        <w:rPr>
+          <w:rFonts w:ascii="Arial" w:hAnsi="Arial" w:cs="Arial"/>
+          <w:bCs/>
+          <w:sz w:val="24"/>
+          <w:szCs w:val="24"/>
+        </w:rPr>
+        <w:t>sur laquelle on va dessiner</w:t>
+      </w:r>
+    </w:p>
+    <w:p>
+      <w:pPr>
+        <w:widowControl w:val="0"/>
+        <w:tabs>
+          <w:tab w:val="left" w:pos="6580"/>
+        </w:tabs>
+        <w:autoSpaceDE w:val="0"/>
+        <w:autoSpaceDN w:val="0"/>
+        <w:adjustRightInd w:val="0"/>
+        <w:spacing w:after="0" w:line="240" w:lineRule="auto"/>
+        <w:rPr>
+          <w:rFonts w:ascii="Arial" w:hAnsi="Arial" w:cs="Arial"/>
+          <w:bCs/>
+          <w:sz w:val="24"/>
+          <w:szCs w:val="24"/>
+        </w:rPr>
+      </w:pPr>
+      <w:r>
+        <w:rPr>
+          <w:rFonts w:ascii="Arial" w:hAnsi="Arial" w:cs="Arial"/>
+          <w:bCs/>
+          <w:sz w:val="24"/>
+          <w:szCs w:val="24"/>
+        </w:rPr>
+        <w:t xml:space="preserve">Pour ça nous avons utilisé la librairie </w:t>
+      </w:r>
+      <w:proofErr w:type="spellStart"/>
+      <w:r>
+        <w:rPr>
+          <w:rFonts w:ascii="Arial" w:hAnsi="Arial" w:cs="Arial"/>
+          <w:bCs/>
+          <w:sz w:val="24"/>
+          <w:szCs w:val="24"/>
+        </w:rPr>
+        <w:t>Awt</w:t>
+      </w:r>
+      <w:proofErr w:type="spellEnd"/>
+      <w:r>
+        <w:rPr>
+          <w:rFonts w:ascii="Arial" w:hAnsi="Arial" w:cs="Arial"/>
+          <w:bCs/>
+          <w:sz w:val="24"/>
+          <w:szCs w:val="24"/>
+        </w:rPr>
+        <w:t xml:space="preserve"> de Java.</w:t>
+      </w:r>
+    </w:p>
+    <w:p>
+      <w:pPr>
+        <w:widowControl w:val="0"/>
+        <w:tabs>
+          <w:tab w:val="left" w:pos="6580"/>
+        </w:tabs>
+        <w:autoSpaceDE w:val="0"/>
+        <w:autoSpaceDN w:val="0"/>
+        <w:adjustRightInd w:val="0"/>
+        <w:spacing w:after="0" w:line="240" w:lineRule="auto"/>
+        <w:rPr>
+          <w:rFonts w:ascii="Arial" w:hAnsi="Arial" w:cs="Arial"/>
+          <w:bCs/>
+          <w:sz w:val="24"/>
+          <w:szCs w:val="24"/>
+        </w:rPr>
+      </w:pPr>
+      <w:r>
+        <w:rPr>
+          <w:rFonts w:ascii="Arial" w:hAnsi="Arial" w:cs="Arial"/>
+          <w:bCs/>
+          <w:sz w:val="24"/>
+          <w:szCs w:val="24"/>
+        </w:rPr>
+        <w:t>La librairie permet de créer une fenêtre, elle permet aussi de créer des rendus sur lesquelles nous pourrons dessiner. Elle a un tas de fonction qui dessine certaine permette de dessiner des segments, rectangle, ovale, arc, texte.</w:t>
+      </w:r>
+    </w:p>
+    <w:p>
+      <w:pPr>
+        <w:widowControl w:val="0"/>
+        <w:tabs>
+          <w:tab w:val="left" w:pos="6580"/>
+        </w:tabs>
+        <w:autoSpaceDE w:val="0"/>
+        <w:autoSpaceDN w:val="0"/>
+        <w:adjustRightInd w:val="0"/>
+        <w:spacing w:after="0" w:line="240" w:lineRule="auto"/>
+        <w:rPr>
+          <w:rFonts w:ascii="Arial" w:hAnsi="Arial" w:cs="Arial"/>
+          <w:bCs/>
+          <w:sz w:val="24"/>
+          <w:szCs w:val="24"/>
+        </w:rPr>
+      </w:pPr>
+      <w:r>
+        <w:rPr>
+          <w:rFonts w:ascii="Arial" w:hAnsi="Arial" w:cs="Arial"/>
+          <w:bCs/>
+          <w:sz w:val="24"/>
+          <w:szCs w:val="24"/>
+        </w:rPr>
+        <w:t>Chaque fonction possède ses propres paramètres mais ils ont tous en commun besoin des coordonnée</w:t>
+      </w:r>
+      <w:r>
+        <w:rPr>
+          <w:rFonts w:ascii="Arial" w:hAnsi="Arial" w:cs="Arial"/>
+          <w:bCs/>
+          <w:sz w:val="24"/>
+          <w:szCs w:val="24"/>
+        </w:rPr>
+        <w:t>s</w:t>
+      </w:r>
+      <w:r>
+        <w:rPr>
+          <w:rFonts w:ascii="Arial" w:hAnsi="Arial" w:cs="Arial"/>
+          <w:bCs/>
+          <w:sz w:val="24"/>
+          <w:szCs w:val="24"/>
+        </w:rPr>
+        <w:t xml:space="preserve"> en x et y</w:t>
+      </w:r>
+      <w:r>
+        <w:rPr>
+          <w:rFonts w:ascii="Arial" w:hAnsi="Arial" w:cs="Arial"/>
+          <w:bCs/>
+          <w:sz w:val="24"/>
+          <w:szCs w:val="24"/>
+        </w:rPr>
+        <w:t>.</w:t>
+      </w:r>
+    </w:p>
+    <w:p>
+      <w:pPr>
+        <w:widowControl w:val="0"/>
+        <w:tabs>
+          <w:tab w:val="left" w:pos="6580"/>
+        </w:tabs>
+        <w:autoSpaceDE w:val="0"/>
+        <w:autoSpaceDN w:val="0"/>
+        <w:adjustRightInd w:val="0"/>
+        <w:spacing w:after="0" w:line="240" w:lineRule="auto"/>
+        <w:rPr>
+          <w:rFonts w:ascii="Arial" w:hAnsi="Arial" w:cs="Arial"/>
+          <w:bCs/>
+          <w:sz w:val="24"/>
+          <w:szCs w:val="24"/>
+        </w:rPr>
+      </w:pPr>
+      <w:r>
+        <w:rPr>
+          <w:rFonts w:ascii="Arial" w:hAnsi="Arial" w:cs="Arial"/>
+          <w:bCs/>
+          <w:sz w:val="24"/>
+          <w:szCs w:val="24"/>
+        </w:rPr>
+        <w:t>Couleur …</w:t>
+      </w:r>
+    </w:p>
+    <w:p>
+      <w:pPr>
+        <w:widowControl w:val="0"/>
+        <w:tabs>
+          <w:tab w:val="left" w:pos="6580"/>
+        </w:tabs>
+        <w:autoSpaceDE w:val="0"/>
+        <w:autoSpaceDN w:val="0"/>
+        <w:adjustRightInd w:val="0"/>
+        <w:spacing w:after="0" w:line="240" w:lineRule="auto"/>
+        <w:rPr>
+          <w:rFonts w:ascii="Arial" w:hAnsi="Arial" w:cs="Arial"/>
+          <w:bCs/>
+          <w:sz w:val="24"/>
+          <w:szCs w:val="24"/>
+        </w:rPr>
+      </w:pPr>
+      <w:r>
+        <w:rPr>
+          <w:rFonts w:ascii="Arial" w:hAnsi="Arial" w:cs="Arial"/>
+          <w:bCs/>
+          <w:sz w:val="24"/>
+          <w:szCs w:val="24"/>
+        </w:rPr>
+        <w:t>Bordure …</w:t>
+      </w:r>
+    </w:p>
+    <w:p>
+      <w:pPr>
+        <w:widowControl w:val="0"/>
+        <w:tabs>
+          <w:tab w:val="left" w:pos="6580"/>
+        </w:tabs>
+        <w:autoSpaceDE w:val="0"/>
+        <w:autoSpaceDN w:val="0"/>
+        <w:adjustRightInd w:val="0"/>
+        <w:spacing w:after="0" w:line="240" w:lineRule="auto"/>
+        <w:rPr>
+          <w:rFonts w:ascii="Arial" w:hAnsi="Arial" w:cs="Arial"/>
+          <w:bCs/>
+          <w:sz w:val="24"/>
+          <w:szCs w:val="24"/>
+        </w:rPr>
+      </w:pPr>
+    </w:p>
+    <w:p>
+      <w:pPr>
+        <w:widowControl w:val="0"/>
+        <w:tabs>
+          <w:tab w:val="left" w:pos="6580"/>
+        </w:tabs>
+        <w:autoSpaceDE w:val="0"/>
+        <w:autoSpaceDN w:val="0"/>
+        <w:adjustRightInd w:val="0"/>
+        <w:spacing w:after="0" w:line="240" w:lineRule="auto"/>
+        <w:jc w:val="center"/>
+        <w:rPr>
+          <w:rFonts w:ascii="Arial" w:hAnsi="Arial" w:cs="Arial"/>
+          <w:b/>
+          <w:bCs/>
+          <w:sz w:val="28"/>
+          <w:szCs w:val="28"/>
+        </w:rPr>
+      </w:pPr>
+      <w:r>
+        <w:rPr>
+          <w:rFonts w:ascii="Arial" w:hAnsi="Arial" w:cs="Arial"/>
+          <w:b/>
+          <w:bCs/>
+          <w:sz w:val="28"/>
+          <w:szCs w:val="28"/>
+        </w:rPr>
+        <w:t>C++ Client</w:t>
+      </w:r>
+    </w:p>
+    <w:p>
+      <w:pPr>
+        <w:widowControl w:val="0"/>
+        <w:tabs>
+          <w:tab w:val="left" w:pos="6580"/>
+        </w:tabs>
+        <w:autoSpaceDE w:val="0"/>
+        <w:autoSpaceDN w:val="0"/>
+        <w:adjustRightInd w:val="0"/>
+        <w:spacing w:after="0" w:line="240" w:lineRule="auto"/>
+        <w:rPr>
+          <w:rFonts w:ascii="Arial" w:hAnsi="Arial" w:cs="Arial"/>
+          <w:bCs/>
+          <w:sz w:val="24"/>
+          <w:szCs w:val="24"/>
+        </w:rPr>
+      </w:pPr>
+      <w:r>
+        <w:rPr>
+          <w:rFonts w:ascii="Arial" w:hAnsi="Arial" w:cs="Arial"/>
+          <w:bCs/>
+          <w:sz w:val="24"/>
+          <w:szCs w:val="24"/>
+        </w:rPr>
+        <w:t>La communication coté C++ fonctionne</w:t>
+      </w:r>
+    </w:p>
+    <w:p>
+      <w:pPr>
+        <w:widowControl w:val="0"/>
+        <w:tabs>
+          <w:tab w:val="left" w:pos="6580"/>
+        </w:tabs>
+        <w:autoSpaceDE w:val="0"/>
+        <w:autoSpaceDN w:val="0"/>
+        <w:adjustRightInd w:val="0"/>
+        <w:spacing w:after="0" w:line="240" w:lineRule="auto"/>
+        <w:rPr>
+          <w:rFonts w:ascii="Arial" w:hAnsi="Arial" w:cs="Arial"/>
+          <w:bCs/>
+          <w:sz w:val="24"/>
+          <w:szCs w:val="24"/>
+        </w:rPr>
+      </w:pPr>
+    </w:p>
+    <w:p>
+      <w:pPr>
+        <w:widowControl w:val="0"/>
+        <w:tabs>
+          <w:tab w:val="left" w:pos="6580"/>
+        </w:tabs>
+        <w:autoSpaceDE w:val="0"/>
+        <w:autoSpaceDN w:val="0"/>
+        <w:adjustRightInd w:val="0"/>
+        <w:spacing w:after="0" w:line="240" w:lineRule="auto"/>
+        <w:rPr>
+          <w:rFonts w:ascii="Arial" w:hAnsi="Arial" w:cs="Arial"/>
+          <w:bCs/>
+          <w:sz w:val="24"/>
+          <w:szCs w:val="24"/>
+        </w:rPr>
+      </w:pPr>
+      <w:r>
+        <w:rPr>
+          <w:rFonts w:ascii="Arial" w:hAnsi="Arial" w:cs="Arial"/>
+          <w:bCs/>
+          <w:sz w:val="24"/>
+          <w:szCs w:val="24"/>
+        </w:rPr>
+        <w:t>La partie C++ consiste à faire un client C++ qui va envoyer des requêtes au server, l’utilité est que le C++ à une vitesse de calcule largement plus rapide que le java</w:t>
+      </w:r>
+    </w:p>
+    <w:p>
+      <w:pPr>
+        <w:widowControl w:val="0"/>
+        <w:tabs>
+          <w:tab w:val="left" w:pos="6580"/>
+        </w:tabs>
+        <w:autoSpaceDE w:val="0"/>
+        <w:autoSpaceDN w:val="0"/>
+        <w:adjustRightInd w:val="0"/>
+        <w:spacing w:after="0" w:line="240" w:lineRule="auto"/>
+        <w:rPr>
+          <w:rFonts w:ascii="Arial" w:hAnsi="Arial" w:cs="Arial"/>
+          <w:bCs/>
+          <w:sz w:val="24"/>
+          <w:szCs w:val="24"/>
+        </w:rPr>
+      </w:pPr>
+    </w:p>
+    <w:p>
+      <w:pPr>
+        <w:widowControl w:val="0"/>
+        <w:tabs>
+          <w:tab w:val="left" w:pos="6580"/>
+        </w:tabs>
+        <w:autoSpaceDE w:val="0"/>
+        <w:autoSpaceDN w:val="0"/>
+        <w:adjustRightInd w:val="0"/>
+        <w:spacing w:after="0" w:line="240" w:lineRule="auto"/>
+        <w:jc w:val="center"/>
+        <w:rPr>
+          <w:rFonts w:ascii="Arial" w:hAnsi="Arial" w:cs="Arial"/>
+          <w:b/>
+          <w:bCs/>
+          <w:sz w:val="28"/>
+          <w:szCs w:val="28"/>
+        </w:rPr>
+      </w:pPr>
+    </w:p>
+    <w:p>
+      <w:pPr>
+        <w:widowControl w:val="0"/>
+        <w:tabs>
+          <w:tab w:val="left" w:pos="6580"/>
+        </w:tabs>
+        <w:autoSpaceDE w:val="0"/>
+        <w:autoSpaceDN w:val="0"/>
+        <w:adjustRightInd w:val="0"/>
+        <w:spacing w:after="0" w:line="240" w:lineRule="auto"/>
+        <w:jc w:val="center"/>
+        <w:rPr>
+          <w:rFonts w:ascii="Arial" w:hAnsi="Arial" w:cs="Arial"/>
+          <w:b/>
+          <w:bCs/>
+          <w:sz w:val="28"/>
+          <w:szCs w:val="28"/>
+        </w:rPr>
+      </w:pPr>
+    </w:p>
+    <w:p>
+      <w:pPr>
+        <w:widowControl w:val="0"/>
+        <w:tabs>
+          <w:tab w:val="left" w:pos="6580"/>
+        </w:tabs>
+        <w:autoSpaceDE w:val="0"/>
+        <w:autoSpaceDN w:val="0"/>
+        <w:adjustRightInd w:val="0"/>
+        <w:spacing w:after="0" w:line="240" w:lineRule="auto"/>
+        <w:jc w:val="center"/>
+        <w:rPr>
+          <w:rFonts w:ascii="Arial" w:hAnsi="Arial" w:cs="Arial"/>
+          <w:b/>
+          <w:bCs/>
+          <w:sz w:val="28"/>
+          <w:szCs w:val="28"/>
+        </w:rPr>
+      </w:pPr>
+    </w:p>
+    <w:p>
+      <w:pPr>
+        <w:widowControl w:val="0"/>
+        <w:tabs>
+          <w:tab w:val="left" w:pos="6580"/>
+        </w:tabs>
+        <w:autoSpaceDE w:val="0"/>
+        <w:autoSpaceDN w:val="0"/>
+        <w:adjustRightInd w:val="0"/>
+        <w:spacing w:after="0" w:line="240" w:lineRule="auto"/>
+        <w:jc w:val="center"/>
+        <w:rPr>
+          <w:rFonts w:ascii="Arial" w:hAnsi="Arial" w:cs="Arial"/>
+          <w:b/>
+          <w:bCs/>
+          <w:sz w:val="28"/>
+          <w:szCs w:val="28"/>
+        </w:rPr>
+      </w:pPr>
+    </w:p>
+    <w:p>
+      <w:pPr>
+        <w:widowControl w:val="0"/>
+        <w:tabs>
+          <w:tab w:val="left" w:pos="6580"/>
+        </w:tabs>
+        <w:autoSpaceDE w:val="0"/>
+        <w:autoSpaceDN w:val="0"/>
+        <w:adjustRightInd w:val="0"/>
+        <w:spacing w:after="0" w:line="240" w:lineRule="auto"/>
+        <w:jc w:val="center"/>
+        <w:rPr>
+          <w:rFonts w:ascii="Arial" w:hAnsi="Arial" w:cs="Arial"/>
+          <w:b/>
+          <w:bCs/>
+          <w:sz w:val="28"/>
+          <w:szCs w:val="28"/>
+        </w:rPr>
+      </w:pPr>
+    </w:p>
+    <w:p>
+      <w:pPr>
+        <w:widowControl w:val="0"/>
+        <w:tabs>
+          <w:tab w:val="left" w:pos="6580"/>
+        </w:tabs>
+        <w:autoSpaceDE w:val="0"/>
+        <w:autoSpaceDN w:val="0"/>
+        <w:adjustRightInd w:val="0"/>
+        <w:spacing w:after="0" w:line="240" w:lineRule="auto"/>
+        <w:jc w:val="center"/>
+        <w:rPr>
+          <w:rFonts w:ascii="Arial" w:hAnsi="Arial" w:cs="Arial"/>
+          <w:b/>
+          <w:bCs/>
+          <w:sz w:val="28"/>
+          <w:szCs w:val="28"/>
+        </w:rPr>
+      </w:pPr>
+    </w:p>
+    <w:p>
+      <w:pPr>
+        <w:widowControl w:val="0"/>
+        <w:tabs>
+          <w:tab w:val="left" w:pos="6580"/>
+        </w:tabs>
+        <w:autoSpaceDE w:val="0"/>
+        <w:autoSpaceDN w:val="0"/>
+        <w:adjustRightInd w:val="0"/>
+        <w:spacing w:after="0" w:line="240" w:lineRule="auto"/>
+        <w:jc w:val="center"/>
+        <w:rPr>
+          <w:rFonts w:ascii="Arial" w:hAnsi="Arial" w:cs="Arial"/>
+          <w:b/>
+          <w:bCs/>
+          <w:sz w:val="28"/>
+          <w:szCs w:val="28"/>
+        </w:rPr>
+      </w:pPr>
+    </w:p>
+    <w:p>
+      <w:pPr>
+        <w:widowControl w:val="0"/>
+        <w:tabs>
+          <w:tab w:val="left" w:pos="6580"/>
+        </w:tabs>
+        <w:autoSpaceDE w:val="0"/>
+        <w:autoSpaceDN w:val="0"/>
+        <w:adjustRightInd w:val="0"/>
+        <w:spacing w:after="0" w:line="240" w:lineRule="auto"/>
+        <w:jc w:val="center"/>
+        <w:rPr>
+          <w:rFonts w:ascii="Arial" w:hAnsi="Arial" w:cs="Arial"/>
+          <w:b/>
+          <w:bCs/>
+          <w:sz w:val="28"/>
+          <w:szCs w:val="28"/>
+        </w:rPr>
+      </w:pPr>
+    </w:p>
+    <w:p>
+      <w:pPr>
+        <w:widowControl w:val="0"/>
+        <w:tabs>
+          <w:tab w:val="left" w:pos="6580"/>
+        </w:tabs>
+        <w:autoSpaceDE w:val="0"/>
+        <w:autoSpaceDN w:val="0"/>
+        <w:adjustRightInd w:val="0"/>
+        <w:spacing w:after="0" w:line="240" w:lineRule="auto"/>
+        <w:jc w:val="center"/>
+        <w:rPr>
+          <w:rFonts w:ascii="Arial" w:hAnsi="Arial" w:cs="Arial"/>
+          <w:b/>
+          <w:bCs/>
+          <w:sz w:val="28"/>
+          <w:szCs w:val="28"/>
+        </w:rPr>
+      </w:pPr>
+    </w:p>
+    <w:p>
+      <w:pPr>
+        <w:widowControl w:val="0"/>
+        <w:tabs>
+          <w:tab w:val="left" w:pos="6580"/>
+        </w:tabs>
+        <w:autoSpaceDE w:val="0"/>
+        <w:autoSpaceDN w:val="0"/>
+        <w:adjustRightInd w:val="0"/>
+        <w:spacing w:after="0" w:line="240" w:lineRule="auto"/>
+        <w:jc w:val="center"/>
+        <w:rPr>
+          <w:rFonts w:ascii="Arial" w:hAnsi="Arial" w:cs="Arial"/>
+          <w:b/>
+          <w:bCs/>
+          <w:sz w:val="28"/>
+          <w:szCs w:val="28"/>
+        </w:rPr>
+      </w:pPr>
+    </w:p>
+    <w:p>
+      <w:pPr>
+        <w:widowControl w:val="0"/>
+        <w:tabs>
+          <w:tab w:val="left" w:pos="6580"/>
+        </w:tabs>
+        <w:autoSpaceDE w:val="0"/>
+        <w:autoSpaceDN w:val="0"/>
+        <w:adjustRightInd w:val="0"/>
+        <w:spacing w:after="0" w:line="240" w:lineRule="auto"/>
+        <w:jc w:val="center"/>
+        <w:rPr>
+          <w:rFonts w:ascii="Arial" w:hAnsi="Arial" w:cs="Arial"/>
+          <w:b/>
+          <w:bCs/>
+          <w:sz w:val="28"/>
+          <w:szCs w:val="28"/>
+        </w:rPr>
+      </w:pPr>
+    </w:p>
+    <w:p>
+      <w:pPr>
+        <w:widowControl w:val="0"/>
+        <w:tabs>
+          <w:tab w:val="left" w:pos="6580"/>
+        </w:tabs>
+        <w:autoSpaceDE w:val="0"/>
+        <w:autoSpaceDN w:val="0"/>
+        <w:adjustRightInd w:val="0"/>
+        <w:spacing w:after="0" w:line="240" w:lineRule="auto"/>
+        <w:jc w:val="center"/>
+        <w:rPr>
+          <w:rFonts w:ascii="Arial" w:hAnsi="Arial" w:cs="Arial"/>
+          <w:b/>
+          <w:bCs/>
+          <w:sz w:val="28"/>
+          <w:szCs w:val="28"/>
+        </w:rPr>
+      </w:pPr>
+    </w:p>
+    <w:p>
+      <w:pPr>
+        <w:widowControl w:val="0"/>
+        <w:tabs>
+          <w:tab w:val="left" w:pos="6580"/>
+        </w:tabs>
+        <w:autoSpaceDE w:val="0"/>
+        <w:autoSpaceDN w:val="0"/>
+        <w:adjustRightInd w:val="0"/>
+        <w:spacing w:after="0" w:line="240" w:lineRule="auto"/>
+        <w:jc w:val="center"/>
+        <w:rPr>
+          <w:rFonts w:ascii="Arial" w:hAnsi="Arial" w:cs="Arial"/>
+          <w:b/>
+          <w:bCs/>
+          <w:sz w:val="28"/>
+          <w:szCs w:val="28"/>
+        </w:rPr>
+      </w:pPr>
+    </w:p>
+    <w:p>
+      <w:pPr>
+        <w:widowControl w:val="0"/>
+        <w:tabs>
+          <w:tab w:val="left" w:pos="6580"/>
+        </w:tabs>
+        <w:autoSpaceDE w:val="0"/>
+        <w:autoSpaceDN w:val="0"/>
+        <w:adjustRightInd w:val="0"/>
+        <w:spacing w:after="0" w:line="240" w:lineRule="auto"/>
+        <w:jc w:val="center"/>
+        <w:rPr>
+          <w:rFonts w:ascii="Arial" w:hAnsi="Arial" w:cs="Arial"/>
+          <w:b/>
+          <w:bCs/>
+          <w:sz w:val="28"/>
+          <w:szCs w:val="28"/>
+        </w:rPr>
+      </w:pPr>
+    </w:p>
+    <w:p>
+      <w:pPr>
+        <w:widowControl w:val="0"/>
+        <w:tabs>
+          <w:tab w:val="left" w:pos="6580"/>
+        </w:tabs>
+        <w:autoSpaceDE w:val="0"/>
+        <w:autoSpaceDN w:val="0"/>
+        <w:adjustRightInd w:val="0"/>
+        <w:spacing w:after="0" w:line="240" w:lineRule="auto"/>
+        <w:jc w:val="center"/>
+        <w:rPr>
+          <w:rFonts w:ascii="Arial" w:hAnsi="Arial" w:cs="Arial"/>
+          <w:b/>
+          <w:bCs/>
+          <w:sz w:val="28"/>
+          <w:szCs w:val="28"/>
+        </w:rPr>
+      </w:pPr>
+    </w:p>
+    <w:p>
+      <w:pPr>
+        <w:widowControl w:val="0"/>
+        <w:tabs>
+          <w:tab w:val="left" w:pos="6580"/>
+        </w:tabs>
+        <w:autoSpaceDE w:val="0"/>
+        <w:autoSpaceDN w:val="0"/>
+        <w:adjustRightInd w:val="0"/>
+        <w:spacing w:after="0" w:line="240" w:lineRule="auto"/>
+        <w:jc w:val="center"/>
+        <w:rPr>
+          <w:rFonts w:ascii="Arial" w:hAnsi="Arial" w:cs="Arial"/>
+          <w:b/>
+          <w:bCs/>
+          <w:sz w:val="28"/>
+          <w:szCs w:val="28"/>
+        </w:rPr>
+      </w:pPr>
+    </w:p>
+    <w:p>
+      <w:pPr>
+        <w:widowControl w:val="0"/>
+        <w:tabs>
+          <w:tab w:val="left" w:pos="6580"/>
+        </w:tabs>
+        <w:autoSpaceDE w:val="0"/>
+        <w:autoSpaceDN w:val="0"/>
+        <w:adjustRightInd w:val="0"/>
+        <w:spacing w:after="0" w:line="240" w:lineRule="auto"/>
+        <w:jc w:val="center"/>
+        <w:rPr>
+          <w:rFonts w:ascii="Arial" w:hAnsi="Arial" w:cs="Arial"/>
+          <w:b/>
+          <w:bCs/>
+          <w:sz w:val="28"/>
+          <w:szCs w:val="28"/>
+        </w:rPr>
+      </w:pPr>
+    </w:p>
+    <w:p>
+      <w:pPr>
+        <w:widowControl w:val="0"/>
+        <w:tabs>
+          <w:tab w:val="left" w:pos="6580"/>
+        </w:tabs>
+        <w:autoSpaceDE w:val="0"/>
+        <w:autoSpaceDN w:val="0"/>
+        <w:adjustRightInd w:val="0"/>
+        <w:spacing w:after="0" w:line="240" w:lineRule="auto"/>
+        <w:jc w:val="center"/>
+        <w:rPr>
+          <w:rFonts w:ascii="Arial" w:hAnsi="Arial" w:cs="Arial"/>
+          <w:b/>
+          <w:bCs/>
+          <w:sz w:val="28"/>
+          <w:szCs w:val="28"/>
+        </w:rPr>
+      </w:pPr>
+    </w:p>
+    <w:p>
+      <w:pPr>
+        <w:widowControl w:val="0"/>
+        <w:tabs>
+          <w:tab w:val="left" w:pos="6580"/>
+        </w:tabs>
+        <w:autoSpaceDE w:val="0"/>
+        <w:autoSpaceDN w:val="0"/>
+        <w:adjustRightInd w:val="0"/>
+        <w:spacing w:after="0" w:line="240" w:lineRule="auto"/>
+        <w:jc w:val="center"/>
+        <w:rPr>
+          <w:rFonts w:ascii="Arial" w:hAnsi="Arial" w:cs="Arial"/>
+          <w:b/>
+          <w:bCs/>
+          <w:sz w:val="28"/>
+          <w:szCs w:val="28"/>
+        </w:rPr>
+      </w:pPr>
+    </w:p>
+    <w:p>
+      <w:pPr>
+        <w:widowControl w:val="0"/>
+        <w:tabs>
+          <w:tab w:val="left" w:pos="6580"/>
+        </w:tabs>
+        <w:autoSpaceDE w:val="0"/>
+        <w:autoSpaceDN w:val="0"/>
+        <w:adjustRightInd w:val="0"/>
+        <w:spacing w:after="0" w:line="240" w:lineRule="auto"/>
+        <w:jc w:val="center"/>
+        <w:rPr>
+          <w:rFonts w:ascii="Arial" w:hAnsi="Arial" w:cs="Arial"/>
+          <w:b/>
+          <w:bCs/>
+          <w:sz w:val="28"/>
+          <w:szCs w:val="28"/>
+        </w:rPr>
+      </w:pPr>
+    </w:p>
+    <w:p>
+      <w:pPr>
+        <w:widowControl w:val="0"/>
+        <w:tabs>
+          <w:tab w:val="left" w:pos="6580"/>
+        </w:tabs>
+        <w:autoSpaceDE w:val="0"/>
+        <w:autoSpaceDN w:val="0"/>
+        <w:adjustRightInd w:val="0"/>
+        <w:spacing w:after="0" w:line="240" w:lineRule="auto"/>
+        <w:jc w:val="center"/>
+        <w:rPr>
+          <w:rFonts w:ascii="Arial" w:hAnsi="Arial" w:cs="Arial"/>
+          <w:b/>
+          <w:bCs/>
+          <w:sz w:val="28"/>
+          <w:szCs w:val="28"/>
+        </w:rPr>
+      </w:pPr>
+    </w:p>
+    <w:p>
+      <w:pPr>
+        <w:widowControl w:val="0"/>
+        <w:tabs>
+          <w:tab w:val="left" w:pos="6580"/>
+        </w:tabs>
+        <w:autoSpaceDE w:val="0"/>
+        <w:autoSpaceDN w:val="0"/>
+        <w:adjustRightInd w:val="0"/>
+        <w:spacing w:after="0" w:line="240" w:lineRule="auto"/>
+        <w:jc w:val="center"/>
+        <w:rPr>
+          <w:rFonts w:ascii="Arial" w:hAnsi="Arial" w:cs="Arial"/>
+          <w:b/>
+          <w:bCs/>
+          <w:sz w:val="28"/>
+          <w:szCs w:val="28"/>
+        </w:rPr>
+      </w:pPr>
+    </w:p>
+    <w:p>
+      <w:pPr>
+        <w:widowControl w:val="0"/>
+        <w:tabs>
+          <w:tab w:val="left" w:pos="6580"/>
+        </w:tabs>
+        <w:autoSpaceDE w:val="0"/>
+        <w:autoSpaceDN w:val="0"/>
+        <w:adjustRightInd w:val="0"/>
+        <w:spacing w:after="0" w:line="240" w:lineRule="auto"/>
+        <w:jc w:val="center"/>
+        <w:rPr>
+          <w:rFonts w:ascii="Arial" w:hAnsi="Arial" w:cs="Arial"/>
+          <w:b/>
+          <w:bCs/>
+          <w:sz w:val="28"/>
+          <w:szCs w:val="28"/>
+        </w:rPr>
+      </w:pPr>
+    </w:p>
+    <w:p>
+      <w:pPr>
+        <w:widowControl w:val="0"/>
+        <w:tabs>
+          <w:tab w:val="left" w:pos="6580"/>
+        </w:tabs>
+        <w:autoSpaceDE w:val="0"/>
+        <w:autoSpaceDN w:val="0"/>
+        <w:adjustRightInd w:val="0"/>
+        <w:spacing w:after="0" w:line="240" w:lineRule="auto"/>
+        <w:jc w:val="center"/>
+        <w:rPr>
+          <w:rFonts w:ascii="Arial" w:hAnsi="Arial" w:cs="Arial"/>
+          <w:b/>
+          <w:bCs/>
+          <w:sz w:val="28"/>
+          <w:szCs w:val="28"/>
+        </w:rPr>
+      </w:pPr>
+      <w:r>
+        <w:rPr>
+          <w:rFonts w:ascii="Arial" w:hAnsi="Arial" w:cs="Arial"/>
+          <w:b/>
+          <w:bCs/>
+          <w:sz w:val="28"/>
+          <w:szCs w:val="28"/>
+        </w:rPr>
         <w:t>Conclusion</w:t>
       </w:r>
     </w:p>

--- a/BUT2/Sae/RapportIndividuel_23_24.docx
+++ b/BUT2/Sae/RapportIndividuel_23_24.docx
@@ -1045,143 +1045,1022 @@
           <w:szCs w:val="24"/>
         </w:rPr>
       </w:pPr>
-    </w:p>
-    <w:p>
-      <w:pPr>
-        <w:widowControl w:val="0"/>
-        <w:tabs>
-          <w:tab w:val="left" w:pos="6580"/>
-        </w:tabs>
-        <w:autoSpaceDE w:val="0"/>
-        <w:autoSpaceDN w:val="0"/>
-        <w:adjustRightInd w:val="0"/>
-        <w:spacing w:after="0" w:line="240" w:lineRule="auto"/>
-        <w:rPr>
-          <w:rFonts w:ascii="Arial" w:hAnsi="Arial" w:cs="Arial"/>
-          <w:bCs/>
-          <w:sz w:val="24"/>
-          <w:szCs w:val="24"/>
-        </w:rPr>
-      </w:pPr>
-      <w:r>
-        <w:rPr>
-          <w:rFonts w:ascii="Arial" w:hAnsi="Arial" w:cs="Arial"/>
-          <w:bCs/>
-          <w:sz w:val="24"/>
-          <w:szCs w:val="24"/>
-        </w:rPr>
-        <w:t xml:space="preserve">Pour la </w:t>
-      </w:r>
-      <w:proofErr w:type="spellStart"/>
-      <w:r>
-        <w:rPr>
-          <w:rFonts w:ascii="Arial" w:hAnsi="Arial" w:cs="Arial"/>
-          <w:bCs/>
-          <w:sz w:val="24"/>
-          <w:szCs w:val="24"/>
-        </w:rPr>
-        <w:t>sae</w:t>
-      </w:r>
-      <w:proofErr w:type="spellEnd"/>
-      <w:r>
-        <w:rPr>
-          <w:rFonts w:ascii="Arial" w:hAnsi="Arial" w:cs="Arial"/>
-          <w:bCs/>
-          <w:sz w:val="24"/>
-          <w:szCs w:val="24"/>
-        </w:rPr>
-        <w:t xml:space="preserve"> mon point technique se situe sur toute la </w:t>
-      </w:r>
-      <w:proofErr w:type="spellStart"/>
-      <w:r>
-        <w:rPr>
-          <w:rFonts w:ascii="Arial" w:hAnsi="Arial" w:cs="Arial"/>
-          <w:bCs/>
-          <w:sz w:val="24"/>
-          <w:szCs w:val="24"/>
-        </w:rPr>
-        <w:t>sae</w:t>
-      </w:r>
-      <w:proofErr w:type="spellEnd"/>
-    </w:p>
-    <w:p>
-      <w:pPr>
-        <w:widowControl w:val="0"/>
-        <w:tabs>
-          <w:tab w:val="left" w:pos="6580"/>
-        </w:tabs>
-        <w:autoSpaceDE w:val="0"/>
-        <w:autoSpaceDN w:val="0"/>
-        <w:adjustRightInd w:val="0"/>
-        <w:spacing w:after="0" w:line="240" w:lineRule="auto"/>
-        <w:rPr>
-          <w:rFonts w:ascii="Arial" w:hAnsi="Arial" w:cs="Arial"/>
-          <w:b/>
-          <w:bCs/>
-          <w:sz w:val="28"/>
-          <w:szCs w:val="28"/>
-        </w:rPr>
-      </w:pPr>
-    </w:p>
-    <w:p>
-      <w:pPr>
-        <w:widowControl w:val="0"/>
-        <w:tabs>
-          <w:tab w:val="left" w:pos="6580"/>
-        </w:tabs>
-        <w:autoSpaceDE w:val="0"/>
-        <w:autoSpaceDN w:val="0"/>
-        <w:adjustRightInd w:val="0"/>
-        <w:spacing w:after="0" w:line="240" w:lineRule="auto"/>
-        <w:jc w:val="center"/>
-        <w:rPr>
-          <w:rFonts w:ascii="Arial" w:hAnsi="Arial" w:cs="Arial"/>
-          <w:b/>
-          <w:bCs/>
-          <w:sz w:val="28"/>
-          <w:szCs w:val="28"/>
-        </w:rPr>
-      </w:pPr>
-    </w:p>
-    <w:p>
-      <w:pPr>
-        <w:widowControl w:val="0"/>
-        <w:tabs>
-          <w:tab w:val="left" w:pos="6580"/>
-        </w:tabs>
-        <w:autoSpaceDE w:val="0"/>
-        <w:autoSpaceDN w:val="0"/>
-        <w:adjustRightInd w:val="0"/>
-        <w:spacing w:after="0" w:line="240" w:lineRule="auto"/>
-        <w:jc w:val="center"/>
-        <w:rPr>
-          <w:rFonts w:ascii="Arial" w:hAnsi="Arial" w:cs="Arial"/>
-          <w:b/>
-          <w:bCs/>
-          <w:sz w:val="28"/>
-          <w:szCs w:val="28"/>
-        </w:rPr>
-      </w:pPr>
-    </w:p>
-    <w:p>
-      <w:pPr>
-        <w:widowControl w:val="0"/>
-        <w:tabs>
-          <w:tab w:val="left" w:pos="6580"/>
-        </w:tabs>
-        <w:autoSpaceDE w:val="0"/>
-        <w:autoSpaceDN w:val="0"/>
-        <w:adjustRightInd w:val="0"/>
-        <w:spacing w:after="0" w:line="240" w:lineRule="auto"/>
-        <w:jc w:val="center"/>
-        <w:rPr>
-          <w:rFonts w:ascii="Arial" w:hAnsi="Arial" w:cs="Arial"/>
-          <w:b/>
-          <w:bCs/>
-          <w:sz w:val="28"/>
-          <w:szCs w:val="28"/>
-        </w:rPr>
-      </w:pPr>
+      <w:r>
+        <w:rPr>
+          <w:rFonts w:ascii="Arial" w:hAnsi="Arial" w:cs="Arial"/>
+          <w:bCs/>
+          <w:sz w:val="24"/>
+          <w:szCs w:val="24"/>
+        </w:rPr>
+        <w:t>Le projet consiste à la</w:t>
+      </w:r>
+      <w:r>
+        <w:rPr>
+          <w:rFonts w:ascii="Arial" w:hAnsi="Arial" w:cs="Arial"/>
+          <w:bCs/>
+          <w:sz w:val="24"/>
+          <w:szCs w:val="24"/>
+        </w:rPr>
+        <w:t xml:space="preserve"> création d'une librairie graphique pour le langage C</w:t>
+      </w:r>
+      <w:r>
+        <w:rPr>
+          <w:rFonts w:ascii="Arial" w:hAnsi="Arial" w:cs="Arial"/>
+          <w:bCs/>
+          <w:sz w:val="24"/>
+          <w:szCs w:val="24"/>
+        </w:rPr>
+        <w:t>++</w:t>
+      </w:r>
+      <w:r>
+        <w:rPr>
+          <w:rFonts w:ascii="Arial" w:hAnsi="Arial" w:cs="Arial"/>
+          <w:bCs/>
+          <w:sz w:val="24"/>
+          <w:szCs w:val="24"/>
+        </w:rPr>
+        <w:t xml:space="preserve"> </w:t>
+      </w:r>
+      <w:r>
+        <w:rPr>
+          <w:rFonts w:ascii="Arial" w:hAnsi="Arial" w:cs="Arial"/>
+          <w:bCs/>
+          <w:sz w:val="24"/>
+          <w:szCs w:val="24"/>
+        </w:rPr>
+        <w:t>le besoin se trouve à l’inexistence de libraire graphique officiel à ce langage, le but est de</w:t>
+      </w:r>
+      <w:r>
+        <w:rPr>
+          <w:rFonts w:ascii="Arial" w:hAnsi="Arial" w:cs="Arial"/>
+          <w:bCs/>
+          <w:sz w:val="24"/>
+          <w:szCs w:val="24"/>
+        </w:rPr>
+        <w:t xml:space="preserve"> combler</w:t>
+      </w:r>
+      <w:r>
+        <w:rPr>
+          <w:rFonts w:ascii="Arial" w:hAnsi="Arial" w:cs="Arial"/>
+          <w:bCs/>
+          <w:sz w:val="24"/>
+          <w:szCs w:val="24"/>
+        </w:rPr>
+        <w:t xml:space="preserve"> ce manque en créer cette librairie. Ce rapport individuel </w:t>
+      </w:r>
+      <w:r>
+        <w:rPr>
+          <w:rFonts w:ascii="Arial" w:hAnsi="Arial" w:cs="Arial"/>
+          <w:bCs/>
+          <w:sz w:val="24"/>
+          <w:szCs w:val="24"/>
+        </w:rPr>
+        <w:t>vise à présenter l'état actuel du projet,</w:t>
+      </w:r>
+      <w:r>
+        <w:rPr>
+          <w:rFonts w:ascii="Arial" w:hAnsi="Arial" w:cs="Arial"/>
+          <w:bCs/>
+          <w:sz w:val="24"/>
+          <w:szCs w:val="24"/>
+        </w:rPr>
+        <w:t xml:space="preserve"> de voir d’un point de vue individuel ce projet,</w:t>
+      </w:r>
+      <w:r>
+        <w:rPr>
+          <w:rFonts w:ascii="Arial" w:hAnsi="Arial" w:cs="Arial"/>
+          <w:bCs/>
+          <w:sz w:val="24"/>
+          <w:szCs w:val="24"/>
+        </w:rPr>
+        <w:t xml:space="preserve"> les choix technologiques et les principales étapes de</w:t>
+      </w:r>
+      <w:r>
+        <w:rPr>
+          <w:rFonts w:ascii="Arial" w:hAnsi="Arial" w:cs="Arial"/>
+          <w:bCs/>
+          <w:sz w:val="24"/>
+          <w:szCs w:val="24"/>
+        </w:rPr>
+        <w:t xml:space="preserve"> son</w:t>
+      </w:r>
+      <w:r>
+        <w:rPr>
+          <w:rFonts w:ascii="Arial" w:hAnsi="Arial" w:cs="Arial"/>
+          <w:bCs/>
+          <w:sz w:val="24"/>
+          <w:szCs w:val="24"/>
+        </w:rPr>
+        <w:t xml:space="preserve"> en cours</w:t>
+      </w:r>
+      <w:r>
+        <w:rPr>
+          <w:rFonts w:ascii="Arial" w:hAnsi="Arial" w:cs="Arial"/>
+          <w:bCs/>
+          <w:sz w:val="24"/>
+          <w:szCs w:val="24"/>
+        </w:rPr>
+        <w:t xml:space="preserve"> développement</w:t>
+      </w:r>
+      <w:r>
+        <w:rPr>
+          <w:rFonts w:ascii="Arial" w:hAnsi="Arial" w:cs="Arial"/>
+          <w:bCs/>
+          <w:sz w:val="24"/>
+          <w:szCs w:val="24"/>
+        </w:rPr>
+        <w:t>.</w:t>
+      </w:r>
+    </w:p>
+    <w:p>
+      <w:pPr>
+        <w:widowControl w:val="0"/>
+        <w:tabs>
+          <w:tab w:val="left" w:pos="6580"/>
+        </w:tabs>
+        <w:autoSpaceDE w:val="0"/>
+        <w:autoSpaceDN w:val="0"/>
+        <w:adjustRightInd w:val="0"/>
+        <w:spacing w:after="0" w:line="240" w:lineRule="auto"/>
+        <w:rPr>
+          <w:rFonts w:ascii="Arial" w:hAnsi="Arial" w:cs="Arial"/>
+          <w:bCs/>
+          <w:sz w:val="24"/>
+          <w:szCs w:val="24"/>
+        </w:rPr>
+      </w:pPr>
+    </w:p>
+    <w:p>
+      <w:pPr>
+        <w:widowControl w:val="0"/>
+        <w:tabs>
+          <w:tab w:val="left" w:pos="6580"/>
+        </w:tabs>
+        <w:autoSpaceDE w:val="0"/>
+        <w:autoSpaceDN w:val="0"/>
+        <w:adjustRightInd w:val="0"/>
+        <w:spacing w:after="0" w:line="240" w:lineRule="auto"/>
+        <w:jc w:val="center"/>
+        <w:rPr>
+          <w:rFonts w:ascii="Arial" w:hAnsi="Arial" w:cs="Arial"/>
+          <w:b/>
+          <w:bCs/>
+          <w:sz w:val="28"/>
+          <w:szCs w:val="28"/>
+        </w:rPr>
+      </w:pPr>
+    </w:p>
+    <w:p>
+      <w:pPr>
+        <w:widowControl w:val="0"/>
+        <w:tabs>
+          <w:tab w:val="left" w:pos="6580"/>
+        </w:tabs>
+        <w:autoSpaceDE w:val="0"/>
+        <w:autoSpaceDN w:val="0"/>
+        <w:adjustRightInd w:val="0"/>
+        <w:spacing w:after="0" w:line="240" w:lineRule="auto"/>
+        <w:jc w:val="center"/>
+        <w:rPr>
+          <w:rFonts w:ascii="Arial" w:hAnsi="Arial" w:cs="Arial"/>
+          <w:b/>
+          <w:bCs/>
+          <w:sz w:val="28"/>
+          <w:szCs w:val="28"/>
+        </w:rPr>
+      </w:pPr>
+    </w:p>
+    <w:p>
+      <w:pPr>
+        <w:widowControl w:val="0"/>
+        <w:tabs>
+          <w:tab w:val="left" w:pos="6580"/>
+        </w:tabs>
+        <w:autoSpaceDE w:val="0"/>
+        <w:autoSpaceDN w:val="0"/>
+        <w:adjustRightInd w:val="0"/>
+        <w:spacing w:after="0" w:line="240" w:lineRule="auto"/>
+        <w:jc w:val="center"/>
+        <w:rPr>
+          <w:rFonts w:ascii="Arial" w:hAnsi="Arial" w:cs="Arial"/>
+          <w:b/>
+          <w:bCs/>
+          <w:sz w:val="28"/>
+          <w:szCs w:val="28"/>
+        </w:rPr>
+      </w:pPr>
+    </w:p>
+    <w:p>
+      <w:pPr>
+        <w:widowControl w:val="0"/>
+        <w:tabs>
+          <w:tab w:val="left" w:pos="6580"/>
+        </w:tabs>
+        <w:autoSpaceDE w:val="0"/>
+        <w:autoSpaceDN w:val="0"/>
+        <w:adjustRightInd w:val="0"/>
+        <w:spacing w:after="0" w:line="240" w:lineRule="auto"/>
+        <w:jc w:val="center"/>
+        <w:rPr>
+          <w:rFonts w:ascii="Arial" w:hAnsi="Arial" w:cs="Arial"/>
+          <w:b/>
+          <w:bCs/>
+          <w:sz w:val="28"/>
+          <w:szCs w:val="28"/>
+        </w:rPr>
+      </w:pPr>
+    </w:p>
+    <w:p>
+      <w:pPr>
+        <w:widowControl w:val="0"/>
+        <w:tabs>
+          <w:tab w:val="left" w:pos="6580"/>
+        </w:tabs>
+        <w:autoSpaceDE w:val="0"/>
+        <w:autoSpaceDN w:val="0"/>
+        <w:adjustRightInd w:val="0"/>
+        <w:spacing w:after="0" w:line="240" w:lineRule="auto"/>
+        <w:jc w:val="center"/>
+        <w:rPr>
+          <w:rFonts w:ascii="Arial" w:hAnsi="Arial" w:cs="Arial"/>
+          <w:b/>
+          <w:bCs/>
+          <w:sz w:val="28"/>
+          <w:szCs w:val="28"/>
+        </w:rPr>
+      </w:pPr>
+    </w:p>
+    <w:p>
+      <w:pPr>
+        <w:widowControl w:val="0"/>
+        <w:tabs>
+          <w:tab w:val="left" w:pos="6580"/>
+        </w:tabs>
+        <w:autoSpaceDE w:val="0"/>
+        <w:autoSpaceDN w:val="0"/>
+        <w:adjustRightInd w:val="0"/>
+        <w:spacing w:after="0" w:line="240" w:lineRule="auto"/>
+        <w:jc w:val="center"/>
+        <w:rPr>
+          <w:rFonts w:ascii="Arial" w:hAnsi="Arial" w:cs="Arial"/>
+          <w:b/>
+          <w:bCs/>
+          <w:sz w:val="28"/>
+          <w:szCs w:val="28"/>
+        </w:rPr>
+      </w:pPr>
+    </w:p>
+    <w:p>
+      <w:pPr>
+        <w:widowControl w:val="0"/>
+        <w:tabs>
+          <w:tab w:val="left" w:pos="6580"/>
+        </w:tabs>
+        <w:autoSpaceDE w:val="0"/>
+        <w:autoSpaceDN w:val="0"/>
+        <w:adjustRightInd w:val="0"/>
+        <w:spacing w:after="0" w:line="240" w:lineRule="auto"/>
+        <w:jc w:val="center"/>
+        <w:rPr>
+          <w:rFonts w:ascii="Arial" w:hAnsi="Arial" w:cs="Arial"/>
+          <w:b/>
+          <w:bCs/>
+          <w:sz w:val="28"/>
+          <w:szCs w:val="28"/>
+        </w:rPr>
+      </w:pPr>
+    </w:p>
+    <w:p>
+      <w:pPr>
+        <w:widowControl w:val="0"/>
+        <w:tabs>
+          <w:tab w:val="left" w:pos="6580"/>
+        </w:tabs>
+        <w:autoSpaceDE w:val="0"/>
+        <w:autoSpaceDN w:val="0"/>
+        <w:adjustRightInd w:val="0"/>
+        <w:spacing w:after="0" w:line="240" w:lineRule="auto"/>
+        <w:jc w:val="center"/>
+        <w:rPr>
+          <w:rFonts w:ascii="Arial" w:hAnsi="Arial" w:cs="Arial"/>
+          <w:b/>
+          <w:bCs/>
+          <w:sz w:val="28"/>
+          <w:szCs w:val="28"/>
+        </w:rPr>
+      </w:pPr>
+    </w:p>
+    <w:p>
+      <w:pPr>
+        <w:widowControl w:val="0"/>
+        <w:tabs>
+          <w:tab w:val="left" w:pos="6580"/>
+        </w:tabs>
+        <w:autoSpaceDE w:val="0"/>
+        <w:autoSpaceDN w:val="0"/>
+        <w:adjustRightInd w:val="0"/>
+        <w:spacing w:after="0" w:line="240" w:lineRule="auto"/>
+        <w:jc w:val="center"/>
+        <w:rPr>
+          <w:rFonts w:ascii="Arial" w:hAnsi="Arial" w:cs="Arial"/>
+          <w:b/>
+          <w:bCs/>
+          <w:sz w:val="28"/>
+          <w:szCs w:val="28"/>
+        </w:rPr>
+      </w:pPr>
+    </w:p>
+    <w:p>
+      <w:pPr>
+        <w:widowControl w:val="0"/>
+        <w:tabs>
+          <w:tab w:val="left" w:pos="6580"/>
+        </w:tabs>
+        <w:autoSpaceDE w:val="0"/>
+        <w:autoSpaceDN w:val="0"/>
+        <w:adjustRightInd w:val="0"/>
+        <w:spacing w:after="0" w:line="240" w:lineRule="auto"/>
+        <w:jc w:val="center"/>
+        <w:rPr>
+          <w:rFonts w:ascii="Arial" w:hAnsi="Arial" w:cs="Arial"/>
+          <w:b/>
+          <w:bCs/>
+          <w:sz w:val="28"/>
+          <w:szCs w:val="28"/>
+        </w:rPr>
+      </w:pPr>
+    </w:p>
+    <w:p>
+      <w:pPr>
+        <w:widowControl w:val="0"/>
+        <w:tabs>
+          <w:tab w:val="left" w:pos="6580"/>
+        </w:tabs>
+        <w:autoSpaceDE w:val="0"/>
+        <w:autoSpaceDN w:val="0"/>
+        <w:adjustRightInd w:val="0"/>
+        <w:spacing w:after="0" w:line="240" w:lineRule="auto"/>
+        <w:jc w:val="center"/>
+        <w:rPr>
+          <w:rFonts w:ascii="Arial" w:hAnsi="Arial" w:cs="Arial"/>
+          <w:b/>
+          <w:bCs/>
+          <w:sz w:val="28"/>
+          <w:szCs w:val="28"/>
+        </w:rPr>
+      </w:pPr>
+    </w:p>
+    <w:p>
+      <w:pPr>
+        <w:widowControl w:val="0"/>
+        <w:tabs>
+          <w:tab w:val="left" w:pos="6580"/>
+        </w:tabs>
+        <w:autoSpaceDE w:val="0"/>
+        <w:autoSpaceDN w:val="0"/>
+        <w:adjustRightInd w:val="0"/>
+        <w:spacing w:after="0" w:line="240" w:lineRule="auto"/>
+        <w:jc w:val="center"/>
+        <w:rPr>
+          <w:rFonts w:ascii="Arial" w:hAnsi="Arial" w:cs="Arial"/>
+          <w:b/>
+          <w:bCs/>
+          <w:sz w:val="28"/>
+          <w:szCs w:val="28"/>
+        </w:rPr>
+      </w:pPr>
+    </w:p>
+    <w:p>
+      <w:pPr>
+        <w:widowControl w:val="0"/>
+        <w:tabs>
+          <w:tab w:val="left" w:pos="6580"/>
+        </w:tabs>
+        <w:autoSpaceDE w:val="0"/>
+        <w:autoSpaceDN w:val="0"/>
+        <w:adjustRightInd w:val="0"/>
+        <w:spacing w:after="0" w:line="240" w:lineRule="auto"/>
+        <w:jc w:val="center"/>
+        <w:rPr>
+          <w:rFonts w:ascii="Arial" w:hAnsi="Arial" w:cs="Arial"/>
+          <w:b/>
+          <w:bCs/>
+          <w:sz w:val="28"/>
+          <w:szCs w:val="28"/>
+        </w:rPr>
+      </w:pPr>
+    </w:p>
+    <w:p>
+      <w:pPr>
+        <w:widowControl w:val="0"/>
+        <w:tabs>
+          <w:tab w:val="left" w:pos="6580"/>
+        </w:tabs>
+        <w:autoSpaceDE w:val="0"/>
+        <w:autoSpaceDN w:val="0"/>
+        <w:adjustRightInd w:val="0"/>
+        <w:spacing w:after="0" w:line="240" w:lineRule="auto"/>
+        <w:jc w:val="center"/>
+        <w:rPr>
+          <w:rFonts w:ascii="Arial" w:hAnsi="Arial" w:cs="Arial"/>
+          <w:b/>
+          <w:bCs/>
+          <w:sz w:val="28"/>
+          <w:szCs w:val="28"/>
+        </w:rPr>
+      </w:pPr>
+    </w:p>
+    <w:p>
+      <w:pPr>
+        <w:widowControl w:val="0"/>
+        <w:tabs>
+          <w:tab w:val="left" w:pos="6580"/>
+        </w:tabs>
+        <w:autoSpaceDE w:val="0"/>
+        <w:autoSpaceDN w:val="0"/>
+        <w:adjustRightInd w:val="0"/>
+        <w:spacing w:after="0" w:line="240" w:lineRule="auto"/>
+        <w:jc w:val="center"/>
+        <w:rPr>
+          <w:rFonts w:ascii="Arial" w:hAnsi="Arial" w:cs="Arial"/>
+          <w:b/>
+          <w:bCs/>
+          <w:sz w:val="28"/>
+          <w:szCs w:val="28"/>
+        </w:rPr>
+      </w:pPr>
+    </w:p>
+    <w:p>
+      <w:pPr>
+        <w:widowControl w:val="0"/>
+        <w:tabs>
+          <w:tab w:val="left" w:pos="6580"/>
+        </w:tabs>
+        <w:autoSpaceDE w:val="0"/>
+        <w:autoSpaceDN w:val="0"/>
+        <w:adjustRightInd w:val="0"/>
+        <w:spacing w:after="0" w:line="240" w:lineRule="auto"/>
+        <w:jc w:val="center"/>
+        <w:rPr>
+          <w:rFonts w:ascii="Arial" w:hAnsi="Arial" w:cs="Arial"/>
+          <w:b/>
+          <w:bCs/>
+          <w:sz w:val="28"/>
+          <w:szCs w:val="28"/>
+        </w:rPr>
+      </w:pPr>
+    </w:p>
+    <w:p>
+      <w:pPr>
+        <w:widowControl w:val="0"/>
+        <w:tabs>
+          <w:tab w:val="left" w:pos="6580"/>
+        </w:tabs>
+        <w:autoSpaceDE w:val="0"/>
+        <w:autoSpaceDN w:val="0"/>
+        <w:adjustRightInd w:val="0"/>
+        <w:spacing w:after="0" w:line="240" w:lineRule="auto"/>
+        <w:jc w:val="center"/>
+        <w:rPr>
+          <w:rFonts w:ascii="Arial" w:hAnsi="Arial" w:cs="Arial"/>
+          <w:b/>
+          <w:bCs/>
+          <w:sz w:val="28"/>
+          <w:szCs w:val="28"/>
+        </w:rPr>
+      </w:pPr>
+    </w:p>
+    <w:p>
+      <w:pPr>
+        <w:widowControl w:val="0"/>
+        <w:tabs>
+          <w:tab w:val="left" w:pos="6580"/>
+        </w:tabs>
+        <w:autoSpaceDE w:val="0"/>
+        <w:autoSpaceDN w:val="0"/>
+        <w:adjustRightInd w:val="0"/>
+        <w:spacing w:after="0" w:line="240" w:lineRule="auto"/>
+        <w:jc w:val="center"/>
+        <w:rPr>
+          <w:rFonts w:ascii="Arial" w:hAnsi="Arial" w:cs="Arial"/>
+          <w:b/>
+          <w:bCs/>
+          <w:sz w:val="28"/>
+          <w:szCs w:val="28"/>
+        </w:rPr>
+      </w:pPr>
+    </w:p>
+    <w:p>
+      <w:pPr>
+        <w:widowControl w:val="0"/>
+        <w:tabs>
+          <w:tab w:val="left" w:pos="6580"/>
+        </w:tabs>
+        <w:autoSpaceDE w:val="0"/>
+        <w:autoSpaceDN w:val="0"/>
+        <w:adjustRightInd w:val="0"/>
+        <w:spacing w:after="0" w:line="240" w:lineRule="auto"/>
+        <w:jc w:val="center"/>
+        <w:rPr>
+          <w:rFonts w:ascii="Arial" w:hAnsi="Arial" w:cs="Arial"/>
+          <w:b/>
+          <w:bCs/>
+          <w:sz w:val="28"/>
+          <w:szCs w:val="28"/>
+        </w:rPr>
+      </w:pPr>
+    </w:p>
+    <w:p>
+      <w:pPr>
+        <w:widowControl w:val="0"/>
+        <w:tabs>
+          <w:tab w:val="left" w:pos="6580"/>
+        </w:tabs>
+        <w:autoSpaceDE w:val="0"/>
+        <w:autoSpaceDN w:val="0"/>
+        <w:adjustRightInd w:val="0"/>
+        <w:spacing w:after="0" w:line="240" w:lineRule="auto"/>
+        <w:jc w:val="center"/>
+        <w:rPr>
+          <w:rFonts w:ascii="Arial" w:hAnsi="Arial" w:cs="Arial"/>
+          <w:b/>
+          <w:bCs/>
+          <w:sz w:val="28"/>
+          <w:szCs w:val="28"/>
+        </w:rPr>
+      </w:pPr>
+    </w:p>
+    <w:p>
+      <w:pPr>
+        <w:widowControl w:val="0"/>
+        <w:tabs>
+          <w:tab w:val="left" w:pos="6580"/>
+        </w:tabs>
+        <w:autoSpaceDE w:val="0"/>
+        <w:autoSpaceDN w:val="0"/>
+        <w:adjustRightInd w:val="0"/>
+        <w:spacing w:after="0" w:line="240" w:lineRule="auto"/>
+        <w:jc w:val="center"/>
+        <w:rPr>
+          <w:rFonts w:ascii="Arial" w:hAnsi="Arial" w:cs="Arial"/>
+          <w:b/>
+          <w:bCs/>
+          <w:sz w:val="28"/>
+          <w:szCs w:val="28"/>
+        </w:rPr>
+      </w:pPr>
+    </w:p>
+    <w:p>
+      <w:pPr>
+        <w:widowControl w:val="0"/>
+        <w:tabs>
+          <w:tab w:val="left" w:pos="6580"/>
+        </w:tabs>
+        <w:autoSpaceDE w:val="0"/>
+        <w:autoSpaceDN w:val="0"/>
+        <w:adjustRightInd w:val="0"/>
+        <w:spacing w:after="0" w:line="240" w:lineRule="auto"/>
+        <w:jc w:val="center"/>
+        <w:rPr>
+          <w:rFonts w:ascii="Arial" w:hAnsi="Arial" w:cs="Arial"/>
+          <w:b/>
+          <w:bCs/>
+          <w:sz w:val="28"/>
+          <w:szCs w:val="28"/>
+        </w:rPr>
+      </w:pPr>
+    </w:p>
+    <w:p>
+      <w:pPr>
+        <w:widowControl w:val="0"/>
+        <w:tabs>
+          <w:tab w:val="left" w:pos="6580"/>
+        </w:tabs>
+        <w:autoSpaceDE w:val="0"/>
+        <w:autoSpaceDN w:val="0"/>
+        <w:adjustRightInd w:val="0"/>
+        <w:spacing w:after="0" w:line="240" w:lineRule="auto"/>
+        <w:jc w:val="center"/>
+        <w:rPr>
+          <w:rFonts w:ascii="Arial" w:hAnsi="Arial" w:cs="Arial"/>
+          <w:b/>
+          <w:bCs/>
+          <w:sz w:val="28"/>
+          <w:szCs w:val="28"/>
+        </w:rPr>
+      </w:pPr>
+    </w:p>
+    <w:p>
+      <w:pPr>
+        <w:widowControl w:val="0"/>
+        <w:tabs>
+          <w:tab w:val="left" w:pos="6580"/>
+        </w:tabs>
+        <w:autoSpaceDE w:val="0"/>
+        <w:autoSpaceDN w:val="0"/>
+        <w:adjustRightInd w:val="0"/>
+        <w:spacing w:after="0" w:line="240" w:lineRule="auto"/>
+        <w:jc w:val="center"/>
+        <w:rPr>
+          <w:rFonts w:ascii="Arial" w:hAnsi="Arial" w:cs="Arial"/>
+          <w:b/>
+          <w:bCs/>
+          <w:sz w:val="28"/>
+          <w:szCs w:val="28"/>
+        </w:rPr>
+      </w:pPr>
+    </w:p>
+    <w:p>
+      <w:pPr>
+        <w:widowControl w:val="0"/>
+        <w:tabs>
+          <w:tab w:val="left" w:pos="6580"/>
+        </w:tabs>
+        <w:autoSpaceDE w:val="0"/>
+        <w:autoSpaceDN w:val="0"/>
+        <w:adjustRightInd w:val="0"/>
+        <w:spacing w:after="0" w:line="240" w:lineRule="auto"/>
+        <w:jc w:val="center"/>
+        <w:rPr>
+          <w:rFonts w:ascii="Arial" w:hAnsi="Arial" w:cs="Arial"/>
+          <w:b/>
+          <w:bCs/>
+          <w:sz w:val="28"/>
+          <w:szCs w:val="28"/>
+        </w:rPr>
+      </w:pPr>
+    </w:p>
+    <w:p>
+      <w:pPr>
+        <w:widowControl w:val="0"/>
+        <w:tabs>
+          <w:tab w:val="left" w:pos="6580"/>
+        </w:tabs>
+        <w:autoSpaceDE w:val="0"/>
+        <w:autoSpaceDN w:val="0"/>
+        <w:adjustRightInd w:val="0"/>
+        <w:spacing w:after="0" w:line="240" w:lineRule="auto"/>
+        <w:jc w:val="center"/>
+        <w:rPr>
+          <w:rFonts w:ascii="Arial" w:hAnsi="Arial" w:cs="Arial"/>
+          <w:b/>
+          <w:bCs/>
+          <w:sz w:val="28"/>
+          <w:szCs w:val="28"/>
+        </w:rPr>
+      </w:pPr>
+    </w:p>
+    <w:p>
+      <w:pPr>
+        <w:widowControl w:val="0"/>
+        <w:tabs>
+          <w:tab w:val="left" w:pos="6580"/>
+        </w:tabs>
+        <w:autoSpaceDE w:val="0"/>
+        <w:autoSpaceDN w:val="0"/>
+        <w:adjustRightInd w:val="0"/>
+        <w:spacing w:after="0" w:line="240" w:lineRule="auto"/>
+        <w:jc w:val="center"/>
+        <w:rPr>
+          <w:rFonts w:ascii="Arial" w:hAnsi="Arial" w:cs="Arial"/>
+          <w:b/>
+          <w:bCs/>
+          <w:sz w:val="28"/>
+          <w:szCs w:val="28"/>
+        </w:rPr>
+      </w:pPr>
+    </w:p>
+    <w:p>
+      <w:pPr>
+        <w:widowControl w:val="0"/>
+        <w:tabs>
+          <w:tab w:val="left" w:pos="6580"/>
+        </w:tabs>
+        <w:autoSpaceDE w:val="0"/>
+        <w:autoSpaceDN w:val="0"/>
+        <w:adjustRightInd w:val="0"/>
+        <w:spacing w:after="0" w:line="240" w:lineRule="auto"/>
+        <w:jc w:val="center"/>
+        <w:rPr>
+          <w:rFonts w:ascii="Arial" w:hAnsi="Arial" w:cs="Arial"/>
+          <w:b/>
+          <w:bCs/>
+          <w:sz w:val="28"/>
+          <w:szCs w:val="28"/>
+        </w:rPr>
+      </w:pPr>
+    </w:p>
+    <w:p>
+      <w:pPr>
+        <w:widowControl w:val="0"/>
+        <w:tabs>
+          <w:tab w:val="left" w:pos="6580"/>
+        </w:tabs>
+        <w:autoSpaceDE w:val="0"/>
+        <w:autoSpaceDN w:val="0"/>
+        <w:adjustRightInd w:val="0"/>
+        <w:spacing w:after="0" w:line="240" w:lineRule="auto"/>
+        <w:jc w:val="center"/>
+        <w:rPr>
+          <w:rFonts w:ascii="Arial" w:hAnsi="Arial" w:cs="Arial"/>
+          <w:b/>
+          <w:bCs/>
+          <w:sz w:val="28"/>
+          <w:szCs w:val="28"/>
+        </w:rPr>
+      </w:pPr>
+    </w:p>
+    <w:p>
+      <w:pPr>
+        <w:widowControl w:val="0"/>
+        <w:tabs>
+          <w:tab w:val="left" w:pos="6580"/>
+        </w:tabs>
+        <w:autoSpaceDE w:val="0"/>
+        <w:autoSpaceDN w:val="0"/>
+        <w:adjustRightInd w:val="0"/>
+        <w:spacing w:after="0" w:line="240" w:lineRule="auto"/>
+        <w:jc w:val="center"/>
+        <w:rPr>
+          <w:rFonts w:ascii="Arial" w:hAnsi="Arial" w:cs="Arial"/>
+          <w:b/>
+          <w:bCs/>
+          <w:sz w:val="28"/>
+          <w:szCs w:val="28"/>
+        </w:rPr>
+      </w:pPr>
+    </w:p>
+    <w:p>
+      <w:pPr>
+        <w:widowControl w:val="0"/>
+        <w:tabs>
+          <w:tab w:val="left" w:pos="6580"/>
+        </w:tabs>
+        <w:autoSpaceDE w:val="0"/>
+        <w:autoSpaceDN w:val="0"/>
+        <w:adjustRightInd w:val="0"/>
+        <w:spacing w:after="0" w:line="240" w:lineRule="auto"/>
+        <w:jc w:val="center"/>
+        <w:rPr>
+          <w:rFonts w:ascii="Arial" w:hAnsi="Arial" w:cs="Arial"/>
+          <w:b/>
+          <w:bCs/>
+          <w:sz w:val="28"/>
+          <w:szCs w:val="28"/>
+        </w:rPr>
+      </w:pPr>
+    </w:p>
+    <w:p>
+      <w:pPr>
+        <w:widowControl w:val="0"/>
+        <w:tabs>
+          <w:tab w:val="left" w:pos="6580"/>
+        </w:tabs>
+        <w:autoSpaceDE w:val="0"/>
+        <w:autoSpaceDN w:val="0"/>
+        <w:adjustRightInd w:val="0"/>
+        <w:spacing w:after="0" w:line="240" w:lineRule="auto"/>
+        <w:jc w:val="center"/>
+        <w:rPr>
+          <w:rFonts w:ascii="Arial" w:hAnsi="Arial" w:cs="Arial"/>
+          <w:b/>
+          <w:bCs/>
+          <w:sz w:val="28"/>
+          <w:szCs w:val="28"/>
+        </w:rPr>
+      </w:pPr>
+    </w:p>
+    <w:p>
+      <w:pPr>
+        <w:widowControl w:val="0"/>
+        <w:tabs>
+          <w:tab w:val="left" w:pos="6580"/>
+        </w:tabs>
+        <w:autoSpaceDE w:val="0"/>
+        <w:autoSpaceDN w:val="0"/>
+        <w:adjustRightInd w:val="0"/>
+        <w:spacing w:after="0" w:line="240" w:lineRule="auto"/>
+        <w:jc w:val="center"/>
+        <w:rPr>
+          <w:rFonts w:ascii="Arial" w:hAnsi="Arial" w:cs="Arial"/>
+          <w:b/>
+          <w:bCs/>
+          <w:sz w:val="28"/>
+          <w:szCs w:val="28"/>
+        </w:rPr>
+      </w:pPr>
+    </w:p>
+    <w:p>
+      <w:pPr>
+        <w:widowControl w:val="0"/>
+        <w:tabs>
+          <w:tab w:val="left" w:pos="6580"/>
+        </w:tabs>
+        <w:autoSpaceDE w:val="0"/>
+        <w:autoSpaceDN w:val="0"/>
+        <w:adjustRightInd w:val="0"/>
+        <w:spacing w:after="0" w:line="240" w:lineRule="auto"/>
+        <w:jc w:val="center"/>
+        <w:rPr>
+          <w:rFonts w:ascii="Arial" w:hAnsi="Arial" w:cs="Arial"/>
+          <w:b/>
+          <w:bCs/>
+          <w:sz w:val="28"/>
+          <w:szCs w:val="28"/>
+        </w:rPr>
+      </w:pPr>
+    </w:p>
+    <w:p>
+      <w:pPr>
+        <w:widowControl w:val="0"/>
+        <w:tabs>
+          <w:tab w:val="left" w:pos="6580"/>
+        </w:tabs>
+        <w:autoSpaceDE w:val="0"/>
+        <w:autoSpaceDN w:val="0"/>
+        <w:adjustRightInd w:val="0"/>
+        <w:spacing w:after="0" w:line="240" w:lineRule="auto"/>
+        <w:jc w:val="center"/>
+        <w:rPr>
+          <w:rFonts w:ascii="Arial" w:hAnsi="Arial" w:cs="Arial"/>
+          <w:b/>
+          <w:bCs/>
+          <w:sz w:val="28"/>
+          <w:szCs w:val="28"/>
+        </w:rPr>
+      </w:pPr>
+    </w:p>
+    <w:p>
+      <w:pPr>
+        <w:widowControl w:val="0"/>
+        <w:tabs>
+          <w:tab w:val="left" w:pos="6580"/>
+        </w:tabs>
+        <w:autoSpaceDE w:val="0"/>
+        <w:autoSpaceDN w:val="0"/>
+        <w:adjustRightInd w:val="0"/>
+        <w:spacing w:after="0" w:line="240" w:lineRule="auto"/>
+        <w:jc w:val="center"/>
+        <w:rPr>
+          <w:rFonts w:ascii="Arial" w:hAnsi="Arial" w:cs="Arial"/>
+          <w:b/>
+          <w:bCs/>
+          <w:sz w:val="28"/>
+          <w:szCs w:val="28"/>
+        </w:rPr>
+      </w:pPr>
+    </w:p>
+    <w:p>
+      <w:pPr>
+        <w:widowControl w:val="0"/>
+        <w:tabs>
+          <w:tab w:val="left" w:pos="6580"/>
+        </w:tabs>
+        <w:autoSpaceDE w:val="0"/>
+        <w:autoSpaceDN w:val="0"/>
+        <w:adjustRightInd w:val="0"/>
+        <w:spacing w:after="0" w:line="240" w:lineRule="auto"/>
+        <w:jc w:val="center"/>
+        <w:rPr>
+          <w:rFonts w:ascii="Arial" w:hAnsi="Arial" w:cs="Arial"/>
+          <w:b/>
+          <w:bCs/>
+          <w:sz w:val="28"/>
+          <w:szCs w:val="28"/>
+        </w:rPr>
+      </w:pPr>
+    </w:p>
+    <w:p>
+      <w:pPr>
+        <w:widowControl w:val="0"/>
+        <w:tabs>
+          <w:tab w:val="left" w:pos="6580"/>
+        </w:tabs>
+        <w:autoSpaceDE w:val="0"/>
+        <w:autoSpaceDN w:val="0"/>
+        <w:adjustRightInd w:val="0"/>
+        <w:spacing w:after="0" w:line="240" w:lineRule="auto"/>
+        <w:jc w:val="center"/>
+        <w:rPr>
+          <w:rFonts w:ascii="Arial" w:hAnsi="Arial" w:cs="Arial"/>
+          <w:b/>
+          <w:bCs/>
+          <w:sz w:val="28"/>
+          <w:szCs w:val="28"/>
+        </w:rPr>
+      </w:pPr>
+      <w:r>
+        <w:rPr>
+          <w:rFonts w:ascii="Arial" w:hAnsi="Arial" w:cs="Arial"/>
+          <w:b/>
+          <w:bCs/>
+          <w:sz w:val="28"/>
+          <w:szCs w:val="28"/>
+        </w:rPr>
+        <w:lastRenderedPageBreak/>
+        <w:t>Analyse, Conception</w:t>
+      </w:r>
+    </w:p>
+    <w:p>
+      <w:pPr>
+        <w:widowControl w:val="0"/>
+        <w:tabs>
+          <w:tab w:val="left" w:pos="6580"/>
+        </w:tabs>
+        <w:autoSpaceDE w:val="0"/>
+        <w:autoSpaceDN w:val="0"/>
+        <w:adjustRightInd w:val="0"/>
+        <w:spacing w:after="0" w:line="240" w:lineRule="auto"/>
+        <w:jc w:val="center"/>
+        <w:rPr>
+          <w:rFonts w:ascii="Arial" w:hAnsi="Arial" w:cs="Arial"/>
+          <w:b/>
+          <w:bCs/>
+          <w:sz w:val="28"/>
+          <w:szCs w:val="28"/>
+        </w:rPr>
+      </w:pPr>
+    </w:p>
+    <w:p>
+      <w:pPr>
+        <w:widowControl w:val="0"/>
+        <w:tabs>
+          <w:tab w:val="left" w:pos="6580"/>
+        </w:tabs>
+        <w:autoSpaceDE w:val="0"/>
+        <w:autoSpaceDN w:val="0"/>
+        <w:adjustRightInd w:val="0"/>
+        <w:spacing w:after="0" w:line="240" w:lineRule="auto"/>
+        <w:rPr>
+          <w:rFonts w:ascii="Arial" w:hAnsi="Arial" w:cs="Arial"/>
+          <w:bCs/>
+          <w:sz w:val="24"/>
+          <w:szCs w:val="24"/>
+        </w:rPr>
+      </w:pPr>
+      <w:r>
+        <w:rPr>
+          <w:rFonts w:ascii="Arial" w:hAnsi="Arial" w:cs="Arial"/>
+          <w:bCs/>
+          <w:sz w:val="24"/>
+          <w:szCs w:val="24"/>
+        </w:rPr>
+        <w:t>Pour ce projet nous avons analysé les besoins qui sont clairs le problème est que le C++ n’a aucune librairie officiel, donc nous devons élaborer une librairie Graphique pour le C++ qui permettra de dessiner en C++, la librairie graphique que nous devons utiliser est celle de java est plus précisément AWT.</w:t>
+      </w:r>
+    </w:p>
+    <w:p>
+      <w:pPr>
+        <w:widowControl w:val="0"/>
+        <w:tabs>
+          <w:tab w:val="left" w:pos="6580"/>
+        </w:tabs>
+        <w:autoSpaceDE w:val="0"/>
+        <w:autoSpaceDN w:val="0"/>
+        <w:adjustRightInd w:val="0"/>
+        <w:spacing w:after="0" w:line="240" w:lineRule="auto"/>
+        <w:rPr>
+          <w:rFonts w:ascii="Arial" w:hAnsi="Arial" w:cs="Arial"/>
+          <w:bCs/>
+          <w:sz w:val="24"/>
+          <w:szCs w:val="24"/>
+        </w:rPr>
+      </w:pPr>
+      <w:r>
+        <w:rPr>
+          <w:rFonts w:ascii="Arial" w:hAnsi="Arial" w:cs="Arial"/>
+          <w:bCs/>
+          <w:sz w:val="24"/>
+          <w:szCs w:val="24"/>
+        </w:rPr>
+        <w:t>Pour la conception nous avons établies les principales tâches qui sont :</w:t>
+      </w:r>
+    </w:p>
+    <w:p>
+      <w:pPr>
+        <w:widowControl w:val="0"/>
+        <w:tabs>
+          <w:tab w:val="left" w:pos="6580"/>
+        </w:tabs>
+        <w:autoSpaceDE w:val="0"/>
+        <w:autoSpaceDN w:val="0"/>
+        <w:adjustRightInd w:val="0"/>
+        <w:spacing w:after="0" w:line="240" w:lineRule="auto"/>
+        <w:rPr>
+          <w:rFonts w:ascii="Arial" w:hAnsi="Arial" w:cs="Arial"/>
+          <w:bCs/>
+          <w:sz w:val="24"/>
+          <w:szCs w:val="24"/>
+        </w:rPr>
+      </w:pPr>
+      <w:r>
+        <w:rPr>
+          <w:rFonts w:ascii="Arial" w:hAnsi="Arial" w:cs="Arial"/>
+          <w:bCs/>
+          <w:sz w:val="24"/>
+          <w:szCs w:val="24"/>
+        </w:rPr>
+        <w:t>La communication entre les deux programmes (C++/Java)</w:t>
+      </w:r>
     </w:p>
     <w:p>
       <w:pPr>
@@ -1944,86 +2823,302 @@
         <w:autoSpaceDN w:val="0"/>
         <w:adjustRightInd w:val="0"/>
         <w:spacing w:after="0" w:line="240" w:lineRule="auto"/>
-        <w:jc w:val="center"/>
-        <w:rPr>
-          <w:rFonts w:ascii="Arial" w:hAnsi="Arial" w:cs="Arial"/>
-          <w:b/>
-          <w:bCs/>
-          <w:sz w:val="28"/>
-          <w:szCs w:val="28"/>
-        </w:rPr>
-      </w:pPr>
-    </w:p>
-    <w:p>
-      <w:pPr>
-        <w:widowControl w:val="0"/>
-        <w:tabs>
-          <w:tab w:val="left" w:pos="6580"/>
-        </w:tabs>
-        <w:autoSpaceDE w:val="0"/>
-        <w:autoSpaceDN w:val="0"/>
-        <w:adjustRightInd w:val="0"/>
-        <w:spacing w:after="0" w:line="240" w:lineRule="auto"/>
-        <w:rPr>
-          <w:rFonts w:ascii="Arial" w:hAnsi="Arial" w:cs="Arial"/>
-          <w:bCs/>
-          <w:sz w:val="24"/>
-          <w:szCs w:val="24"/>
-        </w:rPr>
-      </w:pPr>
-      <w:r>
-        <w:rPr>
-          <w:rFonts w:ascii="Arial" w:hAnsi="Arial" w:cs="Arial"/>
-          <w:bCs/>
-          <w:sz w:val="24"/>
-          <w:szCs w:val="24"/>
-        </w:rPr>
-        <w:t>Pour</w:t>
-      </w:r>
-      <w:r>
-        <w:rPr>
-          <w:rFonts w:ascii="Arial" w:hAnsi="Arial" w:cs="Arial"/>
-          <w:bCs/>
-          <w:sz w:val="24"/>
-          <w:szCs w:val="24"/>
-        </w:rPr>
-        <w:t xml:space="preserve"> ce projet nous avons analysé les besoins qui sont clairs le problème est que le C++ n’a aucune librairie officiel, donc nous devons élaborer une librairie Graphique pour le C++ qui permettra de dessiner en C++, la librairie graphique que nous devons utiliser est celle de java est plus précisément AWT.</w:t>
-      </w:r>
-    </w:p>
-    <w:p>
-      <w:pPr>
-        <w:widowControl w:val="0"/>
-        <w:tabs>
-          <w:tab w:val="left" w:pos="6580"/>
-        </w:tabs>
-        <w:autoSpaceDE w:val="0"/>
-        <w:autoSpaceDN w:val="0"/>
-        <w:adjustRightInd w:val="0"/>
-        <w:spacing w:after="0" w:line="240" w:lineRule="auto"/>
-        <w:rPr>
-          <w:rFonts w:ascii="Arial" w:hAnsi="Arial" w:cs="Arial"/>
-          <w:bCs/>
-          <w:sz w:val="24"/>
-          <w:szCs w:val="24"/>
-        </w:rPr>
-      </w:pPr>
-      <w:r>
-        <w:rPr>
-          <w:rFonts w:ascii="Arial" w:hAnsi="Arial" w:cs="Arial"/>
-          <w:bCs/>
-          <w:sz w:val="24"/>
-          <w:szCs w:val="24"/>
-        </w:rPr>
-        <w:t xml:space="preserve">Pour la conception nous avons établies les </w:t>
-      </w:r>
-      <w:r>
-        <w:rPr>
-          <w:rFonts w:ascii="Arial" w:hAnsi="Arial" w:cs="Arial"/>
-          <w:bCs/>
-          <w:sz w:val="24"/>
-          <w:szCs w:val="24"/>
-        </w:rPr>
-        <w:t>principales</w:t>
+        <w:rPr>
+          <w:rFonts w:ascii="Arial" w:hAnsi="Arial" w:cs="Arial"/>
+          <w:bCs/>
+          <w:sz w:val="28"/>
+          <w:szCs w:val="28"/>
+        </w:rPr>
+      </w:pPr>
+    </w:p>
+    <w:p>
+      <w:pPr>
+        <w:widowControl w:val="0"/>
+        <w:tabs>
+          <w:tab w:val="left" w:pos="6580"/>
+        </w:tabs>
+        <w:autoSpaceDE w:val="0"/>
+        <w:autoSpaceDN w:val="0"/>
+        <w:adjustRightInd w:val="0"/>
+        <w:spacing w:after="0" w:line="240" w:lineRule="auto"/>
+        <w:jc w:val="center"/>
+        <w:rPr>
+          <w:rFonts w:ascii="Arial" w:hAnsi="Arial" w:cs="Arial"/>
+          <w:b/>
+          <w:bCs/>
+          <w:sz w:val="28"/>
+          <w:szCs w:val="28"/>
+        </w:rPr>
+      </w:pPr>
+      <w:r>
+        <w:rPr>
+          <w:rFonts w:ascii="Arial" w:hAnsi="Arial" w:cs="Arial"/>
+          <w:b/>
+          <w:bCs/>
+          <w:sz w:val="28"/>
+          <w:szCs w:val="28"/>
+        </w:rPr>
+        <w:t>Communication Client C++ à Server Java</w:t>
+      </w:r>
+    </w:p>
+    <w:p>
+      <w:pPr>
+        <w:widowControl w:val="0"/>
+        <w:tabs>
+          <w:tab w:val="left" w:pos="6580"/>
+        </w:tabs>
+        <w:autoSpaceDE w:val="0"/>
+        <w:autoSpaceDN w:val="0"/>
+        <w:adjustRightInd w:val="0"/>
+        <w:spacing w:after="0" w:line="240" w:lineRule="auto"/>
+        <w:jc w:val="center"/>
+        <w:rPr>
+          <w:rFonts w:ascii="Arial" w:hAnsi="Arial" w:cs="Arial"/>
+          <w:bCs/>
+          <w:sz w:val="24"/>
+          <w:szCs w:val="24"/>
+        </w:rPr>
+      </w:pPr>
+    </w:p>
+    <w:p>
+      <w:pPr>
+        <w:widowControl w:val="0"/>
+        <w:tabs>
+          <w:tab w:val="left" w:pos="6580"/>
+        </w:tabs>
+        <w:autoSpaceDE w:val="0"/>
+        <w:autoSpaceDN w:val="0"/>
+        <w:adjustRightInd w:val="0"/>
+        <w:rPr>
+          <w:rFonts w:ascii="Arial" w:hAnsi="Arial" w:cs="Arial"/>
+          <w:bCs/>
+          <w:sz w:val="24"/>
+          <w:szCs w:val="24"/>
+        </w:rPr>
+      </w:pPr>
+      <w:r>
+        <w:rPr>
+          <w:rFonts w:ascii="Arial" w:hAnsi="Arial" w:cs="Arial"/>
+          <w:bCs/>
+          <w:sz w:val="24"/>
+          <w:szCs w:val="24"/>
+        </w:rPr>
+        <w:t xml:space="preserve">Pour la communication nous avons utilisé le système de socket. Pour le client C++ nous avons utilisé la librairie </w:t>
+      </w:r>
+      <w:r>
+        <w:rPr>
+          <w:rFonts w:ascii="Arial" w:hAnsi="Arial" w:cs="Arial"/>
+          <w:bCs/>
+          <w:sz w:val="24"/>
+          <w:szCs w:val="24"/>
+        </w:rPr>
+        <w:t>« </w:t>
+      </w:r>
+      <w:r>
+        <w:rPr>
+          <w:rFonts w:ascii="Arial" w:hAnsi="Arial" w:cs="Arial"/>
+          <w:bCs/>
+          <w:sz w:val="24"/>
+          <w:szCs w:val="24"/>
+        </w:rPr>
+        <w:t>winsock.h</w:t>
+      </w:r>
+      <w:r>
+        <w:rPr>
+          <w:rFonts w:ascii="Arial" w:hAnsi="Arial" w:cs="Arial"/>
+          <w:bCs/>
+          <w:sz w:val="24"/>
+          <w:szCs w:val="24"/>
+        </w:rPr>
+        <w:t> »</w:t>
+      </w:r>
+      <w:r>
+        <w:rPr>
+          <w:rFonts w:ascii="Arial" w:hAnsi="Arial" w:cs="Arial"/>
+          <w:bCs/>
+          <w:sz w:val="24"/>
+          <w:szCs w:val="24"/>
+        </w:rPr>
+        <w:t xml:space="preserve"> pour W</w:t>
+      </w:r>
+      <w:r>
+        <w:rPr>
+          <w:rFonts w:ascii="Arial" w:hAnsi="Arial" w:cs="Arial"/>
+          <w:bCs/>
+          <w:sz w:val="24"/>
+          <w:szCs w:val="24"/>
+        </w:rPr>
+        <w:t xml:space="preserve">indows </w:t>
+      </w:r>
+      <w:r>
+        <w:rPr>
+          <w:rFonts w:ascii="Arial" w:hAnsi="Arial" w:cs="Arial"/>
+          <w:bCs/>
+          <w:sz w:val="24"/>
+          <w:szCs w:val="24"/>
+        </w:rPr>
+        <w:t>et pour L</w:t>
+      </w:r>
+      <w:r>
+        <w:rPr>
+          <w:rFonts w:ascii="Arial" w:hAnsi="Arial" w:cs="Arial"/>
+          <w:bCs/>
+          <w:sz w:val="24"/>
+          <w:szCs w:val="24"/>
+        </w:rPr>
+        <w:t xml:space="preserve">inux les librairies </w:t>
+      </w:r>
+      <w:r>
+        <w:rPr>
+          <w:rFonts w:ascii="Arial" w:hAnsi="Arial" w:cs="Arial"/>
+          <w:bCs/>
+          <w:sz w:val="24"/>
+          <w:szCs w:val="24"/>
+        </w:rPr>
+        <w:t>« </w:t>
+      </w:r>
+      <w:r>
+        <w:rPr>
+          <w:rFonts w:ascii="Arial" w:hAnsi="Arial" w:cs="Arial"/>
+          <w:bCs/>
+          <w:sz w:val="24"/>
+          <w:szCs w:val="24"/>
+        </w:rPr>
+        <w:t>sys/socket.h</w:t>
+      </w:r>
+      <w:r>
+        <w:rPr>
+          <w:rFonts w:ascii="Arial" w:hAnsi="Arial" w:cs="Arial"/>
+          <w:bCs/>
+          <w:sz w:val="24"/>
+          <w:szCs w:val="24"/>
+        </w:rPr>
+        <w:t> »</w:t>
+      </w:r>
+      <w:r>
+        <w:rPr>
+          <w:rFonts w:ascii="Arial" w:hAnsi="Arial" w:cs="Arial"/>
+          <w:bCs/>
+          <w:sz w:val="24"/>
+          <w:szCs w:val="24"/>
+        </w:rPr>
+        <w:t xml:space="preserve"> et </w:t>
+      </w:r>
+      <w:r>
+        <w:rPr>
+          <w:rFonts w:ascii="Arial" w:hAnsi="Arial" w:cs="Arial"/>
+          <w:bCs/>
+          <w:sz w:val="24"/>
+          <w:szCs w:val="24"/>
+        </w:rPr>
+        <w:t>« </w:t>
+      </w:r>
+      <w:r>
+        <w:rPr>
+          <w:rFonts w:ascii="Arial" w:hAnsi="Arial" w:cs="Arial"/>
+          <w:bCs/>
+          <w:sz w:val="24"/>
+          <w:szCs w:val="24"/>
+        </w:rPr>
+        <w:t>netinet/in.h</w:t>
+      </w:r>
+      <w:r>
+        <w:rPr>
+          <w:rFonts w:ascii="Arial" w:hAnsi="Arial" w:cs="Arial"/>
+          <w:bCs/>
+          <w:sz w:val="24"/>
+          <w:szCs w:val="24"/>
+        </w:rPr>
+        <w:t> »</w:t>
+      </w:r>
+      <w:r>
+        <w:rPr>
+          <w:rFonts w:ascii="Arial" w:hAnsi="Arial" w:cs="Arial"/>
+          <w:bCs/>
+          <w:sz w:val="24"/>
+          <w:szCs w:val="24"/>
+        </w:rPr>
+        <w:t xml:space="preserve"> et pour la partie Server Java on appelle la librairie </w:t>
+      </w:r>
+      <w:r>
+        <w:rPr>
+          <w:rFonts w:ascii="Arial" w:hAnsi="Arial" w:cs="Arial"/>
+          <w:bCs/>
+          <w:sz w:val="24"/>
+          <w:szCs w:val="24"/>
+        </w:rPr>
+        <w:t>« </w:t>
+      </w:r>
+      <w:r>
+        <w:rPr>
+          <w:rFonts w:ascii="Arial" w:hAnsi="Arial" w:cs="Arial"/>
+          <w:bCs/>
+          <w:sz w:val="24"/>
+          <w:szCs w:val="24"/>
+        </w:rPr>
+        <w:t>java.net</w:t>
+      </w:r>
+      <w:r>
+        <w:rPr>
+          <w:rFonts w:ascii="Arial" w:hAnsi="Arial" w:cs="Arial"/>
+          <w:bCs/>
+          <w:sz w:val="24"/>
+          <w:szCs w:val="24"/>
+        </w:rPr>
+        <w:t> »</w:t>
+      </w:r>
+    </w:p>
+    <w:p>
+      <w:pPr>
+        <w:widowControl w:val="0"/>
+        <w:tabs>
+          <w:tab w:val="left" w:pos="2235"/>
+        </w:tabs>
+        <w:autoSpaceDE w:val="0"/>
+        <w:autoSpaceDN w:val="0"/>
+        <w:adjustRightInd w:val="0"/>
+        <w:rPr>
+          <w:rFonts w:ascii="Arial" w:hAnsi="Arial" w:cs="Arial"/>
+          <w:bCs/>
+          <w:sz w:val="24"/>
+          <w:szCs w:val="24"/>
+        </w:rPr>
+      </w:pPr>
+      <w:r>
+        <w:rPr>
+          <w:rFonts w:ascii="Arial" w:hAnsi="Arial" w:cs="Arial"/>
+          <w:bCs/>
+          <w:sz w:val="24"/>
+          <w:szCs w:val="24"/>
+        </w:rPr>
+        <w:t>Nous avons suivi des instructions pour pouvoir utiliser les sockets en C++ avec des exemples pour comprendre comment les utilisés (voir annexe 2.), j’ai eu quelque problème telle que « char* » sont assez complexe à utiliser</w:t>
+      </w:r>
+      <w:r>
+        <w:rPr>
+          <w:rFonts w:ascii="Arial" w:hAnsi="Arial" w:cs="Arial"/>
+          <w:bCs/>
+          <w:sz w:val="24"/>
+          <w:szCs w:val="24"/>
+        </w:rPr>
+        <w:t>, p</w:t>
+      </w:r>
+      <w:r>
+        <w:rPr>
+          <w:rFonts w:ascii="Arial" w:hAnsi="Arial" w:cs="Arial"/>
+          <w:bCs/>
+          <w:sz w:val="24"/>
+          <w:szCs w:val="24"/>
+        </w:rPr>
+        <w:t>our y remédier j’ai utilisé un  « String » et dès que nous avons besoin d’un « char* » j’utiliser la méthode de</w:t>
+      </w:r>
+      <w:r>
+        <w:rPr>
+          <w:rFonts w:ascii="Arial" w:hAnsi="Arial" w:cs="Arial"/>
+          <w:bCs/>
+          <w:sz w:val="24"/>
+          <w:szCs w:val="24"/>
+        </w:rPr>
+        <w:t xml:space="preserve"> la classe</w:t>
       </w:r>
       <w:r>
         <w:rPr>
@@ -2041,1391 +3136,2735 @@
           <w:sz w:val="24"/>
           <w:szCs w:val="24"/>
         </w:rPr>
-        <w:t>tâches</w:t>
-      </w:r>
+        <w:t>S</w:t>
+      </w:r>
+      <w:r>
+        <w:rPr>
+          <w:rFonts w:ascii="Arial" w:hAnsi="Arial" w:cs="Arial"/>
+          <w:bCs/>
+          <w:sz w:val="24"/>
+          <w:szCs w:val="24"/>
+        </w:rPr>
+        <w:t>tring .c_</w:t>
+      </w:r>
+      <w:proofErr w:type="gramStart"/>
+      <w:r>
+        <w:rPr>
+          <w:rFonts w:ascii="Arial" w:hAnsi="Arial" w:cs="Arial"/>
+          <w:bCs/>
+          <w:sz w:val="24"/>
+          <w:szCs w:val="24"/>
+        </w:rPr>
+        <w:t>str(</w:t>
+      </w:r>
+      <w:proofErr w:type="gramEnd"/>
+      <w:r>
+        <w:rPr>
+          <w:rFonts w:ascii="Arial" w:hAnsi="Arial" w:cs="Arial"/>
+          <w:bCs/>
+          <w:sz w:val="24"/>
+          <w:szCs w:val="24"/>
+        </w:rPr>
+        <w:t xml:space="preserve">) qui retourne un </w:t>
+      </w:r>
+      <w:r>
+        <w:rPr>
+          <w:rFonts w:ascii="Arial" w:hAnsi="Arial" w:cs="Arial"/>
+          <w:bCs/>
+          <w:sz w:val="24"/>
+          <w:szCs w:val="24"/>
+        </w:rPr>
+        <w:t>« </w:t>
+      </w:r>
+      <w:r>
+        <w:rPr>
+          <w:rFonts w:ascii="Arial" w:hAnsi="Arial" w:cs="Arial"/>
+          <w:bCs/>
+          <w:sz w:val="24"/>
+          <w:szCs w:val="24"/>
+        </w:rPr>
+        <w:t>char*</w:t>
+      </w:r>
+      <w:r>
+        <w:rPr>
+          <w:rFonts w:ascii="Arial" w:hAnsi="Arial" w:cs="Arial"/>
+          <w:bCs/>
+          <w:sz w:val="24"/>
+          <w:szCs w:val="24"/>
+        </w:rPr>
+        <w:t> »</w:t>
+      </w:r>
+      <w:r>
+        <w:rPr>
+          <w:rFonts w:ascii="Arial" w:hAnsi="Arial" w:cs="Arial"/>
+          <w:bCs/>
+          <w:sz w:val="24"/>
+          <w:szCs w:val="24"/>
+        </w:rPr>
+        <w:t xml:space="preserve"> qui nous convient parfaitement.</w:t>
+      </w:r>
+    </w:p>
+    <w:p>
+      <w:pPr>
+        <w:widowControl w:val="0"/>
+        <w:tabs>
+          <w:tab w:val="left" w:pos="2235"/>
+        </w:tabs>
+        <w:autoSpaceDE w:val="0"/>
+        <w:autoSpaceDN w:val="0"/>
+        <w:adjustRightInd w:val="0"/>
+        <w:rPr>
+          <w:rFonts w:ascii="Arial" w:hAnsi="Arial" w:cs="Arial"/>
+          <w:bCs/>
+          <w:sz w:val="24"/>
+          <w:szCs w:val="24"/>
+        </w:rPr>
+      </w:pPr>
+      <w:r>
+        <w:rPr>
+          <w:rFonts w:ascii="Arial" w:hAnsi="Arial" w:cs="Arial"/>
+          <w:bCs/>
+          <w:sz w:val="24"/>
+          <w:szCs w:val="24"/>
+        </w:rPr>
+        <w:t>Exemple :</w:t>
+      </w:r>
+    </w:p>
+    <w:p>
+      <w:pPr>
+        <w:widowControl w:val="0"/>
+        <w:tabs>
+          <w:tab w:val="left" w:pos="2235"/>
+        </w:tabs>
+        <w:autoSpaceDE w:val="0"/>
+        <w:autoSpaceDN w:val="0"/>
+        <w:adjustRightInd w:val="0"/>
+        <w:rPr>
+          <w:rFonts w:ascii="Arial" w:hAnsi="Arial" w:cs="Arial"/>
+          <w:bCs/>
+          <w:sz w:val="24"/>
+          <w:szCs w:val="24"/>
+        </w:rPr>
+      </w:pPr>
+      <w:r>
+        <w:rPr>
+          <w:rFonts w:ascii="Arial" w:hAnsi="Arial" w:cs="Arial"/>
+          <w:bCs/>
+          <w:sz w:val="24"/>
+          <w:szCs w:val="24"/>
+        </w:rPr>
+        <w:drawing>
+          <wp:inline distT="0" distB="0" distL="0" distR="0" wp14:anchorId="008A9CAE" wp14:editId="60A970BD">
+            <wp:extent cx="4439270" cy="228632"/>
+            <wp:effectExtent l="0" t="0" r="0" b="0"/>
+            <wp:docPr id="2" name="Image 2"/>
+            <wp:cNvGraphicFramePr>
+              <a:graphicFrameLocks xmlns:a="http://schemas.openxmlformats.org/drawingml/2006/main" noChangeAspect="1"/>
+            </wp:cNvGraphicFramePr>
+            <a:graphic xmlns:a="http://schemas.openxmlformats.org/drawingml/2006/main">
+              <a:graphicData uri="http://schemas.openxmlformats.org/drawingml/2006/picture">
+                <pic:pic xmlns:pic="http://schemas.openxmlformats.org/drawingml/2006/picture">
+                  <pic:nvPicPr>
+                    <pic:cNvPr id="1" name=""/>
+                    <pic:cNvPicPr/>
+                  </pic:nvPicPr>
+                  <pic:blipFill>
+                    <a:blip r:embed="rId6"/>
+                    <a:stretch>
+                      <a:fillRect/>
+                    </a:stretch>
+                  </pic:blipFill>
+                  <pic:spPr>
+                    <a:xfrm>
+                      <a:off x="0" y="0"/>
+                      <a:ext cx="4439270" cy="228632"/>
+                    </a:xfrm>
+                    <a:prstGeom prst="rect">
+                      <a:avLst/>
+                    </a:prstGeom>
+                  </pic:spPr>
+                </pic:pic>
+              </a:graphicData>
+            </a:graphic>
+          </wp:inline>
+        </w:drawing>
+      </w:r>
+      <w:r>
+        <w:rPr>
+          <w:rFonts w:ascii="Arial" w:hAnsi="Arial" w:cs="Arial"/>
+          <w:bCs/>
+          <w:sz w:val="24"/>
+          <w:szCs w:val="24"/>
+        </w:rPr>
+        <w:t xml:space="preserve"> // entête de la fonction</w:t>
+      </w:r>
+    </w:p>
+    <w:p>
+      <w:pPr>
+        <w:widowControl w:val="0"/>
+        <w:tabs>
+          <w:tab w:val="left" w:pos="2235"/>
+        </w:tabs>
+        <w:autoSpaceDE w:val="0"/>
+        <w:autoSpaceDN w:val="0"/>
+        <w:adjustRightInd w:val="0"/>
+        <w:rPr>
+          <w:rFonts w:ascii="Arial" w:hAnsi="Arial" w:cs="Arial"/>
+          <w:bCs/>
+          <w:sz w:val="24"/>
+          <w:szCs w:val="24"/>
+        </w:rPr>
+      </w:pPr>
+      <w:r>
+        <w:rPr>
+          <w:rFonts w:ascii="Arial" w:hAnsi="Arial" w:cs="Arial"/>
+          <w:bCs/>
+          <w:sz w:val="24"/>
+          <w:szCs w:val="24"/>
+        </w:rPr>
+        <w:drawing>
+          <wp:inline distT="0" distB="0" distL="0" distR="0" wp14:anchorId="23BCBA31" wp14:editId="1A3FBC13">
+            <wp:extent cx="4572638" cy="209579"/>
+            <wp:effectExtent l="0" t="0" r="0" b="0"/>
+            <wp:docPr id="1" name="Image 1"/>
+            <wp:cNvGraphicFramePr>
+              <a:graphicFrameLocks xmlns:a="http://schemas.openxmlformats.org/drawingml/2006/main" noChangeAspect="1"/>
+            </wp:cNvGraphicFramePr>
+            <a:graphic xmlns:a="http://schemas.openxmlformats.org/drawingml/2006/main">
+              <a:graphicData uri="http://schemas.openxmlformats.org/drawingml/2006/picture">
+                <pic:pic xmlns:pic="http://schemas.openxmlformats.org/drawingml/2006/picture">
+                  <pic:nvPicPr>
+                    <pic:cNvPr id="1" name=""/>
+                    <pic:cNvPicPr/>
+                  </pic:nvPicPr>
+                  <pic:blipFill>
+                    <a:blip r:embed="rId7"/>
+                    <a:stretch>
+                      <a:fillRect/>
+                    </a:stretch>
+                  </pic:blipFill>
+                  <pic:spPr>
+                    <a:xfrm>
+                      <a:off x="0" y="0"/>
+                      <a:ext cx="4572638" cy="209579"/>
+                    </a:xfrm>
+                    <a:prstGeom prst="rect">
+                      <a:avLst/>
+                    </a:prstGeom>
+                  </pic:spPr>
+                </pic:pic>
+              </a:graphicData>
+            </a:graphic>
+          </wp:inline>
+        </w:drawing>
+      </w:r>
+      <w:r>
+        <w:rPr>
+          <w:rFonts w:ascii="Arial" w:hAnsi="Arial" w:cs="Arial"/>
+          <w:bCs/>
+          <w:sz w:val="24"/>
+          <w:szCs w:val="24"/>
+        </w:rPr>
+        <w:t xml:space="preserve"> // utilisation de addr</w:t>
+      </w:r>
+    </w:p>
+    <w:p>
+      <w:pPr>
+        <w:widowControl w:val="0"/>
+        <w:tabs>
+          <w:tab w:val="left" w:pos="2235"/>
+        </w:tabs>
+        <w:autoSpaceDE w:val="0"/>
+        <w:autoSpaceDN w:val="0"/>
+        <w:adjustRightInd w:val="0"/>
+        <w:rPr>
+          <w:rFonts w:ascii="Arial" w:hAnsi="Arial" w:cs="Arial"/>
+          <w:bCs/>
+          <w:sz w:val="24"/>
+          <w:szCs w:val="24"/>
+        </w:rPr>
+      </w:pPr>
+      <w:r>
+        <w:rPr>
+          <w:rFonts w:ascii="Arial" w:hAnsi="Arial" w:cs="Arial"/>
+          <w:bCs/>
+          <w:sz w:val="24"/>
+          <w:szCs w:val="24"/>
+        </w:rPr>
+        <w:t xml:space="preserve">Un deuxième problème à était l’utilisation de la librairie Erreur.h (et Erreur.cpp), La classe permet de </w:t>
+      </w:r>
+      <w:proofErr w:type="spellStart"/>
+      <w:r>
+        <w:rPr>
+          <w:rFonts w:ascii="Arial" w:hAnsi="Arial" w:cs="Arial"/>
+          <w:bCs/>
+          <w:sz w:val="24"/>
+          <w:szCs w:val="24"/>
+        </w:rPr>
+        <w:t>throw</w:t>
+      </w:r>
+      <w:proofErr w:type="spellEnd"/>
+      <w:r>
+        <w:rPr>
+          <w:rFonts w:ascii="Arial" w:hAnsi="Arial" w:cs="Arial"/>
+          <w:bCs/>
+          <w:sz w:val="24"/>
+          <w:szCs w:val="24"/>
+        </w:rPr>
+        <w:t xml:space="preserve"> une erreur proprement, nous avions fait quelque erreur dans le code, puis à chaque utilisation de g++</w:t>
+      </w:r>
+      <w:r>
+        <w:rPr>
+          <w:rFonts w:ascii="Arial" w:hAnsi="Arial" w:cs="Arial"/>
+          <w:bCs/>
+          <w:sz w:val="24"/>
+          <w:szCs w:val="24"/>
+        </w:rPr>
+        <w:t xml:space="preserve"> j’oubliais</w:t>
+      </w:r>
+      <w:r>
+        <w:rPr>
+          <w:rFonts w:ascii="Arial" w:hAnsi="Arial" w:cs="Arial"/>
+          <w:bCs/>
+          <w:sz w:val="24"/>
+          <w:szCs w:val="24"/>
+        </w:rPr>
+        <w:t xml:space="preserve"> de compiler Erreur.cpp ce qui provoqua une erreur</w:t>
+      </w:r>
+      <w:r>
+        <w:rPr>
+          <w:rFonts w:ascii="Arial" w:hAnsi="Arial" w:cs="Arial"/>
+          <w:bCs/>
+          <w:sz w:val="24"/>
+          <w:szCs w:val="24"/>
+        </w:rPr>
+        <w:t> :</w:t>
+      </w:r>
+    </w:p>
+    <w:p>
+      <w:pPr>
+        <w:widowControl w:val="0"/>
+        <w:tabs>
+          <w:tab w:val="left" w:pos="2235"/>
+        </w:tabs>
+        <w:autoSpaceDE w:val="0"/>
+        <w:autoSpaceDN w:val="0"/>
+        <w:adjustRightInd w:val="0"/>
+        <w:rPr>
+          <w:rFonts w:ascii="Arial" w:hAnsi="Arial" w:cs="Arial"/>
+          <w:bCs/>
+          <w:sz w:val="24"/>
+          <w:szCs w:val="24"/>
+        </w:rPr>
+      </w:pPr>
+      <w:r>
+        <w:rPr>
+          <w:rFonts w:ascii="Arial" w:hAnsi="Arial" w:cs="Arial"/>
+          <w:bCs/>
+          <w:sz w:val="24"/>
+          <w:szCs w:val="24"/>
+        </w:rPr>
+        <w:drawing>
+          <wp:inline distT="0" distB="0" distL="0" distR="0" wp14:anchorId="4958FBC6" wp14:editId="483AA607">
+            <wp:extent cx="5981700" cy="521970"/>
+            <wp:effectExtent l="0" t="0" r="0" b="0"/>
+            <wp:docPr id="8" name="Image 8"/>
+            <wp:cNvGraphicFramePr>
+              <a:graphicFrameLocks xmlns:a="http://schemas.openxmlformats.org/drawingml/2006/main" noChangeAspect="1"/>
+            </wp:cNvGraphicFramePr>
+            <a:graphic xmlns:a="http://schemas.openxmlformats.org/drawingml/2006/main">
+              <a:graphicData uri="http://schemas.openxmlformats.org/drawingml/2006/picture">
+                <pic:pic xmlns:pic="http://schemas.openxmlformats.org/drawingml/2006/picture">
+                  <pic:nvPicPr>
+                    <pic:cNvPr id="1" name=""/>
+                    <pic:cNvPicPr/>
+                  </pic:nvPicPr>
+                  <pic:blipFill>
+                    <a:blip r:embed="rId8"/>
+                    <a:stretch>
+                      <a:fillRect/>
+                    </a:stretch>
+                  </pic:blipFill>
+                  <pic:spPr>
+                    <a:xfrm>
+                      <a:off x="0" y="0"/>
+                      <a:ext cx="5981700" cy="521970"/>
+                    </a:xfrm>
+                    <a:prstGeom prst="rect">
+                      <a:avLst/>
+                    </a:prstGeom>
+                  </pic:spPr>
+                </pic:pic>
+              </a:graphicData>
+            </a:graphic>
+          </wp:inline>
+        </w:drawing>
+      </w:r>
+    </w:p>
+    <w:p>
+      <w:pPr>
+        <w:widowControl w:val="0"/>
+        <w:tabs>
+          <w:tab w:val="left" w:pos="2235"/>
+        </w:tabs>
+        <w:autoSpaceDE w:val="0"/>
+        <w:autoSpaceDN w:val="0"/>
+        <w:adjustRightInd w:val="0"/>
+        <w:rPr>
+          <w:rFonts w:ascii="Arial" w:hAnsi="Arial" w:cs="Arial"/>
+          <w:bCs/>
+          <w:sz w:val="24"/>
+          <w:szCs w:val="24"/>
+        </w:rPr>
+      </w:pPr>
+    </w:p>
+    <w:p>
+      <w:pPr>
+        <w:widowControl w:val="0"/>
+        <w:tabs>
+          <w:tab w:val="left" w:pos="2235"/>
+        </w:tabs>
+        <w:autoSpaceDE w:val="0"/>
+        <w:autoSpaceDN w:val="0"/>
+        <w:adjustRightInd w:val="0"/>
+        <w:rPr>
+          <w:rFonts w:ascii="Arial" w:hAnsi="Arial" w:cs="Arial"/>
+          <w:bCs/>
+          <w:sz w:val="24"/>
+          <w:szCs w:val="24"/>
+        </w:rPr>
+      </w:pPr>
+      <w:r>
+        <w:rPr>
+          <w:rFonts w:ascii="Arial" w:hAnsi="Arial" w:cs="Arial"/>
+          <w:bCs/>
+          <w:sz w:val="24"/>
+          <w:szCs w:val="24"/>
+        </w:rPr>
+        <w:t>Coté java la gestion des sockets ce fait plus facilement hormis que java est la partie serveur donc nous avons eu besoin d’utiliser les threads pour pouvoir géré toute</w:t>
+      </w:r>
+      <w:r>
+        <w:rPr>
+          <w:rFonts w:ascii="Arial" w:hAnsi="Arial" w:cs="Arial"/>
+          <w:bCs/>
+          <w:sz w:val="24"/>
+          <w:szCs w:val="24"/>
+        </w:rPr>
+        <w:t>s</w:t>
+      </w:r>
+      <w:r>
+        <w:rPr>
+          <w:rFonts w:ascii="Arial" w:hAnsi="Arial" w:cs="Arial"/>
+          <w:bCs/>
+          <w:sz w:val="24"/>
+          <w:szCs w:val="24"/>
+        </w:rPr>
+        <w:t xml:space="preserve"> les demande</w:t>
+      </w:r>
+      <w:r>
+        <w:rPr>
+          <w:rFonts w:ascii="Arial" w:hAnsi="Arial" w:cs="Arial"/>
+          <w:bCs/>
+          <w:sz w:val="24"/>
+          <w:szCs w:val="24"/>
+        </w:rPr>
+        <w:t>s</w:t>
+      </w:r>
+      <w:r>
+        <w:rPr>
+          <w:rFonts w:ascii="Arial" w:hAnsi="Arial" w:cs="Arial"/>
+          <w:bCs/>
+          <w:sz w:val="24"/>
+          <w:szCs w:val="24"/>
+        </w:rPr>
+        <w:t xml:space="preserve"> des clients</w:t>
+      </w:r>
+      <w:r>
+        <w:rPr>
+          <w:rFonts w:ascii="Arial" w:hAnsi="Arial" w:cs="Arial"/>
+          <w:bCs/>
+          <w:sz w:val="24"/>
+          <w:szCs w:val="24"/>
+        </w:rPr>
+        <w:t>.</w:t>
+      </w:r>
+      <w:r>
+        <w:rPr>
+          <w:rFonts w:ascii="Arial" w:hAnsi="Arial" w:cs="Arial"/>
+          <w:bCs/>
+          <w:sz w:val="24"/>
+          <w:szCs w:val="24"/>
+        </w:rPr>
+        <w:t xml:space="preserve"> Pour ce ferais nous avons une créer une class Interlocuteur</w:t>
+      </w:r>
+      <w:r>
+        <w:rPr>
+          <w:rFonts w:ascii="Arial" w:hAnsi="Arial" w:cs="Arial"/>
+          <w:bCs/>
+          <w:sz w:val="24"/>
+          <w:szCs w:val="24"/>
+        </w:rPr>
+        <w:t xml:space="preserve"> (voir annexe 2.)</w:t>
+      </w:r>
+      <w:r>
+        <w:rPr>
+          <w:rFonts w:ascii="Arial" w:hAnsi="Arial" w:cs="Arial"/>
+          <w:bCs/>
+          <w:sz w:val="24"/>
+          <w:szCs w:val="24"/>
+        </w:rPr>
+        <w:t xml:space="preserve"> qui sera instancier est lancé sur un thread pour chaque client.</w:t>
+      </w:r>
+    </w:p>
+    <w:p>
+      <w:pPr>
+        <w:widowControl w:val="0"/>
+        <w:tabs>
+          <w:tab w:val="left" w:pos="2235"/>
+        </w:tabs>
+        <w:autoSpaceDE w:val="0"/>
+        <w:autoSpaceDN w:val="0"/>
+        <w:adjustRightInd w:val="0"/>
+        <w:rPr>
+          <w:rFonts w:ascii="Arial" w:hAnsi="Arial" w:cs="Arial"/>
+          <w:bCs/>
+          <w:sz w:val="24"/>
+          <w:szCs w:val="24"/>
+        </w:rPr>
+      </w:pPr>
+      <w:r>
+        <w:rPr>
+          <w:rFonts w:ascii="Arial" w:hAnsi="Arial" w:cs="Arial"/>
+          <w:bCs/>
+          <w:sz w:val="24"/>
+          <w:szCs w:val="24"/>
+        </w:rPr>
+        <w:drawing>
+          <wp:inline distT="0" distB="0" distL="0" distR="0" wp14:anchorId="1E2DCCE5" wp14:editId="5E1A4083">
+            <wp:extent cx="5144218" cy="438211"/>
+            <wp:effectExtent l="0" t="0" r="0" b="0"/>
+            <wp:docPr id="4" name="Image 4"/>
+            <wp:cNvGraphicFramePr>
+              <a:graphicFrameLocks xmlns:a="http://schemas.openxmlformats.org/drawingml/2006/main" noChangeAspect="1"/>
+            </wp:cNvGraphicFramePr>
+            <a:graphic xmlns:a="http://schemas.openxmlformats.org/drawingml/2006/main">
+              <a:graphicData uri="http://schemas.openxmlformats.org/drawingml/2006/picture">
+                <pic:pic xmlns:pic="http://schemas.openxmlformats.org/drawingml/2006/picture">
+                  <pic:nvPicPr>
+                    <pic:cNvPr id="1" name=""/>
+                    <pic:cNvPicPr/>
+                  </pic:nvPicPr>
+                  <pic:blipFill>
+                    <a:blip r:embed="rId9"/>
+                    <a:stretch>
+                      <a:fillRect/>
+                    </a:stretch>
+                  </pic:blipFill>
+                  <pic:spPr>
+                    <a:xfrm>
+                      <a:off x="0" y="0"/>
+                      <a:ext cx="5144218" cy="438211"/>
+                    </a:xfrm>
+                    <a:prstGeom prst="rect">
+                      <a:avLst/>
+                    </a:prstGeom>
+                  </pic:spPr>
+                </pic:pic>
+              </a:graphicData>
+            </a:graphic>
+          </wp:inline>
+        </w:drawing>
+      </w:r>
+    </w:p>
+    <w:p>
+      <w:pPr>
+        <w:widowControl w:val="0"/>
+        <w:tabs>
+          <w:tab w:val="left" w:pos="6580"/>
+        </w:tabs>
+        <w:autoSpaceDE w:val="0"/>
+        <w:autoSpaceDN w:val="0"/>
+        <w:adjustRightInd w:val="0"/>
+        <w:spacing w:after="0" w:line="240" w:lineRule="auto"/>
+        <w:jc w:val="center"/>
+        <w:rPr>
+          <w:rFonts w:ascii="Arial" w:hAnsi="Arial" w:cs="Arial"/>
+          <w:bCs/>
+          <w:sz w:val="24"/>
+          <w:szCs w:val="24"/>
+        </w:rPr>
+      </w:pPr>
+    </w:p>
+    <w:p>
+      <w:pPr>
+        <w:widowControl w:val="0"/>
+        <w:tabs>
+          <w:tab w:val="left" w:pos="6580"/>
+        </w:tabs>
+        <w:autoSpaceDE w:val="0"/>
+        <w:autoSpaceDN w:val="0"/>
+        <w:adjustRightInd w:val="0"/>
+        <w:spacing w:after="0" w:line="240" w:lineRule="auto"/>
+        <w:jc w:val="center"/>
+        <w:rPr>
+          <w:rFonts w:ascii="Arial" w:hAnsi="Arial" w:cs="Arial"/>
+          <w:b/>
+          <w:bCs/>
+          <w:sz w:val="28"/>
+          <w:szCs w:val="28"/>
+        </w:rPr>
+      </w:pPr>
+      <w:r>
+        <w:rPr>
+          <w:rFonts w:ascii="Arial" w:hAnsi="Arial" w:cs="Arial"/>
+          <w:b/>
+          <w:bCs/>
+          <w:sz w:val="28"/>
+          <w:szCs w:val="28"/>
+        </w:rPr>
+        <w:t>Java Server</w:t>
+      </w:r>
+    </w:p>
+    <w:p>
+      <w:pPr>
+        <w:widowControl w:val="0"/>
+        <w:tabs>
+          <w:tab w:val="left" w:pos="6580"/>
+        </w:tabs>
+        <w:autoSpaceDE w:val="0"/>
+        <w:autoSpaceDN w:val="0"/>
+        <w:adjustRightInd w:val="0"/>
+        <w:spacing w:after="0" w:line="240" w:lineRule="auto"/>
+        <w:rPr>
+          <w:rFonts w:ascii="Arial" w:hAnsi="Arial" w:cs="Arial"/>
+          <w:bCs/>
+          <w:sz w:val="24"/>
+          <w:szCs w:val="24"/>
+        </w:rPr>
+      </w:pPr>
+    </w:p>
+    <w:p>
+      <w:pPr>
+        <w:widowControl w:val="0"/>
+        <w:tabs>
+          <w:tab w:val="left" w:pos="6580"/>
+        </w:tabs>
+        <w:autoSpaceDE w:val="0"/>
+        <w:autoSpaceDN w:val="0"/>
+        <w:adjustRightInd w:val="0"/>
+        <w:spacing w:after="0" w:line="240" w:lineRule="auto"/>
+        <w:rPr>
+          <w:rFonts w:ascii="Arial" w:hAnsi="Arial" w:cs="Arial"/>
+          <w:bCs/>
+          <w:sz w:val="24"/>
+          <w:szCs w:val="24"/>
+        </w:rPr>
+      </w:pPr>
+      <w:r>
+        <w:rPr>
+          <w:rFonts w:ascii="Arial" w:hAnsi="Arial" w:cs="Arial"/>
+          <w:bCs/>
+          <w:sz w:val="24"/>
+          <w:szCs w:val="24"/>
+        </w:rPr>
+        <w:t>La partie java consiste à faire un s</w:t>
+      </w:r>
+      <w:r>
+        <w:rPr>
+          <w:rFonts w:ascii="Arial" w:hAnsi="Arial" w:cs="Arial"/>
+          <w:bCs/>
+          <w:sz w:val="24"/>
+          <w:szCs w:val="24"/>
+        </w:rPr>
+        <w:t>erver</w:t>
+      </w:r>
+      <w:r>
+        <w:rPr>
+          <w:rFonts w:ascii="Arial" w:hAnsi="Arial" w:cs="Arial"/>
+          <w:bCs/>
+          <w:sz w:val="24"/>
+          <w:szCs w:val="24"/>
+        </w:rPr>
+        <w:t xml:space="preserve"> </w:t>
+      </w:r>
+      <w:r>
+        <w:rPr>
+          <w:rFonts w:ascii="Arial" w:hAnsi="Arial" w:cs="Arial"/>
+          <w:bCs/>
+          <w:sz w:val="24"/>
+          <w:szCs w:val="24"/>
+        </w:rPr>
+        <w:t>Java</w:t>
+      </w:r>
+      <w:r>
+        <w:rPr>
+          <w:rFonts w:ascii="Arial" w:hAnsi="Arial" w:cs="Arial"/>
+          <w:bCs/>
+          <w:sz w:val="24"/>
+          <w:szCs w:val="24"/>
+        </w:rPr>
+        <w:t xml:space="preserve"> qui attend des </w:t>
+      </w:r>
+      <w:r>
+        <w:rPr>
+          <w:rFonts w:ascii="Arial" w:hAnsi="Arial" w:cs="Arial"/>
+          <w:bCs/>
+          <w:sz w:val="24"/>
+          <w:szCs w:val="24"/>
+        </w:rPr>
+        <w:t>requêtes</w:t>
+      </w:r>
+      <w:r>
+        <w:rPr>
+          <w:rFonts w:ascii="Arial" w:hAnsi="Arial" w:cs="Arial"/>
+          <w:bCs/>
+          <w:sz w:val="24"/>
+          <w:szCs w:val="24"/>
+        </w:rPr>
+        <w:t xml:space="preserve"> qui </w:t>
+      </w:r>
+      <w:r>
+        <w:rPr>
+          <w:rFonts w:ascii="Arial" w:hAnsi="Arial" w:cs="Arial"/>
+          <w:bCs/>
+          <w:sz w:val="24"/>
+          <w:szCs w:val="24"/>
+        </w:rPr>
+        <w:t>permettront</w:t>
+      </w:r>
+      <w:r>
+        <w:rPr>
+          <w:rFonts w:ascii="Arial" w:hAnsi="Arial" w:cs="Arial"/>
+          <w:bCs/>
+          <w:sz w:val="24"/>
+          <w:szCs w:val="24"/>
+        </w:rPr>
+        <w:t xml:space="preserve"> de faire </w:t>
+      </w:r>
+      <w:r>
+        <w:rPr>
+          <w:rFonts w:ascii="Arial" w:hAnsi="Arial" w:cs="Arial"/>
+          <w:bCs/>
+          <w:sz w:val="24"/>
+          <w:szCs w:val="24"/>
+        </w:rPr>
+        <w:t>apparaitre</w:t>
+      </w:r>
+      <w:r>
+        <w:rPr>
+          <w:rFonts w:ascii="Arial" w:hAnsi="Arial" w:cs="Arial"/>
+          <w:bCs/>
+          <w:sz w:val="24"/>
+          <w:szCs w:val="24"/>
+        </w:rPr>
+        <w:t xml:space="preserve"> une</w:t>
+      </w:r>
+      <w:r>
+        <w:rPr>
+          <w:rFonts w:ascii="Arial" w:hAnsi="Arial" w:cs="Arial"/>
+          <w:bCs/>
+          <w:sz w:val="24"/>
+          <w:szCs w:val="24"/>
+        </w:rPr>
+        <w:t xml:space="preserve"> fenêtre</w:t>
+      </w:r>
+      <w:r>
+        <w:rPr>
+          <w:rFonts w:ascii="Arial" w:hAnsi="Arial" w:cs="Arial"/>
+          <w:bCs/>
+          <w:sz w:val="24"/>
+          <w:szCs w:val="24"/>
+        </w:rPr>
+        <w:t xml:space="preserve"> </w:t>
+      </w:r>
+      <w:r>
+        <w:rPr>
+          <w:rFonts w:ascii="Arial" w:hAnsi="Arial" w:cs="Arial"/>
+          <w:bCs/>
+          <w:sz w:val="24"/>
+          <w:szCs w:val="24"/>
+        </w:rPr>
+        <w:t>sur laquelle on va dessiner</w:t>
+      </w:r>
+    </w:p>
+    <w:p>
+      <w:pPr>
+        <w:widowControl w:val="0"/>
+        <w:tabs>
+          <w:tab w:val="left" w:pos="6580"/>
+        </w:tabs>
+        <w:autoSpaceDE w:val="0"/>
+        <w:autoSpaceDN w:val="0"/>
+        <w:adjustRightInd w:val="0"/>
+        <w:spacing w:after="0" w:line="240" w:lineRule="auto"/>
+        <w:rPr>
+          <w:rFonts w:ascii="Arial" w:hAnsi="Arial" w:cs="Arial"/>
+          <w:bCs/>
+          <w:sz w:val="24"/>
+          <w:szCs w:val="24"/>
+        </w:rPr>
+      </w:pPr>
+      <w:r>
+        <w:rPr>
+          <w:rFonts w:ascii="Arial" w:hAnsi="Arial" w:cs="Arial"/>
+          <w:bCs/>
+          <w:sz w:val="24"/>
+          <w:szCs w:val="24"/>
+        </w:rPr>
+        <w:t xml:space="preserve">Pour ça nous avons utilisé la librairie </w:t>
+      </w:r>
+      <w:proofErr w:type="spellStart"/>
+      <w:r>
+        <w:rPr>
+          <w:rFonts w:ascii="Arial" w:hAnsi="Arial" w:cs="Arial"/>
+          <w:bCs/>
+          <w:sz w:val="24"/>
+          <w:szCs w:val="24"/>
+        </w:rPr>
+        <w:t>Awt</w:t>
+      </w:r>
+      <w:proofErr w:type="spellEnd"/>
+      <w:r>
+        <w:rPr>
+          <w:rFonts w:ascii="Arial" w:hAnsi="Arial" w:cs="Arial"/>
+          <w:bCs/>
+          <w:sz w:val="24"/>
+          <w:szCs w:val="24"/>
+        </w:rPr>
+        <w:t xml:space="preserve"> de Java.</w:t>
+      </w:r>
+    </w:p>
+    <w:p>
+      <w:pPr>
+        <w:widowControl w:val="0"/>
+        <w:tabs>
+          <w:tab w:val="left" w:pos="6580"/>
+        </w:tabs>
+        <w:autoSpaceDE w:val="0"/>
+        <w:autoSpaceDN w:val="0"/>
+        <w:adjustRightInd w:val="0"/>
+        <w:spacing w:after="0" w:line="240" w:lineRule="auto"/>
+        <w:rPr>
+          <w:rFonts w:ascii="Arial" w:hAnsi="Arial" w:cs="Arial"/>
+          <w:bCs/>
+          <w:sz w:val="24"/>
+          <w:szCs w:val="24"/>
+        </w:rPr>
+      </w:pPr>
+      <w:r>
+        <w:rPr>
+          <w:rFonts w:ascii="Arial" w:hAnsi="Arial" w:cs="Arial"/>
+          <w:bCs/>
+          <w:sz w:val="24"/>
+          <w:szCs w:val="24"/>
+        </w:rPr>
+        <w:t xml:space="preserve">La librairie permet de créer une fenêtre, elle permet aussi de créer des rendus sur </w:t>
+      </w:r>
+      <w:r>
+        <w:rPr>
+          <w:rFonts w:ascii="Arial" w:hAnsi="Arial" w:cs="Arial"/>
+          <w:bCs/>
+          <w:sz w:val="24"/>
+          <w:szCs w:val="24"/>
+        </w:rPr>
+        <w:lastRenderedPageBreak/>
+        <w:t>lesquelles nous pourrons dessiner. Elle a un tas de fonction qui dessine</w:t>
+      </w:r>
+      <w:r>
+        <w:rPr>
+          <w:rFonts w:ascii="Arial" w:hAnsi="Arial" w:cs="Arial"/>
+          <w:bCs/>
+          <w:sz w:val="24"/>
+          <w:szCs w:val="24"/>
+        </w:rPr>
+        <w:t>, certaine de ses fonctions</w:t>
+      </w:r>
+      <w:r>
+        <w:rPr>
+          <w:rFonts w:ascii="Arial" w:hAnsi="Arial" w:cs="Arial"/>
+          <w:bCs/>
+          <w:sz w:val="24"/>
+          <w:szCs w:val="24"/>
+        </w:rPr>
+        <w:t xml:space="preserve"> permette de dessiner des segments, rectangle, ovale, arc, texte.</w:t>
+      </w:r>
+    </w:p>
+    <w:p>
+      <w:pPr>
+        <w:widowControl w:val="0"/>
+        <w:tabs>
+          <w:tab w:val="left" w:pos="6580"/>
+        </w:tabs>
+        <w:autoSpaceDE w:val="0"/>
+        <w:autoSpaceDN w:val="0"/>
+        <w:adjustRightInd w:val="0"/>
+        <w:spacing w:after="0" w:line="240" w:lineRule="auto"/>
+        <w:rPr>
+          <w:rFonts w:ascii="Arial" w:hAnsi="Arial" w:cs="Arial"/>
+          <w:bCs/>
+          <w:sz w:val="24"/>
+          <w:szCs w:val="24"/>
+        </w:rPr>
+      </w:pPr>
+      <w:r>
+        <w:rPr>
+          <w:rFonts w:ascii="Arial" w:hAnsi="Arial" w:cs="Arial"/>
+          <w:bCs/>
+          <w:sz w:val="24"/>
+          <w:szCs w:val="24"/>
+        </w:rPr>
+        <w:t>Chaque fonction possède ses propres paramètres mais ils ont tous en commun besoin des coordonnée</w:t>
+      </w:r>
+      <w:r>
+        <w:rPr>
+          <w:rFonts w:ascii="Arial" w:hAnsi="Arial" w:cs="Arial"/>
+          <w:bCs/>
+          <w:sz w:val="24"/>
+          <w:szCs w:val="24"/>
+        </w:rPr>
+        <w:t>s</w:t>
+      </w:r>
+      <w:r>
+        <w:rPr>
+          <w:rFonts w:ascii="Arial" w:hAnsi="Arial" w:cs="Arial"/>
+          <w:bCs/>
+          <w:sz w:val="24"/>
+          <w:szCs w:val="24"/>
+        </w:rPr>
+        <w:t xml:space="preserve"> en x et y</w:t>
+      </w:r>
+      <w:r>
+        <w:rPr>
+          <w:rFonts w:ascii="Arial" w:hAnsi="Arial" w:cs="Arial"/>
+          <w:bCs/>
+          <w:sz w:val="24"/>
+          <w:szCs w:val="24"/>
+        </w:rPr>
+        <w:t>.</w:t>
+      </w:r>
+    </w:p>
+    <w:p>
+      <w:pPr>
+        <w:widowControl w:val="0"/>
+        <w:tabs>
+          <w:tab w:val="left" w:pos="6580"/>
+        </w:tabs>
+        <w:autoSpaceDE w:val="0"/>
+        <w:autoSpaceDN w:val="0"/>
+        <w:adjustRightInd w:val="0"/>
+        <w:spacing w:after="0" w:line="240" w:lineRule="auto"/>
+        <w:rPr>
+          <w:rFonts w:ascii="Arial" w:hAnsi="Arial" w:cs="Arial"/>
+          <w:bCs/>
+          <w:sz w:val="24"/>
+          <w:szCs w:val="24"/>
+        </w:rPr>
+      </w:pPr>
+      <w:r>
+        <w:rPr>
+          <w:rFonts w:ascii="Arial" w:hAnsi="Arial" w:cs="Arial"/>
+          <w:bCs/>
+          <w:sz w:val="24"/>
+          <w:szCs w:val="24"/>
+        </w:rPr>
+        <w:t>Couleur …</w:t>
+      </w:r>
+    </w:p>
+    <w:p>
+      <w:pPr>
+        <w:widowControl w:val="0"/>
+        <w:tabs>
+          <w:tab w:val="left" w:pos="6580"/>
+        </w:tabs>
+        <w:autoSpaceDE w:val="0"/>
+        <w:autoSpaceDN w:val="0"/>
+        <w:adjustRightInd w:val="0"/>
+        <w:spacing w:after="0" w:line="240" w:lineRule="auto"/>
+        <w:rPr>
+          <w:rFonts w:ascii="Arial" w:hAnsi="Arial" w:cs="Arial"/>
+          <w:bCs/>
+          <w:sz w:val="24"/>
+          <w:szCs w:val="24"/>
+        </w:rPr>
+      </w:pPr>
+      <w:r>
+        <w:rPr>
+          <w:rFonts w:ascii="Arial" w:hAnsi="Arial" w:cs="Arial"/>
+          <w:bCs/>
+          <w:sz w:val="24"/>
+          <w:szCs w:val="24"/>
+        </w:rPr>
+        <w:t>Bordure …</w:t>
+      </w:r>
+    </w:p>
+    <w:p>
+      <w:pPr>
+        <w:widowControl w:val="0"/>
+        <w:tabs>
+          <w:tab w:val="left" w:pos="6580"/>
+        </w:tabs>
+        <w:autoSpaceDE w:val="0"/>
+        <w:autoSpaceDN w:val="0"/>
+        <w:adjustRightInd w:val="0"/>
+        <w:spacing w:after="0" w:line="240" w:lineRule="auto"/>
+        <w:rPr>
+          <w:rFonts w:ascii="Arial" w:hAnsi="Arial" w:cs="Arial"/>
+          <w:bCs/>
+          <w:sz w:val="24"/>
+          <w:szCs w:val="24"/>
+        </w:rPr>
+      </w:pPr>
+    </w:p>
+    <w:p>
+      <w:pPr>
+        <w:widowControl w:val="0"/>
+        <w:tabs>
+          <w:tab w:val="left" w:pos="6580"/>
+        </w:tabs>
+        <w:autoSpaceDE w:val="0"/>
+        <w:autoSpaceDN w:val="0"/>
+        <w:adjustRightInd w:val="0"/>
+        <w:spacing w:after="0" w:line="240" w:lineRule="auto"/>
+        <w:jc w:val="center"/>
+        <w:rPr>
+          <w:rFonts w:ascii="Arial" w:hAnsi="Arial" w:cs="Arial"/>
+          <w:b/>
+          <w:bCs/>
+          <w:sz w:val="28"/>
+          <w:szCs w:val="28"/>
+        </w:rPr>
+      </w:pPr>
+      <w:r>
+        <w:rPr>
+          <w:rFonts w:ascii="Arial" w:hAnsi="Arial" w:cs="Arial"/>
+          <w:b/>
+          <w:bCs/>
+          <w:sz w:val="28"/>
+          <w:szCs w:val="28"/>
+        </w:rPr>
+        <w:t>C++ Client</w:t>
+      </w:r>
+    </w:p>
+    <w:p>
+      <w:pPr>
+        <w:widowControl w:val="0"/>
+        <w:tabs>
+          <w:tab w:val="left" w:pos="6580"/>
+        </w:tabs>
+        <w:autoSpaceDE w:val="0"/>
+        <w:autoSpaceDN w:val="0"/>
+        <w:adjustRightInd w:val="0"/>
+        <w:spacing w:after="0" w:line="240" w:lineRule="auto"/>
+        <w:rPr>
+          <w:rFonts w:ascii="Arial" w:hAnsi="Arial" w:cs="Arial"/>
+          <w:bCs/>
+          <w:sz w:val="24"/>
+          <w:szCs w:val="24"/>
+        </w:rPr>
+      </w:pPr>
+    </w:p>
+    <w:p>
+      <w:pPr>
+        <w:widowControl w:val="0"/>
+        <w:tabs>
+          <w:tab w:val="left" w:pos="6580"/>
+        </w:tabs>
+        <w:autoSpaceDE w:val="0"/>
+        <w:autoSpaceDN w:val="0"/>
+        <w:adjustRightInd w:val="0"/>
+        <w:spacing w:after="0" w:line="240" w:lineRule="auto"/>
+        <w:rPr>
+          <w:rFonts w:ascii="Arial" w:hAnsi="Arial" w:cs="Arial"/>
+          <w:bCs/>
+          <w:sz w:val="24"/>
+          <w:szCs w:val="24"/>
+        </w:rPr>
+      </w:pPr>
+      <w:r>
+        <w:rPr>
+          <w:rFonts w:ascii="Arial" w:hAnsi="Arial" w:cs="Arial"/>
+          <w:bCs/>
+          <w:sz w:val="24"/>
+          <w:szCs w:val="24"/>
+        </w:rPr>
+        <w:t>La partie C++ consiste à faire un client C++ qui va envoyer des requêtes au server, l’utilité est que le C++ à une vitesse de calcule largement plus rapide que le java</w:t>
+      </w:r>
+    </w:p>
+    <w:p>
+      <w:pPr>
+        <w:widowControl w:val="0"/>
+        <w:tabs>
+          <w:tab w:val="left" w:pos="6580"/>
+        </w:tabs>
+        <w:autoSpaceDE w:val="0"/>
+        <w:autoSpaceDN w:val="0"/>
+        <w:adjustRightInd w:val="0"/>
+        <w:spacing w:after="0" w:line="240" w:lineRule="auto"/>
+        <w:rPr>
+          <w:rFonts w:ascii="Arial" w:hAnsi="Arial" w:cs="Arial"/>
+          <w:bCs/>
+          <w:sz w:val="24"/>
+          <w:szCs w:val="24"/>
+        </w:rPr>
+      </w:pPr>
+    </w:p>
+    <w:p>
+      <w:pPr>
+        <w:widowControl w:val="0"/>
+        <w:tabs>
+          <w:tab w:val="left" w:pos="6580"/>
+        </w:tabs>
+        <w:autoSpaceDE w:val="0"/>
+        <w:autoSpaceDN w:val="0"/>
+        <w:adjustRightInd w:val="0"/>
+        <w:spacing w:after="0" w:line="240" w:lineRule="auto"/>
+        <w:rPr>
+          <w:rFonts w:ascii="Arial" w:hAnsi="Arial" w:cs="Arial"/>
+          <w:bCs/>
+          <w:sz w:val="24"/>
+          <w:szCs w:val="24"/>
+        </w:rPr>
+      </w:pPr>
+      <w:r>
+        <w:rPr>
+          <w:rFonts w:ascii="Arial" w:hAnsi="Arial" w:cs="Arial"/>
+          <w:bCs/>
+          <w:sz w:val="24"/>
+          <w:szCs w:val="24"/>
+        </w:rPr>
+        <w:t xml:space="preserve">Comme nous voulons une librairie l’utilisation des </w:t>
+      </w:r>
+      <w:r>
+        <w:rPr>
+          <w:rFonts w:ascii="Arial" w:hAnsi="Arial" w:cs="Arial"/>
+          <w:bCs/>
+          <w:sz w:val="24"/>
+          <w:szCs w:val="24"/>
+        </w:rPr>
+        <w:t>méthodes</w:t>
+      </w:r>
+      <w:r>
+        <w:rPr>
+          <w:rFonts w:ascii="Arial" w:hAnsi="Arial" w:cs="Arial"/>
+          <w:bCs/>
+          <w:sz w:val="24"/>
+          <w:szCs w:val="24"/>
+        </w:rPr>
+        <w:t xml:space="preserve"> doivent être simple d’utilisation et intuitive</w:t>
+      </w:r>
+      <w:r>
+        <w:rPr>
+          <w:rFonts w:ascii="Arial" w:hAnsi="Arial" w:cs="Arial"/>
+          <w:bCs/>
+          <w:sz w:val="24"/>
+          <w:szCs w:val="24"/>
+        </w:rPr>
+        <w:t xml:space="preserve">, pour le faire nous avons structuré de telle sorte que l’utilisateur n’utilise qu’un objet, cette objet est une instanciation de la class </w:t>
+      </w:r>
+      <w:r>
+        <w:rPr>
+          <w:rFonts w:ascii="Arial" w:hAnsi="Arial" w:cs="Arial"/>
+          <w:bCs/>
+          <w:sz w:val="24"/>
+          <w:szCs w:val="24"/>
+        </w:rPr>
+        <w:t>Fenetre</w:t>
+      </w:r>
+      <w:r>
+        <w:rPr>
+          <w:rFonts w:ascii="Arial" w:hAnsi="Arial" w:cs="Arial"/>
+          <w:bCs/>
+          <w:sz w:val="24"/>
+          <w:szCs w:val="24"/>
+        </w:rPr>
+        <w:t xml:space="preserve"> (voir annexe 3.)</w:t>
+      </w:r>
+    </w:p>
+    <w:p>
+      <w:pPr>
+        <w:widowControl w:val="0"/>
+        <w:tabs>
+          <w:tab w:val="left" w:pos="6580"/>
+        </w:tabs>
+        <w:autoSpaceDE w:val="0"/>
+        <w:autoSpaceDN w:val="0"/>
+        <w:adjustRightInd w:val="0"/>
+        <w:spacing w:after="0" w:line="240" w:lineRule="auto"/>
+        <w:rPr>
+          <w:rFonts w:ascii="Arial" w:hAnsi="Arial" w:cs="Arial"/>
+          <w:bCs/>
+          <w:sz w:val="24"/>
+          <w:szCs w:val="24"/>
+        </w:rPr>
+      </w:pPr>
+      <w:r>
+        <w:rPr>
+          <w:rFonts w:ascii="Arial" w:hAnsi="Arial" w:cs="Arial"/>
+          <w:bCs/>
+          <w:sz w:val="24"/>
+          <w:szCs w:val="24"/>
+        </w:rPr>
+        <w:t>Pour commencer nous avons initialisation l’utilisateur commence par entrée les informations de la fenêtre voulu</w:t>
+      </w:r>
+      <w:proofErr w:type="gramStart"/>
+      <w:r>
+        <w:rPr>
+          <w:rFonts w:ascii="Arial" w:hAnsi="Arial" w:cs="Arial"/>
+          <w:bCs/>
+          <w:sz w:val="24"/>
+          <w:szCs w:val="24"/>
+        </w:rPr>
+        <w:t>.(</w:t>
+      </w:r>
+      <w:proofErr w:type="gramEnd"/>
+      <w:r>
+        <w:rPr>
+          <w:rFonts w:ascii="Arial" w:hAnsi="Arial" w:cs="Arial"/>
+          <w:bCs/>
+          <w:sz w:val="24"/>
+          <w:szCs w:val="24"/>
+        </w:rPr>
+        <w:t>nom de la fenêtre, largeur, hauteur)</w:t>
+      </w:r>
+    </w:p>
+    <w:p>
+      <w:pPr>
+        <w:widowControl w:val="0"/>
+        <w:tabs>
+          <w:tab w:val="left" w:pos="6580"/>
+        </w:tabs>
+        <w:autoSpaceDE w:val="0"/>
+        <w:autoSpaceDN w:val="0"/>
+        <w:adjustRightInd w:val="0"/>
+        <w:spacing w:after="0" w:line="240" w:lineRule="auto"/>
+        <w:rPr>
+          <w:rFonts w:ascii="Arial" w:hAnsi="Arial" w:cs="Arial"/>
+          <w:bCs/>
+          <w:sz w:val="24"/>
+          <w:szCs w:val="24"/>
+        </w:rPr>
+      </w:pPr>
+    </w:p>
+    <w:p>
+      <w:pPr>
+        <w:widowControl w:val="0"/>
+        <w:tabs>
+          <w:tab w:val="left" w:pos="6580"/>
+        </w:tabs>
+        <w:autoSpaceDE w:val="0"/>
+        <w:autoSpaceDN w:val="0"/>
+        <w:adjustRightInd w:val="0"/>
+        <w:spacing w:after="0" w:line="240" w:lineRule="auto"/>
+        <w:rPr>
+          <w:rFonts w:ascii="Arial" w:hAnsi="Arial" w:cs="Arial"/>
+          <w:bCs/>
+          <w:sz w:val="24"/>
+          <w:szCs w:val="24"/>
+        </w:rPr>
+      </w:pPr>
+      <w:r>
+        <w:rPr>
+          <w:rFonts w:ascii="Arial" w:hAnsi="Arial" w:cs="Arial"/>
+          <w:bCs/>
+          <w:sz w:val="24"/>
+          <w:szCs w:val="24"/>
+        </w:rPr>
+        <w:drawing>
+          <wp:inline distT="0" distB="0" distL="0" distR="0" wp14:anchorId="02F6FA14" wp14:editId="57E47049">
+            <wp:extent cx="2943636" cy="200053"/>
+            <wp:effectExtent l="0" t="0" r="0" b="9525"/>
+            <wp:docPr id="5" name="Image 5"/>
+            <wp:cNvGraphicFramePr>
+              <a:graphicFrameLocks xmlns:a="http://schemas.openxmlformats.org/drawingml/2006/main" noChangeAspect="1"/>
+            </wp:cNvGraphicFramePr>
+            <a:graphic xmlns:a="http://schemas.openxmlformats.org/drawingml/2006/main">
+              <a:graphicData uri="http://schemas.openxmlformats.org/drawingml/2006/picture">
+                <pic:pic xmlns:pic="http://schemas.openxmlformats.org/drawingml/2006/picture">
+                  <pic:nvPicPr>
+                    <pic:cNvPr id="1" name=""/>
+                    <pic:cNvPicPr/>
+                  </pic:nvPicPr>
+                  <pic:blipFill>
+                    <a:blip r:embed="rId10"/>
+                    <a:stretch>
+                      <a:fillRect/>
+                    </a:stretch>
+                  </pic:blipFill>
+                  <pic:spPr>
+                    <a:xfrm>
+                      <a:off x="0" y="0"/>
+                      <a:ext cx="2943636" cy="200053"/>
+                    </a:xfrm>
+                    <a:prstGeom prst="rect">
+                      <a:avLst/>
+                    </a:prstGeom>
+                  </pic:spPr>
+                </pic:pic>
+              </a:graphicData>
+            </a:graphic>
+          </wp:inline>
+        </w:drawing>
+      </w:r>
+    </w:p>
+    <w:p>
+      <w:pPr>
+        <w:widowControl w:val="0"/>
+        <w:tabs>
+          <w:tab w:val="left" w:pos="6580"/>
+        </w:tabs>
+        <w:autoSpaceDE w:val="0"/>
+        <w:autoSpaceDN w:val="0"/>
+        <w:adjustRightInd w:val="0"/>
+        <w:spacing w:after="0" w:line="240" w:lineRule="auto"/>
+        <w:rPr>
+          <w:rFonts w:ascii="Arial" w:hAnsi="Arial" w:cs="Arial"/>
+          <w:bCs/>
+          <w:sz w:val="24"/>
+          <w:szCs w:val="24"/>
+        </w:rPr>
+      </w:pPr>
+    </w:p>
+    <w:p>
+      <w:pPr>
+        <w:widowControl w:val="0"/>
+        <w:tabs>
+          <w:tab w:val="left" w:pos="6580"/>
+        </w:tabs>
+        <w:autoSpaceDE w:val="0"/>
+        <w:autoSpaceDN w:val="0"/>
+        <w:adjustRightInd w:val="0"/>
+        <w:spacing w:after="0" w:line="240" w:lineRule="auto"/>
+        <w:rPr>
+          <w:rFonts w:ascii="Arial" w:hAnsi="Arial" w:cs="Arial"/>
+          <w:bCs/>
+          <w:sz w:val="24"/>
+          <w:szCs w:val="24"/>
+        </w:rPr>
+      </w:pPr>
+      <w:r>
+        <w:rPr>
+          <w:rFonts w:ascii="Arial" w:hAnsi="Arial" w:cs="Arial"/>
+          <w:bCs/>
+          <w:sz w:val="24"/>
+          <w:szCs w:val="24"/>
+        </w:rPr>
+        <w:t>Une fois les informations enregistrées nous nous connectons au serveur java</w:t>
+      </w:r>
+      <w:r>
+        <w:rPr>
+          <w:rFonts w:ascii="Arial" w:hAnsi="Arial" w:cs="Arial"/>
+          <w:bCs/>
+          <w:sz w:val="24"/>
+          <w:szCs w:val="24"/>
+        </w:rPr>
+        <w:t>, si aucune erreur ne s’est produite nous envoyons les caractéristiques de la fenêtre voulu au serveur java, ensuite java créer la fenêtre. Pendant ce temps nous calculons les variables qui nous serons utile pour le « mapping coordinate to viewport » (voir annexe 3. méthode=&gt; Init() ).</w:t>
+      </w:r>
+    </w:p>
+    <w:p>
+      <w:pPr>
+        <w:widowControl w:val="0"/>
+        <w:tabs>
+          <w:tab w:val="left" w:pos="6580"/>
+        </w:tabs>
+        <w:autoSpaceDE w:val="0"/>
+        <w:autoSpaceDN w:val="0"/>
+        <w:adjustRightInd w:val="0"/>
+        <w:spacing w:after="0" w:line="240" w:lineRule="auto"/>
+        <w:rPr>
+          <w:rFonts w:ascii="Arial" w:hAnsi="Arial" w:cs="Arial"/>
+          <w:bCs/>
+          <w:sz w:val="24"/>
+          <w:szCs w:val="24"/>
+        </w:rPr>
+      </w:pPr>
+    </w:p>
+    <w:p>
+      <w:pPr>
+        <w:widowControl w:val="0"/>
+        <w:tabs>
+          <w:tab w:val="left" w:pos="6580"/>
+        </w:tabs>
+        <w:autoSpaceDE w:val="0"/>
+        <w:autoSpaceDN w:val="0"/>
+        <w:adjustRightInd w:val="0"/>
+        <w:spacing w:after="0" w:line="240" w:lineRule="auto"/>
+        <w:rPr>
+          <w:rFonts w:ascii="Arial" w:hAnsi="Arial" w:cs="Arial"/>
+          <w:bCs/>
+          <w:sz w:val="24"/>
+          <w:szCs w:val="24"/>
+        </w:rPr>
+      </w:pPr>
+      <w:r>
+        <w:rPr>
+          <w:rFonts w:ascii="Arial" w:hAnsi="Arial" w:cs="Arial"/>
+          <w:bCs/>
+          <w:sz w:val="24"/>
+          <w:szCs w:val="24"/>
+        </w:rPr>
+        <w:t>Ensuite pour dessiner sur la fenêtre java nous devons simple utiliser les méthodes de l’objet instancier de la classe Fenetre.</w:t>
+      </w:r>
+    </w:p>
+    <w:p>
+      <w:pPr>
+        <w:widowControl w:val="0"/>
+        <w:tabs>
+          <w:tab w:val="left" w:pos="6580"/>
+        </w:tabs>
+        <w:autoSpaceDE w:val="0"/>
+        <w:autoSpaceDN w:val="0"/>
+        <w:adjustRightInd w:val="0"/>
+        <w:spacing w:after="0" w:line="240" w:lineRule="auto"/>
+        <w:rPr>
+          <w:rFonts w:ascii="Arial" w:hAnsi="Arial" w:cs="Arial"/>
+          <w:bCs/>
+          <w:sz w:val="24"/>
+          <w:szCs w:val="24"/>
+        </w:rPr>
+      </w:pPr>
+    </w:p>
+    <w:p>
+      <w:pPr>
+        <w:widowControl w:val="0"/>
+        <w:tabs>
+          <w:tab w:val="left" w:pos="6580"/>
+        </w:tabs>
+        <w:autoSpaceDE w:val="0"/>
+        <w:autoSpaceDN w:val="0"/>
+        <w:adjustRightInd w:val="0"/>
+        <w:spacing w:after="0" w:line="240" w:lineRule="auto"/>
+        <w:rPr>
+          <w:rFonts w:ascii="Arial" w:hAnsi="Arial" w:cs="Arial"/>
+          <w:bCs/>
+          <w:sz w:val="24"/>
+          <w:szCs w:val="24"/>
+        </w:rPr>
+      </w:pPr>
+      <w:r>
+        <w:rPr>
+          <w:rFonts w:ascii="Arial" w:hAnsi="Arial" w:cs="Arial"/>
+          <w:bCs/>
+          <w:sz w:val="24"/>
+          <w:szCs w:val="24"/>
+        </w:rPr>
+        <w:t>Exemple :</w:t>
+      </w:r>
+    </w:p>
+    <w:p>
+      <w:pPr>
+        <w:widowControl w:val="0"/>
+        <w:tabs>
+          <w:tab w:val="left" w:pos="6580"/>
+        </w:tabs>
+        <w:autoSpaceDE w:val="0"/>
+        <w:autoSpaceDN w:val="0"/>
+        <w:adjustRightInd w:val="0"/>
+        <w:spacing w:after="0" w:line="240" w:lineRule="auto"/>
+        <w:rPr>
+          <w:rFonts w:ascii="Arial" w:hAnsi="Arial" w:cs="Arial"/>
+          <w:bCs/>
+          <w:sz w:val="24"/>
+          <w:szCs w:val="24"/>
+        </w:rPr>
+      </w:pPr>
+      <w:r>
+        <w:rPr>
+          <w:rFonts w:ascii="Arial" w:hAnsi="Arial" w:cs="Arial"/>
+          <w:bCs/>
+          <w:sz w:val="24"/>
+          <w:szCs w:val="24"/>
+        </w:rPr>
+        <w:drawing>
+          <wp:inline distT="0" distB="0" distL="0" distR="0" wp14:anchorId="082B3E8E" wp14:editId="7E0B7A77">
+            <wp:extent cx="3458058" cy="1105054"/>
+            <wp:effectExtent l="0" t="0" r="9525" b="0"/>
+            <wp:docPr id="6" name="Image 6"/>
+            <wp:cNvGraphicFramePr>
+              <a:graphicFrameLocks xmlns:a="http://schemas.openxmlformats.org/drawingml/2006/main" noChangeAspect="1"/>
+            </wp:cNvGraphicFramePr>
+            <a:graphic xmlns:a="http://schemas.openxmlformats.org/drawingml/2006/main">
+              <a:graphicData uri="http://schemas.openxmlformats.org/drawingml/2006/picture">
+                <pic:pic xmlns:pic="http://schemas.openxmlformats.org/drawingml/2006/picture">
+                  <pic:nvPicPr>
+                    <pic:cNvPr id="1" name=""/>
+                    <pic:cNvPicPr/>
+                  </pic:nvPicPr>
+                  <pic:blipFill>
+                    <a:blip r:embed="rId11"/>
+                    <a:stretch>
+                      <a:fillRect/>
+                    </a:stretch>
+                  </pic:blipFill>
+                  <pic:spPr>
+                    <a:xfrm>
+                      <a:off x="0" y="0"/>
+                      <a:ext cx="3458058" cy="1105054"/>
+                    </a:xfrm>
+                    <a:prstGeom prst="rect">
+                      <a:avLst/>
+                    </a:prstGeom>
+                  </pic:spPr>
+                </pic:pic>
+              </a:graphicData>
+            </a:graphic>
+          </wp:inline>
+        </w:drawing>
+      </w:r>
+    </w:p>
+    <w:p>
+      <w:pPr>
+        <w:widowControl w:val="0"/>
+        <w:tabs>
+          <w:tab w:val="left" w:pos="6580"/>
+        </w:tabs>
+        <w:autoSpaceDE w:val="0"/>
+        <w:autoSpaceDN w:val="0"/>
+        <w:adjustRightInd w:val="0"/>
+        <w:spacing w:after="0" w:line="240" w:lineRule="auto"/>
+        <w:jc w:val="center"/>
+        <w:rPr>
+          <w:rFonts w:ascii="Arial" w:hAnsi="Arial" w:cs="Arial"/>
+          <w:b/>
+          <w:bCs/>
+          <w:sz w:val="28"/>
+          <w:szCs w:val="28"/>
+        </w:rPr>
+      </w:pPr>
+    </w:p>
+    <w:p>
+      <w:pPr>
+        <w:widowControl w:val="0"/>
+        <w:tabs>
+          <w:tab w:val="left" w:pos="6580"/>
+        </w:tabs>
+        <w:autoSpaceDE w:val="0"/>
+        <w:autoSpaceDN w:val="0"/>
+        <w:adjustRightInd w:val="0"/>
+        <w:spacing w:after="0" w:line="240" w:lineRule="auto"/>
+        <w:jc w:val="center"/>
+        <w:rPr>
+          <w:rFonts w:ascii="Arial" w:hAnsi="Arial" w:cs="Arial"/>
+          <w:b/>
+          <w:bCs/>
+          <w:sz w:val="28"/>
+          <w:szCs w:val="28"/>
+        </w:rPr>
+      </w:pPr>
+    </w:p>
+    <w:p>
+      <w:pPr>
+        <w:widowControl w:val="0"/>
+        <w:tabs>
+          <w:tab w:val="left" w:pos="6580"/>
+        </w:tabs>
+        <w:autoSpaceDE w:val="0"/>
+        <w:autoSpaceDN w:val="0"/>
+        <w:adjustRightInd w:val="0"/>
+        <w:spacing w:after="0" w:line="240" w:lineRule="auto"/>
+        <w:rPr>
+          <w:rFonts w:ascii="Arial" w:hAnsi="Arial" w:cs="Arial"/>
+          <w:b/>
+          <w:bCs/>
+          <w:sz w:val="28"/>
+          <w:szCs w:val="28"/>
+        </w:rPr>
+      </w:pPr>
+    </w:p>
+    <w:p>
+      <w:pPr>
+        <w:widowControl w:val="0"/>
+        <w:tabs>
+          <w:tab w:val="left" w:pos="6580"/>
+        </w:tabs>
+        <w:autoSpaceDE w:val="0"/>
+        <w:autoSpaceDN w:val="0"/>
+        <w:adjustRightInd w:val="0"/>
+        <w:spacing w:after="0" w:line="240" w:lineRule="auto"/>
+        <w:jc w:val="center"/>
+        <w:rPr>
+          <w:rFonts w:ascii="Arial" w:hAnsi="Arial" w:cs="Arial"/>
+          <w:b/>
+          <w:bCs/>
+          <w:sz w:val="28"/>
+          <w:szCs w:val="28"/>
+        </w:rPr>
+      </w:pPr>
+    </w:p>
+    <w:p>
+      <w:pPr>
+        <w:widowControl w:val="0"/>
+        <w:tabs>
+          <w:tab w:val="left" w:pos="6580"/>
+        </w:tabs>
+        <w:autoSpaceDE w:val="0"/>
+        <w:autoSpaceDN w:val="0"/>
+        <w:adjustRightInd w:val="0"/>
+        <w:spacing w:after="0" w:line="240" w:lineRule="auto"/>
+        <w:jc w:val="center"/>
+        <w:rPr>
+          <w:rFonts w:ascii="Arial" w:hAnsi="Arial" w:cs="Arial"/>
+          <w:b/>
+          <w:bCs/>
+          <w:sz w:val="28"/>
+          <w:szCs w:val="28"/>
+        </w:rPr>
+      </w:pPr>
+      <w:r>
+        <w:rPr>
+          <w:rFonts w:ascii="Arial" w:hAnsi="Arial" w:cs="Arial"/>
+          <w:b/>
+          <w:bCs/>
+          <w:sz w:val="28"/>
+          <w:szCs w:val="28"/>
+        </w:rPr>
+        <w:t>Mapping to viewport</w:t>
+      </w:r>
+    </w:p>
+    <w:p>
+      <w:pPr>
+        <w:widowControl w:val="0"/>
+        <w:tabs>
+          <w:tab w:val="left" w:pos="6580"/>
+        </w:tabs>
+        <w:autoSpaceDE w:val="0"/>
+        <w:autoSpaceDN w:val="0"/>
+        <w:adjustRightInd w:val="0"/>
+        <w:spacing w:after="0" w:line="240" w:lineRule="auto"/>
+        <w:jc w:val="center"/>
+        <w:rPr>
+          <w:rFonts w:ascii="Arial" w:hAnsi="Arial" w:cs="Arial"/>
+          <w:b/>
+          <w:bCs/>
+          <w:sz w:val="28"/>
+          <w:szCs w:val="28"/>
+        </w:rPr>
+      </w:pPr>
+    </w:p>
+    <w:p>
+      <w:pPr>
+        <w:widowControl w:val="0"/>
+        <w:tabs>
+          <w:tab w:val="left" w:pos="6580"/>
+        </w:tabs>
+        <w:autoSpaceDE w:val="0"/>
+        <w:autoSpaceDN w:val="0"/>
+        <w:adjustRightInd w:val="0"/>
+        <w:spacing w:after="0" w:line="240" w:lineRule="auto"/>
+        <w:jc w:val="center"/>
+        <w:rPr>
+          <w:rFonts w:ascii="Arial" w:hAnsi="Arial" w:cs="Arial"/>
+          <w:b/>
+          <w:bCs/>
+          <w:sz w:val="28"/>
+          <w:szCs w:val="28"/>
+        </w:rPr>
+      </w:pPr>
+    </w:p>
+    <w:p>
+      <w:pPr>
+        <w:widowControl w:val="0"/>
+        <w:tabs>
+          <w:tab w:val="left" w:pos="6580"/>
+        </w:tabs>
+        <w:autoSpaceDE w:val="0"/>
+        <w:autoSpaceDN w:val="0"/>
+        <w:adjustRightInd w:val="0"/>
+        <w:spacing w:after="0" w:line="240" w:lineRule="auto"/>
+        <w:jc w:val="center"/>
+        <w:rPr>
+          <w:rFonts w:ascii="Arial" w:hAnsi="Arial" w:cs="Arial"/>
+          <w:b/>
+          <w:bCs/>
+          <w:sz w:val="28"/>
+          <w:szCs w:val="28"/>
+        </w:rPr>
+      </w:pPr>
+    </w:p>
+    <w:p>
+      <w:pPr>
+        <w:widowControl w:val="0"/>
+        <w:tabs>
+          <w:tab w:val="left" w:pos="6580"/>
+        </w:tabs>
+        <w:autoSpaceDE w:val="0"/>
+        <w:autoSpaceDN w:val="0"/>
+        <w:adjustRightInd w:val="0"/>
+        <w:spacing w:after="0" w:line="240" w:lineRule="auto"/>
+        <w:jc w:val="center"/>
+        <w:rPr>
+          <w:rFonts w:ascii="Arial" w:hAnsi="Arial" w:cs="Arial"/>
+          <w:b/>
+          <w:bCs/>
+          <w:sz w:val="28"/>
+          <w:szCs w:val="28"/>
+        </w:rPr>
+      </w:pPr>
+    </w:p>
+    <w:p>
+      <w:pPr>
+        <w:widowControl w:val="0"/>
+        <w:tabs>
+          <w:tab w:val="left" w:pos="6580"/>
+        </w:tabs>
+        <w:autoSpaceDE w:val="0"/>
+        <w:autoSpaceDN w:val="0"/>
+        <w:adjustRightInd w:val="0"/>
+        <w:spacing w:after="0" w:line="240" w:lineRule="auto"/>
+        <w:rPr>
+          <w:rFonts w:ascii="Arial" w:hAnsi="Arial" w:cs="Arial"/>
+          <w:b/>
+          <w:bCs/>
+          <w:sz w:val="28"/>
+          <w:szCs w:val="28"/>
+        </w:rPr>
+      </w:pPr>
+    </w:p>
+    <w:p>
+      <w:pPr>
+        <w:widowControl w:val="0"/>
+        <w:tabs>
+          <w:tab w:val="left" w:pos="6580"/>
+        </w:tabs>
+        <w:autoSpaceDE w:val="0"/>
+        <w:autoSpaceDN w:val="0"/>
+        <w:adjustRightInd w:val="0"/>
+        <w:spacing w:after="0" w:line="240" w:lineRule="auto"/>
+        <w:jc w:val="center"/>
+        <w:rPr>
+          <w:rFonts w:ascii="Arial" w:hAnsi="Arial" w:cs="Arial"/>
+          <w:b/>
+          <w:bCs/>
+          <w:sz w:val="28"/>
+          <w:szCs w:val="28"/>
+        </w:rPr>
+      </w:pPr>
+    </w:p>
+    <w:p>
+      <w:pPr>
+        <w:widowControl w:val="0"/>
+        <w:tabs>
+          <w:tab w:val="left" w:pos="6580"/>
+        </w:tabs>
+        <w:autoSpaceDE w:val="0"/>
+        <w:autoSpaceDN w:val="0"/>
+        <w:adjustRightInd w:val="0"/>
+        <w:spacing w:after="0" w:line="240" w:lineRule="auto"/>
+        <w:jc w:val="center"/>
+        <w:rPr>
+          <w:rFonts w:ascii="Arial" w:hAnsi="Arial" w:cs="Arial"/>
+          <w:b/>
+          <w:bCs/>
+          <w:sz w:val="28"/>
+          <w:szCs w:val="28"/>
+        </w:rPr>
+      </w:pPr>
+      <w:r>
+        <w:rPr>
+          <w:rFonts w:ascii="Arial" w:hAnsi="Arial" w:cs="Arial"/>
+          <w:b/>
+          <w:bCs/>
+          <w:sz w:val="28"/>
+          <w:szCs w:val="28"/>
+        </w:rPr>
+        <w:lastRenderedPageBreak/>
+        <w:t>Conclusion</w:t>
+      </w:r>
+    </w:p>
+    <w:p>
+      <w:pPr>
+        <w:widowControl w:val="0"/>
+        <w:tabs>
+          <w:tab w:val="left" w:pos="6580"/>
+        </w:tabs>
+        <w:autoSpaceDE w:val="0"/>
+        <w:autoSpaceDN w:val="0"/>
+        <w:adjustRightInd w:val="0"/>
+        <w:spacing w:after="0" w:line="240" w:lineRule="auto"/>
+        <w:jc w:val="center"/>
+        <w:rPr>
+          <w:rFonts w:ascii="Arial" w:hAnsi="Arial" w:cs="Arial"/>
+          <w:b/>
+          <w:bCs/>
+          <w:sz w:val="28"/>
+          <w:szCs w:val="28"/>
+        </w:rPr>
+      </w:pPr>
+    </w:p>
+    <w:p>
+      <w:pPr>
+        <w:widowControl w:val="0"/>
+        <w:tabs>
+          <w:tab w:val="left" w:pos="6580"/>
+        </w:tabs>
+        <w:autoSpaceDE w:val="0"/>
+        <w:autoSpaceDN w:val="0"/>
+        <w:adjustRightInd w:val="0"/>
+        <w:spacing w:after="0" w:line="240" w:lineRule="auto"/>
+        <w:jc w:val="center"/>
+        <w:rPr>
+          <w:rFonts w:ascii="Arial" w:hAnsi="Arial" w:cs="Arial"/>
+          <w:b/>
+          <w:bCs/>
+          <w:sz w:val="28"/>
+          <w:szCs w:val="28"/>
+        </w:rPr>
+      </w:pPr>
+    </w:p>
+    <w:p>
+      <w:pPr>
+        <w:widowControl w:val="0"/>
+        <w:tabs>
+          <w:tab w:val="left" w:pos="6580"/>
+        </w:tabs>
+        <w:autoSpaceDE w:val="0"/>
+        <w:autoSpaceDN w:val="0"/>
+        <w:adjustRightInd w:val="0"/>
+        <w:spacing w:after="0" w:line="240" w:lineRule="auto"/>
+        <w:jc w:val="center"/>
+        <w:rPr>
+          <w:rFonts w:ascii="Arial" w:hAnsi="Arial" w:cs="Arial"/>
+          <w:b/>
+          <w:bCs/>
+          <w:sz w:val="28"/>
+          <w:szCs w:val="28"/>
+        </w:rPr>
+      </w:pPr>
+    </w:p>
+    <w:p>
+      <w:pPr>
+        <w:widowControl w:val="0"/>
+        <w:tabs>
+          <w:tab w:val="left" w:pos="6580"/>
+        </w:tabs>
+        <w:autoSpaceDE w:val="0"/>
+        <w:autoSpaceDN w:val="0"/>
+        <w:adjustRightInd w:val="0"/>
+        <w:spacing w:after="0" w:line="240" w:lineRule="auto"/>
+        <w:jc w:val="center"/>
+        <w:rPr>
+          <w:rFonts w:ascii="Arial" w:hAnsi="Arial" w:cs="Arial"/>
+          <w:b/>
+          <w:bCs/>
+          <w:sz w:val="28"/>
+          <w:szCs w:val="28"/>
+        </w:rPr>
+      </w:pPr>
+    </w:p>
+    <w:p>
+      <w:pPr>
+        <w:widowControl w:val="0"/>
+        <w:tabs>
+          <w:tab w:val="left" w:pos="6580"/>
+        </w:tabs>
+        <w:autoSpaceDE w:val="0"/>
+        <w:autoSpaceDN w:val="0"/>
+        <w:adjustRightInd w:val="0"/>
+        <w:spacing w:after="0" w:line="240" w:lineRule="auto"/>
+        <w:jc w:val="center"/>
+        <w:rPr>
+          <w:rFonts w:ascii="Arial" w:hAnsi="Arial" w:cs="Arial"/>
+          <w:b/>
+          <w:bCs/>
+          <w:sz w:val="28"/>
+          <w:szCs w:val="28"/>
+        </w:rPr>
+      </w:pPr>
+    </w:p>
+    <w:p>
+      <w:pPr>
+        <w:widowControl w:val="0"/>
+        <w:tabs>
+          <w:tab w:val="left" w:pos="6580"/>
+        </w:tabs>
+        <w:autoSpaceDE w:val="0"/>
+        <w:autoSpaceDN w:val="0"/>
+        <w:adjustRightInd w:val="0"/>
+        <w:spacing w:after="0" w:line="240" w:lineRule="auto"/>
+        <w:jc w:val="center"/>
+        <w:rPr>
+          <w:rFonts w:ascii="Arial" w:hAnsi="Arial" w:cs="Arial"/>
+          <w:b/>
+          <w:bCs/>
+          <w:sz w:val="28"/>
+          <w:szCs w:val="28"/>
+        </w:rPr>
+      </w:pPr>
+    </w:p>
+    <w:p>
+      <w:pPr>
+        <w:widowControl w:val="0"/>
+        <w:tabs>
+          <w:tab w:val="left" w:pos="6580"/>
+        </w:tabs>
+        <w:autoSpaceDE w:val="0"/>
+        <w:autoSpaceDN w:val="0"/>
+        <w:adjustRightInd w:val="0"/>
+        <w:spacing w:after="0" w:line="240" w:lineRule="auto"/>
+        <w:jc w:val="center"/>
+        <w:rPr>
+          <w:rFonts w:ascii="Arial" w:hAnsi="Arial" w:cs="Arial"/>
+          <w:b/>
+          <w:bCs/>
+          <w:sz w:val="28"/>
+          <w:szCs w:val="28"/>
+        </w:rPr>
+      </w:pPr>
+    </w:p>
+    <w:p>
+      <w:pPr>
+        <w:widowControl w:val="0"/>
+        <w:tabs>
+          <w:tab w:val="left" w:pos="6580"/>
+        </w:tabs>
+        <w:autoSpaceDE w:val="0"/>
+        <w:autoSpaceDN w:val="0"/>
+        <w:adjustRightInd w:val="0"/>
+        <w:spacing w:after="0" w:line="240" w:lineRule="auto"/>
+        <w:jc w:val="center"/>
+        <w:rPr>
+          <w:rFonts w:ascii="Arial" w:hAnsi="Arial" w:cs="Arial"/>
+          <w:b/>
+          <w:bCs/>
+          <w:sz w:val="28"/>
+          <w:szCs w:val="28"/>
+        </w:rPr>
+      </w:pPr>
+    </w:p>
+    <w:p>
+      <w:pPr>
+        <w:widowControl w:val="0"/>
+        <w:tabs>
+          <w:tab w:val="left" w:pos="6580"/>
+        </w:tabs>
+        <w:autoSpaceDE w:val="0"/>
+        <w:autoSpaceDN w:val="0"/>
+        <w:adjustRightInd w:val="0"/>
+        <w:spacing w:after="0" w:line="240" w:lineRule="auto"/>
+        <w:jc w:val="center"/>
+        <w:rPr>
+          <w:rFonts w:ascii="Arial" w:hAnsi="Arial" w:cs="Arial"/>
+          <w:b/>
+          <w:bCs/>
+          <w:sz w:val="28"/>
+          <w:szCs w:val="28"/>
+        </w:rPr>
+      </w:pPr>
+    </w:p>
+    <w:p>
+      <w:pPr>
+        <w:widowControl w:val="0"/>
+        <w:tabs>
+          <w:tab w:val="left" w:pos="6580"/>
+        </w:tabs>
+        <w:autoSpaceDE w:val="0"/>
+        <w:autoSpaceDN w:val="0"/>
+        <w:adjustRightInd w:val="0"/>
+        <w:spacing w:after="0" w:line="240" w:lineRule="auto"/>
+        <w:jc w:val="center"/>
+        <w:rPr>
+          <w:rFonts w:ascii="Arial" w:hAnsi="Arial" w:cs="Arial"/>
+          <w:b/>
+          <w:bCs/>
+          <w:sz w:val="28"/>
+          <w:szCs w:val="28"/>
+        </w:rPr>
+      </w:pPr>
+    </w:p>
+    <w:p>
+      <w:pPr>
+        <w:widowControl w:val="0"/>
+        <w:tabs>
+          <w:tab w:val="left" w:pos="6580"/>
+        </w:tabs>
+        <w:autoSpaceDE w:val="0"/>
+        <w:autoSpaceDN w:val="0"/>
+        <w:adjustRightInd w:val="0"/>
+        <w:spacing w:after="0" w:line="240" w:lineRule="auto"/>
+        <w:jc w:val="center"/>
+        <w:rPr>
+          <w:rFonts w:ascii="Arial" w:hAnsi="Arial" w:cs="Arial"/>
+          <w:b/>
+          <w:bCs/>
+          <w:sz w:val="28"/>
+          <w:szCs w:val="28"/>
+        </w:rPr>
+      </w:pPr>
+    </w:p>
+    <w:p>
+      <w:pPr>
+        <w:widowControl w:val="0"/>
+        <w:tabs>
+          <w:tab w:val="left" w:pos="6580"/>
+        </w:tabs>
+        <w:autoSpaceDE w:val="0"/>
+        <w:autoSpaceDN w:val="0"/>
+        <w:adjustRightInd w:val="0"/>
+        <w:spacing w:after="0" w:line="240" w:lineRule="auto"/>
+        <w:jc w:val="center"/>
+        <w:rPr>
+          <w:rFonts w:ascii="Arial" w:hAnsi="Arial" w:cs="Arial"/>
+          <w:b/>
+          <w:bCs/>
+          <w:sz w:val="28"/>
+          <w:szCs w:val="28"/>
+        </w:rPr>
+      </w:pPr>
+    </w:p>
+    <w:p>
+      <w:pPr>
+        <w:widowControl w:val="0"/>
+        <w:tabs>
+          <w:tab w:val="left" w:pos="6580"/>
+        </w:tabs>
+        <w:autoSpaceDE w:val="0"/>
+        <w:autoSpaceDN w:val="0"/>
+        <w:adjustRightInd w:val="0"/>
+        <w:spacing w:after="0" w:line="240" w:lineRule="auto"/>
+        <w:jc w:val="center"/>
+        <w:rPr>
+          <w:rFonts w:ascii="Arial" w:hAnsi="Arial" w:cs="Arial"/>
+          <w:b/>
+          <w:bCs/>
+          <w:sz w:val="28"/>
+          <w:szCs w:val="28"/>
+        </w:rPr>
+      </w:pPr>
+    </w:p>
+    <w:p>
+      <w:pPr>
+        <w:widowControl w:val="0"/>
+        <w:tabs>
+          <w:tab w:val="left" w:pos="6580"/>
+        </w:tabs>
+        <w:autoSpaceDE w:val="0"/>
+        <w:autoSpaceDN w:val="0"/>
+        <w:adjustRightInd w:val="0"/>
+        <w:spacing w:after="0" w:line="240" w:lineRule="auto"/>
+        <w:jc w:val="center"/>
+        <w:rPr>
+          <w:rFonts w:ascii="Arial" w:hAnsi="Arial" w:cs="Arial"/>
+          <w:b/>
+          <w:bCs/>
+          <w:sz w:val="28"/>
+          <w:szCs w:val="28"/>
+        </w:rPr>
+      </w:pPr>
+    </w:p>
+    <w:p>
+      <w:pPr>
+        <w:widowControl w:val="0"/>
+        <w:tabs>
+          <w:tab w:val="left" w:pos="6580"/>
+        </w:tabs>
+        <w:autoSpaceDE w:val="0"/>
+        <w:autoSpaceDN w:val="0"/>
+        <w:adjustRightInd w:val="0"/>
+        <w:spacing w:after="0" w:line="240" w:lineRule="auto"/>
+        <w:jc w:val="center"/>
+        <w:rPr>
+          <w:rFonts w:ascii="Arial" w:hAnsi="Arial" w:cs="Arial"/>
+          <w:b/>
+          <w:bCs/>
+          <w:sz w:val="28"/>
+          <w:szCs w:val="28"/>
+        </w:rPr>
+      </w:pPr>
+    </w:p>
+    <w:p>
+      <w:pPr>
+        <w:widowControl w:val="0"/>
+        <w:tabs>
+          <w:tab w:val="left" w:pos="6580"/>
+        </w:tabs>
+        <w:autoSpaceDE w:val="0"/>
+        <w:autoSpaceDN w:val="0"/>
+        <w:adjustRightInd w:val="0"/>
+        <w:spacing w:after="0" w:line="240" w:lineRule="auto"/>
+        <w:jc w:val="center"/>
+        <w:rPr>
+          <w:rFonts w:ascii="Arial" w:hAnsi="Arial" w:cs="Arial"/>
+          <w:b/>
+          <w:bCs/>
+          <w:sz w:val="28"/>
+          <w:szCs w:val="28"/>
+        </w:rPr>
+      </w:pPr>
+    </w:p>
+    <w:p>
+      <w:pPr>
+        <w:widowControl w:val="0"/>
+        <w:tabs>
+          <w:tab w:val="left" w:pos="6580"/>
+        </w:tabs>
+        <w:autoSpaceDE w:val="0"/>
+        <w:autoSpaceDN w:val="0"/>
+        <w:adjustRightInd w:val="0"/>
+        <w:spacing w:after="0" w:line="240" w:lineRule="auto"/>
+        <w:jc w:val="center"/>
+        <w:rPr>
+          <w:rFonts w:ascii="Arial" w:hAnsi="Arial" w:cs="Arial"/>
+          <w:b/>
+          <w:bCs/>
+          <w:sz w:val="28"/>
+          <w:szCs w:val="28"/>
+        </w:rPr>
+      </w:pPr>
+    </w:p>
+    <w:p>
+      <w:pPr>
+        <w:widowControl w:val="0"/>
+        <w:tabs>
+          <w:tab w:val="left" w:pos="6580"/>
+        </w:tabs>
+        <w:autoSpaceDE w:val="0"/>
+        <w:autoSpaceDN w:val="0"/>
+        <w:adjustRightInd w:val="0"/>
+        <w:spacing w:after="0" w:line="240" w:lineRule="auto"/>
+        <w:jc w:val="center"/>
+        <w:rPr>
+          <w:rFonts w:ascii="Arial" w:hAnsi="Arial" w:cs="Arial"/>
+          <w:b/>
+          <w:bCs/>
+          <w:sz w:val="28"/>
+          <w:szCs w:val="28"/>
+        </w:rPr>
+      </w:pPr>
+    </w:p>
+    <w:p>
+      <w:pPr>
+        <w:widowControl w:val="0"/>
+        <w:tabs>
+          <w:tab w:val="left" w:pos="6580"/>
+        </w:tabs>
+        <w:autoSpaceDE w:val="0"/>
+        <w:autoSpaceDN w:val="0"/>
+        <w:adjustRightInd w:val="0"/>
+        <w:spacing w:after="0" w:line="240" w:lineRule="auto"/>
+        <w:jc w:val="center"/>
+        <w:rPr>
+          <w:rFonts w:ascii="Arial" w:hAnsi="Arial" w:cs="Arial"/>
+          <w:b/>
+          <w:bCs/>
+          <w:sz w:val="28"/>
+          <w:szCs w:val="28"/>
+        </w:rPr>
+      </w:pPr>
+    </w:p>
+    <w:p>
+      <w:pPr>
+        <w:widowControl w:val="0"/>
+        <w:tabs>
+          <w:tab w:val="left" w:pos="6580"/>
+        </w:tabs>
+        <w:autoSpaceDE w:val="0"/>
+        <w:autoSpaceDN w:val="0"/>
+        <w:adjustRightInd w:val="0"/>
+        <w:spacing w:after="0" w:line="240" w:lineRule="auto"/>
+        <w:jc w:val="center"/>
+        <w:rPr>
+          <w:rFonts w:ascii="Arial" w:hAnsi="Arial" w:cs="Arial"/>
+          <w:b/>
+          <w:bCs/>
+          <w:sz w:val="28"/>
+          <w:szCs w:val="28"/>
+        </w:rPr>
+      </w:pPr>
+    </w:p>
+    <w:p>
+      <w:pPr>
+        <w:widowControl w:val="0"/>
+        <w:tabs>
+          <w:tab w:val="left" w:pos="6580"/>
+        </w:tabs>
+        <w:autoSpaceDE w:val="0"/>
+        <w:autoSpaceDN w:val="0"/>
+        <w:adjustRightInd w:val="0"/>
+        <w:spacing w:after="0" w:line="240" w:lineRule="auto"/>
+        <w:jc w:val="center"/>
+        <w:rPr>
+          <w:rFonts w:ascii="Arial" w:hAnsi="Arial" w:cs="Arial"/>
+          <w:b/>
+          <w:bCs/>
+          <w:sz w:val="28"/>
+          <w:szCs w:val="28"/>
+        </w:rPr>
+      </w:pPr>
+    </w:p>
+    <w:p>
+      <w:pPr>
+        <w:widowControl w:val="0"/>
+        <w:tabs>
+          <w:tab w:val="left" w:pos="6580"/>
+        </w:tabs>
+        <w:autoSpaceDE w:val="0"/>
+        <w:autoSpaceDN w:val="0"/>
+        <w:adjustRightInd w:val="0"/>
+        <w:spacing w:after="0" w:line="240" w:lineRule="auto"/>
+        <w:jc w:val="center"/>
+        <w:rPr>
+          <w:rFonts w:ascii="Arial" w:hAnsi="Arial" w:cs="Arial"/>
+          <w:b/>
+          <w:bCs/>
+          <w:sz w:val="28"/>
+          <w:szCs w:val="28"/>
+        </w:rPr>
+      </w:pPr>
+    </w:p>
+    <w:p>
+      <w:pPr>
+        <w:widowControl w:val="0"/>
+        <w:tabs>
+          <w:tab w:val="left" w:pos="6580"/>
+        </w:tabs>
+        <w:autoSpaceDE w:val="0"/>
+        <w:autoSpaceDN w:val="0"/>
+        <w:adjustRightInd w:val="0"/>
+        <w:spacing w:after="0" w:line="240" w:lineRule="auto"/>
+        <w:jc w:val="center"/>
+        <w:rPr>
+          <w:rFonts w:ascii="Arial" w:hAnsi="Arial" w:cs="Arial"/>
+          <w:b/>
+          <w:bCs/>
+          <w:sz w:val="28"/>
+          <w:szCs w:val="28"/>
+        </w:rPr>
+      </w:pPr>
+    </w:p>
+    <w:p>
+      <w:pPr>
+        <w:widowControl w:val="0"/>
+        <w:tabs>
+          <w:tab w:val="left" w:pos="6580"/>
+        </w:tabs>
+        <w:autoSpaceDE w:val="0"/>
+        <w:autoSpaceDN w:val="0"/>
+        <w:adjustRightInd w:val="0"/>
+        <w:spacing w:after="0" w:line="240" w:lineRule="auto"/>
+        <w:jc w:val="center"/>
+        <w:rPr>
+          <w:rFonts w:ascii="Arial" w:hAnsi="Arial" w:cs="Arial"/>
+          <w:b/>
+          <w:bCs/>
+          <w:sz w:val="28"/>
+          <w:szCs w:val="28"/>
+        </w:rPr>
+      </w:pPr>
+    </w:p>
+    <w:p>
+      <w:pPr>
+        <w:widowControl w:val="0"/>
+        <w:tabs>
+          <w:tab w:val="left" w:pos="6580"/>
+        </w:tabs>
+        <w:autoSpaceDE w:val="0"/>
+        <w:autoSpaceDN w:val="0"/>
+        <w:adjustRightInd w:val="0"/>
+        <w:spacing w:after="0" w:line="240" w:lineRule="auto"/>
+        <w:jc w:val="center"/>
+        <w:rPr>
+          <w:rFonts w:ascii="Arial" w:hAnsi="Arial" w:cs="Arial"/>
+          <w:b/>
+          <w:bCs/>
+          <w:sz w:val="28"/>
+          <w:szCs w:val="28"/>
+        </w:rPr>
+      </w:pPr>
+    </w:p>
+    <w:p>
+      <w:pPr>
+        <w:widowControl w:val="0"/>
+        <w:tabs>
+          <w:tab w:val="left" w:pos="6580"/>
+        </w:tabs>
+        <w:autoSpaceDE w:val="0"/>
+        <w:autoSpaceDN w:val="0"/>
+        <w:adjustRightInd w:val="0"/>
+        <w:spacing w:after="0" w:line="240" w:lineRule="auto"/>
+        <w:jc w:val="center"/>
+        <w:rPr>
+          <w:rFonts w:ascii="Arial" w:hAnsi="Arial" w:cs="Arial"/>
+          <w:b/>
+          <w:bCs/>
+          <w:sz w:val="28"/>
+          <w:szCs w:val="28"/>
+        </w:rPr>
+      </w:pPr>
+    </w:p>
+    <w:p>
+      <w:pPr>
+        <w:widowControl w:val="0"/>
+        <w:tabs>
+          <w:tab w:val="left" w:pos="6580"/>
+        </w:tabs>
+        <w:autoSpaceDE w:val="0"/>
+        <w:autoSpaceDN w:val="0"/>
+        <w:adjustRightInd w:val="0"/>
+        <w:spacing w:after="0" w:line="240" w:lineRule="auto"/>
+        <w:jc w:val="center"/>
+        <w:rPr>
+          <w:rFonts w:ascii="Arial" w:hAnsi="Arial" w:cs="Arial"/>
+          <w:b/>
+          <w:bCs/>
+          <w:sz w:val="28"/>
+          <w:szCs w:val="28"/>
+        </w:rPr>
+      </w:pPr>
+    </w:p>
+    <w:p>
+      <w:pPr>
+        <w:widowControl w:val="0"/>
+        <w:tabs>
+          <w:tab w:val="left" w:pos="6580"/>
+        </w:tabs>
+        <w:autoSpaceDE w:val="0"/>
+        <w:autoSpaceDN w:val="0"/>
+        <w:adjustRightInd w:val="0"/>
+        <w:spacing w:after="0" w:line="240" w:lineRule="auto"/>
+        <w:jc w:val="center"/>
+        <w:rPr>
+          <w:rFonts w:ascii="Arial" w:hAnsi="Arial" w:cs="Arial"/>
+          <w:b/>
+          <w:bCs/>
+          <w:sz w:val="28"/>
+          <w:szCs w:val="28"/>
+        </w:rPr>
+      </w:pPr>
+    </w:p>
+    <w:p>
+      <w:pPr>
+        <w:widowControl w:val="0"/>
+        <w:tabs>
+          <w:tab w:val="left" w:pos="6580"/>
+        </w:tabs>
+        <w:autoSpaceDE w:val="0"/>
+        <w:autoSpaceDN w:val="0"/>
+        <w:adjustRightInd w:val="0"/>
+        <w:spacing w:after="0" w:line="240" w:lineRule="auto"/>
+        <w:jc w:val="center"/>
+        <w:rPr>
+          <w:rFonts w:ascii="Arial" w:hAnsi="Arial" w:cs="Arial"/>
+          <w:b/>
+          <w:bCs/>
+          <w:sz w:val="28"/>
+          <w:szCs w:val="28"/>
+        </w:rPr>
+      </w:pPr>
+    </w:p>
+    <w:p>
+      <w:pPr>
+        <w:widowControl w:val="0"/>
+        <w:tabs>
+          <w:tab w:val="left" w:pos="6580"/>
+        </w:tabs>
+        <w:autoSpaceDE w:val="0"/>
+        <w:autoSpaceDN w:val="0"/>
+        <w:adjustRightInd w:val="0"/>
+        <w:spacing w:after="0" w:line="240" w:lineRule="auto"/>
+        <w:jc w:val="center"/>
+        <w:rPr>
+          <w:rFonts w:ascii="Arial" w:hAnsi="Arial" w:cs="Arial"/>
+          <w:b/>
+          <w:bCs/>
+          <w:sz w:val="28"/>
+          <w:szCs w:val="28"/>
+        </w:rPr>
+      </w:pPr>
+    </w:p>
+    <w:p>
+      <w:pPr>
+        <w:widowControl w:val="0"/>
+        <w:tabs>
+          <w:tab w:val="left" w:pos="6580"/>
+        </w:tabs>
+        <w:autoSpaceDE w:val="0"/>
+        <w:autoSpaceDN w:val="0"/>
+        <w:adjustRightInd w:val="0"/>
+        <w:spacing w:after="0" w:line="240" w:lineRule="auto"/>
+        <w:jc w:val="center"/>
+        <w:rPr>
+          <w:rFonts w:ascii="Arial" w:hAnsi="Arial" w:cs="Arial"/>
+          <w:b/>
+          <w:bCs/>
+          <w:sz w:val="28"/>
+          <w:szCs w:val="28"/>
+        </w:rPr>
+      </w:pPr>
+    </w:p>
+    <w:p>
+      <w:pPr>
+        <w:widowControl w:val="0"/>
+        <w:tabs>
+          <w:tab w:val="left" w:pos="6580"/>
+        </w:tabs>
+        <w:autoSpaceDE w:val="0"/>
+        <w:autoSpaceDN w:val="0"/>
+        <w:adjustRightInd w:val="0"/>
+        <w:spacing w:after="0" w:line="240" w:lineRule="auto"/>
+        <w:jc w:val="center"/>
+        <w:rPr>
+          <w:rFonts w:ascii="Arial" w:hAnsi="Arial" w:cs="Arial"/>
+          <w:b/>
+          <w:bCs/>
+          <w:sz w:val="28"/>
+          <w:szCs w:val="28"/>
+        </w:rPr>
+      </w:pPr>
+    </w:p>
+    <w:p>
+      <w:pPr>
+        <w:widowControl w:val="0"/>
+        <w:tabs>
+          <w:tab w:val="left" w:pos="6580"/>
+        </w:tabs>
+        <w:autoSpaceDE w:val="0"/>
+        <w:autoSpaceDN w:val="0"/>
+        <w:adjustRightInd w:val="0"/>
+        <w:spacing w:after="0" w:line="240" w:lineRule="auto"/>
+        <w:jc w:val="center"/>
+        <w:rPr>
+          <w:rFonts w:ascii="Arial" w:hAnsi="Arial" w:cs="Arial"/>
+          <w:b/>
+          <w:bCs/>
+          <w:sz w:val="28"/>
+          <w:szCs w:val="28"/>
+        </w:rPr>
+      </w:pPr>
+    </w:p>
+    <w:p>
+      <w:pPr>
+        <w:widowControl w:val="0"/>
+        <w:tabs>
+          <w:tab w:val="left" w:pos="6580"/>
+        </w:tabs>
+        <w:autoSpaceDE w:val="0"/>
+        <w:autoSpaceDN w:val="0"/>
+        <w:adjustRightInd w:val="0"/>
+        <w:spacing w:after="0" w:line="240" w:lineRule="auto"/>
+        <w:jc w:val="center"/>
+        <w:rPr>
+          <w:rFonts w:ascii="Arial" w:hAnsi="Arial" w:cs="Arial"/>
+          <w:b/>
+          <w:bCs/>
+          <w:sz w:val="28"/>
+          <w:szCs w:val="28"/>
+        </w:rPr>
+      </w:pPr>
+    </w:p>
+    <w:p>
+      <w:pPr>
+        <w:widowControl w:val="0"/>
+        <w:tabs>
+          <w:tab w:val="left" w:pos="6580"/>
+        </w:tabs>
+        <w:autoSpaceDE w:val="0"/>
+        <w:autoSpaceDN w:val="0"/>
+        <w:adjustRightInd w:val="0"/>
+        <w:spacing w:after="0" w:line="240" w:lineRule="auto"/>
+        <w:jc w:val="center"/>
+        <w:rPr>
+          <w:rFonts w:ascii="Arial" w:hAnsi="Arial" w:cs="Arial"/>
+          <w:b/>
+          <w:bCs/>
+          <w:sz w:val="28"/>
+          <w:szCs w:val="28"/>
+        </w:rPr>
+      </w:pPr>
+    </w:p>
+    <w:p>
+      <w:pPr>
+        <w:widowControl w:val="0"/>
+        <w:tabs>
+          <w:tab w:val="left" w:pos="6580"/>
+        </w:tabs>
+        <w:autoSpaceDE w:val="0"/>
+        <w:autoSpaceDN w:val="0"/>
+        <w:adjustRightInd w:val="0"/>
+        <w:spacing w:after="0" w:line="240" w:lineRule="auto"/>
+        <w:jc w:val="center"/>
+        <w:rPr>
+          <w:rFonts w:ascii="Arial" w:hAnsi="Arial" w:cs="Arial"/>
+          <w:b/>
+          <w:bCs/>
+          <w:sz w:val="28"/>
+          <w:szCs w:val="28"/>
+        </w:rPr>
+      </w:pPr>
+    </w:p>
+    <w:p>
+      <w:pPr>
+        <w:widowControl w:val="0"/>
+        <w:tabs>
+          <w:tab w:val="left" w:pos="6580"/>
+        </w:tabs>
+        <w:autoSpaceDE w:val="0"/>
+        <w:autoSpaceDN w:val="0"/>
+        <w:adjustRightInd w:val="0"/>
+        <w:spacing w:after="0" w:line="240" w:lineRule="auto"/>
+        <w:jc w:val="center"/>
+        <w:rPr>
+          <w:rFonts w:ascii="Arial" w:hAnsi="Arial" w:cs="Arial"/>
+          <w:b/>
+          <w:bCs/>
+          <w:sz w:val="28"/>
+          <w:szCs w:val="28"/>
+        </w:rPr>
+      </w:pPr>
+    </w:p>
+    <w:p>
+      <w:pPr>
+        <w:widowControl w:val="0"/>
+        <w:tabs>
+          <w:tab w:val="left" w:pos="6580"/>
+        </w:tabs>
+        <w:autoSpaceDE w:val="0"/>
+        <w:autoSpaceDN w:val="0"/>
+        <w:adjustRightInd w:val="0"/>
+        <w:spacing w:after="0" w:line="240" w:lineRule="auto"/>
+        <w:jc w:val="center"/>
+        <w:rPr>
+          <w:rFonts w:ascii="Arial" w:hAnsi="Arial" w:cs="Arial"/>
+          <w:b/>
+          <w:bCs/>
+          <w:sz w:val="28"/>
+          <w:szCs w:val="28"/>
+        </w:rPr>
+      </w:pPr>
+    </w:p>
+    <w:p>
+      <w:pPr>
+        <w:widowControl w:val="0"/>
+        <w:tabs>
+          <w:tab w:val="left" w:pos="6580"/>
+        </w:tabs>
+        <w:autoSpaceDE w:val="0"/>
+        <w:autoSpaceDN w:val="0"/>
+        <w:adjustRightInd w:val="0"/>
+        <w:spacing w:after="0" w:line="240" w:lineRule="auto"/>
+        <w:jc w:val="center"/>
+        <w:rPr>
+          <w:rFonts w:ascii="Arial" w:hAnsi="Arial" w:cs="Arial"/>
+          <w:b/>
+          <w:bCs/>
+          <w:sz w:val="28"/>
+          <w:szCs w:val="28"/>
+        </w:rPr>
+      </w:pPr>
+    </w:p>
+    <w:p>
+      <w:pPr>
+        <w:widowControl w:val="0"/>
+        <w:tabs>
+          <w:tab w:val="left" w:pos="6580"/>
+        </w:tabs>
+        <w:autoSpaceDE w:val="0"/>
+        <w:autoSpaceDN w:val="0"/>
+        <w:adjustRightInd w:val="0"/>
+        <w:spacing w:after="0" w:line="240" w:lineRule="auto"/>
+        <w:jc w:val="center"/>
+        <w:rPr>
+          <w:rFonts w:ascii="Arial" w:hAnsi="Arial" w:cs="Arial"/>
+          <w:b/>
+          <w:bCs/>
+          <w:sz w:val="28"/>
+          <w:szCs w:val="28"/>
+        </w:rPr>
+      </w:pPr>
+    </w:p>
+    <w:p>
+      <w:pPr>
+        <w:widowControl w:val="0"/>
+        <w:tabs>
+          <w:tab w:val="left" w:pos="6580"/>
+        </w:tabs>
+        <w:autoSpaceDE w:val="0"/>
+        <w:autoSpaceDN w:val="0"/>
+        <w:adjustRightInd w:val="0"/>
+        <w:spacing w:after="0" w:line="240" w:lineRule="auto"/>
+        <w:jc w:val="center"/>
+        <w:rPr>
+          <w:rFonts w:ascii="Arial" w:hAnsi="Arial" w:cs="Arial"/>
+          <w:b/>
+          <w:bCs/>
+          <w:sz w:val="28"/>
+          <w:szCs w:val="28"/>
+        </w:rPr>
+      </w:pPr>
+    </w:p>
+    <w:p>
+      <w:pPr>
+        <w:widowControl w:val="0"/>
+        <w:tabs>
+          <w:tab w:val="left" w:pos="6580"/>
+        </w:tabs>
+        <w:autoSpaceDE w:val="0"/>
+        <w:autoSpaceDN w:val="0"/>
+        <w:adjustRightInd w:val="0"/>
+        <w:spacing w:after="0" w:line="240" w:lineRule="auto"/>
+        <w:jc w:val="center"/>
+        <w:rPr>
+          <w:rFonts w:ascii="Arial" w:hAnsi="Arial" w:cs="Arial"/>
+          <w:b/>
+          <w:bCs/>
+          <w:sz w:val="28"/>
+          <w:szCs w:val="28"/>
+        </w:rPr>
+      </w:pPr>
       <w:bookmarkStart w:id="1" w:name="_GoBack"/>
       <w:bookmarkEnd w:id="1"/>
-      <w:r>
-        <w:rPr>
-          <w:rFonts w:ascii="Arial" w:hAnsi="Arial" w:cs="Arial"/>
-          <w:bCs/>
-          <w:sz w:val="24"/>
-          <w:szCs w:val="24"/>
-        </w:rPr>
-        <w:t xml:space="preserve"> qui sont :</w:t>
-      </w:r>
-    </w:p>
-    <w:p>
-      <w:pPr>
-        <w:widowControl w:val="0"/>
-        <w:tabs>
-          <w:tab w:val="left" w:pos="6580"/>
-        </w:tabs>
-        <w:autoSpaceDE w:val="0"/>
-        <w:autoSpaceDN w:val="0"/>
-        <w:adjustRightInd w:val="0"/>
-        <w:spacing w:after="0" w:line="240" w:lineRule="auto"/>
-        <w:rPr>
-          <w:rFonts w:ascii="Arial" w:hAnsi="Arial" w:cs="Arial"/>
-          <w:b/>
-          <w:bCs/>
-          <w:sz w:val="28"/>
-          <w:szCs w:val="28"/>
-        </w:rPr>
-      </w:pPr>
-      <w:r>
-        <w:rPr>
-          <w:rFonts w:ascii="Arial" w:hAnsi="Arial" w:cs="Arial"/>
-          <w:bCs/>
-          <w:sz w:val="24"/>
-          <w:szCs w:val="24"/>
-        </w:rPr>
-        <w:t>La communication entre les deux programmes (C++/Java)</w:t>
-      </w:r>
-    </w:p>
-    <w:p>
-      <w:pPr>
-        <w:widowControl w:val="0"/>
-        <w:tabs>
-          <w:tab w:val="left" w:pos="6580"/>
-        </w:tabs>
-        <w:autoSpaceDE w:val="0"/>
-        <w:autoSpaceDN w:val="0"/>
-        <w:adjustRightInd w:val="0"/>
-        <w:spacing w:after="0" w:line="240" w:lineRule="auto"/>
-        <w:jc w:val="center"/>
-        <w:rPr>
-          <w:rFonts w:ascii="Arial" w:hAnsi="Arial" w:cs="Arial"/>
-          <w:b/>
-          <w:bCs/>
-          <w:sz w:val="28"/>
-          <w:szCs w:val="28"/>
-        </w:rPr>
-      </w:pPr>
-    </w:p>
-    <w:p>
-      <w:pPr>
-        <w:widowControl w:val="0"/>
-        <w:tabs>
-          <w:tab w:val="left" w:pos="6580"/>
-        </w:tabs>
-        <w:autoSpaceDE w:val="0"/>
-        <w:autoSpaceDN w:val="0"/>
-        <w:adjustRightInd w:val="0"/>
-        <w:spacing w:after="0" w:line="240" w:lineRule="auto"/>
-        <w:jc w:val="center"/>
-        <w:rPr>
-          <w:rFonts w:ascii="Arial" w:hAnsi="Arial" w:cs="Arial"/>
-          <w:b/>
-          <w:bCs/>
-          <w:sz w:val="28"/>
-          <w:szCs w:val="28"/>
-        </w:rPr>
-      </w:pPr>
-      <w:r>
-        <w:rPr>
-          <w:rFonts w:ascii="Arial" w:hAnsi="Arial" w:cs="Arial"/>
-          <w:b/>
-          <w:bCs/>
-          <w:sz w:val="28"/>
-          <w:szCs w:val="28"/>
-        </w:rPr>
-        <w:t>Communication Client C++ à Server Java</w:t>
-      </w:r>
-    </w:p>
-    <w:p>
-      <w:pPr>
-        <w:widowControl w:val="0"/>
-        <w:tabs>
-          <w:tab w:val="left" w:pos="6580"/>
-        </w:tabs>
-        <w:autoSpaceDE w:val="0"/>
-        <w:autoSpaceDN w:val="0"/>
-        <w:adjustRightInd w:val="0"/>
-        <w:spacing w:after="0" w:line="240" w:lineRule="auto"/>
-        <w:jc w:val="center"/>
-        <w:rPr>
-          <w:rFonts w:ascii="Arial" w:hAnsi="Arial" w:cs="Arial"/>
-          <w:bCs/>
-          <w:sz w:val="24"/>
-          <w:szCs w:val="24"/>
-        </w:rPr>
-      </w:pPr>
-    </w:p>
-    <w:p>
-      <w:pPr>
-        <w:widowControl w:val="0"/>
-        <w:tabs>
-          <w:tab w:val="left" w:pos="6580"/>
-        </w:tabs>
-        <w:autoSpaceDE w:val="0"/>
-        <w:autoSpaceDN w:val="0"/>
-        <w:adjustRightInd w:val="0"/>
-        <w:rPr>
-          <w:rFonts w:ascii="Arial" w:hAnsi="Arial" w:cs="Arial"/>
-          <w:bCs/>
-          <w:sz w:val="24"/>
-          <w:szCs w:val="24"/>
-        </w:rPr>
-      </w:pPr>
-      <w:r>
-        <w:rPr>
-          <w:rFonts w:ascii="Arial" w:hAnsi="Arial" w:cs="Arial"/>
-          <w:bCs/>
-          <w:sz w:val="24"/>
-          <w:szCs w:val="24"/>
-        </w:rPr>
-        <w:t xml:space="preserve">Pour la communication nous avons utilisé le système de socket. Pour le client C++ nous avons utilisé la librairie </w:t>
-      </w:r>
-      <w:r>
-        <w:rPr>
-          <w:rFonts w:ascii="Arial" w:hAnsi="Arial" w:cs="Arial"/>
-          <w:bCs/>
-          <w:sz w:val="24"/>
-          <w:szCs w:val="24"/>
-        </w:rPr>
-        <w:t>« </w:t>
-      </w:r>
-      <w:proofErr w:type="spellStart"/>
-      <w:r>
-        <w:rPr>
-          <w:rFonts w:ascii="Arial" w:hAnsi="Arial" w:cs="Arial"/>
-          <w:bCs/>
-          <w:sz w:val="24"/>
-          <w:szCs w:val="24"/>
-        </w:rPr>
-        <w:t>winsock.h</w:t>
-      </w:r>
-      <w:proofErr w:type="spellEnd"/>
-      <w:r>
-        <w:rPr>
-          <w:rFonts w:ascii="Arial" w:hAnsi="Arial" w:cs="Arial"/>
-          <w:bCs/>
-          <w:sz w:val="24"/>
-          <w:szCs w:val="24"/>
-        </w:rPr>
-        <w:t> »</w:t>
-      </w:r>
-      <w:r>
-        <w:rPr>
-          <w:rFonts w:ascii="Arial" w:hAnsi="Arial" w:cs="Arial"/>
-          <w:bCs/>
-          <w:sz w:val="24"/>
-          <w:szCs w:val="24"/>
-        </w:rPr>
-        <w:t xml:space="preserve"> pour W</w:t>
-      </w:r>
-      <w:r>
-        <w:rPr>
-          <w:rFonts w:ascii="Arial" w:hAnsi="Arial" w:cs="Arial"/>
-          <w:bCs/>
-          <w:sz w:val="24"/>
-          <w:szCs w:val="24"/>
-        </w:rPr>
-        <w:t xml:space="preserve">indows </w:t>
-      </w:r>
-      <w:r>
-        <w:rPr>
-          <w:rFonts w:ascii="Arial" w:hAnsi="Arial" w:cs="Arial"/>
-          <w:bCs/>
-          <w:sz w:val="24"/>
-          <w:szCs w:val="24"/>
-        </w:rPr>
-        <w:t>et pour L</w:t>
-      </w:r>
-      <w:r>
-        <w:rPr>
-          <w:rFonts w:ascii="Arial" w:hAnsi="Arial" w:cs="Arial"/>
-          <w:bCs/>
-          <w:sz w:val="24"/>
-          <w:szCs w:val="24"/>
-        </w:rPr>
-        <w:t xml:space="preserve">inux les librairies </w:t>
-      </w:r>
-      <w:r>
-        <w:rPr>
-          <w:rFonts w:ascii="Arial" w:hAnsi="Arial" w:cs="Arial"/>
-          <w:bCs/>
-          <w:sz w:val="24"/>
-          <w:szCs w:val="24"/>
-        </w:rPr>
-        <w:t>« </w:t>
-      </w:r>
-      <w:proofErr w:type="spellStart"/>
-      <w:r>
-        <w:rPr>
-          <w:rFonts w:ascii="Arial" w:hAnsi="Arial" w:cs="Arial"/>
-          <w:bCs/>
-          <w:sz w:val="24"/>
-          <w:szCs w:val="24"/>
-        </w:rPr>
-        <w:t>sys</w:t>
-      </w:r>
-      <w:proofErr w:type="spellEnd"/>
-      <w:r>
-        <w:rPr>
-          <w:rFonts w:ascii="Arial" w:hAnsi="Arial" w:cs="Arial"/>
-          <w:bCs/>
-          <w:sz w:val="24"/>
-          <w:szCs w:val="24"/>
-        </w:rPr>
-        <w:t>/</w:t>
-      </w:r>
-      <w:proofErr w:type="spellStart"/>
-      <w:r>
-        <w:rPr>
-          <w:rFonts w:ascii="Arial" w:hAnsi="Arial" w:cs="Arial"/>
-          <w:bCs/>
-          <w:sz w:val="24"/>
-          <w:szCs w:val="24"/>
-        </w:rPr>
-        <w:t>socket.h</w:t>
-      </w:r>
-      <w:proofErr w:type="spellEnd"/>
-      <w:r>
-        <w:rPr>
-          <w:rFonts w:ascii="Arial" w:hAnsi="Arial" w:cs="Arial"/>
-          <w:bCs/>
-          <w:sz w:val="24"/>
-          <w:szCs w:val="24"/>
-        </w:rPr>
-        <w:t> »</w:t>
-      </w:r>
-      <w:r>
-        <w:rPr>
-          <w:rFonts w:ascii="Arial" w:hAnsi="Arial" w:cs="Arial"/>
-          <w:bCs/>
-          <w:sz w:val="24"/>
-          <w:szCs w:val="24"/>
-        </w:rPr>
-        <w:t xml:space="preserve"> et </w:t>
-      </w:r>
-      <w:r>
-        <w:rPr>
-          <w:rFonts w:ascii="Arial" w:hAnsi="Arial" w:cs="Arial"/>
-          <w:bCs/>
-          <w:sz w:val="24"/>
-          <w:szCs w:val="24"/>
-        </w:rPr>
-        <w:t>« </w:t>
-      </w:r>
-      <w:proofErr w:type="spellStart"/>
-      <w:r>
-        <w:rPr>
-          <w:rFonts w:ascii="Arial" w:hAnsi="Arial" w:cs="Arial"/>
-          <w:bCs/>
-          <w:sz w:val="24"/>
-          <w:szCs w:val="24"/>
-        </w:rPr>
-        <w:t>netinet</w:t>
-      </w:r>
-      <w:proofErr w:type="spellEnd"/>
-      <w:r>
-        <w:rPr>
-          <w:rFonts w:ascii="Arial" w:hAnsi="Arial" w:cs="Arial"/>
-          <w:bCs/>
-          <w:sz w:val="24"/>
-          <w:szCs w:val="24"/>
-        </w:rPr>
-        <w:t>/</w:t>
-      </w:r>
-      <w:proofErr w:type="spellStart"/>
-      <w:r>
-        <w:rPr>
-          <w:rFonts w:ascii="Arial" w:hAnsi="Arial" w:cs="Arial"/>
-          <w:bCs/>
-          <w:sz w:val="24"/>
-          <w:szCs w:val="24"/>
-        </w:rPr>
-        <w:t>in.h</w:t>
-      </w:r>
-      <w:proofErr w:type="spellEnd"/>
-      <w:r>
-        <w:rPr>
-          <w:rFonts w:ascii="Arial" w:hAnsi="Arial" w:cs="Arial"/>
-          <w:bCs/>
-          <w:sz w:val="24"/>
-          <w:szCs w:val="24"/>
-        </w:rPr>
-        <w:t> »</w:t>
-      </w:r>
-      <w:r>
-        <w:rPr>
-          <w:rFonts w:ascii="Arial" w:hAnsi="Arial" w:cs="Arial"/>
-          <w:bCs/>
-          <w:sz w:val="24"/>
-          <w:szCs w:val="24"/>
-        </w:rPr>
-        <w:t xml:space="preserve"> et pour la partie Server Java on appelle la librairie </w:t>
-      </w:r>
-      <w:r>
-        <w:rPr>
-          <w:rFonts w:ascii="Arial" w:hAnsi="Arial" w:cs="Arial"/>
-          <w:bCs/>
-          <w:sz w:val="24"/>
-          <w:szCs w:val="24"/>
-        </w:rPr>
-        <w:t>« </w:t>
-      </w:r>
-      <w:r>
-        <w:rPr>
-          <w:rFonts w:ascii="Arial" w:hAnsi="Arial" w:cs="Arial"/>
-          <w:bCs/>
-          <w:sz w:val="24"/>
-          <w:szCs w:val="24"/>
-        </w:rPr>
-        <w:t>java.net</w:t>
-      </w:r>
-      <w:r>
-        <w:rPr>
-          <w:rFonts w:ascii="Arial" w:hAnsi="Arial" w:cs="Arial"/>
-          <w:bCs/>
-          <w:sz w:val="24"/>
-          <w:szCs w:val="24"/>
-        </w:rPr>
-        <w:t> »</w:t>
-      </w:r>
-    </w:p>
-    <w:p>
-      <w:pPr>
-        <w:widowControl w:val="0"/>
-        <w:tabs>
-          <w:tab w:val="left" w:pos="6580"/>
-        </w:tabs>
-        <w:autoSpaceDE w:val="0"/>
-        <w:autoSpaceDN w:val="0"/>
-        <w:adjustRightInd w:val="0"/>
-        <w:spacing w:after="0" w:line="240" w:lineRule="auto"/>
-        <w:jc w:val="center"/>
-        <w:rPr>
-          <w:rFonts w:ascii="Arial" w:hAnsi="Arial" w:cs="Arial"/>
-          <w:bCs/>
-          <w:sz w:val="24"/>
-          <w:szCs w:val="24"/>
-        </w:rPr>
-      </w:pPr>
-    </w:p>
-    <w:p>
-      <w:pPr>
-        <w:widowControl w:val="0"/>
-        <w:tabs>
-          <w:tab w:val="left" w:pos="6580"/>
-        </w:tabs>
-        <w:autoSpaceDE w:val="0"/>
-        <w:autoSpaceDN w:val="0"/>
-        <w:adjustRightInd w:val="0"/>
-        <w:spacing w:after="0" w:line="240" w:lineRule="auto"/>
-        <w:jc w:val="center"/>
-        <w:rPr>
-          <w:rFonts w:ascii="Arial" w:hAnsi="Arial" w:cs="Arial"/>
-          <w:b/>
-          <w:bCs/>
-          <w:sz w:val="28"/>
-          <w:szCs w:val="28"/>
-        </w:rPr>
-      </w:pPr>
-      <w:r>
-        <w:rPr>
-          <w:rFonts w:ascii="Arial" w:hAnsi="Arial" w:cs="Arial"/>
-          <w:b/>
-          <w:bCs/>
-          <w:sz w:val="28"/>
-          <w:szCs w:val="28"/>
-        </w:rPr>
-        <w:t>Java Server</w:t>
-      </w:r>
-    </w:p>
-    <w:p>
-      <w:pPr>
-        <w:widowControl w:val="0"/>
-        <w:tabs>
-          <w:tab w:val="left" w:pos="6580"/>
-        </w:tabs>
-        <w:autoSpaceDE w:val="0"/>
-        <w:autoSpaceDN w:val="0"/>
-        <w:adjustRightInd w:val="0"/>
-        <w:spacing w:after="0" w:line="240" w:lineRule="auto"/>
-        <w:rPr>
-          <w:rFonts w:ascii="Arial" w:hAnsi="Arial" w:cs="Arial"/>
-          <w:bCs/>
-          <w:sz w:val="24"/>
-          <w:szCs w:val="24"/>
-        </w:rPr>
-      </w:pPr>
-    </w:p>
-    <w:p>
-      <w:pPr>
-        <w:widowControl w:val="0"/>
-        <w:tabs>
-          <w:tab w:val="left" w:pos="6580"/>
-        </w:tabs>
-        <w:autoSpaceDE w:val="0"/>
-        <w:autoSpaceDN w:val="0"/>
-        <w:adjustRightInd w:val="0"/>
-        <w:spacing w:after="0" w:line="240" w:lineRule="auto"/>
-        <w:rPr>
-          <w:rFonts w:ascii="Arial" w:hAnsi="Arial" w:cs="Arial"/>
-          <w:bCs/>
-          <w:sz w:val="24"/>
-          <w:szCs w:val="24"/>
-        </w:rPr>
-      </w:pPr>
-      <w:r>
-        <w:rPr>
-          <w:rFonts w:ascii="Arial" w:hAnsi="Arial" w:cs="Arial"/>
-          <w:bCs/>
-          <w:sz w:val="24"/>
-          <w:szCs w:val="24"/>
-        </w:rPr>
-        <w:t>La partie java consiste à faire un s</w:t>
-      </w:r>
-      <w:r>
-        <w:rPr>
-          <w:rFonts w:ascii="Arial" w:hAnsi="Arial" w:cs="Arial"/>
-          <w:bCs/>
-          <w:sz w:val="24"/>
-          <w:szCs w:val="24"/>
-        </w:rPr>
-        <w:t>erver</w:t>
-      </w:r>
-      <w:r>
-        <w:rPr>
-          <w:rFonts w:ascii="Arial" w:hAnsi="Arial" w:cs="Arial"/>
-          <w:bCs/>
-          <w:sz w:val="24"/>
-          <w:szCs w:val="24"/>
+    </w:p>
+    <w:p>
+      <w:pPr>
+        <w:widowControl w:val="0"/>
+        <w:tabs>
+          <w:tab w:val="left" w:pos="6580"/>
+        </w:tabs>
+        <w:autoSpaceDE w:val="0"/>
+        <w:autoSpaceDN w:val="0"/>
+        <w:adjustRightInd w:val="0"/>
+        <w:spacing w:after="0" w:line="240" w:lineRule="auto"/>
+        <w:jc w:val="center"/>
+        <w:rPr>
+          <w:rFonts w:ascii="Arial" w:hAnsi="Arial" w:cs="Arial"/>
+          <w:b/>
+          <w:bCs/>
+          <w:sz w:val="28"/>
+          <w:szCs w:val="28"/>
+        </w:rPr>
+      </w:pPr>
+      <w:r>
+        <w:rPr>
+          <w:rFonts w:ascii="Arial" w:hAnsi="Arial" w:cs="Arial"/>
+          <w:b/>
+          <w:bCs/>
+          <w:sz w:val="28"/>
+          <w:szCs w:val="28"/>
+        </w:rPr>
+        <w:lastRenderedPageBreak/>
+        <w:t>Annexe</w:t>
+      </w:r>
+    </w:p>
+    <w:p>
+      <w:pPr>
+        <w:widowControl w:val="0"/>
+        <w:tabs>
+          <w:tab w:val="left" w:pos="6580"/>
+        </w:tabs>
+        <w:autoSpaceDE w:val="0"/>
+        <w:autoSpaceDN w:val="0"/>
+        <w:adjustRightInd w:val="0"/>
+        <w:spacing w:after="0" w:line="240" w:lineRule="auto"/>
+        <w:jc w:val="center"/>
+        <w:rPr>
+          <w:rFonts w:ascii="Arial" w:hAnsi="Arial" w:cs="Arial"/>
+          <w:b/>
+          <w:bCs/>
+          <w:sz w:val="28"/>
+          <w:szCs w:val="28"/>
+        </w:rPr>
+      </w:pPr>
+    </w:p>
+    <w:p>
+      <w:pPr>
+        <w:widowControl w:val="0"/>
+        <w:tabs>
+          <w:tab w:val="left" w:pos="6580"/>
+        </w:tabs>
+        <w:autoSpaceDE w:val="0"/>
+        <w:autoSpaceDN w:val="0"/>
+        <w:adjustRightInd w:val="0"/>
+        <w:spacing w:after="0" w:line="240" w:lineRule="auto"/>
+        <w:jc w:val="center"/>
+        <w:rPr>
+          <w:rFonts w:ascii="Arial" w:hAnsi="Arial" w:cs="Arial"/>
+          <w:b/>
+          <w:bCs/>
+          <w:sz w:val="28"/>
+          <w:szCs w:val="28"/>
+        </w:rPr>
+      </w:pPr>
+      <w:r>
+        <w:rPr>
+          <w:rFonts w:ascii="Arial" w:hAnsi="Arial" w:cs="Arial"/>
+          <w:b/>
+          <w:bCs/>
+          <w:sz w:val="28"/>
+          <w:szCs w:val="28"/>
+        </w:rPr>
+        <w:t>c.f</w:t>
+      </w:r>
+      <w:r>
+        <w:rPr>
+          <w:rFonts w:ascii="Arial" w:hAnsi="Arial" w:cs="Arial"/>
+          <w:b/>
+          <w:bCs/>
+          <w:sz w:val="28"/>
+          <w:szCs w:val="28"/>
         </w:rPr>
         <w:t xml:space="preserve"> </w:t>
       </w:r>
       <w:r>
         <w:rPr>
           <w:rFonts w:ascii="Arial" w:hAnsi="Arial" w:cs="Arial"/>
-          <w:bCs/>
-          <w:sz w:val="24"/>
-          <w:szCs w:val="24"/>
-        </w:rPr>
-        <w:t>Java</w:t>
-      </w:r>
-      <w:r>
-        <w:rPr>
-          <w:rFonts w:ascii="Arial" w:hAnsi="Arial" w:cs="Arial"/>
-          <w:bCs/>
-          <w:sz w:val="24"/>
-          <w:szCs w:val="24"/>
-        </w:rPr>
-        <w:t xml:space="preserve"> qui attend des </w:t>
-      </w:r>
-      <w:r>
-        <w:rPr>
-          <w:rFonts w:ascii="Arial" w:hAnsi="Arial" w:cs="Arial"/>
-          <w:bCs/>
-          <w:sz w:val="24"/>
-          <w:szCs w:val="24"/>
-        </w:rPr>
-        <w:t>requêtes</w:t>
-      </w:r>
-      <w:r>
-        <w:rPr>
-          <w:rFonts w:ascii="Arial" w:hAnsi="Arial" w:cs="Arial"/>
-          <w:bCs/>
-          <w:sz w:val="24"/>
-          <w:szCs w:val="24"/>
-        </w:rPr>
-        <w:t xml:space="preserve"> qui </w:t>
-      </w:r>
-      <w:r>
-        <w:rPr>
-          <w:rFonts w:ascii="Arial" w:hAnsi="Arial" w:cs="Arial"/>
-          <w:bCs/>
-          <w:sz w:val="24"/>
-          <w:szCs w:val="24"/>
-        </w:rPr>
-        <w:t>permettront</w:t>
-      </w:r>
-      <w:r>
-        <w:rPr>
-          <w:rFonts w:ascii="Arial" w:hAnsi="Arial" w:cs="Arial"/>
-          <w:bCs/>
-          <w:sz w:val="24"/>
-          <w:szCs w:val="24"/>
-        </w:rPr>
-        <w:t xml:space="preserve"> de faire </w:t>
-      </w:r>
-      <w:r>
-        <w:rPr>
-          <w:rFonts w:ascii="Arial" w:hAnsi="Arial" w:cs="Arial"/>
-          <w:bCs/>
-          <w:sz w:val="24"/>
-          <w:szCs w:val="24"/>
-        </w:rPr>
-        <w:t>apparaitre</w:t>
-      </w:r>
-      <w:r>
-        <w:rPr>
-          <w:rFonts w:ascii="Arial" w:hAnsi="Arial" w:cs="Arial"/>
-          <w:bCs/>
-          <w:sz w:val="24"/>
-          <w:szCs w:val="24"/>
-        </w:rPr>
-        <w:t xml:space="preserve"> une</w:t>
-      </w:r>
-      <w:r>
-        <w:rPr>
-          <w:rFonts w:ascii="Arial" w:hAnsi="Arial" w:cs="Arial"/>
-          <w:bCs/>
-          <w:sz w:val="24"/>
-          <w:szCs w:val="24"/>
-        </w:rPr>
-        <w:t xml:space="preserve"> fenêtre</w:t>
-      </w:r>
-      <w:r>
-        <w:rPr>
-          <w:rFonts w:ascii="Arial" w:hAnsi="Arial" w:cs="Arial"/>
-          <w:bCs/>
-          <w:sz w:val="24"/>
-          <w:szCs w:val="24"/>
-        </w:rPr>
-        <w:t xml:space="preserve"> </w:t>
-      </w:r>
-      <w:r>
-        <w:rPr>
-          <w:rFonts w:ascii="Arial" w:hAnsi="Arial" w:cs="Arial"/>
-          <w:bCs/>
-          <w:sz w:val="24"/>
-          <w:szCs w:val="24"/>
-        </w:rPr>
-        <w:t>sur laquelle on va dessiner</w:t>
-      </w:r>
-    </w:p>
-    <w:p>
-      <w:pPr>
-        <w:widowControl w:val="0"/>
-        <w:tabs>
-          <w:tab w:val="left" w:pos="6580"/>
-        </w:tabs>
-        <w:autoSpaceDE w:val="0"/>
-        <w:autoSpaceDN w:val="0"/>
-        <w:adjustRightInd w:val="0"/>
-        <w:spacing w:after="0" w:line="240" w:lineRule="auto"/>
-        <w:rPr>
-          <w:rFonts w:ascii="Arial" w:hAnsi="Arial" w:cs="Arial"/>
-          <w:bCs/>
-          <w:sz w:val="24"/>
-          <w:szCs w:val="24"/>
-        </w:rPr>
-      </w:pPr>
-      <w:r>
-        <w:rPr>
-          <w:rFonts w:ascii="Arial" w:hAnsi="Arial" w:cs="Arial"/>
-          <w:bCs/>
-          <w:sz w:val="24"/>
-          <w:szCs w:val="24"/>
-        </w:rPr>
-        <w:t xml:space="preserve">Pour ça nous avons utilisé la librairie </w:t>
-      </w:r>
-      <w:proofErr w:type="spellStart"/>
-      <w:r>
-        <w:rPr>
-          <w:rFonts w:ascii="Arial" w:hAnsi="Arial" w:cs="Arial"/>
-          <w:bCs/>
-          <w:sz w:val="24"/>
-          <w:szCs w:val="24"/>
-        </w:rPr>
-        <w:t>Awt</w:t>
-      </w:r>
-      <w:proofErr w:type="spellEnd"/>
-      <w:r>
-        <w:rPr>
-          <w:rFonts w:ascii="Arial" w:hAnsi="Arial" w:cs="Arial"/>
-          <w:bCs/>
-          <w:sz w:val="24"/>
-          <w:szCs w:val="24"/>
-        </w:rPr>
-        <w:t xml:space="preserve"> de Java.</w:t>
-      </w:r>
-    </w:p>
-    <w:p>
-      <w:pPr>
-        <w:widowControl w:val="0"/>
-        <w:tabs>
-          <w:tab w:val="left" w:pos="6580"/>
-        </w:tabs>
-        <w:autoSpaceDE w:val="0"/>
-        <w:autoSpaceDN w:val="0"/>
-        <w:adjustRightInd w:val="0"/>
-        <w:spacing w:after="0" w:line="240" w:lineRule="auto"/>
-        <w:rPr>
-          <w:rFonts w:ascii="Arial" w:hAnsi="Arial" w:cs="Arial"/>
-          <w:bCs/>
-          <w:sz w:val="24"/>
-          <w:szCs w:val="24"/>
-        </w:rPr>
-      </w:pPr>
-      <w:r>
-        <w:rPr>
-          <w:rFonts w:ascii="Arial" w:hAnsi="Arial" w:cs="Arial"/>
-          <w:bCs/>
-          <w:sz w:val="24"/>
-          <w:szCs w:val="24"/>
-        </w:rPr>
-        <w:t>La librairie permet de créer une fenêtre, elle permet aussi de créer des rendus sur lesquelles nous pourrons dessiner. Elle a un tas de fonction qui dessine certaine permette de dessiner des segments, rectangle, ovale, arc, texte.</w:t>
-      </w:r>
-    </w:p>
-    <w:p>
-      <w:pPr>
-        <w:widowControl w:val="0"/>
-        <w:tabs>
-          <w:tab w:val="left" w:pos="6580"/>
-        </w:tabs>
-        <w:autoSpaceDE w:val="0"/>
-        <w:autoSpaceDN w:val="0"/>
-        <w:adjustRightInd w:val="0"/>
-        <w:spacing w:after="0" w:line="240" w:lineRule="auto"/>
-        <w:rPr>
-          <w:rFonts w:ascii="Arial" w:hAnsi="Arial" w:cs="Arial"/>
-          <w:bCs/>
-          <w:sz w:val="24"/>
-          <w:szCs w:val="24"/>
-        </w:rPr>
-      </w:pPr>
-      <w:r>
-        <w:rPr>
-          <w:rFonts w:ascii="Arial" w:hAnsi="Arial" w:cs="Arial"/>
-          <w:bCs/>
-          <w:sz w:val="24"/>
-          <w:szCs w:val="24"/>
-        </w:rPr>
-        <w:t>Chaque fonction possède ses propres paramètres mais ils ont tous en commun besoin des coordonnée</w:t>
-      </w:r>
-      <w:r>
-        <w:rPr>
-          <w:rFonts w:ascii="Arial" w:hAnsi="Arial" w:cs="Arial"/>
-          <w:bCs/>
-          <w:sz w:val="24"/>
-          <w:szCs w:val="24"/>
-        </w:rPr>
-        <w:t>s</w:t>
-      </w:r>
-      <w:r>
-        <w:rPr>
-          <w:rFonts w:ascii="Arial" w:hAnsi="Arial" w:cs="Arial"/>
-          <w:bCs/>
-          <w:sz w:val="24"/>
-          <w:szCs w:val="24"/>
-        </w:rPr>
-        <w:t xml:space="preserve"> en x et y</w:t>
-      </w:r>
-      <w:r>
-        <w:rPr>
-          <w:rFonts w:ascii="Arial" w:hAnsi="Arial" w:cs="Arial"/>
-          <w:bCs/>
-          <w:sz w:val="24"/>
-          <w:szCs w:val="24"/>
-        </w:rPr>
-        <w:t>.</w:t>
-      </w:r>
-    </w:p>
-    <w:p>
-      <w:pPr>
-        <w:widowControl w:val="0"/>
-        <w:tabs>
-          <w:tab w:val="left" w:pos="6580"/>
-        </w:tabs>
-        <w:autoSpaceDE w:val="0"/>
-        <w:autoSpaceDN w:val="0"/>
-        <w:adjustRightInd w:val="0"/>
-        <w:spacing w:after="0" w:line="240" w:lineRule="auto"/>
-        <w:rPr>
-          <w:rFonts w:ascii="Arial" w:hAnsi="Arial" w:cs="Arial"/>
-          <w:bCs/>
-          <w:sz w:val="24"/>
-          <w:szCs w:val="24"/>
-        </w:rPr>
-      </w:pPr>
-      <w:r>
-        <w:rPr>
-          <w:rFonts w:ascii="Arial" w:hAnsi="Arial" w:cs="Arial"/>
-          <w:bCs/>
-          <w:sz w:val="24"/>
-          <w:szCs w:val="24"/>
-        </w:rPr>
-        <w:t>Couleur …</w:t>
-      </w:r>
-    </w:p>
-    <w:p>
-      <w:pPr>
-        <w:widowControl w:val="0"/>
-        <w:tabs>
-          <w:tab w:val="left" w:pos="6580"/>
-        </w:tabs>
-        <w:autoSpaceDE w:val="0"/>
-        <w:autoSpaceDN w:val="0"/>
-        <w:adjustRightInd w:val="0"/>
-        <w:spacing w:after="0" w:line="240" w:lineRule="auto"/>
-        <w:rPr>
-          <w:rFonts w:ascii="Arial" w:hAnsi="Arial" w:cs="Arial"/>
-          <w:bCs/>
-          <w:sz w:val="24"/>
-          <w:szCs w:val="24"/>
-        </w:rPr>
-      </w:pPr>
-      <w:r>
-        <w:rPr>
-          <w:rFonts w:ascii="Arial" w:hAnsi="Arial" w:cs="Arial"/>
-          <w:bCs/>
-          <w:sz w:val="24"/>
-          <w:szCs w:val="24"/>
-        </w:rPr>
-        <w:t>Bordure …</w:t>
-      </w:r>
-    </w:p>
-    <w:p>
-      <w:pPr>
-        <w:widowControl w:val="0"/>
-        <w:tabs>
-          <w:tab w:val="left" w:pos="6580"/>
-        </w:tabs>
-        <w:autoSpaceDE w:val="0"/>
-        <w:autoSpaceDN w:val="0"/>
-        <w:adjustRightInd w:val="0"/>
-        <w:spacing w:after="0" w:line="240" w:lineRule="auto"/>
-        <w:rPr>
-          <w:rFonts w:ascii="Arial" w:hAnsi="Arial" w:cs="Arial"/>
-          <w:bCs/>
-          <w:sz w:val="24"/>
-          <w:szCs w:val="24"/>
-        </w:rPr>
-      </w:pPr>
-    </w:p>
-    <w:p>
-      <w:pPr>
-        <w:widowControl w:val="0"/>
-        <w:tabs>
-          <w:tab w:val="left" w:pos="6580"/>
-        </w:tabs>
-        <w:autoSpaceDE w:val="0"/>
-        <w:autoSpaceDN w:val="0"/>
-        <w:adjustRightInd w:val="0"/>
-        <w:spacing w:after="0" w:line="240" w:lineRule="auto"/>
-        <w:jc w:val="center"/>
-        <w:rPr>
-          <w:rFonts w:ascii="Arial" w:hAnsi="Arial" w:cs="Arial"/>
-          <w:b/>
-          <w:bCs/>
-          <w:sz w:val="28"/>
-          <w:szCs w:val="28"/>
-        </w:rPr>
-      </w:pPr>
-      <w:r>
-        <w:rPr>
-          <w:rFonts w:ascii="Arial" w:hAnsi="Arial" w:cs="Arial"/>
-          <w:b/>
-          <w:bCs/>
-          <w:sz w:val="28"/>
-          <w:szCs w:val="28"/>
-        </w:rPr>
-        <w:t>C++ Client</w:t>
-      </w:r>
-    </w:p>
-    <w:p>
-      <w:pPr>
-        <w:widowControl w:val="0"/>
-        <w:tabs>
-          <w:tab w:val="left" w:pos="6580"/>
-        </w:tabs>
-        <w:autoSpaceDE w:val="0"/>
-        <w:autoSpaceDN w:val="0"/>
-        <w:adjustRightInd w:val="0"/>
-        <w:spacing w:after="0" w:line="240" w:lineRule="auto"/>
-        <w:rPr>
-          <w:rFonts w:ascii="Arial" w:hAnsi="Arial" w:cs="Arial"/>
-          <w:bCs/>
-          <w:sz w:val="24"/>
-          <w:szCs w:val="24"/>
-        </w:rPr>
-      </w:pPr>
-      <w:r>
-        <w:rPr>
-          <w:rFonts w:ascii="Arial" w:hAnsi="Arial" w:cs="Arial"/>
-          <w:bCs/>
-          <w:sz w:val="24"/>
-          <w:szCs w:val="24"/>
-        </w:rPr>
-        <w:t>La communication coté C++ fonctionne</w:t>
-      </w:r>
-    </w:p>
-    <w:p>
-      <w:pPr>
-        <w:widowControl w:val="0"/>
-        <w:tabs>
-          <w:tab w:val="left" w:pos="6580"/>
-        </w:tabs>
-        <w:autoSpaceDE w:val="0"/>
-        <w:autoSpaceDN w:val="0"/>
-        <w:adjustRightInd w:val="0"/>
-        <w:spacing w:after="0" w:line="240" w:lineRule="auto"/>
-        <w:rPr>
-          <w:rFonts w:ascii="Arial" w:hAnsi="Arial" w:cs="Arial"/>
-          <w:bCs/>
-          <w:sz w:val="24"/>
-          <w:szCs w:val="24"/>
-        </w:rPr>
-      </w:pPr>
-    </w:p>
-    <w:p>
-      <w:pPr>
-        <w:widowControl w:val="0"/>
-        <w:tabs>
-          <w:tab w:val="left" w:pos="6580"/>
-        </w:tabs>
-        <w:autoSpaceDE w:val="0"/>
-        <w:autoSpaceDN w:val="0"/>
-        <w:adjustRightInd w:val="0"/>
-        <w:spacing w:after="0" w:line="240" w:lineRule="auto"/>
-        <w:rPr>
-          <w:rFonts w:ascii="Arial" w:hAnsi="Arial" w:cs="Arial"/>
-          <w:bCs/>
-          <w:sz w:val="24"/>
-          <w:szCs w:val="24"/>
-        </w:rPr>
-      </w:pPr>
-      <w:r>
-        <w:rPr>
-          <w:rFonts w:ascii="Arial" w:hAnsi="Arial" w:cs="Arial"/>
-          <w:bCs/>
-          <w:sz w:val="24"/>
-          <w:szCs w:val="24"/>
-        </w:rPr>
-        <w:t>La partie C++ consiste à faire un client C++ qui va envoyer des requêtes au server, l’utilité est que le C++ à une vitesse de calcule largement plus rapide que le java</w:t>
-      </w:r>
-    </w:p>
-    <w:p>
-      <w:pPr>
-        <w:widowControl w:val="0"/>
-        <w:tabs>
-          <w:tab w:val="left" w:pos="6580"/>
-        </w:tabs>
-        <w:autoSpaceDE w:val="0"/>
-        <w:autoSpaceDN w:val="0"/>
-        <w:adjustRightInd w:val="0"/>
-        <w:spacing w:after="0" w:line="240" w:lineRule="auto"/>
-        <w:rPr>
-          <w:rFonts w:ascii="Arial" w:hAnsi="Arial" w:cs="Arial"/>
-          <w:bCs/>
-          <w:sz w:val="24"/>
-          <w:szCs w:val="24"/>
-        </w:rPr>
-      </w:pPr>
-    </w:p>
-    <w:p>
-      <w:pPr>
-        <w:widowControl w:val="0"/>
-        <w:tabs>
-          <w:tab w:val="left" w:pos="6580"/>
-        </w:tabs>
-        <w:autoSpaceDE w:val="0"/>
-        <w:autoSpaceDN w:val="0"/>
-        <w:adjustRightInd w:val="0"/>
-        <w:spacing w:after="0" w:line="240" w:lineRule="auto"/>
-        <w:jc w:val="center"/>
-        <w:rPr>
-          <w:rFonts w:ascii="Arial" w:hAnsi="Arial" w:cs="Arial"/>
-          <w:b/>
-          <w:bCs/>
-          <w:sz w:val="28"/>
-          <w:szCs w:val="28"/>
-        </w:rPr>
-      </w:pPr>
-    </w:p>
-    <w:p>
-      <w:pPr>
-        <w:widowControl w:val="0"/>
-        <w:tabs>
-          <w:tab w:val="left" w:pos="6580"/>
-        </w:tabs>
-        <w:autoSpaceDE w:val="0"/>
-        <w:autoSpaceDN w:val="0"/>
-        <w:adjustRightInd w:val="0"/>
-        <w:spacing w:after="0" w:line="240" w:lineRule="auto"/>
-        <w:jc w:val="center"/>
-        <w:rPr>
-          <w:rFonts w:ascii="Arial" w:hAnsi="Arial" w:cs="Arial"/>
-          <w:b/>
-          <w:bCs/>
-          <w:sz w:val="28"/>
-          <w:szCs w:val="28"/>
-        </w:rPr>
-      </w:pPr>
-    </w:p>
-    <w:p>
-      <w:pPr>
-        <w:widowControl w:val="0"/>
-        <w:tabs>
-          <w:tab w:val="left" w:pos="6580"/>
-        </w:tabs>
-        <w:autoSpaceDE w:val="0"/>
-        <w:autoSpaceDN w:val="0"/>
-        <w:adjustRightInd w:val="0"/>
-        <w:spacing w:after="0" w:line="240" w:lineRule="auto"/>
-        <w:jc w:val="center"/>
-        <w:rPr>
-          <w:rFonts w:ascii="Arial" w:hAnsi="Arial" w:cs="Arial"/>
-          <w:b/>
-          <w:bCs/>
-          <w:sz w:val="28"/>
-          <w:szCs w:val="28"/>
-        </w:rPr>
-      </w:pPr>
-    </w:p>
-    <w:p>
-      <w:pPr>
-        <w:widowControl w:val="0"/>
-        <w:tabs>
-          <w:tab w:val="left" w:pos="6580"/>
-        </w:tabs>
-        <w:autoSpaceDE w:val="0"/>
-        <w:autoSpaceDN w:val="0"/>
-        <w:adjustRightInd w:val="0"/>
-        <w:spacing w:after="0" w:line="240" w:lineRule="auto"/>
-        <w:jc w:val="center"/>
-        <w:rPr>
-          <w:rFonts w:ascii="Arial" w:hAnsi="Arial" w:cs="Arial"/>
-          <w:b/>
-          <w:bCs/>
-          <w:sz w:val="28"/>
-          <w:szCs w:val="28"/>
-        </w:rPr>
-      </w:pPr>
-    </w:p>
-    <w:p>
-      <w:pPr>
-        <w:widowControl w:val="0"/>
-        <w:tabs>
-          <w:tab w:val="left" w:pos="6580"/>
-        </w:tabs>
-        <w:autoSpaceDE w:val="0"/>
-        <w:autoSpaceDN w:val="0"/>
-        <w:adjustRightInd w:val="0"/>
-        <w:spacing w:after="0" w:line="240" w:lineRule="auto"/>
-        <w:jc w:val="center"/>
-        <w:rPr>
-          <w:rFonts w:ascii="Arial" w:hAnsi="Arial" w:cs="Arial"/>
-          <w:b/>
-          <w:bCs/>
-          <w:sz w:val="28"/>
-          <w:szCs w:val="28"/>
-        </w:rPr>
-      </w:pPr>
-    </w:p>
-    <w:p>
-      <w:pPr>
-        <w:widowControl w:val="0"/>
-        <w:tabs>
-          <w:tab w:val="left" w:pos="6580"/>
-        </w:tabs>
-        <w:autoSpaceDE w:val="0"/>
-        <w:autoSpaceDN w:val="0"/>
-        <w:adjustRightInd w:val="0"/>
-        <w:spacing w:after="0" w:line="240" w:lineRule="auto"/>
-        <w:jc w:val="center"/>
-        <w:rPr>
-          <w:rFonts w:ascii="Arial" w:hAnsi="Arial" w:cs="Arial"/>
-          <w:b/>
-          <w:bCs/>
-          <w:sz w:val="28"/>
-          <w:szCs w:val="28"/>
-        </w:rPr>
-      </w:pPr>
-    </w:p>
-    <w:p>
-      <w:pPr>
-        <w:widowControl w:val="0"/>
-        <w:tabs>
-          <w:tab w:val="left" w:pos="6580"/>
-        </w:tabs>
-        <w:autoSpaceDE w:val="0"/>
-        <w:autoSpaceDN w:val="0"/>
-        <w:adjustRightInd w:val="0"/>
-        <w:spacing w:after="0" w:line="240" w:lineRule="auto"/>
-        <w:jc w:val="center"/>
-        <w:rPr>
-          <w:rFonts w:ascii="Arial" w:hAnsi="Arial" w:cs="Arial"/>
-          <w:b/>
-          <w:bCs/>
-          <w:sz w:val="28"/>
-          <w:szCs w:val="28"/>
-        </w:rPr>
-      </w:pPr>
-    </w:p>
-    <w:p>
-      <w:pPr>
-        <w:widowControl w:val="0"/>
-        <w:tabs>
-          <w:tab w:val="left" w:pos="6580"/>
-        </w:tabs>
-        <w:autoSpaceDE w:val="0"/>
-        <w:autoSpaceDN w:val="0"/>
-        <w:adjustRightInd w:val="0"/>
-        <w:spacing w:after="0" w:line="240" w:lineRule="auto"/>
-        <w:jc w:val="center"/>
-        <w:rPr>
-          <w:rFonts w:ascii="Arial" w:hAnsi="Arial" w:cs="Arial"/>
-          <w:b/>
-          <w:bCs/>
-          <w:sz w:val="28"/>
-          <w:szCs w:val="28"/>
-        </w:rPr>
-      </w:pPr>
-    </w:p>
-    <w:p>
-      <w:pPr>
-        <w:widowControl w:val="0"/>
-        <w:tabs>
-          <w:tab w:val="left" w:pos="6580"/>
-        </w:tabs>
-        <w:autoSpaceDE w:val="0"/>
-        <w:autoSpaceDN w:val="0"/>
-        <w:adjustRightInd w:val="0"/>
-        <w:spacing w:after="0" w:line="240" w:lineRule="auto"/>
-        <w:jc w:val="center"/>
-        <w:rPr>
-          <w:rFonts w:ascii="Arial" w:hAnsi="Arial" w:cs="Arial"/>
-          <w:b/>
-          <w:bCs/>
-          <w:sz w:val="28"/>
-          <w:szCs w:val="28"/>
-        </w:rPr>
-      </w:pPr>
-    </w:p>
-    <w:p>
-      <w:pPr>
-        <w:widowControl w:val="0"/>
-        <w:tabs>
-          <w:tab w:val="left" w:pos="6580"/>
-        </w:tabs>
-        <w:autoSpaceDE w:val="0"/>
-        <w:autoSpaceDN w:val="0"/>
-        <w:adjustRightInd w:val="0"/>
-        <w:spacing w:after="0" w:line="240" w:lineRule="auto"/>
-        <w:jc w:val="center"/>
-        <w:rPr>
-          <w:rFonts w:ascii="Arial" w:hAnsi="Arial" w:cs="Arial"/>
-          <w:b/>
-          <w:bCs/>
-          <w:sz w:val="28"/>
-          <w:szCs w:val="28"/>
-        </w:rPr>
-      </w:pPr>
-    </w:p>
-    <w:p>
-      <w:pPr>
-        <w:widowControl w:val="0"/>
-        <w:tabs>
-          <w:tab w:val="left" w:pos="6580"/>
-        </w:tabs>
-        <w:autoSpaceDE w:val="0"/>
-        <w:autoSpaceDN w:val="0"/>
-        <w:adjustRightInd w:val="0"/>
-        <w:spacing w:after="0" w:line="240" w:lineRule="auto"/>
-        <w:jc w:val="center"/>
-        <w:rPr>
-          <w:rFonts w:ascii="Arial" w:hAnsi="Arial" w:cs="Arial"/>
-          <w:b/>
-          <w:bCs/>
-          <w:sz w:val="28"/>
-          <w:szCs w:val="28"/>
-        </w:rPr>
-      </w:pPr>
-    </w:p>
-    <w:p>
-      <w:pPr>
-        <w:widowControl w:val="0"/>
-        <w:tabs>
-          <w:tab w:val="left" w:pos="6580"/>
-        </w:tabs>
-        <w:autoSpaceDE w:val="0"/>
-        <w:autoSpaceDN w:val="0"/>
-        <w:adjustRightInd w:val="0"/>
-        <w:spacing w:after="0" w:line="240" w:lineRule="auto"/>
-        <w:jc w:val="center"/>
-        <w:rPr>
-          <w:rFonts w:ascii="Arial" w:hAnsi="Arial" w:cs="Arial"/>
-          <w:b/>
-          <w:bCs/>
-          <w:sz w:val="28"/>
-          <w:szCs w:val="28"/>
-        </w:rPr>
-      </w:pPr>
-    </w:p>
-    <w:p>
-      <w:pPr>
-        <w:widowControl w:val="0"/>
-        <w:tabs>
-          <w:tab w:val="left" w:pos="6580"/>
-        </w:tabs>
-        <w:autoSpaceDE w:val="0"/>
-        <w:autoSpaceDN w:val="0"/>
-        <w:adjustRightInd w:val="0"/>
-        <w:spacing w:after="0" w:line="240" w:lineRule="auto"/>
-        <w:jc w:val="center"/>
-        <w:rPr>
-          <w:rFonts w:ascii="Arial" w:hAnsi="Arial" w:cs="Arial"/>
-          <w:b/>
-          <w:bCs/>
-          <w:sz w:val="28"/>
-          <w:szCs w:val="28"/>
-        </w:rPr>
-      </w:pPr>
-    </w:p>
-    <w:p>
-      <w:pPr>
-        <w:widowControl w:val="0"/>
-        <w:tabs>
-          <w:tab w:val="left" w:pos="6580"/>
-        </w:tabs>
-        <w:autoSpaceDE w:val="0"/>
-        <w:autoSpaceDN w:val="0"/>
-        <w:adjustRightInd w:val="0"/>
-        <w:spacing w:after="0" w:line="240" w:lineRule="auto"/>
-        <w:jc w:val="center"/>
-        <w:rPr>
-          <w:rFonts w:ascii="Arial" w:hAnsi="Arial" w:cs="Arial"/>
-          <w:b/>
-          <w:bCs/>
-          <w:sz w:val="28"/>
-          <w:szCs w:val="28"/>
-        </w:rPr>
-      </w:pPr>
-    </w:p>
-    <w:p>
-      <w:pPr>
-        <w:widowControl w:val="0"/>
-        <w:tabs>
-          <w:tab w:val="left" w:pos="6580"/>
-        </w:tabs>
-        <w:autoSpaceDE w:val="0"/>
-        <w:autoSpaceDN w:val="0"/>
-        <w:adjustRightInd w:val="0"/>
-        <w:spacing w:after="0" w:line="240" w:lineRule="auto"/>
-        <w:jc w:val="center"/>
-        <w:rPr>
-          <w:rFonts w:ascii="Arial" w:hAnsi="Arial" w:cs="Arial"/>
-          <w:b/>
-          <w:bCs/>
-          <w:sz w:val="28"/>
-          <w:szCs w:val="28"/>
-        </w:rPr>
-      </w:pPr>
-    </w:p>
-    <w:p>
-      <w:pPr>
-        <w:widowControl w:val="0"/>
-        <w:tabs>
-          <w:tab w:val="left" w:pos="6580"/>
-        </w:tabs>
-        <w:autoSpaceDE w:val="0"/>
-        <w:autoSpaceDN w:val="0"/>
-        <w:adjustRightInd w:val="0"/>
-        <w:spacing w:after="0" w:line="240" w:lineRule="auto"/>
-        <w:jc w:val="center"/>
-        <w:rPr>
-          <w:rFonts w:ascii="Arial" w:hAnsi="Arial" w:cs="Arial"/>
-          <w:b/>
-          <w:bCs/>
-          <w:sz w:val="28"/>
-          <w:szCs w:val="28"/>
-        </w:rPr>
-      </w:pPr>
-    </w:p>
-    <w:p>
-      <w:pPr>
-        <w:widowControl w:val="0"/>
-        <w:tabs>
-          <w:tab w:val="left" w:pos="6580"/>
-        </w:tabs>
-        <w:autoSpaceDE w:val="0"/>
-        <w:autoSpaceDN w:val="0"/>
-        <w:adjustRightInd w:val="0"/>
-        <w:spacing w:after="0" w:line="240" w:lineRule="auto"/>
-        <w:jc w:val="center"/>
-        <w:rPr>
-          <w:rFonts w:ascii="Arial" w:hAnsi="Arial" w:cs="Arial"/>
-          <w:b/>
-          <w:bCs/>
-          <w:sz w:val="28"/>
-          <w:szCs w:val="28"/>
-        </w:rPr>
-      </w:pPr>
-    </w:p>
-    <w:p>
-      <w:pPr>
-        <w:widowControl w:val="0"/>
-        <w:tabs>
-          <w:tab w:val="left" w:pos="6580"/>
-        </w:tabs>
-        <w:autoSpaceDE w:val="0"/>
-        <w:autoSpaceDN w:val="0"/>
-        <w:adjustRightInd w:val="0"/>
-        <w:spacing w:after="0" w:line="240" w:lineRule="auto"/>
-        <w:jc w:val="center"/>
-        <w:rPr>
-          <w:rFonts w:ascii="Arial" w:hAnsi="Arial" w:cs="Arial"/>
-          <w:b/>
-          <w:bCs/>
-          <w:sz w:val="28"/>
-          <w:szCs w:val="28"/>
-        </w:rPr>
-      </w:pPr>
-    </w:p>
-    <w:p>
-      <w:pPr>
-        <w:widowControl w:val="0"/>
-        <w:tabs>
-          <w:tab w:val="left" w:pos="6580"/>
-        </w:tabs>
-        <w:autoSpaceDE w:val="0"/>
-        <w:autoSpaceDN w:val="0"/>
-        <w:adjustRightInd w:val="0"/>
-        <w:spacing w:after="0" w:line="240" w:lineRule="auto"/>
-        <w:jc w:val="center"/>
-        <w:rPr>
-          <w:rFonts w:ascii="Arial" w:hAnsi="Arial" w:cs="Arial"/>
-          <w:b/>
-          <w:bCs/>
-          <w:sz w:val="28"/>
-          <w:szCs w:val="28"/>
-        </w:rPr>
-      </w:pPr>
-    </w:p>
-    <w:p>
-      <w:pPr>
-        <w:widowControl w:val="0"/>
-        <w:tabs>
-          <w:tab w:val="left" w:pos="6580"/>
-        </w:tabs>
-        <w:autoSpaceDE w:val="0"/>
-        <w:autoSpaceDN w:val="0"/>
-        <w:adjustRightInd w:val="0"/>
-        <w:spacing w:after="0" w:line="240" w:lineRule="auto"/>
-        <w:jc w:val="center"/>
-        <w:rPr>
-          <w:rFonts w:ascii="Arial" w:hAnsi="Arial" w:cs="Arial"/>
-          <w:b/>
-          <w:bCs/>
-          <w:sz w:val="28"/>
-          <w:szCs w:val="28"/>
-        </w:rPr>
-      </w:pPr>
-    </w:p>
-    <w:p>
-      <w:pPr>
-        <w:widowControl w:val="0"/>
-        <w:tabs>
-          <w:tab w:val="left" w:pos="6580"/>
-        </w:tabs>
-        <w:autoSpaceDE w:val="0"/>
-        <w:autoSpaceDN w:val="0"/>
-        <w:adjustRightInd w:val="0"/>
-        <w:spacing w:after="0" w:line="240" w:lineRule="auto"/>
-        <w:jc w:val="center"/>
-        <w:rPr>
-          <w:rFonts w:ascii="Arial" w:hAnsi="Arial" w:cs="Arial"/>
-          <w:b/>
-          <w:bCs/>
-          <w:sz w:val="28"/>
-          <w:szCs w:val="28"/>
-        </w:rPr>
-      </w:pPr>
-    </w:p>
-    <w:p>
-      <w:pPr>
-        <w:widowControl w:val="0"/>
-        <w:tabs>
-          <w:tab w:val="left" w:pos="6580"/>
-        </w:tabs>
-        <w:autoSpaceDE w:val="0"/>
-        <w:autoSpaceDN w:val="0"/>
-        <w:adjustRightInd w:val="0"/>
-        <w:spacing w:after="0" w:line="240" w:lineRule="auto"/>
-        <w:jc w:val="center"/>
-        <w:rPr>
-          <w:rFonts w:ascii="Arial" w:hAnsi="Arial" w:cs="Arial"/>
-          <w:b/>
-          <w:bCs/>
-          <w:sz w:val="28"/>
-          <w:szCs w:val="28"/>
-        </w:rPr>
-      </w:pPr>
-    </w:p>
-    <w:p>
-      <w:pPr>
-        <w:widowControl w:val="0"/>
-        <w:tabs>
-          <w:tab w:val="left" w:pos="6580"/>
-        </w:tabs>
-        <w:autoSpaceDE w:val="0"/>
-        <w:autoSpaceDN w:val="0"/>
-        <w:adjustRightInd w:val="0"/>
-        <w:spacing w:after="0" w:line="240" w:lineRule="auto"/>
-        <w:jc w:val="center"/>
-        <w:rPr>
-          <w:rFonts w:ascii="Arial" w:hAnsi="Arial" w:cs="Arial"/>
-          <w:b/>
-          <w:bCs/>
-          <w:sz w:val="28"/>
-          <w:szCs w:val="28"/>
-        </w:rPr>
-      </w:pPr>
-    </w:p>
-    <w:p>
-      <w:pPr>
-        <w:widowControl w:val="0"/>
-        <w:tabs>
-          <w:tab w:val="left" w:pos="6580"/>
-        </w:tabs>
-        <w:autoSpaceDE w:val="0"/>
-        <w:autoSpaceDN w:val="0"/>
-        <w:adjustRightInd w:val="0"/>
-        <w:spacing w:after="0" w:line="240" w:lineRule="auto"/>
-        <w:jc w:val="center"/>
-        <w:rPr>
-          <w:rFonts w:ascii="Arial" w:hAnsi="Arial" w:cs="Arial"/>
-          <w:b/>
-          <w:bCs/>
-          <w:sz w:val="28"/>
-          <w:szCs w:val="28"/>
-        </w:rPr>
-      </w:pPr>
-      <w:r>
-        <w:rPr>
-          <w:rFonts w:ascii="Arial" w:hAnsi="Arial" w:cs="Arial"/>
-          <w:b/>
-          <w:bCs/>
-          <w:sz w:val="28"/>
-          <w:szCs w:val="28"/>
-        </w:rPr>
-        <w:t>Conclusion</w:t>
-      </w:r>
-    </w:p>
-    <w:p>
-      <w:pPr>
-        <w:widowControl w:val="0"/>
-        <w:tabs>
-          <w:tab w:val="left" w:pos="6580"/>
-        </w:tabs>
-        <w:autoSpaceDE w:val="0"/>
-        <w:autoSpaceDN w:val="0"/>
-        <w:adjustRightInd w:val="0"/>
-        <w:spacing w:after="0" w:line="240" w:lineRule="auto"/>
-        <w:jc w:val="center"/>
-        <w:rPr>
-          <w:rFonts w:ascii="Arial" w:hAnsi="Arial" w:cs="Arial"/>
-          <w:b/>
-          <w:bCs/>
-          <w:sz w:val="28"/>
-          <w:szCs w:val="28"/>
-        </w:rPr>
-      </w:pPr>
+          <w:b/>
+          <w:bCs/>
+          <w:sz w:val="28"/>
+          <w:szCs w:val="28"/>
+        </w:rPr>
+        <w:t>1.1</w:t>
+      </w:r>
+    </w:p>
+    <w:p>
+      <w:pPr>
+        <w:widowControl w:val="0"/>
+        <w:tabs>
+          <w:tab w:val="left" w:pos="6580"/>
+        </w:tabs>
+        <w:autoSpaceDE w:val="0"/>
+        <w:autoSpaceDN w:val="0"/>
+        <w:adjustRightInd w:val="0"/>
+        <w:spacing w:after="0" w:line="240" w:lineRule="auto"/>
+        <w:jc w:val="center"/>
+        <w:rPr>
+          <w:rFonts w:ascii="Arial" w:hAnsi="Arial" w:cs="Arial"/>
+          <w:b/>
+          <w:bCs/>
+          <w:sz w:val="28"/>
+          <w:szCs w:val="28"/>
+        </w:rPr>
+      </w:pPr>
+      <w:r>
+        <w:rPr>
+          <w:rFonts w:ascii="Arial" w:hAnsi="Arial" w:cs="Arial"/>
+          <w:b/>
+          <w:bCs/>
+          <w:sz w:val="28"/>
+          <w:szCs w:val="28"/>
+        </w:rPr>
+        <w:pict w14:anchorId="535EE57A">
+          <v:shapetype id="_x0000_t75" coordsize="21600,21600" o:spt="75" o:preferrelative="t" path="m@4@5l@4@11@9@11@9@5xe" filled="f" stroked="f">
+            <v:stroke joinstyle="miter"/>
+            <v:formulas>
+              <v:f eqn="if lineDrawn pixelLineWidth 0"/>
+              <v:f eqn="sum @0 1 0"/>
+              <v:f eqn="sum 0 0 @1"/>
+              <v:f eqn="prod @2 1 2"/>
+              <v:f eqn="prod @3 21600 pixelWidth"/>
+              <v:f eqn="prod @3 21600 pixelHeight"/>
+              <v:f eqn="sum @0 0 1"/>
+              <v:f eqn="prod @6 1 2"/>
+              <v:f eqn="prod @7 21600 pixelWidth"/>
+              <v:f eqn="sum @8 21600 0"/>
+              <v:f eqn="prod @7 21600 pixelHeight"/>
+              <v:f eqn="sum @10 21600 0"/>
+            </v:formulas>
+            <v:path o:extrusionok="f" gradientshapeok="t" o:connecttype="rect"/>
+            <o:lock v:ext="edit" aspectratio="t"/>
+          </v:shapetype>
+          <v:shape id="_x0000_i1025" type="#_x0000_t75" style="width:471pt;height:459.75pt">
+            <v:imagedata r:id="rId12" o:title="DCU.drawio (1)"/>
+          </v:shape>
+        </w:pict>
+      </w:r>
     </w:p>
     <w:sectPr>
       <w:type w:val="continuous"/>

--- a/BUT2/Sae/RapportIndividuel_23_24.docx
+++ b/BUT2/Sae/RapportIndividuel_23_24.docx
@@ -2025,6 +2025,24 @@
           <w:szCs w:val="24"/>
         </w:rPr>
       </w:pPr>
+    </w:p>
+    <w:p>
+      <w:pPr>
+        <w:widowControl w:val="0"/>
+        <w:tabs>
+          <w:tab w:val="left" w:pos="6580"/>
+        </w:tabs>
+        <w:autoSpaceDE w:val="0"/>
+        <w:autoSpaceDN w:val="0"/>
+        <w:adjustRightInd w:val="0"/>
+        <w:spacing w:after="0" w:line="240" w:lineRule="auto"/>
+        <w:rPr>
+          <w:rFonts w:ascii="Arial" w:hAnsi="Arial" w:cs="Arial"/>
+          <w:bCs/>
+          <w:sz w:val="24"/>
+          <w:szCs w:val="24"/>
+        </w:rPr>
+      </w:pPr>
       <w:r>
         <w:rPr>
           <w:rFonts w:ascii="Arial" w:hAnsi="Arial" w:cs="Arial"/>
@@ -2052,6 +2070,29 @@
           <w:szCs w:val="24"/>
         </w:rPr>
       </w:pPr>
+    </w:p>
+    <w:p>
+      <w:pPr>
+        <w:pStyle w:val="Paragraphedeliste"/>
+        <w:widowControl w:val="0"/>
+        <w:numPr>
+          <w:ilvl w:val="0"/>
+          <w:numId w:val="6"/>
+        </w:numPr>
+        <w:tabs>
+          <w:tab w:val="left" w:pos="6580"/>
+        </w:tabs>
+        <w:autoSpaceDE w:val="0"/>
+        <w:autoSpaceDN w:val="0"/>
+        <w:adjustRightInd w:val="0"/>
+        <w:spacing w:after="0" w:line="240" w:lineRule="auto"/>
+        <w:rPr>
+          <w:rFonts w:ascii="Arial" w:hAnsi="Arial" w:cs="Arial"/>
+          <w:bCs/>
+          <w:sz w:val="24"/>
+          <w:szCs w:val="24"/>
+        </w:rPr>
+      </w:pPr>
       <w:r>
         <w:rPr>
           <w:rFonts w:ascii="Arial" w:hAnsi="Arial" w:cs="Arial"/>
@@ -2064,715 +2105,714 @@
     </w:p>
     <w:p>
       <w:pPr>
-        <w:widowControl w:val="0"/>
-        <w:tabs>
-          <w:tab w:val="left" w:pos="6580"/>
-        </w:tabs>
-        <w:autoSpaceDE w:val="0"/>
-        <w:autoSpaceDN w:val="0"/>
-        <w:adjustRightInd w:val="0"/>
-        <w:spacing w:after="0" w:line="240" w:lineRule="auto"/>
-        <w:jc w:val="center"/>
-        <w:rPr>
-          <w:rFonts w:ascii="Arial" w:hAnsi="Arial" w:cs="Arial"/>
-          <w:b/>
-          <w:bCs/>
-          <w:sz w:val="28"/>
-          <w:szCs w:val="28"/>
-        </w:rPr>
-      </w:pPr>
-    </w:p>
-    <w:p>
-      <w:pPr>
-        <w:widowControl w:val="0"/>
-        <w:tabs>
-          <w:tab w:val="left" w:pos="6580"/>
-        </w:tabs>
-        <w:autoSpaceDE w:val="0"/>
-        <w:autoSpaceDN w:val="0"/>
-        <w:adjustRightInd w:val="0"/>
-        <w:spacing w:after="0" w:line="240" w:lineRule="auto"/>
-        <w:jc w:val="center"/>
-        <w:rPr>
-          <w:rFonts w:ascii="Arial" w:hAnsi="Arial" w:cs="Arial"/>
-          <w:b/>
-          <w:bCs/>
-          <w:sz w:val="28"/>
-          <w:szCs w:val="28"/>
-        </w:rPr>
-      </w:pPr>
-    </w:p>
-    <w:p>
-      <w:pPr>
-        <w:widowControl w:val="0"/>
-        <w:tabs>
-          <w:tab w:val="left" w:pos="6580"/>
-        </w:tabs>
-        <w:autoSpaceDE w:val="0"/>
-        <w:autoSpaceDN w:val="0"/>
-        <w:adjustRightInd w:val="0"/>
-        <w:spacing w:after="0" w:line="240" w:lineRule="auto"/>
-        <w:jc w:val="center"/>
-        <w:rPr>
-          <w:rFonts w:ascii="Arial" w:hAnsi="Arial" w:cs="Arial"/>
-          <w:b/>
-          <w:bCs/>
-          <w:sz w:val="28"/>
-          <w:szCs w:val="28"/>
-        </w:rPr>
-      </w:pPr>
-    </w:p>
-    <w:p>
-      <w:pPr>
-        <w:widowControl w:val="0"/>
-        <w:tabs>
-          <w:tab w:val="left" w:pos="6580"/>
-        </w:tabs>
-        <w:autoSpaceDE w:val="0"/>
-        <w:autoSpaceDN w:val="0"/>
-        <w:adjustRightInd w:val="0"/>
-        <w:spacing w:after="0" w:line="240" w:lineRule="auto"/>
-        <w:jc w:val="center"/>
-        <w:rPr>
-          <w:rFonts w:ascii="Arial" w:hAnsi="Arial" w:cs="Arial"/>
-          <w:b/>
-          <w:bCs/>
-          <w:sz w:val="28"/>
-          <w:szCs w:val="28"/>
-        </w:rPr>
-      </w:pPr>
-    </w:p>
-    <w:p>
-      <w:pPr>
-        <w:widowControl w:val="0"/>
-        <w:tabs>
-          <w:tab w:val="left" w:pos="6580"/>
-        </w:tabs>
-        <w:autoSpaceDE w:val="0"/>
-        <w:autoSpaceDN w:val="0"/>
-        <w:adjustRightInd w:val="0"/>
-        <w:spacing w:after="0" w:line="240" w:lineRule="auto"/>
-        <w:jc w:val="center"/>
-        <w:rPr>
-          <w:rFonts w:ascii="Arial" w:hAnsi="Arial" w:cs="Arial"/>
-          <w:b/>
-          <w:bCs/>
-          <w:sz w:val="28"/>
-          <w:szCs w:val="28"/>
-        </w:rPr>
-      </w:pPr>
-    </w:p>
-    <w:p>
-      <w:pPr>
-        <w:widowControl w:val="0"/>
-        <w:tabs>
-          <w:tab w:val="left" w:pos="6580"/>
-        </w:tabs>
-        <w:autoSpaceDE w:val="0"/>
-        <w:autoSpaceDN w:val="0"/>
-        <w:adjustRightInd w:val="0"/>
-        <w:spacing w:after="0" w:line="240" w:lineRule="auto"/>
-        <w:jc w:val="center"/>
-        <w:rPr>
-          <w:rFonts w:ascii="Arial" w:hAnsi="Arial" w:cs="Arial"/>
-          <w:b/>
-          <w:bCs/>
-          <w:sz w:val="28"/>
-          <w:szCs w:val="28"/>
-        </w:rPr>
-      </w:pPr>
-    </w:p>
-    <w:p>
-      <w:pPr>
-        <w:widowControl w:val="0"/>
-        <w:tabs>
-          <w:tab w:val="left" w:pos="6580"/>
-        </w:tabs>
-        <w:autoSpaceDE w:val="0"/>
-        <w:autoSpaceDN w:val="0"/>
-        <w:adjustRightInd w:val="0"/>
-        <w:spacing w:after="0" w:line="240" w:lineRule="auto"/>
-        <w:jc w:val="center"/>
-        <w:rPr>
-          <w:rFonts w:ascii="Arial" w:hAnsi="Arial" w:cs="Arial"/>
-          <w:b/>
-          <w:bCs/>
-          <w:sz w:val="28"/>
-          <w:szCs w:val="28"/>
-        </w:rPr>
-      </w:pPr>
-    </w:p>
-    <w:p>
-      <w:pPr>
-        <w:widowControl w:val="0"/>
-        <w:tabs>
-          <w:tab w:val="left" w:pos="6580"/>
-        </w:tabs>
-        <w:autoSpaceDE w:val="0"/>
-        <w:autoSpaceDN w:val="0"/>
-        <w:adjustRightInd w:val="0"/>
-        <w:spacing w:after="0" w:line="240" w:lineRule="auto"/>
-        <w:jc w:val="center"/>
-        <w:rPr>
-          <w:rFonts w:ascii="Arial" w:hAnsi="Arial" w:cs="Arial"/>
-          <w:b/>
-          <w:bCs/>
-          <w:sz w:val="28"/>
-          <w:szCs w:val="28"/>
-        </w:rPr>
-      </w:pPr>
-    </w:p>
-    <w:p>
-      <w:pPr>
-        <w:widowControl w:val="0"/>
-        <w:tabs>
-          <w:tab w:val="left" w:pos="6580"/>
-        </w:tabs>
-        <w:autoSpaceDE w:val="0"/>
-        <w:autoSpaceDN w:val="0"/>
-        <w:adjustRightInd w:val="0"/>
-        <w:spacing w:after="0" w:line="240" w:lineRule="auto"/>
-        <w:jc w:val="center"/>
-        <w:rPr>
-          <w:rFonts w:ascii="Arial" w:hAnsi="Arial" w:cs="Arial"/>
-          <w:b/>
-          <w:bCs/>
-          <w:sz w:val="28"/>
-          <w:szCs w:val="28"/>
-        </w:rPr>
-      </w:pPr>
-    </w:p>
-    <w:p>
-      <w:pPr>
-        <w:widowControl w:val="0"/>
-        <w:tabs>
-          <w:tab w:val="left" w:pos="6580"/>
-        </w:tabs>
-        <w:autoSpaceDE w:val="0"/>
-        <w:autoSpaceDN w:val="0"/>
-        <w:adjustRightInd w:val="0"/>
-        <w:spacing w:after="0" w:line="240" w:lineRule="auto"/>
-        <w:jc w:val="center"/>
-        <w:rPr>
-          <w:rFonts w:ascii="Arial" w:hAnsi="Arial" w:cs="Arial"/>
-          <w:b/>
-          <w:bCs/>
-          <w:sz w:val="28"/>
-          <w:szCs w:val="28"/>
-        </w:rPr>
-      </w:pPr>
-    </w:p>
-    <w:p>
-      <w:pPr>
-        <w:widowControl w:val="0"/>
-        <w:tabs>
-          <w:tab w:val="left" w:pos="6580"/>
-        </w:tabs>
-        <w:autoSpaceDE w:val="0"/>
-        <w:autoSpaceDN w:val="0"/>
-        <w:adjustRightInd w:val="0"/>
-        <w:spacing w:after="0" w:line="240" w:lineRule="auto"/>
-        <w:jc w:val="center"/>
-        <w:rPr>
-          <w:rFonts w:ascii="Arial" w:hAnsi="Arial" w:cs="Arial"/>
-          <w:b/>
-          <w:bCs/>
-          <w:sz w:val="28"/>
-          <w:szCs w:val="28"/>
-        </w:rPr>
-      </w:pPr>
-    </w:p>
-    <w:p>
-      <w:pPr>
-        <w:widowControl w:val="0"/>
-        <w:tabs>
-          <w:tab w:val="left" w:pos="6580"/>
-        </w:tabs>
-        <w:autoSpaceDE w:val="0"/>
-        <w:autoSpaceDN w:val="0"/>
-        <w:adjustRightInd w:val="0"/>
-        <w:spacing w:after="0" w:line="240" w:lineRule="auto"/>
-        <w:jc w:val="center"/>
-        <w:rPr>
-          <w:rFonts w:ascii="Arial" w:hAnsi="Arial" w:cs="Arial"/>
-          <w:b/>
-          <w:bCs/>
-          <w:sz w:val="28"/>
-          <w:szCs w:val="28"/>
-        </w:rPr>
-      </w:pPr>
-    </w:p>
-    <w:p>
-      <w:pPr>
-        <w:widowControl w:val="0"/>
-        <w:tabs>
-          <w:tab w:val="left" w:pos="6580"/>
-        </w:tabs>
-        <w:autoSpaceDE w:val="0"/>
-        <w:autoSpaceDN w:val="0"/>
-        <w:adjustRightInd w:val="0"/>
-        <w:spacing w:after="0" w:line="240" w:lineRule="auto"/>
-        <w:jc w:val="center"/>
-        <w:rPr>
-          <w:rFonts w:ascii="Arial" w:hAnsi="Arial" w:cs="Arial"/>
-          <w:b/>
-          <w:bCs/>
-          <w:sz w:val="28"/>
-          <w:szCs w:val="28"/>
-        </w:rPr>
-      </w:pPr>
-    </w:p>
-    <w:p>
-      <w:pPr>
-        <w:widowControl w:val="0"/>
-        <w:tabs>
-          <w:tab w:val="left" w:pos="6580"/>
-        </w:tabs>
-        <w:autoSpaceDE w:val="0"/>
-        <w:autoSpaceDN w:val="0"/>
-        <w:adjustRightInd w:val="0"/>
-        <w:spacing w:after="0" w:line="240" w:lineRule="auto"/>
-        <w:jc w:val="center"/>
-        <w:rPr>
-          <w:rFonts w:ascii="Arial" w:hAnsi="Arial" w:cs="Arial"/>
-          <w:b/>
-          <w:bCs/>
-          <w:sz w:val="28"/>
-          <w:szCs w:val="28"/>
-        </w:rPr>
-      </w:pPr>
-    </w:p>
-    <w:p>
-      <w:pPr>
-        <w:widowControl w:val="0"/>
-        <w:tabs>
-          <w:tab w:val="left" w:pos="6580"/>
-        </w:tabs>
-        <w:autoSpaceDE w:val="0"/>
-        <w:autoSpaceDN w:val="0"/>
-        <w:adjustRightInd w:val="0"/>
-        <w:spacing w:after="0" w:line="240" w:lineRule="auto"/>
-        <w:jc w:val="center"/>
-        <w:rPr>
-          <w:rFonts w:ascii="Arial" w:hAnsi="Arial" w:cs="Arial"/>
-          <w:b/>
-          <w:bCs/>
-          <w:sz w:val="28"/>
-          <w:szCs w:val="28"/>
-        </w:rPr>
-      </w:pPr>
-    </w:p>
-    <w:p>
-      <w:pPr>
-        <w:widowControl w:val="0"/>
-        <w:tabs>
-          <w:tab w:val="left" w:pos="6580"/>
-        </w:tabs>
-        <w:autoSpaceDE w:val="0"/>
-        <w:autoSpaceDN w:val="0"/>
-        <w:adjustRightInd w:val="0"/>
-        <w:spacing w:after="0" w:line="240" w:lineRule="auto"/>
-        <w:jc w:val="center"/>
-        <w:rPr>
-          <w:rFonts w:ascii="Arial" w:hAnsi="Arial" w:cs="Arial"/>
-          <w:b/>
-          <w:bCs/>
-          <w:sz w:val="28"/>
-          <w:szCs w:val="28"/>
-        </w:rPr>
-      </w:pPr>
-    </w:p>
-    <w:p>
-      <w:pPr>
-        <w:widowControl w:val="0"/>
-        <w:tabs>
-          <w:tab w:val="left" w:pos="6580"/>
-        </w:tabs>
-        <w:autoSpaceDE w:val="0"/>
-        <w:autoSpaceDN w:val="0"/>
-        <w:adjustRightInd w:val="0"/>
-        <w:spacing w:after="0" w:line="240" w:lineRule="auto"/>
-        <w:jc w:val="center"/>
-        <w:rPr>
-          <w:rFonts w:ascii="Arial" w:hAnsi="Arial" w:cs="Arial"/>
-          <w:b/>
-          <w:bCs/>
-          <w:sz w:val="28"/>
-          <w:szCs w:val="28"/>
-        </w:rPr>
-      </w:pPr>
-    </w:p>
-    <w:p>
-      <w:pPr>
-        <w:widowControl w:val="0"/>
-        <w:tabs>
-          <w:tab w:val="left" w:pos="6580"/>
-        </w:tabs>
-        <w:autoSpaceDE w:val="0"/>
-        <w:autoSpaceDN w:val="0"/>
-        <w:adjustRightInd w:val="0"/>
-        <w:spacing w:after="0" w:line="240" w:lineRule="auto"/>
-        <w:jc w:val="center"/>
-        <w:rPr>
-          <w:rFonts w:ascii="Arial" w:hAnsi="Arial" w:cs="Arial"/>
-          <w:b/>
-          <w:bCs/>
-          <w:sz w:val="28"/>
-          <w:szCs w:val="28"/>
-        </w:rPr>
-      </w:pPr>
-    </w:p>
-    <w:p>
-      <w:pPr>
-        <w:widowControl w:val="0"/>
-        <w:tabs>
-          <w:tab w:val="left" w:pos="6580"/>
-        </w:tabs>
-        <w:autoSpaceDE w:val="0"/>
-        <w:autoSpaceDN w:val="0"/>
-        <w:adjustRightInd w:val="0"/>
-        <w:spacing w:after="0" w:line="240" w:lineRule="auto"/>
-        <w:jc w:val="center"/>
-        <w:rPr>
-          <w:rFonts w:ascii="Arial" w:hAnsi="Arial" w:cs="Arial"/>
-          <w:b/>
-          <w:bCs/>
-          <w:sz w:val="28"/>
-          <w:szCs w:val="28"/>
-        </w:rPr>
-      </w:pPr>
-    </w:p>
-    <w:p>
-      <w:pPr>
-        <w:widowControl w:val="0"/>
-        <w:tabs>
-          <w:tab w:val="left" w:pos="6580"/>
-        </w:tabs>
-        <w:autoSpaceDE w:val="0"/>
-        <w:autoSpaceDN w:val="0"/>
-        <w:adjustRightInd w:val="0"/>
-        <w:spacing w:after="0" w:line="240" w:lineRule="auto"/>
-        <w:jc w:val="center"/>
-        <w:rPr>
-          <w:rFonts w:ascii="Arial" w:hAnsi="Arial" w:cs="Arial"/>
-          <w:b/>
-          <w:bCs/>
-          <w:sz w:val="28"/>
-          <w:szCs w:val="28"/>
-        </w:rPr>
-      </w:pPr>
-    </w:p>
-    <w:p>
-      <w:pPr>
-        <w:widowControl w:val="0"/>
-        <w:tabs>
-          <w:tab w:val="left" w:pos="6580"/>
-        </w:tabs>
-        <w:autoSpaceDE w:val="0"/>
-        <w:autoSpaceDN w:val="0"/>
-        <w:adjustRightInd w:val="0"/>
-        <w:spacing w:after="0" w:line="240" w:lineRule="auto"/>
-        <w:jc w:val="center"/>
-        <w:rPr>
-          <w:rFonts w:ascii="Arial" w:hAnsi="Arial" w:cs="Arial"/>
-          <w:b/>
-          <w:bCs/>
-          <w:sz w:val="28"/>
-          <w:szCs w:val="28"/>
-        </w:rPr>
-      </w:pPr>
-    </w:p>
-    <w:p>
-      <w:pPr>
-        <w:widowControl w:val="0"/>
-        <w:tabs>
-          <w:tab w:val="left" w:pos="6580"/>
-        </w:tabs>
-        <w:autoSpaceDE w:val="0"/>
-        <w:autoSpaceDN w:val="0"/>
-        <w:adjustRightInd w:val="0"/>
-        <w:spacing w:after="0" w:line="240" w:lineRule="auto"/>
-        <w:jc w:val="center"/>
-        <w:rPr>
-          <w:rFonts w:ascii="Arial" w:hAnsi="Arial" w:cs="Arial"/>
-          <w:b/>
-          <w:bCs/>
-          <w:sz w:val="28"/>
-          <w:szCs w:val="28"/>
-        </w:rPr>
-      </w:pPr>
-    </w:p>
-    <w:p>
-      <w:pPr>
-        <w:widowControl w:val="0"/>
-        <w:tabs>
-          <w:tab w:val="left" w:pos="6580"/>
-        </w:tabs>
-        <w:autoSpaceDE w:val="0"/>
-        <w:autoSpaceDN w:val="0"/>
-        <w:adjustRightInd w:val="0"/>
-        <w:spacing w:after="0" w:line="240" w:lineRule="auto"/>
-        <w:jc w:val="center"/>
-        <w:rPr>
-          <w:rFonts w:ascii="Arial" w:hAnsi="Arial" w:cs="Arial"/>
-          <w:b/>
-          <w:bCs/>
-          <w:sz w:val="28"/>
-          <w:szCs w:val="28"/>
-        </w:rPr>
-      </w:pPr>
-    </w:p>
-    <w:p>
-      <w:pPr>
-        <w:widowControl w:val="0"/>
-        <w:tabs>
-          <w:tab w:val="left" w:pos="6580"/>
-        </w:tabs>
-        <w:autoSpaceDE w:val="0"/>
-        <w:autoSpaceDN w:val="0"/>
-        <w:adjustRightInd w:val="0"/>
-        <w:spacing w:after="0" w:line="240" w:lineRule="auto"/>
-        <w:jc w:val="center"/>
-        <w:rPr>
-          <w:rFonts w:ascii="Arial" w:hAnsi="Arial" w:cs="Arial"/>
-          <w:b/>
-          <w:bCs/>
-          <w:sz w:val="28"/>
-          <w:szCs w:val="28"/>
-        </w:rPr>
-      </w:pPr>
-    </w:p>
-    <w:p>
-      <w:pPr>
-        <w:widowControl w:val="0"/>
-        <w:tabs>
-          <w:tab w:val="left" w:pos="6580"/>
-        </w:tabs>
-        <w:autoSpaceDE w:val="0"/>
-        <w:autoSpaceDN w:val="0"/>
-        <w:adjustRightInd w:val="0"/>
-        <w:spacing w:after="0" w:line="240" w:lineRule="auto"/>
-        <w:jc w:val="center"/>
-        <w:rPr>
-          <w:rFonts w:ascii="Arial" w:hAnsi="Arial" w:cs="Arial"/>
-          <w:b/>
-          <w:bCs/>
-          <w:sz w:val="28"/>
-          <w:szCs w:val="28"/>
-        </w:rPr>
-      </w:pPr>
-    </w:p>
-    <w:p>
-      <w:pPr>
-        <w:widowControl w:val="0"/>
-        <w:tabs>
-          <w:tab w:val="left" w:pos="6580"/>
-        </w:tabs>
-        <w:autoSpaceDE w:val="0"/>
-        <w:autoSpaceDN w:val="0"/>
-        <w:adjustRightInd w:val="0"/>
-        <w:spacing w:after="0" w:line="240" w:lineRule="auto"/>
-        <w:jc w:val="center"/>
-        <w:rPr>
-          <w:rFonts w:ascii="Arial" w:hAnsi="Arial" w:cs="Arial"/>
-          <w:b/>
-          <w:bCs/>
-          <w:sz w:val="28"/>
-          <w:szCs w:val="28"/>
-        </w:rPr>
-      </w:pPr>
-    </w:p>
-    <w:p>
-      <w:pPr>
-        <w:widowControl w:val="0"/>
-        <w:tabs>
-          <w:tab w:val="left" w:pos="6580"/>
-        </w:tabs>
-        <w:autoSpaceDE w:val="0"/>
-        <w:autoSpaceDN w:val="0"/>
-        <w:adjustRightInd w:val="0"/>
-        <w:spacing w:after="0" w:line="240" w:lineRule="auto"/>
-        <w:jc w:val="center"/>
-        <w:rPr>
-          <w:rFonts w:ascii="Arial" w:hAnsi="Arial" w:cs="Arial"/>
-          <w:b/>
-          <w:bCs/>
-          <w:sz w:val="28"/>
-          <w:szCs w:val="28"/>
-        </w:rPr>
-      </w:pPr>
-    </w:p>
-    <w:p>
-      <w:pPr>
-        <w:widowControl w:val="0"/>
-        <w:tabs>
-          <w:tab w:val="left" w:pos="6580"/>
-        </w:tabs>
-        <w:autoSpaceDE w:val="0"/>
-        <w:autoSpaceDN w:val="0"/>
-        <w:adjustRightInd w:val="0"/>
-        <w:spacing w:after="0" w:line="240" w:lineRule="auto"/>
-        <w:jc w:val="center"/>
-        <w:rPr>
-          <w:rFonts w:ascii="Arial" w:hAnsi="Arial" w:cs="Arial"/>
-          <w:b/>
-          <w:bCs/>
-          <w:sz w:val="28"/>
-          <w:szCs w:val="28"/>
-        </w:rPr>
-      </w:pPr>
-    </w:p>
-    <w:p>
-      <w:pPr>
-        <w:widowControl w:val="0"/>
-        <w:tabs>
-          <w:tab w:val="left" w:pos="6580"/>
-        </w:tabs>
-        <w:autoSpaceDE w:val="0"/>
-        <w:autoSpaceDN w:val="0"/>
-        <w:adjustRightInd w:val="0"/>
-        <w:spacing w:after="0" w:line="240" w:lineRule="auto"/>
-        <w:jc w:val="center"/>
-        <w:rPr>
-          <w:rFonts w:ascii="Arial" w:hAnsi="Arial" w:cs="Arial"/>
-          <w:b/>
-          <w:bCs/>
-          <w:sz w:val="28"/>
-          <w:szCs w:val="28"/>
-        </w:rPr>
-      </w:pPr>
-    </w:p>
-    <w:p>
-      <w:pPr>
-        <w:widowControl w:val="0"/>
-        <w:tabs>
-          <w:tab w:val="left" w:pos="6580"/>
-        </w:tabs>
-        <w:autoSpaceDE w:val="0"/>
-        <w:autoSpaceDN w:val="0"/>
-        <w:adjustRightInd w:val="0"/>
-        <w:spacing w:after="0" w:line="240" w:lineRule="auto"/>
-        <w:jc w:val="center"/>
-        <w:rPr>
-          <w:rFonts w:ascii="Arial" w:hAnsi="Arial" w:cs="Arial"/>
-          <w:b/>
-          <w:bCs/>
-          <w:sz w:val="28"/>
-          <w:szCs w:val="28"/>
-        </w:rPr>
-      </w:pPr>
-    </w:p>
-    <w:p>
-      <w:pPr>
-        <w:widowControl w:val="0"/>
-        <w:tabs>
-          <w:tab w:val="left" w:pos="6580"/>
-        </w:tabs>
-        <w:autoSpaceDE w:val="0"/>
-        <w:autoSpaceDN w:val="0"/>
-        <w:adjustRightInd w:val="0"/>
-        <w:spacing w:after="0" w:line="240" w:lineRule="auto"/>
-        <w:jc w:val="center"/>
-        <w:rPr>
-          <w:rFonts w:ascii="Arial" w:hAnsi="Arial" w:cs="Arial"/>
-          <w:b/>
-          <w:bCs/>
-          <w:sz w:val="28"/>
-          <w:szCs w:val="28"/>
-        </w:rPr>
-      </w:pPr>
-    </w:p>
-    <w:p>
-      <w:pPr>
-        <w:widowControl w:val="0"/>
-        <w:tabs>
-          <w:tab w:val="left" w:pos="6580"/>
-        </w:tabs>
-        <w:autoSpaceDE w:val="0"/>
-        <w:autoSpaceDN w:val="0"/>
-        <w:adjustRightInd w:val="0"/>
-        <w:spacing w:after="0" w:line="240" w:lineRule="auto"/>
-        <w:jc w:val="center"/>
-        <w:rPr>
-          <w:rFonts w:ascii="Arial" w:hAnsi="Arial" w:cs="Arial"/>
-          <w:b/>
-          <w:bCs/>
-          <w:sz w:val="28"/>
-          <w:szCs w:val="28"/>
-        </w:rPr>
-      </w:pPr>
-    </w:p>
-    <w:p>
-      <w:pPr>
-        <w:widowControl w:val="0"/>
-        <w:tabs>
-          <w:tab w:val="left" w:pos="6580"/>
-        </w:tabs>
-        <w:autoSpaceDE w:val="0"/>
-        <w:autoSpaceDN w:val="0"/>
-        <w:adjustRightInd w:val="0"/>
-        <w:spacing w:after="0" w:line="240" w:lineRule="auto"/>
-        <w:jc w:val="center"/>
-        <w:rPr>
-          <w:rFonts w:ascii="Arial" w:hAnsi="Arial" w:cs="Arial"/>
-          <w:b/>
-          <w:bCs/>
-          <w:sz w:val="28"/>
-          <w:szCs w:val="28"/>
-        </w:rPr>
-      </w:pPr>
-    </w:p>
-    <w:p>
-      <w:pPr>
-        <w:widowControl w:val="0"/>
-        <w:tabs>
-          <w:tab w:val="left" w:pos="6580"/>
-        </w:tabs>
-        <w:autoSpaceDE w:val="0"/>
-        <w:autoSpaceDN w:val="0"/>
-        <w:adjustRightInd w:val="0"/>
-        <w:spacing w:after="0" w:line="240" w:lineRule="auto"/>
-        <w:jc w:val="center"/>
-        <w:rPr>
-          <w:rFonts w:ascii="Arial" w:hAnsi="Arial" w:cs="Arial"/>
-          <w:b/>
-          <w:bCs/>
-          <w:sz w:val="28"/>
-          <w:szCs w:val="28"/>
-        </w:rPr>
-      </w:pPr>
-    </w:p>
-    <w:p>
-      <w:pPr>
-        <w:widowControl w:val="0"/>
-        <w:tabs>
-          <w:tab w:val="left" w:pos="6580"/>
-        </w:tabs>
-        <w:autoSpaceDE w:val="0"/>
-        <w:autoSpaceDN w:val="0"/>
-        <w:adjustRightInd w:val="0"/>
-        <w:spacing w:after="0" w:line="240" w:lineRule="auto"/>
-        <w:jc w:val="center"/>
-        <w:rPr>
-          <w:rFonts w:ascii="Arial" w:hAnsi="Arial" w:cs="Arial"/>
-          <w:b/>
-          <w:bCs/>
-          <w:sz w:val="28"/>
-          <w:szCs w:val="28"/>
-        </w:rPr>
-      </w:pPr>
-    </w:p>
-    <w:p>
-      <w:pPr>
-        <w:widowControl w:val="0"/>
-        <w:tabs>
-          <w:tab w:val="left" w:pos="6580"/>
-        </w:tabs>
-        <w:autoSpaceDE w:val="0"/>
-        <w:autoSpaceDN w:val="0"/>
-        <w:adjustRightInd w:val="0"/>
-        <w:spacing w:after="0" w:line="240" w:lineRule="auto"/>
-        <w:jc w:val="center"/>
+        <w:pStyle w:val="Paragraphedeliste"/>
+        <w:widowControl w:val="0"/>
+        <w:numPr>
+          <w:ilvl w:val="0"/>
+          <w:numId w:val="6"/>
+        </w:numPr>
+        <w:tabs>
+          <w:tab w:val="left" w:pos="6580"/>
+        </w:tabs>
+        <w:autoSpaceDE w:val="0"/>
+        <w:autoSpaceDN w:val="0"/>
+        <w:adjustRightInd w:val="0"/>
+        <w:spacing w:after="0" w:line="240" w:lineRule="auto"/>
+        <w:rPr>
+          <w:rFonts w:ascii="Arial" w:hAnsi="Arial" w:cs="Arial"/>
+          <w:bCs/>
+          <w:sz w:val="24"/>
+          <w:szCs w:val="24"/>
+        </w:rPr>
+      </w:pPr>
+      <w:r>
+        <w:rPr>
+          <w:rFonts w:ascii="Arial" w:hAnsi="Arial" w:cs="Arial"/>
+          <w:bCs/>
+          <w:sz w:val="24"/>
+          <w:szCs w:val="24"/>
+        </w:rPr>
+        <w:t>La création d’un objet C++ pour utiliser une fenêtre</w:t>
+      </w:r>
+    </w:p>
+    <w:p>
+      <w:pPr>
+        <w:pStyle w:val="Paragraphedeliste"/>
+        <w:widowControl w:val="0"/>
+        <w:numPr>
+          <w:ilvl w:val="0"/>
+          <w:numId w:val="6"/>
+        </w:numPr>
+        <w:tabs>
+          <w:tab w:val="left" w:pos="6580"/>
+        </w:tabs>
+        <w:autoSpaceDE w:val="0"/>
+        <w:autoSpaceDN w:val="0"/>
+        <w:adjustRightInd w:val="0"/>
+        <w:spacing w:after="0" w:line="240" w:lineRule="auto"/>
+        <w:rPr>
+          <w:rFonts w:ascii="Arial" w:hAnsi="Arial" w:cs="Arial"/>
+          <w:bCs/>
+          <w:sz w:val="24"/>
+          <w:szCs w:val="24"/>
+        </w:rPr>
+      </w:pPr>
+      <w:r>
+        <w:rPr>
+          <w:rFonts w:ascii="Arial" w:hAnsi="Arial" w:cs="Arial"/>
+          <w:bCs/>
+          <w:sz w:val="24"/>
+          <w:szCs w:val="24"/>
+        </w:rPr>
+        <w:t xml:space="preserve">La création d’un objet qui traitera les </w:t>
+      </w:r>
+      <w:r>
+        <w:rPr>
+          <w:rFonts w:ascii="Arial" w:hAnsi="Arial" w:cs="Arial"/>
+          <w:bCs/>
+          <w:sz w:val="24"/>
+          <w:szCs w:val="24"/>
+        </w:rPr>
+        <w:t>requêtés</w:t>
+      </w:r>
+      <w:r>
+        <w:rPr>
+          <w:rFonts w:ascii="Arial" w:hAnsi="Arial" w:cs="Arial"/>
+          <w:bCs/>
+          <w:sz w:val="24"/>
+          <w:szCs w:val="24"/>
+        </w:rPr>
+        <w:t xml:space="preserve"> pour chaque fenêtre créer coté java</w:t>
+      </w:r>
+    </w:p>
+    <w:p>
+      <w:pPr>
+        <w:widowControl w:val="0"/>
+        <w:tabs>
+          <w:tab w:val="left" w:pos="6580"/>
+        </w:tabs>
+        <w:autoSpaceDE w:val="0"/>
+        <w:autoSpaceDN w:val="0"/>
+        <w:adjustRightInd w:val="0"/>
+        <w:spacing w:after="0" w:line="240" w:lineRule="auto"/>
+        <w:rPr>
+          <w:rFonts w:ascii="Arial" w:hAnsi="Arial" w:cs="Arial"/>
+          <w:bCs/>
+          <w:sz w:val="24"/>
+          <w:szCs w:val="24"/>
+        </w:rPr>
+      </w:pPr>
+    </w:p>
+    <w:p>
+      <w:pPr>
+        <w:widowControl w:val="0"/>
+        <w:tabs>
+          <w:tab w:val="left" w:pos="6580"/>
+        </w:tabs>
+        <w:autoSpaceDE w:val="0"/>
+        <w:autoSpaceDN w:val="0"/>
+        <w:adjustRightInd w:val="0"/>
+        <w:spacing w:after="0" w:line="240" w:lineRule="auto"/>
+        <w:jc w:val="center"/>
+        <w:rPr>
+          <w:rFonts w:ascii="Arial" w:hAnsi="Arial" w:cs="Arial"/>
+          <w:b/>
+          <w:bCs/>
+          <w:sz w:val="28"/>
+          <w:szCs w:val="28"/>
+        </w:rPr>
+      </w:pPr>
+    </w:p>
+    <w:p>
+      <w:pPr>
+        <w:widowControl w:val="0"/>
+        <w:tabs>
+          <w:tab w:val="left" w:pos="6580"/>
+        </w:tabs>
+        <w:autoSpaceDE w:val="0"/>
+        <w:autoSpaceDN w:val="0"/>
+        <w:adjustRightInd w:val="0"/>
+        <w:spacing w:after="0" w:line="240" w:lineRule="auto"/>
+        <w:jc w:val="center"/>
+        <w:rPr>
+          <w:rFonts w:ascii="Arial" w:hAnsi="Arial" w:cs="Arial"/>
+          <w:b/>
+          <w:bCs/>
+          <w:sz w:val="28"/>
+          <w:szCs w:val="28"/>
+        </w:rPr>
+      </w:pPr>
+    </w:p>
+    <w:p>
+      <w:pPr>
+        <w:widowControl w:val="0"/>
+        <w:tabs>
+          <w:tab w:val="left" w:pos="6580"/>
+        </w:tabs>
+        <w:autoSpaceDE w:val="0"/>
+        <w:autoSpaceDN w:val="0"/>
+        <w:adjustRightInd w:val="0"/>
+        <w:spacing w:after="0" w:line="240" w:lineRule="auto"/>
+        <w:jc w:val="center"/>
+        <w:rPr>
+          <w:rFonts w:ascii="Arial" w:hAnsi="Arial" w:cs="Arial"/>
+          <w:b/>
+          <w:bCs/>
+          <w:sz w:val="28"/>
+          <w:szCs w:val="28"/>
+        </w:rPr>
+      </w:pPr>
+    </w:p>
+    <w:p>
+      <w:pPr>
+        <w:widowControl w:val="0"/>
+        <w:tabs>
+          <w:tab w:val="left" w:pos="6580"/>
+        </w:tabs>
+        <w:autoSpaceDE w:val="0"/>
+        <w:autoSpaceDN w:val="0"/>
+        <w:adjustRightInd w:val="0"/>
+        <w:spacing w:after="0" w:line="240" w:lineRule="auto"/>
+        <w:jc w:val="center"/>
+        <w:rPr>
+          <w:rFonts w:ascii="Arial" w:hAnsi="Arial" w:cs="Arial"/>
+          <w:b/>
+          <w:bCs/>
+          <w:sz w:val="28"/>
+          <w:szCs w:val="28"/>
+        </w:rPr>
+      </w:pPr>
+    </w:p>
+    <w:p>
+      <w:pPr>
+        <w:widowControl w:val="0"/>
+        <w:tabs>
+          <w:tab w:val="left" w:pos="6580"/>
+        </w:tabs>
+        <w:autoSpaceDE w:val="0"/>
+        <w:autoSpaceDN w:val="0"/>
+        <w:adjustRightInd w:val="0"/>
+        <w:spacing w:after="0" w:line="240" w:lineRule="auto"/>
+        <w:jc w:val="center"/>
+        <w:rPr>
+          <w:rFonts w:ascii="Arial" w:hAnsi="Arial" w:cs="Arial"/>
+          <w:b/>
+          <w:bCs/>
+          <w:sz w:val="28"/>
+          <w:szCs w:val="28"/>
+        </w:rPr>
+      </w:pPr>
+    </w:p>
+    <w:p>
+      <w:pPr>
+        <w:widowControl w:val="0"/>
+        <w:tabs>
+          <w:tab w:val="left" w:pos="6580"/>
+        </w:tabs>
+        <w:autoSpaceDE w:val="0"/>
+        <w:autoSpaceDN w:val="0"/>
+        <w:adjustRightInd w:val="0"/>
+        <w:spacing w:after="0" w:line="240" w:lineRule="auto"/>
+        <w:jc w:val="center"/>
+        <w:rPr>
+          <w:rFonts w:ascii="Arial" w:hAnsi="Arial" w:cs="Arial"/>
+          <w:b/>
+          <w:bCs/>
+          <w:sz w:val="28"/>
+          <w:szCs w:val="28"/>
+        </w:rPr>
+      </w:pPr>
+    </w:p>
+    <w:p>
+      <w:pPr>
+        <w:widowControl w:val="0"/>
+        <w:tabs>
+          <w:tab w:val="left" w:pos="6580"/>
+        </w:tabs>
+        <w:autoSpaceDE w:val="0"/>
+        <w:autoSpaceDN w:val="0"/>
+        <w:adjustRightInd w:val="0"/>
+        <w:spacing w:after="0" w:line="240" w:lineRule="auto"/>
+        <w:jc w:val="center"/>
+        <w:rPr>
+          <w:rFonts w:ascii="Arial" w:hAnsi="Arial" w:cs="Arial"/>
+          <w:b/>
+          <w:bCs/>
+          <w:sz w:val="28"/>
+          <w:szCs w:val="28"/>
+        </w:rPr>
+      </w:pPr>
+    </w:p>
+    <w:p>
+      <w:pPr>
+        <w:widowControl w:val="0"/>
+        <w:tabs>
+          <w:tab w:val="left" w:pos="6580"/>
+        </w:tabs>
+        <w:autoSpaceDE w:val="0"/>
+        <w:autoSpaceDN w:val="0"/>
+        <w:adjustRightInd w:val="0"/>
+        <w:spacing w:after="0" w:line="240" w:lineRule="auto"/>
+        <w:jc w:val="center"/>
+        <w:rPr>
+          <w:rFonts w:ascii="Arial" w:hAnsi="Arial" w:cs="Arial"/>
+          <w:b/>
+          <w:bCs/>
+          <w:sz w:val="28"/>
+          <w:szCs w:val="28"/>
+        </w:rPr>
+      </w:pPr>
+    </w:p>
+    <w:p>
+      <w:pPr>
+        <w:widowControl w:val="0"/>
+        <w:tabs>
+          <w:tab w:val="left" w:pos="6580"/>
+        </w:tabs>
+        <w:autoSpaceDE w:val="0"/>
+        <w:autoSpaceDN w:val="0"/>
+        <w:adjustRightInd w:val="0"/>
+        <w:spacing w:after="0" w:line="240" w:lineRule="auto"/>
+        <w:jc w:val="center"/>
+        <w:rPr>
+          <w:rFonts w:ascii="Arial" w:hAnsi="Arial" w:cs="Arial"/>
+          <w:b/>
+          <w:bCs/>
+          <w:sz w:val="28"/>
+          <w:szCs w:val="28"/>
+        </w:rPr>
+      </w:pPr>
+    </w:p>
+    <w:p>
+      <w:pPr>
+        <w:widowControl w:val="0"/>
+        <w:tabs>
+          <w:tab w:val="left" w:pos="6580"/>
+        </w:tabs>
+        <w:autoSpaceDE w:val="0"/>
+        <w:autoSpaceDN w:val="0"/>
+        <w:adjustRightInd w:val="0"/>
+        <w:spacing w:after="0" w:line="240" w:lineRule="auto"/>
+        <w:jc w:val="center"/>
+        <w:rPr>
+          <w:rFonts w:ascii="Arial" w:hAnsi="Arial" w:cs="Arial"/>
+          <w:b/>
+          <w:bCs/>
+          <w:sz w:val="28"/>
+          <w:szCs w:val="28"/>
+        </w:rPr>
+      </w:pPr>
+    </w:p>
+    <w:p>
+      <w:pPr>
+        <w:widowControl w:val="0"/>
+        <w:tabs>
+          <w:tab w:val="left" w:pos="6580"/>
+        </w:tabs>
+        <w:autoSpaceDE w:val="0"/>
+        <w:autoSpaceDN w:val="0"/>
+        <w:adjustRightInd w:val="0"/>
+        <w:spacing w:after="0" w:line="240" w:lineRule="auto"/>
+        <w:jc w:val="center"/>
+        <w:rPr>
+          <w:rFonts w:ascii="Arial" w:hAnsi="Arial" w:cs="Arial"/>
+          <w:b/>
+          <w:bCs/>
+          <w:sz w:val="28"/>
+          <w:szCs w:val="28"/>
+        </w:rPr>
+      </w:pPr>
+    </w:p>
+    <w:p>
+      <w:pPr>
+        <w:widowControl w:val="0"/>
+        <w:tabs>
+          <w:tab w:val="left" w:pos="6580"/>
+        </w:tabs>
+        <w:autoSpaceDE w:val="0"/>
+        <w:autoSpaceDN w:val="0"/>
+        <w:adjustRightInd w:val="0"/>
+        <w:spacing w:after="0" w:line="240" w:lineRule="auto"/>
+        <w:jc w:val="center"/>
+        <w:rPr>
+          <w:rFonts w:ascii="Arial" w:hAnsi="Arial" w:cs="Arial"/>
+          <w:b/>
+          <w:bCs/>
+          <w:sz w:val="28"/>
+          <w:szCs w:val="28"/>
+        </w:rPr>
+      </w:pPr>
+    </w:p>
+    <w:p>
+      <w:pPr>
+        <w:widowControl w:val="0"/>
+        <w:tabs>
+          <w:tab w:val="left" w:pos="6580"/>
+        </w:tabs>
+        <w:autoSpaceDE w:val="0"/>
+        <w:autoSpaceDN w:val="0"/>
+        <w:adjustRightInd w:val="0"/>
+        <w:spacing w:after="0" w:line="240" w:lineRule="auto"/>
+        <w:jc w:val="center"/>
+        <w:rPr>
+          <w:rFonts w:ascii="Arial" w:hAnsi="Arial" w:cs="Arial"/>
+          <w:b/>
+          <w:bCs/>
+          <w:sz w:val="28"/>
+          <w:szCs w:val="28"/>
+        </w:rPr>
+      </w:pPr>
+    </w:p>
+    <w:p>
+      <w:pPr>
+        <w:widowControl w:val="0"/>
+        <w:tabs>
+          <w:tab w:val="left" w:pos="6580"/>
+        </w:tabs>
+        <w:autoSpaceDE w:val="0"/>
+        <w:autoSpaceDN w:val="0"/>
+        <w:adjustRightInd w:val="0"/>
+        <w:spacing w:after="0" w:line="240" w:lineRule="auto"/>
+        <w:jc w:val="center"/>
+        <w:rPr>
+          <w:rFonts w:ascii="Arial" w:hAnsi="Arial" w:cs="Arial"/>
+          <w:b/>
+          <w:bCs/>
+          <w:sz w:val="28"/>
+          <w:szCs w:val="28"/>
+        </w:rPr>
+      </w:pPr>
+    </w:p>
+    <w:p>
+      <w:pPr>
+        <w:widowControl w:val="0"/>
+        <w:tabs>
+          <w:tab w:val="left" w:pos="6580"/>
+        </w:tabs>
+        <w:autoSpaceDE w:val="0"/>
+        <w:autoSpaceDN w:val="0"/>
+        <w:adjustRightInd w:val="0"/>
+        <w:spacing w:after="0" w:line="240" w:lineRule="auto"/>
+        <w:jc w:val="center"/>
+        <w:rPr>
+          <w:rFonts w:ascii="Arial" w:hAnsi="Arial" w:cs="Arial"/>
+          <w:b/>
+          <w:bCs/>
+          <w:sz w:val="28"/>
+          <w:szCs w:val="28"/>
+        </w:rPr>
+      </w:pPr>
+    </w:p>
+    <w:p>
+      <w:pPr>
+        <w:widowControl w:val="0"/>
+        <w:tabs>
+          <w:tab w:val="left" w:pos="6580"/>
+        </w:tabs>
+        <w:autoSpaceDE w:val="0"/>
+        <w:autoSpaceDN w:val="0"/>
+        <w:adjustRightInd w:val="0"/>
+        <w:spacing w:after="0" w:line="240" w:lineRule="auto"/>
+        <w:jc w:val="center"/>
+        <w:rPr>
+          <w:rFonts w:ascii="Arial" w:hAnsi="Arial" w:cs="Arial"/>
+          <w:b/>
+          <w:bCs/>
+          <w:sz w:val="28"/>
+          <w:szCs w:val="28"/>
+        </w:rPr>
+      </w:pPr>
+    </w:p>
+    <w:p>
+      <w:pPr>
+        <w:widowControl w:val="0"/>
+        <w:tabs>
+          <w:tab w:val="left" w:pos="6580"/>
+        </w:tabs>
+        <w:autoSpaceDE w:val="0"/>
+        <w:autoSpaceDN w:val="0"/>
+        <w:adjustRightInd w:val="0"/>
+        <w:spacing w:after="0" w:line="240" w:lineRule="auto"/>
+        <w:jc w:val="center"/>
+        <w:rPr>
+          <w:rFonts w:ascii="Arial" w:hAnsi="Arial" w:cs="Arial"/>
+          <w:b/>
+          <w:bCs/>
+          <w:sz w:val="28"/>
+          <w:szCs w:val="28"/>
+        </w:rPr>
+      </w:pPr>
+    </w:p>
+    <w:p>
+      <w:pPr>
+        <w:widowControl w:val="0"/>
+        <w:tabs>
+          <w:tab w:val="left" w:pos="6580"/>
+        </w:tabs>
+        <w:autoSpaceDE w:val="0"/>
+        <w:autoSpaceDN w:val="0"/>
+        <w:adjustRightInd w:val="0"/>
+        <w:spacing w:after="0" w:line="240" w:lineRule="auto"/>
+        <w:jc w:val="center"/>
+        <w:rPr>
+          <w:rFonts w:ascii="Arial" w:hAnsi="Arial" w:cs="Arial"/>
+          <w:b/>
+          <w:bCs/>
+          <w:sz w:val="28"/>
+          <w:szCs w:val="28"/>
+        </w:rPr>
+      </w:pPr>
+    </w:p>
+    <w:p>
+      <w:pPr>
+        <w:widowControl w:val="0"/>
+        <w:tabs>
+          <w:tab w:val="left" w:pos="6580"/>
+        </w:tabs>
+        <w:autoSpaceDE w:val="0"/>
+        <w:autoSpaceDN w:val="0"/>
+        <w:adjustRightInd w:val="0"/>
+        <w:spacing w:after="0" w:line="240" w:lineRule="auto"/>
+        <w:jc w:val="center"/>
+        <w:rPr>
+          <w:rFonts w:ascii="Arial" w:hAnsi="Arial" w:cs="Arial"/>
+          <w:b/>
+          <w:bCs/>
+          <w:sz w:val="28"/>
+          <w:szCs w:val="28"/>
+        </w:rPr>
+      </w:pPr>
+    </w:p>
+    <w:p>
+      <w:pPr>
+        <w:widowControl w:val="0"/>
+        <w:tabs>
+          <w:tab w:val="left" w:pos="6580"/>
+        </w:tabs>
+        <w:autoSpaceDE w:val="0"/>
+        <w:autoSpaceDN w:val="0"/>
+        <w:adjustRightInd w:val="0"/>
+        <w:spacing w:after="0" w:line="240" w:lineRule="auto"/>
+        <w:jc w:val="center"/>
+        <w:rPr>
+          <w:rFonts w:ascii="Arial" w:hAnsi="Arial" w:cs="Arial"/>
+          <w:b/>
+          <w:bCs/>
+          <w:sz w:val="28"/>
+          <w:szCs w:val="28"/>
+        </w:rPr>
+      </w:pPr>
+    </w:p>
+    <w:p>
+      <w:pPr>
+        <w:widowControl w:val="0"/>
+        <w:tabs>
+          <w:tab w:val="left" w:pos="6580"/>
+        </w:tabs>
+        <w:autoSpaceDE w:val="0"/>
+        <w:autoSpaceDN w:val="0"/>
+        <w:adjustRightInd w:val="0"/>
+        <w:spacing w:after="0" w:line="240" w:lineRule="auto"/>
+        <w:jc w:val="center"/>
+        <w:rPr>
+          <w:rFonts w:ascii="Arial" w:hAnsi="Arial" w:cs="Arial"/>
+          <w:b/>
+          <w:bCs/>
+          <w:sz w:val="28"/>
+          <w:szCs w:val="28"/>
+        </w:rPr>
+      </w:pPr>
+    </w:p>
+    <w:p>
+      <w:pPr>
+        <w:widowControl w:val="0"/>
+        <w:tabs>
+          <w:tab w:val="left" w:pos="6580"/>
+        </w:tabs>
+        <w:autoSpaceDE w:val="0"/>
+        <w:autoSpaceDN w:val="0"/>
+        <w:adjustRightInd w:val="0"/>
+        <w:spacing w:after="0" w:line="240" w:lineRule="auto"/>
+        <w:jc w:val="center"/>
+        <w:rPr>
+          <w:rFonts w:ascii="Arial" w:hAnsi="Arial" w:cs="Arial"/>
+          <w:b/>
+          <w:bCs/>
+          <w:sz w:val="28"/>
+          <w:szCs w:val="28"/>
+        </w:rPr>
+      </w:pPr>
+    </w:p>
+    <w:p>
+      <w:pPr>
+        <w:widowControl w:val="0"/>
+        <w:tabs>
+          <w:tab w:val="left" w:pos="6580"/>
+        </w:tabs>
+        <w:autoSpaceDE w:val="0"/>
+        <w:autoSpaceDN w:val="0"/>
+        <w:adjustRightInd w:val="0"/>
+        <w:spacing w:after="0" w:line="240" w:lineRule="auto"/>
+        <w:jc w:val="center"/>
+        <w:rPr>
+          <w:rFonts w:ascii="Arial" w:hAnsi="Arial" w:cs="Arial"/>
+          <w:b/>
+          <w:bCs/>
+          <w:sz w:val="28"/>
+          <w:szCs w:val="28"/>
+        </w:rPr>
+      </w:pPr>
+    </w:p>
+    <w:p>
+      <w:pPr>
+        <w:widowControl w:val="0"/>
+        <w:tabs>
+          <w:tab w:val="left" w:pos="6580"/>
+        </w:tabs>
+        <w:autoSpaceDE w:val="0"/>
+        <w:autoSpaceDN w:val="0"/>
+        <w:adjustRightInd w:val="0"/>
+        <w:spacing w:after="0" w:line="240" w:lineRule="auto"/>
+        <w:jc w:val="center"/>
+        <w:rPr>
+          <w:rFonts w:ascii="Arial" w:hAnsi="Arial" w:cs="Arial"/>
+          <w:b/>
+          <w:bCs/>
+          <w:sz w:val="28"/>
+          <w:szCs w:val="28"/>
+        </w:rPr>
+      </w:pPr>
+    </w:p>
+    <w:p>
+      <w:pPr>
+        <w:widowControl w:val="0"/>
+        <w:tabs>
+          <w:tab w:val="left" w:pos="6580"/>
+        </w:tabs>
+        <w:autoSpaceDE w:val="0"/>
+        <w:autoSpaceDN w:val="0"/>
+        <w:adjustRightInd w:val="0"/>
+        <w:spacing w:after="0" w:line="240" w:lineRule="auto"/>
+        <w:jc w:val="center"/>
+        <w:rPr>
+          <w:rFonts w:ascii="Arial" w:hAnsi="Arial" w:cs="Arial"/>
+          <w:b/>
+          <w:bCs/>
+          <w:sz w:val="28"/>
+          <w:szCs w:val="28"/>
+        </w:rPr>
+      </w:pPr>
+    </w:p>
+    <w:p>
+      <w:pPr>
+        <w:widowControl w:val="0"/>
+        <w:tabs>
+          <w:tab w:val="left" w:pos="6580"/>
+        </w:tabs>
+        <w:autoSpaceDE w:val="0"/>
+        <w:autoSpaceDN w:val="0"/>
+        <w:adjustRightInd w:val="0"/>
+        <w:spacing w:after="0" w:line="240" w:lineRule="auto"/>
+        <w:jc w:val="center"/>
+        <w:rPr>
+          <w:rFonts w:ascii="Arial" w:hAnsi="Arial" w:cs="Arial"/>
+          <w:b/>
+          <w:bCs/>
+          <w:sz w:val="28"/>
+          <w:szCs w:val="28"/>
+        </w:rPr>
+      </w:pPr>
+    </w:p>
+    <w:p>
+      <w:pPr>
+        <w:widowControl w:val="0"/>
+        <w:tabs>
+          <w:tab w:val="left" w:pos="6580"/>
+        </w:tabs>
+        <w:autoSpaceDE w:val="0"/>
+        <w:autoSpaceDN w:val="0"/>
+        <w:adjustRightInd w:val="0"/>
+        <w:spacing w:after="0" w:line="240" w:lineRule="auto"/>
+        <w:jc w:val="center"/>
+        <w:rPr>
+          <w:rFonts w:ascii="Arial" w:hAnsi="Arial" w:cs="Arial"/>
+          <w:b/>
+          <w:bCs/>
+          <w:sz w:val="28"/>
+          <w:szCs w:val="28"/>
+        </w:rPr>
+      </w:pPr>
+    </w:p>
+    <w:p>
+      <w:pPr>
+        <w:widowControl w:val="0"/>
+        <w:tabs>
+          <w:tab w:val="left" w:pos="6580"/>
+        </w:tabs>
+        <w:autoSpaceDE w:val="0"/>
+        <w:autoSpaceDN w:val="0"/>
+        <w:adjustRightInd w:val="0"/>
+        <w:spacing w:after="0" w:line="240" w:lineRule="auto"/>
+        <w:jc w:val="center"/>
+        <w:rPr>
+          <w:rFonts w:ascii="Arial" w:hAnsi="Arial" w:cs="Arial"/>
+          <w:b/>
+          <w:bCs/>
+          <w:sz w:val="28"/>
+          <w:szCs w:val="28"/>
+        </w:rPr>
+      </w:pPr>
+    </w:p>
+    <w:p>
+      <w:pPr>
+        <w:widowControl w:val="0"/>
+        <w:tabs>
+          <w:tab w:val="left" w:pos="6580"/>
+        </w:tabs>
+        <w:autoSpaceDE w:val="0"/>
+        <w:autoSpaceDN w:val="0"/>
+        <w:adjustRightInd w:val="0"/>
+        <w:spacing w:after="0" w:line="240" w:lineRule="auto"/>
+        <w:jc w:val="center"/>
+        <w:rPr>
+          <w:rFonts w:ascii="Arial" w:hAnsi="Arial" w:cs="Arial"/>
+          <w:b/>
+          <w:bCs/>
+          <w:sz w:val="28"/>
+          <w:szCs w:val="28"/>
+        </w:rPr>
+      </w:pPr>
+    </w:p>
+    <w:p>
+      <w:pPr>
+        <w:widowControl w:val="0"/>
+        <w:tabs>
+          <w:tab w:val="left" w:pos="6580"/>
+        </w:tabs>
+        <w:autoSpaceDE w:val="0"/>
+        <w:autoSpaceDN w:val="0"/>
+        <w:adjustRightInd w:val="0"/>
+        <w:spacing w:after="0" w:line="240" w:lineRule="auto"/>
+        <w:jc w:val="center"/>
+        <w:rPr>
+          <w:rFonts w:ascii="Arial" w:hAnsi="Arial" w:cs="Arial"/>
+          <w:b/>
+          <w:bCs/>
+          <w:sz w:val="28"/>
+          <w:szCs w:val="28"/>
+        </w:rPr>
+      </w:pPr>
+    </w:p>
+    <w:p>
+      <w:pPr>
+        <w:widowControl w:val="0"/>
+        <w:tabs>
+          <w:tab w:val="left" w:pos="6580"/>
+        </w:tabs>
+        <w:autoSpaceDE w:val="0"/>
+        <w:autoSpaceDN w:val="0"/>
+        <w:adjustRightInd w:val="0"/>
+        <w:spacing w:after="0" w:line="240" w:lineRule="auto"/>
         <w:rPr>
           <w:rFonts w:ascii="Arial" w:hAnsi="Arial" w:cs="Arial"/>
           <w:b/>
@@ -3250,8 +3290,10 @@
         <w:rPr>
           <w:rFonts w:ascii="Arial" w:hAnsi="Arial" w:cs="Arial"/>
           <w:bCs/>
-          <w:sz w:val="24"/>
-          <w:szCs w:val="24"/>
+          <w:noProof/>
+          <w:sz w:val="24"/>
+          <w:szCs w:val="24"/>
+          <w:lang w:eastAsia="ja-JP"/>
         </w:rPr>
         <w:drawing>
           <wp:inline distT="0" distB="0" distL="0" distR="0" wp14:anchorId="008A9CAE" wp14:editId="60A970BD">
@@ -3319,8 +3361,10 @@
         <w:rPr>
           <w:rFonts w:ascii="Arial" w:hAnsi="Arial" w:cs="Arial"/>
           <w:bCs/>
-          <w:sz w:val="24"/>
-          <w:szCs w:val="24"/>
+          <w:noProof/>
+          <w:sz w:val="24"/>
+          <w:szCs w:val="24"/>
+          <w:lang w:eastAsia="ja-JP"/>
         </w:rPr>
         <w:drawing>
           <wp:inline distT="0" distB="0" distL="0" distR="0" wp14:anchorId="23BCBA31" wp14:editId="1A3FBC13">
@@ -3461,8 +3505,10 @@
         <w:rPr>
           <w:rFonts w:ascii="Arial" w:hAnsi="Arial" w:cs="Arial"/>
           <w:bCs/>
-          <w:sz w:val="24"/>
-          <w:szCs w:val="24"/>
+          <w:noProof/>
+          <w:sz w:val="24"/>
+          <w:szCs w:val="24"/>
+          <w:lang w:eastAsia="ja-JP"/>
         </w:rPr>
         <w:drawing>
           <wp:inline distT="0" distB="0" distL="0" distR="0" wp14:anchorId="4958FBC6" wp14:editId="483AA607">
@@ -3636,8 +3682,10 @@
         <w:rPr>
           <w:rFonts w:ascii="Arial" w:hAnsi="Arial" w:cs="Arial"/>
           <w:bCs/>
-          <w:sz w:val="24"/>
-          <w:szCs w:val="24"/>
+          <w:noProof/>
+          <w:sz w:val="24"/>
+          <w:szCs w:val="24"/>
+          <w:lang w:eastAsia="ja-JP"/>
         </w:rPr>
         <w:drawing>
           <wp:inline distT="0" distB="0" distL="0" distR="0" wp14:anchorId="1E2DCCE5" wp14:editId="5E1A4083">
@@ -4366,8 +4414,10 @@
         <w:rPr>
           <w:rFonts w:ascii="Arial" w:hAnsi="Arial" w:cs="Arial"/>
           <w:bCs/>
-          <w:sz w:val="24"/>
-          <w:szCs w:val="24"/>
+          <w:noProof/>
+          <w:sz w:val="24"/>
+          <w:szCs w:val="24"/>
+          <w:lang w:eastAsia="ja-JP"/>
         </w:rPr>
         <w:drawing>
           <wp:inline distT="0" distB="0" distL="0" distR="0" wp14:anchorId="02F6FA14" wp14:editId="57E47049">
@@ -4457,7 +4507,47 @@
           <w:sz w:val="24"/>
           <w:szCs w:val="24"/>
         </w:rPr>
-        <w:t>, si aucune erreur ne s’est produite nous envoyons les caractéristiques de la fenêtre voulu au serveur java, ensuite java créer la fenêtre. Pendant ce temps nous calculons les variables qui nous serons utile pour le « mapping coordinate to viewport » (voir annexe 3. méthode=&gt; Init() ).</w:t>
+        <w:t xml:space="preserve">, si aucune erreur ne s’est produite nous envoyons les caractéristiques de la fenêtre voulu au serveur java, ensuite java créer la fenêtre. Pendant ce temps nous calculons les variables qui nous serons utile pour le « mapping coordinate to viewport » (voir annexe 3. méthode=&gt; </w:t>
+      </w:r>
+      <w:proofErr w:type="spellStart"/>
+      <w:r>
+        <w:rPr>
+          <w:rFonts w:ascii="Arial" w:hAnsi="Arial" w:cs="Arial"/>
+          <w:bCs/>
+          <w:sz w:val="24"/>
+          <w:szCs w:val="24"/>
+        </w:rPr>
+        <w:t>Init</w:t>
+      </w:r>
+      <w:proofErr w:type="spellEnd"/>
+      <w:r>
+        <w:rPr>
+          <w:rFonts w:ascii="Arial" w:hAnsi="Arial" w:cs="Arial"/>
+          <w:bCs/>
+          <w:sz w:val="24"/>
+          <w:szCs w:val="24"/>
+        </w:rPr>
+        <w:t>(</w:t>
+      </w:r>
+      <w:proofErr w:type="gramStart"/>
+      <w:r>
+        <w:rPr>
+          <w:rFonts w:ascii="Arial" w:hAnsi="Arial" w:cs="Arial"/>
+          <w:bCs/>
+          <w:sz w:val="24"/>
+          <w:szCs w:val="24"/>
+        </w:rPr>
+        <w:t>) )</w:t>
+      </w:r>
+      <w:proofErr w:type="gramEnd"/>
+      <w:r>
+        <w:rPr>
+          <w:rFonts w:ascii="Arial" w:hAnsi="Arial" w:cs="Arial"/>
+          <w:bCs/>
+          <w:sz w:val="24"/>
+          <w:szCs w:val="24"/>
+        </w:rPr>
+        <w:t>.</w:t>
       </w:r>
     </w:p>
     <w:p>
@@ -4571,8 +4661,10 @@
         <w:rPr>
           <w:rFonts w:ascii="Arial" w:hAnsi="Arial" w:cs="Arial"/>
           <w:bCs/>
-          <w:sz w:val="24"/>
-          <w:szCs w:val="24"/>
+          <w:noProof/>
+          <w:sz w:val="24"/>
+          <w:szCs w:val="24"/>
+          <w:lang w:eastAsia="ja-JP"/>
         </w:rPr>
         <w:drawing>
           <wp:inline distT="0" distB="0" distL="0" distR="0" wp14:anchorId="082B3E8E" wp14:editId="7E0B7A77">
@@ -4707,15 +4799,80 @@
           <w:bCs/>
           <w:sz w:val="28"/>
           <w:szCs w:val="28"/>
-        </w:rPr>
-      </w:pPr>
-      <w:r>
-        <w:rPr>
-          <w:rFonts w:ascii="Arial" w:hAnsi="Arial" w:cs="Arial"/>
-          <w:b/>
-          <w:bCs/>
-          <w:sz w:val="28"/>
-          <w:szCs w:val="28"/>
+          <w:lang w:val="en-GB"/>
+        </w:rPr>
+      </w:pPr>
+    </w:p>
+    <w:p>
+      <w:pPr>
+        <w:widowControl w:val="0"/>
+        <w:tabs>
+          <w:tab w:val="left" w:pos="6580"/>
+        </w:tabs>
+        <w:autoSpaceDE w:val="0"/>
+        <w:autoSpaceDN w:val="0"/>
+        <w:adjustRightInd w:val="0"/>
+        <w:spacing w:after="0" w:line="240" w:lineRule="auto"/>
+        <w:jc w:val="center"/>
+        <w:rPr>
+          <w:rFonts w:ascii="Arial" w:hAnsi="Arial" w:cs="Arial"/>
+          <w:b/>
+          <w:bCs/>
+          <w:sz w:val="28"/>
+          <w:szCs w:val="28"/>
+          <w:lang w:val="en-GB"/>
+        </w:rPr>
+      </w:pPr>
+    </w:p>
+    <w:p>
+      <w:pPr>
+        <w:widowControl w:val="0"/>
+        <w:tabs>
+          <w:tab w:val="left" w:pos="6580"/>
+        </w:tabs>
+        <w:autoSpaceDE w:val="0"/>
+        <w:autoSpaceDN w:val="0"/>
+        <w:adjustRightInd w:val="0"/>
+        <w:spacing w:after="0" w:line="240" w:lineRule="auto"/>
+        <w:jc w:val="center"/>
+        <w:rPr>
+          <w:rFonts w:ascii="Arial" w:hAnsi="Arial" w:cs="Arial"/>
+          <w:b/>
+          <w:bCs/>
+          <w:sz w:val="28"/>
+          <w:szCs w:val="28"/>
+          <w:lang w:val="en-GB"/>
+        </w:rPr>
+      </w:pPr>
+    </w:p>
+    <w:p>
+      <w:pPr>
+        <w:widowControl w:val="0"/>
+        <w:tabs>
+          <w:tab w:val="left" w:pos="6580"/>
+        </w:tabs>
+        <w:autoSpaceDE w:val="0"/>
+        <w:autoSpaceDN w:val="0"/>
+        <w:adjustRightInd w:val="0"/>
+        <w:spacing w:after="0" w:line="240" w:lineRule="auto"/>
+        <w:jc w:val="center"/>
+        <w:rPr>
+          <w:rFonts w:ascii="Arial" w:hAnsi="Arial" w:cs="Arial"/>
+          <w:b/>
+          <w:bCs/>
+          <w:sz w:val="28"/>
+          <w:szCs w:val="28"/>
+          <w:lang w:val="en-GB"/>
+        </w:rPr>
+      </w:pPr>
+      <w:r>
+        <w:rPr>
+          <w:rFonts w:ascii="Arial" w:hAnsi="Arial" w:cs="Arial"/>
+          <w:b/>
+          <w:bCs/>
+          <w:sz w:val="28"/>
+          <w:szCs w:val="28"/>
+          <w:lang w:val="en-GB"/>
         </w:rPr>
         <w:t>Mapping to viewport</w:t>
       </w:r>
@@ -4737,136 +4894,884 @@
           <w:bCs/>
           <w:sz w:val="28"/>
           <w:szCs w:val="28"/>
-        </w:rPr>
-      </w:pPr>
-    </w:p>
-    <w:p>
-      <w:pPr>
-        <w:widowControl w:val="0"/>
-        <w:tabs>
-          <w:tab w:val="left" w:pos="6580"/>
-        </w:tabs>
-        <w:autoSpaceDE w:val="0"/>
-        <w:autoSpaceDN w:val="0"/>
-        <w:adjustRightInd w:val="0"/>
-        <w:spacing w:after="0" w:line="240" w:lineRule="auto"/>
-        <w:jc w:val="center"/>
-        <w:rPr>
-          <w:rFonts w:ascii="Arial" w:hAnsi="Arial" w:cs="Arial"/>
-          <w:b/>
-          <w:bCs/>
-          <w:sz w:val="28"/>
-          <w:szCs w:val="28"/>
-        </w:rPr>
-      </w:pPr>
-    </w:p>
-    <w:p>
-      <w:pPr>
-        <w:widowControl w:val="0"/>
-        <w:tabs>
-          <w:tab w:val="left" w:pos="6580"/>
-        </w:tabs>
-        <w:autoSpaceDE w:val="0"/>
-        <w:autoSpaceDN w:val="0"/>
-        <w:adjustRightInd w:val="0"/>
-        <w:spacing w:after="0" w:line="240" w:lineRule="auto"/>
-        <w:jc w:val="center"/>
-        <w:rPr>
-          <w:rFonts w:ascii="Arial" w:hAnsi="Arial" w:cs="Arial"/>
-          <w:b/>
-          <w:bCs/>
-          <w:sz w:val="28"/>
-          <w:szCs w:val="28"/>
-        </w:rPr>
-      </w:pPr>
-    </w:p>
-    <w:p>
-      <w:pPr>
-        <w:widowControl w:val="0"/>
-        <w:tabs>
-          <w:tab w:val="left" w:pos="6580"/>
-        </w:tabs>
-        <w:autoSpaceDE w:val="0"/>
-        <w:autoSpaceDN w:val="0"/>
-        <w:adjustRightInd w:val="0"/>
-        <w:spacing w:after="0" w:line="240" w:lineRule="auto"/>
-        <w:jc w:val="center"/>
-        <w:rPr>
-          <w:rFonts w:ascii="Arial" w:hAnsi="Arial" w:cs="Arial"/>
-          <w:b/>
-          <w:bCs/>
-          <w:sz w:val="28"/>
-          <w:szCs w:val="28"/>
-        </w:rPr>
-      </w:pPr>
-    </w:p>
-    <w:p>
-      <w:pPr>
-        <w:widowControl w:val="0"/>
-        <w:tabs>
-          <w:tab w:val="left" w:pos="6580"/>
-        </w:tabs>
-        <w:autoSpaceDE w:val="0"/>
-        <w:autoSpaceDN w:val="0"/>
-        <w:adjustRightInd w:val="0"/>
-        <w:spacing w:after="0" w:line="240" w:lineRule="auto"/>
-        <w:rPr>
-          <w:rFonts w:ascii="Arial" w:hAnsi="Arial" w:cs="Arial"/>
-          <w:b/>
-          <w:bCs/>
-          <w:sz w:val="28"/>
-          <w:szCs w:val="28"/>
-        </w:rPr>
-      </w:pPr>
-    </w:p>
-    <w:p>
-      <w:pPr>
-        <w:widowControl w:val="0"/>
-        <w:tabs>
-          <w:tab w:val="left" w:pos="6580"/>
-        </w:tabs>
-        <w:autoSpaceDE w:val="0"/>
-        <w:autoSpaceDN w:val="0"/>
-        <w:adjustRightInd w:val="0"/>
-        <w:spacing w:after="0" w:line="240" w:lineRule="auto"/>
-        <w:jc w:val="center"/>
-        <w:rPr>
-          <w:rFonts w:ascii="Arial" w:hAnsi="Arial" w:cs="Arial"/>
-          <w:b/>
-          <w:bCs/>
-          <w:sz w:val="28"/>
-          <w:szCs w:val="28"/>
-        </w:rPr>
-      </w:pPr>
-    </w:p>
-    <w:p>
-      <w:pPr>
-        <w:widowControl w:val="0"/>
-        <w:tabs>
-          <w:tab w:val="left" w:pos="6580"/>
-        </w:tabs>
-        <w:autoSpaceDE w:val="0"/>
-        <w:autoSpaceDN w:val="0"/>
-        <w:adjustRightInd w:val="0"/>
-        <w:spacing w:after="0" w:line="240" w:lineRule="auto"/>
-        <w:jc w:val="center"/>
-        <w:rPr>
-          <w:rFonts w:ascii="Arial" w:hAnsi="Arial" w:cs="Arial"/>
-          <w:b/>
-          <w:bCs/>
-          <w:sz w:val="28"/>
-          <w:szCs w:val="28"/>
-        </w:rPr>
-      </w:pPr>
-      <w:r>
-        <w:rPr>
-          <w:rFonts w:ascii="Arial" w:hAnsi="Arial" w:cs="Arial"/>
-          <w:b/>
-          <w:bCs/>
-          <w:sz w:val="28"/>
-          <w:szCs w:val="28"/>
-        </w:rPr>
-        <w:lastRenderedPageBreak/>
+          <w:lang w:val="en-GB"/>
+        </w:rPr>
+      </w:pPr>
+    </w:p>
+    <w:p>
+      <w:pPr>
+        <w:widowControl w:val="0"/>
+        <w:tabs>
+          <w:tab w:val="left" w:pos="6580"/>
+        </w:tabs>
+        <w:autoSpaceDE w:val="0"/>
+        <w:autoSpaceDN w:val="0"/>
+        <w:adjustRightInd w:val="0"/>
+        <w:spacing w:after="0" w:line="240" w:lineRule="auto"/>
+        <w:rPr>
+          <w:rFonts w:ascii="Arial" w:hAnsi="Arial" w:cs="Arial"/>
+          <w:bCs/>
+          <w:sz w:val="24"/>
+          <w:szCs w:val="24"/>
+        </w:rPr>
+      </w:pPr>
+      <w:r>
+        <w:rPr>
+          <w:rFonts w:ascii="Arial" w:hAnsi="Arial" w:cs="Arial"/>
+          <w:bCs/>
+          <w:sz w:val="24"/>
+          <w:szCs w:val="24"/>
+        </w:rPr>
+        <w:t xml:space="preserve">Le </w:t>
+      </w:r>
+      <w:proofErr w:type="spellStart"/>
+      <w:r>
+        <w:rPr>
+          <w:rFonts w:ascii="Arial" w:hAnsi="Arial" w:cs="Arial"/>
+          <w:bCs/>
+          <w:sz w:val="24"/>
+          <w:szCs w:val="24"/>
+        </w:rPr>
+        <w:t>mapping</w:t>
+      </w:r>
+      <w:proofErr w:type="spellEnd"/>
+      <w:r>
+        <w:rPr>
+          <w:rFonts w:ascii="Arial" w:hAnsi="Arial" w:cs="Arial"/>
+          <w:bCs/>
+          <w:sz w:val="24"/>
+          <w:szCs w:val="24"/>
+        </w:rPr>
+        <w:t xml:space="preserve"> to </w:t>
+      </w:r>
+      <w:proofErr w:type="spellStart"/>
+      <w:r>
+        <w:rPr>
+          <w:rFonts w:ascii="Arial" w:hAnsi="Arial" w:cs="Arial"/>
+          <w:bCs/>
+          <w:sz w:val="24"/>
+          <w:szCs w:val="24"/>
+        </w:rPr>
+        <w:t>viewport</w:t>
+      </w:r>
+      <w:proofErr w:type="spellEnd"/>
+      <w:r>
+        <w:rPr>
+          <w:rFonts w:ascii="Arial" w:hAnsi="Arial" w:cs="Arial"/>
+          <w:bCs/>
+          <w:sz w:val="24"/>
+          <w:szCs w:val="24"/>
+        </w:rPr>
+        <w:t xml:space="preserve"> à</w:t>
+      </w:r>
+      <w:r>
+        <w:rPr>
+          <w:rFonts w:ascii="Arial" w:hAnsi="Arial" w:cs="Arial"/>
+          <w:bCs/>
+          <w:sz w:val="24"/>
+          <w:szCs w:val="24"/>
+        </w:rPr>
+        <w:t xml:space="preserve"> était fait dans un premier temps du coté de C++ mais j’ai constaté quelques defaults, donc j’ai décidé de le mettre du coté de java pour résoudre c’est default </w:t>
+      </w:r>
+    </w:p>
+    <w:p>
+      <w:pPr>
+        <w:widowControl w:val="0"/>
+        <w:tabs>
+          <w:tab w:val="left" w:pos="6580"/>
+        </w:tabs>
+        <w:autoSpaceDE w:val="0"/>
+        <w:autoSpaceDN w:val="0"/>
+        <w:adjustRightInd w:val="0"/>
+        <w:spacing w:after="0" w:line="240" w:lineRule="auto"/>
+        <w:rPr>
+          <w:rFonts w:ascii="Arial" w:hAnsi="Arial" w:cs="Arial"/>
+          <w:bCs/>
+          <w:sz w:val="24"/>
+          <w:szCs w:val="24"/>
+        </w:rPr>
+      </w:pPr>
+    </w:p>
+    <w:p>
+      <w:pPr>
+        <w:widowControl w:val="0"/>
+        <w:tabs>
+          <w:tab w:val="left" w:pos="6580"/>
+        </w:tabs>
+        <w:autoSpaceDE w:val="0"/>
+        <w:autoSpaceDN w:val="0"/>
+        <w:adjustRightInd w:val="0"/>
+        <w:spacing w:after="0" w:line="240" w:lineRule="auto"/>
+        <w:rPr>
+          <w:rFonts w:ascii="Arial" w:hAnsi="Arial" w:cs="Arial"/>
+          <w:bCs/>
+          <w:sz w:val="24"/>
+          <w:szCs w:val="24"/>
+        </w:rPr>
+      </w:pPr>
+    </w:p>
+    <w:p>
+      <w:pPr>
+        <w:widowControl w:val="0"/>
+        <w:tabs>
+          <w:tab w:val="left" w:pos="6580"/>
+        </w:tabs>
+        <w:autoSpaceDE w:val="0"/>
+        <w:autoSpaceDN w:val="0"/>
+        <w:adjustRightInd w:val="0"/>
+        <w:spacing w:after="0" w:line="240" w:lineRule="auto"/>
+        <w:rPr>
+          <w:rFonts w:ascii="Arial" w:hAnsi="Arial" w:cs="Arial"/>
+          <w:bCs/>
+          <w:sz w:val="24"/>
+          <w:szCs w:val="24"/>
+        </w:rPr>
+      </w:pPr>
+    </w:p>
+    <w:p>
+      <w:pPr>
+        <w:widowControl w:val="0"/>
+        <w:tabs>
+          <w:tab w:val="left" w:pos="6580"/>
+        </w:tabs>
+        <w:autoSpaceDE w:val="0"/>
+        <w:autoSpaceDN w:val="0"/>
+        <w:adjustRightInd w:val="0"/>
+        <w:spacing w:after="0" w:line="240" w:lineRule="auto"/>
+        <w:rPr>
+          <w:rFonts w:ascii="Arial" w:hAnsi="Arial" w:cs="Arial"/>
+          <w:bCs/>
+          <w:sz w:val="24"/>
+          <w:szCs w:val="24"/>
+        </w:rPr>
+      </w:pPr>
+    </w:p>
+    <w:p>
+      <w:pPr>
+        <w:widowControl w:val="0"/>
+        <w:tabs>
+          <w:tab w:val="left" w:pos="6580"/>
+        </w:tabs>
+        <w:autoSpaceDE w:val="0"/>
+        <w:autoSpaceDN w:val="0"/>
+        <w:adjustRightInd w:val="0"/>
+        <w:spacing w:after="0" w:line="240" w:lineRule="auto"/>
+        <w:jc w:val="center"/>
+        <w:rPr>
+          <w:rFonts w:ascii="Arial" w:hAnsi="Arial" w:cs="Arial"/>
+          <w:b/>
+          <w:bCs/>
+          <w:sz w:val="28"/>
+          <w:szCs w:val="28"/>
+        </w:rPr>
+      </w:pPr>
+    </w:p>
+    <w:p>
+      <w:pPr>
+        <w:widowControl w:val="0"/>
+        <w:tabs>
+          <w:tab w:val="left" w:pos="6580"/>
+        </w:tabs>
+        <w:autoSpaceDE w:val="0"/>
+        <w:autoSpaceDN w:val="0"/>
+        <w:adjustRightInd w:val="0"/>
+        <w:spacing w:after="0" w:line="240" w:lineRule="auto"/>
+        <w:jc w:val="center"/>
+        <w:rPr>
+          <w:rFonts w:ascii="Arial" w:hAnsi="Arial" w:cs="Arial"/>
+          <w:b/>
+          <w:bCs/>
+          <w:sz w:val="28"/>
+          <w:szCs w:val="28"/>
+        </w:rPr>
+      </w:pPr>
+    </w:p>
+    <w:p>
+      <w:pPr>
+        <w:widowControl w:val="0"/>
+        <w:tabs>
+          <w:tab w:val="left" w:pos="6580"/>
+        </w:tabs>
+        <w:autoSpaceDE w:val="0"/>
+        <w:autoSpaceDN w:val="0"/>
+        <w:adjustRightInd w:val="0"/>
+        <w:spacing w:after="0" w:line="240" w:lineRule="auto"/>
+        <w:rPr>
+          <w:rFonts w:ascii="Arial" w:hAnsi="Arial" w:cs="Arial"/>
+          <w:b/>
+          <w:bCs/>
+          <w:sz w:val="28"/>
+          <w:szCs w:val="28"/>
+        </w:rPr>
+      </w:pPr>
+    </w:p>
+    <w:p>
+      <w:pPr>
+        <w:widowControl w:val="0"/>
+        <w:tabs>
+          <w:tab w:val="left" w:pos="6580"/>
+        </w:tabs>
+        <w:autoSpaceDE w:val="0"/>
+        <w:autoSpaceDN w:val="0"/>
+        <w:adjustRightInd w:val="0"/>
+        <w:spacing w:after="0" w:line="240" w:lineRule="auto"/>
+        <w:jc w:val="center"/>
+        <w:rPr>
+          <w:rFonts w:ascii="Arial" w:hAnsi="Arial" w:cs="Arial"/>
+          <w:b/>
+          <w:bCs/>
+          <w:sz w:val="28"/>
+          <w:szCs w:val="28"/>
+        </w:rPr>
+      </w:pPr>
+    </w:p>
+    <w:p>
+      <w:pPr>
+        <w:widowControl w:val="0"/>
+        <w:tabs>
+          <w:tab w:val="left" w:pos="6580"/>
+        </w:tabs>
+        <w:autoSpaceDE w:val="0"/>
+        <w:autoSpaceDN w:val="0"/>
+        <w:adjustRightInd w:val="0"/>
+        <w:spacing w:after="0" w:line="240" w:lineRule="auto"/>
+        <w:jc w:val="center"/>
+        <w:rPr>
+          <w:rFonts w:ascii="Arial" w:hAnsi="Arial" w:cs="Arial"/>
+          <w:b/>
+          <w:bCs/>
+          <w:sz w:val="28"/>
+          <w:szCs w:val="28"/>
+        </w:rPr>
+      </w:pPr>
+    </w:p>
+    <w:p>
+      <w:pPr>
+        <w:widowControl w:val="0"/>
+        <w:tabs>
+          <w:tab w:val="left" w:pos="6580"/>
+        </w:tabs>
+        <w:autoSpaceDE w:val="0"/>
+        <w:autoSpaceDN w:val="0"/>
+        <w:adjustRightInd w:val="0"/>
+        <w:spacing w:after="0" w:line="240" w:lineRule="auto"/>
+        <w:jc w:val="center"/>
+        <w:rPr>
+          <w:rFonts w:ascii="Arial" w:hAnsi="Arial" w:cs="Arial"/>
+          <w:b/>
+          <w:bCs/>
+          <w:sz w:val="28"/>
+          <w:szCs w:val="28"/>
+        </w:rPr>
+      </w:pPr>
+    </w:p>
+    <w:p>
+      <w:pPr>
+        <w:widowControl w:val="0"/>
+        <w:tabs>
+          <w:tab w:val="left" w:pos="6580"/>
+        </w:tabs>
+        <w:autoSpaceDE w:val="0"/>
+        <w:autoSpaceDN w:val="0"/>
+        <w:adjustRightInd w:val="0"/>
+        <w:spacing w:after="0" w:line="240" w:lineRule="auto"/>
+        <w:jc w:val="center"/>
+        <w:rPr>
+          <w:rFonts w:ascii="Arial" w:hAnsi="Arial" w:cs="Arial"/>
+          <w:b/>
+          <w:bCs/>
+          <w:sz w:val="28"/>
+          <w:szCs w:val="28"/>
+        </w:rPr>
+      </w:pPr>
+    </w:p>
+    <w:p>
+      <w:pPr>
+        <w:widowControl w:val="0"/>
+        <w:tabs>
+          <w:tab w:val="left" w:pos="6580"/>
+        </w:tabs>
+        <w:autoSpaceDE w:val="0"/>
+        <w:autoSpaceDN w:val="0"/>
+        <w:adjustRightInd w:val="0"/>
+        <w:spacing w:after="0" w:line="240" w:lineRule="auto"/>
+        <w:jc w:val="center"/>
+        <w:rPr>
+          <w:rFonts w:ascii="Arial" w:hAnsi="Arial" w:cs="Arial"/>
+          <w:b/>
+          <w:bCs/>
+          <w:sz w:val="28"/>
+          <w:szCs w:val="28"/>
+        </w:rPr>
+      </w:pPr>
+    </w:p>
+    <w:p>
+      <w:pPr>
+        <w:widowControl w:val="0"/>
+        <w:tabs>
+          <w:tab w:val="left" w:pos="6580"/>
+        </w:tabs>
+        <w:autoSpaceDE w:val="0"/>
+        <w:autoSpaceDN w:val="0"/>
+        <w:adjustRightInd w:val="0"/>
+        <w:spacing w:after="0" w:line="240" w:lineRule="auto"/>
+        <w:jc w:val="center"/>
+        <w:rPr>
+          <w:rFonts w:ascii="Arial" w:hAnsi="Arial" w:cs="Arial"/>
+          <w:b/>
+          <w:bCs/>
+          <w:sz w:val="28"/>
+          <w:szCs w:val="28"/>
+        </w:rPr>
+      </w:pPr>
+    </w:p>
+    <w:p>
+      <w:pPr>
+        <w:widowControl w:val="0"/>
+        <w:tabs>
+          <w:tab w:val="left" w:pos="6580"/>
+        </w:tabs>
+        <w:autoSpaceDE w:val="0"/>
+        <w:autoSpaceDN w:val="0"/>
+        <w:adjustRightInd w:val="0"/>
+        <w:spacing w:after="0" w:line="240" w:lineRule="auto"/>
+        <w:jc w:val="center"/>
+        <w:rPr>
+          <w:rFonts w:ascii="Arial" w:hAnsi="Arial" w:cs="Arial"/>
+          <w:b/>
+          <w:bCs/>
+          <w:sz w:val="28"/>
+          <w:szCs w:val="28"/>
+        </w:rPr>
+      </w:pPr>
+    </w:p>
+    <w:p>
+      <w:pPr>
+        <w:widowControl w:val="0"/>
+        <w:tabs>
+          <w:tab w:val="left" w:pos="6580"/>
+        </w:tabs>
+        <w:autoSpaceDE w:val="0"/>
+        <w:autoSpaceDN w:val="0"/>
+        <w:adjustRightInd w:val="0"/>
+        <w:spacing w:after="0" w:line="240" w:lineRule="auto"/>
+        <w:jc w:val="center"/>
+        <w:rPr>
+          <w:rFonts w:ascii="Arial" w:hAnsi="Arial" w:cs="Arial"/>
+          <w:b/>
+          <w:bCs/>
+          <w:sz w:val="28"/>
+          <w:szCs w:val="28"/>
+        </w:rPr>
+      </w:pPr>
+    </w:p>
+    <w:p>
+      <w:pPr>
+        <w:widowControl w:val="0"/>
+        <w:tabs>
+          <w:tab w:val="left" w:pos="6580"/>
+        </w:tabs>
+        <w:autoSpaceDE w:val="0"/>
+        <w:autoSpaceDN w:val="0"/>
+        <w:adjustRightInd w:val="0"/>
+        <w:spacing w:after="0" w:line="240" w:lineRule="auto"/>
+        <w:jc w:val="center"/>
+        <w:rPr>
+          <w:rFonts w:ascii="Arial" w:hAnsi="Arial" w:cs="Arial"/>
+          <w:b/>
+          <w:bCs/>
+          <w:sz w:val="28"/>
+          <w:szCs w:val="28"/>
+        </w:rPr>
+      </w:pPr>
+    </w:p>
+    <w:p>
+      <w:pPr>
+        <w:widowControl w:val="0"/>
+        <w:tabs>
+          <w:tab w:val="left" w:pos="6580"/>
+        </w:tabs>
+        <w:autoSpaceDE w:val="0"/>
+        <w:autoSpaceDN w:val="0"/>
+        <w:adjustRightInd w:val="0"/>
+        <w:spacing w:after="0" w:line="240" w:lineRule="auto"/>
+        <w:jc w:val="center"/>
+        <w:rPr>
+          <w:rFonts w:ascii="Arial" w:hAnsi="Arial" w:cs="Arial"/>
+          <w:b/>
+          <w:bCs/>
+          <w:sz w:val="28"/>
+          <w:szCs w:val="28"/>
+        </w:rPr>
+      </w:pPr>
+    </w:p>
+    <w:p>
+      <w:pPr>
+        <w:widowControl w:val="0"/>
+        <w:tabs>
+          <w:tab w:val="left" w:pos="6580"/>
+        </w:tabs>
+        <w:autoSpaceDE w:val="0"/>
+        <w:autoSpaceDN w:val="0"/>
+        <w:adjustRightInd w:val="0"/>
+        <w:spacing w:after="0" w:line="240" w:lineRule="auto"/>
+        <w:jc w:val="center"/>
+        <w:rPr>
+          <w:rFonts w:ascii="Arial" w:hAnsi="Arial" w:cs="Arial"/>
+          <w:b/>
+          <w:bCs/>
+          <w:sz w:val="28"/>
+          <w:szCs w:val="28"/>
+        </w:rPr>
+      </w:pPr>
+    </w:p>
+    <w:p>
+      <w:pPr>
+        <w:widowControl w:val="0"/>
+        <w:tabs>
+          <w:tab w:val="left" w:pos="6580"/>
+        </w:tabs>
+        <w:autoSpaceDE w:val="0"/>
+        <w:autoSpaceDN w:val="0"/>
+        <w:adjustRightInd w:val="0"/>
+        <w:spacing w:after="0" w:line="240" w:lineRule="auto"/>
+        <w:jc w:val="center"/>
+        <w:rPr>
+          <w:rFonts w:ascii="Arial" w:hAnsi="Arial" w:cs="Arial"/>
+          <w:b/>
+          <w:bCs/>
+          <w:sz w:val="28"/>
+          <w:szCs w:val="28"/>
+        </w:rPr>
+      </w:pPr>
+    </w:p>
+    <w:p>
+      <w:pPr>
+        <w:widowControl w:val="0"/>
+        <w:tabs>
+          <w:tab w:val="left" w:pos="6580"/>
+        </w:tabs>
+        <w:autoSpaceDE w:val="0"/>
+        <w:autoSpaceDN w:val="0"/>
+        <w:adjustRightInd w:val="0"/>
+        <w:spacing w:after="0" w:line="240" w:lineRule="auto"/>
+        <w:jc w:val="center"/>
+        <w:rPr>
+          <w:rFonts w:ascii="Arial" w:hAnsi="Arial" w:cs="Arial"/>
+          <w:b/>
+          <w:bCs/>
+          <w:sz w:val="28"/>
+          <w:szCs w:val="28"/>
+        </w:rPr>
+      </w:pPr>
+    </w:p>
+    <w:p>
+      <w:pPr>
+        <w:widowControl w:val="0"/>
+        <w:tabs>
+          <w:tab w:val="left" w:pos="6580"/>
+        </w:tabs>
+        <w:autoSpaceDE w:val="0"/>
+        <w:autoSpaceDN w:val="0"/>
+        <w:adjustRightInd w:val="0"/>
+        <w:spacing w:after="0" w:line="240" w:lineRule="auto"/>
+        <w:jc w:val="center"/>
+        <w:rPr>
+          <w:rFonts w:ascii="Arial" w:hAnsi="Arial" w:cs="Arial"/>
+          <w:b/>
+          <w:bCs/>
+          <w:sz w:val="28"/>
+          <w:szCs w:val="28"/>
+        </w:rPr>
+      </w:pPr>
+    </w:p>
+    <w:p>
+      <w:pPr>
+        <w:widowControl w:val="0"/>
+        <w:tabs>
+          <w:tab w:val="left" w:pos="6580"/>
+        </w:tabs>
+        <w:autoSpaceDE w:val="0"/>
+        <w:autoSpaceDN w:val="0"/>
+        <w:adjustRightInd w:val="0"/>
+        <w:spacing w:after="0" w:line="240" w:lineRule="auto"/>
+        <w:jc w:val="center"/>
+        <w:rPr>
+          <w:rFonts w:ascii="Arial" w:hAnsi="Arial" w:cs="Arial"/>
+          <w:b/>
+          <w:bCs/>
+          <w:sz w:val="28"/>
+          <w:szCs w:val="28"/>
+        </w:rPr>
+      </w:pPr>
+    </w:p>
+    <w:p>
+      <w:pPr>
+        <w:widowControl w:val="0"/>
+        <w:tabs>
+          <w:tab w:val="left" w:pos="6580"/>
+        </w:tabs>
+        <w:autoSpaceDE w:val="0"/>
+        <w:autoSpaceDN w:val="0"/>
+        <w:adjustRightInd w:val="0"/>
+        <w:spacing w:after="0" w:line="240" w:lineRule="auto"/>
+        <w:jc w:val="center"/>
+        <w:rPr>
+          <w:rFonts w:ascii="Arial" w:hAnsi="Arial" w:cs="Arial"/>
+          <w:b/>
+          <w:bCs/>
+          <w:sz w:val="28"/>
+          <w:szCs w:val="28"/>
+        </w:rPr>
+      </w:pPr>
+    </w:p>
+    <w:p>
+      <w:pPr>
+        <w:widowControl w:val="0"/>
+        <w:tabs>
+          <w:tab w:val="left" w:pos="6580"/>
+        </w:tabs>
+        <w:autoSpaceDE w:val="0"/>
+        <w:autoSpaceDN w:val="0"/>
+        <w:adjustRightInd w:val="0"/>
+        <w:spacing w:after="0" w:line="240" w:lineRule="auto"/>
+        <w:jc w:val="center"/>
+        <w:rPr>
+          <w:rFonts w:ascii="Arial" w:hAnsi="Arial" w:cs="Arial"/>
+          <w:b/>
+          <w:bCs/>
+          <w:sz w:val="28"/>
+          <w:szCs w:val="28"/>
+        </w:rPr>
+      </w:pPr>
+    </w:p>
+    <w:p>
+      <w:pPr>
+        <w:widowControl w:val="0"/>
+        <w:tabs>
+          <w:tab w:val="left" w:pos="6580"/>
+        </w:tabs>
+        <w:autoSpaceDE w:val="0"/>
+        <w:autoSpaceDN w:val="0"/>
+        <w:adjustRightInd w:val="0"/>
+        <w:spacing w:after="0" w:line="240" w:lineRule="auto"/>
+        <w:jc w:val="center"/>
+        <w:rPr>
+          <w:rFonts w:ascii="Arial" w:hAnsi="Arial" w:cs="Arial"/>
+          <w:b/>
+          <w:bCs/>
+          <w:sz w:val="28"/>
+          <w:szCs w:val="28"/>
+        </w:rPr>
+      </w:pPr>
+    </w:p>
+    <w:p>
+      <w:pPr>
+        <w:widowControl w:val="0"/>
+        <w:tabs>
+          <w:tab w:val="left" w:pos="6580"/>
+        </w:tabs>
+        <w:autoSpaceDE w:val="0"/>
+        <w:autoSpaceDN w:val="0"/>
+        <w:adjustRightInd w:val="0"/>
+        <w:spacing w:after="0" w:line="240" w:lineRule="auto"/>
+        <w:jc w:val="center"/>
+        <w:rPr>
+          <w:rFonts w:ascii="Arial" w:hAnsi="Arial" w:cs="Arial"/>
+          <w:b/>
+          <w:bCs/>
+          <w:sz w:val="28"/>
+          <w:szCs w:val="28"/>
+        </w:rPr>
+      </w:pPr>
+    </w:p>
+    <w:p>
+      <w:pPr>
+        <w:widowControl w:val="0"/>
+        <w:tabs>
+          <w:tab w:val="left" w:pos="6580"/>
+        </w:tabs>
+        <w:autoSpaceDE w:val="0"/>
+        <w:autoSpaceDN w:val="0"/>
+        <w:adjustRightInd w:val="0"/>
+        <w:spacing w:after="0" w:line="240" w:lineRule="auto"/>
+        <w:jc w:val="center"/>
+        <w:rPr>
+          <w:rFonts w:ascii="Arial" w:hAnsi="Arial" w:cs="Arial"/>
+          <w:b/>
+          <w:bCs/>
+          <w:sz w:val="28"/>
+          <w:szCs w:val="28"/>
+        </w:rPr>
+      </w:pPr>
+    </w:p>
+    <w:p>
+      <w:pPr>
+        <w:widowControl w:val="0"/>
+        <w:tabs>
+          <w:tab w:val="left" w:pos="6580"/>
+        </w:tabs>
+        <w:autoSpaceDE w:val="0"/>
+        <w:autoSpaceDN w:val="0"/>
+        <w:adjustRightInd w:val="0"/>
+        <w:spacing w:after="0" w:line="240" w:lineRule="auto"/>
+        <w:jc w:val="center"/>
+        <w:rPr>
+          <w:rFonts w:ascii="Arial" w:hAnsi="Arial" w:cs="Arial"/>
+          <w:b/>
+          <w:bCs/>
+          <w:sz w:val="28"/>
+          <w:szCs w:val="28"/>
+        </w:rPr>
+      </w:pPr>
+    </w:p>
+    <w:p>
+      <w:pPr>
+        <w:widowControl w:val="0"/>
+        <w:tabs>
+          <w:tab w:val="left" w:pos="6580"/>
+        </w:tabs>
+        <w:autoSpaceDE w:val="0"/>
+        <w:autoSpaceDN w:val="0"/>
+        <w:adjustRightInd w:val="0"/>
+        <w:spacing w:after="0" w:line="240" w:lineRule="auto"/>
+        <w:jc w:val="center"/>
+        <w:rPr>
+          <w:rFonts w:ascii="Arial" w:hAnsi="Arial" w:cs="Arial"/>
+          <w:b/>
+          <w:bCs/>
+          <w:sz w:val="28"/>
+          <w:szCs w:val="28"/>
+        </w:rPr>
+      </w:pPr>
+    </w:p>
+    <w:p>
+      <w:pPr>
+        <w:widowControl w:val="0"/>
+        <w:tabs>
+          <w:tab w:val="left" w:pos="6580"/>
+        </w:tabs>
+        <w:autoSpaceDE w:val="0"/>
+        <w:autoSpaceDN w:val="0"/>
+        <w:adjustRightInd w:val="0"/>
+        <w:spacing w:after="0" w:line="240" w:lineRule="auto"/>
+        <w:jc w:val="center"/>
+        <w:rPr>
+          <w:rFonts w:ascii="Arial" w:hAnsi="Arial" w:cs="Arial"/>
+          <w:b/>
+          <w:bCs/>
+          <w:sz w:val="28"/>
+          <w:szCs w:val="28"/>
+        </w:rPr>
+      </w:pPr>
+    </w:p>
+    <w:p>
+      <w:pPr>
+        <w:widowControl w:val="0"/>
+        <w:tabs>
+          <w:tab w:val="left" w:pos="6580"/>
+        </w:tabs>
+        <w:autoSpaceDE w:val="0"/>
+        <w:autoSpaceDN w:val="0"/>
+        <w:adjustRightInd w:val="0"/>
+        <w:spacing w:after="0" w:line="240" w:lineRule="auto"/>
+        <w:jc w:val="center"/>
+        <w:rPr>
+          <w:rFonts w:ascii="Arial" w:hAnsi="Arial" w:cs="Arial"/>
+          <w:b/>
+          <w:bCs/>
+          <w:sz w:val="28"/>
+          <w:szCs w:val="28"/>
+        </w:rPr>
+      </w:pPr>
+    </w:p>
+    <w:p>
+      <w:pPr>
+        <w:widowControl w:val="0"/>
+        <w:tabs>
+          <w:tab w:val="left" w:pos="6580"/>
+        </w:tabs>
+        <w:autoSpaceDE w:val="0"/>
+        <w:autoSpaceDN w:val="0"/>
+        <w:adjustRightInd w:val="0"/>
+        <w:spacing w:after="0" w:line="240" w:lineRule="auto"/>
+        <w:jc w:val="center"/>
+        <w:rPr>
+          <w:rFonts w:ascii="Arial" w:hAnsi="Arial" w:cs="Arial"/>
+          <w:b/>
+          <w:bCs/>
+          <w:sz w:val="28"/>
+          <w:szCs w:val="28"/>
+        </w:rPr>
+      </w:pPr>
+    </w:p>
+    <w:p>
+      <w:pPr>
+        <w:widowControl w:val="0"/>
+        <w:tabs>
+          <w:tab w:val="left" w:pos="6580"/>
+        </w:tabs>
+        <w:autoSpaceDE w:val="0"/>
+        <w:autoSpaceDN w:val="0"/>
+        <w:adjustRightInd w:val="0"/>
+        <w:spacing w:after="0" w:line="240" w:lineRule="auto"/>
+        <w:jc w:val="center"/>
+        <w:rPr>
+          <w:rFonts w:ascii="Arial" w:hAnsi="Arial" w:cs="Arial"/>
+          <w:b/>
+          <w:bCs/>
+          <w:sz w:val="28"/>
+          <w:szCs w:val="28"/>
+        </w:rPr>
+      </w:pPr>
+    </w:p>
+    <w:p>
+      <w:pPr>
+        <w:widowControl w:val="0"/>
+        <w:tabs>
+          <w:tab w:val="left" w:pos="6580"/>
+        </w:tabs>
+        <w:autoSpaceDE w:val="0"/>
+        <w:autoSpaceDN w:val="0"/>
+        <w:adjustRightInd w:val="0"/>
+        <w:spacing w:after="0" w:line="240" w:lineRule="auto"/>
+        <w:jc w:val="center"/>
+        <w:rPr>
+          <w:rFonts w:ascii="Arial" w:hAnsi="Arial" w:cs="Arial"/>
+          <w:b/>
+          <w:bCs/>
+          <w:sz w:val="28"/>
+          <w:szCs w:val="28"/>
+        </w:rPr>
+      </w:pPr>
+    </w:p>
+    <w:p>
+      <w:pPr>
+        <w:widowControl w:val="0"/>
+        <w:tabs>
+          <w:tab w:val="left" w:pos="6580"/>
+        </w:tabs>
+        <w:autoSpaceDE w:val="0"/>
+        <w:autoSpaceDN w:val="0"/>
+        <w:adjustRightInd w:val="0"/>
+        <w:spacing w:after="0" w:line="240" w:lineRule="auto"/>
+        <w:jc w:val="center"/>
+        <w:rPr>
+          <w:rFonts w:ascii="Arial" w:hAnsi="Arial" w:cs="Arial"/>
+          <w:b/>
+          <w:bCs/>
+          <w:sz w:val="28"/>
+          <w:szCs w:val="28"/>
+        </w:rPr>
+      </w:pPr>
+    </w:p>
+    <w:p>
+      <w:pPr>
+        <w:widowControl w:val="0"/>
+        <w:tabs>
+          <w:tab w:val="left" w:pos="6580"/>
+        </w:tabs>
+        <w:autoSpaceDE w:val="0"/>
+        <w:autoSpaceDN w:val="0"/>
+        <w:adjustRightInd w:val="0"/>
+        <w:spacing w:after="0" w:line="240" w:lineRule="auto"/>
+        <w:jc w:val="center"/>
+        <w:rPr>
+          <w:rFonts w:ascii="Arial" w:hAnsi="Arial" w:cs="Arial"/>
+          <w:b/>
+          <w:bCs/>
+          <w:sz w:val="28"/>
+          <w:szCs w:val="28"/>
+        </w:rPr>
+      </w:pPr>
+    </w:p>
+    <w:p>
+      <w:pPr>
+        <w:widowControl w:val="0"/>
+        <w:tabs>
+          <w:tab w:val="left" w:pos="6580"/>
+        </w:tabs>
+        <w:autoSpaceDE w:val="0"/>
+        <w:autoSpaceDN w:val="0"/>
+        <w:adjustRightInd w:val="0"/>
+        <w:spacing w:after="0" w:line="240" w:lineRule="auto"/>
+        <w:jc w:val="center"/>
+        <w:rPr>
+          <w:rFonts w:ascii="Arial" w:hAnsi="Arial" w:cs="Arial"/>
+          <w:b/>
+          <w:bCs/>
+          <w:sz w:val="28"/>
+          <w:szCs w:val="28"/>
+        </w:rPr>
+      </w:pPr>
+    </w:p>
+    <w:p>
+      <w:pPr>
+        <w:widowControl w:val="0"/>
+        <w:tabs>
+          <w:tab w:val="left" w:pos="6580"/>
+        </w:tabs>
+        <w:autoSpaceDE w:val="0"/>
+        <w:autoSpaceDN w:val="0"/>
+        <w:adjustRightInd w:val="0"/>
+        <w:spacing w:after="0" w:line="240" w:lineRule="auto"/>
+        <w:jc w:val="center"/>
+        <w:rPr>
+          <w:rFonts w:ascii="Arial" w:hAnsi="Arial" w:cs="Arial"/>
+          <w:b/>
+          <w:bCs/>
+          <w:sz w:val="28"/>
+          <w:szCs w:val="28"/>
+        </w:rPr>
+      </w:pPr>
+    </w:p>
+    <w:p>
+      <w:pPr>
+        <w:widowControl w:val="0"/>
+        <w:tabs>
+          <w:tab w:val="left" w:pos="6580"/>
+        </w:tabs>
+        <w:autoSpaceDE w:val="0"/>
+        <w:autoSpaceDN w:val="0"/>
+        <w:adjustRightInd w:val="0"/>
+        <w:spacing w:after="0" w:line="240" w:lineRule="auto"/>
+        <w:jc w:val="center"/>
+        <w:rPr>
+          <w:rFonts w:ascii="Arial" w:hAnsi="Arial" w:cs="Arial"/>
+          <w:b/>
+          <w:bCs/>
+          <w:sz w:val="28"/>
+          <w:szCs w:val="28"/>
+        </w:rPr>
+      </w:pPr>
+    </w:p>
+    <w:p>
+      <w:pPr>
+        <w:widowControl w:val="0"/>
+        <w:tabs>
+          <w:tab w:val="left" w:pos="6580"/>
+        </w:tabs>
+        <w:autoSpaceDE w:val="0"/>
+        <w:autoSpaceDN w:val="0"/>
+        <w:adjustRightInd w:val="0"/>
+        <w:spacing w:after="0" w:line="240" w:lineRule="auto"/>
+        <w:jc w:val="center"/>
+        <w:rPr>
+          <w:rFonts w:ascii="Arial" w:hAnsi="Arial" w:cs="Arial"/>
+          <w:b/>
+          <w:bCs/>
+          <w:sz w:val="28"/>
+          <w:szCs w:val="28"/>
+        </w:rPr>
+      </w:pPr>
+      <w:r>
+        <w:rPr>
+          <w:rFonts w:ascii="Arial" w:hAnsi="Arial" w:cs="Arial"/>
+          <w:b/>
+          <w:bCs/>
+          <w:sz w:val="28"/>
+          <w:szCs w:val="28"/>
+        </w:rPr>
         <w:t>Conclusion</w:t>
       </w:r>
     </w:p>
@@ -4880,807 +5785,51 @@
         <w:autoSpaceDN w:val="0"/>
         <w:adjustRightInd w:val="0"/>
         <w:spacing w:after="0" w:line="240" w:lineRule="auto"/>
-        <w:jc w:val="center"/>
-        <w:rPr>
-          <w:rFonts w:ascii="Arial" w:hAnsi="Arial" w:cs="Arial"/>
-          <w:b/>
-          <w:bCs/>
-          <w:sz w:val="28"/>
-          <w:szCs w:val="28"/>
-        </w:rPr>
-      </w:pPr>
-    </w:p>
-    <w:p>
-      <w:pPr>
-        <w:widowControl w:val="0"/>
-        <w:tabs>
-          <w:tab w:val="left" w:pos="6580"/>
-        </w:tabs>
-        <w:autoSpaceDE w:val="0"/>
-        <w:autoSpaceDN w:val="0"/>
-        <w:adjustRightInd w:val="0"/>
-        <w:spacing w:after="0" w:line="240" w:lineRule="auto"/>
-        <w:jc w:val="center"/>
-        <w:rPr>
-          <w:rFonts w:ascii="Arial" w:hAnsi="Arial" w:cs="Arial"/>
-          <w:b/>
-          <w:bCs/>
-          <w:sz w:val="28"/>
-          <w:szCs w:val="28"/>
-        </w:rPr>
-      </w:pPr>
-    </w:p>
-    <w:p>
-      <w:pPr>
-        <w:widowControl w:val="0"/>
-        <w:tabs>
-          <w:tab w:val="left" w:pos="6580"/>
-        </w:tabs>
-        <w:autoSpaceDE w:val="0"/>
-        <w:autoSpaceDN w:val="0"/>
-        <w:adjustRightInd w:val="0"/>
-        <w:spacing w:after="0" w:line="240" w:lineRule="auto"/>
-        <w:jc w:val="center"/>
-        <w:rPr>
-          <w:rFonts w:ascii="Arial" w:hAnsi="Arial" w:cs="Arial"/>
-          <w:b/>
-          <w:bCs/>
-          <w:sz w:val="28"/>
-          <w:szCs w:val="28"/>
-        </w:rPr>
-      </w:pPr>
-    </w:p>
-    <w:p>
-      <w:pPr>
-        <w:widowControl w:val="0"/>
-        <w:tabs>
-          <w:tab w:val="left" w:pos="6580"/>
-        </w:tabs>
-        <w:autoSpaceDE w:val="0"/>
-        <w:autoSpaceDN w:val="0"/>
-        <w:adjustRightInd w:val="0"/>
-        <w:spacing w:after="0" w:line="240" w:lineRule="auto"/>
-        <w:jc w:val="center"/>
-        <w:rPr>
-          <w:rFonts w:ascii="Arial" w:hAnsi="Arial" w:cs="Arial"/>
-          <w:b/>
-          <w:bCs/>
-          <w:sz w:val="28"/>
-          <w:szCs w:val="28"/>
-        </w:rPr>
-      </w:pPr>
-    </w:p>
-    <w:p>
-      <w:pPr>
-        <w:widowControl w:val="0"/>
-        <w:tabs>
-          <w:tab w:val="left" w:pos="6580"/>
-        </w:tabs>
-        <w:autoSpaceDE w:val="0"/>
-        <w:autoSpaceDN w:val="0"/>
-        <w:adjustRightInd w:val="0"/>
-        <w:spacing w:after="0" w:line="240" w:lineRule="auto"/>
-        <w:jc w:val="center"/>
-        <w:rPr>
-          <w:rFonts w:ascii="Arial" w:hAnsi="Arial" w:cs="Arial"/>
-          <w:b/>
-          <w:bCs/>
-          <w:sz w:val="28"/>
-          <w:szCs w:val="28"/>
-        </w:rPr>
-      </w:pPr>
-    </w:p>
-    <w:p>
-      <w:pPr>
-        <w:widowControl w:val="0"/>
-        <w:tabs>
-          <w:tab w:val="left" w:pos="6580"/>
-        </w:tabs>
-        <w:autoSpaceDE w:val="0"/>
-        <w:autoSpaceDN w:val="0"/>
-        <w:adjustRightInd w:val="0"/>
-        <w:spacing w:after="0" w:line="240" w:lineRule="auto"/>
-        <w:jc w:val="center"/>
-        <w:rPr>
-          <w:rFonts w:ascii="Arial" w:hAnsi="Arial" w:cs="Arial"/>
-          <w:b/>
-          <w:bCs/>
-          <w:sz w:val="28"/>
-          <w:szCs w:val="28"/>
-        </w:rPr>
-      </w:pPr>
-    </w:p>
-    <w:p>
-      <w:pPr>
-        <w:widowControl w:val="0"/>
-        <w:tabs>
-          <w:tab w:val="left" w:pos="6580"/>
-        </w:tabs>
-        <w:autoSpaceDE w:val="0"/>
-        <w:autoSpaceDN w:val="0"/>
-        <w:adjustRightInd w:val="0"/>
-        <w:spacing w:after="0" w:line="240" w:lineRule="auto"/>
-        <w:jc w:val="center"/>
-        <w:rPr>
-          <w:rFonts w:ascii="Arial" w:hAnsi="Arial" w:cs="Arial"/>
-          <w:b/>
-          <w:bCs/>
-          <w:sz w:val="28"/>
-          <w:szCs w:val="28"/>
-        </w:rPr>
-      </w:pPr>
-    </w:p>
-    <w:p>
-      <w:pPr>
-        <w:widowControl w:val="0"/>
-        <w:tabs>
-          <w:tab w:val="left" w:pos="6580"/>
-        </w:tabs>
-        <w:autoSpaceDE w:val="0"/>
-        <w:autoSpaceDN w:val="0"/>
-        <w:adjustRightInd w:val="0"/>
-        <w:spacing w:after="0" w:line="240" w:lineRule="auto"/>
-        <w:jc w:val="center"/>
-        <w:rPr>
-          <w:rFonts w:ascii="Arial" w:hAnsi="Arial" w:cs="Arial"/>
-          <w:b/>
-          <w:bCs/>
-          <w:sz w:val="28"/>
-          <w:szCs w:val="28"/>
-        </w:rPr>
-      </w:pPr>
-    </w:p>
-    <w:p>
-      <w:pPr>
-        <w:widowControl w:val="0"/>
-        <w:tabs>
-          <w:tab w:val="left" w:pos="6580"/>
-        </w:tabs>
-        <w:autoSpaceDE w:val="0"/>
-        <w:autoSpaceDN w:val="0"/>
-        <w:adjustRightInd w:val="0"/>
-        <w:spacing w:after="0" w:line="240" w:lineRule="auto"/>
-        <w:jc w:val="center"/>
-        <w:rPr>
-          <w:rFonts w:ascii="Arial" w:hAnsi="Arial" w:cs="Arial"/>
-          <w:b/>
-          <w:bCs/>
-          <w:sz w:val="28"/>
-          <w:szCs w:val="28"/>
-        </w:rPr>
-      </w:pPr>
-    </w:p>
-    <w:p>
-      <w:pPr>
-        <w:widowControl w:val="0"/>
-        <w:tabs>
-          <w:tab w:val="left" w:pos="6580"/>
-        </w:tabs>
-        <w:autoSpaceDE w:val="0"/>
-        <w:autoSpaceDN w:val="0"/>
-        <w:adjustRightInd w:val="0"/>
-        <w:spacing w:after="0" w:line="240" w:lineRule="auto"/>
-        <w:jc w:val="center"/>
-        <w:rPr>
-          <w:rFonts w:ascii="Arial" w:hAnsi="Arial" w:cs="Arial"/>
-          <w:b/>
-          <w:bCs/>
-          <w:sz w:val="28"/>
-          <w:szCs w:val="28"/>
-        </w:rPr>
-      </w:pPr>
-    </w:p>
-    <w:p>
-      <w:pPr>
-        <w:widowControl w:val="0"/>
-        <w:tabs>
-          <w:tab w:val="left" w:pos="6580"/>
-        </w:tabs>
-        <w:autoSpaceDE w:val="0"/>
-        <w:autoSpaceDN w:val="0"/>
-        <w:adjustRightInd w:val="0"/>
-        <w:spacing w:after="0" w:line="240" w:lineRule="auto"/>
-        <w:jc w:val="center"/>
-        <w:rPr>
-          <w:rFonts w:ascii="Arial" w:hAnsi="Arial" w:cs="Arial"/>
-          <w:b/>
-          <w:bCs/>
-          <w:sz w:val="28"/>
-          <w:szCs w:val="28"/>
-        </w:rPr>
-      </w:pPr>
-    </w:p>
-    <w:p>
-      <w:pPr>
-        <w:widowControl w:val="0"/>
-        <w:tabs>
-          <w:tab w:val="left" w:pos="6580"/>
-        </w:tabs>
-        <w:autoSpaceDE w:val="0"/>
-        <w:autoSpaceDN w:val="0"/>
-        <w:adjustRightInd w:val="0"/>
-        <w:spacing w:after="0" w:line="240" w:lineRule="auto"/>
-        <w:jc w:val="center"/>
-        <w:rPr>
-          <w:rFonts w:ascii="Arial" w:hAnsi="Arial" w:cs="Arial"/>
-          <w:b/>
-          <w:bCs/>
-          <w:sz w:val="28"/>
-          <w:szCs w:val="28"/>
-        </w:rPr>
-      </w:pPr>
-    </w:p>
-    <w:p>
-      <w:pPr>
-        <w:widowControl w:val="0"/>
-        <w:tabs>
-          <w:tab w:val="left" w:pos="6580"/>
-        </w:tabs>
-        <w:autoSpaceDE w:val="0"/>
-        <w:autoSpaceDN w:val="0"/>
-        <w:adjustRightInd w:val="0"/>
-        <w:spacing w:after="0" w:line="240" w:lineRule="auto"/>
-        <w:jc w:val="center"/>
-        <w:rPr>
-          <w:rFonts w:ascii="Arial" w:hAnsi="Arial" w:cs="Arial"/>
-          <w:b/>
-          <w:bCs/>
-          <w:sz w:val="28"/>
-          <w:szCs w:val="28"/>
-        </w:rPr>
-      </w:pPr>
-    </w:p>
-    <w:p>
-      <w:pPr>
-        <w:widowControl w:val="0"/>
-        <w:tabs>
-          <w:tab w:val="left" w:pos="6580"/>
-        </w:tabs>
-        <w:autoSpaceDE w:val="0"/>
-        <w:autoSpaceDN w:val="0"/>
-        <w:adjustRightInd w:val="0"/>
-        <w:spacing w:after="0" w:line="240" w:lineRule="auto"/>
-        <w:jc w:val="center"/>
-        <w:rPr>
-          <w:rFonts w:ascii="Arial" w:hAnsi="Arial" w:cs="Arial"/>
-          <w:b/>
-          <w:bCs/>
-          <w:sz w:val="28"/>
-          <w:szCs w:val="28"/>
-        </w:rPr>
-      </w:pPr>
-    </w:p>
-    <w:p>
-      <w:pPr>
-        <w:widowControl w:val="0"/>
-        <w:tabs>
-          <w:tab w:val="left" w:pos="6580"/>
-        </w:tabs>
-        <w:autoSpaceDE w:val="0"/>
-        <w:autoSpaceDN w:val="0"/>
-        <w:adjustRightInd w:val="0"/>
-        <w:spacing w:after="0" w:line="240" w:lineRule="auto"/>
-        <w:jc w:val="center"/>
-        <w:rPr>
-          <w:rFonts w:ascii="Arial" w:hAnsi="Arial" w:cs="Arial"/>
-          <w:b/>
-          <w:bCs/>
-          <w:sz w:val="28"/>
-          <w:szCs w:val="28"/>
-        </w:rPr>
-      </w:pPr>
-    </w:p>
-    <w:p>
-      <w:pPr>
-        <w:widowControl w:val="0"/>
-        <w:tabs>
-          <w:tab w:val="left" w:pos="6580"/>
-        </w:tabs>
-        <w:autoSpaceDE w:val="0"/>
-        <w:autoSpaceDN w:val="0"/>
-        <w:adjustRightInd w:val="0"/>
-        <w:spacing w:after="0" w:line="240" w:lineRule="auto"/>
-        <w:jc w:val="center"/>
-        <w:rPr>
-          <w:rFonts w:ascii="Arial" w:hAnsi="Arial" w:cs="Arial"/>
-          <w:b/>
-          <w:bCs/>
-          <w:sz w:val="28"/>
-          <w:szCs w:val="28"/>
-        </w:rPr>
-      </w:pPr>
-    </w:p>
-    <w:p>
-      <w:pPr>
-        <w:widowControl w:val="0"/>
-        <w:tabs>
-          <w:tab w:val="left" w:pos="6580"/>
-        </w:tabs>
-        <w:autoSpaceDE w:val="0"/>
-        <w:autoSpaceDN w:val="0"/>
-        <w:adjustRightInd w:val="0"/>
-        <w:spacing w:after="0" w:line="240" w:lineRule="auto"/>
-        <w:jc w:val="center"/>
-        <w:rPr>
-          <w:rFonts w:ascii="Arial" w:hAnsi="Arial" w:cs="Arial"/>
-          <w:b/>
-          <w:bCs/>
-          <w:sz w:val="28"/>
-          <w:szCs w:val="28"/>
-        </w:rPr>
-      </w:pPr>
-    </w:p>
-    <w:p>
-      <w:pPr>
-        <w:widowControl w:val="0"/>
-        <w:tabs>
-          <w:tab w:val="left" w:pos="6580"/>
-        </w:tabs>
-        <w:autoSpaceDE w:val="0"/>
-        <w:autoSpaceDN w:val="0"/>
-        <w:adjustRightInd w:val="0"/>
-        <w:spacing w:after="0" w:line="240" w:lineRule="auto"/>
-        <w:jc w:val="center"/>
-        <w:rPr>
-          <w:rFonts w:ascii="Arial" w:hAnsi="Arial" w:cs="Arial"/>
-          <w:b/>
-          <w:bCs/>
-          <w:sz w:val="28"/>
-          <w:szCs w:val="28"/>
-        </w:rPr>
-      </w:pPr>
-    </w:p>
-    <w:p>
-      <w:pPr>
-        <w:widowControl w:val="0"/>
-        <w:tabs>
-          <w:tab w:val="left" w:pos="6580"/>
-        </w:tabs>
-        <w:autoSpaceDE w:val="0"/>
-        <w:autoSpaceDN w:val="0"/>
-        <w:adjustRightInd w:val="0"/>
-        <w:spacing w:after="0" w:line="240" w:lineRule="auto"/>
-        <w:jc w:val="center"/>
-        <w:rPr>
-          <w:rFonts w:ascii="Arial" w:hAnsi="Arial" w:cs="Arial"/>
-          <w:b/>
-          <w:bCs/>
-          <w:sz w:val="28"/>
-          <w:szCs w:val="28"/>
-        </w:rPr>
-      </w:pPr>
-    </w:p>
-    <w:p>
-      <w:pPr>
-        <w:widowControl w:val="0"/>
-        <w:tabs>
-          <w:tab w:val="left" w:pos="6580"/>
-        </w:tabs>
-        <w:autoSpaceDE w:val="0"/>
-        <w:autoSpaceDN w:val="0"/>
-        <w:adjustRightInd w:val="0"/>
-        <w:spacing w:after="0" w:line="240" w:lineRule="auto"/>
-        <w:jc w:val="center"/>
-        <w:rPr>
-          <w:rFonts w:ascii="Arial" w:hAnsi="Arial" w:cs="Arial"/>
-          <w:b/>
-          <w:bCs/>
-          <w:sz w:val="28"/>
-          <w:szCs w:val="28"/>
-        </w:rPr>
-      </w:pPr>
-    </w:p>
-    <w:p>
-      <w:pPr>
-        <w:widowControl w:val="0"/>
-        <w:tabs>
-          <w:tab w:val="left" w:pos="6580"/>
-        </w:tabs>
-        <w:autoSpaceDE w:val="0"/>
-        <w:autoSpaceDN w:val="0"/>
-        <w:adjustRightInd w:val="0"/>
-        <w:spacing w:after="0" w:line="240" w:lineRule="auto"/>
-        <w:jc w:val="center"/>
-        <w:rPr>
-          <w:rFonts w:ascii="Arial" w:hAnsi="Arial" w:cs="Arial"/>
-          <w:b/>
-          <w:bCs/>
-          <w:sz w:val="28"/>
-          <w:szCs w:val="28"/>
-        </w:rPr>
-      </w:pPr>
-    </w:p>
-    <w:p>
-      <w:pPr>
-        <w:widowControl w:val="0"/>
-        <w:tabs>
-          <w:tab w:val="left" w:pos="6580"/>
-        </w:tabs>
-        <w:autoSpaceDE w:val="0"/>
-        <w:autoSpaceDN w:val="0"/>
-        <w:adjustRightInd w:val="0"/>
-        <w:spacing w:after="0" w:line="240" w:lineRule="auto"/>
-        <w:jc w:val="center"/>
-        <w:rPr>
-          <w:rFonts w:ascii="Arial" w:hAnsi="Arial" w:cs="Arial"/>
-          <w:b/>
-          <w:bCs/>
-          <w:sz w:val="28"/>
-          <w:szCs w:val="28"/>
-        </w:rPr>
-      </w:pPr>
-    </w:p>
-    <w:p>
-      <w:pPr>
-        <w:widowControl w:val="0"/>
-        <w:tabs>
-          <w:tab w:val="left" w:pos="6580"/>
-        </w:tabs>
-        <w:autoSpaceDE w:val="0"/>
-        <w:autoSpaceDN w:val="0"/>
-        <w:adjustRightInd w:val="0"/>
-        <w:spacing w:after="0" w:line="240" w:lineRule="auto"/>
-        <w:jc w:val="center"/>
-        <w:rPr>
-          <w:rFonts w:ascii="Arial" w:hAnsi="Arial" w:cs="Arial"/>
-          <w:b/>
-          <w:bCs/>
-          <w:sz w:val="28"/>
-          <w:szCs w:val="28"/>
-        </w:rPr>
-      </w:pPr>
-    </w:p>
-    <w:p>
-      <w:pPr>
-        <w:widowControl w:val="0"/>
-        <w:tabs>
-          <w:tab w:val="left" w:pos="6580"/>
-        </w:tabs>
-        <w:autoSpaceDE w:val="0"/>
-        <w:autoSpaceDN w:val="0"/>
-        <w:adjustRightInd w:val="0"/>
-        <w:spacing w:after="0" w:line="240" w:lineRule="auto"/>
-        <w:jc w:val="center"/>
-        <w:rPr>
-          <w:rFonts w:ascii="Arial" w:hAnsi="Arial" w:cs="Arial"/>
-          <w:b/>
-          <w:bCs/>
-          <w:sz w:val="28"/>
-          <w:szCs w:val="28"/>
-        </w:rPr>
-      </w:pPr>
-    </w:p>
-    <w:p>
-      <w:pPr>
-        <w:widowControl w:val="0"/>
-        <w:tabs>
-          <w:tab w:val="left" w:pos="6580"/>
-        </w:tabs>
-        <w:autoSpaceDE w:val="0"/>
-        <w:autoSpaceDN w:val="0"/>
-        <w:adjustRightInd w:val="0"/>
-        <w:spacing w:after="0" w:line="240" w:lineRule="auto"/>
-        <w:jc w:val="center"/>
-        <w:rPr>
-          <w:rFonts w:ascii="Arial" w:hAnsi="Arial" w:cs="Arial"/>
-          <w:b/>
-          <w:bCs/>
-          <w:sz w:val="28"/>
-          <w:szCs w:val="28"/>
-        </w:rPr>
-      </w:pPr>
-    </w:p>
-    <w:p>
-      <w:pPr>
-        <w:widowControl w:val="0"/>
-        <w:tabs>
-          <w:tab w:val="left" w:pos="6580"/>
-        </w:tabs>
-        <w:autoSpaceDE w:val="0"/>
-        <w:autoSpaceDN w:val="0"/>
-        <w:adjustRightInd w:val="0"/>
-        <w:spacing w:after="0" w:line="240" w:lineRule="auto"/>
-        <w:jc w:val="center"/>
-        <w:rPr>
-          <w:rFonts w:ascii="Arial" w:hAnsi="Arial" w:cs="Arial"/>
-          <w:b/>
-          <w:bCs/>
-          <w:sz w:val="28"/>
-          <w:szCs w:val="28"/>
-        </w:rPr>
-      </w:pPr>
-    </w:p>
-    <w:p>
-      <w:pPr>
-        <w:widowControl w:val="0"/>
-        <w:tabs>
-          <w:tab w:val="left" w:pos="6580"/>
-        </w:tabs>
-        <w:autoSpaceDE w:val="0"/>
-        <w:autoSpaceDN w:val="0"/>
-        <w:adjustRightInd w:val="0"/>
-        <w:spacing w:after="0" w:line="240" w:lineRule="auto"/>
-        <w:jc w:val="center"/>
-        <w:rPr>
-          <w:rFonts w:ascii="Arial" w:hAnsi="Arial" w:cs="Arial"/>
-          <w:b/>
-          <w:bCs/>
-          <w:sz w:val="28"/>
-          <w:szCs w:val="28"/>
-        </w:rPr>
-      </w:pPr>
-    </w:p>
-    <w:p>
-      <w:pPr>
-        <w:widowControl w:val="0"/>
-        <w:tabs>
-          <w:tab w:val="left" w:pos="6580"/>
-        </w:tabs>
-        <w:autoSpaceDE w:val="0"/>
-        <w:autoSpaceDN w:val="0"/>
-        <w:adjustRightInd w:val="0"/>
-        <w:spacing w:after="0" w:line="240" w:lineRule="auto"/>
-        <w:jc w:val="center"/>
-        <w:rPr>
-          <w:rFonts w:ascii="Arial" w:hAnsi="Arial" w:cs="Arial"/>
-          <w:b/>
-          <w:bCs/>
-          <w:sz w:val="28"/>
-          <w:szCs w:val="28"/>
-        </w:rPr>
-      </w:pPr>
-    </w:p>
-    <w:p>
-      <w:pPr>
-        <w:widowControl w:val="0"/>
-        <w:tabs>
-          <w:tab w:val="left" w:pos="6580"/>
-        </w:tabs>
-        <w:autoSpaceDE w:val="0"/>
-        <w:autoSpaceDN w:val="0"/>
-        <w:adjustRightInd w:val="0"/>
-        <w:spacing w:after="0" w:line="240" w:lineRule="auto"/>
-        <w:jc w:val="center"/>
-        <w:rPr>
-          <w:rFonts w:ascii="Arial" w:hAnsi="Arial" w:cs="Arial"/>
-          <w:b/>
-          <w:bCs/>
-          <w:sz w:val="28"/>
-          <w:szCs w:val="28"/>
-        </w:rPr>
-      </w:pPr>
-    </w:p>
-    <w:p>
-      <w:pPr>
-        <w:widowControl w:val="0"/>
-        <w:tabs>
-          <w:tab w:val="left" w:pos="6580"/>
-        </w:tabs>
-        <w:autoSpaceDE w:val="0"/>
-        <w:autoSpaceDN w:val="0"/>
-        <w:adjustRightInd w:val="0"/>
-        <w:spacing w:after="0" w:line="240" w:lineRule="auto"/>
-        <w:jc w:val="center"/>
-        <w:rPr>
-          <w:rFonts w:ascii="Arial" w:hAnsi="Arial" w:cs="Arial"/>
-          <w:b/>
-          <w:bCs/>
-          <w:sz w:val="28"/>
-          <w:szCs w:val="28"/>
-        </w:rPr>
-      </w:pPr>
-    </w:p>
-    <w:p>
-      <w:pPr>
-        <w:widowControl w:val="0"/>
-        <w:tabs>
-          <w:tab w:val="left" w:pos="6580"/>
-        </w:tabs>
-        <w:autoSpaceDE w:val="0"/>
-        <w:autoSpaceDN w:val="0"/>
-        <w:adjustRightInd w:val="0"/>
-        <w:spacing w:after="0" w:line="240" w:lineRule="auto"/>
-        <w:jc w:val="center"/>
-        <w:rPr>
-          <w:rFonts w:ascii="Arial" w:hAnsi="Arial" w:cs="Arial"/>
-          <w:b/>
-          <w:bCs/>
-          <w:sz w:val="28"/>
-          <w:szCs w:val="28"/>
-        </w:rPr>
-      </w:pPr>
-    </w:p>
-    <w:p>
-      <w:pPr>
-        <w:widowControl w:val="0"/>
-        <w:tabs>
-          <w:tab w:val="left" w:pos="6580"/>
-        </w:tabs>
-        <w:autoSpaceDE w:val="0"/>
-        <w:autoSpaceDN w:val="0"/>
-        <w:adjustRightInd w:val="0"/>
-        <w:spacing w:after="0" w:line="240" w:lineRule="auto"/>
-        <w:jc w:val="center"/>
-        <w:rPr>
-          <w:rFonts w:ascii="Arial" w:hAnsi="Arial" w:cs="Arial"/>
-          <w:b/>
-          <w:bCs/>
-          <w:sz w:val="28"/>
-          <w:szCs w:val="28"/>
-        </w:rPr>
-      </w:pPr>
-    </w:p>
-    <w:p>
-      <w:pPr>
-        <w:widowControl w:val="0"/>
-        <w:tabs>
-          <w:tab w:val="left" w:pos="6580"/>
-        </w:tabs>
-        <w:autoSpaceDE w:val="0"/>
-        <w:autoSpaceDN w:val="0"/>
-        <w:adjustRightInd w:val="0"/>
-        <w:spacing w:after="0" w:line="240" w:lineRule="auto"/>
-        <w:jc w:val="center"/>
-        <w:rPr>
-          <w:rFonts w:ascii="Arial" w:hAnsi="Arial" w:cs="Arial"/>
-          <w:b/>
-          <w:bCs/>
-          <w:sz w:val="28"/>
-          <w:szCs w:val="28"/>
-        </w:rPr>
-      </w:pPr>
-    </w:p>
-    <w:p>
-      <w:pPr>
-        <w:widowControl w:val="0"/>
-        <w:tabs>
-          <w:tab w:val="left" w:pos="6580"/>
-        </w:tabs>
-        <w:autoSpaceDE w:val="0"/>
-        <w:autoSpaceDN w:val="0"/>
-        <w:adjustRightInd w:val="0"/>
-        <w:spacing w:after="0" w:line="240" w:lineRule="auto"/>
-        <w:jc w:val="center"/>
-        <w:rPr>
-          <w:rFonts w:ascii="Arial" w:hAnsi="Arial" w:cs="Arial"/>
-          <w:b/>
-          <w:bCs/>
-          <w:sz w:val="28"/>
-          <w:szCs w:val="28"/>
-        </w:rPr>
-      </w:pPr>
-    </w:p>
-    <w:p>
-      <w:pPr>
-        <w:widowControl w:val="0"/>
-        <w:tabs>
-          <w:tab w:val="left" w:pos="6580"/>
-        </w:tabs>
-        <w:autoSpaceDE w:val="0"/>
-        <w:autoSpaceDN w:val="0"/>
-        <w:adjustRightInd w:val="0"/>
-        <w:spacing w:after="0" w:line="240" w:lineRule="auto"/>
-        <w:jc w:val="center"/>
-        <w:rPr>
-          <w:rFonts w:ascii="Arial" w:hAnsi="Arial" w:cs="Arial"/>
-          <w:b/>
-          <w:bCs/>
-          <w:sz w:val="28"/>
-          <w:szCs w:val="28"/>
-        </w:rPr>
-      </w:pPr>
-    </w:p>
-    <w:p>
-      <w:pPr>
-        <w:widowControl w:val="0"/>
-        <w:tabs>
-          <w:tab w:val="left" w:pos="6580"/>
-        </w:tabs>
-        <w:autoSpaceDE w:val="0"/>
-        <w:autoSpaceDN w:val="0"/>
-        <w:adjustRightInd w:val="0"/>
-        <w:spacing w:after="0" w:line="240" w:lineRule="auto"/>
-        <w:jc w:val="center"/>
-        <w:rPr>
-          <w:rFonts w:ascii="Arial" w:hAnsi="Arial" w:cs="Arial"/>
-          <w:b/>
-          <w:bCs/>
-          <w:sz w:val="28"/>
-          <w:szCs w:val="28"/>
-        </w:rPr>
-      </w:pPr>
-    </w:p>
-    <w:p>
-      <w:pPr>
-        <w:widowControl w:val="0"/>
-        <w:tabs>
-          <w:tab w:val="left" w:pos="6580"/>
-        </w:tabs>
-        <w:autoSpaceDE w:val="0"/>
-        <w:autoSpaceDN w:val="0"/>
-        <w:adjustRightInd w:val="0"/>
-        <w:spacing w:after="0" w:line="240" w:lineRule="auto"/>
-        <w:jc w:val="center"/>
-        <w:rPr>
-          <w:rFonts w:ascii="Arial" w:hAnsi="Arial" w:cs="Arial"/>
-          <w:b/>
-          <w:bCs/>
-          <w:sz w:val="28"/>
-          <w:szCs w:val="28"/>
-        </w:rPr>
-      </w:pPr>
-    </w:p>
-    <w:p>
-      <w:pPr>
-        <w:widowControl w:val="0"/>
-        <w:tabs>
-          <w:tab w:val="left" w:pos="6580"/>
-        </w:tabs>
-        <w:autoSpaceDE w:val="0"/>
-        <w:autoSpaceDN w:val="0"/>
-        <w:adjustRightInd w:val="0"/>
-        <w:spacing w:after="0" w:line="240" w:lineRule="auto"/>
-        <w:jc w:val="center"/>
-        <w:rPr>
-          <w:rFonts w:ascii="Arial" w:hAnsi="Arial" w:cs="Arial"/>
-          <w:b/>
-          <w:bCs/>
-          <w:sz w:val="28"/>
-          <w:szCs w:val="28"/>
-        </w:rPr>
-      </w:pPr>
-    </w:p>
-    <w:p>
-      <w:pPr>
-        <w:widowControl w:val="0"/>
-        <w:tabs>
-          <w:tab w:val="left" w:pos="6580"/>
-        </w:tabs>
-        <w:autoSpaceDE w:val="0"/>
-        <w:autoSpaceDN w:val="0"/>
-        <w:adjustRightInd w:val="0"/>
-        <w:spacing w:after="0" w:line="240" w:lineRule="auto"/>
-        <w:jc w:val="center"/>
-        <w:rPr>
-          <w:rFonts w:ascii="Arial" w:hAnsi="Arial" w:cs="Arial"/>
-          <w:b/>
-          <w:bCs/>
-          <w:sz w:val="28"/>
-          <w:szCs w:val="28"/>
-        </w:rPr>
-      </w:pPr>
-    </w:p>
-    <w:p>
-      <w:pPr>
-        <w:widowControl w:val="0"/>
-        <w:tabs>
-          <w:tab w:val="left" w:pos="6580"/>
-        </w:tabs>
-        <w:autoSpaceDE w:val="0"/>
-        <w:autoSpaceDN w:val="0"/>
-        <w:adjustRightInd w:val="0"/>
-        <w:spacing w:after="0" w:line="240" w:lineRule="auto"/>
-        <w:jc w:val="center"/>
-        <w:rPr>
-          <w:rFonts w:ascii="Arial" w:hAnsi="Arial" w:cs="Arial"/>
-          <w:b/>
-          <w:bCs/>
-          <w:sz w:val="28"/>
-          <w:szCs w:val="28"/>
-        </w:rPr>
-      </w:pPr>
-    </w:p>
-    <w:p>
-      <w:pPr>
-        <w:widowControl w:val="0"/>
-        <w:tabs>
-          <w:tab w:val="left" w:pos="6580"/>
-        </w:tabs>
-        <w:autoSpaceDE w:val="0"/>
-        <w:autoSpaceDN w:val="0"/>
-        <w:adjustRightInd w:val="0"/>
-        <w:spacing w:after="0" w:line="240" w:lineRule="auto"/>
-        <w:jc w:val="center"/>
+        <w:rPr>
+          <w:rFonts w:ascii="Arial" w:hAnsi="Arial" w:cs="Arial"/>
+          <w:bCs/>
+          <w:sz w:val="24"/>
+          <w:szCs w:val="24"/>
+        </w:rPr>
+      </w:pPr>
+    </w:p>
+    <w:p>
+      <w:pPr>
+        <w:widowControl w:val="0"/>
+        <w:tabs>
+          <w:tab w:val="left" w:pos="6580"/>
+        </w:tabs>
+        <w:autoSpaceDE w:val="0"/>
+        <w:autoSpaceDN w:val="0"/>
+        <w:adjustRightInd w:val="0"/>
+        <w:spacing w:after="0" w:line="240" w:lineRule="auto"/>
+        <w:rPr>
+          <w:rFonts w:ascii="Arial" w:hAnsi="Arial" w:cs="Arial"/>
+          <w:bCs/>
+          <w:sz w:val="24"/>
+          <w:szCs w:val="24"/>
+        </w:rPr>
+      </w:pPr>
+      <w:r>
+        <w:rPr>
+          <w:rFonts w:ascii="Arial" w:hAnsi="Arial" w:cs="Arial"/>
+          <w:bCs/>
+          <w:sz w:val="24"/>
+          <w:szCs w:val="24"/>
+        </w:rPr>
+        <w:t>Nous devons continuer pour pouvoir produire une librairie de qualité qui conviendra la demande, il faudra corriger les problèmes et améliorer les solutions trouvé.</w:t>
+      </w:r>
+    </w:p>
+    <w:p>
+      <w:pPr>
+        <w:widowControl w:val="0"/>
+        <w:tabs>
+          <w:tab w:val="left" w:pos="6580"/>
+        </w:tabs>
+        <w:autoSpaceDE w:val="0"/>
+        <w:autoSpaceDN w:val="0"/>
+        <w:adjustRightInd w:val="0"/>
+        <w:spacing w:after="0" w:line="240" w:lineRule="auto"/>
         <w:rPr>
           <w:rFonts w:ascii="Arial" w:hAnsi="Arial" w:cs="Arial"/>
           <w:b/>
@@ -5729,17 +5878,18 @@
           <w:bCs/>
           <w:sz w:val="28"/>
           <w:szCs w:val="28"/>
-        </w:rPr>
-      </w:pPr>
-      <w:r>
-        <w:rPr>
-          <w:rFonts w:ascii="Arial" w:hAnsi="Arial" w:cs="Arial"/>
-          <w:b/>
-          <w:bCs/>
-          <w:sz w:val="28"/>
-          <w:szCs w:val="28"/>
-        </w:rPr>
-        <w:lastRenderedPageBreak/>
+          <w:lang w:val="en-GB"/>
+        </w:rPr>
+      </w:pPr>
+      <w:r>
+        <w:rPr>
+          <w:rFonts w:ascii="Arial" w:hAnsi="Arial" w:cs="Arial"/>
+          <w:b/>
+          <w:bCs/>
+          <w:sz w:val="28"/>
+          <w:szCs w:val="28"/>
+          <w:lang w:val="en-GB"/>
+        </w:rPr>
         <w:t>Annexe</w:t>
       </w:r>
     </w:p>
@@ -5760,28 +5910,30 @@
           <w:bCs/>
           <w:sz w:val="28"/>
           <w:szCs w:val="28"/>
-        </w:rPr>
-      </w:pPr>
-    </w:p>
-    <w:p>
-      <w:pPr>
-        <w:widowControl w:val="0"/>
-        <w:tabs>
-          <w:tab w:val="left" w:pos="6580"/>
-        </w:tabs>
-        <w:autoSpaceDE w:val="0"/>
-        <w:autoSpaceDN w:val="0"/>
-        <w:adjustRightInd w:val="0"/>
-        <w:spacing w:after="0" w:line="240" w:lineRule="auto"/>
-        <w:jc w:val="center"/>
-        <w:rPr>
-          <w:rFonts w:ascii="Arial" w:hAnsi="Arial" w:cs="Arial"/>
-          <w:b/>
-          <w:bCs/>
-          <w:sz w:val="28"/>
-          <w:szCs w:val="28"/>
-        </w:rPr>
-      </w:pPr>
+          <w:lang w:val="en-GB"/>
+        </w:rPr>
+      </w:pPr>
+    </w:p>
+    <w:p>
+      <w:pPr>
+        <w:widowControl w:val="0"/>
+        <w:tabs>
+          <w:tab w:val="left" w:pos="6580"/>
+        </w:tabs>
+        <w:autoSpaceDE w:val="0"/>
+        <w:autoSpaceDN w:val="0"/>
+        <w:adjustRightInd w:val="0"/>
+        <w:spacing w:after="0" w:line="240" w:lineRule="auto"/>
+        <w:jc w:val="center"/>
+        <w:rPr>
+          <w:rFonts w:ascii="Arial" w:hAnsi="Arial" w:cs="Arial"/>
+          <w:b/>
+          <w:bCs/>
+          <w:sz w:val="28"/>
+          <w:szCs w:val="28"/>
+        </w:rPr>
+      </w:pPr>
+      <w:proofErr w:type="spellStart"/>
       <w:r>
         <w:rPr>
           <w:rFonts w:ascii="Arial" w:hAnsi="Arial" w:cs="Arial"/>
@@ -5792,6 +5944,7 @@
         </w:rPr>
         <w:t>c.f</w:t>
       </w:r>
+      <w:proofErr w:type="spellEnd"/>
       <w:r>
         <w:rPr>
           <w:rFonts w:ascii="Arial" w:hAnsi="Arial" w:cs="Arial"/>
@@ -5861,7 +6014,7 @@
             <o:lock v:ext="edit" aspectratio="t"/>
           </v:shapetype>
           <v:shape id="_x0000_i1025" type="#_x0000_t75" style="width:471pt;height:459.75pt">
-            <v:imagedata r:id="rId12" o:title="DCU.drawio (1)"/>
+            <v:imagedata r:id="rId12" o:title="DCU"/>
           </v:shape>
         </w:pict>
       </w:r>
@@ -6256,6 +6409,118 @@
       </w:rPr>
     </w:lvl>
   </w:abstractNum>
+  <w:abstractNum w:abstractNumId="5" w15:restartNumberingAfterBreak="0">
+    <w:nsid w:val="66800954"/>
+    <w:multiLevelType w:val="hybridMultilevel"/>
+    <w:tmpl w:val="2390CF56"/>
+    <w:lvl w:ilvl="0" w:tplc="79ECD894">
+      <w:numFmt w:val="bullet"/>
+      <w:lvlText w:val="-"/>
+      <w:lvlJc w:val="left"/>
+      <w:pPr>
+        <w:ind w:left="720" w:hanging="360"/>
+      </w:pPr>
+      <w:rPr>
+        <w:rFonts w:ascii="Arial" w:eastAsiaTheme="minorEastAsia" w:hAnsi="Arial" w:cs="Arial" w:hint="default"/>
+      </w:rPr>
+    </w:lvl>
+    <w:lvl w:ilvl="1" w:tplc="040C0003" w:tentative="1">
+      <w:start w:val="1"/>
+      <w:numFmt w:val="bullet"/>
+      <w:lvlText w:val="o"/>
+      <w:lvlJc w:val="left"/>
+      <w:pPr>
+        <w:ind w:left="1440" w:hanging="360"/>
+      </w:pPr>
+      <w:rPr>
+        <w:rFonts w:ascii="Courier New" w:hAnsi="Courier New" w:cs="Courier New" w:hint="default"/>
+      </w:rPr>
+    </w:lvl>
+    <w:lvl w:ilvl="2" w:tplc="040C0005" w:tentative="1">
+      <w:start w:val="1"/>
+      <w:numFmt w:val="bullet"/>
+      <w:lvlText w:val=""/>
+      <w:lvlJc w:val="left"/>
+      <w:pPr>
+        <w:ind w:left="2160" w:hanging="360"/>
+      </w:pPr>
+      <w:rPr>
+        <w:rFonts w:ascii="Wingdings" w:hAnsi="Wingdings" w:hint="default"/>
+      </w:rPr>
+    </w:lvl>
+    <w:lvl w:ilvl="3" w:tplc="040C0001" w:tentative="1">
+      <w:start w:val="1"/>
+      <w:numFmt w:val="bullet"/>
+      <w:lvlText w:val=""/>
+      <w:lvlJc w:val="left"/>
+      <w:pPr>
+        <w:ind w:left="2880" w:hanging="360"/>
+      </w:pPr>
+      <w:rPr>
+        <w:rFonts w:ascii="Symbol" w:hAnsi="Symbol" w:hint="default"/>
+      </w:rPr>
+    </w:lvl>
+    <w:lvl w:ilvl="4" w:tplc="040C0003" w:tentative="1">
+      <w:start w:val="1"/>
+      <w:numFmt w:val="bullet"/>
+      <w:lvlText w:val="o"/>
+      <w:lvlJc w:val="left"/>
+      <w:pPr>
+        <w:ind w:left="3600" w:hanging="360"/>
+      </w:pPr>
+      <w:rPr>
+        <w:rFonts w:ascii="Courier New" w:hAnsi="Courier New" w:cs="Courier New" w:hint="default"/>
+      </w:rPr>
+    </w:lvl>
+    <w:lvl w:ilvl="5" w:tplc="040C0005" w:tentative="1">
+      <w:start w:val="1"/>
+      <w:numFmt w:val="bullet"/>
+      <w:lvlText w:val=""/>
+      <w:lvlJc w:val="left"/>
+      <w:pPr>
+        <w:ind w:left="4320" w:hanging="360"/>
+      </w:pPr>
+      <w:rPr>
+        <w:rFonts w:ascii="Wingdings" w:hAnsi="Wingdings" w:hint="default"/>
+      </w:rPr>
+    </w:lvl>
+    <w:lvl w:ilvl="6" w:tplc="040C0001" w:tentative="1">
+      <w:start w:val="1"/>
+      <w:numFmt w:val="bullet"/>
+      <w:lvlText w:val=""/>
+      <w:lvlJc w:val="left"/>
+      <w:pPr>
+        <w:ind w:left="5040" w:hanging="360"/>
+      </w:pPr>
+      <w:rPr>
+        <w:rFonts w:ascii="Symbol" w:hAnsi="Symbol" w:hint="default"/>
+      </w:rPr>
+    </w:lvl>
+    <w:lvl w:ilvl="7" w:tplc="040C0003" w:tentative="1">
+      <w:start w:val="1"/>
+      <w:numFmt w:val="bullet"/>
+      <w:lvlText w:val="o"/>
+      <w:lvlJc w:val="left"/>
+      <w:pPr>
+        <w:ind w:left="5760" w:hanging="360"/>
+      </w:pPr>
+      <w:rPr>
+        <w:rFonts w:ascii="Courier New" w:hAnsi="Courier New" w:cs="Courier New" w:hint="default"/>
+      </w:rPr>
+    </w:lvl>
+    <w:lvl w:ilvl="8" w:tplc="040C0005" w:tentative="1">
+      <w:start w:val="1"/>
+      <w:numFmt w:val="bullet"/>
+      <w:lvlText w:val=""/>
+      <w:lvlJc w:val="left"/>
+      <w:pPr>
+        <w:ind w:left="6480" w:hanging="360"/>
+      </w:pPr>
+      <w:rPr>
+        <w:rFonts w:ascii="Wingdings" w:hAnsi="Wingdings" w:hint="default"/>
+      </w:rPr>
+    </w:lvl>
+  </w:abstractNum>
   <w:num w:numId="1">
     <w:abstractNumId w:val="0"/>
   </w:num>
@@ -6270,6 +6535,9 @@
   </w:num>
   <w:num w:numId="5">
     <w:abstractNumId w:val="4"/>
+  </w:num>
+  <w:num w:numId="6">
+    <w:abstractNumId w:val="5"/>
   </w:num>
 </w:numbering>
 </file>

--- a/BUT2/Sae/RapportIndividuel_23_24.docx
+++ b/BUT2/Sae/RapportIndividuel_23_24.docx
@@ -2213,1093 +2213,74 @@
         <w:autoSpaceDN w:val="0"/>
         <w:adjustRightInd w:val="0"/>
         <w:spacing w:after="0" w:line="240" w:lineRule="auto"/>
-        <w:jc w:val="center"/>
-        <w:rPr>
-          <w:rFonts w:ascii="Arial" w:hAnsi="Arial" w:cs="Arial"/>
-          <w:b/>
-          <w:bCs/>
-          <w:sz w:val="28"/>
-          <w:szCs w:val="28"/>
-        </w:rPr>
-      </w:pPr>
-    </w:p>
-    <w:p>
-      <w:pPr>
-        <w:widowControl w:val="0"/>
-        <w:tabs>
-          <w:tab w:val="left" w:pos="6580"/>
-        </w:tabs>
-        <w:autoSpaceDE w:val="0"/>
-        <w:autoSpaceDN w:val="0"/>
-        <w:adjustRightInd w:val="0"/>
-        <w:spacing w:after="0" w:line="240" w:lineRule="auto"/>
-        <w:jc w:val="center"/>
-        <w:rPr>
-          <w:rFonts w:ascii="Arial" w:hAnsi="Arial" w:cs="Arial"/>
-          <w:b/>
-          <w:bCs/>
-          <w:sz w:val="28"/>
-          <w:szCs w:val="28"/>
-        </w:rPr>
-      </w:pPr>
-    </w:p>
-    <w:p>
-      <w:pPr>
-        <w:widowControl w:val="0"/>
-        <w:tabs>
-          <w:tab w:val="left" w:pos="6580"/>
-        </w:tabs>
-        <w:autoSpaceDE w:val="0"/>
-        <w:autoSpaceDN w:val="0"/>
-        <w:adjustRightInd w:val="0"/>
-        <w:spacing w:after="0" w:line="240" w:lineRule="auto"/>
-        <w:jc w:val="center"/>
-        <w:rPr>
-          <w:rFonts w:ascii="Arial" w:hAnsi="Arial" w:cs="Arial"/>
-          <w:b/>
-          <w:bCs/>
-          <w:sz w:val="28"/>
-          <w:szCs w:val="28"/>
-        </w:rPr>
-      </w:pPr>
-    </w:p>
-    <w:p>
-      <w:pPr>
-        <w:widowControl w:val="0"/>
-        <w:tabs>
-          <w:tab w:val="left" w:pos="6580"/>
-        </w:tabs>
-        <w:autoSpaceDE w:val="0"/>
-        <w:autoSpaceDN w:val="0"/>
-        <w:adjustRightInd w:val="0"/>
-        <w:spacing w:after="0" w:line="240" w:lineRule="auto"/>
-        <w:jc w:val="center"/>
-        <w:rPr>
-          <w:rFonts w:ascii="Arial" w:hAnsi="Arial" w:cs="Arial"/>
-          <w:b/>
-          <w:bCs/>
-          <w:sz w:val="28"/>
-          <w:szCs w:val="28"/>
-        </w:rPr>
-      </w:pPr>
-    </w:p>
-    <w:p>
-      <w:pPr>
-        <w:widowControl w:val="0"/>
-        <w:tabs>
-          <w:tab w:val="left" w:pos="6580"/>
-        </w:tabs>
-        <w:autoSpaceDE w:val="0"/>
-        <w:autoSpaceDN w:val="0"/>
-        <w:adjustRightInd w:val="0"/>
-        <w:spacing w:after="0" w:line="240" w:lineRule="auto"/>
-        <w:jc w:val="center"/>
-        <w:rPr>
-          <w:rFonts w:ascii="Arial" w:hAnsi="Arial" w:cs="Arial"/>
-          <w:b/>
-          <w:bCs/>
-          <w:sz w:val="28"/>
-          <w:szCs w:val="28"/>
-        </w:rPr>
-      </w:pPr>
-    </w:p>
-    <w:p>
-      <w:pPr>
-        <w:widowControl w:val="0"/>
-        <w:tabs>
-          <w:tab w:val="left" w:pos="6580"/>
-        </w:tabs>
-        <w:autoSpaceDE w:val="0"/>
-        <w:autoSpaceDN w:val="0"/>
-        <w:adjustRightInd w:val="0"/>
-        <w:spacing w:after="0" w:line="240" w:lineRule="auto"/>
-        <w:jc w:val="center"/>
-        <w:rPr>
-          <w:rFonts w:ascii="Arial" w:hAnsi="Arial" w:cs="Arial"/>
-          <w:b/>
-          <w:bCs/>
-          <w:sz w:val="28"/>
-          <w:szCs w:val="28"/>
-        </w:rPr>
-      </w:pPr>
-    </w:p>
-    <w:p>
-      <w:pPr>
-        <w:widowControl w:val="0"/>
-        <w:tabs>
-          <w:tab w:val="left" w:pos="6580"/>
-        </w:tabs>
-        <w:autoSpaceDE w:val="0"/>
-        <w:autoSpaceDN w:val="0"/>
-        <w:adjustRightInd w:val="0"/>
-        <w:spacing w:after="0" w:line="240" w:lineRule="auto"/>
-        <w:jc w:val="center"/>
-        <w:rPr>
-          <w:rFonts w:ascii="Arial" w:hAnsi="Arial" w:cs="Arial"/>
-          <w:b/>
-          <w:bCs/>
-          <w:sz w:val="28"/>
-          <w:szCs w:val="28"/>
-        </w:rPr>
-      </w:pPr>
-    </w:p>
-    <w:p>
-      <w:pPr>
-        <w:widowControl w:val="0"/>
-        <w:tabs>
-          <w:tab w:val="left" w:pos="6580"/>
-        </w:tabs>
-        <w:autoSpaceDE w:val="0"/>
-        <w:autoSpaceDN w:val="0"/>
-        <w:adjustRightInd w:val="0"/>
-        <w:spacing w:after="0" w:line="240" w:lineRule="auto"/>
-        <w:jc w:val="center"/>
-        <w:rPr>
-          <w:rFonts w:ascii="Arial" w:hAnsi="Arial" w:cs="Arial"/>
-          <w:b/>
-          <w:bCs/>
-          <w:sz w:val="28"/>
-          <w:szCs w:val="28"/>
-        </w:rPr>
-      </w:pPr>
-    </w:p>
-    <w:p>
-      <w:pPr>
-        <w:widowControl w:val="0"/>
-        <w:tabs>
-          <w:tab w:val="left" w:pos="6580"/>
-        </w:tabs>
-        <w:autoSpaceDE w:val="0"/>
-        <w:autoSpaceDN w:val="0"/>
-        <w:adjustRightInd w:val="0"/>
-        <w:spacing w:after="0" w:line="240" w:lineRule="auto"/>
-        <w:jc w:val="center"/>
-        <w:rPr>
-          <w:rFonts w:ascii="Arial" w:hAnsi="Arial" w:cs="Arial"/>
-          <w:b/>
-          <w:bCs/>
-          <w:sz w:val="28"/>
-          <w:szCs w:val="28"/>
-        </w:rPr>
-      </w:pPr>
-    </w:p>
-    <w:p>
-      <w:pPr>
-        <w:widowControl w:val="0"/>
-        <w:tabs>
-          <w:tab w:val="left" w:pos="6580"/>
-        </w:tabs>
-        <w:autoSpaceDE w:val="0"/>
-        <w:autoSpaceDN w:val="0"/>
-        <w:adjustRightInd w:val="0"/>
-        <w:spacing w:after="0" w:line="240" w:lineRule="auto"/>
-        <w:jc w:val="center"/>
-        <w:rPr>
-          <w:rFonts w:ascii="Arial" w:hAnsi="Arial" w:cs="Arial"/>
-          <w:b/>
-          <w:bCs/>
-          <w:sz w:val="28"/>
-          <w:szCs w:val="28"/>
-        </w:rPr>
-      </w:pPr>
-    </w:p>
-    <w:p>
-      <w:pPr>
-        <w:widowControl w:val="0"/>
-        <w:tabs>
-          <w:tab w:val="left" w:pos="6580"/>
-        </w:tabs>
-        <w:autoSpaceDE w:val="0"/>
-        <w:autoSpaceDN w:val="0"/>
-        <w:adjustRightInd w:val="0"/>
-        <w:spacing w:after="0" w:line="240" w:lineRule="auto"/>
-        <w:jc w:val="center"/>
-        <w:rPr>
-          <w:rFonts w:ascii="Arial" w:hAnsi="Arial" w:cs="Arial"/>
-          <w:b/>
-          <w:bCs/>
-          <w:sz w:val="28"/>
-          <w:szCs w:val="28"/>
-        </w:rPr>
-      </w:pPr>
-    </w:p>
-    <w:p>
-      <w:pPr>
-        <w:widowControl w:val="0"/>
-        <w:tabs>
-          <w:tab w:val="left" w:pos="6580"/>
-        </w:tabs>
-        <w:autoSpaceDE w:val="0"/>
-        <w:autoSpaceDN w:val="0"/>
-        <w:adjustRightInd w:val="0"/>
-        <w:spacing w:after="0" w:line="240" w:lineRule="auto"/>
-        <w:jc w:val="center"/>
-        <w:rPr>
-          <w:rFonts w:ascii="Arial" w:hAnsi="Arial" w:cs="Arial"/>
-          <w:b/>
-          <w:bCs/>
-          <w:sz w:val="28"/>
-          <w:szCs w:val="28"/>
-        </w:rPr>
-      </w:pPr>
-    </w:p>
-    <w:p>
-      <w:pPr>
-        <w:widowControl w:val="0"/>
-        <w:tabs>
-          <w:tab w:val="left" w:pos="6580"/>
-        </w:tabs>
-        <w:autoSpaceDE w:val="0"/>
-        <w:autoSpaceDN w:val="0"/>
-        <w:adjustRightInd w:val="0"/>
-        <w:spacing w:after="0" w:line="240" w:lineRule="auto"/>
-        <w:jc w:val="center"/>
-        <w:rPr>
-          <w:rFonts w:ascii="Arial" w:hAnsi="Arial" w:cs="Arial"/>
-          <w:b/>
-          <w:bCs/>
-          <w:sz w:val="28"/>
-          <w:szCs w:val="28"/>
-        </w:rPr>
-      </w:pPr>
-    </w:p>
-    <w:p>
-      <w:pPr>
-        <w:widowControl w:val="0"/>
-        <w:tabs>
-          <w:tab w:val="left" w:pos="6580"/>
-        </w:tabs>
-        <w:autoSpaceDE w:val="0"/>
-        <w:autoSpaceDN w:val="0"/>
-        <w:adjustRightInd w:val="0"/>
-        <w:spacing w:after="0" w:line="240" w:lineRule="auto"/>
-        <w:jc w:val="center"/>
-        <w:rPr>
-          <w:rFonts w:ascii="Arial" w:hAnsi="Arial" w:cs="Arial"/>
-          <w:b/>
-          <w:bCs/>
-          <w:sz w:val="28"/>
-          <w:szCs w:val="28"/>
-        </w:rPr>
-      </w:pPr>
-    </w:p>
-    <w:p>
-      <w:pPr>
-        <w:widowControl w:val="0"/>
-        <w:tabs>
-          <w:tab w:val="left" w:pos="6580"/>
-        </w:tabs>
-        <w:autoSpaceDE w:val="0"/>
-        <w:autoSpaceDN w:val="0"/>
-        <w:adjustRightInd w:val="0"/>
-        <w:spacing w:after="0" w:line="240" w:lineRule="auto"/>
-        <w:jc w:val="center"/>
-        <w:rPr>
-          <w:rFonts w:ascii="Arial" w:hAnsi="Arial" w:cs="Arial"/>
-          <w:b/>
-          <w:bCs/>
-          <w:sz w:val="28"/>
-          <w:szCs w:val="28"/>
-        </w:rPr>
-      </w:pPr>
-    </w:p>
-    <w:p>
-      <w:pPr>
-        <w:widowControl w:val="0"/>
-        <w:tabs>
-          <w:tab w:val="left" w:pos="6580"/>
-        </w:tabs>
-        <w:autoSpaceDE w:val="0"/>
-        <w:autoSpaceDN w:val="0"/>
-        <w:adjustRightInd w:val="0"/>
-        <w:spacing w:after="0" w:line="240" w:lineRule="auto"/>
-        <w:jc w:val="center"/>
-        <w:rPr>
-          <w:rFonts w:ascii="Arial" w:hAnsi="Arial" w:cs="Arial"/>
-          <w:b/>
-          <w:bCs/>
-          <w:sz w:val="28"/>
-          <w:szCs w:val="28"/>
-        </w:rPr>
-      </w:pPr>
-    </w:p>
-    <w:p>
-      <w:pPr>
-        <w:widowControl w:val="0"/>
-        <w:tabs>
-          <w:tab w:val="left" w:pos="6580"/>
-        </w:tabs>
-        <w:autoSpaceDE w:val="0"/>
-        <w:autoSpaceDN w:val="0"/>
-        <w:adjustRightInd w:val="0"/>
-        <w:spacing w:after="0" w:line="240" w:lineRule="auto"/>
-        <w:jc w:val="center"/>
-        <w:rPr>
-          <w:rFonts w:ascii="Arial" w:hAnsi="Arial" w:cs="Arial"/>
-          <w:b/>
-          <w:bCs/>
-          <w:sz w:val="28"/>
-          <w:szCs w:val="28"/>
-        </w:rPr>
-      </w:pPr>
-    </w:p>
-    <w:p>
-      <w:pPr>
-        <w:widowControl w:val="0"/>
-        <w:tabs>
-          <w:tab w:val="left" w:pos="6580"/>
-        </w:tabs>
-        <w:autoSpaceDE w:val="0"/>
-        <w:autoSpaceDN w:val="0"/>
-        <w:adjustRightInd w:val="0"/>
-        <w:spacing w:after="0" w:line="240" w:lineRule="auto"/>
-        <w:jc w:val="center"/>
-        <w:rPr>
-          <w:rFonts w:ascii="Arial" w:hAnsi="Arial" w:cs="Arial"/>
-          <w:b/>
-          <w:bCs/>
-          <w:sz w:val="28"/>
-          <w:szCs w:val="28"/>
-        </w:rPr>
-      </w:pPr>
-    </w:p>
-    <w:p>
-      <w:pPr>
-        <w:widowControl w:val="0"/>
-        <w:tabs>
-          <w:tab w:val="left" w:pos="6580"/>
-        </w:tabs>
-        <w:autoSpaceDE w:val="0"/>
-        <w:autoSpaceDN w:val="0"/>
-        <w:adjustRightInd w:val="0"/>
-        <w:spacing w:after="0" w:line="240" w:lineRule="auto"/>
-        <w:jc w:val="center"/>
-        <w:rPr>
-          <w:rFonts w:ascii="Arial" w:hAnsi="Arial" w:cs="Arial"/>
-          <w:b/>
-          <w:bCs/>
-          <w:sz w:val="28"/>
-          <w:szCs w:val="28"/>
-        </w:rPr>
-      </w:pPr>
-    </w:p>
-    <w:p>
-      <w:pPr>
-        <w:widowControl w:val="0"/>
-        <w:tabs>
-          <w:tab w:val="left" w:pos="6580"/>
-        </w:tabs>
-        <w:autoSpaceDE w:val="0"/>
-        <w:autoSpaceDN w:val="0"/>
-        <w:adjustRightInd w:val="0"/>
-        <w:spacing w:after="0" w:line="240" w:lineRule="auto"/>
-        <w:jc w:val="center"/>
-        <w:rPr>
-          <w:rFonts w:ascii="Arial" w:hAnsi="Arial" w:cs="Arial"/>
-          <w:b/>
-          <w:bCs/>
-          <w:sz w:val="28"/>
-          <w:szCs w:val="28"/>
-        </w:rPr>
-      </w:pPr>
-    </w:p>
-    <w:p>
-      <w:pPr>
-        <w:widowControl w:val="0"/>
-        <w:tabs>
-          <w:tab w:val="left" w:pos="6580"/>
-        </w:tabs>
-        <w:autoSpaceDE w:val="0"/>
-        <w:autoSpaceDN w:val="0"/>
-        <w:adjustRightInd w:val="0"/>
-        <w:spacing w:after="0" w:line="240" w:lineRule="auto"/>
-        <w:jc w:val="center"/>
-        <w:rPr>
-          <w:rFonts w:ascii="Arial" w:hAnsi="Arial" w:cs="Arial"/>
-          <w:b/>
-          <w:bCs/>
-          <w:sz w:val="28"/>
-          <w:szCs w:val="28"/>
-        </w:rPr>
-      </w:pPr>
-    </w:p>
-    <w:p>
-      <w:pPr>
-        <w:widowControl w:val="0"/>
-        <w:tabs>
-          <w:tab w:val="left" w:pos="6580"/>
-        </w:tabs>
-        <w:autoSpaceDE w:val="0"/>
-        <w:autoSpaceDN w:val="0"/>
-        <w:adjustRightInd w:val="0"/>
-        <w:spacing w:after="0" w:line="240" w:lineRule="auto"/>
-        <w:jc w:val="center"/>
-        <w:rPr>
-          <w:rFonts w:ascii="Arial" w:hAnsi="Arial" w:cs="Arial"/>
-          <w:b/>
-          <w:bCs/>
-          <w:sz w:val="28"/>
-          <w:szCs w:val="28"/>
-        </w:rPr>
-      </w:pPr>
-    </w:p>
-    <w:p>
-      <w:pPr>
-        <w:widowControl w:val="0"/>
-        <w:tabs>
-          <w:tab w:val="left" w:pos="6580"/>
-        </w:tabs>
-        <w:autoSpaceDE w:val="0"/>
-        <w:autoSpaceDN w:val="0"/>
-        <w:adjustRightInd w:val="0"/>
-        <w:spacing w:after="0" w:line="240" w:lineRule="auto"/>
-        <w:jc w:val="center"/>
-        <w:rPr>
-          <w:rFonts w:ascii="Arial" w:hAnsi="Arial" w:cs="Arial"/>
-          <w:b/>
-          <w:bCs/>
-          <w:sz w:val="28"/>
-          <w:szCs w:val="28"/>
-        </w:rPr>
-      </w:pPr>
-    </w:p>
-    <w:p>
-      <w:pPr>
-        <w:widowControl w:val="0"/>
-        <w:tabs>
-          <w:tab w:val="left" w:pos="6580"/>
-        </w:tabs>
-        <w:autoSpaceDE w:val="0"/>
-        <w:autoSpaceDN w:val="0"/>
-        <w:adjustRightInd w:val="0"/>
-        <w:spacing w:after="0" w:line="240" w:lineRule="auto"/>
-        <w:jc w:val="center"/>
-        <w:rPr>
-          <w:rFonts w:ascii="Arial" w:hAnsi="Arial" w:cs="Arial"/>
-          <w:b/>
-          <w:bCs/>
-          <w:sz w:val="28"/>
-          <w:szCs w:val="28"/>
-        </w:rPr>
-      </w:pPr>
-    </w:p>
-    <w:p>
-      <w:pPr>
-        <w:widowControl w:val="0"/>
-        <w:tabs>
-          <w:tab w:val="left" w:pos="6580"/>
-        </w:tabs>
-        <w:autoSpaceDE w:val="0"/>
-        <w:autoSpaceDN w:val="0"/>
-        <w:adjustRightInd w:val="0"/>
-        <w:spacing w:after="0" w:line="240" w:lineRule="auto"/>
-        <w:jc w:val="center"/>
-        <w:rPr>
-          <w:rFonts w:ascii="Arial" w:hAnsi="Arial" w:cs="Arial"/>
-          <w:b/>
-          <w:bCs/>
-          <w:sz w:val="28"/>
-          <w:szCs w:val="28"/>
-        </w:rPr>
-      </w:pPr>
-    </w:p>
-    <w:p>
-      <w:pPr>
-        <w:widowControl w:val="0"/>
-        <w:tabs>
-          <w:tab w:val="left" w:pos="6580"/>
-        </w:tabs>
-        <w:autoSpaceDE w:val="0"/>
-        <w:autoSpaceDN w:val="0"/>
-        <w:adjustRightInd w:val="0"/>
-        <w:spacing w:after="0" w:line="240" w:lineRule="auto"/>
-        <w:jc w:val="center"/>
-        <w:rPr>
-          <w:rFonts w:ascii="Arial" w:hAnsi="Arial" w:cs="Arial"/>
-          <w:b/>
-          <w:bCs/>
-          <w:sz w:val="28"/>
-          <w:szCs w:val="28"/>
-        </w:rPr>
-      </w:pPr>
-    </w:p>
-    <w:p>
-      <w:pPr>
-        <w:widowControl w:val="0"/>
-        <w:tabs>
-          <w:tab w:val="left" w:pos="6580"/>
-        </w:tabs>
-        <w:autoSpaceDE w:val="0"/>
-        <w:autoSpaceDN w:val="0"/>
-        <w:adjustRightInd w:val="0"/>
-        <w:spacing w:after="0" w:line="240" w:lineRule="auto"/>
-        <w:jc w:val="center"/>
-        <w:rPr>
-          <w:rFonts w:ascii="Arial" w:hAnsi="Arial" w:cs="Arial"/>
-          <w:b/>
-          <w:bCs/>
-          <w:sz w:val="28"/>
-          <w:szCs w:val="28"/>
-        </w:rPr>
-      </w:pPr>
-    </w:p>
-    <w:p>
-      <w:pPr>
-        <w:widowControl w:val="0"/>
-        <w:tabs>
-          <w:tab w:val="left" w:pos="6580"/>
-        </w:tabs>
-        <w:autoSpaceDE w:val="0"/>
-        <w:autoSpaceDN w:val="0"/>
-        <w:adjustRightInd w:val="0"/>
-        <w:spacing w:after="0" w:line="240" w:lineRule="auto"/>
-        <w:jc w:val="center"/>
-        <w:rPr>
-          <w:rFonts w:ascii="Arial" w:hAnsi="Arial" w:cs="Arial"/>
-          <w:b/>
-          <w:bCs/>
-          <w:sz w:val="28"/>
-          <w:szCs w:val="28"/>
-        </w:rPr>
-      </w:pPr>
-    </w:p>
-    <w:p>
-      <w:pPr>
-        <w:widowControl w:val="0"/>
-        <w:tabs>
-          <w:tab w:val="left" w:pos="6580"/>
-        </w:tabs>
-        <w:autoSpaceDE w:val="0"/>
-        <w:autoSpaceDN w:val="0"/>
-        <w:adjustRightInd w:val="0"/>
-        <w:spacing w:after="0" w:line="240" w:lineRule="auto"/>
-        <w:jc w:val="center"/>
-        <w:rPr>
-          <w:rFonts w:ascii="Arial" w:hAnsi="Arial" w:cs="Arial"/>
-          <w:b/>
-          <w:bCs/>
-          <w:sz w:val="28"/>
-          <w:szCs w:val="28"/>
-        </w:rPr>
-      </w:pPr>
-    </w:p>
-    <w:p>
-      <w:pPr>
-        <w:widowControl w:val="0"/>
-        <w:tabs>
-          <w:tab w:val="left" w:pos="6580"/>
-        </w:tabs>
-        <w:autoSpaceDE w:val="0"/>
-        <w:autoSpaceDN w:val="0"/>
-        <w:adjustRightInd w:val="0"/>
-        <w:spacing w:after="0" w:line="240" w:lineRule="auto"/>
-        <w:jc w:val="center"/>
-        <w:rPr>
-          <w:rFonts w:ascii="Arial" w:hAnsi="Arial" w:cs="Arial"/>
-          <w:b/>
-          <w:bCs/>
-          <w:sz w:val="28"/>
-          <w:szCs w:val="28"/>
-        </w:rPr>
-      </w:pPr>
-    </w:p>
-    <w:p>
-      <w:pPr>
-        <w:widowControl w:val="0"/>
-        <w:tabs>
-          <w:tab w:val="left" w:pos="6580"/>
-        </w:tabs>
-        <w:autoSpaceDE w:val="0"/>
-        <w:autoSpaceDN w:val="0"/>
-        <w:adjustRightInd w:val="0"/>
-        <w:spacing w:after="0" w:line="240" w:lineRule="auto"/>
-        <w:rPr>
-          <w:rFonts w:ascii="Arial" w:hAnsi="Arial" w:cs="Arial"/>
-          <w:b/>
-          <w:bCs/>
-          <w:sz w:val="28"/>
-          <w:szCs w:val="28"/>
-        </w:rPr>
-      </w:pPr>
-    </w:p>
-    <w:p>
-      <w:pPr>
-        <w:widowControl w:val="0"/>
-        <w:tabs>
-          <w:tab w:val="left" w:pos="6580"/>
-        </w:tabs>
-        <w:autoSpaceDE w:val="0"/>
-        <w:autoSpaceDN w:val="0"/>
-        <w:adjustRightInd w:val="0"/>
-        <w:spacing w:after="0" w:line="240" w:lineRule="auto"/>
-        <w:jc w:val="center"/>
-        <w:rPr>
-          <w:rFonts w:ascii="Arial" w:hAnsi="Arial" w:cs="Arial"/>
-          <w:b/>
-          <w:bCs/>
-          <w:sz w:val="28"/>
-          <w:szCs w:val="28"/>
-        </w:rPr>
-      </w:pPr>
-      <w:r>
-        <w:rPr>
-          <w:rFonts w:ascii="Arial" w:hAnsi="Arial" w:cs="Arial"/>
-          <w:b/>
-          <w:bCs/>
-          <w:sz w:val="28"/>
-          <w:szCs w:val="28"/>
-        </w:rPr>
-        <w:lastRenderedPageBreak/>
-        <w:t>Développement</w:t>
-      </w:r>
-    </w:p>
-    <w:p>
-      <w:pPr>
-        <w:widowControl w:val="0"/>
-        <w:tabs>
-          <w:tab w:val="left" w:pos="6580"/>
-        </w:tabs>
-        <w:autoSpaceDE w:val="0"/>
-        <w:autoSpaceDN w:val="0"/>
-        <w:adjustRightInd w:val="0"/>
-        <w:spacing w:after="0" w:line="240" w:lineRule="auto"/>
-        <w:rPr>
-          <w:rFonts w:ascii="Arial" w:hAnsi="Arial" w:cs="Arial"/>
-          <w:bCs/>
-          <w:sz w:val="28"/>
-          <w:szCs w:val="28"/>
-        </w:rPr>
-      </w:pPr>
-    </w:p>
-    <w:p>
-      <w:pPr>
-        <w:widowControl w:val="0"/>
-        <w:tabs>
-          <w:tab w:val="left" w:pos="6580"/>
-        </w:tabs>
-        <w:autoSpaceDE w:val="0"/>
-        <w:autoSpaceDN w:val="0"/>
-        <w:adjustRightInd w:val="0"/>
-        <w:spacing w:after="0" w:line="240" w:lineRule="auto"/>
-        <w:jc w:val="center"/>
-        <w:rPr>
-          <w:rFonts w:ascii="Arial" w:hAnsi="Arial" w:cs="Arial"/>
-          <w:b/>
-          <w:bCs/>
-          <w:sz w:val="28"/>
-          <w:szCs w:val="28"/>
-        </w:rPr>
-      </w:pPr>
-      <w:r>
-        <w:rPr>
-          <w:rFonts w:ascii="Arial" w:hAnsi="Arial" w:cs="Arial"/>
-          <w:b/>
-          <w:bCs/>
-          <w:sz w:val="28"/>
-          <w:szCs w:val="28"/>
-        </w:rPr>
-        <w:t>Communication Client C++ à Server Java</w:t>
-      </w:r>
-    </w:p>
-    <w:p>
-      <w:pPr>
-        <w:widowControl w:val="0"/>
-        <w:tabs>
-          <w:tab w:val="left" w:pos="6580"/>
-        </w:tabs>
-        <w:autoSpaceDE w:val="0"/>
-        <w:autoSpaceDN w:val="0"/>
-        <w:adjustRightInd w:val="0"/>
-        <w:spacing w:after="0" w:line="240" w:lineRule="auto"/>
-        <w:jc w:val="center"/>
-        <w:rPr>
-          <w:rFonts w:ascii="Arial" w:hAnsi="Arial" w:cs="Arial"/>
-          <w:bCs/>
-          <w:sz w:val="24"/>
-          <w:szCs w:val="24"/>
-        </w:rPr>
-      </w:pPr>
-    </w:p>
-    <w:p>
-      <w:pPr>
-        <w:widowControl w:val="0"/>
-        <w:tabs>
-          <w:tab w:val="left" w:pos="6580"/>
-        </w:tabs>
-        <w:autoSpaceDE w:val="0"/>
-        <w:autoSpaceDN w:val="0"/>
-        <w:adjustRightInd w:val="0"/>
-        <w:rPr>
-          <w:rFonts w:ascii="Arial" w:hAnsi="Arial" w:cs="Arial"/>
-          <w:bCs/>
-          <w:sz w:val="24"/>
-          <w:szCs w:val="24"/>
-        </w:rPr>
-      </w:pPr>
-      <w:r>
-        <w:rPr>
-          <w:rFonts w:ascii="Arial" w:hAnsi="Arial" w:cs="Arial"/>
-          <w:bCs/>
-          <w:sz w:val="24"/>
-          <w:szCs w:val="24"/>
-        </w:rPr>
-        <w:t xml:space="preserve">Pour la communication nous avons utilisé le système de socket. Pour le client C++ nous avons utilisé la librairie </w:t>
-      </w:r>
-      <w:r>
-        <w:rPr>
-          <w:rFonts w:ascii="Arial" w:hAnsi="Arial" w:cs="Arial"/>
-          <w:bCs/>
-          <w:sz w:val="24"/>
-          <w:szCs w:val="24"/>
-        </w:rPr>
-        <w:t>« </w:t>
-      </w:r>
-      <w:r>
-        <w:rPr>
-          <w:rFonts w:ascii="Arial" w:hAnsi="Arial" w:cs="Arial"/>
-          <w:bCs/>
-          <w:sz w:val="24"/>
-          <w:szCs w:val="24"/>
-        </w:rPr>
-        <w:t>winsock.h</w:t>
-      </w:r>
-      <w:r>
-        <w:rPr>
-          <w:rFonts w:ascii="Arial" w:hAnsi="Arial" w:cs="Arial"/>
-          <w:bCs/>
-          <w:sz w:val="24"/>
-          <w:szCs w:val="24"/>
-        </w:rPr>
-        <w:t> »</w:t>
-      </w:r>
-      <w:r>
-        <w:rPr>
-          <w:rFonts w:ascii="Arial" w:hAnsi="Arial" w:cs="Arial"/>
-          <w:bCs/>
-          <w:sz w:val="24"/>
-          <w:szCs w:val="24"/>
-        </w:rPr>
-        <w:t xml:space="preserve"> pour W</w:t>
-      </w:r>
-      <w:r>
-        <w:rPr>
-          <w:rFonts w:ascii="Arial" w:hAnsi="Arial" w:cs="Arial"/>
-          <w:bCs/>
-          <w:sz w:val="24"/>
-          <w:szCs w:val="24"/>
-        </w:rPr>
-        <w:t xml:space="preserve">indows </w:t>
-      </w:r>
-      <w:r>
-        <w:rPr>
-          <w:rFonts w:ascii="Arial" w:hAnsi="Arial" w:cs="Arial"/>
-          <w:bCs/>
-          <w:sz w:val="24"/>
-          <w:szCs w:val="24"/>
-        </w:rPr>
-        <w:t>et pour L</w:t>
-      </w:r>
-      <w:r>
-        <w:rPr>
-          <w:rFonts w:ascii="Arial" w:hAnsi="Arial" w:cs="Arial"/>
-          <w:bCs/>
-          <w:sz w:val="24"/>
-          <w:szCs w:val="24"/>
-        </w:rPr>
-        <w:t xml:space="preserve">inux les librairies </w:t>
-      </w:r>
-      <w:r>
-        <w:rPr>
-          <w:rFonts w:ascii="Arial" w:hAnsi="Arial" w:cs="Arial"/>
-          <w:bCs/>
-          <w:sz w:val="24"/>
-          <w:szCs w:val="24"/>
-        </w:rPr>
-        <w:t>« </w:t>
-      </w:r>
-      <w:r>
-        <w:rPr>
-          <w:rFonts w:ascii="Arial" w:hAnsi="Arial" w:cs="Arial"/>
-          <w:bCs/>
-          <w:sz w:val="24"/>
-          <w:szCs w:val="24"/>
-        </w:rPr>
-        <w:t>sys/socket.h</w:t>
-      </w:r>
-      <w:r>
-        <w:rPr>
-          <w:rFonts w:ascii="Arial" w:hAnsi="Arial" w:cs="Arial"/>
-          <w:bCs/>
-          <w:sz w:val="24"/>
-          <w:szCs w:val="24"/>
-        </w:rPr>
-        <w:t> »</w:t>
-      </w:r>
-      <w:r>
-        <w:rPr>
-          <w:rFonts w:ascii="Arial" w:hAnsi="Arial" w:cs="Arial"/>
-          <w:bCs/>
-          <w:sz w:val="24"/>
-          <w:szCs w:val="24"/>
-        </w:rPr>
-        <w:t xml:space="preserve"> et </w:t>
-      </w:r>
-      <w:r>
-        <w:rPr>
-          <w:rFonts w:ascii="Arial" w:hAnsi="Arial" w:cs="Arial"/>
-          <w:bCs/>
-          <w:sz w:val="24"/>
-          <w:szCs w:val="24"/>
-        </w:rPr>
-        <w:t>« </w:t>
-      </w:r>
-      <w:r>
-        <w:rPr>
-          <w:rFonts w:ascii="Arial" w:hAnsi="Arial" w:cs="Arial"/>
-          <w:bCs/>
-          <w:sz w:val="24"/>
-          <w:szCs w:val="24"/>
-        </w:rPr>
-        <w:t>netinet/in.h</w:t>
-      </w:r>
-      <w:r>
-        <w:rPr>
-          <w:rFonts w:ascii="Arial" w:hAnsi="Arial" w:cs="Arial"/>
-          <w:bCs/>
-          <w:sz w:val="24"/>
-          <w:szCs w:val="24"/>
-        </w:rPr>
-        <w:t> »</w:t>
-      </w:r>
-      <w:r>
-        <w:rPr>
-          <w:rFonts w:ascii="Arial" w:hAnsi="Arial" w:cs="Arial"/>
-          <w:bCs/>
-          <w:sz w:val="24"/>
-          <w:szCs w:val="24"/>
-        </w:rPr>
-        <w:t xml:space="preserve"> et pour la partie Server Java on appelle la librairie </w:t>
-      </w:r>
-      <w:r>
-        <w:rPr>
-          <w:rFonts w:ascii="Arial" w:hAnsi="Arial" w:cs="Arial"/>
-          <w:bCs/>
-          <w:sz w:val="24"/>
-          <w:szCs w:val="24"/>
-        </w:rPr>
-        <w:t>« </w:t>
-      </w:r>
-      <w:r>
-        <w:rPr>
-          <w:rFonts w:ascii="Arial" w:hAnsi="Arial" w:cs="Arial"/>
-          <w:bCs/>
-          <w:sz w:val="24"/>
-          <w:szCs w:val="24"/>
-        </w:rPr>
-        <w:t>java.net</w:t>
-      </w:r>
-      <w:r>
-        <w:rPr>
-          <w:rFonts w:ascii="Arial" w:hAnsi="Arial" w:cs="Arial"/>
-          <w:bCs/>
-          <w:sz w:val="24"/>
-          <w:szCs w:val="24"/>
-        </w:rPr>
-        <w:t> »</w:t>
-      </w:r>
-    </w:p>
-    <w:p>
-      <w:pPr>
-        <w:widowControl w:val="0"/>
-        <w:tabs>
-          <w:tab w:val="left" w:pos="2235"/>
-        </w:tabs>
-        <w:autoSpaceDE w:val="0"/>
-        <w:autoSpaceDN w:val="0"/>
-        <w:adjustRightInd w:val="0"/>
-        <w:rPr>
-          <w:rFonts w:ascii="Arial" w:hAnsi="Arial" w:cs="Arial"/>
-          <w:bCs/>
-          <w:sz w:val="24"/>
-          <w:szCs w:val="24"/>
-        </w:rPr>
-      </w:pPr>
-      <w:r>
-        <w:rPr>
-          <w:rFonts w:ascii="Arial" w:hAnsi="Arial" w:cs="Arial"/>
-          <w:bCs/>
-          <w:sz w:val="24"/>
-          <w:szCs w:val="24"/>
-        </w:rPr>
-        <w:t>Nous avons suivi des instructions pour pouvoir utiliser les sockets en C++ avec des exemples pour comprendre comment les utilisés (voir annexe 2.), j’ai eu quelque problème telle que « char* » sont assez complexe à utiliser</w:t>
-      </w:r>
-      <w:r>
-        <w:rPr>
-          <w:rFonts w:ascii="Arial" w:hAnsi="Arial" w:cs="Arial"/>
-          <w:bCs/>
-          <w:sz w:val="24"/>
-          <w:szCs w:val="24"/>
-        </w:rPr>
-        <w:t>, p</w:t>
-      </w:r>
-      <w:r>
-        <w:rPr>
-          <w:rFonts w:ascii="Arial" w:hAnsi="Arial" w:cs="Arial"/>
-          <w:bCs/>
-          <w:sz w:val="24"/>
-          <w:szCs w:val="24"/>
-        </w:rPr>
-        <w:t>our y remédier j’ai utilisé un  « String » et dès que nous avons besoin d’un « char* » j’utiliser la méthode de</w:t>
-      </w:r>
-      <w:r>
-        <w:rPr>
-          <w:rFonts w:ascii="Arial" w:hAnsi="Arial" w:cs="Arial"/>
-          <w:bCs/>
-          <w:sz w:val="24"/>
-          <w:szCs w:val="24"/>
-        </w:rPr>
-        <w:t xml:space="preserve"> la classe</w:t>
-      </w:r>
-      <w:r>
-        <w:rPr>
-          <w:rFonts w:ascii="Arial" w:hAnsi="Arial" w:cs="Arial"/>
-          <w:bCs/>
-          <w:sz w:val="24"/>
-          <w:szCs w:val="24"/>
-        </w:rPr>
-        <w:t xml:space="preserve"> </w:t>
-      </w:r>
-      <w:r>
-        <w:rPr>
-          <w:rFonts w:ascii="Arial" w:hAnsi="Arial" w:cs="Arial"/>
-          <w:bCs/>
-          <w:sz w:val="24"/>
-          <w:szCs w:val="24"/>
-        </w:rPr>
-        <w:t>S</w:t>
-      </w:r>
-      <w:r>
-        <w:rPr>
-          <w:rFonts w:ascii="Arial" w:hAnsi="Arial" w:cs="Arial"/>
-          <w:bCs/>
-          <w:sz w:val="24"/>
-          <w:szCs w:val="24"/>
-        </w:rPr>
-        <w:t>tring .c_</w:t>
-      </w:r>
-      <w:proofErr w:type="gramStart"/>
-      <w:r>
-        <w:rPr>
-          <w:rFonts w:ascii="Arial" w:hAnsi="Arial" w:cs="Arial"/>
-          <w:bCs/>
-          <w:sz w:val="24"/>
-          <w:szCs w:val="24"/>
-        </w:rPr>
-        <w:t>str(</w:t>
-      </w:r>
-      <w:proofErr w:type="gramEnd"/>
-      <w:r>
-        <w:rPr>
-          <w:rFonts w:ascii="Arial" w:hAnsi="Arial" w:cs="Arial"/>
-          <w:bCs/>
-          <w:sz w:val="24"/>
-          <w:szCs w:val="24"/>
-        </w:rPr>
-        <w:t xml:space="preserve">) qui retourne un </w:t>
-      </w:r>
-      <w:r>
-        <w:rPr>
-          <w:rFonts w:ascii="Arial" w:hAnsi="Arial" w:cs="Arial"/>
-          <w:bCs/>
-          <w:sz w:val="24"/>
-          <w:szCs w:val="24"/>
-        </w:rPr>
-        <w:t>« </w:t>
-      </w:r>
-      <w:r>
-        <w:rPr>
-          <w:rFonts w:ascii="Arial" w:hAnsi="Arial" w:cs="Arial"/>
-          <w:bCs/>
-          <w:sz w:val="24"/>
-          <w:szCs w:val="24"/>
-        </w:rPr>
-        <w:t>char*</w:t>
-      </w:r>
-      <w:r>
-        <w:rPr>
-          <w:rFonts w:ascii="Arial" w:hAnsi="Arial" w:cs="Arial"/>
-          <w:bCs/>
-          <w:sz w:val="24"/>
-          <w:szCs w:val="24"/>
-        </w:rPr>
-        <w:t> »</w:t>
-      </w:r>
-      <w:r>
-        <w:rPr>
-          <w:rFonts w:ascii="Arial" w:hAnsi="Arial" w:cs="Arial"/>
-          <w:bCs/>
-          <w:sz w:val="24"/>
-          <w:szCs w:val="24"/>
-        </w:rPr>
-        <w:t xml:space="preserve"> qui nous convient parfaitement.</w:t>
-      </w:r>
-    </w:p>
-    <w:p>
-      <w:pPr>
-        <w:widowControl w:val="0"/>
-        <w:tabs>
-          <w:tab w:val="left" w:pos="2235"/>
-        </w:tabs>
-        <w:autoSpaceDE w:val="0"/>
-        <w:autoSpaceDN w:val="0"/>
-        <w:adjustRightInd w:val="0"/>
-        <w:rPr>
-          <w:rFonts w:ascii="Arial" w:hAnsi="Arial" w:cs="Arial"/>
-          <w:bCs/>
-          <w:sz w:val="24"/>
-          <w:szCs w:val="24"/>
-        </w:rPr>
-      </w:pPr>
-      <w:r>
-        <w:rPr>
-          <w:rFonts w:ascii="Arial" w:hAnsi="Arial" w:cs="Arial"/>
-          <w:bCs/>
-          <w:sz w:val="24"/>
-          <w:szCs w:val="24"/>
-        </w:rPr>
-        <w:t>Exemple :</w:t>
-      </w:r>
-    </w:p>
-    <w:p>
-      <w:pPr>
-        <w:widowControl w:val="0"/>
-        <w:tabs>
-          <w:tab w:val="left" w:pos="2235"/>
-        </w:tabs>
-        <w:autoSpaceDE w:val="0"/>
-        <w:autoSpaceDN w:val="0"/>
-        <w:adjustRightInd w:val="0"/>
-        <w:rPr>
-          <w:rFonts w:ascii="Arial" w:hAnsi="Arial" w:cs="Arial"/>
-          <w:bCs/>
-          <w:sz w:val="24"/>
-          <w:szCs w:val="24"/>
-        </w:rPr>
-      </w:pPr>
-      <w:r>
-        <w:rPr>
-          <w:rFonts w:ascii="Arial" w:hAnsi="Arial" w:cs="Arial"/>
+        <w:rPr>
+          <w:rFonts w:ascii="Arial" w:hAnsi="Arial" w:cs="Arial"/>
+          <w:bCs/>
+          <w:sz w:val="24"/>
+          <w:szCs w:val="24"/>
+        </w:rPr>
+      </w:pPr>
+      <w:r>
+        <w:rPr>
+          <w:rFonts w:ascii="Arial" w:hAnsi="Arial" w:cs="Arial"/>
+          <w:bCs/>
+          <w:sz w:val="24"/>
+          <w:szCs w:val="24"/>
+        </w:rPr>
+        <w:t>Diagramme de cas d’utilisation :</w:t>
+      </w:r>
+    </w:p>
+    <w:p>
+      <w:pPr>
+        <w:widowControl w:val="0"/>
+        <w:tabs>
+          <w:tab w:val="left" w:pos="6580"/>
+        </w:tabs>
+        <w:autoSpaceDE w:val="0"/>
+        <w:autoSpaceDN w:val="0"/>
+        <w:adjustRightInd w:val="0"/>
+        <w:spacing w:after="0" w:line="240" w:lineRule="auto"/>
+        <w:rPr>
+          <w:rFonts w:ascii="Arial" w:hAnsi="Arial" w:cs="Arial"/>
+          <w:bCs/>
+          <w:sz w:val="24"/>
+          <w:szCs w:val="24"/>
+        </w:rPr>
+      </w:pPr>
+    </w:p>
+    <w:p>
+      <w:pPr>
+        <w:widowControl w:val="0"/>
+        <w:tabs>
+          <w:tab w:val="left" w:pos="6580"/>
+        </w:tabs>
+        <w:autoSpaceDE w:val="0"/>
+        <w:autoSpaceDN w:val="0"/>
+        <w:adjustRightInd w:val="0"/>
+        <w:spacing w:after="0" w:line="240" w:lineRule="auto"/>
+        <w:rPr>
+          <w:rFonts w:ascii="Arial" w:hAnsi="Arial" w:cs="Arial"/>
+          <w:b/>
+          <w:bCs/>
+          <w:sz w:val="28"/>
+          <w:szCs w:val="28"/>
+        </w:rPr>
+      </w:pPr>
+      <w:r>
+        <w:rPr>
+          <w:rFonts w:ascii="Arial" w:hAnsi="Arial" w:cs="Arial"/>
+          <w:b/>
           <w:bCs/>
           <w:noProof/>
-          <w:sz w:val="24"/>
-          <w:szCs w:val="24"/>
+          <w:sz w:val="28"/>
+          <w:szCs w:val="28"/>
           <w:lang w:eastAsia="ja-JP"/>
         </w:rPr>
         <w:drawing>
-          <wp:inline distT="0" distB="0" distL="0" distR="0" wp14:anchorId="008A9CAE" wp14:editId="60A970BD">
-            <wp:extent cx="4439270" cy="228632"/>
-            <wp:effectExtent l="0" t="0" r="0" b="0"/>
-            <wp:docPr id="2" name="Image 2"/>
+          <wp:inline distT="0" distB="0" distL="0" distR="0" wp14:anchorId="5A710936" wp14:editId="282A9BE1">
+            <wp:extent cx="5981700" cy="5838825"/>
+            <wp:effectExtent l="0" t="0" r="0" b="9525"/>
+            <wp:docPr id="7" name="Image 7" descr="DCU"/>
             <wp:cNvGraphicFramePr>
               <a:graphicFrameLocks xmlns:a="http://schemas.openxmlformats.org/drawingml/2006/main" noChangeAspect="1"/>
             </wp:cNvGraphicFramePr>
@@ -3307,23 +2288,36 @@
               <a:graphicData uri="http://schemas.openxmlformats.org/drawingml/2006/picture">
                 <pic:pic xmlns:pic="http://schemas.openxmlformats.org/drawingml/2006/picture">
                   <pic:nvPicPr>
-                    <pic:cNvPr id="1" name=""/>
-                    <pic:cNvPicPr/>
+                    <pic:cNvPr id="0" name="Picture 3" descr="DCU"/>
+                    <pic:cNvPicPr>
+                      <a:picLocks noChangeAspect="1" noChangeArrowheads="1"/>
+                    </pic:cNvPicPr>
                   </pic:nvPicPr>
                   <pic:blipFill>
-                    <a:blip r:embed="rId6"/>
+                    <a:blip r:embed="rId6">
+                      <a:extLst>
+                        <a:ext uri="{28A0092B-C50C-407E-A947-70E740481C1C}">
+                          <a14:useLocalDpi xmlns:a14="http://schemas.microsoft.com/office/drawing/2010/main" val="0"/>
+                        </a:ext>
+                      </a:extLst>
+                    </a:blip>
+                    <a:srcRect/>
                     <a:stretch>
                       <a:fillRect/>
                     </a:stretch>
                   </pic:blipFill>
-                  <pic:spPr>
+                  <pic:spPr bwMode="auto">
                     <a:xfrm>
                       <a:off x="0" y="0"/>
-                      <a:ext cx="4439270" cy="228632"/>
+                      <a:ext cx="5981700" cy="5838825"/>
                     </a:xfrm>
                     <a:prstGeom prst="rect">
                       <a:avLst/>
                     </a:prstGeom>
+                    <a:noFill/>
+                    <a:ln>
+                      <a:noFill/>
+                    </a:ln>
                   </pic:spPr>
                 </pic:pic>
               </a:graphicData>
@@ -3331,14 +2325,359 @@
           </wp:inline>
         </w:drawing>
       </w:r>
-      <w:r>
-        <w:rPr>
-          <w:rFonts w:ascii="Arial" w:hAnsi="Arial" w:cs="Arial"/>
-          <w:bCs/>
-          <w:sz w:val="24"/>
-          <w:szCs w:val="24"/>
-        </w:rPr>
-        <w:t xml:space="preserve"> // entête de la fonction</w:t>
+    </w:p>
+    <w:p>
+      <w:pPr>
+        <w:widowControl w:val="0"/>
+        <w:tabs>
+          <w:tab w:val="left" w:pos="6580"/>
+        </w:tabs>
+        <w:autoSpaceDE w:val="0"/>
+        <w:autoSpaceDN w:val="0"/>
+        <w:adjustRightInd w:val="0"/>
+        <w:spacing w:after="0" w:line="240" w:lineRule="auto"/>
+        <w:jc w:val="center"/>
+        <w:rPr>
+          <w:rFonts w:ascii="Arial" w:hAnsi="Arial" w:cs="Arial"/>
+          <w:b/>
+          <w:bCs/>
+          <w:sz w:val="28"/>
+          <w:szCs w:val="28"/>
+        </w:rPr>
+      </w:pPr>
+    </w:p>
+    <w:p>
+      <w:pPr>
+        <w:widowControl w:val="0"/>
+        <w:tabs>
+          <w:tab w:val="left" w:pos="6580"/>
+        </w:tabs>
+        <w:autoSpaceDE w:val="0"/>
+        <w:autoSpaceDN w:val="0"/>
+        <w:adjustRightInd w:val="0"/>
+        <w:spacing w:after="0" w:line="240" w:lineRule="auto"/>
+        <w:jc w:val="center"/>
+        <w:rPr>
+          <w:rFonts w:ascii="Arial" w:hAnsi="Arial" w:cs="Arial"/>
+          <w:b/>
+          <w:bCs/>
+          <w:sz w:val="28"/>
+          <w:szCs w:val="28"/>
+        </w:rPr>
+      </w:pPr>
+    </w:p>
+    <w:p>
+      <w:pPr>
+        <w:widowControl w:val="0"/>
+        <w:tabs>
+          <w:tab w:val="left" w:pos="6580"/>
+        </w:tabs>
+        <w:autoSpaceDE w:val="0"/>
+        <w:autoSpaceDN w:val="0"/>
+        <w:adjustRightInd w:val="0"/>
+        <w:spacing w:after="0" w:line="240" w:lineRule="auto"/>
+        <w:rPr>
+          <w:rFonts w:ascii="Arial" w:hAnsi="Arial" w:cs="Arial"/>
+          <w:b/>
+          <w:bCs/>
+          <w:sz w:val="28"/>
+          <w:szCs w:val="28"/>
+        </w:rPr>
+      </w:pPr>
+    </w:p>
+    <w:p>
+      <w:pPr>
+        <w:widowControl w:val="0"/>
+        <w:tabs>
+          <w:tab w:val="left" w:pos="6580"/>
+        </w:tabs>
+        <w:autoSpaceDE w:val="0"/>
+        <w:autoSpaceDN w:val="0"/>
+        <w:adjustRightInd w:val="0"/>
+        <w:spacing w:after="0" w:line="240" w:lineRule="auto"/>
+        <w:jc w:val="center"/>
+        <w:rPr>
+          <w:rFonts w:ascii="Arial" w:hAnsi="Arial" w:cs="Arial"/>
+          <w:b/>
+          <w:bCs/>
+          <w:sz w:val="28"/>
+          <w:szCs w:val="28"/>
+        </w:rPr>
+      </w:pPr>
+      <w:r>
+        <w:rPr>
+          <w:rFonts w:ascii="Arial" w:hAnsi="Arial" w:cs="Arial"/>
+          <w:b/>
+          <w:bCs/>
+          <w:sz w:val="28"/>
+          <w:szCs w:val="28"/>
+        </w:rPr>
+        <w:t>Développement</w:t>
+      </w:r>
+      <w:r>
+        <w:rPr>
+          <w:rFonts w:ascii="Arial" w:hAnsi="Arial" w:cs="Arial"/>
+          <w:b/>
+          <w:bCs/>
+          <w:sz w:val="28"/>
+          <w:szCs w:val="28"/>
+        </w:rPr>
+        <w:t>, Réalisation</w:t>
+      </w:r>
+    </w:p>
+    <w:p>
+      <w:pPr>
+        <w:widowControl w:val="0"/>
+        <w:tabs>
+          <w:tab w:val="left" w:pos="6580"/>
+        </w:tabs>
+        <w:autoSpaceDE w:val="0"/>
+        <w:autoSpaceDN w:val="0"/>
+        <w:adjustRightInd w:val="0"/>
+        <w:spacing w:after="0" w:line="240" w:lineRule="auto"/>
+        <w:rPr>
+          <w:rFonts w:ascii="Arial" w:hAnsi="Arial" w:cs="Arial"/>
+          <w:bCs/>
+          <w:sz w:val="28"/>
+          <w:szCs w:val="28"/>
+        </w:rPr>
+      </w:pPr>
+    </w:p>
+    <w:p>
+      <w:pPr>
+        <w:widowControl w:val="0"/>
+        <w:tabs>
+          <w:tab w:val="left" w:pos="6580"/>
+        </w:tabs>
+        <w:autoSpaceDE w:val="0"/>
+        <w:autoSpaceDN w:val="0"/>
+        <w:adjustRightInd w:val="0"/>
+        <w:spacing w:after="0" w:line="240" w:lineRule="auto"/>
+        <w:jc w:val="center"/>
+        <w:rPr>
+          <w:rFonts w:ascii="Arial" w:hAnsi="Arial" w:cs="Arial"/>
+          <w:b/>
+          <w:bCs/>
+          <w:sz w:val="28"/>
+          <w:szCs w:val="28"/>
+        </w:rPr>
+      </w:pPr>
+      <w:r>
+        <w:rPr>
+          <w:rFonts w:ascii="Arial" w:hAnsi="Arial" w:cs="Arial"/>
+          <w:b/>
+          <w:bCs/>
+          <w:sz w:val="28"/>
+          <w:szCs w:val="28"/>
+        </w:rPr>
+        <w:t>Communication Client C++ à Server Java</w:t>
+      </w:r>
+    </w:p>
+    <w:p>
+      <w:pPr>
+        <w:widowControl w:val="0"/>
+        <w:tabs>
+          <w:tab w:val="left" w:pos="6580"/>
+        </w:tabs>
+        <w:autoSpaceDE w:val="0"/>
+        <w:autoSpaceDN w:val="0"/>
+        <w:adjustRightInd w:val="0"/>
+        <w:spacing w:after="0" w:line="240" w:lineRule="auto"/>
+        <w:jc w:val="center"/>
+        <w:rPr>
+          <w:rFonts w:ascii="Arial" w:hAnsi="Arial" w:cs="Arial"/>
+          <w:bCs/>
+          <w:sz w:val="24"/>
+          <w:szCs w:val="24"/>
+        </w:rPr>
+      </w:pPr>
+    </w:p>
+    <w:p>
+      <w:pPr>
+        <w:widowControl w:val="0"/>
+        <w:tabs>
+          <w:tab w:val="left" w:pos="6580"/>
+        </w:tabs>
+        <w:autoSpaceDE w:val="0"/>
+        <w:autoSpaceDN w:val="0"/>
+        <w:adjustRightInd w:val="0"/>
+        <w:rPr>
+          <w:rFonts w:ascii="Arial" w:hAnsi="Arial" w:cs="Arial"/>
+          <w:bCs/>
+          <w:sz w:val="24"/>
+          <w:szCs w:val="24"/>
+        </w:rPr>
+      </w:pPr>
+      <w:r>
+        <w:rPr>
+          <w:rFonts w:ascii="Arial" w:hAnsi="Arial" w:cs="Arial"/>
+          <w:bCs/>
+          <w:sz w:val="24"/>
+          <w:szCs w:val="24"/>
+        </w:rPr>
+        <w:t xml:space="preserve">Pour la communication nous avons utilisé le système de socket. Pour le client C++ nous avons utilisé la librairie </w:t>
+      </w:r>
+      <w:r>
+        <w:rPr>
+          <w:rFonts w:ascii="Arial" w:hAnsi="Arial" w:cs="Arial"/>
+          <w:bCs/>
+          <w:sz w:val="24"/>
+          <w:szCs w:val="24"/>
+        </w:rPr>
+        <w:t>« </w:t>
+      </w:r>
+      <w:r>
+        <w:rPr>
+          <w:rFonts w:ascii="Arial" w:hAnsi="Arial" w:cs="Arial"/>
+          <w:bCs/>
+          <w:sz w:val="24"/>
+          <w:szCs w:val="24"/>
+        </w:rPr>
+        <w:t>winsock.h</w:t>
+      </w:r>
+      <w:r>
+        <w:rPr>
+          <w:rFonts w:ascii="Arial" w:hAnsi="Arial" w:cs="Arial"/>
+          <w:bCs/>
+          <w:sz w:val="24"/>
+          <w:szCs w:val="24"/>
+        </w:rPr>
+        <w:t> »</w:t>
+      </w:r>
+      <w:r>
+        <w:rPr>
+          <w:rFonts w:ascii="Arial" w:hAnsi="Arial" w:cs="Arial"/>
+          <w:bCs/>
+          <w:sz w:val="24"/>
+          <w:szCs w:val="24"/>
+        </w:rPr>
+        <w:t xml:space="preserve"> pour W</w:t>
+      </w:r>
+      <w:r>
+        <w:rPr>
+          <w:rFonts w:ascii="Arial" w:hAnsi="Arial" w:cs="Arial"/>
+          <w:bCs/>
+          <w:sz w:val="24"/>
+          <w:szCs w:val="24"/>
+        </w:rPr>
+        <w:t xml:space="preserve">indows </w:t>
+      </w:r>
+      <w:r>
+        <w:rPr>
+          <w:rFonts w:ascii="Arial" w:hAnsi="Arial" w:cs="Arial"/>
+          <w:bCs/>
+          <w:sz w:val="24"/>
+          <w:szCs w:val="24"/>
+        </w:rPr>
+        <w:t>et pour L</w:t>
+      </w:r>
+      <w:r>
+        <w:rPr>
+          <w:rFonts w:ascii="Arial" w:hAnsi="Arial" w:cs="Arial"/>
+          <w:bCs/>
+          <w:sz w:val="24"/>
+          <w:szCs w:val="24"/>
+        </w:rPr>
+        <w:t xml:space="preserve">inux les librairies </w:t>
+      </w:r>
+      <w:r>
+        <w:rPr>
+          <w:rFonts w:ascii="Arial" w:hAnsi="Arial" w:cs="Arial"/>
+          <w:bCs/>
+          <w:sz w:val="24"/>
+          <w:szCs w:val="24"/>
+        </w:rPr>
+        <w:t>« </w:t>
+      </w:r>
+      <w:r>
+        <w:rPr>
+          <w:rFonts w:ascii="Arial" w:hAnsi="Arial" w:cs="Arial"/>
+          <w:bCs/>
+          <w:sz w:val="24"/>
+          <w:szCs w:val="24"/>
+        </w:rPr>
+        <w:t>sys/socket.h</w:t>
+      </w:r>
+      <w:r>
+        <w:rPr>
+          <w:rFonts w:ascii="Arial" w:hAnsi="Arial" w:cs="Arial"/>
+          <w:bCs/>
+          <w:sz w:val="24"/>
+          <w:szCs w:val="24"/>
+        </w:rPr>
+        <w:t> »</w:t>
+      </w:r>
+      <w:r>
+        <w:rPr>
+          <w:rFonts w:ascii="Arial" w:hAnsi="Arial" w:cs="Arial"/>
+          <w:bCs/>
+          <w:sz w:val="24"/>
+          <w:szCs w:val="24"/>
+        </w:rPr>
+        <w:t xml:space="preserve"> et </w:t>
+      </w:r>
+      <w:r>
+        <w:rPr>
+          <w:rFonts w:ascii="Arial" w:hAnsi="Arial" w:cs="Arial"/>
+          <w:bCs/>
+          <w:sz w:val="24"/>
+          <w:szCs w:val="24"/>
+        </w:rPr>
+        <w:t>« </w:t>
+      </w:r>
+      <w:r>
+        <w:rPr>
+          <w:rFonts w:ascii="Arial" w:hAnsi="Arial" w:cs="Arial"/>
+          <w:bCs/>
+          <w:sz w:val="24"/>
+          <w:szCs w:val="24"/>
+        </w:rPr>
+        <w:t>netinet/in.h</w:t>
+      </w:r>
+      <w:r>
+        <w:rPr>
+          <w:rFonts w:ascii="Arial" w:hAnsi="Arial" w:cs="Arial"/>
+          <w:bCs/>
+          <w:sz w:val="24"/>
+          <w:szCs w:val="24"/>
+        </w:rPr>
+        <w:t> »</w:t>
+      </w:r>
+      <w:r>
+        <w:rPr>
+          <w:rFonts w:ascii="Arial" w:hAnsi="Arial" w:cs="Arial"/>
+          <w:bCs/>
+          <w:sz w:val="24"/>
+          <w:szCs w:val="24"/>
+        </w:rPr>
+        <w:t xml:space="preserve"> et pour la partie Server Java on appelle la librairie </w:t>
+      </w:r>
+      <w:r>
+        <w:rPr>
+          <w:rFonts w:ascii="Arial" w:hAnsi="Arial" w:cs="Arial"/>
+          <w:bCs/>
+          <w:sz w:val="24"/>
+          <w:szCs w:val="24"/>
+        </w:rPr>
+        <w:t>« </w:t>
+      </w:r>
+      <w:r>
+        <w:rPr>
+          <w:rFonts w:ascii="Arial" w:hAnsi="Arial" w:cs="Arial"/>
+          <w:bCs/>
+          <w:sz w:val="24"/>
+          <w:szCs w:val="24"/>
+        </w:rPr>
+        <w:t>java.net</w:t>
+      </w:r>
+      <w:r>
+        <w:rPr>
+          <w:rFonts w:ascii="Arial" w:hAnsi="Arial" w:cs="Arial"/>
+          <w:bCs/>
+          <w:sz w:val="24"/>
+          <w:szCs w:val="24"/>
+        </w:rPr>
+        <w:t> »</w:t>
       </w:r>
     </w:p>
     <w:p>
@@ -3361,16 +2700,158 @@
         <w:rPr>
           <w:rFonts w:ascii="Arial" w:hAnsi="Arial" w:cs="Arial"/>
           <w:bCs/>
+          <w:sz w:val="24"/>
+          <w:szCs w:val="24"/>
+        </w:rPr>
+        <w:t>Nous avons suivi des instructions pour pouvoir utiliser les sockets en C++ avec des exemples pour comprendre comment les utilisés (voir annexe 2.), j’ai eu quelque problème telle que « char* » sont assez complexe à utiliser</w:t>
+      </w:r>
+      <w:r>
+        <w:rPr>
+          <w:rFonts w:ascii="Arial" w:hAnsi="Arial" w:cs="Arial"/>
+          <w:bCs/>
+          <w:sz w:val="24"/>
+          <w:szCs w:val="24"/>
+        </w:rPr>
+        <w:t>, p</w:t>
+      </w:r>
+      <w:r>
+        <w:rPr>
+          <w:rFonts w:ascii="Arial" w:hAnsi="Arial" w:cs="Arial"/>
+          <w:bCs/>
+          <w:sz w:val="24"/>
+          <w:szCs w:val="24"/>
+        </w:rPr>
+        <w:t>our y remédier j’ai utilisé un  « String » et dès que nous avons besoin d’un « char* » j’utiliser la méthode de</w:t>
+      </w:r>
+      <w:r>
+        <w:rPr>
+          <w:rFonts w:ascii="Arial" w:hAnsi="Arial" w:cs="Arial"/>
+          <w:bCs/>
+          <w:sz w:val="24"/>
+          <w:szCs w:val="24"/>
+        </w:rPr>
+        <w:t xml:space="preserve"> la classe</w:t>
+      </w:r>
+      <w:r>
+        <w:rPr>
+          <w:rFonts w:ascii="Arial" w:hAnsi="Arial" w:cs="Arial"/>
+          <w:bCs/>
+          <w:sz w:val="24"/>
+          <w:szCs w:val="24"/>
+        </w:rPr>
+        <w:t xml:space="preserve"> </w:t>
+      </w:r>
+      <w:r>
+        <w:rPr>
+          <w:rFonts w:ascii="Arial" w:hAnsi="Arial" w:cs="Arial"/>
+          <w:bCs/>
+          <w:sz w:val="24"/>
+          <w:szCs w:val="24"/>
+        </w:rPr>
+        <w:t>S</w:t>
+      </w:r>
+      <w:r>
+        <w:rPr>
+          <w:rFonts w:ascii="Arial" w:hAnsi="Arial" w:cs="Arial"/>
+          <w:bCs/>
+          <w:sz w:val="24"/>
+          <w:szCs w:val="24"/>
+        </w:rPr>
+        <w:t xml:space="preserve">tring .c_str() qui retourne un </w:t>
+      </w:r>
+      <w:r>
+        <w:rPr>
+          <w:rFonts w:ascii="Arial" w:hAnsi="Arial" w:cs="Arial"/>
+          <w:bCs/>
+          <w:sz w:val="24"/>
+          <w:szCs w:val="24"/>
+        </w:rPr>
+        <w:t>« </w:t>
+      </w:r>
+      <w:r>
+        <w:rPr>
+          <w:rFonts w:ascii="Arial" w:hAnsi="Arial" w:cs="Arial"/>
+          <w:bCs/>
+          <w:sz w:val="24"/>
+          <w:szCs w:val="24"/>
+        </w:rPr>
+        <w:t>char*</w:t>
+      </w:r>
+      <w:r>
+        <w:rPr>
+          <w:rFonts w:ascii="Arial" w:hAnsi="Arial" w:cs="Arial"/>
+          <w:bCs/>
+          <w:sz w:val="24"/>
+          <w:szCs w:val="24"/>
+        </w:rPr>
+        <w:t> »</w:t>
+      </w:r>
+      <w:r>
+        <w:rPr>
+          <w:rFonts w:ascii="Arial" w:hAnsi="Arial" w:cs="Arial"/>
+          <w:bCs/>
+          <w:sz w:val="24"/>
+          <w:szCs w:val="24"/>
+        </w:rPr>
+        <w:t xml:space="preserve"> qui nous convient parfaitement.</w:t>
+      </w:r>
+    </w:p>
+    <w:p>
+      <w:pPr>
+        <w:widowControl w:val="0"/>
+        <w:tabs>
+          <w:tab w:val="left" w:pos="2235"/>
+        </w:tabs>
+        <w:autoSpaceDE w:val="0"/>
+        <w:autoSpaceDN w:val="0"/>
+        <w:adjustRightInd w:val="0"/>
+        <w:rPr>
+          <w:rFonts w:ascii="Arial" w:hAnsi="Arial" w:cs="Arial"/>
+          <w:bCs/>
+          <w:sz w:val="24"/>
+          <w:szCs w:val="24"/>
+        </w:rPr>
+      </w:pPr>
+      <w:r>
+        <w:rPr>
+          <w:rFonts w:ascii="Arial" w:hAnsi="Arial" w:cs="Arial"/>
+          <w:bCs/>
+          <w:sz w:val="24"/>
+          <w:szCs w:val="24"/>
+        </w:rPr>
+        <w:t>Exemple :</w:t>
+      </w:r>
+    </w:p>
+    <w:p>
+      <w:pPr>
+        <w:widowControl w:val="0"/>
+        <w:tabs>
+          <w:tab w:val="left" w:pos="2235"/>
+        </w:tabs>
+        <w:autoSpaceDE w:val="0"/>
+        <w:autoSpaceDN w:val="0"/>
+        <w:adjustRightInd w:val="0"/>
+        <w:rPr>
+          <w:rFonts w:ascii="Arial" w:hAnsi="Arial" w:cs="Arial"/>
+          <w:bCs/>
+          <w:sz w:val="24"/>
+          <w:szCs w:val="24"/>
+        </w:rPr>
+      </w:pPr>
+      <w:r>
+        <w:rPr>
+          <w:rFonts w:ascii="Arial" w:hAnsi="Arial" w:cs="Arial"/>
+          <w:bCs/>
           <w:noProof/>
           <w:sz w:val="24"/>
           <w:szCs w:val="24"/>
           <w:lang w:eastAsia="ja-JP"/>
         </w:rPr>
         <w:drawing>
-          <wp:inline distT="0" distB="0" distL="0" distR="0" wp14:anchorId="23BCBA31" wp14:editId="1A3FBC13">
-            <wp:extent cx="4572638" cy="209579"/>
+          <wp:inline distT="0" distB="0" distL="0" distR="0" wp14:anchorId="008A9CAE" wp14:editId="60A970BD">
+            <wp:extent cx="4439270" cy="228632"/>
             <wp:effectExtent l="0" t="0" r="0" b="0"/>
-            <wp:docPr id="1" name="Image 1"/>
+            <wp:docPr id="2" name="Image 2"/>
             <wp:cNvGraphicFramePr>
               <a:graphicFrameLocks xmlns:a="http://schemas.openxmlformats.org/drawingml/2006/main" noChangeAspect="1"/>
             </wp:cNvGraphicFramePr>
@@ -3390,7 +2871,7 @@
                   <pic:spPr>
                     <a:xfrm>
                       <a:off x="0" y="0"/>
-                      <a:ext cx="4572638" cy="209579"/>
+                      <a:ext cx="4439270" cy="228632"/>
                     </a:xfrm>
                     <a:prstGeom prst="rect">
                       <a:avLst/>
@@ -3409,7 +2890,7 @@
           <w:sz w:val="24"/>
           <w:szCs w:val="24"/>
         </w:rPr>
-        <w:t xml:space="preserve"> // utilisation de addr</w:t>
+        <w:t xml:space="preserve"> // entête de la fonction</w:t>
       </w:r>
     </w:p>
     <w:p>
@@ -3432,89 +2913,16 @@
         <w:rPr>
           <w:rFonts w:ascii="Arial" w:hAnsi="Arial" w:cs="Arial"/>
           <w:bCs/>
-          <w:sz w:val="24"/>
-          <w:szCs w:val="24"/>
-        </w:rPr>
-        <w:t xml:space="preserve">Un deuxième problème à était l’utilisation de la librairie Erreur.h (et Erreur.cpp), La classe permet de </w:t>
-      </w:r>
-      <w:proofErr w:type="spellStart"/>
-      <w:r>
-        <w:rPr>
-          <w:rFonts w:ascii="Arial" w:hAnsi="Arial" w:cs="Arial"/>
-          <w:bCs/>
-          <w:sz w:val="24"/>
-          <w:szCs w:val="24"/>
-        </w:rPr>
-        <w:t>throw</w:t>
-      </w:r>
-      <w:proofErr w:type="spellEnd"/>
-      <w:r>
-        <w:rPr>
-          <w:rFonts w:ascii="Arial" w:hAnsi="Arial" w:cs="Arial"/>
-          <w:bCs/>
-          <w:sz w:val="24"/>
-          <w:szCs w:val="24"/>
-        </w:rPr>
-        <w:t xml:space="preserve"> une erreur proprement, nous avions fait quelque erreur dans le code, puis à chaque utilisation de g++</w:t>
-      </w:r>
-      <w:r>
-        <w:rPr>
-          <w:rFonts w:ascii="Arial" w:hAnsi="Arial" w:cs="Arial"/>
-          <w:bCs/>
-          <w:sz w:val="24"/>
-          <w:szCs w:val="24"/>
-        </w:rPr>
-        <w:t xml:space="preserve"> j’oubliais</w:t>
-      </w:r>
-      <w:r>
-        <w:rPr>
-          <w:rFonts w:ascii="Arial" w:hAnsi="Arial" w:cs="Arial"/>
-          <w:bCs/>
-          <w:sz w:val="24"/>
-          <w:szCs w:val="24"/>
-        </w:rPr>
-        <w:t xml:space="preserve"> de compiler Erreur.cpp ce qui provoqua une erreur</w:t>
-      </w:r>
-      <w:r>
-        <w:rPr>
-          <w:rFonts w:ascii="Arial" w:hAnsi="Arial" w:cs="Arial"/>
-          <w:bCs/>
-          <w:sz w:val="24"/>
-          <w:szCs w:val="24"/>
-        </w:rPr>
-        <w:t> :</w:t>
-      </w:r>
-    </w:p>
-    <w:p>
-      <w:pPr>
-        <w:widowControl w:val="0"/>
-        <w:tabs>
-          <w:tab w:val="left" w:pos="2235"/>
-        </w:tabs>
-        <w:autoSpaceDE w:val="0"/>
-        <w:autoSpaceDN w:val="0"/>
-        <w:adjustRightInd w:val="0"/>
-        <w:rPr>
-          <w:rFonts w:ascii="Arial" w:hAnsi="Arial" w:cs="Arial"/>
-          <w:bCs/>
-          <w:sz w:val="24"/>
-          <w:szCs w:val="24"/>
-        </w:rPr>
-      </w:pPr>
-      <w:r>
-        <w:rPr>
-          <w:rFonts w:ascii="Arial" w:hAnsi="Arial" w:cs="Arial"/>
-          <w:bCs/>
           <w:noProof/>
           <w:sz w:val="24"/>
           <w:szCs w:val="24"/>
           <w:lang w:eastAsia="ja-JP"/>
         </w:rPr>
         <w:drawing>
-          <wp:inline distT="0" distB="0" distL="0" distR="0" wp14:anchorId="4958FBC6" wp14:editId="483AA607">
-            <wp:extent cx="5981700" cy="521970"/>
+          <wp:inline distT="0" distB="0" distL="0" distR="0" wp14:anchorId="23BCBA31" wp14:editId="1A3FBC13">
+            <wp:extent cx="4572638" cy="209579"/>
             <wp:effectExtent l="0" t="0" r="0" b="0"/>
-            <wp:docPr id="8" name="Image 8"/>
+            <wp:docPr id="1" name="Image 1"/>
             <wp:cNvGraphicFramePr>
               <a:graphicFrameLocks xmlns:a="http://schemas.openxmlformats.org/drawingml/2006/main" noChangeAspect="1"/>
             </wp:cNvGraphicFramePr>
@@ -3534,7 +2942,7 @@
                   <pic:spPr>
                     <a:xfrm>
                       <a:off x="0" y="0"/>
-                      <a:ext cx="5981700" cy="521970"/>
+                      <a:ext cx="4572638" cy="209579"/>
                     </a:xfrm>
                     <a:prstGeom prst="rect">
                       <a:avLst/>
@@ -3546,6 +2954,15 @@
           </wp:inline>
         </w:drawing>
       </w:r>
+      <w:r>
+        <w:rPr>
+          <w:rFonts w:ascii="Arial" w:hAnsi="Arial" w:cs="Arial"/>
+          <w:bCs/>
+          <w:sz w:val="24"/>
+          <w:szCs w:val="24"/>
+        </w:rPr>
+        <w:t xml:space="preserve"> // utilisation de addr</w:t>
+      </w:r>
     </w:p>
     <w:p>
       <w:pPr>
@@ -3563,6 +2980,42 @@
           <w:szCs w:val="24"/>
         </w:rPr>
       </w:pPr>
+      <w:r>
+        <w:rPr>
+          <w:rFonts w:ascii="Arial" w:hAnsi="Arial" w:cs="Arial"/>
+          <w:bCs/>
+          <w:sz w:val="24"/>
+          <w:szCs w:val="24"/>
+        </w:rPr>
+        <w:t>Un deuxième problème à était l’utilisation de la librairie Erreur.h (et Erreur.cpp), La classe permet de throw une erreur proprement, nous avions fait quelque erreur dans le code, puis à chaque utilisation de g++</w:t>
+      </w:r>
+      <w:r>
+        <w:rPr>
+          <w:rFonts w:ascii="Arial" w:hAnsi="Arial" w:cs="Arial"/>
+          <w:bCs/>
+          <w:sz w:val="24"/>
+          <w:szCs w:val="24"/>
+        </w:rPr>
+        <w:t xml:space="preserve"> j’oubliais</w:t>
+      </w:r>
+      <w:r>
+        <w:rPr>
+          <w:rFonts w:ascii="Arial" w:hAnsi="Arial" w:cs="Arial"/>
+          <w:bCs/>
+          <w:sz w:val="24"/>
+          <w:szCs w:val="24"/>
+        </w:rPr>
+        <w:t xml:space="preserve"> de compiler Erreur.cpp ce qui provoqua une erreur</w:t>
+      </w:r>
+      <w:r>
+        <w:rPr>
+          <w:rFonts w:ascii="Arial" w:hAnsi="Arial" w:cs="Arial"/>
+          <w:bCs/>
+          <w:sz w:val="24"/>
+          <w:szCs w:val="24"/>
+        </w:rPr>
+        <w:t> :</w:t>
+      </w:r>
     </w:p>
     <w:p>
       <w:pPr>
@@ -3584,114 +3037,16 @@
         <w:rPr>
           <w:rFonts w:ascii="Arial" w:hAnsi="Arial" w:cs="Arial"/>
           <w:bCs/>
-          <w:sz w:val="24"/>
-          <w:szCs w:val="24"/>
-        </w:rPr>
-        <w:t>Coté java la gestion des sockets ce fait plus facilement hormis que java est la partie serveur donc nous avons eu besoin d’utiliser les threads pour pouvoir géré toute</w:t>
-      </w:r>
-      <w:r>
-        <w:rPr>
-          <w:rFonts w:ascii="Arial" w:hAnsi="Arial" w:cs="Arial"/>
-          <w:bCs/>
-          <w:sz w:val="24"/>
-          <w:szCs w:val="24"/>
-        </w:rPr>
-        <w:t>s</w:t>
-      </w:r>
-      <w:r>
-        <w:rPr>
-          <w:rFonts w:ascii="Arial" w:hAnsi="Arial" w:cs="Arial"/>
-          <w:bCs/>
-          <w:sz w:val="24"/>
-          <w:szCs w:val="24"/>
-        </w:rPr>
-        <w:t xml:space="preserve"> les demande</w:t>
-      </w:r>
-      <w:r>
-        <w:rPr>
-          <w:rFonts w:ascii="Arial" w:hAnsi="Arial" w:cs="Arial"/>
-          <w:bCs/>
-          <w:sz w:val="24"/>
-          <w:szCs w:val="24"/>
-        </w:rPr>
-        <w:t>s</w:t>
-      </w:r>
-      <w:r>
-        <w:rPr>
-          <w:rFonts w:ascii="Arial" w:hAnsi="Arial" w:cs="Arial"/>
-          <w:bCs/>
-          <w:sz w:val="24"/>
-          <w:szCs w:val="24"/>
-        </w:rPr>
-        <w:t xml:space="preserve"> des clients</w:t>
-      </w:r>
-      <w:r>
-        <w:rPr>
-          <w:rFonts w:ascii="Arial" w:hAnsi="Arial" w:cs="Arial"/>
-          <w:bCs/>
-          <w:sz w:val="24"/>
-          <w:szCs w:val="24"/>
-        </w:rPr>
-        <w:t>.</w:t>
-      </w:r>
-      <w:r>
-        <w:rPr>
-          <w:rFonts w:ascii="Arial" w:hAnsi="Arial" w:cs="Arial"/>
-          <w:bCs/>
-          <w:sz w:val="24"/>
-          <w:szCs w:val="24"/>
-        </w:rPr>
-        <w:t xml:space="preserve"> Pour ce ferais nous avons une créer une class Interlocuteur</w:t>
-      </w:r>
-      <w:r>
-        <w:rPr>
-          <w:rFonts w:ascii="Arial" w:hAnsi="Arial" w:cs="Arial"/>
-          <w:bCs/>
-          <w:sz w:val="24"/>
-          <w:szCs w:val="24"/>
-        </w:rPr>
-        <w:t xml:space="preserve"> (voir annexe 2.)</w:t>
-      </w:r>
-      <w:r>
-        <w:rPr>
-          <w:rFonts w:ascii="Arial" w:hAnsi="Arial" w:cs="Arial"/>
-          <w:bCs/>
-          <w:sz w:val="24"/>
-          <w:szCs w:val="24"/>
-        </w:rPr>
-        <w:t xml:space="preserve"> qui sera instancier est lancé sur un thread pour chaque client.</w:t>
-      </w:r>
-    </w:p>
-    <w:p>
-      <w:pPr>
-        <w:widowControl w:val="0"/>
-        <w:tabs>
-          <w:tab w:val="left" w:pos="2235"/>
-        </w:tabs>
-        <w:autoSpaceDE w:val="0"/>
-        <w:autoSpaceDN w:val="0"/>
-        <w:adjustRightInd w:val="0"/>
-        <w:rPr>
-          <w:rFonts w:ascii="Arial" w:hAnsi="Arial" w:cs="Arial"/>
-          <w:bCs/>
-          <w:sz w:val="24"/>
-          <w:szCs w:val="24"/>
-        </w:rPr>
-      </w:pPr>
-      <w:r>
-        <w:rPr>
-          <w:rFonts w:ascii="Arial" w:hAnsi="Arial" w:cs="Arial"/>
-          <w:bCs/>
           <w:noProof/>
           <w:sz w:val="24"/>
           <w:szCs w:val="24"/>
           <w:lang w:eastAsia="ja-JP"/>
         </w:rPr>
         <w:drawing>
-          <wp:inline distT="0" distB="0" distL="0" distR="0" wp14:anchorId="1E2DCCE5" wp14:editId="5E1A4083">
-            <wp:extent cx="5144218" cy="438211"/>
+          <wp:inline distT="0" distB="0" distL="0" distR="0" wp14:anchorId="4958FBC6" wp14:editId="483AA607">
+            <wp:extent cx="5981700" cy="521970"/>
             <wp:effectExtent l="0" t="0" r="0" b="0"/>
-            <wp:docPr id="4" name="Image 4"/>
+            <wp:docPr id="8" name="Image 8"/>
             <wp:cNvGraphicFramePr>
               <a:graphicFrameLocks xmlns:a="http://schemas.openxmlformats.org/drawingml/2006/main" noChangeAspect="1"/>
             </wp:cNvGraphicFramePr>
@@ -3711,7 +3066,7 @@
                   <pic:spPr>
                     <a:xfrm>
                       <a:off x="0" y="0"/>
-                      <a:ext cx="5144218" cy="438211"/>
+                      <a:ext cx="5981700" cy="521970"/>
                     </a:xfrm>
                     <a:prstGeom prst="rect">
                       <a:avLst/>
@@ -3728,340 +3083,43 @@
       <w:pPr>
         <w:widowControl w:val="0"/>
         <w:tabs>
-          <w:tab w:val="left" w:pos="6580"/>
-        </w:tabs>
-        <w:autoSpaceDE w:val="0"/>
-        <w:autoSpaceDN w:val="0"/>
-        <w:adjustRightInd w:val="0"/>
-        <w:spacing w:after="0" w:line="240" w:lineRule="auto"/>
-        <w:jc w:val="center"/>
-        <w:rPr>
-          <w:rFonts w:ascii="Arial" w:hAnsi="Arial" w:cs="Arial"/>
-          <w:bCs/>
-          <w:sz w:val="24"/>
-          <w:szCs w:val="24"/>
-        </w:rPr>
-      </w:pPr>
-    </w:p>
-    <w:p>
-      <w:pPr>
-        <w:widowControl w:val="0"/>
-        <w:tabs>
-          <w:tab w:val="left" w:pos="6580"/>
-        </w:tabs>
-        <w:autoSpaceDE w:val="0"/>
-        <w:autoSpaceDN w:val="0"/>
-        <w:adjustRightInd w:val="0"/>
-        <w:spacing w:after="0" w:line="240" w:lineRule="auto"/>
-        <w:jc w:val="center"/>
-        <w:rPr>
-          <w:rFonts w:ascii="Arial" w:hAnsi="Arial" w:cs="Arial"/>
-          <w:b/>
-          <w:bCs/>
-          <w:sz w:val="28"/>
-          <w:szCs w:val="28"/>
-        </w:rPr>
-      </w:pPr>
-      <w:r>
-        <w:rPr>
-          <w:rFonts w:ascii="Arial" w:hAnsi="Arial" w:cs="Arial"/>
-          <w:b/>
-          <w:bCs/>
-          <w:sz w:val="28"/>
-          <w:szCs w:val="28"/>
-        </w:rPr>
-        <w:t>Java Server</w:t>
-      </w:r>
-    </w:p>
-    <w:p>
-      <w:pPr>
-        <w:widowControl w:val="0"/>
-        <w:tabs>
-          <w:tab w:val="left" w:pos="6580"/>
-        </w:tabs>
-        <w:autoSpaceDE w:val="0"/>
-        <w:autoSpaceDN w:val="0"/>
-        <w:adjustRightInd w:val="0"/>
-        <w:spacing w:after="0" w:line="240" w:lineRule="auto"/>
-        <w:rPr>
-          <w:rFonts w:ascii="Arial" w:hAnsi="Arial" w:cs="Arial"/>
-          <w:bCs/>
-          <w:sz w:val="24"/>
-          <w:szCs w:val="24"/>
-        </w:rPr>
-      </w:pPr>
-    </w:p>
-    <w:p>
-      <w:pPr>
-        <w:widowControl w:val="0"/>
-        <w:tabs>
-          <w:tab w:val="left" w:pos="6580"/>
-        </w:tabs>
-        <w:autoSpaceDE w:val="0"/>
-        <w:autoSpaceDN w:val="0"/>
-        <w:adjustRightInd w:val="0"/>
-        <w:spacing w:after="0" w:line="240" w:lineRule="auto"/>
-        <w:rPr>
-          <w:rFonts w:ascii="Arial" w:hAnsi="Arial" w:cs="Arial"/>
-          <w:bCs/>
-          <w:sz w:val="24"/>
-          <w:szCs w:val="24"/>
-        </w:rPr>
-      </w:pPr>
-      <w:r>
-        <w:rPr>
-          <w:rFonts w:ascii="Arial" w:hAnsi="Arial" w:cs="Arial"/>
-          <w:bCs/>
-          <w:sz w:val="24"/>
-          <w:szCs w:val="24"/>
-        </w:rPr>
-        <w:t>La partie java consiste à faire un s</w:t>
-      </w:r>
-      <w:r>
-        <w:rPr>
-          <w:rFonts w:ascii="Arial" w:hAnsi="Arial" w:cs="Arial"/>
-          <w:bCs/>
-          <w:sz w:val="24"/>
-          <w:szCs w:val="24"/>
-        </w:rPr>
-        <w:t>erver</w:t>
-      </w:r>
-      <w:r>
-        <w:rPr>
-          <w:rFonts w:ascii="Arial" w:hAnsi="Arial" w:cs="Arial"/>
-          <w:bCs/>
-          <w:sz w:val="24"/>
-          <w:szCs w:val="24"/>
-        </w:rPr>
-        <w:t xml:space="preserve"> </w:t>
-      </w:r>
-      <w:r>
-        <w:rPr>
-          <w:rFonts w:ascii="Arial" w:hAnsi="Arial" w:cs="Arial"/>
-          <w:bCs/>
-          <w:sz w:val="24"/>
-          <w:szCs w:val="24"/>
-        </w:rPr>
-        <w:t>Java</w:t>
-      </w:r>
-      <w:r>
-        <w:rPr>
-          <w:rFonts w:ascii="Arial" w:hAnsi="Arial" w:cs="Arial"/>
-          <w:bCs/>
-          <w:sz w:val="24"/>
-          <w:szCs w:val="24"/>
-        </w:rPr>
-        <w:t xml:space="preserve"> qui attend des </w:t>
-      </w:r>
-      <w:r>
-        <w:rPr>
-          <w:rFonts w:ascii="Arial" w:hAnsi="Arial" w:cs="Arial"/>
-          <w:bCs/>
-          <w:sz w:val="24"/>
-          <w:szCs w:val="24"/>
-        </w:rPr>
-        <w:t>requêtes</w:t>
-      </w:r>
-      <w:r>
-        <w:rPr>
-          <w:rFonts w:ascii="Arial" w:hAnsi="Arial" w:cs="Arial"/>
-          <w:bCs/>
-          <w:sz w:val="24"/>
-          <w:szCs w:val="24"/>
-        </w:rPr>
-        <w:t xml:space="preserve"> qui </w:t>
-      </w:r>
-      <w:r>
-        <w:rPr>
-          <w:rFonts w:ascii="Arial" w:hAnsi="Arial" w:cs="Arial"/>
-          <w:bCs/>
-          <w:sz w:val="24"/>
-          <w:szCs w:val="24"/>
-        </w:rPr>
-        <w:t>permettront</w:t>
-      </w:r>
-      <w:r>
-        <w:rPr>
-          <w:rFonts w:ascii="Arial" w:hAnsi="Arial" w:cs="Arial"/>
-          <w:bCs/>
-          <w:sz w:val="24"/>
-          <w:szCs w:val="24"/>
-        </w:rPr>
-        <w:t xml:space="preserve"> de faire </w:t>
-      </w:r>
-      <w:r>
-        <w:rPr>
-          <w:rFonts w:ascii="Arial" w:hAnsi="Arial" w:cs="Arial"/>
-          <w:bCs/>
-          <w:sz w:val="24"/>
-          <w:szCs w:val="24"/>
-        </w:rPr>
-        <w:t>apparaitre</w:t>
-      </w:r>
-      <w:r>
-        <w:rPr>
-          <w:rFonts w:ascii="Arial" w:hAnsi="Arial" w:cs="Arial"/>
-          <w:bCs/>
-          <w:sz w:val="24"/>
-          <w:szCs w:val="24"/>
-        </w:rPr>
-        <w:t xml:space="preserve"> une</w:t>
-      </w:r>
-      <w:r>
-        <w:rPr>
-          <w:rFonts w:ascii="Arial" w:hAnsi="Arial" w:cs="Arial"/>
-          <w:bCs/>
-          <w:sz w:val="24"/>
-          <w:szCs w:val="24"/>
-        </w:rPr>
-        <w:t xml:space="preserve"> fenêtre</w:t>
-      </w:r>
-      <w:r>
-        <w:rPr>
-          <w:rFonts w:ascii="Arial" w:hAnsi="Arial" w:cs="Arial"/>
-          <w:bCs/>
-          <w:sz w:val="24"/>
-          <w:szCs w:val="24"/>
-        </w:rPr>
-        <w:t xml:space="preserve"> </w:t>
-      </w:r>
-      <w:r>
-        <w:rPr>
-          <w:rFonts w:ascii="Arial" w:hAnsi="Arial" w:cs="Arial"/>
-          <w:bCs/>
-          <w:sz w:val="24"/>
-          <w:szCs w:val="24"/>
-        </w:rPr>
-        <w:t>sur laquelle on va dessiner</w:t>
-      </w:r>
-    </w:p>
-    <w:p>
-      <w:pPr>
-        <w:widowControl w:val="0"/>
-        <w:tabs>
-          <w:tab w:val="left" w:pos="6580"/>
-        </w:tabs>
-        <w:autoSpaceDE w:val="0"/>
-        <w:autoSpaceDN w:val="0"/>
-        <w:adjustRightInd w:val="0"/>
-        <w:spacing w:after="0" w:line="240" w:lineRule="auto"/>
-        <w:rPr>
-          <w:rFonts w:ascii="Arial" w:hAnsi="Arial" w:cs="Arial"/>
-          <w:bCs/>
-          <w:sz w:val="24"/>
-          <w:szCs w:val="24"/>
-        </w:rPr>
-      </w:pPr>
-      <w:r>
-        <w:rPr>
-          <w:rFonts w:ascii="Arial" w:hAnsi="Arial" w:cs="Arial"/>
-          <w:bCs/>
-          <w:sz w:val="24"/>
-          <w:szCs w:val="24"/>
-        </w:rPr>
-        <w:t xml:space="preserve">Pour ça nous avons utilisé la librairie </w:t>
-      </w:r>
-      <w:proofErr w:type="spellStart"/>
-      <w:r>
-        <w:rPr>
-          <w:rFonts w:ascii="Arial" w:hAnsi="Arial" w:cs="Arial"/>
-          <w:bCs/>
-          <w:sz w:val="24"/>
-          <w:szCs w:val="24"/>
-        </w:rPr>
-        <w:t>Awt</w:t>
-      </w:r>
-      <w:proofErr w:type="spellEnd"/>
-      <w:r>
-        <w:rPr>
-          <w:rFonts w:ascii="Arial" w:hAnsi="Arial" w:cs="Arial"/>
-          <w:bCs/>
-          <w:sz w:val="24"/>
-          <w:szCs w:val="24"/>
-        </w:rPr>
-        <w:t xml:space="preserve"> de Java.</w:t>
-      </w:r>
-    </w:p>
-    <w:p>
-      <w:pPr>
-        <w:widowControl w:val="0"/>
-        <w:tabs>
-          <w:tab w:val="left" w:pos="6580"/>
-        </w:tabs>
-        <w:autoSpaceDE w:val="0"/>
-        <w:autoSpaceDN w:val="0"/>
-        <w:adjustRightInd w:val="0"/>
-        <w:spacing w:after="0" w:line="240" w:lineRule="auto"/>
-        <w:rPr>
-          <w:rFonts w:ascii="Arial" w:hAnsi="Arial" w:cs="Arial"/>
-          <w:bCs/>
-          <w:sz w:val="24"/>
-          <w:szCs w:val="24"/>
-        </w:rPr>
-      </w:pPr>
-      <w:r>
-        <w:rPr>
-          <w:rFonts w:ascii="Arial" w:hAnsi="Arial" w:cs="Arial"/>
-          <w:bCs/>
-          <w:sz w:val="24"/>
-          <w:szCs w:val="24"/>
-        </w:rPr>
-        <w:t xml:space="preserve">La librairie permet de créer une fenêtre, elle permet aussi de créer des rendus sur </w:t>
-      </w:r>
-      <w:r>
-        <w:rPr>
-          <w:rFonts w:ascii="Arial" w:hAnsi="Arial" w:cs="Arial"/>
-          <w:bCs/>
-          <w:sz w:val="24"/>
-          <w:szCs w:val="24"/>
-        </w:rPr>
-        <w:lastRenderedPageBreak/>
-        <w:t>lesquelles nous pourrons dessiner. Elle a un tas de fonction qui dessine</w:t>
-      </w:r>
-      <w:r>
-        <w:rPr>
-          <w:rFonts w:ascii="Arial" w:hAnsi="Arial" w:cs="Arial"/>
-          <w:bCs/>
-          <w:sz w:val="24"/>
-          <w:szCs w:val="24"/>
-        </w:rPr>
-        <w:t>, certaine de ses fonctions</w:t>
-      </w:r>
-      <w:r>
-        <w:rPr>
-          <w:rFonts w:ascii="Arial" w:hAnsi="Arial" w:cs="Arial"/>
-          <w:bCs/>
-          <w:sz w:val="24"/>
-          <w:szCs w:val="24"/>
-        </w:rPr>
-        <w:t xml:space="preserve"> permette de dessiner des segments, rectangle, ovale, arc, texte.</w:t>
-      </w:r>
-    </w:p>
-    <w:p>
-      <w:pPr>
-        <w:widowControl w:val="0"/>
-        <w:tabs>
-          <w:tab w:val="left" w:pos="6580"/>
-        </w:tabs>
-        <w:autoSpaceDE w:val="0"/>
-        <w:autoSpaceDN w:val="0"/>
-        <w:adjustRightInd w:val="0"/>
-        <w:spacing w:after="0" w:line="240" w:lineRule="auto"/>
-        <w:rPr>
-          <w:rFonts w:ascii="Arial" w:hAnsi="Arial" w:cs="Arial"/>
-          <w:bCs/>
-          <w:sz w:val="24"/>
-          <w:szCs w:val="24"/>
-        </w:rPr>
-      </w:pPr>
-      <w:r>
-        <w:rPr>
-          <w:rFonts w:ascii="Arial" w:hAnsi="Arial" w:cs="Arial"/>
-          <w:bCs/>
-          <w:sz w:val="24"/>
-          <w:szCs w:val="24"/>
-        </w:rPr>
-        <w:t>Chaque fonction possède ses propres paramètres mais ils ont tous en commun besoin des coordonnée</w:t>
+          <w:tab w:val="left" w:pos="2235"/>
+        </w:tabs>
+        <w:autoSpaceDE w:val="0"/>
+        <w:autoSpaceDN w:val="0"/>
+        <w:adjustRightInd w:val="0"/>
+        <w:rPr>
+          <w:rFonts w:ascii="Arial" w:hAnsi="Arial" w:cs="Arial"/>
+          <w:bCs/>
+          <w:sz w:val="24"/>
+          <w:szCs w:val="24"/>
+        </w:rPr>
+      </w:pPr>
+    </w:p>
+    <w:p>
+      <w:pPr>
+        <w:widowControl w:val="0"/>
+        <w:tabs>
+          <w:tab w:val="left" w:pos="2235"/>
+        </w:tabs>
+        <w:autoSpaceDE w:val="0"/>
+        <w:autoSpaceDN w:val="0"/>
+        <w:adjustRightInd w:val="0"/>
+        <w:rPr>
+          <w:rFonts w:ascii="Arial" w:hAnsi="Arial" w:cs="Arial"/>
+          <w:bCs/>
+          <w:sz w:val="24"/>
+          <w:szCs w:val="24"/>
+        </w:rPr>
+      </w:pPr>
+      <w:r>
+        <w:rPr>
+          <w:rFonts w:ascii="Arial" w:hAnsi="Arial" w:cs="Arial"/>
+          <w:bCs/>
+          <w:sz w:val="24"/>
+          <w:szCs w:val="24"/>
+        </w:rPr>
+        <w:t>Coté java la gestion des sockets ce fait plus facilement hormis que java est la partie serveur donc nous avons eu besoin d’utiliser les threads pour pouvoir géré toute</w:t>
       </w:r>
       <w:r>
         <w:rPr>
@@ -4079,7 +3137,25 @@
           <w:sz w:val="24"/>
           <w:szCs w:val="24"/>
         </w:rPr>
-        <w:t xml:space="preserve"> en x et y</w:t>
+        <w:t xml:space="preserve"> les demande</w:t>
+      </w:r>
+      <w:r>
+        <w:rPr>
+          <w:rFonts w:ascii="Arial" w:hAnsi="Arial" w:cs="Arial"/>
+          <w:bCs/>
+          <w:sz w:val="24"/>
+          <w:szCs w:val="24"/>
+        </w:rPr>
+        <w:t>s</w:t>
+      </w:r>
+      <w:r>
+        <w:rPr>
+          <w:rFonts w:ascii="Arial" w:hAnsi="Arial" w:cs="Arial"/>
+          <w:bCs/>
+          <w:sz w:val="24"/>
+          <w:szCs w:val="24"/>
+        </w:rPr>
+        <w:t xml:space="preserve"> des clients</w:t>
       </w:r>
       <w:r>
         <w:rPr>
@@ -4090,319 +3166,43 @@
         </w:rPr>
         <w:t>.</w:t>
       </w:r>
-    </w:p>
-    <w:p>
-      <w:pPr>
-        <w:widowControl w:val="0"/>
-        <w:tabs>
-          <w:tab w:val="left" w:pos="6580"/>
-        </w:tabs>
-        <w:autoSpaceDE w:val="0"/>
-        <w:autoSpaceDN w:val="0"/>
-        <w:adjustRightInd w:val="0"/>
-        <w:spacing w:after="0" w:line="240" w:lineRule="auto"/>
-        <w:rPr>
-          <w:rFonts w:ascii="Arial" w:hAnsi="Arial" w:cs="Arial"/>
-          <w:bCs/>
-          <w:sz w:val="24"/>
-          <w:szCs w:val="24"/>
-        </w:rPr>
-      </w:pPr>
-      <w:r>
-        <w:rPr>
-          <w:rFonts w:ascii="Arial" w:hAnsi="Arial" w:cs="Arial"/>
-          <w:bCs/>
-          <w:sz w:val="24"/>
-          <w:szCs w:val="24"/>
-        </w:rPr>
-        <w:t>Couleur …</w:t>
-      </w:r>
-    </w:p>
-    <w:p>
-      <w:pPr>
-        <w:widowControl w:val="0"/>
-        <w:tabs>
-          <w:tab w:val="left" w:pos="6580"/>
-        </w:tabs>
-        <w:autoSpaceDE w:val="0"/>
-        <w:autoSpaceDN w:val="0"/>
-        <w:adjustRightInd w:val="0"/>
-        <w:spacing w:after="0" w:line="240" w:lineRule="auto"/>
-        <w:rPr>
-          <w:rFonts w:ascii="Arial" w:hAnsi="Arial" w:cs="Arial"/>
-          <w:bCs/>
-          <w:sz w:val="24"/>
-          <w:szCs w:val="24"/>
-        </w:rPr>
-      </w:pPr>
-      <w:r>
-        <w:rPr>
-          <w:rFonts w:ascii="Arial" w:hAnsi="Arial" w:cs="Arial"/>
-          <w:bCs/>
-          <w:sz w:val="24"/>
-          <w:szCs w:val="24"/>
-        </w:rPr>
-        <w:t>Bordure …</w:t>
-      </w:r>
-    </w:p>
-    <w:p>
-      <w:pPr>
-        <w:widowControl w:val="0"/>
-        <w:tabs>
-          <w:tab w:val="left" w:pos="6580"/>
-        </w:tabs>
-        <w:autoSpaceDE w:val="0"/>
-        <w:autoSpaceDN w:val="0"/>
-        <w:adjustRightInd w:val="0"/>
-        <w:spacing w:after="0" w:line="240" w:lineRule="auto"/>
-        <w:rPr>
-          <w:rFonts w:ascii="Arial" w:hAnsi="Arial" w:cs="Arial"/>
-          <w:bCs/>
-          <w:sz w:val="24"/>
-          <w:szCs w:val="24"/>
-        </w:rPr>
-      </w:pPr>
-    </w:p>
-    <w:p>
-      <w:pPr>
-        <w:widowControl w:val="0"/>
-        <w:tabs>
-          <w:tab w:val="left" w:pos="6580"/>
-        </w:tabs>
-        <w:autoSpaceDE w:val="0"/>
-        <w:autoSpaceDN w:val="0"/>
-        <w:adjustRightInd w:val="0"/>
-        <w:spacing w:after="0" w:line="240" w:lineRule="auto"/>
-        <w:jc w:val="center"/>
-        <w:rPr>
-          <w:rFonts w:ascii="Arial" w:hAnsi="Arial" w:cs="Arial"/>
-          <w:b/>
-          <w:bCs/>
-          <w:sz w:val="28"/>
-          <w:szCs w:val="28"/>
-        </w:rPr>
-      </w:pPr>
-      <w:r>
-        <w:rPr>
-          <w:rFonts w:ascii="Arial" w:hAnsi="Arial" w:cs="Arial"/>
-          <w:b/>
-          <w:bCs/>
-          <w:sz w:val="28"/>
-          <w:szCs w:val="28"/>
-        </w:rPr>
-        <w:t>C++ Client</w:t>
-      </w:r>
-    </w:p>
-    <w:p>
-      <w:pPr>
-        <w:widowControl w:val="0"/>
-        <w:tabs>
-          <w:tab w:val="left" w:pos="6580"/>
-        </w:tabs>
-        <w:autoSpaceDE w:val="0"/>
-        <w:autoSpaceDN w:val="0"/>
-        <w:adjustRightInd w:val="0"/>
-        <w:spacing w:after="0" w:line="240" w:lineRule="auto"/>
-        <w:rPr>
-          <w:rFonts w:ascii="Arial" w:hAnsi="Arial" w:cs="Arial"/>
-          <w:bCs/>
-          <w:sz w:val="24"/>
-          <w:szCs w:val="24"/>
-        </w:rPr>
-      </w:pPr>
-    </w:p>
-    <w:p>
-      <w:pPr>
-        <w:widowControl w:val="0"/>
-        <w:tabs>
-          <w:tab w:val="left" w:pos="6580"/>
-        </w:tabs>
-        <w:autoSpaceDE w:val="0"/>
-        <w:autoSpaceDN w:val="0"/>
-        <w:adjustRightInd w:val="0"/>
-        <w:spacing w:after="0" w:line="240" w:lineRule="auto"/>
-        <w:rPr>
-          <w:rFonts w:ascii="Arial" w:hAnsi="Arial" w:cs="Arial"/>
-          <w:bCs/>
-          <w:sz w:val="24"/>
-          <w:szCs w:val="24"/>
-        </w:rPr>
-      </w:pPr>
-      <w:r>
-        <w:rPr>
-          <w:rFonts w:ascii="Arial" w:hAnsi="Arial" w:cs="Arial"/>
-          <w:bCs/>
-          <w:sz w:val="24"/>
-          <w:szCs w:val="24"/>
-        </w:rPr>
-        <w:t>La partie C++ consiste à faire un client C++ qui va envoyer des requêtes au server, l’utilité est que le C++ à une vitesse de calcule largement plus rapide que le java</w:t>
-      </w:r>
-    </w:p>
-    <w:p>
-      <w:pPr>
-        <w:widowControl w:val="0"/>
-        <w:tabs>
-          <w:tab w:val="left" w:pos="6580"/>
-        </w:tabs>
-        <w:autoSpaceDE w:val="0"/>
-        <w:autoSpaceDN w:val="0"/>
-        <w:adjustRightInd w:val="0"/>
-        <w:spacing w:after="0" w:line="240" w:lineRule="auto"/>
-        <w:rPr>
-          <w:rFonts w:ascii="Arial" w:hAnsi="Arial" w:cs="Arial"/>
-          <w:bCs/>
-          <w:sz w:val="24"/>
-          <w:szCs w:val="24"/>
-        </w:rPr>
-      </w:pPr>
-    </w:p>
-    <w:p>
-      <w:pPr>
-        <w:widowControl w:val="0"/>
-        <w:tabs>
-          <w:tab w:val="left" w:pos="6580"/>
-        </w:tabs>
-        <w:autoSpaceDE w:val="0"/>
-        <w:autoSpaceDN w:val="0"/>
-        <w:adjustRightInd w:val="0"/>
-        <w:spacing w:after="0" w:line="240" w:lineRule="auto"/>
-        <w:rPr>
-          <w:rFonts w:ascii="Arial" w:hAnsi="Arial" w:cs="Arial"/>
-          <w:bCs/>
-          <w:sz w:val="24"/>
-          <w:szCs w:val="24"/>
-        </w:rPr>
-      </w:pPr>
-      <w:r>
-        <w:rPr>
-          <w:rFonts w:ascii="Arial" w:hAnsi="Arial" w:cs="Arial"/>
-          <w:bCs/>
-          <w:sz w:val="24"/>
-          <w:szCs w:val="24"/>
-        </w:rPr>
-        <w:t xml:space="preserve">Comme nous voulons une librairie l’utilisation des </w:t>
-      </w:r>
-      <w:r>
-        <w:rPr>
-          <w:rFonts w:ascii="Arial" w:hAnsi="Arial" w:cs="Arial"/>
-          <w:bCs/>
-          <w:sz w:val="24"/>
-          <w:szCs w:val="24"/>
-        </w:rPr>
-        <w:t>méthodes</w:t>
-      </w:r>
-      <w:r>
-        <w:rPr>
-          <w:rFonts w:ascii="Arial" w:hAnsi="Arial" w:cs="Arial"/>
-          <w:bCs/>
-          <w:sz w:val="24"/>
-          <w:szCs w:val="24"/>
-        </w:rPr>
-        <w:t xml:space="preserve"> doivent être simple d’utilisation et intuitive</w:t>
-      </w:r>
-      <w:r>
-        <w:rPr>
-          <w:rFonts w:ascii="Arial" w:hAnsi="Arial" w:cs="Arial"/>
-          <w:bCs/>
-          <w:sz w:val="24"/>
-          <w:szCs w:val="24"/>
-        </w:rPr>
-        <w:t xml:space="preserve">, pour le faire nous avons structuré de telle sorte que l’utilisateur n’utilise qu’un objet, cette objet est une instanciation de la class </w:t>
-      </w:r>
-      <w:r>
-        <w:rPr>
-          <w:rFonts w:ascii="Arial" w:hAnsi="Arial" w:cs="Arial"/>
-          <w:bCs/>
-          <w:sz w:val="24"/>
-          <w:szCs w:val="24"/>
-        </w:rPr>
-        <w:t>Fenetre</w:t>
-      </w:r>
-      <w:r>
-        <w:rPr>
-          <w:rFonts w:ascii="Arial" w:hAnsi="Arial" w:cs="Arial"/>
-          <w:bCs/>
-          <w:sz w:val="24"/>
-          <w:szCs w:val="24"/>
-        </w:rPr>
-        <w:t xml:space="preserve"> (voir annexe 3.)</w:t>
-      </w:r>
-    </w:p>
-    <w:p>
-      <w:pPr>
-        <w:widowControl w:val="0"/>
-        <w:tabs>
-          <w:tab w:val="left" w:pos="6580"/>
-        </w:tabs>
-        <w:autoSpaceDE w:val="0"/>
-        <w:autoSpaceDN w:val="0"/>
-        <w:adjustRightInd w:val="0"/>
-        <w:spacing w:after="0" w:line="240" w:lineRule="auto"/>
-        <w:rPr>
-          <w:rFonts w:ascii="Arial" w:hAnsi="Arial" w:cs="Arial"/>
-          <w:bCs/>
-          <w:sz w:val="24"/>
-          <w:szCs w:val="24"/>
-        </w:rPr>
-      </w:pPr>
-      <w:r>
-        <w:rPr>
-          <w:rFonts w:ascii="Arial" w:hAnsi="Arial" w:cs="Arial"/>
-          <w:bCs/>
-          <w:sz w:val="24"/>
-          <w:szCs w:val="24"/>
-        </w:rPr>
-        <w:t>Pour commencer nous avons initialisation l’utilisateur commence par entrée les informations de la fenêtre voulu</w:t>
-      </w:r>
-      <w:proofErr w:type="gramStart"/>
-      <w:r>
-        <w:rPr>
-          <w:rFonts w:ascii="Arial" w:hAnsi="Arial" w:cs="Arial"/>
-          <w:bCs/>
-          <w:sz w:val="24"/>
-          <w:szCs w:val="24"/>
-        </w:rPr>
-        <w:t>.(</w:t>
-      </w:r>
-      <w:proofErr w:type="gramEnd"/>
-      <w:r>
-        <w:rPr>
-          <w:rFonts w:ascii="Arial" w:hAnsi="Arial" w:cs="Arial"/>
-          <w:bCs/>
-          <w:sz w:val="24"/>
-          <w:szCs w:val="24"/>
-        </w:rPr>
-        <w:t>nom de la fenêtre, largeur, hauteur)</w:t>
-      </w:r>
-    </w:p>
-    <w:p>
-      <w:pPr>
-        <w:widowControl w:val="0"/>
-        <w:tabs>
-          <w:tab w:val="left" w:pos="6580"/>
-        </w:tabs>
-        <w:autoSpaceDE w:val="0"/>
-        <w:autoSpaceDN w:val="0"/>
-        <w:adjustRightInd w:val="0"/>
-        <w:spacing w:after="0" w:line="240" w:lineRule="auto"/>
-        <w:rPr>
-          <w:rFonts w:ascii="Arial" w:hAnsi="Arial" w:cs="Arial"/>
-          <w:bCs/>
-          <w:sz w:val="24"/>
-          <w:szCs w:val="24"/>
-        </w:rPr>
-      </w:pPr>
-    </w:p>
-    <w:p>
-      <w:pPr>
-        <w:widowControl w:val="0"/>
-        <w:tabs>
-          <w:tab w:val="left" w:pos="6580"/>
-        </w:tabs>
-        <w:autoSpaceDE w:val="0"/>
-        <w:autoSpaceDN w:val="0"/>
-        <w:adjustRightInd w:val="0"/>
-        <w:spacing w:after="0" w:line="240" w:lineRule="auto"/>
+      <w:r>
+        <w:rPr>
+          <w:rFonts w:ascii="Arial" w:hAnsi="Arial" w:cs="Arial"/>
+          <w:bCs/>
+          <w:sz w:val="24"/>
+          <w:szCs w:val="24"/>
+        </w:rPr>
+        <w:t xml:space="preserve"> Pour ce ferais nous avons une créer une class Interlocuteur</w:t>
+      </w:r>
+      <w:r>
+        <w:rPr>
+          <w:rFonts w:ascii="Arial" w:hAnsi="Arial" w:cs="Arial"/>
+          <w:bCs/>
+          <w:sz w:val="24"/>
+          <w:szCs w:val="24"/>
+        </w:rPr>
+        <w:t xml:space="preserve"> (voir annexe 2.)</w:t>
+      </w:r>
+      <w:r>
+        <w:rPr>
+          <w:rFonts w:ascii="Arial" w:hAnsi="Arial" w:cs="Arial"/>
+          <w:bCs/>
+          <w:sz w:val="24"/>
+          <w:szCs w:val="24"/>
+        </w:rPr>
+        <w:t xml:space="preserve"> qui sera instancier est lancé sur un thread pour chaque client.</w:t>
+      </w:r>
+    </w:p>
+    <w:p>
+      <w:pPr>
+        <w:widowControl w:val="0"/>
+        <w:tabs>
+          <w:tab w:val="left" w:pos="2235"/>
+        </w:tabs>
+        <w:autoSpaceDE w:val="0"/>
+        <w:autoSpaceDN w:val="0"/>
+        <w:adjustRightInd w:val="0"/>
         <w:rPr>
           <w:rFonts w:ascii="Arial" w:hAnsi="Arial" w:cs="Arial"/>
           <w:bCs/>
@@ -4420,10 +3220,10 @@
           <w:lang w:eastAsia="ja-JP"/>
         </w:rPr>
         <w:drawing>
-          <wp:inline distT="0" distB="0" distL="0" distR="0" wp14:anchorId="02F6FA14" wp14:editId="57E47049">
-            <wp:extent cx="2943636" cy="200053"/>
-            <wp:effectExtent l="0" t="0" r="0" b="9525"/>
-            <wp:docPr id="5" name="Image 5"/>
+          <wp:inline distT="0" distB="0" distL="0" distR="0" wp14:anchorId="1E2DCCE5" wp14:editId="5E1A4083">
+            <wp:extent cx="5144218" cy="438211"/>
+            <wp:effectExtent l="0" t="0" r="0" b="0"/>
+            <wp:docPr id="4" name="Image 4"/>
             <wp:cNvGraphicFramePr>
               <a:graphicFrameLocks xmlns:a="http://schemas.openxmlformats.org/drawingml/2006/main" noChangeAspect="1"/>
             </wp:cNvGraphicFramePr>
@@ -4443,7 +3243,7 @@
                   <pic:spPr>
                     <a:xfrm>
                       <a:off x="0" y="0"/>
-                      <a:ext cx="2943636" cy="200053"/>
+                      <a:ext cx="5144218" cy="438211"/>
                     </a:xfrm>
                     <a:prstGeom prst="rect">
                       <a:avLst/>
@@ -4466,80 +3266,333 @@
         <w:autoSpaceDN w:val="0"/>
         <w:adjustRightInd w:val="0"/>
         <w:spacing w:after="0" w:line="240" w:lineRule="auto"/>
-        <w:rPr>
-          <w:rFonts w:ascii="Arial" w:hAnsi="Arial" w:cs="Arial"/>
-          <w:bCs/>
-          <w:sz w:val="24"/>
-          <w:szCs w:val="24"/>
-        </w:rPr>
-      </w:pPr>
-    </w:p>
-    <w:p>
-      <w:pPr>
-        <w:widowControl w:val="0"/>
-        <w:tabs>
-          <w:tab w:val="left" w:pos="6580"/>
-        </w:tabs>
-        <w:autoSpaceDE w:val="0"/>
-        <w:autoSpaceDN w:val="0"/>
-        <w:adjustRightInd w:val="0"/>
-        <w:spacing w:after="0" w:line="240" w:lineRule="auto"/>
-        <w:rPr>
-          <w:rFonts w:ascii="Arial" w:hAnsi="Arial" w:cs="Arial"/>
-          <w:bCs/>
-          <w:sz w:val="24"/>
-          <w:szCs w:val="24"/>
-        </w:rPr>
-      </w:pPr>
-      <w:r>
-        <w:rPr>
-          <w:rFonts w:ascii="Arial" w:hAnsi="Arial" w:cs="Arial"/>
-          <w:bCs/>
-          <w:sz w:val="24"/>
-          <w:szCs w:val="24"/>
-        </w:rPr>
-        <w:t>Une fois les informations enregistrées nous nous connectons au serveur java</w:t>
-      </w:r>
-      <w:r>
-        <w:rPr>
-          <w:rFonts w:ascii="Arial" w:hAnsi="Arial" w:cs="Arial"/>
-          <w:bCs/>
-          <w:sz w:val="24"/>
-          <w:szCs w:val="24"/>
-        </w:rPr>
-        <w:t xml:space="preserve">, si aucune erreur ne s’est produite nous envoyons les caractéristiques de la fenêtre voulu au serveur java, ensuite java créer la fenêtre. Pendant ce temps nous calculons les variables qui nous serons utile pour le « mapping coordinate to viewport » (voir annexe 3. méthode=&gt; </w:t>
-      </w:r>
-      <w:proofErr w:type="spellStart"/>
-      <w:r>
-        <w:rPr>
-          <w:rFonts w:ascii="Arial" w:hAnsi="Arial" w:cs="Arial"/>
-          <w:bCs/>
-          <w:sz w:val="24"/>
-          <w:szCs w:val="24"/>
-        </w:rPr>
-        <w:t>Init</w:t>
-      </w:r>
-      <w:proofErr w:type="spellEnd"/>
-      <w:r>
-        <w:rPr>
-          <w:rFonts w:ascii="Arial" w:hAnsi="Arial" w:cs="Arial"/>
-          <w:bCs/>
-          <w:sz w:val="24"/>
-          <w:szCs w:val="24"/>
-        </w:rPr>
-        <w:t>(</w:t>
-      </w:r>
-      <w:proofErr w:type="gramStart"/>
-      <w:r>
-        <w:rPr>
-          <w:rFonts w:ascii="Arial" w:hAnsi="Arial" w:cs="Arial"/>
-          <w:bCs/>
-          <w:sz w:val="24"/>
-          <w:szCs w:val="24"/>
-        </w:rPr>
-        <w:t>) )</w:t>
-      </w:r>
-      <w:proofErr w:type="gramEnd"/>
+        <w:jc w:val="center"/>
+        <w:rPr>
+          <w:rFonts w:ascii="Arial" w:hAnsi="Arial" w:cs="Arial"/>
+          <w:bCs/>
+          <w:sz w:val="24"/>
+          <w:szCs w:val="24"/>
+        </w:rPr>
+      </w:pPr>
+    </w:p>
+    <w:p>
+      <w:pPr>
+        <w:widowControl w:val="0"/>
+        <w:tabs>
+          <w:tab w:val="left" w:pos="6580"/>
+        </w:tabs>
+        <w:autoSpaceDE w:val="0"/>
+        <w:autoSpaceDN w:val="0"/>
+        <w:adjustRightInd w:val="0"/>
+        <w:spacing w:after="0" w:line="240" w:lineRule="auto"/>
+        <w:jc w:val="center"/>
+        <w:rPr>
+          <w:rFonts w:ascii="Arial" w:hAnsi="Arial" w:cs="Arial"/>
+          <w:b/>
+          <w:bCs/>
+          <w:sz w:val="28"/>
+          <w:szCs w:val="28"/>
+        </w:rPr>
+      </w:pPr>
+      <w:r>
+        <w:rPr>
+          <w:rFonts w:ascii="Arial" w:hAnsi="Arial" w:cs="Arial"/>
+          <w:b/>
+          <w:bCs/>
+          <w:sz w:val="28"/>
+          <w:szCs w:val="28"/>
+        </w:rPr>
+        <w:t>Java Server</w:t>
+      </w:r>
+    </w:p>
+    <w:p>
+      <w:pPr>
+        <w:widowControl w:val="0"/>
+        <w:tabs>
+          <w:tab w:val="left" w:pos="6580"/>
+        </w:tabs>
+        <w:autoSpaceDE w:val="0"/>
+        <w:autoSpaceDN w:val="0"/>
+        <w:adjustRightInd w:val="0"/>
+        <w:spacing w:after="0" w:line="240" w:lineRule="auto"/>
+        <w:rPr>
+          <w:rFonts w:ascii="Arial" w:hAnsi="Arial" w:cs="Arial"/>
+          <w:bCs/>
+          <w:sz w:val="24"/>
+          <w:szCs w:val="24"/>
+        </w:rPr>
+      </w:pPr>
+    </w:p>
+    <w:p>
+      <w:pPr>
+        <w:widowControl w:val="0"/>
+        <w:tabs>
+          <w:tab w:val="left" w:pos="6580"/>
+        </w:tabs>
+        <w:autoSpaceDE w:val="0"/>
+        <w:autoSpaceDN w:val="0"/>
+        <w:adjustRightInd w:val="0"/>
+        <w:spacing w:after="0" w:line="240" w:lineRule="auto"/>
+        <w:rPr>
+          <w:rFonts w:ascii="Arial" w:hAnsi="Arial" w:cs="Arial"/>
+          <w:bCs/>
+          <w:sz w:val="24"/>
+          <w:szCs w:val="24"/>
+        </w:rPr>
+      </w:pPr>
+      <w:r>
+        <w:rPr>
+          <w:rFonts w:ascii="Arial" w:hAnsi="Arial" w:cs="Arial"/>
+          <w:bCs/>
+          <w:sz w:val="24"/>
+          <w:szCs w:val="24"/>
+        </w:rPr>
+        <w:t>La partie java consiste à faire un s</w:t>
+      </w:r>
+      <w:r>
+        <w:rPr>
+          <w:rFonts w:ascii="Arial" w:hAnsi="Arial" w:cs="Arial"/>
+          <w:bCs/>
+          <w:sz w:val="24"/>
+          <w:szCs w:val="24"/>
+        </w:rPr>
+        <w:t>erver</w:t>
+      </w:r>
+      <w:r>
+        <w:rPr>
+          <w:rFonts w:ascii="Arial" w:hAnsi="Arial" w:cs="Arial"/>
+          <w:bCs/>
+          <w:sz w:val="24"/>
+          <w:szCs w:val="24"/>
+        </w:rPr>
+        <w:t xml:space="preserve"> </w:t>
+      </w:r>
+      <w:r>
+        <w:rPr>
+          <w:rFonts w:ascii="Arial" w:hAnsi="Arial" w:cs="Arial"/>
+          <w:bCs/>
+          <w:sz w:val="24"/>
+          <w:szCs w:val="24"/>
+        </w:rPr>
+        <w:t>Java</w:t>
+      </w:r>
+      <w:r>
+        <w:rPr>
+          <w:rFonts w:ascii="Arial" w:hAnsi="Arial" w:cs="Arial"/>
+          <w:bCs/>
+          <w:sz w:val="24"/>
+          <w:szCs w:val="24"/>
+        </w:rPr>
+        <w:t xml:space="preserve"> qui attend des </w:t>
+      </w:r>
+      <w:r>
+        <w:rPr>
+          <w:rFonts w:ascii="Arial" w:hAnsi="Arial" w:cs="Arial"/>
+          <w:bCs/>
+          <w:sz w:val="24"/>
+          <w:szCs w:val="24"/>
+        </w:rPr>
+        <w:t>requêtes</w:t>
+      </w:r>
+      <w:r>
+        <w:rPr>
+          <w:rFonts w:ascii="Arial" w:hAnsi="Arial" w:cs="Arial"/>
+          <w:bCs/>
+          <w:sz w:val="24"/>
+          <w:szCs w:val="24"/>
+        </w:rPr>
+        <w:t xml:space="preserve"> qui </w:t>
+      </w:r>
+      <w:r>
+        <w:rPr>
+          <w:rFonts w:ascii="Arial" w:hAnsi="Arial" w:cs="Arial"/>
+          <w:bCs/>
+          <w:sz w:val="24"/>
+          <w:szCs w:val="24"/>
+        </w:rPr>
+        <w:t>permettront</w:t>
+      </w:r>
+      <w:r>
+        <w:rPr>
+          <w:rFonts w:ascii="Arial" w:hAnsi="Arial" w:cs="Arial"/>
+          <w:bCs/>
+          <w:sz w:val="24"/>
+          <w:szCs w:val="24"/>
+        </w:rPr>
+        <w:t xml:space="preserve"> de </w:t>
+      </w:r>
+      <w:r>
+        <w:rPr>
+          <w:rFonts w:ascii="Arial" w:hAnsi="Arial" w:cs="Arial"/>
+          <w:bCs/>
+          <w:sz w:val="24"/>
+          <w:szCs w:val="24"/>
+        </w:rPr>
+        <w:lastRenderedPageBreak/>
+        <w:t xml:space="preserve">faire </w:t>
+      </w:r>
+      <w:r>
+        <w:rPr>
+          <w:rFonts w:ascii="Arial" w:hAnsi="Arial" w:cs="Arial"/>
+          <w:bCs/>
+          <w:sz w:val="24"/>
+          <w:szCs w:val="24"/>
+        </w:rPr>
+        <w:t>apparaitre</w:t>
+      </w:r>
+      <w:r>
+        <w:rPr>
+          <w:rFonts w:ascii="Arial" w:hAnsi="Arial" w:cs="Arial"/>
+          <w:bCs/>
+          <w:sz w:val="24"/>
+          <w:szCs w:val="24"/>
+        </w:rPr>
+        <w:t xml:space="preserve"> une</w:t>
+      </w:r>
+      <w:r>
+        <w:rPr>
+          <w:rFonts w:ascii="Arial" w:hAnsi="Arial" w:cs="Arial"/>
+          <w:bCs/>
+          <w:sz w:val="24"/>
+          <w:szCs w:val="24"/>
+        </w:rPr>
+        <w:t xml:space="preserve"> fenêtre</w:t>
+      </w:r>
+      <w:r>
+        <w:rPr>
+          <w:rFonts w:ascii="Arial" w:hAnsi="Arial" w:cs="Arial"/>
+          <w:bCs/>
+          <w:sz w:val="24"/>
+          <w:szCs w:val="24"/>
+        </w:rPr>
+        <w:t xml:space="preserve"> </w:t>
+      </w:r>
+      <w:r>
+        <w:rPr>
+          <w:rFonts w:ascii="Arial" w:hAnsi="Arial" w:cs="Arial"/>
+          <w:bCs/>
+          <w:sz w:val="24"/>
+          <w:szCs w:val="24"/>
+        </w:rPr>
+        <w:t>sur laquelle on va dessiner</w:t>
+      </w:r>
+    </w:p>
+    <w:p>
+      <w:pPr>
+        <w:widowControl w:val="0"/>
+        <w:tabs>
+          <w:tab w:val="left" w:pos="6580"/>
+        </w:tabs>
+        <w:autoSpaceDE w:val="0"/>
+        <w:autoSpaceDN w:val="0"/>
+        <w:adjustRightInd w:val="0"/>
+        <w:spacing w:after="0" w:line="240" w:lineRule="auto"/>
+        <w:rPr>
+          <w:rFonts w:ascii="Arial" w:hAnsi="Arial" w:cs="Arial"/>
+          <w:bCs/>
+          <w:sz w:val="24"/>
+          <w:szCs w:val="24"/>
+        </w:rPr>
+      </w:pPr>
+      <w:r>
+        <w:rPr>
+          <w:rFonts w:ascii="Arial" w:hAnsi="Arial" w:cs="Arial"/>
+          <w:bCs/>
+          <w:sz w:val="24"/>
+          <w:szCs w:val="24"/>
+        </w:rPr>
+        <w:t>Pour ça nous avons utilisé la librairie Awt de Java.</w:t>
+      </w:r>
+    </w:p>
+    <w:p>
+      <w:pPr>
+        <w:widowControl w:val="0"/>
+        <w:tabs>
+          <w:tab w:val="left" w:pos="6580"/>
+        </w:tabs>
+        <w:autoSpaceDE w:val="0"/>
+        <w:autoSpaceDN w:val="0"/>
+        <w:adjustRightInd w:val="0"/>
+        <w:spacing w:after="0" w:line="240" w:lineRule="auto"/>
+        <w:rPr>
+          <w:rFonts w:ascii="Arial" w:hAnsi="Arial" w:cs="Arial"/>
+          <w:bCs/>
+          <w:sz w:val="24"/>
+          <w:szCs w:val="24"/>
+        </w:rPr>
+      </w:pPr>
+      <w:r>
+        <w:rPr>
+          <w:rFonts w:ascii="Arial" w:hAnsi="Arial" w:cs="Arial"/>
+          <w:bCs/>
+          <w:sz w:val="24"/>
+          <w:szCs w:val="24"/>
+        </w:rPr>
+        <w:t>La librairie permet de créer une fenêtre, elle permet aussi de créer des rendus sur lesquelles nous pourrons dessiner. Elle a un tas de fonction qui dessine</w:t>
+      </w:r>
+      <w:r>
+        <w:rPr>
+          <w:rFonts w:ascii="Arial" w:hAnsi="Arial" w:cs="Arial"/>
+          <w:bCs/>
+          <w:sz w:val="24"/>
+          <w:szCs w:val="24"/>
+        </w:rPr>
+        <w:t>, certaine de ses fonctions</w:t>
+      </w:r>
+      <w:r>
+        <w:rPr>
+          <w:rFonts w:ascii="Arial" w:hAnsi="Arial" w:cs="Arial"/>
+          <w:bCs/>
+          <w:sz w:val="24"/>
+          <w:szCs w:val="24"/>
+        </w:rPr>
+        <w:t xml:space="preserve"> permette de dessiner des segments, rectangle, ovale, arc, texte.</w:t>
+      </w:r>
+    </w:p>
+    <w:p>
+      <w:pPr>
+        <w:widowControl w:val="0"/>
+        <w:tabs>
+          <w:tab w:val="left" w:pos="6580"/>
+        </w:tabs>
+        <w:autoSpaceDE w:val="0"/>
+        <w:autoSpaceDN w:val="0"/>
+        <w:adjustRightInd w:val="0"/>
+        <w:spacing w:after="0" w:line="240" w:lineRule="auto"/>
+        <w:rPr>
+          <w:rFonts w:ascii="Arial" w:hAnsi="Arial" w:cs="Arial"/>
+          <w:bCs/>
+          <w:sz w:val="24"/>
+          <w:szCs w:val="24"/>
+        </w:rPr>
+      </w:pPr>
+      <w:r>
+        <w:rPr>
+          <w:rFonts w:ascii="Arial" w:hAnsi="Arial" w:cs="Arial"/>
+          <w:bCs/>
+          <w:sz w:val="24"/>
+          <w:szCs w:val="24"/>
+        </w:rPr>
+        <w:t>Chaque fonction possède ses propres paramètres mais ils ont tous en commun besoin des coordonnée</w:t>
+      </w:r>
+      <w:r>
+        <w:rPr>
+          <w:rFonts w:ascii="Arial" w:hAnsi="Arial" w:cs="Arial"/>
+          <w:bCs/>
+          <w:sz w:val="24"/>
+          <w:szCs w:val="24"/>
+        </w:rPr>
+        <w:t>s</w:t>
+      </w:r>
+      <w:r>
+        <w:rPr>
+          <w:rFonts w:ascii="Arial" w:hAnsi="Arial" w:cs="Arial"/>
+          <w:bCs/>
+          <w:sz w:val="24"/>
+          <w:szCs w:val="24"/>
+        </w:rPr>
+        <w:t xml:space="preserve"> en x et y</w:t>
+      </w:r>
       <w:r>
         <w:rPr>
           <w:rFonts w:ascii="Arial" w:hAnsi="Arial" w:cs="Arial"/>
@@ -4567,78 +3620,270 @@
           <w:szCs w:val="24"/>
         </w:rPr>
       </w:pPr>
-    </w:p>
-    <w:p>
-      <w:pPr>
-        <w:widowControl w:val="0"/>
-        <w:tabs>
-          <w:tab w:val="left" w:pos="6580"/>
-        </w:tabs>
-        <w:autoSpaceDE w:val="0"/>
-        <w:autoSpaceDN w:val="0"/>
-        <w:adjustRightInd w:val="0"/>
-        <w:spacing w:after="0" w:line="240" w:lineRule="auto"/>
-        <w:rPr>
-          <w:rFonts w:ascii="Arial" w:hAnsi="Arial" w:cs="Arial"/>
-          <w:bCs/>
-          <w:sz w:val="24"/>
-          <w:szCs w:val="24"/>
-        </w:rPr>
-      </w:pPr>
-      <w:r>
-        <w:rPr>
-          <w:rFonts w:ascii="Arial" w:hAnsi="Arial" w:cs="Arial"/>
-          <w:bCs/>
-          <w:sz w:val="24"/>
-          <w:szCs w:val="24"/>
-        </w:rPr>
-        <w:t>Ensuite pour dessiner sur la fenêtre java nous devons simple utiliser les méthodes de l’objet instancier de la classe Fenetre.</w:t>
-      </w:r>
-    </w:p>
-    <w:p>
-      <w:pPr>
-        <w:widowControl w:val="0"/>
-        <w:tabs>
-          <w:tab w:val="left" w:pos="6580"/>
-        </w:tabs>
-        <w:autoSpaceDE w:val="0"/>
-        <w:autoSpaceDN w:val="0"/>
-        <w:adjustRightInd w:val="0"/>
-        <w:spacing w:after="0" w:line="240" w:lineRule="auto"/>
-        <w:rPr>
-          <w:rFonts w:ascii="Arial" w:hAnsi="Arial" w:cs="Arial"/>
-          <w:bCs/>
-          <w:sz w:val="24"/>
-          <w:szCs w:val="24"/>
-        </w:rPr>
-      </w:pPr>
-    </w:p>
-    <w:p>
-      <w:pPr>
-        <w:widowControl w:val="0"/>
-        <w:tabs>
-          <w:tab w:val="left" w:pos="6580"/>
-        </w:tabs>
-        <w:autoSpaceDE w:val="0"/>
-        <w:autoSpaceDN w:val="0"/>
-        <w:adjustRightInd w:val="0"/>
-        <w:spacing w:after="0" w:line="240" w:lineRule="auto"/>
-        <w:rPr>
-          <w:rFonts w:ascii="Arial" w:hAnsi="Arial" w:cs="Arial"/>
-          <w:bCs/>
-          <w:sz w:val="24"/>
-          <w:szCs w:val="24"/>
-        </w:rPr>
-      </w:pPr>
-      <w:r>
-        <w:rPr>
-          <w:rFonts w:ascii="Arial" w:hAnsi="Arial" w:cs="Arial"/>
-          <w:bCs/>
-          <w:sz w:val="24"/>
-          <w:szCs w:val="24"/>
-        </w:rPr>
-        <w:t>Exemple :</w:t>
-      </w:r>
+      <w:r>
+        <w:rPr>
+          <w:rFonts w:ascii="Arial" w:hAnsi="Arial" w:cs="Arial"/>
+          <w:bCs/>
+          <w:sz w:val="24"/>
+          <w:szCs w:val="24"/>
+        </w:rPr>
+        <w:t>Couleur …</w:t>
+      </w:r>
+    </w:p>
+    <w:p>
+      <w:pPr>
+        <w:widowControl w:val="0"/>
+        <w:tabs>
+          <w:tab w:val="left" w:pos="6580"/>
+        </w:tabs>
+        <w:autoSpaceDE w:val="0"/>
+        <w:autoSpaceDN w:val="0"/>
+        <w:adjustRightInd w:val="0"/>
+        <w:spacing w:after="0" w:line="240" w:lineRule="auto"/>
+        <w:rPr>
+          <w:rFonts w:ascii="Arial" w:hAnsi="Arial" w:cs="Arial"/>
+          <w:bCs/>
+          <w:sz w:val="24"/>
+          <w:szCs w:val="24"/>
+        </w:rPr>
+      </w:pPr>
+      <w:r>
+        <w:rPr>
+          <w:rFonts w:ascii="Arial" w:hAnsi="Arial" w:cs="Arial"/>
+          <w:bCs/>
+          <w:sz w:val="24"/>
+          <w:szCs w:val="24"/>
+        </w:rPr>
+        <w:t>Bordure …</w:t>
+      </w:r>
+    </w:p>
+    <w:p>
+      <w:pPr>
+        <w:widowControl w:val="0"/>
+        <w:tabs>
+          <w:tab w:val="left" w:pos="6580"/>
+        </w:tabs>
+        <w:autoSpaceDE w:val="0"/>
+        <w:autoSpaceDN w:val="0"/>
+        <w:adjustRightInd w:val="0"/>
+        <w:spacing w:after="0" w:line="240" w:lineRule="auto"/>
+        <w:rPr>
+          <w:rFonts w:ascii="Arial" w:hAnsi="Arial" w:cs="Arial"/>
+          <w:bCs/>
+          <w:sz w:val="24"/>
+          <w:szCs w:val="24"/>
+        </w:rPr>
+      </w:pPr>
+    </w:p>
+    <w:p>
+      <w:pPr>
+        <w:widowControl w:val="0"/>
+        <w:tabs>
+          <w:tab w:val="left" w:pos="6580"/>
+        </w:tabs>
+        <w:autoSpaceDE w:val="0"/>
+        <w:autoSpaceDN w:val="0"/>
+        <w:adjustRightInd w:val="0"/>
+        <w:spacing w:after="0" w:line="240" w:lineRule="auto"/>
+        <w:jc w:val="center"/>
+        <w:rPr>
+          <w:rFonts w:ascii="Arial" w:hAnsi="Arial" w:cs="Arial"/>
+          <w:b/>
+          <w:bCs/>
+          <w:sz w:val="28"/>
+          <w:szCs w:val="28"/>
+        </w:rPr>
+      </w:pPr>
+      <w:r>
+        <w:rPr>
+          <w:rFonts w:ascii="Arial" w:hAnsi="Arial" w:cs="Arial"/>
+          <w:b/>
+          <w:bCs/>
+          <w:sz w:val="28"/>
+          <w:szCs w:val="28"/>
+        </w:rPr>
+        <w:t>C++ Client</w:t>
+      </w:r>
+    </w:p>
+    <w:p>
+      <w:pPr>
+        <w:widowControl w:val="0"/>
+        <w:tabs>
+          <w:tab w:val="left" w:pos="6580"/>
+        </w:tabs>
+        <w:autoSpaceDE w:val="0"/>
+        <w:autoSpaceDN w:val="0"/>
+        <w:adjustRightInd w:val="0"/>
+        <w:spacing w:after="0" w:line="240" w:lineRule="auto"/>
+        <w:rPr>
+          <w:rFonts w:ascii="Arial" w:hAnsi="Arial" w:cs="Arial"/>
+          <w:bCs/>
+          <w:sz w:val="24"/>
+          <w:szCs w:val="24"/>
+        </w:rPr>
+      </w:pPr>
+    </w:p>
+    <w:p>
+      <w:pPr>
+        <w:widowControl w:val="0"/>
+        <w:tabs>
+          <w:tab w:val="left" w:pos="6580"/>
+        </w:tabs>
+        <w:autoSpaceDE w:val="0"/>
+        <w:autoSpaceDN w:val="0"/>
+        <w:adjustRightInd w:val="0"/>
+        <w:spacing w:after="0" w:line="240" w:lineRule="auto"/>
+        <w:rPr>
+          <w:rFonts w:ascii="Arial" w:hAnsi="Arial" w:cs="Arial"/>
+          <w:bCs/>
+          <w:sz w:val="24"/>
+          <w:szCs w:val="24"/>
+        </w:rPr>
+      </w:pPr>
+      <w:r>
+        <w:rPr>
+          <w:rFonts w:ascii="Arial" w:hAnsi="Arial" w:cs="Arial"/>
+          <w:bCs/>
+          <w:sz w:val="24"/>
+          <w:szCs w:val="24"/>
+        </w:rPr>
+        <w:t>La partie C++ consiste à faire un client C++ qui va envoyer des requêtes au server, l’utilité est que le C++ à une vitesse de calcule largement plus rapide que le java</w:t>
+      </w:r>
+    </w:p>
+    <w:p>
+      <w:pPr>
+        <w:widowControl w:val="0"/>
+        <w:tabs>
+          <w:tab w:val="left" w:pos="6580"/>
+        </w:tabs>
+        <w:autoSpaceDE w:val="0"/>
+        <w:autoSpaceDN w:val="0"/>
+        <w:adjustRightInd w:val="0"/>
+        <w:spacing w:after="0" w:line="240" w:lineRule="auto"/>
+        <w:rPr>
+          <w:rFonts w:ascii="Arial" w:hAnsi="Arial" w:cs="Arial"/>
+          <w:bCs/>
+          <w:sz w:val="24"/>
+          <w:szCs w:val="24"/>
+        </w:rPr>
+      </w:pPr>
+    </w:p>
+    <w:p>
+      <w:pPr>
+        <w:widowControl w:val="0"/>
+        <w:tabs>
+          <w:tab w:val="left" w:pos="6580"/>
+        </w:tabs>
+        <w:autoSpaceDE w:val="0"/>
+        <w:autoSpaceDN w:val="0"/>
+        <w:adjustRightInd w:val="0"/>
+        <w:spacing w:after="0" w:line="240" w:lineRule="auto"/>
+        <w:rPr>
+          <w:rFonts w:ascii="Arial" w:hAnsi="Arial" w:cs="Arial"/>
+          <w:bCs/>
+          <w:sz w:val="24"/>
+          <w:szCs w:val="24"/>
+        </w:rPr>
+      </w:pPr>
+      <w:r>
+        <w:rPr>
+          <w:rFonts w:ascii="Arial" w:hAnsi="Arial" w:cs="Arial"/>
+          <w:bCs/>
+          <w:sz w:val="24"/>
+          <w:szCs w:val="24"/>
+        </w:rPr>
+        <w:t xml:space="preserve">Comme nous voulons une librairie l’utilisation des </w:t>
+      </w:r>
+      <w:r>
+        <w:rPr>
+          <w:rFonts w:ascii="Arial" w:hAnsi="Arial" w:cs="Arial"/>
+          <w:bCs/>
+          <w:sz w:val="24"/>
+          <w:szCs w:val="24"/>
+        </w:rPr>
+        <w:t>méthodes</w:t>
+      </w:r>
+      <w:r>
+        <w:rPr>
+          <w:rFonts w:ascii="Arial" w:hAnsi="Arial" w:cs="Arial"/>
+          <w:bCs/>
+          <w:sz w:val="24"/>
+          <w:szCs w:val="24"/>
+        </w:rPr>
+        <w:t xml:space="preserve"> doivent être simple d’utilisation et intuitive</w:t>
+      </w:r>
+      <w:r>
+        <w:rPr>
+          <w:rFonts w:ascii="Arial" w:hAnsi="Arial" w:cs="Arial"/>
+          <w:bCs/>
+          <w:sz w:val="24"/>
+          <w:szCs w:val="24"/>
+        </w:rPr>
+        <w:t xml:space="preserve">, pour le faire nous avons structuré de telle sorte que l’utilisateur n’utilise qu’un objet, cette objet est une instanciation de la class </w:t>
+      </w:r>
+      <w:r>
+        <w:rPr>
+          <w:rFonts w:ascii="Arial" w:hAnsi="Arial" w:cs="Arial"/>
+          <w:bCs/>
+          <w:sz w:val="24"/>
+          <w:szCs w:val="24"/>
+        </w:rPr>
+        <w:t>Fenetre</w:t>
+      </w:r>
+      <w:r>
+        <w:rPr>
+          <w:rFonts w:ascii="Arial" w:hAnsi="Arial" w:cs="Arial"/>
+          <w:bCs/>
+          <w:sz w:val="24"/>
+          <w:szCs w:val="24"/>
+        </w:rPr>
+        <w:t xml:space="preserve"> (voir annexe 3.)</w:t>
+      </w:r>
+    </w:p>
+    <w:p>
+      <w:pPr>
+        <w:widowControl w:val="0"/>
+        <w:tabs>
+          <w:tab w:val="left" w:pos="6580"/>
+        </w:tabs>
+        <w:autoSpaceDE w:val="0"/>
+        <w:autoSpaceDN w:val="0"/>
+        <w:adjustRightInd w:val="0"/>
+        <w:spacing w:after="0" w:line="240" w:lineRule="auto"/>
+        <w:rPr>
+          <w:rFonts w:ascii="Arial" w:hAnsi="Arial" w:cs="Arial"/>
+          <w:bCs/>
+          <w:sz w:val="24"/>
+          <w:szCs w:val="24"/>
+        </w:rPr>
+      </w:pPr>
+      <w:r>
+        <w:rPr>
+          <w:rFonts w:ascii="Arial" w:hAnsi="Arial" w:cs="Arial"/>
+          <w:bCs/>
+          <w:sz w:val="24"/>
+          <w:szCs w:val="24"/>
+        </w:rPr>
+        <w:t>Pour commencer nous avons initialisation l’utilisateur commence par entrée les informations de la fenêtre voulu.(nom de la fenêtre, largeur, hauteur)</w:t>
+      </w:r>
+    </w:p>
+    <w:p>
+      <w:pPr>
+        <w:widowControl w:val="0"/>
+        <w:tabs>
+          <w:tab w:val="left" w:pos="6580"/>
+        </w:tabs>
+        <w:autoSpaceDE w:val="0"/>
+        <w:autoSpaceDN w:val="0"/>
+        <w:adjustRightInd w:val="0"/>
+        <w:spacing w:after="0" w:line="240" w:lineRule="auto"/>
+        <w:rPr>
+          <w:rFonts w:ascii="Arial" w:hAnsi="Arial" w:cs="Arial"/>
+          <w:bCs/>
+          <w:sz w:val="24"/>
+          <w:szCs w:val="24"/>
+        </w:rPr>
+      </w:pPr>
     </w:p>
     <w:p>
       <w:pPr>
@@ -4667,10 +3912,10 @@
           <w:lang w:eastAsia="ja-JP"/>
         </w:rPr>
         <w:drawing>
-          <wp:inline distT="0" distB="0" distL="0" distR="0" wp14:anchorId="082B3E8E" wp14:editId="7E0B7A77">
-            <wp:extent cx="3458058" cy="1105054"/>
-            <wp:effectExtent l="0" t="0" r="9525" b="0"/>
-            <wp:docPr id="6" name="Image 6"/>
+          <wp:inline distT="0" distB="0" distL="0" distR="0" wp14:anchorId="02F6FA14" wp14:editId="57E47049">
+            <wp:extent cx="2943636" cy="200053"/>
+            <wp:effectExtent l="0" t="0" r="0" b="9525"/>
+            <wp:docPr id="5" name="Image 5"/>
             <wp:cNvGraphicFramePr>
               <a:graphicFrameLocks xmlns:a="http://schemas.openxmlformats.org/drawingml/2006/main" noChangeAspect="1"/>
             </wp:cNvGraphicFramePr>
@@ -4690,6 +3935,213 @@
                   <pic:spPr>
                     <a:xfrm>
                       <a:off x="0" y="0"/>
+                      <a:ext cx="2943636" cy="200053"/>
+                    </a:xfrm>
+                    <a:prstGeom prst="rect">
+                      <a:avLst/>
+                    </a:prstGeom>
+                  </pic:spPr>
+                </pic:pic>
+              </a:graphicData>
+            </a:graphic>
+          </wp:inline>
+        </w:drawing>
+      </w:r>
+    </w:p>
+    <w:p>
+      <w:pPr>
+        <w:widowControl w:val="0"/>
+        <w:tabs>
+          <w:tab w:val="left" w:pos="6580"/>
+        </w:tabs>
+        <w:autoSpaceDE w:val="0"/>
+        <w:autoSpaceDN w:val="0"/>
+        <w:adjustRightInd w:val="0"/>
+        <w:spacing w:after="0" w:line="240" w:lineRule="auto"/>
+        <w:rPr>
+          <w:rFonts w:ascii="Arial" w:hAnsi="Arial" w:cs="Arial"/>
+          <w:bCs/>
+          <w:sz w:val="24"/>
+          <w:szCs w:val="24"/>
+        </w:rPr>
+      </w:pPr>
+    </w:p>
+    <w:p>
+      <w:pPr>
+        <w:widowControl w:val="0"/>
+        <w:tabs>
+          <w:tab w:val="left" w:pos="6580"/>
+        </w:tabs>
+        <w:autoSpaceDE w:val="0"/>
+        <w:autoSpaceDN w:val="0"/>
+        <w:adjustRightInd w:val="0"/>
+        <w:spacing w:after="0" w:line="240" w:lineRule="auto"/>
+        <w:rPr>
+          <w:rFonts w:ascii="Arial" w:hAnsi="Arial" w:cs="Arial"/>
+          <w:bCs/>
+          <w:sz w:val="24"/>
+          <w:szCs w:val="24"/>
+        </w:rPr>
+      </w:pPr>
+      <w:r>
+        <w:rPr>
+          <w:rFonts w:ascii="Arial" w:hAnsi="Arial" w:cs="Arial"/>
+          <w:bCs/>
+          <w:sz w:val="24"/>
+          <w:szCs w:val="24"/>
+        </w:rPr>
+        <w:t>Une fois les informations enregistrées nous nous connectons au serveur java</w:t>
+      </w:r>
+      <w:r>
+        <w:rPr>
+          <w:rFonts w:ascii="Arial" w:hAnsi="Arial" w:cs="Arial"/>
+          <w:bCs/>
+          <w:sz w:val="24"/>
+          <w:szCs w:val="24"/>
+        </w:rPr>
+        <w:t>, si aucune erreur ne s’est produite nous envoyons les caractéristiques de la fenêtre voulu au serveur java, ensuite java créer la fenêtre. Pendant ce temps nous calculons les variables qui nous serons utile pour le « mapping coordinate to viewport » (voir annexe 3. méthode=&gt; Init() ).</w:t>
+      </w:r>
+    </w:p>
+    <w:p>
+      <w:pPr>
+        <w:widowControl w:val="0"/>
+        <w:tabs>
+          <w:tab w:val="left" w:pos="6580"/>
+        </w:tabs>
+        <w:autoSpaceDE w:val="0"/>
+        <w:autoSpaceDN w:val="0"/>
+        <w:adjustRightInd w:val="0"/>
+        <w:spacing w:after="0" w:line="240" w:lineRule="auto"/>
+        <w:rPr>
+          <w:rFonts w:ascii="Arial" w:hAnsi="Arial" w:cs="Arial"/>
+          <w:bCs/>
+          <w:sz w:val="24"/>
+          <w:szCs w:val="24"/>
+        </w:rPr>
+      </w:pPr>
+    </w:p>
+    <w:p>
+      <w:pPr>
+        <w:widowControl w:val="0"/>
+        <w:tabs>
+          <w:tab w:val="left" w:pos="6580"/>
+        </w:tabs>
+        <w:autoSpaceDE w:val="0"/>
+        <w:autoSpaceDN w:val="0"/>
+        <w:adjustRightInd w:val="0"/>
+        <w:spacing w:after="0" w:line="240" w:lineRule="auto"/>
+        <w:rPr>
+          <w:rFonts w:ascii="Arial" w:hAnsi="Arial" w:cs="Arial"/>
+          <w:bCs/>
+          <w:sz w:val="24"/>
+          <w:szCs w:val="24"/>
+        </w:rPr>
+      </w:pPr>
+      <w:r>
+        <w:rPr>
+          <w:rFonts w:ascii="Arial" w:hAnsi="Arial" w:cs="Arial"/>
+          <w:bCs/>
+          <w:sz w:val="24"/>
+          <w:szCs w:val="24"/>
+        </w:rPr>
+        <w:t>Ensuite pour dessiner sur la fenêtre java nous devons simple utiliser les méthodes de l’objet instancier de la classe Fenetre.</w:t>
+      </w:r>
+    </w:p>
+    <w:p>
+      <w:pPr>
+        <w:widowControl w:val="0"/>
+        <w:tabs>
+          <w:tab w:val="left" w:pos="6580"/>
+        </w:tabs>
+        <w:autoSpaceDE w:val="0"/>
+        <w:autoSpaceDN w:val="0"/>
+        <w:adjustRightInd w:val="0"/>
+        <w:spacing w:after="0" w:line="240" w:lineRule="auto"/>
+        <w:rPr>
+          <w:rFonts w:ascii="Arial" w:hAnsi="Arial" w:cs="Arial"/>
+          <w:bCs/>
+          <w:sz w:val="24"/>
+          <w:szCs w:val="24"/>
+        </w:rPr>
+      </w:pPr>
+    </w:p>
+    <w:p>
+      <w:pPr>
+        <w:widowControl w:val="0"/>
+        <w:tabs>
+          <w:tab w:val="left" w:pos="6580"/>
+        </w:tabs>
+        <w:autoSpaceDE w:val="0"/>
+        <w:autoSpaceDN w:val="0"/>
+        <w:adjustRightInd w:val="0"/>
+        <w:spacing w:after="0" w:line="240" w:lineRule="auto"/>
+        <w:rPr>
+          <w:rFonts w:ascii="Arial" w:hAnsi="Arial" w:cs="Arial"/>
+          <w:bCs/>
+          <w:sz w:val="24"/>
+          <w:szCs w:val="24"/>
+        </w:rPr>
+      </w:pPr>
+      <w:r>
+        <w:rPr>
+          <w:rFonts w:ascii="Arial" w:hAnsi="Arial" w:cs="Arial"/>
+          <w:bCs/>
+          <w:sz w:val="24"/>
+          <w:szCs w:val="24"/>
+        </w:rPr>
+        <w:t>Exemple :</w:t>
+      </w:r>
+    </w:p>
+    <w:p>
+      <w:pPr>
+        <w:widowControl w:val="0"/>
+        <w:tabs>
+          <w:tab w:val="left" w:pos="6580"/>
+        </w:tabs>
+        <w:autoSpaceDE w:val="0"/>
+        <w:autoSpaceDN w:val="0"/>
+        <w:adjustRightInd w:val="0"/>
+        <w:spacing w:after="0" w:line="240" w:lineRule="auto"/>
+        <w:rPr>
+          <w:rFonts w:ascii="Arial" w:hAnsi="Arial" w:cs="Arial"/>
+          <w:bCs/>
+          <w:sz w:val="24"/>
+          <w:szCs w:val="24"/>
+        </w:rPr>
+      </w:pPr>
+      <w:r>
+        <w:rPr>
+          <w:rFonts w:ascii="Arial" w:hAnsi="Arial" w:cs="Arial"/>
+          <w:bCs/>
+          <w:noProof/>
+          <w:sz w:val="24"/>
+          <w:szCs w:val="24"/>
+          <w:lang w:eastAsia="ja-JP"/>
+        </w:rPr>
+        <w:drawing>
+          <wp:inline distT="0" distB="0" distL="0" distR="0" wp14:anchorId="082B3E8E" wp14:editId="7E0B7A77">
+            <wp:extent cx="3458058" cy="1105054"/>
+            <wp:effectExtent l="0" t="0" r="9525" b="0"/>
+            <wp:docPr id="6" name="Image 6"/>
+            <wp:cNvGraphicFramePr>
+              <a:graphicFrameLocks xmlns:a="http://schemas.openxmlformats.org/drawingml/2006/main" noChangeAspect="1"/>
+            </wp:cNvGraphicFramePr>
+            <a:graphic xmlns:a="http://schemas.openxmlformats.org/drawingml/2006/main">
+              <a:graphicData uri="http://schemas.openxmlformats.org/drawingml/2006/picture">
+                <pic:pic xmlns:pic="http://schemas.openxmlformats.org/drawingml/2006/picture">
+                  <pic:nvPicPr>
+                    <pic:cNvPr id="1" name=""/>
+                    <pic:cNvPicPr/>
+                  </pic:nvPicPr>
+                  <pic:blipFill>
+                    <a:blip r:embed="rId12"/>
+                    <a:stretch>
+                      <a:fillRect/>
+                    </a:stretch>
+                  </pic:blipFill>
+                  <pic:spPr>
+                    <a:xfrm>
+                      <a:off x="0" y="0"/>
                       <a:ext cx="3458058" cy="1105054"/>
                     </a:xfrm>
                     <a:prstGeom prst="rect">
@@ -4702,1162 +4154,6 @@
           </wp:inline>
         </w:drawing>
       </w:r>
-    </w:p>
-    <w:p>
-      <w:pPr>
-        <w:widowControl w:val="0"/>
-        <w:tabs>
-          <w:tab w:val="left" w:pos="6580"/>
-        </w:tabs>
-        <w:autoSpaceDE w:val="0"/>
-        <w:autoSpaceDN w:val="0"/>
-        <w:adjustRightInd w:val="0"/>
-        <w:spacing w:after="0" w:line="240" w:lineRule="auto"/>
-        <w:jc w:val="center"/>
-        <w:rPr>
-          <w:rFonts w:ascii="Arial" w:hAnsi="Arial" w:cs="Arial"/>
-          <w:b/>
-          <w:bCs/>
-          <w:sz w:val="28"/>
-          <w:szCs w:val="28"/>
-        </w:rPr>
-      </w:pPr>
-    </w:p>
-    <w:p>
-      <w:pPr>
-        <w:widowControl w:val="0"/>
-        <w:tabs>
-          <w:tab w:val="left" w:pos="6580"/>
-        </w:tabs>
-        <w:autoSpaceDE w:val="0"/>
-        <w:autoSpaceDN w:val="0"/>
-        <w:adjustRightInd w:val="0"/>
-        <w:spacing w:after="0" w:line="240" w:lineRule="auto"/>
-        <w:jc w:val="center"/>
-        <w:rPr>
-          <w:rFonts w:ascii="Arial" w:hAnsi="Arial" w:cs="Arial"/>
-          <w:b/>
-          <w:bCs/>
-          <w:sz w:val="28"/>
-          <w:szCs w:val="28"/>
-        </w:rPr>
-      </w:pPr>
-    </w:p>
-    <w:p>
-      <w:pPr>
-        <w:widowControl w:val="0"/>
-        <w:tabs>
-          <w:tab w:val="left" w:pos="6580"/>
-        </w:tabs>
-        <w:autoSpaceDE w:val="0"/>
-        <w:autoSpaceDN w:val="0"/>
-        <w:adjustRightInd w:val="0"/>
-        <w:spacing w:after="0" w:line="240" w:lineRule="auto"/>
-        <w:rPr>
-          <w:rFonts w:ascii="Arial" w:hAnsi="Arial" w:cs="Arial"/>
-          <w:b/>
-          <w:bCs/>
-          <w:sz w:val="28"/>
-          <w:szCs w:val="28"/>
-        </w:rPr>
-      </w:pPr>
-    </w:p>
-    <w:p>
-      <w:pPr>
-        <w:widowControl w:val="0"/>
-        <w:tabs>
-          <w:tab w:val="left" w:pos="6580"/>
-        </w:tabs>
-        <w:autoSpaceDE w:val="0"/>
-        <w:autoSpaceDN w:val="0"/>
-        <w:adjustRightInd w:val="0"/>
-        <w:spacing w:after="0" w:line="240" w:lineRule="auto"/>
-        <w:jc w:val="center"/>
-        <w:rPr>
-          <w:rFonts w:ascii="Arial" w:hAnsi="Arial" w:cs="Arial"/>
-          <w:b/>
-          <w:bCs/>
-          <w:sz w:val="28"/>
-          <w:szCs w:val="28"/>
-        </w:rPr>
-      </w:pPr>
-    </w:p>
-    <w:p>
-      <w:pPr>
-        <w:widowControl w:val="0"/>
-        <w:tabs>
-          <w:tab w:val="left" w:pos="6580"/>
-        </w:tabs>
-        <w:autoSpaceDE w:val="0"/>
-        <w:autoSpaceDN w:val="0"/>
-        <w:adjustRightInd w:val="0"/>
-        <w:spacing w:after="0" w:line="240" w:lineRule="auto"/>
-        <w:jc w:val="center"/>
-        <w:rPr>
-          <w:rFonts w:ascii="Arial" w:hAnsi="Arial" w:cs="Arial"/>
-          <w:b/>
-          <w:bCs/>
-          <w:sz w:val="28"/>
-          <w:szCs w:val="28"/>
-          <w:lang w:val="en-GB"/>
-        </w:rPr>
-      </w:pPr>
-    </w:p>
-    <w:p>
-      <w:pPr>
-        <w:widowControl w:val="0"/>
-        <w:tabs>
-          <w:tab w:val="left" w:pos="6580"/>
-        </w:tabs>
-        <w:autoSpaceDE w:val="0"/>
-        <w:autoSpaceDN w:val="0"/>
-        <w:adjustRightInd w:val="0"/>
-        <w:spacing w:after="0" w:line="240" w:lineRule="auto"/>
-        <w:jc w:val="center"/>
-        <w:rPr>
-          <w:rFonts w:ascii="Arial" w:hAnsi="Arial" w:cs="Arial"/>
-          <w:b/>
-          <w:bCs/>
-          <w:sz w:val="28"/>
-          <w:szCs w:val="28"/>
-          <w:lang w:val="en-GB"/>
-        </w:rPr>
-      </w:pPr>
-    </w:p>
-    <w:p>
-      <w:pPr>
-        <w:widowControl w:val="0"/>
-        <w:tabs>
-          <w:tab w:val="left" w:pos="6580"/>
-        </w:tabs>
-        <w:autoSpaceDE w:val="0"/>
-        <w:autoSpaceDN w:val="0"/>
-        <w:adjustRightInd w:val="0"/>
-        <w:spacing w:after="0" w:line="240" w:lineRule="auto"/>
-        <w:jc w:val="center"/>
-        <w:rPr>
-          <w:rFonts w:ascii="Arial" w:hAnsi="Arial" w:cs="Arial"/>
-          <w:b/>
-          <w:bCs/>
-          <w:sz w:val="28"/>
-          <w:szCs w:val="28"/>
-          <w:lang w:val="en-GB"/>
-        </w:rPr>
-      </w:pPr>
-    </w:p>
-    <w:p>
-      <w:pPr>
-        <w:widowControl w:val="0"/>
-        <w:tabs>
-          <w:tab w:val="left" w:pos="6580"/>
-        </w:tabs>
-        <w:autoSpaceDE w:val="0"/>
-        <w:autoSpaceDN w:val="0"/>
-        <w:adjustRightInd w:val="0"/>
-        <w:spacing w:after="0" w:line="240" w:lineRule="auto"/>
-        <w:jc w:val="center"/>
-        <w:rPr>
-          <w:rFonts w:ascii="Arial" w:hAnsi="Arial" w:cs="Arial"/>
-          <w:b/>
-          <w:bCs/>
-          <w:sz w:val="28"/>
-          <w:szCs w:val="28"/>
-          <w:lang w:val="en-GB"/>
-        </w:rPr>
-      </w:pPr>
-      <w:r>
-        <w:rPr>
-          <w:rFonts w:ascii="Arial" w:hAnsi="Arial" w:cs="Arial"/>
-          <w:b/>
-          <w:bCs/>
-          <w:sz w:val="28"/>
-          <w:szCs w:val="28"/>
-          <w:lang w:val="en-GB"/>
-        </w:rPr>
-        <w:t>Mapping to viewport</w:t>
-      </w:r>
-    </w:p>
-    <w:p>
-      <w:pPr>
-        <w:widowControl w:val="0"/>
-        <w:tabs>
-          <w:tab w:val="left" w:pos="6580"/>
-        </w:tabs>
-        <w:autoSpaceDE w:val="0"/>
-        <w:autoSpaceDN w:val="0"/>
-        <w:adjustRightInd w:val="0"/>
-        <w:spacing w:after="0" w:line="240" w:lineRule="auto"/>
-        <w:jc w:val="center"/>
-        <w:rPr>
-          <w:rFonts w:ascii="Arial" w:hAnsi="Arial" w:cs="Arial"/>
-          <w:b/>
-          <w:bCs/>
-          <w:sz w:val="28"/>
-          <w:szCs w:val="28"/>
-          <w:lang w:val="en-GB"/>
-        </w:rPr>
-      </w:pPr>
-    </w:p>
-    <w:p>
-      <w:pPr>
-        <w:widowControl w:val="0"/>
-        <w:tabs>
-          <w:tab w:val="left" w:pos="6580"/>
-        </w:tabs>
-        <w:autoSpaceDE w:val="0"/>
-        <w:autoSpaceDN w:val="0"/>
-        <w:adjustRightInd w:val="0"/>
-        <w:spacing w:after="0" w:line="240" w:lineRule="auto"/>
-        <w:rPr>
-          <w:rFonts w:ascii="Arial" w:hAnsi="Arial" w:cs="Arial"/>
-          <w:bCs/>
-          <w:sz w:val="24"/>
-          <w:szCs w:val="24"/>
-        </w:rPr>
-      </w:pPr>
-      <w:r>
-        <w:rPr>
-          <w:rFonts w:ascii="Arial" w:hAnsi="Arial" w:cs="Arial"/>
-          <w:bCs/>
-          <w:sz w:val="24"/>
-          <w:szCs w:val="24"/>
-        </w:rPr>
-        <w:t xml:space="preserve">Le </w:t>
-      </w:r>
-      <w:proofErr w:type="spellStart"/>
-      <w:r>
-        <w:rPr>
-          <w:rFonts w:ascii="Arial" w:hAnsi="Arial" w:cs="Arial"/>
-          <w:bCs/>
-          <w:sz w:val="24"/>
-          <w:szCs w:val="24"/>
-        </w:rPr>
-        <w:t>mapping</w:t>
-      </w:r>
-      <w:proofErr w:type="spellEnd"/>
-      <w:r>
-        <w:rPr>
-          <w:rFonts w:ascii="Arial" w:hAnsi="Arial" w:cs="Arial"/>
-          <w:bCs/>
-          <w:sz w:val="24"/>
-          <w:szCs w:val="24"/>
-        </w:rPr>
-        <w:t xml:space="preserve"> to </w:t>
-      </w:r>
-      <w:proofErr w:type="spellStart"/>
-      <w:r>
-        <w:rPr>
-          <w:rFonts w:ascii="Arial" w:hAnsi="Arial" w:cs="Arial"/>
-          <w:bCs/>
-          <w:sz w:val="24"/>
-          <w:szCs w:val="24"/>
-        </w:rPr>
-        <w:t>viewport</w:t>
-      </w:r>
-      <w:proofErr w:type="spellEnd"/>
-      <w:r>
-        <w:rPr>
-          <w:rFonts w:ascii="Arial" w:hAnsi="Arial" w:cs="Arial"/>
-          <w:bCs/>
-          <w:sz w:val="24"/>
-          <w:szCs w:val="24"/>
-        </w:rPr>
-        <w:t xml:space="preserve"> à</w:t>
-      </w:r>
-      <w:r>
-        <w:rPr>
-          <w:rFonts w:ascii="Arial" w:hAnsi="Arial" w:cs="Arial"/>
-          <w:bCs/>
-          <w:sz w:val="24"/>
-          <w:szCs w:val="24"/>
-        </w:rPr>
-        <w:t xml:space="preserve"> était fait dans un premier temps du coté de C++ mais j’ai constaté quelques defaults, donc j’ai décidé de le mettre du coté de java pour résoudre c’est default </w:t>
-      </w:r>
-    </w:p>
-    <w:p>
-      <w:pPr>
-        <w:widowControl w:val="0"/>
-        <w:tabs>
-          <w:tab w:val="left" w:pos="6580"/>
-        </w:tabs>
-        <w:autoSpaceDE w:val="0"/>
-        <w:autoSpaceDN w:val="0"/>
-        <w:adjustRightInd w:val="0"/>
-        <w:spacing w:after="0" w:line="240" w:lineRule="auto"/>
-        <w:rPr>
-          <w:rFonts w:ascii="Arial" w:hAnsi="Arial" w:cs="Arial"/>
-          <w:bCs/>
-          <w:sz w:val="24"/>
-          <w:szCs w:val="24"/>
-        </w:rPr>
-      </w:pPr>
-    </w:p>
-    <w:p>
-      <w:pPr>
-        <w:widowControl w:val="0"/>
-        <w:tabs>
-          <w:tab w:val="left" w:pos="6580"/>
-        </w:tabs>
-        <w:autoSpaceDE w:val="0"/>
-        <w:autoSpaceDN w:val="0"/>
-        <w:adjustRightInd w:val="0"/>
-        <w:spacing w:after="0" w:line="240" w:lineRule="auto"/>
-        <w:rPr>
-          <w:rFonts w:ascii="Arial" w:hAnsi="Arial" w:cs="Arial"/>
-          <w:bCs/>
-          <w:sz w:val="24"/>
-          <w:szCs w:val="24"/>
-        </w:rPr>
-      </w:pPr>
-    </w:p>
-    <w:p>
-      <w:pPr>
-        <w:widowControl w:val="0"/>
-        <w:tabs>
-          <w:tab w:val="left" w:pos="6580"/>
-        </w:tabs>
-        <w:autoSpaceDE w:val="0"/>
-        <w:autoSpaceDN w:val="0"/>
-        <w:adjustRightInd w:val="0"/>
-        <w:spacing w:after="0" w:line="240" w:lineRule="auto"/>
-        <w:rPr>
-          <w:rFonts w:ascii="Arial" w:hAnsi="Arial" w:cs="Arial"/>
-          <w:bCs/>
-          <w:sz w:val="24"/>
-          <w:szCs w:val="24"/>
-        </w:rPr>
-      </w:pPr>
-    </w:p>
-    <w:p>
-      <w:pPr>
-        <w:widowControl w:val="0"/>
-        <w:tabs>
-          <w:tab w:val="left" w:pos="6580"/>
-        </w:tabs>
-        <w:autoSpaceDE w:val="0"/>
-        <w:autoSpaceDN w:val="0"/>
-        <w:adjustRightInd w:val="0"/>
-        <w:spacing w:after="0" w:line="240" w:lineRule="auto"/>
-        <w:rPr>
-          <w:rFonts w:ascii="Arial" w:hAnsi="Arial" w:cs="Arial"/>
-          <w:bCs/>
-          <w:sz w:val="24"/>
-          <w:szCs w:val="24"/>
-        </w:rPr>
-      </w:pPr>
-    </w:p>
-    <w:p>
-      <w:pPr>
-        <w:widowControl w:val="0"/>
-        <w:tabs>
-          <w:tab w:val="left" w:pos="6580"/>
-        </w:tabs>
-        <w:autoSpaceDE w:val="0"/>
-        <w:autoSpaceDN w:val="0"/>
-        <w:adjustRightInd w:val="0"/>
-        <w:spacing w:after="0" w:line="240" w:lineRule="auto"/>
-        <w:jc w:val="center"/>
-        <w:rPr>
-          <w:rFonts w:ascii="Arial" w:hAnsi="Arial" w:cs="Arial"/>
-          <w:b/>
-          <w:bCs/>
-          <w:sz w:val="28"/>
-          <w:szCs w:val="28"/>
-        </w:rPr>
-      </w:pPr>
-    </w:p>
-    <w:p>
-      <w:pPr>
-        <w:widowControl w:val="0"/>
-        <w:tabs>
-          <w:tab w:val="left" w:pos="6580"/>
-        </w:tabs>
-        <w:autoSpaceDE w:val="0"/>
-        <w:autoSpaceDN w:val="0"/>
-        <w:adjustRightInd w:val="0"/>
-        <w:spacing w:after="0" w:line="240" w:lineRule="auto"/>
-        <w:jc w:val="center"/>
-        <w:rPr>
-          <w:rFonts w:ascii="Arial" w:hAnsi="Arial" w:cs="Arial"/>
-          <w:b/>
-          <w:bCs/>
-          <w:sz w:val="28"/>
-          <w:szCs w:val="28"/>
-        </w:rPr>
-      </w:pPr>
-    </w:p>
-    <w:p>
-      <w:pPr>
-        <w:widowControl w:val="0"/>
-        <w:tabs>
-          <w:tab w:val="left" w:pos="6580"/>
-        </w:tabs>
-        <w:autoSpaceDE w:val="0"/>
-        <w:autoSpaceDN w:val="0"/>
-        <w:adjustRightInd w:val="0"/>
-        <w:spacing w:after="0" w:line="240" w:lineRule="auto"/>
-        <w:rPr>
-          <w:rFonts w:ascii="Arial" w:hAnsi="Arial" w:cs="Arial"/>
-          <w:b/>
-          <w:bCs/>
-          <w:sz w:val="28"/>
-          <w:szCs w:val="28"/>
-        </w:rPr>
-      </w:pPr>
-    </w:p>
-    <w:p>
-      <w:pPr>
-        <w:widowControl w:val="0"/>
-        <w:tabs>
-          <w:tab w:val="left" w:pos="6580"/>
-        </w:tabs>
-        <w:autoSpaceDE w:val="0"/>
-        <w:autoSpaceDN w:val="0"/>
-        <w:adjustRightInd w:val="0"/>
-        <w:spacing w:after="0" w:line="240" w:lineRule="auto"/>
-        <w:jc w:val="center"/>
-        <w:rPr>
-          <w:rFonts w:ascii="Arial" w:hAnsi="Arial" w:cs="Arial"/>
-          <w:b/>
-          <w:bCs/>
-          <w:sz w:val="28"/>
-          <w:szCs w:val="28"/>
-        </w:rPr>
-      </w:pPr>
-    </w:p>
-    <w:p>
-      <w:pPr>
-        <w:widowControl w:val="0"/>
-        <w:tabs>
-          <w:tab w:val="left" w:pos="6580"/>
-        </w:tabs>
-        <w:autoSpaceDE w:val="0"/>
-        <w:autoSpaceDN w:val="0"/>
-        <w:adjustRightInd w:val="0"/>
-        <w:spacing w:after="0" w:line="240" w:lineRule="auto"/>
-        <w:jc w:val="center"/>
-        <w:rPr>
-          <w:rFonts w:ascii="Arial" w:hAnsi="Arial" w:cs="Arial"/>
-          <w:b/>
-          <w:bCs/>
-          <w:sz w:val="28"/>
-          <w:szCs w:val="28"/>
-        </w:rPr>
-      </w:pPr>
-    </w:p>
-    <w:p>
-      <w:pPr>
-        <w:widowControl w:val="0"/>
-        <w:tabs>
-          <w:tab w:val="left" w:pos="6580"/>
-        </w:tabs>
-        <w:autoSpaceDE w:val="0"/>
-        <w:autoSpaceDN w:val="0"/>
-        <w:adjustRightInd w:val="0"/>
-        <w:spacing w:after="0" w:line="240" w:lineRule="auto"/>
-        <w:jc w:val="center"/>
-        <w:rPr>
-          <w:rFonts w:ascii="Arial" w:hAnsi="Arial" w:cs="Arial"/>
-          <w:b/>
-          <w:bCs/>
-          <w:sz w:val="28"/>
-          <w:szCs w:val="28"/>
-        </w:rPr>
-      </w:pPr>
-    </w:p>
-    <w:p>
-      <w:pPr>
-        <w:widowControl w:val="0"/>
-        <w:tabs>
-          <w:tab w:val="left" w:pos="6580"/>
-        </w:tabs>
-        <w:autoSpaceDE w:val="0"/>
-        <w:autoSpaceDN w:val="0"/>
-        <w:adjustRightInd w:val="0"/>
-        <w:spacing w:after="0" w:line="240" w:lineRule="auto"/>
-        <w:jc w:val="center"/>
-        <w:rPr>
-          <w:rFonts w:ascii="Arial" w:hAnsi="Arial" w:cs="Arial"/>
-          <w:b/>
-          <w:bCs/>
-          <w:sz w:val="28"/>
-          <w:szCs w:val="28"/>
-        </w:rPr>
-      </w:pPr>
-    </w:p>
-    <w:p>
-      <w:pPr>
-        <w:widowControl w:val="0"/>
-        <w:tabs>
-          <w:tab w:val="left" w:pos="6580"/>
-        </w:tabs>
-        <w:autoSpaceDE w:val="0"/>
-        <w:autoSpaceDN w:val="0"/>
-        <w:adjustRightInd w:val="0"/>
-        <w:spacing w:after="0" w:line="240" w:lineRule="auto"/>
-        <w:jc w:val="center"/>
-        <w:rPr>
-          <w:rFonts w:ascii="Arial" w:hAnsi="Arial" w:cs="Arial"/>
-          <w:b/>
-          <w:bCs/>
-          <w:sz w:val="28"/>
-          <w:szCs w:val="28"/>
-        </w:rPr>
-      </w:pPr>
-    </w:p>
-    <w:p>
-      <w:pPr>
-        <w:widowControl w:val="0"/>
-        <w:tabs>
-          <w:tab w:val="left" w:pos="6580"/>
-        </w:tabs>
-        <w:autoSpaceDE w:val="0"/>
-        <w:autoSpaceDN w:val="0"/>
-        <w:adjustRightInd w:val="0"/>
-        <w:spacing w:after="0" w:line="240" w:lineRule="auto"/>
-        <w:jc w:val="center"/>
-        <w:rPr>
-          <w:rFonts w:ascii="Arial" w:hAnsi="Arial" w:cs="Arial"/>
-          <w:b/>
-          <w:bCs/>
-          <w:sz w:val="28"/>
-          <w:szCs w:val="28"/>
-        </w:rPr>
-      </w:pPr>
-    </w:p>
-    <w:p>
-      <w:pPr>
-        <w:widowControl w:val="0"/>
-        <w:tabs>
-          <w:tab w:val="left" w:pos="6580"/>
-        </w:tabs>
-        <w:autoSpaceDE w:val="0"/>
-        <w:autoSpaceDN w:val="0"/>
-        <w:adjustRightInd w:val="0"/>
-        <w:spacing w:after="0" w:line="240" w:lineRule="auto"/>
-        <w:jc w:val="center"/>
-        <w:rPr>
-          <w:rFonts w:ascii="Arial" w:hAnsi="Arial" w:cs="Arial"/>
-          <w:b/>
-          <w:bCs/>
-          <w:sz w:val="28"/>
-          <w:szCs w:val="28"/>
-        </w:rPr>
-      </w:pPr>
-    </w:p>
-    <w:p>
-      <w:pPr>
-        <w:widowControl w:val="0"/>
-        <w:tabs>
-          <w:tab w:val="left" w:pos="6580"/>
-        </w:tabs>
-        <w:autoSpaceDE w:val="0"/>
-        <w:autoSpaceDN w:val="0"/>
-        <w:adjustRightInd w:val="0"/>
-        <w:spacing w:after="0" w:line="240" w:lineRule="auto"/>
-        <w:jc w:val="center"/>
-        <w:rPr>
-          <w:rFonts w:ascii="Arial" w:hAnsi="Arial" w:cs="Arial"/>
-          <w:b/>
-          <w:bCs/>
-          <w:sz w:val="28"/>
-          <w:szCs w:val="28"/>
-        </w:rPr>
-      </w:pPr>
-    </w:p>
-    <w:p>
-      <w:pPr>
-        <w:widowControl w:val="0"/>
-        <w:tabs>
-          <w:tab w:val="left" w:pos="6580"/>
-        </w:tabs>
-        <w:autoSpaceDE w:val="0"/>
-        <w:autoSpaceDN w:val="0"/>
-        <w:adjustRightInd w:val="0"/>
-        <w:spacing w:after="0" w:line="240" w:lineRule="auto"/>
-        <w:jc w:val="center"/>
-        <w:rPr>
-          <w:rFonts w:ascii="Arial" w:hAnsi="Arial" w:cs="Arial"/>
-          <w:b/>
-          <w:bCs/>
-          <w:sz w:val="28"/>
-          <w:szCs w:val="28"/>
-        </w:rPr>
-      </w:pPr>
-    </w:p>
-    <w:p>
-      <w:pPr>
-        <w:widowControl w:val="0"/>
-        <w:tabs>
-          <w:tab w:val="left" w:pos="6580"/>
-        </w:tabs>
-        <w:autoSpaceDE w:val="0"/>
-        <w:autoSpaceDN w:val="0"/>
-        <w:adjustRightInd w:val="0"/>
-        <w:spacing w:after="0" w:line="240" w:lineRule="auto"/>
-        <w:jc w:val="center"/>
-        <w:rPr>
-          <w:rFonts w:ascii="Arial" w:hAnsi="Arial" w:cs="Arial"/>
-          <w:b/>
-          <w:bCs/>
-          <w:sz w:val="28"/>
-          <w:szCs w:val="28"/>
-        </w:rPr>
-      </w:pPr>
-    </w:p>
-    <w:p>
-      <w:pPr>
-        <w:widowControl w:val="0"/>
-        <w:tabs>
-          <w:tab w:val="left" w:pos="6580"/>
-        </w:tabs>
-        <w:autoSpaceDE w:val="0"/>
-        <w:autoSpaceDN w:val="0"/>
-        <w:adjustRightInd w:val="0"/>
-        <w:spacing w:after="0" w:line="240" w:lineRule="auto"/>
-        <w:jc w:val="center"/>
-        <w:rPr>
-          <w:rFonts w:ascii="Arial" w:hAnsi="Arial" w:cs="Arial"/>
-          <w:b/>
-          <w:bCs/>
-          <w:sz w:val="28"/>
-          <w:szCs w:val="28"/>
-        </w:rPr>
-      </w:pPr>
-    </w:p>
-    <w:p>
-      <w:pPr>
-        <w:widowControl w:val="0"/>
-        <w:tabs>
-          <w:tab w:val="left" w:pos="6580"/>
-        </w:tabs>
-        <w:autoSpaceDE w:val="0"/>
-        <w:autoSpaceDN w:val="0"/>
-        <w:adjustRightInd w:val="0"/>
-        <w:spacing w:after="0" w:line="240" w:lineRule="auto"/>
-        <w:jc w:val="center"/>
-        <w:rPr>
-          <w:rFonts w:ascii="Arial" w:hAnsi="Arial" w:cs="Arial"/>
-          <w:b/>
-          <w:bCs/>
-          <w:sz w:val="28"/>
-          <w:szCs w:val="28"/>
-        </w:rPr>
-      </w:pPr>
-    </w:p>
-    <w:p>
-      <w:pPr>
-        <w:widowControl w:val="0"/>
-        <w:tabs>
-          <w:tab w:val="left" w:pos="6580"/>
-        </w:tabs>
-        <w:autoSpaceDE w:val="0"/>
-        <w:autoSpaceDN w:val="0"/>
-        <w:adjustRightInd w:val="0"/>
-        <w:spacing w:after="0" w:line="240" w:lineRule="auto"/>
-        <w:jc w:val="center"/>
-        <w:rPr>
-          <w:rFonts w:ascii="Arial" w:hAnsi="Arial" w:cs="Arial"/>
-          <w:b/>
-          <w:bCs/>
-          <w:sz w:val="28"/>
-          <w:szCs w:val="28"/>
-        </w:rPr>
-      </w:pPr>
-    </w:p>
-    <w:p>
-      <w:pPr>
-        <w:widowControl w:val="0"/>
-        <w:tabs>
-          <w:tab w:val="left" w:pos="6580"/>
-        </w:tabs>
-        <w:autoSpaceDE w:val="0"/>
-        <w:autoSpaceDN w:val="0"/>
-        <w:adjustRightInd w:val="0"/>
-        <w:spacing w:after="0" w:line="240" w:lineRule="auto"/>
-        <w:jc w:val="center"/>
-        <w:rPr>
-          <w:rFonts w:ascii="Arial" w:hAnsi="Arial" w:cs="Arial"/>
-          <w:b/>
-          <w:bCs/>
-          <w:sz w:val="28"/>
-          <w:szCs w:val="28"/>
-        </w:rPr>
-      </w:pPr>
-    </w:p>
-    <w:p>
-      <w:pPr>
-        <w:widowControl w:val="0"/>
-        <w:tabs>
-          <w:tab w:val="left" w:pos="6580"/>
-        </w:tabs>
-        <w:autoSpaceDE w:val="0"/>
-        <w:autoSpaceDN w:val="0"/>
-        <w:adjustRightInd w:val="0"/>
-        <w:spacing w:after="0" w:line="240" w:lineRule="auto"/>
-        <w:jc w:val="center"/>
-        <w:rPr>
-          <w:rFonts w:ascii="Arial" w:hAnsi="Arial" w:cs="Arial"/>
-          <w:b/>
-          <w:bCs/>
-          <w:sz w:val="28"/>
-          <w:szCs w:val="28"/>
-        </w:rPr>
-      </w:pPr>
-    </w:p>
-    <w:p>
-      <w:pPr>
-        <w:widowControl w:val="0"/>
-        <w:tabs>
-          <w:tab w:val="left" w:pos="6580"/>
-        </w:tabs>
-        <w:autoSpaceDE w:val="0"/>
-        <w:autoSpaceDN w:val="0"/>
-        <w:adjustRightInd w:val="0"/>
-        <w:spacing w:after="0" w:line="240" w:lineRule="auto"/>
-        <w:jc w:val="center"/>
-        <w:rPr>
-          <w:rFonts w:ascii="Arial" w:hAnsi="Arial" w:cs="Arial"/>
-          <w:b/>
-          <w:bCs/>
-          <w:sz w:val="28"/>
-          <w:szCs w:val="28"/>
-        </w:rPr>
-      </w:pPr>
-    </w:p>
-    <w:p>
-      <w:pPr>
-        <w:widowControl w:val="0"/>
-        <w:tabs>
-          <w:tab w:val="left" w:pos="6580"/>
-        </w:tabs>
-        <w:autoSpaceDE w:val="0"/>
-        <w:autoSpaceDN w:val="0"/>
-        <w:adjustRightInd w:val="0"/>
-        <w:spacing w:after="0" w:line="240" w:lineRule="auto"/>
-        <w:jc w:val="center"/>
-        <w:rPr>
-          <w:rFonts w:ascii="Arial" w:hAnsi="Arial" w:cs="Arial"/>
-          <w:b/>
-          <w:bCs/>
-          <w:sz w:val="28"/>
-          <w:szCs w:val="28"/>
-        </w:rPr>
-      </w:pPr>
-    </w:p>
-    <w:p>
-      <w:pPr>
-        <w:widowControl w:val="0"/>
-        <w:tabs>
-          <w:tab w:val="left" w:pos="6580"/>
-        </w:tabs>
-        <w:autoSpaceDE w:val="0"/>
-        <w:autoSpaceDN w:val="0"/>
-        <w:adjustRightInd w:val="0"/>
-        <w:spacing w:after="0" w:line="240" w:lineRule="auto"/>
-        <w:jc w:val="center"/>
-        <w:rPr>
-          <w:rFonts w:ascii="Arial" w:hAnsi="Arial" w:cs="Arial"/>
-          <w:b/>
-          <w:bCs/>
-          <w:sz w:val="28"/>
-          <w:szCs w:val="28"/>
-        </w:rPr>
-      </w:pPr>
-    </w:p>
-    <w:p>
-      <w:pPr>
-        <w:widowControl w:val="0"/>
-        <w:tabs>
-          <w:tab w:val="left" w:pos="6580"/>
-        </w:tabs>
-        <w:autoSpaceDE w:val="0"/>
-        <w:autoSpaceDN w:val="0"/>
-        <w:adjustRightInd w:val="0"/>
-        <w:spacing w:after="0" w:line="240" w:lineRule="auto"/>
-        <w:jc w:val="center"/>
-        <w:rPr>
-          <w:rFonts w:ascii="Arial" w:hAnsi="Arial" w:cs="Arial"/>
-          <w:b/>
-          <w:bCs/>
-          <w:sz w:val="28"/>
-          <w:szCs w:val="28"/>
-        </w:rPr>
-      </w:pPr>
-    </w:p>
-    <w:p>
-      <w:pPr>
-        <w:widowControl w:val="0"/>
-        <w:tabs>
-          <w:tab w:val="left" w:pos="6580"/>
-        </w:tabs>
-        <w:autoSpaceDE w:val="0"/>
-        <w:autoSpaceDN w:val="0"/>
-        <w:adjustRightInd w:val="0"/>
-        <w:spacing w:after="0" w:line="240" w:lineRule="auto"/>
-        <w:jc w:val="center"/>
-        <w:rPr>
-          <w:rFonts w:ascii="Arial" w:hAnsi="Arial" w:cs="Arial"/>
-          <w:b/>
-          <w:bCs/>
-          <w:sz w:val="28"/>
-          <w:szCs w:val="28"/>
-        </w:rPr>
-      </w:pPr>
-    </w:p>
-    <w:p>
-      <w:pPr>
-        <w:widowControl w:val="0"/>
-        <w:tabs>
-          <w:tab w:val="left" w:pos="6580"/>
-        </w:tabs>
-        <w:autoSpaceDE w:val="0"/>
-        <w:autoSpaceDN w:val="0"/>
-        <w:adjustRightInd w:val="0"/>
-        <w:spacing w:after="0" w:line="240" w:lineRule="auto"/>
-        <w:jc w:val="center"/>
-        <w:rPr>
-          <w:rFonts w:ascii="Arial" w:hAnsi="Arial" w:cs="Arial"/>
-          <w:b/>
-          <w:bCs/>
-          <w:sz w:val="28"/>
-          <w:szCs w:val="28"/>
-        </w:rPr>
-      </w:pPr>
-    </w:p>
-    <w:p>
-      <w:pPr>
-        <w:widowControl w:val="0"/>
-        <w:tabs>
-          <w:tab w:val="left" w:pos="6580"/>
-        </w:tabs>
-        <w:autoSpaceDE w:val="0"/>
-        <w:autoSpaceDN w:val="0"/>
-        <w:adjustRightInd w:val="0"/>
-        <w:spacing w:after="0" w:line="240" w:lineRule="auto"/>
-        <w:jc w:val="center"/>
-        <w:rPr>
-          <w:rFonts w:ascii="Arial" w:hAnsi="Arial" w:cs="Arial"/>
-          <w:b/>
-          <w:bCs/>
-          <w:sz w:val="28"/>
-          <w:szCs w:val="28"/>
-        </w:rPr>
-      </w:pPr>
-    </w:p>
-    <w:p>
-      <w:pPr>
-        <w:widowControl w:val="0"/>
-        <w:tabs>
-          <w:tab w:val="left" w:pos="6580"/>
-        </w:tabs>
-        <w:autoSpaceDE w:val="0"/>
-        <w:autoSpaceDN w:val="0"/>
-        <w:adjustRightInd w:val="0"/>
-        <w:spacing w:after="0" w:line="240" w:lineRule="auto"/>
-        <w:jc w:val="center"/>
-        <w:rPr>
-          <w:rFonts w:ascii="Arial" w:hAnsi="Arial" w:cs="Arial"/>
-          <w:b/>
-          <w:bCs/>
-          <w:sz w:val="28"/>
-          <w:szCs w:val="28"/>
-        </w:rPr>
-      </w:pPr>
-    </w:p>
-    <w:p>
-      <w:pPr>
-        <w:widowControl w:val="0"/>
-        <w:tabs>
-          <w:tab w:val="left" w:pos="6580"/>
-        </w:tabs>
-        <w:autoSpaceDE w:val="0"/>
-        <w:autoSpaceDN w:val="0"/>
-        <w:adjustRightInd w:val="0"/>
-        <w:spacing w:after="0" w:line="240" w:lineRule="auto"/>
-        <w:jc w:val="center"/>
-        <w:rPr>
-          <w:rFonts w:ascii="Arial" w:hAnsi="Arial" w:cs="Arial"/>
-          <w:b/>
-          <w:bCs/>
-          <w:sz w:val="28"/>
-          <w:szCs w:val="28"/>
-        </w:rPr>
-      </w:pPr>
-    </w:p>
-    <w:p>
-      <w:pPr>
-        <w:widowControl w:val="0"/>
-        <w:tabs>
-          <w:tab w:val="left" w:pos="6580"/>
-        </w:tabs>
-        <w:autoSpaceDE w:val="0"/>
-        <w:autoSpaceDN w:val="0"/>
-        <w:adjustRightInd w:val="0"/>
-        <w:spacing w:after="0" w:line="240" w:lineRule="auto"/>
-        <w:jc w:val="center"/>
-        <w:rPr>
-          <w:rFonts w:ascii="Arial" w:hAnsi="Arial" w:cs="Arial"/>
-          <w:b/>
-          <w:bCs/>
-          <w:sz w:val="28"/>
-          <w:szCs w:val="28"/>
-        </w:rPr>
-      </w:pPr>
-    </w:p>
-    <w:p>
-      <w:pPr>
-        <w:widowControl w:val="0"/>
-        <w:tabs>
-          <w:tab w:val="left" w:pos="6580"/>
-        </w:tabs>
-        <w:autoSpaceDE w:val="0"/>
-        <w:autoSpaceDN w:val="0"/>
-        <w:adjustRightInd w:val="0"/>
-        <w:spacing w:after="0" w:line="240" w:lineRule="auto"/>
-        <w:jc w:val="center"/>
-        <w:rPr>
-          <w:rFonts w:ascii="Arial" w:hAnsi="Arial" w:cs="Arial"/>
-          <w:b/>
-          <w:bCs/>
-          <w:sz w:val="28"/>
-          <w:szCs w:val="28"/>
-        </w:rPr>
-      </w:pPr>
-    </w:p>
-    <w:p>
-      <w:pPr>
-        <w:widowControl w:val="0"/>
-        <w:tabs>
-          <w:tab w:val="left" w:pos="6580"/>
-        </w:tabs>
-        <w:autoSpaceDE w:val="0"/>
-        <w:autoSpaceDN w:val="0"/>
-        <w:adjustRightInd w:val="0"/>
-        <w:spacing w:after="0" w:line="240" w:lineRule="auto"/>
-        <w:jc w:val="center"/>
-        <w:rPr>
-          <w:rFonts w:ascii="Arial" w:hAnsi="Arial" w:cs="Arial"/>
-          <w:b/>
-          <w:bCs/>
-          <w:sz w:val="28"/>
-          <w:szCs w:val="28"/>
-        </w:rPr>
-      </w:pPr>
-    </w:p>
-    <w:p>
-      <w:pPr>
-        <w:widowControl w:val="0"/>
-        <w:tabs>
-          <w:tab w:val="left" w:pos="6580"/>
-        </w:tabs>
-        <w:autoSpaceDE w:val="0"/>
-        <w:autoSpaceDN w:val="0"/>
-        <w:adjustRightInd w:val="0"/>
-        <w:spacing w:after="0" w:line="240" w:lineRule="auto"/>
-        <w:jc w:val="center"/>
-        <w:rPr>
-          <w:rFonts w:ascii="Arial" w:hAnsi="Arial" w:cs="Arial"/>
-          <w:b/>
-          <w:bCs/>
-          <w:sz w:val="28"/>
-          <w:szCs w:val="28"/>
-        </w:rPr>
-      </w:pPr>
-    </w:p>
-    <w:p>
-      <w:pPr>
-        <w:widowControl w:val="0"/>
-        <w:tabs>
-          <w:tab w:val="left" w:pos="6580"/>
-        </w:tabs>
-        <w:autoSpaceDE w:val="0"/>
-        <w:autoSpaceDN w:val="0"/>
-        <w:adjustRightInd w:val="0"/>
-        <w:spacing w:after="0" w:line="240" w:lineRule="auto"/>
-        <w:jc w:val="center"/>
-        <w:rPr>
-          <w:rFonts w:ascii="Arial" w:hAnsi="Arial" w:cs="Arial"/>
-          <w:b/>
-          <w:bCs/>
-          <w:sz w:val="28"/>
-          <w:szCs w:val="28"/>
-        </w:rPr>
-      </w:pPr>
-    </w:p>
-    <w:p>
-      <w:pPr>
-        <w:widowControl w:val="0"/>
-        <w:tabs>
-          <w:tab w:val="left" w:pos="6580"/>
-        </w:tabs>
-        <w:autoSpaceDE w:val="0"/>
-        <w:autoSpaceDN w:val="0"/>
-        <w:adjustRightInd w:val="0"/>
-        <w:spacing w:after="0" w:line="240" w:lineRule="auto"/>
-        <w:jc w:val="center"/>
-        <w:rPr>
-          <w:rFonts w:ascii="Arial" w:hAnsi="Arial" w:cs="Arial"/>
-          <w:b/>
-          <w:bCs/>
-          <w:sz w:val="28"/>
-          <w:szCs w:val="28"/>
-        </w:rPr>
-      </w:pPr>
-    </w:p>
-    <w:p>
-      <w:pPr>
-        <w:widowControl w:val="0"/>
-        <w:tabs>
-          <w:tab w:val="left" w:pos="6580"/>
-        </w:tabs>
-        <w:autoSpaceDE w:val="0"/>
-        <w:autoSpaceDN w:val="0"/>
-        <w:adjustRightInd w:val="0"/>
-        <w:spacing w:after="0" w:line="240" w:lineRule="auto"/>
-        <w:jc w:val="center"/>
-        <w:rPr>
-          <w:rFonts w:ascii="Arial" w:hAnsi="Arial" w:cs="Arial"/>
-          <w:b/>
-          <w:bCs/>
-          <w:sz w:val="28"/>
-          <w:szCs w:val="28"/>
-        </w:rPr>
-      </w:pPr>
-    </w:p>
-    <w:p>
-      <w:pPr>
-        <w:widowControl w:val="0"/>
-        <w:tabs>
-          <w:tab w:val="left" w:pos="6580"/>
-        </w:tabs>
-        <w:autoSpaceDE w:val="0"/>
-        <w:autoSpaceDN w:val="0"/>
-        <w:adjustRightInd w:val="0"/>
-        <w:spacing w:after="0" w:line="240" w:lineRule="auto"/>
-        <w:jc w:val="center"/>
-        <w:rPr>
-          <w:rFonts w:ascii="Arial" w:hAnsi="Arial" w:cs="Arial"/>
-          <w:b/>
-          <w:bCs/>
-          <w:sz w:val="28"/>
-          <w:szCs w:val="28"/>
-        </w:rPr>
-      </w:pPr>
-    </w:p>
-    <w:p>
-      <w:pPr>
-        <w:widowControl w:val="0"/>
-        <w:tabs>
-          <w:tab w:val="left" w:pos="6580"/>
-        </w:tabs>
-        <w:autoSpaceDE w:val="0"/>
-        <w:autoSpaceDN w:val="0"/>
-        <w:adjustRightInd w:val="0"/>
-        <w:spacing w:after="0" w:line="240" w:lineRule="auto"/>
-        <w:jc w:val="center"/>
-        <w:rPr>
-          <w:rFonts w:ascii="Arial" w:hAnsi="Arial" w:cs="Arial"/>
-          <w:b/>
-          <w:bCs/>
-          <w:sz w:val="28"/>
-          <w:szCs w:val="28"/>
-        </w:rPr>
-      </w:pPr>
-      <w:r>
-        <w:rPr>
-          <w:rFonts w:ascii="Arial" w:hAnsi="Arial" w:cs="Arial"/>
-          <w:b/>
-          <w:bCs/>
-          <w:sz w:val="28"/>
-          <w:szCs w:val="28"/>
-        </w:rPr>
-        <w:t>Conclusion</w:t>
-      </w:r>
-    </w:p>
-    <w:p>
-      <w:pPr>
-        <w:widowControl w:val="0"/>
-        <w:tabs>
-          <w:tab w:val="left" w:pos="6580"/>
-        </w:tabs>
-        <w:autoSpaceDE w:val="0"/>
-        <w:autoSpaceDN w:val="0"/>
-        <w:adjustRightInd w:val="0"/>
-        <w:spacing w:after="0" w:line="240" w:lineRule="auto"/>
-        <w:rPr>
-          <w:rFonts w:ascii="Arial" w:hAnsi="Arial" w:cs="Arial"/>
-          <w:bCs/>
-          <w:sz w:val="24"/>
-          <w:szCs w:val="24"/>
-        </w:rPr>
-      </w:pPr>
-    </w:p>
-    <w:p>
-      <w:pPr>
-        <w:widowControl w:val="0"/>
-        <w:tabs>
-          <w:tab w:val="left" w:pos="6580"/>
-        </w:tabs>
-        <w:autoSpaceDE w:val="0"/>
-        <w:autoSpaceDN w:val="0"/>
-        <w:adjustRightInd w:val="0"/>
-        <w:spacing w:after="0" w:line="240" w:lineRule="auto"/>
-        <w:rPr>
-          <w:rFonts w:ascii="Arial" w:hAnsi="Arial" w:cs="Arial"/>
-          <w:bCs/>
-          <w:sz w:val="24"/>
-          <w:szCs w:val="24"/>
-        </w:rPr>
-      </w:pPr>
-      <w:r>
-        <w:rPr>
-          <w:rFonts w:ascii="Arial" w:hAnsi="Arial" w:cs="Arial"/>
-          <w:bCs/>
-          <w:sz w:val="24"/>
-          <w:szCs w:val="24"/>
-        </w:rPr>
-        <w:t>Nous devons continuer pour pouvoir produire une librairie de qualité qui conviendra la demande, il faudra corriger les problèmes et améliorer les solutions trouvé.</w:t>
-      </w:r>
-    </w:p>
-    <w:p>
-      <w:pPr>
-        <w:widowControl w:val="0"/>
-        <w:tabs>
-          <w:tab w:val="left" w:pos="6580"/>
-        </w:tabs>
-        <w:autoSpaceDE w:val="0"/>
-        <w:autoSpaceDN w:val="0"/>
-        <w:adjustRightInd w:val="0"/>
-        <w:spacing w:after="0" w:line="240" w:lineRule="auto"/>
-        <w:rPr>
-          <w:rFonts w:ascii="Arial" w:hAnsi="Arial" w:cs="Arial"/>
-          <w:b/>
-          <w:bCs/>
-          <w:sz w:val="28"/>
-          <w:szCs w:val="28"/>
-        </w:rPr>
-      </w:pPr>
-    </w:p>
-    <w:p>
-      <w:pPr>
-        <w:widowControl w:val="0"/>
-        <w:tabs>
-          <w:tab w:val="left" w:pos="6580"/>
-        </w:tabs>
-        <w:autoSpaceDE w:val="0"/>
-        <w:autoSpaceDN w:val="0"/>
-        <w:adjustRightInd w:val="0"/>
-        <w:spacing w:after="0" w:line="240" w:lineRule="auto"/>
-        <w:jc w:val="center"/>
-        <w:rPr>
-          <w:rFonts w:ascii="Arial" w:hAnsi="Arial" w:cs="Arial"/>
-          <w:b/>
-          <w:bCs/>
-          <w:sz w:val="28"/>
-          <w:szCs w:val="28"/>
-        </w:rPr>
-      </w:pPr>
       <w:bookmarkStart w:id="1" w:name="_GoBack"/>
       <w:bookmarkEnd w:id="1"/>
     </w:p>
@@ -5881,7 +4177,18 @@
           <w:lang w:val="en-GB"/>
         </w:rPr>
       </w:pPr>
-      <w:r>
+    </w:p>
+    <w:p>
+      <w:pPr>
+        <w:widowControl w:val="0"/>
+        <w:tabs>
+          <w:tab w:val="left" w:pos="6580"/>
+        </w:tabs>
+        <w:autoSpaceDE w:val="0"/>
+        <w:autoSpaceDN w:val="0"/>
+        <w:adjustRightInd w:val="0"/>
+        <w:spacing w:after="0" w:line="240" w:lineRule="auto"/>
+        <w:jc w:val="center"/>
         <w:rPr>
           <w:rFonts w:ascii="Arial" w:hAnsi="Arial" w:cs="Arial"/>
           <w:b/>
@@ -5890,6 +4197,1008 @@
           <w:szCs w:val="28"/>
           <w:lang w:val="en-GB"/>
         </w:rPr>
+      </w:pPr>
+    </w:p>
+    <w:p>
+      <w:pPr>
+        <w:widowControl w:val="0"/>
+        <w:tabs>
+          <w:tab w:val="left" w:pos="6580"/>
+        </w:tabs>
+        <w:autoSpaceDE w:val="0"/>
+        <w:autoSpaceDN w:val="0"/>
+        <w:adjustRightInd w:val="0"/>
+        <w:spacing w:after="0" w:line="240" w:lineRule="auto"/>
+        <w:jc w:val="center"/>
+        <w:rPr>
+          <w:rFonts w:ascii="Arial" w:hAnsi="Arial" w:cs="Arial"/>
+          <w:b/>
+          <w:bCs/>
+          <w:sz w:val="28"/>
+          <w:szCs w:val="28"/>
+        </w:rPr>
+      </w:pPr>
+      <w:r>
+        <w:rPr>
+          <w:rFonts w:ascii="Arial" w:hAnsi="Arial" w:cs="Arial"/>
+          <w:b/>
+          <w:bCs/>
+          <w:sz w:val="28"/>
+          <w:szCs w:val="28"/>
+        </w:rPr>
+        <w:t>Mapping to viewport</w:t>
+      </w:r>
+    </w:p>
+    <w:p>
+      <w:pPr>
+        <w:widowControl w:val="0"/>
+        <w:tabs>
+          <w:tab w:val="left" w:pos="6580"/>
+        </w:tabs>
+        <w:autoSpaceDE w:val="0"/>
+        <w:autoSpaceDN w:val="0"/>
+        <w:adjustRightInd w:val="0"/>
+        <w:spacing w:after="0" w:line="240" w:lineRule="auto"/>
+        <w:jc w:val="center"/>
+        <w:rPr>
+          <w:rFonts w:ascii="Arial" w:hAnsi="Arial" w:cs="Arial"/>
+          <w:b/>
+          <w:bCs/>
+          <w:sz w:val="28"/>
+          <w:szCs w:val="28"/>
+        </w:rPr>
+      </w:pPr>
+    </w:p>
+    <w:p>
+      <w:pPr>
+        <w:widowControl w:val="0"/>
+        <w:tabs>
+          <w:tab w:val="left" w:pos="6580"/>
+        </w:tabs>
+        <w:autoSpaceDE w:val="0"/>
+        <w:autoSpaceDN w:val="0"/>
+        <w:adjustRightInd w:val="0"/>
+        <w:spacing w:after="0" w:line="240" w:lineRule="auto"/>
+        <w:rPr>
+          <w:rFonts w:ascii="Arial" w:hAnsi="Arial" w:cs="Arial"/>
+          <w:bCs/>
+          <w:sz w:val="24"/>
+          <w:szCs w:val="24"/>
+        </w:rPr>
+      </w:pPr>
+      <w:r>
+        <w:rPr>
+          <w:rFonts w:ascii="Arial" w:hAnsi="Arial" w:cs="Arial"/>
+          <w:bCs/>
+          <w:sz w:val="24"/>
+          <w:szCs w:val="24"/>
+        </w:rPr>
+        <w:t>Le mapping to viewport à</w:t>
+      </w:r>
+      <w:r>
+        <w:rPr>
+          <w:rFonts w:ascii="Arial" w:hAnsi="Arial" w:cs="Arial"/>
+          <w:bCs/>
+          <w:sz w:val="24"/>
+          <w:szCs w:val="24"/>
+        </w:rPr>
+        <w:t xml:space="preserve"> était fait dans un premier temps du coté de C++ mais j’ai constaté quelques defaults, donc j’ai décidé de le mettre du coté de java pour résoudre c’est default </w:t>
+      </w:r>
+    </w:p>
+    <w:p>
+      <w:pPr>
+        <w:widowControl w:val="0"/>
+        <w:tabs>
+          <w:tab w:val="left" w:pos="6580"/>
+        </w:tabs>
+        <w:autoSpaceDE w:val="0"/>
+        <w:autoSpaceDN w:val="0"/>
+        <w:adjustRightInd w:val="0"/>
+        <w:spacing w:after="0" w:line="240" w:lineRule="auto"/>
+        <w:rPr>
+          <w:rFonts w:ascii="Arial" w:hAnsi="Arial" w:cs="Arial"/>
+          <w:bCs/>
+          <w:sz w:val="24"/>
+          <w:szCs w:val="24"/>
+        </w:rPr>
+      </w:pPr>
+    </w:p>
+    <w:p>
+      <w:pPr>
+        <w:widowControl w:val="0"/>
+        <w:tabs>
+          <w:tab w:val="left" w:pos="6580"/>
+        </w:tabs>
+        <w:autoSpaceDE w:val="0"/>
+        <w:autoSpaceDN w:val="0"/>
+        <w:adjustRightInd w:val="0"/>
+        <w:spacing w:after="0" w:line="240" w:lineRule="auto"/>
+        <w:rPr>
+          <w:rFonts w:ascii="Arial" w:hAnsi="Arial" w:cs="Arial"/>
+          <w:bCs/>
+          <w:sz w:val="24"/>
+          <w:szCs w:val="24"/>
+        </w:rPr>
+      </w:pPr>
+    </w:p>
+    <w:p>
+      <w:pPr>
+        <w:widowControl w:val="0"/>
+        <w:tabs>
+          <w:tab w:val="left" w:pos="6580"/>
+        </w:tabs>
+        <w:autoSpaceDE w:val="0"/>
+        <w:autoSpaceDN w:val="0"/>
+        <w:adjustRightInd w:val="0"/>
+        <w:spacing w:after="0" w:line="240" w:lineRule="auto"/>
+        <w:rPr>
+          <w:rFonts w:ascii="Arial" w:hAnsi="Arial" w:cs="Arial"/>
+          <w:bCs/>
+          <w:sz w:val="24"/>
+          <w:szCs w:val="24"/>
+        </w:rPr>
+      </w:pPr>
+    </w:p>
+    <w:p>
+      <w:pPr>
+        <w:widowControl w:val="0"/>
+        <w:tabs>
+          <w:tab w:val="left" w:pos="6580"/>
+        </w:tabs>
+        <w:autoSpaceDE w:val="0"/>
+        <w:autoSpaceDN w:val="0"/>
+        <w:adjustRightInd w:val="0"/>
+        <w:spacing w:after="0" w:line="240" w:lineRule="auto"/>
+        <w:rPr>
+          <w:rFonts w:ascii="Arial" w:hAnsi="Arial" w:cs="Arial"/>
+          <w:bCs/>
+          <w:sz w:val="24"/>
+          <w:szCs w:val="24"/>
+        </w:rPr>
+      </w:pPr>
+    </w:p>
+    <w:p>
+      <w:pPr>
+        <w:widowControl w:val="0"/>
+        <w:tabs>
+          <w:tab w:val="left" w:pos="6580"/>
+        </w:tabs>
+        <w:autoSpaceDE w:val="0"/>
+        <w:autoSpaceDN w:val="0"/>
+        <w:adjustRightInd w:val="0"/>
+        <w:spacing w:after="0" w:line="240" w:lineRule="auto"/>
+        <w:jc w:val="center"/>
+        <w:rPr>
+          <w:rFonts w:ascii="Arial" w:hAnsi="Arial" w:cs="Arial"/>
+          <w:b/>
+          <w:bCs/>
+          <w:sz w:val="28"/>
+          <w:szCs w:val="28"/>
+        </w:rPr>
+      </w:pPr>
+    </w:p>
+    <w:p>
+      <w:pPr>
+        <w:widowControl w:val="0"/>
+        <w:tabs>
+          <w:tab w:val="left" w:pos="6580"/>
+        </w:tabs>
+        <w:autoSpaceDE w:val="0"/>
+        <w:autoSpaceDN w:val="0"/>
+        <w:adjustRightInd w:val="0"/>
+        <w:spacing w:after="0" w:line="240" w:lineRule="auto"/>
+        <w:jc w:val="center"/>
+        <w:rPr>
+          <w:rFonts w:ascii="Arial" w:hAnsi="Arial" w:cs="Arial"/>
+          <w:b/>
+          <w:bCs/>
+          <w:sz w:val="28"/>
+          <w:szCs w:val="28"/>
+        </w:rPr>
+      </w:pPr>
+    </w:p>
+    <w:p>
+      <w:pPr>
+        <w:widowControl w:val="0"/>
+        <w:tabs>
+          <w:tab w:val="left" w:pos="6580"/>
+        </w:tabs>
+        <w:autoSpaceDE w:val="0"/>
+        <w:autoSpaceDN w:val="0"/>
+        <w:adjustRightInd w:val="0"/>
+        <w:spacing w:after="0" w:line="240" w:lineRule="auto"/>
+        <w:rPr>
+          <w:rFonts w:ascii="Arial" w:hAnsi="Arial" w:cs="Arial"/>
+          <w:b/>
+          <w:bCs/>
+          <w:sz w:val="28"/>
+          <w:szCs w:val="28"/>
+        </w:rPr>
+      </w:pPr>
+    </w:p>
+    <w:p>
+      <w:pPr>
+        <w:widowControl w:val="0"/>
+        <w:tabs>
+          <w:tab w:val="left" w:pos="6580"/>
+        </w:tabs>
+        <w:autoSpaceDE w:val="0"/>
+        <w:autoSpaceDN w:val="0"/>
+        <w:adjustRightInd w:val="0"/>
+        <w:spacing w:after="0" w:line="240" w:lineRule="auto"/>
+        <w:jc w:val="center"/>
+        <w:rPr>
+          <w:rFonts w:ascii="Arial" w:hAnsi="Arial" w:cs="Arial"/>
+          <w:b/>
+          <w:bCs/>
+          <w:sz w:val="28"/>
+          <w:szCs w:val="28"/>
+        </w:rPr>
+      </w:pPr>
+    </w:p>
+    <w:p>
+      <w:pPr>
+        <w:widowControl w:val="0"/>
+        <w:tabs>
+          <w:tab w:val="left" w:pos="6580"/>
+        </w:tabs>
+        <w:autoSpaceDE w:val="0"/>
+        <w:autoSpaceDN w:val="0"/>
+        <w:adjustRightInd w:val="0"/>
+        <w:spacing w:after="0" w:line="240" w:lineRule="auto"/>
+        <w:jc w:val="center"/>
+        <w:rPr>
+          <w:rFonts w:ascii="Arial" w:hAnsi="Arial" w:cs="Arial"/>
+          <w:b/>
+          <w:bCs/>
+          <w:sz w:val="28"/>
+          <w:szCs w:val="28"/>
+        </w:rPr>
+      </w:pPr>
+    </w:p>
+    <w:p>
+      <w:pPr>
+        <w:widowControl w:val="0"/>
+        <w:tabs>
+          <w:tab w:val="left" w:pos="6580"/>
+        </w:tabs>
+        <w:autoSpaceDE w:val="0"/>
+        <w:autoSpaceDN w:val="0"/>
+        <w:adjustRightInd w:val="0"/>
+        <w:spacing w:after="0" w:line="240" w:lineRule="auto"/>
+        <w:jc w:val="center"/>
+        <w:rPr>
+          <w:rFonts w:ascii="Arial" w:hAnsi="Arial" w:cs="Arial"/>
+          <w:b/>
+          <w:bCs/>
+          <w:sz w:val="28"/>
+          <w:szCs w:val="28"/>
+        </w:rPr>
+      </w:pPr>
+    </w:p>
+    <w:p>
+      <w:pPr>
+        <w:widowControl w:val="0"/>
+        <w:tabs>
+          <w:tab w:val="left" w:pos="6580"/>
+        </w:tabs>
+        <w:autoSpaceDE w:val="0"/>
+        <w:autoSpaceDN w:val="0"/>
+        <w:adjustRightInd w:val="0"/>
+        <w:spacing w:after="0" w:line="240" w:lineRule="auto"/>
+        <w:jc w:val="center"/>
+        <w:rPr>
+          <w:rFonts w:ascii="Arial" w:hAnsi="Arial" w:cs="Arial"/>
+          <w:b/>
+          <w:bCs/>
+          <w:sz w:val="28"/>
+          <w:szCs w:val="28"/>
+        </w:rPr>
+      </w:pPr>
+    </w:p>
+    <w:p>
+      <w:pPr>
+        <w:widowControl w:val="0"/>
+        <w:tabs>
+          <w:tab w:val="left" w:pos="6580"/>
+        </w:tabs>
+        <w:autoSpaceDE w:val="0"/>
+        <w:autoSpaceDN w:val="0"/>
+        <w:adjustRightInd w:val="0"/>
+        <w:spacing w:after="0" w:line="240" w:lineRule="auto"/>
+        <w:jc w:val="center"/>
+        <w:rPr>
+          <w:rFonts w:ascii="Arial" w:hAnsi="Arial" w:cs="Arial"/>
+          <w:b/>
+          <w:bCs/>
+          <w:sz w:val="28"/>
+          <w:szCs w:val="28"/>
+        </w:rPr>
+      </w:pPr>
+    </w:p>
+    <w:p>
+      <w:pPr>
+        <w:widowControl w:val="0"/>
+        <w:tabs>
+          <w:tab w:val="left" w:pos="6580"/>
+        </w:tabs>
+        <w:autoSpaceDE w:val="0"/>
+        <w:autoSpaceDN w:val="0"/>
+        <w:adjustRightInd w:val="0"/>
+        <w:spacing w:after="0" w:line="240" w:lineRule="auto"/>
+        <w:jc w:val="center"/>
+        <w:rPr>
+          <w:rFonts w:ascii="Arial" w:hAnsi="Arial" w:cs="Arial"/>
+          <w:b/>
+          <w:bCs/>
+          <w:sz w:val="28"/>
+          <w:szCs w:val="28"/>
+        </w:rPr>
+      </w:pPr>
+    </w:p>
+    <w:p>
+      <w:pPr>
+        <w:widowControl w:val="0"/>
+        <w:tabs>
+          <w:tab w:val="left" w:pos="6580"/>
+        </w:tabs>
+        <w:autoSpaceDE w:val="0"/>
+        <w:autoSpaceDN w:val="0"/>
+        <w:adjustRightInd w:val="0"/>
+        <w:spacing w:after="0" w:line="240" w:lineRule="auto"/>
+        <w:jc w:val="center"/>
+        <w:rPr>
+          <w:rFonts w:ascii="Arial" w:hAnsi="Arial" w:cs="Arial"/>
+          <w:b/>
+          <w:bCs/>
+          <w:sz w:val="28"/>
+          <w:szCs w:val="28"/>
+        </w:rPr>
+      </w:pPr>
+    </w:p>
+    <w:p>
+      <w:pPr>
+        <w:widowControl w:val="0"/>
+        <w:tabs>
+          <w:tab w:val="left" w:pos="6580"/>
+        </w:tabs>
+        <w:autoSpaceDE w:val="0"/>
+        <w:autoSpaceDN w:val="0"/>
+        <w:adjustRightInd w:val="0"/>
+        <w:spacing w:after="0" w:line="240" w:lineRule="auto"/>
+        <w:jc w:val="center"/>
+        <w:rPr>
+          <w:rFonts w:ascii="Arial" w:hAnsi="Arial" w:cs="Arial"/>
+          <w:b/>
+          <w:bCs/>
+          <w:sz w:val="28"/>
+          <w:szCs w:val="28"/>
+        </w:rPr>
+      </w:pPr>
+    </w:p>
+    <w:p>
+      <w:pPr>
+        <w:widowControl w:val="0"/>
+        <w:tabs>
+          <w:tab w:val="left" w:pos="6580"/>
+        </w:tabs>
+        <w:autoSpaceDE w:val="0"/>
+        <w:autoSpaceDN w:val="0"/>
+        <w:adjustRightInd w:val="0"/>
+        <w:spacing w:after="0" w:line="240" w:lineRule="auto"/>
+        <w:jc w:val="center"/>
+        <w:rPr>
+          <w:rFonts w:ascii="Arial" w:hAnsi="Arial" w:cs="Arial"/>
+          <w:b/>
+          <w:bCs/>
+          <w:sz w:val="28"/>
+          <w:szCs w:val="28"/>
+        </w:rPr>
+      </w:pPr>
+    </w:p>
+    <w:p>
+      <w:pPr>
+        <w:widowControl w:val="0"/>
+        <w:tabs>
+          <w:tab w:val="left" w:pos="6580"/>
+        </w:tabs>
+        <w:autoSpaceDE w:val="0"/>
+        <w:autoSpaceDN w:val="0"/>
+        <w:adjustRightInd w:val="0"/>
+        <w:spacing w:after="0" w:line="240" w:lineRule="auto"/>
+        <w:jc w:val="center"/>
+        <w:rPr>
+          <w:rFonts w:ascii="Arial" w:hAnsi="Arial" w:cs="Arial"/>
+          <w:b/>
+          <w:bCs/>
+          <w:sz w:val="28"/>
+          <w:szCs w:val="28"/>
+        </w:rPr>
+      </w:pPr>
+    </w:p>
+    <w:p>
+      <w:pPr>
+        <w:widowControl w:val="0"/>
+        <w:tabs>
+          <w:tab w:val="left" w:pos="6580"/>
+        </w:tabs>
+        <w:autoSpaceDE w:val="0"/>
+        <w:autoSpaceDN w:val="0"/>
+        <w:adjustRightInd w:val="0"/>
+        <w:spacing w:after="0" w:line="240" w:lineRule="auto"/>
+        <w:jc w:val="center"/>
+        <w:rPr>
+          <w:rFonts w:ascii="Arial" w:hAnsi="Arial" w:cs="Arial"/>
+          <w:b/>
+          <w:bCs/>
+          <w:sz w:val="28"/>
+          <w:szCs w:val="28"/>
+        </w:rPr>
+      </w:pPr>
+    </w:p>
+    <w:p>
+      <w:pPr>
+        <w:widowControl w:val="0"/>
+        <w:tabs>
+          <w:tab w:val="left" w:pos="6580"/>
+        </w:tabs>
+        <w:autoSpaceDE w:val="0"/>
+        <w:autoSpaceDN w:val="0"/>
+        <w:adjustRightInd w:val="0"/>
+        <w:spacing w:after="0" w:line="240" w:lineRule="auto"/>
+        <w:jc w:val="center"/>
+        <w:rPr>
+          <w:rFonts w:ascii="Arial" w:hAnsi="Arial" w:cs="Arial"/>
+          <w:b/>
+          <w:bCs/>
+          <w:sz w:val="28"/>
+          <w:szCs w:val="28"/>
+        </w:rPr>
+      </w:pPr>
+    </w:p>
+    <w:p>
+      <w:pPr>
+        <w:widowControl w:val="0"/>
+        <w:tabs>
+          <w:tab w:val="left" w:pos="6580"/>
+        </w:tabs>
+        <w:autoSpaceDE w:val="0"/>
+        <w:autoSpaceDN w:val="0"/>
+        <w:adjustRightInd w:val="0"/>
+        <w:spacing w:after="0" w:line="240" w:lineRule="auto"/>
+        <w:jc w:val="center"/>
+        <w:rPr>
+          <w:rFonts w:ascii="Arial" w:hAnsi="Arial" w:cs="Arial"/>
+          <w:b/>
+          <w:bCs/>
+          <w:sz w:val="28"/>
+          <w:szCs w:val="28"/>
+        </w:rPr>
+      </w:pPr>
+    </w:p>
+    <w:p>
+      <w:pPr>
+        <w:widowControl w:val="0"/>
+        <w:tabs>
+          <w:tab w:val="left" w:pos="6580"/>
+        </w:tabs>
+        <w:autoSpaceDE w:val="0"/>
+        <w:autoSpaceDN w:val="0"/>
+        <w:adjustRightInd w:val="0"/>
+        <w:spacing w:after="0" w:line="240" w:lineRule="auto"/>
+        <w:jc w:val="center"/>
+        <w:rPr>
+          <w:rFonts w:ascii="Arial" w:hAnsi="Arial" w:cs="Arial"/>
+          <w:b/>
+          <w:bCs/>
+          <w:sz w:val="28"/>
+          <w:szCs w:val="28"/>
+        </w:rPr>
+      </w:pPr>
+    </w:p>
+    <w:p>
+      <w:pPr>
+        <w:widowControl w:val="0"/>
+        <w:tabs>
+          <w:tab w:val="left" w:pos="6580"/>
+        </w:tabs>
+        <w:autoSpaceDE w:val="0"/>
+        <w:autoSpaceDN w:val="0"/>
+        <w:adjustRightInd w:val="0"/>
+        <w:spacing w:after="0" w:line="240" w:lineRule="auto"/>
+        <w:jc w:val="center"/>
+        <w:rPr>
+          <w:rFonts w:ascii="Arial" w:hAnsi="Arial" w:cs="Arial"/>
+          <w:b/>
+          <w:bCs/>
+          <w:sz w:val="28"/>
+          <w:szCs w:val="28"/>
+        </w:rPr>
+      </w:pPr>
+    </w:p>
+    <w:p>
+      <w:pPr>
+        <w:widowControl w:val="0"/>
+        <w:tabs>
+          <w:tab w:val="left" w:pos="6580"/>
+        </w:tabs>
+        <w:autoSpaceDE w:val="0"/>
+        <w:autoSpaceDN w:val="0"/>
+        <w:adjustRightInd w:val="0"/>
+        <w:spacing w:after="0" w:line="240" w:lineRule="auto"/>
+        <w:jc w:val="center"/>
+        <w:rPr>
+          <w:rFonts w:ascii="Arial" w:hAnsi="Arial" w:cs="Arial"/>
+          <w:b/>
+          <w:bCs/>
+          <w:sz w:val="28"/>
+          <w:szCs w:val="28"/>
+        </w:rPr>
+      </w:pPr>
+    </w:p>
+    <w:p>
+      <w:pPr>
+        <w:widowControl w:val="0"/>
+        <w:tabs>
+          <w:tab w:val="left" w:pos="6580"/>
+        </w:tabs>
+        <w:autoSpaceDE w:val="0"/>
+        <w:autoSpaceDN w:val="0"/>
+        <w:adjustRightInd w:val="0"/>
+        <w:spacing w:after="0" w:line="240" w:lineRule="auto"/>
+        <w:jc w:val="center"/>
+        <w:rPr>
+          <w:rFonts w:ascii="Arial" w:hAnsi="Arial" w:cs="Arial"/>
+          <w:b/>
+          <w:bCs/>
+          <w:sz w:val="28"/>
+          <w:szCs w:val="28"/>
+        </w:rPr>
+      </w:pPr>
+    </w:p>
+    <w:p>
+      <w:pPr>
+        <w:widowControl w:val="0"/>
+        <w:tabs>
+          <w:tab w:val="left" w:pos="6580"/>
+        </w:tabs>
+        <w:autoSpaceDE w:val="0"/>
+        <w:autoSpaceDN w:val="0"/>
+        <w:adjustRightInd w:val="0"/>
+        <w:spacing w:after="0" w:line="240" w:lineRule="auto"/>
+        <w:jc w:val="center"/>
+        <w:rPr>
+          <w:rFonts w:ascii="Arial" w:hAnsi="Arial" w:cs="Arial"/>
+          <w:b/>
+          <w:bCs/>
+          <w:sz w:val="28"/>
+          <w:szCs w:val="28"/>
+        </w:rPr>
+      </w:pPr>
+    </w:p>
+    <w:p>
+      <w:pPr>
+        <w:widowControl w:val="0"/>
+        <w:tabs>
+          <w:tab w:val="left" w:pos="6580"/>
+        </w:tabs>
+        <w:autoSpaceDE w:val="0"/>
+        <w:autoSpaceDN w:val="0"/>
+        <w:adjustRightInd w:val="0"/>
+        <w:spacing w:after="0" w:line="240" w:lineRule="auto"/>
+        <w:jc w:val="center"/>
+        <w:rPr>
+          <w:rFonts w:ascii="Arial" w:hAnsi="Arial" w:cs="Arial"/>
+          <w:b/>
+          <w:bCs/>
+          <w:sz w:val="28"/>
+          <w:szCs w:val="28"/>
+        </w:rPr>
+      </w:pPr>
+    </w:p>
+    <w:p>
+      <w:pPr>
+        <w:widowControl w:val="0"/>
+        <w:tabs>
+          <w:tab w:val="left" w:pos="6580"/>
+        </w:tabs>
+        <w:autoSpaceDE w:val="0"/>
+        <w:autoSpaceDN w:val="0"/>
+        <w:adjustRightInd w:val="0"/>
+        <w:spacing w:after="0" w:line="240" w:lineRule="auto"/>
+        <w:jc w:val="center"/>
+        <w:rPr>
+          <w:rFonts w:ascii="Arial" w:hAnsi="Arial" w:cs="Arial"/>
+          <w:b/>
+          <w:bCs/>
+          <w:sz w:val="28"/>
+          <w:szCs w:val="28"/>
+        </w:rPr>
+      </w:pPr>
+    </w:p>
+    <w:p>
+      <w:pPr>
+        <w:widowControl w:val="0"/>
+        <w:tabs>
+          <w:tab w:val="left" w:pos="6580"/>
+        </w:tabs>
+        <w:autoSpaceDE w:val="0"/>
+        <w:autoSpaceDN w:val="0"/>
+        <w:adjustRightInd w:val="0"/>
+        <w:spacing w:after="0" w:line="240" w:lineRule="auto"/>
+        <w:jc w:val="center"/>
+        <w:rPr>
+          <w:rFonts w:ascii="Arial" w:hAnsi="Arial" w:cs="Arial"/>
+          <w:b/>
+          <w:bCs/>
+          <w:sz w:val="28"/>
+          <w:szCs w:val="28"/>
+        </w:rPr>
+      </w:pPr>
+    </w:p>
+    <w:p>
+      <w:pPr>
+        <w:widowControl w:val="0"/>
+        <w:tabs>
+          <w:tab w:val="left" w:pos="6580"/>
+        </w:tabs>
+        <w:autoSpaceDE w:val="0"/>
+        <w:autoSpaceDN w:val="0"/>
+        <w:adjustRightInd w:val="0"/>
+        <w:spacing w:after="0" w:line="240" w:lineRule="auto"/>
+        <w:jc w:val="center"/>
+        <w:rPr>
+          <w:rFonts w:ascii="Arial" w:hAnsi="Arial" w:cs="Arial"/>
+          <w:b/>
+          <w:bCs/>
+          <w:sz w:val="28"/>
+          <w:szCs w:val="28"/>
+        </w:rPr>
+      </w:pPr>
+    </w:p>
+    <w:p>
+      <w:pPr>
+        <w:widowControl w:val="0"/>
+        <w:tabs>
+          <w:tab w:val="left" w:pos="6580"/>
+        </w:tabs>
+        <w:autoSpaceDE w:val="0"/>
+        <w:autoSpaceDN w:val="0"/>
+        <w:adjustRightInd w:val="0"/>
+        <w:spacing w:after="0" w:line="240" w:lineRule="auto"/>
+        <w:jc w:val="center"/>
+        <w:rPr>
+          <w:rFonts w:ascii="Arial" w:hAnsi="Arial" w:cs="Arial"/>
+          <w:b/>
+          <w:bCs/>
+          <w:sz w:val="28"/>
+          <w:szCs w:val="28"/>
+        </w:rPr>
+      </w:pPr>
+    </w:p>
+    <w:p>
+      <w:pPr>
+        <w:widowControl w:val="0"/>
+        <w:tabs>
+          <w:tab w:val="left" w:pos="6580"/>
+        </w:tabs>
+        <w:autoSpaceDE w:val="0"/>
+        <w:autoSpaceDN w:val="0"/>
+        <w:adjustRightInd w:val="0"/>
+        <w:spacing w:after="0" w:line="240" w:lineRule="auto"/>
+        <w:jc w:val="center"/>
+        <w:rPr>
+          <w:rFonts w:ascii="Arial" w:hAnsi="Arial" w:cs="Arial"/>
+          <w:b/>
+          <w:bCs/>
+          <w:sz w:val="28"/>
+          <w:szCs w:val="28"/>
+        </w:rPr>
+      </w:pPr>
+    </w:p>
+    <w:p>
+      <w:pPr>
+        <w:widowControl w:val="0"/>
+        <w:tabs>
+          <w:tab w:val="left" w:pos="6580"/>
+        </w:tabs>
+        <w:autoSpaceDE w:val="0"/>
+        <w:autoSpaceDN w:val="0"/>
+        <w:adjustRightInd w:val="0"/>
+        <w:spacing w:after="0" w:line="240" w:lineRule="auto"/>
+        <w:jc w:val="center"/>
+        <w:rPr>
+          <w:rFonts w:ascii="Arial" w:hAnsi="Arial" w:cs="Arial"/>
+          <w:b/>
+          <w:bCs/>
+          <w:sz w:val="28"/>
+          <w:szCs w:val="28"/>
+        </w:rPr>
+      </w:pPr>
+    </w:p>
+    <w:p>
+      <w:pPr>
+        <w:widowControl w:val="0"/>
+        <w:tabs>
+          <w:tab w:val="left" w:pos="6580"/>
+        </w:tabs>
+        <w:autoSpaceDE w:val="0"/>
+        <w:autoSpaceDN w:val="0"/>
+        <w:adjustRightInd w:val="0"/>
+        <w:spacing w:after="0" w:line="240" w:lineRule="auto"/>
+        <w:jc w:val="center"/>
+        <w:rPr>
+          <w:rFonts w:ascii="Arial" w:hAnsi="Arial" w:cs="Arial"/>
+          <w:b/>
+          <w:bCs/>
+          <w:sz w:val="28"/>
+          <w:szCs w:val="28"/>
+        </w:rPr>
+      </w:pPr>
+    </w:p>
+    <w:p>
+      <w:pPr>
+        <w:widowControl w:val="0"/>
+        <w:tabs>
+          <w:tab w:val="left" w:pos="6580"/>
+        </w:tabs>
+        <w:autoSpaceDE w:val="0"/>
+        <w:autoSpaceDN w:val="0"/>
+        <w:adjustRightInd w:val="0"/>
+        <w:spacing w:after="0" w:line="240" w:lineRule="auto"/>
+        <w:jc w:val="center"/>
+        <w:rPr>
+          <w:rFonts w:ascii="Arial" w:hAnsi="Arial" w:cs="Arial"/>
+          <w:b/>
+          <w:bCs/>
+          <w:sz w:val="28"/>
+          <w:szCs w:val="28"/>
+        </w:rPr>
+      </w:pPr>
+    </w:p>
+    <w:p>
+      <w:pPr>
+        <w:widowControl w:val="0"/>
+        <w:tabs>
+          <w:tab w:val="left" w:pos="6580"/>
+        </w:tabs>
+        <w:autoSpaceDE w:val="0"/>
+        <w:autoSpaceDN w:val="0"/>
+        <w:adjustRightInd w:val="0"/>
+        <w:spacing w:after="0" w:line="240" w:lineRule="auto"/>
+        <w:jc w:val="center"/>
+        <w:rPr>
+          <w:rFonts w:ascii="Arial" w:hAnsi="Arial" w:cs="Arial"/>
+          <w:b/>
+          <w:bCs/>
+          <w:sz w:val="28"/>
+          <w:szCs w:val="28"/>
+        </w:rPr>
+      </w:pPr>
+    </w:p>
+    <w:p>
+      <w:pPr>
+        <w:widowControl w:val="0"/>
+        <w:tabs>
+          <w:tab w:val="left" w:pos="6580"/>
+        </w:tabs>
+        <w:autoSpaceDE w:val="0"/>
+        <w:autoSpaceDN w:val="0"/>
+        <w:adjustRightInd w:val="0"/>
+        <w:spacing w:after="0" w:line="240" w:lineRule="auto"/>
+        <w:jc w:val="center"/>
+        <w:rPr>
+          <w:rFonts w:ascii="Arial" w:hAnsi="Arial" w:cs="Arial"/>
+          <w:b/>
+          <w:bCs/>
+          <w:sz w:val="28"/>
+          <w:szCs w:val="28"/>
+        </w:rPr>
+      </w:pPr>
+    </w:p>
+    <w:p>
+      <w:pPr>
+        <w:widowControl w:val="0"/>
+        <w:tabs>
+          <w:tab w:val="left" w:pos="6580"/>
+        </w:tabs>
+        <w:autoSpaceDE w:val="0"/>
+        <w:autoSpaceDN w:val="0"/>
+        <w:adjustRightInd w:val="0"/>
+        <w:spacing w:after="0" w:line="240" w:lineRule="auto"/>
+        <w:jc w:val="center"/>
+        <w:rPr>
+          <w:rFonts w:ascii="Arial" w:hAnsi="Arial" w:cs="Arial"/>
+          <w:b/>
+          <w:bCs/>
+          <w:sz w:val="28"/>
+          <w:szCs w:val="28"/>
+        </w:rPr>
+      </w:pPr>
+    </w:p>
+    <w:p>
+      <w:pPr>
+        <w:widowControl w:val="0"/>
+        <w:tabs>
+          <w:tab w:val="left" w:pos="6580"/>
+        </w:tabs>
+        <w:autoSpaceDE w:val="0"/>
+        <w:autoSpaceDN w:val="0"/>
+        <w:adjustRightInd w:val="0"/>
+        <w:spacing w:after="0" w:line="240" w:lineRule="auto"/>
+        <w:jc w:val="center"/>
+        <w:rPr>
+          <w:rFonts w:ascii="Arial" w:hAnsi="Arial" w:cs="Arial"/>
+          <w:b/>
+          <w:bCs/>
+          <w:sz w:val="28"/>
+          <w:szCs w:val="28"/>
+        </w:rPr>
+      </w:pPr>
+    </w:p>
+    <w:p>
+      <w:pPr>
+        <w:widowControl w:val="0"/>
+        <w:tabs>
+          <w:tab w:val="left" w:pos="6580"/>
+        </w:tabs>
+        <w:autoSpaceDE w:val="0"/>
+        <w:autoSpaceDN w:val="0"/>
+        <w:adjustRightInd w:val="0"/>
+        <w:spacing w:after="0" w:line="240" w:lineRule="auto"/>
+        <w:jc w:val="center"/>
+        <w:rPr>
+          <w:rFonts w:ascii="Arial" w:hAnsi="Arial" w:cs="Arial"/>
+          <w:b/>
+          <w:bCs/>
+          <w:sz w:val="28"/>
+          <w:szCs w:val="28"/>
+        </w:rPr>
+      </w:pPr>
+    </w:p>
+    <w:p>
+      <w:pPr>
+        <w:widowControl w:val="0"/>
+        <w:tabs>
+          <w:tab w:val="left" w:pos="6580"/>
+        </w:tabs>
+        <w:autoSpaceDE w:val="0"/>
+        <w:autoSpaceDN w:val="0"/>
+        <w:adjustRightInd w:val="0"/>
+        <w:spacing w:after="0" w:line="240" w:lineRule="auto"/>
+        <w:jc w:val="center"/>
+        <w:rPr>
+          <w:rFonts w:ascii="Arial" w:hAnsi="Arial" w:cs="Arial"/>
+          <w:b/>
+          <w:bCs/>
+          <w:sz w:val="28"/>
+          <w:szCs w:val="28"/>
+        </w:rPr>
+      </w:pPr>
+      <w:r>
+        <w:rPr>
+          <w:rFonts w:ascii="Arial" w:hAnsi="Arial" w:cs="Arial"/>
+          <w:b/>
+          <w:bCs/>
+          <w:sz w:val="28"/>
+          <w:szCs w:val="28"/>
+        </w:rPr>
+        <w:t>Conclusion</w:t>
+      </w:r>
+    </w:p>
+    <w:p>
+      <w:pPr>
+        <w:widowControl w:val="0"/>
+        <w:tabs>
+          <w:tab w:val="left" w:pos="6580"/>
+        </w:tabs>
+        <w:autoSpaceDE w:val="0"/>
+        <w:autoSpaceDN w:val="0"/>
+        <w:adjustRightInd w:val="0"/>
+        <w:spacing w:after="0" w:line="240" w:lineRule="auto"/>
+        <w:rPr>
+          <w:rFonts w:ascii="Arial" w:hAnsi="Arial" w:cs="Arial"/>
+          <w:bCs/>
+          <w:sz w:val="24"/>
+          <w:szCs w:val="24"/>
+        </w:rPr>
+      </w:pPr>
+    </w:p>
+    <w:p>
+      <w:pPr>
+        <w:widowControl w:val="0"/>
+        <w:tabs>
+          <w:tab w:val="left" w:pos="6580"/>
+        </w:tabs>
+        <w:autoSpaceDE w:val="0"/>
+        <w:autoSpaceDN w:val="0"/>
+        <w:adjustRightInd w:val="0"/>
+        <w:spacing w:after="0" w:line="240" w:lineRule="auto"/>
+        <w:rPr>
+          <w:rFonts w:ascii="Arial" w:hAnsi="Arial" w:cs="Arial"/>
+          <w:bCs/>
+          <w:sz w:val="24"/>
+          <w:szCs w:val="24"/>
+        </w:rPr>
+      </w:pPr>
+      <w:r>
+        <w:rPr>
+          <w:rFonts w:ascii="Arial" w:hAnsi="Arial" w:cs="Arial"/>
+          <w:bCs/>
+          <w:sz w:val="24"/>
+          <w:szCs w:val="24"/>
+        </w:rPr>
+        <w:t>Nous devons continuer pour pouvoir produire une librairie de qualité qui conviendra la demande, il faudra corriger les problèmes et améliorer les solutions trouvé.</w:t>
+      </w:r>
+    </w:p>
+    <w:p>
+      <w:pPr>
+        <w:widowControl w:val="0"/>
+        <w:tabs>
+          <w:tab w:val="left" w:pos="6580"/>
+        </w:tabs>
+        <w:autoSpaceDE w:val="0"/>
+        <w:autoSpaceDN w:val="0"/>
+        <w:adjustRightInd w:val="0"/>
+        <w:spacing w:after="0" w:line="240" w:lineRule="auto"/>
+        <w:rPr>
+          <w:rFonts w:ascii="Arial" w:hAnsi="Arial" w:cs="Arial"/>
+          <w:b/>
+          <w:bCs/>
+          <w:sz w:val="28"/>
+          <w:szCs w:val="28"/>
+        </w:rPr>
+      </w:pPr>
+    </w:p>
+    <w:p>
+      <w:pPr>
+        <w:widowControl w:val="0"/>
+        <w:tabs>
+          <w:tab w:val="left" w:pos="6580"/>
+        </w:tabs>
+        <w:autoSpaceDE w:val="0"/>
+        <w:autoSpaceDN w:val="0"/>
+        <w:adjustRightInd w:val="0"/>
+        <w:spacing w:after="0" w:line="240" w:lineRule="auto"/>
+        <w:jc w:val="center"/>
+        <w:rPr>
+          <w:rFonts w:ascii="Arial" w:hAnsi="Arial" w:cs="Arial"/>
+          <w:b/>
+          <w:bCs/>
+          <w:sz w:val="28"/>
+          <w:szCs w:val="28"/>
+        </w:rPr>
+      </w:pPr>
+    </w:p>
+    <w:p>
+      <w:pPr>
+        <w:widowControl w:val="0"/>
+        <w:tabs>
+          <w:tab w:val="left" w:pos="6580"/>
+        </w:tabs>
+        <w:autoSpaceDE w:val="0"/>
+        <w:autoSpaceDN w:val="0"/>
+        <w:adjustRightInd w:val="0"/>
+        <w:spacing w:after="0" w:line="240" w:lineRule="auto"/>
+        <w:jc w:val="center"/>
+        <w:rPr>
+          <w:rFonts w:ascii="Arial" w:hAnsi="Arial" w:cs="Arial"/>
+          <w:b/>
+          <w:bCs/>
+          <w:sz w:val="28"/>
+          <w:szCs w:val="28"/>
+          <w:lang w:val="en-GB"/>
+        </w:rPr>
+      </w:pPr>
+      <w:r>
+        <w:rPr>
+          <w:rFonts w:ascii="Arial" w:hAnsi="Arial" w:cs="Arial"/>
+          <w:b/>
+          <w:bCs/>
+          <w:sz w:val="28"/>
+          <w:szCs w:val="28"/>
+          <w:lang w:val="en-GB"/>
+        </w:rPr>
         <w:t>Annexe</w:t>
       </w:r>
     </w:p>
@@ -5933,7 +5242,6 @@
           <w:szCs w:val="28"/>
         </w:rPr>
       </w:pPr>
-      <w:proofErr w:type="spellStart"/>
       <w:r>
         <w:rPr>
           <w:rFonts w:ascii="Arial" w:hAnsi="Arial" w:cs="Arial"/>
@@ -5944,7 +5252,6 @@
         </w:rPr>
         <w:t>c.f</w:t>
       </w:r>
-      <w:proofErr w:type="spellEnd"/>
       <w:r>
         <w:rPr>
           <w:rFonts w:ascii="Arial" w:hAnsi="Arial" w:cs="Arial"/>
@@ -5985,39 +5292,6 @@
           <w:szCs w:val="28"/>
         </w:rPr>
       </w:pPr>
-      <w:r>
-        <w:rPr>
-          <w:rFonts w:ascii="Arial" w:hAnsi="Arial" w:cs="Arial"/>
-          <w:b/>
-          <w:bCs/>
-          <w:sz w:val="28"/>
-          <w:szCs w:val="28"/>
-        </w:rPr>
-        <w:pict w14:anchorId="535EE57A">
-          <v:shapetype id="_x0000_t75" coordsize="21600,21600" o:spt="75" o:preferrelative="t" path="m@4@5l@4@11@9@11@9@5xe" filled="f" stroked="f">
-            <v:stroke joinstyle="miter"/>
-            <v:formulas>
-              <v:f eqn="if lineDrawn pixelLineWidth 0"/>
-              <v:f eqn="sum @0 1 0"/>
-              <v:f eqn="sum 0 0 @1"/>
-              <v:f eqn="prod @2 1 2"/>
-              <v:f eqn="prod @3 21600 pixelWidth"/>
-              <v:f eqn="prod @3 21600 pixelHeight"/>
-              <v:f eqn="sum @0 0 1"/>
-              <v:f eqn="prod @6 1 2"/>
-              <v:f eqn="prod @7 21600 pixelWidth"/>
-              <v:f eqn="sum @8 21600 0"/>
-              <v:f eqn="prod @7 21600 pixelHeight"/>
-              <v:f eqn="sum @10 21600 0"/>
-            </v:formulas>
-            <v:path o:extrusionok="f" gradientshapeok="t" o:connecttype="rect"/>
-            <o:lock v:ext="edit" aspectratio="t"/>
-          </v:shapetype>
-          <v:shape id="_x0000_i1025" type="#_x0000_t75" style="width:471pt;height:459.75pt">
-            <v:imagedata r:id="rId12" o:title="DCU"/>
-          </v:shape>
-        </w:pict>
-      </w:r>
     </w:p>
     <w:sectPr>
       <w:type w:val="continuous"/>

--- a/BUT2/Sae/RapportIndividuel_23_24.docx
+++ b/BUT2/Sae/RapportIndividuel_23_24.docx
@@ -15,15 +15,13 @@
           <w:szCs w:val="24"/>
         </w:rPr>
       </w:pPr>
-      <w:bookmarkStart w:id="0" w:name="page3"/>
-      <w:bookmarkEnd w:id="0"/>
       <w:r>
         <w:rPr>
           <w:noProof/>
           <w:lang w:eastAsia="ja-JP"/>
         </w:rPr>
         <w:drawing>
-          <wp:anchor distT="0" distB="0" distL="114300" distR="114300" simplePos="0" relativeHeight="251659264" behindDoc="1" locked="0" layoutInCell="0" allowOverlap="1" wp14:anchorId="282653B9" wp14:editId="6166A31E">
+          <wp:anchor distT="0" distB="0" distL="114300" distR="114300" simplePos="0" relativeHeight="251657216" behindDoc="1" locked="0" layoutInCell="0" allowOverlap="1" wp14:anchorId="282653B9" wp14:editId="6166A31E">
             <wp:simplePos x="0" y="0"/>
             <wp:positionH relativeFrom="page">
               <wp:posOffset>674370</wp:posOffset>
@@ -2336,401 +2334,31 @@
         <w:autoSpaceDN w:val="0"/>
         <w:adjustRightInd w:val="0"/>
         <w:spacing w:after="0" w:line="240" w:lineRule="auto"/>
-        <w:jc w:val="center"/>
-        <w:rPr>
-          <w:rFonts w:ascii="Arial" w:hAnsi="Arial" w:cs="Arial"/>
-          <w:b/>
-          <w:bCs/>
-          <w:sz w:val="28"/>
-          <w:szCs w:val="28"/>
-        </w:rPr>
-      </w:pPr>
-    </w:p>
-    <w:p>
-      <w:pPr>
-        <w:widowControl w:val="0"/>
-        <w:tabs>
-          <w:tab w:val="left" w:pos="6580"/>
-        </w:tabs>
-        <w:autoSpaceDE w:val="0"/>
-        <w:autoSpaceDN w:val="0"/>
-        <w:adjustRightInd w:val="0"/>
-        <w:spacing w:after="0" w:line="240" w:lineRule="auto"/>
-        <w:jc w:val="center"/>
-        <w:rPr>
-          <w:rFonts w:ascii="Arial" w:hAnsi="Arial" w:cs="Arial"/>
-          <w:b/>
-          <w:bCs/>
-          <w:sz w:val="28"/>
-          <w:szCs w:val="28"/>
-        </w:rPr>
-      </w:pPr>
-    </w:p>
-    <w:p>
-      <w:pPr>
-        <w:widowControl w:val="0"/>
-        <w:tabs>
-          <w:tab w:val="left" w:pos="6580"/>
-        </w:tabs>
-        <w:autoSpaceDE w:val="0"/>
-        <w:autoSpaceDN w:val="0"/>
-        <w:adjustRightInd w:val="0"/>
-        <w:spacing w:after="0" w:line="240" w:lineRule="auto"/>
-        <w:rPr>
-          <w:rFonts w:ascii="Arial" w:hAnsi="Arial" w:cs="Arial"/>
-          <w:b/>
-          <w:bCs/>
-          <w:sz w:val="28"/>
-          <w:szCs w:val="28"/>
-        </w:rPr>
-      </w:pPr>
-    </w:p>
-    <w:p>
-      <w:pPr>
-        <w:widowControl w:val="0"/>
-        <w:tabs>
-          <w:tab w:val="left" w:pos="6580"/>
-        </w:tabs>
-        <w:autoSpaceDE w:val="0"/>
-        <w:autoSpaceDN w:val="0"/>
-        <w:adjustRightInd w:val="0"/>
-        <w:spacing w:after="0" w:line="240" w:lineRule="auto"/>
-        <w:jc w:val="center"/>
-        <w:rPr>
-          <w:rFonts w:ascii="Arial" w:hAnsi="Arial" w:cs="Arial"/>
-          <w:b/>
-          <w:bCs/>
-          <w:sz w:val="28"/>
-          <w:szCs w:val="28"/>
-        </w:rPr>
-      </w:pPr>
-      <w:r>
-        <w:rPr>
-          <w:rFonts w:ascii="Arial" w:hAnsi="Arial" w:cs="Arial"/>
-          <w:b/>
-          <w:bCs/>
-          <w:sz w:val="28"/>
-          <w:szCs w:val="28"/>
-        </w:rPr>
-        <w:t>Développement</w:t>
-      </w:r>
-      <w:r>
-        <w:rPr>
-          <w:rFonts w:ascii="Arial" w:hAnsi="Arial" w:cs="Arial"/>
-          <w:b/>
-          <w:bCs/>
-          <w:sz w:val="28"/>
-          <w:szCs w:val="28"/>
-        </w:rPr>
-        <w:t>, Réalisation</w:t>
-      </w:r>
-    </w:p>
-    <w:p>
-      <w:pPr>
-        <w:widowControl w:val="0"/>
-        <w:tabs>
-          <w:tab w:val="left" w:pos="6580"/>
-        </w:tabs>
-        <w:autoSpaceDE w:val="0"/>
-        <w:autoSpaceDN w:val="0"/>
-        <w:adjustRightInd w:val="0"/>
-        <w:spacing w:after="0" w:line="240" w:lineRule="auto"/>
-        <w:rPr>
-          <w:rFonts w:ascii="Arial" w:hAnsi="Arial" w:cs="Arial"/>
-          <w:bCs/>
-          <w:sz w:val="28"/>
-          <w:szCs w:val="28"/>
-        </w:rPr>
-      </w:pPr>
-    </w:p>
-    <w:p>
-      <w:pPr>
-        <w:widowControl w:val="0"/>
-        <w:tabs>
-          <w:tab w:val="left" w:pos="6580"/>
-        </w:tabs>
-        <w:autoSpaceDE w:val="0"/>
-        <w:autoSpaceDN w:val="0"/>
-        <w:adjustRightInd w:val="0"/>
-        <w:spacing w:after="0" w:line="240" w:lineRule="auto"/>
-        <w:jc w:val="center"/>
-        <w:rPr>
-          <w:rFonts w:ascii="Arial" w:hAnsi="Arial" w:cs="Arial"/>
-          <w:b/>
-          <w:bCs/>
-          <w:sz w:val="28"/>
-          <w:szCs w:val="28"/>
-        </w:rPr>
-      </w:pPr>
-      <w:r>
-        <w:rPr>
-          <w:rFonts w:ascii="Arial" w:hAnsi="Arial" w:cs="Arial"/>
-          <w:b/>
-          <w:bCs/>
-          <w:sz w:val="28"/>
-          <w:szCs w:val="28"/>
-        </w:rPr>
-        <w:t>Communication Client C++ à Server Java</w:t>
-      </w:r>
-    </w:p>
-    <w:p>
-      <w:pPr>
-        <w:widowControl w:val="0"/>
-        <w:tabs>
-          <w:tab w:val="left" w:pos="6580"/>
-        </w:tabs>
-        <w:autoSpaceDE w:val="0"/>
-        <w:autoSpaceDN w:val="0"/>
-        <w:adjustRightInd w:val="0"/>
-        <w:spacing w:after="0" w:line="240" w:lineRule="auto"/>
-        <w:jc w:val="center"/>
-        <w:rPr>
-          <w:rFonts w:ascii="Arial" w:hAnsi="Arial" w:cs="Arial"/>
-          <w:bCs/>
-          <w:sz w:val="24"/>
-          <w:szCs w:val="24"/>
-        </w:rPr>
-      </w:pPr>
-    </w:p>
-    <w:p>
-      <w:pPr>
-        <w:widowControl w:val="0"/>
-        <w:tabs>
-          <w:tab w:val="left" w:pos="6580"/>
-        </w:tabs>
-        <w:autoSpaceDE w:val="0"/>
-        <w:autoSpaceDN w:val="0"/>
-        <w:adjustRightInd w:val="0"/>
-        <w:rPr>
-          <w:rFonts w:ascii="Arial" w:hAnsi="Arial" w:cs="Arial"/>
-          <w:bCs/>
-          <w:sz w:val="24"/>
-          <w:szCs w:val="24"/>
-        </w:rPr>
-      </w:pPr>
-      <w:r>
-        <w:rPr>
-          <w:rFonts w:ascii="Arial" w:hAnsi="Arial" w:cs="Arial"/>
-          <w:bCs/>
-          <w:sz w:val="24"/>
-          <w:szCs w:val="24"/>
-        </w:rPr>
-        <w:t xml:space="preserve">Pour la communication nous avons utilisé le système de socket. Pour le client C++ nous avons utilisé la librairie </w:t>
-      </w:r>
-      <w:r>
-        <w:rPr>
-          <w:rFonts w:ascii="Arial" w:hAnsi="Arial" w:cs="Arial"/>
-          <w:bCs/>
-          <w:sz w:val="24"/>
-          <w:szCs w:val="24"/>
-        </w:rPr>
-        <w:t>« </w:t>
-      </w:r>
-      <w:r>
-        <w:rPr>
-          <w:rFonts w:ascii="Arial" w:hAnsi="Arial" w:cs="Arial"/>
-          <w:bCs/>
-          <w:sz w:val="24"/>
-          <w:szCs w:val="24"/>
-        </w:rPr>
-        <w:t>winsock.h</w:t>
-      </w:r>
-      <w:r>
-        <w:rPr>
-          <w:rFonts w:ascii="Arial" w:hAnsi="Arial" w:cs="Arial"/>
-          <w:bCs/>
-          <w:sz w:val="24"/>
-          <w:szCs w:val="24"/>
-        </w:rPr>
-        <w:t> »</w:t>
-      </w:r>
-      <w:r>
-        <w:rPr>
-          <w:rFonts w:ascii="Arial" w:hAnsi="Arial" w:cs="Arial"/>
-          <w:bCs/>
-          <w:sz w:val="24"/>
-          <w:szCs w:val="24"/>
-        </w:rPr>
-        <w:t xml:space="preserve"> pour W</w:t>
-      </w:r>
-      <w:r>
-        <w:rPr>
-          <w:rFonts w:ascii="Arial" w:hAnsi="Arial" w:cs="Arial"/>
-          <w:bCs/>
-          <w:sz w:val="24"/>
-          <w:szCs w:val="24"/>
-        </w:rPr>
-        <w:t xml:space="preserve">indows </w:t>
-      </w:r>
-      <w:r>
-        <w:rPr>
-          <w:rFonts w:ascii="Arial" w:hAnsi="Arial" w:cs="Arial"/>
-          <w:bCs/>
-          <w:sz w:val="24"/>
-          <w:szCs w:val="24"/>
-        </w:rPr>
-        <w:t>et pour L</w:t>
-      </w:r>
-      <w:r>
-        <w:rPr>
-          <w:rFonts w:ascii="Arial" w:hAnsi="Arial" w:cs="Arial"/>
-          <w:bCs/>
-          <w:sz w:val="24"/>
-          <w:szCs w:val="24"/>
-        </w:rPr>
-        <w:t xml:space="preserve">inux les librairies </w:t>
-      </w:r>
-      <w:r>
-        <w:rPr>
-          <w:rFonts w:ascii="Arial" w:hAnsi="Arial" w:cs="Arial"/>
-          <w:bCs/>
-          <w:sz w:val="24"/>
-          <w:szCs w:val="24"/>
-        </w:rPr>
-        <w:t>« </w:t>
-      </w:r>
-      <w:r>
-        <w:rPr>
-          <w:rFonts w:ascii="Arial" w:hAnsi="Arial" w:cs="Arial"/>
-          <w:bCs/>
-          <w:sz w:val="24"/>
-          <w:szCs w:val="24"/>
-        </w:rPr>
-        <w:t>sys/socket.h</w:t>
-      </w:r>
-      <w:r>
-        <w:rPr>
-          <w:rFonts w:ascii="Arial" w:hAnsi="Arial" w:cs="Arial"/>
-          <w:bCs/>
-          <w:sz w:val="24"/>
-          <w:szCs w:val="24"/>
-        </w:rPr>
-        <w:t> »</w:t>
-      </w:r>
-      <w:r>
-        <w:rPr>
-          <w:rFonts w:ascii="Arial" w:hAnsi="Arial" w:cs="Arial"/>
-          <w:bCs/>
-          <w:sz w:val="24"/>
-          <w:szCs w:val="24"/>
-        </w:rPr>
-        <w:t xml:space="preserve"> et </w:t>
-      </w:r>
-      <w:r>
-        <w:rPr>
-          <w:rFonts w:ascii="Arial" w:hAnsi="Arial" w:cs="Arial"/>
-          <w:bCs/>
-          <w:sz w:val="24"/>
-          <w:szCs w:val="24"/>
-        </w:rPr>
-        <w:t>« </w:t>
-      </w:r>
-      <w:r>
-        <w:rPr>
-          <w:rFonts w:ascii="Arial" w:hAnsi="Arial" w:cs="Arial"/>
-          <w:bCs/>
-          <w:sz w:val="24"/>
-          <w:szCs w:val="24"/>
-        </w:rPr>
-        <w:t>netinet/in.h</w:t>
-      </w:r>
-      <w:r>
-        <w:rPr>
-          <w:rFonts w:ascii="Arial" w:hAnsi="Arial" w:cs="Arial"/>
-          <w:bCs/>
-          <w:sz w:val="24"/>
-          <w:szCs w:val="24"/>
-        </w:rPr>
-        <w:t> »</w:t>
-      </w:r>
-      <w:r>
-        <w:rPr>
-          <w:rFonts w:ascii="Arial" w:hAnsi="Arial" w:cs="Arial"/>
-          <w:bCs/>
-          <w:sz w:val="24"/>
-          <w:szCs w:val="24"/>
-        </w:rPr>
-        <w:t xml:space="preserve"> et pour la partie Server Java on appelle la librairie </w:t>
-      </w:r>
-      <w:r>
-        <w:rPr>
-          <w:rFonts w:ascii="Arial" w:hAnsi="Arial" w:cs="Arial"/>
-          <w:bCs/>
-          <w:sz w:val="24"/>
-          <w:szCs w:val="24"/>
-        </w:rPr>
-        <w:t>« </w:t>
-      </w:r>
-      <w:r>
-        <w:rPr>
-          <w:rFonts w:ascii="Arial" w:hAnsi="Arial" w:cs="Arial"/>
-          <w:bCs/>
-          <w:sz w:val="24"/>
-          <w:szCs w:val="24"/>
-        </w:rPr>
-        <w:t>java.net</w:t>
-      </w:r>
-      <w:r>
-        <w:rPr>
-          <w:rFonts w:ascii="Arial" w:hAnsi="Arial" w:cs="Arial"/>
-          <w:bCs/>
-          <w:sz w:val="24"/>
-          <w:szCs w:val="24"/>
-        </w:rPr>
-        <w:t> »</w:t>
-      </w:r>
-    </w:p>
-    <w:p>
-      <w:pPr>
-        <w:widowControl w:val="0"/>
-        <w:tabs>
-          <w:tab w:val="left" w:pos="2235"/>
-        </w:tabs>
-        <w:autoSpaceDE w:val="0"/>
-        <w:autoSpaceDN w:val="0"/>
-        <w:adjustRightInd w:val="0"/>
-        <w:rPr>
-          <w:rFonts w:ascii="Arial" w:hAnsi="Arial" w:cs="Arial"/>
-          <w:bCs/>
-          <w:sz w:val="24"/>
-          <w:szCs w:val="24"/>
-        </w:rPr>
-      </w:pPr>
-      <w:r>
-        <w:rPr>
-          <w:rFonts w:ascii="Arial" w:hAnsi="Arial" w:cs="Arial"/>
-          <w:bCs/>
-          <w:sz w:val="24"/>
-          <w:szCs w:val="24"/>
-        </w:rPr>
-        <w:t>Nous avons suivi des instructions pour pouvoir utiliser les sockets en C++ avec des exemples pour comprendre comment les utilisés (voir annexe 2.), j’ai eu quelque problème telle que « char* » sont assez complexe à utiliser</w:t>
-      </w:r>
-      <w:r>
-        <w:rPr>
-          <w:rFonts w:ascii="Arial" w:hAnsi="Arial" w:cs="Arial"/>
-          <w:bCs/>
-          <w:sz w:val="24"/>
-          <w:szCs w:val="24"/>
-        </w:rPr>
-        <w:t>, p</w:t>
-      </w:r>
-      <w:r>
-        <w:rPr>
-          <w:rFonts w:ascii="Arial" w:hAnsi="Arial" w:cs="Arial"/>
-          <w:bCs/>
-          <w:sz w:val="24"/>
-          <w:szCs w:val="24"/>
-        </w:rPr>
-        <w:t>our y remédier j’ai utilisé un  « String » et dès que nous avons besoin d’un « char* » j’utiliser la méthode de</w:t>
-      </w:r>
-      <w:r>
-        <w:rPr>
-          <w:rFonts w:ascii="Arial" w:hAnsi="Arial" w:cs="Arial"/>
-          <w:bCs/>
-          <w:sz w:val="24"/>
-          <w:szCs w:val="24"/>
-        </w:rPr>
-        <w:t xml:space="preserve"> la classe</w:t>
+        <w:rPr>
+          <w:rFonts w:ascii="Arial" w:hAnsi="Arial" w:cs="Arial"/>
+          <w:bCs/>
+          <w:sz w:val="24"/>
+          <w:szCs w:val="24"/>
+        </w:rPr>
+      </w:pPr>
+      <w:r>
+        <w:rPr>
+          <w:rFonts w:ascii="Arial" w:hAnsi="Arial" w:cs="Arial"/>
+          <w:bCs/>
+          <w:sz w:val="24"/>
+          <w:szCs w:val="24"/>
+        </w:rPr>
+        <w:lastRenderedPageBreak/>
+        <w:t>Diagramme gant</w:t>
+      </w:r>
+      <w:r>
+        <w:rPr>
+          <w:rFonts w:ascii="Arial" w:hAnsi="Arial" w:cs="Arial"/>
+          <w:bCs/>
+          <w:sz w:val="24"/>
+          <w:szCs w:val="24"/>
+        </w:rPr>
+        <w:t>t</w:t>
       </w:r>
       <w:r>
         <w:rPr>
@@ -2748,110 +2376,65 @@
           <w:sz w:val="24"/>
           <w:szCs w:val="24"/>
         </w:rPr>
-        <w:t>S</w:t>
-      </w:r>
-      <w:r>
-        <w:rPr>
-          <w:rFonts w:ascii="Arial" w:hAnsi="Arial" w:cs="Arial"/>
-          <w:bCs/>
-          <w:sz w:val="24"/>
-          <w:szCs w:val="24"/>
-        </w:rPr>
-        <w:t xml:space="preserve">tring .c_str() qui retourne un </w:t>
-      </w:r>
-      <w:r>
-        <w:rPr>
-          <w:rFonts w:ascii="Arial" w:hAnsi="Arial" w:cs="Arial"/>
-          <w:bCs/>
-          <w:sz w:val="24"/>
-          <w:szCs w:val="24"/>
-        </w:rPr>
-        <w:t>« </w:t>
-      </w:r>
-      <w:r>
-        <w:rPr>
-          <w:rFonts w:ascii="Arial" w:hAnsi="Arial" w:cs="Arial"/>
-          <w:bCs/>
-          <w:sz w:val="24"/>
-          <w:szCs w:val="24"/>
-        </w:rPr>
-        <w:t>char*</w:t>
-      </w:r>
-      <w:r>
-        <w:rPr>
-          <w:rFonts w:ascii="Arial" w:hAnsi="Arial" w:cs="Arial"/>
-          <w:bCs/>
-          <w:sz w:val="24"/>
-          <w:szCs w:val="24"/>
-        </w:rPr>
-        <w:t> »</w:t>
-      </w:r>
-      <w:r>
-        <w:rPr>
-          <w:rFonts w:ascii="Arial" w:hAnsi="Arial" w:cs="Arial"/>
-          <w:bCs/>
-          <w:sz w:val="24"/>
-          <w:szCs w:val="24"/>
-        </w:rPr>
-        <w:t xml:space="preserve"> qui nous convient parfaitement.</w:t>
-      </w:r>
-    </w:p>
-    <w:p>
-      <w:pPr>
-        <w:widowControl w:val="0"/>
-        <w:tabs>
-          <w:tab w:val="left" w:pos="2235"/>
-        </w:tabs>
-        <w:autoSpaceDE w:val="0"/>
-        <w:autoSpaceDN w:val="0"/>
-        <w:adjustRightInd w:val="0"/>
-        <w:rPr>
-          <w:rFonts w:ascii="Arial" w:hAnsi="Arial" w:cs="Arial"/>
-          <w:bCs/>
-          <w:sz w:val="24"/>
-          <w:szCs w:val="24"/>
-        </w:rPr>
-      </w:pPr>
-      <w:r>
-        <w:rPr>
-          <w:rFonts w:ascii="Arial" w:hAnsi="Arial" w:cs="Arial"/>
-          <w:bCs/>
-          <w:sz w:val="24"/>
-          <w:szCs w:val="24"/>
-        </w:rPr>
-        <w:t>Exemple :</w:t>
-      </w:r>
-    </w:p>
-    <w:p>
-      <w:pPr>
-        <w:widowControl w:val="0"/>
-        <w:tabs>
-          <w:tab w:val="left" w:pos="2235"/>
-        </w:tabs>
-        <w:autoSpaceDE w:val="0"/>
-        <w:autoSpaceDN w:val="0"/>
-        <w:adjustRightInd w:val="0"/>
-        <w:rPr>
-          <w:rFonts w:ascii="Arial" w:hAnsi="Arial" w:cs="Arial"/>
-          <w:bCs/>
-          <w:sz w:val="24"/>
-          <w:szCs w:val="24"/>
-        </w:rPr>
-      </w:pPr>
-      <w:r>
-        <w:rPr>
-          <w:rFonts w:ascii="Arial" w:hAnsi="Arial" w:cs="Arial"/>
-          <w:bCs/>
+        <w:t>project</w:t>
+      </w:r>
+      <w:r>
+        <w:rPr>
+          <w:rFonts w:ascii="Arial" w:hAnsi="Arial" w:cs="Arial"/>
+          <w:bCs/>
+          <w:sz w:val="24"/>
+          <w:szCs w:val="24"/>
+        </w:rPr>
+        <w:t> :</w:t>
+      </w:r>
+    </w:p>
+    <w:p>
+      <w:pPr>
+        <w:widowControl w:val="0"/>
+        <w:tabs>
+          <w:tab w:val="left" w:pos="6580"/>
+        </w:tabs>
+        <w:autoSpaceDE w:val="0"/>
+        <w:autoSpaceDN w:val="0"/>
+        <w:adjustRightInd w:val="0"/>
+        <w:spacing w:after="0" w:line="240" w:lineRule="auto"/>
+        <w:rPr>
+          <w:rFonts w:ascii="Arial" w:hAnsi="Arial" w:cs="Arial"/>
+          <w:bCs/>
+          <w:sz w:val="24"/>
+          <w:szCs w:val="24"/>
+        </w:rPr>
+      </w:pPr>
+    </w:p>
+    <w:p>
+      <w:pPr>
+        <w:widowControl w:val="0"/>
+        <w:tabs>
+          <w:tab w:val="left" w:pos="6580"/>
+        </w:tabs>
+        <w:autoSpaceDE w:val="0"/>
+        <w:autoSpaceDN w:val="0"/>
+        <w:adjustRightInd w:val="0"/>
+        <w:spacing w:after="0" w:line="240" w:lineRule="auto"/>
+        <w:jc w:val="center"/>
+        <w:rPr>
+          <w:rFonts w:ascii="Arial" w:hAnsi="Arial" w:cs="Arial"/>
+          <w:b/>
+          <w:bCs/>
+          <w:sz w:val="28"/>
+          <w:szCs w:val="28"/>
+        </w:rPr>
+      </w:pPr>
+      <w:r>
+        <w:rPr>
           <w:noProof/>
-          <w:sz w:val="24"/>
-          <w:szCs w:val="24"/>
           <w:lang w:eastAsia="ja-JP"/>
         </w:rPr>
         <w:drawing>
-          <wp:inline distT="0" distB="0" distL="0" distR="0" wp14:anchorId="008A9CAE" wp14:editId="60A970BD">
-            <wp:extent cx="4439270" cy="228632"/>
-            <wp:effectExtent l="0" t="0" r="0" b="0"/>
-            <wp:docPr id="2" name="Image 2"/>
+          <wp:inline distT="0" distB="0" distL="0" distR="0" wp14:anchorId="3E1F1922" wp14:editId="42157CF7">
+            <wp:extent cx="6878696" cy="1689735"/>
+            <wp:effectExtent l="0" t="0" r="0" b="5715"/>
+            <wp:docPr id="9" name="Image 9"/>
             <wp:cNvGraphicFramePr>
               <a:graphicFrameLocks xmlns:a="http://schemas.openxmlformats.org/drawingml/2006/main" noChangeAspect="1"/>
             </wp:cNvGraphicFramePr>
@@ -2871,7 +2454,7 @@
                   <pic:spPr>
                     <a:xfrm>
                       <a:off x="0" y="0"/>
-                      <a:ext cx="4439270" cy="228632"/>
+                      <a:ext cx="6947973" cy="1706753"/>
                     </a:xfrm>
                     <a:prstGeom prst="rect">
                       <a:avLst/>
@@ -2883,14 +2466,339 @@
           </wp:inline>
         </w:drawing>
       </w:r>
-      <w:r>
-        <w:rPr>
-          <w:rFonts w:ascii="Arial" w:hAnsi="Arial" w:cs="Arial"/>
-          <w:bCs/>
-          <w:sz w:val="24"/>
-          <w:szCs w:val="24"/>
-        </w:rPr>
-        <w:t xml:space="preserve"> // entête de la fonction</w:t>
+    </w:p>
+    <w:p>
+      <w:pPr>
+        <w:widowControl w:val="0"/>
+        <w:tabs>
+          <w:tab w:val="left" w:pos="6580"/>
+        </w:tabs>
+        <w:autoSpaceDE w:val="0"/>
+        <w:autoSpaceDN w:val="0"/>
+        <w:adjustRightInd w:val="0"/>
+        <w:spacing w:after="0" w:line="240" w:lineRule="auto"/>
+        <w:jc w:val="center"/>
+        <w:rPr>
+          <w:rFonts w:ascii="Arial" w:hAnsi="Arial" w:cs="Arial"/>
+          <w:b/>
+          <w:bCs/>
+          <w:sz w:val="28"/>
+          <w:szCs w:val="28"/>
+        </w:rPr>
+      </w:pPr>
+    </w:p>
+    <w:p>
+      <w:pPr>
+        <w:widowControl w:val="0"/>
+        <w:tabs>
+          <w:tab w:val="left" w:pos="6580"/>
+        </w:tabs>
+        <w:autoSpaceDE w:val="0"/>
+        <w:autoSpaceDN w:val="0"/>
+        <w:adjustRightInd w:val="0"/>
+        <w:spacing w:after="0" w:line="240" w:lineRule="auto"/>
+        <w:rPr>
+          <w:rFonts w:ascii="Arial" w:hAnsi="Arial" w:cs="Arial"/>
+          <w:b/>
+          <w:bCs/>
+          <w:sz w:val="28"/>
+          <w:szCs w:val="28"/>
+        </w:rPr>
+      </w:pPr>
+    </w:p>
+    <w:p>
+      <w:pPr>
+        <w:widowControl w:val="0"/>
+        <w:tabs>
+          <w:tab w:val="left" w:pos="6580"/>
+        </w:tabs>
+        <w:autoSpaceDE w:val="0"/>
+        <w:autoSpaceDN w:val="0"/>
+        <w:adjustRightInd w:val="0"/>
+        <w:spacing w:after="0" w:line="240" w:lineRule="auto"/>
+        <w:jc w:val="center"/>
+        <w:rPr>
+          <w:rFonts w:ascii="Arial" w:hAnsi="Arial" w:cs="Arial"/>
+          <w:b/>
+          <w:bCs/>
+          <w:sz w:val="28"/>
+          <w:szCs w:val="28"/>
+        </w:rPr>
+      </w:pPr>
+      <w:r>
+        <w:rPr>
+          <w:rFonts w:ascii="Arial" w:hAnsi="Arial" w:cs="Arial"/>
+          <w:b/>
+          <w:bCs/>
+          <w:sz w:val="28"/>
+          <w:szCs w:val="28"/>
+        </w:rPr>
+        <w:t>Développement</w:t>
+      </w:r>
+      <w:r>
+        <w:rPr>
+          <w:rFonts w:ascii="Arial" w:hAnsi="Arial" w:cs="Arial"/>
+          <w:b/>
+          <w:bCs/>
+          <w:sz w:val="28"/>
+          <w:szCs w:val="28"/>
+        </w:rPr>
+        <w:t>, Réalisation</w:t>
+      </w:r>
+    </w:p>
+    <w:p>
+      <w:pPr>
+        <w:widowControl w:val="0"/>
+        <w:tabs>
+          <w:tab w:val="left" w:pos="6580"/>
+        </w:tabs>
+        <w:autoSpaceDE w:val="0"/>
+        <w:autoSpaceDN w:val="0"/>
+        <w:adjustRightInd w:val="0"/>
+        <w:spacing w:after="0" w:line="240" w:lineRule="auto"/>
+        <w:rPr>
+          <w:rFonts w:ascii="Arial" w:hAnsi="Arial" w:cs="Arial"/>
+          <w:bCs/>
+          <w:sz w:val="28"/>
+          <w:szCs w:val="28"/>
+        </w:rPr>
+      </w:pPr>
+    </w:p>
+    <w:p>
+      <w:pPr>
+        <w:widowControl w:val="0"/>
+        <w:tabs>
+          <w:tab w:val="left" w:pos="6580"/>
+        </w:tabs>
+        <w:autoSpaceDE w:val="0"/>
+        <w:autoSpaceDN w:val="0"/>
+        <w:adjustRightInd w:val="0"/>
+        <w:spacing w:after="0" w:line="240" w:lineRule="auto"/>
+        <w:jc w:val="center"/>
+        <w:rPr>
+          <w:rFonts w:ascii="Arial" w:hAnsi="Arial" w:cs="Arial"/>
+          <w:b/>
+          <w:bCs/>
+          <w:sz w:val="28"/>
+          <w:szCs w:val="28"/>
+        </w:rPr>
+      </w:pPr>
+      <w:r>
+        <w:rPr>
+          <w:rFonts w:ascii="Arial" w:hAnsi="Arial" w:cs="Arial"/>
+          <w:b/>
+          <w:bCs/>
+          <w:sz w:val="28"/>
+          <w:szCs w:val="28"/>
+        </w:rPr>
+        <w:t>Communication Client C++ à Server Java</w:t>
+      </w:r>
+    </w:p>
+    <w:p>
+      <w:pPr>
+        <w:widowControl w:val="0"/>
+        <w:tabs>
+          <w:tab w:val="left" w:pos="6580"/>
+        </w:tabs>
+        <w:autoSpaceDE w:val="0"/>
+        <w:autoSpaceDN w:val="0"/>
+        <w:adjustRightInd w:val="0"/>
+        <w:spacing w:after="0" w:line="240" w:lineRule="auto"/>
+        <w:jc w:val="center"/>
+        <w:rPr>
+          <w:rFonts w:ascii="Arial" w:hAnsi="Arial" w:cs="Arial"/>
+          <w:bCs/>
+          <w:sz w:val="24"/>
+          <w:szCs w:val="24"/>
+        </w:rPr>
+      </w:pPr>
+    </w:p>
+    <w:p>
+      <w:pPr>
+        <w:widowControl w:val="0"/>
+        <w:tabs>
+          <w:tab w:val="left" w:pos="6580"/>
+        </w:tabs>
+        <w:autoSpaceDE w:val="0"/>
+        <w:autoSpaceDN w:val="0"/>
+        <w:adjustRightInd w:val="0"/>
+        <w:rPr>
+          <w:rFonts w:ascii="Arial" w:hAnsi="Arial" w:cs="Arial"/>
+          <w:bCs/>
+          <w:sz w:val="24"/>
+          <w:szCs w:val="24"/>
+        </w:rPr>
+      </w:pPr>
+      <w:r>
+        <w:rPr>
+          <w:rFonts w:ascii="Arial" w:hAnsi="Arial" w:cs="Arial"/>
+          <w:bCs/>
+          <w:sz w:val="24"/>
+          <w:szCs w:val="24"/>
+        </w:rPr>
+        <w:t xml:space="preserve">Pour la communication nous avons utilisé le système de socket. Pour le client C++ nous avons utilisé la librairie </w:t>
+      </w:r>
+      <w:r>
+        <w:rPr>
+          <w:rFonts w:ascii="Arial" w:hAnsi="Arial" w:cs="Arial"/>
+          <w:bCs/>
+          <w:sz w:val="24"/>
+          <w:szCs w:val="24"/>
+        </w:rPr>
+        <w:t>« </w:t>
+      </w:r>
+      <w:r>
+        <w:rPr>
+          <w:rFonts w:ascii="Arial" w:hAnsi="Arial" w:cs="Arial"/>
+          <w:bCs/>
+          <w:sz w:val="24"/>
+          <w:szCs w:val="24"/>
+        </w:rPr>
+        <w:t>winsock.h</w:t>
+      </w:r>
+      <w:r>
+        <w:rPr>
+          <w:rFonts w:ascii="Arial" w:hAnsi="Arial" w:cs="Arial"/>
+          <w:bCs/>
+          <w:sz w:val="24"/>
+          <w:szCs w:val="24"/>
+        </w:rPr>
+        <w:t> »</w:t>
+      </w:r>
+      <w:r>
+        <w:rPr>
+          <w:rFonts w:ascii="Arial" w:hAnsi="Arial" w:cs="Arial"/>
+          <w:bCs/>
+          <w:sz w:val="24"/>
+          <w:szCs w:val="24"/>
+        </w:rPr>
+        <w:t xml:space="preserve"> pour W</w:t>
+      </w:r>
+      <w:r>
+        <w:rPr>
+          <w:rFonts w:ascii="Arial" w:hAnsi="Arial" w:cs="Arial"/>
+          <w:bCs/>
+          <w:sz w:val="24"/>
+          <w:szCs w:val="24"/>
+        </w:rPr>
+        <w:t xml:space="preserve">indows </w:t>
+      </w:r>
+      <w:r>
+        <w:rPr>
+          <w:rFonts w:ascii="Arial" w:hAnsi="Arial" w:cs="Arial"/>
+          <w:bCs/>
+          <w:sz w:val="24"/>
+          <w:szCs w:val="24"/>
+        </w:rPr>
+        <w:t>et pour L</w:t>
+      </w:r>
+      <w:r>
+        <w:rPr>
+          <w:rFonts w:ascii="Arial" w:hAnsi="Arial" w:cs="Arial"/>
+          <w:bCs/>
+          <w:sz w:val="24"/>
+          <w:szCs w:val="24"/>
+        </w:rPr>
+        <w:t xml:space="preserve">inux les librairies </w:t>
+      </w:r>
+      <w:r>
+        <w:rPr>
+          <w:rFonts w:ascii="Arial" w:hAnsi="Arial" w:cs="Arial"/>
+          <w:bCs/>
+          <w:sz w:val="24"/>
+          <w:szCs w:val="24"/>
+        </w:rPr>
+        <w:t>« </w:t>
+      </w:r>
+      <w:r>
+        <w:rPr>
+          <w:rFonts w:ascii="Arial" w:hAnsi="Arial" w:cs="Arial"/>
+          <w:bCs/>
+          <w:sz w:val="24"/>
+          <w:szCs w:val="24"/>
+        </w:rPr>
+        <w:t>sys/socket.h</w:t>
+      </w:r>
+      <w:r>
+        <w:rPr>
+          <w:rFonts w:ascii="Arial" w:hAnsi="Arial" w:cs="Arial"/>
+          <w:bCs/>
+          <w:sz w:val="24"/>
+          <w:szCs w:val="24"/>
+        </w:rPr>
+        <w:t> »</w:t>
+      </w:r>
+      <w:r>
+        <w:rPr>
+          <w:rFonts w:ascii="Arial" w:hAnsi="Arial" w:cs="Arial"/>
+          <w:bCs/>
+          <w:sz w:val="24"/>
+          <w:szCs w:val="24"/>
+        </w:rPr>
+        <w:t xml:space="preserve"> et </w:t>
+      </w:r>
+      <w:r>
+        <w:rPr>
+          <w:rFonts w:ascii="Arial" w:hAnsi="Arial" w:cs="Arial"/>
+          <w:bCs/>
+          <w:sz w:val="24"/>
+          <w:szCs w:val="24"/>
+        </w:rPr>
+        <w:t>« </w:t>
+      </w:r>
+      <w:r>
+        <w:rPr>
+          <w:rFonts w:ascii="Arial" w:hAnsi="Arial" w:cs="Arial"/>
+          <w:bCs/>
+          <w:sz w:val="24"/>
+          <w:szCs w:val="24"/>
+        </w:rPr>
+        <w:t>netinet/in.h</w:t>
+      </w:r>
+      <w:r>
+        <w:rPr>
+          <w:rFonts w:ascii="Arial" w:hAnsi="Arial" w:cs="Arial"/>
+          <w:bCs/>
+          <w:sz w:val="24"/>
+          <w:szCs w:val="24"/>
+        </w:rPr>
+        <w:t> »</w:t>
+      </w:r>
+      <w:r>
+        <w:rPr>
+          <w:rFonts w:ascii="Arial" w:hAnsi="Arial" w:cs="Arial"/>
+          <w:bCs/>
+          <w:sz w:val="24"/>
+          <w:szCs w:val="24"/>
+        </w:rPr>
+        <w:t xml:space="preserve"> et pour la partie Server Java on appelle la librairie </w:t>
+      </w:r>
+      <w:r>
+        <w:rPr>
+          <w:rFonts w:ascii="Arial" w:hAnsi="Arial" w:cs="Arial"/>
+          <w:bCs/>
+          <w:sz w:val="24"/>
+          <w:szCs w:val="24"/>
+        </w:rPr>
+        <w:t>« </w:t>
+      </w:r>
+      <w:r>
+        <w:rPr>
+          <w:rFonts w:ascii="Arial" w:hAnsi="Arial" w:cs="Arial"/>
+          <w:bCs/>
+          <w:sz w:val="24"/>
+          <w:szCs w:val="24"/>
+        </w:rPr>
+        <w:t>java.net</w:t>
+      </w:r>
+      <w:r>
+        <w:rPr>
+          <w:rFonts w:ascii="Arial" w:hAnsi="Arial" w:cs="Arial"/>
+          <w:bCs/>
+          <w:sz w:val="24"/>
+          <w:szCs w:val="24"/>
+        </w:rPr>
+        <w:t> »</w:t>
       </w:r>
     </w:p>
     <w:p>
@@ -2913,16 +2821,176 @@
         <w:rPr>
           <w:rFonts w:ascii="Arial" w:hAnsi="Arial" w:cs="Arial"/>
           <w:bCs/>
+          <w:sz w:val="24"/>
+          <w:szCs w:val="24"/>
+        </w:rPr>
+        <w:t>Nous avons suivi des instructions pour pouvoir utiliser les sockets en C++ avec des exemples pour comprendre comment les utilisés (voir annexe 2.</w:t>
+      </w:r>
+      <w:r>
+        <w:rPr>
+          <w:rFonts w:ascii="Arial" w:hAnsi="Arial" w:cs="Arial"/>
+          <w:bCs/>
+          <w:sz w:val="24"/>
+          <w:szCs w:val="24"/>
+        </w:rPr>
+        <w:t>0</w:t>
+      </w:r>
+      <w:r>
+        <w:rPr>
+          <w:rFonts w:ascii="Arial" w:hAnsi="Arial" w:cs="Arial"/>
+          <w:bCs/>
+          <w:sz w:val="24"/>
+          <w:szCs w:val="24"/>
+        </w:rPr>
+        <w:t>), j’ai eu quelque problème telle que « char* » sont assez complexe à utiliser</w:t>
+      </w:r>
+      <w:r>
+        <w:rPr>
+          <w:rFonts w:ascii="Arial" w:hAnsi="Arial" w:cs="Arial"/>
+          <w:bCs/>
+          <w:sz w:val="24"/>
+          <w:szCs w:val="24"/>
+        </w:rPr>
+        <w:t>, p</w:t>
+      </w:r>
+      <w:r>
+        <w:rPr>
+          <w:rFonts w:ascii="Arial" w:hAnsi="Arial" w:cs="Arial"/>
+          <w:bCs/>
+          <w:sz w:val="24"/>
+          <w:szCs w:val="24"/>
+        </w:rPr>
+        <w:t>our y remédier j’ai utilisé un  « String » et dès que nous avons besoin d’un « char* » j’utiliser la méthode de</w:t>
+      </w:r>
+      <w:r>
+        <w:rPr>
+          <w:rFonts w:ascii="Arial" w:hAnsi="Arial" w:cs="Arial"/>
+          <w:bCs/>
+          <w:sz w:val="24"/>
+          <w:szCs w:val="24"/>
+        </w:rPr>
+        <w:t xml:space="preserve"> la classe</w:t>
+      </w:r>
+      <w:r>
+        <w:rPr>
+          <w:rFonts w:ascii="Arial" w:hAnsi="Arial" w:cs="Arial"/>
+          <w:bCs/>
+          <w:sz w:val="24"/>
+          <w:szCs w:val="24"/>
+        </w:rPr>
+        <w:t xml:space="preserve"> </w:t>
+      </w:r>
+      <w:r>
+        <w:rPr>
+          <w:rFonts w:ascii="Arial" w:hAnsi="Arial" w:cs="Arial"/>
+          <w:bCs/>
+          <w:sz w:val="24"/>
+          <w:szCs w:val="24"/>
+        </w:rPr>
+        <w:t>S</w:t>
+      </w:r>
+      <w:r>
+        <w:rPr>
+          <w:rFonts w:ascii="Arial" w:hAnsi="Arial" w:cs="Arial"/>
+          <w:bCs/>
+          <w:sz w:val="24"/>
+          <w:szCs w:val="24"/>
+        </w:rPr>
+        <w:t xml:space="preserve">tring .c_str() qui retourne un </w:t>
+      </w:r>
+      <w:r>
+        <w:rPr>
+          <w:rFonts w:ascii="Arial" w:hAnsi="Arial" w:cs="Arial"/>
+          <w:bCs/>
+          <w:sz w:val="24"/>
+          <w:szCs w:val="24"/>
+        </w:rPr>
+        <w:t>« </w:t>
+      </w:r>
+      <w:r>
+        <w:rPr>
+          <w:rFonts w:ascii="Arial" w:hAnsi="Arial" w:cs="Arial"/>
+          <w:bCs/>
+          <w:sz w:val="24"/>
+          <w:szCs w:val="24"/>
+        </w:rPr>
+        <w:t>char*</w:t>
+      </w:r>
+      <w:r>
+        <w:rPr>
+          <w:rFonts w:ascii="Arial" w:hAnsi="Arial" w:cs="Arial"/>
+          <w:bCs/>
+          <w:sz w:val="24"/>
+          <w:szCs w:val="24"/>
+        </w:rPr>
+        <w:t> »</w:t>
+      </w:r>
+      <w:r>
+        <w:rPr>
+          <w:rFonts w:ascii="Arial" w:hAnsi="Arial" w:cs="Arial"/>
+          <w:bCs/>
+          <w:sz w:val="24"/>
+          <w:szCs w:val="24"/>
+        </w:rPr>
+        <w:t xml:space="preserve"> qui nous convient parfaitement.</w:t>
+      </w:r>
+    </w:p>
+    <w:p>
+      <w:pPr>
+        <w:widowControl w:val="0"/>
+        <w:tabs>
+          <w:tab w:val="left" w:pos="2235"/>
+        </w:tabs>
+        <w:autoSpaceDE w:val="0"/>
+        <w:autoSpaceDN w:val="0"/>
+        <w:adjustRightInd w:val="0"/>
+        <w:rPr>
+          <w:rFonts w:ascii="Arial" w:hAnsi="Arial" w:cs="Arial"/>
+          <w:bCs/>
+          <w:sz w:val="24"/>
+          <w:szCs w:val="24"/>
+        </w:rPr>
+      </w:pPr>
+      <w:r>
+        <w:rPr>
+          <w:rFonts w:ascii="Arial" w:hAnsi="Arial" w:cs="Arial"/>
+          <w:bCs/>
+          <w:sz w:val="24"/>
+          <w:szCs w:val="24"/>
+        </w:rPr>
+        <w:t>Exemple :</w:t>
+      </w:r>
+    </w:p>
+    <w:p>
+      <w:pPr>
+        <w:widowControl w:val="0"/>
+        <w:tabs>
+          <w:tab w:val="left" w:pos="2235"/>
+        </w:tabs>
+        <w:autoSpaceDE w:val="0"/>
+        <w:autoSpaceDN w:val="0"/>
+        <w:adjustRightInd w:val="0"/>
+        <w:rPr>
+          <w:rFonts w:ascii="Arial" w:hAnsi="Arial" w:cs="Arial"/>
+          <w:bCs/>
+          <w:sz w:val="24"/>
+          <w:szCs w:val="24"/>
+        </w:rPr>
+      </w:pPr>
+      <w:r>
+        <w:rPr>
+          <w:rFonts w:ascii="Arial" w:hAnsi="Arial" w:cs="Arial"/>
+          <w:bCs/>
           <w:noProof/>
           <w:sz w:val="24"/>
           <w:szCs w:val="24"/>
           <w:lang w:eastAsia="ja-JP"/>
         </w:rPr>
         <w:drawing>
-          <wp:inline distT="0" distB="0" distL="0" distR="0" wp14:anchorId="23BCBA31" wp14:editId="1A3FBC13">
-            <wp:extent cx="4572638" cy="209579"/>
+          <wp:inline distT="0" distB="0" distL="0" distR="0" wp14:anchorId="008A9CAE" wp14:editId="60A970BD">
+            <wp:extent cx="4439270" cy="228632"/>
             <wp:effectExtent l="0" t="0" r="0" b="0"/>
-            <wp:docPr id="1" name="Image 1"/>
+            <wp:docPr id="2" name="Image 2"/>
             <wp:cNvGraphicFramePr>
               <a:graphicFrameLocks xmlns:a="http://schemas.openxmlformats.org/drawingml/2006/main" noChangeAspect="1"/>
             </wp:cNvGraphicFramePr>
@@ -2942,7 +3010,7 @@
                   <pic:spPr>
                     <a:xfrm>
                       <a:off x="0" y="0"/>
-                      <a:ext cx="4572638" cy="209579"/>
+                      <a:ext cx="4439270" cy="228632"/>
                     </a:xfrm>
                     <a:prstGeom prst="rect">
                       <a:avLst/>
@@ -2961,7 +3029,7 @@
           <w:sz w:val="24"/>
           <w:szCs w:val="24"/>
         </w:rPr>
-        <w:t xml:space="preserve"> // utilisation de addr</w:t>
+        <w:t xml:space="preserve"> // entête de la fonction</w:t>
       </w:r>
     </w:p>
     <w:p>
@@ -2984,69 +3052,16 @@
         <w:rPr>
           <w:rFonts w:ascii="Arial" w:hAnsi="Arial" w:cs="Arial"/>
           <w:bCs/>
-          <w:sz w:val="24"/>
-          <w:szCs w:val="24"/>
-        </w:rPr>
-        <w:t>Un deuxième problème à était l’utilisation de la librairie Erreur.h (et Erreur.cpp), La classe permet de throw une erreur proprement, nous avions fait quelque erreur dans le code, puis à chaque utilisation de g++</w:t>
-      </w:r>
-      <w:r>
-        <w:rPr>
-          <w:rFonts w:ascii="Arial" w:hAnsi="Arial" w:cs="Arial"/>
-          <w:bCs/>
-          <w:sz w:val="24"/>
-          <w:szCs w:val="24"/>
-        </w:rPr>
-        <w:t xml:space="preserve"> j’oubliais</w:t>
-      </w:r>
-      <w:r>
-        <w:rPr>
-          <w:rFonts w:ascii="Arial" w:hAnsi="Arial" w:cs="Arial"/>
-          <w:bCs/>
-          <w:sz w:val="24"/>
-          <w:szCs w:val="24"/>
-        </w:rPr>
-        <w:t xml:space="preserve"> de compiler Erreur.cpp ce qui provoqua une erreur</w:t>
-      </w:r>
-      <w:r>
-        <w:rPr>
-          <w:rFonts w:ascii="Arial" w:hAnsi="Arial" w:cs="Arial"/>
-          <w:bCs/>
-          <w:sz w:val="24"/>
-          <w:szCs w:val="24"/>
-        </w:rPr>
-        <w:t> :</w:t>
-      </w:r>
-    </w:p>
-    <w:p>
-      <w:pPr>
-        <w:widowControl w:val="0"/>
-        <w:tabs>
-          <w:tab w:val="left" w:pos="2235"/>
-        </w:tabs>
-        <w:autoSpaceDE w:val="0"/>
-        <w:autoSpaceDN w:val="0"/>
-        <w:adjustRightInd w:val="0"/>
-        <w:rPr>
-          <w:rFonts w:ascii="Arial" w:hAnsi="Arial" w:cs="Arial"/>
-          <w:bCs/>
-          <w:sz w:val="24"/>
-          <w:szCs w:val="24"/>
-        </w:rPr>
-      </w:pPr>
-      <w:r>
-        <w:rPr>
-          <w:rFonts w:ascii="Arial" w:hAnsi="Arial" w:cs="Arial"/>
-          <w:bCs/>
           <w:noProof/>
           <w:sz w:val="24"/>
           <w:szCs w:val="24"/>
           <w:lang w:eastAsia="ja-JP"/>
         </w:rPr>
         <w:drawing>
-          <wp:inline distT="0" distB="0" distL="0" distR="0" wp14:anchorId="4958FBC6" wp14:editId="483AA607">
-            <wp:extent cx="5981700" cy="521970"/>
+          <wp:inline distT="0" distB="0" distL="0" distR="0" wp14:anchorId="23BCBA31" wp14:editId="1A3FBC13">
+            <wp:extent cx="4572638" cy="209579"/>
             <wp:effectExtent l="0" t="0" r="0" b="0"/>
-            <wp:docPr id="8" name="Image 8"/>
+            <wp:docPr id="1" name="Image 1"/>
             <wp:cNvGraphicFramePr>
               <a:graphicFrameLocks xmlns:a="http://schemas.openxmlformats.org/drawingml/2006/main" noChangeAspect="1"/>
             </wp:cNvGraphicFramePr>
@@ -3066,7 +3081,7 @@
                   <pic:spPr>
                     <a:xfrm>
                       <a:off x="0" y="0"/>
-                      <a:ext cx="5981700" cy="521970"/>
+                      <a:ext cx="4572638" cy="209579"/>
                     </a:xfrm>
                     <a:prstGeom prst="rect">
                       <a:avLst/>
@@ -3078,6 +3093,15 @@
           </wp:inline>
         </w:drawing>
       </w:r>
+      <w:r>
+        <w:rPr>
+          <w:rFonts w:ascii="Arial" w:hAnsi="Arial" w:cs="Arial"/>
+          <w:bCs/>
+          <w:sz w:val="24"/>
+          <w:szCs w:val="24"/>
+        </w:rPr>
+        <w:t xml:space="preserve"> // utilisation de addr</w:t>
+      </w:r>
     </w:p>
     <w:p>
       <w:pPr>
@@ -3095,6 +3119,42 @@
           <w:szCs w:val="24"/>
         </w:rPr>
       </w:pPr>
+      <w:r>
+        <w:rPr>
+          <w:rFonts w:ascii="Arial" w:hAnsi="Arial" w:cs="Arial"/>
+          <w:bCs/>
+          <w:sz w:val="24"/>
+          <w:szCs w:val="24"/>
+        </w:rPr>
+        <w:t>Un deuxième problème à était l’utilisation de la librairie Erreur.h (et Erreur.cpp), La classe permet de throw une erreur proprement, nous avions fait quelque erreur dans le code, puis à chaque utilisation de g++</w:t>
+      </w:r>
+      <w:r>
+        <w:rPr>
+          <w:rFonts w:ascii="Arial" w:hAnsi="Arial" w:cs="Arial"/>
+          <w:bCs/>
+          <w:sz w:val="24"/>
+          <w:szCs w:val="24"/>
+        </w:rPr>
+        <w:t xml:space="preserve"> j’oubliais</w:t>
+      </w:r>
+      <w:r>
+        <w:rPr>
+          <w:rFonts w:ascii="Arial" w:hAnsi="Arial" w:cs="Arial"/>
+          <w:bCs/>
+          <w:sz w:val="24"/>
+          <w:szCs w:val="24"/>
+        </w:rPr>
+        <w:t xml:space="preserve"> de compiler Erreur.cpp ce qui provoqua une erreur</w:t>
+      </w:r>
+      <w:r>
+        <w:rPr>
+          <w:rFonts w:ascii="Arial" w:hAnsi="Arial" w:cs="Arial"/>
+          <w:bCs/>
+          <w:sz w:val="24"/>
+          <w:szCs w:val="24"/>
+        </w:rPr>
+        <w:t> :</w:t>
+      </w:r>
     </w:p>
     <w:p>
       <w:pPr>
@@ -3116,114 +3176,16 @@
         <w:rPr>
           <w:rFonts w:ascii="Arial" w:hAnsi="Arial" w:cs="Arial"/>
           <w:bCs/>
-          <w:sz w:val="24"/>
-          <w:szCs w:val="24"/>
-        </w:rPr>
-        <w:t>Coté java la gestion des sockets ce fait plus facilement hormis que java est la partie serveur donc nous avons eu besoin d’utiliser les threads pour pouvoir géré toute</w:t>
-      </w:r>
-      <w:r>
-        <w:rPr>
-          <w:rFonts w:ascii="Arial" w:hAnsi="Arial" w:cs="Arial"/>
-          <w:bCs/>
-          <w:sz w:val="24"/>
-          <w:szCs w:val="24"/>
-        </w:rPr>
-        <w:t>s</w:t>
-      </w:r>
-      <w:r>
-        <w:rPr>
-          <w:rFonts w:ascii="Arial" w:hAnsi="Arial" w:cs="Arial"/>
-          <w:bCs/>
-          <w:sz w:val="24"/>
-          <w:szCs w:val="24"/>
-        </w:rPr>
-        <w:t xml:space="preserve"> les demande</w:t>
-      </w:r>
-      <w:r>
-        <w:rPr>
-          <w:rFonts w:ascii="Arial" w:hAnsi="Arial" w:cs="Arial"/>
-          <w:bCs/>
-          <w:sz w:val="24"/>
-          <w:szCs w:val="24"/>
-        </w:rPr>
-        <w:t>s</w:t>
-      </w:r>
-      <w:r>
-        <w:rPr>
-          <w:rFonts w:ascii="Arial" w:hAnsi="Arial" w:cs="Arial"/>
-          <w:bCs/>
-          <w:sz w:val="24"/>
-          <w:szCs w:val="24"/>
-        </w:rPr>
-        <w:t xml:space="preserve"> des clients</w:t>
-      </w:r>
-      <w:r>
-        <w:rPr>
-          <w:rFonts w:ascii="Arial" w:hAnsi="Arial" w:cs="Arial"/>
-          <w:bCs/>
-          <w:sz w:val="24"/>
-          <w:szCs w:val="24"/>
-        </w:rPr>
-        <w:t>.</w:t>
-      </w:r>
-      <w:r>
-        <w:rPr>
-          <w:rFonts w:ascii="Arial" w:hAnsi="Arial" w:cs="Arial"/>
-          <w:bCs/>
-          <w:sz w:val="24"/>
-          <w:szCs w:val="24"/>
-        </w:rPr>
-        <w:t xml:space="preserve"> Pour ce ferais nous avons une créer une class Interlocuteur</w:t>
-      </w:r>
-      <w:r>
-        <w:rPr>
-          <w:rFonts w:ascii="Arial" w:hAnsi="Arial" w:cs="Arial"/>
-          <w:bCs/>
-          <w:sz w:val="24"/>
-          <w:szCs w:val="24"/>
-        </w:rPr>
-        <w:t xml:space="preserve"> (voir annexe 2.)</w:t>
-      </w:r>
-      <w:r>
-        <w:rPr>
-          <w:rFonts w:ascii="Arial" w:hAnsi="Arial" w:cs="Arial"/>
-          <w:bCs/>
-          <w:sz w:val="24"/>
-          <w:szCs w:val="24"/>
-        </w:rPr>
-        <w:t xml:space="preserve"> qui sera instancier est lancé sur un thread pour chaque client.</w:t>
-      </w:r>
-    </w:p>
-    <w:p>
-      <w:pPr>
-        <w:widowControl w:val="0"/>
-        <w:tabs>
-          <w:tab w:val="left" w:pos="2235"/>
-        </w:tabs>
-        <w:autoSpaceDE w:val="0"/>
-        <w:autoSpaceDN w:val="0"/>
-        <w:adjustRightInd w:val="0"/>
-        <w:rPr>
-          <w:rFonts w:ascii="Arial" w:hAnsi="Arial" w:cs="Arial"/>
-          <w:bCs/>
-          <w:sz w:val="24"/>
-          <w:szCs w:val="24"/>
-        </w:rPr>
-      </w:pPr>
-      <w:r>
-        <w:rPr>
-          <w:rFonts w:ascii="Arial" w:hAnsi="Arial" w:cs="Arial"/>
-          <w:bCs/>
           <w:noProof/>
           <w:sz w:val="24"/>
           <w:szCs w:val="24"/>
           <w:lang w:eastAsia="ja-JP"/>
         </w:rPr>
         <w:drawing>
-          <wp:inline distT="0" distB="0" distL="0" distR="0" wp14:anchorId="1E2DCCE5" wp14:editId="5E1A4083">
-            <wp:extent cx="5144218" cy="438211"/>
+          <wp:inline distT="0" distB="0" distL="0" distR="0" wp14:anchorId="4958FBC6" wp14:editId="483AA607">
+            <wp:extent cx="5981700" cy="521970"/>
             <wp:effectExtent l="0" t="0" r="0" b="0"/>
-            <wp:docPr id="4" name="Image 4"/>
+            <wp:docPr id="8" name="Image 8"/>
             <wp:cNvGraphicFramePr>
               <a:graphicFrameLocks xmlns:a="http://schemas.openxmlformats.org/drawingml/2006/main" noChangeAspect="1"/>
             </wp:cNvGraphicFramePr>
@@ -3243,7 +3205,7 @@
                   <pic:spPr>
                     <a:xfrm>
                       <a:off x="0" y="0"/>
-                      <a:ext cx="5144218" cy="438211"/>
+                      <a:ext cx="5981700" cy="521970"/>
                     </a:xfrm>
                     <a:prstGeom prst="rect">
                       <a:avLst/>
@@ -3260,166 +3222,61 @@
       <w:pPr>
         <w:widowControl w:val="0"/>
         <w:tabs>
-          <w:tab w:val="left" w:pos="6580"/>
-        </w:tabs>
-        <w:autoSpaceDE w:val="0"/>
-        <w:autoSpaceDN w:val="0"/>
-        <w:adjustRightInd w:val="0"/>
-        <w:spacing w:after="0" w:line="240" w:lineRule="auto"/>
-        <w:jc w:val="center"/>
-        <w:rPr>
-          <w:rFonts w:ascii="Arial" w:hAnsi="Arial" w:cs="Arial"/>
-          <w:bCs/>
-          <w:sz w:val="24"/>
-          <w:szCs w:val="24"/>
-        </w:rPr>
-      </w:pPr>
-    </w:p>
-    <w:p>
-      <w:pPr>
-        <w:widowControl w:val="0"/>
-        <w:tabs>
-          <w:tab w:val="left" w:pos="6580"/>
-        </w:tabs>
-        <w:autoSpaceDE w:val="0"/>
-        <w:autoSpaceDN w:val="0"/>
-        <w:adjustRightInd w:val="0"/>
-        <w:spacing w:after="0" w:line="240" w:lineRule="auto"/>
-        <w:jc w:val="center"/>
-        <w:rPr>
-          <w:rFonts w:ascii="Arial" w:hAnsi="Arial" w:cs="Arial"/>
-          <w:b/>
-          <w:bCs/>
-          <w:sz w:val="28"/>
-          <w:szCs w:val="28"/>
-        </w:rPr>
-      </w:pPr>
-      <w:r>
-        <w:rPr>
-          <w:rFonts w:ascii="Arial" w:hAnsi="Arial" w:cs="Arial"/>
-          <w:b/>
-          <w:bCs/>
-          <w:sz w:val="28"/>
-          <w:szCs w:val="28"/>
-        </w:rPr>
-        <w:t>Java Server</w:t>
-      </w:r>
-    </w:p>
-    <w:p>
-      <w:pPr>
-        <w:widowControl w:val="0"/>
-        <w:tabs>
-          <w:tab w:val="left" w:pos="6580"/>
-        </w:tabs>
-        <w:autoSpaceDE w:val="0"/>
-        <w:autoSpaceDN w:val="0"/>
-        <w:adjustRightInd w:val="0"/>
-        <w:spacing w:after="0" w:line="240" w:lineRule="auto"/>
-        <w:rPr>
-          <w:rFonts w:ascii="Arial" w:hAnsi="Arial" w:cs="Arial"/>
-          <w:bCs/>
-          <w:sz w:val="24"/>
-          <w:szCs w:val="24"/>
-        </w:rPr>
-      </w:pPr>
-    </w:p>
-    <w:p>
-      <w:pPr>
-        <w:widowControl w:val="0"/>
-        <w:tabs>
-          <w:tab w:val="left" w:pos="6580"/>
-        </w:tabs>
-        <w:autoSpaceDE w:val="0"/>
-        <w:autoSpaceDN w:val="0"/>
-        <w:adjustRightInd w:val="0"/>
-        <w:spacing w:after="0" w:line="240" w:lineRule="auto"/>
-        <w:rPr>
-          <w:rFonts w:ascii="Arial" w:hAnsi="Arial" w:cs="Arial"/>
-          <w:bCs/>
-          <w:sz w:val="24"/>
-          <w:szCs w:val="24"/>
-        </w:rPr>
-      </w:pPr>
-      <w:r>
-        <w:rPr>
-          <w:rFonts w:ascii="Arial" w:hAnsi="Arial" w:cs="Arial"/>
-          <w:bCs/>
-          <w:sz w:val="24"/>
-          <w:szCs w:val="24"/>
-        </w:rPr>
-        <w:t>La partie java consiste à faire un s</w:t>
-      </w:r>
-      <w:r>
-        <w:rPr>
-          <w:rFonts w:ascii="Arial" w:hAnsi="Arial" w:cs="Arial"/>
-          <w:bCs/>
-          <w:sz w:val="24"/>
-          <w:szCs w:val="24"/>
-        </w:rPr>
-        <w:t>erver</w:t>
-      </w:r>
-      <w:r>
-        <w:rPr>
-          <w:rFonts w:ascii="Arial" w:hAnsi="Arial" w:cs="Arial"/>
-          <w:bCs/>
-          <w:sz w:val="24"/>
-          <w:szCs w:val="24"/>
-        </w:rPr>
-        <w:t xml:space="preserve"> </w:t>
-      </w:r>
-      <w:r>
-        <w:rPr>
-          <w:rFonts w:ascii="Arial" w:hAnsi="Arial" w:cs="Arial"/>
-          <w:bCs/>
-          <w:sz w:val="24"/>
-          <w:szCs w:val="24"/>
-        </w:rPr>
-        <w:t>Java</w:t>
-      </w:r>
-      <w:r>
-        <w:rPr>
-          <w:rFonts w:ascii="Arial" w:hAnsi="Arial" w:cs="Arial"/>
-          <w:bCs/>
-          <w:sz w:val="24"/>
-          <w:szCs w:val="24"/>
-        </w:rPr>
-        <w:t xml:space="preserve"> qui attend des </w:t>
-      </w:r>
-      <w:r>
-        <w:rPr>
-          <w:rFonts w:ascii="Arial" w:hAnsi="Arial" w:cs="Arial"/>
-          <w:bCs/>
-          <w:sz w:val="24"/>
-          <w:szCs w:val="24"/>
-        </w:rPr>
-        <w:t>requêtes</w:t>
-      </w:r>
-      <w:r>
-        <w:rPr>
-          <w:rFonts w:ascii="Arial" w:hAnsi="Arial" w:cs="Arial"/>
-          <w:bCs/>
-          <w:sz w:val="24"/>
-          <w:szCs w:val="24"/>
-        </w:rPr>
-        <w:t xml:space="preserve"> qui </w:t>
-      </w:r>
-      <w:r>
-        <w:rPr>
-          <w:rFonts w:ascii="Arial" w:hAnsi="Arial" w:cs="Arial"/>
-          <w:bCs/>
-          <w:sz w:val="24"/>
-          <w:szCs w:val="24"/>
-        </w:rPr>
-        <w:t>permettront</w:t>
-      </w:r>
-      <w:r>
-        <w:rPr>
-          <w:rFonts w:ascii="Arial" w:hAnsi="Arial" w:cs="Arial"/>
-          <w:bCs/>
-          <w:sz w:val="24"/>
-          <w:szCs w:val="24"/>
-        </w:rPr>
-        <w:t xml:space="preserve"> de </w:t>
+          <w:tab w:val="left" w:pos="2235"/>
+        </w:tabs>
+        <w:autoSpaceDE w:val="0"/>
+        <w:autoSpaceDN w:val="0"/>
+        <w:adjustRightInd w:val="0"/>
+        <w:rPr>
+          <w:rFonts w:ascii="Arial" w:hAnsi="Arial" w:cs="Arial"/>
+          <w:bCs/>
+          <w:sz w:val="24"/>
+          <w:szCs w:val="24"/>
+        </w:rPr>
+      </w:pPr>
+    </w:p>
+    <w:p>
+      <w:pPr>
+        <w:widowControl w:val="0"/>
+        <w:tabs>
+          <w:tab w:val="left" w:pos="2235"/>
+        </w:tabs>
+        <w:autoSpaceDE w:val="0"/>
+        <w:autoSpaceDN w:val="0"/>
+        <w:adjustRightInd w:val="0"/>
+        <w:rPr>
+          <w:rFonts w:ascii="Arial" w:hAnsi="Arial" w:cs="Arial"/>
+          <w:bCs/>
+          <w:sz w:val="24"/>
+          <w:szCs w:val="24"/>
+        </w:rPr>
+      </w:pPr>
+      <w:r>
+        <w:rPr>
+          <w:rFonts w:ascii="Arial" w:hAnsi="Arial" w:cs="Arial"/>
+          <w:bCs/>
+          <w:sz w:val="24"/>
+          <w:szCs w:val="24"/>
+        </w:rPr>
+        <w:t>Coté java la gestion des sockets ce fait plus facilement hormis que java est la partie serveur donc nous avons eu besoin d’utiliser les threads pour pouvoir géré toute</w:t>
+      </w:r>
+      <w:r>
+        <w:rPr>
+          <w:rFonts w:ascii="Arial" w:hAnsi="Arial" w:cs="Arial"/>
+          <w:bCs/>
+          <w:sz w:val="24"/>
+          <w:szCs w:val="24"/>
+        </w:rPr>
+        <w:t>s</w:t>
+      </w:r>
+      <w:r>
+        <w:rPr>
+          <w:rFonts w:ascii="Arial" w:hAnsi="Arial" w:cs="Arial"/>
+          <w:bCs/>
+          <w:sz w:val="24"/>
+          <w:szCs w:val="24"/>
+        </w:rPr>
+        <w:t xml:space="preserve"> les </w:t>
       </w:r>
       <w:r>
         <w:rPr>
@@ -3429,151 +3286,7 @@
           <w:szCs w:val="24"/>
         </w:rPr>
         <w:lastRenderedPageBreak/>
-        <w:t xml:space="preserve">faire </w:t>
-      </w:r>
-      <w:r>
-        <w:rPr>
-          <w:rFonts w:ascii="Arial" w:hAnsi="Arial" w:cs="Arial"/>
-          <w:bCs/>
-          <w:sz w:val="24"/>
-          <w:szCs w:val="24"/>
-        </w:rPr>
-        <w:t>apparaitre</w:t>
-      </w:r>
-      <w:r>
-        <w:rPr>
-          <w:rFonts w:ascii="Arial" w:hAnsi="Arial" w:cs="Arial"/>
-          <w:bCs/>
-          <w:sz w:val="24"/>
-          <w:szCs w:val="24"/>
-        </w:rPr>
-        <w:t xml:space="preserve"> une</w:t>
-      </w:r>
-      <w:r>
-        <w:rPr>
-          <w:rFonts w:ascii="Arial" w:hAnsi="Arial" w:cs="Arial"/>
-          <w:bCs/>
-          <w:sz w:val="24"/>
-          <w:szCs w:val="24"/>
-        </w:rPr>
-        <w:t xml:space="preserve"> fenêtre</w:t>
-      </w:r>
-      <w:r>
-        <w:rPr>
-          <w:rFonts w:ascii="Arial" w:hAnsi="Arial" w:cs="Arial"/>
-          <w:bCs/>
-          <w:sz w:val="24"/>
-          <w:szCs w:val="24"/>
-        </w:rPr>
-        <w:t xml:space="preserve"> </w:t>
-      </w:r>
-      <w:r>
-        <w:rPr>
-          <w:rFonts w:ascii="Arial" w:hAnsi="Arial" w:cs="Arial"/>
-          <w:bCs/>
-          <w:sz w:val="24"/>
-          <w:szCs w:val="24"/>
-        </w:rPr>
-        <w:t>sur laquelle on va dessiner</w:t>
-      </w:r>
-    </w:p>
-    <w:p>
-      <w:pPr>
-        <w:widowControl w:val="0"/>
-        <w:tabs>
-          <w:tab w:val="left" w:pos="6580"/>
-        </w:tabs>
-        <w:autoSpaceDE w:val="0"/>
-        <w:autoSpaceDN w:val="0"/>
-        <w:adjustRightInd w:val="0"/>
-        <w:spacing w:after="0" w:line="240" w:lineRule="auto"/>
-        <w:rPr>
-          <w:rFonts w:ascii="Arial" w:hAnsi="Arial" w:cs="Arial"/>
-          <w:bCs/>
-          <w:sz w:val="24"/>
-          <w:szCs w:val="24"/>
-        </w:rPr>
-      </w:pPr>
-      <w:r>
-        <w:rPr>
-          <w:rFonts w:ascii="Arial" w:hAnsi="Arial" w:cs="Arial"/>
-          <w:bCs/>
-          <w:sz w:val="24"/>
-          <w:szCs w:val="24"/>
-        </w:rPr>
-        <w:t>Pour ça nous avons utilisé la librairie Awt de Java.</w:t>
-      </w:r>
-    </w:p>
-    <w:p>
-      <w:pPr>
-        <w:widowControl w:val="0"/>
-        <w:tabs>
-          <w:tab w:val="left" w:pos="6580"/>
-        </w:tabs>
-        <w:autoSpaceDE w:val="0"/>
-        <w:autoSpaceDN w:val="0"/>
-        <w:adjustRightInd w:val="0"/>
-        <w:spacing w:after="0" w:line="240" w:lineRule="auto"/>
-        <w:rPr>
-          <w:rFonts w:ascii="Arial" w:hAnsi="Arial" w:cs="Arial"/>
-          <w:bCs/>
-          <w:sz w:val="24"/>
-          <w:szCs w:val="24"/>
-        </w:rPr>
-      </w:pPr>
-      <w:r>
-        <w:rPr>
-          <w:rFonts w:ascii="Arial" w:hAnsi="Arial" w:cs="Arial"/>
-          <w:bCs/>
-          <w:sz w:val="24"/>
-          <w:szCs w:val="24"/>
-        </w:rPr>
-        <w:t>La librairie permet de créer une fenêtre, elle permet aussi de créer des rendus sur lesquelles nous pourrons dessiner. Elle a un tas de fonction qui dessine</w:t>
-      </w:r>
-      <w:r>
-        <w:rPr>
-          <w:rFonts w:ascii="Arial" w:hAnsi="Arial" w:cs="Arial"/>
-          <w:bCs/>
-          <w:sz w:val="24"/>
-          <w:szCs w:val="24"/>
-        </w:rPr>
-        <w:t>, certaine de ses fonctions</w:t>
-      </w:r>
-      <w:r>
-        <w:rPr>
-          <w:rFonts w:ascii="Arial" w:hAnsi="Arial" w:cs="Arial"/>
-          <w:bCs/>
-          <w:sz w:val="24"/>
-          <w:szCs w:val="24"/>
-        </w:rPr>
-        <w:t xml:space="preserve"> permette de dessiner des segments, rectangle, ovale, arc, texte.</w:t>
-      </w:r>
-    </w:p>
-    <w:p>
-      <w:pPr>
-        <w:widowControl w:val="0"/>
-        <w:tabs>
-          <w:tab w:val="left" w:pos="6580"/>
-        </w:tabs>
-        <w:autoSpaceDE w:val="0"/>
-        <w:autoSpaceDN w:val="0"/>
-        <w:adjustRightInd w:val="0"/>
-        <w:spacing w:after="0" w:line="240" w:lineRule="auto"/>
-        <w:rPr>
-          <w:rFonts w:ascii="Arial" w:hAnsi="Arial" w:cs="Arial"/>
-          <w:bCs/>
-          <w:sz w:val="24"/>
-          <w:szCs w:val="24"/>
-        </w:rPr>
-      </w:pPr>
-      <w:r>
-        <w:rPr>
-          <w:rFonts w:ascii="Arial" w:hAnsi="Arial" w:cs="Arial"/>
-          <w:bCs/>
-          <w:sz w:val="24"/>
-          <w:szCs w:val="24"/>
-        </w:rPr>
-        <w:t>Chaque fonction possède ses propres paramètres mais ils ont tous en commun besoin des coordonnée</w:t>
+        <w:t>demande</w:t>
       </w:r>
       <w:r>
         <w:rPr>
@@ -3591,7 +3304,7 @@
           <w:sz w:val="24"/>
           <w:szCs w:val="24"/>
         </w:rPr>
-        <w:t xml:space="preserve"> en x et y</w:t>
+        <w:t xml:space="preserve"> des clients</w:t>
       </w:r>
       <w:r>
         <w:rPr>
@@ -3602,299 +3315,72 @@
         </w:rPr>
         <w:t>.</w:t>
       </w:r>
-    </w:p>
-    <w:p>
-      <w:pPr>
-        <w:widowControl w:val="0"/>
-        <w:tabs>
-          <w:tab w:val="left" w:pos="6580"/>
-        </w:tabs>
-        <w:autoSpaceDE w:val="0"/>
-        <w:autoSpaceDN w:val="0"/>
-        <w:adjustRightInd w:val="0"/>
-        <w:spacing w:after="0" w:line="240" w:lineRule="auto"/>
-        <w:rPr>
-          <w:rFonts w:ascii="Arial" w:hAnsi="Arial" w:cs="Arial"/>
-          <w:bCs/>
-          <w:sz w:val="24"/>
-          <w:szCs w:val="24"/>
-        </w:rPr>
-      </w:pPr>
-      <w:r>
-        <w:rPr>
-          <w:rFonts w:ascii="Arial" w:hAnsi="Arial" w:cs="Arial"/>
-          <w:bCs/>
-          <w:sz w:val="24"/>
-          <w:szCs w:val="24"/>
-        </w:rPr>
-        <w:t>Couleur …</w:t>
-      </w:r>
-    </w:p>
-    <w:p>
-      <w:pPr>
-        <w:widowControl w:val="0"/>
-        <w:tabs>
-          <w:tab w:val="left" w:pos="6580"/>
-        </w:tabs>
-        <w:autoSpaceDE w:val="0"/>
-        <w:autoSpaceDN w:val="0"/>
-        <w:adjustRightInd w:val="0"/>
-        <w:spacing w:after="0" w:line="240" w:lineRule="auto"/>
-        <w:rPr>
-          <w:rFonts w:ascii="Arial" w:hAnsi="Arial" w:cs="Arial"/>
-          <w:bCs/>
-          <w:sz w:val="24"/>
-          <w:szCs w:val="24"/>
-        </w:rPr>
-      </w:pPr>
-      <w:r>
-        <w:rPr>
-          <w:rFonts w:ascii="Arial" w:hAnsi="Arial" w:cs="Arial"/>
-          <w:bCs/>
-          <w:sz w:val="24"/>
-          <w:szCs w:val="24"/>
-        </w:rPr>
-        <w:t>Bordure …</w:t>
-      </w:r>
-    </w:p>
-    <w:p>
-      <w:pPr>
-        <w:widowControl w:val="0"/>
-        <w:tabs>
-          <w:tab w:val="left" w:pos="6580"/>
-        </w:tabs>
-        <w:autoSpaceDE w:val="0"/>
-        <w:autoSpaceDN w:val="0"/>
-        <w:adjustRightInd w:val="0"/>
-        <w:spacing w:after="0" w:line="240" w:lineRule="auto"/>
-        <w:rPr>
-          <w:rFonts w:ascii="Arial" w:hAnsi="Arial" w:cs="Arial"/>
-          <w:bCs/>
-          <w:sz w:val="24"/>
-          <w:szCs w:val="24"/>
-        </w:rPr>
-      </w:pPr>
-    </w:p>
-    <w:p>
-      <w:pPr>
-        <w:widowControl w:val="0"/>
-        <w:tabs>
-          <w:tab w:val="left" w:pos="6580"/>
-        </w:tabs>
-        <w:autoSpaceDE w:val="0"/>
-        <w:autoSpaceDN w:val="0"/>
-        <w:adjustRightInd w:val="0"/>
-        <w:spacing w:after="0" w:line="240" w:lineRule="auto"/>
-        <w:jc w:val="center"/>
-        <w:rPr>
-          <w:rFonts w:ascii="Arial" w:hAnsi="Arial" w:cs="Arial"/>
-          <w:b/>
-          <w:bCs/>
-          <w:sz w:val="28"/>
-          <w:szCs w:val="28"/>
-        </w:rPr>
-      </w:pPr>
-      <w:r>
-        <w:rPr>
-          <w:rFonts w:ascii="Arial" w:hAnsi="Arial" w:cs="Arial"/>
-          <w:b/>
-          <w:bCs/>
-          <w:sz w:val="28"/>
-          <w:szCs w:val="28"/>
-        </w:rPr>
-        <w:t>C++ Client</w:t>
-      </w:r>
-    </w:p>
-    <w:p>
-      <w:pPr>
-        <w:widowControl w:val="0"/>
-        <w:tabs>
-          <w:tab w:val="left" w:pos="6580"/>
-        </w:tabs>
-        <w:autoSpaceDE w:val="0"/>
-        <w:autoSpaceDN w:val="0"/>
-        <w:adjustRightInd w:val="0"/>
-        <w:spacing w:after="0" w:line="240" w:lineRule="auto"/>
-        <w:rPr>
-          <w:rFonts w:ascii="Arial" w:hAnsi="Arial" w:cs="Arial"/>
-          <w:bCs/>
-          <w:sz w:val="24"/>
-          <w:szCs w:val="24"/>
-        </w:rPr>
-      </w:pPr>
-    </w:p>
-    <w:p>
-      <w:pPr>
-        <w:widowControl w:val="0"/>
-        <w:tabs>
-          <w:tab w:val="left" w:pos="6580"/>
-        </w:tabs>
-        <w:autoSpaceDE w:val="0"/>
-        <w:autoSpaceDN w:val="0"/>
-        <w:adjustRightInd w:val="0"/>
-        <w:spacing w:after="0" w:line="240" w:lineRule="auto"/>
-        <w:rPr>
-          <w:rFonts w:ascii="Arial" w:hAnsi="Arial" w:cs="Arial"/>
-          <w:bCs/>
-          <w:sz w:val="24"/>
-          <w:szCs w:val="24"/>
-        </w:rPr>
-      </w:pPr>
-      <w:r>
-        <w:rPr>
-          <w:rFonts w:ascii="Arial" w:hAnsi="Arial" w:cs="Arial"/>
-          <w:bCs/>
-          <w:sz w:val="24"/>
-          <w:szCs w:val="24"/>
-        </w:rPr>
-        <w:t>La partie C++ consiste à faire un client C++ qui va envoyer des requêtes au server, l’utilité est que le C++ à une vitesse de calcule largement plus rapide que le java</w:t>
-      </w:r>
-    </w:p>
-    <w:p>
-      <w:pPr>
-        <w:widowControl w:val="0"/>
-        <w:tabs>
-          <w:tab w:val="left" w:pos="6580"/>
-        </w:tabs>
-        <w:autoSpaceDE w:val="0"/>
-        <w:autoSpaceDN w:val="0"/>
-        <w:adjustRightInd w:val="0"/>
-        <w:spacing w:after="0" w:line="240" w:lineRule="auto"/>
-        <w:rPr>
-          <w:rFonts w:ascii="Arial" w:hAnsi="Arial" w:cs="Arial"/>
-          <w:bCs/>
-          <w:sz w:val="24"/>
-          <w:szCs w:val="24"/>
-        </w:rPr>
-      </w:pPr>
-    </w:p>
-    <w:p>
-      <w:pPr>
-        <w:widowControl w:val="0"/>
-        <w:tabs>
-          <w:tab w:val="left" w:pos="6580"/>
-        </w:tabs>
-        <w:autoSpaceDE w:val="0"/>
-        <w:autoSpaceDN w:val="0"/>
-        <w:adjustRightInd w:val="0"/>
-        <w:spacing w:after="0" w:line="240" w:lineRule="auto"/>
-        <w:rPr>
-          <w:rFonts w:ascii="Arial" w:hAnsi="Arial" w:cs="Arial"/>
-          <w:bCs/>
-          <w:sz w:val="24"/>
-          <w:szCs w:val="24"/>
-        </w:rPr>
-      </w:pPr>
-      <w:r>
-        <w:rPr>
-          <w:rFonts w:ascii="Arial" w:hAnsi="Arial" w:cs="Arial"/>
-          <w:bCs/>
-          <w:sz w:val="24"/>
-          <w:szCs w:val="24"/>
-        </w:rPr>
-        <w:t xml:space="preserve">Comme nous voulons une librairie l’utilisation des </w:t>
-      </w:r>
-      <w:r>
-        <w:rPr>
-          <w:rFonts w:ascii="Arial" w:hAnsi="Arial" w:cs="Arial"/>
-          <w:bCs/>
-          <w:sz w:val="24"/>
-          <w:szCs w:val="24"/>
-        </w:rPr>
-        <w:t>méthodes</w:t>
-      </w:r>
-      <w:r>
-        <w:rPr>
-          <w:rFonts w:ascii="Arial" w:hAnsi="Arial" w:cs="Arial"/>
-          <w:bCs/>
-          <w:sz w:val="24"/>
-          <w:szCs w:val="24"/>
-        </w:rPr>
-        <w:t xml:space="preserve"> doivent être simple d’utilisation et intuitive</w:t>
-      </w:r>
-      <w:r>
-        <w:rPr>
-          <w:rFonts w:ascii="Arial" w:hAnsi="Arial" w:cs="Arial"/>
-          <w:bCs/>
-          <w:sz w:val="24"/>
-          <w:szCs w:val="24"/>
-        </w:rPr>
-        <w:t xml:space="preserve">, pour le faire nous avons structuré de telle sorte que l’utilisateur n’utilise qu’un objet, cette objet est une instanciation de la class </w:t>
-      </w:r>
-      <w:r>
-        <w:rPr>
-          <w:rFonts w:ascii="Arial" w:hAnsi="Arial" w:cs="Arial"/>
-          <w:bCs/>
-          <w:sz w:val="24"/>
-          <w:szCs w:val="24"/>
-        </w:rPr>
-        <w:t>Fenetre</w:t>
-      </w:r>
-      <w:r>
-        <w:rPr>
-          <w:rFonts w:ascii="Arial" w:hAnsi="Arial" w:cs="Arial"/>
-          <w:bCs/>
-          <w:sz w:val="24"/>
-          <w:szCs w:val="24"/>
-        </w:rPr>
-        <w:t xml:space="preserve"> (voir annexe 3.)</w:t>
-      </w:r>
-    </w:p>
-    <w:p>
-      <w:pPr>
-        <w:widowControl w:val="0"/>
-        <w:tabs>
-          <w:tab w:val="left" w:pos="6580"/>
-        </w:tabs>
-        <w:autoSpaceDE w:val="0"/>
-        <w:autoSpaceDN w:val="0"/>
-        <w:adjustRightInd w:val="0"/>
-        <w:spacing w:after="0" w:line="240" w:lineRule="auto"/>
-        <w:rPr>
-          <w:rFonts w:ascii="Arial" w:hAnsi="Arial" w:cs="Arial"/>
-          <w:bCs/>
-          <w:sz w:val="24"/>
-          <w:szCs w:val="24"/>
-        </w:rPr>
-      </w:pPr>
-      <w:r>
-        <w:rPr>
-          <w:rFonts w:ascii="Arial" w:hAnsi="Arial" w:cs="Arial"/>
-          <w:bCs/>
-          <w:sz w:val="24"/>
-          <w:szCs w:val="24"/>
-        </w:rPr>
-        <w:t>Pour commencer nous avons initialisation l’utilisateur commence par entrée les informations de la fenêtre voulu.(nom de la fenêtre, largeur, hauteur)</w:t>
-      </w:r>
-    </w:p>
-    <w:p>
-      <w:pPr>
-        <w:widowControl w:val="0"/>
-        <w:tabs>
-          <w:tab w:val="left" w:pos="6580"/>
-        </w:tabs>
-        <w:autoSpaceDE w:val="0"/>
-        <w:autoSpaceDN w:val="0"/>
-        <w:adjustRightInd w:val="0"/>
-        <w:spacing w:after="0" w:line="240" w:lineRule="auto"/>
-        <w:rPr>
-          <w:rFonts w:ascii="Arial" w:hAnsi="Arial" w:cs="Arial"/>
-          <w:bCs/>
-          <w:sz w:val="24"/>
-          <w:szCs w:val="24"/>
-        </w:rPr>
-      </w:pPr>
-    </w:p>
-    <w:p>
-      <w:pPr>
-        <w:widowControl w:val="0"/>
-        <w:tabs>
-          <w:tab w:val="left" w:pos="6580"/>
-        </w:tabs>
-        <w:autoSpaceDE w:val="0"/>
-        <w:autoSpaceDN w:val="0"/>
-        <w:adjustRightInd w:val="0"/>
-        <w:spacing w:after="0" w:line="240" w:lineRule="auto"/>
+      <w:r>
+        <w:rPr>
+          <w:rFonts w:ascii="Arial" w:hAnsi="Arial" w:cs="Arial"/>
+          <w:bCs/>
+          <w:sz w:val="24"/>
+          <w:szCs w:val="24"/>
+        </w:rPr>
+        <w:t xml:space="preserve"> Pour ce ferais nous avons une créer une class Interlocuteur</w:t>
+      </w:r>
+      <w:r>
+        <w:rPr>
+          <w:rFonts w:ascii="Arial" w:hAnsi="Arial" w:cs="Arial"/>
+          <w:bCs/>
+          <w:sz w:val="24"/>
+          <w:szCs w:val="24"/>
+        </w:rPr>
+        <w:t xml:space="preserve"> (voir annexe 3</w:t>
+      </w:r>
+      <w:r>
+        <w:rPr>
+          <w:rFonts w:ascii="Arial" w:hAnsi="Arial" w:cs="Arial"/>
+          <w:bCs/>
+          <w:sz w:val="24"/>
+          <w:szCs w:val="24"/>
+        </w:rPr>
+        <w:t>.</w:t>
+      </w:r>
+      <w:r>
+        <w:rPr>
+          <w:rFonts w:ascii="Arial" w:hAnsi="Arial" w:cs="Arial"/>
+          <w:bCs/>
+          <w:sz w:val="24"/>
+          <w:szCs w:val="24"/>
+        </w:rPr>
+        <w:t>1</w:t>
+      </w:r>
+      <w:bookmarkStart w:id="0" w:name="_GoBack"/>
+      <w:bookmarkEnd w:id="0"/>
+      <w:r>
+        <w:rPr>
+          <w:rFonts w:ascii="Arial" w:hAnsi="Arial" w:cs="Arial"/>
+          <w:bCs/>
+          <w:sz w:val="24"/>
+          <w:szCs w:val="24"/>
+        </w:rPr>
+        <w:t>)</w:t>
+      </w:r>
+      <w:r>
+        <w:rPr>
+          <w:rFonts w:ascii="Arial" w:hAnsi="Arial" w:cs="Arial"/>
+          <w:bCs/>
+          <w:sz w:val="24"/>
+          <w:szCs w:val="24"/>
+        </w:rPr>
+        <w:t xml:space="preserve"> qui sera instancier est lancé sur un thread pour chaque client.</w:t>
+      </w:r>
+    </w:p>
+    <w:p>
+      <w:pPr>
+        <w:widowControl w:val="0"/>
+        <w:tabs>
+          <w:tab w:val="left" w:pos="2235"/>
+        </w:tabs>
+        <w:autoSpaceDE w:val="0"/>
+        <w:autoSpaceDN w:val="0"/>
+        <w:adjustRightInd w:val="0"/>
         <w:rPr>
           <w:rFonts w:ascii="Arial" w:hAnsi="Arial" w:cs="Arial"/>
           <w:bCs/>
@@ -3912,10 +3398,10 @@
           <w:lang w:eastAsia="ja-JP"/>
         </w:rPr>
         <w:drawing>
-          <wp:inline distT="0" distB="0" distL="0" distR="0" wp14:anchorId="02F6FA14" wp14:editId="57E47049">
-            <wp:extent cx="2943636" cy="200053"/>
-            <wp:effectExtent l="0" t="0" r="0" b="9525"/>
-            <wp:docPr id="5" name="Image 5"/>
+          <wp:inline distT="0" distB="0" distL="0" distR="0" wp14:anchorId="1E2DCCE5" wp14:editId="5E1A4083">
+            <wp:extent cx="5144218" cy="438211"/>
+            <wp:effectExtent l="0" t="0" r="0" b="0"/>
+            <wp:docPr id="4" name="Image 4"/>
             <wp:cNvGraphicFramePr>
               <a:graphicFrameLocks xmlns:a="http://schemas.openxmlformats.org/drawingml/2006/main" noChangeAspect="1"/>
             </wp:cNvGraphicFramePr>
@@ -3935,7 +3421,7 @@
                   <pic:spPr>
                     <a:xfrm>
                       <a:off x="0" y="0"/>
-                      <a:ext cx="2943636" cy="200053"/>
+                      <a:ext cx="5144218" cy="438211"/>
                     </a:xfrm>
                     <a:prstGeom prst="rect">
                       <a:avLst/>
@@ -3958,139 +3444,713 @@
         <w:autoSpaceDN w:val="0"/>
         <w:adjustRightInd w:val="0"/>
         <w:spacing w:after="0" w:line="240" w:lineRule="auto"/>
-        <w:rPr>
-          <w:rFonts w:ascii="Arial" w:hAnsi="Arial" w:cs="Arial"/>
-          <w:bCs/>
-          <w:sz w:val="24"/>
-          <w:szCs w:val="24"/>
-        </w:rPr>
-      </w:pPr>
-    </w:p>
-    <w:p>
-      <w:pPr>
-        <w:widowControl w:val="0"/>
-        <w:tabs>
-          <w:tab w:val="left" w:pos="6580"/>
-        </w:tabs>
-        <w:autoSpaceDE w:val="0"/>
-        <w:autoSpaceDN w:val="0"/>
-        <w:adjustRightInd w:val="0"/>
-        <w:spacing w:after="0" w:line="240" w:lineRule="auto"/>
-        <w:rPr>
-          <w:rFonts w:ascii="Arial" w:hAnsi="Arial" w:cs="Arial"/>
-          <w:bCs/>
-          <w:sz w:val="24"/>
-          <w:szCs w:val="24"/>
-        </w:rPr>
-      </w:pPr>
-      <w:r>
-        <w:rPr>
-          <w:rFonts w:ascii="Arial" w:hAnsi="Arial" w:cs="Arial"/>
-          <w:bCs/>
-          <w:sz w:val="24"/>
-          <w:szCs w:val="24"/>
-        </w:rPr>
-        <w:t>Une fois les informations enregistrées nous nous connectons au serveur java</w:t>
-      </w:r>
-      <w:r>
-        <w:rPr>
-          <w:rFonts w:ascii="Arial" w:hAnsi="Arial" w:cs="Arial"/>
-          <w:bCs/>
-          <w:sz w:val="24"/>
-          <w:szCs w:val="24"/>
-        </w:rPr>
-        <w:t>, si aucune erreur ne s’est produite nous envoyons les caractéristiques de la fenêtre voulu au serveur java, ensuite java créer la fenêtre. Pendant ce temps nous calculons les variables qui nous serons utile pour le « mapping coordinate to viewport » (voir annexe 3. méthode=&gt; Init() ).</w:t>
-      </w:r>
-    </w:p>
-    <w:p>
-      <w:pPr>
-        <w:widowControl w:val="0"/>
-        <w:tabs>
-          <w:tab w:val="left" w:pos="6580"/>
-        </w:tabs>
-        <w:autoSpaceDE w:val="0"/>
-        <w:autoSpaceDN w:val="0"/>
-        <w:adjustRightInd w:val="0"/>
-        <w:spacing w:after="0" w:line="240" w:lineRule="auto"/>
-        <w:rPr>
-          <w:rFonts w:ascii="Arial" w:hAnsi="Arial" w:cs="Arial"/>
-          <w:bCs/>
-          <w:sz w:val="24"/>
-          <w:szCs w:val="24"/>
-        </w:rPr>
-      </w:pPr>
-    </w:p>
-    <w:p>
-      <w:pPr>
-        <w:widowControl w:val="0"/>
-        <w:tabs>
-          <w:tab w:val="left" w:pos="6580"/>
-        </w:tabs>
-        <w:autoSpaceDE w:val="0"/>
-        <w:autoSpaceDN w:val="0"/>
-        <w:adjustRightInd w:val="0"/>
-        <w:spacing w:after="0" w:line="240" w:lineRule="auto"/>
-        <w:rPr>
-          <w:rFonts w:ascii="Arial" w:hAnsi="Arial" w:cs="Arial"/>
-          <w:bCs/>
-          <w:sz w:val="24"/>
-          <w:szCs w:val="24"/>
-        </w:rPr>
-      </w:pPr>
-      <w:r>
-        <w:rPr>
-          <w:rFonts w:ascii="Arial" w:hAnsi="Arial" w:cs="Arial"/>
-          <w:bCs/>
-          <w:sz w:val="24"/>
-          <w:szCs w:val="24"/>
-        </w:rPr>
-        <w:t>Ensuite pour dessiner sur la fenêtre java nous devons simple utiliser les méthodes de l’objet instancier de la classe Fenetre.</w:t>
-      </w:r>
-    </w:p>
-    <w:p>
-      <w:pPr>
-        <w:widowControl w:val="0"/>
-        <w:tabs>
-          <w:tab w:val="left" w:pos="6580"/>
-        </w:tabs>
-        <w:autoSpaceDE w:val="0"/>
-        <w:autoSpaceDN w:val="0"/>
-        <w:adjustRightInd w:val="0"/>
-        <w:spacing w:after="0" w:line="240" w:lineRule="auto"/>
-        <w:rPr>
-          <w:rFonts w:ascii="Arial" w:hAnsi="Arial" w:cs="Arial"/>
-          <w:bCs/>
-          <w:sz w:val="24"/>
-          <w:szCs w:val="24"/>
-        </w:rPr>
-      </w:pPr>
-    </w:p>
-    <w:p>
-      <w:pPr>
-        <w:widowControl w:val="0"/>
-        <w:tabs>
-          <w:tab w:val="left" w:pos="6580"/>
-        </w:tabs>
-        <w:autoSpaceDE w:val="0"/>
-        <w:autoSpaceDN w:val="0"/>
-        <w:adjustRightInd w:val="0"/>
-        <w:spacing w:after="0" w:line="240" w:lineRule="auto"/>
-        <w:rPr>
-          <w:rFonts w:ascii="Arial" w:hAnsi="Arial" w:cs="Arial"/>
-          <w:bCs/>
-          <w:sz w:val="24"/>
-          <w:szCs w:val="24"/>
-        </w:rPr>
-      </w:pPr>
-      <w:r>
-        <w:rPr>
-          <w:rFonts w:ascii="Arial" w:hAnsi="Arial" w:cs="Arial"/>
-          <w:bCs/>
-          <w:sz w:val="24"/>
-          <w:szCs w:val="24"/>
-        </w:rPr>
-        <w:t>Exemple :</w:t>
-      </w:r>
+        <w:jc w:val="center"/>
+        <w:rPr>
+          <w:rFonts w:ascii="Arial" w:hAnsi="Arial" w:cs="Arial"/>
+          <w:bCs/>
+          <w:sz w:val="24"/>
+          <w:szCs w:val="24"/>
+        </w:rPr>
+      </w:pPr>
+    </w:p>
+    <w:p>
+      <w:pPr>
+        <w:widowControl w:val="0"/>
+        <w:tabs>
+          <w:tab w:val="left" w:pos="6580"/>
+        </w:tabs>
+        <w:autoSpaceDE w:val="0"/>
+        <w:autoSpaceDN w:val="0"/>
+        <w:adjustRightInd w:val="0"/>
+        <w:spacing w:after="0" w:line="240" w:lineRule="auto"/>
+        <w:jc w:val="center"/>
+        <w:rPr>
+          <w:rFonts w:ascii="Arial" w:hAnsi="Arial" w:cs="Arial"/>
+          <w:b/>
+          <w:bCs/>
+          <w:sz w:val="28"/>
+          <w:szCs w:val="28"/>
+        </w:rPr>
+      </w:pPr>
+      <w:r>
+        <w:rPr>
+          <w:rFonts w:ascii="Arial" w:hAnsi="Arial" w:cs="Arial"/>
+          <w:b/>
+          <w:bCs/>
+          <w:sz w:val="28"/>
+          <w:szCs w:val="28"/>
+        </w:rPr>
+        <w:t>Java Server</w:t>
+      </w:r>
+    </w:p>
+    <w:p>
+      <w:pPr>
+        <w:widowControl w:val="0"/>
+        <w:tabs>
+          <w:tab w:val="left" w:pos="6580"/>
+        </w:tabs>
+        <w:autoSpaceDE w:val="0"/>
+        <w:autoSpaceDN w:val="0"/>
+        <w:adjustRightInd w:val="0"/>
+        <w:spacing w:after="0" w:line="240" w:lineRule="auto"/>
+        <w:rPr>
+          <w:rFonts w:ascii="Arial" w:hAnsi="Arial" w:cs="Arial"/>
+          <w:bCs/>
+          <w:sz w:val="24"/>
+          <w:szCs w:val="24"/>
+        </w:rPr>
+      </w:pPr>
+    </w:p>
+    <w:p>
+      <w:pPr>
+        <w:widowControl w:val="0"/>
+        <w:tabs>
+          <w:tab w:val="left" w:pos="6580"/>
+        </w:tabs>
+        <w:autoSpaceDE w:val="0"/>
+        <w:autoSpaceDN w:val="0"/>
+        <w:adjustRightInd w:val="0"/>
+        <w:spacing w:after="0" w:line="240" w:lineRule="auto"/>
+        <w:rPr>
+          <w:rFonts w:ascii="Arial" w:hAnsi="Arial" w:cs="Arial"/>
+          <w:bCs/>
+          <w:sz w:val="24"/>
+          <w:szCs w:val="24"/>
+        </w:rPr>
+      </w:pPr>
+      <w:r>
+        <w:rPr>
+          <w:rFonts w:ascii="Arial" w:hAnsi="Arial" w:cs="Arial"/>
+          <w:bCs/>
+          <w:sz w:val="24"/>
+          <w:szCs w:val="24"/>
+        </w:rPr>
+        <w:t>La partie java consiste à faire un s</w:t>
+      </w:r>
+      <w:r>
+        <w:rPr>
+          <w:rFonts w:ascii="Arial" w:hAnsi="Arial" w:cs="Arial"/>
+          <w:bCs/>
+          <w:sz w:val="24"/>
+          <w:szCs w:val="24"/>
+        </w:rPr>
+        <w:t>erver</w:t>
+      </w:r>
+      <w:r>
+        <w:rPr>
+          <w:rFonts w:ascii="Arial" w:hAnsi="Arial" w:cs="Arial"/>
+          <w:bCs/>
+          <w:sz w:val="24"/>
+          <w:szCs w:val="24"/>
+        </w:rPr>
+        <w:t xml:space="preserve"> </w:t>
+      </w:r>
+      <w:r>
+        <w:rPr>
+          <w:rFonts w:ascii="Arial" w:hAnsi="Arial" w:cs="Arial"/>
+          <w:bCs/>
+          <w:sz w:val="24"/>
+          <w:szCs w:val="24"/>
+        </w:rPr>
+        <w:t>Java</w:t>
+      </w:r>
+      <w:r>
+        <w:rPr>
+          <w:rFonts w:ascii="Arial" w:hAnsi="Arial" w:cs="Arial"/>
+          <w:bCs/>
+          <w:sz w:val="24"/>
+          <w:szCs w:val="24"/>
+        </w:rPr>
+        <w:t xml:space="preserve"> qui attend des </w:t>
+      </w:r>
+      <w:r>
+        <w:rPr>
+          <w:rFonts w:ascii="Arial" w:hAnsi="Arial" w:cs="Arial"/>
+          <w:bCs/>
+          <w:sz w:val="24"/>
+          <w:szCs w:val="24"/>
+        </w:rPr>
+        <w:t>requêtes</w:t>
+      </w:r>
+      <w:r>
+        <w:rPr>
+          <w:rFonts w:ascii="Arial" w:hAnsi="Arial" w:cs="Arial"/>
+          <w:bCs/>
+          <w:sz w:val="24"/>
+          <w:szCs w:val="24"/>
+        </w:rPr>
+        <w:t xml:space="preserve"> qui </w:t>
+      </w:r>
+      <w:r>
+        <w:rPr>
+          <w:rFonts w:ascii="Arial" w:hAnsi="Arial" w:cs="Arial"/>
+          <w:bCs/>
+          <w:sz w:val="24"/>
+          <w:szCs w:val="24"/>
+        </w:rPr>
+        <w:t>permettront</w:t>
+      </w:r>
+      <w:r>
+        <w:rPr>
+          <w:rFonts w:ascii="Arial" w:hAnsi="Arial" w:cs="Arial"/>
+          <w:bCs/>
+          <w:sz w:val="24"/>
+          <w:szCs w:val="24"/>
+        </w:rPr>
+        <w:t xml:space="preserve"> de faire </w:t>
+      </w:r>
+      <w:r>
+        <w:rPr>
+          <w:rFonts w:ascii="Arial" w:hAnsi="Arial" w:cs="Arial"/>
+          <w:bCs/>
+          <w:sz w:val="24"/>
+          <w:szCs w:val="24"/>
+        </w:rPr>
+        <w:t>apparaitre</w:t>
+      </w:r>
+      <w:r>
+        <w:rPr>
+          <w:rFonts w:ascii="Arial" w:hAnsi="Arial" w:cs="Arial"/>
+          <w:bCs/>
+          <w:sz w:val="24"/>
+          <w:szCs w:val="24"/>
+        </w:rPr>
+        <w:t xml:space="preserve"> une</w:t>
+      </w:r>
+      <w:r>
+        <w:rPr>
+          <w:rFonts w:ascii="Arial" w:hAnsi="Arial" w:cs="Arial"/>
+          <w:bCs/>
+          <w:sz w:val="24"/>
+          <w:szCs w:val="24"/>
+        </w:rPr>
+        <w:t xml:space="preserve"> fenêtre</w:t>
+      </w:r>
+      <w:r>
+        <w:rPr>
+          <w:rFonts w:ascii="Arial" w:hAnsi="Arial" w:cs="Arial"/>
+          <w:bCs/>
+          <w:sz w:val="24"/>
+          <w:szCs w:val="24"/>
+        </w:rPr>
+        <w:t xml:space="preserve"> </w:t>
+      </w:r>
+      <w:r>
+        <w:rPr>
+          <w:rFonts w:ascii="Arial" w:hAnsi="Arial" w:cs="Arial"/>
+          <w:bCs/>
+          <w:sz w:val="24"/>
+          <w:szCs w:val="24"/>
+        </w:rPr>
+        <w:t>sur laquelle on va dessiner</w:t>
+      </w:r>
+    </w:p>
+    <w:p>
+      <w:pPr>
+        <w:widowControl w:val="0"/>
+        <w:tabs>
+          <w:tab w:val="left" w:pos="6580"/>
+        </w:tabs>
+        <w:autoSpaceDE w:val="0"/>
+        <w:autoSpaceDN w:val="0"/>
+        <w:adjustRightInd w:val="0"/>
+        <w:spacing w:after="0" w:line="240" w:lineRule="auto"/>
+        <w:rPr>
+          <w:rFonts w:ascii="Arial" w:hAnsi="Arial" w:cs="Arial"/>
+          <w:bCs/>
+          <w:sz w:val="24"/>
+          <w:szCs w:val="24"/>
+        </w:rPr>
+      </w:pPr>
+      <w:r>
+        <w:rPr>
+          <w:rFonts w:ascii="Arial" w:hAnsi="Arial" w:cs="Arial"/>
+          <w:bCs/>
+          <w:sz w:val="24"/>
+          <w:szCs w:val="24"/>
+        </w:rPr>
+        <w:t>Pour ça nous avons utilisé la librairie Awt de Java.</w:t>
+      </w:r>
+    </w:p>
+    <w:p>
+      <w:pPr>
+        <w:widowControl w:val="0"/>
+        <w:tabs>
+          <w:tab w:val="left" w:pos="6580"/>
+        </w:tabs>
+        <w:autoSpaceDE w:val="0"/>
+        <w:autoSpaceDN w:val="0"/>
+        <w:adjustRightInd w:val="0"/>
+        <w:spacing w:after="0" w:line="240" w:lineRule="auto"/>
+        <w:rPr>
+          <w:rFonts w:ascii="Arial" w:hAnsi="Arial" w:cs="Arial"/>
+          <w:bCs/>
+          <w:sz w:val="24"/>
+          <w:szCs w:val="24"/>
+        </w:rPr>
+      </w:pPr>
+      <w:r>
+        <w:rPr>
+          <w:rFonts w:ascii="Arial" w:hAnsi="Arial" w:cs="Arial"/>
+          <w:bCs/>
+          <w:sz w:val="24"/>
+          <w:szCs w:val="24"/>
+        </w:rPr>
+        <w:t>La librairie permet de créer une fenêtre, elle permet aussi de créer des rendus sur lesquelles nous pourrons dessiner. Elle a un tas de fonction qui dessine</w:t>
+      </w:r>
+      <w:r>
+        <w:rPr>
+          <w:rFonts w:ascii="Arial" w:hAnsi="Arial" w:cs="Arial"/>
+          <w:bCs/>
+          <w:sz w:val="24"/>
+          <w:szCs w:val="24"/>
+        </w:rPr>
+        <w:t>, certaine de ses fonctions</w:t>
+      </w:r>
+      <w:r>
+        <w:rPr>
+          <w:rFonts w:ascii="Arial" w:hAnsi="Arial" w:cs="Arial"/>
+          <w:bCs/>
+          <w:sz w:val="24"/>
+          <w:szCs w:val="24"/>
+        </w:rPr>
+        <w:t xml:space="preserve"> permette de dessiner des segments, rectangle, ovale, arc, texte.</w:t>
+      </w:r>
+    </w:p>
+    <w:p>
+      <w:pPr>
+        <w:widowControl w:val="0"/>
+        <w:tabs>
+          <w:tab w:val="left" w:pos="6580"/>
+        </w:tabs>
+        <w:autoSpaceDE w:val="0"/>
+        <w:autoSpaceDN w:val="0"/>
+        <w:adjustRightInd w:val="0"/>
+        <w:spacing w:after="0" w:line="240" w:lineRule="auto"/>
+        <w:rPr>
+          <w:rFonts w:ascii="Arial" w:hAnsi="Arial" w:cs="Arial"/>
+          <w:bCs/>
+          <w:sz w:val="24"/>
+          <w:szCs w:val="24"/>
+        </w:rPr>
+      </w:pPr>
+      <w:r>
+        <w:rPr>
+          <w:rFonts w:ascii="Arial" w:hAnsi="Arial" w:cs="Arial"/>
+          <w:bCs/>
+          <w:sz w:val="24"/>
+          <w:szCs w:val="24"/>
+        </w:rPr>
+        <w:t>Chaque fonction possède ses propres paramètres mais ils ont tous en commun besoin des coordonnée</w:t>
+      </w:r>
+      <w:r>
+        <w:rPr>
+          <w:rFonts w:ascii="Arial" w:hAnsi="Arial" w:cs="Arial"/>
+          <w:bCs/>
+          <w:sz w:val="24"/>
+          <w:szCs w:val="24"/>
+        </w:rPr>
+        <w:t>s</w:t>
+      </w:r>
+      <w:r>
+        <w:rPr>
+          <w:rFonts w:ascii="Arial" w:hAnsi="Arial" w:cs="Arial"/>
+          <w:bCs/>
+          <w:sz w:val="24"/>
+          <w:szCs w:val="24"/>
+        </w:rPr>
+        <w:t xml:space="preserve"> en x et y</w:t>
+      </w:r>
+      <w:r>
+        <w:rPr>
+          <w:rFonts w:ascii="Arial" w:hAnsi="Arial" w:cs="Arial"/>
+          <w:bCs/>
+          <w:sz w:val="24"/>
+          <w:szCs w:val="24"/>
+        </w:rPr>
+        <w:t>.</w:t>
+      </w:r>
+    </w:p>
+    <w:p>
+      <w:pPr>
+        <w:widowControl w:val="0"/>
+        <w:tabs>
+          <w:tab w:val="left" w:pos="6580"/>
+        </w:tabs>
+        <w:autoSpaceDE w:val="0"/>
+        <w:autoSpaceDN w:val="0"/>
+        <w:adjustRightInd w:val="0"/>
+        <w:spacing w:after="0" w:line="240" w:lineRule="auto"/>
+        <w:rPr>
+          <w:rFonts w:ascii="Arial" w:hAnsi="Arial" w:cs="Arial"/>
+          <w:bCs/>
+          <w:sz w:val="24"/>
+          <w:szCs w:val="24"/>
+        </w:rPr>
+      </w:pPr>
+      <w:r>
+        <w:rPr>
+          <w:rFonts w:ascii="Arial" w:hAnsi="Arial" w:cs="Arial"/>
+          <w:bCs/>
+          <w:sz w:val="24"/>
+          <w:szCs w:val="24"/>
+        </w:rPr>
+        <w:t>On pourra pour chaque cas choisir la couleur par rapport à sa forme</w:t>
+      </w:r>
+      <w:r>
+        <w:rPr>
+          <w:rFonts w:ascii="Arial" w:hAnsi="Arial" w:cs="Arial"/>
+          <w:bCs/>
+          <w:sz w:val="24"/>
+          <w:szCs w:val="24"/>
+        </w:rPr>
+        <w:t>,</w:t>
+      </w:r>
+    </w:p>
+    <w:p>
+      <w:pPr>
+        <w:widowControl w:val="0"/>
+        <w:tabs>
+          <w:tab w:val="left" w:pos="6580"/>
+        </w:tabs>
+        <w:autoSpaceDE w:val="0"/>
+        <w:autoSpaceDN w:val="0"/>
+        <w:adjustRightInd w:val="0"/>
+        <w:spacing w:after="0" w:line="240" w:lineRule="auto"/>
+        <w:rPr>
+          <w:rFonts w:ascii="Arial" w:hAnsi="Arial" w:cs="Arial"/>
+          <w:bCs/>
+          <w:sz w:val="24"/>
+          <w:szCs w:val="24"/>
+        </w:rPr>
+      </w:pPr>
+      <w:r>
+        <w:rPr>
+          <w:rFonts w:ascii="Arial" w:hAnsi="Arial" w:cs="Arial"/>
+          <w:bCs/>
+          <w:sz w:val="24"/>
+          <w:szCs w:val="24"/>
+        </w:rPr>
+        <w:t>Et d’</w:t>
+      </w:r>
+      <w:r>
+        <w:rPr>
+          <w:rFonts w:ascii="Arial" w:hAnsi="Arial" w:cs="Arial"/>
+          <w:bCs/>
+          <w:sz w:val="24"/>
+          <w:szCs w:val="24"/>
+        </w:rPr>
+        <w:t>autre choix comme l</w:t>
+      </w:r>
+      <w:r>
+        <w:rPr>
+          <w:rFonts w:ascii="Arial" w:hAnsi="Arial" w:cs="Arial"/>
+          <w:bCs/>
+          <w:sz w:val="24"/>
+          <w:szCs w:val="24"/>
+        </w:rPr>
+        <w:t>’épaisseur</w:t>
+      </w:r>
+      <w:r>
+        <w:rPr>
+          <w:rFonts w:ascii="Arial" w:hAnsi="Arial" w:cs="Arial"/>
+          <w:bCs/>
+          <w:sz w:val="24"/>
+          <w:szCs w:val="24"/>
+        </w:rPr>
+        <w:t xml:space="preserve"> pour un segment ou si une forme fermée doit être remplis.</w:t>
+      </w:r>
+    </w:p>
+    <w:p>
+      <w:pPr>
+        <w:widowControl w:val="0"/>
+        <w:tabs>
+          <w:tab w:val="left" w:pos="6580"/>
+        </w:tabs>
+        <w:autoSpaceDE w:val="0"/>
+        <w:autoSpaceDN w:val="0"/>
+        <w:adjustRightInd w:val="0"/>
+        <w:spacing w:after="0" w:line="240" w:lineRule="auto"/>
+        <w:rPr>
+          <w:rFonts w:ascii="Arial" w:hAnsi="Arial" w:cs="Arial"/>
+          <w:bCs/>
+          <w:sz w:val="24"/>
+          <w:szCs w:val="24"/>
+        </w:rPr>
+      </w:pPr>
+    </w:p>
+    <w:p>
+      <w:pPr>
+        <w:widowControl w:val="0"/>
+        <w:tabs>
+          <w:tab w:val="left" w:pos="6580"/>
+        </w:tabs>
+        <w:autoSpaceDE w:val="0"/>
+        <w:autoSpaceDN w:val="0"/>
+        <w:adjustRightInd w:val="0"/>
+        <w:spacing w:after="0" w:line="240" w:lineRule="auto"/>
+        <w:jc w:val="center"/>
+        <w:rPr>
+          <w:rFonts w:ascii="Arial" w:hAnsi="Arial" w:cs="Arial"/>
+          <w:b/>
+          <w:bCs/>
+          <w:sz w:val="28"/>
+          <w:szCs w:val="28"/>
+        </w:rPr>
+      </w:pPr>
+      <w:r>
+        <w:rPr>
+          <w:rFonts w:ascii="Arial" w:hAnsi="Arial" w:cs="Arial"/>
+          <w:b/>
+          <w:bCs/>
+          <w:sz w:val="28"/>
+          <w:szCs w:val="28"/>
+        </w:rPr>
+        <w:t>C++ Client</w:t>
+      </w:r>
+    </w:p>
+    <w:p>
+      <w:pPr>
+        <w:widowControl w:val="0"/>
+        <w:tabs>
+          <w:tab w:val="left" w:pos="6580"/>
+        </w:tabs>
+        <w:autoSpaceDE w:val="0"/>
+        <w:autoSpaceDN w:val="0"/>
+        <w:adjustRightInd w:val="0"/>
+        <w:spacing w:after="0" w:line="240" w:lineRule="auto"/>
+        <w:rPr>
+          <w:rFonts w:ascii="Arial" w:hAnsi="Arial" w:cs="Arial"/>
+          <w:bCs/>
+          <w:sz w:val="24"/>
+          <w:szCs w:val="24"/>
+        </w:rPr>
+      </w:pPr>
+    </w:p>
+    <w:p>
+      <w:pPr>
+        <w:widowControl w:val="0"/>
+        <w:tabs>
+          <w:tab w:val="left" w:pos="6580"/>
+        </w:tabs>
+        <w:autoSpaceDE w:val="0"/>
+        <w:autoSpaceDN w:val="0"/>
+        <w:adjustRightInd w:val="0"/>
+        <w:spacing w:after="0" w:line="240" w:lineRule="auto"/>
+        <w:rPr>
+          <w:rFonts w:ascii="Arial" w:hAnsi="Arial" w:cs="Arial"/>
+          <w:bCs/>
+          <w:sz w:val="24"/>
+          <w:szCs w:val="24"/>
+        </w:rPr>
+      </w:pPr>
+      <w:r>
+        <w:rPr>
+          <w:rFonts w:ascii="Arial" w:hAnsi="Arial" w:cs="Arial"/>
+          <w:bCs/>
+          <w:sz w:val="24"/>
+          <w:szCs w:val="24"/>
+        </w:rPr>
+        <w:t>La partie C++ consiste à faire un client C++ qui va envoyer des requêtes au server, l’utilité est que le C++ à une vitesse de calcule largement plus rapide que le java</w:t>
+      </w:r>
+    </w:p>
+    <w:p>
+      <w:pPr>
+        <w:widowControl w:val="0"/>
+        <w:tabs>
+          <w:tab w:val="left" w:pos="6580"/>
+        </w:tabs>
+        <w:autoSpaceDE w:val="0"/>
+        <w:autoSpaceDN w:val="0"/>
+        <w:adjustRightInd w:val="0"/>
+        <w:spacing w:after="0" w:line="240" w:lineRule="auto"/>
+        <w:rPr>
+          <w:rFonts w:ascii="Arial" w:hAnsi="Arial" w:cs="Arial"/>
+          <w:bCs/>
+          <w:sz w:val="24"/>
+          <w:szCs w:val="24"/>
+        </w:rPr>
+      </w:pPr>
+    </w:p>
+    <w:p>
+      <w:pPr>
+        <w:widowControl w:val="0"/>
+        <w:tabs>
+          <w:tab w:val="left" w:pos="6580"/>
+        </w:tabs>
+        <w:autoSpaceDE w:val="0"/>
+        <w:autoSpaceDN w:val="0"/>
+        <w:adjustRightInd w:val="0"/>
+        <w:spacing w:after="0" w:line="240" w:lineRule="auto"/>
+        <w:rPr>
+          <w:rFonts w:ascii="Arial" w:hAnsi="Arial" w:cs="Arial"/>
+          <w:bCs/>
+          <w:sz w:val="24"/>
+          <w:szCs w:val="24"/>
+        </w:rPr>
+      </w:pPr>
+      <w:r>
+        <w:rPr>
+          <w:rFonts w:ascii="Arial" w:hAnsi="Arial" w:cs="Arial"/>
+          <w:bCs/>
+          <w:sz w:val="24"/>
+          <w:szCs w:val="24"/>
+        </w:rPr>
+        <w:t xml:space="preserve">Comme nous voulons une librairie l’utilisation des </w:t>
+      </w:r>
+      <w:r>
+        <w:rPr>
+          <w:rFonts w:ascii="Arial" w:hAnsi="Arial" w:cs="Arial"/>
+          <w:bCs/>
+          <w:sz w:val="24"/>
+          <w:szCs w:val="24"/>
+        </w:rPr>
+        <w:t>méthodes</w:t>
+      </w:r>
+      <w:r>
+        <w:rPr>
+          <w:rFonts w:ascii="Arial" w:hAnsi="Arial" w:cs="Arial"/>
+          <w:bCs/>
+          <w:sz w:val="24"/>
+          <w:szCs w:val="24"/>
+        </w:rPr>
+        <w:t xml:space="preserve"> doivent être simple d’utilisation et intuitive</w:t>
+      </w:r>
+      <w:r>
+        <w:rPr>
+          <w:rFonts w:ascii="Arial" w:hAnsi="Arial" w:cs="Arial"/>
+          <w:bCs/>
+          <w:sz w:val="24"/>
+          <w:szCs w:val="24"/>
+        </w:rPr>
+        <w:t xml:space="preserve"> (voir annexe 2.1)</w:t>
+      </w:r>
+      <w:r>
+        <w:rPr>
+          <w:rFonts w:ascii="Arial" w:hAnsi="Arial" w:cs="Arial"/>
+          <w:bCs/>
+          <w:sz w:val="24"/>
+          <w:szCs w:val="24"/>
+        </w:rPr>
+        <w:t xml:space="preserve">, pour le faire nous avons structuré de telle sorte que l’utilisateur n’utilise qu’un objet, cette objet est une instanciation de la class </w:t>
+      </w:r>
+      <w:r>
+        <w:rPr>
+          <w:rFonts w:ascii="Arial" w:hAnsi="Arial" w:cs="Arial"/>
+          <w:bCs/>
+          <w:sz w:val="24"/>
+          <w:szCs w:val="24"/>
+        </w:rPr>
+        <w:t>Fenetre</w:t>
+      </w:r>
+      <w:r>
+        <w:rPr>
+          <w:rFonts w:ascii="Arial" w:hAnsi="Arial" w:cs="Arial"/>
+          <w:bCs/>
+          <w:sz w:val="24"/>
+          <w:szCs w:val="24"/>
+        </w:rPr>
+        <w:t xml:space="preserve"> (voir annexe 2.3</w:t>
+      </w:r>
+      <w:r>
+        <w:rPr>
+          <w:rFonts w:ascii="Arial" w:hAnsi="Arial" w:cs="Arial"/>
+          <w:bCs/>
+          <w:sz w:val="24"/>
+          <w:szCs w:val="24"/>
+        </w:rPr>
+        <w:t>)</w:t>
+      </w:r>
+    </w:p>
+    <w:p>
+      <w:pPr>
+        <w:widowControl w:val="0"/>
+        <w:tabs>
+          <w:tab w:val="left" w:pos="6580"/>
+        </w:tabs>
+        <w:autoSpaceDE w:val="0"/>
+        <w:autoSpaceDN w:val="0"/>
+        <w:adjustRightInd w:val="0"/>
+        <w:spacing w:after="0" w:line="240" w:lineRule="auto"/>
+        <w:rPr>
+          <w:rFonts w:ascii="Arial" w:hAnsi="Arial" w:cs="Arial"/>
+          <w:bCs/>
+          <w:sz w:val="24"/>
+          <w:szCs w:val="24"/>
+        </w:rPr>
+      </w:pPr>
+      <w:r>
+        <w:rPr>
+          <w:rFonts w:ascii="Arial" w:hAnsi="Arial" w:cs="Arial"/>
+          <w:bCs/>
+          <w:sz w:val="24"/>
+          <w:szCs w:val="24"/>
+        </w:rPr>
+        <w:t>Pour commencer nous avons initialisation l’utilisateur commence par entrée les informations de la fenêtre voulu.</w:t>
+      </w:r>
+      <w:r>
+        <w:rPr>
+          <w:rFonts w:ascii="Arial" w:hAnsi="Arial" w:cs="Arial"/>
+          <w:bCs/>
+          <w:sz w:val="24"/>
+          <w:szCs w:val="24"/>
+        </w:rPr>
+        <w:t xml:space="preserve"> </w:t>
+      </w:r>
+      <w:r>
+        <w:rPr>
+          <w:rFonts w:ascii="Arial" w:hAnsi="Arial" w:cs="Arial"/>
+          <w:bCs/>
+          <w:sz w:val="24"/>
+          <w:szCs w:val="24"/>
+        </w:rPr>
+        <w:t>(</w:t>
+      </w:r>
+      <w:r>
+        <w:rPr>
+          <w:rFonts w:ascii="Arial" w:hAnsi="Arial" w:cs="Arial"/>
+          <w:bCs/>
+          <w:sz w:val="24"/>
+          <w:szCs w:val="24"/>
+        </w:rPr>
+        <w:t>n</w:t>
+      </w:r>
+      <w:r>
+        <w:rPr>
+          <w:rFonts w:ascii="Arial" w:hAnsi="Arial" w:cs="Arial"/>
+          <w:bCs/>
+          <w:sz w:val="24"/>
+          <w:szCs w:val="24"/>
+        </w:rPr>
+        <w:t>om</w:t>
+      </w:r>
+      <w:r>
+        <w:rPr>
+          <w:rFonts w:ascii="Arial" w:hAnsi="Arial" w:cs="Arial"/>
+          <w:bCs/>
+          <w:sz w:val="24"/>
+          <w:szCs w:val="24"/>
+        </w:rPr>
+        <w:t xml:space="preserve"> de la fenêtre, largeur, hauteur)</w:t>
+      </w:r>
+    </w:p>
+    <w:p>
+      <w:pPr>
+        <w:widowControl w:val="0"/>
+        <w:tabs>
+          <w:tab w:val="left" w:pos="6580"/>
+        </w:tabs>
+        <w:autoSpaceDE w:val="0"/>
+        <w:autoSpaceDN w:val="0"/>
+        <w:adjustRightInd w:val="0"/>
+        <w:spacing w:after="0" w:line="240" w:lineRule="auto"/>
+        <w:rPr>
+          <w:rFonts w:ascii="Arial" w:hAnsi="Arial" w:cs="Arial"/>
+          <w:bCs/>
+          <w:sz w:val="24"/>
+          <w:szCs w:val="24"/>
+        </w:rPr>
+      </w:pPr>
     </w:p>
     <w:p>
       <w:pPr>
@@ -4119,10 +4179,10 @@
           <w:lang w:eastAsia="ja-JP"/>
         </w:rPr>
         <w:drawing>
-          <wp:inline distT="0" distB="0" distL="0" distR="0" wp14:anchorId="082B3E8E" wp14:editId="7E0B7A77">
-            <wp:extent cx="3458058" cy="1105054"/>
-            <wp:effectExtent l="0" t="0" r="9525" b="0"/>
-            <wp:docPr id="6" name="Image 6"/>
+          <wp:inline distT="0" distB="0" distL="0" distR="0" wp14:anchorId="02F6FA14" wp14:editId="57E47049">
+            <wp:extent cx="2943636" cy="200053"/>
+            <wp:effectExtent l="0" t="0" r="0" b="9525"/>
+            <wp:docPr id="5" name="Image 5"/>
             <wp:cNvGraphicFramePr>
               <a:graphicFrameLocks xmlns:a="http://schemas.openxmlformats.org/drawingml/2006/main" noChangeAspect="1"/>
             </wp:cNvGraphicFramePr>
@@ -4142,6 +4202,232 @@
                   <pic:spPr>
                     <a:xfrm>
                       <a:off x="0" y="0"/>
+                      <a:ext cx="2943636" cy="200053"/>
+                    </a:xfrm>
+                    <a:prstGeom prst="rect">
+                      <a:avLst/>
+                    </a:prstGeom>
+                  </pic:spPr>
+                </pic:pic>
+              </a:graphicData>
+            </a:graphic>
+          </wp:inline>
+        </w:drawing>
+      </w:r>
+    </w:p>
+    <w:p>
+      <w:pPr>
+        <w:widowControl w:val="0"/>
+        <w:tabs>
+          <w:tab w:val="left" w:pos="6580"/>
+        </w:tabs>
+        <w:autoSpaceDE w:val="0"/>
+        <w:autoSpaceDN w:val="0"/>
+        <w:adjustRightInd w:val="0"/>
+        <w:spacing w:after="0" w:line="240" w:lineRule="auto"/>
+        <w:rPr>
+          <w:rFonts w:ascii="Arial" w:hAnsi="Arial" w:cs="Arial"/>
+          <w:bCs/>
+          <w:sz w:val="24"/>
+          <w:szCs w:val="24"/>
+        </w:rPr>
+      </w:pPr>
+    </w:p>
+    <w:p>
+      <w:pPr>
+        <w:widowControl w:val="0"/>
+        <w:tabs>
+          <w:tab w:val="left" w:pos="6580"/>
+        </w:tabs>
+        <w:autoSpaceDE w:val="0"/>
+        <w:autoSpaceDN w:val="0"/>
+        <w:adjustRightInd w:val="0"/>
+        <w:spacing w:after="0" w:line="240" w:lineRule="auto"/>
+        <w:rPr>
+          <w:rFonts w:ascii="Arial" w:hAnsi="Arial" w:cs="Arial"/>
+          <w:bCs/>
+          <w:sz w:val="24"/>
+          <w:szCs w:val="24"/>
+        </w:rPr>
+      </w:pPr>
+      <w:r>
+        <w:rPr>
+          <w:rFonts w:ascii="Arial" w:hAnsi="Arial" w:cs="Arial"/>
+          <w:bCs/>
+          <w:sz w:val="24"/>
+          <w:szCs w:val="24"/>
+        </w:rPr>
+        <w:t>Une fois les informations enregistrées nous nous connectons au serveur java</w:t>
+      </w:r>
+      <w:r>
+        <w:rPr>
+          <w:rFonts w:ascii="Arial" w:hAnsi="Arial" w:cs="Arial"/>
+          <w:bCs/>
+          <w:sz w:val="24"/>
+          <w:szCs w:val="24"/>
+        </w:rPr>
+        <w:t>, si aucune erreur ne s’est produite nous envoyons les caractéristiques de la fenêtre voulu au serveur java, ensuite java créer la fenêtre. Pendant ce temps nous calculons les variables qui nous serons utile pour le « mapping coordin</w:t>
+      </w:r>
+      <w:r>
+        <w:rPr>
+          <w:rFonts w:ascii="Arial" w:hAnsi="Arial" w:cs="Arial"/>
+          <w:bCs/>
+          <w:sz w:val="24"/>
+          <w:szCs w:val="24"/>
+        </w:rPr>
+        <w:t>ate to viewport » (voir annexe 2.2</w:t>
+      </w:r>
+      <w:r>
+        <w:rPr>
+          <w:rFonts w:ascii="Arial" w:hAnsi="Arial" w:cs="Arial"/>
+          <w:bCs/>
+          <w:sz w:val="24"/>
+          <w:szCs w:val="24"/>
+        </w:rPr>
+        <w:t xml:space="preserve"> méthode=&gt; Init() ).</w:t>
+      </w:r>
+    </w:p>
+    <w:p>
+      <w:pPr>
+        <w:widowControl w:val="0"/>
+        <w:tabs>
+          <w:tab w:val="left" w:pos="6580"/>
+        </w:tabs>
+        <w:autoSpaceDE w:val="0"/>
+        <w:autoSpaceDN w:val="0"/>
+        <w:adjustRightInd w:val="0"/>
+        <w:spacing w:after="0" w:line="240" w:lineRule="auto"/>
+        <w:rPr>
+          <w:rFonts w:ascii="Arial" w:hAnsi="Arial" w:cs="Arial"/>
+          <w:bCs/>
+          <w:sz w:val="24"/>
+          <w:szCs w:val="24"/>
+        </w:rPr>
+      </w:pPr>
+    </w:p>
+    <w:p>
+      <w:pPr>
+        <w:widowControl w:val="0"/>
+        <w:tabs>
+          <w:tab w:val="left" w:pos="6580"/>
+        </w:tabs>
+        <w:autoSpaceDE w:val="0"/>
+        <w:autoSpaceDN w:val="0"/>
+        <w:adjustRightInd w:val="0"/>
+        <w:spacing w:after="0" w:line="240" w:lineRule="auto"/>
+        <w:rPr>
+          <w:rFonts w:ascii="Arial" w:hAnsi="Arial" w:cs="Arial"/>
+          <w:bCs/>
+          <w:sz w:val="24"/>
+          <w:szCs w:val="24"/>
+        </w:rPr>
+      </w:pPr>
+      <w:r>
+        <w:rPr>
+          <w:rFonts w:ascii="Arial" w:hAnsi="Arial" w:cs="Arial"/>
+          <w:bCs/>
+          <w:sz w:val="24"/>
+          <w:szCs w:val="24"/>
+        </w:rPr>
+        <w:t>Ensuite pour dessiner sur la fenêtre java nous devons simple utiliser les méthodes de l’objet instancier de la classe Fenetre.</w:t>
+      </w:r>
+    </w:p>
+    <w:p>
+      <w:pPr>
+        <w:widowControl w:val="0"/>
+        <w:tabs>
+          <w:tab w:val="left" w:pos="6580"/>
+        </w:tabs>
+        <w:autoSpaceDE w:val="0"/>
+        <w:autoSpaceDN w:val="0"/>
+        <w:adjustRightInd w:val="0"/>
+        <w:spacing w:after="0" w:line="240" w:lineRule="auto"/>
+        <w:rPr>
+          <w:rFonts w:ascii="Arial" w:hAnsi="Arial" w:cs="Arial"/>
+          <w:bCs/>
+          <w:sz w:val="24"/>
+          <w:szCs w:val="24"/>
+        </w:rPr>
+      </w:pPr>
+    </w:p>
+    <w:p>
+      <w:pPr>
+        <w:widowControl w:val="0"/>
+        <w:tabs>
+          <w:tab w:val="left" w:pos="6580"/>
+        </w:tabs>
+        <w:autoSpaceDE w:val="0"/>
+        <w:autoSpaceDN w:val="0"/>
+        <w:adjustRightInd w:val="0"/>
+        <w:spacing w:after="0" w:line="240" w:lineRule="auto"/>
+        <w:rPr>
+          <w:rFonts w:ascii="Arial" w:hAnsi="Arial" w:cs="Arial"/>
+          <w:bCs/>
+          <w:sz w:val="24"/>
+          <w:szCs w:val="24"/>
+        </w:rPr>
+      </w:pPr>
+      <w:r>
+        <w:rPr>
+          <w:rFonts w:ascii="Arial" w:hAnsi="Arial" w:cs="Arial"/>
+          <w:bCs/>
+          <w:sz w:val="24"/>
+          <w:szCs w:val="24"/>
+        </w:rPr>
+        <w:t>Exemple :</w:t>
+      </w:r>
+    </w:p>
+    <w:p>
+      <w:pPr>
+        <w:widowControl w:val="0"/>
+        <w:tabs>
+          <w:tab w:val="left" w:pos="6580"/>
+        </w:tabs>
+        <w:autoSpaceDE w:val="0"/>
+        <w:autoSpaceDN w:val="0"/>
+        <w:adjustRightInd w:val="0"/>
+        <w:spacing w:after="0" w:line="240" w:lineRule="auto"/>
+        <w:rPr>
+          <w:rFonts w:ascii="Arial" w:hAnsi="Arial" w:cs="Arial"/>
+          <w:bCs/>
+          <w:sz w:val="24"/>
+          <w:szCs w:val="24"/>
+        </w:rPr>
+      </w:pPr>
+      <w:r>
+        <w:rPr>
+          <w:rFonts w:ascii="Arial" w:hAnsi="Arial" w:cs="Arial"/>
+          <w:bCs/>
+          <w:noProof/>
+          <w:sz w:val="24"/>
+          <w:szCs w:val="24"/>
+          <w:lang w:eastAsia="ja-JP"/>
+        </w:rPr>
+        <w:lastRenderedPageBreak/>
+        <w:drawing>
+          <wp:inline distT="0" distB="0" distL="0" distR="0" wp14:anchorId="082B3E8E" wp14:editId="7E0B7A77">
+            <wp:extent cx="3458058" cy="1105054"/>
+            <wp:effectExtent l="0" t="0" r="9525" b="0"/>
+            <wp:docPr id="6" name="Image 6"/>
+            <wp:cNvGraphicFramePr>
+              <a:graphicFrameLocks xmlns:a="http://schemas.openxmlformats.org/drawingml/2006/main" noChangeAspect="1"/>
+            </wp:cNvGraphicFramePr>
+            <a:graphic xmlns:a="http://schemas.openxmlformats.org/drawingml/2006/main">
+              <a:graphicData uri="http://schemas.openxmlformats.org/drawingml/2006/picture">
+                <pic:pic xmlns:pic="http://schemas.openxmlformats.org/drawingml/2006/picture">
+                  <pic:nvPicPr>
+                    <pic:cNvPr id="1" name=""/>
+                    <pic:cNvPicPr/>
+                  </pic:nvPicPr>
+                  <pic:blipFill>
+                    <a:blip r:embed="rId13"/>
+                    <a:stretch>
+                      <a:fillRect/>
+                    </a:stretch>
+                  </pic:blipFill>
+                  <pic:spPr>
+                    <a:xfrm>
+                      <a:off x="0" y="0"/>
                       <a:ext cx="3458058" cy="1105054"/>
                     </a:xfrm>
                     <a:prstGeom prst="rect">
@@ -4154,8 +4440,6 @@
           </wp:inline>
         </w:drawing>
       </w:r>
-      <w:bookmarkStart w:id="1" w:name="_GoBack"/>
-      <w:bookmarkEnd w:id="1"/>
     </w:p>
     <w:p>
       <w:pPr>
@@ -4282,807 +4566,665 @@
           <w:sz w:val="24"/>
           <w:szCs w:val="24"/>
         </w:rPr>
-        <w:t xml:space="preserve"> était fait dans un premier temps du coté de C++ mais j’ai constaté quelques defaults, donc j’ai décidé de le mettre du coté de java pour résoudre c’est default </w:t>
-      </w:r>
-    </w:p>
-    <w:p>
-      <w:pPr>
-        <w:widowControl w:val="0"/>
-        <w:tabs>
-          <w:tab w:val="left" w:pos="6580"/>
-        </w:tabs>
-        <w:autoSpaceDE w:val="0"/>
-        <w:autoSpaceDN w:val="0"/>
-        <w:adjustRightInd w:val="0"/>
-        <w:spacing w:after="0" w:line="240" w:lineRule="auto"/>
-        <w:rPr>
-          <w:rFonts w:ascii="Arial" w:hAnsi="Arial" w:cs="Arial"/>
-          <w:bCs/>
-          <w:sz w:val="24"/>
-          <w:szCs w:val="24"/>
-        </w:rPr>
-      </w:pPr>
-    </w:p>
-    <w:p>
-      <w:pPr>
-        <w:widowControl w:val="0"/>
-        <w:tabs>
-          <w:tab w:val="left" w:pos="6580"/>
-        </w:tabs>
-        <w:autoSpaceDE w:val="0"/>
-        <w:autoSpaceDN w:val="0"/>
-        <w:adjustRightInd w:val="0"/>
-        <w:spacing w:after="0" w:line="240" w:lineRule="auto"/>
-        <w:rPr>
-          <w:rFonts w:ascii="Arial" w:hAnsi="Arial" w:cs="Arial"/>
-          <w:bCs/>
-          <w:sz w:val="24"/>
-          <w:szCs w:val="24"/>
-        </w:rPr>
-      </w:pPr>
-    </w:p>
-    <w:p>
-      <w:pPr>
-        <w:widowControl w:val="0"/>
-        <w:tabs>
-          <w:tab w:val="left" w:pos="6580"/>
-        </w:tabs>
-        <w:autoSpaceDE w:val="0"/>
-        <w:autoSpaceDN w:val="0"/>
-        <w:adjustRightInd w:val="0"/>
-        <w:spacing w:after="0" w:line="240" w:lineRule="auto"/>
-        <w:rPr>
-          <w:rFonts w:ascii="Arial" w:hAnsi="Arial" w:cs="Arial"/>
-          <w:bCs/>
-          <w:sz w:val="24"/>
-          <w:szCs w:val="24"/>
-        </w:rPr>
-      </w:pPr>
-    </w:p>
-    <w:p>
-      <w:pPr>
-        <w:widowControl w:val="0"/>
-        <w:tabs>
-          <w:tab w:val="left" w:pos="6580"/>
-        </w:tabs>
-        <w:autoSpaceDE w:val="0"/>
-        <w:autoSpaceDN w:val="0"/>
-        <w:adjustRightInd w:val="0"/>
-        <w:spacing w:after="0" w:line="240" w:lineRule="auto"/>
-        <w:rPr>
-          <w:rFonts w:ascii="Arial" w:hAnsi="Arial" w:cs="Arial"/>
-          <w:bCs/>
-          <w:sz w:val="24"/>
-          <w:szCs w:val="24"/>
-        </w:rPr>
-      </w:pPr>
-    </w:p>
-    <w:p>
-      <w:pPr>
-        <w:widowControl w:val="0"/>
-        <w:tabs>
-          <w:tab w:val="left" w:pos="6580"/>
-        </w:tabs>
-        <w:autoSpaceDE w:val="0"/>
-        <w:autoSpaceDN w:val="0"/>
-        <w:adjustRightInd w:val="0"/>
-        <w:spacing w:after="0" w:line="240" w:lineRule="auto"/>
-        <w:jc w:val="center"/>
-        <w:rPr>
-          <w:rFonts w:ascii="Arial" w:hAnsi="Arial" w:cs="Arial"/>
-          <w:b/>
-          <w:bCs/>
-          <w:sz w:val="28"/>
-          <w:szCs w:val="28"/>
-        </w:rPr>
-      </w:pPr>
-    </w:p>
-    <w:p>
-      <w:pPr>
-        <w:widowControl w:val="0"/>
-        <w:tabs>
-          <w:tab w:val="left" w:pos="6580"/>
-        </w:tabs>
-        <w:autoSpaceDE w:val="0"/>
-        <w:autoSpaceDN w:val="0"/>
-        <w:adjustRightInd w:val="0"/>
-        <w:spacing w:after="0" w:line="240" w:lineRule="auto"/>
-        <w:jc w:val="center"/>
-        <w:rPr>
-          <w:rFonts w:ascii="Arial" w:hAnsi="Arial" w:cs="Arial"/>
-          <w:b/>
-          <w:bCs/>
-          <w:sz w:val="28"/>
-          <w:szCs w:val="28"/>
-        </w:rPr>
-      </w:pPr>
-    </w:p>
-    <w:p>
-      <w:pPr>
-        <w:widowControl w:val="0"/>
-        <w:tabs>
-          <w:tab w:val="left" w:pos="6580"/>
-        </w:tabs>
-        <w:autoSpaceDE w:val="0"/>
-        <w:autoSpaceDN w:val="0"/>
-        <w:adjustRightInd w:val="0"/>
-        <w:spacing w:after="0" w:line="240" w:lineRule="auto"/>
-        <w:rPr>
-          <w:rFonts w:ascii="Arial" w:hAnsi="Arial" w:cs="Arial"/>
-          <w:b/>
-          <w:bCs/>
-          <w:sz w:val="28"/>
-          <w:szCs w:val="28"/>
-        </w:rPr>
-      </w:pPr>
-    </w:p>
-    <w:p>
-      <w:pPr>
-        <w:widowControl w:val="0"/>
-        <w:tabs>
-          <w:tab w:val="left" w:pos="6580"/>
-        </w:tabs>
-        <w:autoSpaceDE w:val="0"/>
-        <w:autoSpaceDN w:val="0"/>
-        <w:adjustRightInd w:val="0"/>
-        <w:spacing w:after="0" w:line="240" w:lineRule="auto"/>
-        <w:jc w:val="center"/>
-        <w:rPr>
-          <w:rFonts w:ascii="Arial" w:hAnsi="Arial" w:cs="Arial"/>
-          <w:b/>
-          <w:bCs/>
-          <w:sz w:val="28"/>
-          <w:szCs w:val="28"/>
-        </w:rPr>
-      </w:pPr>
-    </w:p>
-    <w:p>
-      <w:pPr>
-        <w:widowControl w:val="0"/>
-        <w:tabs>
-          <w:tab w:val="left" w:pos="6580"/>
-        </w:tabs>
-        <w:autoSpaceDE w:val="0"/>
-        <w:autoSpaceDN w:val="0"/>
-        <w:adjustRightInd w:val="0"/>
-        <w:spacing w:after="0" w:line="240" w:lineRule="auto"/>
-        <w:jc w:val="center"/>
-        <w:rPr>
-          <w:rFonts w:ascii="Arial" w:hAnsi="Arial" w:cs="Arial"/>
-          <w:b/>
-          <w:bCs/>
-          <w:sz w:val="28"/>
-          <w:szCs w:val="28"/>
-        </w:rPr>
-      </w:pPr>
-    </w:p>
-    <w:p>
-      <w:pPr>
-        <w:widowControl w:val="0"/>
-        <w:tabs>
-          <w:tab w:val="left" w:pos="6580"/>
-        </w:tabs>
-        <w:autoSpaceDE w:val="0"/>
-        <w:autoSpaceDN w:val="0"/>
-        <w:adjustRightInd w:val="0"/>
-        <w:spacing w:after="0" w:line="240" w:lineRule="auto"/>
-        <w:jc w:val="center"/>
-        <w:rPr>
-          <w:rFonts w:ascii="Arial" w:hAnsi="Arial" w:cs="Arial"/>
-          <w:b/>
-          <w:bCs/>
-          <w:sz w:val="28"/>
-          <w:szCs w:val="28"/>
-        </w:rPr>
-      </w:pPr>
-    </w:p>
-    <w:p>
-      <w:pPr>
-        <w:widowControl w:val="0"/>
-        <w:tabs>
-          <w:tab w:val="left" w:pos="6580"/>
-        </w:tabs>
-        <w:autoSpaceDE w:val="0"/>
-        <w:autoSpaceDN w:val="0"/>
-        <w:adjustRightInd w:val="0"/>
-        <w:spacing w:after="0" w:line="240" w:lineRule="auto"/>
-        <w:jc w:val="center"/>
-        <w:rPr>
-          <w:rFonts w:ascii="Arial" w:hAnsi="Arial" w:cs="Arial"/>
-          <w:b/>
-          <w:bCs/>
-          <w:sz w:val="28"/>
-          <w:szCs w:val="28"/>
-        </w:rPr>
-      </w:pPr>
-    </w:p>
-    <w:p>
-      <w:pPr>
-        <w:widowControl w:val="0"/>
-        <w:tabs>
-          <w:tab w:val="left" w:pos="6580"/>
-        </w:tabs>
-        <w:autoSpaceDE w:val="0"/>
-        <w:autoSpaceDN w:val="0"/>
-        <w:adjustRightInd w:val="0"/>
-        <w:spacing w:after="0" w:line="240" w:lineRule="auto"/>
-        <w:jc w:val="center"/>
-        <w:rPr>
-          <w:rFonts w:ascii="Arial" w:hAnsi="Arial" w:cs="Arial"/>
-          <w:b/>
-          <w:bCs/>
-          <w:sz w:val="28"/>
-          <w:szCs w:val="28"/>
-        </w:rPr>
-      </w:pPr>
-    </w:p>
-    <w:p>
-      <w:pPr>
-        <w:widowControl w:val="0"/>
-        <w:tabs>
-          <w:tab w:val="left" w:pos="6580"/>
-        </w:tabs>
-        <w:autoSpaceDE w:val="0"/>
-        <w:autoSpaceDN w:val="0"/>
-        <w:adjustRightInd w:val="0"/>
-        <w:spacing w:after="0" w:line="240" w:lineRule="auto"/>
-        <w:jc w:val="center"/>
-        <w:rPr>
-          <w:rFonts w:ascii="Arial" w:hAnsi="Arial" w:cs="Arial"/>
-          <w:b/>
-          <w:bCs/>
-          <w:sz w:val="28"/>
-          <w:szCs w:val="28"/>
-        </w:rPr>
-      </w:pPr>
-    </w:p>
-    <w:p>
-      <w:pPr>
-        <w:widowControl w:val="0"/>
-        <w:tabs>
-          <w:tab w:val="left" w:pos="6580"/>
-        </w:tabs>
-        <w:autoSpaceDE w:val="0"/>
-        <w:autoSpaceDN w:val="0"/>
-        <w:adjustRightInd w:val="0"/>
-        <w:spacing w:after="0" w:line="240" w:lineRule="auto"/>
-        <w:jc w:val="center"/>
-        <w:rPr>
-          <w:rFonts w:ascii="Arial" w:hAnsi="Arial" w:cs="Arial"/>
-          <w:b/>
-          <w:bCs/>
-          <w:sz w:val="28"/>
-          <w:szCs w:val="28"/>
-        </w:rPr>
-      </w:pPr>
-    </w:p>
-    <w:p>
-      <w:pPr>
-        <w:widowControl w:val="0"/>
-        <w:tabs>
-          <w:tab w:val="left" w:pos="6580"/>
-        </w:tabs>
-        <w:autoSpaceDE w:val="0"/>
-        <w:autoSpaceDN w:val="0"/>
-        <w:adjustRightInd w:val="0"/>
-        <w:spacing w:after="0" w:line="240" w:lineRule="auto"/>
-        <w:jc w:val="center"/>
-        <w:rPr>
-          <w:rFonts w:ascii="Arial" w:hAnsi="Arial" w:cs="Arial"/>
-          <w:b/>
-          <w:bCs/>
-          <w:sz w:val="28"/>
-          <w:szCs w:val="28"/>
-        </w:rPr>
-      </w:pPr>
-    </w:p>
-    <w:p>
-      <w:pPr>
-        <w:widowControl w:val="0"/>
-        <w:tabs>
-          <w:tab w:val="left" w:pos="6580"/>
-        </w:tabs>
-        <w:autoSpaceDE w:val="0"/>
-        <w:autoSpaceDN w:val="0"/>
-        <w:adjustRightInd w:val="0"/>
-        <w:spacing w:after="0" w:line="240" w:lineRule="auto"/>
-        <w:jc w:val="center"/>
-        <w:rPr>
-          <w:rFonts w:ascii="Arial" w:hAnsi="Arial" w:cs="Arial"/>
-          <w:b/>
-          <w:bCs/>
-          <w:sz w:val="28"/>
-          <w:szCs w:val="28"/>
-        </w:rPr>
-      </w:pPr>
-    </w:p>
-    <w:p>
-      <w:pPr>
-        <w:widowControl w:val="0"/>
-        <w:tabs>
-          <w:tab w:val="left" w:pos="6580"/>
-        </w:tabs>
-        <w:autoSpaceDE w:val="0"/>
-        <w:autoSpaceDN w:val="0"/>
-        <w:adjustRightInd w:val="0"/>
-        <w:spacing w:after="0" w:line="240" w:lineRule="auto"/>
-        <w:jc w:val="center"/>
-        <w:rPr>
-          <w:rFonts w:ascii="Arial" w:hAnsi="Arial" w:cs="Arial"/>
-          <w:b/>
-          <w:bCs/>
-          <w:sz w:val="28"/>
-          <w:szCs w:val="28"/>
-        </w:rPr>
-      </w:pPr>
-    </w:p>
-    <w:p>
-      <w:pPr>
-        <w:widowControl w:val="0"/>
-        <w:tabs>
-          <w:tab w:val="left" w:pos="6580"/>
-        </w:tabs>
-        <w:autoSpaceDE w:val="0"/>
-        <w:autoSpaceDN w:val="0"/>
-        <w:adjustRightInd w:val="0"/>
-        <w:spacing w:after="0" w:line="240" w:lineRule="auto"/>
-        <w:jc w:val="center"/>
-        <w:rPr>
-          <w:rFonts w:ascii="Arial" w:hAnsi="Arial" w:cs="Arial"/>
-          <w:b/>
-          <w:bCs/>
-          <w:sz w:val="28"/>
-          <w:szCs w:val="28"/>
-        </w:rPr>
-      </w:pPr>
-    </w:p>
-    <w:p>
-      <w:pPr>
-        <w:widowControl w:val="0"/>
-        <w:tabs>
-          <w:tab w:val="left" w:pos="6580"/>
-        </w:tabs>
-        <w:autoSpaceDE w:val="0"/>
-        <w:autoSpaceDN w:val="0"/>
-        <w:adjustRightInd w:val="0"/>
-        <w:spacing w:after="0" w:line="240" w:lineRule="auto"/>
-        <w:jc w:val="center"/>
-        <w:rPr>
-          <w:rFonts w:ascii="Arial" w:hAnsi="Arial" w:cs="Arial"/>
-          <w:b/>
-          <w:bCs/>
-          <w:sz w:val="28"/>
-          <w:szCs w:val="28"/>
-        </w:rPr>
-      </w:pPr>
-    </w:p>
-    <w:p>
-      <w:pPr>
-        <w:widowControl w:val="0"/>
-        <w:tabs>
-          <w:tab w:val="left" w:pos="6580"/>
-        </w:tabs>
-        <w:autoSpaceDE w:val="0"/>
-        <w:autoSpaceDN w:val="0"/>
-        <w:adjustRightInd w:val="0"/>
-        <w:spacing w:after="0" w:line="240" w:lineRule="auto"/>
-        <w:jc w:val="center"/>
-        <w:rPr>
-          <w:rFonts w:ascii="Arial" w:hAnsi="Arial" w:cs="Arial"/>
-          <w:b/>
-          <w:bCs/>
-          <w:sz w:val="28"/>
-          <w:szCs w:val="28"/>
-        </w:rPr>
-      </w:pPr>
-    </w:p>
-    <w:p>
-      <w:pPr>
-        <w:widowControl w:val="0"/>
-        <w:tabs>
-          <w:tab w:val="left" w:pos="6580"/>
-        </w:tabs>
-        <w:autoSpaceDE w:val="0"/>
-        <w:autoSpaceDN w:val="0"/>
-        <w:adjustRightInd w:val="0"/>
-        <w:spacing w:after="0" w:line="240" w:lineRule="auto"/>
-        <w:jc w:val="center"/>
-        <w:rPr>
-          <w:rFonts w:ascii="Arial" w:hAnsi="Arial" w:cs="Arial"/>
-          <w:b/>
-          <w:bCs/>
-          <w:sz w:val="28"/>
-          <w:szCs w:val="28"/>
-        </w:rPr>
-      </w:pPr>
-    </w:p>
-    <w:p>
-      <w:pPr>
-        <w:widowControl w:val="0"/>
-        <w:tabs>
-          <w:tab w:val="left" w:pos="6580"/>
-        </w:tabs>
-        <w:autoSpaceDE w:val="0"/>
-        <w:autoSpaceDN w:val="0"/>
-        <w:adjustRightInd w:val="0"/>
-        <w:spacing w:after="0" w:line="240" w:lineRule="auto"/>
-        <w:jc w:val="center"/>
-        <w:rPr>
-          <w:rFonts w:ascii="Arial" w:hAnsi="Arial" w:cs="Arial"/>
-          <w:b/>
-          <w:bCs/>
-          <w:sz w:val="28"/>
-          <w:szCs w:val="28"/>
-        </w:rPr>
-      </w:pPr>
-    </w:p>
-    <w:p>
-      <w:pPr>
-        <w:widowControl w:val="0"/>
-        <w:tabs>
-          <w:tab w:val="left" w:pos="6580"/>
-        </w:tabs>
-        <w:autoSpaceDE w:val="0"/>
-        <w:autoSpaceDN w:val="0"/>
-        <w:adjustRightInd w:val="0"/>
-        <w:spacing w:after="0" w:line="240" w:lineRule="auto"/>
-        <w:jc w:val="center"/>
-        <w:rPr>
-          <w:rFonts w:ascii="Arial" w:hAnsi="Arial" w:cs="Arial"/>
-          <w:b/>
-          <w:bCs/>
-          <w:sz w:val="28"/>
-          <w:szCs w:val="28"/>
-        </w:rPr>
-      </w:pPr>
-    </w:p>
-    <w:p>
-      <w:pPr>
-        <w:widowControl w:val="0"/>
-        <w:tabs>
-          <w:tab w:val="left" w:pos="6580"/>
-        </w:tabs>
-        <w:autoSpaceDE w:val="0"/>
-        <w:autoSpaceDN w:val="0"/>
-        <w:adjustRightInd w:val="0"/>
-        <w:spacing w:after="0" w:line="240" w:lineRule="auto"/>
-        <w:jc w:val="center"/>
-        <w:rPr>
-          <w:rFonts w:ascii="Arial" w:hAnsi="Arial" w:cs="Arial"/>
-          <w:b/>
-          <w:bCs/>
-          <w:sz w:val="28"/>
-          <w:szCs w:val="28"/>
-        </w:rPr>
-      </w:pPr>
-    </w:p>
-    <w:p>
-      <w:pPr>
-        <w:widowControl w:val="0"/>
-        <w:tabs>
-          <w:tab w:val="left" w:pos="6580"/>
-        </w:tabs>
-        <w:autoSpaceDE w:val="0"/>
-        <w:autoSpaceDN w:val="0"/>
-        <w:adjustRightInd w:val="0"/>
-        <w:spacing w:after="0" w:line="240" w:lineRule="auto"/>
-        <w:jc w:val="center"/>
-        <w:rPr>
-          <w:rFonts w:ascii="Arial" w:hAnsi="Arial" w:cs="Arial"/>
-          <w:b/>
-          <w:bCs/>
-          <w:sz w:val="28"/>
-          <w:szCs w:val="28"/>
-        </w:rPr>
-      </w:pPr>
-    </w:p>
-    <w:p>
-      <w:pPr>
-        <w:widowControl w:val="0"/>
-        <w:tabs>
-          <w:tab w:val="left" w:pos="6580"/>
-        </w:tabs>
-        <w:autoSpaceDE w:val="0"/>
-        <w:autoSpaceDN w:val="0"/>
-        <w:adjustRightInd w:val="0"/>
-        <w:spacing w:after="0" w:line="240" w:lineRule="auto"/>
-        <w:jc w:val="center"/>
-        <w:rPr>
-          <w:rFonts w:ascii="Arial" w:hAnsi="Arial" w:cs="Arial"/>
-          <w:b/>
-          <w:bCs/>
-          <w:sz w:val="28"/>
-          <w:szCs w:val="28"/>
-        </w:rPr>
-      </w:pPr>
-    </w:p>
-    <w:p>
-      <w:pPr>
-        <w:widowControl w:val="0"/>
-        <w:tabs>
-          <w:tab w:val="left" w:pos="6580"/>
-        </w:tabs>
-        <w:autoSpaceDE w:val="0"/>
-        <w:autoSpaceDN w:val="0"/>
-        <w:adjustRightInd w:val="0"/>
-        <w:spacing w:after="0" w:line="240" w:lineRule="auto"/>
-        <w:jc w:val="center"/>
-        <w:rPr>
-          <w:rFonts w:ascii="Arial" w:hAnsi="Arial" w:cs="Arial"/>
-          <w:b/>
-          <w:bCs/>
-          <w:sz w:val="28"/>
-          <w:szCs w:val="28"/>
-        </w:rPr>
-      </w:pPr>
-    </w:p>
-    <w:p>
-      <w:pPr>
-        <w:widowControl w:val="0"/>
-        <w:tabs>
-          <w:tab w:val="left" w:pos="6580"/>
-        </w:tabs>
-        <w:autoSpaceDE w:val="0"/>
-        <w:autoSpaceDN w:val="0"/>
-        <w:adjustRightInd w:val="0"/>
-        <w:spacing w:after="0" w:line="240" w:lineRule="auto"/>
-        <w:jc w:val="center"/>
-        <w:rPr>
-          <w:rFonts w:ascii="Arial" w:hAnsi="Arial" w:cs="Arial"/>
-          <w:b/>
-          <w:bCs/>
-          <w:sz w:val="28"/>
-          <w:szCs w:val="28"/>
-        </w:rPr>
-      </w:pPr>
-    </w:p>
-    <w:p>
-      <w:pPr>
-        <w:widowControl w:val="0"/>
-        <w:tabs>
-          <w:tab w:val="left" w:pos="6580"/>
-        </w:tabs>
-        <w:autoSpaceDE w:val="0"/>
-        <w:autoSpaceDN w:val="0"/>
-        <w:adjustRightInd w:val="0"/>
-        <w:spacing w:after="0" w:line="240" w:lineRule="auto"/>
-        <w:jc w:val="center"/>
-        <w:rPr>
-          <w:rFonts w:ascii="Arial" w:hAnsi="Arial" w:cs="Arial"/>
-          <w:b/>
-          <w:bCs/>
-          <w:sz w:val="28"/>
-          <w:szCs w:val="28"/>
-        </w:rPr>
-      </w:pPr>
-    </w:p>
-    <w:p>
-      <w:pPr>
-        <w:widowControl w:val="0"/>
-        <w:tabs>
-          <w:tab w:val="left" w:pos="6580"/>
-        </w:tabs>
-        <w:autoSpaceDE w:val="0"/>
-        <w:autoSpaceDN w:val="0"/>
-        <w:adjustRightInd w:val="0"/>
-        <w:spacing w:after="0" w:line="240" w:lineRule="auto"/>
-        <w:jc w:val="center"/>
-        <w:rPr>
-          <w:rFonts w:ascii="Arial" w:hAnsi="Arial" w:cs="Arial"/>
-          <w:b/>
-          <w:bCs/>
-          <w:sz w:val="28"/>
-          <w:szCs w:val="28"/>
-        </w:rPr>
-      </w:pPr>
-    </w:p>
-    <w:p>
-      <w:pPr>
-        <w:widowControl w:val="0"/>
-        <w:tabs>
-          <w:tab w:val="left" w:pos="6580"/>
-        </w:tabs>
-        <w:autoSpaceDE w:val="0"/>
-        <w:autoSpaceDN w:val="0"/>
-        <w:adjustRightInd w:val="0"/>
-        <w:spacing w:after="0" w:line="240" w:lineRule="auto"/>
-        <w:jc w:val="center"/>
-        <w:rPr>
-          <w:rFonts w:ascii="Arial" w:hAnsi="Arial" w:cs="Arial"/>
-          <w:b/>
-          <w:bCs/>
-          <w:sz w:val="28"/>
-          <w:szCs w:val="28"/>
-        </w:rPr>
-      </w:pPr>
-    </w:p>
-    <w:p>
-      <w:pPr>
-        <w:widowControl w:val="0"/>
-        <w:tabs>
-          <w:tab w:val="left" w:pos="6580"/>
-        </w:tabs>
-        <w:autoSpaceDE w:val="0"/>
-        <w:autoSpaceDN w:val="0"/>
-        <w:adjustRightInd w:val="0"/>
-        <w:spacing w:after="0" w:line="240" w:lineRule="auto"/>
-        <w:jc w:val="center"/>
-        <w:rPr>
-          <w:rFonts w:ascii="Arial" w:hAnsi="Arial" w:cs="Arial"/>
-          <w:b/>
-          <w:bCs/>
-          <w:sz w:val="28"/>
-          <w:szCs w:val="28"/>
-        </w:rPr>
-      </w:pPr>
-    </w:p>
-    <w:p>
-      <w:pPr>
-        <w:widowControl w:val="0"/>
-        <w:tabs>
-          <w:tab w:val="left" w:pos="6580"/>
-        </w:tabs>
-        <w:autoSpaceDE w:val="0"/>
-        <w:autoSpaceDN w:val="0"/>
-        <w:adjustRightInd w:val="0"/>
-        <w:spacing w:after="0" w:line="240" w:lineRule="auto"/>
-        <w:jc w:val="center"/>
-        <w:rPr>
-          <w:rFonts w:ascii="Arial" w:hAnsi="Arial" w:cs="Arial"/>
-          <w:b/>
-          <w:bCs/>
-          <w:sz w:val="28"/>
-          <w:szCs w:val="28"/>
-        </w:rPr>
-      </w:pPr>
-    </w:p>
-    <w:p>
-      <w:pPr>
-        <w:widowControl w:val="0"/>
-        <w:tabs>
-          <w:tab w:val="left" w:pos="6580"/>
-        </w:tabs>
-        <w:autoSpaceDE w:val="0"/>
-        <w:autoSpaceDN w:val="0"/>
-        <w:adjustRightInd w:val="0"/>
-        <w:spacing w:after="0" w:line="240" w:lineRule="auto"/>
-        <w:jc w:val="center"/>
-        <w:rPr>
-          <w:rFonts w:ascii="Arial" w:hAnsi="Arial" w:cs="Arial"/>
-          <w:b/>
-          <w:bCs/>
-          <w:sz w:val="28"/>
-          <w:szCs w:val="28"/>
-        </w:rPr>
-      </w:pPr>
-    </w:p>
-    <w:p>
-      <w:pPr>
-        <w:widowControl w:val="0"/>
-        <w:tabs>
-          <w:tab w:val="left" w:pos="6580"/>
-        </w:tabs>
-        <w:autoSpaceDE w:val="0"/>
-        <w:autoSpaceDN w:val="0"/>
-        <w:adjustRightInd w:val="0"/>
-        <w:spacing w:after="0" w:line="240" w:lineRule="auto"/>
-        <w:jc w:val="center"/>
-        <w:rPr>
-          <w:rFonts w:ascii="Arial" w:hAnsi="Arial" w:cs="Arial"/>
-          <w:b/>
-          <w:bCs/>
-          <w:sz w:val="28"/>
-          <w:szCs w:val="28"/>
-        </w:rPr>
-      </w:pPr>
-    </w:p>
-    <w:p>
-      <w:pPr>
-        <w:widowControl w:val="0"/>
-        <w:tabs>
-          <w:tab w:val="left" w:pos="6580"/>
-        </w:tabs>
-        <w:autoSpaceDE w:val="0"/>
-        <w:autoSpaceDN w:val="0"/>
-        <w:adjustRightInd w:val="0"/>
-        <w:spacing w:after="0" w:line="240" w:lineRule="auto"/>
-        <w:jc w:val="center"/>
-        <w:rPr>
-          <w:rFonts w:ascii="Arial" w:hAnsi="Arial" w:cs="Arial"/>
-          <w:b/>
-          <w:bCs/>
-          <w:sz w:val="28"/>
-          <w:szCs w:val="28"/>
-        </w:rPr>
-      </w:pPr>
-    </w:p>
-    <w:p>
-      <w:pPr>
-        <w:widowControl w:val="0"/>
-        <w:tabs>
-          <w:tab w:val="left" w:pos="6580"/>
-        </w:tabs>
-        <w:autoSpaceDE w:val="0"/>
-        <w:autoSpaceDN w:val="0"/>
-        <w:adjustRightInd w:val="0"/>
-        <w:spacing w:after="0" w:line="240" w:lineRule="auto"/>
-        <w:jc w:val="center"/>
-        <w:rPr>
-          <w:rFonts w:ascii="Arial" w:hAnsi="Arial" w:cs="Arial"/>
-          <w:b/>
-          <w:bCs/>
-          <w:sz w:val="28"/>
-          <w:szCs w:val="28"/>
-        </w:rPr>
-      </w:pPr>
-    </w:p>
-    <w:p>
-      <w:pPr>
-        <w:widowControl w:val="0"/>
-        <w:tabs>
-          <w:tab w:val="left" w:pos="6580"/>
-        </w:tabs>
-        <w:autoSpaceDE w:val="0"/>
-        <w:autoSpaceDN w:val="0"/>
-        <w:adjustRightInd w:val="0"/>
-        <w:spacing w:after="0" w:line="240" w:lineRule="auto"/>
-        <w:jc w:val="center"/>
-        <w:rPr>
-          <w:rFonts w:ascii="Arial" w:hAnsi="Arial" w:cs="Arial"/>
-          <w:b/>
-          <w:bCs/>
-          <w:sz w:val="28"/>
-          <w:szCs w:val="28"/>
-        </w:rPr>
-      </w:pPr>
-    </w:p>
-    <w:p>
-      <w:pPr>
-        <w:widowControl w:val="0"/>
-        <w:tabs>
-          <w:tab w:val="left" w:pos="6580"/>
-        </w:tabs>
-        <w:autoSpaceDE w:val="0"/>
-        <w:autoSpaceDN w:val="0"/>
-        <w:adjustRightInd w:val="0"/>
-        <w:spacing w:after="0" w:line="240" w:lineRule="auto"/>
-        <w:jc w:val="center"/>
-        <w:rPr>
-          <w:rFonts w:ascii="Arial" w:hAnsi="Arial" w:cs="Arial"/>
-          <w:b/>
-          <w:bCs/>
-          <w:sz w:val="28"/>
-          <w:szCs w:val="28"/>
-        </w:rPr>
-      </w:pPr>
-    </w:p>
-    <w:p>
-      <w:pPr>
-        <w:widowControl w:val="0"/>
-        <w:tabs>
-          <w:tab w:val="left" w:pos="6580"/>
-        </w:tabs>
-        <w:autoSpaceDE w:val="0"/>
-        <w:autoSpaceDN w:val="0"/>
-        <w:adjustRightInd w:val="0"/>
-        <w:spacing w:after="0" w:line="240" w:lineRule="auto"/>
-        <w:jc w:val="center"/>
-        <w:rPr>
-          <w:rFonts w:ascii="Arial" w:hAnsi="Arial" w:cs="Arial"/>
-          <w:b/>
-          <w:bCs/>
-          <w:sz w:val="28"/>
-          <w:szCs w:val="28"/>
-        </w:rPr>
-      </w:pPr>
-      <w:r>
-        <w:rPr>
-          <w:rFonts w:ascii="Arial" w:hAnsi="Arial" w:cs="Arial"/>
-          <w:b/>
-          <w:bCs/>
-          <w:sz w:val="28"/>
-          <w:szCs w:val="28"/>
-        </w:rPr>
+        <w:t xml:space="preserve"> était fait dans un premier temps du coté de C++ mais j’ai constaté quelques defaults, donc j’ai décidé de le mettre du coté de j</w:t>
+      </w:r>
+      <w:r>
+        <w:rPr>
+          <w:rFonts w:ascii="Arial" w:hAnsi="Arial" w:cs="Arial"/>
+          <w:bCs/>
+          <w:sz w:val="24"/>
+          <w:szCs w:val="24"/>
+        </w:rPr>
+        <w:t>ava pour résoudre c’est default.</w:t>
+      </w:r>
+      <w:r>
+        <w:rPr>
+          <w:rFonts w:ascii="Arial" w:hAnsi="Arial" w:cs="Arial"/>
+          <w:bCs/>
+          <w:sz w:val="24"/>
+          <w:szCs w:val="24"/>
+        </w:rPr>
+        <w:t xml:space="preserve"> </w:t>
+      </w:r>
+    </w:p>
+    <w:p>
+      <w:pPr>
+        <w:widowControl w:val="0"/>
+        <w:tabs>
+          <w:tab w:val="left" w:pos="6580"/>
+        </w:tabs>
+        <w:autoSpaceDE w:val="0"/>
+        <w:autoSpaceDN w:val="0"/>
+        <w:adjustRightInd w:val="0"/>
+        <w:spacing w:after="0" w:line="240" w:lineRule="auto"/>
+        <w:rPr>
+          <w:rFonts w:ascii="Arial" w:hAnsi="Arial" w:cs="Arial"/>
+          <w:bCs/>
+          <w:sz w:val="24"/>
+          <w:szCs w:val="24"/>
+        </w:rPr>
+      </w:pPr>
+    </w:p>
+    <w:p>
+      <w:pPr>
+        <w:widowControl w:val="0"/>
+        <w:tabs>
+          <w:tab w:val="left" w:pos="6580"/>
+        </w:tabs>
+        <w:autoSpaceDE w:val="0"/>
+        <w:autoSpaceDN w:val="0"/>
+        <w:adjustRightInd w:val="0"/>
+        <w:spacing w:after="0" w:line="240" w:lineRule="auto"/>
+        <w:rPr>
+          <w:rFonts w:ascii="Arial" w:hAnsi="Arial" w:cs="Arial"/>
+          <w:bCs/>
+          <w:sz w:val="24"/>
+          <w:szCs w:val="24"/>
+        </w:rPr>
+      </w:pPr>
+    </w:p>
+    <w:p>
+      <w:pPr>
+        <w:widowControl w:val="0"/>
+        <w:tabs>
+          <w:tab w:val="left" w:pos="6580"/>
+        </w:tabs>
+        <w:autoSpaceDE w:val="0"/>
+        <w:autoSpaceDN w:val="0"/>
+        <w:adjustRightInd w:val="0"/>
+        <w:spacing w:after="0" w:line="240" w:lineRule="auto"/>
+        <w:rPr>
+          <w:rFonts w:ascii="Arial" w:hAnsi="Arial" w:cs="Arial"/>
+          <w:bCs/>
+          <w:sz w:val="24"/>
+          <w:szCs w:val="24"/>
+        </w:rPr>
+      </w:pPr>
+    </w:p>
+    <w:p>
+      <w:pPr>
+        <w:widowControl w:val="0"/>
+        <w:tabs>
+          <w:tab w:val="left" w:pos="6580"/>
+        </w:tabs>
+        <w:autoSpaceDE w:val="0"/>
+        <w:autoSpaceDN w:val="0"/>
+        <w:adjustRightInd w:val="0"/>
+        <w:spacing w:after="0" w:line="240" w:lineRule="auto"/>
+        <w:rPr>
+          <w:rFonts w:ascii="Arial" w:hAnsi="Arial" w:cs="Arial"/>
+          <w:bCs/>
+          <w:sz w:val="24"/>
+          <w:szCs w:val="24"/>
+        </w:rPr>
+      </w:pPr>
+    </w:p>
+    <w:p>
+      <w:pPr>
+        <w:widowControl w:val="0"/>
+        <w:tabs>
+          <w:tab w:val="left" w:pos="6580"/>
+        </w:tabs>
+        <w:autoSpaceDE w:val="0"/>
+        <w:autoSpaceDN w:val="0"/>
+        <w:adjustRightInd w:val="0"/>
+        <w:spacing w:after="0" w:line="240" w:lineRule="auto"/>
+        <w:jc w:val="center"/>
+        <w:rPr>
+          <w:rFonts w:ascii="Arial" w:hAnsi="Arial" w:cs="Arial"/>
+          <w:b/>
+          <w:bCs/>
+          <w:sz w:val="28"/>
+          <w:szCs w:val="28"/>
+        </w:rPr>
+      </w:pPr>
+    </w:p>
+    <w:p>
+      <w:pPr>
+        <w:widowControl w:val="0"/>
+        <w:tabs>
+          <w:tab w:val="left" w:pos="6580"/>
+        </w:tabs>
+        <w:autoSpaceDE w:val="0"/>
+        <w:autoSpaceDN w:val="0"/>
+        <w:adjustRightInd w:val="0"/>
+        <w:spacing w:after="0" w:line="240" w:lineRule="auto"/>
+        <w:jc w:val="center"/>
+        <w:rPr>
+          <w:rFonts w:ascii="Arial" w:hAnsi="Arial" w:cs="Arial"/>
+          <w:b/>
+          <w:bCs/>
+          <w:sz w:val="28"/>
+          <w:szCs w:val="28"/>
+        </w:rPr>
+      </w:pPr>
+    </w:p>
+    <w:p>
+      <w:pPr>
+        <w:widowControl w:val="0"/>
+        <w:tabs>
+          <w:tab w:val="left" w:pos="6580"/>
+        </w:tabs>
+        <w:autoSpaceDE w:val="0"/>
+        <w:autoSpaceDN w:val="0"/>
+        <w:adjustRightInd w:val="0"/>
+        <w:spacing w:after="0" w:line="240" w:lineRule="auto"/>
+        <w:rPr>
+          <w:rFonts w:ascii="Arial" w:hAnsi="Arial" w:cs="Arial"/>
+          <w:b/>
+          <w:bCs/>
+          <w:sz w:val="28"/>
+          <w:szCs w:val="28"/>
+        </w:rPr>
+      </w:pPr>
+    </w:p>
+    <w:p>
+      <w:pPr>
+        <w:widowControl w:val="0"/>
+        <w:tabs>
+          <w:tab w:val="left" w:pos="6580"/>
+        </w:tabs>
+        <w:autoSpaceDE w:val="0"/>
+        <w:autoSpaceDN w:val="0"/>
+        <w:adjustRightInd w:val="0"/>
+        <w:spacing w:after="0" w:line="240" w:lineRule="auto"/>
+        <w:jc w:val="center"/>
+        <w:rPr>
+          <w:rFonts w:ascii="Arial" w:hAnsi="Arial" w:cs="Arial"/>
+          <w:b/>
+          <w:bCs/>
+          <w:sz w:val="28"/>
+          <w:szCs w:val="28"/>
+        </w:rPr>
+      </w:pPr>
+    </w:p>
+    <w:p>
+      <w:pPr>
+        <w:widowControl w:val="0"/>
+        <w:tabs>
+          <w:tab w:val="left" w:pos="6580"/>
+        </w:tabs>
+        <w:autoSpaceDE w:val="0"/>
+        <w:autoSpaceDN w:val="0"/>
+        <w:adjustRightInd w:val="0"/>
+        <w:spacing w:after="0" w:line="240" w:lineRule="auto"/>
+        <w:jc w:val="center"/>
+        <w:rPr>
+          <w:rFonts w:ascii="Arial" w:hAnsi="Arial" w:cs="Arial"/>
+          <w:b/>
+          <w:bCs/>
+          <w:sz w:val="28"/>
+          <w:szCs w:val="28"/>
+        </w:rPr>
+      </w:pPr>
+    </w:p>
+    <w:p>
+      <w:pPr>
+        <w:widowControl w:val="0"/>
+        <w:tabs>
+          <w:tab w:val="left" w:pos="6580"/>
+        </w:tabs>
+        <w:autoSpaceDE w:val="0"/>
+        <w:autoSpaceDN w:val="0"/>
+        <w:adjustRightInd w:val="0"/>
+        <w:spacing w:after="0" w:line="240" w:lineRule="auto"/>
+        <w:jc w:val="center"/>
+        <w:rPr>
+          <w:rFonts w:ascii="Arial" w:hAnsi="Arial" w:cs="Arial"/>
+          <w:b/>
+          <w:bCs/>
+          <w:sz w:val="28"/>
+          <w:szCs w:val="28"/>
+        </w:rPr>
+      </w:pPr>
+    </w:p>
+    <w:p>
+      <w:pPr>
+        <w:widowControl w:val="0"/>
+        <w:tabs>
+          <w:tab w:val="left" w:pos="6580"/>
+        </w:tabs>
+        <w:autoSpaceDE w:val="0"/>
+        <w:autoSpaceDN w:val="0"/>
+        <w:adjustRightInd w:val="0"/>
+        <w:spacing w:after="0" w:line="240" w:lineRule="auto"/>
+        <w:jc w:val="center"/>
+        <w:rPr>
+          <w:rFonts w:ascii="Arial" w:hAnsi="Arial" w:cs="Arial"/>
+          <w:b/>
+          <w:bCs/>
+          <w:sz w:val="28"/>
+          <w:szCs w:val="28"/>
+        </w:rPr>
+      </w:pPr>
+    </w:p>
+    <w:p>
+      <w:pPr>
+        <w:widowControl w:val="0"/>
+        <w:tabs>
+          <w:tab w:val="left" w:pos="6580"/>
+        </w:tabs>
+        <w:autoSpaceDE w:val="0"/>
+        <w:autoSpaceDN w:val="0"/>
+        <w:adjustRightInd w:val="0"/>
+        <w:spacing w:after="0" w:line="240" w:lineRule="auto"/>
+        <w:jc w:val="center"/>
+        <w:rPr>
+          <w:rFonts w:ascii="Arial" w:hAnsi="Arial" w:cs="Arial"/>
+          <w:b/>
+          <w:bCs/>
+          <w:sz w:val="28"/>
+          <w:szCs w:val="28"/>
+        </w:rPr>
+      </w:pPr>
+    </w:p>
+    <w:p>
+      <w:pPr>
+        <w:widowControl w:val="0"/>
+        <w:tabs>
+          <w:tab w:val="left" w:pos="6580"/>
+        </w:tabs>
+        <w:autoSpaceDE w:val="0"/>
+        <w:autoSpaceDN w:val="0"/>
+        <w:adjustRightInd w:val="0"/>
+        <w:spacing w:after="0" w:line="240" w:lineRule="auto"/>
+        <w:jc w:val="center"/>
+        <w:rPr>
+          <w:rFonts w:ascii="Arial" w:hAnsi="Arial" w:cs="Arial"/>
+          <w:b/>
+          <w:bCs/>
+          <w:sz w:val="28"/>
+          <w:szCs w:val="28"/>
+        </w:rPr>
+      </w:pPr>
+    </w:p>
+    <w:p>
+      <w:pPr>
+        <w:widowControl w:val="0"/>
+        <w:tabs>
+          <w:tab w:val="left" w:pos="6580"/>
+        </w:tabs>
+        <w:autoSpaceDE w:val="0"/>
+        <w:autoSpaceDN w:val="0"/>
+        <w:adjustRightInd w:val="0"/>
+        <w:spacing w:after="0" w:line="240" w:lineRule="auto"/>
+        <w:jc w:val="center"/>
+        <w:rPr>
+          <w:rFonts w:ascii="Arial" w:hAnsi="Arial" w:cs="Arial"/>
+          <w:b/>
+          <w:bCs/>
+          <w:sz w:val="28"/>
+          <w:szCs w:val="28"/>
+        </w:rPr>
+      </w:pPr>
+    </w:p>
+    <w:p>
+      <w:pPr>
+        <w:widowControl w:val="0"/>
+        <w:tabs>
+          <w:tab w:val="left" w:pos="6580"/>
+        </w:tabs>
+        <w:autoSpaceDE w:val="0"/>
+        <w:autoSpaceDN w:val="0"/>
+        <w:adjustRightInd w:val="0"/>
+        <w:spacing w:after="0" w:line="240" w:lineRule="auto"/>
+        <w:jc w:val="center"/>
+        <w:rPr>
+          <w:rFonts w:ascii="Arial" w:hAnsi="Arial" w:cs="Arial"/>
+          <w:b/>
+          <w:bCs/>
+          <w:sz w:val="28"/>
+          <w:szCs w:val="28"/>
+        </w:rPr>
+      </w:pPr>
+    </w:p>
+    <w:p>
+      <w:pPr>
+        <w:widowControl w:val="0"/>
+        <w:tabs>
+          <w:tab w:val="left" w:pos="6580"/>
+        </w:tabs>
+        <w:autoSpaceDE w:val="0"/>
+        <w:autoSpaceDN w:val="0"/>
+        <w:adjustRightInd w:val="0"/>
+        <w:spacing w:after="0" w:line="240" w:lineRule="auto"/>
+        <w:jc w:val="center"/>
+        <w:rPr>
+          <w:rFonts w:ascii="Arial" w:hAnsi="Arial" w:cs="Arial"/>
+          <w:b/>
+          <w:bCs/>
+          <w:sz w:val="28"/>
+          <w:szCs w:val="28"/>
+        </w:rPr>
+      </w:pPr>
+    </w:p>
+    <w:p>
+      <w:pPr>
+        <w:widowControl w:val="0"/>
+        <w:tabs>
+          <w:tab w:val="left" w:pos="6580"/>
+        </w:tabs>
+        <w:autoSpaceDE w:val="0"/>
+        <w:autoSpaceDN w:val="0"/>
+        <w:adjustRightInd w:val="0"/>
+        <w:spacing w:after="0" w:line="240" w:lineRule="auto"/>
+        <w:jc w:val="center"/>
+        <w:rPr>
+          <w:rFonts w:ascii="Arial" w:hAnsi="Arial" w:cs="Arial"/>
+          <w:b/>
+          <w:bCs/>
+          <w:sz w:val="28"/>
+          <w:szCs w:val="28"/>
+        </w:rPr>
+      </w:pPr>
+    </w:p>
+    <w:p>
+      <w:pPr>
+        <w:widowControl w:val="0"/>
+        <w:tabs>
+          <w:tab w:val="left" w:pos="6580"/>
+        </w:tabs>
+        <w:autoSpaceDE w:val="0"/>
+        <w:autoSpaceDN w:val="0"/>
+        <w:adjustRightInd w:val="0"/>
+        <w:spacing w:after="0" w:line="240" w:lineRule="auto"/>
+        <w:jc w:val="center"/>
+        <w:rPr>
+          <w:rFonts w:ascii="Arial" w:hAnsi="Arial" w:cs="Arial"/>
+          <w:b/>
+          <w:bCs/>
+          <w:sz w:val="28"/>
+          <w:szCs w:val="28"/>
+        </w:rPr>
+      </w:pPr>
+    </w:p>
+    <w:p>
+      <w:pPr>
+        <w:widowControl w:val="0"/>
+        <w:tabs>
+          <w:tab w:val="left" w:pos="6580"/>
+        </w:tabs>
+        <w:autoSpaceDE w:val="0"/>
+        <w:autoSpaceDN w:val="0"/>
+        <w:adjustRightInd w:val="0"/>
+        <w:spacing w:after="0" w:line="240" w:lineRule="auto"/>
+        <w:jc w:val="center"/>
+        <w:rPr>
+          <w:rFonts w:ascii="Arial" w:hAnsi="Arial" w:cs="Arial"/>
+          <w:b/>
+          <w:bCs/>
+          <w:sz w:val="28"/>
+          <w:szCs w:val="28"/>
+        </w:rPr>
+      </w:pPr>
+    </w:p>
+    <w:p>
+      <w:pPr>
+        <w:widowControl w:val="0"/>
+        <w:tabs>
+          <w:tab w:val="left" w:pos="6580"/>
+        </w:tabs>
+        <w:autoSpaceDE w:val="0"/>
+        <w:autoSpaceDN w:val="0"/>
+        <w:adjustRightInd w:val="0"/>
+        <w:spacing w:after="0" w:line="240" w:lineRule="auto"/>
+        <w:jc w:val="center"/>
+        <w:rPr>
+          <w:rFonts w:ascii="Arial" w:hAnsi="Arial" w:cs="Arial"/>
+          <w:b/>
+          <w:bCs/>
+          <w:sz w:val="28"/>
+          <w:szCs w:val="28"/>
+        </w:rPr>
+      </w:pPr>
+    </w:p>
+    <w:p>
+      <w:pPr>
+        <w:widowControl w:val="0"/>
+        <w:tabs>
+          <w:tab w:val="left" w:pos="6580"/>
+        </w:tabs>
+        <w:autoSpaceDE w:val="0"/>
+        <w:autoSpaceDN w:val="0"/>
+        <w:adjustRightInd w:val="0"/>
+        <w:spacing w:after="0" w:line="240" w:lineRule="auto"/>
+        <w:jc w:val="center"/>
+        <w:rPr>
+          <w:rFonts w:ascii="Arial" w:hAnsi="Arial" w:cs="Arial"/>
+          <w:b/>
+          <w:bCs/>
+          <w:sz w:val="28"/>
+          <w:szCs w:val="28"/>
+        </w:rPr>
+      </w:pPr>
+    </w:p>
+    <w:p>
+      <w:pPr>
+        <w:widowControl w:val="0"/>
+        <w:tabs>
+          <w:tab w:val="left" w:pos="6580"/>
+        </w:tabs>
+        <w:autoSpaceDE w:val="0"/>
+        <w:autoSpaceDN w:val="0"/>
+        <w:adjustRightInd w:val="0"/>
+        <w:spacing w:after="0" w:line="240" w:lineRule="auto"/>
+        <w:jc w:val="center"/>
+        <w:rPr>
+          <w:rFonts w:ascii="Arial" w:hAnsi="Arial" w:cs="Arial"/>
+          <w:b/>
+          <w:bCs/>
+          <w:sz w:val="28"/>
+          <w:szCs w:val="28"/>
+        </w:rPr>
+      </w:pPr>
+    </w:p>
+    <w:p>
+      <w:pPr>
+        <w:widowControl w:val="0"/>
+        <w:tabs>
+          <w:tab w:val="left" w:pos="6580"/>
+        </w:tabs>
+        <w:autoSpaceDE w:val="0"/>
+        <w:autoSpaceDN w:val="0"/>
+        <w:adjustRightInd w:val="0"/>
+        <w:spacing w:after="0" w:line="240" w:lineRule="auto"/>
+        <w:jc w:val="center"/>
+        <w:rPr>
+          <w:rFonts w:ascii="Arial" w:hAnsi="Arial" w:cs="Arial"/>
+          <w:b/>
+          <w:bCs/>
+          <w:sz w:val="28"/>
+          <w:szCs w:val="28"/>
+        </w:rPr>
+      </w:pPr>
+    </w:p>
+    <w:p>
+      <w:pPr>
+        <w:widowControl w:val="0"/>
+        <w:tabs>
+          <w:tab w:val="left" w:pos="6580"/>
+        </w:tabs>
+        <w:autoSpaceDE w:val="0"/>
+        <w:autoSpaceDN w:val="0"/>
+        <w:adjustRightInd w:val="0"/>
+        <w:spacing w:after="0" w:line="240" w:lineRule="auto"/>
+        <w:jc w:val="center"/>
+        <w:rPr>
+          <w:rFonts w:ascii="Arial" w:hAnsi="Arial" w:cs="Arial"/>
+          <w:b/>
+          <w:bCs/>
+          <w:sz w:val="28"/>
+          <w:szCs w:val="28"/>
+        </w:rPr>
+      </w:pPr>
+    </w:p>
+    <w:p>
+      <w:pPr>
+        <w:widowControl w:val="0"/>
+        <w:tabs>
+          <w:tab w:val="left" w:pos="6580"/>
+        </w:tabs>
+        <w:autoSpaceDE w:val="0"/>
+        <w:autoSpaceDN w:val="0"/>
+        <w:adjustRightInd w:val="0"/>
+        <w:spacing w:after="0" w:line="240" w:lineRule="auto"/>
+        <w:jc w:val="center"/>
+        <w:rPr>
+          <w:rFonts w:ascii="Arial" w:hAnsi="Arial" w:cs="Arial"/>
+          <w:b/>
+          <w:bCs/>
+          <w:sz w:val="28"/>
+          <w:szCs w:val="28"/>
+        </w:rPr>
+      </w:pPr>
+    </w:p>
+    <w:p>
+      <w:pPr>
+        <w:widowControl w:val="0"/>
+        <w:tabs>
+          <w:tab w:val="left" w:pos="6580"/>
+        </w:tabs>
+        <w:autoSpaceDE w:val="0"/>
+        <w:autoSpaceDN w:val="0"/>
+        <w:adjustRightInd w:val="0"/>
+        <w:spacing w:after="0" w:line="240" w:lineRule="auto"/>
+        <w:jc w:val="center"/>
+        <w:rPr>
+          <w:rFonts w:ascii="Arial" w:hAnsi="Arial" w:cs="Arial"/>
+          <w:b/>
+          <w:bCs/>
+          <w:sz w:val="28"/>
+          <w:szCs w:val="28"/>
+        </w:rPr>
+      </w:pPr>
+    </w:p>
+    <w:p>
+      <w:pPr>
+        <w:widowControl w:val="0"/>
+        <w:tabs>
+          <w:tab w:val="left" w:pos="6580"/>
+        </w:tabs>
+        <w:autoSpaceDE w:val="0"/>
+        <w:autoSpaceDN w:val="0"/>
+        <w:adjustRightInd w:val="0"/>
+        <w:spacing w:after="0" w:line="240" w:lineRule="auto"/>
+        <w:jc w:val="center"/>
+        <w:rPr>
+          <w:rFonts w:ascii="Arial" w:hAnsi="Arial" w:cs="Arial"/>
+          <w:b/>
+          <w:bCs/>
+          <w:sz w:val="28"/>
+          <w:szCs w:val="28"/>
+        </w:rPr>
+      </w:pPr>
+    </w:p>
+    <w:p>
+      <w:pPr>
+        <w:widowControl w:val="0"/>
+        <w:tabs>
+          <w:tab w:val="left" w:pos="6580"/>
+        </w:tabs>
+        <w:autoSpaceDE w:val="0"/>
+        <w:autoSpaceDN w:val="0"/>
+        <w:adjustRightInd w:val="0"/>
+        <w:spacing w:after="0" w:line="240" w:lineRule="auto"/>
+        <w:jc w:val="center"/>
+        <w:rPr>
+          <w:rFonts w:ascii="Arial" w:hAnsi="Arial" w:cs="Arial"/>
+          <w:b/>
+          <w:bCs/>
+          <w:sz w:val="28"/>
+          <w:szCs w:val="28"/>
+        </w:rPr>
+      </w:pPr>
+    </w:p>
+    <w:p>
+      <w:pPr>
+        <w:widowControl w:val="0"/>
+        <w:tabs>
+          <w:tab w:val="left" w:pos="6580"/>
+        </w:tabs>
+        <w:autoSpaceDE w:val="0"/>
+        <w:autoSpaceDN w:val="0"/>
+        <w:adjustRightInd w:val="0"/>
+        <w:spacing w:after="0" w:line="240" w:lineRule="auto"/>
+        <w:jc w:val="center"/>
+        <w:rPr>
+          <w:rFonts w:ascii="Arial" w:hAnsi="Arial" w:cs="Arial"/>
+          <w:b/>
+          <w:bCs/>
+          <w:sz w:val="28"/>
+          <w:szCs w:val="28"/>
+        </w:rPr>
+      </w:pPr>
+    </w:p>
+    <w:p>
+      <w:pPr>
+        <w:widowControl w:val="0"/>
+        <w:tabs>
+          <w:tab w:val="left" w:pos="6580"/>
+        </w:tabs>
+        <w:autoSpaceDE w:val="0"/>
+        <w:autoSpaceDN w:val="0"/>
+        <w:adjustRightInd w:val="0"/>
+        <w:spacing w:after="0" w:line="240" w:lineRule="auto"/>
+        <w:jc w:val="center"/>
+        <w:rPr>
+          <w:rFonts w:ascii="Arial" w:hAnsi="Arial" w:cs="Arial"/>
+          <w:b/>
+          <w:bCs/>
+          <w:sz w:val="28"/>
+          <w:szCs w:val="28"/>
+        </w:rPr>
+      </w:pPr>
+    </w:p>
+    <w:p>
+      <w:pPr>
+        <w:widowControl w:val="0"/>
+        <w:tabs>
+          <w:tab w:val="left" w:pos="6580"/>
+        </w:tabs>
+        <w:autoSpaceDE w:val="0"/>
+        <w:autoSpaceDN w:val="0"/>
+        <w:adjustRightInd w:val="0"/>
+        <w:spacing w:after="0" w:line="240" w:lineRule="auto"/>
+        <w:rPr>
+          <w:rFonts w:ascii="Arial" w:hAnsi="Arial" w:cs="Arial"/>
+          <w:b/>
+          <w:bCs/>
+          <w:sz w:val="28"/>
+          <w:szCs w:val="28"/>
+        </w:rPr>
+      </w:pPr>
+    </w:p>
+    <w:p>
+      <w:pPr>
+        <w:widowControl w:val="0"/>
+        <w:tabs>
+          <w:tab w:val="left" w:pos="6580"/>
+        </w:tabs>
+        <w:autoSpaceDE w:val="0"/>
+        <w:autoSpaceDN w:val="0"/>
+        <w:adjustRightInd w:val="0"/>
+        <w:spacing w:after="0" w:line="240" w:lineRule="auto"/>
+        <w:jc w:val="center"/>
+        <w:rPr>
+          <w:rFonts w:ascii="Arial" w:hAnsi="Arial" w:cs="Arial"/>
+          <w:b/>
+          <w:bCs/>
+          <w:sz w:val="28"/>
+          <w:szCs w:val="28"/>
+        </w:rPr>
+      </w:pPr>
+      <w:r>
+        <w:rPr>
+          <w:rFonts w:ascii="Arial" w:hAnsi="Arial" w:cs="Arial"/>
+          <w:b/>
+          <w:bCs/>
+          <w:sz w:val="28"/>
+          <w:szCs w:val="28"/>
+        </w:rPr>
+        <w:lastRenderedPageBreak/>
         <w:t>Conclusion</w:t>
       </w:r>
     </w:p>
@@ -5292,6 +5434,1883 @@
           <w:szCs w:val="28"/>
         </w:rPr>
       </w:pPr>
+      <w:r>
+        <w:rPr>
+          <w:noProof/>
+          <w:lang w:eastAsia="ja-JP"/>
+        </w:rPr>
+        <w:drawing>
+          <wp:inline distT="0" distB="0" distL="0" distR="0" wp14:anchorId="5E2A3D86" wp14:editId="740B1391">
+            <wp:extent cx="1730858" cy="7044538"/>
+            <wp:effectExtent l="0" t="0" r="3175" b="4445"/>
+            <wp:docPr id="11" name="Image 11"/>
+            <wp:cNvGraphicFramePr>
+              <a:graphicFrameLocks xmlns:a="http://schemas.openxmlformats.org/drawingml/2006/main" noChangeAspect="1"/>
+            </wp:cNvGraphicFramePr>
+            <a:graphic xmlns:a="http://schemas.openxmlformats.org/drawingml/2006/main">
+              <a:graphicData uri="http://schemas.openxmlformats.org/drawingml/2006/picture">
+                <pic:pic xmlns:pic="http://schemas.openxmlformats.org/drawingml/2006/picture">
+                  <pic:nvPicPr>
+                    <pic:cNvPr id="1" name=""/>
+                    <pic:cNvPicPr/>
+                  </pic:nvPicPr>
+                  <pic:blipFill>
+                    <a:blip r:embed="rId14"/>
+                    <a:stretch>
+                      <a:fillRect/>
+                    </a:stretch>
+                  </pic:blipFill>
+                  <pic:spPr>
+                    <a:xfrm>
+                      <a:off x="0" y="0"/>
+                      <a:ext cx="1774793" cy="7223353"/>
+                    </a:xfrm>
+                    <a:prstGeom prst="rect">
+                      <a:avLst/>
+                    </a:prstGeom>
+                  </pic:spPr>
+                </pic:pic>
+              </a:graphicData>
+            </a:graphic>
+          </wp:inline>
+        </w:drawing>
+      </w:r>
+    </w:p>
+    <w:p>
+      <w:pPr>
+        <w:widowControl w:val="0"/>
+        <w:tabs>
+          <w:tab w:val="left" w:pos="6580"/>
+        </w:tabs>
+        <w:autoSpaceDE w:val="0"/>
+        <w:autoSpaceDN w:val="0"/>
+        <w:adjustRightInd w:val="0"/>
+        <w:spacing w:after="0" w:line="240" w:lineRule="auto"/>
+        <w:jc w:val="center"/>
+        <w:rPr>
+          <w:rFonts w:ascii="Arial" w:hAnsi="Arial" w:cs="Arial"/>
+          <w:b/>
+          <w:bCs/>
+          <w:sz w:val="28"/>
+          <w:szCs w:val="28"/>
+        </w:rPr>
+      </w:pPr>
+    </w:p>
+    <w:p>
+      <w:pPr>
+        <w:widowControl w:val="0"/>
+        <w:tabs>
+          <w:tab w:val="left" w:pos="6580"/>
+        </w:tabs>
+        <w:autoSpaceDE w:val="0"/>
+        <w:autoSpaceDN w:val="0"/>
+        <w:adjustRightInd w:val="0"/>
+        <w:spacing w:after="0" w:line="240" w:lineRule="auto"/>
+        <w:jc w:val="center"/>
+        <w:rPr>
+          <w:rFonts w:ascii="Arial" w:hAnsi="Arial" w:cs="Arial"/>
+          <w:b/>
+          <w:bCs/>
+          <w:sz w:val="28"/>
+          <w:szCs w:val="28"/>
+        </w:rPr>
+      </w:pPr>
+      <w:r>
+        <w:rPr>
+          <w:rFonts w:ascii="Arial" w:hAnsi="Arial" w:cs="Arial"/>
+          <w:b/>
+          <w:bCs/>
+          <w:sz w:val="28"/>
+          <w:szCs w:val="28"/>
+        </w:rPr>
+        <w:t>c.f 2.0</w:t>
+      </w:r>
+    </w:p>
+    <w:p>
+      <w:pPr>
+        <w:widowControl w:val="0"/>
+        <w:tabs>
+          <w:tab w:val="left" w:pos="6580"/>
+        </w:tabs>
+        <w:autoSpaceDE w:val="0"/>
+        <w:autoSpaceDN w:val="0"/>
+        <w:adjustRightInd w:val="0"/>
+        <w:spacing w:after="0" w:line="240" w:lineRule="auto"/>
+        <w:jc w:val="center"/>
+        <w:rPr>
+          <w:rFonts w:ascii="Arial" w:hAnsi="Arial" w:cs="Arial"/>
+          <w:b/>
+          <w:bCs/>
+          <w:sz w:val="28"/>
+          <w:szCs w:val="28"/>
+        </w:rPr>
+      </w:pPr>
+      <w:r>
+        <w:rPr>
+          <w:rFonts w:ascii="Arial" w:hAnsi="Arial" w:cs="Arial"/>
+          <w:b/>
+          <w:bCs/>
+          <w:sz w:val="28"/>
+          <w:szCs w:val="28"/>
+        </w:rPr>
+        <w:drawing>
+          <wp:inline distT="0" distB="0" distL="0" distR="0" wp14:anchorId="10436757" wp14:editId="72071151">
+            <wp:extent cx="5981700" cy="4829175"/>
+            <wp:effectExtent l="0" t="0" r="0" b="9525"/>
+            <wp:docPr id="16" name="Image 16"/>
+            <wp:cNvGraphicFramePr>
+              <a:graphicFrameLocks xmlns:a="http://schemas.openxmlformats.org/drawingml/2006/main" noChangeAspect="1"/>
+            </wp:cNvGraphicFramePr>
+            <a:graphic xmlns:a="http://schemas.openxmlformats.org/drawingml/2006/main">
+              <a:graphicData uri="http://schemas.openxmlformats.org/drawingml/2006/picture">
+                <pic:pic xmlns:pic="http://schemas.openxmlformats.org/drawingml/2006/picture">
+                  <pic:nvPicPr>
+                    <pic:cNvPr id="1" name=""/>
+                    <pic:cNvPicPr/>
+                  </pic:nvPicPr>
+                  <pic:blipFill>
+                    <a:blip r:embed="rId15"/>
+                    <a:stretch>
+                      <a:fillRect/>
+                    </a:stretch>
+                  </pic:blipFill>
+                  <pic:spPr>
+                    <a:xfrm>
+                      <a:off x="0" y="0"/>
+                      <a:ext cx="5981700" cy="4829175"/>
+                    </a:xfrm>
+                    <a:prstGeom prst="rect">
+                      <a:avLst/>
+                    </a:prstGeom>
+                  </pic:spPr>
+                </pic:pic>
+              </a:graphicData>
+            </a:graphic>
+          </wp:inline>
+        </w:drawing>
+      </w:r>
+    </w:p>
+    <w:p>
+      <w:pPr>
+        <w:widowControl w:val="0"/>
+        <w:tabs>
+          <w:tab w:val="left" w:pos="6580"/>
+        </w:tabs>
+        <w:autoSpaceDE w:val="0"/>
+        <w:autoSpaceDN w:val="0"/>
+        <w:adjustRightInd w:val="0"/>
+        <w:spacing w:after="0" w:line="240" w:lineRule="auto"/>
+        <w:jc w:val="center"/>
+        <w:rPr>
+          <w:rFonts w:ascii="Arial" w:hAnsi="Arial" w:cs="Arial"/>
+          <w:b/>
+          <w:bCs/>
+          <w:sz w:val="28"/>
+          <w:szCs w:val="28"/>
+        </w:rPr>
+      </w:pPr>
+    </w:p>
+    <w:p>
+      <w:pPr>
+        <w:widowControl w:val="0"/>
+        <w:tabs>
+          <w:tab w:val="left" w:pos="6580"/>
+        </w:tabs>
+        <w:autoSpaceDE w:val="0"/>
+        <w:autoSpaceDN w:val="0"/>
+        <w:adjustRightInd w:val="0"/>
+        <w:spacing w:after="0" w:line="240" w:lineRule="auto"/>
+        <w:jc w:val="center"/>
+        <w:rPr>
+          <w:rFonts w:ascii="Arial" w:hAnsi="Arial" w:cs="Arial"/>
+          <w:b/>
+          <w:bCs/>
+          <w:sz w:val="28"/>
+          <w:szCs w:val="28"/>
+        </w:rPr>
+      </w:pPr>
+      <w:r>
+        <w:rPr>
+          <w:rFonts w:ascii="Arial" w:hAnsi="Arial" w:cs="Arial"/>
+          <w:b/>
+          <w:bCs/>
+          <w:sz w:val="28"/>
+          <w:szCs w:val="28"/>
+        </w:rPr>
+        <w:t>c.f 2.1</w:t>
+      </w:r>
+    </w:p>
+    <w:p>
+      <w:pPr>
+        <w:widowControl w:val="0"/>
+        <w:tabs>
+          <w:tab w:val="left" w:pos="6580"/>
+        </w:tabs>
+        <w:autoSpaceDE w:val="0"/>
+        <w:autoSpaceDN w:val="0"/>
+        <w:adjustRightInd w:val="0"/>
+        <w:spacing w:after="0" w:line="240" w:lineRule="auto"/>
+        <w:jc w:val="center"/>
+        <w:rPr>
+          <w:rFonts w:ascii="Arial" w:hAnsi="Arial" w:cs="Arial"/>
+          <w:b/>
+          <w:bCs/>
+          <w:sz w:val="28"/>
+          <w:szCs w:val="28"/>
+        </w:rPr>
+      </w:pPr>
+      <w:r>
+        <w:rPr>
+          <w:rFonts w:ascii="Arial" w:hAnsi="Arial" w:cs="Arial"/>
+          <w:bCs/>
+          <w:sz w:val="24"/>
+          <w:szCs w:val="24"/>
+        </w:rPr>
+        <w:drawing>
+          <wp:inline distT="0" distB="0" distL="0" distR="0" wp14:anchorId="24349E6C" wp14:editId="5BAB4F1E">
+            <wp:extent cx="5981700" cy="2815590"/>
+            <wp:effectExtent l="0" t="0" r="0" b="3810"/>
+            <wp:docPr id="12" name="Image 12"/>
+            <wp:cNvGraphicFramePr>
+              <a:graphicFrameLocks xmlns:a="http://schemas.openxmlformats.org/drawingml/2006/main" noChangeAspect="1"/>
+            </wp:cNvGraphicFramePr>
+            <a:graphic xmlns:a="http://schemas.openxmlformats.org/drawingml/2006/main">
+              <a:graphicData uri="http://schemas.openxmlformats.org/drawingml/2006/picture">
+                <pic:pic xmlns:pic="http://schemas.openxmlformats.org/drawingml/2006/picture">
+                  <pic:nvPicPr>
+                    <pic:cNvPr id="1" name=""/>
+                    <pic:cNvPicPr/>
+                  </pic:nvPicPr>
+                  <pic:blipFill>
+                    <a:blip r:embed="rId16"/>
+                    <a:stretch>
+                      <a:fillRect/>
+                    </a:stretch>
+                  </pic:blipFill>
+                  <pic:spPr>
+                    <a:xfrm>
+                      <a:off x="0" y="0"/>
+                      <a:ext cx="5981700" cy="2815590"/>
+                    </a:xfrm>
+                    <a:prstGeom prst="rect">
+                      <a:avLst/>
+                    </a:prstGeom>
+                  </pic:spPr>
+                </pic:pic>
+              </a:graphicData>
+            </a:graphic>
+          </wp:inline>
+        </w:drawing>
+      </w:r>
+    </w:p>
+    <w:p>
+      <w:pPr>
+        <w:widowControl w:val="0"/>
+        <w:tabs>
+          <w:tab w:val="left" w:pos="6580"/>
+        </w:tabs>
+        <w:autoSpaceDE w:val="0"/>
+        <w:autoSpaceDN w:val="0"/>
+        <w:adjustRightInd w:val="0"/>
+        <w:spacing w:after="0" w:line="240" w:lineRule="auto"/>
+        <w:jc w:val="center"/>
+        <w:rPr>
+          <w:rFonts w:ascii="Arial" w:hAnsi="Arial" w:cs="Arial"/>
+          <w:b/>
+          <w:bCs/>
+          <w:sz w:val="28"/>
+          <w:szCs w:val="28"/>
+        </w:rPr>
+      </w:pPr>
+    </w:p>
+    <w:p>
+      <w:pPr>
+        <w:widowControl w:val="0"/>
+        <w:tabs>
+          <w:tab w:val="left" w:pos="6580"/>
+        </w:tabs>
+        <w:autoSpaceDE w:val="0"/>
+        <w:autoSpaceDN w:val="0"/>
+        <w:adjustRightInd w:val="0"/>
+        <w:spacing w:after="0" w:line="240" w:lineRule="auto"/>
+        <w:jc w:val="center"/>
+        <w:rPr>
+          <w:rFonts w:ascii="Arial" w:hAnsi="Arial" w:cs="Arial"/>
+          <w:b/>
+          <w:bCs/>
+          <w:sz w:val="28"/>
+          <w:szCs w:val="28"/>
+        </w:rPr>
+      </w:pPr>
+    </w:p>
+    <w:p>
+      <w:pPr>
+        <w:widowControl w:val="0"/>
+        <w:tabs>
+          <w:tab w:val="left" w:pos="6580"/>
+        </w:tabs>
+        <w:autoSpaceDE w:val="0"/>
+        <w:autoSpaceDN w:val="0"/>
+        <w:adjustRightInd w:val="0"/>
+        <w:spacing w:after="0" w:line="240" w:lineRule="auto"/>
+        <w:jc w:val="center"/>
+        <w:rPr>
+          <w:rFonts w:ascii="Arial" w:hAnsi="Arial" w:cs="Arial"/>
+          <w:b/>
+          <w:bCs/>
+          <w:sz w:val="28"/>
+          <w:szCs w:val="28"/>
+        </w:rPr>
+      </w:pPr>
+    </w:p>
+    <w:p>
+      <w:pPr>
+        <w:widowControl w:val="0"/>
+        <w:tabs>
+          <w:tab w:val="left" w:pos="6580"/>
+        </w:tabs>
+        <w:autoSpaceDE w:val="0"/>
+        <w:autoSpaceDN w:val="0"/>
+        <w:adjustRightInd w:val="0"/>
+        <w:spacing w:after="0" w:line="240" w:lineRule="auto"/>
+        <w:jc w:val="center"/>
+        <w:rPr>
+          <w:rFonts w:ascii="Arial" w:hAnsi="Arial" w:cs="Arial"/>
+          <w:b/>
+          <w:bCs/>
+          <w:sz w:val="28"/>
+          <w:szCs w:val="28"/>
+        </w:rPr>
+      </w:pPr>
+    </w:p>
+    <w:p>
+      <w:pPr>
+        <w:widowControl w:val="0"/>
+        <w:tabs>
+          <w:tab w:val="left" w:pos="6580"/>
+        </w:tabs>
+        <w:autoSpaceDE w:val="0"/>
+        <w:autoSpaceDN w:val="0"/>
+        <w:adjustRightInd w:val="0"/>
+        <w:spacing w:after="0" w:line="240" w:lineRule="auto"/>
+        <w:jc w:val="center"/>
+        <w:rPr>
+          <w:rFonts w:ascii="Arial" w:hAnsi="Arial" w:cs="Arial"/>
+          <w:b/>
+          <w:bCs/>
+          <w:sz w:val="28"/>
+          <w:szCs w:val="28"/>
+        </w:rPr>
+      </w:pPr>
+      <w:r>
+        <w:rPr>
+          <w:rFonts w:ascii="Arial" w:hAnsi="Arial" w:cs="Arial"/>
+          <w:b/>
+          <w:bCs/>
+          <w:sz w:val="28"/>
+          <w:szCs w:val="28"/>
+        </w:rPr>
+        <w:t>c.f 2.2</w:t>
+      </w:r>
+    </w:p>
+    <w:p>
+      <w:pPr>
+        <w:widowControl w:val="0"/>
+        <w:tabs>
+          <w:tab w:val="left" w:pos="6580"/>
+        </w:tabs>
+        <w:autoSpaceDE w:val="0"/>
+        <w:autoSpaceDN w:val="0"/>
+        <w:adjustRightInd w:val="0"/>
+        <w:spacing w:after="0" w:line="240" w:lineRule="auto"/>
+        <w:jc w:val="center"/>
+        <w:rPr>
+          <w:rFonts w:ascii="Arial" w:hAnsi="Arial" w:cs="Arial"/>
+          <w:b/>
+          <w:bCs/>
+          <w:sz w:val="28"/>
+          <w:szCs w:val="28"/>
+        </w:rPr>
+      </w:pPr>
+      <w:r>
+        <w:rPr>
+          <w:rFonts w:ascii="Arial" w:hAnsi="Arial" w:cs="Arial"/>
+          <w:b/>
+          <w:bCs/>
+          <w:sz w:val="28"/>
+          <w:szCs w:val="28"/>
+        </w:rPr>
+        <w:drawing>
+          <wp:inline distT="0" distB="0" distL="0" distR="0" wp14:anchorId="0A6A9474" wp14:editId="3D31A050">
+            <wp:extent cx="5981700" cy="4105275"/>
+            <wp:effectExtent l="0" t="0" r="0" b="9525"/>
+            <wp:docPr id="13" name="Image 13"/>
+            <wp:cNvGraphicFramePr>
+              <a:graphicFrameLocks xmlns:a="http://schemas.openxmlformats.org/drawingml/2006/main" noChangeAspect="1"/>
+            </wp:cNvGraphicFramePr>
+            <a:graphic xmlns:a="http://schemas.openxmlformats.org/drawingml/2006/main">
+              <a:graphicData uri="http://schemas.openxmlformats.org/drawingml/2006/picture">
+                <pic:pic xmlns:pic="http://schemas.openxmlformats.org/drawingml/2006/picture">
+                  <pic:nvPicPr>
+                    <pic:cNvPr id="1" name=""/>
+                    <pic:cNvPicPr/>
+                  </pic:nvPicPr>
+                  <pic:blipFill>
+                    <a:blip r:embed="rId17"/>
+                    <a:stretch>
+                      <a:fillRect/>
+                    </a:stretch>
+                  </pic:blipFill>
+                  <pic:spPr>
+                    <a:xfrm>
+                      <a:off x="0" y="0"/>
+                      <a:ext cx="5981700" cy="4105275"/>
+                    </a:xfrm>
+                    <a:prstGeom prst="rect">
+                      <a:avLst/>
+                    </a:prstGeom>
+                  </pic:spPr>
+                </pic:pic>
+              </a:graphicData>
+            </a:graphic>
+          </wp:inline>
+        </w:drawing>
+      </w:r>
+    </w:p>
+    <w:p>
+      <w:pPr>
+        <w:widowControl w:val="0"/>
+        <w:tabs>
+          <w:tab w:val="left" w:pos="6580"/>
+        </w:tabs>
+        <w:autoSpaceDE w:val="0"/>
+        <w:autoSpaceDN w:val="0"/>
+        <w:adjustRightInd w:val="0"/>
+        <w:spacing w:after="0" w:line="240" w:lineRule="auto"/>
+        <w:jc w:val="center"/>
+        <w:rPr>
+          <w:rFonts w:ascii="Arial" w:hAnsi="Arial" w:cs="Arial"/>
+          <w:b/>
+          <w:bCs/>
+          <w:sz w:val="28"/>
+          <w:szCs w:val="28"/>
+        </w:rPr>
+      </w:pPr>
+      <w:r>
+        <w:rPr>
+          <w:rFonts w:ascii="Arial" w:hAnsi="Arial" w:cs="Arial"/>
+          <w:b/>
+          <w:bCs/>
+          <w:sz w:val="28"/>
+          <w:szCs w:val="28"/>
+        </w:rPr>
+        <w:drawing>
+          <wp:inline distT="0" distB="0" distL="0" distR="0" wp14:anchorId="64CFB8E5" wp14:editId="0FF5189D">
+            <wp:extent cx="2772162" cy="724001"/>
+            <wp:effectExtent l="0" t="0" r="9525" b="0"/>
+            <wp:docPr id="14" name="Image 14"/>
+            <wp:cNvGraphicFramePr>
+              <a:graphicFrameLocks xmlns:a="http://schemas.openxmlformats.org/drawingml/2006/main" noChangeAspect="1"/>
+            </wp:cNvGraphicFramePr>
+            <a:graphic xmlns:a="http://schemas.openxmlformats.org/drawingml/2006/main">
+              <a:graphicData uri="http://schemas.openxmlformats.org/drawingml/2006/picture">
+                <pic:pic xmlns:pic="http://schemas.openxmlformats.org/drawingml/2006/picture">
+                  <pic:nvPicPr>
+                    <pic:cNvPr id="1" name=""/>
+                    <pic:cNvPicPr/>
+                  </pic:nvPicPr>
+                  <pic:blipFill>
+                    <a:blip r:embed="rId18"/>
+                    <a:stretch>
+                      <a:fillRect/>
+                    </a:stretch>
+                  </pic:blipFill>
+                  <pic:spPr>
+                    <a:xfrm>
+                      <a:off x="0" y="0"/>
+                      <a:ext cx="2772162" cy="724001"/>
+                    </a:xfrm>
+                    <a:prstGeom prst="rect">
+                      <a:avLst/>
+                    </a:prstGeom>
+                  </pic:spPr>
+                </pic:pic>
+              </a:graphicData>
+            </a:graphic>
+          </wp:inline>
+        </w:drawing>
+      </w:r>
+    </w:p>
+    <w:p>
+      <w:pPr>
+        <w:widowControl w:val="0"/>
+        <w:tabs>
+          <w:tab w:val="left" w:pos="6580"/>
+        </w:tabs>
+        <w:autoSpaceDE w:val="0"/>
+        <w:autoSpaceDN w:val="0"/>
+        <w:adjustRightInd w:val="0"/>
+        <w:spacing w:after="0" w:line="240" w:lineRule="auto"/>
+        <w:jc w:val="center"/>
+        <w:rPr>
+          <w:rFonts w:ascii="Arial" w:hAnsi="Arial" w:cs="Arial"/>
+          <w:b/>
+          <w:bCs/>
+          <w:sz w:val="28"/>
+          <w:szCs w:val="28"/>
+        </w:rPr>
+      </w:pPr>
+    </w:p>
+    <w:p>
+      <w:pPr>
+        <w:widowControl w:val="0"/>
+        <w:tabs>
+          <w:tab w:val="left" w:pos="6580"/>
+        </w:tabs>
+        <w:autoSpaceDE w:val="0"/>
+        <w:autoSpaceDN w:val="0"/>
+        <w:adjustRightInd w:val="0"/>
+        <w:spacing w:after="0" w:line="240" w:lineRule="auto"/>
+        <w:jc w:val="center"/>
+        <w:rPr>
+          <w:rFonts w:ascii="Arial" w:hAnsi="Arial" w:cs="Arial"/>
+          <w:b/>
+          <w:bCs/>
+          <w:sz w:val="28"/>
+          <w:szCs w:val="28"/>
+        </w:rPr>
+      </w:pPr>
+    </w:p>
+    <w:p>
+      <w:pPr>
+        <w:widowControl w:val="0"/>
+        <w:tabs>
+          <w:tab w:val="left" w:pos="6580"/>
+        </w:tabs>
+        <w:autoSpaceDE w:val="0"/>
+        <w:autoSpaceDN w:val="0"/>
+        <w:adjustRightInd w:val="0"/>
+        <w:spacing w:after="0" w:line="240" w:lineRule="auto"/>
+        <w:jc w:val="center"/>
+        <w:rPr>
+          <w:rFonts w:ascii="Arial" w:hAnsi="Arial" w:cs="Arial"/>
+          <w:b/>
+          <w:bCs/>
+          <w:sz w:val="28"/>
+          <w:szCs w:val="28"/>
+        </w:rPr>
+      </w:pPr>
+    </w:p>
+    <w:p>
+      <w:pPr>
+        <w:widowControl w:val="0"/>
+        <w:tabs>
+          <w:tab w:val="left" w:pos="6580"/>
+        </w:tabs>
+        <w:autoSpaceDE w:val="0"/>
+        <w:autoSpaceDN w:val="0"/>
+        <w:adjustRightInd w:val="0"/>
+        <w:spacing w:after="0" w:line="240" w:lineRule="auto"/>
+        <w:jc w:val="center"/>
+        <w:rPr>
+          <w:rFonts w:ascii="Arial" w:hAnsi="Arial" w:cs="Arial"/>
+          <w:b/>
+          <w:bCs/>
+          <w:sz w:val="28"/>
+          <w:szCs w:val="28"/>
+        </w:rPr>
+      </w:pPr>
+    </w:p>
+    <w:p>
+      <w:pPr>
+        <w:widowControl w:val="0"/>
+        <w:tabs>
+          <w:tab w:val="left" w:pos="6580"/>
+        </w:tabs>
+        <w:autoSpaceDE w:val="0"/>
+        <w:autoSpaceDN w:val="0"/>
+        <w:adjustRightInd w:val="0"/>
+        <w:spacing w:after="0" w:line="240" w:lineRule="auto"/>
+        <w:jc w:val="center"/>
+        <w:rPr>
+          <w:rFonts w:ascii="Arial" w:hAnsi="Arial" w:cs="Arial"/>
+          <w:b/>
+          <w:bCs/>
+          <w:sz w:val="28"/>
+          <w:szCs w:val="28"/>
+        </w:rPr>
+      </w:pPr>
+    </w:p>
+    <w:p>
+      <w:pPr>
+        <w:widowControl w:val="0"/>
+        <w:tabs>
+          <w:tab w:val="left" w:pos="6580"/>
+        </w:tabs>
+        <w:autoSpaceDE w:val="0"/>
+        <w:autoSpaceDN w:val="0"/>
+        <w:adjustRightInd w:val="0"/>
+        <w:spacing w:after="0" w:line="240" w:lineRule="auto"/>
+        <w:jc w:val="center"/>
+        <w:rPr>
+          <w:rFonts w:ascii="Arial" w:hAnsi="Arial" w:cs="Arial"/>
+          <w:b/>
+          <w:bCs/>
+          <w:sz w:val="28"/>
+          <w:szCs w:val="28"/>
+        </w:rPr>
+      </w:pPr>
+    </w:p>
+    <w:p>
+      <w:pPr>
+        <w:widowControl w:val="0"/>
+        <w:tabs>
+          <w:tab w:val="left" w:pos="6580"/>
+        </w:tabs>
+        <w:autoSpaceDE w:val="0"/>
+        <w:autoSpaceDN w:val="0"/>
+        <w:adjustRightInd w:val="0"/>
+        <w:spacing w:after="0" w:line="240" w:lineRule="auto"/>
+        <w:jc w:val="center"/>
+        <w:rPr>
+          <w:rFonts w:ascii="Arial" w:hAnsi="Arial" w:cs="Arial"/>
+          <w:b/>
+          <w:bCs/>
+          <w:sz w:val="28"/>
+          <w:szCs w:val="28"/>
+        </w:rPr>
+      </w:pPr>
+    </w:p>
+    <w:p>
+      <w:pPr>
+        <w:widowControl w:val="0"/>
+        <w:tabs>
+          <w:tab w:val="left" w:pos="6580"/>
+        </w:tabs>
+        <w:autoSpaceDE w:val="0"/>
+        <w:autoSpaceDN w:val="0"/>
+        <w:adjustRightInd w:val="0"/>
+        <w:spacing w:after="0" w:line="240" w:lineRule="auto"/>
+        <w:jc w:val="center"/>
+        <w:rPr>
+          <w:rFonts w:ascii="Arial" w:hAnsi="Arial" w:cs="Arial"/>
+          <w:b/>
+          <w:bCs/>
+          <w:sz w:val="28"/>
+          <w:szCs w:val="28"/>
+        </w:rPr>
+      </w:pPr>
+    </w:p>
+    <w:p>
+      <w:pPr>
+        <w:widowControl w:val="0"/>
+        <w:tabs>
+          <w:tab w:val="left" w:pos="6580"/>
+        </w:tabs>
+        <w:autoSpaceDE w:val="0"/>
+        <w:autoSpaceDN w:val="0"/>
+        <w:adjustRightInd w:val="0"/>
+        <w:spacing w:after="0" w:line="240" w:lineRule="auto"/>
+        <w:jc w:val="center"/>
+        <w:rPr>
+          <w:rFonts w:ascii="Arial" w:hAnsi="Arial" w:cs="Arial"/>
+          <w:b/>
+          <w:bCs/>
+          <w:sz w:val="28"/>
+          <w:szCs w:val="28"/>
+        </w:rPr>
+      </w:pPr>
+    </w:p>
+    <w:p>
+      <w:pPr>
+        <w:widowControl w:val="0"/>
+        <w:tabs>
+          <w:tab w:val="left" w:pos="6580"/>
+        </w:tabs>
+        <w:autoSpaceDE w:val="0"/>
+        <w:autoSpaceDN w:val="0"/>
+        <w:adjustRightInd w:val="0"/>
+        <w:spacing w:after="0" w:line="240" w:lineRule="auto"/>
+        <w:jc w:val="center"/>
+        <w:rPr>
+          <w:rFonts w:ascii="Arial" w:hAnsi="Arial" w:cs="Arial"/>
+          <w:b/>
+          <w:bCs/>
+          <w:sz w:val="28"/>
+          <w:szCs w:val="28"/>
+        </w:rPr>
+      </w:pPr>
+    </w:p>
+    <w:p>
+      <w:pPr>
+        <w:widowControl w:val="0"/>
+        <w:tabs>
+          <w:tab w:val="left" w:pos="6580"/>
+        </w:tabs>
+        <w:autoSpaceDE w:val="0"/>
+        <w:autoSpaceDN w:val="0"/>
+        <w:adjustRightInd w:val="0"/>
+        <w:spacing w:after="0" w:line="240" w:lineRule="auto"/>
+        <w:jc w:val="center"/>
+        <w:rPr>
+          <w:rFonts w:ascii="Arial" w:hAnsi="Arial" w:cs="Arial"/>
+          <w:b/>
+          <w:bCs/>
+          <w:sz w:val="28"/>
+          <w:szCs w:val="28"/>
+        </w:rPr>
+      </w:pPr>
+    </w:p>
+    <w:p>
+      <w:pPr>
+        <w:widowControl w:val="0"/>
+        <w:tabs>
+          <w:tab w:val="left" w:pos="6580"/>
+        </w:tabs>
+        <w:autoSpaceDE w:val="0"/>
+        <w:autoSpaceDN w:val="0"/>
+        <w:adjustRightInd w:val="0"/>
+        <w:spacing w:after="0" w:line="240" w:lineRule="auto"/>
+        <w:jc w:val="center"/>
+        <w:rPr>
+          <w:rFonts w:ascii="Arial" w:hAnsi="Arial" w:cs="Arial"/>
+          <w:b/>
+          <w:bCs/>
+          <w:sz w:val="28"/>
+          <w:szCs w:val="28"/>
+        </w:rPr>
+      </w:pPr>
+    </w:p>
+    <w:p>
+      <w:pPr>
+        <w:widowControl w:val="0"/>
+        <w:tabs>
+          <w:tab w:val="left" w:pos="6580"/>
+        </w:tabs>
+        <w:autoSpaceDE w:val="0"/>
+        <w:autoSpaceDN w:val="0"/>
+        <w:adjustRightInd w:val="0"/>
+        <w:spacing w:after="0" w:line="240" w:lineRule="auto"/>
+        <w:jc w:val="center"/>
+        <w:rPr>
+          <w:rFonts w:ascii="Arial" w:hAnsi="Arial" w:cs="Arial"/>
+          <w:b/>
+          <w:bCs/>
+          <w:sz w:val="28"/>
+          <w:szCs w:val="28"/>
+        </w:rPr>
+      </w:pPr>
+    </w:p>
+    <w:p>
+      <w:pPr>
+        <w:widowControl w:val="0"/>
+        <w:tabs>
+          <w:tab w:val="left" w:pos="6580"/>
+        </w:tabs>
+        <w:autoSpaceDE w:val="0"/>
+        <w:autoSpaceDN w:val="0"/>
+        <w:adjustRightInd w:val="0"/>
+        <w:spacing w:after="0" w:line="240" w:lineRule="auto"/>
+        <w:jc w:val="center"/>
+        <w:rPr>
+          <w:rFonts w:ascii="Arial" w:hAnsi="Arial" w:cs="Arial"/>
+          <w:b/>
+          <w:bCs/>
+          <w:sz w:val="28"/>
+          <w:szCs w:val="28"/>
+        </w:rPr>
+      </w:pPr>
+    </w:p>
+    <w:p>
+      <w:pPr>
+        <w:widowControl w:val="0"/>
+        <w:tabs>
+          <w:tab w:val="left" w:pos="6580"/>
+        </w:tabs>
+        <w:autoSpaceDE w:val="0"/>
+        <w:autoSpaceDN w:val="0"/>
+        <w:adjustRightInd w:val="0"/>
+        <w:spacing w:after="0" w:line="240" w:lineRule="auto"/>
+        <w:jc w:val="center"/>
+        <w:rPr>
+          <w:rFonts w:ascii="Arial" w:hAnsi="Arial" w:cs="Arial"/>
+          <w:b/>
+          <w:bCs/>
+          <w:sz w:val="28"/>
+          <w:szCs w:val="28"/>
+        </w:rPr>
+      </w:pPr>
+    </w:p>
+    <w:p>
+      <w:pPr>
+        <w:widowControl w:val="0"/>
+        <w:tabs>
+          <w:tab w:val="left" w:pos="6580"/>
+        </w:tabs>
+        <w:autoSpaceDE w:val="0"/>
+        <w:autoSpaceDN w:val="0"/>
+        <w:adjustRightInd w:val="0"/>
+        <w:spacing w:after="0" w:line="240" w:lineRule="auto"/>
+        <w:jc w:val="center"/>
+        <w:rPr>
+          <w:rFonts w:ascii="Arial" w:hAnsi="Arial" w:cs="Arial"/>
+          <w:b/>
+          <w:bCs/>
+          <w:sz w:val="28"/>
+          <w:szCs w:val="28"/>
+        </w:rPr>
+      </w:pPr>
+    </w:p>
+    <w:p>
+      <w:pPr>
+        <w:widowControl w:val="0"/>
+        <w:tabs>
+          <w:tab w:val="left" w:pos="6580"/>
+        </w:tabs>
+        <w:autoSpaceDE w:val="0"/>
+        <w:autoSpaceDN w:val="0"/>
+        <w:adjustRightInd w:val="0"/>
+        <w:spacing w:after="0" w:line="240" w:lineRule="auto"/>
+        <w:jc w:val="center"/>
+        <w:rPr>
+          <w:rFonts w:ascii="Arial" w:hAnsi="Arial" w:cs="Arial"/>
+          <w:b/>
+          <w:bCs/>
+          <w:sz w:val="28"/>
+          <w:szCs w:val="28"/>
+        </w:rPr>
+      </w:pPr>
+    </w:p>
+    <w:p>
+      <w:pPr>
+        <w:widowControl w:val="0"/>
+        <w:tabs>
+          <w:tab w:val="left" w:pos="6580"/>
+        </w:tabs>
+        <w:autoSpaceDE w:val="0"/>
+        <w:autoSpaceDN w:val="0"/>
+        <w:adjustRightInd w:val="0"/>
+        <w:spacing w:after="0" w:line="240" w:lineRule="auto"/>
+        <w:jc w:val="center"/>
+        <w:rPr>
+          <w:rFonts w:ascii="Arial" w:hAnsi="Arial" w:cs="Arial"/>
+          <w:b/>
+          <w:bCs/>
+          <w:sz w:val="28"/>
+          <w:szCs w:val="28"/>
+        </w:rPr>
+      </w:pPr>
+    </w:p>
+    <w:p>
+      <w:pPr>
+        <w:widowControl w:val="0"/>
+        <w:tabs>
+          <w:tab w:val="left" w:pos="6580"/>
+        </w:tabs>
+        <w:autoSpaceDE w:val="0"/>
+        <w:autoSpaceDN w:val="0"/>
+        <w:adjustRightInd w:val="0"/>
+        <w:spacing w:after="0" w:line="240" w:lineRule="auto"/>
+        <w:jc w:val="center"/>
+        <w:rPr>
+          <w:rFonts w:ascii="Arial" w:hAnsi="Arial" w:cs="Arial"/>
+          <w:b/>
+          <w:bCs/>
+          <w:sz w:val="28"/>
+          <w:szCs w:val="28"/>
+        </w:rPr>
+      </w:pPr>
+    </w:p>
+    <w:p>
+      <w:pPr>
+        <w:widowControl w:val="0"/>
+        <w:tabs>
+          <w:tab w:val="left" w:pos="6580"/>
+        </w:tabs>
+        <w:autoSpaceDE w:val="0"/>
+        <w:autoSpaceDN w:val="0"/>
+        <w:adjustRightInd w:val="0"/>
+        <w:spacing w:after="0" w:line="240" w:lineRule="auto"/>
+        <w:jc w:val="center"/>
+        <w:rPr>
+          <w:rFonts w:ascii="Arial" w:hAnsi="Arial" w:cs="Arial"/>
+          <w:b/>
+          <w:bCs/>
+          <w:sz w:val="28"/>
+          <w:szCs w:val="28"/>
+        </w:rPr>
+      </w:pPr>
+      <w:r>
+        <w:rPr>
+          <w:rFonts w:ascii="Arial" w:hAnsi="Arial" w:cs="Arial"/>
+          <w:b/>
+          <w:bCs/>
+          <w:sz w:val="28"/>
+          <w:szCs w:val="28"/>
+        </w:rPr>
+        <w:t>c.f 2.3</w:t>
+      </w:r>
+    </w:p>
+    <w:p>
+      <w:pPr>
+        <w:widowControl w:val="0"/>
+        <w:tabs>
+          <w:tab w:val="left" w:pos="6580"/>
+        </w:tabs>
+        <w:autoSpaceDE w:val="0"/>
+        <w:autoSpaceDN w:val="0"/>
+        <w:adjustRightInd w:val="0"/>
+        <w:spacing w:after="0" w:line="240" w:lineRule="auto"/>
+        <w:jc w:val="center"/>
+        <w:rPr>
+          <w:rFonts w:ascii="Arial" w:hAnsi="Arial" w:cs="Arial"/>
+          <w:b/>
+          <w:bCs/>
+          <w:sz w:val="28"/>
+          <w:szCs w:val="28"/>
+        </w:rPr>
+      </w:pPr>
+      <w:r>
+        <w:rPr>
+          <w:rFonts w:ascii="Arial" w:hAnsi="Arial" w:cs="Arial"/>
+          <w:b/>
+          <w:bCs/>
+          <w:sz w:val="28"/>
+          <w:szCs w:val="28"/>
+        </w:rPr>
+        <w:drawing>
+          <wp:inline distT="0" distB="0" distL="0" distR="0" wp14:anchorId="448A55A4" wp14:editId="0A044AC0">
+            <wp:extent cx="5925377" cy="7411484"/>
+            <wp:effectExtent l="0" t="0" r="0" b="0"/>
+            <wp:docPr id="15" name="Image 15"/>
+            <wp:cNvGraphicFramePr>
+              <a:graphicFrameLocks xmlns:a="http://schemas.openxmlformats.org/drawingml/2006/main" noChangeAspect="1"/>
+            </wp:cNvGraphicFramePr>
+            <a:graphic xmlns:a="http://schemas.openxmlformats.org/drawingml/2006/main">
+              <a:graphicData uri="http://schemas.openxmlformats.org/drawingml/2006/picture">
+                <pic:pic xmlns:pic="http://schemas.openxmlformats.org/drawingml/2006/picture">
+                  <pic:nvPicPr>
+                    <pic:cNvPr id="1" name=""/>
+                    <pic:cNvPicPr/>
+                  </pic:nvPicPr>
+                  <pic:blipFill>
+                    <a:blip r:embed="rId19"/>
+                    <a:stretch>
+                      <a:fillRect/>
+                    </a:stretch>
+                  </pic:blipFill>
+                  <pic:spPr>
+                    <a:xfrm>
+                      <a:off x="0" y="0"/>
+                      <a:ext cx="5925377" cy="7411484"/>
+                    </a:xfrm>
+                    <a:prstGeom prst="rect">
+                      <a:avLst/>
+                    </a:prstGeom>
+                  </pic:spPr>
+                </pic:pic>
+              </a:graphicData>
+            </a:graphic>
+          </wp:inline>
+        </w:drawing>
+      </w:r>
+    </w:p>
+    <w:p>
+      <w:pPr>
+        <w:widowControl w:val="0"/>
+        <w:tabs>
+          <w:tab w:val="left" w:pos="6580"/>
+        </w:tabs>
+        <w:autoSpaceDE w:val="0"/>
+        <w:autoSpaceDN w:val="0"/>
+        <w:adjustRightInd w:val="0"/>
+        <w:spacing w:after="0" w:line="240" w:lineRule="auto"/>
+        <w:jc w:val="center"/>
+        <w:rPr>
+          <w:rFonts w:ascii="Arial" w:hAnsi="Arial" w:cs="Arial"/>
+          <w:b/>
+          <w:bCs/>
+          <w:sz w:val="28"/>
+          <w:szCs w:val="28"/>
+        </w:rPr>
+      </w:pPr>
+    </w:p>
+    <w:p>
+      <w:pPr>
+        <w:widowControl w:val="0"/>
+        <w:tabs>
+          <w:tab w:val="left" w:pos="6580"/>
+        </w:tabs>
+        <w:autoSpaceDE w:val="0"/>
+        <w:autoSpaceDN w:val="0"/>
+        <w:adjustRightInd w:val="0"/>
+        <w:spacing w:after="0" w:line="240" w:lineRule="auto"/>
+        <w:jc w:val="center"/>
+        <w:rPr>
+          <w:rFonts w:ascii="Arial" w:hAnsi="Arial" w:cs="Arial"/>
+          <w:b/>
+          <w:bCs/>
+          <w:sz w:val="28"/>
+          <w:szCs w:val="28"/>
+        </w:rPr>
+      </w:pPr>
+    </w:p>
+    <w:p>
+      <w:pPr>
+        <w:widowControl w:val="0"/>
+        <w:tabs>
+          <w:tab w:val="left" w:pos="6580"/>
+        </w:tabs>
+        <w:autoSpaceDE w:val="0"/>
+        <w:autoSpaceDN w:val="0"/>
+        <w:adjustRightInd w:val="0"/>
+        <w:spacing w:after="0" w:line="240" w:lineRule="auto"/>
+        <w:jc w:val="center"/>
+        <w:rPr>
+          <w:rFonts w:ascii="Arial" w:hAnsi="Arial" w:cs="Arial"/>
+          <w:b/>
+          <w:bCs/>
+          <w:sz w:val="28"/>
+          <w:szCs w:val="28"/>
+        </w:rPr>
+      </w:pPr>
+    </w:p>
+    <w:p>
+      <w:pPr>
+        <w:widowControl w:val="0"/>
+        <w:tabs>
+          <w:tab w:val="left" w:pos="6580"/>
+        </w:tabs>
+        <w:autoSpaceDE w:val="0"/>
+        <w:autoSpaceDN w:val="0"/>
+        <w:adjustRightInd w:val="0"/>
+        <w:spacing w:after="0" w:line="240" w:lineRule="auto"/>
+        <w:rPr>
+          <w:rFonts w:ascii="Arial" w:hAnsi="Arial" w:cs="Arial"/>
+          <w:b/>
+          <w:bCs/>
+          <w:sz w:val="28"/>
+          <w:szCs w:val="28"/>
+        </w:rPr>
+      </w:pPr>
+    </w:p>
+    <w:p>
+      <w:pPr>
+        <w:widowControl w:val="0"/>
+        <w:tabs>
+          <w:tab w:val="left" w:pos="6580"/>
+        </w:tabs>
+        <w:autoSpaceDE w:val="0"/>
+        <w:autoSpaceDN w:val="0"/>
+        <w:adjustRightInd w:val="0"/>
+        <w:spacing w:after="0" w:line="240" w:lineRule="auto"/>
+        <w:jc w:val="center"/>
+        <w:rPr>
+          <w:rFonts w:ascii="Arial" w:hAnsi="Arial" w:cs="Arial"/>
+          <w:b/>
+          <w:bCs/>
+          <w:sz w:val="28"/>
+          <w:szCs w:val="28"/>
+        </w:rPr>
+      </w:pPr>
+      <w:r>
+        <w:rPr>
+          <w:rFonts w:ascii="Arial" w:hAnsi="Arial" w:cs="Arial"/>
+          <w:b/>
+          <w:bCs/>
+          <w:sz w:val="28"/>
+          <w:szCs w:val="28"/>
+        </w:rPr>
+        <w:t>c.f 3.0</w:t>
+      </w:r>
+    </w:p>
+    <w:p>
+      <w:pPr>
+        <w:widowControl w:val="0"/>
+        <w:tabs>
+          <w:tab w:val="left" w:pos="6580"/>
+        </w:tabs>
+        <w:autoSpaceDE w:val="0"/>
+        <w:autoSpaceDN w:val="0"/>
+        <w:adjustRightInd w:val="0"/>
+        <w:spacing w:after="0" w:line="240" w:lineRule="auto"/>
+        <w:jc w:val="center"/>
+        <w:rPr>
+          <w:rFonts w:ascii="Arial" w:hAnsi="Arial" w:cs="Arial"/>
+          <w:b/>
+          <w:bCs/>
+          <w:sz w:val="28"/>
+          <w:szCs w:val="28"/>
+        </w:rPr>
+      </w:pPr>
+      <w:r>
+        <w:rPr>
+          <w:rFonts w:ascii="Arial" w:hAnsi="Arial" w:cs="Arial"/>
+          <w:b/>
+          <w:bCs/>
+          <w:sz w:val="28"/>
+          <w:szCs w:val="28"/>
+        </w:rPr>
+        <w:drawing>
+          <wp:inline distT="0" distB="0" distL="0" distR="0" wp14:anchorId="3B8D9316" wp14:editId="41509659">
+            <wp:extent cx="5496692" cy="4896533"/>
+            <wp:effectExtent l="0" t="0" r="8890" b="0"/>
+            <wp:docPr id="18" name="Image 18"/>
+            <wp:cNvGraphicFramePr>
+              <a:graphicFrameLocks xmlns:a="http://schemas.openxmlformats.org/drawingml/2006/main" noChangeAspect="1"/>
+            </wp:cNvGraphicFramePr>
+            <a:graphic xmlns:a="http://schemas.openxmlformats.org/drawingml/2006/main">
+              <a:graphicData uri="http://schemas.openxmlformats.org/drawingml/2006/picture">
+                <pic:pic xmlns:pic="http://schemas.openxmlformats.org/drawingml/2006/picture">
+                  <pic:nvPicPr>
+                    <pic:cNvPr id="1" name=""/>
+                    <pic:cNvPicPr/>
+                  </pic:nvPicPr>
+                  <pic:blipFill>
+                    <a:blip r:embed="rId20"/>
+                    <a:stretch>
+                      <a:fillRect/>
+                    </a:stretch>
+                  </pic:blipFill>
+                  <pic:spPr>
+                    <a:xfrm>
+                      <a:off x="0" y="0"/>
+                      <a:ext cx="5496692" cy="4896533"/>
+                    </a:xfrm>
+                    <a:prstGeom prst="rect">
+                      <a:avLst/>
+                    </a:prstGeom>
+                  </pic:spPr>
+                </pic:pic>
+              </a:graphicData>
+            </a:graphic>
+          </wp:inline>
+        </w:drawing>
+      </w:r>
+    </w:p>
+    <w:p>
+      <w:pPr>
+        <w:widowControl w:val="0"/>
+        <w:tabs>
+          <w:tab w:val="left" w:pos="6580"/>
+        </w:tabs>
+        <w:autoSpaceDE w:val="0"/>
+        <w:autoSpaceDN w:val="0"/>
+        <w:adjustRightInd w:val="0"/>
+        <w:spacing w:after="0" w:line="240" w:lineRule="auto"/>
+        <w:jc w:val="center"/>
+        <w:rPr>
+          <w:rFonts w:ascii="Arial" w:hAnsi="Arial" w:cs="Arial"/>
+          <w:b/>
+          <w:bCs/>
+          <w:sz w:val="28"/>
+          <w:szCs w:val="28"/>
+        </w:rPr>
+      </w:pPr>
+    </w:p>
+    <w:p>
+      <w:pPr>
+        <w:widowControl w:val="0"/>
+        <w:tabs>
+          <w:tab w:val="left" w:pos="6580"/>
+        </w:tabs>
+        <w:autoSpaceDE w:val="0"/>
+        <w:autoSpaceDN w:val="0"/>
+        <w:adjustRightInd w:val="0"/>
+        <w:spacing w:after="0" w:line="240" w:lineRule="auto"/>
+        <w:jc w:val="center"/>
+        <w:rPr>
+          <w:rFonts w:ascii="Arial" w:hAnsi="Arial" w:cs="Arial"/>
+          <w:b/>
+          <w:bCs/>
+          <w:sz w:val="28"/>
+          <w:szCs w:val="28"/>
+        </w:rPr>
+      </w:pPr>
+    </w:p>
+    <w:p>
+      <w:pPr>
+        <w:widowControl w:val="0"/>
+        <w:tabs>
+          <w:tab w:val="left" w:pos="6580"/>
+        </w:tabs>
+        <w:autoSpaceDE w:val="0"/>
+        <w:autoSpaceDN w:val="0"/>
+        <w:adjustRightInd w:val="0"/>
+        <w:spacing w:after="0" w:line="240" w:lineRule="auto"/>
+        <w:jc w:val="center"/>
+        <w:rPr>
+          <w:rFonts w:ascii="Arial" w:hAnsi="Arial" w:cs="Arial"/>
+          <w:b/>
+          <w:bCs/>
+          <w:sz w:val="28"/>
+          <w:szCs w:val="28"/>
+        </w:rPr>
+      </w:pPr>
+    </w:p>
+    <w:p>
+      <w:pPr>
+        <w:widowControl w:val="0"/>
+        <w:tabs>
+          <w:tab w:val="left" w:pos="6580"/>
+        </w:tabs>
+        <w:autoSpaceDE w:val="0"/>
+        <w:autoSpaceDN w:val="0"/>
+        <w:adjustRightInd w:val="0"/>
+        <w:spacing w:after="0" w:line="240" w:lineRule="auto"/>
+        <w:jc w:val="center"/>
+        <w:rPr>
+          <w:rFonts w:ascii="Arial" w:hAnsi="Arial" w:cs="Arial"/>
+          <w:b/>
+          <w:bCs/>
+          <w:sz w:val="28"/>
+          <w:szCs w:val="28"/>
+        </w:rPr>
+      </w:pPr>
+    </w:p>
+    <w:p>
+      <w:pPr>
+        <w:widowControl w:val="0"/>
+        <w:tabs>
+          <w:tab w:val="left" w:pos="6580"/>
+        </w:tabs>
+        <w:autoSpaceDE w:val="0"/>
+        <w:autoSpaceDN w:val="0"/>
+        <w:adjustRightInd w:val="0"/>
+        <w:spacing w:after="0" w:line="240" w:lineRule="auto"/>
+        <w:jc w:val="center"/>
+        <w:rPr>
+          <w:rFonts w:ascii="Arial" w:hAnsi="Arial" w:cs="Arial"/>
+          <w:b/>
+          <w:bCs/>
+          <w:sz w:val="28"/>
+          <w:szCs w:val="28"/>
+        </w:rPr>
+      </w:pPr>
+    </w:p>
+    <w:p>
+      <w:pPr>
+        <w:widowControl w:val="0"/>
+        <w:tabs>
+          <w:tab w:val="left" w:pos="6580"/>
+        </w:tabs>
+        <w:autoSpaceDE w:val="0"/>
+        <w:autoSpaceDN w:val="0"/>
+        <w:adjustRightInd w:val="0"/>
+        <w:spacing w:after="0" w:line="240" w:lineRule="auto"/>
+        <w:jc w:val="center"/>
+        <w:rPr>
+          <w:rFonts w:ascii="Arial" w:hAnsi="Arial" w:cs="Arial"/>
+          <w:b/>
+          <w:bCs/>
+          <w:sz w:val="28"/>
+          <w:szCs w:val="28"/>
+        </w:rPr>
+      </w:pPr>
+    </w:p>
+    <w:p>
+      <w:pPr>
+        <w:widowControl w:val="0"/>
+        <w:tabs>
+          <w:tab w:val="left" w:pos="6580"/>
+        </w:tabs>
+        <w:autoSpaceDE w:val="0"/>
+        <w:autoSpaceDN w:val="0"/>
+        <w:adjustRightInd w:val="0"/>
+        <w:spacing w:after="0" w:line="240" w:lineRule="auto"/>
+        <w:jc w:val="center"/>
+        <w:rPr>
+          <w:rFonts w:ascii="Arial" w:hAnsi="Arial" w:cs="Arial"/>
+          <w:b/>
+          <w:bCs/>
+          <w:sz w:val="28"/>
+          <w:szCs w:val="28"/>
+        </w:rPr>
+      </w:pPr>
+    </w:p>
+    <w:p>
+      <w:pPr>
+        <w:widowControl w:val="0"/>
+        <w:tabs>
+          <w:tab w:val="left" w:pos="6580"/>
+        </w:tabs>
+        <w:autoSpaceDE w:val="0"/>
+        <w:autoSpaceDN w:val="0"/>
+        <w:adjustRightInd w:val="0"/>
+        <w:spacing w:after="0" w:line="240" w:lineRule="auto"/>
+        <w:jc w:val="center"/>
+        <w:rPr>
+          <w:rFonts w:ascii="Arial" w:hAnsi="Arial" w:cs="Arial"/>
+          <w:b/>
+          <w:bCs/>
+          <w:sz w:val="28"/>
+          <w:szCs w:val="28"/>
+        </w:rPr>
+      </w:pPr>
+    </w:p>
+    <w:p>
+      <w:pPr>
+        <w:widowControl w:val="0"/>
+        <w:tabs>
+          <w:tab w:val="left" w:pos="6580"/>
+        </w:tabs>
+        <w:autoSpaceDE w:val="0"/>
+        <w:autoSpaceDN w:val="0"/>
+        <w:adjustRightInd w:val="0"/>
+        <w:spacing w:after="0" w:line="240" w:lineRule="auto"/>
+        <w:jc w:val="center"/>
+        <w:rPr>
+          <w:rFonts w:ascii="Arial" w:hAnsi="Arial" w:cs="Arial"/>
+          <w:b/>
+          <w:bCs/>
+          <w:sz w:val="28"/>
+          <w:szCs w:val="28"/>
+        </w:rPr>
+      </w:pPr>
+    </w:p>
+    <w:p>
+      <w:pPr>
+        <w:widowControl w:val="0"/>
+        <w:tabs>
+          <w:tab w:val="left" w:pos="6580"/>
+        </w:tabs>
+        <w:autoSpaceDE w:val="0"/>
+        <w:autoSpaceDN w:val="0"/>
+        <w:adjustRightInd w:val="0"/>
+        <w:spacing w:after="0" w:line="240" w:lineRule="auto"/>
+        <w:jc w:val="center"/>
+        <w:rPr>
+          <w:rFonts w:ascii="Arial" w:hAnsi="Arial" w:cs="Arial"/>
+          <w:b/>
+          <w:bCs/>
+          <w:sz w:val="28"/>
+          <w:szCs w:val="28"/>
+        </w:rPr>
+      </w:pPr>
+    </w:p>
+    <w:p>
+      <w:pPr>
+        <w:widowControl w:val="0"/>
+        <w:tabs>
+          <w:tab w:val="left" w:pos="6580"/>
+        </w:tabs>
+        <w:autoSpaceDE w:val="0"/>
+        <w:autoSpaceDN w:val="0"/>
+        <w:adjustRightInd w:val="0"/>
+        <w:spacing w:after="0" w:line="240" w:lineRule="auto"/>
+        <w:jc w:val="center"/>
+        <w:rPr>
+          <w:rFonts w:ascii="Arial" w:hAnsi="Arial" w:cs="Arial"/>
+          <w:b/>
+          <w:bCs/>
+          <w:sz w:val="28"/>
+          <w:szCs w:val="28"/>
+        </w:rPr>
+      </w:pPr>
+    </w:p>
+    <w:p>
+      <w:pPr>
+        <w:widowControl w:val="0"/>
+        <w:tabs>
+          <w:tab w:val="left" w:pos="6580"/>
+        </w:tabs>
+        <w:autoSpaceDE w:val="0"/>
+        <w:autoSpaceDN w:val="0"/>
+        <w:adjustRightInd w:val="0"/>
+        <w:spacing w:after="0" w:line="240" w:lineRule="auto"/>
+        <w:jc w:val="center"/>
+        <w:rPr>
+          <w:rFonts w:ascii="Arial" w:hAnsi="Arial" w:cs="Arial"/>
+          <w:b/>
+          <w:bCs/>
+          <w:sz w:val="28"/>
+          <w:szCs w:val="28"/>
+        </w:rPr>
+      </w:pPr>
+    </w:p>
+    <w:p>
+      <w:pPr>
+        <w:widowControl w:val="0"/>
+        <w:tabs>
+          <w:tab w:val="left" w:pos="6580"/>
+        </w:tabs>
+        <w:autoSpaceDE w:val="0"/>
+        <w:autoSpaceDN w:val="0"/>
+        <w:adjustRightInd w:val="0"/>
+        <w:spacing w:after="0" w:line="240" w:lineRule="auto"/>
+        <w:jc w:val="center"/>
+        <w:rPr>
+          <w:rFonts w:ascii="Arial" w:hAnsi="Arial" w:cs="Arial"/>
+          <w:b/>
+          <w:bCs/>
+          <w:sz w:val="28"/>
+          <w:szCs w:val="28"/>
+        </w:rPr>
+      </w:pPr>
+    </w:p>
+    <w:p>
+      <w:pPr>
+        <w:widowControl w:val="0"/>
+        <w:tabs>
+          <w:tab w:val="left" w:pos="6580"/>
+        </w:tabs>
+        <w:autoSpaceDE w:val="0"/>
+        <w:autoSpaceDN w:val="0"/>
+        <w:adjustRightInd w:val="0"/>
+        <w:spacing w:after="0" w:line="240" w:lineRule="auto"/>
+        <w:jc w:val="center"/>
+        <w:rPr>
+          <w:rFonts w:ascii="Arial" w:hAnsi="Arial" w:cs="Arial"/>
+          <w:b/>
+          <w:bCs/>
+          <w:sz w:val="28"/>
+          <w:szCs w:val="28"/>
+        </w:rPr>
+      </w:pPr>
+    </w:p>
+    <w:p>
+      <w:pPr>
+        <w:widowControl w:val="0"/>
+        <w:tabs>
+          <w:tab w:val="left" w:pos="6580"/>
+        </w:tabs>
+        <w:autoSpaceDE w:val="0"/>
+        <w:autoSpaceDN w:val="0"/>
+        <w:adjustRightInd w:val="0"/>
+        <w:spacing w:after="0" w:line="240" w:lineRule="auto"/>
+        <w:jc w:val="center"/>
+        <w:rPr>
+          <w:rFonts w:ascii="Arial" w:hAnsi="Arial" w:cs="Arial"/>
+          <w:b/>
+          <w:bCs/>
+          <w:sz w:val="28"/>
+          <w:szCs w:val="28"/>
+        </w:rPr>
+      </w:pPr>
+    </w:p>
+    <w:p>
+      <w:pPr>
+        <w:widowControl w:val="0"/>
+        <w:tabs>
+          <w:tab w:val="left" w:pos="6580"/>
+        </w:tabs>
+        <w:autoSpaceDE w:val="0"/>
+        <w:autoSpaceDN w:val="0"/>
+        <w:adjustRightInd w:val="0"/>
+        <w:spacing w:after="0" w:line="240" w:lineRule="auto"/>
+        <w:jc w:val="center"/>
+        <w:rPr>
+          <w:rFonts w:ascii="Arial" w:hAnsi="Arial" w:cs="Arial"/>
+          <w:b/>
+          <w:bCs/>
+          <w:sz w:val="28"/>
+          <w:szCs w:val="28"/>
+        </w:rPr>
+      </w:pPr>
+    </w:p>
+    <w:p>
+      <w:pPr>
+        <w:widowControl w:val="0"/>
+        <w:tabs>
+          <w:tab w:val="left" w:pos="6580"/>
+        </w:tabs>
+        <w:autoSpaceDE w:val="0"/>
+        <w:autoSpaceDN w:val="0"/>
+        <w:adjustRightInd w:val="0"/>
+        <w:spacing w:after="0" w:line="240" w:lineRule="auto"/>
+        <w:rPr>
+          <w:rFonts w:ascii="Arial" w:hAnsi="Arial" w:cs="Arial"/>
+          <w:b/>
+          <w:bCs/>
+          <w:sz w:val="28"/>
+          <w:szCs w:val="28"/>
+        </w:rPr>
+      </w:pPr>
+    </w:p>
+    <w:p>
+      <w:pPr>
+        <w:widowControl w:val="0"/>
+        <w:tabs>
+          <w:tab w:val="left" w:pos="6580"/>
+        </w:tabs>
+        <w:autoSpaceDE w:val="0"/>
+        <w:autoSpaceDN w:val="0"/>
+        <w:adjustRightInd w:val="0"/>
+        <w:spacing w:after="0" w:line="240" w:lineRule="auto"/>
+        <w:jc w:val="center"/>
+        <w:rPr>
+          <w:rFonts w:ascii="Arial" w:hAnsi="Arial" w:cs="Arial"/>
+          <w:b/>
+          <w:bCs/>
+          <w:sz w:val="28"/>
+          <w:szCs w:val="28"/>
+        </w:rPr>
+      </w:pPr>
+    </w:p>
+    <w:p>
+      <w:pPr>
+        <w:widowControl w:val="0"/>
+        <w:tabs>
+          <w:tab w:val="left" w:pos="6580"/>
+        </w:tabs>
+        <w:autoSpaceDE w:val="0"/>
+        <w:autoSpaceDN w:val="0"/>
+        <w:adjustRightInd w:val="0"/>
+        <w:spacing w:after="0" w:line="240" w:lineRule="auto"/>
+        <w:jc w:val="center"/>
+        <w:rPr>
+          <w:rFonts w:ascii="Arial" w:hAnsi="Arial" w:cs="Arial"/>
+          <w:b/>
+          <w:bCs/>
+          <w:sz w:val="28"/>
+          <w:szCs w:val="28"/>
+        </w:rPr>
+      </w:pPr>
+      <w:r>
+        <w:rPr>
+          <w:rFonts w:ascii="Arial" w:hAnsi="Arial" w:cs="Arial"/>
+          <w:b/>
+          <w:bCs/>
+          <w:sz w:val="28"/>
+          <w:szCs w:val="28"/>
+        </w:rPr>
+        <w:t>c.f 3.1</w:t>
+      </w:r>
+    </w:p>
+    <w:p>
+      <w:pPr>
+        <w:widowControl w:val="0"/>
+        <w:tabs>
+          <w:tab w:val="left" w:pos="6580"/>
+        </w:tabs>
+        <w:autoSpaceDE w:val="0"/>
+        <w:autoSpaceDN w:val="0"/>
+        <w:adjustRightInd w:val="0"/>
+        <w:spacing w:after="0" w:line="240" w:lineRule="auto"/>
+        <w:jc w:val="center"/>
+        <w:rPr>
+          <w:rFonts w:ascii="Arial" w:hAnsi="Arial" w:cs="Arial"/>
+          <w:b/>
+          <w:bCs/>
+          <w:sz w:val="28"/>
+          <w:szCs w:val="28"/>
+        </w:rPr>
+      </w:pPr>
+    </w:p>
+    <w:p>
+      <w:pPr>
+        <w:widowControl w:val="0"/>
+        <w:tabs>
+          <w:tab w:val="left" w:pos="6580"/>
+        </w:tabs>
+        <w:autoSpaceDE w:val="0"/>
+        <w:autoSpaceDN w:val="0"/>
+        <w:adjustRightInd w:val="0"/>
+        <w:spacing w:after="0" w:line="240" w:lineRule="auto"/>
+        <w:jc w:val="center"/>
+        <w:rPr>
+          <w:rFonts w:ascii="Arial" w:hAnsi="Arial" w:cs="Arial"/>
+          <w:b/>
+          <w:bCs/>
+          <w:sz w:val="28"/>
+          <w:szCs w:val="28"/>
+        </w:rPr>
+      </w:pPr>
+      <w:r>
+        <w:rPr>
+          <w:rFonts w:ascii="Arial" w:hAnsi="Arial" w:cs="Arial"/>
+          <w:b/>
+          <w:bCs/>
+          <w:sz w:val="28"/>
+          <w:szCs w:val="28"/>
+        </w:rPr>
+        <w:drawing>
+          <wp:inline distT="0" distB="0" distL="0" distR="0" wp14:anchorId="2229FDC0" wp14:editId="1B0202EC">
+            <wp:extent cx="5981700" cy="6234430"/>
+            <wp:effectExtent l="0" t="0" r="0" b="0"/>
+            <wp:docPr id="17" name="Image 17"/>
+            <wp:cNvGraphicFramePr>
+              <a:graphicFrameLocks xmlns:a="http://schemas.openxmlformats.org/drawingml/2006/main" noChangeAspect="1"/>
+            </wp:cNvGraphicFramePr>
+            <a:graphic xmlns:a="http://schemas.openxmlformats.org/drawingml/2006/main">
+              <a:graphicData uri="http://schemas.openxmlformats.org/drawingml/2006/picture">
+                <pic:pic xmlns:pic="http://schemas.openxmlformats.org/drawingml/2006/picture">
+                  <pic:nvPicPr>
+                    <pic:cNvPr id="1" name=""/>
+                    <pic:cNvPicPr/>
+                  </pic:nvPicPr>
+                  <pic:blipFill>
+                    <a:blip r:embed="rId21"/>
+                    <a:stretch>
+                      <a:fillRect/>
+                    </a:stretch>
+                  </pic:blipFill>
+                  <pic:spPr>
+                    <a:xfrm>
+                      <a:off x="0" y="0"/>
+                      <a:ext cx="5981700" cy="6234430"/>
+                    </a:xfrm>
+                    <a:prstGeom prst="rect">
+                      <a:avLst/>
+                    </a:prstGeom>
+                  </pic:spPr>
+                </pic:pic>
+              </a:graphicData>
+            </a:graphic>
+          </wp:inline>
+        </w:drawing>
+      </w:r>
+    </w:p>
+    <w:p>
+      <w:pPr>
+        <w:widowControl w:val="0"/>
+        <w:tabs>
+          <w:tab w:val="left" w:pos="6580"/>
+        </w:tabs>
+        <w:autoSpaceDE w:val="0"/>
+        <w:autoSpaceDN w:val="0"/>
+        <w:adjustRightInd w:val="0"/>
+        <w:spacing w:after="0" w:line="240" w:lineRule="auto"/>
+        <w:jc w:val="center"/>
+        <w:rPr>
+          <w:rFonts w:ascii="Arial" w:hAnsi="Arial" w:cs="Arial"/>
+          <w:b/>
+          <w:bCs/>
+          <w:sz w:val="28"/>
+          <w:szCs w:val="28"/>
+        </w:rPr>
+      </w:pPr>
+    </w:p>
+    <w:p>
+      <w:pPr>
+        <w:widowControl w:val="0"/>
+        <w:tabs>
+          <w:tab w:val="left" w:pos="6580"/>
+        </w:tabs>
+        <w:autoSpaceDE w:val="0"/>
+        <w:autoSpaceDN w:val="0"/>
+        <w:adjustRightInd w:val="0"/>
+        <w:spacing w:after="0" w:line="240" w:lineRule="auto"/>
+        <w:jc w:val="center"/>
+        <w:rPr>
+          <w:rFonts w:ascii="Arial" w:hAnsi="Arial" w:cs="Arial"/>
+          <w:b/>
+          <w:bCs/>
+          <w:sz w:val="28"/>
+          <w:szCs w:val="28"/>
+        </w:rPr>
+      </w:pPr>
+    </w:p>
+    <w:p>
+      <w:pPr>
+        <w:widowControl w:val="0"/>
+        <w:tabs>
+          <w:tab w:val="left" w:pos="6580"/>
+        </w:tabs>
+        <w:autoSpaceDE w:val="0"/>
+        <w:autoSpaceDN w:val="0"/>
+        <w:adjustRightInd w:val="0"/>
+        <w:spacing w:after="0" w:line="240" w:lineRule="auto"/>
+        <w:jc w:val="center"/>
+        <w:rPr>
+          <w:rFonts w:ascii="Arial" w:hAnsi="Arial" w:cs="Arial"/>
+          <w:b/>
+          <w:bCs/>
+          <w:sz w:val="28"/>
+          <w:szCs w:val="28"/>
+        </w:rPr>
+      </w:pPr>
+    </w:p>
+    <w:p>
+      <w:pPr>
+        <w:widowControl w:val="0"/>
+        <w:tabs>
+          <w:tab w:val="left" w:pos="6580"/>
+        </w:tabs>
+        <w:autoSpaceDE w:val="0"/>
+        <w:autoSpaceDN w:val="0"/>
+        <w:adjustRightInd w:val="0"/>
+        <w:spacing w:after="0" w:line="240" w:lineRule="auto"/>
+        <w:jc w:val="center"/>
+        <w:rPr>
+          <w:rFonts w:ascii="Arial" w:hAnsi="Arial" w:cs="Arial"/>
+          <w:b/>
+          <w:bCs/>
+          <w:sz w:val="28"/>
+          <w:szCs w:val="28"/>
+        </w:rPr>
+      </w:pPr>
+    </w:p>
+    <w:p>
+      <w:pPr>
+        <w:widowControl w:val="0"/>
+        <w:tabs>
+          <w:tab w:val="left" w:pos="6580"/>
+        </w:tabs>
+        <w:autoSpaceDE w:val="0"/>
+        <w:autoSpaceDN w:val="0"/>
+        <w:adjustRightInd w:val="0"/>
+        <w:spacing w:after="0" w:line="240" w:lineRule="auto"/>
+        <w:rPr>
+          <w:rFonts w:ascii="Arial" w:hAnsi="Arial" w:cs="Arial"/>
+          <w:b/>
+          <w:bCs/>
+          <w:sz w:val="28"/>
+          <w:szCs w:val="28"/>
+        </w:rPr>
+      </w:pPr>
+    </w:p>
+    <w:p>
+      <w:pPr>
+        <w:widowControl w:val="0"/>
+        <w:tabs>
+          <w:tab w:val="left" w:pos="6580"/>
+        </w:tabs>
+        <w:autoSpaceDE w:val="0"/>
+        <w:autoSpaceDN w:val="0"/>
+        <w:adjustRightInd w:val="0"/>
+        <w:spacing w:after="0" w:line="240" w:lineRule="auto"/>
+        <w:rPr>
+          <w:rFonts w:ascii="Arial" w:hAnsi="Arial" w:cs="Arial"/>
+          <w:b/>
+          <w:bCs/>
+          <w:sz w:val="28"/>
+          <w:szCs w:val="28"/>
+        </w:rPr>
+      </w:pPr>
+    </w:p>
+    <w:p>
+      <w:pPr>
+        <w:widowControl w:val="0"/>
+        <w:tabs>
+          <w:tab w:val="left" w:pos="6580"/>
+        </w:tabs>
+        <w:autoSpaceDE w:val="0"/>
+        <w:autoSpaceDN w:val="0"/>
+        <w:adjustRightInd w:val="0"/>
+        <w:spacing w:after="0" w:line="240" w:lineRule="auto"/>
+        <w:rPr>
+          <w:rFonts w:ascii="Arial" w:hAnsi="Arial" w:cs="Arial"/>
+          <w:b/>
+          <w:bCs/>
+          <w:sz w:val="28"/>
+          <w:szCs w:val="28"/>
+        </w:rPr>
+      </w:pPr>
+    </w:p>
+    <w:p>
+      <w:pPr>
+        <w:widowControl w:val="0"/>
+        <w:tabs>
+          <w:tab w:val="left" w:pos="6580"/>
+        </w:tabs>
+        <w:autoSpaceDE w:val="0"/>
+        <w:autoSpaceDN w:val="0"/>
+        <w:adjustRightInd w:val="0"/>
+        <w:spacing w:after="0" w:line="240" w:lineRule="auto"/>
+        <w:rPr>
+          <w:rFonts w:ascii="Arial" w:hAnsi="Arial" w:cs="Arial"/>
+          <w:b/>
+          <w:bCs/>
+          <w:sz w:val="28"/>
+          <w:szCs w:val="28"/>
+        </w:rPr>
+      </w:pPr>
+    </w:p>
+    <w:p>
+      <w:pPr>
+        <w:widowControl w:val="0"/>
+        <w:tabs>
+          <w:tab w:val="left" w:pos="6580"/>
+        </w:tabs>
+        <w:autoSpaceDE w:val="0"/>
+        <w:autoSpaceDN w:val="0"/>
+        <w:adjustRightInd w:val="0"/>
+        <w:spacing w:after="0" w:line="240" w:lineRule="auto"/>
+        <w:jc w:val="center"/>
+        <w:rPr>
+          <w:rFonts w:ascii="Arial" w:hAnsi="Arial" w:cs="Arial"/>
+          <w:b/>
+          <w:bCs/>
+          <w:sz w:val="28"/>
+          <w:szCs w:val="28"/>
+        </w:rPr>
+      </w:pPr>
+      <w:r>
+        <w:rPr>
+          <w:rFonts w:ascii="Arial" w:hAnsi="Arial" w:cs="Arial"/>
+          <w:b/>
+          <w:bCs/>
+          <w:sz w:val="28"/>
+          <w:szCs w:val="28"/>
+        </w:rPr>
+        <w:lastRenderedPageBreak/>
+        <w:t>c.f 3.2</w:t>
+      </w:r>
+    </w:p>
+    <w:p>
+      <w:pPr>
+        <w:widowControl w:val="0"/>
+        <w:tabs>
+          <w:tab w:val="left" w:pos="6580"/>
+        </w:tabs>
+        <w:autoSpaceDE w:val="0"/>
+        <w:autoSpaceDN w:val="0"/>
+        <w:adjustRightInd w:val="0"/>
+        <w:spacing w:after="0" w:line="240" w:lineRule="auto"/>
+        <w:jc w:val="center"/>
+        <w:rPr>
+          <w:rFonts w:ascii="Arial" w:hAnsi="Arial" w:cs="Arial"/>
+          <w:b/>
+          <w:bCs/>
+          <w:sz w:val="28"/>
+          <w:szCs w:val="28"/>
+        </w:rPr>
+      </w:pPr>
+      <w:r>
+        <w:rPr>
+          <w:rFonts w:ascii="Arial" w:hAnsi="Arial" w:cs="Arial"/>
+          <w:b/>
+          <w:bCs/>
+          <w:sz w:val="28"/>
+          <w:szCs w:val="28"/>
+        </w:rPr>
+        <w:drawing>
+          <wp:inline distT="0" distB="0" distL="0" distR="0" wp14:anchorId="6D8B8A30" wp14:editId="1D414AF3">
+            <wp:extent cx="5201376" cy="8649907"/>
+            <wp:effectExtent l="0" t="0" r="0" b="0"/>
+            <wp:docPr id="19" name="Image 19"/>
+            <wp:cNvGraphicFramePr>
+              <a:graphicFrameLocks xmlns:a="http://schemas.openxmlformats.org/drawingml/2006/main" noChangeAspect="1"/>
+            </wp:cNvGraphicFramePr>
+            <a:graphic xmlns:a="http://schemas.openxmlformats.org/drawingml/2006/main">
+              <a:graphicData uri="http://schemas.openxmlformats.org/drawingml/2006/picture">
+                <pic:pic xmlns:pic="http://schemas.openxmlformats.org/drawingml/2006/picture">
+                  <pic:nvPicPr>
+                    <pic:cNvPr id="1" name=""/>
+                    <pic:cNvPicPr/>
+                  </pic:nvPicPr>
+                  <pic:blipFill>
+                    <a:blip r:embed="rId22"/>
+                    <a:stretch>
+                      <a:fillRect/>
+                    </a:stretch>
+                  </pic:blipFill>
+                  <pic:spPr>
+                    <a:xfrm>
+                      <a:off x="0" y="0"/>
+                      <a:ext cx="5201376" cy="8649907"/>
+                    </a:xfrm>
+                    <a:prstGeom prst="rect">
+                      <a:avLst/>
+                    </a:prstGeom>
+                  </pic:spPr>
+                </pic:pic>
+              </a:graphicData>
+            </a:graphic>
+          </wp:inline>
+        </w:drawing>
+      </w:r>
     </w:p>
     <w:sectPr>
       <w:type w:val="continuous"/>

--- a/BUT2/Sae/RapportIndividuel_23_24.docx
+++ b/BUT2/Sae/RapportIndividuel_23_24.docx
@@ -46,7 +46,7 @@
                     </pic:cNvPicPr>
                   </pic:nvPicPr>
                   <pic:blipFill>
-                    <a:blip r:embed="rId5">
+                    <a:blip r:embed="rId6">
                       <a:clrChange>
                         <a:clrFrom>
                           <a:srgbClr val="FFFFFF"/>
@@ -1036,6 +1036,26 @@
         <w:autoSpaceDN w:val="0"/>
         <w:adjustRightInd w:val="0"/>
         <w:spacing w:after="0" w:line="240" w:lineRule="auto"/>
+        <w:jc w:val="center"/>
+        <w:rPr>
+          <w:rFonts w:ascii="Arial" w:hAnsi="Arial" w:cs="Arial"/>
+          <w:b/>
+          <w:bCs/>
+          <w:sz w:val="28"/>
+          <w:szCs w:val="28"/>
+        </w:rPr>
+      </w:pPr>
+    </w:p>
+    <w:p>
+      <w:pPr>
+        <w:widowControl w:val="0"/>
+        <w:tabs>
+          <w:tab w:val="left" w:pos="6580"/>
+        </w:tabs>
+        <w:autoSpaceDE w:val="0"/>
+        <w:autoSpaceDN w:val="0"/>
+        <w:adjustRightInd w:val="0"/>
+        <w:spacing w:after="0" w:line="240" w:lineRule="auto"/>
         <w:rPr>
           <w:rFonts w:ascii="Arial" w:hAnsi="Arial" w:cs="Arial"/>
           <w:bCs/>
@@ -1198,113 +1218,164 @@
         <w:autoSpaceDN w:val="0"/>
         <w:adjustRightInd w:val="0"/>
         <w:spacing w:after="0" w:line="240" w:lineRule="auto"/>
-        <w:jc w:val="center"/>
-        <w:rPr>
-          <w:rFonts w:ascii="Arial" w:hAnsi="Arial" w:cs="Arial"/>
-          <w:b/>
-          <w:bCs/>
-          <w:sz w:val="28"/>
-          <w:szCs w:val="28"/>
-        </w:rPr>
-      </w:pPr>
-    </w:p>
-    <w:p>
-      <w:pPr>
-        <w:widowControl w:val="0"/>
-        <w:tabs>
-          <w:tab w:val="left" w:pos="6580"/>
-        </w:tabs>
-        <w:autoSpaceDE w:val="0"/>
-        <w:autoSpaceDN w:val="0"/>
-        <w:adjustRightInd w:val="0"/>
-        <w:spacing w:after="0" w:line="240" w:lineRule="auto"/>
-        <w:jc w:val="center"/>
-        <w:rPr>
-          <w:rFonts w:ascii="Arial" w:hAnsi="Arial" w:cs="Arial"/>
-          <w:b/>
-          <w:bCs/>
-          <w:sz w:val="28"/>
-          <w:szCs w:val="28"/>
-        </w:rPr>
-      </w:pPr>
-    </w:p>
-    <w:p>
-      <w:pPr>
-        <w:widowControl w:val="0"/>
-        <w:tabs>
-          <w:tab w:val="left" w:pos="6580"/>
-        </w:tabs>
-        <w:autoSpaceDE w:val="0"/>
-        <w:autoSpaceDN w:val="0"/>
-        <w:adjustRightInd w:val="0"/>
-        <w:spacing w:after="0" w:line="240" w:lineRule="auto"/>
-        <w:jc w:val="center"/>
-        <w:rPr>
-          <w:rFonts w:ascii="Arial" w:hAnsi="Arial" w:cs="Arial"/>
-          <w:b/>
-          <w:bCs/>
-          <w:sz w:val="28"/>
-          <w:szCs w:val="28"/>
-        </w:rPr>
-      </w:pPr>
-    </w:p>
-    <w:p>
-      <w:pPr>
-        <w:widowControl w:val="0"/>
-        <w:tabs>
-          <w:tab w:val="left" w:pos="6580"/>
-        </w:tabs>
-        <w:autoSpaceDE w:val="0"/>
-        <w:autoSpaceDN w:val="0"/>
-        <w:adjustRightInd w:val="0"/>
-        <w:spacing w:after="0" w:line="240" w:lineRule="auto"/>
-        <w:jc w:val="center"/>
-        <w:rPr>
-          <w:rFonts w:ascii="Arial" w:hAnsi="Arial" w:cs="Arial"/>
-          <w:b/>
-          <w:bCs/>
-          <w:sz w:val="28"/>
-          <w:szCs w:val="28"/>
-        </w:rPr>
-      </w:pPr>
-    </w:p>
-    <w:p>
-      <w:pPr>
-        <w:widowControl w:val="0"/>
-        <w:tabs>
-          <w:tab w:val="left" w:pos="6580"/>
-        </w:tabs>
-        <w:autoSpaceDE w:val="0"/>
-        <w:autoSpaceDN w:val="0"/>
-        <w:adjustRightInd w:val="0"/>
-        <w:spacing w:after="0" w:line="240" w:lineRule="auto"/>
-        <w:jc w:val="center"/>
-        <w:rPr>
-          <w:rFonts w:ascii="Arial" w:hAnsi="Arial" w:cs="Arial"/>
-          <w:b/>
-          <w:bCs/>
-          <w:sz w:val="28"/>
-          <w:szCs w:val="28"/>
-        </w:rPr>
-      </w:pPr>
-    </w:p>
-    <w:p>
-      <w:pPr>
-        <w:widowControl w:val="0"/>
-        <w:tabs>
-          <w:tab w:val="left" w:pos="6580"/>
-        </w:tabs>
-        <w:autoSpaceDE w:val="0"/>
-        <w:autoSpaceDN w:val="0"/>
-        <w:adjustRightInd w:val="0"/>
-        <w:spacing w:after="0" w:line="240" w:lineRule="auto"/>
-        <w:jc w:val="center"/>
-        <w:rPr>
-          <w:rFonts w:ascii="Arial" w:hAnsi="Arial" w:cs="Arial"/>
-          <w:b/>
-          <w:bCs/>
-          <w:sz w:val="28"/>
-          <w:szCs w:val="28"/>
+        <w:rPr>
+          <w:rFonts w:ascii="Arial" w:hAnsi="Arial" w:cs="Arial"/>
+          <w:bCs/>
+          <w:sz w:val="24"/>
+          <w:szCs w:val="24"/>
+        </w:rPr>
+      </w:pPr>
+      <w:r>
+        <w:rPr>
+          <w:rFonts w:ascii="Arial" w:hAnsi="Arial" w:cs="Arial"/>
+          <w:bCs/>
+          <w:sz w:val="24"/>
+          <w:szCs w:val="24"/>
+        </w:rPr>
+        <w:t xml:space="preserve">Les parties sur lequel j’ai le plus </w:t>
+      </w:r>
+      <w:r>
+        <w:rPr>
+          <w:rFonts w:ascii="Arial" w:hAnsi="Arial" w:cs="Arial"/>
+          <w:bCs/>
+          <w:sz w:val="24"/>
+          <w:szCs w:val="24"/>
+        </w:rPr>
+        <w:t>travaillé</w:t>
+      </w:r>
+      <w:r>
+        <w:rPr>
+          <w:rFonts w:ascii="Arial" w:hAnsi="Arial" w:cs="Arial"/>
+          <w:bCs/>
+          <w:sz w:val="24"/>
+          <w:szCs w:val="24"/>
+        </w:rPr>
+        <w:t xml:space="preserve"> sont :</w:t>
+      </w:r>
+    </w:p>
+    <w:p>
+      <w:pPr>
+        <w:widowControl w:val="0"/>
+        <w:tabs>
+          <w:tab w:val="left" w:pos="6580"/>
+        </w:tabs>
+        <w:autoSpaceDE w:val="0"/>
+        <w:autoSpaceDN w:val="0"/>
+        <w:adjustRightInd w:val="0"/>
+        <w:spacing w:after="0" w:line="240" w:lineRule="auto"/>
+        <w:rPr>
+          <w:rFonts w:ascii="Arial" w:hAnsi="Arial" w:cs="Arial"/>
+          <w:bCs/>
+          <w:sz w:val="24"/>
+          <w:szCs w:val="24"/>
+        </w:rPr>
+      </w:pPr>
+    </w:p>
+    <w:p>
+      <w:pPr>
+        <w:widowControl w:val="0"/>
+        <w:tabs>
+          <w:tab w:val="left" w:pos="6580"/>
+        </w:tabs>
+        <w:autoSpaceDE w:val="0"/>
+        <w:autoSpaceDN w:val="0"/>
+        <w:adjustRightInd w:val="0"/>
+        <w:spacing w:after="0" w:line="240" w:lineRule="auto"/>
+        <w:rPr>
+          <w:rFonts w:ascii="Arial" w:hAnsi="Arial" w:cs="Arial"/>
+          <w:bCs/>
+          <w:sz w:val="24"/>
+          <w:szCs w:val="24"/>
+        </w:rPr>
+      </w:pPr>
+      <w:r>
+        <w:rPr>
+          <w:rFonts w:ascii="Arial" w:hAnsi="Arial" w:cs="Arial"/>
+          <w:bCs/>
+          <w:sz w:val="24"/>
+          <w:szCs w:val="24"/>
+        </w:rPr>
+        <w:t>La classe F</w:t>
+      </w:r>
+      <w:r>
+        <w:rPr>
+          <w:rFonts w:ascii="Arial" w:hAnsi="Arial" w:cs="Arial"/>
+          <w:bCs/>
+          <w:sz w:val="24"/>
+          <w:szCs w:val="24"/>
+        </w:rPr>
+        <w:t>enetre en C++</w:t>
+      </w:r>
+    </w:p>
+    <w:p>
+      <w:pPr>
+        <w:widowControl w:val="0"/>
+        <w:tabs>
+          <w:tab w:val="left" w:pos="6580"/>
+        </w:tabs>
+        <w:autoSpaceDE w:val="0"/>
+        <w:autoSpaceDN w:val="0"/>
+        <w:adjustRightInd w:val="0"/>
+        <w:spacing w:after="0" w:line="240" w:lineRule="auto"/>
+        <w:rPr>
+          <w:rFonts w:ascii="Arial" w:hAnsi="Arial" w:cs="Arial"/>
+          <w:bCs/>
+          <w:sz w:val="24"/>
+          <w:szCs w:val="24"/>
+        </w:rPr>
+      </w:pPr>
+      <w:r>
+        <w:rPr>
+          <w:rFonts w:ascii="Arial" w:hAnsi="Arial" w:cs="Arial"/>
+          <w:bCs/>
+          <w:sz w:val="24"/>
+          <w:szCs w:val="24"/>
+        </w:rPr>
+        <w:t>La librairie AWT</w:t>
+      </w:r>
+    </w:p>
+    <w:p>
+      <w:pPr>
+        <w:widowControl w:val="0"/>
+        <w:tabs>
+          <w:tab w:val="left" w:pos="6580"/>
+        </w:tabs>
+        <w:autoSpaceDE w:val="0"/>
+        <w:autoSpaceDN w:val="0"/>
+        <w:adjustRightInd w:val="0"/>
+        <w:spacing w:after="0" w:line="240" w:lineRule="auto"/>
+        <w:rPr>
+          <w:rFonts w:ascii="Arial" w:hAnsi="Arial" w:cs="Arial"/>
+          <w:bCs/>
+          <w:sz w:val="24"/>
+          <w:szCs w:val="24"/>
+        </w:rPr>
+      </w:pPr>
+      <w:r>
+        <w:rPr>
+          <w:rFonts w:ascii="Arial" w:hAnsi="Arial" w:cs="Arial"/>
+          <w:bCs/>
+          <w:sz w:val="24"/>
+          <w:szCs w:val="24"/>
+        </w:rPr>
+        <w:t>Le mapping to viewport</w:t>
+      </w:r>
+    </w:p>
+    <w:p>
+      <w:pPr>
+        <w:widowControl w:val="0"/>
+        <w:tabs>
+          <w:tab w:val="left" w:pos="6580"/>
+        </w:tabs>
+        <w:autoSpaceDE w:val="0"/>
+        <w:autoSpaceDN w:val="0"/>
+        <w:adjustRightInd w:val="0"/>
+        <w:spacing w:after="0" w:line="240" w:lineRule="auto"/>
+        <w:rPr>
+          <w:rFonts w:ascii="Arial" w:hAnsi="Arial" w:cs="Arial"/>
+          <w:bCs/>
+          <w:sz w:val="24"/>
+          <w:szCs w:val="24"/>
         </w:rPr>
       </w:pPr>
     </w:p>
@@ -2275,9 +2346,9 @@
           <w:lang w:eastAsia="ja-JP"/>
         </w:rPr>
         <w:drawing>
-          <wp:inline distT="0" distB="0" distL="0" distR="0" wp14:anchorId="5A710936" wp14:editId="282A9BE1">
-            <wp:extent cx="5981700" cy="5838825"/>
-            <wp:effectExtent l="0" t="0" r="0" b="9525"/>
+          <wp:inline distT="0" distB="0" distL="0" distR="0" wp14:anchorId="5A710936" wp14:editId="5EACB35A">
+            <wp:extent cx="6144966" cy="5998191"/>
+            <wp:effectExtent l="0" t="0" r="8255" b="3175"/>
             <wp:docPr id="7" name="Image 7" descr="DCU"/>
             <wp:cNvGraphicFramePr>
               <a:graphicFrameLocks xmlns:a="http://schemas.openxmlformats.org/drawingml/2006/main" noChangeAspect="1"/>
@@ -2292,7 +2363,7 @@
                     </pic:cNvPicPr>
                   </pic:nvPicPr>
                   <pic:blipFill>
-                    <a:blip r:embed="rId6">
+                    <a:blip r:embed="rId7">
                       <a:extLst>
                         <a:ext uri="{28A0092B-C50C-407E-A947-70E740481C1C}">
                           <a14:useLocalDpi xmlns:a14="http://schemas.microsoft.com/office/drawing/2010/main" val="0"/>
@@ -2307,7 +2378,7 @@
                   <pic:spPr bwMode="auto">
                     <a:xfrm>
                       <a:off x="0" y="0"/>
-                      <a:ext cx="5981700" cy="5838825"/>
+                      <a:ext cx="6174430" cy="6026951"/>
                     </a:xfrm>
                     <a:prstGeom prst="rect">
                       <a:avLst/>
@@ -2336,20 +2407,48 @@
         <w:spacing w:after="0" w:line="240" w:lineRule="auto"/>
         <w:rPr>
           <w:rFonts w:ascii="Arial" w:hAnsi="Arial" w:cs="Arial"/>
-          <w:bCs/>
-          <w:sz w:val="24"/>
-          <w:szCs w:val="24"/>
-        </w:rPr>
-      </w:pPr>
-      <w:r>
-        <w:rPr>
-          <w:rFonts w:ascii="Arial" w:hAnsi="Arial" w:cs="Arial"/>
-          <w:bCs/>
-          <w:sz w:val="24"/>
-          <w:szCs w:val="24"/>
-        </w:rPr>
-        <w:lastRenderedPageBreak/>
-        <w:t>Diagramme gant</w:t>
+          <w:b/>
+          <w:bCs/>
+          <w:sz w:val="28"/>
+          <w:szCs w:val="28"/>
+        </w:rPr>
+      </w:pPr>
+    </w:p>
+    <w:p>
+      <w:pPr>
+        <w:widowControl w:val="0"/>
+        <w:tabs>
+          <w:tab w:val="left" w:pos="6580"/>
+        </w:tabs>
+        <w:autoSpaceDE w:val="0"/>
+        <w:autoSpaceDN w:val="0"/>
+        <w:adjustRightInd w:val="0"/>
+        <w:spacing w:after="0" w:line="240" w:lineRule="auto"/>
+        <w:rPr>
+          <w:rFonts w:ascii="Arial" w:hAnsi="Arial" w:cs="Arial"/>
+          <w:bCs/>
+          <w:sz w:val="24"/>
+          <w:szCs w:val="24"/>
+        </w:rPr>
+      </w:pPr>
+      <w:r>
+        <w:rPr>
+          <w:rFonts w:ascii="Arial" w:hAnsi="Arial" w:cs="Arial"/>
+          <w:bCs/>
+          <w:sz w:val="24"/>
+          <w:szCs w:val="24"/>
+        </w:rPr>
+        <w:t xml:space="preserve">Diagramme </w:t>
+      </w:r>
+      <w:proofErr w:type="spellStart"/>
+      <w:r>
+        <w:rPr>
+          <w:rFonts w:ascii="Arial" w:hAnsi="Arial" w:cs="Arial"/>
+          <w:bCs/>
+          <w:sz w:val="24"/>
+          <w:szCs w:val="24"/>
+        </w:rPr>
+        <w:t>gant</w:t>
       </w:r>
       <w:r>
         <w:rPr>
@@ -2360,6 +2459,7 @@
         </w:rPr>
         <w:t>t</w:t>
       </w:r>
+      <w:proofErr w:type="spellEnd"/>
       <w:r>
         <w:rPr>
           <w:rFonts w:ascii="Arial" w:hAnsi="Arial" w:cs="Arial"/>
@@ -2435,562 +2535,6 @@
             <wp:extent cx="6878696" cy="1689735"/>
             <wp:effectExtent l="0" t="0" r="0" b="5715"/>
             <wp:docPr id="9" name="Image 9"/>
-            <wp:cNvGraphicFramePr>
-              <a:graphicFrameLocks xmlns:a="http://schemas.openxmlformats.org/drawingml/2006/main" noChangeAspect="1"/>
-            </wp:cNvGraphicFramePr>
-            <a:graphic xmlns:a="http://schemas.openxmlformats.org/drawingml/2006/main">
-              <a:graphicData uri="http://schemas.openxmlformats.org/drawingml/2006/picture">
-                <pic:pic xmlns:pic="http://schemas.openxmlformats.org/drawingml/2006/picture">
-                  <pic:nvPicPr>
-                    <pic:cNvPr id="1" name=""/>
-                    <pic:cNvPicPr/>
-                  </pic:nvPicPr>
-                  <pic:blipFill>
-                    <a:blip r:embed="rId7"/>
-                    <a:stretch>
-                      <a:fillRect/>
-                    </a:stretch>
-                  </pic:blipFill>
-                  <pic:spPr>
-                    <a:xfrm>
-                      <a:off x="0" y="0"/>
-                      <a:ext cx="6947973" cy="1706753"/>
-                    </a:xfrm>
-                    <a:prstGeom prst="rect">
-                      <a:avLst/>
-                    </a:prstGeom>
-                  </pic:spPr>
-                </pic:pic>
-              </a:graphicData>
-            </a:graphic>
-          </wp:inline>
-        </w:drawing>
-      </w:r>
-    </w:p>
-    <w:p>
-      <w:pPr>
-        <w:widowControl w:val="0"/>
-        <w:tabs>
-          <w:tab w:val="left" w:pos="6580"/>
-        </w:tabs>
-        <w:autoSpaceDE w:val="0"/>
-        <w:autoSpaceDN w:val="0"/>
-        <w:adjustRightInd w:val="0"/>
-        <w:spacing w:after="0" w:line="240" w:lineRule="auto"/>
-        <w:jc w:val="center"/>
-        <w:rPr>
-          <w:rFonts w:ascii="Arial" w:hAnsi="Arial" w:cs="Arial"/>
-          <w:b/>
-          <w:bCs/>
-          <w:sz w:val="28"/>
-          <w:szCs w:val="28"/>
-        </w:rPr>
-      </w:pPr>
-    </w:p>
-    <w:p>
-      <w:pPr>
-        <w:widowControl w:val="0"/>
-        <w:tabs>
-          <w:tab w:val="left" w:pos="6580"/>
-        </w:tabs>
-        <w:autoSpaceDE w:val="0"/>
-        <w:autoSpaceDN w:val="0"/>
-        <w:adjustRightInd w:val="0"/>
-        <w:spacing w:after="0" w:line="240" w:lineRule="auto"/>
-        <w:rPr>
-          <w:rFonts w:ascii="Arial" w:hAnsi="Arial" w:cs="Arial"/>
-          <w:b/>
-          <w:bCs/>
-          <w:sz w:val="28"/>
-          <w:szCs w:val="28"/>
-        </w:rPr>
-      </w:pPr>
-    </w:p>
-    <w:p>
-      <w:pPr>
-        <w:widowControl w:val="0"/>
-        <w:tabs>
-          <w:tab w:val="left" w:pos="6580"/>
-        </w:tabs>
-        <w:autoSpaceDE w:val="0"/>
-        <w:autoSpaceDN w:val="0"/>
-        <w:adjustRightInd w:val="0"/>
-        <w:spacing w:after="0" w:line="240" w:lineRule="auto"/>
-        <w:jc w:val="center"/>
-        <w:rPr>
-          <w:rFonts w:ascii="Arial" w:hAnsi="Arial" w:cs="Arial"/>
-          <w:b/>
-          <w:bCs/>
-          <w:sz w:val="28"/>
-          <w:szCs w:val="28"/>
-        </w:rPr>
-      </w:pPr>
-      <w:r>
-        <w:rPr>
-          <w:rFonts w:ascii="Arial" w:hAnsi="Arial" w:cs="Arial"/>
-          <w:b/>
-          <w:bCs/>
-          <w:sz w:val="28"/>
-          <w:szCs w:val="28"/>
-        </w:rPr>
-        <w:t>Développement</w:t>
-      </w:r>
-      <w:r>
-        <w:rPr>
-          <w:rFonts w:ascii="Arial" w:hAnsi="Arial" w:cs="Arial"/>
-          <w:b/>
-          <w:bCs/>
-          <w:sz w:val="28"/>
-          <w:szCs w:val="28"/>
-        </w:rPr>
-        <w:t>, Réalisation</w:t>
-      </w:r>
-    </w:p>
-    <w:p>
-      <w:pPr>
-        <w:widowControl w:val="0"/>
-        <w:tabs>
-          <w:tab w:val="left" w:pos="6580"/>
-        </w:tabs>
-        <w:autoSpaceDE w:val="0"/>
-        <w:autoSpaceDN w:val="0"/>
-        <w:adjustRightInd w:val="0"/>
-        <w:spacing w:after="0" w:line="240" w:lineRule="auto"/>
-        <w:rPr>
-          <w:rFonts w:ascii="Arial" w:hAnsi="Arial" w:cs="Arial"/>
-          <w:bCs/>
-          <w:sz w:val="28"/>
-          <w:szCs w:val="28"/>
-        </w:rPr>
-      </w:pPr>
-    </w:p>
-    <w:p>
-      <w:pPr>
-        <w:widowControl w:val="0"/>
-        <w:tabs>
-          <w:tab w:val="left" w:pos="6580"/>
-        </w:tabs>
-        <w:autoSpaceDE w:val="0"/>
-        <w:autoSpaceDN w:val="0"/>
-        <w:adjustRightInd w:val="0"/>
-        <w:spacing w:after="0" w:line="240" w:lineRule="auto"/>
-        <w:jc w:val="center"/>
-        <w:rPr>
-          <w:rFonts w:ascii="Arial" w:hAnsi="Arial" w:cs="Arial"/>
-          <w:b/>
-          <w:bCs/>
-          <w:sz w:val="28"/>
-          <w:szCs w:val="28"/>
-        </w:rPr>
-      </w:pPr>
-      <w:r>
-        <w:rPr>
-          <w:rFonts w:ascii="Arial" w:hAnsi="Arial" w:cs="Arial"/>
-          <w:b/>
-          <w:bCs/>
-          <w:sz w:val="28"/>
-          <w:szCs w:val="28"/>
-        </w:rPr>
-        <w:t>Communication Client C++ à Server Java</w:t>
-      </w:r>
-    </w:p>
-    <w:p>
-      <w:pPr>
-        <w:widowControl w:val="0"/>
-        <w:tabs>
-          <w:tab w:val="left" w:pos="6580"/>
-        </w:tabs>
-        <w:autoSpaceDE w:val="0"/>
-        <w:autoSpaceDN w:val="0"/>
-        <w:adjustRightInd w:val="0"/>
-        <w:spacing w:after="0" w:line="240" w:lineRule="auto"/>
-        <w:jc w:val="center"/>
-        <w:rPr>
-          <w:rFonts w:ascii="Arial" w:hAnsi="Arial" w:cs="Arial"/>
-          <w:bCs/>
-          <w:sz w:val="24"/>
-          <w:szCs w:val="24"/>
-        </w:rPr>
-      </w:pPr>
-    </w:p>
-    <w:p>
-      <w:pPr>
-        <w:widowControl w:val="0"/>
-        <w:tabs>
-          <w:tab w:val="left" w:pos="6580"/>
-        </w:tabs>
-        <w:autoSpaceDE w:val="0"/>
-        <w:autoSpaceDN w:val="0"/>
-        <w:adjustRightInd w:val="0"/>
-        <w:rPr>
-          <w:rFonts w:ascii="Arial" w:hAnsi="Arial" w:cs="Arial"/>
-          <w:bCs/>
-          <w:sz w:val="24"/>
-          <w:szCs w:val="24"/>
-        </w:rPr>
-      </w:pPr>
-      <w:r>
-        <w:rPr>
-          <w:rFonts w:ascii="Arial" w:hAnsi="Arial" w:cs="Arial"/>
-          <w:bCs/>
-          <w:sz w:val="24"/>
-          <w:szCs w:val="24"/>
-        </w:rPr>
-        <w:t xml:space="preserve">Pour la communication nous avons utilisé le système de socket. Pour le client C++ nous avons utilisé la librairie </w:t>
-      </w:r>
-      <w:r>
-        <w:rPr>
-          <w:rFonts w:ascii="Arial" w:hAnsi="Arial" w:cs="Arial"/>
-          <w:bCs/>
-          <w:sz w:val="24"/>
-          <w:szCs w:val="24"/>
-        </w:rPr>
-        <w:t>« </w:t>
-      </w:r>
-      <w:r>
-        <w:rPr>
-          <w:rFonts w:ascii="Arial" w:hAnsi="Arial" w:cs="Arial"/>
-          <w:bCs/>
-          <w:sz w:val="24"/>
-          <w:szCs w:val="24"/>
-        </w:rPr>
-        <w:t>winsock.h</w:t>
-      </w:r>
-      <w:r>
-        <w:rPr>
-          <w:rFonts w:ascii="Arial" w:hAnsi="Arial" w:cs="Arial"/>
-          <w:bCs/>
-          <w:sz w:val="24"/>
-          <w:szCs w:val="24"/>
-        </w:rPr>
-        <w:t> »</w:t>
-      </w:r>
-      <w:r>
-        <w:rPr>
-          <w:rFonts w:ascii="Arial" w:hAnsi="Arial" w:cs="Arial"/>
-          <w:bCs/>
-          <w:sz w:val="24"/>
-          <w:szCs w:val="24"/>
-        </w:rPr>
-        <w:t xml:space="preserve"> pour W</w:t>
-      </w:r>
-      <w:r>
-        <w:rPr>
-          <w:rFonts w:ascii="Arial" w:hAnsi="Arial" w:cs="Arial"/>
-          <w:bCs/>
-          <w:sz w:val="24"/>
-          <w:szCs w:val="24"/>
-        </w:rPr>
-        <w:t xml:space="preserve">indows </w:t>
-      </w:r>
-      <w:r>
-        <w:rPr>
-          <w:rFonts w:ascii="Arial" w:hAnsi="Arial" w:cs="Arial"/>
-          <w:bCs/>
-          <w:sz w:val="24"/>
-          <w:szCs w:val="24"/>
-        </w:rPr>
-        <w:t>et pour L</w:t>
-      </w:r>
-      <w:r>
-        <w:rPr>
-          <w:rFonts w:ascii="Arial" w:hAnsi="Arial" w:cs="Arial"/>
-          <w:bCs/>
-          <w:sz w:val="24"/>
-          <w:szCs w:val="24"/>
-        </w:rPr>
-        <w:t xml:space="preserve">inux les librairies </w:t>
-      </w:r>
-      <w:r>
-        <w:rPr>
-          <w:rFonts w:ascii="Arial" w:hAnsi="Arial" w:cs="Arial"/>
-          <w:bCs/>
-          <w:sz w:val="24"/>
-          <w:szCs w:val="24"/>
-        </w:rPr>
-        <w:t>« </w:t>
-      </w:r>
-      <w:r>
-        <w:rPr>
-          <w:rFonts w:ascii="Arial" w:hAnsi="Arial" w:cs="Arial"/>
-          <w:bCs/>
-          <w:sz w:val="24"/>
-          <w:szCs w:val="24"/>
-        </w:rPr>
-        <w:t>sys/socket.h</w:t>
-      </w:r>
-      <w:r>
-        <w:rPr>
-          <w:rFonts w:ascii="Arial" w:hAnsi="Arial" w:cs="Arial"/>
-          <w:bCs/>
-          <w:sz w:val="24"/>
-          <w:szCs w:val="24"/>
-        </w:rPr>
-        <w:t> »</w:t>
-      </w:r>
-      <w:r>
-        <w:rPr>
-          <w:rFonts w:ascii="Arial" w:hAnsi="Arial" w:cs="Arial"/>
-          <w:bCs/>
-          <w:sz w:val="24"/>
-          <w:szCs w:val="24"/>
-        </w:rPr>
-        <w:t xml:space="preserve"> et </w:t>
-      </w:r>
-      <w:r>
-        <w:rPr>
-          <w:rFonts w:ascii="Arial" w:hAnsi="Arial" w:cs="Arial"/>
-          <w:bCs/>
-          <w:sz w:val="24"/>
-          <w:szCs w:val="24"/>
-        </w:rPr>
-        <w:t>« </w:t>
-      </w:r>
-      <w:r>
-        <w:rPr>
-          <w:rFonts w:ascii="Arial" w:hAnsi="Arial" w:cs="Arial"/>
-          <w:bCs/>
-          <w:sz w:val="24"/>
-          <w:szCs w:val="24"/>
-        </w:rPr>
-        <w:t>netinet/in.h</w:t>
-      </w:r>
-      <w:r>
-        <w:rPr>
-          <w:rFonts w:ascii="Arial" w:hAnsi="Arial" w:cs="Arial"/>
-          <w:bCs/>
-          <w:sz w:val="24"/>
-          <w:szCs w:val="24"/>
-        </w:rPr>
-        <w:t> »</w:t>
-      </w:r>
-      <w:r>
-        <w:rPr>
-          <w:rFonts w:ascii="Arial" w:hAnsi="Arial" w:cs="Arial"/>
-          <w:bCs/>
-          <w:sz w:val="24"/>
-          <w:szCs w:val="24"/>
-        </w:rPr>
-        <w:t xml:space="preserve"> et pour la partie Server Java on appelle la librairie </w:t>
-      </w:r>
-      <w:r>
-        <w:rPr>
-          <w:rFonts w:ascii="Arial" w:hAnsi="Arial" w:cs="Arial"/>
-          <w:bCs/>
-          <w:sz w:val="24"/>
-          <w:szCs w:val="24"/>
-        </w:rPr>
-        <w:t>« </w:t>
-      </w:r>
-      <w:r>
-        <w:rPr>
-          <w:rFonts w:ascii="Arial" w:hAnsi="Arial" w:cs="Arial"/>
-          <w:bCs/>
-          <w:sz w:val="24"/>
-          <w:szCs w:val="24"/>
-        </w:rPr>
-        <w:t>java.net</w:t>
-      </w:r>
-      <w:r>
-        <w:rPr>
-          <w:rFonts w:ascii="Arial" w:hAnsi="Arial" w:cs="Arial"/>
-          <w:bCs/>
-          <w:sz w:val="24"/>
-          <w:szCs w:val="24"/>
-        </w:rPr>
-        <w:t> »</w:t>
-      </w:r>
-    </w:p>
-    <w:p>
-      <w:pPr>
-        <w:widowControl w:val="0"/>
-        <w:tabs>
-          <w:tab w:val="left" w:pos="2235"/>
-        </w:tabs>
-        <w:autoSpaceDE w:val="0"/>
-        <w:autoSpaceDN w:val="0"/>
-        <w:adjustRightInd w:val="0"/>
-        <w:rPr>
-          <w:rFonts w:ascii="Arial" w:hAnsi="Arial" w:cs="Arial"/>
-          <w:bCs/>
-          <w:sz w:val="24"/>
-          <w:szCs w:val="24"/>
-        </w:rPr>
-      </w:pPr>
-      <w:r>
-        <w:rPr>
-          <w:rFonts w:ascii="Arial" w:hAnsi="Arial" w:cs="Arial"/>
-          <w:bCs/>
-          <w:sz w:val="24"/>
-          <w:szCs w:val="24"/>
-        </w:rPr>
-        <w:t>Nous avons suivi des instructions pour pouvoir utiliser les sockets en C++ avec des exemples pour comprendre comment les utilisés (voir annexe 2.</w:t>
-      </w:r>
-      <w:r>
-        <w:rPr>
-          <w:rFonts w:ascii="Arial" w:hAnsi="Arial" w:cs="Arial"/>
-          <w:bCs/>
-          <w:sz w:val="24"/>
-          <w:szCs w:val="24"/>
-        </w:rPr>
-        <w:t>0</w:t>
-      </w:r>
-      <w:r>
-        <w:rPr>
-          <w:rFonts w:ascii="Arial" w:hAnsi="Arial" w:cs="Arial"/>
-          <w:bCs/>
-          <w:sz w:val="24"/>
-          <w:szCs w:val="24"/>
-        </w:rPr>
-        <w:t>), j’ai eu quelque problème telle que « char* » sont assez complexe à utiliser</w:t>
-      </w:r>
-      <w:r>
-        <w:rPr>
-          <w:rFonts w:ascii="Arial" w:hAnsi="Arial" w:cs="Arial"/>
-          <w:bCs/>
-          <w:sz w:val="24"/>
-          <w:szCs w:val="24"/>
-        </w:rPr>
-        <w:t>, p</w:t>
-      </w:r>
-      <w:r>
-        <w:rPr>
-          <w:rFonts w:ascii="Arial" w:hAnsi="Arial" w:cs="Arial"/>
-          <w:bCs/>
-          <w:sz w:val="24"/>
-          <w:szCs w:val="24"/>
-        </w:rPr>
-        <w:t>our y remédier j’ai utilisé un  « String » et dès que nous avons besoin d’un « char* » j’utiliser la méthode de</w:t>
-      </w:r>
-      <w:r>
-        <w:rPr>
-          <w:rFonts w:ascii="Arial" w:hAnsi="Arial" w:cs="Arial"/>
-          <w:bCs/>
-          <w:sz w:val="24"/>
-          <w:szCs w:val="24"/>
-        </w:rPr>
-        <w:t xml:space="preserve"> la classe</w:t>
-      </w:r>
-      <w:r>
-        <w:rPr>
-          <w:rFonts w:ascii="Arial" w:hAnsi="Arial" w:cs="Arial"/>
-          <w:bCs/>
-          <w:sz w:val="24"/>
-          <w:szCs w:val="24"/>
-        </w:rPr>
-        <w:t xml:space="preserve"> </w:t>
-      </w:r>
-      <w:r>
-        <w:rPr>
-          <w:rFonts w:ascii="Arial" w:hAnsi="Arial" w:cs="Arial"/>
-          <w:bCs/>
-          <w:sz w:val="24"/>
-          <w:szCs w:val="24"/>
-        </w:rPr>
-        <w:t>S</w:t>
-      </w:r>
-      <w:r>
-        <w:rPr>
-          <w:rFonts w:ascii="Arial" w:hAnsi="Arial" w:cs="Arial"/>
-          <w:bCs/>
-          <w:sz w:val="24"/>
-          <w:szCs w:val="24"/>
-        </w:rPr>
-        <w:t xml:space="preserve">tring .c_str() qui retourne un </w:t>
-      </w:r>
-      <w:r>
-        <w:rPr>
-          <w:rFonts w:ascii="Arial" w:hAnsi="Arial" w:cs="Arial"/>
-          <w:bCs/>
-          <w:sz w:val="24"/>
-          <w:szCs w:val="24"/>
-        </w:rPr>
-        <w:t>« </w:t>
-      </w:r>
-      <w:r>
-        <w:rPr>
-          <w:rFonts w:ascii="Arial" w:hAnsi="Arial" w:cs="Arial"/>
-          <w:bCs/>
-          <w:sz w:val="24"/>
-          <w:szCs w:val="24"/>
-        </w:rPr>
-        <w:t>char*</w:t>
-      </w:r>
-      <w:r>
-        <w:rPr>
-          <w:rFonts w:ascii="Arial" w:hAnsi="Arial" w:cs="Arial"/>
-          <w:bCs/>
-          <w:sz w:val="24"/>
-          <w:szCs w:val="24"/>
-        </w:rPr>
-        <w:t> »</w:t>
-      </w:r>
-      <w:r>
-        <w:rPr>
-          <w:rFonts w:ascii="Arial" w:hAnsi="Arial" w:cs="Arial"/>
-          <w:bCs/>
-          <w:sz w:val="24"/>
-          <w:szCs w:val="24"/>
-        </w:rPr>
-        <w:t xml:space="preserve"> qui nous convient parfaitement.</w:t>
-      </w:r>
-    </w:p>
-    <w:p>
-      <w:pPr>
-        <w:widowControl w:val="0"/>
-        <w:tabs>
-          <w:tab w:val="left" w:pos="2235"/>
-        </w:tabs>
-        <w:autoSpaceDE w:val="0"/>
-        <w:autoSpaceDN w:val="0"/>
-        <w:adjustRightInd w:val="0"/>
-        <w:rPr>
-          <w:rFonts w:ascii="Arial" w:hAnsi="Arial" w:cs="Arial"/>
-          <w:bCs/>
-          <w:sz w:val="24"/>
-          <w:szCs w:val="24"/>
-        </w:rPr>
-      </w:pPr>
-      <w:r>
-        <w:rPr>
-          <w:rFonts w:ascii="Arial" w:hAnsi="Arial" w:cs="Arial"/>
-          <w:bCs/>
-          <w:sz w:val="24"/>
-          <w:szCs w:val="24"/>
-        </w:rPr>
-        <w:t>Exemple :</w:t>
-      </w:r>
-    </w:p>
-    <w:p>
-      <w:pPr>
-        <w:widowControl w:val="0"/>
-        <w:tabs>
-          <w:tab w:val="left" w:pos="2235"/>
-        </w:tabs>
-        <w:autoSpaceDE w:val="0"/>
-        <w:autoSpaceDN w:val="0"/>
-        <w:adjustRightInd w:val="0"/>
-        <w:rPr>
-          <w:rFonts w:ascii="Arial" w:hAnsi="Arial" w:cs="Arial"/>
-          <w:bCs/>
-          <w:sz w:val="24"/>
-          <w:szCs w:val="24"/>
-        </w:rPr>
-      </w:pPr>
-      <w:r>
-        <w:rPr>
-          <w:rFonts w:ascii="Arial" w:hAnsi="Arial" w:cs="Arial"/>
-          <w:bCs/>
-          <w:noProof/>
-          <w:sz w:val="24"/>
-          <w:szCs w:val="24"/>
-          <w:lang w:eastAsia="ja-JP"/>
-        </w:rPr>
-        <w:drawing>
-          <wp:inline distT="0" distB="0" distL="0" distR="0" wp14:anchorId="008A9CAE" wp14:editId="60A970BD">
-            <wp:extent cx="4439270" cy="228632"/>
-            <wp:effectExtent l="0" t="0" r="0" b="0"/>
-            <wp:docPr id="2" name="Image 2"/>
             <wp:cNvGraphicFramePr>
               <a:graphicFrameLocks xmlns:a="http://schemas.openxmlformats.org/drawingml/2006/main" noChangeAspect="1"/>
             </wp:cNvGraphicFramePr>
@@ -3010,7 +2554,7 @@
                   <pic:spPr>
                     <a:xfrm>
                       <a:off x="0" y="0"/>
-                      <a:ext cx="4439270" cy="228632"/>
+                      <a:ext cx="6947973" cy="1706753"/>
                     </a:xfrm>
                     <a:prstGeom prst="rect">
                       <a:avLst/>
@@ -3022,14 +2566,672 @@
           </wp:inline>
         </w:drawing>
       </w:r>
-      <w:r>
-        <w:rPr>
-          <w:rFonts w:ascii="Arial" w:hAnsi="Arial" w:cs="Arial"/>
-          <w:bCs/>
-          <w:sz w:val="24"/>
-          <w:szCs w:val="24"/>
-        </w:rPr>
-        <w:t xml:space="preserve"> // entête de la fonction</w:t>
+    </w:p>
+    <w:p>
+      <w:pPr>
+        <w:widowControl w:val="0"/>
+        <w:tabs>
+          <w:tab w:val="left" w:pos="6580"/>
+        </w:tabs>
+        <w:autoSpaceDE w:val="0"/>
+        <w:autoSpaceDN w:val="0"/>
+        <w:adjustRightInd w:val="0"/>
+        <w:spacing w:after="0" w:line="240" w:lineRule="auto"/>
+        <w:jc w:val="center"/>
+        <w:rPr>
+          <w:rFonts w:ascii="Arial" w:hAnsi="Arial" w:cs="Arial"/>
+          <w:b/>
+          <w:bCs/>
+          <w:sz w:val="28"/>
+          <w:szCs w:val="28"/>
+        </w:rPr>
+      </w:pPr>
+    </w:p>
+    <w:p>
+      <w:pPr>
+        <w:widowControl w:val="0"/>
+        <w:tabs>
+          <w:tab w:val="left" w:pos="6580"/>
+        </w:tabs>
+        <w:autoSpaceDE w:val="0"/>
+        <w:autoSpaceDN w:val="0"/>
+        <w:adjustRightInd w:val="0"/>
+        <w:spacing w:after="0" w:line="240" w:lineRule="auto"/>
+        <w:rPr>
+          <w:rFonts w:ascii="Arial" w:hAnsi="Arial" w:cs="Arial"/>
+          <w:bCs/>
+          <w:sz w:val="24"/>
+          <w:szCs w:val="24"/>
+        </w:rPr>
+      </w:pPr>
+      <w:r>
+        <w:rPr>
+          <w:rFonts w:ascii="Arial" w:hAnsi="Arial" w:cs="Arial"/>
+          <w:bCs/>
+          <w:sz w:val="24"/>
+          <w:szCs w:val="24"/>
+        </w:rPr>
+        <w:t xml:space="preserve">Diagramme </w:t>
+      </w:r>
+      <w:r>
+        <w:rPr>
+          <w:rFonts w:ascii="Arial" w:hAnsi="Arial" w:cs="Arial"/>
+          <w:bCs/>
+          <w:sz w:val="24"/>
+          <w:szCs w:val="24"/>
+        </w:rPr>
+        <w:t>de classe</w:t>
+      </w:r>
+      <w:r>
+        <w:rPr>
+          <w:rFonts w:ascii="Arial" w:hAnsi="Arial" w:cs="Arial"/>
+          <w:bCs/>
+          <w:sz w:val="24"/>
+          <w:szCs w:val="24"/>
+        </w:rPr>
+        <w:t> :</w:t>
+      </w:r>
+    </w:p>
+    <w:p>
+      <w:pPr>
+        <w:widowControl w:val="0"/>
+        <w:tabs>
+          <w:tab w:val="left" w:pos="6580"/>
+        </w:tabs>
+        <w:autoSpaceDE w:val="0"/>
+        <w:autoSpaceDN w:val="0"/>
+        <w:adjustRightInd w:val="0"/>
+        <w:spacing w:after="0" w:line="240" w:lineRule="auto"/>
+        <w:rPr>
+          <w:rFonts w:ascii="Arial" w:hAnsi="Arial" w:cs="Arial"/>
+          <w:bCs/>
+          <w:sz w:val="24"/>
+          <w:szCs w:val="24"/>
+        </w:rPr>
+      </w:pPr>
+    </w:p>
+    <w:p>
+      <w:pPr>
+        <w:widowControl w:val="0"/>
+        <w:tabs>
+          <w:tab w:val="left" w:pos="6580"/>
+        </w:tabs>
+        <w:autoSpaceDE w:val="0"/>
+        <w:autoSpaceDN w:val="0"/>
+        <w:adjustRightInd w:val="0"/>
+        <w:spacing w:after="0" w:line="240" w:lineRule="auto"/>
+        <w:jc w:val="center"/>
+        <w:rPr>
+          <w:rFonts w:ascii="Arial" w:hAnsi="Arial" w:cs="Arial"/>
+          <w:b/>
+          <w:bCs/>
+          <w:sz w:val="28"/>
+          <w:szCs w:val="28"/>
+        </w:rPr>
+      </w:pPr>
+      <w:r>
+        <w:rPr>
+          <w:rFonts w:ascii="Arial" w:hAnsi="Arial" w:cs="Arial"/>
+          <w:b/>
+          <w:bCs/>
+          <w:sz w:val="28"/>
+          <w:szCs w:val="28"/>
+        </w:rPr>
+        <w:pict w14:anchorId="382EF4AD">
+          <v:shapetype id="_x0000_t75" coordsize="21600,21600" o:spt="75" o:preferrelative="t" path="m@4@5l@4@11@9@11@9@5xe" filled="f" stroked="f">
+            <v:stroke joinstyle="miter"/>
+            <v:formulas>
+              <v:f eqn="if lineDrawn pixelLineWidth 0"/>
+              <v:f eqn="sum @0 1 0"/>
+              <v:f eqn="sum 0 0 @1"/>
+              <v:f eqn="prod @2 1 2"/>
+              <v:f eqn="prod @3 21600 pixelWidth"/>
+              <v:f eqn="prod @3 21600 pixelHeight"/>
+              <v:f eqn="sum @0 0 1"/>
+              <v:f eqn="prod @6 1 2"/>
+              <v:f eqn="prod @7 21600 pixelWidth"/>
+              <v:f eqn="sum @8 21600 0"/>
+              <v:f eqn="prod @7 21600 pixelHeight"/>
+              <v:f eqn="sum @10 21600 0"/>
+            </v:formulas>
+            <v:path o:extrusionok="f" gradientshapeok="t" o:connecttype="rect"/>
+            <o:lock v:ext="edit" aspectratio="t"/>
+          </v:shapetype>
+          <v:shape id="_x0000_i1025" type="#_x0000_t75" style="width:470.7pt;height:332.05pt">
+            <v:imagedata r:id="rId9" o:title="Classe.drawio (1)"/>
+          </v:shape>
+        </w:pict>
+      </w:r>
+    </w:p>
+    <w:p>
+      <w:pPr>
+        <w:widowControl w:val="0"/>
+        <w:tabs>
+          <w:tab w:val="left" w:pos="6580"/>
+        </w:tabs>
+        <w:autoSpaceDE w:val="0"/>
+        <w:autoSpaceDN w:val="0"/>
+        <w:adjustRightInd w:val="0"/>
+        <w:spacing w:after="0" w:line="240" w:lineRule="auto"/>
+        <w:rPr>
+          <w:rFonts w:ascii="Arial" w:hAnsi="Arial" w:cs="Arial"/>
+          <w:b/>
+          <w:bCs/>
+          <w:sz w:val="28"/>
+          <w:szCs w:val="28"/>
+        </w:rPr>
+      </w:pPr>
+    </w:p>
+    <w:p>
+      <w:pPr>
+        <w:widowControl w:val="0"/>
+        <w:tabs>
+          <w:tab w:val="left" w:pos="6580"/>
+        </w:tabs>
+        <w:autoSpaceDE w:val="0"/>
+        <w:autoSpaceDN w:val="0"/>
+        <w:adjustRightInd w:val="0"/>
+        <w:spacing w:after="0" w:line="240" w:lineRule="auto"/>
+        <w:rPr>
+          <w:rFonts w:ascii="Arial" w:hAnsi="Arial" w:cs="Arial"/>
+          <w:b/>
+          <w:bCs/>
+          <w:sz w:val="28"/>
+          <w:szCs w:val="28"/>
+        </w:rPr>
+      </w:pPr>
+    </w:p>
+    <w:p>
+      <w:pPr>
+        <w:widowControl w:val="0"/>
+        <w:tabs>
+          <w:tab w:val="left" w:pos="6580"/>
+        </w:tabs>
+        <w:autoSpaceDE w:val="0"/>
+        <w:autoSpaceDN w:val="0"/>
+        <w:adjustRightInd w:val="0"/>
+        <w:spacing w:after="0" w:line="240" w:lineRule="auto"/>
+        <w:rPr>
+          <w:rFonts w:ascii="Arial" w:hAnsi="Arial" w:cs="Arial"/>
+          <w:b/>
+          <w:bCs/>
+          <w:sz w:val="28"/>
+          <w:szCs w:val="28"/>
+        </w:rPr>
+      </w:pPr>
+    </w:p>
+    <w:p>
+      <w:pPr>
+        <w:widowControl w:val="0"/>
+        <w:tabs>
+          <w:tab w:val="left" w:pos="6580"/>
+        </w:tabs>
+        <w:autoSpaceDE w:val="0"/>
+        <w:autoSpaceDN w:val="0"/>
+        <w:adjustRightInd w:val="0"/>
+        <w:spacing w:after="0" w:line="240" w:lineRule="auto"/>
+        <w:rPr>
+          <w:rFonts w:ascii="Arial" w:hAnsi="Arial" w:cs="Arial"/>
+          <w:b/>
+          <w:bCs/>
+          <w:sz w:val="28"/>
+          <w:szCs w:val="28"/>
+        </w:rPr>
+      </w:pPr>
+    </w:p>
+    <w:p>
+      <w:pPr>
+        <w:widowControl w:val="0"/>
+        <w:tabs>
+          <w:tab w:val="left" w:pos="6580"/>
+        </w:tabs>
+        <w:autoSpaceDE w:val="0"/>
+        <w:autoSpaceDN w:val="0"/>
+        <w:adjustRightInd w:val="0"/>
+        <w:spacing w:after="0" w:line="240" w:lineRule="auto"/>
+        <w:rPr>
+          <w:rFonts w:ascii="Arial" w:hAnsi="Arial" w:cs="Arial"/>
+          <w:b/>
+          <w:bCs/>
+          <w:sz w:val="28"/>
+          <w:szCs w:val="28"/>
+        </w:rPr>
+      </w:pPr>
+    </w:p>
+    <w:p>
+      <w:pPr>
+        <w:widowControl w:val="0"/>
+        <w:tabs>
+          <w:tab w:val="left" w:pos="6580"/>
+        </w:tabs>
+        <w:autoSpaceDE w:val="0"/>
+        <w:autoSpaceDN w:val="0"/>
+        <w:adjustRightInd w:val="0"/>
+        <w:spacing w:after="0" w:line="240" w:lineRule="auto"/>
+        <w:rPr>
+          <w:rFonts w:ascii="Arial" w:hAnsi="Arial" w:cs="Arial"/>
+          <w:b/>
+          <w:bCs/>
+          <w:sz w:val="28"/>
+          <w:szCs w:val="28"/>
+        </w:rPr>
+      </w:pPr>
+    </w:p>
+    <w:p>
+      <w:pPr>
+        <w:widowControl w:val="0"/>
+        <w:tabs>
+          <w:tab w:val="left" w:pos="6580"/>
+        </w:tabs>
+        <w:autoSpaceDE w:val="0"/>
+        <w:autoSpaceDN w:val="0"/>
+        <w:adjustRightInd w:val="0"/>
+        <w:spacing w:after="0" w:line="240" w:lineRule="auto"/>
+        <w:rPr>
+          <w:rFonts w:ascii="Arial" w:hAnsi="Arial" w:cs="Arial"/>
+          <w:b/>
+          <w:bCs/>
+          <w:sz w:val="28"/>
+          <w:szCs w:val="28"/>
+        </w:rPr>
+      </w:pPr>
+    </w:p>
+    <w:p>
+      <w:pPr>
+        <w:widowControl w:val="0"/>
+        <w:tabs>
+          <w:tab w:val="left" w:pos="6580"/>
+        </w:tabs>
+        <w:autoSpaceDE w:val="0"/>
+        <w:autoSpaceDN w:val="0"/>
+        <w:adjustRightInd w:val="0"/>
+        <w:spacing w:after="0" w:line="240" w:lineRule="auto"/>
+        <w:rPr>
+          <w:rFonts w:ascii="Arial" w:hAnsi="Arial" w:cs="Arial"/>
+          <w:b/>
+          <w:bCs/>
+          <w:sz w:val="28"/>
+          <w:szCs w:val="28"/>
+        </w:rPr>
+      </w:pPr>
+    </w:p>
+    <w:p>
+      <w:pPr>
+        <w:widowControl w:val="0"/>
+        <w:tabs>
+          <w:tab w:val="left" w:pos="6580"/>
+        </w:tabs>
+        <w:autoSpaceDE w:val="0"/>
+        <w:autoSpaceDN w:val="0"/>
+        <w:adjustRightInd w:val="0"/>
+        <w:spacing w:after="0" w:line="240" w:lineRule="auto"/>
+        <w:rPr>
+          <w:rFonts w:ascii="Arial" w:hAnsi="Arial" w:cs="Arial"/>
+          <w:b/>
+          <w:bCs/>
+          <w:sz w:val="28"/>
+          <w:szCs w:val="28"/>
+        </w:rPr>
+      </w:pPr>
+    </w:p>
+    <w:p>
+      <w:pPr>
+        <w:widowControl w:val="0"/>
+        <w:tabs>
+          <w:tab w:val="left" w:pos="6580"/>
+        </w:tabs>
+        <w:autoSpaceDE w:val="0"/>
+        <w:autoSpaceDN w:val="0"/>
+        <w:adjustRightInd w:val="0"/>
+        <w:spacing w:after="0" w:line="240" w:lineRule="auto"/>
+        <w:rPr>
+          <w:rFonts w:ascii="Arial" w:hAnsi="Arial" w:cs="Arial"/>
+          <w:b/>
+          <w:bCs/>
+          <w:sz w:val="28"/>
+          <w:szCs w:val="28"/>
+        </w:rPr>
+      </w:pPr>
+    </w:p>
+    <w:p>
+      <w:pPr>
+        <w:widowControl w:val="0"/>
+        <w:tabs>
+          <w:tab w:val="left" w:pos="6580"/>
+        </w:tabs>
+        <w:autoSpaceDE w:val="0"/>
+        <w:autoSpaceDN w:val="0"/>
+        <w:adjustRightInd w:val="0"/>
+        <w:spacing w:after="0" w:line="240" w:lineRule="auto"/>
+        <w:jc w:val="center"/>
+        <w:rPr>
+          <w:rFonts w:ascii="Arial" w:hAnsi="Arial" w:cs="Arial"/>
+          <w:b/>
+          <w:bCs/>
+          <w:sz w:val="28"/>
+          <w:szCs w:val="28"/>
+        </w:rPr>
+      </w:pPr>
+      <w:r>
+        <w:rPr>
+          <w:rFonts w:ascii="Arial" w:hAnsi="Arial" w:cs="Arial"/>
+          <w:b/>
+          <w:bCs/>
+          <w:sz w:val="28"/>
+          <w:szCs w:val="28"/>
+        </w:rPr>
+        <w:t>Développement</w:t>
+      </w:r>
+      <w:r>
+        <w:rPr>
+          <w:rFonts w:ascii="Arial" w:hAnsi="Arial" w:cs="Arial"/>
+          <w:b/>
+          <w:bCs/>
+          <w:sz w:val="28"/>
+          <w:szCs w:val="28"/>
+        </w:rPr>
+        <w:t>, Réalisation</w:t>
+      </w:r>
+    </w:p>
+    <w:p>
+      <w:pPr>
+        <w:widowControl w:val="0"/>
+        <w:tabs>
+          <w:tab w:val="left" w:pos="6580"/>
+        </w:tabs>
+        <w:autoSpaceDE w:val="0"/>
+        <w:autoSpaceDN w:val="0"/>
+        <w:adjustRightInd w:val="0"/>
+        <w:spacing w:after="0" w:line="240" w:lineRule="auto"/>
+        <w:rPr>
+          <w:rFonts w:ascii="Arial" w:hAnsi="Arial" w:cs="Arial"/>
+          <w:bCs/>
+          <w:sz w:val="28"/>
+          <w:szCs w:val="28"/>
+        </w:rPr>
+      </w:pPr>
+    </w:p>
+    <w:p>
+      <w:pPr>
+        <w:widowControl w:val="0"/>
+        <w:tabs>
+          <w:tab w:val="left" w:pos="6580"/>
+        </w:tabs>
+        <w:autoSpaceDE w:val="0"/>
+        <w:autoSpaceDN w:val="0"/>
+        <w:adjustRightInd w:val="0"/>
+        <w:spacing w:after="0" w:line="240" w:lineRule="auto"/>
+        <w:jc w:val="center"/>
+        <w:rPr>
+          <w:rFonts w:ascii="Arial" w:hAnsi="Arial" w:cs="Arial"/>
+          <w:b/>
+          <w:bCs/>
+          <w:sz w:val="28"/>
+          <w:szCs w:val="28"/>
+        </w:rPr>
+      </w:pPr>
+      <w:r>
+        <w:rPr>
+          <w:rFonts w:ascii="Arial" w:hAnsi="Arial" w:cs="Arial"/>
+          <w:b/>
+          <w:bCs/>
+          <w:sz w:val="28"/>
+          <w:szCs w:val="28"/>
+        </w:rPr>
+        <w:t>Communication Client C++ à Server Java</w:t>
+      </w:r>
+    </w:p>
+    <w:p>
+      <w:pPr>
+        <w:widowControl w:val="0"/>
+        <w:tabs>
+          <w:tab w:val="left" w:pos="6580"/>
+        </w:tabs>
+        <w:autoSpaceDE w:val="0"/>
+        <w:autoSpaceDN w:val="0"/>
+        <w:adjustRightInd w:val="0"/>
+        <w:spacing w:after="0" w:line="240" w:lineRule="auto"/>
+        <w:jc w:val="center"/>
+        <w:rPr>
+          <w:rFonts w:ascii="Arial" w:hAnsi="Arial" w:cs="Arial"/>
+          <w:bCs/>
+          <w:sz w:val="24"/>
+          <w:szCs w:val="24"/>
+        </w:rPr>
+      </w:pPr>
+    </w:p>
+    <w:p>
+      <w:pPr>
+        <w:widowControl w:val="0"/>
+        <w:tabs>
+          <w:tab w:val="left" w:pos="6580"/>
+        </w:tabs>
+        <w:autoSpaceDE w:val="0"/>
+        <w:autoSpaceDN w:val="0"/>
+        <w:adjustRightInd w:val="0"/>
+        <w:rPr>
+          <w:rFonts w:ascii="Arial" w:hAnsi="Arial" w:cs="Arial"/>
+          <w:bCs/>
+          <w:sz w:val="24"/>
+          <w:szCs w:val="24"/>
+        </w:rPr>
+      </w:pPr>
+      <w:r>
+        <w:rPr>
+          <w:rFonts w:ascii="Arial" w:hAnsi="Arial" w:cs="Arial"/>
+          <w:bCs/>
+          <w:sz w:val="24"/>
+          <w:szCs w:val="24"/>
+        </w:rPr>
+        <w:t xml:space="preserve">Pour la communication nous avons utilisé le système de socket. Pour le client C++ nous avons utilisé la librairie </w:t>
+      </w:r>
+      <w:r>
+        <w:rPr>
+          <w:rFonts w:ascii="Arial" w:hAnsi="Arial" w:cs="Arial"/>
+          <w:bCs/>
+          <w:sz w:val="24"/>
+          <w:szCs w:val="24"/>
+        </w:rPr>
+        <w:t>« </w:t>
+      </w:r>
+      <w:proofErr w:type="spellStart"/>
+      <w:r>
+        <w:rPr>
+          <w:rFonts w:ascii="Arial" w:hAnsi="Arial" w:cs="Arial"/>
+          <w:bCs/>
+          <w:sz w:val="24"/>
+          <w:szCs w:val="24"/>
+        </w:rPr>
+        <w:t>winsock.h</w:t>
+      </w:r>
+      <w:proofErr w:type="spellEnd"/>
+      <w:r>
+        <w:rPr>
+          <w:rFonts w:ascii="Arial" w:hAnsi="Arial" w:cs="Arial"/>
+          <w:bCs/>
+          <w:sz w:val="24"/>
+          <w:szCs w:val="24"/>
+        </w:rPr>
+        <w:t> »</w:t>
+      </w:r>
+      <w:r>
+        <w:rPr>
+          <w:rFonts w:ascii="Arial" w:hAnsi="Arial" w:cs="Arial"/>
+          <w:bCs/>
+          <w:sz w:val="24"/>
+          <w:szCs w:val="24"/>
+        </w:rPr>
+        <w:t xml:space="preserve"> pour W</w:t>
+      </w:r>
+      <w:r>
+        <w:rPr>
+          <w:rFonts w:ascii="Arial" w:hAnsi="Arial" w:cs="Arial"/>
+          <w:bCs/>
+          <w:sz w:val="24"/>
+          <w:szCs w:val="24"/>
+        </w:rPr>
+        <w:t xml:space="preserve">indows </w:t>
+      </w:r>
+      <w:r>
+        <w:rPr>
+          <w:rFonts w:ascii="Arial" w:hAnsi="Arial" w:cs="Arial"/>
+          <w:bCs/>
+          <w:sz w:val="24"/>
+          <w:szCs w:val="24"/>
+        </w:rPr>
+        <w:t>et pour L</w:t>
+      </w:r>
+      <w:r>
+        <w:rPr>
+          <w:rFonts w:ascii="Arial" w:hAnsi="Arial" w:cs="Arial"/>
+          <w:bCs/>
+          <w:sz w:val="24"/>
+          <w:szCs w:val="24"/>
+        </w:rPr>
+        <w:t xml:space="preserve">inux les librairies </w:t>
+      </w:r>
+      <w:r>
+        <w:rPr>
+          <w:rFonts w:ascii="Arial" w:hAnsi="Arial" w:cs="Arial"/>
+          <w:bCs/>
+          <w:sz w:val="24"/>
+          <w:szCs w:val="24"/>
+        </w:rPr>
+        <w:t>« </w:t>
+      </w:r>
+      <w:proofErr w:type="spellStart"/>
+      <w:r>
+        <w:rPr>
+          <w:rFonts w:ascii="Arial" w:hAnsi="Arial" w:cs="Arial"/>
+          <w:bCs/>
+          <w:sz w:val="24"/>
+          <w:szCs w:val="24"/>
+        </w:rPr>
+        <w:t>sys</w:t>
+      </w:r>
+      <w:proofErr w:type="spellEnd"/>
+      <w:r>
+        <w:rPr>
+          <w:rFonts w:ascii="Arial" w:hAnsi="Arial" w:cs="Arial"/>
+          <w:bCs/>
+          <w:sz w:val="24"/>
+          <w:szCs w:val="24"/>
+        </w:rPr>
+        <w:t>/</w:t>
+      </w:r>
+      <w:proofErr w:type="spellStart"/>
+      <w:r>
+        <w:rPr>
+          <w:rFonts w:ascii="Arial" w:hAnsi="Arial" w:cs="Arial"/>
+          <w:bCs/>
+          <w:sz w:val="24"/>
+          <w:szCs w:val="24"/>
+        </w:rPr>
+        <w:t>socket.h</w:t>
+      </w:r>
+      <w:proofErr w:type="spellEnd"/>
+      <w:r>
+        <w:rPr>
+          <w:rFonts w:ascii="Arial" w:hAnsi="Arial" w:cs="Arial"/>
+          <w:bCs/>
+          <w:sz w:val="24"/>
+          <w:szCs w:val="24"/>
+        </w:rPr>
+        <w:t> »</w:t>
+      </w:r>
+      <w:r>
+        <w:rPr>
+          <w:rFonts w:ascii="Arial" w:hAnsi="Arial" w:cs="Arial"/>
+          <w:bCs/>
+          <w:sz w:val="24"/>
+          <w:szCs w:val="24"/>
+        </w:rPr>
+        <w:t xml:space="preserve"> et </w:t>
+      </w:r>
+      <w:r>
+        <w:rPr>
+          <w:rFonts w:ascii="Arial" w:hAnsi="Arial" w:cs="Arial"/>
+          <w:bCs/>
+          <w:sz w:val="24"/>
+          <w:szCs w:val="24"/>
+        </w:rPr>
+        <w:t>« </w:t>
+      </w:r>
+      <w:proofErr w:type="spellStart"/>
+      <w:r>
+        <w:rPr>
+          <w:rFonts w:ascii="Arial" w:hAnsi="Arial" w:cs="Arial"/>
+          <w:bCs/>
+          <w:sz w:val="24"/>
+          <w:szCs w:val="24"/>
+        </w:rPr>
+        <w:t>netinet</w:t>
+      </w:r>
+      <w:proofErr w:type="spellEnd"/>
+      <w:r>
+        <w:rPr>
+          <w:rFonts w:ascii="Arial" w:hAnsi="Arial" w:cs="Arial"/>
+          <w:bCs/>
+          <w:sz w:val="24"/>
+          <w:szCs w:val="24"/>
+        </w:rPr>
+        <w:t>/</w:t>
+      </w:r>
+      <w:proofErr w:type="spellStart"/>
+      <w:r>
+        <w:rPr>
+          <w:rFonts w:ascii="Arial" w:hAnsi="Arial" w:cs="Arial"/>
+          <w:bCs/>
+          <w:sz w:val="24"/>
+          <w:szCs w:val="24"/>
+        </w:rPr>
+        <w:t>in.h</w:t>
+      </w:r>
+      <w:proofErr w:type="spellEnd"/>
+      <w:r>
+        <w:rPr>
+          <w:rFonts w:ascii="Arial" w:hAnsi="Arial" w:cs="Arial"/>
+          <w:bCs/>
+          <w:sz w:val="24"/>
+          <w:szCs w:val="24"/>
+        </w:rPr>
+        <w:t> »</w:t>
+      </w:r>
+      <w:r>
+        <w:rPr>
+          <w:rFonts w:ascii="Arial" w:hAnsi="Arial" w:cs="Arial"/>
+          <w:bCs/>
+          <w:sz w:val="24"/>
+          <w:szCs w:val="24"/>
+        </w:rPr>
+        <w:t xml:space="preserve"> et pour la partie Server Java on appelle la librairie </w:t>
+      </w:r>
+      <w:r>
+        <w:rPr>
+          <w:rFonts w:ascii="Arial" w:hAnsi="Arial" w:cs="Arial"/>
+          <w:bCs/>
+          <w:sz w:val="24"/>
+          <w:szCs w:val="24"/>
+        </w:rPr>
+        <w:t>« </w:t>
+      </w:r>
+      <w:r>
+        <w:rPr>
+          <w:rFonts w:ascii="Arial" w:hAnsi="Arial" w:cs="Arial"/>
+          <w:bCs/>
+          <w:sz w:val="24"/>
+          <w:szCs w:val="24"/>
+        </w:rPr>
+        <w:t>java.net</w:t>
+      </w:r>
+      <w:r>
+        <w:rPr>
+          <w:rFonts w:ascii="Arial" w:hAnsi="Arial" w:cs="Arial"/>
+          <w:bCs/>
+          <w:sz w:val="24"/>
+          <w:szCs w:val="24"/>
+        </w:rPr>
+        <w:t> »</w:t>
       </w:r>
     </w:p>
     <w:p>
@@ -3052,140 +3254,216 @@
         <w:rPr>
           <w:rFonts w:ascii="Arial" w:hAnsi="Arial" w:cs="Arial"/>
           <w:bCs/>
+          <w:sz w:val="24"/>
+          <w:szCs w:val="24"/>
+        </w:rPr>
+        <w:t>Nous avons suivi des instructions pour pouvoir utiliser les sockets en C++ avec des exemples pour comprendre comment les utilisés (voir annexe 2.</w:t>
+      </w:r>
+      <w:r>
+        <w:rPr>
+          <w:rFonts w:ascii="Arial" w:hAnsi="Arial" w:cs="Arial"/>
+          <w:bCs/>
+          <w:sz w:val="24"/>
+          <w:szCs w:val="24"/>
+        </w:rPr>
+        <w:t>0</w:t>
+      </w:r>
+      <w:r>
+        <w:rPr>
+          <w:rFonts w:ascii="Arial" w:hAnsi="Arial" w:cs="Arial"/>
+          <w:bCs/>
+          <w:sz w:val="24"/>
+          <w:szCs w:val="24"/>
+        </w:rPr>
+        <w:t>), j’ai eu quelque problème telle que « char* » sont assez complexe à utiliser</w:t>
+      </w:r>
+      <w:r>
+        <w:rPr>
+          <w:rFonts w:ascii="Arial" w:hAnsi="Arial" w:cs="Arial"/>
+          <w:bCs/>
+          <w:sz w:val="24"/>
+          <w:szCs w:val="24"/>
+        </w:rPr>
+        <w:t>, p</w:t>
+      </w:r>
+      <w:r>
+        <w:rPr>
+          <w:rFonts w:ascii="Arial" w:hAnsi="Arial" w:cs="Arial"/>
+          <w:bCs/>
+          <w:sz w:val="24"/>
+          <w:szCs w:val="24"/>
+        </w:rPr>
+        <w:t>our y remédier j’ai utilisé un  « String » et dès que nous avons besoin d’un « char* » j’utiliser la méthode de</w:t>
+      </w:r>
+      <w:r>
+        <w:rPr>
+          <w:rFonts w:ascii="Arial" w:hAnsi="Arial" w:cs="Arial"/>
+          <w:bCs/>
+          <w:sz w:val="24"/>
+          <w:szCs w:val="24"/>
+        </w:rPr>
+        <w:t xml:space="preserve"> la classe</w:t>
+      </w:r>
+      <w:r>
+        <w:rPr>
+          <w:rFonts w:ascii="Arial" w:hAnsi="Arial" w:cs="Arial"/>
+          <w:bCs/>
+          <w:sz w:val="24"/>
+          <w:szCs w:val="24"/>
+        </w:rPr>
+        <w:t xml:space="preserve"> </w:t>
+      </w:r>
+      <w:r>
+        <w:rPr>
+          <w:rFonts w:ascii="Arial" w:hAnsi="Arial" w:cs="Arial"/>
+          <w:bCs/>
+          <w:sz w:val="24"/>
+          <w:szCs w:val="24"/>
+        </w:rPr>
+        <w:t>S</w:t>
+      </w:r>
+      <w:r>
+        <w:rPr>
+          <w:rFonts w:ascii="Arial" w:hAnsi="Arial" w:cs="Arial"/>
+          <w:bCs/>
+          <w:sz w:val="24"/>
+          <w:szCs w:val="24"/>
+        </w:rPr>
+        <w:t>tring .</w:t>
+      </w:r>
+      <w:proofErr w:type="spellStart"/>
+      <w:r>
+        <w:rPr>
+          <w:rFonts w:ascii="Arial" w:hAnsi="Arial" w:cs="Arial"/>
+          <w:bCs/>
+          <w:sz w:val="24"/>
+          <w:szCs w:val="24"/>
+        </w:rPr>
+        <w:t>c_</w:t>
+      </w:r>
+      <w:proofErr w:type="gramStart"/>
+      <w:r>
+        <w:rPr>
+          <w:rFonts w:ascii="Arial" w:hAnsi="Arial" w:cs="Arial"/>
+          <w:bCs/>
+          <w:sz w:val="24"/>
+          <w:szCs w:val="24"/>
+        </w:rPr>
+        <w:t>str</w:t>
+      </w:r>
+      <w:proofErr w:type="spellEnd"/>
+      <w:r>
+        <w:rPr>
+          <w:rFonts w:ascii="Arial" w:hAnsi="Arial" w:cs="Arial"/>
+          <w:bCs/>
+          <w:sz w:val="24"/>
+          <w:szCs w:val="24"/>
+        </w:rPr>
+        <w:t>(</w:t>
+      </w:r>
+      <w:proofErr w:type="gramEnd"/>
+      <w:r>
+        <w:rPr>
+          <w:rFonts w:ascii="Arial" w:hAnsi="Arial" w:cs="Arial"/>
+          <w:bCs/>
+          <w:sz w:val="24"/>
+          <w:szCs w:val="24"/>
+        </w:rPr>
+        <w:t xml:space="preserve">) qui retourne un </w:t>
+      </w:r>
+      <w:r>
+        <w:rPr>
+          <w:rFonts w:ascii="Arial" w:hAnsi="Arial" w:cs="Arial"/>
+          <w:bCs/>
+          <w:sz w:val="24"/>
+          <w:szCs w:val="24"/>
+        </w:rPr>
+        <w:t>« </w:t>
+      </w:r>
+      <w:r>
+        <w:rPr>
+          <w:rFonts w:ascii="Arial" w:hAnsi="Arial" w:cs="Arial"/>
+          <w:bCs/>
+          <w:sz w:val="24"/>
+          <w:szCs w:val="24"/>
+        </w:rPr>
+        <w:t>char*</w:t>
+      </w:r>
+      <w:r>
+        <w:rPr>
+          <w:rFonts w:ascii="Arial" w:hAnsi="Arial" w:cs="Arial"/>
+          <w:bCs/>
+          <w:sz w:val="24"/>
+          <w:szCs w:val="24"/>
+        </w:rPr>
+        <w:t> »</w:t>
+      </w:r>
+      <w:r>
+        <w:rPr>
+          <w:rFonts w:ascii="Arial" w:hAnsi="Arial" w:cs="Arial"/>
+          <w:bCs/>
+          <w:sz w:val="24"/>
+          <w:szCs w:val="24"/>
+        </w:rPr>
+        <w:t xml:space="preserve"> qui nous convient parfaitement.</w:t>
+      </w:r>
+    </w:p>
+    <w:p>
+      <w:pPr>
+        <w:widowControl w:val="0"/>
+        <w:tabs>
+          <w:tab w:val="left" w:pos="2235"/>
+        </w:tabs>
+        <w:autoSpaceDE w:val="0"/>
+        <w:autoSpaceDN w:val="0"/>
+        <w:adjustRightInd w:val="0"/>
+        <w:rPr>
+          <w:rFonts w:ascii="Arial" w:hAnsi="Arial" w:cs="Arial"/>
+          <w:bCs/>
+          <w:sz w:val="24"/>
+          <w:szCs w:val="24"/>
+        </w:rPr>
+      </w:pPr>
+      <w:r>
+        <w:rPr>
+          <w:rFonts w:ascii="Arial" w:hAnsi="Arial" w:cs="Arial"/>
+          <w:bCs/>
+          <w:sz w:val="24"/>
+          <w:szCs w:val="24"/>
+        </w:rPr>
+        <w:t>Exemple :</w:t>
+      </w:r>
+    </w:p>
+    <w:p>
+      <w:pPr>
+        <w:widowControl w:val="0"/>
+        <w:tabs>
+          <w:tab w:val="left" w:pos="2235"/>
+        </w:tabs>
+        <w:autoSpaceDE w:val="0"/>
+        <w:autoSpaceDN w:val="0"/>
+        <w:adjustRightInd w:val="0"/>
+        <w:rPr>
+          <w:rFonts w:ascii="Arial" w:hAnsi="Arial" w:cs="Arial"/>
+          <w:bCs/>
+          <w:sz w:val="24"/>
+          <w:szCs w:val="24"/>
+        </w:rPr>
+      </w:pPr>
+      <w:r>
+        <w:rPr>
+          <w:rFonts w:ascii="Arial" w:hAnsi="Arial" w:cs="Arial"/>
+          <w:bCs/>
           <w:noProof/>
           <w:sz w:val="24"/>
           <w:szCs w:val="24"/>
           <w:lang w:eastAsia="ja-JP"/>
         </w:rPr>
         <w:drawing>
-          <wp:inline distT="0" distB="0" distL="0" distR="0" wp14:anchorId="23BCBA31" wp14:editId="1A3FBC13">
-            <wp:extent cx="4572638" cy="209579"/>
+          <wp:inline distT="0" distB="0" distL="0" distR="0" wp14:anchorId="008A9CAE" wp14:editId="60A970BD">
+            <wp:extent cx="4439270" cy="228632"/>
             <wp:effectExtent l="0" t="0" r="0" b="0"/>
-            <wp:docPr id="1" name="Image 1"/>
-            <wp:cNvGraphicFramePr>
-              <a:graphicFrameLocks xmlns:a="http://schemas.openxmlformats.org/drawingml/2006/main" noChangeAspect="1"/>
-            </wp:cNvGraphicFramePr>
-            <a:graphic xmlns:a="http://schemas.openxmlformats.org/drawingml/2006/main">
-              <a:graphicData uri="http://schemas.openxmlformats.org/drawingml/2006/picture">
-                <pic:pic xmlns:pic="http://schemas.openxmlformats.org/drawingml/2006/picture">
-                  <pic:nvPicPr>
-                    <pic:cNvPr id="1" name=""/>
-                    <pic:cNvPicPr/>
-                  </pic:nvPicPr>
-                  <pic:blipFill>
-                    <a:blip r:embed="rId9"/>
-                    <a:stretch>
-                      <a:fillRect/>
-                    </a:stretch>
-                  </pic:blipFill>
-                  <pic:spPr>
-                    <a:xfrm>
-                      <a:off x="0" y="0"/>
-                      <a:ext cx="4572638" cy="209579"/>
-                    </a:xfrm>
-                    <a:prstGeom prst="rect">
-                      <a:avLst/>
-                    </a:prstGeom>
-                  </pic:spPr>
-                </pic:pic>
-              </a:graphicData>
-            </a:graphic>
-          </wp:inline>
-        </w:drawing>
-      </w:r>
-      <w:r>
-        <w:rPr>
-          <w:rFonts w:ascii="Arial" w:hAnsi="Arial" w:cs="Arial"/>
-          <w:bCs/>
-          <w:sz w:val="24"/>
-          <w:szCs w:val="24"/>
-        </w:rPr>
-        <w:t xml:space="preserve"> // utilisation de addr</w:t>
-      </w:r>
-    </w:p>
-    <w:p>
-      <w:pPr>
-        <w:widowControl w:val="0"/>
-        <w:tabs>
-          <w:tab w:val="left" w:pos="2235"/>
-        </w:tabs>
-        <w:autoSpaceDE w:val="0"/>
-        <w:autoSpaceDN w:val="0"/>
-        <w:adjustRightInd w:val="0"/>
-        <w:rPr>
-          <w:rFonts w:ascii="Arial" w:hAnsi="Arial" w:cs="Arial"/>
-          <w:bCs/>
-          <w:sz w:val="24"/>
-          <w:szCs w:val="24"/>
-        </w:rPr>
-      </w:pPr>
-      <w:r>
-        <w:rPr>
-          <w:rFonts w:ascii="Arial" w:hAnsi="Arial" w:cs="Arial"/>
-          <w:bCs/>
-          <w:sz w:val="24"/>
-          <w:szCs w:val="24"/>
-        </w:rPr>
-        <w:t>Un deuxième problème à était l’utilisation de la librairie Erreur.h (et Erreur.cpp), La classe permet de throw une erreur proprement, nous avions fait quelque erreur dans le code, puis à chaque utilisation de g++</w:t>
-      </w:r>
-      <w:r>
-        <w:rPr>
-          <w:rFonts w:ascii="Arial" w:hAnsi="Arial" w:cs="Arial"/>
-          <w:bCs/>
-          <w:sz w:val="24"/>
-          <w:szCs w:val="24"/>
-        </w:rPr>
-        <w:t xml:space="preserve"> j’oubliais</w:t>
-      </w:r>
-      <w:r>
-        <w:rPr>
-          <w:rFonts w:ascii="Arial" w:hAnsi="Arial" w:cs="Arial"/>
-          <w:bCs/>
-          <w:sz w:val="24"/>
-          <w:szCs w:val="24"/>
-        </w:rPr>
-        <w:t xml:space="preserve"> de compiler Erreur.cpp ce qui provoqua une erreur</w:t>
-      </w:r>
-      <w:r>
-        <w:rPr>
-          <w:rFonts w:ascii="Arial" w:hAnsi="Arial" w:cs="Arial"/>
-          <w:bCs/>
-          <w:sz w:val="24"/>
-          <w:szCs w:val="24"/>
-        </w:rPr>
-        <w:t> :</w:t>
-      </w:r>
-    </w:p>
-    <w:p>
-      <w:pPr>
-        <w:widowControl w:val="0"/>
-        <w:tabs>
-          <w:tab w:val="left" w:pos="2235"/>
-        </w:tabs>
-        <w:autoSpaceDE w:val="0"/>
-        <w:autoSpaceDN w:val="0"/>
-        <w:adjustRightInd w:val="0"/>
-        <w:rPr>
-          <w:rFonts w:ascii="Arial" w:hAnsi="Arial" w:cs="Arial"/>
-          <w:bCs/>
-          <w:sz w:val="24"/>
-          <w:szCs w:val="24"/>
-        </w:rPr>
-      </w:pPr>
-      <w:r>
-        <w:rPr>
-          <w:rFonts w:ascii="Arial" w:hAnsi="Arial" w:cs="Arial"/>
-          <w:bCs/>
-          <w:noProof/>
-          <w:sz w:val="24"/>
-          <w:szCs w:val="24"/>
-          <w:lang w:eastAsia="ja-JP"/>
-        </w:rPr>
-        <w:drawing>
-          <wp:inline distT="0" distB="0" distL="0" distR="0" wp14:anchorId="4958FBC6" wp14:editId="483AA607">
-            <wp:extent cx="5981700" cy="521970"/>
-            <wp:effectExtent l="0" t="0" r="0" b="0"/>
-            <wp:docPr id="8" name="Image 8"/>
+            <wp:docPr id="2" name="Image 2"/>
             <wp:cNvGraphicFramePr>
               <a:graphicFrameLocks xmlns:a="http://schemas.openxmlformats.org/drawingml/2006/main" noChangeAspect="1"/>
             </wp:cNvGraphicFramePr>
@@ -3205,7 +3483,7 @@
                   <pic:spPr>
                     <a:xfrm>
                       <a:off x="0" y="0"/>
-                      <a:ext cx="5981700" cy="521970"/>
+                      <a:ext cx="4439270" cy="228632"/>
                     </a:xfrm>
                     <a:prstGeom prst="rect">
                       <a:avLst/>
@@ -3217,6 +3495,35 @@
           </wp:inline>
         </w:drawing>
       </w:r>
+      <w:r>
+        <w:rPr>
+          <w:rFonts w:ascii="Arial" w:hAnsi="Arial" w:cs="Arial"/>
+          <w:bCs/>
+          <w:sz w:val="24"/>
+          <w:szCs w:val="24"/>
+        </w:rPr>
+        <w:t xml:space="preserve"> // </w:t>
+      </w:r>
+      <w:proofErr w:type="gramStart"/>
+      <w:r>
+        <w:rPr>
+          <w:rFonts w:ascii="Arial" w:hAnsi="Arial" w:cs="Arial"/>
+          <w:bCs/>
+          <w:sz w:val="24"/>
+          <w:szCs w:val="24"/>
+        </w:rPr>
+        <w:t>entête</w:t>
+      </w:r>
+      <w:proofErr w:type="gramEnd"/>
+      <w:r>
+        <w:rPr>
+          <w:rFonts w:ascii="Arial" w:hAnsi="Arial" w:cs="Arial"/>
+          <w:bCs/>
+          <w:sz w:val="24"/>
+          <w:szCs w:val="24"/>
+        </w:rPr>
+        <w:t xml:space="preserve"> de la fonction</w:t>
+      </w:r>
     </w:p>
     <w:p>
       <w:pPr>
@@ -3234,160 +3541,6 @@
           <w:szCs w:val="24"/>
         </w:rPr>
       </w:pPr>
-    </w:p>
-    <w:p>
-      <w:pPr>
-        <w:widowControl w:val="0"/>
-        <w:tabs>
-          <w:tab w:val="left" w:pos="2235"/>
-        </w:tabs>
-        <w:autoSpaceDE w:val="0"/>
-        <w:autoSpaceDN w:val="0"/>
-        <w:adjustRightInd w:val="0"/>
-        <w:rPr>
-          <w:rFonts w:ascii="Arial" w:hAnsi="Arial" w:cs="Arial"/>
-          <w:bCs/>
-          <w:sz w:val="24"/>
-          <w:szCs w:val="24"/>
-        </w:rPr>
-      </w:pPr>
-      <w:r>
-        <w:rPr>
-          <w:rFonts w:ascii="Arial" w:hAnsi="Arial" w:cs="Arial"/>
-          <w:bCs/>
-          <w:sz w:val="24"/>
-          <w:szCs w:val="24"/>
-        </w:rPr>
-        <w:t>Coté java la gestion des sockets ce fait plus facilement hormis que java est la partie serveur donc nous avons eu besoin d’utiliser les threads pour pouvoir géré toute</w:t>
-      </w:r>
-      <w:r>
-        <w:rPr>
-          <w:rFonts w:ascii="Arial" w:hAnsi="Arial" w:cs="Arial"/>
-          <w:bCs/>
-          <w:sz w:val="24"/>
-          <w:szCs w:val="24"/>
-        </w:rPr>
-        <w:t>s</w:t>
-      </w:r>
-      <w:r>
-        <w:rPr>
-          <w:rFonts w:ascii="Arial" w:hAnsi="Arial" w:cs="Arial"/>
-          <w:bCs/>
-          <w:sz w:val="24"/>
-          <w:szCs w:val="24"/>
-        </w:rPr>
-        <w:t xml:space="preserve"> les </w:t>
-      </w:r>
-      <w:r>
-        <w:rPr>
-          <w:rFonts w:ascii="Arial" w:hAnsi="Arial" w:cs="Arial"/>
-          <w:bCs/>
-          <w:sz w:val="24"/>
-          <w:szCs w:val="24"/>
-        </w:rPr>
-        <w:lastRenderedPageBreak/>
-        <w:t>demande</w:t>
-      </w:r>
-      <w:r>
-        <w:rPr>
-          <w:rFonts w:ascii="Arial" w:hAnsi="Arial" w:cs="Arial"/>
-          <w:bCs/>
-          <w:sz w:val="24"/>
-          <w:szCs w:val="24"/>
-        </w:rPr>
-        <w:t>s</w:t>
-      </w:r>
-      <w:r>
-        <w:rPr>
-          <w:rFonts w:ascii="Arial" w:hAnsi="Arial" w:cs="Arial"/>
-          <w:bCs/>
-          <w:sz w:val="24"/>
-          <w:szCs w:val="24"/>
-        </w:rPr>
-        <w:t xml:space="preserve"> des clients</w:t>
-      </w:r>
-      <w:r>
-        <w:rPr>
-          <w:rFonts w:ascii="Arial" w:hAnsi="Arial" w:cs="Arial"/>
-          <w:bCs/>
-          <w:sz w:val="24"/>
-          <w:szCs w:val="24"/>
-        </w:rPr>
-        <w:t>.</w:t>
-      </w:r>
-      <w:r>
-        <w:rPr>
-          <w:rFonts w:ascii="Arial" w:hAnsi="Arial" w:cs="Arial"/>
-          <w:bCs/>
-          <w:sz w:val="24"/>
-          <w:szCs w:val="24"/>
-        </w:rPr>
-        <w:t xml:space="preserve"> Pour ce ferais nous avons une créer une class Interlocuteur</w:t>
-      </w:r>
-      <w:r>
-        <w:rPr>
-          <w:rFonts w:ascii="Arial" w:hAnsi="Arial" w:cs="Arial"/>
-          <w:bCs/>
-          <w:sz w:val="24"/>
-          <w:szCs w:val="24"/>
-        </w:rPr>
-        <w:t xml:space="preserve"> (voir annexe 3</w:t>
-      </w:r>
-      <w:r>
-        <w:rPr>
-          <w:rFonts w:ascii="Arial" w:hAnsi="Arial" w:cs="Arial"/>
-          <w:bCs/>
-          <w:sz w:val="24"/>
-          <w:szCs w:val="24"/>
-        </w:rPr>
-        <w:t>.</w:t>
-      </w:r>
-      <w:r>
-        <w:rPr>
-          <w:rFonts w:ascii="Arial" w:hAnsi="Arial" w:cs="Arial"/>
-          <w:bCs/>
-          <w:sz w:val="24"/>
-          <w:szCs w:val="24"/>
-        </w:rPr>
-        <w:t>1</w:t>
-      </w:r>
-      <w:bookmarkStart w:id="0" w:name="_GoBack"/>
-      <w:bookmarkEnd w:id="0"/>
-      <w:r>
-        <w:rPr>
-          <w:rFonts w:ascii="Arial" w:hAnsi="Arial" w:cs="Arial"/>
-          <w:bCs/>
-          <w:sz w:val="24"/>
-          <w:szCs w:val="24"/>
-        </w:rPr>
-        <w:t>)</w:t>
-      </w:r>
-      <w:r>
-        <w:rPr>
-          <w:rFonts w:ascii="Arial" w:hAnsi="Arial" w:cs="Arial"/>
-          <w:bCs/>
-          <w:sz w:val="24"/>
-          <w:szCs w:val="24"/>
-        </w:rPr>
-        <w:t xml:space="preserve"> qui sera instancier est lancé sur un thread pour chaque client.</w:t>
-      </w:r>
-    </w:p>
-    <w:p>
-      <w:pPr>
-        <w:widowControl w:val="0"/>
-        <w:tabs>
-          <w:tab w:val="left" w:pos="2235"/>
-        </w:tabs>
-        <w:autoSpaceDE w:val="0"/>
-        <w:autoSpaceDN w:val="0"/>
-        <w:adjustRightInd w:val="0"/>
-        <w:rPr>
-          <w:rFonts w:ascii="Arial" w:hAnsi="Arial" w:cs="Arial"/>
-          <w:bCs/>
-          <w:sz w:val="24"/>
-          <w:szCs w:val="24"/>
-        </w:rPr>
-      </w:pPr>
       <w:r>
         <w:rPr>
           <w:rFonts w:ascii="Arial" w:hAnsi="Arial" w:cs="Arial"/>
@@ -3398,10 +3551,10 @@
           <w:lang w:eastAsia="ja-JP"/>
         </w:rPr>
         <w:drawing>
-          <wp:inline distT="0" distB="0" distL="0" distR="0" wp14:anchorId="1E2DCCE5" wp14:editId="5E1A4083">
-            <wp:extent cx="5144218" cy="438211"/>
+          <wp:inline distT="0" distB="0" distL="0" distR="0" wp14:anchorId="23BCBA31" wp14:editId="1A3FBC13">
+            <wp:extent cx="4572638" cy="209579"/>
             <wp:effectExtent l="0" t="0" r="0" b="0"/>
-            <wp:docPr id="4" name="Image 4"/>
+            <wp:docPr id="1" name="Image 1"/>
             <wp:cNvGraphicFramePr>
               <a:graphicFrameLocks xmlns:a="http://schemas.openxmlformats.org/drawingml/2006/main" noChangeAspect="1"/>
             </wp:cNvGraphicFramePr>
@@ -3421,7 +3574,7 @@
                   <pic:spPr>
                     <a:xfrm>
                       <a:off x="0" y="0"/>
-                      <a:ext cx="5144218" cy="438211"/>
+                      <a:ext cx="4572638" cy="209579"/>
                     </a:xfrm>
                     <a:prstGeom prst="rect">
                       <a:avLst/>
@@ -3433,735 +3586,149 @@
           </wp:inline>
         </w:drawing>
       </w:r>
-    </w:p>
-    <w:p>
-      <w:pPr>
-        <w:widowControl w:val="0"/>
-        <w:tabs>
-          <w:tab w:val="left" w:pos="6580"/>
-        </w:tabs>
-        <w:autoSpaceDE w:val="0"/>
-        <w:autoSpaceDN w:val="0"/>
-        <w:adjustRightInd w:val="0"/>
-        <w:spacing w:after="0" w:line="240" w:lineRule="auto"/>
-        <w:jc w:val="center"/>
-        <w:rPr>
-          <w:rFonts w:ascii="Arial" w:hAnsi="Arial" w:cs="Arial"/>
-          <w:bCs/>
-          <w:sz w:val="24"/>
-          <w:szCs w:val="24"/>
-        </w:rPr>
-      </w:pPr>
-    </w:p>
-    <w:p>
-      <w:pPr>
-        <w:widowControl w:val="0"/>
-        <w:tabs>
-          <w:tab w:val="left" w:pos="6580"/>
-        </w:tabs>
-        <w:autoSpaceDE w:val="0"/>
-        <w:autoSpaceDN w:val="0"/>
-        <w:adjustRightInd w:val="0"/>
-        <w:spacing w:after="0" w:line="240" w:lineRule="auto"/>
-        <w:jc w:val="center"/>
-        <w:rPr>
-          <w:rFonts w:ascii="Arial" w:hAnsi="Arial" w:cs="Arial"/>
-          <w:b/>
-          <w:bCs/>
-          <w:sz w:val="28"/>
-          <w:szCs w:val="28"/>
-        </w:rPr>
-      </w:pPr>
-      <w:r>
-        <w:rPr>
-          <w:rFonts w:ascii="Arial" w:hAnsi="Arial" w:cs="Arial"/>
-          <w:b/>
-          <w:bCs/>
-          <w:sz w:val="28"/>
-          <w:szCs w:val="28"/>
-        </w:rPr>
-        <w:t>Java Server</w:t>
-      </w:r>
-    </w:p>
-    <w:p>
-      <w:pPr>
-        <w:widowControl w:val="0"/>
-        <w:tabs>
-          <w:tab w:val="left" w:pos="6580"/>
-        </w:tabs>
-        <w:autoSpaceDE w:val="0"/>
-        <w:autoSpaceDN w:val="0"/>
-        <w:adjustRightInd w:val="0"/>
-        <w:spacing w:after="0" w:line="240" w:lineRule="auto"/>
-        <w:rPr>
-          <w:rFonts w:ascii="Arial" w:hAnsi="Arial" w:cs="Arial"/>
-          <w:bCs/>
-          <w:sz w:val="24"/>
-          <w:szCs w:val="24"/>
-        </w:rPr>
-      </w:pPr>
-    </w:p>
-    <w:p>
-      <w:pPr>
-        <w:widowControl w:val="0"/>
-        <w:tabs>
-          <w:tab w:val="left" w:pos="6580"/>
-        </w:tabs>
-        <w:autoSpaceDE w:val="0"/>
-        <w:autoSpaceDN w:val="0"/>
-        <w:adjustRightInd w:val="0"/>
-        <w:spacing w:after="0" w:line="240" w:lineRule="auto"/>
-        <w:rPr>
-          <w:rFonts w:ascii="Arial" w:hAnsi="Arial" w:cs="Arial"/>
-          <w:bCs/>
-          <w:sz w:val="24"/>
-          <w:szCs w:val="24"/>
-        </w:rPr>
-      </w:pPr>
-      <w:r>
-        <w:rPr>
-          <w:rFonts w:ascii="Arial" w:hAnsi="Arial" w:cs="Arial"/>
-          <w:bCs/>
-          <w:sz w:val="24"/>
-          <w:szCs w:val="24"/>
-        </w:rPr>
-        <w:t>La partie java consiste à faire un s</w:t>
-      </w:r>
-      <w:r>
-        <w:rPr>
-          <w:rFonts w:ascii="Arial" w:hAnsi="Arial" w:cs="Arial"/>
-          <w:bCs/>
-          <w:sz w:val="24"/>
-          <w:szCs w:val="24"/>
-        </w:rPr>
-        <w:t>erver</w:t>
-      </w:r>
-      <w:r>
-        <w:rPr>
-          <w:rFonts w:ascii="Arial" w:hAnsi="Arial" w:cs="Arial"/>
-          <w:bCs/>
-          <w:sz w:val="24"/>
-          <w:szCs w:val="24"/>
-        </w:rPr>
-        <w:t xml:space="preserve"> </w:t>
-      </w:r>
-      <w:r>
-        <w:rPr>
-          <w:rFonts w:ascii="Arial" w:hAnsi="Arial" w:cs="Arial"/>
-          <w:bCs/>
-          <w:sz w:val="24"/>
-          <w:szCs w:val="24"/>
-        </w:rPr>
-        <w:t>Java</w:t>
-      </w:r>
-      <w:r>
-        <w:rPr>
-          <w:rFonts w:ascii="Arial" w:hAnsi="Arial" w:cs="Arial"/>
-          <w:bCs/>
-          <w:sz w:val="24"/>
-          <w:szCs w:val="24"/>
-        </w:rPr>
-        <w:t xml:space="preserve"> qui attend des </w:t>
-      </w:r>
-      <w:r>
-        <w:rPr>
-          <w:rFonts w:ascii="Arial" w:hAnsi="Arial" w:cs="Arial"/>
-          <w:bCs/>
-          <w:sz w:val="24"/>
-          <w:szCs w:val="24"/>
-        </w:rPr>
-        <w:t>requêtes</w:t>
-      </w:r>
-      <w:r>
-        <w:rPr>
-          <w:rFonts w:ascii="Arial" w:hAnsi="Arial" w:cs="Arial"/>
-          <w:bCs/>
-          <w:sz w:val="24"/>
-          <w:szCs w:val="24"/>
-        </w:rPr>
-        <w:t xml:space="preserve"> qui </w:t>
-      </w:r>
-      <w:r>
-        <w:rPr>
-          <w:rFonts w:ascii="Arial" w:hAnsi="Arial" w:cs="Arial"/>
-          <w:bCs/>
-          <w:sz w:val="24"/>
-          <w:szCs w:val="24"/>
-        </w:rPr>
-        <w:t>permettront</w:t>
-      </w:r>
-      <w:r>
-        <w:rPr>
-          <w:rFonts w:ascii="Arial" w:hAnsi="Arial" w:cs="Arial"/>
-          <w:bCs/>
-          <w:sz w:val="24"/>
-          <w:szCs w:val="24"/>
-        </w:rPr>
-        <w:t xml:space="preserve"> de faire </w:t>
-      </w:r>
-      <w:r>
-        <w:rPr>
-          <w:rFonts w:ascii="Arial" w:hAnsi="Arial" w:cs="Arial"/>
-          <w:bCs/>
-          <w:sz w:val="24"/>
-          <w:szCs w:val="24"/>
-        </w:rPr>
-        <w:t>apparaitre</w:t>
-      </w:r>
-      <w:r>
-        <w:rPr>
-          <w:rFonts w:ascii="Arial" w:hAnsi="Arial" w:cs="Arial"/>
-          <w:bCs/>
-          <w:sz w:val="24"/>
-          <w:szCs w:val="24"/>
-        </w:rPr>
-        <w:t xml:space="preserve"> une</w:t>
-      </w:r>
-      <w:r>
-        <w:rPr>
-          <w:rFonts w:ascii="Arial" w:hAnsi="Arial" w:cs="Arial"/>
-          <w:bCs/>
-          <w:sz w:val="24"/>
-          <w:szCs w:val="24"/>
-        </w:rPr>
-        <w:t xml:space="preserve"> fenêtre</w:t>
-      </w:r>
-      <w:r>
-        <w:rPr>
-          <w:rFonts w:ascii="Arial" w:hAnsi="Arial" w:cs="Arial"/>
-          <w:bCs/>
-          <w:sz w:val="24"/>
-          <w:szCs w:val="24"/>
-        </w:rPr>
-        <w:t xml:space="preserve"> </w:t>
-      </w:r>
-      <w:r>
-        <w:rPr>
-          <w:rFonts w:ascii="Arial" w:hAnsi="Arial" w:cs="Arial"/>
-          <w:bCs/>
-          <w:sz w:val="24"/>
-          <w:szCs w:val="24"/>
-        </w:rPr>
-        <w:t>sur laquelle on va dessiner</w:t>
-      </w:r>
-    </w:p>
-    <w:p>
-      <w:pPr>
-        <w:widowControl w:val="0"/>
-        <w:tabs>
-          <w:tab w:val="left" w:pos="6580"/>
-        </w:tabs>
-        <w:autoSpaceDE w:val="0"/>
-        <w:autoSpaceDN w:val="0"/>
-        <w:adjustRightInd w:val="0"/>
-        <w:spacing w:after="0" w:line="240" w:lineRule="auto"/>
-        <w:rPr>
-          <w:rFonts w:ascii="Arial" w:hAnsi="Arial" w:cs="Arial"/>
-          <w:bCs/>
-          <w:sz w:val="24"/>
-          <w:szCs w:val="24"/>
-        </w:rPr>
-      </w:pPr>
-      <w:r>
-        <w:rPr>
-          <w:rFonts w:ascii="Arial" w:hAnsi="Arial" w:cs="Arial"/>
-          <w:bCs/>
-          <w:sz w:val="24"/>
-          <w:szCs w:val="24"/>
-        </w:rPr>
-        <w:t>Pour ça nous avons utilisé la librairie Awt de Java.</w:t>
-      </w:r>
-    </w:p>
-    <w:p>
-      <w:pPr>
-        <w:widowControl w:val="0"/>
-        <w:tabs>
-          <w:tab w:val="left" w:pos="6580"/>
-        </w:tabs>
-        <w:autoSpaceDE w:val="0"/>
-        <w:autoSpaceDN w:val="0"/>
-        <w:adjustRightInd w:val="0"/>
-        <w:spacing w:after="0" w:line="240" w:lineRule="auto"/>
-        <w:rPr>
-          <w:rFonts w:ascii="Arial" w:hAnsi="Arial" w:cs="Arial"/>
-          <w:bCs/>
-          <w:sz w:val="24"/>
-          <w:szCs w:val="24"/>
-        </w:rPr>
-      </w:pPr>
-      <w:r>
-        <w:rPr>
-          <w:rFonts w:ascii="Arial" w:hAnsi="Arial" w:cs="Arial"/>
-          <w:bCs/>
-          <w:sz w:val="24"/>
-          <w:szCs w:val="24"/>
-        </w:rPr>
-        <w:t>La librairie permet de créer une fenêtre, elle permet aussi de créer des rendus sur lesquelles nous pourrons dessiner. Elle a un tas de fonction qui dessine</w:t>
-      </w:r>
-      <w:r>
-        <w:rPr>
-          <w:rFonts w:ascii="Arial" w:hAnsi="Arial" w:cs="Arial"/>
-          <w:bCs/>
-          <w:sz w:val="24"/>
-          <w:szCs w:val="24"/>
-        </w:rPr>
-        <w:t>, certaine de ses fonctions</w:t>
-      </w:r>
-      <w:r>
-        <w:rPr>
-          <w:rFonts w:ascii="Arial" w:hAnsi="Arial" w:cs="Arial"/>
-          <w:bCs/>
-          <w:sz w:val="24"/>
-          <w:szCs w:val="24"/>
-        </w:rPr>
-        <w:t xml:space="preserve"> permette de dessiner des segments, rectangle, ovale, arc, texte.</w:t>
-      </w:r>
-    </w:p>
-    <w:p>
-      <w:pPr>
-        <w:widowControl w:val="0"/>
-        <w:tabs>
-          <w:tab w:val="left" w:pos="6580"/>
-        </w:tabs>
-        <w:autoSpaceDE w:val="0"/>
-        <w:autoSpaceDN w:val="0"/>
-        <w:adjustRightInd w:val="0"/>
-        <w:spacing w:after="0" w:line="240" w:lineRule="auto"/>
-        <w:rPr>
-          <w:rFonts w:ascii="Arial" w:hAnsi="Arial" w:cs="Arial"/>
-          <w:bCs/>
-          <w:sz w:val="24"/>
-          <w:szCs w:val="24"/>
-        </w:rPr>
-      </w:pPr>
-      <w:r>
-        <w:rPr>
-          <w:rFonts w:ascii="Arial" w:hAnsi="Arial" w:cs="Arial"/>
-          <w:bCs/>
-          <w:sz w:val="24"/>
-          <w:szCs w:val="24"/>
-        </w:rPr>
-        <w:t>Chaque fonction possède ses propres paramètres mais ils ont tous en commun besoin des coordonnée</w:t>
-      </w:r>
-      <w:r>
-        <w:rPr>
-          <w:rFonts w:ascii="Arial" w:hAnsi="Arial" w:cs="Arial"/>
-          <w:bCs/>
-          <w:sz w:val="24"/>
-          <w:szCs w:val="24"/>
-        </w:rPr>
-        <w:t>s</w:t>
-      </w:r>
-      <w:r>
-        <w:rPr>
-          <w:rFonts w:ascii="Arial" w:hAnsi="Arial" w:cs="Arial"/>
-          <w:bCs/>
-          <w:sz w:val="24"/>
-          <w:szCs w:val="24"/>
-        </w:rPr>
-        <w:t xml:space="preserve"> en x et y</w:t>
-      </w:r>
-      <w:r>
-        <w:rPr>
-          <w:rFonts w:ascii="Arial" w:hAnsi="Arial" w:cs="Arial"/>
-          <w:bCs/>
-          <w:sz w:val="24"/>
-          <w:szCs w:val="24"/>
-        </w:rPr>
-        <w:t>.</w:t>
-      </w:r>
-    </w:p>
-    <w:p>
-      <w:pPr>
-        <w:widowControl w:val="0"/>
-        <w:tabs>
-          <w:tab w:val="left" w:pos="6580"/>
-        </w:tabs>
-        <w:autoSpaceDE w:val="0"/>
-        <w:autoSpaceDN w:val="0"/>
-        <w:adjustRightInd w:val="0"/>
-        <w:spacing w:after="0" w:line="240" w:lineRule="auto"/>
-        <w:rPr>
-          <w:rFonts w:ascii="Arial" w:hAnsi="Arial" w:cs="Arial"/>
-          <w:bCs/>
-          <w:sz w:val="24"/>
-          <w:szCs w:val="24"/>
-        </w:rPr>
-      </w:pPr>
-      <w:r>
-        <w:rPr>
-          <w:rFonts w:ascii="Arial" w:hAnsi="Arial" w:cs="Arial"/>
-          <w:bCs/>
-          <w:sz w:val="24"/>
-          <w:szCs w:val="24"/>
-        </w:rPr>
-        <w:t>On pourra pour chaque cas choisir la couleur par rapport à sa forme</w:t>
-      </w:r>
-      <w:r>
-        <w:rPr>
-          <w:rFonts w:ascii="Arial" w:hAnsi="Arial" w:cs="Arial"/>
-          <w:bCs/>
-          <w:sz w:val="24"/>
-          <w:szCs w:val="24"/>
-        </w:rPr>
-        <w:t>,</w:t>
-      </w:r>
-    </w:p>
-    <w:p>
-      <w:pPr>
-        <w:widowControl w:val="0"/>
-        <w:tabs>
-          <w:tab w:val="left" w:pos="6580"/>
-        </w:tabs>
-        <w:autoSpaceDE w:val="0"/>
-        <w:autoSpaceDN w:val="0"/>
-        <w:adjustRightInd w:val="0"/>
-        <w:spacing w:after="0" w:line="240" w:lineRule="auto"/>
-        <w:rPr>
-          <w:rFonts w:ascii="Arial" w:hAnsi="Arial" w:cs="Arial"/>
-          <w:bCs/>
-          <w:sz w:val="24"/>
-          <w:szCs w:val="24"/>
-        </w:rPr>
-      </w:pPr>
-      <w:r>
-        <w:rPr>
-          <w:rFonts w:ascii="Arial" w:hAnsi="Arial" w:cs="Arial"/>
-          <w:bCs/>
-          <w:sz w:val="24"/>
-          <w:szCs w:val="24"/>
-        </w:rPr>
-        <w:t>Et d’</w:t>
-      </w:r>
-      <w:r>
-        <w:rPr>
-          <w:rFonts w:ascii="Arial" w:hAnsi="Arial" w:cs="Arial"/>
-          <w:bCs/>
-          <w:sz w:val="24"/>
-          <w:szCs w:val="24"/>
-        </w:rPr>
-        <w:t>autre choix comme l</w:t>
-      </w:r>
-      <w:r>
-        <w:rPr>
-          <w:rFonts w:ascii="Arial" w:hAnsi="Arial" w:cs="Arial"/>
-          <w:bCs/>
-          <w:sz w:val="24"/>
-          <w:szCs w:val="24"/>
-        </w:rPr>
-        <w:t>’épaisseur</w:t>
-      </w:r>
-      <w:r>
-        <w:rPr>
-          <w:rFonts w:ascii="Arial" w:hAnsi="Arial" w:cs="Arial"/>
-          <w:bCs/>
-          <w:sz w:val="24"/>
-          <w:szCs w:val="24"/>
-        </w:rPr>
-        <w:t xml:space="preserve"> pour un segment ou si une forme fermée doit être remplis.</w:t>
-      </w:r>
-    </w:p>
-    <w:p>
-      <w:pPr>
-        <w:widowControl w:val="0"/>
-        <w:tabs>
-          <w:tab w:val="left" w:pos="6580"/>
-        </w:tabs>
-        <w:autoSpaceDE w:val="0"/>
-        <w:autoSpaceDN w:val="0"/>
-        <w:adjustRightInd w:val="0"/>
-        <w:spacing w:after="0" w:line="240" w:lineRule="auto"/>
-        <w:rPr>
-          <w:rFonts w:ascii="Arial" w:hAnsi="Arial" w:cs="Arial"/>
-          <w:bCs/>
-          <w:sz w:val="24"/>
-          <w:szCs w:val="24"/>
-        </w:rPr>
-      </w:pPr>
-    </w:p>
-    <w:p>
-      <w:pPr>
-        <w:widowControl w:val="0"/>
-        <w:tabs>
-          <w:tab w:val="left" w:pos="6580"/>
-        </w:tabs>
-        <w:autoSpaceDE w:val="0"/>
-        <w:autoSpaceDN w:val="0"/>
-        <w:adjustRightInd w:val="0"/>
-        <w:spacing w:after="0" w:line="240" w:lineRule="auto"/>
-        <w:jc w:val="center"/>
-        <w:rPr>
-          <w:rFonts w:ascii="Arial" w:hAnsi="Arial" w:cs="Arial"/>
-          <w:b/>
-          <w:bCs/>
-          <w:sz w:val="28"/>
-          <w:szCs w:val="28"/>
-        </w:rPr>
-      </w:pPr>
-      <w:r>
-        <w:rPr>
-          <w:rFonts w:ascii="Arial" w:hAnsi="Arial" w:cs="Arial"/>
-          <w:b/>
-          <w:bCs/>
-          <w:sz w:val="28"/>
-          <w:szCs w:val="28"/>
-        </w:rPr>
-        <w:t>C++ Client</w:t>
-      </w:r>
-    </w:p>
-    <w:p>
-      <w:pPr>
-        <w:widowControl w:val="0"/>
-        <w:tabs>
-          <w:tab w:val="left" w:pos="6580"/>
-        </w:tabs>
-        <w:autoSpaceDE w:val="0"/>
-        <w:autoSpaceDN w:val="0"/>
-        <w:adjustRightInd w:val="0"/>
-        <w:spacing w:after="0" w:line="240" w:lineRule="auto"/>
-        <w:rPr>
-          <w:rFonts w:ascii="Arial" w:hAnsi="Arial" w:cs="Arial"/>
-          <w:bCs/>
-          <w:sz w:val="24"/>
-          <w:szCs w:val="24"/>
-        </w:rPr>
-      </w:pPr>
-    </w:p>
-    <w:p>
-      <w:pPr>
-        <w:widowControl w:val="0"/>
-        <w:tabs>
-          <w:tab w:val="left" w:pos="6580"/>
-        </w:tabs>
-        <w:autoSpaceDE w:val="0"/>
-        <w:autoSpaceDN w:val="0"/>
-        <w:adjustRightInd w:val="0"/>
-        <w:spacing w:after="0" w:line="240" w:lineRule="auto"/>
-        <w:rPr>
-          <w:rFonts w:ascii="Arial" w:hAnsi="Arial" w:cs="Arial"/>
-          <w:bCs/>
-          <w:sz w:val="24"/>
-          <w:szCs w:val="24"/>
-        </w:rPr>
-      </w:pPr>
-      <w:r>
-        <w:rPr>
-          <w:rFonts w:ascii="Arial" w:hAnsi="Arial" w:cs="Arial"/>
-          <w:bCs/>
-          <w:sz w:val="24"/>
-          <w:szCs w:val="24"/>
-        </w:rPr>
-        <w:t>La partie C++ consiste à faire un client C++ qui va envoyer des requêtes au server, l’utilité est que le C++ à une vitesse de calcule largement plus rapide que le java</w:t>
-      </w:r>
-    </w:p>
-    <w:p>
-      <w:pPr>
-        <w:widowControl w:val="0"/>
-        <w:tabs>
-          <w:tab w:val="left" w:pos="6580"/>
-        </w:tabs>
-        <w:autoSpaceDE w:val="0"/>
-        <w:autoSpaceDN w:val="0"/>
-        <w:adjustRightInd w:val="0"/>
-        <w:spacing w:after="0" w:line="240" w:lineRule="auto"/>
-        <w:rPr>
-          <w:rFonts w:ascii="Arial" w:hAnsi="Arial" w:cs="Arial"/>
-          <w:bCs/>
-          <w:sz w:val="24"/>
-          <w:szCs w:val="24"/>
-        </w:rPr>
-      </w:pPr>
-    </w:p>
-    <w:p>
-      <w:pPr>
-        <w:widowControl w:val="0"/>
-        <w:tabs>
-          <w:tab w:val="left" w:pos="6580"/>
-        </w:tabs>
-        <w:autoSpaceDE w:val="0"/>
-        <w:autoSpaceDN w:val="0"/>
-        <w:adjustRightInd w:val="0"/>
-        <w:spacing w:after="0" w:line="240" w:lineRule="auto"/>
-        <w:rPr>
-          <w:rFonts w:ascii="Arial" w:hAnsi="Arial" w:cs="Arial"/>
-          <w:bCs/>
-          <w:sz w:val="24"/>
-          <w:szCs w:val="24"/>
-        </w:rPr>
-      </w:pPr>
-      <w:r>
-        <w:rPr>
-          <w:rFonts w:ascii="Arial" w:hAnsi="Arial" w:cs="Arial"/>
-          <w:bCs/>
-          <w:sz w:val="24"/>
-          <w:szCs w:val="24"/>
-        </w:rPr>
-        <w:t xml:space="preserve">Comme nous voulons une librairie l’utilisation des </w:t>
-      </w:r>
-      <w:r>
-        <w:rPr>
-          <w:rFonts w:ascii="Arial" w:hAnsi="Arial" w:cs="Arial"/>
-          <w:bCs/>
-          <w:sz w:val="24"/>
-          <w:szCs w:val="24"/>
-        </w:rPr>
-        <w:t>méthodes</w:t>
-      </w:r>
-      <w:r>
-        <w:rPr>
-          <w:rFonts w:ascii="Arial" w:hAnsi="Arial" w:cs="Arial"/>
-          <w:bCs/>
-          <w:sz w:val="24"/>
-          <w:szCs w:val="24"/>
-        </w:rPr>
-        <w:t xml:space="preserve"> doivent être simple d’utilisation et intuitive</w:t>
-      </w:r>
-      <w:r>
-        <w:rPr>
-          <w:rFonts w:ascii="Arial" w:hAnsi="Arial" w:cs="Arial"/>
-          <w:bCs/>
-          <w:sz w:val="24"/>
-          <w:szCs w:val="24"/>
-        </w:rPr>
-        <w:t xml:space="preserve"> (voir annexe 2.1)</w:t>
-      </w:r>
-      <w:r>
-        <w:rPr>
-          <w:rFonts w:ascii="Arial" w:hAnsi="Arial" w:cs="Arial"/>
-          <w:bCs/>
-          <w:sz w:val="24"/>
-          <w:szCs w:val="24"/>
-        </w:rPr>
-        <w:t xml:space="preserve">, pour le faire nous avons structuré de telle sorte que l’utilisateur n’utilise qu’un objet, cette objet est une instanciation de la class </w:t>
-      </w:r>
-      <w:r>
-        <w:rPr>
-          <w:rFonts w:ascii="Arial" w:hAnsi="Arial" w:cs="Arial"/>
-          <w:bCs/>
-          <w:sz w:val="24"/>
-          <w:szCs w:val="24"/>
-        </w:rPr>
-        <w:t>Fenetre</w:t>
-      </w:r>
-      <w:r>
-        <w:rPr>
-          <w:rFonts w:ascii="Arial" w:hAnsi="Arial" w:cs="Arial"/>
-          <w:bCs/>
-          <w:sz w:val="24"/>
-          <w:szCs w:val="24"/>
-        </w:rPr>
-        <w:t xml:space="preserve"> (voir annexe 2.3</w:t>
-      </w:r>
-      <w:r>
-        <w:rPr>
-          <w:rFonts w:ascii="Arial" w:hAnsi="Arial" w:cs="Arial"/>
-          <w:bCs/>
-          <w:sz w:val="24"/>
-          <w:szCs w:val="24"/>
-        </w:rPr>
-        <w:t>)</w:t>
-      </w:r>
-    </w:p>
-    <w:p>
-      <w:pPr>
-        <w:widowControl w:val="0"/>
-        <w:tabs>
-          <w:tab w:val="left" w:pos="6580"/>
-        </w:tabs>
-        <w:autoSpaceDE w:val="0"/>
-        <w:autoSpaceDN w:val="0"/>
-        <w:adjustRightInd w:val="0"/>
-        <w:spacing w:after="0" w:line="240" w:lineRule="auto"/>
-        <w:rPr>
-          <w:rFonts w:ascii="Arial" w:hAnsi="Arial" w:cs="Arial"/>
-          <w:bCs/>
-          <w:sz w:val="24"/>
-          <w:szCs w:val="24"/>
-        </w:rPr>
-      </w:pPr>
-      <w:r>
-        <w:rPr>
-          <w:rFonts w:ascii="Arial" w:hAnsi="Arial" w:cs="Arial"/>
-          <w:bCs/>
-          <w:sz w:val="24"/>
-          <w:szCs w:val="24"/>
-        </w:rPr>
-        <w:t>Pour commencer nous avons initialisation l’utilisateur commence par entrée les informations de la fenêtre voulu.</w:t>
-      </w:r>
-      <w:r>
-        <w:rPr>
-          <w:rFonts w:ascii="Arial" w:hAnsi="Arial" w:cs="Arial"/>
-          <w:bCs/>
-          <w:sz w:val="24"/>
-          <w:szCs w:val="24"/>
-        </w:rPr>
-        <w:t xml:space="preserve"> </w:t>
-      </w:r>
-      <w:r>
-        <w:rPr>
-          <w:rFonts w:ascii="Arial" w:hAnsi="Arial" w:cs="Arial"/>
-          <w:bCs/>
-          <w:sz w:val="24"/>
-          <w:szCs w:val="24"/>
-        </w:rPr>
-        <w:t>(</w:t>
-      </w:r>
-      <w:r>
-        <w:rPr>
-          <w:rFonts w:ascii="Arial" w:hAnsi="Arial" w:cs="Arial"/>
-          <w:bCs/>
-          <w:sz w:val="24"/>
-          <w:szCs w:val="24"/>
-        </w:rPr>
-        <w:t>n</w:t>
-      </w:r>
-      <w:r>
-        <w:rPr>
-          <w:rFonts w:ascii="Arial" w:hAnsi="Arial" w:cs="Arial"/>
-          <w:bCs/>
-          <w:sz w:val="24"/>
-          <w:szCs w:val="24"/>
-        </w:rPr>
-        <w:t>om</w:t>
-      </w:r>
-      <w:r>
-        <w:rPr>
-          <w:rFonts w:ascii="Arial" w:hAnsi="Arial" w:cs="Arial"/>
-          <w:bCs/>
-          <w:sz w:val="24"/>
-          <w:szCs w:val="24"/>
-        </w:rPr>
-        <w:t xml:space="preserve"> de la fenêtre, largeur, hauteur)</w:t>
-      </w:r>
-    </w:p>
-    <w:p>
-      <w:pPr>
-        <w:widowControl w:val="0"/>
-        <w:tabs>
-          <w:tab w:val="left" w:pos="6580"/>
-        </w:tabs>
-        <w:autoSpaceDE w:val="0"/>
-        <w:autoSpaceDN w:val="0"/>
-        <w:adjustRightInd w:val="0"/>
-        <w:spacing w:after="0" w:line="240" w:lineRule="auto"/>
-        <w:rPr>
-          <w:rFonts w:ascii="Arial" w:hAnsi="Arial" w:cs="Arial"/>
-          <w:bCs/>
-          <w:sz w:val="24"/>
-          <w:szCs w:val="24"/>
-        </w:rPr>
-      </w:pPr>
-    </w:p>
-    <w:p>
-      <w:pPr>
-        <w:widowControl w:val="0"/>
-        <w:tabs>
-          <w:tab w:val="left" w:pos="6580"/>
-        </w:tabs>
-        <w:autoSpaceDE w:val="0"/>
-        <w:autoSpaceDN w:val="0"/>
-        <w:adjustRightInd w:val="0"/>
-        <w:spacing w:after="0" w:line="240" w:lineRule="auto"/>
+      <w:r>
+        <w:rPr>
+          <w:rFonts w:ascii="Arial" w:hAnsi="Arial" w:cs="Arial"/>
+          <w:bCs/>
+          <w:sz w:val="24"/>
+          <w:szCs w:val="24"/>
+        </w:rPr>
+        <w:t xml:space="preserve"> // </w:t>
+      </w:r>
+      <w:proofErr w:type="gramStart"/>
+      <w:r>
+        <w:rPr>
+          <w:rFonts w:ascii="Arial" w:hAnsi="Arial" w:cs="Arial"/>
+          <w:bCs/>
+          <w:sz w:val="24"/>
+          <w:szCs w:val="24"/>
+        </w:rPr>
+        <w:t>utilisation</w:t>
+      </w:r>
+      <w:proofErr w:type="gramEnd"/>
+      <w:r>
+        <w:rPr>
+          <w:rFonts w:ascii="Arial" w:hAnsi="Arial" w:cs="Arial"/>
+          <w:bCs/>
+          <w:sz w:val="24"/>
+          <w:szCs w:val="24"/>
+        </w:rPr>
+        <w:t xml:space="preserve"> de </w:t>
+      </w:r>
+      <w:proofErr w:type="spellStart"/>
+      <w:r>
+        <w:rPr>
+          <w:rFonts w:ascii="Arial" w:hAnsi="Arial" w:cs="Arial"/>
+          <w:bCs/>
+          <w:sz w:val="24"/>
+          <w:szCs w:val="24"/>
+        </w:rPr>
+        <w:t>addr</w:t>
+      </w:r>
+      <w:proofErr w:type="spellEnd"/>
+    </w:p>
+    <w:p>
+      <w:pPr>
+        <w:widowControl w:val="0"/>
+        <w:tabs>
+          <w:tab w:val="left" w:pos="2235"/>
+        </w:tabs>
+        <w:autoSpaceDE w:val="0"/>
+        <w:autoSpaceDN w:val="0"/>
+        <w:adjustRightInd w:val="0"/>
+        <w:rPr>
+          <w:rFonts w:ascii="Arial" w:hAnsi="Arial" w:cs="Arial"/>
+          <w:bCs/>
+          <w:sz w:val="24"/>
+          <w:szCs w:val="24"/>
+        </w:rPr>
+      </w:pPr>
+      <w:r>
+        <w:rPr>
+          <w:rFonts w:ascii="Arial" w:hAnsi="Arial" w:cs="Arial"/>
+          <w:bCs/>
+          <w:sz w:val="24"/>
+          <w:szCs w:val="24"/>
+        </w:rPr>
+        <w:t xml:space="preserve">Un deuxième problème à était l’utilisation de la librairie </w:t>
+      </w:r>
+      <w:proofErr w:type="spellStart"/>
+      <w:r>
+        <w:rPr>
+          <w:rFonts w:ascii="Arial" w:hAnsi="Arial" w:cs="Arial"/>
+          <w:bCs/>
+          <w:sz w:val="24"/>
+          <w:szCs w:val="24"/>
+        </w:rPr>
+        <w:t>Erreur.h</w:t>
+      </w:r>
+      <w:proofErr w:type="spellEnd"/>
+      <w:r>
+        <w:rPr>
+          <w:rFonts w:ascii="Arial" w:hAnsi="Arial" w:cs="Arial"/>
+          <w:bCs/>
+          <w:sz w:val="24"/>
+          <w:szCs w:val="24"/>
+        </w:rPr>
+        <w:t xml:space="preserve"> (et Erreur.cpp), La classe permet de </w:t>
+      </w:r>
+      <w:proofErr w:type="spellStart"/>
+      <w:r>
+        <w:rPr>
+          <w:rFonts w:ascii="Arial" w:hAnsi="Arial" w:cs="Arial"/>
+          <w:bCs/>
+          <w:sz w:val="24"/>
+          <w:szCs w:val="24"/>
+        </w:rPr>
+        <w:t>throw</w:t>
+      </w:r>
+      <w:proofErr w:type="spellEnd"/>
+      <w:r>
+        <w:rPr>
+          <w:rFonts w:ascii="Arial" w:hAnsi="Arial" w:cs="Arial"/>
+          <w:bCs/>
+          <w:sz w:val="24"/>
+          <w:szCs w:val="24"/>
+        </w:rPr>
+        <w:t xml:space="preserve"> une erreur proprement, nous avions fait quelque erreur dans le code, puis à chaque utilisation de g++</w:t>
+      </w:r>
+      <w:r>
+        <w:rPr>
+          <w:rFonts w:ascii="Arial" w:hAnsi="Arial" w:cs="Arial"/>
+          <w:bCs/>
+          <w:sz w:val="24"/>
+          <w:szCs w:val="24"/>
+        </w:rPr>
+        <w:t xml:space="preserve"> j’oubliais</w:t>
+      </w:r>
+      <w:r>
+        <w:rPr>
+          <w:rFonts w:ascii="Arial" w:hAnsi="Arial" w:cs="Arial"/>
+          <w:bCs/>
+          <w:sz w:val="24"/>
+          <w:szCs w:val="24"/>
+        </w:rPr>
+        <w:t xml:space="preserve"> de compiler Erreur.cpp ce qui provoqua une erreur</w:t>
+      </w:r>
+      <w:r>
+        <w:rPr>
+          <w:rFonts w:ascii="Arial" w:hAnsi="Arial" w:cs="Arial"/>
+          <w:bCs/>
+          <w:sz w:val="24"/>
+          <w:szCs w:val="24"/>
+        </w:rPr>
+        <w:t> :</w:t>
+      </w:r>
+    </w:p>
+    <w:p>
+      <w:pPr>
+        <w:widowControl w:val="0"/>
+        <w:tabs>
+          <w:tab w:val="left" w:pos="2235"/>
+        </w:tabs>
+        <w:autoSpaceDE w:val="0"/>
+        <w:autoSpaceDN w:val="0"/>
+        <w:adjustRightInd w:val="0"/>
         <w:rPr>
           <w:rFonts w:ascii="Arial" w:hAnsi="Arial" w:cs="Arial"/>
           <w:bCs/>
@@ -4179,10 +3746,10 @@
           <w:lang w:eastAsia="ja-JP"/>
         </w:rPr>
         <w:drawing>
-          <wp:inline distT="0" distB="0" distL="0" distR="0" wp14:anchorId="02F6FA14" wp14:editId="57E47049">
-            <wp:extent cx="2943636" cy="200053"/>
-            <wp:effectExtent l="0" t="0" r="0" b="9525"/>
-            <wp:docPr id="5" name="Image 5"/>
+          <wp:inline distT="0" distB="0" distL="0" distR="0" wp14:anchorId="4958FBC6" wp14:editId="483AA607">
+            <wp:extent cx="5981700" cy="521970"/>
+            <wp:effectExtent l="0" t="0" r="0" b="0"/>
+            <wp:docPr id="8" name="Image 8"/>
             <wp:cNvGraphicFramePr>
               <a:graphicFrameLocks xmlns:a="http://schemas.openxmlformats.org/drawingml/2006/main" noChangeAspect="1"/>
             </wp:cNvGraphicFramePr>
@@ -4202,7 +3769,7 @@
                   <pic:spPr>
                     <a:xfrm>
                       <a:off x="0" y="0"/>
-                      <a:ext cx="2943636" cy="200053"/>
+                      <a:ext cx="5981700" cy="521970"/>
                     </a:xfrm>
                     <a:prstGeom prst="rect">
                       <a:avLst/>
@@ -4219,174 +3786,153 @@
       <w:pPr>
         <w:widowControl w:val="0"/>
         <w:tabs>
-          <w:tab w:val="left" w:pos="6580"/>
-        </w:tabs>
-        <w:autoSpaceDE w:val="0"/>
-        <w:autoSpaceDN w:val="0"/>
-        <w:adjustRightInd w:val="0"/>
-        <w:spacing w:after="0" w:line="240" w:lineRule="auto"/>
-        <w:rPr>
-          <w:rFonts w:ascii="Arial" w:hAnsi="Arial" w:cs="Arial"/>
-          <w:bCs/>
-          <w:sz w:val="24"/>
-          <w:szCs w:val="24"/>
-        </w:rPr>
-      </w:pPr>
-    </w:p>
-    <w:p>
-      <w:pPr>
-        <w:widowControl w:val="0"/>
-        <w:tabs>
-          <w:tab w:val="left" w:pos="6580"/>
-        </w:tabs>
-        <w:autoSpaceDE w:val="0"/>
-        <w:autoSpaceDN w:val="0"/>
-        <w:adjustRightInd w:val="0"/>
-        <w:spacing w:after="0" w:line="240" w:lineRule="auto"/>
-        <w:rPr>
-          <w:rFonts w:ascii="Arial" w:hAnsi="Arial" w:cs="Arial"/>
-          <w:bCs/>
-          <w:sz w:val="24"/>
-          <w:szCs w:val="24"/>
-        </w:rPr>
-      </w:pPr>
-      <w:r>
-        <w:rPr>
-          <w:rFonts w:ascii="Arial" w:hAnsi="Arial" w:cs="Arial"/>
-          <w:bCs/>
-          <w:sz w:val="24"/>
-          <w:szCs w:val="24"/>
-        </w:rPr>
-        <w:t>Une fois les informations enregistrées nous nous connectons au serveur java</w:t>
-      </w:r>
-      <w:r>
-        <w:rPr>
-          <w:rFonts w:ascii="Arial" w:hAnsi="Arial" w:cs="Arial"/>
-          <w:bCs/>
-          <w:sz w:val="24"/>
-          <w:szCs w:val="24"/>
-        </w:rPr>
-        <w:t>, si aucune erreur ne s’est produite nous envoyons les caractéristiques de la fenêtre voulu au serveur java, ensuite java créer la fenêtre. Pendant ce temps nous calculons les variables qui nous serons utile pour le « mapping coordin</w:t>
-      </w:r>
-      <w:r>
-        <w:rPr>
-          <w:rFonts w:ascii="Arial" w:hAnsi="Arial" w:cs="Arial"/>
-          <w:bCs/>
-          <w:sz w:val="24"/>
-          <w:szCs w:val="24"/>
-        </w:rPr>
-        <w:t>ate to viewport » (voir annexe 2.2</w:t>
-      </w:r>
-      <w:r>
-        <w:rPr>
-          <w:rFonts w:ascii="Arial" w:hAnsi="Arial" w:cs="Arial"/>
-          <w:bCs/>
-          <w:sz w:val="24"/>
-          <w:szCs w:val="24"/>
-        </w:rPr>
-        <w:t xml:space="preserve"> méthode=&gt; Init() ).</w:t>
-      </w:r>
-    </w:p>
-    <w:p>
-      <w:pPr>
-        <w:widowControl w:val="0"/>
-        <w:tabs>
-          <w:tab w:val="left" w:pos="6580"/>
-        </w:tabs>
-        <w:autoSpaceDE w:val="0"/>
-        <w:autoSpaceDN w:val="0"/>
-        <w:adjustRightInd w:val="0"/>
-        <w:spacing w:after="0" w:line="240" w:lineRule="auto"/>
-        <w:rPr>
-          <w:rFonts w:ascii="Arial" w:hAnsi="Arial" w:cs="Arial"/>
-          <w:bCs/>
-          <w:sz w:val="24"/>
-          <w:szCs w:val="24"/>
-        </w:rPr>
-      </w:pPr>
-    </w:p>
-    <w:p>
-      <w:pPr>
-        <w:widowControl w:val="0"/>
-        <w:tabs>
-          <w:tab w:val="left" w:pos="6580"/>
-        </w:tabs>
-        <w:autoSpaceDE w:val="0"/>
-        <w:autoSpaceDN w:val="0"/>
-        <w:adjustRightInd w:val="0"/>
-        <w:spacing w:after="0" w:line="240" w:lineRule="auto"/>
-        <w:rPr>
-          <w:rFonts w:ascii="Arial" w:hAnsi="Arial" w:cs="Arial"/>
-          <w:bCs/>
-          <w:sz w:val="24"/>
-          <w:szCs w:val="24"/>
-        </w:rPr>
-      </w:pPr>
-      <w:r>
-        <w:rPr>
-          <w:rFonts w:ascii="Arial" w:hAnsi="Arial" w:cs="Arial"/>
-          <w:bCs/>
-          <w:sz w:val="24"/>
-          <w:szCs w:val="24"/>
-        </w:rPr>
-        <w:t>Ensuite pour dessiner sur la fenêtre java nous devons simple utiliser les méthodes de l’objet instancier de la classe Fenetre.</w:t>
-      </w:r>
-    </w:p>
-    <w:p>
-      <w:pPr>
-        <w:widowControl w:val="0"/>
-        <w:tabs>
-          <w:tab w:val="left" w:pos="6580"/>
-        </w:tabs>
-        <w:autoSpaceDE w:val="0"/>
-        <w:autoSpaceDN w:val="0"/>
-        <w:adjustRightInd w:val="0"/>
-        <w:spacing w:after="0" w:line="240" w:lineRule="auto"/>
-        <w:rPr>
-          <w:rFonts w:ascii="Arial" w:hAnsi="Arial" w:cs="Arial"/>
-          <w:bCs/>
-          <w:sz w:val="24"/>
-          <w:szCs w:val="24"/>
-        </w:rPr>
-      </w:pPr>
-    </w:p>
-    <w:p>
-      <w:pPr>
-        <w:widowControl w:val="0"/>
-        <w:tabs>
-          <w:tab w:val="left" w:pos="6580"/>
-        </w:tabs>
-        <w:autoSpaceDE w:val="0"/>
-        <w:autoSpaceDN w:val="0"/>
-        <w:adjustRightInd w:val="0"/>
-        <w:spacing w:after="0" w:line="240" w:lineRule="auto"/>
-        <w:rPr>
-          <w:rFonts w:ascii="Arial" w:hAnsi="Arial" w:cs="Arial"/>
-          <w:bCs/>
-          <w:sz w:val="24"/>
-          <w:szCs w:val="24"/>
-        </w:rPr>
-      </w:pPr>
-      <w:r>
-        <w:rPr>
-          <w:rFonts w:ascii="Arial" w:hAnsi="Arial" w:cs="Arial"/>
-          <w:bCs/>
-          <w:sz w:val="24"/>
-          <w:szCs w:val="24"/>
-        </w:rPr>
-        <w:t>Exemple :</w:t>
-      </w:r>
-    </w:p>
-    <w:p>
-      <w:pPr>
-        <w:widowControl w:val="0"/>
-        <w:tabs>
-          <w:tab w:val="left" w:pos="6580"/>
-        </w:tabs>
-        <w:autoSpaceDE w:val="0"/>
-        <w:autoSpaceDN w:val="0"/>
-        <w:adjustRightInd w:val="0"/>
-        <w:spacing w:after="0" w:line="240" w:lineRule="auto"/>
+          <w:tab w:val="left" w:pos="2235"/>
+        </w:tabs>
+        <w:autoSpaceDE w:val="0"/>
+        <w:autoSpaceDN w:val="0"/>
+        <w:adjustRightInd w:val="0"/>
+        <w:rPr>
+          <w:rFonts w:ascii="Arial" w:hAnsi="Arial" w:cs="Arial"/>
+          <w:bCs/>
+          <w:sz w:val="24"/>
+          <w:szCs w:val="24"/>
+        </w:rPr>
+      </w:pPr>
+    </w:p>
+    <w:p>
+      <w:pPr>
+        <w:widowControl w:val="0"/>
+        <w:tabs>
+          <w:tab w:val="left" w:pos="2235"/>
+        </w:tabs>
+        <w:autoSpaceDE w:val="0"/>
+        <w:autoSpaceDN w:val="0"/>
+        <w:adjustRightInd w:val="0"/>
+        <w:rPr>
+          <w:rFonts w:ascii="Arial" w:hAnsi="Arial" w:cs="Arial"/>
+          <w:bCs/>
+          <w:sz w:val="24"/>
+          <w:szCs w:val="24"/>
+        </w:rPr>
+      </w:pPr>
+      <w:r>
+        <w:rPr>
+          <w:rFonts w:ascii="Arial" w:hAnsi="Arial" w:cs="Arial"/>
+          <w:bCs/>
+          <w:sz w:val="24"/>
+          <w:szCs w:val="24"/>
+        </w:rPr>
+        <w:t>Coté java la gestion des sockets ce fait plus facilement hormis que java est la partie serveur donc nous avons eu besoin d’utiliser les threads pour pouvoir géré toute</w:t>
+      </w:r>
+      <w:r>
+        <w:rPr>
+          <w:rFonts w:ascii="Arial" w:hAnsi="Arial" w:cs="Arial"/>
+          <w:bCs/>
+          <w:sz w:val="24"/>
+          <w:szCs w:val="24"/>
+        </w:rPr>
+        <w:t>s</w:t>
+      </w:r>
+      <w:r>
+        <w:rPr>
+          <w:rFonts w:ascii="Arial" w:hAnsi="Arial" w:cs="Arial"/>
+          <w:bCs/>
+          <w:sz w:val="24"/>
+          <w:szCs w:val="24"/>
+        </w:rPr>
+        <w:t xml:space="preserve"> les demande</w:t>
+      </w:r>
+      <w:r>
+        <w:rPr>
+          <w:rFonts w:ascii="Arial" w:hAnsi="Arial" w:cs="Arial"/>
+          <w:bCs/>
+          <w:sz w:val="24"/>
+          <w:szCs w:val="24"/>
+        </w:rPr>
+        <w:t>s</w:t>
+      </w:r>
+      <w:r>
+        <w:rPr>
+          <w:rFonts w:ascii="Arial" w:hAnsi="Arial" w:cs="Arial"/>
+          <w:bCs/>
+          <w:sz w:val="24"/>
+          <w:szCs w:val="24"/>
+        </w:rPr>
+        <w:t xml:space="preserve"> des clients</w:t>
+      </w:r>
+      <w:r>
+        <w:rPr>
+          <w:rFonts w:ascii="Arial" w:hAnsi="Arial" w:cs="Arial"/>
+          <w:bCs/>
+          <w:sz w:val="24"/>
+          <w:szCs w:val="24"/>
+        </w:rPr>
+        <w:t>.</w:t>
+      </w:r>
+      <w:r>
+        <w:rPr>
+          <w:rFonts w:ascii="Arial" w:hAnsi="Arial" w:cs="Arial"/>
+          <w:bCs/>
+          <w:sz w:val="24"/>
+          <w:szCs w:val="24"/>
+        </w:rPr>
+        <w:t xml:space="preserve"> Pour ce ferais nous avons une créer une class Interlocuteur</w:t>
+      </w:r>
+      <w:r>
+        <w:rPr>
+          <w:rFonts w:ascii="Arial" w:hAnsi="Arial" w:cs="Arial"/>
+          <w:bCs/>
+          <w:sz w:val="24"/>
+          <w:szCs w:val="24"/>
+        </w:rPr>
+        <w:t xml:space="preserve"> (voir annexe 3</w:t>
+      </w:r>
+      <w:r>
+        <w:rPr>
+          <w:rFonts w:ascii="Arial" w:hAnsi="Arial" w:cs="Arial"/>
+          <w:bCs/>
+          <w:sz w:val="24"/>
+          <w:szCs w:val="24"/>
+        </w:rPr>
+        <w:t>.</w:t>
+      </w:r>
+      <w:r>
+        <w:rPr>
+          <w:rFonts w:ascii="Arial" w:hAnsi="Arial" w:cs="Arial"/>
+          <w:bCs/>
+          <w:sz w:val="24"/>
+          <w:szCs w:val="24"/>
+        </w:rPr>
+        <w:t>1</w:t>
+      </w:r>
+      <w:r>
+        <w:rPr>
+          <w:rFonts w:ascii="Arial" w:hAnsi="Arial" w:cs="Arial"/>
+          <w:bCs/>
+          <w:sz w:val="24"/>
+          <w:szCs w:val="24"/>
+        </w:rPr>
+        <w:t>)</w:t>
+      </w:r>
+      <w:r>
+        <w:rPr>
+          <w:rFonts w:ascii="Arial" w:hAnsi="Arial" w:cs="Arial"/>
+          <w:bCs/>
+          <w:sz w:val="24"/>
+          <w:szCs w:val="24"/>
+        </w:rPr>
+        <w:t xml:space="preserve"> qui sera instancier est lancé sur un thread pour chaque client.</w:t>
+      </w:r>
+    </w:p>
+    <w:p>
+      <w:pPr>
+        <w:widowControl w:val="0"/>
+        <w:tabs>
+          <w:tab w:val="left" w:pos="2235"/>
+        </w:tabs>
+        <w:autoSpaceDE w:val="0"/>
+        <w:autoSpaceDN w:val="0"/>
+        <w:adjustRightInd w:val="0"/>
         <w:rPr>
           <w:rFonts w:ascii="Arial" w:hAnsi="Arial" w:cs="Arial"/>
           <w:bCs/>
@@ -4403,12 +3949,11 @@
           <w:szCs w:val="24"/>
           <w:lang w:eastAsia="ja-JP"/>
         </w:rPr>
-        <w:lastRenderedPageBreak/>
         <w:drawing>
-          <wp:inline distT="0" distB="0" distL="0" distR="0" wp14:anchorId="082B3E8E" wp14:editId="7E0B7A77">
-            <wp:extent cx="3458058" cy="1105054"/>
-            <wp:effectExtent l="0" t="0" r="9525" b="0"/>
-            <wp:docPr id="6" name="Image 6"/>
+          <wp:inline distT="0" distB="0" distL="0" distR="0" wp14:anchorId="1E2DCCE5" wp14:editId="5E1A4083">
+            <wp:extent cx="5144218" cy="438211"/>
+            <wp:effectExtent l="0" t="0" r="0" b="0"/>
+            <wp:docPr id="4" name="Image 4"/>
             <wp:cNvGraphicFramePr>
               <a:graphicFrameLocks xmlns:a="http://schemas.openxmlformats.org/drawingml/2006/main" noChangeAspect="1"/>
             </wp:cNvGraphicFramePr>
@@ -4428,7 +3973,7 @@
                   <pic:spPr>
                     <a:xfrm>
                       <a:off x="0" y="0"/>
-                      <a:ext cx="3458058" cy="1105054"/>
+                      <a:ext cx="5144218" cy="438211"/>
                     </a:xfrm>
                     <a:prstGeom prst="rect">
                       <a:avLst/>
@@ -4454,128 +3999,94 @@
         <w:jc w:val="center"/>
         <w:rPr>
           <w:rFonts w:ascii="Arial" w:hAnsi="Arial" w:cs="Arial"/>
-          <w:b/>
-          <w:bCs/>
-          <w:sz w:val="28"/>
-          <w:szCs w:val="28"/>
-          <w:lang w:val="en-GB"/>
-        </w:rPr>
-      </w:pPr>
-    </w:p>
-    <w:p>
-      <w:pPr>
-        <w:widowControl w:val="0"/>
-        <w:tabs>
-          <w:tab w:val="left" w:pos="6580"/>
-        </w:tabs>
-        <w:autoSpaceDE w:val="0"/>
-        <w:autoSpaceDN w:val="0"/>
-        <w:adjustRightInd w:val="0"/>
-        <w:spacing w:after="0" w:line="240" w:lineRule="auto"/>
-        <w:jc w:val="center"/>
-        <w:rPr>
-          <w:rFonts w:ascii="Arial" w:hAnsi="Arial" w:cs="Arial"/>
-          <w:b/>
-          <w:bCs/>
-          <w:sz w:val="28"/>
-          <w:szCs w:val="28"/>
-          <w:lang w:val="en-GB"/>
-        </w:rPr>
-      </w:pPr>
-    </w:p>
-    <w:p>
-      <w:pPr>
-        <w:widowControl w:val="0"/>
-        <w:tabs>
-          <w:tab w:val="left" w:pos="6580"/>
-        </w:tabs>
-        <w:autoSpaceDE w:val="0"/>
-        <w:autoSpaceDN w:val="0"/>
-        <w:adjustRightInd w:val="0"/>
-        <w:spacing w:after="0" w:line="240" w:lineRule="auto"/>
-        <w:jc w:val="center"/>
-        <w:rPr>
-          <w:rFonts w:ascii="Arial" w:hAnsi="Arial" w:cs="Arial"/>
-          <w:b/>
-          <w:bCs/>
-          <w:sz w:val="28"/>
-          <w:szCs w:val="28"/>
-        </w:rPr>
-      </w:pPr>
-      <w:r>
-        <w:rPr>
-          <w:rFonts w:ascii="Arial" w:hAnsi="Arial" w:cs="Arial"/>
-          <w:b/>
-          <w:bCs/>
-          <w:sz w:val="28"/>
-          <w:szCs w:val="28"/>
-        </w:rPr>
-        <w:t>Mapping to viewport</w:t>
-      </w:r>
-    </w:p>
-    <w:p>
-      <w:pPr>
-        <w:widowControl w:val="0"/>
-        <w:tabs>
-          <w:tab w:val="left" w:pos="6580"/>
-        </w:tabs>
-        <w:autoSpaceDE w:val="0"/>
-        <w:autoSpaceDN w:val="0"/>
-        <w:adjustRightInd w:val="0"/>
-        <w:spacing w:after="0" w:line="240" w:lineRule="auto"/>
-        <w:jc w:val="center"/>
-        <w:rPr>
-          <w:rFonts w:ascii="Arial" w:hAnsi="Arial" w:cs="Arial"/>
-          <w:b/>
-          <w:bCs/>
-          <w:sz w:val="28"/>
-          <w:szCs w:val="28"/>
-        </w:rPr>
-      </w:pPr>
-    </w:p>
-    <w:p>
-      <w:pPr>
-        <w:widowControl w:val="0"/>
-        <w:tabs>
-          <w:tab w:val="left" w:pos="6580"/>
-        </w:tabs>
-        <w:autoSpaceDE w:val="0"/>
-        <w:autoSpaceDN w:val="0"/>
-        <w:adjustRightInd w:val="0"/>
-        <w:spacing w:after="0" w:line="240" w:lineRule="auto"/>
-        <w:rPr>
-          <w:rFonts w:ascii="Arial" w:hAnsi="Arial" w:cs="Arial"/>
-          <w:bCs/>
-          <w:sz w:val="24"/>
-          <w:szCs w:val="24"/>
-        </w:rPr>
-      </w:pPr>
-      <w:r>
-        <w:rPr>
-          <w:rFonts w:ascii="Arial" w:hAnsi="Arial" w:cs="Arial"/>
-          <w:bCs/>
-          <w:sz w:val="24"/>
-          <w:szCs w:val="24"/>
-        </w:rPr>
-        <w:t>Le mapping to viewport à</w:t>
-      </w:r>
-      <w:r>
-        <w:rPr>
-          <w:rFonts w:ascii="Arial" w:hAnsi="Arial" w:cs="Arial"/>
-          <w:bCs/>
-          <w:sz w:val="24"/>
-          <w:szCs w:val="24"/>
-        </w:rPr>
-        <w:t xml:space="preserve"> était fait dans un premier temps du coté de C++ mais j’ai constaté quelques defaults, donc j’ai décidé de le mettre du coté de j</w:t>
-      </w:r>
-      <w:r>
-        <w:rPr>
-          <w:rFonts w:ascii="Arial" w:hAnsi="Arial" w:cs="Arial"/>
-          <w:bCs/>
-          <w:sz w:val="24"/>
-          <w:szCs w:val="24"/>
-        </w:rPr>
-        <w:t>ava pour résoudre c’est default.</w:t>
+          <w:bCs/>
+          <w:sz w:val="24"/>
+          <w:szCs w:val="24"/>
+        </w:rPr>
+      </w:pPr>
+    </w:p>
+    <w:p>
+      <w:pPr>
+        <w:widowControl w:val="0"/>
+        <w:tabs>
+          <w:tab w:val="left" w:pos="6580"/>
+        </w:tabs>
+        <w:autoSpaceDE w:val="0"/>
+        <w:autoSpaceDN w:val="0"/>
+        <w:adjustRightInd w:val="0"/>
+        <w:spacing w:after="0" w:line="240" w:lineRule="auto"/>
+        <w:jc w:val="center"/>
+        <w:rPr>
+          <w:rFonts w:ascii="Arial" w:hAnsi="Arial" w:cs="Arial"/>
+          <w:b/>
+          <w:bCs/>
+          <w:sz w:val="28"/>
+          <w:szCs w:val="28"/>
+        </w:rPr>
+      </w:pPr>
+      <w:r>
+        <w:rPr>
+          <w:rFonts w:ascii="Arial" w:hAnsi="Arial" w:cs="Arial"/>
+          <w:b/>
+          <w:bCs/>
+          <w:sz w:val="28"/>
+          <w:szCs w:val="28"/>
+        </w:rPr>
+        <w:t>Java Server</w:t>
+      </w:r>
+    </w:p>
+    <w:p>
+      <w:pPr>
+        <w:widowControl w:val="0"/>
+        <w:tabs>
+          <w:tab w:val="left" w:pos="6580"/>
+        </w:tabs>
+        <w:autoSpaceDE w:val="0"/>
+        <w:autoSpaceDN w:val="0"/>
+        <w:adjustRightInd w:val="0"/>
+        <w:spacing w:after="0" w:line="240" w:lineRule="auto"/>
+        <w:rPr>
+          <w:rFonts w:ascii="Arial" w:hAnsi="Arial" w:cs="Arial"/>
+          <w:bCs/>
+          <w:sz w:val="24"/>
+          <w:szCs w:val="24"/>
+        </w:rPr>
+      </w:pPr>
+    </w:p>
+    <w:p>
+      <w:pPr>
+        <w:widowControl w:val="0"/>
+        <w:tabs>
+          <w:tab w:val="left" w:pos="6580"/>
+        </w:tabs>
+        <w:autoSpaceDE w:val="0"/>
+        <w:autoSpaceDN w:val="0"/>
+        <w:adjustRightInd w:val="0"/>
+        <w:spacing w:after="0" w:line="240" w:lineRule="auto"/>
+        <w:rPr>
+          <w:rFonts w:ascii="Arial" w:hAnsi="Arial" w:cs="Arial"/>
+          <w:bCs/>
+          <w:sz w:val="24"/>
+          <w:szCs w:val="24"/>
+        </w:rPr>
+      </w:pPr>
+      <w:r>
+        <w:rPr>
+          <w:rFonts w:ascii="Arial" w:hAnsi="Arial" w:cs="Arial"/>
+          <w:bCs/>
+          <w:sz w:val="24"/>
+          <w:szCs w:val="24"/>
+        </w:rPr>
+        <w:t>La partie java consiste à faire un s</w:t>
+      </w:r>
+      <w:r>
+        <w:rPr>
+          <w:rFonts w:ascii="Arial" w:hAnsi="Arial" w:cs="Arial"/>
+          <w:bCs/>
+          <w:sz w:val="24"/>
+          <w:szCs w:val="24"/>
+        </w:rPr>
+        <w:t>erver</w:t>
       </w:r>
       <w:r>
         <w:rPr>
@@ -4586,864 +4097,647 @@
         </w:rPr>
         <w:t xml:space="preserve"> </w:t>
       </w:r>
-    </w:p>
-    <w:p>
-      <w:pPr>
-        <w:widowControl w:val="0"/>
-        <w:tabs>
-          <w:tab w:val="left" w:pos="6580"/>
-        </w:tabs>
-        <w:autoSpaceDE w:val="0"/>
-        <w:autoSpaceDN w:val="0"/>
-        <w:adjustRightInd w:val="0"/>
-        <w:spacing w:after="0" w:line="240" w:lineRule="auto"/>
-        <w:rPr>
-          <w:rFonts w:ascii="Arial" w:hAnsi="Arial" w:cs="Arial"/>
-          <w:bCs/>
-          <w:sz w:val="24"/>
-          <w:szCs w:val="24"/>
-        </w:rPr>
-      </w:pPr>
-    </w:p>
-    <w:p>
-      <w:pPr>
-        <w:widowControl w:val="0"/>
-        <w:tabs>
-          <w:tab w:val="left" w:pos="6580"/>
-        </w:tabs>
-        <w:autoSpaceDE w:val="0"/>
-        <w:autoSpaceDN w:val="0"/>
-        <w:adjustRightInd w:val="0"/>
-        <w:spacing w:after="0" w:line="240" w:lineRule="auto"/>
-        <w:rPr>
-          <w:rFonts w:ascii="Arial" w:hAnsi="Arial" w:cs="Arial"/>
-          <w:bCs/>
-          <w:sz w:val="24"/>
-          <w:szCs w:val="24"/>
-        </w:rPr>
-      </w:pPr>
-    </w:p>
-    <w:p>
-      <w:pPr>
-        <w:widowControl w:val="0"/>
-        <w:tabs>
-          <w:tab w:val="left" w:pos="6580"/>
-        </w:tabs>
-        <w:autoSpaceDE w:val="0"/>
-        <w:autoSpaceDN w:val="0"/>
-        <w:adjustRightInd w:val="0"/>
-        <w:spacing w:after="0" w:line="240" w:lineRule="auto"/>
-        <w:rPr>
-          <w:rFonts w:ascii="Arial" w:hAnsi="Arial" w:cs="Arial"/>
-          <w:bCs/>
-          <w:sz w:val="24"/>
-          <w:szCs w:val="24"/>
-        </w:rPr>
-      </w:pPr>
-    </w:p>
-    <w:p>
-      <w:pPr>
-        <w:widowControl w:val="0"/>
-        <w:tabs>
-          <w:tab w:val="left" w:pos="6580"/>
-        </w:tabs>
-        <w:autoSpaceDE w:val="0"/>
-        <w:autoSpaceDN w:val="0"/>
-        <w:adjustRightInd w:val="0"/>
-        <w:spacing w:after="0" w:line="240" w:lineRule="auto"/>
-        <w:rPr>
-          <w:rFonts w:ascii="Arial" w:hAnsi="Arial" w:cs="Arial"/>
-          <w:bCs/>
-          <w:sz w:val="24"/>
-          <w:szCs w:val="24"/>
-        </w:rPr>
-      </w:pPr>
-    </w:p>
-    <w:p>
-      <w:pPr>
-        <w:widowControl w:val="0"/>
-        <w:tabs>
-          <w:tab w:val="left" w:pos="6580"/>
-        </w:tabs>
-        <w:autoSpaceDE w:val="0"/>
-        <w:autoSpaceDN w:val="0"/>
-        <w:adjustRightInd w:val="0"/>
-        <w:spacing w:after="0" w:line="240" w:lineRule="auto"/>
-        <w:jc w:val="center"/>
-        <w:rPr>
-          <w:rFonts w:ascii="Arial" w:hAnsi="Arial" w:cs="Arial"/>
-          <w:b/>
-          <w:bCs/>
-          <w:sz w:val="28"/>
-          <w:szCs w:val="28"/>
-        </w:rPr>
-      </w:pPr>
-    </w:p>
-    <w:p>
-      <w:pPr>
-        <w:widowControl w:val="0"/>
-        <w:tabs>
-          <w:tab w:val="left" w:pos="6580"/>
-        </w:tabs>
-        <w:autoSpaceDE w:val="0"/>
-        <w:autoSpaceDN w:val="0"/>
-        <w:adjustRightInd w:val="0"/>
-        <w:spacing w:after="0" w:line="240" w:lineRule="auto"/>
-        <w:jc w:val="center"/>
-        <w:rPr>
-          <w:rFonts w:ascii="Arial" w:hAnsi="Arial" w:cs="Arial"/>
-          <w:b/>
-          <w:bCs/>
-          <w:sz w:val="28"/>
-          <w:szCs w:val="28"/>
-        </w:rPr>
-      </w:pPr>
-    </w:p>
-    <w:p>
-      <w:pPr>
-        <w:widowControl w:val="0"/>
-        <w:tabs>
-          <w:tab w:val="left" w:pos="6580"/>
-        </w:tabs>
-        <w:autoSpaceDE w:val="0"/>
-        <w:autoSpaceDN w:val="0"/>
-        <w:adjustRightInd w:val="0"/>
-        <w:spacing w:after="0" w:line="240" w:lineRule="auto"/>
-        <w:rPr>
-          <w:rFonts w:ascii="Arial" w:hAnsi="Arial" w:cs="Arial"/>
-          <w:b/>
-          <w:bCs/>
-          <w:sz w:val="28"/>
-          <w:szCs w:val="28"/>
-        </w:rPr>
-      </w:pPr>
-    </w:p>
-    <w:p>
-      <w:pPr>
-        <w:widowControl w:val="0"/>
-        <w:tabs>
-          <w:tab w:val="left" w:pos="6580"/>
-        </w:tabs>
-        <w:autoSpaceDE w:val="0"/>
-        <w:autoSpaceDN w:val="0"/>
-        <w:adjustRightInd w:val="0"/>
-        <w:spacing w:after="0" w:line="240" w:lineRule="auto"/>
-        <w:jc w:val="center"/>
-        <w:rPr>
-          <w:rFonts w:ascii="Arial" w:hAnsi="Arial" w:cs="Arial"/>
-          <w:b/>
-          <w:bCs/>
-          <w:sz w:val="28"/>
-          <w:szCs w:val="28"/>
-        </w:rPr>
-      </w:pPr>
-    </w:p>
-    <w:p>
-      <w:pPr>
-        <w:widowControl w:val="0"/>
-        <w:tabs>
-          <w:tab w:val="left" w:pos="6580"/>
-        </w:tabs>
-        <w:autoSpaceDE w:val="0"/>
-        <w:autoSpaceDN w:val="0"/>
-        <w:adjustRightInd w:val="0"/>
-        <w:spacing w:after="0" w:line="240" w:lineRule="auto"/>
-        <w:jc w:val="center"/>
-        <w:rPr>
-          <w:rFonts w:ascii="Arial" w:hAnsi="Arial" w:cs="Arial"/>
-          <w:b/>
-          <w:bCs/>
-          <w:sz w:val="28"/>
-          <w:szCs w:val="28"/>
-        </w:rPr>
-      </w:pPr>
-    </w:p>
-    <w:p>
-      <w:pPr>
-        <w:widowControl w:val="0"/>
-        <w:tabs>
-          <w:tab w:val="left" w:pos="6580"/>
-        </w:tabs>
-        <w:autoSpaceDE w:val="0"/>
-        <w:autoSpaceDN w:val="0"/>
-        <w:adjustRightInd w:val="0"/>
-        <w:spacing w:after="0" w:line="240" w:lineRule="auto"/>
-        <w:jc w:val="center"/>
-        <w:rPr>
-          <w:rFonts w:ascii="Arial" w:hAnsi="Arial" w:cs="Arial"/>
-          <w:b/>
-          <w:bCs/>
-          <w:sz w:val="28"/>
-          <w:szCs w:val="28"/>
-        </w:rPr>
-      </w:pPr>
-    </w:p>
-    <w:p>
-      <w:pPr>
-        <w:widowControl w:val="0"/>
-        <w:tabs>
-          <w:tab w:val="left" w:pos="6580"/>
-        </w:tabs>
-        <w:autoSpaceDE w:val="0"/>
-        <w:autoSpaceDN w:val="0"/>
-        <w:adjustRightInd w:val="0"/>
-        <w:spacing w:after="0" w:line="240" w:lineRule="auto"/>
-        <w:jc w:val="center"/>
-        <w:rPr>
-          <w:rFonts w:ascii="Arial" w:hAnsi="Arial" w:cs="Arial"/>
-          <w:b/>
-          <w:bCs/>
-          <w:sz w:val="28"/>
-          <w:szCs w:val="28"/>
-        </w:rPr>
-      </w:pPr>
-    </w:p>
-    <w:p>
-      <w:pPr>
-        <w:widowControl w:val="0"/>
-        <w:tabs>
-          <w:tab w:val="left" w:pos="6580"/>
-        </w:tabs>
-        <w:autoSpaceDE w:val="0"/>
-        <w:autoSpaceDN w:val="0"/>
-        <w:adjustRightInd w:val="0"/>
-        <w:spacing w:after="0" w:line="240" w:lineRule="auto"/>
-        <w:jc w:val="center"/>
-        <w:rPr>
-          <w:rFonts w:ascii="Arial" w:hAnsi="Arial" w:cs="Arial"/>
-          <w:b/>
-          <w:bCs/>
-          <w:sz w:val="28"/>
-          <w:szCs w:val="28"/>
-        </w:rPr>
-      </w:pPr>
-    </w:p>
-    <w:p>
-      <w:pPr>
-        <w:widowControl w:val="0"/>
-        <w:tabs>
-          <w:tab w:val="left" w:pos="6580"/>
-        </w:tabs>
-        <w:autoSpaceDE w:val="0"/>
-        <w:autoSpaceDN w:val="0"/>
-        <w:adjustRightInd w:val="0"/>
-        <w:spacing w:after="0" w:line="240" w:lineRule="auto"/>
-        <w:jc w:val="center"/>
-        <w:rPr>
-          <w:rFonts w:ascii="Arial" w:hAnsi="Arial" w:cs="Arial"/>
-          <w:b/>
-          <w:bCs/>
-          <w:sz w:val="28"/>
-          <w:szCs w:val="28"/>
-        </w:rPr>
-      </w:pPr>
-    </w:p>
-    <w:p>
-      <w:pPr>
-        <w:widowControl w:val="0"/>
-        <w:tabs>
-          <w:tab w:val="left" w:pos="6580"/>
-        </w:tabs>
-        <w:autoSpaceDE w:val="0"/>
-        <w:autoSpaceDN w:val="0"/>
-        <w:adjustRightInd w:val="0"/>
-        <w:spacing w:after="0" w:line="240" w:lineRule="auto"/>
-        <w:jc w:val="center"/>
-        <w:rPr>
-          <w:rFonts w:ascii="Arial" w:hAnsi="Arial" w:cs="Arial"/>
-          <w:b/>
-          <w:bCs/>
-          <w:sz w:val="28"/>
-          <w:szCs w:val="28"/>
-        </w:rPr>
-      </w:pPr>
-    </w:p>
-    <w:p>
-      <w:pPr>
-        <w:widowControl w:val="0"/>
-        <w:tabs>
-          <w:tab w:val="left" w:pos="6580"/>
-        </w:tabs>
-        <w:autoSpaceDE w:val="0"/>
-        <w:autoSpaceDN w:val="0"/>
-        <w:adjustRightInd w:val="0"/>
-        <w:spacing w:after="0" w:line="240" w:lineRule="auto"/>
-        <w:jc w:val="center"/>
-        <w:rPr>
-          <w:rFonts w:ascii="Arial" w:hAnsi="Arial" w:cs="Arial"/>
-          <w:b/>
-          <w:bCs/>
-          <w:sz w:val="28"/>
-          <w:szCs w:val="28"/>
-        </w:rPr>
-      </w:pPr>
-    </w:p>
-    <w:p>
-      <w:pPr>
-        <w:widowControl w:val="0"/>
-        <w:tabs>
-          <w:tab w:val="left" w:pos="6580"/>
-        </w:tabs>
-        <w:autoSpaceDE w:val="0"/>
-        <w:autoSpaceDN w:val="0"/>
-        <w:adjustRightInd w:val="0"/>
-        <w:spacing w:after="0" w:line="240" w:lineRule="auto"/>
-        <w:jc w:val="center"/>
-        <w:rPr>
-          <w:rFonts w:ascii="Arial" w:hAnsi="Arial" w:cs="Arial"/>
-          <w:b/>
-          <w:bCs/>
-          <w:sz w:val="28"/>
-          <w:szCs w:val="28"/>
-        </w:rPr>
-      </w:pPr>
-    </w:p>
-    <w:p>
-      <w:pPr>
-        <w:widowControl w:val="0"/>
-        <w:tabs>
-          <w:tab w:val="left" w:pos="6580"/>
-        </w:tabs>
-        <w:autoSpaceDE w:val="0"/>
-        <w:autoSpaceDN w:val="0"/>
-        <w:adjustRightInd w:val="0"/>
-        <w:spacing w:after="0" w:line="240" w:lineRule="auto"/>
-        <w:jc w:val="center"/>
-        <w:rPr>
-          <w:rFonts w:ascii="Arial" w:hAnsi="Arial" w:cs="Arial"/>
-          <w:b/>
-          <w:bCs/>
-          <w:sz w:val="28"/>
-          <w:szCs w:val="28"/>
-        </w:rPr>
-      </w:pPr>
-    </w:p>
-    <w:p>
-      <w:pPr>
-        <w:widowControl w:val="0"/>
-        <w:tabs>
-          <w:tab w:val="left" w:pos="6580"/>
-        </w:tabs>
-        <w:autoSpaceDE w:val="0"/>
-        <w:autoSpaceDN w:val="0"/>
-        <w:adjustRightInd w:val="0"/>
-        <w:spacing w:after="0" w:line="240" w:lineRule="auto"/>
-        <w:jc w:val="center"/>
-        <w:rPr>
-          <w:rFonts w:ascii="Arial" w:hAnsi="Arial" w:cs="Arial"/>
-          <w:b/>
-          <w:bCs/>
-          <w:sz w:val="28"/>
-          <w:szCs w:val="28"/>
-        </w:rPr>
-      </w:pPr>
-    </w:p>
-    <w:p>
-      <w:pPr>
-        <w:widowControl w:val="0"/>
-        <w:tabs>
-          <w:tab w:val="left" w:pos="6580"/>
-        </w:tabs>
-        <w:autoSpaceDE w:val="0"/>
-        <w:autoSpaceDN w:val="0"/>
-        <w:adjustRightInd w:val="0"/>
-        <w:spacing w:after="0" w:line="240" w:lineRule="auto"/>
-        <w:jc w:val="center"/>
-        <w:rPr>
-          <w:rFonts w:ascii="Arial" w:hAnsi="Arial" w:cs="Arial"/>
-          <w:b/>
-          <w:bCs/>
-          <w:sz w:val="28"/>
-          <w:szCs w:val="28"/>
-        </w:rPr>
-      </w:pPr>
-    </w:p>
-    <w:p>
-      <w:pPr>
-        <w:widowControl w:val="0"/>
-        <w:tabs>
-          <w:tab w:val="left" w:pos="6580"/>
-        </w:tabs>
-        <w:autoSpaceDE w:val="0"/>
-        <w:autoSpaceDN w:val="0"/>
-        <w:adjustRightInd w:val="0"/>
-        <w:spacing w:after="0" w:line="240" w:lineRule="auto"/>
-        <w:jc w:val="center"/>
-        <w:rPr>
-          <w:rFonts w:ascii="Arial" w:hAnsi="Arial" w:cs="Arial"/>
-          <w:b/>
-          <w:bCs/>
-          <w:sz w:val="28"/>
-          <w:szCs w:val="28"/>
-        </w:rPr>
-      </w:pPr>
-    </w:p>
-    <w:p>
-      <w:pPr>
-        <w:widowControl w:val="0"/>
-        <w:tabs>
-          <w:tab w:val="left" w:pos="6580"/>
-        </w:tabs>
-        <w:autoSpaceDE w:val="0"/>
-        <w:autoSpaceDN w:val="0"/>
-        <w:adjustRightInd w:val="0"/>
-        <w:spacing w:after="0" w:line="240" w:lineRule="auto"/>
-        <w:jc w:val="center"/>
-        <w:rPr>
-          <w:rFonts w:ascii="Arial" w:hAnsi="Arial" w:cs="Arial"/>
-          <w:b/>
-          <w:bCs/>
-          <w:sz w:val="28"/>
-          <w:szCs w:val="28"/>
-        </w:rPr>
-      </w:pPr>
-    </w:p>
-    <w:p>
-      <w:pPr>
-        <w:widowControl w:val="0"/>
-        <w:tabs>
-          <w:tab w:val="left" w:pos="6580"/>
-        </w:tabs>
-        <w:autoSpaceDE w:val="0"/>
-        <w:autoSpaceDN w:val="0"/>
-        <w:adjustRightInd w:val="0"/>
-        <w:spacing w:after="0" w:line="240" w:lineRule="auto"/>
-        <w:jc w:val="center"/>
-        <w:rPr>
-          <w:rFonts w:ascii="Arial" w:hAnsi="Arial" w:cs="Arial"/>
-          <w:b/>
-          <w:bCs/>
-          <w:sz w:val="28"/>
-          <w:szCs w:val="28"/>
-        </w:rPr>
-      </w:pPr>
-    </w:p>
-    <w:p>
-      <w:pPr>
-        <w:widowControl w:val="0"/>
-        <w:tabs>
-          <w:tab w:val="left" w:pos="6580"/>
-        </w:tabs>
-        <w:autoSpaceDE w:val="0"/>
-        <w:autoSpaceDN w:val="0"/>
-        <w:adjustRightInd w:val="0"/>
-        <w:spacing w:after="0" w:line="240" w:lineRule="auto"/>
-        <w:jc w:val="center"/>
-        <w:rPr>
-          <w:rFonts w:ascii="Arial" w:hAnsi="Arial" w:cs="Arial"/>
-          <w:b/>
-          <w:bCs/>
-          <w:sz w:val="28"/>
-          <w:szCs w:val="28"/>
-        </w:rPr>
-      </w:pPr>
-    </w:p>
-    <w:p>
-      <w:pPr>
-        <w:widowControl w:val="0"/>
-        <w:tabs>
-          <w:tab w:val="left" w:pos="6580"/>
-        </w:tabs>
-        <w:autoSpaceDE w:val="0"/>
-        <w:autoSpaceDN w:val="0"/>
-        <w:adjustRightInd w:val="0"/>
-        <w:spacing w:after="0" w:line="240" w:lineRule="auto"/>
-        <w:jc w:val="center"/>
-        <w:rPr>
-          <w:rFonts w:ascii="Arial" w:hAnsi="Arial" w:cs="Arial"/>
-          <w:b/>
-          <w:bCs/>
-          <w:sz w:val="28"/>
-          <w:szCs w:val="28"/>
-        </w:rPr>
-      </w:pPr>
-    </w:p>
-    <w:p>
-      <w:pPr>
-        <w:widowControl w:val="0"/>
-        <w:tabs>
-          <w:tab w:val="left" w:pos="6580"/>
-        </w:tabs>
-        <w:autoSpaceDE w:val="0"/>
-        <w:autoSpaceDN w:val="0"/>
-        <w:adjustRightInd w:val="0"/>
-        <w:spacing w:after="0" w:line="240" w:lineRule="auto"/>
-        <w:jc w:val="center"/>
-        <w:rPr>
-          <w:rFonts w:ascii="Arial" w:hAnsi="Arial" w:cs="Arial"/>
-          <w:b/>
-          <w:bCs/>
-          <w:sz w:val="28"/>
-          <w:szCs w:val="28"/>
-        </w:rPr>
-      </w:pPr>
-    </w:p>
-    <w:p>
-      <w:pPr>
-        <w:widowControl w:val="0"/>
-        <w:tabs>
-          <w:tab w:val="left" w:pos="6580"/>
-        </w:tabs>
-        <w:autoSpaceDE w:val="0"/>
-        <w:autoSpaceDN w:val="0"/>
-        <w:adjustRightInd w:val="0"/>
-        <w:spacing w:after="0" w:line="240" w:lineRule="auto"/>
-        <w:jc w:val="center"/>
-        <w:rPr>
-          <w:rFonts w:ascii="Arial" w:hAnsi="Arial" w:cs="Arial"/>
-          <w:b/>
-          <w:bCs/>
-          <w:sz w:val="28"/>
-          <w:szCs w:val="28"/>
-        </w:rPr>
-      </w:pPr>
-    </w:p>
-    <w:p>
-      <w:pPr>
-        <w:widowControl w:val="0"/>
-        <w:tabs>
-          <w:tab w:val="left" w:pos="6580"/>
-        </w:tabs>
-        <w:autoSpaceDE w:val="0"/>
-        <w:autoSpaceDN w:val="0"/>
-        <w:adjustRightInd w:val="0"/>
-        <w:spacing w:after="0" w:line="240" w:lineRule="auto"/>
-        <w:jc w:val="center"/>
-        <w:rPr>
-          <w:rFonts w:ascii="Arial" w:hAnsi="Arial" w:cs="Arial"/>
-          <w:b/>
-          <w:bCs/>
-          <w:sz w:val="28"/>
-          <w:szCs w:val="28"/>
-        </w:rPr>
-      </w:pPr>
-    </w:p>
-    <w:p>
-      <w:pPr>
-        <w:widowControl w:val="0"/>
-        <w:tabs>
-          <w:tab w:val="left" w:pos="6580"/>
-        </w:tabs>
-        <w:autoSpaceDE w:val="0"/>
-        <w:autoSpaceDN w:val="0"/>
-        <w:adjustRightInd w:val="0"/>
-        <w:spacing w:after="0" w:line="240" w:lineRule="auto"/>
-        <w:jc w:val="center"/>
-        <w:rPr>
-          <w:rFonts w:ascii="Arial" w:hAnsi="Arial" w:cs="Arial"/>
-          <w:b/>
-          <w:bCs/>
-          <w:sz w:val="28"/>
-          <w:szCs w:val="28"/>
-        </w:rPr>
-      </w:pPr>
-    </w:p>
-    <w:p>
-      <w:pPr>
-        <w:widowControl w:val="0"/>
-        <w:tabs>
-          <w:tab w:val="left" w:pos="6580"/>
-        </w:tabs>
-        <w:autoSpaceDE w:val="0"/>
-        <w:autoSpaceDN w:val="0"/>
-        <w:adjustRightInd w:val="0"/>
-        <w:spacing w:after="0" w:line="240" w:lineRule="auto"/>
-        <w:jc w:val="center"/>
-        <w:rPr>
-          <w:rFonts w:ascii="Arial" w:hAnsi="Arial" w:cs="Arial"/>
-          <w:b/>
-          <w:bCs/>
-          <w:sz w:val="28"/>
-          <w:szCs w:val="28"/>
-        </w:rPr>
-      </w:pPr>
-    </w:p>
-    <w:p>
-      <w:pPr>
-        <w:widowControl w:val="0"/>
-        <w:tabs>
-          <w:tab w:val="left" w:pos="6580"/>
-        </w:tabs>
-        <w:autoSpaceDE w:val="0"/>
-        <w:autoSpaceDN w:val="0"/>
-        <w:adjustRightInd w:val="0"/>
-        <w:spacing w:after="0" w:line="240" w:lineRule="auto"/>
-        <w:jc w:val="center"/>
-        <w:rPr>
-          <w:rFonts w:ascii="Arial" w:hAnsi="Arial" w:cs="Arial"/>
-          <w:b/>
-          <w:bCs/>
-          <w:sz w:val="28"/>
-          <w:szCs w:val="28"/>
-        </w:rPr>
-      </w:pPr>
-    </w:p>
-    <w:p>
-      <w:pPr>
-        <w:widowControl w:val="0"/>
-        <w:tabs>
-          <w:tab w:val="left" w:pos="6580"/>
-        </w:tabs>
-        <w:autoSpaceDE w:val="0"/>
-        <w:autoSpaceDN w:val="0"/>
-        <w:adjustRightInd w:val="0"/>
-        <w:spacing w:after="0" w:line="240" w:lineRule="auto"/>
-        <w:rPr>
-          <w:rFonts w:ascii="Arial" w:hAnsi="Arial" w:cs="Arial"/>
-          <w:b/>
-          <w:bCs/>
-          <w:sz w:val="28"/>
-          <w:szCs w:val="28"/>
-        </w:rPr>
-      </w:pPr>
-    </w:p>
-    <w:p>
-      <w:pPr>
-        <w:widowControl w:val="0"/>
-        <w:tabs>
-          <w:tab w:val="left" w:pos="6580"/>
-        </w:tabs>
-        <w:autoSpaceDE w:val="0"/>
-        <w:autoSpaceDN w:val="0"/>
-        <w:adjustRightInd w:val="0"/>
-        <w:spacing w:after="0" w:line="240" w:lineRule="auto"/>
-        <w:jc w:val="center"/>
-        <w:rPr>
-          <w:rFonts w:ascii="Arial" w:hAnsi="Arial" w:cs="Arial"/>
-          <w:b/>
-          <w:bCs/>
-          <w:sz w:val="28"/>
-          <w:szCs w:val="28"/>
-        </w:rPr>
-      </w:pPr>
-      <w:r>
-        <w:rPr>
-          <w:rFonts w:ascii="Arial" w:hAnsi="Arial" w:cs="Arial"/>
-          <w:b/>
-          <w:bCs/>
-          <w:sz w:val="28"/>
-          <w:szCs w:val="28"/>
+      <w:r>
+        <w:rPr>
+          <w:rFonts w:ascii="Arial" w:hAnsi="Arial" w:cs="Arial"/>
+          <w:bCs/>
+          <w:sz w:val="24"/>
+          <w:szCs w:val="24"/>
+        </w:rPr>
+        <w:t>Java</w:t>
+      </w:r>
+      <w:r>
+        <w:rPr>
+          <w:rFonts w:ascii="Arial" w:hAnsi="Arial" w:cs="Arial"/>
+          <w:bCs/>
+          <w:sz w:val="24"/>
+          <w:szCs w:val="24"/>
+        </w:rPr>
+        <w:t xml:space="preserve"> qui attend des </w:t>
+      </w:r>
+      <w:r>
+        <w:rPr>
+          <w:rFonts w:ascii="Arial" w:hAnsi="Arial" w:cs="Arial"/>
+          <w:bCs/>
+          <w:sz w:val="24"/>
+          <w:szCs w:val="24"/>
+        </w:rPr>
+        <w:t>requêtes</w:t>
+      </w:r>
+      <w:r>
+        <w:rPr>
+          <w:rFonts w:ascii="Arial" w:hAnsi="Arial" w:cs="Arial"/>
+          <w:bCs/>
+          <w:sz w:val="24"/>
+          <w:szCs w:val="24"/>
+        </w:rPr>
+        <w:t xml:space="preserve"> qui </w:t>
+      </w:r>
+      <w:r>
+        <w:rPr>
+          <w:rFonts w:ascii="Arial" w:hAnsi="Arial" w:cs="Arial"/>
+          <w:bCs/>
+          <w:sz w:val="24"/>
+          <w:szCs w:val="24"/>
+        </w:rPr>
+        <w:t>permettront</w:t>
+      </w:r>
+      <w:r>
+        <w:rPr>
+          <w:rFonts w:ascii="Arial" w:hAnsi="Arial" w:cs="Arial"/>
+          <w:bCs/>
+          <w:sz w:val="24"/>
+          <w:szCs w:val="24"/>
+        </w:rPr>
+        <w:t xml:space="preserve"> de faire </w:t>
+      </w:r>
+      <w:r>
+        <w:rPr>
+          <w:rFonts w:ascii="Arial" w:hAnsi="Arial" w:cs="Arial"/>
+          <w:bCs/>
+          <w:sz w:val="24"/>
+          <w:szCs w:val="24"/>
+        </w:rPr>
+        <w:t>apparaitre</w:t>
+      </w:r>
+      <w:r>
+        <w:rPr>
+          <w:rFonts w:ascii="Arial" w:hAnsi="Arial" w:cs="Arial"/>
+          <w:bCs/>
+          <w:sz w:val="24"/>
+          <w:szCs w:val="24"/>
+        </w:rPr>
+        <w:t xml:space="preserve"> une</w:t>
+      </w:r>
+      <w:r>
+        <w:rPr>
+          <w:rFonts w:ascii="Arial" w:hAnsi="Arial" w:cs="Arial"/>
+          <w:bCs/>
+          <w:sz w:val="24"/>
+          <w:szCs w:val="24"/>
+        </w:rPr>
+        <w:t xml:space="preserve"> fenêtre</w:t>
+      </w:r>
+      <w:r>
+        <w:rPr>
+          <w:rFonts w:ascii="Arial" w:hAnsi="Arial" w:cs="Arial"/>
+          <w:bCs/>
+          <w:sz w:val="24"/>
+          <w:szCs w:val="24"/>
+        </w:rPr>
+        <w:t xml:space="preserve"> </w:t>
+      </w:r>
+      <w:r>
+        <w:rPr>
+          <w:rFonts w:ascii="Arial" w:hAnsi="Arial" w:cs="Arial"/>
+          <w:bCs/>
+          <w:sz w:val="24"/>
+          <w:szCs w:val="24"/>
+        </w:rPr>
+        <w:t>sur laquelle on va dessiner</w:t>
+      </w:r>
+    </w:p>
+    <w:p>
+      <w:pPr>
+        <w:widowControl w:val="0"/>
+        <w:tabs>
+          <w:tab w:val="left" w:pos="6580"/>
+        </w:tabs>
+        <w:autoSpaceDE w:val="0"/>
+        <w:autoSpaceDN w:val="0"/>
+        <w:adjustRightInd w:val="0"/>
+        <w:spacing w:after="0" w:line="240" w:lineRule="auto"/>
+        <w:rPr>
+          <w:rFonts w:ascii="Arial" w:hAnsi="Arial" w:cs="Arial"/>
+          <w:bCs/>
+          <w:sz w:val="24"/>
+          <w:szCs w:val="24"/>
+        </w:rPr>
+      </w:pPr>
+      <w:r>
+        <w:rPr>
+          <w:rFonts w:ascii="Arial" w:hAnsi="Arial" w:cs="Arial"/>
+          <w:bCs/>
+          <w:sz w:val="24"/>
+          <w:szCs w:val="24"/>
+        </w:rPr>
+        <w:t>Pour ça nous avons utilisé la librairie Awt de Java.</w:t>
+      </w:r>
+    </w:p>
+    <w:p>
+      <w:pPr>
+        <w:widowControl w:val="0"/>
+        <w:tabs>
+          <w:tab w:val="left" w:pos="6580"/>
+        </w:tabs>
+        <w:autoSpaceDE w:val="0"/>
+        <w:autoSpaceDN w:val="0"/>
+        <w:adjustRightInd w:val="0"/>
+        <w:spacing w:after="0" w:line="240" w:lineRule="auto"/>
+        <w:rPr>
+          <w:rFonts w:ascii="Arial" w:hAnsi="Arial" w:cs="Arial"/>
+          <w:bCs/>
+          <w:sz w:val="24"/>
+          <w:szCs w:val="24"/>
+        </w:rPr>
+      </w:pPr>
+      <w:r>
+        <w:rPr>
+          <w:rFonts w:ascii="Arial" w:hAnsi="Arial" w:cs="Arial"/>
+          <w:bCs/>
+          <w:sz w:val="24"/>
+          <w:szCs w:val="24"/>
         </w:rPr>
         <w:lastRenderedPageBreak/>
-        <w:t>Conclusion</w:t>
-      </w:r>
-    </w:p>
-    <w:p>
-      <w:pPr>
-        <w:widowControl w:val="0"/>
-        <w:tabs>
-          <w:tab w:val="left" w:pos="6580"/>
-        </w:tabs>
-        <w:autoSpaceDE w:val="0"/>
-        <w:autoSpaceDN w:val="0"/>
-        <w:adjustRightInd w:val="0"/>
-        <w:spacing w:after="0" w:line="240" w:lineRule="auto"/>
-        <w:rPr>
-          <w:rFonts w:ascii="Arial" w:hAnsi="Arial" w:cs="Arial"/>
-          <w:bCs/>
-          <w:sz w:val="24"/>
-          <w:szCs w:val="24"/>
-        </w:rPr>
-      </w:pPr>
-    </w:p>
-    <w:p>
-      <w:pPr>
-        <w:widowControl w:val="0"/>
-        <w:tabs>
-          <w:tab w:val="left" w:pos="6580"/>
-        </w:tabs>
-        <w:autoSpaceDE w:val="0"/>
-        <w:autoSpaceDN w:val="0"/>
-        <w:adjustRightInd w:val="0"/>
-        <w:spacing w:after="0" w:line="240" w:lineRule="auto"/>
-        <w:rPr>
-          <w:rFonts w:ascii="Arial" w:hAnsi="Arial" w:cs="Arial"/>
-          <w:bCs/>
-          <w:sz w:val="24"/>
-          <w:szCs w:val="24"/>
-        </w:rPr>
-      </w:pPr>
-      <w:r>
-        <w:rPr>
-          <w:rFonts w:ascii="Arial" w:hAnsi="Arial" w:cs="Arial"/>
-          <w:bCs/>
-          <w:sz w:val="24"/>
-          <w:szCs w:val="24"/>
-        </w:rPr>
-        <w:t>Nous devons continuer pour pouvoir produire une librairie de qualité qui conviendra la demande, il faudra corriger les problèmes et améliorer les solutions trouvé.</w:t>
-      </w:r>
-    </w:p>
-    <w:p>
-      <w:pPr>
-        <w:widowControl w:val="0"/>
-        <w:tabs>
-          <w:tab w:val="left" w:pos="6580"/>
-        </w:tabs>
-        <w:autoSpaceDE w:val="0"/>
-        <w:autoSpaceDN w:val="0"/>
-        <w:adjustRightInd w:val="0"/>
-        <w:spacing w:after="0" w:line="240" w:lineRule="auto"/>
-        <w:rPr>
-          <w:rFonts w:ascii="Arial" w:hAnsi="Arial" w:cs="Arial"/>
-          <w:b/>
-          <w:bCs/>
-          <w:sz w:val="28"/>
-          <w:szCs w:val="28"/>
-        </w:rPr>
-      </w:pPr>
-    </w:p>
-    <w:p>
-      <w:pPr>
-        <w:widowControl w:val="0"/>
-        <w:tabs>
-          <w:tab w:val="left" w:pos="6580"/>
-        </w:tabs>
-        <w:autoSpaceDE w:val="0"/>
-        <w:autoSpaceDN w:val="0"/>
-        <w:adjustRightInd w:val="0"/>
-        <w:spacing w:after="0" w:line="240" w:lineRule="auto"/>
-        <w:jc w:val="center"/>
-        <w:rPr>
-          <w:rFonts w:ascii="Arial" w:hAnsi="Arial" w:cs="Arial"/>
-          <w:b/>
-          <w:bCs/>
-          <w:sz w:val="28"/>
-          <w:szCs w:val="28"/>
-        </w:rPr>
-      </w:pPr>
-    </w:p>
-    <w:p>
-      <w:pPr>
-        <w:widowControl w:val="0"/>
-        <w:tabs>
-          <w:tab w:val="left" w:pos="6580"/>
-        </w:tabs>
-        <w:autoSpaceDE w:val="0"/>
-        <w:autoSpaceDN w:val="0"/>
-        <w:adjustRightInd w:val="0"/>
-        <w:spacing w:after="0" w:line="240" w:lineRule="auto"/>
-        <w:jc w:val="center"/>
-        <w:rPr>
-          <w:rFonts w:ascii="Arial" w:hAnsi="Arial" w:cs="Arial"/>
-          <w:b/>
-          <w:bCs/>
-          <w:sz w:val="28"/>
-          <w:szCs w:val="28"/>
-          <w:lang w:val="en-GB"/>
-        </w:rPr>
-      </w:pPr>
-      <w:r>
-        <w:rPr>
-          <w:rFonts w:ascii="Arial" w:hAnsi="Arial" w:cs="Arial"/>
-          <w:b/>
-          <w:bCs/>
-          <w:sz w:val="28"/>
-          <w:szCs w:val="28"/>
-          <w:lang w:val="en-GB"/>
-        </w:rPr>
-        <w:t>Annexe</w:t>
-      </w:r>
-    </w:p>
-    <w:p>
-      <w:pPr>
-        <w:widowControl w:val="0"/>
-        <w:tabs>
-          <w:tab w:val="left" w:pos="6580"/>
-        </w:tabs>
-        <w:autoSpaceDE w:val="0"/>
-        <w:autoSpaceDN w:val="0"/>
-        <w:adjustRightInd w:val="0"/>
-        <w:spacing w:after="0" w:line="240" w:lineRule="auto"/>
-        <w:jc w:val="center"/>
-        <w:rPr>
-          <w:rFonts w:ascii="Arial" w:hAnsi="Arial" w:cs="Arial"/>
-          <w:b/>
-          <w:bCs/>
-          <w:sz w:val="28"/>
-          <w:szCs w:val="28"/>
-          <w:lang w:val="en-GB"/>
-        </w:rPr>
-      </w:pPr>
-    </w:p>
-    <w:p>
-      <w:pPr>
-        <w:widowControl w:val="0"/>
-        <w:tabs>
-          <w:tab w:val="left" w:pos="6580"/>
-        </w:tabs>
-        <w:autoSpaceDE w:val="0"/>
-        <w:autoSpaceDN w:val="0"/>
-        <w:adjustRightInd w:val="0"/>
-        <w:spacing w:after="0" w:line="240" w:lineRule="auto"/>
-        <w:jc w:val="center"/>
-        <w:rPr>
-          <w:rFonts w:ascii="Arial" w:hAnsi="Arial" w:cs="Arial"/>
-          <w:b/>
-          <w:bCs/>
-          <w:sz w:val="28"/>
-          <w:szCs w:val="28"/>
-        </w:rPr>
-      </w:pPr>
-      <w:r>
-        <w:rPr>
-          <w:rFonts w:ascii="Arial" w:hAnsi="Arial" w:cs="Arial"/>
-          <w:b/>
-          <w:bCs/>
-          <w:sz w:val="28"/>
-          <w:szCs w:val="28"/>
-        </w:rPr>
-        <w:t>c.f</w:t>
-      </w:r>
-      <w:r>
-        <w:rPr>
-          <w:rFonts w:ascii="Arial" w:hAnsi="Arial" w:cs="Arial"/>
-          <w:b/>
-          <w:bCs/>
-          <w:sz w:val="28"/>
-          <w:szCs w:val="28"/>
+        <w:t>La librairie permet de créer une fenêtre, elle permet aussi de créer des rendus sur lesquelles nous pourrons dessiner. Elle a un tas de fonction qui dessine</w:t>
+      </w:r>
+      <w:r>
+        <w:rPr>
+          <w:rFonts w:ascii="Arial" w:hAnsi="Arial" w:cs="Arial"/>
+          <w:bCs/>
+          <w:sz w:val="24"/>
+          <w:szCs w:val="24"/>
+        </w:rPr>
+        <w:t>, certaine de ses fonctions</w:t>
+      </w:r>
+      <w:r>
+        <w:rPr>
+          <w:rFonts w:ascii="Arial" w:hAnsi="Arial" w:cs="Arial"/>
+          <w:bCs/>
+          <w:sz w:val="24"/>
+          <w:szCs w:val="24"/>
+        </w:rPr>
+        <w:t xml:space="preserve"> permette de dessiner des segments, rectangle, ovale, arc, texte.</w:t>
+      </w:r>
+    </w:p>
+    <w:p>
+      <w:pPr>
+        <w:widowControl w:val="0"/>
+        <w:tabs>
+          <w:tab w:val="left" w:pos="6580"/>
+        </w:tabs>
+        <w:autoSpaceDE w:val="0"/>
+        <w:autoSpaceDN w:val="0"/>
+        <w:adjustRightInd w:val="0"/>
+        <w:spacing w:after="0" w:line="240" w:lineRule="auto"/>
+        <w:rPr>
+          <w:rFonts w:ascii="Arial" w:hAnsi="Arial" w:cs="Arial"/>
+          <w:bCs/>
+          <w:sz w:val="24"/>
+          <w:szCs w:val="24"/>
+        </w:rPr>
+      </w:pPr>
+      <w:r>
+        <w:rPr>
+          <w:rFonts w:ascii="Arial" w:hAnsi="Arial" w:cs="Arial"/>
+          <w:bCs/>
+          <w:sz w:val="24"/>
+          <w:szCs w:val="24"/>
+        </w:rPr>
+        <w:t>Chaque fonction possède ses propres paramètres mais ils ont tous en commun besoin des coordonnée</w:t>
+      </w:r>
+      <w:r>
+        <w:rPr>
+          <w:rFonts w:ascii="Arial" w:hAnsi="Arial" w:cs="Arial"/>
+          <w:bCs/>
+          <w:sz w:val="24"/>
+          <w:szCs w:val="24"/>
+        </w:rPr>
+        <w:t>s</w:t>
+      </w:r>
+      <w:r>
+        <w:rPr>
+          <w:rFonts w:ascii="Arial" w:hAnsi="Arial" w:cs="Arial"/>
+          <w:bCs/>
+          <w:sz w:val="24"/>
+          <w:szCs w:val="24"/>
+        </w:rPr>
+        <w:t xml:space="preserve"> en x et y</w:t>
+      </w:r>
+      <w:r>
+        <w:rPr>
+          <w:rFonts w:ascii="Arial" w:hAnsi="Arial" w:cs="Arial"/>
+          <w:bCs/>
+          <w:sz w:val="24"/>
+          <w:szCs w:val="24"/>
+        </w:rPr>
+        <w:t>.</w:t>
+      </w:r>
+    </w:p>
+    <w:p>
+      <w:pPr>
+        <w:widowControl w:val="0"/>
+        <w:tabs>
+          <w:tab w:val="left" w:pos="6580"/>
+        </w:tabs>
+        <w:autoSpaceDE w:val="0"/>
+        <w:autoSpaceDN w:val="0"/>
+        <w:adjustRightInd w:val="0"/>
+        <w:spacing w:after="0" w:line="240" w:lineRule="auto"/>
+        <w:rPr>
+          <w:rFonts w:ascii="Arial" w:hAnsi="Arial" w:cs="Arial"/>
+          <w:bCs/>
+          <w:sz w:val="24"/>
+          <w:szCs w:val="24"/>
+        </w:rPr>
+      </w:pPr>
+      <w:r>
+        <w:rPr>
+          <w:rFonts w:ascii="Arial" w:hAnsi="Arial" w:cs="Arial"/>
+          <w:bCs/>
+          <w:sz w:val="24"/>
+          <w:szCs w:val="24"/>
+        </w:rPr>
+        <w:t>On pourra pour chaque cas choisir la couleur par rapport à sa forme</w:t>
+      </w:r>
+      <w:r>
+        <w:rPr>
+          <w:rFonts w:ascii="Arial" w:hAnsi="Arial" w:cs="Arial"/>
+          <w:bCs/>
+          <w:sz w:val="24"/>
+          <w:szCs w:val="24"/>
+        </w:rPr>
+        <w:t>,</w:t>
+      </w:r>
+    </w:p>
+    <w:p>
+      <w:pPr>
+        <w:widowControl w:val="0"/>
+        <w:tabs>
+          <w:tab w:val="left" w:pos="6580"/>
+        </w:tabs>
+        <w:autoSpaceDE w:val="0"/>
+        <w:autoSpaceDN w:val="0"/>
+        <w:adjustRightInd w:val="0"/>
+        <w:spacing w:after="0" w:line="240" w:lineRule="auto"/>
+        <w:rPr>
+          <w:rFonts w:ascii="Arial" w:hAnsi="Arial" w:cs="Arial"/>
+          <w:bCs/>
+          <w:sz w:val="24"/>
+          <w:szCs w:val="24"/>
+        </w:rPr>
+      </w:pPr>
+      <w:r>
+        <w:rPr>
+          <w:rFonts w:ascii="Arial" w:hAnsi="Arial" w:cs="Arial"/>
+          <w:bCs/>
+          <w:sz w:val="24"/>
+          <w:szCs w:val="24"/>
+        </w:rPr>
+        <w:t>Et d’</w:t>
+      </w:r>
+      <w:r>
+        <w:rPr>
+          <w:rFonts w:ascii="Arial" w:hAnsi="Arial" w:cs="Arial"/>
+          <w:bCs/>
+          <w:sz w:val="24"/>
+          <w:szCs w:val="24"/>
+        </w:rPr>
+        <w:t>autre choix comme l</w:t>
+      </w:r>
+      <w:r>
+        <w:rPr>
+          <w:rFonts w:ascii="Arial" w:hAnsi="Arial" w:cs="Arial"/>
+          <w:bCs/>
+          <w:sz w:val="24"/>
+          <w:szCs w:val="24"/>
+        </w:rPr>
+        <w:t>’épaisseur</w:t>
+      </w:r>
+      <w:r>
+        <w:rPr>
+          <w:rFonts w:ascii="Arial" w:hAnsi="Arial" w:cs="Arial"/>
+          <w:bCs/>
+          <w:sz w:val="24"/>
+          <w:szCs w:val="24"/>
+        </w:rPr>
+        <w:t xml:space="preserve"> pour un segment ou si une forme fermée doit être remplis.</w:t>
+      </w:r>
+    </w:p>
+    <w:p>
+      <w:pPr>
+        <w:widowControl w:val="0"/>
+        <w:tabs>
+          <w:tab w:val="left" w:pos="6580"/>
+        </w:tabs>
+        <w:autoSpaceDE w:val="0"/>
+        <w:autoSpaceDN w:val="0"/>
+        <w:adjustRightInd w:val="0"/>
+        <w:spacing w:after="0" w:line="240" w:lineRule="auto"/>
+        <w:rPr>
+          <w:rFonts w:ascii="Arial" w:hAnsi="Arial" w:cs="Arial"/>
+          <w:bCs/>
+          <w:sz w:val="24"/>
+          <w:szCs w:val="24"/>
+        </w:rPr>
+      </w:pPr>
+    </w:p>
+    <w:p>
+      <w:pPr>
+        <w:widowControl w:val="0"/>
+        <w:tabs>
+          <w:tab w:val="left" w:pos="6580"/>
+        </w:tabs>
+        <w:autoSpaceDE w:val="0"/>
+        <w:autoSpaceDN w:val="0"/>
+        <w:adjustRightInd w:val="0"/>
+        <w:spacing w:after="0" w:line="240" w:lineRule="auto"/>
+        <w:jc w:val="center"/>
+        <w:rPr>
+          <w:rFonts w:ascii="Arial" w:hAnsi="Arial" w:cs="Arial"/>
+          <w:b/>
+          <w:bCs/>
+          <w:sz w:val="28"/>
+          <w:szCs w:val="28"/>
+        </w:rPr>
+      </w:pPr>
+      <w:r>
+        <w:rPr>
+          <w:rFonts w:ascii="Arial" w:hAnsi="Arial" w:cs="Arial"/>
+          <w:b/>
+          <w:bCs/>
+          <w:sz w:val="28"/>
+          <w:szCs w:val="28"/>
+        </w:rPr>
+        <w:t>C++ Client</w:t>
+      </w:r>
+    </w:p>
+    <w:p>
+      <w:pPr>
+        <w:widowControl w:val="0"/>
+        <w:tabs>
+          <w:tab w:val="left" w:pos="6580"/>
+        </w:tabs>
+        <w:autoSpaceDE w:val="0"/>
+        <w:autoSpaceDN w:val="0"/>
+        <w:adjustRightInd w:val="0"/>
+        <w:spacing w:after="0" w:line="240" w:lineRule="auto"/>
+        <w:rPr>
+          <w:rFonts w:ascii="Arial" w:hAnsi="Arial" w:cs="Arial"/>
+          <w:bCs/>
+          <w:sz w:val="24"/>
+          <w:szCs w:val="24"/>
+        </w:rPr>
+      </w:pPr>
+    </w:p>
+    <w:p>
+      <w:pPr>
+        <w:widowControl w:val="0"/>
+        <w:tabs>
+          <w:tab w:val="left" w:pos="6580"/>
+        </w:tabs>
+        <w:autoSpaceDE w:val="0"/>
+        <w:autoSpaceDN w:val="0"/>
+        <w:adjustRightInd w:val="0"/>
+        <w:spacing w:after="0" w:line="240" w:lineRule="auto"/>
+        <w:rPr>
+          <w:rFonts w:ascii="Arial" w:hAnsi="Arial" w:cs="Arial"/>
+          <w:bCs/>
+          <w:sz w:val="24"/>
+          <w:szCs w:val="24"/>
+        </w:rPr>
+      </w:pPr>
+      <w:r>
+        <w:rPr>
+          <w:rFonts w:ascii="Arial" w:hAnsi="Arial" w:cs="Arial"/>
+          <w:bCs/>
+          <w:sz w:val="24"/>
+          <w:szCs w:val="24"/>
+        </w:rPr>
+        <w:t>La partie C++ consiste à faire un client C++ qui va envoyer des requêtes au server, l’utilité est que le C++ à une vitesse de calcule largement plus rapide que le java</w:t>
+      </w:r>
+    </w:p>
+    <w:p>
+      <w:pPr>
+        <w:widowControl w:val="0"/>
+        <w:tabs>
+          <w:tab w:val="left" w:pos="6580"/>
+        </w:tabs>
+        <w:autoSpaceDE w:val="0"/>
+        <w:autoSpaceDN w:val="0"/>
+        <w:adjustRightInd w:val="0"/>
+        <w:spacing w:after="0" w:line="240" w:lineRule="auto"/>
+        <w:rPr>
+          <w:rFonts w:ascii="Arial" w:hAnsi="Arial" w:cs="Arial"/>
+          <w:bCs/>
+          <w:sz w:val="24"/>
+          <w:szCs w:val="24"/>
+        </w:rPr>
+      </w:pPr>
+    </w:p>
+    <w:p>
+      <w:pPr>
+        <w:widowControl w:val="0"/>
+        <w:tabs>
+          <w:tab w:val="left" w:pos="6580"/>
+        </w:tabs>
+        <w:autoSpaceDE w:val="0"/>
+        <w:autoSpaceDN w:val="0"/>
+        <w:adjustRightInd w:val="0"/>
+        <w:spacing w:after="0" w:line="240" w:lineRule="auto"/>
+        <w:rPr>
+          <w:rFonts w:ascii="Arial" w:hAnsi="Arial" w:cs="Arial"/>
+          <w:bCs/>
+          <w:sz w:val="24"/>
+          <w:szCs w:val="24"/>
+        </w:rPr>
+      </w:pPr>
+      <w:r>
+        <w:rPr>
+          <w:rFonts w:ascii="Arial" w:hAnsi="Arial" w:cs="Arial"/>
+          <w:bCs/>
+          <w:sz w:val="24"/>
+          <w:szCs w:val="24"/>
+        </w:rPr>
+        <w:t xml:space="preserve">Comme nous voulons une librairie l’utilisation des </w:t>
+      </w:r>
+      <w:r>
+        <w:rPr>
+          <w:rFonts w:ascii="Arial" w:hAnsi="Arial" w:cs="Arial"/>
+          <w:bCs/>
+          <w:sz w:val="24"/>
+          <w:szCs w:val="24"/>
+        </w:rPr>
+        <w:t>méthodes</w:t>
+      </w:r>
+      <w:r>
+        <w:rPr>
+          <w:rFonts w:ascii="Arial" w:hAnsi="Arial" w:cs="Arial"/>
+          <w:bCs/>
+          <w:sz w:val="24"/>
+          <w:szCs w:val="24"/>
+        </w:rPr>
+        <w:t xml:space="preserve"> doivent être simple d’utilisation et intuitive</w:t>
+      </w:r>
+      <w:r>
+        <w:rPr>
+          <w:rFonts w:ascii="Arial" w:hAnsi="Arial" w:cs="Arial"/>
+          <w:bCs/>
+          <w:sz w:val="24"/>
+          <w:szCs w:val="24"/>
+        </w:rPr>
+        <w:t xml:space="preserve"> (voir annexe 2.1)</w:t>
+      </w:r>
+      <w:r>
+        <w:rPr>
+          <w:rFonts w:ascii="Arial" w:hAnsi="Arial" w:cs="Arial"/>
+          <w:bCs/>
+          <w:sz w:val="24"/>
+          <w:szCs w:val="24"/>
+        </w:rPr>
+        <w:t xml:space="preserve">, pour le faire nous avons structuré de telle sorte que l’utilisateur n’utilise qu’un objet, cette objet est une instanciation de la class </w:t>
+      </w:r>
+      <w:r>
+        <w:rPr>
+          <w:rFonts w:ascii="Arial" w:hAnsi="Arial" w:cs="Arial"/>
+          <w:bCs/>
+          <w:sz w:val="24"/>
+          <w:szCs w:val="24"/>
+        </w:rPr>
+        <w:t>Fenetre</w:t>
+      </w:r>
+      <w:r>
+        <w:rPr>
+          <w:rFonts w:ascii="Arial" w:hAnsi="Arial" w:cs="Arial"/>
+          <w:bCs/>
+          <w:sz w:val="24"/>
+          <w:szCs w:val="24"/>
+        </w:rPr>
+        <w:t xml:space="preserve"> (voir annexe 2.3</w:t>
+      </w:r>
+      <w:r>
+        <w:rPr>
+          <w:rFonts w:ascii="Arial" w:hAnsi="Arial" w:cs="Arial"/>
+          <w:bCs/>
+          <w:sz w:val="24"/>
+          <w:szCs w:val="24"/>
+        </w:rPr>
+        <w:t>)</w:t>
+      </w:r>
+    </w:p>
+    <w:p>
+      <w:pPr>
+        <w:widowControl w:val="0"/>
+        <w:tabs>
+          <w:tab w:val="left" w:pos="6580"/>
+        </w:tabs>
+        <w:autoSpaceDE w:val="0"/>
+        <w:autoSpaceDN w:val="0"/>
+        <w:adjustRightInd w:val="0"/>
+        <w:spacing w:after="0" w:line="240" w:lineRule="auto"/>
+        <w:rPr>
+          <w:rFonts w:ascii="Arial" w:hAnsi="Arial" w:cs="Arial"/>
+          <w:bCs/>
+          <w:sz w:val="24"/>
+          <w:szCs w:val="24"/>
+        </w:rPr>
+      </w:pPr>
+      <w:r>
+        <w:rPr>
+          <w:rFonts w:ascii="Arial" w:hAnsi="Arial" w:cs="Arial"/>
+          <w:bCs/>
+          <w:sz w:val="24"/>
+          <w:szCs w:val="24"/>
+        </w:rPr>
+        <w:t>Pour commencer nous avons initialisation l’utilisateur commence par entrée les informations de la fenêtre voulu.</w:t>
+      </w:r>
+      <w:r>
+        <w:rPr>
+          <w:rFonts w:ascii="Arial" w:hAnsi="Arial" w:cs="Arial"/>
+          <w:bCs/>
+          <w:sz w:val="24"/>
+          <w:szCs w:val="24"/>
         </w:rPr>
         <w:t xml:space="preserve"> </w:t>
       </w:r>
       <w:r>
         <w:rPr>
           <w:rFonts w:ascii="Arial" w:hAnsi="Arial" w:cs="Arial"/>
-          <w:b/>
-          <w:bCs/>
-          <w:sz w:val="28"/>
-          <w:szCs w:val="28"/>
-        </w:rPr>
-        <w:t>1.1</w:t>
-      </w:r>
-    </w:p>
-    <w:p>
-      <w:pPr>
-        <w:widowControl w:val="0"/>
-        <w:tabs>
-          <w:tab w:val="left" w:pos="6580"/>
-        </w:tabs>
-        <w:autoSpaceDE w:val="0"/>
-        <w:autoSpaceDN w:val="0"/>
-        <w:adjustRightInd w:val="0"/>
-        <w:spacing w:after="0" w:line="240" w:lineRule="auto"/>
-        <w:jc w:val="center"/>
-        <w:rPr>
-          <w:rFonts w:ascii="Arial" w:hAnsi="Arial" w:cs="Arial"/>
-          <w:b/>
-          <w:bCs/>
-          <w:sz w:val="28"/>
-          <w:szCs w:val="28"/>
-        </w:rPr>
-      </w:pPr>
-      <w:r>
-        <w:rPr>
+          <w:bCs/>
+          <w:sz w:val="24"/>
+          <w:szCs w:val="24"/>
+        </w:rPr>
+        <w:t>(</w:t>
+      </w:r>
+      <w:proofErr w:type="gramStart"/>
+      <w:r>
+        <w:rPr>
+          <w:rFonts w:ascii="Arial" w:hAnsi="Arial" w:cs="Arial"/>
+          <w:bCs/>
+          <w:sz w:val="24"/>
+          <w:szCs w:val="24"/>
+        </w:rPr>
+        <w:t>n</w:t>
+      </w:r>
+      <w:r>
+        <w:rPr>
+          <w:rFonts w:ascii="Arial" w:hAnsi="Arial" w:cs="Arial"/>
+          <w:bCs/>
+          <w:sz w:val="24"/>
+          <w:szCs w:val="24"/>
+        </w:rPr>
+        <w:t>om</w:t>
+      </w:r>
+      <w:proofErr w:type="gramEnd"/>
+      <w:r>
+        <w:rPr>
+          <w:rFonts w:ascii="Arial" w:hAnsi="Arial" w:cs="Arial"/>
+          <w:bCs/>
+          <w:sz w:val="24"/>
+          <w:szCs w:val="24"/>
+        </w:rPr>
+        <w:t xml:space="preserve"> de la fenêtre, largeur, hauteur)</w:t>
+      </w:r>
+    </w:p>
+    <w:p>
+      <w:pPr>
+        <w:widowControl w:val="0"/>
+        <w:tabs>
+          <w:tab w:val="left" w:pos="6580"/>
+        </w:tabs>
+        <w:autoSpaceDE w:val="0"/>
+        <w:autoSpaceDN w:val="0"/>
+        <w:adjustRightInd w:val="0"/>
+        <w:spacing w:after="0" w:line="240" w:lineRule="auto"/>
+        <w:rPr>
+          <w:rFonts w:ascii="Arial" w:hAnsi="Arial" w:cs="Arial"/>
+          <w:bCs/>
+          <w:sz w:val="24"/>
+          <w:szCs w:val="24"/>
+        </w:rPr>
+      </w:pPr>
+    </w:p>
+    <w:p>
+      <w:pPr>
+        <w:widowControl w:val="0"/>
+        <w:tabs>
+          <w:tab w:val="left" w:pos="6580"/>
+        </w:tabs>
+        <w:autoSpaceDE w:val="0"/>
+        <w:autoSpaceDN w:val="0"/>
+        <w:adjustRightInd w:val="0"/>
+        <w:spacing w:after="0" w:line="240" w:lineRule="auto"/>
+        <w:rPr>
+          <w:rFonts w:ascii="Arial" w:hAnsi="Arial" w:cs="Arial"/>
+          <w:bCs/>
+          <w:sz w:val="24"/>
+          <w:szCs w:val="24"/>
+        </w:rPr>
+      </w:pPr>
+      <w:r>
+        <w:rPr>
+          <w:rFonts w:ascii="Arial" w:hAnsi="Arial" w:cs="Arial"/>
+          <w:bCs/>
           <w:noProof/>
+          <w:sz w:val="24"/>
+          <w:szCs w:val="24"/>
           <w:lang w:eastAsia="ja-JP"/>
         </w:rPr>
         <w:drawing>
-          <wp:inline distT="0" distB="0" distL="0" distR="0" wp14:anchorId="5E2A3D86" wp14:editId="740B1391">
-            <wp:extent cx="1730858" cy="7044538"/>
-            <wp:effectExtent l="0" t="0" r="3175" b="4445"/>
-            <wp:docPr id="11" name="Image 11"/>
+          <wp:inline distT="0" distB="0" distL="0" distR="0" wp14:anchorId="02F6FA14" wp14:editId="57E47049">
+            <wp:extent cx="2943636" cy="200053"/>
+            <wp:effectExtent l="0" t="0" r="0" b="9525"/>
+            <wp:docPr id="5" name="Image 5"/>
             <wp:cNvGraphicFramePr>
               <a:graphicFrameLocks xmlns:a="http://schemas.openxmlformats.org/drawingml/2006/main" noChangeAspect="1"/>
             </wp:cNvGraphicFramePr>
@@ -5463,7 +4757,7 @@
                   <pic:spPr>
                     <a:xfrm>
                       <a:off x="0" y="0"/>
-                      <a:ext cx="1774793" cy="7223353"/>
+                      <a:ext cx="2943636" cy="200053"/>
                     </a:xfrm>
                     <a:prstGeom prst="rect">
                       <a:avLst/>
@@ -5486,78 +4780,229 @@
         <w:autoSpaceDN w:val="0"/>
         <w:adjustRightInd w:val="0"/>
         <w:spacing w:after="0" w:line="240" w:lineRule="auto"/>
-        <w:jc w:val="center"/>
-        <w:rPr>
-          <w:rFonts w:ascii="Arial" w:hAnsi="Arial" w:cs="Arial"/>
-          <w:b/>
-          <w:bCs/>
-          <w:sz w:val="28"/>
-          <w:szCs w:val="28"/>
-        </w:rPr>
-      </w:pPr>
-    </w:p>
-    <w:p>
-      <w:pPr>
-        <w:widowControl w:val="0"/>
-        <w:tabs>
-          <w:tab w:val="left" w:pos="6580"/>
-        </w:tabs>
-        <w:autoSpaceDE w:val="0"/>
-        <w:autoSpaceDN w:val="0"/>
-        <w:adjustRightInd w:val="0"/>
-        <w:spacing w:after="0" w:line="240" w:lineRule="auto"/>
-        <w:jc w:val="center"/>
-        <w:rPr>
-          <w:rFonts w:ascii="Arial" w:hAnsi="Arial" w:cs="Arial"/>
-          <w:b/>
-          <w:bCs/>
-          <w:sz w:val="28"/>
-          <w:szCs w:val="28"/>
-        </w:rPr>
-      </w:pPr>
-      <w:r>
-        <w:rPr>
-          <w:rFonts w:ascii="Arial" w:hAnsi="Arial" w:cs="Arial"/>
-          <w:b/>
-          <w:bCs/>
-          <w:sz w:val="28"/>
-          <w:szCs w:val="28"/>
-        </w:rPr>
-        <w:t>c.f 2.0</w:t>
-      </w:r>
-    </w:p>
-    <w:p>
-      <w:pPr>
-        <w:widowControl w:val="0"/>
-        <w:tabs>
-          <w:tab w:val="left" w:pos="6580"/>
-        </w:tabs>
-        <w:autoSpaceDE w:val="0"/>
-        <w:autoSpaceDN w:val="0"/>
-        <w:adjustRightInd w:val="0"/>
-        <w:spacing w:after="0" w:line="240" w:lineRule="auto"/>
-        <w:jc w:val="center"/>
-        <w:rPr>
-          <w:rFonts w:ascii="Arial" w:hAnsi="Arial" w:cs="Arial"/>
-          <w:b/>
-          <w:bCs/>
-          <w:sz w:val="28"/>
-          <w:szCs w:val="28"/>
-        </w:rPr>
-      </w:pPr>
-      <w:r>
-        <w:rPr>
-          <w:rFonts w:ascii="Arial" w:hAnsi="Arial" w:cs="Arial"/>
-          <w:b/>
-          <w:bCs/>
-          <w:sz w:val="28"/>
-          <w:szCs w:val="28"/>
+        <w:rPr>
+          <w:rFonts w:ascii="Arial" w:hAnsi="Arial" w:cs="Arial"/>
+          <w:bCs/>
+          <w:sz w:val="24"/>
+          <w:szCs w:val="24"/>
+        </w:rPr>
+      </w:pPr>
+    </w:p>
+    <w:p>
+      <w:pPr>
+        <w:widowControl w:val="0"/>
+        <w:tabs>
+          <w:tab w:val="left" w:pos="6580"/>
+        </w:tabs>
+        <w:autoSpaceDE w:val="0"/>
+        <w:autoSpaceDN w:val="0"/>
+        <w:adjustRightInd w:val="0"/>
+        <w:spacing w:after="0" w:line="240" w:lineRule="auto"/>
+        <w:rPr>
+          <w:rFonts w:ascii="Arial" w:hAnsi="Arial" w:cs="Arial"/>
+          <w:bCs/>
+          <w:sz w:val="24"/>
+          <w:szCs w:val="24"/>
+        </w:rPr>
+      </w:pPr>
+      <w:r>
+        <w:rPr>
+          <w:rFonts w:ascii="Arial" w:hAnsi="Arial" w:cs="Arial"/>
+          <w:bCs/>
+          <w:sz w:val="24"/>
+          <w:szCs w:val="24"/>
+        </w:rPr>
+        <w:t>Une fois les informations enregistrées nous nous connectons au serveur java</w:t>
+      </w:r>
+      <w:r>
+        <w:rPr>
+          <w:rFonts w:ascii="Arial" w:hAnsi="Arial" w:cs="Arial"/>
+          <w:bCs/>
+          <w:sz w:val="24"/>
+          <w:szCs w:val="24"/>
+        </w:rPr>
+        <w:t>, si aucune erreur ne s’est produite nous envoyons les caractéristiques de la fenêtre voulu au serveur java, ensuite java créer la fenêtre. Pendant ce temps nous calculons les variables qui nous serons utile pour le « mapping coordin</w:t>
+      </w:r>
+      <w:r>
+        <w:rPr>
+          <w:rFonts w:ascii="Arial" w:hAnsi="Arial" w:cs="Arial"/>
+          <w:bCs/>
+          <w:sz w:val="24"/>
+          <w:szCs w:val="24"/>
+        </w:rPr>
+        <w:t>ate to viewport » (voir annexe 2.2</w:t>
+      </w:r>
+      <w:r>
+        <w:rPr>
+          <w:rFonts w:ascii="Arial" w:hAnsi="Arial" w:cs="Arial"/>
+          <w:bCs/>
+          <w:sz w:val="24"/>
+          <w:szCs w:val="24"/>
+        </w:rPr>
+        <w:t xml:space="preserve"> méthode=&gt; </w:t>
+      </w:r>
+      <w:proofErr w:type="spellStart"/>
+      <w:r>
+        <w:rPr>
+          <w:rFonts w:ascii="Arial" w:hAnsi="Arial" w:cs="Arial"/>
+          <w:bCs/>
+          <w:sz w:val="24"/>
+          <w:szCs w:val="24"/>
+        </w:rPr>
+        <w:t>Init</w:t>
+      </w:r>
+      <w:proofErr w:type="spellEnd"/>
+      <w:r>
+        <w:rPr>
+          <w:rFonts w:ascii="Arial" w:hAnsi="Arial" w:cs="Arial"/>
+          <w:bCs/>
+          <w:sz w:val="24"/>
+          <w:szCs w:val="24"/>
+        </w:rPr>
+        <w:t>(</w:t>
+      </w:r>
+      <w:proofErr w:type="gramStart"/>
+      <w:r>
+        <w:rPr>
+          <w:rFonts w:ascii="Arial" w:hAnsi="Arial" w:cs="Arial"/>
+          <w:bCs/>
+          <w:sz w:val="24"/>
+          <w:szCs w:val="24"/>
+        </w:rPr>
+        <w:t>) )</w:t>
+      </w:r>
+      <w:proofErr w:type="gramEnd"/>
+      <w:r>
+        <w:rPr>
+          <w:rFonts w:ascii="Arial" w:hAnsi="Arial" w:cs="Arial"/>
+          <w:bCs/>
+          <w:sz w:val="24"/>
+          <w:szCs w:val="24"/>
+        </w:rPr>
+        <w:t>.</w:t>
+      </w:r>
+    </w:p>
+    <w:p>
+      <w:pPr>
+        <w:widowControl w:val="0"/>
+        <w:tabs>
+          <w:tab w:val="left" w:pos="6580"/>
+        </w:tabs>
+        <w:autoSpaceDE w:val="0"/>
+        <w:autoSpaceDN w:val="0"/>
+        <w:adjustRightInd w:val="0"/>
+        <w:spacing w:after="0" w:line="240" w:lineRule="auto"/>
+        <w:rPr>
+          <w:rFonts w:ascii="Arial" w:hAnsi="Arial" w:cs="Arial"/>
+          <w:bCs/>
+          <w:sz w:val="24"/>
+          <w:szCs w:val="24"/>
+        </w:rPr>
+      </w:pPr>
+    </w:p>
+    <w:p>
+      <w:pPr>
+        <w:widowControl w:val="0"/>
+        <w:tabs>
+          <w:tab w:val="left" w:pos="6580"/>
+        </w:tabs>
+        <w:autoSpaceDE w:val="0"/>
+        <w:autoSpaceDN w:val="0"/>
+        <w:adjustRightInd w:val="0"/>
+        <w:spacing w:after="0" w:line="240" w:lineRule="auto"/>
+        <w:rPr>
+          <w:rFonts w:ascii="Arial" w:hAnsi="Arial" w:cs="Arial"/>
+          <w:bCs/>
+          <w:sz w:val="24"/>
+          <w:szCs w:val="24"/>
+        </w:rPr>
+      </w:pPr>
+      <w:r>
+        <w:rPr>
+          <w:rFonts w:ascii="Arial" w:hAnsi="Arial" w:cs="Arial"/>
+          <w:bCs/>
+          <w:sz w:val="24"/>
+          <w:szCs w:val="24"/>
+        </w:rPr>
+        <w:t>Ensuite pour dessiner sur la fenêtre java nous devons simple utiliser les méthodes de l’objet instancier de la classe Fenetre.</w:t>
+      </w:r>
+    </w:p>
+    <w:p>
+      <w:pPr>
+        <w:widowControl w:val="0"/>
+        <w:tabs>
+          <w:tab w:val="left" w:pos="6580"/>
+        </w:tabs>
+        <w:autoSpaceDE w:val="0"/>
+        <w:autoSpaceDN w:val="0"/>
+        <w:adjustRightInd w:val="0"/>
+        <w:spacing w:after="0" w:line="240" w:lineRule="auto"/>
+        <w:rPr>
+          <w:rFonts w:ascii="Arial" w:hAnsi="Arial" w:cs="Arial"/>
+          <w:bCs/>
+          <w:sz w:val="24"/>
+          <w:szCs w:val="24"/>
+        </w:rPr>
+      </w:pPr>
+    </w:p>
+    <w:p>
+      <w:pPr>
+        <w:widowControl w:val="0"/>
+        <w:tabs>
+          <w:tab w:val="left" w:pos="6580"/>
+        </w:tabs>
+        <w:autoSpaceDE w:val="0"/>
+        <w:autoSpaceDN w:val="0"/>
+        <w:adjustRightInd w:val="0"/>
+        <w:spacing w:after="0" w:line="240" w:lineRule="auto"/>
+        <w:rPr>
+          <w:rFonts w:ascii="Arial" w:hAnsi="Arial" w:cs="Arial"/>
+          <w:bCs/>
+          <w:sz w:val="24"/>
+          <w:szCs w:val="24"/>
+        </w:rPr>
+      </w:pPr>
+      <w:r>
+        <w:rPr>
+          <w:rFonts w:ascii="Arial" w:hAnsi="Arial" w:cs="Arial"/>
+          <w:bCs/>
+          <w:sz w:val="24"/>
+          <w:szCs w:val="24"/>
+        </w:rPr>
+        <w:t>Exemple :</w:t>
+      </w:r>
+    </w:p>
+    <w:p>
+      <w:pPr>
+        <w:widowControl w:val="0"/>
+        <w:tabs>
+          <w:tab w:val="left" w:pos="6580"/>
+        </w:tabs>
+        <w:autoSpaceDE w:val="0"/>
+        <w:autoSpaceDN w:val="0"/>
+        <w:adjustRightInd w:val="0"/>
+        <w:spacing w:after="0" w:line="240" w:lineRule="auto"/>
+        <w:rPr>
+          <w:rFonts w:ascii="Arial" w:hAnsi="Arial" w:cs="Arial"/>
+          <w:bCs/>
+          <w:sz w:val="24"/>
+          <w:szCs w:val="24"/>
+        </w:rPr>
+      </w:pPr>
+      <w:r>
+        <w:rPr>
+          <w:rFonts w:ascii="Arial" w:hAnsi="Arial" w:cs="Arial"/>
+          <w:bCs/>
+          <w:noProof/>
+          <w:sz w:val="24"/>
+          <w:szCs w:val="24"/>
+          <w:lang w:eastAsia="ja-JP"/>
         </w:rPr>
         <w:drawing>
-          <wp:inline distT="0" distB="0" distL="0" distR="0" wp14:anchorId="10436757" wp14:editId="72071151">
-            <wp:extent cx="5981700" cy="4829175"/>
-            <wp:effectExtent l="0" t="0" r="0" b="9525"/>
-            <wp:docPr id="16" name="Image 16"/>
+          <wp:inline distT="0" distB="0" distL="0" distR="0" wp14:anchorId="082B3E8E" wp14:editId="7E0B7A77">
+            <wp:extent cx="3458058" cy="1105054"/>
+            <wp:effectExtent l="0" t="0" r="9525" b="0"/>
+            <wp:docPr id="6" name="Image 6"/>
             <wp:cNvGraphicFramePr>
               <a:graphicFrameLocks xmlns:a="http://schemas.openxmlformats.org/drawingml/2006/main" noChangeAspect="1"/>
             </wp:cNvGraphicFramePr>
@@ -5577,7 +5022,7 @@
                   <pic:spPr>
                     <a:xfrm>
                       <a:off x="0" y="0"/>
-                      <a:ext cx="5981700" cy="4829175"/>
+                      <a:ext cx="3458058" cy="1105054"/>
                     </a:xfrm>
                     <a:prstGeom prst="rect">
                       <a:avLst/>
@@ -5607,70 +5052,1387 @@
           <w:bCs/>
           <w:sz w:val="28"/>
           <w:szCs w:val="28"/>
-        </w:rPr>
-      </w:pPr>
-    </w:p>
-    <w:p>
-      <w:pPr>
-        <w:widowControl w:val="0"/>
-        <w:tabs>
-          <w:tab w:val="left" w:pos="6580"/>
-        </w:tabs>
-        <w:autoSpaceDE w:val="0"/>
-        <w:autoSpaceDN w:val="0"/>
-        <w:adjustRightInd w:val="0"/>
-        <w:spacing w:after="0" w:line="240" w:lineRule="auto"/>
-        <w:jc w:val="center"/>
-        <w:rPr>
-          <w:rFonts w:ascii="Arial" w:hAnsi="Arial" w:cs="Arial"/>
-          <w:b/>
-          <w:bCs/>
-          <w:sz w:val="28"/>
-          <w:szCs w:val="28"/>
-        </w:rPr>
-      </w:pPr>
-      <w:r>
-        <w:rPr>
-          <w:rFonts w:ascii="Arial" w:hAnsi="Arial" w:cs="Arial"/>
-          <w:b/>
-          <w:bCs/>
-          <w:sz w:val="28"/>
-          <w:szCs w:val="28"/>
-        </w:rPr>
-        <w:t>c.f 2.1</w:t>
-      </w:r>
-    </w:p>
-    <w:p>
-      <w:pPr>
-        <w:widowControl w:val="0"/>
-        <w:tabs>
-          <w:tab w:val="left" w:pos="6580"/>
-        </w:tabs>
-        <w:autoSpaceDE w:val="0"/>
-        <w:autoSpaceDN w:val="0"/>
-        <w:adjustRightInd w:val="0"/>
-        <w:spacing w:after="0" w:line="240" w:lineRule="auto"/>
-        <w:jc w:val="center"/>
-        <w:rPr>
-          <w:rFonts w:ascii="Arial" w:hAnsi="Arial" w:cs="Arial"/>
-          <w:b/>
-          <w:bCs/>
-          <w:sz w:val="28"/>
-          <w:szCs w:val="28"/>
-        </w:rPr>
-      </w:pPr>
-      <w:r>
-        <w:rPr>
-          <w:rFonts w:ascii="Arial" w:hAnsi="Arial" w:cs="Arial"/>
-          <w:bCs/>
-          <w:sz w:val="24"/>
-          <w:szCs w:val="24"/>
+          <w:lang w:val="en-GB"/>
+        </w:rPr>
+      </w:pPr>
+    </w:p>
+    <w:p>
+      <w:pPr>
+        <w:widowControl w:val="0"/>
+        <w:tabs>
+          <w:tab w:val="left" w:pos="6580"/>
+        </w:tabs>
+        <w:autoSpaceDE w:val="0"/>
+        <w:autoSpaceDN w:val="0"/>
+        <w:adjustRightInd w:val="0"/>
+        <w:spacing w:after="0" w:line="240" w:lineRule="auto"/>
+        <w:jc w:val="center"/>
+        <w:rPr>
+          <w:rFonts w:ascii="Arial" w:hAnsi="Arial" w:cs="Arial"/>
+          <w:b/>
+          <w:bCs/>
+          <w:sz w:val="28"/>
+          <w:szCs w:val="28"/>
+          <w:lang w:val="en-GB"/>
+        </w:rPr>
+      </w:pPr>
+    </w:p>
+    <w:p>
+      <w:pPr>
+        <w:widowControl w:val="0"/>
+        <w:tabs>
+          <w:tab w:val="left" w:pos="6580"/>
+        </w:tabs>
+        <w:autoSpaceDE w:val="0"/>
+        <w:autoSpaceDN w:val="0"/>
+        <w:adjustRightInd w:val="0"/>
+        <w:spacing w:after="0" w:line="240" w:lineRule="auto"/>
+        <w:jc w:val="center"/>
+        <w:rPr>
+          <w:rFonts w:ascii="Arial" w:hAnsi="Arial" w:cs="Arial"/>
+          <w:b/>
+          <w:bCs/>
+          <w:sz w:val="28"/>
+          <w:szCs w:val="28"/>
+        </w:rPr>
+      </w:pPr>
+      <w:r>
+        <w:rPr>
+          <w:rFonts w:ascii="Arial" w:hAnsi="Arial" w:cs="Arial"/>
+          <w:b/>
+          <w:bCs/>
+          <w:sz w:val="28"/>
+          <w:szCs w:val="28"/>
+        </w:rPr>
+        <w:t>Mapping to viewport</w:t>
+      </w:r>
+    </w:p>
+    <w:p>
+      <w:pPr>
+        <w:widowControl w:val="0"/>
+        <w:tabs>
+          <w:tab w:val="left" w:pos="6580"/>
+        </w:tabs>
+        <w:autoSpaceDE w:val="0"/>
+        <w:autoSpaceDN w:val="0"/>
+        <w:adjustRightInd w:val="0"/>
+        <w:spacing w:after="0" w:line="240" w:lineRule="auto"/>
+        <w:jc w:val="center"/>
+        <w:rPr>
+          <w:rFonts w:ascii="Arial" w:hAnsi="Arial" w:cs="Arial"/>
+          <w:b/>
+          <w:bCs/>
+          <w:sz w:val="28"/>
+          <w:szCs w:val="28"/>
+        </w:rPr>
+      </w:pPr>
+    </w:p>
+    <w:p>
+      <w:pPr>
+        <w:widowControl w:val="0"/>
+        <w:tabs>
+          <w:tab w:val="left" w:pos="6580"/>
+        </w:tabs>
+        <w:autoSpaceDE w:val="0"/>
+        <w:autoSpaceDN w:val="0"/>
+        <w:adjustRightInd w:val="0"/>
+        <w:spacing w:after="0" w:line="240" w:lineRule="auto"/>
+        <w:rPr>
+          <w:rFonts w:ascii="Arial" w:hAnsi="Arial" w:cs="Arial"/>
+          <w:bCs/>
+          <w:sz w:val="24"/>
+          <w:szCs w:val="24"/>
+        </w:rPr>
+      </w:pPr>
+      <w:r>
+        <w:rPr>
+          <w:rFonts w:ascii="Arial" w:hAnsi="Arial" w:cs="Arial"/>
+          <w:bCs/>
+          <w:sz w:val="24"/>
+          <w:szCs w:val="24"/>
+        </w:rPr>
+        <w:t>Le mapping to viewport à</w:t>
+      </w:r>
+      <w:r>
+        <w:rPr>
+          <w:rFonts w:ascii="Arial" w:hAnsi="Arial" w:cs="Arial"/>
+          <w:bCs/>
+          <w:sz w:val="24"/>
+          <w:szCs w:val="24"/>
+        </w:rPr>
+        <w:t xml:space="preserve"> était fait dans un premier temps du coté de C++ mais j’ai constaté quelques defaults, donc j’ai décidé de le mettre du coté de j</w:t>
+      </w:r>
+      <w:r>
+        <w:rPr>
+          <w:rFonts w:ascii="Arial" w:hAnsi="Arial" w:cs="Arial"/>
+          <w:bCs/>
+          <w:sz w:val="24"/>
+          <w:szCs w:val="24"/>
+        </w:rPr>
+        <w:t>ava pour résoudre c’est default.</w:t>
+      </w:r>
+      <w:r>
+        <w:rPr>
+          <w:rFonts w:ascii="Arial" w:hAnsi="Arial" w:cs="Arial"/>
+          <w:bCs/>
+          <w:sz w:val="24"/>
+          <w:szCs w:val="24"/>
+        </w:rPr>
+        <w:t xml:space="preserve"> </w:t>
+      </w:r>
+    </w:p>
+    <w:p>
+      <w:pPr>
+        <w:widowControl w:val="0"/>
+        <w:tabs>
+          <w:tab w:val="left" w:pos="6580"/>
+        </w:tabs>
+        <w:autoSpaceDE w:val="0"/>
+        <w:autoSpaceDN w:val="0"/>
+        <w:adjustRightInd w:val="0"/>
+        <w:spacing w:after="0" w:line="240" w:lineRule="auto"/>
+        <w:rPr>
+          <w:rFonts w:ascii="Arial" w:hAnsi="Arial" w:cs="Arial"/>
+          <w:bCs/>
+          <w:sz w:val="24"/>
+          <w:szCs w:val="24"/>
+        </w:rPr>
+      </w:pPr>
+    </w:p>
+    <w:p>
+      <w:pPr>
+        <w:widowControl w:val="0"/>
+        <w:tabs>
+          <w:tab w:val="left" w:pos="6580"/>
+        </w:tabs>
+        <w:autoSpaceDE w:val="0"/>
+        <w:autoSpaceDN w:val="0"/>
+        <w:adjustRightInd w:val="0"/>
+        <w:spacing w:after="0" w:line="240" w:lineRule="auto"/>
+        <w:rPr>
+          <w:rFonts w:ascii="Arial" w:hAnsi="Arial" w:cs="Arial"/>
+          <w:bCs/>
+          <w:sz w:val="24"/>
+          <w:szCs w:val="24"/>
+        </w:rPr>
+      </w:pPr>
+      <w:r>
+        <w:rPr>
+          <w:rFonts w:ascii="Arial" w:hAnsi="Arial" w:cs="Arial"/>
+          <w:bCs/>
+          <w:sz w:val="24"/>
+          <w:szCs w:val="24"/>
+        </w:rPr>
+        <w:t>Le principe du mapping to viewport c’est d’enregistre des dimensions dans n’impor</w:t>
+      </w:r>
+      <w:r>
+        <w:rPr>
+          <w:rFonts w:ascii="Arial" w:hAnsi="Arial" w:cs="Arial"/>
+          <w:bCs/>
+          <w:sz w:val="24"/>
+          <w:szCs w:val="24"/>
+        </w:rPr>
+        <w:t>te quel unité de mesure km, m</w:t>
+      </w:r>
+      <w:r>
+        <w:rPr>
+          <w:rFonts w:ascii="Arial" w:hAnsi="Arial" w:cs="Arial"/>
+          <w:bCs/>
+          <w:sz w:val="24"/>
+          <w:szCs w:val="24"/>
+        </w:rPr>
+        <w:t xml:space="preserve">, cm, </w:t>
+      </w:r>
+      <w:r>
+        <w:rPr>
+          <w:rFonts w:ascii="Arial" w:hAnsi="Arial" w:cs="Arial"/>
+          <w:bCs/>
+          <w:sz w:val="24"/>
+          <w:szCs w:val="24"/>
+        </w:rPr>
+        <w:t xml:space="preserve">miles, etc… Et de pouvoir l’afficher sur l’écran en pixel </w:t>
+      </w:r>
+      <w:r>
+        <w:rPr>
+          <w:rFonts w:ascii="Arial" w:hAnsi="Arial" w:cs="Arial"/>
+          <w:bCs/>
+          <w:sz w:val="24"/>
+          <w:szCs w:val="24"/>
+        </w:rPr>
+        <w:lastRenderedPageBreak/>
+        <w:t>donc nous devons transformés les unités en pixel pour pouvoir l’</w:t>
+      </w:r>
+      <w:r>
+        <w:rPr>
+          <w:rFonts w:ascii="Arial" w:hAnsi="Arial" w:cs="Arial"/>
+          <w:bCs/>
+          <w:sz w:val="24"/>
+          <w:szCs w:val="24"/>
+        </w:rPr>
+        <w:t>afficher.</w:t>
+      </w:r>
+    </w:p>
+    <w:p>
+      <w:pPr>
+        <w:widowControl w:val="0"/>
+        <w:tabs>
+          <w:tab w:val="left" w:pos="6580"/>
+        </w:tabs>
+        <w:autoSpaceDE w:val="0"/>
+        <w:autoSpaceDN w:val="0"/>
+        <w:adjustRightInd w:val="0"/>
+        <w:spacing w:after="0" w:line="240" w:lineRule="auto"/>
+        <w:rPr>
+          <w:rFonts w:ascii="Arial" w:hAnsi="Arial" w:cs="Arial"/>
+          <w:bCs/>
+          <w:sz w:val="24"/>
+          <w:szCs w:val="24"/>
+        </w:rPr>
+      </w:pPr>
+      <w:r>
+        <w:rPr>
+          <w:rFonts w:ascii="Arial" w:hAnsi="Arial" w:cs="Arial"/>
+          <w:bCs/>
+          <w:sz w:val="24"/>
+          <w:szCs w:val="24"/>
+        </w:rPr>
+        <w:t>E</w:t>
+      </w:r>
+      <w:r>
+        <w:rPr>
+          <w:rFonts w:ascii="Arial" w:hAnsi="Arial" w:cs="Arial"/>
+          <w:bCs/>
+          <w:sz w:val="24"/>
+          <w:szCs w:val="24"/>
+        </w:rPr>
+        <w:t xml:space="preserve">xemple : cm </w:t>
+      </w:r>
+      <w:r>
+        <w:rPr>
+          <w:rFonts w:ascii="Arial" w:hAnsi="Arial" w:cs="Arial"/>
+          <w:bCs/>
+          <w:sz w:val="24"/>
+          <w:szCs w:val="24"/>
+        </w:rPr>
+        <w:sym w:font="Wingdings" w:char="F0E0"/>
+      </w:r>
+      <w:r>
+        <w:rPr>
+          <w:rFonts w:ascii="Arial" w:hAnsi="Arial" w:cs="Arial"/>
+          <w:bCs/>
+          <w:sz w:val="24"/>
+          <w:szCs w:val="24"/>
+        </w:rPr>
+        <w:t xml:space="preserve"> pix</w:t>
+      </w:r>
+      <w:r>
+        <w:rPr>
+          <w:rFonts w:ascii="Arial" w:hAnsi="Arial" w:cs="Arial"/>
+          <w:bCs/>
+          <w:sz w:val="24"/>
+          <w:szCs w:val="24"/>
+        </w:rPr>
+        <w:t>el</w:t>
+      </w:r>
+    </w:p>
+    <w:p>
+      <w:pPr>
+        <w:widowControl w:val="0"/>
+        <w:tabs>
+          <w:tab w:val="left" w:pos="6580"/>
+        </w:tabs>
+        <w:autoSpaceDE w:val="0"/>
+        <w:autoSpaceDN w:val="0"/>
+        <w:adjustRightInd w:val="0"/>
+        <w:spacing w:after="0" w:line="240" w:lineRule="auto"/>
+        <w:rPr>
+          <w:rFonts w:ascii="Arial" w:hAnsi="Arial" w:cs="Arial"/>
+          <w:bCs/>
+          <w:sz w:val="24"/>
+          <w:szCs w:val="24"/>
+        </w:rPr>
+      </w:pPr>
+      <w:r>
+        <w:rPr>
+          <w:rFonts w:ascii="Arial" w:hAnsi="Arial" w:cs="Arial"/>
+          <w:bCs/>
+          <w:sz w:val="24"/>
+          <w:szCs w:val="24"/>
+        </w:rPr>
+        <w:t xml:space="preserve">Il faut aucune déformation en restant proportionnelles </w:t>
+      </w:r>
+      <w:r>
+        <w:rPr>
+          <w:rFonts w:ascii="Arial" w:hAnsi="Arial" w:cs="Arial"/>
+          <w:bCs/>
+          <w:sz w:val="24"/>
+          <w:szCs w:val="24"/>
+        </w:rPr>
+        <w:t xml:space="preserve">pour l’afficher sur n’importe quel fenêtre peut </w:t>
+      </w:r>
+      <w:proofErr w:type="spellStart"/>
+      <w:r>
+        <w:rPr>
+          <w:rFonts w:ascii="Arial" w:hAnsi="Arial" w:cs="Arial"/>
+          <w:bCs/>
+          <w:sz w:val="24"/>
+          <w:szCs w:val="24"/>
+        </w:rPr>
+        <w:t>importe</w:t>
+      </w:r>
+      <w:proofErr w:type="spellEnd"/>
+      <w:r>
+        <w:rPr>
+          <w:rFonts w:ascii="Arial" w:hAnsi="Arial" w:cs="Arial"/>
+          <w:bCs/>
+          <w:sz w:val="24"/>
+          <w:szCs w:val="24"/>
+        </w:rPr>
+        <w:t xml:space="preserve"> ça taille et de résolution d’écran</w:t>
+      </w:r>
+      <w:r>
+        <w:rPr>
+          <w:rFonts w:ascii="Arial" w:hAnsi="Arial" w:cs="Arial"/>
+          <w:bCs/>
+          <w:sz w:val="24"/>
+          <w:szCs w:val="24"/>
+        </w:rPr>
+        <w:t>.</w:t>
+      </w:r>
+    </w:p>
+    <w:p>
+      <w:pPr>
+        <w:widowControl w:val="0"/>
+        <w:tabs>
+          <w:tab w:val="left" w:pos="6580"/>
+        </w:tabs>
+        <w:autoSpaceDE w:val="0"/>
+        <w:autoSpaceDN w:val="0"/>
+        <w:adjustRightInd w:val="0"/>
+        <w:spacing w:after="0" w:line="240" w:lineRule="auto"/>
+        <w:rPr>
+          <w:rFonts w:ascii="Arial" w:hAnsi="Arial" w:cs="Arial"/>
+          <w:bCs/>
+          <w:sz w:val="24"/>
+          <w:szCs w:val="24"/>
+        </w:rPr>
+      </w:pPr>
+    </w:p>
+    <w:p>
+      <w:pPr>
+        <w:widowControl w:val="0"/>
+        <w:tabs>
+          <w:tab w:val="left" w:pos="6580"/>
+        </w:tabs>
+        <w:autoSpaceDE w:val="0"/>
+        <w:autoSpaceDN w:val="0"/>
+        <w:adjustRightInd w:val="0"/>
+        <w:spacing w:after="0" w:line="240" w:lineRule="auto"/>
+        <w:rPr>
+          <w:rFonts w:ascii="Arial" w:hAnsi="Arial" w:cs="Arial"/>
+          <w:bCs/>
+          <w:sz w:val="24"/>
+          <w:szCs w:val="24"/>
+        </w:rPr>
+      </w:pPr>
+    </w:p>
+    <w:p>
+      <w:pPr>
+        <w:widowControl w:val="0"/>
+        <w:tabs>
+          <w:tab w:val="left" w:pos="6580"/>
+        </w:tabs>
+        <w:autoSpaceDE w:val="0"/>
+        <w:autoSpaceDN w:val="0"/>
+        <w:adjustRightInd w:val="0"/>
+        <w:spacing w:after="0" w:line="240" w:lineRule="auto"/>
+        <w:rPr>
+          <w:rFonts w:ascii="Arial" w:hAnsi="Arial" w:cs="Arial"/>
+          <w:bCs/>
+          <w:sz w:val="24"/>
+          <w:szCs w:val="24"/>
+        </w:rPr>
+      </w:pPr>
+    </w:p>
+    <w:p>
+      <w:pPr>
+        <w:widowControl w:val="0"/>
+        <w:tabs>
+          <w:tab w:val="left" w:pos="6580"/>
+        </w:tabs>
+        <w:autoSpaceDE w:val="0"/>
+        <w:autoSpaceDN w:val="0"/>
+        <w:adjustRightInd w:val="0"/>
+        <w:spacing w:after="0" w:line="240" w:lineRule="auto"/>
+        <w:jc w:val="center"/>
+        <w:rPr>
+          <w:rFonts w:ascii="Arial" w:hAnsi="Arial" w:cs="Arial"/>
+          <w:b/>
+          <w:bCs/>
+          <w:sz w:val="28"/>
+          <w:szCs w:val="28"/>
+        </w:rPr>
+      </w:pPr>
+    </w:p>
+    <w:p>
+      <w:pPr>
+        <w:widowControl w:val="0"/>
+        <w:tabs>
+          <w:tab w:val="left" w:pos="6580"/>
+        </w:tabs>
+        <w:autoSpaceDE w:val="0"/>
+        <w:autoSpaceDN w:val="0"/>
+        <w:adjustRightInd w:val="0"/>
+        <w:spacing w:after="0" w:line="240" w:lineRule="auto"/>
+        <w:jc w:val="center"/>
+        <w:rPr>
+          <w:rFonts w:ascii="Arial" w:hAnsi="Arial" w:cs="Arial"/>
+          <w:b/>
+          <w:bCs/>
+          <w:sz w:val="28"/>
+          <w:szCs w:val="28"/>
+        </w:rPr>
+      </w:pPr>
+    </w:p>
+    <w:p>
+      <w:pPr>
+        <w:widowControl w:val="0"/>
+        <w:tabs>
+          <w:tab w:val="left" w:pos="6580"/>
+        </w:tabs>
+        <w:autoSpaceDE w:val="0"/>
+        <w:autoSpaceDN w:val="0"/>
+        <w:adjustRightInd w:val="0"/>
+        <w:spacing w:after="0" w:line="240" w:lineRule="auto"/>
+        <w:rPr>
+          <w:rFonts w:ascii="Arial" w:hAnsi="Arial" w:cs="Arial"/>
+          <w:b/>
+          <w:bCs/>
+          <w:sz w:val="28"/>
+          <w:szCs w:val="28"/>
+        </w:rPr>
+      </w:pPr>
+    </w:p>
+    <w:p>
+      <w:pPr>
+        <w:widowControl w:val="0"/>
+        <w:tabs>
+          <w:tab w:val="left" w:pos="6580"/>
+        </w:tabs>
+        <w:autoSpaceDE w:val="0"/>
+        <w:autoSpaceDN w:val="0"/>
+        <w:adjustRightInd w:val="0"/>
+        <w:spacing w:after="0" w:line="240" w:lineRule="auto"/>
+        <w:jc w:val="center"/>
+        <w:rPr>
+          <w:rFonts w:ascii="Arial" w:hAnsi="Arial" w:cs="Arial"/>
+          <w:b/>
+          <w:bCs/>
+          <w:sz w:val="28"/>
+          <w:szCs w:val="28"/>
+        </w:rPr>
+      </w:pPr>
+    </w:p>
+    <w:p>
+      <w:pPr>
+        <w:widowControl w:val="0"/>
+        <w:tabs>
+          <w:tab w:val="left" w:pos="6580"/>
+        </w:tabs>
+        <w:autoSpaceDE w:val="0"/>
+        <w:autoSpaceDN w:val="0"/>
+        <w:adjustRightInd w:val="0"/>
+        <w:spacing w:after="0" w:line="240" w:lineRule="auto"/>
+        <w:jc w:val="center"/>
+        <w:rPr>
+          <w:rFonts w:ascii="Arial" w:hAnsi="Arial" w:cs="Arial"/>
+          <w:b/>
+          <w:bCs/>
+          <w:sz w:val="28"/>
+          <w:szCs w:val="28"/>
+        </w:rPr>
+      </w:pPr>
+    </w:p>
+    <w:p>
+      <w:pPr>
+        <w:widowControl w:val="0"/>
+        <w:tabs>
+          <w:tab w:val="left" w:pos="6580"/>
+        </w:tabs>
+        <w:autoSpaceDE w:val="0"/>
+        <w:autoSpaceDN w:val="0"/>
+        <w:adjustRightInd w:val="0"/>
+        <w:spacing w:after="0" w:line="240" w:lineRule="auto"/>
+        <w:jc w:val="center"/>
+        <w:rPr>
+          <w:rFonts w:ascii="Arial" w:hAnsi="Arial" w:cs="Arial"/>
+          <w:b/>
+          <w:bCs/>
+          <w:sz w:val="28"/>
+          <w:szCs w:val="28"/>
+        </w:rPr>
+      </w:pPr>
+    </w:p>
+    <w:p>
+      <w:pPr>
+        <w:widowControl w:val="0"/>
+        <w:tabs>
+          <w:tab w:val="left" w:pos="6580"/>
+        </w:tabs>
+        <w:autoSpaceDE w:val="0"/>
+        <w:autoSpaceDN w:val="0"/>
+        <w:adjustRightInd w:val="0"/>
+        <w:spacing w:after="0" w:line="240" w:lineRule="auto"/>
+        <w:jc w:val="center"/>
+        <w:rPr>
+          <w:rFonts w:ascii="Arial" w:hAnsi="Arial" w:cs="Arial"/>
+          <w:b/>
+          <w:bCs/>
+          <w:sz w:val="28"/>
+          <w:szCs w:val="28"/>
+        </w:rPr>
+      </w:pPr>
+    </w:p>
+    <w:p>
+      <w:pPr>
+        <w:widowControl w:val="0"/>
+        <w:tabs>
+          <w:tab w:val="left" w:pos="6580"/>
+        </w:tabs>
+        <w:autoSpaceDE w:val="0"/>
+        <w:autoSpaceDN w:val="0"/>
+        <w:adjustRightInd w:val="0"/>
+        <w:spacing w:after="0" w:line="240" w:lineRule="auto"/>
+        <w:jc w:val="center"/>
+        <w:rPr>
+          <w:rFonts w:ascii="Arial" w:hAnsi="Arial" w:cs="Arial"/>
+          <w:b/>
+          <w:bCs/>
+          <w:sz w:val="28"/>
+          <w:szCs w:val="28"/>
+        </w:rPr>
+      </w:pPr>
+    </w:p>
+    <w:p>
+      <w:pPr>
+        <w:widowControl w:val="0"/>
+        <w:tabs>
+          <w:tab w:val="left" w:pos="6580"/>
+        </w:tabs>
+        <w:autoSpaceDE w:val="0"/>
+        <w:autoSpaceDN w:val="0"/>
+        <w:adjustRightInd w:val="0"/>
+        <w:spacing w:after="0" w:line="240" w:lineRule="auto"/>
+        <w:jc w:val="center"/>
+        <w:rPr>
+          <w:rFonts w:ascii="Arial" w:hAnsi="Arial" w:cs="Arial"/>
+          <w:b/>
+          <w:bCs/>
+          <w:sz w:val="28"/>
+          <w:szCs w:val="28"/>
+        </w:rPr>
+      </w:pPr>
+    </w:p>
+    <w:p>
+      <w:pPr>
+        <w:widowControl w:val="0"/>
+        <w:tabs>
+          <w:tab w:val="left" w:pos="6580"/>
+        </w:tabs>
+        <w:autoSpaceDE w:val="0"/>
+        <w:autoSpaceDN w:val="0"/>
+        <w:adjustRightInd w:val="0"/>
+        <w:spacing w:after="0" w:line="240" w:lineRule="auto"/>
+        <w:jc w:val="center"/>
+        <w:rPr>
+          <w:rFonts w:ascii="Arial" w:hAnsi="Arial" w:cs="Arial"/>
+          <w:b/>
+          <w:bCs/>
+          <w:sz w:val="28"/>
+          <w:szCs w:val="28"/>
+        </w:rPr>
+      </w:pPr>
+    </w:p>
+    <w:p>
+      <w:pPr>
+        <w:widowControl w:val="0"/>
+        <w:tabs>
+          <w:tab w:val="left" w:pos="6580"/>
+        </w:tabs>
+        <w:autoSpaceDE w:val="0"/>
+        <w:autoSpaceDN w:val="0"/>
+        <w:adjustRightInd w:val="0"/>
+        <w:spacing w:after="0" w:line="240" w:lineRule="auto"/>
+        <w:jc w:val="center"/>
+        <w:rPr>
+          <w:rFonts w:ascii="Arial" w:hAnsi="Arial" w:cs="Arial"/>
+          <w:b/>
+          <w:bCs/>
+          <w:sz w:val="28"/>
+          <w:szCs w:val="28"/>
+        </w:rPr>
+      </w:pPr>
+    </w:p>
+    <w:p>
+      <w:pPr>
+        <w:widowControl w:val="0"/>
+        <w:tabs>
+          <w:tab w:val="left" w:pos="6580"/>
+        </w:tabs>
+        <w:autoSpaceDE w:val="0"/>
+        <w:autoSpaceDN w:val="0"/>
+        <w:adjustRightInd w:val="0"/>
+        <w:spacing w:after="0" w:line="240" w:lineRule="auto"/>
+        <w:jc w:val="center"/>
+        <w:rPr>
+          <w:rFonts w:ascii="Arial" w:hAnsi="Arial" w:cs="Arial"/>
+          <w:b/>
+          <w:bCs/>
+          <w:sz w:val="28"/>
+          <w:szCs w:val="28"/>
+        </w:rPr>
+      </w:pPr>
+    </w:p>
+    <w:p>
+      <w:pPr>
+        <w:widowControl w:val="0"/>
+        <w:tabs>
+          <w:tab w:val="left" w:pos="6580"/>
+        </w:tabs>
+        <w:autoSpaceDE w:val="0"/>
+        <w:autoSpaceDN w:val="0"/>
+        <w:adjustRightInd w:val="0"/>
+        <w:spacing w:after="0" w:line="240" w:lineRule="auto"/>
+        <w:jc w:val="center"/>
+        <w:rPr>
+          <w:rFonts w:ascii="Arial" w:hAnsi="Arial" w:cs="Arial"/>
+          <w:b/>
+          <w:bCs/>
+          <w:sz w:val="28"/>
+          <w:szCs w:val="28"/>
+        </w:rPr>
+      </w:pPr>
+    </w:p>
+    <w:p>
+      <w:pPr>
+        <w:widowControl w:val="0"/>
+        <w:tabs>
+          <w:tab w:val="left" w:pos="6580"/>
+        </w:tabs>
+        <w:autoSpaceDE w:val="0"/>
+        <w:autoSpaceDN w:val="0"/>
+        <w:adjustRightInd w:val="0"/>
+        <w:spacing w:after="0" w:line="240" w:lineRule="auto"/>
+        <w:jc w:val="center"/>
+        <w:rPr>
+          <w:rFonts w:ascii="Arial" w:hAnsi="Arial" w:cs="Arial"/>
+          <w:b/>
+          <w:bCs/>
+          <w:sz w:val="28"/>
+          <w:szCs w:val="28"/>
+        </w:rPr>
+      </w:pPr>
+    </w:p>
+    <w:p>
+      <w:pPr>
+        <w:widowControl w:val="0"/>
+        <w:tabs>
+          <w:tab w:val="left" w:pos="6580"/>
+        </w:tabs>
+        <w:autoSpaceDE w:val="0"/>
+        <w:autoSpaceDN w:val="0"/>
+        <w:adjustRightInd w:val="0"/>
+        <w:spacing w:after="0" w:line="240" w:lineRule="auto"/>
+        <w:jc w:val="center"/>
+        <w:rPr>
+          <w:rFonts w:ascii="Arial" w:hAnsi="Arial" w:cs="Arial"/>
+          <w:b/>
+          <w:bCs/>
+          <w:sz w:val="28"/>
+          <w:szCs w:val="28"/>
+        </w:rPr>
+      </w:pPr>
+    </w:p>
+    <w:p>
+      <w:pPr>
+        <w:widowControl w:val="0"/>
+        <w:tabs>
+          <w:tab w:val="left" w:pos="6580"/>
+        </w:tabs>
+        <w:autoSpaceDE w:val="0"/>
+        <w:autoSpaceDN w:val="0"/>
+        <w:adjustRightInd w:val="0"/>
+        <w:spacing w:after="0" w:line="240" w:lineRule="auto"/>
+        <w:jc w:val="center"/>
+        <w:rPr>
+          <w:rFonts w:ascii="Arial" w:hAnsi="Arial" w:cs="Arial"/>
+          <w:b/>
+          <w:bCs/>
+          <w:sz w:val="28"/>
+          <w:szCs w:val="28"/>
+        </w:rPr>
+      </w:pPr>
+    </w:p>
+    <w:p>
+      <w:pPr>
+        <w:widowControl w:val="0"/>
+        <w:tabs>
+          <w:tab w:val="left" w:pos="6580"/>
+        </w:tabs>
+        <w:autoSpaceDE w:val="0"/>
+        <w:autoSpaceDN w:val="0"/>
+        <w:adjustRightInd w:val="0"/>
+        <w:spacing w:after="0" w:line="240" w:lineRule="auto"/>
+        <w:jc w:val="center"/>
+        <w:rPr>
+          <w:rFonts w:ascii="Arial" w:hAnsi="Arial" w:cs="Arial"/>
+          <w:b/>
+          <w:bCs/>
+          <w:sz w:val="28"/>
+          <w:szCs w:val="28"/>
+        </w:rPr>
+      </w:pPr>
+    </w:p>
+    <w:p>
+      <w:pPr>
+        <w:widowControl w:val="0"/>
+        <w:tabs>
+          <w:tab w:val="left" w:pos="6580"/>
+        </w:tabs>
+        <w:autoSpaceDE w:val="0"/>
+        <w:autoSpaceDN w:val="0"/>
+        <w:adjustRightInd w:val="0"/>
+        <w:spacing w:after="0" w:line="240" w:lineRule="auto"/>
+        <w:jc w:val="center"/>
+        <w:rPr>
+          <w:rFonts w:ascii="Arial" w:hAnsi="Arial" w:cs="Arial"/>
+          <w:b/>
+          <w:bCs/>
+          <w:sz w:val="28"/>
+          <w:szCs w:val="28"/>
+        </w:rPr>
+      </w:pPr>
+    </w:p>
+    <w:p>
+      <w:pPr>
+        <w:widowControl w:val="0"/>
+        <w:tabs>
+          <w:tab w:val="left" w:pos="6580"/>
+        </w:tabs>
+        <w:autoSpaceDE w:val="0"/>
+        <w:autoSpaceDN w:val="0"/>
+        <w:adjustRightInd w:val="0"/>
+        <w:spacing w:after="0" w:line="240" w:lineRule="auto"/>
+        <w:jc w:val="center"/>
+        <w:rPr>
+          <w:rFonts w:ascii="Arial" w:hAnsi="Arial" w:cs="Arial"/>
+          <w:b/>
+          <w:bCs/>
+          <w:sz w:val="28"/>
+          <w:szCs w:val="28"/>
+        </w:rPr>
+      </w:pPr>
+    </w:p>
+    <w:p>
+      <w:pPr>
+        <w:widowControl w:val="0"/>
+        <w:tabs>
+          <w:tab w:val="left" w:pos="6580"/>
+        </w:tabs>
+        <w:autoSpaceDE w:val="0"/>
+        <w:autoSpaceDN w:val="0"/>
+        <w:adjustRightInd w:val="0"/>
+        <w:spacing w:after="0" w:line="240" w:lineRule="auto"/>
+        <w:jc w:val="center"/>
+        <w:rPr>
+          <w:rFonts w:ascii="Arial" w:hAnsi="Arial" w:cs="Arial"/>
+          <w:b/>
+          <w:bCs/>
+          <w:sz w:val="28"/>
+          <w:szCs w:val="28"/>
+        </w:rPr>
+      </w:pPr>
+    </w:p>
+    <w:p>
+      <w:pPr>
+        <w:widowControl w:val="0"/>
+        <w:tabs>
+          <w:tab w:val="left" w:pos="6580"/>
+        </w:tabs>
+        <w:autoSpaceDE w:val="0"/>
+        <w:autoSpaceDN w:val="0"/>
+        <w:adjustRightInd w:val="0"/>
+        <w:spacing w:after="0" w:line="240" w:lineRule="auto"/>
+        <w:jc w:val="center"/>
+        <w:rPr>
+          <w:rFonts w:ascii="Arial" w:hAnsi="Arial" w:cs="Arial"/>
+          <w:b/>
+          <w:bCs/>
+          <w:sz w:val="28"/>
+          <w:szCs w:val="28"/>
+        </w:rPr>
+      </w:pPr>
+    </w:p>
+    <w:p>
+      <w:pPr>
+        <w:widowControl w:val="0"/>
+        <w:tabs>
+          <w:tab w:val="left" w:pos="6580"/>
+        </w:tabs>
+        <w:autoSpaceDE w:val="0"/>
+        <w:autoSpaceDN w:val="0"/>
+        <w:adjustRightInd w:val="0"/>
+        <w:spacing w:after="0" w:line="240" w:lineRule="auto"/>
+        <w:jc w:val="center"/>
+        <w:rPr>
+          <w:rFonts w:ascii="Arial" w:hAnsi="Arial" w:cs="Arial"/>
+          <w:b/>
+          <w:bCs/>
+          <w:sz w:val="28"/>
+          <w:szCs w:val="28"/>
+        </w:rPr>
+      </w:pPr>
+    </w:p>
+    <w:p>
+      <w:pPr>
+        <w:widowControl w:val="0"/>
+        <w:tabs>
+          <w:tab w:val="left" w:pos="6580"/>
+        </w:tabs>
+        <w:autoSpaceDE w:val="0"/>
+        <w:autoSpaceDN w:val="0"/>
+        <w:adjustRightInd w:val="0"/>
+        <w:spacing w:after="0" w:line="240" w:lineRule="auto"/>
+        <w:jc w:val="center"/>
+        <w:rPr>
+          <w:rFonts w:ascii="Arial" w:hAnsi="Arial" w:cs="Arial"/>
+          <w:b/>
+          <w:bCs/>
+          <w:sz w:val="28"/>
+          <w:szCs w:val="28"/>
+        </w:rPr>
+      </w:pPr>
+    </w:p>
+    <w:p>
+      <w:pPr>
+        <w:widowControl w:val="0"/>
+        <w:tabs>
+          <w:tab w:val="left" w:pos="6580"/>
+        </w:tabs>
+        <w:autoSpaceDE w:val="0"/>
+        <w:autoSpaceDN w:val="0"/>
+        <w:adjustRightInd w:val="0"/>
+        <w:spacing w:after="0" w:line="240" w:lineRule="auto"/>
+        <w:jc w:val="center"/>
+        <w:rPr>
+          <w:rFonts w:ascii="Arial" w:hAnsi="Arial" w:cs="Arial"/>
+          <w:b/>
+          <w:bCs/>
+          <w:sz w:val="28"/>
+          <w:szCs w:val="28"/>
+        </w:rPr>
+      </w:pPr>
+    </w:p>
+    <w:p>
+      <w:pPr>
+        <w:widowControl w:val="0"/>
+        <w:tabs>
+          <w:tab w:val="left" w:pos="6580"/>
+        </w:tabs>
+        <w:autoSpaceDE w:val="0"/>
+        <w:autoSpaceDN w:val="0"/>
+        <w:adjustRightInd w:val="0"/>
+        <w:spacing w:after="0" w:line="240" w:lineRule="auto"/>
+        <w:jc w:val="center"/>
+        <w:rPr>
+          <w:rFonts w:ascii="Arial" w:hAnsi="Arial" w:cs="Arial"/>
+          <w:b/>
+          <w:bCs/>
+          <w:sz w:val="28"/>
+          <w:szCs w:val="28"/>
+        </w:rPr>
+      </w:pPr>
+    </w:p>
+    <w:p>
+      <w:pPr>
+        <w:widowControl w:val="0"/>
+        <w:tabs>
+          <w:tab w:val="left" w:pos="6580"/>
+        </w:tabs>
+        <w:autoSpaceDE w:val="0"/>
+        <w:autoSpaceDN w:val="0"/>
+        <w:adjustRightInd w:val="0"/>
+        <w:spacing w:after="0" w:line="240" w:lineRule="auto"/>
+        <w:jc w:val="center"/>
+        <w:rPr>
+          <w:rFonts w:ascii="Arial" w:hAnsi="Arial" w:cs="Arial"/>
+          <w:b/>
+          <w:bCs/>
+          <w:sz w:val="28"/>
+          <w:szCs w:val="28"/>
+        </w:rPr>
+      </w:pPr>
+    </w:p>
+    <w:p>
+      <w:pPr>
+        <w:widowControl w:val="0"/>
+        <w:tabs>
+          <w:tab w:val="left" w:pos="6580"/>
+        </w:tabs>
+        <w:autoSpaceDE w:val="0"/>
+        <w:autoSpaceDN w:val="0"/>
+        <w:adjustRightInd w:val="0"/>
+        <w:spacing w:after="0" w:line="240" w:lineRule="auto"/>
+        <w:rPr>
+          <w:rFonts w:ascii="Arial" w:hAnsi="Arial" w:cs="Arial"/>
+          <w:b/>
+          <w:bCs/>
+          <w:sz w:val="28"/>
+          <w:szCs w:val="28"/>
+        </w:rPr>
+      </w:pPr>
+    </w:p>
+    <w:p>
+      <w:pPr>
+        <w:widowControl w:val="0"/>
+        <w:tabs>
+          <w:tab w:val="left" w:pos="6580"/>
+        </w:tabs>
+        <w:autoSpaceDE w:val="0"/>
+        <w:autoSpaceDN w:val="0"/>
+        <w:adjustRightInd w:val="0"/>
+        <w:spacing w:after="0" w:line="240" w:lineRule="auto"/>
+        <w:rPr>
+          <w:rFonts w:ascii="Arial" w:hAnsi="Arial" w:cs="Arial"/>
+          <w:b/>
+          <w:bCs/>
+          <w:sz w:val="28"/>
+          <w:szCs w:val="28"/>
+        </w:rPr>
+      </w:pPr>
+    </w:p>
+    <w:p>
+      <w:pPr>
+        <w:widowControl w:val="0"/>
+        <w:tabs>
+          <w:tab w:val="left" w:pos="6580"/>
+        </w:tabs>
+        <w:autoSpaceDE w:val="0"/>
+        <w:autoSpaceDN w:val="0"/>
+        <w:adjustRightInd w:val="0"/>
+        <w:spacing w:after="0" w:line="240" w:lineRule="auto"/>
+        <w:rPr>
+          <w:rFonts w:ascii="Arial" w:hAnsi="Arial" w:cs="Arial"/>
+          <w:b/>
+          <w:bCs/>
+          <w:sz w:val="28"/>
+          <w:szCs w:val="28"/>
+        </w:rPr>
+      </w:pPr>
+    </w:p>
+    <w:p>
+      <w:pPr>
+        <w:widowControl w:val="0"/>
+        <w:tabs>
+          <w:tab w:val="left" w:pos="6580"/>
+        </w:tabs>
+        <w:autoSpaceDE w:val="0"/>
+        <w:autoSpaceDN w:val="0"/>
+        <w:adjustRightInd w:val="0"/>
+        <w:spacing w:after="0" w:line="240" w:lineRule="auto"/>
+        <w:rPr>
+          <w:rFonts w:ascii="Arial" w:hAnsi="Arial" w:cs="Arial"/>
+          <w:b/>
+          <w:bCs/>
+          <w:sz w:val="28"/>
+          <w:szCs w:val="28"/>
+        </w:rPr>
+      </w:pPr>
+    </w:p>
+    <w:p>
+      <w:pPr>
+        <w:widowControl w:val="0"/>
+        <w:tabs>
+          <w:tab w:val="left" w:pos="6580"/>
+        </w:tabs>
+        <w:autoSpaceDE w:val="0"/>
+        <w:autoSpaceDN w:val="0"/>
+        <w:adjustRightInd w:val="0"/>
+        <w:spacing w:after="0" w:line="240" w:lineRule="auto"/>
+        <w:rPr>
+          <w:rFonts w:ascii="Arial" w:hAnsi="Arial" w:cs="Arial"/>
+          <w:b/>
+          <w:bCs/>
+          <w:sz w:val="28"/>
+          <w:szCs w:val="28"/>
+        </w:rPr>
+      </w:pPr>
+    </w:p>
+    <w:p>
+      <w:pPr>
+        <w:widowControl w:val="0"/>
+        <w:tabs>
+          <w:tab w:val="left" w:pos="6580"/>
+        </w:tabs>
+        <w:autoSpaceDE w:val="0"/>
+        <w:autoSpaceDN w:val="0"/>
+        <w:adjustRightInd w:val="0"/>
+        <w:spacing w:after="0" w:line="240" w:lineRule="auto"/>
+        <w:rPr>
+          <w:rFonts w:ascii="Arial" w:hAnsi="Arial" w:cs="Arial"/>
+          <w:b/>
+          <w:bCs/>
+          <w:sz w:val="28"/>
+          <w:szCs w:val="28"/>
+        </w:rPr>
+      </w:pPr>
+    </w:p>
+    <w:p>
+      <w:pPr>
+        <w:widowControl w:val="0"/>
+        <w:tabs>
+          <w:tab w:val="left" w:pos="6580"/>
+        </w:tabs>
+        <w:autoSpaceDE w:val="0"/>
+        <w:autoSpaceDN w:val="0"/>
+        <w:adjustRightInd w:val="0"/>
+        <w:spacing w:after="0" w:line="240" w:lineRule="auto"/>
+        <w:rPr>
+          <w:rFonts w:ascii="Arial" w:hAnsi="Arial" w:cs="Arial"/>
+          <w:b/>
+          <w:bCs/>
+          <w:sz w:val="28"/>
+          <w:szCs w:val="28"/>
+        </w:rPr>
+      </w:pPr>
+    </w:p>
+    <w:p>
+      <w:pPr>
+        <w:widowControl w:val="0"/>
+        <w:tabs>
+          <w:tab w:val="left" w:pos="6580"/>
+        </w:tabs>
+        <w:autoSpaceDE w:val="0"/>
+        <w:autoSpaceDN w:val="0"/>
+        <w:adjustRightInd w:val="0"/>
+        <w:spacing w:after="0" w:line="240" w:lineRule="auto"/>
+        <w:rPr>
+          <w:rFonts w:ascii="Arial" w:hAnsi="Arial" w:cs="Arial"/>
+          <w:b/>
+          <w:bCs/>
+          <w:sz w:val="28"/>
+          <w:szCs w:val="28"/>
+        </w:rPr>
+      </w:pPr>
+    </w:p>
+    <w:p>
+      <w:pPr>
+        <w:widowControl w:val="0"/>
+        <w:tabs>
+          <w:tab w:val="left" w:pos="6580"/>
+        </w:tabs>
+        <w:autoSpaceDE w:val="0"/>
+        <w:autoSpaceDN w:val="0"/>
+        <w:adjustRightInd w:val="0"/>
+        <w:spacing w:after="0" w:line="240" w:lineRule="auto"/>
+        <w:rPr>
+          <w:rFonts w:ascii="Arial" w:hAnsi="Arial" w:cs="Arial"/>
+          <w:b/>
+          <w:bCs/>
+          <w:sz w:val="28"/>
+          <w:szCs w:val="28"/>
+        </w:rPr>
+      </w:pPr>
+    </w:p>
+    <w:p>
+      <w:pPr>
+        <w:widowControl w:val="0"/>
+        <w:tabs>
+          <w:tab w:val="left" w:pos="6580"/>
+        </w:tabs>
+        <w:autoSpaceDE w:val="0"/>
+        <w:autoSpaceDN w:val="0"/>
+        <w:adjustRightInd w:val="0"/>
+        <w:spacing w:after="0" w:line="240" w:lineRule="auto"/>
+        <w:rPr>
+          <w:rFonts w:ascii="Arial" w:hAnsi="Arial" w:cs="Arial"/>
+          <w:b/>
+          <w:bCs/>
+          <w:sz w:val="28"/>
+          <w:szCs w:val="28"/>
+        </w:rPr>
+      </w:pPr>
+    </w:p>
+    <w:p>
+      <w:pPr>
+        <w:widowControl w:val="0"/>
+        <w:tabs>
+          <w:tab w:val="left" w:pos="6580"/>
+        </w:tabs>
+        <w:autoSpaceDE w:val="0"/>
+        <w:autoSpaceDN w:val="0"/>
+        <w:adjustRightInd w:val="0"/>
+        <w:spacing w:after="0" w:line="240" w:lineRule="auto"/>
+        <w:rPr>
+          <w:rFonts w:ascii="Arial" w:hAnsi="Arial" w:cs="Arial"/>
+          <w:b/>
+          <w:bCs/>
+          <w:sz w:val="28"/>
+          <w:szCs w:val="28"/>
+        </w:rPr>
+      </w:pPr>
+      <w:bookmarkStart w:id="0" w:name="_GoBack"/>
+      <w:bookmarkEnd w:id="0"/>
+    </w:p>
+    <w:p>
+      <w:pPr>
+        <w:widowControl w:val="0"/>
+        <w:tabs>
+          <w:tab w:val="left" w:pos="6580"/>
+        </w:tabs>
+        <w:autoSpaceDE w:val="0"/>
+        <w:autoSpaceDN w:val="0"/>
+        <w:adjustRightInd w:val="0"/>
+        <w:spacing w:after="0" w:line="240" w:lineRule="auto"/>
+        <w:jc w:val="center"/>
+        <w:rPr>
+          <w:rFonts w:ascii="Arial" w:hAnsi="Arial" w:cs="Arial"/>
+          <w:b/>
+          <w:bCs/>
+          <w:sz w:val="28"/>
+          <w:szCs w:val="28"/>
+        </w:rPr>
+      </w:pPr>
+      <w:r>
+        <w:rPr>
+          <w:rFonts w:ascii="Arial" w:hAnsi="Arial" w:cs="Arial"/>
+          <w:b/>
+          <w:bCs/>
+          <w:sz w:val="28"/>
+          <w:szCs w:val="28"/>
+        </w:rPr>
+        <w:lastRenderedPageBreak/>
+        <w:t>Conclusion</w:t>
+      </w:r>
+    </w:p>
+    <w:p>
+      <w:pPr>
+        <w:widowControl w:val="0"/>
+        <w:tabs>
+          <w:tab w:val="left" w:pos="6580"/>
+        </w:tabs>
+        <w:autoSpaceDE w:val="0"/>
+        <w:autoSpaceDN w:val="0"/>
+        <w:adjustRightInd w:val="0"/>
+        <w:spacing w:after="0" w:line="240" w:lineRule="auto"/>
+        <w:rPr>
+          <w:rFonts w:ascii="Arial" w:hAnsi="Arial" w:cs="Arial"/>
+          <w:bCs/>
+          <w:sz w:val="24"/>
+          <w:szCs w:val="24"/>
+        </w:rPr>
+      </w:pPr>
+    </w:p>
+    <w:p>
+      <w:pPr>
+        <w:widowControl w:val="0"/>
+        <w:tabs>
+          <w:tab w:val="left" w:pos="6580"/>
+        </w:tabs>
+        <w:autoSpaceDE w:val="0"/>
+        <w:autoSpaceDN w:val="0"/>
+        <w:adjustRightInd w:val="0"/>
+        <w:spacing w:after="0" w:line="240" w:lineRule="auto"/>
+        <w:rPr>
+          <w:rFonts w:ascii="Arial" w:hAnsi="Arial" w:cs="Arial"/>
+          <w:bCs/>
+          <w:sz w:val="24"/>
+          <w:szCs w:val="24"/>
+        </w:rPr>
+      </w:pPr>
+      <w:r>
+        <w:rPr>
+          <w:rFonts w:ascii="Arial" w:hAnsi="Arial" w:cs="Arial"/>
+          <w:bCs/>
+          <w:sz w:val="24"/>
+          <w:szCs w:val="24"/>
+        </w:rPr>
+        <w:t>Nous devons continuer pour pouvoir produire une librairie de qualité qui conviendra la demande, il faudra corriger les problèmes et améliorer les solutions trouvé.</w:t>
+      </w:r>
+    </w:p>
+    <w:p>
+      <w:pPr>
+        <w:widowControl w:val="0"/>
+        <w:tabs>
+          <w:tab w:val="left" w:pos="6580"/>
+        </w:tabs>
+        <w:autoSpaceDE w:val="0"/>
+        <w:autoSpaceDN w:val="0"/>
+        <w:adjustRightInd w:val="0"/>
+        <w:spacing w:after="0" w:line="240" w:lineRule="auto"/>
+        <w:rPr>
+          <w:rFonts w:ascii="Arial" w:hAnsi="Arial" w:cs="Arial"/>
+          <w:b/>
+          <w:bCs/>
+          <w:sz w:val="28"/>
+          <w:szCs w:val="28"/>
+        </w:rPr>
+      </w:pPr>
+    </w:p>
+    <w:p>
+      <w:pPr>
+        <w:widowControl w:val="0"/>
+        <w:tabs>
+          <w:tab w:val="left" w:pos="6580"/>
+        </w:tabs>
+        <w:autoSpaceDE w:val="0"/>
+        <w:autoSpaceDN w:val="0"/>
+        <w:adjustRightInd w:val="0"/>
+        <w:spacing w:after="0" w:line="240" w:lineRule="auto"/>
+        <w:jc w:val="center"/>
+        <w:rPr>
+          <w:rFonts w:ascii="Arial" w:hAnsi="Arial" w:cs="Arial"/>
+          <w:b/>
+          <w:bCs/>
+          <w:sz w:val="28"/>
+          <w:szCs w:val="28"/>
+        </w:rPr>
+      </w:pPr>
+    </w:p>
+    <w:p>
+      <w:pPr>
+        <w:widowControl w:val="0"/>
+        <w:tabs>
+          <w:tab w:val="left" w:pos="6580"/>
+        </w:tabs>
+        <w:autoSpaceDE w:val="0"/>
+        <w:autoSpaceDN w:val="0"/>
+        <w:adjustRightInd w:val="0"/>
+        <w:spacing w:after="0" w:line="240" w:lineRule="auto"/>
+        <w:jc w:val="center"/>
+        <w:rPr>
+          <w:rFonts w:ascii="Arial" w:hAnsi="Arial" w:cs="Arial"/>
+          <w:b/>
+          <w:bCs/>
+          <w:sz w:val="28"/>
+          <w:szCs w:val="28"/>
+          <w:lang w:val="en-GB"/>
+        </w:rPr>
+      </w:pPr>
+      <w:r>
+        <w:rPr>
+          <w:rFonts w:ascii="Arial" w:hAnsi="Arial" w:cs="Arial"/>
+          <w:b/>
+          <w:bCs/>
+          <w:sz w:val="28"/>
+          <w:szCs w:val="28"/>
+          <w:lang w:val="en-GB"/>
+        </w:rPr>
+        <w:t>Annexe</w:t>
+      </w:r>
+    </w:p>
+    <w:p>
+      <w:pPr>
+        <w:widowControl w:val="0"/>
+        <w:tabs>
+          <w:tab w:val="left" w:pos="6580"/>
+        </w:tabs>
+        <w:autoSpaceDE w:val="0"/>
+        <w:autoSpaceDN w:val="0"/>
+        <w:adjustRightInd w:val="0"/>
+        <w:spacing w:after="0" w:line="240" w:lineRule="auto"/>
+        <w:jc w:val="center"/>
+        <w:rPr>
+          <w:rFonts w:ascii="Arial" w:hAnsi="Arial" w:cs="Arial"/>
+          <w:b/>
+          <w:bCs/>
+          <w:sz w:val="28"/>
+          <w:szCs w:val="28"/>
+          <w:lang w:val="en-GB"/>
+        </w:rPr>
+      </w:pPr>
+    </w:p>
+    <w:p>
+      <w:pPr>
+        <w:widowControl w:val="0"/>
+        <w:tabs>
+          <w:tab w:val="left" w:pos="6580"/>
+        </w:tabs>
+        <w:autoSpaceDE w:val="0"/>
+        <w:autoSpaceDN w:val="0"/>
+        <w:adjustRightInd w:val="0"/>
+        <w:spacing w:after="0" w:line="240" w:lineRule="auto"/>
+        <w:jc w:val="center"/>
+        <w:rPr>
+          <w:rFonts w:ascii="Arial" w:hAnsi="Arial" w:cs="Arial"/>
+          <w:b/>
+          <w:bCs/>
+          <w:sz w:val="28"/>
+          <w:szCs w:val="28"/>
+        </w:rPr>
+      </w:pPr>
+      <w:proofErr w:type="spellStart"/>
+      <w:r>
+        <w:rPr>
+          <w:rFonts w:ascii="Arial" w:hAnsi="Arial" w:cs="Arial"/>
+          <w:b/>
+          <w:bCs/>
+          <w:sz w:val="28"/>
+          <w:szCs w:val="28"/>
+        </w:rPr>
+        <w:t>c.f</w:t>
+      </w:r>
+      <w:proofErr w:type="spellEnd"/>
+      <w:r>
+        <w:rPr>
+          <w:rFonts w:ascii="Arial" w:hAnsi="Arial" w:cs="Arial"/>
+          <w:b/>
+          <w:bCs/>
+          <w:sz w:val="28"/>
+          <w:szCs w:val="28"/>
+        </w:rPr>
+        <w:t xml:space="preserve"> </w:t>
+      </w:r>
+      <w:r>
+        <w:rPr>
+          <w:rFonts w:ascii="Arial" w:hAnsi="Arial" w:cs="Arial"/>
+          <w:b/>
+          <w:bCs/>
+          <w:sz w:val="28"/>
+          <w:szCs w:val="28"/>
+        </w:rPr>
+        <w:t>1.1</w:t>
+      </w:r>
+    </w:p>
+    <w:p>
+      <w:pPr>
+        <w:widowControl w:val="0"/>
+        <w:tabs>
+          <w:tab w:val="left" w:pos="6580"/>
+        </w:tabs>
+        <w:autoSpaceDE w:val="0"/>
+        <w:autoSpaceDN w:val="0"/>
+        <w:adjustRightInd w:val="0"/>
+        <w:spacing w:after="0" w:line="240" w:lineRule="auto"/>
+        <w:jc w:val="center"/>
+        <w:rPr>
+          <w:rFonts w:ascii="Arial" w:hAnsi="Arial" w:cs="Arial"/>
+          <w:b/>
+          <w:bCs/>
+          <w:sz w:val="28"/>
+          <w:szCs w:val="28"/>
+        </w:rPr>
+      </w:pPr>
+      <w:r>
+        <w:rPr>
+          <w:noProof/>
+          <w:lang w:eastAsia="ja-JP"/>
         </w:rPr>
         <w:drawing>
-          <wp:inline distT="0" distB="0" distL="0" distR="0" wp14:anchorId="24349E6C" wp14:editId="5BAB4F1E">
-            <wp:extent cx="5981700" cy="2815590"/>
-            <wp:effectExtent l="0" t="0" r="0" b="3810"/>
-            <wp:docPr id="12" name="Image 12"/>
+          <wp:inline distT="0" distB="0" distL="0" distR="0" wp14:anchorId="5E2A3D86" wp14:editId="740B1391">
+            <wp:extent cx="1730858" cy="7044538"/>
+            <wp:effectExtent l="0" t="0" r="3175" b="4445"/>
+            <wp:docPr id="11" name="Image 11"/>
             <wp:cNvGraphicFramePr>
               <a:graphicFrameLocks xmlns:a="http://schemas.openxmlformats.org/drawingml/2006/main" noChangeAspect="1"/>
             </wp:cNvGraphicFramePr>
@@ -5690,7 +6452,7 @@
                   <pic:spPr>
                     <a:xfrm>
                       <a:off x="0" y="0"/>
-                      <a:ext cx="5981700" cy="2815590"/>
+                      <a:ext cx="1774793" cy="7223353"/>
                     </a:xfrm>
                     <a:prstGeom prst="rect">
                       <a:avLst/>
@@ -5742,109 +6504,63 @@
           <w:szCs w:val="28"/>
         </w:rPr>
       </w:pPr>
-    </w:p>
-    <w:p>
-      <w:pPr>
-        <w:widowControl w:val="0"/>
-        <w:tabs>
-          <w:tab w:val="left" w:pos="6580"/>
-        </w:tabs>
-        <w:autoSpaceDE w:val="0"/>
-        <w:autoSpaceDN w:val="0"/>
-        <w:adjustRightInd w:val="0"/>
-        <w:spacing w:after="0" w:line="240" w:lineRule="auto"/>
-        <w:jc w:val="center"/>
-        <w:rPr>
-          <w:rFonts w:ascii="Arial" w:hAnsi="Arial" w:cs="Arial"/>
-          <w:b/>
-          <w:bCs/>
-          <w:sz w:val="28"/>
-          <w:szCs w:val="28"/>
-        </w:rPr>
-      </w:pPr>
-    </w:p>
-    <w:p>
-      <w:pPr>
-        <w:widowControl w:val="0"/>
-        <w:tabs>
-          <w:tab w:val="left" w:pos="6580"/>
-        </w:tabs>
-        <w:autoSpaceDE w:val="0"/>
-        <w:autoSpaceDN w:val="0"/>
-        <w:adjustRightInd w:val="0"/>
-        <w:spacing w:after="0" w:line="240" w:lineRule="auto"/>
-        <w:jc w:val="center"/>
-        <w:rPr>
-          <w:rFonts w:ascii="Arial" w:hAnsi="Arial" w:cs="Arial"/>
-          <w:b/>
-          <w:bCs/>
-          <w:sz w:val="28"/>
-          <w:szCs w:val="28"/>
-        </w:rPr>
-      </w:pPr>
-    </w:p>
-    <w:p>
-      <w:pPr>
-        <w:widowControl w:val="0"/>
-        <w:tabs>
-          <w:tab w:val="left" w:pos="6580"/>
-        </w:tabs>
-        <w:autoSpaceDE w:val="0"/>
-        <w:autoSpaceDN w:val="0"/>
-        <w:adjustRightInd w:val="0"/>
-        <w:spacing w:after="0" w:line="240" w:lineRule="auto"/>
-        <w:jc w:val="center"/>
-        <w:rPr>
-          <w:rFonts w:ascii="Arial" w:hAnsi="Arial" w:cs="Arial"/>
-          <w:b/>
-          <w:bCs/>
-          <w:sz w:val="28"/>
-          <w:szCs w:val="28"/>
-        </w:rPr>
-      </w:pPr>
-      <w:r>
-        <w:rPr>
-          <w:rFonts w:ascii="Arial" w:hAnsi="Arial" w:cs="Arial"/>
-          <w:b/>
-          <w:bCs/>
-          <w:sz w:val="28"/>
-          <w:szCs w:val="28"/>
-        </w:rPr>
-        <w:t>c.f 2.2</w:t>
-      </w:r>
-    </w:p>
-    <w:p>
-      <w:pPr>
-        <w:widowControl w:val="0"/>
-        <w:tabs>
-          <w:tab w:val="left" w:pos="6580"/>
-        </w:tabs>
-        <w:autoSpaceDE w:val="0"/>
-        <w:autoSpaceDN w:val="0"/>
-        <w:adjustRightInd w:val="0"/>
-        <w:spacing w:after="0" w:line="240" w:lineRule="auto"/>
-        <w:jc w:val="center"/>
-        <w:rPr>
-          <w:rFonts w:ascii="Arial" w:hAnsi="Arial" w:cs="Arial"/>
-          <w:b/>
-          <w:bCs/>
-          <w:sz w:val="28"/>
-          <w:szCs w:val="28"/>
-        </w:rPr>
-      </w:pPr>
-      <w:r>
-        <w:rPr>
-          <w:rFonts w:ascii="Arial" w:hAnsi="Arial" w:cs="Arial"/>
-          <w:b/>
-          <w:bCs/>
-          <w:sz w:val="28"/>
-          <w:szCs w:val="28"/>
+      <w:proofErr w:type="spellStart"/>
+      <w:r>
+        <w:rPr>
+          <w:rFonts w:ascii="Arial" w:hAnsi="Arial" w:cs="Arial"/>
+          <w:b/>
+          <w:bCs/>
+          <w:sz w:val="28"/>
+          <w:szCs w:val="28"/>
+        </w:rPr>
+        <w:t>c.f</w:t>
+      </w:r>
+      <w:proofErr w:type="spellEnd"/>
+      <w:r>
+        <w:rPr>
+          <w:rFonts w:ascii="Arial" w:hAnsi="Arial" w:cs="Arial"/>
+          <w:b/>
+          <w:bCs/>
+          <w:sz w:val="28"/>
+          <w:szCs w:val="28"/>
+        </w:rPr>
+        <w:t xml:space="preserve"> 2.0</w:t>
+      </w:r>
+    </w:p>
+    <w:p>
+      <w:pPr>
+        <w:widowControl w:val="0"/>
+        <w:tabs>
+          <w:tab w:val="left" w:pos="6580"/>
+        </w:tabs>
+        <w:autoSpaceDE w:val="0"/>
+        <w:autoSpaceDN w:val="0"/>
+        <w:adjustRightInd w:val="0"/>
+        <w:spacing w:after="0" w:line="240" w:lineRule="auto"/>
+        <w:jc w:val="center"/>
+        <w:rPr>
+          <w:rFonts w:ascii="Arial" w:hAnsi="Arial" w:cs="Arial"/>
+          <w:b/>
+          <w:bCs/>
+          <w:sz w:val="28"/>
+          <w:szCs w:val="28"/>
+        </w:rPr>
+      </w:pPr>
+      <w:r>
+        <w:rPr>
+          <w:rFonts w:ascii="Arial" w:hAnsi="Arial" w:cs="Arial"/>
+          <w:b/>
+          <w:bCs/>
+          <w:noProof/>
+          <w:sz w:val="28"/>
+          <w:szCs w:val="28"/>
+          <w:lang w:eastAsia="ja-JP"/>
         </w:rPr>
         <w:drawing>
-          <wp:inline distT="0" distB="0" distL="0" distR="0" wp14:anchorId="0A6A9474" wp14:editId="3D31A050">
-            <wp:extent cx="5981700" cy="4105275"/>
+          <wp:inline distT="0" distB="0" distL="0" distR="0" wp14:anchorId="10436757" wp14:editId="72071151">
+            <wp:extent cx="5981700" cy="4829175"/>
             <wp:effectExtent l="0" t="0" r="0" b="9525"/>
-            <wp:docPr id="13" name="Image 13"/>
+            <wp:docPr id="16" name="Image 16"/>
             <wp:cNvGraphicFramePr>
               <a:graphicFrameLocks xmlns:a="http://schemas.openxmlformats.org/drawingml/2006/main" noChangeAspect="1"/>
             </wp:cNvGraphicFramePr>
@@ -5864,7 +6580,7 @@
                   <pic:spPr>
                     <a:xfrm>
                       <a:off x="0" y="0"/>
-                      <a:ext cx="5981700" cy="4105275"/>
+                      <a:ext cx="5981700" cy="4829175"/>
                     </a:xfrm>
                     <a:prstGeom prst="rect">
                       <a:avLst/>
@@ -5896,19 +6612,82 @@
           <w:szCs w:val="28"/>
         </w:rPr>
       </w:pPr>
-      <w:r>
-        <w:rPr>
-          <w:rFonts w:ascii="Arial" w:hAnsi="Arial" w:cs="Arial"/>
-          <w:b/>
-          <w:bCs/>
-          <w:sz w:val="28"/>
-          <w:szCs w:val="28"/>
+    </w:p>
+    <w:p>
+      <w:pPr>
+        <w:widowControl w:val="0"/>
+        <w:tabs>
+          <w:tab w:val="left" w:pos="6580"/>
+        </w:tabs>
+        <w:autoSpaceDE w:val="0"/>
+        <w:autoSpaceDN w:val="0"/>
+        <w:adjustRightInd w:val="0"/>
+        <w:spacing w:after="0" w:line="240" w:lineRule="auto"/>
+        <w:jc w:val="center"/>
+        <w:rPr>
+          <w:rFonts w:ascii="Arial" w:hAnsi="Arial" w:cs="Arial"/>
+          <w:b/>
+          <w:bCs/>
+          <w:sz w:val="28"/>
+          <w:szCs w:val="28"/>
+        </w:rPr>
+      </w:pPr>
+      <w:proofErr w:type="spellStart"/>
+      <w:r>
+        <w:rPr>
+          <w:rFonts w:ascii="Arial" w:hAnsi="Arial" w:cs="Arial"/>
+          <w:b/>
+          <w:bCs/>
+          <w:sz w:val="28"/>
+          <w:szCs w:val="28"/>
+        </w:rPr>
+        <w:t>c.f</w:t>
+      </w:r>
+      <w:proofErr w:type="spellEnd"/>
+      <w:r>
+        <w:rPr>
+          <w:rFonts w:ascii="Arial" w:hAnsi="Arial" w:cs="Arial"/>
+          <w:b/>
+          <w:bCs/>
+          <w:sz w:val="28"/>
+          <w:szCs w:val="28"/>
+        </w:rPr>
+        <w:t xml:space="preserve"> 2.1</w:t>
+      </w:r>
+    </w:p>
+    <w:p>
+      <w:pPr>
+        <w:widowControl w:val="0"/>
+        <w:tabs>
+          <w:tab w:val="left" w:pos="6580"/>
+        </w:tabs>
+        <w:autoSpaceDE w:val="0"/>
+        <w:autoSpaceDN w:val="0"/>
+        <w:adjustRightInd w:val="0"/>
+        <w:spacing w:after="0" w:line="240" w:lineRule="auto"/>
+        <w:jc w:val="center"/>
+        <w:rPr>
+          <w:rFonts w:ascii="Arial" w:hAnsi="Arial" w:cs="Arial"/>
+          <w:b/>
+          <w:bCs/>
+          <w:sz w:val="28"/>
+          <w:szCs w:val="28"/>
+        </w:rPr>
+      </w:pPr>
+      <w:r>
+        <w:rPr>
+          <w:rFonts w:ascii="Arial" w:hAnsi="Arial" w:cs="Arial"/>
+          <w:bCs/>
+          <w:noProof/>
+          <w:sz w:val="24"/>
+          <w:szCs w:val="24"/>
+          <w:lang w:eastAsia="ja-JP"/>
         </w:rPr>
         <w:drawing>
-          <wp:inline distT="0" distB="0" distL="0" distR="0" wp14:anchorId="64CFB8E5" wp14:editId="0FF5189D">
-            <wp:extent cx="2772162" cy="724001"/>
-            <wp:effectExtent l="0" t="0" r="9525" b="0"/>
-            <wp:docPr id="14" name="Image 14"/>
+          <wp:inline distT="0" distB="0" distL="0" distR="0" wp14:anchorId="24349E6C" wp14:editId="5BAB4F1E">
+            <wp:extent cx="5981700" cy="2815590"/>
+            <wp:effectExtent l="0" t="0" r="0" b="3810"/>
+            <wp:docPr id="12" name="Image 12"/>
             <wp:cNvGraphicFramePr>
               <a:graphicFrameLocks xmlns:a="http://schemas.openxmlformats.org/drawingml/2006/main" noChangeAspect="1"/>
             </wp:cNvGraphicFramePr>
@@ -5928,7 +6707,7 @@
                   <pic:spPr>
                     <a:xfrm>
                       <a:off x="0" y="0"/>
-                      <a:ext cx="2772162" cy="724001"/>
+                      <a:ext cx="5981700" cy="2815590"/>
                     </a:xfrm>
                     <a:prstGeom prst="rect">
                       <a:avLst/>
@@ -6040,349 +6819,63 @@
           <w:szCs w:val="28"/>
         </w:rPr>
       </w:pPr>
-    </w:p>
-    <w:p>
-      <w:pPr>
-        <w:widowControl w:val="0"/>
-        <w:tabs>
-          <w:tab w:val="left" w:pos="6580"/>
-        </w:tabs>
-        <w:autoSpaceDE w:val="0"/>
-        <w:autoSpaceDN w:val="0"/>
-        <w:adjustRightInd w:val="0"/>
-        <w:spacing w:after="0" w:line="240" w:lineRule="auto"/>
-        <w:jc w:val="center"/>
-        <w:rPr>
-          <w:rFonts w:ascii="Arial" w:hAnsi="Arial" w:cs="Arial"/>
-          <w:b/>
-          <w:bCs/>
-          <w:sz w:val="28"/>
-          <w:szCs w:val="28"/>
-        </w:rPr>
-      </w:pPr>
-    </w:p>
-    <w:p>
-      <w:pPr>
-        <w:widowControl w:val="0"/>
-        <w:tabs>
-          <w:tab w:val="left" w:pos="6580"/>
-        </w:tabs>
-        <w:autoSpaceDE w:val="0"/>
-        <w:autoSpaceDN w:val="0"/>
-        <w:adjustRightInd w:val="0"/>
-        <w:spacing w:after="0" w:line="240" w:lineRule="auto"/>
-        <w:jc w:val="center"/>
-        <w:rPr>
-          <w:rFonts w:ascii="Arial" w:hAnsi="Arial" w:cs="Arial"/>
-          <w:b/>
-          <w:bCs/>
-          <w:sz w:val="28"/>
-          <w:szCs w:val="28"/>
-        </w:rPr>
-      </w:pPr>
-    </w:p>
-    <w:p>
-      <w:pPr>
-        <w:widowControl w:val="0"/>
-        <w:tabs>
-          <w:tab w:val="left" w:pos="6580"/>
-        </w:tabs>
-        <w:autoSpaceDE w:val="0"/>
-        <w:autoSpaceDN w:val="0"/>
-        <w:adjustRightInd w:val="0"/>
-        <w:spacing w:after="0" w:line="240" w:lineRule="auto"/>
-        <w:jc w:val="center"/>
-        <w:rPr>
-          <w:rFonts w:ascii="Arial" w:hAnsi="Arial" w:cs="Arial"/>
-          <w:b/>
-          <w:bCs/>
-          <w:sz w:val="28"/>
-          <w:szCs w:val="28"/>
-        </w:rPr>
-      </w:pPr>
-    </w:p>
-    <w:p>
-      <w:pPr>
-        <w:widowControl w:val="0"/>
-        <w:tabs>
-          <w:tab w:val="left" w:pos="6580"/>
-        </w:tabs>
-        <w:autoSpaceDE w:val="0"/>
-        <w:autoSpaceDN w:val="0"/>
-        <w:adjustRightInd w:val="0"/>
-        <w:spacing w:after="0" w:line="240" w:lineRule="auto"/>
-        <w:jc w:val="center"/>
-        <w:rPr>
-          <w:rFonts w:ascii="Arial" w:hAnsi="Arial" w:cs="Arial"/>
-          <w:b/>
-          <w:bCs/>
-          <w:sz w:val="28"/>
-          <w:szCs w:val="28"/>
-        </w:rPr>
-      </w:pPr>
-    </w:p>
-    <w:p>
-      <w:pPr>
-        <w:widowControl w:val="0"/>
-        <w:tabs>
-          <w:tab w:val="left" w:pos="6580"/>
-        </w:tabs>
-        <w:autoSpaceDE w:val="0"/>
-        <w:autoSpaceDN w:val="0"/>
-        <w:adjustRightInd w:val="0"/>
-        <w:spacing w:after="0" w:line="240" w:lineRule="auto"/>
-        <w:jc w:val="center"/>
-        <w:rPr>
-          <w:rFonts w:ascii="Arial" w:hAnsi="Arial" w:cs="Arial"/>
-          <w:b/>
-          <w:bCs/>
-          <w:sz w:val="28"/>
-          <w:szCs w:val="28"/>
-        </w:rPr>
-      </w:pPr>
-    </w:p>
-    <w:p>
-      <w:pPr>
-        <w:widowControl w:val="0"/>
-        <w:tabs>
-          <w:tab w:val="left" w:pos="6580"/>
-        </w:tabs>
-        <w:autoSpaceDE w:val="0"/>
-        <w:autoSpaceDN w:val="0"/>
-        <w:adjustRightInd w:val="0"/>
-        <w:spacing w:after="0" w:line="240" w:lineRule="auto"/>
-        <w:jc w:val="center"/>
-        <w:rPr>
-          <w:rFonts w:ascii="Arial" w:hAnsi="Arial" w:cs="Arial"/>
-          <w:b/>
-          <w:bCs/>
-          <w:sz w:val="28"/>
-          <w:szCs w:val="28"/>
-        </w:rPr>
-      </w:pPr>
-    </w:p>
-    <w:p>
-      <w:pPr>
-        <w:widowControl w:val="0"/>
-        <w:tabs>
-          <w:tab w:val="left" w:pos="6580"/>
-        </w:tabs>
-        <w:autoSpaceDE w:val="0"/>
-        <w:autoSpaceDN w:val="0"/>
-        <w:adjustRightInd w:val="0"/>
-        <w:spacing w:after="0" w:line="240" w:lineRule="auto"/>
-        <w:jc w:val="center"/>
-        <w:rPr>
-          <w:rFonts w:ascii="Arial" w:hAnsi="Arial" w:cs="Arial"/>
-          <w:b/>
-          <w:bCs/>
-          <w:sz w:val="28"/>
-          <w:szCs w:val="28"/>
-        </w:rPr>
-      </w:pPr>
-    </w:p>
-    <w:p>
-      <w:pPr>
-        <w:widowControl w:val="0"/>
-        <w:tabs>
-          <w:tab w:val="left" w:pos="6580"/>
-        </w:tabs>
-        <w:autoSpaceDE w:val="0"/>
-        <w:autoSpaceDN w:val="0"/>
-        <w:adjustRightInd w:val="0"/>
-        <w:spacing w:after="0" w:line="240" w:lineRule="auto"/>
-        <w:jc w:val="center"/>
-        <w:rPr>
-          <w:rFonts w:ascii="Arial" w:hAnsi="Arial" w:cs="Arial"/>
-          <w:b/>
-          <w:bCs/>
-          <w:sz w:val="28"/>
-          <w:szCs w:val="28"/>
-        </w:rPr>
-      </w:pPr>
-    </w:p>
-    <w:p>
-      <w:pPr>
-        <w:widowControl w:val="0"/>
-        <w:tabs>
-          <w:tab w:val="left" w:pos="6580"/>
-        </w:tabs>
-        <w:autoSpaceDE w:val="0"/>
-        <w:autoSpaceDN w:val="0"/>
-        <w:adjustRightInd w:val="0"/>
-        <w:spacing w:after="0" w:line="240" w:lineRule="auto"/>
-        <w:jc w:val="center"/>
-        <w:rPr>
-          <w:rFonts w:ascii="Arial" w:hAnsi="Arial" w:cs="Arial"/>
-          <w:b/>
-          <w:bCs/>
-          <w:sz w:val="28"/>
-          <w:szCs w:val="28"/>
-        </w:rPr>
-      </w:pPr>
-    </w:p>
-    <w:p>
-      <w:pPr>
-        <w:widowControl w:val="0"/>
-        <w:tabs>
-          <w:tab w:val="left" w:pos="6580"/>
-        </w:tabs>
-        <w:autoSpaceDE w:val="0"/>
-        <w:autoSpaceDN w:val="0"/>
-        <w:adjustRightInd w:val="0"/>
-        <w:spacing w:after="0" w:line="240" w:lineRule="auto"/>
-        <w:jc w:val="center"/>
-        <w:rPr>
-          <w:rFonts w:ascii="Arial" w:hAnsi="Arial" w:cs="Arial"/>
-          <w:b/>
-          <w:bCs/>
-          <w:sz w:val="28"/>
-          <w:szCs w:val="28"/>
-        </w:rPr>
-      </w:pPr>
-    </w:p>
-    <w:p>
-      <w:pPr>
-        <w:widowControl w:val="0"/>
-        <w:tabs>
-          <w:tab w:val="left" w:pos="6580"/>
-        </w:tabs>
-        <w:autoSpaceDE w:val="0"/>
-        <w:autoSpaceDN w:val="0"/>
-        <w:adjustRightInd w:val="0"/>
-        <w:spacing w:after="0" w:line="240" w:lineRule="auto"/>
-        <w:jc w:val="center"/>
-        <w:rPr>
-          <w:rFonts w:ascii="Arial" w:hAnsi="Arial" w:cs="Arial"/>
-          <w:b/>
-          <w:bCs/>
-          <w:sz w:val="28"/>
-          <w:szCs w:val="28"/>
-        </w:rPr>
-      </w:pPr>
-    </w:p>
-    <w:p>
-      <w:pPr>
-        <w:widowControl w:val="0"/>
-        <w:tabs>
-          <w:tab w:val="left" w:pos="6580"/>
-        </w:tabs>
-        <w:autoSpaceDE w:val="0"/>
-        <w:autoSpaceDN w:val="0"/>
-        <w:adjustRightInd w:val="0"/>
-        <w:spacing w:after="0" w:line="240" w:lineRule="auto"/>
-        <w:jc w:val="center"/>
-        <w:rPr>
-          <w:rFonts w:ascii="Arial" w:hAnsi="Arial" w:cs="Arial"/>
-          <w:b/>
-          <w:bCs/>
-          <w:sz w:val="28"/>
-          <w:szCs w:val="28"/>
-        </w:rPr>
-      </w:pPr>
-    </w:p>
-    <w:p>
-      <w:pPr>
-        <w:widowControl w:val="0"/>
-        <w:tabs>
-          <w:tab w:val="left" w:pos="6580"/>
-        </w:tabs>
-        <w:autoSpaceDE w:val="0"/>
-        <w:autoSpaceDN w:val="0"/>
-        <w:adjustRightInd w:val="0"/>
-        <w:spacing w:after="0" w:line="240" w:lineRule="auto"/>
-        <w:jc w:val="center"/>
-        <w:rPr>
-          <w:rFonts w:ascii="Arial" w:hAnsi="Arial" w:cs="Arial"/>
-          <w:b/>
-          <w:bCs/>
-          <w:sz w:val="28"/>
-          <w:szCs w:val="28"/>
-        </w:rPr>
-      </w:pPr>
-    </w:p>
-    <w:p>
-      <w:pPr>
-        <w:widowControl w:val="0"/>
-        <w:tabs>
-          <w:tab w:val="left" w:pos="6580"/>
-        </w:tabs>
-        <w:autoSpaceDE w:val="0"/>
-        <w:autoSpaceDN w:val="0"/>
-        <w:adjustRightInd w:val="0"/>
-        <w:spacing w:after="0" w:line="240" w:lineRule="auto"/>
-        <w:jc w:val="center"/>
-        <w:rPr>
-          <w:rFonts w:ascii="Arial" w:hAnsi="Arial" w:cs="Arial"/>
-          <w:b/>
-          <w:bCs/>
-          <w:sz w:val="28"/>
-          <w:szCs w:val="28"/>
-        </w:rPr>
-      </w:pPr>
-    </w:p>
-    <w:p>
-      <w:pPr>
-        <w:widowControl w:val="0"/>
-        <w:tabs>
-          <w:tab w:val="left" w:pos="6580"/>
-        </w:tabs>
-        <w:autoSpaceDE w:val="0"/>
-        <w:autoSpaceDN w:val="0"/>
-        <w:adjustRightInd w:val="0"/>
-        <w:spacing w:after="0" w:line="240" w:lineRule="auto"/>
-        <w:jc w:val="center"/>
-        <w:rPr>
-          <w:rFonts w:ascii="Arial" w:hAnsi="Arial" w:cs="Arial"/>
-          <w:b/>
-          <w:bCs/>
-          <w:sz w:val="28"/>
-          <w:szCs w:val="28"/>
-        </w:rPr>
-      </w:pPr>
-      <w:r>
-        <w:rPr>
-          <w:rFonts w:ascii="Arial" w:hAnsi="Arial" w:cs="Arial"/>
-          <w:b/>
-          <w:bCs/>
-          <w:sz w:val="28"/>
-          <w:szCs w:val="28"/>
-        </w:rPr>
-        <w:t>c.f 2.3</w:t>
-      </w:r>
-    </w:p>
-    <w:p>
-      <w:pPr>
-        <w:widowControl w:val="0"/>
-        <w:tabs>
-          <w:tab w:val="left" w:pos="6580"/>
-        </w:tabs>
-        <w:autoSpaceDE w:val="0"/>
-        <w:autoSpaceDN w:val="0"/>
-        <w:adjustRightInd w:val="0"/>
-        <w:spacing w:after="0" w:line="240" w:lineRule="auto"/>
-        <w:jc w:val="center"/>
-        <w:rPr>
-          <w:rFonts w:ascii="Arial" w:hAnsi="Arial" w:cs="Arial"/>
-          <w:b/>
-          <w:bCs/>
-          <w:sz w:val="28"/>
-          <w:szCs w:val="28"/>
-        </w:rPr>
-      </w:pPr>
-      <w:r>
-        <w:rPr>
-          <w:rFonts w:ascii="Arial" w:hAnsi="Arial" w:cs="Arial"/>
-          <w:b/>
-          <w:bCs/>
-          <w:sz w:val="28"/>
-          <w:szCs w:val="28"/>
+      <w:proofErr w:type="spellStart"/>
+      <w:r>
+        <w:rPr>
+          <w:rFonts w:ascii="Arial" w:hAnsi="Arial" w:cs="Arial"/>
+          <w:b/>
+          <w:bCs/>
+          <w:sz w:val="28"/>
+          <w:szCs w:val="28"/>
+        </w:rPr>
+        <w:t>c.f</w:t>
+      </w:r>
+      <w:proofErr w:type="spellEnd"/>
+      <w:r>
+        <w:rPr>
+          <w:rFonts w:ascii="Arial" w:hAnsi="Arial" w:cs="Arial"/>
+          <w:b/>
+          <w:bCs/>
+          <w:sz w:val="28"/>
+          <w:szCs w:val="28"/>
+        </w:rPr>
+        <w:t xml:space="preserve"> 2.2</w:t>
+      </w:r>
+    </w:p>
+    <w:p>
+      <w:pPr>
+        <w:widowControl w:val="0"/>
+        <w:tabs>
+          <w:tab w:val="left" w:pos="6580"/>
+        </w:tabs>
+        <w:autoSpaceDE w:val="0"/>
+        <w:autoSpaceDN w:val="0"/>
+        <w:adjustRightInd w:val="0"/>
+        <w:spacing w:after="0" w:line="240" w:lineRule="auto"/>
+        <w:jc w:val="center"/>
+        <w:rPr>
+          <w:rFonts w:ascii="Arial" w:hAnsi="Arial" w:cs="Arial"/>
+          <w:b/>
+          <w:bCs/>
+          <w:sz w:val="28"/>
+          <w:szCs w:val="28"/>
+        </w:rPr>
+      </w:pPr>
+      <w:r>
+        <w:rPr>
+          <w:rFonts w:ascii="Arial" w:hAnsi="Arial" w:cs="Arial"/>
+          <w:b/>
+          <w:bCs/>
+          <w:noProof/>
+          <w:sz w:val="28"/>
+          <w:szCs w:val="28"/>
+          <w:lang w:eastAsia="ja-JP"/>
         </w:rPr>
         <w:drawing>
-          <wp:inline distT="0" distB="0" distL="0" distR="0" wp14:anchorId="448A55A4" wp14:editId="0A044AC0">
-            <wp:extent cx="5925377" cy="7411484"/>
-            <wp:effectExtent l="0" t="0" r="0" b="0"/>
-            <wp:docPr id="15" name="Image 15"/>
+          <wp:inline distT="0" distB="0" distL="0" distR="0" wp14:anchorId="0A6A9474" wp14:editId="3D31A050">
+            <wp:extent cx="5981700" cy="4105275"/>
+            <wp:effectExtent l="0" t="0" r="0" b="9525"/>
+            <wp:docPr id="13" name="Image 13"/>
             <wp:cNvGraphicFramePr>
               <a:graphicFrameLocks xmlns:a="http://schemas.openxmlformats.org/drawingml/2006/main" noChangeAspect="1"/>
             </wp:cNvGraphicFramePr>
@@ -6402,7 +6895,7 @@
                   <pic:spPr>
                     <a:xfrm>
                       <a:off x="0" y="0"/>
-                      <a:ext cx="5925377" cy="7411484"/>
+                      <a:ext cx="5981700" cy="4105275"/>
                     </a:xfrm>
                     <a:prstGeom prst="rect">
                       <a:avLst/>
@@ -6434,128 +6927,21 @@
           <w:szCs w:val="28"/>
         </w:rPr>
       </w:pPr>
-    </w:p>
-    <w:p>
-      <w:pPr>
-        <w:widowControl w:val="0"/>
-        <w:tabs>
-          <w:tab w:val="left" w:pos="6580"/>
-        </w:tabs>
-        <w:autoSpaceDE w:val="0"/>
-        <w:autoSpaceDN w:val="0"/>
-        <w:adjustRightInd w:val="0"/>
-        <w:spacing w:after="0" w:line="240" w:lineRule="auto"/>
-        <w:jc w:val="center"/>
-        <w:rPr>
-          <w:rFonts w:ascii="Arial" w:hAnsi="Arial" w:cs="Arial"/>
-          <w:b/>
-          <w:bCs/>
-          <w:sz w:val="28"/>
-          <w:szCs w:val="28"/>
-        </w:rPr>
-      </w:pPr>
-    </w:p>
-    <w:p>
-      <w:pPr>
-        <w:widowControl w:val="0"/>
-        <w:tabs>
-          <w:tab w:val="left" w:pos="6580"/>
-        </w:tabs>
-        <w:autoSpaceDE w:val="0"/>
-        <w:autoSpaceDN w:val="0"/>
-        <w:adjustRightInd w:val="0"/>
-        <w:spacing w:after="0" w:line="240" w:lineRule="auto"/>
-        <w:jc w:val="center"/>
-        <w:rPr>
-          <w:rFonts w:ascii="Arial" w:hAnsi="Arial" w:cs="Arial"/>
-          <w:b/>
-          <w:bCs/>
-          <w:sz w:val="28"/>
-          <w:szCs w:val="28"/>
-        </w:rPr>
-      </w:pPr>
-    </w:p>
-    <w:p>
-      <w:pPr>
-        <w:widowControl w:val="0"/>
-        <w:tabs>
-          <w:tab w:val="left" w:pos="6580"/>
-        </w:tabs>
-        <w:autoSpaceDE w:val="0"/>
-        <w:autoSpaceDN w:val="0"/>
-        <w:adjustRightInd w:val="0"/>
-        <w:spacing w:after="0" w:line="240" w:lineRule="auto"/>
-        <w:rPr>
-          <w:rFonts w:ascii="Arial" w:hAnsi="Arial" w:cs="Arial"/>
-          <w:b/>
-          <w:bCs/>
-          <w:sz w:val="28"/>
-          <w:szCs w:val="28"/>
-        </w:rPr>
-      </w:pPr>
-    </w:p>
-    <w:p>
-      <w:pPr>
-        <w:widowControl w:val="0"/>
-        <w:tabs>
-          <w:tab w:val="left" w:pos="6580"/>
-        </w:tabs>
-        <w:autoSpaceDE w:val="0"/>
-        <w:autoSpaceDN w:val="0"/>
-        <w:adjustRightInd w:val="0"/>
-        <w:spacing w:after="0" w:line="240" w:lineRule="auto"/>
-        <w:jc w:val="center"/>
-        <w:rPr>
-          <w:rFonts w:ascii="Arial" w:hAnsi="Arial" w:cs="Arial"/>
-          <w:b/>
-          <w:bCs/>
-          <w:sz w:val="28"/>
-          <w:szCs w:val="28"/>
-        </w:rPr>
-      </w:pPr>
-      <w:r>
-        <w:rPr>
-          <w:rFonts w:ascii="Arial" w:hAnsi="Arial" w:cs="Arial"/>
-          <w:b/>
-          <w:bCs/>
-          <w:sz w:val="28"/>
-          <w:szCs w:val="28"/>
-        </w:rPr>
-        <w:t>c.f 3.0</w:t>
-      </w:r>
-    </w:p>
-    <w:p>
-      <w:pPr>
-        <w:widowControl w:val="0"/>
-        <w:tabs>
-          <w:tab w:val="left" w:pos="6580"/>
-        </w:tabs>
-        <w:autoSpaceDE w:val="0"/>
-        <w:autoSpaceDN w:val="0"/>
-        <w:adjustRightInd w:val="0"/>
-        <w:spacing w:after="0" w:line="240" w:lineRule="auto"/>
-        <w:jc w:val="center"/>
-        <w:rPr>
-          <w:rFonts w:ascii="Arial" w:hAnsi="Arial" w:cs="Arial"/>
-          <w:b/>
-          <w:bCs/>
-          <w:sz w:val="28"/>
-          <w:szCs w:val="28"/>
-        </w:rPr>
-      </w:pPr>
-      <w:r>
-        <w:rPr>
-          <w:rFonts w:ascii="Arial" w:hAnsi="Arial" w:cs="Arial"/>
-          <w:b/>
-          <w:bCs/>
-          <w:sz w:val="28"/>
-          <w:szCs w:val="28"/>
+      <w:r>
+        <w:rPr>
+          <w:rFonts w:ascii="Arial" w:hAnsi="Arial" w:cs="Arial"/>
+          <w:b/>
+          <w:bCs/>
+          <w:noProof/>
+          <w:sz w:val="28"/>
+          <w:szCs w:val="28"/>
+          <w:lang w:eastAsia="ja-JP"/>
         </w:rPr>
         <w:drawing>
-          <wp:inline distT="0" distB="0" distL="0" distR="0" wp14:anchorId="3B8D9316" wp14:editId="41509659">
-            <wp:extent cx="5496692" cy="4896533"/>
-            <wp:effectExtent l="0" t="0" r="8890" b="0"/>
-            <wp:docPr id="18" name="Image 18"/>
+          <wp:inline distT="0" distB="0" distL="0" distR="0" wp14:anchorId="64CFB8E5" wp14:editId="0FF5189D">
+            <wp:extent cx="2772162" cy="724001"/>
+            <wp:effectExtent l="0" t="0" r="9525" b="0"/>
+            <wp:docPr id="14" name="Image 14"/>
             <wp:cNvGraphicFramePr>
               <a:graphicFrameLocks xmlns:a="http://schemas.openxmlformats.org/drawingml/2006/main" noChangeAspect="1"/>
             </wp:cNvGraphicFramePr>
@@ -6575,7 +6961,7 @@
                   <pic:spPr>
                     <a:xfrm>
                       <a:off x="0" y="0"/>
-                      <a:ext cx="5496692" cy="4896533"/>
+                      <a:ext cx="2772162" cy="724001"/>
                     </a:xfrm>
                     <a:prstGeom prst="rect">
                       <a:avLst/>
@@ -6918,117 +7304,132 @@
         <w:autoSpaceDN w:val="0"/>
         <w:adjustRightInd w:val="0"/>
         <w:spacing w:after="0" w:line="240" w:lineRule="auto"/>
-        <w:rPr>
-          <w:rFonts w:ascii="Arial" w:hAnsi="Arial" w:cs="Arial"/>
-          <w:b/>
-          <w:bCs/>
-          <w:sz w:val="28"/>
-          <w:szCs w:val="28"/>
-        </w:rPr>
-      </w:pPr>
-    </w:p>
-    <w:p>
-      <w:pPr>
-        <w:widowControl w:val="0"/>
-        <w:tabs>
-          <w:tab w:val="left" w:pos="6580"/>
-        </w:tabs>
-        <w:autoSpaceDE w:val="0"/>
-        <w:autoSpaceDN w:val="0"/>
-        <w:adjustRightInd w:val="0"/>
-        <w:spacing w:after="0" w:line="240" w:lineRule="auto"/>
-        <w:jc w:val="center"/>
-        <w:rPr>
-          <w:rFonts w:ascii="Arial" w:hAnsi="Arial" w:cs="Arial"/>
-          <w:b/>
-          <w:bCs/>
-          <w:sz w:val="28"/>
-          <w:szCs w:val="28"/>
-        </w:rPr>
-      </w:pPr>
-    </w:p>
-    <w:p>
-      <w:pPr>
-        <w:widowControl w:val="0"/>
-        <w:tabs>
-          <w:tab w:val="left" w:pos="6580"/>
-        </w:tabs>
-        <w:autoSpaceDE w:val="0"/>
-        <w:autoSpaceDN w:val="0"/>
-        <w:adjustRightInd w:val="0"/>
-        <w:spacing w:after="0" w:line="240" w:lineRule="auto"/>
-        <w:jc w:val="center"/>
-        <w:rPr>
-          <w:rFonts w:ascii="Arial" w:hAnsi="Arial" w:cs="Arial"/>
-          <w:b/>
-          <w:bCs/>
-          <w:sz w:val="28"/>
-          <w:szCs w:val="28"/>
-        </w:rPr>
-      </w:pPr>
-      <w:r>
-        <w:rPr>
-          <w:rFonts w:ascii="Arial" w:hAnsi="Arial" w:cs="Arial"/>
-          <w:b/>
-          <w:bCs/>
-          <w:sz w:val="28"/>
-          <w:szCs w:val="28"/>
-        </w:rPr>
-        <w:t>c.f 3.1</w:t>
-      </w:r>
-    </w:p>
-    <w:p>
-      <w:pPr>
-        <w:widowControl w:val="0"/>
-        <w:tabs>
-          <w:tab w:val="left" w:pos="6580"/>
-        </w:tabs>
-        <w:autoSpaceDE w:val="0"/>
-        <w:autoSpaceDN w:val="0"/>
-        <w:adjustRightInd w:val="0"/>
-        <w:spacing w:after="0" w:line="240" w:lineRule="auto"/>
-        <w:jc w:val="center"/>
-        <w:rPr>
-          <w:rFonts w:ascii="Arial" w:hAnsi="Arial" w:cs="Arial"/>
-          <w:b/>
-          <w:bCs/>
-          <w:sz w:val="28"/>
-          <w:szCs w:val="28"/>
-        </w:rPr>
-      </w:pPr>
-    </w:p>
-    <w:p>
-      <w:pPr>
-        <w:widowControl w:val="0"/>
-        <w:tabs>
-          <w:tab w:val="left" w:pos="6580"/>
-        </w:tabs>
-        <w:autoSpaceDE w:val="0"/>
-        <w:autoSpaceDN w:val="0"/>
-        <w:adjustRightInd w:val="0"/>
-        <w:spacing w:after="0" w:line="240" w:lineRule="auto"/>
-        <w:jc w:val="center"/>
-        <w:rPr>
-          <w:rFonts w:ascii="Arial" w:hAnsi="Arial" w:cs="Arial"/>
-          <w:b/>
-          <w:bCs/>
-          <w:sz w:val="28"/>
-          <w:szCs w:val="28"/>
-        </w:rPr>
-      </w:pPr>
-      <w:r>
-        <w:rPr>
-          <w:rFonts w:ascii="Arial" w:hAnsi="Arial" w:cs="Arial"/>
-          <w:b/>
-          <w:bCs/>
-          <w:sz w:val="28"/>
-          <w:szCs w:val="28"/>
+        <w:jc w:val="center"/>
+        <w:rPr>
+          <w:rFonts w:ascii="Arial" w:hAnsi="Arial" w:cs="Arial"/>
+          <w:b/>
+          <w:bCs/>
+          <w:sz w:val="28"/>
+          <w:szCs w:val="28"/>
+        </w:rPr>
+      </w:pPr>
+    </w:p>
+    <w:p>
+      <w:pPr>
+        <w:widowControl w:val="0"/>
+        <w:tabs>
+          <w:tab w:val="left" w:pos="6580"/>
+        </w:tabs>
+        <w:autoSpaceDE w:val="0"/>
+        <w:autoSpaceDN w:val="0"/>
+        <w:adjustRightInd w:val="0"/>
+        <w:spacing w:after="0" w:line="240" w:lineRule="auto"/>
+        <w:jc w:val="center"/>
+        <w:rPr>
+          <w:rFonts w:ascii="Arial" w:hAnsi="Arial" w:cs="Arial"/>
+          <w:b/>
+          <w:bCs/>
+          <w:sz w:val="28"/>
+          <w:szCs w:val="28"/>
+        </w:rPr>
+      </w:pPr>
+    </w:p>
+    <w:p>
+      <w:pPr>
+        <w:widowControl w:val="0"/>
+        <w:tabs>
+          <w:tab w:val="left" w:pos="6580"/>
+        </w:tabs>
+        <w:autoSpaceDE w:val="0"/>
+        <w:autoSpaceDN w:val="0"/>
+        <w:adjustRightInd w:val="0"/>
+        <w:spacing w:after="0" w:line="240" w:lineRule="auto"/>
+        <w:jc w:val="center"/>
+        <w:rPr>
+          <w:rFonts w:ascii="Arial" w:hAnsi="Arial" w:cs="Arial"/>
+          <w:b/>
+          <w:bCs/>
+          <w:sz w:val="28"/>
+          <w:szCs w:val="28"/>
+        </w:rPr>
+      </w:pPr>
+    </w:p>
+    <w:p>
+      <w:pPr>
+        <w:widowControl w:val="0"/>
+        <w:tabs>
+          <w:tab w:val="left" w:pos="6580"/>
+        </w:tabs>
+        <w:autoSpaceDE w:val="0"/>
+        <w:autoSpaceDN w:val="0"/>
+        <w:adjustRightInd w:val="0"/>
+        <w:spacing w:after="0" w:line="240" w:lineRule="auto"/>
+        <w:jc w:val="center"/>
+        <w:rPr>
+          <w:rFonts w:ascii="Arial" w:hAnsi="Arial" w:cs="Arial"/>
+          <w:b/>
+          <w:bCs/>
+          <w:sz w:val="28"/>
+          <w:szCs w:val="28"/>
+        </w:rPr>
+      </w:pPr>
+      <w:proofErr w:type="spellStart"/>
+      <w:r>
+        <w:rPr>
+          <w:rFonts w:ascii="Arial" w:hAnsi="Arial" w:cs="Arial"/>
+          <w:b/>
+          <w:bCs/>
+          <w:sz w:val="28"/>
+          <w:szCs w:val="28"/>
+        </w:rPr>
+        <w:t>c.f</w:t>
+      </w:r>
+      <w:proofErr w:type="spellEnd"/>
+      <w:r>
+        <w:rPr>
+          <w:rFonts w:ascii="Arial" w:hAnsi="Arial" w:cs="Arial"/>
+          <w:b/>
+          <w:bCs/>
+          <w:sz w:val="28"/>
+          <w:szCs w:val="28"/>
+        </w:rPr>
+        <w:t xml:space="preserve"> 2.3</w:t>
+      </w:r>
+    </w:p>
+    <w:p>
+      <w:pPr>
+        <w:widowControl w:val="0"/>
+        <w:tabs>
+          <w:tab w:val="left" w:pos="6580"/>
+        </w:tabs>
+        <w:autoSpaceDE w:val="0"/>
+        <w:autoSpaceDN w:val="0"/>
+        <w:adjustRightInd w:val="0"/>
+        <w:spacing w:after="0" w:line="240" w:lineRule="auto"/>
+        <w:jc w:val="center"/>
+        <w:rPr>
+          <w:rFonts w:ascii="Arial" w:hAnsi="Arial" w:cs="Arial"/>
+          <w:b/>
+          <w:bCs/>
+          <w:sz w:val="28"/>
+          <w:szCs w:val="28"/>
+        </w:rPr>
+      </w:pPr>
+      <w:r>
+        <w:rPr>
+          <w:rFonts w:ascii="Arial" w:hAnsi="Arial" w:cs="Arial"/>
+          <w:b/>
+          <w:bCs/>
+          <w:noProof/>
+          <w:sz w:val="28"/>
+          <w:szCs w:val="28"/>
+          <w:lang w:eastAsia="ja-JP"/>
         </w:rPr>
         <w:drawing>
-          <wp:inline distT="0" distB="0" distL="0" distR="0" wp14:anchorId="2229FDC0" wp14:editId="1B0202EC">
-            <wp:extent cx="5981700" cy="6234430"/>
+          <wp:inline distT="0" distB="0" distL="0" distR="0" wp14:anchorId="448A55A4" wp14:editId="0A044AC0">
+            <wp:extent cx="5925377" cy="7411484"/>
             <wp:effectExtent l="0" t="0" r="0" b="0"/>
-            <wp:docPr id="17" name="Image 17"/>
+            <wp:docPr id="15" name="Image 15"/>
             <wp:cNvGraphicFramePr>
               <a:graphicFrameLocks xmlns:a="http://schemas.openxmlformats.org/drawingml/2006/main" noChangeAspect="1"/>
             </wp:cNvGraphicFramePr>
@@ -7048,6 +7449,680 @@
                   <pic:spPr>
                     <a:xfrm>
                       <a:off x="0" y="0"/>
+                      <a:ext cx="5925377" cy="7411484"/>
+                    </a:xfrm>
+                    <a:prstGeom prst="rect">
+                      <a:avLst/>
+                    </a:prstGeom>
+                  </pic:spPr>
+                </pic:pic>
+              </a:graphicData>
+            </a:graphic>
+          </wp:inline>
+        </w:drawing>
+      </w:r>
+    </w:p>
+    <w:p>
+      <w:pPr>
+        <w:widowControl w:val="0"/>
+        <w:tabs>
+          <w:tab w:val="left" w:pos="6580"/>
+        </w:tabs>
+        <w:autoSpaceDE w:val="0"/>
+        <w:autoSpaceDN w:val="0"/>
+        <w:adjustRightInd w:val="0"/>
+        <w:spacing w:after="0" w:line="240" w:lineRule="auto"/>
+        <w:jc w:val="center"/>
+        <w:rPr>
+          <w:rFonts w:ascii="Arial" w:hAnsi="Arial" w:cs="Arial"/>
+          <w:b/>
+          <w:bCs/>
+          <w:sz w:val="28"/>
+          <w:szCs w:val="28"/>
+        </w:rPr>
+      </w:pPr>
+    </w:p>
+    <w:p>
+      <w:pPr>
+        <w:widowControl w:val="0"/>
+        <w:tabs>
+          <w:tab w:val="left" w:pos="6580"/>
+        </w:tabs>
+        <w:autoSpaceDE w:val="0"/>
+        <w:autoSpaceDN w:val="0"/>
+        <w:adjustRightInd w:val="0"/>
+        <w:spacing w:after="0" w:line="240" w:lineRule="auto"/>
+        <w:jc w:val="center"/>
+        <w:rPr>
+          <w:rFonts w:ascii="Arial" w:hAnsi="Arial" w:cs="Arial"/>
+          <w:b/>
+          <w:bCs/>
+          <w:sz w:val="28"/>
+          <w:szCs w:val="28"/>
+        </w:rPr>
+      </w:pPr>
+    </w:p>
+    <w:p>
+      <w:pPr>
+        <w:widowControl w:val="0"/>
+        <w:tabs>
+          <w:tab w:val="left" w:pos="6580"/>
+        </w:tabs>
+        <w:autoSpaceDE w:val="0"/>
+        <w:autoSpaceDN w:val="0"/>
+        <w:adjustRightInd w:val="0"/>
+        <w:spacing w:after="0" w:line="240" w:lineRule="auto"/>
+        <w:jc w:val="center"/>
+        <w:rPr>
+          <w:rFonts w:ascii="Arial" w:hAnsi="Arial" w:cs="Arial"/>
+          <w:b/>
+          <w:bCs/>
+          <w:sz w:val="28"/>
+          <w:szCs w:val="28"/>
+        </w:rPr>
+      </w:pPr>
+    </w:p>
+    <w:p>
+      <w:pPr>
+        <w:widowControl w:val="0"/>
+        <w:tabs>
+          <w:tab w:val="left" w:pos="6580"/>
+        </w:tabs>
+        <w:autoSpaceDE w:val="0"/>
+        <w:autoSpaceDN w:val="0"/>
+        <w:adjustRightInd w:val="0"/>
+        <w:spacing w:after="0" w:line="240" w:lineRule="auto"/>
+        <w:rPr>
+          <w:rFonts w:ascii="Arial" w:hAnsi="Arial" w:cs="Arial"/>
+          <w:b/>
+          <w:bCs/>
+          <w:sz w:val="28"/>
+          <w:szCs w:val="28"/>
+        </w:rPr>
+      </w:pPr>
+    </w:p>
+    <w:p>
+      <w:pPr>
+        <w:widowControl w:val="0"/>
+        <w:tabs>
+          <w:tab w:val="left" w:pos="6580"/>
+        </w:tabs>
+        <w:autoSpaceDE w:val="0"/>
+        <w:autoSpaceDN w:val="0"/>
+        <w:adjustRightInd w:val="0"/>
+        <w:spacing w:after="0" w:line="240" w:lineRule="auto"/>
+        <w:jc w:val="center"/>
+        <w:rPr>
+          <w:rFonts w:ascii="Arial" w:hAnsi="Arial" w:cs="Arial"/>
+          <w:b/>
+          <w:bCs/>
+          <w:sz w:val="28"/>
+          <w:szCs w:val="28"/>
+        </w:rPr>
+      </w:pPr>
+      <w:proofErr w:type="spellStart"/>
+      <w:r>
+        <w:rPr>
+          <w:rFonts w:ascii="Arial" w:hAnsi="Arial" w:cs="Arial"/>
+          <w:b/>
+          <w:bCs/>
+          <w:sz w:val="28"/>
+          <w:szCs w:val="28"/>
+        </w:rPr>
+        <w:t>c.f</w:t>
+      </w:r>
+      <w:proofErr w:type="spellEnd"/>
+      <w:r>
+        <w:rPr>
+          <w:rFonts w:ascii="Arial" w:hAnsi="Arial" w:cs="Arial"/>
+          <w:b/>
+          <w:bCs/>
+          <w:sz w:val="28"/>
+          <w:szCs w:val="28"/>
+        </w:rPr>
+        <w:t xml:space="preserve"> 3.0</w:t>
+      </w:r>
+    </w:p>
+    <w:p>
+      <w:pPr>
+        <w:widowControl w:val="0"/>
+        <w:tabs>
+          <w:tab w:val="left" w:pos="6580"/>
+        </w:tabs>
+        <w:autoSpaceDE w:val="0"/>
+        <w:autoSpaceDN w:val="0"/>
+        <w:adjustRightInd w:val="0"/>
+        <w:spacing w:after="0" w:line="240" w:lineRule="auto"/>
+        <w:jc w:val="center"/>
+        <w:rPr>
+          <w:rFonts w:ascii="Arial" w:hAnsi="Arial" w:cs="Arial"/>
+          <w:b/>
+          <w:bCs/>
+          <w:sz w:val="28"/>
+          <w:szCs w:val="28"/>
+        </w:rPr>
+      </w:pPr>
+      <w:r>
+        <w:rPr>
+          <w:rFonts w:ascii="Arial" w:hAnsi="Arial" w:cs="Arial"/>
+          <w:b/>
+          <w:bCs/>
+          <w:noProof/>
+          <w:sz w:val="28"/>
+          <w:szCs w:val="28"/>
+          <w:lang w:eastAsia="ja-JP"/>
+        </w:rPr>
+        <w:drawing>
+          <wp:inline distT="0" distB="0" distL="0" distR="0" wp14:anchorId="3B8D9316" wp14:editId="41509659">
+            <wp:extent cx="5496692" cy="4896533"/>
+            <wp:effectExtent l="0" t="0" r="8890" b="0"/>
+            <wp:docPr id="18" name="Image 18"/>
+            <wp:cNvGraphicFramePr>
+              <a:graphicFrameLocks xmlns:a="http://schemas.openxmlformats.org/drawingml/2006/main" noChangeAspect="1"/>
+            </wp:cNvGraphicFramePr>
+            <a:graphic xmlns:a="http://schemas.openxmlformats.org/drawingml/2006/main">
+              <a:graphicData uri="http://schemas.openxmlformats.org/drawingml/2006/picture">
+                <pic:pic xmlns:pic="http://schemas.openxmlformats.org/drawingml/2006/picture">
+                  <pic:nvPicPr>
+                    <pic:cNvPr id="1" name=""/>
+                    <pic:cNvPicPr/>
+                  </pic:nvPicPr>
+                  <pic:blipFill>
+                    <a:blip r:embed="rId22"/>
+                    <a:stretch>
+                      <a:fillRect/>
+                    </a:stretch>
+                  </pic:blipFill>
+                  <pic:spPr>
+                    <a:xfrm>
+                      <a:off x="0" y="0"/>
+                      <a:ext cx="5496692" cy="4896533"/>
+                    </a:xfrm>
+                    <a:prstGeom prst="rect">
+                      <a:avLst/>
+                    </a:prstGeom>
+                  </pic:spPr>
+                </pic:pic>
+              </a:graphicData>
+            </a:graphic>
+          </wp:inline>
+        </w:drawing>
+      </w:r>
+    </w:p>
+    <w:p>
+      <w:pPr>
+        <w:widowControl w:val="0"/>
+        <w:tabs>
+          <w:tab w:val="left" w:pos="6580"/>
+        </w:tabs>
+        <w:autoSpaceDE w:val="0"/>
+        <w:autoSpaceDN w:val="0"/>
+        <w:adjustRightInd w:val="0"/>
+        <w:spacing w:after="0" w:line="240" w:lineRule="auto"/>
+        <w:jc w:val="center"/>
+        <w:rPr>
+          <w:rFonts w:ascii="Arial" w:hAnsi="Arial" w:cs="Arial"/>
+          <w:b/>
+          <w:bCs/>
+          <w:sz w:val="28"/>
+          <w:szCs w:val="28"/>
+        </w:rPr>
+      </w:pPr>
+    </w:p>
+    <w:p>
+      <w:pPr>
+        <w:widowControl w:val="0"/>
+        <w:tabs>
+          <w:tab w:val="left" w:pos="6580"/>
+        </w:tabs>
+        <w:autoSpaceDE w:val="0"/>
+        <w:autoSpaceDN w:val="0"/>
+        <w:adjustRightInd w:val="0"/>
+        <w:spacing w:after="0" w:line="240" w:lineRule="auto"/>
+        <w:jc w:val="center"/>
+        <w:rPr>
+          <w:rFonts w:ascii="Arial" w:hAnsi="Arial" w:cs="Arial"/>
+          <w:b/>
+          <w:bCs/>
+          <w:sz w:val="28"/>
+          <w:szCs w:val="28"/>
+        </w:rPr>
+      </w:pPr>
+    </w:p>
+    <w:p>
+      <w:pPr>
+        <w:widowControl w:val="0"/>
+        <w:tabs>
+          <w:tab w:val="left" w:pos="6580"/>
+        </w:tabs>
+        <w:autoSpaceDE w:val="0"/>
+        <w:autoSpaceDN w:val="0"/>
+        <w:adjustRightInd w:val="0"/>
+        <w:spacing w:after="0" w:line="240" w:lineRule="auto"/>
+        <w:jc w:val="center"/>
+        <w:rPr>
+          <w:rFonts w:ascii="Arial" w:hAnsi="Arial" w:cs="Arial"/>
+          <w:b/>
+          <w:bCs/>
+          <w:sz w:val="28"/>
+          <w:szCs w:val="28"/>
+        </w:rPr>
+      </w:pPr>
+    </w:p>
+    <w:p>
+      <w:pPr>
+        <w:widowControl w:val="0"/>
+        <w:tabs>
+          <w:tab w:val="left" w:pos="6580"/>
+        </w:tabs>
+        <w:autoSpaceDE w:val="0"/>
+        <w:autoSpaceDN w:val="0"/>
+        <w:adjustRightInd w:val="0"/>
+        <w:spacing w:after="0" w:line="240" w:lineRule="auto"/>
+        <w:jc w:val="center"/>
+        <w:rPr>
+          <w:rFonts w:ascii="Arial" w:hAnsi="Arial" w:cs="Arial"/>
+          <w:b/>
+          <w:bCs/>
+          <w:sz w:val="28"/>
+          <w:szCs w:val="28"/>
+        </w:rPr>
+      </w:pPr>
+    </w:p>
+    <w:p>
+      <w:pPr>
+        <w:widowControl w:val="0"/>
+        <w:tabs>
+          <w:tab w:val="left" w:pos="6580"/>
+        </w:tabs>
+        <w:autoSpaceDE w:val="0"/>
+        <w:autoSpaceDN w:val="0"/>
+        <w:adjustRightInd w:val="0"/>
+        <w:spacing w:after="0" w:line="240" w:lineRule="auto"/>
+        <w:jc w:val="center"/>
+        <w:rPr>
+          <w:rFonts w:ascii="Arial" w:hAnsi="Arial" w:cs="Arial"/>
+          <w:b/>
+          <w:bCs/>
+          <w:sz w:val="28"/>
+          <w:szCs w:val="28"/>
+        </w:rPr>
+      </w:pPr>
+    </w:p>
+    <w:p>
+      <w:pPr>
+        <w:widowControl w:val="0"/>
+        <w:tabs>
+          <w:tab w:val="left" w:pos="6580"/>
+        </w:tabs>
+        <w:autoSpaceDE w:val="0"/>
+        <w:autoSpaceDN w:val="0"/>
+        <w:adjustRightInd w:val="0"/>
+        <w:spacing w:after="0" w:line="240" w:lineRule="auto"/>
+        <w:jc w:val="center"/>
+        <w:rPr>
+          <w:rFonts w:ascii="Arial" w:hAnsi="Arial" w:cs="Arial"/>
+          <w:b/>
+          <w:bCs/>
+          <w:sz w:val="28"/>
+          <w:szCs w:val="28"/>
+        </w:rPr>
+      </w:pPr>
+    </w:p>
+    <w:p>
+      <w:pPr>
+        <w:widowControl w:val="0"/>
+        <w:tabs>
+          <w:tab w:val="left" w:pos="6580"/>
+        </w:tabs>
+        <w:autoSpaceDE w:val="0"/>
+        <w:autoSpaceDN w:val="0"/>
+        <w:adjustRightInd w:val="0"/>
+        <w:spacing w:after="0" w:line="240" w:lineRule="auto"/>
+        <w:jc w:val="center"/>
+        <w:rPr>
+          <w:rFonts w:ascii="Arial" w:hAnsi="Arial" w:cs="Arial"/>
+          <w:b/>
+          <w:bCs/>
+          <w:sz w:val="28"/>
+          <w:szCs w:val="28"/>
+        </w:rPr>
+      </w:pPr>
+    </w:p>
+    <w:p>
+      <w:pPr>
+        <w:widowControl w:val="0"/>
+        <w:tabs>
+          <w:tab w:val="left" w:pos="6580"/>
+        </w:tabs>
+        <w:autoSpaceDE w:val="0"/>
+        <w:autoSpaceDN w:val="0"/>
+        <w:adjustRightInd w:val="0"/>
+        <w:spacing w:after="0" w:line="240" w:lineRule="auto"/>
+        <w:jc w:val="center"/>
+        <w:rPr>
+          <w:rFonts w:ascii="Arial" w:hAnsi="Arial" w:cs="Arial"/>
+          <w:b/>
+          <w:bCs/>
+          <w:sz w:val="28"/>
+          <w:szCs w:val="28"/>
+        </w:rPr>
+      </w:pPr>
+    </w:p>
+    <w:p>
+      <w:pPr>
+        <w:widowControl w:val="0"/>
+        <w:tabs>
+          <w:tab w:val="left" w:pos="6580"/>
+        </w:tabs>
+        <w:autoSpaceDE w:val="0"/>
+        <w:autoSpaceDN w:val="0"/>
+        <w:adjustRightInd w:val="0"/>
+        <w:spacing w:after="0" w:line="240" w:lineRule="auto"/>
+        <w:jc w:val="center"/>
+        <w:rPr>
+          <w:rFonts w:ascii="Arial" w:hAnsi="Arial" w:cs="Arial"/>
+          <w:b/>
+          <w:bCs/>
+          <w:sz w:val="28"/>
+          <w:szCs w:val="28"/>
+        </w:rPr>
+      </w:pPr>
+    </w:p>
+    <w:p>
+      <w:pPr>
+        <w:widowControl w:val="0"/>
+        <w:tabs>
+          <w:tab w:val="left" w:pos="6580"/>
+        </w:tabs>
+        <w:autoSpaceDE w:val="0"/>
+        <w:autoSpaceDN w:val="0"/>
+        <w:adjustRightInd w:val="0"/>
+        <w:spacing w:after="0" w:line="240" w:lineRule="auto"/>
+        <w:jc w:val="center"/>
+        <w:rPr>
+          <w:rFonts w:ascii="Arial" w:hAnsi="Arial" w:cs="Arial"/>
+          <w:b/>
+          <w:bCs/>
+          <w:sz w:val="28"/>
+          <w:szCs w:val="28"/>
+        </w:rPr>
+      </w:pPr>
+    </w:p>
+    <w:p>
+      <w:pPr>
+        <w:widowControl w:val="0"/>
+        <w:tabs>
+          <w:tab w:val="left" w:pos="6580"/>
+        </w:tabs>
+        <w:autoSpaceDE w:val="0"/>
+        <w:autoSpaceDN w:val="0"/>
+        <w:adjustRightInd w:val="0"/>
+        <w:spacing w:after="0" w:line="240" w:lineRule="auto"/>
+        <w:jc w:val="center"/>
+        <w:rPr>
+          <w:rFonts w:ascii="Arial" w:hAnsi="Arial" w:cs="Arial"/>
+          <w:b/>
+          <w:bCs/>
+          <w:sz w:val="28"/>
+          <w:szCs w:val="28"/>
+        </w:rPr>
+      </w:pPr>
+    </w:p>
+    <w:p>
+      <w:pPr>
+        <w:widowControl w:val="0"/>
+        <w:tabs>
+          <w:tab w:val="left" w:pos="6580"/>
+        </w:tabs>
+        <w:autoSpaceDE w:val="0"/>
+        <w:autoSpaceDN w:val="0"/>
+        <w:adjustRightInd w:val="0"/>
+        <w:spacing w:after="0" w:line="240" w:lineRule="auto"/>
+        <w:jc w:val="center"/>
+        <w:rPr>
+          <w:rFonts w:ascii="Arial" w:hAnsi="Arial" w:cs="Arial"/>
+          <w:b/>
+          <w:bCs/>
+          <w:sz w:val="28"/>
+          <w:szCs w:val="28"/>
+        </w:rPr>
+      </w:pPr>
+    </w:p>
+    <w:p>
+      <w:pPr>
+        <w:widowControl w:val="0"/>
+        <w:tabs>
+          <w:tab w:val="left" w:pos="6580"/>
+        </w:tabs>
+        <w:autoSpaceDE w:val="0"/>
+        <w:autoSpaceDN w:val="0"/>
+        <w:adjustRightInd w:val="0"/>
+        <w:spacing w:after="0" w:line="240" w:lineRule="auto"/>
+        <w:jc w:val="center"/>
+        <w:rPr>
+          <w:rFonts w:ascii="Arial" w:hAnsi="Arial" w:cs="Arial"/>
+          <w:b/>
+          <w:bCs/>
+          <w:sz w:val="28"/>
+          <w:szCs w:val="28"/>
+        </w:rPr>
+      </w:pPr>
+    </w:p>
+    <w:p>
+      <w:pPr>
+        <w:widowControl w:val="0"/>
+        <w:tabs>
+          <w:tab w:val="left" w:pos="6580"/>
+        </w:tabs>
+        <w:autoSpaceDE w:val="0"/>
+        <w:autoSpaceDN w:val="0"/>
+        <w:adjustRightInd w:val="0"/>
+        <w:spacing w:after="0" w:line="240" w:lineRule="auto"/>
+        <w:jc w:val="center"/>
+        <w:rPr>
+          <w:rFonts w:ascii="Arial" w:hAnsi="Arial" w:cs="Arial"/>
+          <w:b/>
+          <w:bCs/>
+          <w:sz w:val="28"/>
+          <w:szCs w:val="28"/>
+        </w:rPr>
+      </w:pPr>
+    </w:p>
+    <w:p>
+      <w:pPr>
+        <w:widowControl w:val="0"/>
+        <w:tabs>
+          <w:tab w:val="left" w:pos="6580"/>
+        </w:tabs>
+        <w:autoSpaceDE w:val="0"/>
+        <w:autoSpaceDN w:val="0"/>
+        <w:adjustRightInd w:val="0"/>
+        <w:spacing w:after="0" w:line="240" w:lineRule="auto"/>
+        <w:jc w:val="center"/>
+        <w:rPr>
+          <w:rFonts w:ascii="Arial" w:hAnsi="Arial" w:cs="Arial"/>
+          <w:b/>
+          <w:bCs/>
+          <w:sz w:val="28"/>
+          <w:szCs w:val="28"/>
+        </w:rPr>
+      </w:pPr>
+    </w:p>
+    <w:p>
+      <w:pPr>
+        <w:widowControl w:val="0"/>
+        <w:tabs>
+          <w:tab w:val="left" w:pos="6580"/>
+        </w:tabs>
+        <w:autoSpaceDE w:val="0"/>
+        <w:autoSpaceDN w:val="0"/>
+        <w:adjustRightInd w:val="0"/>
+        <w:spacing w:after="0" w:line="240" w:lineRule="auto"/>
+        <w:jc w:val="center"/>
+        <w:rPr>
+          <w:rFonts w:ascii="Arial" w:hAnsi="Arial" w:cs="Arial"/>
+          <w:b/>
+          <w:bCs/>
+          <w:sz w:val="28"/>
+          <w:szCs w:val="28"/>
+        </w:rPr>
+      </w:pPr>
+    </w:p>
+    <w:p>
+      <w:pPr>
+        <w:widowControl w:val="0"/>
+        <w:tabs>
+          <w:tab w:val="left" w:pos="6580"/>
+        </w:tabs>
+        <w:autoSpaceDE w:val="0"/>
+        <w:autoSpaceDN w:val="0"/>
+        <w:adjustRightInd w:val="0"/>
+        <w:spacing w:after="0" w:line="240" w:lineRule="auto"/>
+        <w:rPr>
+          <w:rFonts w:ascii="Arial" w:hAnsi="Arial" w:cs="Arial"/>
+          <w:b/>
+          <w:bCs/>
+          <w:sz w:val="28"/>
+          <w:szCs w:val="28"/>
+        </w:rPr>
+      </w:pPr>
+    </w:p>
+    <w:p>
+      <w:pPr>
+        <w:widowControl w:val="0"/>
+        <w:tabs>
+          <w:tab w:val="left" w:pos="6580"/>
+        </w:tabs>
+        <w:autoSpaceDE w:val="0"/>
+        <w:autoSpaceDN w:val="0"/>
+        <w:adjustRightInd w:val="0"/>
+        <w:spacing w:after="0" w:line="240" w:lineRule="auto"/>
+        <w:jc w:val="center"/>
+        <w:rPr>
+          <w:rFonts w:ascii="Arial" w:hAnsi="Arial" w:cs="Arial"/>
+          <w:b/>
+          <w:bCs/>
+          <w:sz w:val="28"/>
+          <w:szCs w:val="28"/>
+        </w:rPr>
+      </w:pPr>
+    </w:p>
+    <w:p>
+      <w:pPr>
+        <w:widowControl w:val="0"/>
+        <w:tabs>
+          <w:tab w:val="left" w:pos="6580"/>
+        </w:tabs>
+        <w:autoSpaceDE w:val="0"/>
+        <w:autoSpaceDN w:val="0"/>
+        <w:adjustRightInd w:val="0"/>
+        <w:spacing w:after="0" w:line="240" w:lineRule="auto"/>
+        <w:jc w:val="center"/>
+        <w:rPr>
+          <w:rFonts w:ascii="Arial" w:hAnsi="Arial" w:cs="Arial"/>
+          <w:b/>
+          <w:bCs/>
+          <w:sz w:val="28"/>
+          <w:szCs w:val="28"/>
+        </w:rPr>
+      </w:pPr>
+      <w:proofErr w:type="spellStart"/>
+      <w:r>
+        <w:rPr>
+          <w:rFonts w:ascii="Arial" w:hAnsi="Arial" w:cs="Arial"/>
+          <w:b/>
+          <w:bCs/>
+          <w:sz w:val="28"/>
+          <w:szCs w:val="28"/>
+        </w:rPr>
+        <w:t>c.f</w:t>
+      </w:r>
+      <w:proofErr w:type="spellEnd"/>
+      <w:r>
+        <w:rPr>
+          <w:rFonts w:ascii="Arial" w:hAnsi="Arial" w:cs="Arial"/>
+          <w:b/>
+          <w:bCs/>
+          <w:sz w:val="28"/>
+          <w:szCs w:val="28"/>
+        </w:rPr>
+        <w:t xml:space="preserve"> 3.1</w:t>
+      </w:r>
+    </w:p>
+    <w:p>
+      <w:pPr>
+        <w:widowControl w:val="0"/>
+        <w:tabs>
+          <w:tab w:val="left" w:pos="6580"/>
+        </w:tabs>
+        <w:autoSpaceDE w:val="0"/>
+        <w:autoSpaceDN w:val="0"/>
+        <w:adjustRightInd w:val="0"/>
+        <w:spacing w:after="0" w:line="240" w:lineRule="auto"/>
+        <w:jc w:val="center"/>
+        <w:rPr>
+          <w:rFonts w:ascii="Arial" w:hAnsi="Arial" w:cs="Arial"/>
+          <w:b/>
+          <w:bCs/>
+          <w:sz w:val="28"/>
+          <w:szCs w:val="28"/>
+        </w:rPr>
+      </w:pPr>
+    </w:p>
+    <w:p>
+      <w:pPr>
+        <w:widowControl w:val="0"/>
+        <w:tabs>
+          <w:tab w:val="left" w:pos="6580"/>
+        </w:tabs>
+        <w:autoSpaceDE w:val="0"/>
+        <w:autoSpaceDN w:val="0"/>
+        <w:adjustRightInd w:val="0"/>
+        <w:spacing w:after="0" w:line="240" w:lineRule="auto"/>
+        <w:jc w:val="center"/>
+        <w:rPr>
+          <w:rFonts w:ascii="Arial" w:hAnsi="Arial" w:cs="Arial"/>
+          <w:b/>
+          <w:bCs/>
+          <w:sz w:val="28"/>
+          <w:szCs w:val="28"/>
+        </w:rPr>
+      </w:pPr>
+      <w:r>
+        <w:rPr>
+          <w:rFonts w:ascii="Arial" w:hAnsi="Arial" w:cs="Arial"/>
+          <w:b/>
+          <w:bCs/>
+          <w:noProof/>
+          <w:sz w:val="28"/>
+          <w:szCs w:val="28"/>
+          <w:lang w:eastAsia="ja-JP"/>
+        </w:rPr>
+        <w:drawing>
+          <wp:inline distT="0" distB="0" distL="0" distR="0" wp14:anchorId="2229FDC0" wp14:editId="1B0202EC">
+            <wp:extent cx="5981700" cy="6234430"/>
+            <wp:effectExtent l="0" t="0" r="0" b="0"/>
+            <wp:docPr id="17" name="Image 17"/>
+            <wp:cNvGraphicFramePr>
+              <a:graphicFrameLocks xmlns:a="http://schemas.openxmlformats.org/drawingml/2006/main" noChangeAspect="1"/>
+            </wp:cNvGraphicFramePr>
+            <a:graphic xmlns:a="http://schemas.openxmlformats.org/drawingml/2006/main">
+              <a:graphicData uri="http://schemas.openxmlformats.org/drawingml/2006/picture">
+                <pic:pic xmlns:pic="http://schemas.openxmlformats.org/drawingml/2006/picture">
+                  <pic:nvPicPr>
+                    <pic:cNvPr id="1" name=""/>
+                    <pic:cNvPicPr/>
+                  </pic:nvPicPr>
+                  <pic:blipFill>
+                    <a:blip r:embed="rId23"/>
+                    <a:stretch>
+                      <a:fillRect/>
+                    </a:stretch>
+                  </pic:blipFill>
+                  <pic:spPr>
+                    <a:xfrm>
+                      <a:off x="0" y="0"/>
                       <a:ext cx="5981700" cy="6234430"/>
                     </a:xfrm>
                     <a:prstGeom prst="rect">
@@ -7236,6 +8311,7 @@
           <w:szCs w:val="28"/>
         </w:rPr>
       </w:pPr>
+      <w:proofErr w:type="spellStart"/>
       <w:r>
         <w:rPr>
           <w:rFonts w:ascii="Arial" w:hAnsi="Arial" w:cs="Arial"/>
@@ -7245,35 +8321,48 @@
           <w:szCs w:val="28"/>
         </w:rPr>
         <w:lastRenderedPageBreak/>
-        <w:t>c.f 3.2</w:t>
-      </w:r>
-    </w:p>
-    <w:p>
-      <w:pPr>
-        <w:widowControl w:val="0"/>
-        <w:tabs>
-          <w:tab w:val="left" w:pos="6580"/>
-        </w:tabs>
-        <w:autoSpaceDE w:val="0"/>
-        <w:autoSpaceDN w:val="0"/>
-        <w:adjustRightInd w:val="0"/>
-        <w:spacing w:after="0" w:line="240" w:lineRule="auto"/>
-        <w:jc w:val="center"/>
-        <w:rPr>
-          <w:rFonts w:ascii="Arial" w:hAnsi="Arial" w:cs="Arial"/>
-          <w:b/>
-          <w:bCs/>
-          <w:sz w:val="28"/>
-          <w:szCs w:val="28"/>
-        </w:rPr>
-      </w:pPr>
-      <w:r>
-        <w:rPr>
-          <w:rFonts w:ascii="Arial" w:hAnsi="Arial" w:cs="Arial"/>
-          <w:b/>
-          <w:bCs/>
-          <w:sz w:val="28"/>
-          <w:szCs w:val="28"/>
+        <w:t>c.f</w:t>
+      </w:r>
+      <w:proofErr w:type="spellEnd"/>
+      <w:r>
+        <w:rPr>
+          <w:rFonts w:ascii="Arial" w:hAnsi="Arial" w:cs="Arial"/>
+          <w:b/>
+          <w:bCs/>
+          <w:sz w:val="28"/>
+          <w:szCs w:val="28"/>
+        </w:rPr>
+        <w:t xml:space="preserve"> 3.2</w:t>
+      </w:r>
+    </w:p>
+    <w:p>
+      <w:pPr>
+        <w:widowControl w:val="0"/>
+        <w:tabs>
+          <w:tab w:val="left" w:pos="6580"/>
+        </w:tabs>
+        <w:autoSpaceDE w:val="0"/>
+        <w:autoSpaceDN w:val="0"/>
+        <w:adjustRightInd w:val="0"/>
+        <w:spacing w:after="0" w:line="240" w:lineRule="auto"/>
+        <w:jc w:val="center"/>
+        <w:rPr>
+          <w:rFonts w:ascii="Arial" w:hAnsi="Arial" w:cs="Arial"/>
+          <w:b/>
+          <w:bCs/>
+          <w:sz w:val="28"/>
+          <w:szCs w:val="28"/>
+        </w:rPr>
+      </w:pPr>
+      <w:r>
+        <w:rPr>
+          <w:rFonts w:ascii="Arial" w:hAnsi="Arial" w:cs="Arial"/>
+          <w:b/>
+          <w:bCs/>
+          <w:noProof/>
+          <w:sz w:val="28"/>
+          <w:szCs w:val="28"/>
+          <w:lang w:eastAsia="ja-JP"/>
         </w:rPr>
         <w:drawing>
           <wp:inline distT="0" distB="0" distL="0" distR="0" wp14:anchorId="6D8B8A30" wp14:editId="1D414AF3">
@@ -7291,7 +8380,7 @@
                     <pic:cNvPicPr/>
                   </pic:nvPicPr>
                   <pic:blipFill>
-                    <a:blip r:embed="rId22"/>
+                    <a:blip r:embed="rId24"/>
                     <a:stretch>
                       <a:fillRect/>
                     </a:stretch>
@@ -8573,4 +9662,16 @@
   <a:objectDefaults/>
   <a:extraClrSchemeLst/>
 </a:theme>
+</file>
+
+<file path=customXml/item1.xml><?xml version="1.0" encoding="utf-8"?>
+<b:Sources xmlns:b="http://schemas.openxmlformats.org/officeDocument/2006/bibliography" xmlns="http://schemas.openxmlformats.org/officeDocument/2006/bibliography" SelectedStyle="\APASixthEditionOfficeOnline.xsl" StyleName="APA" Version="6"/>
+</file>
+
+<file path=customXml/itemProps1.xml><?xml version="1.0" encoding="utf-8"?>
+<ds:datastoreItem xmlns:ds="http://schemas.openxmlformats.org/officeDocument/2006/customXml" ds:itemID="{7F4D3947-1C68-438A-8A29-7C0EBA5B1876}">
+  <ds:schemaRefs>
+    <ds:schemaRef ds:uri="http://schemas.openxmlformats.org/officeDocument/2006/bibliography"/>
+  </ds:schemaRefs>
+</ds:datastoreItem>
 </file>
--- a/BUT2/Sae/RapportIndividuel_23_24.docx
+++ b/BUT2/Sae/RapportIndividuel_23_24.docx
@@ -1389,607 +1389,636 @@
         <w:autoSpaceDN w:val="0"/>
         <w:adjustRightInd w:val="0"/>
         <w:spacing w:after="0" w:line="240" w:lineRule="auto"/>
-        <w:jc w:val="center"/>
-        <w:rPr>
-          <w:rFonts w:ascii="Arial" w:hAnsi="Arial" w:cs="Arial"/>
-          <w:b/>
-          <w:bCs/>
-          <w:sz w:val="28"/>
-          <w:szCs w:val="28"/>
-        </w:rPr>
-      </w:pPr>
-    </w:p>
-    <w:p>
-      <w:pPr>
-        <w:widowControl w:val="0"/>
-        <w:tabs>
-          <w:tab w:val="left" w:pos="6580"/>
-        </w:tabs>
-        <w:autoSpaceDE w:val="0"/>
-        <w:autoSpaceDN w:val="0"/>
-        <w:adjustRightInd w:val="0"/>
-        <w:spacing w:after="0" w:line="240" w:lineRule="auto"/>
-        <w:jc w:val="center"/>
-        <w:rPr>
-          <w:rFonts w:ascii="Arial" w:hAnsi="Arial" w:cs="Arial"/>
-          <w:b/>
-          <w:bCs/>
-          <w:sz w:val="28"/>
-          <w:szCs w:val="28"/>
-        </w:rPr>
-      </w:pPr>
-    </w:p>
-    <w:p>
-      <w:pPr>
-        <w:widowControl w:val="0"/>
-        <w:tabs>
-          <w:tab w:val="left" w:pos="6580"/>
-        </w:tabs>
-        <w:autoSpaceDE w:val="0"/>
-        <w:autoSpaceDN w:val="0"/>
-        <w:adjustRightInd w:val="0"/>
-        <w:spacing w:after="0" w:line="240" w:lineRule="auto"/>
-        <w:jc w:val="center"/>
-        <w:rPr>
-          <w:rFonts w:ascii="Arial" w:hAnsi="Arial" w:cs="Arial"/>
-          <w:b/>
-          <w:bCs/>
-          <w:sz w:val="28"/>
-          <w:szCs w:val="28"/>
-        </w:rPr>
-      </w:pPr>
-    </w:p>
-    <w:p>
-      <w:pPr>
-        <w:widowControl w:val="0"/>
-        <w:tabs>
-          <w:tab w:val="left" w:pos="6580"/>
-        </w:tabs>
-        <w:autoSpaceDE w:val="0"/>
-        <w:autoSpaceDN w:val="0"/>
-        <w:adjustRightInd w:val="0"/>
-        <w:spacing w:after="0" w:line="240" w:lineRule="auto"/>
-        <w:jc w:val="center"/>
-        <w:rPr>
-          <w:rFonts w:ascii="Arial" w:hAnsi="Arial" w:cs="Arial"/>
-          <w:b/>
-          <w:bCs/>
-          <w:sz w:val="28"/>
-          <w:szCs w:val="28"/>
-        </w:rPr>
-      </w:pPr>
-    </w:p>
-    <w:p>
-      <w:pPr>
-        <w:widowControl w:val="0"/>
-        <w:tabs>
-          <w:tab w:val="left" w:pos="6580"/>
-        </w:tabs>
-        <w:autoSpaceDE w:val="0"/>
-        <w:autoSpaceDN w:val="0"/>
-        <w:adjustRightInd w:val="0"/>
-        <w:spacing w:after="0" w:line="240" w:lineRule="auto"/>
-        <w:jc w:val="center"/>
-        <w:rPr>
-          <w:rFonts w:ascii="Arial" w:hAnsi="Arial" w:cs="Arial"/>
-          <w:b/>
-          <w:bCs/>
-          <w:sz w:val="28"/>
-          <w:szCs w:val="28"/>
-        </w:rPr>
-      </w:pPr>
-    </w:p>
-    <w:p>
-      <w:pPr>
-        <w:widowControl w:val="0"/>
-        <w:tabs>
-          <w:tab w:val="left" w:pos="6580"/>
-        </w:tabs>
-        <w:autoSpaceDE w:val="0"/>
-        <w:autoSpaceDN w:val="0"/>
-        <w:adjustRightInd w:val="0"/>
-        <w:spacing w:after="0" w:line="240" w:lineRule="auto"/>
-        <w:jc w:val="center"/>
-        <w:rPr>
-          <w:rFonts w:ascii="Arial" w:hAnsi="Arial" w:cs="Arial"/>
-          <w:b/>
-          <w:bCs/>
-          <w:sz w:val="28"/>
-          <w:szCs w:val="28"/>
-        </w:rPr>
-      </w:pPr>
-    </w:p>
-    <w:p>
-      <w:pPr>
-        <w:widowControl w:val="0"/>
-        <w:tabs>
-          <w:tab w:val="left" w:pos="6580"/>
-        </w:tabs>
-        <w:autoSpaceDE w:val="0"/>
-        <w:autoSpaceDN w:val="0"/>
-        <w:adjustRightInd w:val="0"/>
-        <w:spacing w:after="0" w:line="240" w:lineRule="auto"/>
-        <w:jc w:val="center"/>
-        <w:rPr>
-          <w:rFonts w:ascii="Arial" w:hAnsi="Arial" w:cs="Arial"/>
-          <w:b/>
-          <w:bCs/>
-          <w:sz w:val="28"/>
-          <w:szCs w:val="28"/>
-        </w:rPr>
-      </w:pPr>
-    </w:p>
-    <w:p>
-      <w:pPr>
-        <w:widowControl w:val="0"/>
-        <w:tabs>
-          <w:tab w:val="left" w:pos="6580"/>
-        </w:tabs>
-        <w:autoSpaceDE w:val="0"/>
-        <w:autoSpaceDN w:val="0"/>
-        <w:adjustRightInd w:val="0"/>
-        <w:spacing w:after="0" w:line="240" w:lineRule="auto"/>
-        <w:jc w:val="center"/>
-        <w:rPr>
-          <w:rFonts w:ascii="Arial" w:hAnsi="Arial" w:cs="Arial"/>
-          <w:b/>
-          <w:bCs/>
-          <w:sz w:val="28"/>
-          <w:szCs w:val="28"/>
-        </w:rPr>
-      </w:pPr>
-    </w:p>
-    <w:p>
-      <w:pPr>
-        <w:widowControl w:val="0"/>
-        <w:tabs>
-          <w:tab w:val="left" w:pos="6580"/>
-        </w:tabs>
-        <w:autoSpaceDE w:val="0"/>
-        <w:autoSpaceDN w:val="0"/>
-        <w:adjustRightInd w:val="0"/>
-        <w:spacing w:after="0" w:line="240" w:lineRule="auto"/>
-        <w:jc w:val="center"/>
-        <w:rPr>
-          <w:rFonts w:ascii="Arial" w:hAnsi="Arial" w:cs="Arial"/>
-          <w:b/>
-          <w:bCs/>
-          <w:sz w:val="28"/>
-          <w:szCs w:val="28"/>
-        </w:rPr>
-      </w:pPr>
-    </w:p>
-    <w:p>
-      <w:pPr>
-        <w:widowControl w:val="0"/>
-        <w:tabs>
-          <w:tab w:val="left" w:pos="6580"/>
-        </w:tabs>
-        <w:autoSpaceDE w:val="0"/>
-        <w:autoSpaceDN w:val="0"/>
-        <w:adjustRightInd w:val="0"/>
-        <w:spacing w:after="0" w:line="240" w:lineRule="auto"/>
-        <w:jc w:val="center"/>
-        <w:rPr>
-          <w:rFonts w:ascii="Arial" w:hAnsi="Arial" w:cs="Arial"/>
-          <w:b/>
-          <w:bCs/>
-          <w:sz w:val="28"/>
-          <w:szCs w:val="28"/>
-        </w:rPr>
-      </w:pPr>
-    </w:p>
-    <w:p>
-      <w:pPr>
-        <w:widowControl w:val="0"/>
-        <w:tabs>
-          <w:tab w:val="left" w:pos="6580"/>
-        </w:tabs>
-        <w:autoSpaceDE w:val="0"/>
-        <w:autoSpaceDN w:val="0"/>
-        <w:adjustRightInd w:val="0"/>
-        <w:spacing w:after="0" w:line="240" w:lineRule="auto"/>
-        <w:jc w:val="center"/>
-        <w:rPr>
-          <w:rFonts w:ascii="Arial" w:hAnsi="Arial" w:cs="Arial"/>
-          <w:b/>
-          <w:bCs/>
-          <w:sz w:val="28"/>
-          <w:szCs w:val="28"/>
-        </w:rPr>
-      </w:pPr>
-    </w:p>
-    <w:p>
-      <w:pPr>
-        <w:widowControl w:val="0"/>
-        <w:tabs>
-          <w:tab w:val="left" w:pos="6580"/>
-        </w:tabs>
-        <w:autoSpaceDE w:val="0"/>
-        <w:autoSpaceDN w:val="0"/>
-        <w:adjustRightInd w:val="0"/>
-        <w:spacing w:after="0" w:line="240" w:lineRule="auto"/>
-        <w:jc w:val="center"/>
-        <w:rPr>
-          <w:rFonts w:ascii="Arial" w:hAnsi="Arial" w:cs="Arial"/>
-          <w:b/>
-          <w:bCs/>
-          <w:sz w:val="28"/>
-          <w:szCs w:val="28"/>
-        </w:rPr>
-      </w:pPr>
-    </w:p>
-    <w:p>
-      <w:pPr>
-        <w:widowControl w:val="0"/>
-        <w:tabs>
-          <w:tab w:val="left" w:pos="6580"/>
-        </w:tabs>
-        <w:autoSpaceDE w:val="0"/>
-        <w:autoSpaceDN w:val="0"/>
-        <w:adjustRightInd w:val="0"/>
-        <w:spacing w:after="0" w:line="240" w:lineRule="auto"/>
-        <w:jc w:val="center"/>
-        <w:rPr>
-          <w:rFonts w:ascii="Arial" w:hAnsi="Arial" w:cs="Arial"/>
-          <w:b/>
-          <w:bCs/>
-          <w:sz w:val="28"/>
-          <w:szCs w:val="28"/>
-        </w:rPr>
-      </w:pPr>
-    </w:p>
-    <w:p>
-      <w:pPr>
-        <w:widowControl w:val="0"/>
-        <w:tabs>
-          <w:tab w:val="left" w:pos="6580"/>
-        </w:tabs>
-        <w:autoSpaceDE w:val="0"/>
-        <w:autoSpaceDN w:val="0"/>
-        <w:adjustRightInd w:val="0"/>
-        <w:spacing w:after="0" w:line="240" w:lineRule="auto"/>
-        <w:jc w:val="center"/>
-        <w:rPr>
-          <w:rFonts w:ascii="Arial" w:hAnsi="Arial" w:cs="Arial"/>
-          <w:b/>
-          <w:bCs/>
-          <w:sz w:val="28"/>
-          <w:szCs w:val="28"/>
-        </w:rPr>
-      </w:pPr>
-    </w:p>
-    <w:p>
-      <w:pPr>
-        <w:widowControl w:val="0"/>
-        <w:tabs>
-          <w:tab w:val="left" w:pos="6580"/>
-        </w:tabs>
-        <w:autoSpaceDE w:val="0"/>
-        <w:autoSpaceDN w:val="0"/>
-        <w:adjustRightInd w:val="0"/>
-        <w:spacing w:after="0" w:line="240" w:lineRule="auto"/>
-        <w:jc w:val="center"/>
-        <w:rPr>
-          <w:rFonts w:ascii="Arial" w:hAnsi="Arial" w:cs="Arial"/>
-          <w:b/>
-          <w:bCs/>
-          <w:sz w:val="28"/>
-          <w:szCs w:val="28"/>
-        </w:rPr>
-      </w:pPr>
-    </w:p>
-    <w:p>
-      <w:pPr>
-        <w:widowControl w:val="0"/>
-        <w:tabs>
-          <w:tab w:val="left" w:pos="6580"/>
-        </w:tabs>
-        <w:autoSpaceDE w:val="0"/>
-        <w:autoSpaceDN w:val="0"/>
-        <w:adjustRightInd w:val="0"/>
-        <w:spacing w:after="0" w:line="240" w:lineRule="auto"/>
-        <w:jc w:val="center"/>
-        <w:rPr>
-          <w:rFonts w:ascii="Arial" w:hAnsi="Arial" w:cs="Arial"/>
-          <w:b/>
-          <w:bCs/>
-          <w:sz w:val="28"/>
-          <w:szCs w:val="28"/>
-        </w:rPr>
-      </w:pPr>
-    </w:p>
-    <w:p>
-      <w:pPr>
-        <w:widowControl w:val="0"/>
-        <w:tabs>
-          <w:tab w:val="left" w:pos="6580"/>
-        </w:tabs>
-        <w:autoSpaceDE w:val="0"/>
-        <w:autoSpaceDN w:val="0"/>
-        <w:adjustRightInd w:val="0"/>
-        <w:spacing w:after="0" w:line="240" w:lineRule="auto"/>
-        <w:jc w:val="center"/>
-        <w:rPr>
-          <w:rFonts w:ascii="Arial" w:hAnsi="Arial" w:cs="Arial"/>
-          <w:b/>
-          <w:bCs/>
-          <w:sz w:val="28"/>
-          <w:szCs w:val="28"/>
-        </w:rPr>
-      </w:pPr>
-    </w:p>
-    <w:p>
-      <w:pPr>
-        <w:widowControl w:val="0"/>
-        <w:tabs>
-          <w:tab w:val="left" w:pos="6580"/>
-        </w:tabs>
-        <w:autoSpaceDE w:val="0"/>
-        <w:autoSpaceDN w:val="0"/>
-        <w:adjustRightInd w:val="0"/>
-        <w:spacing w:after="0" w:line="240" w:lineRule="auto"/>
-        <w:jc w:val="center"/>
-        <w:rPr>
-          <w:rFonts w:ascii="Arial" w:hAnsi="Arial" w:cs="Arial"/>
-          <w:b/>
-          <w:bCs/>
-          <w:sz w:val="28"/>
-          <w:szCs w:val="28"/>
-        </w:rPr>
-      </w:pPr>
-    </w:p>
-    <w:p>
-      <w:pPr>
-        <w:widowControl w:val="0"/>
-        <w:tabs>
-          <w:tab w:val="left" w:pos="6580"/>
-        </w:tabs>
-        <w:autoSpaceDE w:val="0"/>
-        <w:autoSpaceDN w:val="0"/>
-        <w:adjustRightInd w:val="0"/>
-        <w:spacing w:after="0" w:line="240" w:lineRule="auto"/>
-        <w:jc w:val="center"/>
-        <w:rPr>
-          <w:rFonts w:ascii="Arial" w:hAnsi="Arial" w:cs="Arial"/>
-          <w:b/>
-          <w:bCs/>
-          <w:sz w:val="28"/>
-          <w:szCs w:val="28"/>
-        </w:rPr>
-      </w:pPr>
-    </w:p>
-    <w:p>
-      <w:pPr>
-        <w:widowControl w:val="0"/>
-        <w:tabs>
-          <w:tab w:val="left" w:pos="6580"/>
-        </w:tabs>
-        <w:autoSpaceDE w:val="0"/>
-        <w:autoSpaceDN w:val="0"/>
-        <w:adjustRightInd w:val="0"/>
-        <w:spacing w:after="0" w:line="240" w:lineRule="auto"/>
-        <w:jc w:val="center"/>
-        <w:rPr>
-          <w:rFonts w:ascii="Arial" w:hAnsi="Arial" w:cs="Arial"/>
-          <w:b/>
-          <w:bCs/>
-          <w:sz w:val="28"/>
-          <w:szCs w:val="28"/>
-        </w:rPr>
-      </w:pPr>
-    </w:p>
-    <w:p>
-      <w:pPr>
-        <w:widowControl w:val="0"/>
-        <w:tabs>
-          <w:tab w:val="left" w:pos="6580"/>
-        </w:tabs>
-        <w:autoSpaceDE w:val="0"/>
-        <w:autoSpaceDN w:val="0"/>
-        <w:adjustRightInd w:val="0"/>
-        <w:spacing w:after="0" w:line="240" w:lineRule="auto"/>
-        <w:jc w:val="center"/>
-        <w:rPr>
-          <w:rFonts w:ascii="Arial" w:hAnsi="Arial" w:cs="Arial"/>
-          <w:b/>
-          <w:bCs/>
-          <w:sz w:val="28"/>
-          <w:szCs w:val="28"/>
-        </w:rPr>
-      </w:pPr>
-    </w:p>
-    <w:p>
-      <w:pPr>
-        <w:widowControl w:val="0"/>
-        <w:tabs>
-          <w:tab w:val="left" w:pos="6580"/>
-        </w:tabs>
-        <w:autoSpaceDE w:val="0"/>
-        <w:autoSpaceDN w:val="0"/>
-        <w:adjustRightInd w:val="0"/>
-        <w:spacing w:after="0" w:line="240" w:lineRule="auto"/>
-        <w:jc w:val="center"/>
-        <w:rPr>
-          <w:rFonts w:ascii="Arial" w:hAnsi="Arial" w:cs="Arial"/>
-          <w:b/>
-          <w:bCs/>
-          <w:sz w:val="28"/>
-          <w:szCs w:val="28"/>
-        </w:rPr>
-      </w:pPr>
-    </w:p>
-    <w:p>
-      <w:pPr>
-        <w:widowControl w:val="0"/>
-        <w:tabs>
-          <w:tab w:val="left" w:pos="6580"/>
-        </w:tabs>
-        <w:autoSpaceDE w:val="0"/>
-        <w:autoSpaceDN w:val="0"/>
-        <w:adjustRightInd w:val="0"/>
-        <w:spacing w:after="0" w:line="240" w:lineRule="auto"/>
-        <w:jc w:val="center"/>
-        <w:rPr>
-          <w:rFonts w:ascii="Arial" w:hAnsi="Arial" w:cs="Arial"/>
-          <w:b/>
-          <w:bCs/>
-          <w:sz w:val="28"/>
-          <w:szCs w:val="28"/>
-        </w:rPr>
-      </w:pPr>
-    </w:p>
-    <w:p>
-      <w:pPr>
-        <w:widowControl w:val="0"/>
-        <w:tabs>
-          <w:tab w:val="left" w:pos="6580"/>
-        </w:tabs>
-        <w:autoSpaceDE w:val="0"/>
-        <w:autoSpaceDN w:val="0"/>
-        <w:adjustRightInd w:val="0"/>
-        <w:spacing w:after="0" w:line="240" w:lineRule="auto"/>
-        <w:jc w:val="center"/>
-        <w:rPr>
-          <w:rFonts w:ascii="Arial" w:hAnsi="Arial" w:cs="Arial"/>
-          <w:b/>
-          <w:bCs/>
-          <w:sz w:val="28"/>
-          <w:szCs w:val="28"/>
-        </w:rPr>
-      </w:pPr>
-    </w:p>
-    <w:p>
-      <w:pPr>
-        <w:widowControl w:val="0"/>
-        <w:tabs>
-          <w:tab w:val="left" w:pos="6580"/>
-        </w:tabs>
-        <w:autoSpaceDE w:val="0"/>
-        <w:autoSpaceDN w:val="0"/>
-        <w:adjustRightInd w:val="0"/>
-        <w:spacing w:after="0" w:line="240" w:lineRule="auto"/>
-        <w:jc w:val="center"/>
-        <w:rPr>
-          <w:rFonts w:ascii="Arial" w:hAnsi="Arial" w:cs="Arial"/>
-          <w:b/>
-          <w:bCs/>
-          <w:sz w:val="28"/>
-          <w:szCs w:val="28"/>
-        </w:rPr>
-      </w:pPr>
-    </w:p>
-    <w:p>
-      <w:pPr>
-        <w:widowControl w:val="0"/>
-        <w:tabs>
-          <w:tab w:val="left" w:pos="6580"/>
-        </w:tabs>
-        <w:autoSpaceDE w:val="0"/>
-        <w:autoSpaceDN w:val="0"/>
-        <w:adjustRightInd w:val="0"/>
-        <w:spacing w:after="0" w:line="240" w:lineRule="auto"/>
-        <w:jc w:val="center"/>
-        <w:rPr>
-          <w:rFonts w:ascii="Arial" w:hAnsi="Arial" w:cs="Arial"/>
-          <w:b/>
-          <w:bCs/>
-          <w:sz w:val="28"/>
-          <w:szCs w:val="28"/>
-        </w:rPr>
-      </w:pPr>
-    </w:p>
-    <w:p>
-      <w:pPr>
-        <w:widowControl w:val="0"/>
-        <w:tabs>
-          <w:tab w:val="left" w:pos="6580"/>
-        </w:tabs>
-        <w:autoSpaceDE w:val="0"/>
-        <w:autoSpaceDN w:val="0"/>
-        <w:adjustRightInd w:val="0"/>
-        <w:spacing w:after="0" w:line="240" w:lineRule="auto"/>
-        <w:jc w:val="center"/>
-        <w:rPr>
-          <w:rFonts w:ascii="Arial" w:hAnsi="Arial" w:cs="Arial"/>
-          <w:b/>
-          <w:bCs/>
-          <w:sz w:val="28"/>
-          <w:szCs w:val="28"/>
-        </w:rPr>
-      </w:pPr>
-    </w:p>
-    <w:p>
-      <w:pPr>
-        <w:widowControl w:val="0"/>
-        <w:tabs>
-          <w:tab w:val="left" w:pos="6580"/>
-        </w:tabs>
-        <w:autoSpaceDE w:val="0"/>
-        <w:autoSpaceDN w:val="0"/>
-        <w:adjustRightInd w:val="0"/>
-        <w:spacing w:after="0" w:line="240" w:lineRule="auto"/>
-        <w:jc w:val="center"/>
-        <w:rPr>
-          <w:rFonts w:ascii="Arial" w:hAnsi="Arial" w:cs="Arial"/>
-          <w:b/>
-          <w:bCs/>
-          <w:sz w:val="28"/>
-          <w:szCs w:val="28"/>
-        </w:rPr>
-      </w:pPr>
-    </w:p>
-    <w:p>
-      <w:pPr>
-        <w:widowControl w:val="0"/>
-        <w:tabs>
-          <w:tab w:val="left" w:pos="6580"/>
-        </w:tabs>
-        <w:autoSpaceDE w:val="0"/>
-        <w:autoSpaceDN w:val="0"/>
-        <w:adjustRightInd w:val="0"/>
-        <w:spacing w:after="0" w:line="240" w:lineRule="auto"/>
-        <w:jc w:val="center"/>
-        <w:rPr>
-          <w:rFonts w:ascii="Arial" w:hAnsi="Arial" w:cs="Arial"/>
-          <w:b/>
-          <w:bCs/>
-          <w:sz w:val="28"/>
-          <w:szCs w:val="28"/>
-        </w:rPr>
-      </w:pPr>
-    </w:p>
-    <w:p>
-      <w:pPr>
-        <w:widowControl w:val="0"/>
-        <w:tabs>
-          <w:tab w:val="left" w:pos="6580"/>
-        </w:tabs>
-        <w:autoSpaceDE w:val="0"/>
-        <w:autoSpaceDN w:val="0"/>
-        <w:adjustRightInd w:val="0"/>
-        <w:spacing w:after="0" w:line="240" w:lineRule="auto"/>
-        <w:jc w:val="center"/>
-        <w:rPr>
-          <w:rFonts w:ascii="Arial" w:hAnsi="Arial" w:cs="Arial"/>
-          <w:b/>
-          <w:bCs/>
-          <w:sz w:val="28"/>
-          <w:szCs w:val="28"/>
-        </w:rPr>
-      </w:pPr>
-    </w:p>
-    <w:p>
-      <w:pPr>
-        <w:widowControl w:val="0"/>
-        <w:tabs>
-          <w:tab w:val="left" w:pos="6580"/>
-        </w:tabs>
-        <w:autoSpaceDE w:val="0"/>
-        <w:autoSpaceDN w:val="0"/>
-        <w:adjustRightInd w:val="0"/>
-        <w:spacing w:after="0" w:line="240" w:lineRule="auto"/>
-        <w:jc w:val="center"/>
+        <w:rPr>
+          <w:rFonts w:ascii="Arial" w:hAnsi="Arial" w:cs="Arial"/>
+          <w:bCs/>
+          <w:sz w:val="24"/>
+          <w:szCs w:val="24"/>
+        </w:rPr>
+      </w:pPr>
+    </w:p>
+    <w:p>
+      <w:pPr>
+        <w:widowControl w:val="0"/>
+        <w:tabs>
+          <w:tab w:val="left" w:pos="6580"/>
+        </w:tabs>
+        <w:autoSpaceDE w:val="0"/>
+        <w:autoSpaceDN w:val="0"/>
+        <w:adjustRightInd w:val="0"/>
+        <w:spacing w:after="0" w:line="240" w:lineRule="auto"/>
+        <w:rPr>
+          <w:rFonts w:ascii="Arial" w:hAnsi="Arial" w:cs="Arial"/>
+          <w:bCs/>
+          <w:sz w:val="24"/>
+          <w:szCs w:val="24"/>
+        </w:rPr>
+      </w:pPr>
+    </w:p>
+    <w:p>
+      <w:pPr>
+        <w:widowControl w:val="0"/>
+        <w:tabs>
+          <w:tab w:val="left" w:pos="6580"/>
+        </w:tabs>
+        <w:autoSpaceDE w:val="0"/>
+        <w:autoSpaceDN w:val="0"/>
+        <w:adjustRightInd w:val="0"/>
+        <w:spacing w:after="0" w:line="240" w:lineRule="auto"/>
+        <w:rPr>
+          <w:rFonts w:ascii="Arial" w:hAnsi="Arial" w:cs="Arial"/>
+          <w:bCs/>
+          <w:sz w:val="24"/>
+          <w:szCs w:val="24"/>
+        </w:rPr>
+      </w:pPr>
+    </w:p>
+    <w:p>
+      <w:pPr>
+        <w:widowControl w:val="0"/>
+        <w:tabs>
+          <w:tab w:val="left" w:pos="6580"/>
+        </w:tabs>
+        <w:autoSpaceDE w:val="0"/>
+        <w:autoSpaceDN w:val="0"/>
+        <w:adjustRightInd w:val="0"/>
+        <w:spacing w:after="0" w:line="240" w:lineRule="auto"/>
+        <w:rPr>
+          <w:rFonts w:ascii="Arial" w:hAnsi="Arial" w:cs="Arial"/>
+          <w:bCs/>
+          <w:sz w:val="24"/>
+          <w:szCs w:val="24"/>
+        </w:rPr>
+      </w:pPr>
+    </w:p>
+    <w:p>
+      <w:pPr>
+        <w:widowControl w:val="0"/>
+        <w:tabs>
+          <w:tab w:val="left" w:pos="6580"/>
+        </w:tabs>
+        <w:autoSpaceDE w:val="0"/>
+        <w:autoSpaceDN w:val="0"/>
+        <w:adjustRightInd w:val="0"/>
+        <w:spacing w:after="0" w:line="240" w:lineRule="auto"/>
+        <w:rPr>
+          <w:rFonts w:ascii="Arial" w:hAnsi="Arial" w:cs="Arial"/>
+          <w:bCs/>
+          <w:sz w:val="24"/>
+          <w:szCs w:val="24"/>
+        </w:rPr>
+      </w:pPr>
+    </w:p>
+    <w:p>
+      <w:pPr>
+        <w:widowControl w:val="0"/>
+        <w:tabs>
+          <w:tab w:val="left" w:pos="6580"/>
+        </w:tabs>
+        <w:autoSpaceDE w:val="0"/>
+        <w:autoSpaceDN w:val="0"/>
+        <w:adjustRightInd w:val="0"/>
+        <w:spacing w:after="0" w:line="240" w:lineRule="auto"/>
+        <w:rPr>
+          <w:rFonts w:ascii="Arial" w:hAnsi="Arial" w:cs="Arial"/>
+          <w:bCs/>
+          <w:sz w:val="24"/>
+          <w:szCs w:val="24"/>
+        </w:rPr>
+      </w:pPr>
+    </w:p>
+    <w:p>
+      <w:pPr>
+        <w:widowControl w:val="0"/>
+        <w:tabs>
+          <w:tab w:val="left" w:pos="6580"/>
+        </w:tabs>
+        <w:autoSpaceDE w:val="0"/>
+        <w:autoSpaceDN w:val="0"/>
+        <w:adjustRightInd w:val="0"/>
+        <w:spacing w:after="0" w:line="240" w:lineRule="auto"/>
+        <w:rPr>
+          <w:rFonts w:ascii="Arial" w:hAnsi="Arial" w:cs="Arial"/>
+          <w:bCs/>
+          <w:sz w:val="24"/>
+          <w:szCs w:val="24"/>
+        </w:rPr>
+      </w:pPr>
+    </w:p>
+    <w:p>
+      <w:pPr>
+        <w:widowControl w:val="0"/>
+        <w:tabs>
+          <w:tab w:val="left" w:pos="6580"/>
+        </w:tabs>
+        <w:autoSpaceDE w:val="0"/>
+        <w:autoSpaceDN w:val="0"/>
+        <w:adjustRightInd w:val="0"/>
+        <w:spacing w:after="0" w:line="240" w:lineRule="auto"/>
+        <w:rPr>
+          <w:rFonts w:ascii="Arial" w:hAnsi="Arial" w:cs="Arial"/>
+          <w:bCs/>
+          <w:sz w:val="24"/>
+          <w:szCs w:val="24"/>
+        </w:rPr>
+      </w:pPr>
+    </w:p>
+    <w:p>
+      <w:pPr>
+        <w:widowControl w:val="0"/>
+        <w:tabs>
+          <w:tab w:val="left" w:pos="6580"/>
+        </w:tabs>
+        <w:autoSpaceDE w:val="0"/>
+        <w:autoSpaceDN w:val="0"/>
+        <w:adjustRightInd w:val="0"/>
+        <w:spacing w:after="0" w:line="240" w:lineRule="auto"/>
+        <w:rPr>
+          <w:rFonts w:ascii="Arial" w:hAnsi="Arial" w:cs="Arial"/>
+          <w:bCs/>
+          <w:sz w:val="24"/>
+          <w:szCs w:val="24"/>
+        </w:rPr>
+      </w:pPr>
+    </w:p>
+    <w:p>
+      <w:pPr>
+        <w:widowControl w:val="0"/>
+        <w:tabs>
+          <w:tab w:val="left" w:pos="6580"/>
+        </w:tabs>
+        <w:autoSpaceDE w:val="0"/>
+        <w:autoSpaceDN w:val="0"/>
+        <w:adjustRightInd w:val="0"/>
+        <w:spacing w:after="0" w:line="240" w:lineRule="auto"/>
+        <w:rPr>
+          <w:rFonts w:ascii="Arial" w:hAnsi="Arial" w:cs="Arial"/>
+          <w:bCs/>
+          <w:sz w:val="24"/>
+          <w:szCs w:val="24"/>
+        </w:rPr>
+      </w:pPr>
+    </w:p>
+    <w:p>
+      <w:pPr>
+        <w:widowControl w:val="0"/>
+        <w:tabs>
+          <w:tab w:val="left" w:pos="6580"/>
+        </w:tabs>
+        <w:autoSpaceDE w:val="0"/>
+        <w:autoSpaceDN w:val="0"/>
+        <w:adjustRightInd w:val="0"/>
+        <w:spacing w:after="0" w:line="240" w:lineRule="auto"/>
+        <w:rPr>
+          <w:rFonts w:ascii="Arial" w:hAnsi="Arial" w:cs="Arial"/>
+          <w:bCs/>
+          <w:sz w:val="24"/>
+          <w:szCs w:val="24"/>
+        </w:rPr>
+      </w:pPr>
+    </w:p>
+    <w:p>
+      <w:pPr>
+        <w:widowControl w:val="0"/>
+        <w:tabs>
+          <w:tab w:val="left" w:pos="6580"/>
+        </w:tabs>
+        <w:autoSpaceDE w:val="0"/>
+        <w:autoSpaceDN w:val="0"/>
+        <w:adjustRightInd w:val="0"/>
+        <w:spacing w:after="0" w:line="240" w:lineRule="auto"/>
+        <w:rPr>
+          <w:rFonts w:ascii="Arial" w:hAnsi="Arial" w:cs="Arial"/>
+          <w:bCs/>
+          <w:sz w:val="24"/>
+          <w:szCs w:val="24"/>
+        </w:rPr>
+      </w:pPr>
+    </w:p>
+    <w:p>
+      <w:pPr>
+        <w:widowControl w:val="0"/>
+        <w:tabs>
+          <w:tab w:val="left" w:pos="6580"/>
+        </w:tabs>
+        <w:autoSpaceDE w:val="0"/>
+        <w:autoSpaceDN w:val="0"/>
+        <w:adjustRightInd w:val="0"/>
+        <w:spacing w:after="0" w:line="240" w:lineRule="auto"/>
+        <w:rPr>
+          <w:rFonts w:ascii="Arial" w:hAnsi="Arial" w:cs="Arial"/>
+          <w:bCs/>
+          <w:sz w:val="24"/>
+          <w:szCs w:val="24"/>
+        </w:rPr>
+      </w:pPr>
+    </w:p>
+    <w:p>
+      <w:pPr>
+        <w:widowControl w:val="0"/>
+        <w:tabs>
+          <w:tab w:val="left" w:pos="6580"/>
+        </w:tabs>
+        <w:autoSpaceDE w:val="0"/>
+        <w:autoSpaceDN w:val="0"/>
+        <w:adjustRightInd w:val="0"/>
+        <w:spacing w:after="0" w:line="240" w:lineRule="auto"/>
+        <w:rPr>
+          <w:rFonts w:ascii="Arial" w:hAnsi="Arial" w:cs="Arial"/>
+          <w:bCs/>
+          <w:sz w:val="24"/>
+          <w:szCs w:val="24"/>
+        </w:rPr>
+      </w:pPr>
+    </w:p>
+    <w:p>
+      <w:pPr>
+        <w:widowControl w:val="0"/>
+        <w:tabs>
+          <w:tab w:val="left" w:pos="6580"/>
+        </w:tabs>
+        <w:autoSpaceDE w:val="0"/>
+        <w:autoSpaceDN w:val="0"/>
+        <w:adjustRightInd w:val="0"/>
+        <w:spacing w:after="0" w:line="240" w:lineRule="auto"/>
+        <w:rPr>
+          <w:rFonts w:ascii="Arial" w:hAnsi="Arial" w:cs="Arial"/>
+          <w:bCs/>
+          <w:sz w:val="24"/>
+          <w:szCs w:val="24"/>
+        </w:rPr>
+      </w:pPr>
+    </w:p>
+    <w:p>
+      <w:pPr>
+        <w:widowControl w:val="0"/>
+        <w:tabs>
+          <w:tab w:val="left" w:pos="6580"/>
+        </w:tabs>
+        <w:autoSpaceDE w:val="0"/>
+        <w:autoSpaceDN w:val="0"/>
+        <w:adjustRightInd w:val="0"/>
+        <w:spacing w:after="0" w:line="240" w:lineRule="auto"/>
+        <w:rPr>
+          <w:rFonts w:ascii="Arial" w:hAnsi="Arial" w:cs="Arial"/>
+          <w:bCs/>
+          <w:sz w:val="24"/>
+          <w:szCs w:val="24"/>
+        </w:rPr>
+      </w:pPr>
+    </w:p>
+    <w:p>
+      <w:pPr>
+        <w:widowControl w:val="0"/>
+        <w:tabs>
+          <w:tab w:val="left" w:pos="6580"/>
+        </w:tabs>
+        <w:autoSpaceDE w:val="0"/>
+        <w:autoSpaceDN w:val="0"/>
+        <w:adjustRightInd w:val="0"/>
+        <w:spacing w:after="0" w:line="240" w:lineRule="auto"/>
+        <w:rPr>
+          <w:rFonts w:ascii="Arial" w:hAnsi="Arial" w:cs="Arial"/>
+          <w:bCs/>
+          <w:sz w:val="24"/>
+          <w:szCs w:val="24"/>
+        </w:rPr>
+      </w:pPr>
+    </w:p>
+    <w:p>
+      <w:pPr>
+        <w:widowControl w:val="0"/>
+        <w:tabs>
+          <w:tab w:val="left" w:pos="6580"/>
+        </w:tabs>
+        <w:autoSpaceDE w:val="0"/>
+        <w:autoSpaceDN w:val="0"/>
+        <w:adjustRightInd w:val="0"/>
+        <w:spacing w:after="0" w:line="240" w:lineRule="auto"/>
+        <w:rPr>
+          <w:rFonts w:ascii="Arial" w:hAnsi="Arial" w:cs="Arial"/>
+          <w:bCs/>
+          <w:sz w:val="24"/>
+          <w:szCs w:val="24"/>
+        </w:rPr>
+      </w:pPr>
+    </w:p>
+    <w:p>
+      <w:pPr>
+        <w:widowControl w:val="0"/>
+        <w:tabs>
+          <w:tab w:val="left" w:pos="6580"/>
+        </w:tabs>
+        <w:autoSpaceDE w:val="0"/>
+        <w:autoSpaceDN w:val="0"/>
+        <w:adjustRightInd w:val="0"/>
+        <w:spacing w:after="0" w:line="240" w:lineRule="auto"/>
+        <w:rPr>
+          <w:rFonts w:ascii="Arial" w:hAnsi="Arial" w:cs="Arial"/>
+          <w:bCs/>
+          <w:sz w:val="24"/>
+          <w:szCs w:val="24"/>
+        </w:rPr>
+      </w:pPr>
+    </w:p>
+    <w:p>
+      <w:pPr>
+        <w:widowControl w:val="0"/>
+        <w:tabs>
+          <w:tab w:val="left" w:pos="6580"/>
+        </w:tabs>
+        <w:autoSpaceDE w:val="0"/>
+        <w:autoSpaceDN w:val="0"/>
+        <w:adjustRightInd w:val="0"/>
+        <w:spacing w:after="0" w:line="240" w:lineRule="auto"/>
+        <w:rPr>
+          <w:rFonts w:ascii="Arial" w:hAnsi="Arial" w:cs="Arial"/>
+          <w:bCs/>
+          <w:sz w:val="24"/>
+          <w:szCs w:val="24"/>
+        </w:rPr>
+      </w:pPr>
+    </w:p>
+    <w:p>
+      <w:pPr>
+        <w:widowControl w:val="0"/>
+        <w:tabs>
+          <w:tab w:val="left" w:pos="6580"/>
+        </w:tabs>
+        <w:autoSpaceDE w:val="0"/>
+        <w:autoSpaceDN w:val="0"/>
+        <w:adjustRightInd w:val="0"/>
+        <w:spacing w:after="0" w:line="240" w:lineRule="auto"/>
+        <w:rPr>
+          <w:rFonts w:ascii="Arial" w:hAnsi="Arial" w:cs="Arial"/>
+          <w:bCs/>
+          <w:sz w:val="24"/>
+          <w:szCs w:val="24"/>
+        </w:rPr>
+      </w:pPr>
+    </w:p>
+    <w:p>
+      <w:pPr>
+        <w:widowControl w:val="0"/>
+        <w:tabs>
+          <w:tab w:val="left" w:pos="6580"/>
+        </w:tabs>
+        <w:autoSpaceDE w:val="0"/>
+        <w:autoSpaceDN w:val="0"/>
+        <w:adjustRightInd w:val="0"/>
+        <w:spacing w:after="0" w:line="240" w:lineRule="auto"/>
+        <w:rPr>
+          <w:rFonts w:ascii="Arial" w:hAnsi="Arial" w:cs="Arial"/>
+          <w:bCs/>
+          <w:sz w:val="24"/>
+          <w:szCs w:val="24"/>
+        </w:rPr>
+      </w:pPr>
+    </w:p>
+    <w:p>
+      <w:pPr>
+        <w:widowControl w:val="0"/>
+        <w:tabs>
+          <w:tab w:val="left" w:pos="6580"/>
+        </w:tabs>
+        <w:autoSpaceDE w:val="0"/>
+        <w:autoSpaceDN w:val="0"/>
+        <w:adjustRightInd w:val="0"/>
+        <w:spacing w:after="0" w:line="240" w:lineRule="auto"/>
+        <w:rPr>
+          <w:rFonts w:ascii="Arial" w:hAnsi="Arial" w:cs="Arial"/>
+          <w:bCs/>
+          <w:sz w:val="24"/>
+          <w:szCs w:val="24"/>
+        </w:rPr>
+      </w:pPr>
+    </w:p>
+    <w:p>
+      <w:pPr>
+        <w:widowControl w:val="0"/>
+        <w:tabs>
+          <w:tab w:val="left" w:pos="6580"/>
+        </w:tabs>
+        <w:autoSpaceDE w:val="0"/>
+        <w:autoSpaceDN w:val="0"/>
+        <w:adjustRightInd w:val="0"/>
+        <w:spacing w:after="0" w:line="240" w:lineRule="auto"/>
+        <w:rPr>
+          <w:rFonts w:ascii="Arial" w:hAnsi="Arial" w:cs="Arial"/>
+          <w:bCs/>
+          <w:sz w:val="24"/>
+          <w:szCs w:val="24"/>
+        </w:rPr>
+      </w:pPr>
+    </w:p>
+    <w:p>
+      <w:pPr>
+        <w:widowControl w:val="0"/>
+        <w:tabs>
+          <w:tab w:val="left" w:pos="6580"/>
+        </w:tabs>
+        <w:autoSpaceDE w:val="0"/>
+        <w:autoSpaceDN w:val="0"/>
+        <w:adjustRightInd w:val="0"/>
+        <w:spacing w:after="0" w:line="240" w:lineRule="auto"/>
+        <w:rPr>
+          <w:rFonts w:ascii="Arial" w:hAnsi="Arial" w:cs="Arial"/>
+          <w:bCs/>
+          <w:sz w:val="24"/>
+          <w:szCs w:val="24"/>
+        </w:rPr>
+      </w:pPr>
+    </w:p>
+    <w:p>
+      <w:pPr>
+        <w:widowControl w:val="0"/>
+        <w:tabs>
+          <w:tab w:val="left" w:pos="6580"/>
+        </w:tabs>
+        <w:autoSpaceDE w:val="0"/>
+        <w:autoSpaceDN w:val="0"/>
+        <w:adjustRightInd w:val="0"/>
+        <w:spacing w:after="0" w:line="240" w:lineRule="auto"/>
+        <w:rPr>
+          <w:rFonts w:ascii="Arial" w:hAnsi="Arial" w:cs="Arial"/>
+          <w:bCs/>
+          <w:sz w:val="24"/>
+          <w:szCs w:val="24"/>
+        </w:rPr>
+      </w:pPr>
+    </w:p>
+    <w:p>
+      <w:pPr>
+        <w:widowControl w:val="0"/>
+        <w:tabs>
+          <w:tab w:val="left" w:pos="6580"/>
+        </w:tabs>
+        <w:autoSpaceDE w:val="0"/>
+        <w:autoSpaceDN w:val="0"/>
+        <w:adjustRightInd w:val="0"/>
+        <w:spacing w:after="0" w:line="240" w:lineRule="auto"/>
+        <w:rPr>
+          <w:rFonts w:ascii="Arial" w:hAnsi="Arial" w:cs="Arial"/>
+          <w:bCs/>
+          <w:sz w:val="24"/>
+          <w:szCs w:val="24"/>
+        </w:rPr>
+      </w:pPr>
+    </w:p>
+    <w:p>
+      <w:pPr>
+        <w:widowControl w:val="0"/>
+        <w:tabs>
+          <w:tab w:val="left" w:pos="6580"/>
+        </w:tabs>
+        <w:autoSpaceDE w:val="0"/>
+        <w:autoSpaceDN w:val="0"/>
+        <w:adjustRightInd w:val="0"/>
+        <w:spacing w:after="0" w:line="240" w:lineRule="auto"/>
+        <w:rPr>
+          <w:rFonts w:ascii="Arial" w:hAnsi="Arial" w:cs="Arial"/>
+          <w:bCs/>
+          <w:sz w:val="24"/>
+          <w:szCs w:val="24"/>
+        </w:rPr>
+      </w:pPr>
+    </w:p>
+    <w:p>
+      <w:pPr>
+        <w:widowControl w:val="0"/>
+        <w:tabs>
+          <w:tab w:val="left" w:pos="6580"/>
+        </w:tabs>
+        <w:autoSpaceDE w:val="0"/>
+        <w:autoSpaceDN w:val="0"/>
+        <w:adjustRightInd w:val="0"/>
+        <w:spacing w:after="0" w:line="240" w:lineRule="auto"/>
+        <w:rPr>
+          <w:rFonts w:ascii="Arial" w:hAnsi="Arial" w:cs="Arial"/>
+          <w:bCs/>
+          <w:sz w:val="24"/>
+          <w:szCs w:val="24"/>
+        </w:rPr>
+      </w:pPr>
+    </w:p>
+    <w:p>
+      <w:pPr>
+        <w:widowControl w:val="0"/>
+        <w:tabs>
+          <w:tab w:val="left" w:pos="6580"/>
+        </w:tabs>
+        <w:autoSpaceDE w:val="0"/>
+        <w:autoSpaceDN w:val="0"/>
+        <w:adjustRightInd w:val="0"/>
+        <w:spacing w:after="0" w:line="240" w:lineRule="auto"/>
+        <w:rPr>
+          <w:rFonts w:ascii="Arial" w:hAnsi="Arial" w:cs="Arial"/>
+          <w:bCs/>
+          <w:sz w:val="24"/>
+          <w:szCs w:val="24"/>
+        </w:rPr>
+      </w:pPr>
+    </w:p>
+    <w:p>
+      <w:pPr>
+        <w:widowControl w:val="0"/>
+        <w:tabs>
+          <w:tab w:val="left" w:pos="6580"/>
+        </w:tabs>
+        <w:autoSpaceDE w:val="0"/>
+        <w:autoSpaceDN w:val="0"/>
+        <w:adjustRightInd w:val="0"/>
+        <w:spacing w:after="0" w:line="240" w:lineRule="auto"/>
+        <w:rPr>
+          <w:rFonts w:ascii="Arial" w:hAnsi="Arial" w:cs="Arial"/>
+          <w:bCs/>
+          <w:sz w:val="24"/>
+          <w:szCs w:val="24"/>
+        </w:rPr>
+      </w:pPr>
+    </w:p>
+    <w:p>
+      <w:pPr>
+        <w:widowControl w:val="0"/>
+        <w:tabs>
+          <w:tab w:val="left" w:pos="6580"/>
+        </w:tabs>
+        <w:autoSpaceDE w:val="0"/>
+        <w:autoSpaceDN w:val="0"/>
+        <w:adjustRightInd w:val="0"/>
+        <w:spacing w:after="0" w:line="240" w:lineRule="auto"/>
+        <w:rPr>
+          <w:rFonts w:ascii="Arial" w:hAnsi="Arial" w:cs="Arial"/>
+          <w:bCs/>
+          <w:sz w:val="24"/>
+          <w:szCs w:val="24"/>
+        </w:rPr>
+      </w:pPr>
+    </w:p>
+    <w:p>
+      <w:pPr>
+        <w:widowControl w:val="0"/>
+        <w:tabs>
+          <w:tab w:val="left" w:pos="6580"/>
+        </w:tabs>
+        <w:autoSpaceDE w:val="0"/>
+        <w:autoSpaceDN w:val="0"/>
+        <w:adjustRightInd w:val="0"/>
+        <w:spacing w:after="0" w:line="240" w:lineRule="auto"/>
+        <w:rPr>
+          <w:rFonts w:ascii="Arial" w:hAnsi="Arial" w:cs="Arial"/>
+          <w:bCs/>
+          <w:sz w:val="24"/>
+          <w:szCs w:val="24"/>
+        </w:rPr>
+      </w:pPr>
+    </w:p>
+    <w:p>
+      <w:pPr>
+        <w:widowControl w:val="0"/>
+        <w:tabs>
+          <w:tab w:val="left" w:pos="6580"/>
+        </w:tabs>
+        <w:autoSpaceDE w:val="0"/>
+        <w:autoSpaceDN w:val="0"/>
+        <w:adjustRightInd w:val="0"/>
+        <w:spacing w:after="0" w:line="240" w:lineRule="auto"/>
+        <w:rPr>
+          <w:rFonts w:ascii="Arial" w:hAnsi="Arial" w:cs="Arial"/>
+          <w:bCs/>
+          <w:sz w:val="24"/>
+          <w:szCs w:val="24"/>
+        </w:rPr>
+      </w:pPr>
+    </w:p>
+    <w:p>
+      <w:pPr>
+        <w:widowControl w:val="0"/>
+        <w:tabs>
+          <w:tab w:val="left" w:pos="6580"/>
+        </w:tabs>
+        <w:autoSpaceDE w:val="0"/>
+        <w:autoSpaceDN w:val="0"/>
+        <w:adjustRightInd w:val="0"/>
+        <w:spacing w:after="0" w:line="240" w:lineRule="auto"/>
+        <w:rPr>
+          <w:rFonts w:ascii="Arial" w:hAnsi="Arial" w:cs="Arial"/>
+          <w:bCs/>
+          <w:sz w:val="24"/>
+          <w:szCs w:val="24"/>
+        </w:rPr>
+      </w:pPr>
+    </w:p>
+    <w:p>
+      <w:pPr>
+        <w:widowControl w:val="0"/>
+        <w:tabs>
+          <w:tab w:val="left" w:pos="6580"/>
+        </w:tabs>
+        <w:autoSpaceDE w:val="0"/>
+        <w:autoSpaceDN w:val="0"/>
+        <w:adjustRightInd w:val="0"/>
+        <w:spacing w:after="0" w:line="240" w:lineRule="auto"/>
         <w:rPr>
           <w:rFonts w:ascii="Arial" w:hAnsi="Arial" w:cs="Arial"/>
           <w:b/>
@@ -2074,7 +2103,25 @@
           <w:sz w:val="24"/>
           <w:szCs w:val="24"/>
         </w:rPr>
-        <w:t>Pour ce projet nous avons analysé les besoins qui sont clairs le problème est que le C++ n’a aucune librairie officiel, donc nous devons élaborer une librairie Graphique pour le C++ qui permettra de dessiner en C++, la librairie graphique que nous devons utiliser est celle de java est plus précisément AWT.</w:t>
+        <w:t>Pour ce projet nous avons analysé les besoins qui sont clairs</w:t>
+      </w:r>
+      <w:r>
+        <w:rPr>
+          <w:rFonts w:ascii="Arial" w:hAnsi="Arial" w:cs="Arial"/>
+          <w:bCs/>
+          <w:sz w:val="24"/>
+          <w:szCs w:val="24"/>
+        </w:rPr>
+        <w:t>,</w:t>
+      </w:r>
+      <w:r>
+        <w:rPr>
+          <w:rFonts w:ascii="Arial" w:hAnsi="Arial" w:cs="Arial"/>
+          <w:bCs/>
+          <w:sz w:val="24"/>
+          <w:szCs w:val="24"/>
+        </w:rPr>
+        <w:t xml:space="preserve"> le problème est que le C++ n’a aucune librairie officiel, donc nous devons élaborer une librairie Graphique pour le C++ qui permettra de dessiner en C++, la librairie graphique que nous devons utiliser est celle de java est plus précisément AWT.</w:t>
       </w:r>
     </w:p>
     <w:p>
@@ -2438,17 +2485,7 @@
           <w:sz w:val="24"/>
           <w:szCs w:val="24"/>
         </w:rPr>
-        <w:t xml:space="preserve">Diagramme </w:t>
-      </w:r>
-      <w:proofErr w:type="spellStart"/>
-      <w:r>
-        <w:rPr>
-          <w:rFonts w:ascii="Arial" w:hAnsi="Arial" w:cs="Arial"/>
-          <w:bCs/>
-          <w:sz w:val="24"/>
-          <w:szCs w:val="24"/>
-        </w:rPr>
-        <w:t>gant</w:t>
+        <w:t>Diagramme gant</w:t>
       </w:r>
       <w:r>
         <w:rPr>
@@ -2459,7 +2496,6 @@
         </w:rPr>
         <w:t>t</w:t>
       </w:r>
-      <w:proofErr w:type="spellEnd"/>
       <w:r>
         <w:rPr>
           <w:rFonts w:ascii="Arial" w:hAnsi="Arial" w:cs="Arial"/>
@@ -2577,50 +2613,48 @@
         <w:autoSpaceDN w:val="0"/>
         <w:adjustRightInd w:val="0"/>
         <w:spacing w:after="0" w:line="240" w:lineRule="auto"/>
-        <w:jc w:val="center"/>
-        <w:rPr>
-          <w:rFonts w:ascii="Arial" w:hAnsi="Arial" w:cs="Arial"/>
-          <w:b/>
-          <w:bCs/>
-          <w:sz w:val="28"/>
-          <w:szCs w:val="28"/>
-        </w:rPr>
-      </w:pPr>
-    </w:p>
-    <w:p>
-      <w:pPr>
-        <w:widowControl w:val="0"/>
-        <w:tabs>
-          <w:tab w:val="left" w:pos="6580"/>
-        </w:tabs>
-        <w:autoSpaceDE w:val="0"/>
-        <w:autoSpaceDN w:val="0"/>
-        <w:adjustRightInd w:val="0"/>
-        <w:spacing w:after="0" w:line="240" w:lineRule="auto"/>
-        <w:rPr>
-          <w:rFonts w:ascii="Arial" w:hAnsi="Arial" w:cs="Arial"/>
-          <w:bCs/>
-          <w:sz w:val="24"/>
-          <w:szCs w:val="24"/>
-        </w:rPr>
-      </w:pPr>
-      <w:r>
-        <w:rPr>
-          <w:rFonts w:ascii="Arial" w:hAnsi="Arial" w:cs="Arial"/>
-          <w:bCs/>
-          <w:sz w:val="24"/>
-          <w:szCs w:val="24"/>
-        </w:rPr>
-        <w:t xml:space="preserve">Diagramme </w:t>
-      </w:r>
-      <w:r>
-        <w:rPr>
-          <w:rFonts w:ascii="Arial" w:hAnsi="Arial" w:cs="Arial"/>
-          <w:bCs/>
-          <w:sz w:val="24"/>
-          <w:szCs w:val="24"/>
-        </w:rPr>
-        <w:t>de classe</w:t>
+        <w:rPr>
+          <w:rFonts w:ascii="Arial" w:hAnsi="Arial" w:cs="Arial"/>
+          <w:bCs/>
+          <w:sz w:val="24"/>
+          <w:szCs w:val="24"/>
+        </w:rPr>
+      </w:pPr>
+    </w:p>
+    <w:p>
+      <w:pPr>
+        <w:widowControl w:val="0"/>
+        <w:tabs>
+          <w:tab w:val="left" w:pos="6580"/>
+        </w:tabs>
+        <w:autoSpaceDE w:val="0"/>
+        <w:autoSpaceDN w:val="0"/>
+        <w:adjustRightInd w:val="0"/>
+        <w:spacing w:after="0" w:line="240" w:lineRule="auto"/>
+        <w:rPr>
+          <w:rFonts w:ascii="Arial" w:hAnsi="Arial" w:cs="Arial"/>
+          <w:bCs/>
+          <w:sz w:val="24"/>
+          <w:szCs w:val="24"/>
+        </w:rPr>
+      </w:pPr>
+      <w:r>
+        <w:rPr>
+          <w:rFonts w:ascii="Arial" w:hAnsi="Arial" w:cs="Arial"/>
+          <w:bCs/>
+          <w:sz w:val="24"/>
+          <w:szCs w:val="24"/>
+        </w:rPr>
+        <w:t xml:space="preserve">Diagramme de </w:t>
+      </w:r>
+      <w:r>
+        <w:rPr>
+          <w:rFonts w:ascii="Arial" w:hAnsi="Arial" w:cs="Arial"/>
+          <w:bCs/>
+          <w:sz w:val="24"/>
+          <w:szCs w:val="24"/>
+        </w:rPr>
+        <w:t>PERT</w:t>
       </w:r>
       <w:r>
         <w:rPr>
@@ -2660,24 +2694,21 @@
         <w:autoSpaceDN w:val="0"/>
         <w:adjustRightInd w:val="0"/>
         <w:spacing w:after="0" w:line="240" w:lineRule="auto"/>
-        <w:jc w:val="center"/>
-        <w:rPr>
-          <w:rFonts w:ascii="Arial" w:hAnsi="Arial" w:cs="Arial"/>
-          <w:b/>
-          <w:bCs/>
-          <w:sz w:val="28"/>
-          <w:szCs w:val="28"/>
-        </w:rPr>
-      </w:pPr>
-      <w:r>
-        <w:rPr>
-          <w:rFonts w:ascii="Arial" w:hAnsi="Arial" w:cs="Arial"/>
-          <w:b/>
-          <w:bCs/>
-          <w:sz w:val="28"/>
-          <w:szCs w:val="28"/>
-        </w:rPr>
-        <w:pict w14:anchorId="382EF4AD">
+        <w:rPr>
+          <w:rFonts w:ascii="Arial" w:hAnsi="Arial" w:cs="Arial"/>
+          <w:bCs/>
+          <w:sz w:val="24"/>
+          <w:szCs w:val="24"/>
+        </w:rPr>
+      </w:pPr>
+      <w:r>
+        <w:rPr>
+          <w:rFonts w:ascii="Arial" w:hAnsi="Arial" w:cs="Arial"/>
+          <w:bCs/>
+          <w:sz w:val="24"/>
+          <w:szCs w:val="24"/>
+        </w:rPr>
+        <w:pict w14:anchorId="755544A6">
           <v:shapetype id="_x0000_t75" coordsize="21600,21600" o:spt="75" o:preferrelative="t" path="m@4@5l@4@11@9@11@9@5xe" filled="f" stroked="f">
             <v:stroke joinstyle="miter"/>
             <v:formulas>
@@ -2697,8 +2728,8 @@
             <v:path o:extrusionok="f" gradientshapeok="t" o:connecttype="rect"/>
             <o:lock v:ext="edit" aspectratio="t"/>
           </v:shapetype>
-          <v:shape id="_x0000_i1025" type="#_x0000_t75" style="width:470.7pt;height:332.05pt">
-            <v:imagedata r:id="rId9" o:title="Classe.drawio (1)"/>
+          <v:shape id="_x0000_i1026" type="#_x0000_t75" style="width:470.5pt;height:103.5pt">
+            <v:imagedata r:id="rId9" o:title="pert"/>
           </v:shape>
         </w:pict>
       </w:r>
@@ -2734,162 +2765,36 @@
         <w:spacing w:after="0" w:line="240" w:lineRule="auto"/>
         <w:rPr>
           <w:rFonts w:ascii="Arial" w:hAnsi="Arial" w:cs="Arial"/>
-          <w:b/>
-          <w:bCs/>
-          <w:sz w:val="28"/>
-          <w:szCs w:val="28"/>
-        </w:rPr>
-      </w:pPr>
-    </w:p>
-    <w:p>
-      <w:pPr>
-        <w:widowControl w:val="0"/>
-        <w:tabs>
-          <w:tab w:val="left" w:pos="6580"/>
-        </w:tabs>
-        <w:autoSpaceDE w:val="0"/>
-        <w:autoSpaceDN w:val="0"/>
-        <w:adjustRightInd w:val="0"/>
-        <w:spacing w:after="0" w:line="240" w:lineRule="auto"/>
-        <w:rPr>
-          <w:rFonts w:ascii="Arial" w:hAnsi="Arial" w:cs="Arial"/>
-          <w:b/>
-          <w:bCs/>
-          <w:sz w:val="28"/>
-          <w:szCs w:val="28"/>
-        </w:rPr>
-      </w:pPr>
-    </w:p>
-    <w:p>
-      <w:pPr>
-        <w:widowControl w:val="0"/>
-        <w:tabs>
-          <w:tab w:val="left" w:pos="6580"/>
-        </w:tabs>
-        <w:autoSpaceDE w:val="0"/>
-        <w:autoSpaceDN w:val="0"/>
-        <w:adjustRightInd w:val="0"/>
-        <w:spacing w:after="0" w:line="240" w:lineRule="auto"/>
-        <w:rPr>
-          <w:rFonts w:ascii="Arial" w:hAnsi="Arial" w:cs="Arial"/>
-          <w:b/>
-          <w:bCs/>
-          <w:sz w:val="28"/>
-          <w:szCs w:val="28"/>
-        </w:rPr>
-      </w:pPr>
-    </w:p>
-    <w:p>
-      <w:pPr>
-        <w:widowControl w:val="0"/>
-        <w:tabs>
-          <w:tab w:val="left" w:pos="6580"/>
-        </w:tabs>
-        <w:autoSpaceDE w:val="0"/>
-        <w:autoSpaceDN w:val="0"/>
-        <w:adjustRightInd w:val="0"/>
-        <w:spacing w:after="0" w:line="240" w:lineRule="auto"/>
-        <w:rPr>
-          <w:rFonts w:ascii="Arial" w:hAnsi="Arial" w:cs="Arial"/>
-          <w:b/>
-          <w:bCs/>
-          <w:sz w:val="28"/>
-          <w:szCs w:val="28"/>
-        </w:rPr>
-      </w:pPr>
-    </w:p>
-    <w:p>
-      <w:pPr>
-        <w:widowControl w:val="0"/>
-        <w:tabs>
-          <w:tab w:val="left" w:pos="6580"/>
-        </w:tabs>
-        <w:autoSpaceDE w:val="0"/>
-        <w:autoSpaceDN w:val="0"/>
-        <w:adjustRightInd w:val="0"/>
-        <w:spacing w:after="0" w:line="240" w:lineRule="auto"/>
-        <w:rPr>
-          <w:rFonts w:ascii="Arial" w:hAnsi="Arial" w:cs="Arial"/>
-          <w:b/>
-          <w:bCs/>
-          <w:sz w:val="28"/>
-          <w:szCs w:val="28"/>
-        </w:rPr>
-      </w:pPr>
-    </w:p>
-    <w:p>
-      <w:pPr>
-        <w:widowControl w:val="0"/>
-        <w:tabs>
-          <w:tab w:val="left" w:pos="6580"/>
-        </w:tabs>
-        <w:autoSpaceDE w:val="0"/>
-        <w:autoSpaceDN w:val="0"/>
-        <w:adjustRightInd w:val="0"/>
-        <w:spacing w:after="0" w:line="240" w:lineRule="auto"/>
-        <w:rPr>
-          <w:rFonts w:ascii="Arial" w:hAnsi="Arial" w:cs="Arial"/>
-          <w:b/>
-          <w:bCs/>
-          <w:sz w:val="28"/>
-          <w:szCs w:val="28"/>
-        </w:rPr>
-      </w:pPr>
-    </w:p>
-    <w:p>
-      <w:pPr>
-        <w:widowControl w:val="0"/>
-        <w:tabs>
-          <w:tab w:val="left" w:pos="6580"/>
-        </w:tabs>
-        <w:autoSpaceDE w:val="0"/>
-        <w:autoSpaceDN w:val="0"/>
-        <w:adjustRightInd w:val="0"/>
-        <w:spacing w:after="0" w:line="240" w:lineRule="auto"/>
-        <w:rPr>
-          <w:rFonts w:ascii="Arial" w:hAnsi="Arial" w:cs="Arial"/>
-          <w:b/>
-          <w:bCs/>
-          <w:sz w:val="28"/>
-          <w:szCs w:val="28"/>
-        </w:rPr>
-      </w:pPr>
-    </w:p>
-    <w:p>
-      <w:pPr>
-        <w:widowControl w:val="0"/>
-        <w:tabs>
-          <w:tab w:val="left" w:pos="6580"/>
-        </w:tabs>
-        <w:autoSpaceDE w:val="0"/>
-        <w:autoSpaceDN w:val="0"/>
-        <w:adjustRightInd w:val="0"/>
-        <w:spacing w:after="0" w:line="240" w:lineRule="auto"/>
-        <w:rPr>
-          <w:rFonts w:ascii="Arial" w:hAnsi="Arial" w:cs="Arial"/>
-          <w:b/>
-          <w:bCs/>
-          <w:sz w:val="28"/>
-          <w:szCs w:val="28"/>
-        </w:rPr>
-      </w:pPr>
-    </w:p>
-    <w:p>
-      <w:pPr>
-        <w:widowControl w:val="0"/>
-        <w:tabs>
-          <w:tab w:val="left" w:pos="6580"/>
-        </w:tabs>
-        <w:autoSpaceDE w:val="0"/>
-        <w:autoSpaceDN w:val="0"/>
-        <w:adjustRightInd w:val="0"/>
-        <w:spacing w:after="0" w:line="240" w:lineRule="auto"/>
-        <w:rPr>
-          <w:rFonts w:ascii="Arial" w:hAnsi="Arial" w:cs="Arial"/>
-          <w:b/>
-          <w:bCs/>
-          <w:sz w:val="28"/>
-          <w:szCs w:val="28"/>
+          <w:bCs/>
+          <w:sz w:val="24"/>
+          <w:szCs w:val="24"/>
+        </w:rPr>
+      </w:pPr>
+      <w:r>
+        <w:rPr>
+          <w:rFonts w:ascii="Arial" w:hAnsi="Arial" w:cs="Arial"/>
+          <w:bCs/>
+          <w:sz w:val="24"/>
+          <w:szCs w:val="24"/>
+        </w:rPr>
+        <w:t>Diagramme de classe :</w:t>
+      </w:r>
+    </w:p>
+    <w:p>
+      <w:pPr>
+        <w:widowControl w:val="0"/>
+        <w:tabs>
+          <w:tab w:val="left" w:pos="6580"/>
+        </w:tabs>
+        <w:autoSpaceDE w:val="0"/>
+        <w:autoSpaceDN w:val="0"/>
+        <w:adjustRightInd w:val="0"/>
+        <w:spacing w:after="0" w:line="240" w:lineRule="auto"/>
+        <w:rPr>
+          <w:rFonts w:ascii="Arial" w:hAnsi="Arial" w:cs="Arial"/>
+          <w:bCs/>
+          <w:sz w:val="24"/>
+          <w:szCs w:val="24"/>
         </w:rPr>
       </w:pPr>
     </w:p>
@@ -2920,6 +2825,592 @@
           <w:sz w:val="28"/>
           <w:szCs w:val="28"/>
         </w:rPr>
+        <w:pict w14:anchorId="382EF4AD">
+          <v:shape id="_x0000_i1025" type="#_x0000_t75" style="width:470.5pt;height:332pt">
+            <v:imagedata r:id="rId10" o:title="Classe"/>
+          </v:shape>
+        </w:pict>
+      </w:r>
+    </w:p>
+    <w:p>
+      <w:pPr>
+        <w:widowControl w:val="0"/>
+        <w:tabs>
+          <w:tab w:val="left" w:pos="6580"/>
+        </w:tabs>
+        <w:autoSpaceDE w:val="0"/>
+        <w:autoSpaceDN w:val="0"/>
+        <w:adjustRightInd w:val="0"/>
+        <w:spacing w:after="0" w:line="240" w:lineRule="auto"/>
+        <w:jc w:val="center"/>
+        <w:rPr>
+          <w:rFonts w:ascii="Arial" w:hAnsi="Arial" w:cs="Arial"/>
+          <w:b/>
+          <w:bCs/>
+          <w:sz w:val="28"/>
+          <w:szCs w:val="28"/>
+        </w:rPr>
+      </w:pPr>
+    </w:p>
+    <w:p>
+      <w:pPr>
+        <w:widowControl w:val="0"/>
+        <w:tabs>
+          <w:tab w:val="left" w:pos="6580"/>
+        </w:tabs>
+        <w:autoSpaceDE w:val="0"/>
+        <w:autoSpaceDN w:val="0"/>
+        <w:adjustRightInd w:val="0"/>
+        <w:spacing w:after="0" w:line="240" w:lineRule="auto"/>
+        <w:rPr>
+          <w:rFonts w:ascii="Arial" w:hAnsi="Arial" w:cs="Arial"/>
+          <w:bCs/>
+          <w:sz w:val="24"/>
+          <w:szCs w:val="24"/>
+        </w:rPr>
+      </w:pPr>
+      <w:r>
+        <w:rPr>
+          <w:rFonts w:ascii="Arial" w:hAnsi="Arial" w:cs="Arial"/>
+          <w:bCs/>
+          <w:sz w:val="24"/>
+          <w:szCs w:val="24"/>
+        </w:rPr>
+        <w:t xml:space="preserve">Diagramme de </w:t>
+      </w:r>
+      <w:r>
+        <w:rPr>
+          <w:rFonts w:ascii="Arial" w:hAnsi="Arial" w:cs="Arial"/>
+          <w:bCs/>
+          <w:sz w:val="24"/>
+          <w:szCs w:val="24"/>
+        </w:rPr>
+        <w:t>séquence</w:t>
+      </w:r>
+      <w:r>
+        <w:rPr>
+          <w:rFonts w:ascii="Arial" w:hAnsi="Arial" w:cs="Arial"/>
+          <w:bCs/>
+          <w:sz w:val="24"/>
+          <w:szCs w:val="24"/>
+        </w:rPr>
+        <w:t> :</w:t>
+      </w:r>
+    </w:p>
+    <w:p>
+      <w:pPr>
+        <w:widowControl w:val="0"/>
+        <w:tabs>
+          <w:tab w:val="left" w:pos="6580"/>
+        </w:tabs>
+        <w:autoSpaceDE w:val="0"/>
+        <w:autoSpaceDN w:val="0"/>
+        <w:adjustRightInd w:val="0"/>
+        <w:spacing w:after="0" w:line="240" w:lineRule="auto"/>
+        <w:rPr>
+          <w:rFonts w:ascii="Arial" w:hAnsi="Arial" w:cs="Arial"/>
+          <w:bCs/>
+          <w:sz w:val="24"/>
+          <w:szCs w:val="24"/>
+        </w:rPr>
+      </w:pPr>
+    </w:p>
+    <w:p>
+      <w:pPr>
+        <w:widowControl w:val="0"/>
+        <w:tabs>
+          <w:tab w:val="left" w:pos="6580"/>
+        </w:tabs>
+        <w:autoSpaceDE w:val="0"/>
+        <w:autoSpaceDN w:val="0"/>
+        <w:adjustRightInd w:val="0"/>
+        <w:spacing w:after="0" w:line="240" w:lineRule="auto"/>
+        <w:rPr>
+          <w:rFonts w:ascii="Arial" w:hAnsi="Arial" w:cs="Arial"/>
+          <w:bCs/>
+          <w:sz w:val="24"/>
+          <w:szCs w:val="24"/>
+        </w:rPr>
+      </w:pPr>
+    </w:p>
+    <w:p>
+      <w:pPr>
+        <w:widowControl w:val="0"/>
+        <w:tabs>
+          <w:tab w:val="left" w:pos="6580"/>
+        </w:tabs>
+        <w:autoSpaceDE w:val="0"/>
+        <w:autoSpaceDN w:val="0"/>
+        <w:adjustRightInd w:val="0"/>
+        <w:spacing w:after="0" w:line="240" w:lineRule="auto"/>
+        <w:rPr>
+          <w:rFonts w:ascii="Arial" w:hAnsi="Arial" w:cs="Arial"/>
+          <w:bCs/>
+          <w:sz w:val="24"/>
+          <w:szCs w:val="24"/>
+        </w:rPr>
+      </w:pPr>
+    </w:p>
+    <w:p>
+      <w:pPr>
+        <w:widowControl w:val="0"/>
+        <w:tabs>
+          <w:tab w:val="left" w:pos="6580"/>
+        </w:tabs>
+        <w:autoSpaceDE w:val="0"/>
+        <w:autoSpaceDN w:val="0"/>
+        <w:adjustRightInd w:val="0"/>
+        <w:spacing w:after="0" w:line="240" w:lineRule="auto"/>
+        <w:rPr>
+          <w:rFonts w:ascii="Arial" w:hAnsi="Arial" w:cs="Arial"/>
+          <w:b/>
+          <w:bCs/>
+          <w:sz w:val="28"/>
+          <w:szCs w:val="28"/>
+        </w:rPr>
+      </w:pPr>
+      <w:r>
+        <w:rPr>
+          <w:rFonts w:ascii="Arial" w:hAnsi="Arial" w:cs="Arial"/>
+          <w:b/>
+          <w:bCs/>
+          <w:sz w:val="28"/>
+          <w:szCs w:val="28"/>
+        </w:rPr>
+        <w:pict w14:anchorId="4EB00B69">
+          <v:shape id="_x0000_i1027" type="#_x0000_t75" style="width:443.5pt;height:277pt">
+            <v:imagedata r:id="rId11" o:title="Sequece"/>
+          </v:shape>
+        </w:pict>
+      </w:r>
+    </w:p>
+    <w:p>
+      <w:pPr>
+        <w:widowControl w:val="0"/>
+        <w:tabs>
+          <w:tab w:val="left" w:pos="6580"/>
+        </w:tabs>
+        <w:autoSpaceDE w:val="0"/>
+        <w:autoSpaceDN w:val="0"/>
+        <w:adjustRightInd w:val="0"/>
+        <w:spacing w:after="0" w:line="240" w:lineRule="auto"/>
+        <w:rPr>
+          <w:rFonts w:ascii="Arial" w:hAnsi="Arial" w:cs="Arial"/>
+          <w:b/>
+          <w:bCs/>
+          <w:sz w:val="28"/>
+          <w:szCs w:val="28"/>
+        </w:rPr>
+      </w:pPr>
+    </w:p>
+    <w:p>
+      <w:pPr>
+        <w:widowControl w:val="0"/>
+        <w:tabs>
+          <w:tab w:val="left" w:pos="6580"/>
+        </w:tabs>
+        <w:autoSpaceDE w:val="0"/>
+        <w:autoSpaceDN w:val="0"/>
+        <w:adjustRightInd w:val="0"/>
+        <w:spacing w:after="0" w:line="240" w:lineRule="auto"/>
+        <w:rPr>
+          <w:rFonts w:ascii="Arial" w:hAnsi="Arial" w:cs="Arial"/>
+          <w:b/>
+          <w:bCs/>
+          <w:sz w:val="28"/>
+          <w:szCs w:val="28"/>
+        </w:rPr>
+      </w:pPr>
+    </w:p>
+    <w:p>
+      <w:pPr>
+        <w:widowControl w:val="0"/>
+        <w:tabs>
+          <w:tab w:val="left" w:pos="6580"/>
+        </w:tabs>
+        <w:autoSpaceDE w:val="0"/>
+        <w:autoSpaceDN w:val="0"/>
+        <w:adjustRightInd w:val="0"/>
+        <w:spacing w:after="0" w:line="240" w:lineRule="auto"/>
+        <w:rPr>
+          <w:rFonts w:ascii="Arial" w:hAnsi="Arial" w:cs="Arial"/>
+          <w:b/>
+          <w:bCs/>
+          <w:sz w:val="28"/>
+          <w:szCs w:val="28"/>
+        </w:rPr>
+      </w:pPr>
+    </w:p>
+    <w:p>
+      <w:pPr>
+        <w:widowControl w:val="0"/>
+        <w:tabs>
+          <w:tab w:val="left" w:pos="6580"/>
+        </w:tabs>
+        <w:autoSpaceDE w:val="0"/>
+        <w:autoSpaceDN w:val="0"/>
+        <w:adjustRightInd w:val="0"/>
+        <w:spacing w:after="0" w:line="240" w:lineRule="auto"/>
+        <w:rPr>
+          <w:rFonts w:ascii="Arial" w:hAnsi="Arial" w:cs="Arial"/>
+          <w:b/>
+          <w:bCs/>
+          <w:sz w:val="28"/>
+          <w:szCs w:val="28"/>
+        </w:rPr>
+      </w:pPr>
+    </w:p>
+    <w:p>
+      <w:pPr>
+        <w:widowControl w:val="0"/>
+        <w:tabs>
+          <w:tab w:val="left" w:pos="6580"/>
+        </w:tabs>
+        <w:autoSpaceDE w:val="0"/>
+        <w:autoSpaceDN w:val="0"/>
+        <w:adjustRightInd w:val="0"/>
+        <w:spacing w:after="0" w:line="240" w:lineRule="auto"/>
+        <w:rPr>
+          <w:rFonts w:ascii="Arial" w:hAnsi="Arial" w:cs="Arial"/>
+          <w:b/>
+          <w:bCs/>
+          <w:sz w:val="28"/>
+          <w:szCs w:val="28"/>
+        </w:rPr>
+      </w:pPr>
+    </w:p>
+    <w:p>
+      <w:pPr>
+        <w:widowControl w:val="0"/>
+        <w:tabs>
+          <w:tab w:val="left" w:pos="6580"/>
+        </w:tabs>
+        <w:autoSpaceDE w:val="0"/>
+        <w:autoSpaceDN w:val="0"/>
+        <w:adjustRightInd w:val="0"/>
+        <w:spacing w:after="0" w:line="240" w:lineRule="auto"/>
+        <w:rPr>
+          <w:rFonts w:ascii="Arial" w:hAnsi="Arial" w:cs="Arial"/>
+          <w:b/>
+          <w:bCs/>
+          <w:sz w:val="28"/>
+          <w:szCs w:val="28"/>
+        </w:rPr>
+      </w:pPr>
+    </w:p>
+    <w:p>
+      <w:pPr>
+        <w:widowControl w:val="0"/>
+        <w:tabs>
+          <w:tab w:val="left" w:pos="6580"/>
+        </w:tabs>
+        <w:autoSpaceDE w:val="0"/>
+        <w:autoSpaceDN w:val="0"/>
+        <w:adjustRightInd w:val="0"/>
+        <w:spacing w:after="0" w:line="240" w:lineRule="auto"/>
+        <w:rPr>
+          <w:rFonts w:ascii="Arial" w:hAnsi="Arial" w:cs="Arial"/>
+          <w:b/>
+          <w:bCs/>
+          <w:sz w:val="28"/>
+          <w:szCs w:val="28"/>
+        </w:rPr>
+      </w:pPr>
+    </w:p>
+    <w:p>
+      <w:pPr>
+        <w:widowControl w:val="0"/>
+        <w:tabs>
+          <w:tab w:val="left" w:pos="6580"/>
+        </w:tabs>
+        <w:autoSpaceDE w:val="0"/>
+        <w:autoSpaceDN w:val="0"/>
+        <w:adjustRightInd w:val="0"/>
+        <w:spacing w:after="0" w:line="240" w:lineRule="auto"/>
+        <w:rPr>
+          <w:rFonts w:ascii="Arial" w:hAnsi="Arial" w:cs="Arial"/>
+          <w:b/>
+          <w:bCs/>
+          <w:sz w:val="28"/>
+          <w:szCs w:val="28"/>
+        </w:rPr>
+      </w:pPr>
+    </w:p>
+    <w:p>
+      <w:pPr>
+        <w:widowControl w:val="0"/>
+        <w:tabs>
+          <w:tab w:val="left" w:pos="6580"/>
+        </w:tabs>
+        <w:autoSpaceDE w:val="0"/>
+        <w:autoSpaceDN w:val="0"/>
+        <w:adjustRightInd w:val="0"/>
+        <w:spacing w:after="0" w:line="240" w:lineRule="auto"/>
+        <w:rPr>
+          <w:rFonts w:ascii="Arial" w:hAnsi="Arial" w:cs="Arial"/>
+          <w:b/>
+          <w:bCs/>
+          <w:sz w:val="28"/>
+          <w:szCs w:val="28"/>
+        </w:rPr>
+      </w:pPr>
+    </w:p>
+    <w:p>
+      <w:pPr>
+        <w:widowControl w:val="0"/>
+        <w:tabs>
+          <w:tab w:val="left" w:pos="6580"/>
+        </w:tabs>
+        <w:autoSpaceDE w:val="0"/>
+        <w:autoSpaceDN w:val="0"/>
+        <w:adjustRightInd w:val="0"/>
+        <w:spacing w:after="0" w:line="240" w:lineRule="auto"/>
+        <w:rPr>
+          <w:rFonts w:ascii="Arial" w:hAnsi="Arial" w:cs="Arial"/>
+          <w:b/>
+          <w:bCs/>
+          <w:sz w:val="28"/>
+          <w:szCs w:val="28"/>
+        </w:rPr>
+      </w:pPr>
+    </w:p>
+    <w:p>
+      <w:pPr>
+        <w:widowControl w:val="0"/>
+        <w:tabs>
+          <w:tab w:val="left" w:pos="6580"/>
+        </w:tabs>
+        <w:autoSpaceDE w:val="0"/>
+        <w:autoSpaceDN w:val="0"/>
+        <w:adjustRightInd w:val="0"/>
+        <w:spacing w:after="0" w:line="240" w:lineRule="auto"/>
+        <w:rPr>
+          <w:rFonts w:ascii="Arial" w:hAnsi="Arial" w:cs="Arial"/>
+          <w:b/>
+          <w:bCs/>
+          <w:sz w:val="28"/>
+          <w:szCs w:val="28"/>
+        </w:rPr>
+      </w:pPr>
+    </w:p>
+    <w:p>
+      <w:pPr>
+        <w:widowControl w:val="0"/>
+        <w:tabs>
+          <w:tab w:val="left" w:pos="6580"/>
+        </w:tabs>
+        <w:autoSpaceDE w:val="0"/>
+        <w:autoSpaceDN w:val="0"/>
+        <w:adjustRightInd w:val="0"/>
+        <w:spacing w:after="0" w:line="240" w:lineRule="auto"/>
+        <w:rPr>
+          <w:rFonts w:ascii="Arial" w:hAnsi="Arial" w:cs="Arial"/>
+          <w:b/>
+          <w:bCs/>
+          <w:sz w:val="28"/>
+          <w:szCs w:val="28"/>
+        </w:rPr>
+      </w:pPr>
+    </w:p>
+    <w:p>
+      <w:pPr>
+        <w:widowControl w:val="0"/>
+        <w:tabs>
+          <w:tab w:val="left" w:pos="6580"/>
+        </w:tabs>
+        <w:autoSpaceDE w:val="0"/>
+        <w:autoSpaceDN w:val="0"/>
+        <w:adjustRightInd w:val="0"/>
+        <w:spacing w:after="0" w:line="240" w:lineRule="auto"/>
+        <w:rPr>
+          <w:rFonts w:ascii="Arial" w:hAnsi="Arial" w:cs="Arial"/>
+          <w:b/>
+          <w:bCs/>
+          <w:sz w:val="28"/>
+          <w:szCs w:val="28"/>
+        </w:rPr>
+      </w:pPr>
+    </w:p>
+    <w:p>
+      <w:pPr>
+        <w:widowControl w:val="0"/>
+        <w:tabs>
+          <w:tab w:val="left" w:pos="6580"/>
+        </w:tabs>
+        <w:autoSpaceDE w:val="0"/>
+        <w:autoSpaceDN w:val="0"/>
+        <w:adjustRightInd w:val="0"/>
+        <w:spacing w:after="0" w:line="240" w:lineRule="auto"/>
+        <w:rPr>
+          <w:rFonts w:ascii="Arial" w:hAnsi="Arial" w:cs="Arial"/>
+          <w:b/>
+          <w:bCs/>
+          <w:sz w:val="28"/>
+          <w:szCs w:val="28"/>
+        </w:rPr>
+      </w:pPr>
+    </w:p>
+    <w:p>
+      <w:pPr>
+        <w:widowControl w:val="0"/>
+        <w:tabs>
+          <w:tab w:val="left" w:pos="6580"/>
+        </w:tabs>
+        <w:autoSpaceDE w:val="0"/>
+        <w:autoSpaceDN w:val="0"/>
+        <w:adjustRightInd w:val="0"/>
+        <w:spacing w:after="0" w:line="240" w:lineRule="auto"/>
+        <w:rPr>
+          <w:rFonts w:ascii="Arial" w:hAnsi="Arial" w:cs="Arial"/>
+          <w:b/>
+          <w:bCs/>
+          <w:sz w:val="28"/>
+          <w:szCs w:val="28"/>
+        </w:rPr>
+      </w:pPr>
+    </w:p>
+    <w:p>
+      <w:pPr>
+        <w:widowControl w:val="0"/>
+        <w:tabs>
+          <w:tab w:val="left" w:pos="6580"/>
+        </w:tabs>
+        <w:autoSpaceDE w:val="0"/>
+        <w:autoSpaceDN w:val="0"/>
+        <w:adjustRightInd w:val="0"/>
+        <w:spacing w:after="0" w:line="240" w:lineRule="auto"/>
+        <w:rPr>
+          <w:rFonts w:ascii="Arial" w:hAnsi="Arial" w:cs="Arial"/>
+          <w:b/>
+          <w:bCs/>
+          <w:sz w:val="28"/>
+          <w:szCs w:val="28"/>
+        </w:rPr>
+      </w:pPr>
+    </w:p>
+    <w:p>
+      <w:pPr>
+        <w:widowControl w:val="0"/>
+        <w:tabs>
+          <w:tab w:val="left" w:pos="6580"/>
+        </w:tabs>
+        <w:autoSpaceDE w:val="0"/>
+        <w:autoSpaceDN w:val="0"/>
+        <w:adjustRightInd w:val="0"/>
+        <w:spacing w:after="0" w:line="240" w:lineRule="auto"/>
+        <w:rPr>
+          <w:rFonts w:ascii="Arial" w:hAnsi="Arial" w:cs="Arial"/>
+          <w:b/>
+          <w:bCs/>
+          <w:sz w:val="28"/>
+          <w:szCs w:val="28"/>
+        </w:rPr>
+      </w:pPr>
+    </w:p>
+    <w:p>
+      <w:pPr>
+        <w:widowControl w:val="0"/>
+        <w:tabs>
+          <w:tab w:val="left" w:pos="6580"/>
+        </w:tabs>
+        <w:autoSpaceDE w:val="0"/>
+        <w:autoSpaceDN w:val="0"/>
+        <w:adjustRightInd w:val="0"/>
+        <w:spacing w:after="0" w:line="240" w:lineRule="auto"/>
+        <w:rPr>
+          <w:rFonts w:ascii="Arial" w:hAnsi="Arial" w:cs="Arial"/>
+          <w:b/>
+          <w:bCs/>
+          <w:sz w:val="28"/>
+          <w:szCs w:val="28"/>
+        </w:rPr>
+      </w:pPr>
+    </w:p>
+    <w:p>
+      <w:pPr>
+        <w:widowControl w:val="0"/>
+        <w:tabs>
+          <w:tab w:val="left" w:pos="6580"/>
+        </w:tabs>
+        <w:autoSpaceDE w:val="0"/>
+        <w:autoSpaceDN w:val="0"/>
+        <w:adjustRightInd w:val="0"/>
+        <w:spacing w:after="0" w:line="240" w:lineRule="auto"/>
+        <w:rPr>
+          <w:rFonts w:ascii="Arial" w:hAnsi="Arial" w:cs="Arial"/>
+          <w:b/>
+          <w:bCs/>
+          <w:sz w:val="28"/>
+          <w:szCs w:val="28"/>
+        </w:rPr>
+      </w:pPr>
+    </w:p>
+    <w:p>
+      <w:pPr>
+        <w:widowControl w:val="0"/>
+        <w:tabs>
+          <w:tab w:val="left" w:pos="6580"/>
+        </w:tabs>
+        <w:autoSpaceDE w:val="0"/>
+        <w:autoSpaceDN w:val="0"/>
+        <w:adjustRightInd w:val="0"/>
+        <w:spacing w:after="0" w:line="240" w:lineRule="auto"/>
+        <w:rPr>
+          <w:rFonts w:ascii="Arial" w:hAnsi="Arial" w:cs="Arial"/>
+          <w:b/>
+          <w:bCs/>
+          <w:sz w:val="28"/>
+          <w:szCs w:val="28"/>
+        </w:rPr>
+      </w:pPr>
+    </w:p>
+    <w:p>
+      <w:pPr>
+        <w:widowControl w:val="0"/>
+        <w:tabs>
+          <w:tab w:val="left" w:pos="6580"/>
+        </w:tabs>
+        <w:autoSpaceDE w:val="0"/>
+        <w:autoSpaceDN w:val="0"/>
+        <w:adjustRightInd w:val="0"/>
+        <w:spacing w:after="0" w:line="240" w:lineRule="auto"/>
+        <w:rPr>
+          <w:rFonts w:ascii="Arial" w:hAnsi="Arial" w:cs="Arial"/>
+          <w:b/>
+          <w:bCs/>
+          <w:sz w:val="28"/>
+          <w:szCs w:val="28"/>
+        </w:rPr>
+      </w:pPr>
+    </w:p>
+    <w:p>
+      <w:pPr>
+        <w:widowControl w:val="0"/>
+        <w:tabs>
+          <w:tab w:val="left" w:pos="6580"/>
+        </w:tabs>
+        <w:autoSpaceDE w:val="0"/>
+        <w:autoSpaceDN w:val="0"/>
+        <w:adjustRightInd w:val="0"/>
+        <w:spacing w:after="0" w:line="240" w:lineRule="auto"/>
+        <w:jc w:val="center"/>
+        <w:rPr>
+          <w:rFonts w:ascii="Arial" w:hAnsi="Arial" w:cs="Arial"/>
+          <w:b/>
+          <w:bCs/>
+          <w:sz w:val="28"/>
+          <w:szCs w:val="28"/>
+        </w:rPr>
+      </w:pPr>
+      <w:r>
+        <w:rPr>
+          <w:rFonts w:ascii="Arial" w:hAnsi="Arial" w:cs="Arial"/>
+          <w:b/>
+          <w:bCs/>
+          <w:sz w:val="28"/>
+          <w:szCs w:val="28"/>
+        </w:rPr>
+        <w:lastRenderedPageBreak/>
         <w:t>Développement</w:t>
       </w:r>
       <w:r>
@@ -3034,7 +3525,6 @@
         </w:rPr>
         <w:t>« </w:t>
       </w:r>
-      <w:proofErr w:type="spellStart"/>
       <w:r>
         <w:rPr>
           <w:rFonts w:ascii="Arial" w:hAnsi="Arial" w:cs="Arial"/>
@@ -3044,7 +3534,6 @@
         </w:rPr>
         <w:t>winsock.h</w:t>
       </w:r>
-      <w:proofErr w:type="spellEnd"/>
       <w:r>
         <w:rPr>
           <w:rFonts w:ascii="Arial" w:hAnsi="Arial" w:cs="Arial"/>
@@ -3099,37 +3588,15 @@
         </w:rPr>
         <w:t>« </w:t>
       </w:r>
-      <w:proofErr w:type="spellStart"/>
-      <w:r>
-        <w:rPr>
-          <w:rFonts w:ascii="Arial" w:hAnsi="Arial" w:cs="Arial"/>
-          <w:bCs/>
-          <w:sz w:val="24"/>
-          <w:szCs w:val="24"/>
-        </w:rPr>
-        <w:t>sys</w:t>
-      </w:r>
-      <w:proofErr w:type="spellEnd"/>
-      <w:r>
-        <w:rPr>
-          <w:rFonts w:ascii="Arial" w:hAnsi="Arial" w:cs="Arial"/>
-          <w:bCs/>
-          <w:sz w:val="24"/>
-          <w:szCs w:val="24"/>
-        </w:rPr>
-        <w:t>/</w:t>
-      </w:r>
-      <w:proofErr w:type="spellStart"/>
-      <w:r>
-        <w:rPr>
-          <w:rFonts w:ascii="Arial" w:hAnsi="Arial" w:cs="Arial"/>
-          <w:bCs/>
-          <w:sz w:val="24"/>
-          <w:szCs w:val="24"/>
-        </w:rPr>
-        <w:t>socket.h</w:t>
-      </w:r>
-      <w:proofErr w:type="spellEnd"/>
+      <w:r>
+        <w:rPr>
+          <w:rFonts w:ascii="Arial" w:hAnsi="Arial" w:cs="Arial"/>
+          <w:bCs/>
+          <w:sz w:val="24"/>
+          <w:szCs w:val="24"/>
+        </w:rPr>
+        <w:t>sys/socket.h</w:t>
+      </w:r>
       <w:r>
         <w:rPr>
           <w:rFonts w:ascii="Arial" w:hAnsi="Arial" w:cs="Arial"/>
@@ -3157,37 +3624,15 @@
         </w:rPr>
         <w:t>« </w:t>
       </w:r>
-      <w:proofErr w:type="spellStart"/>
-      <w:r>
-        <w:rPr>
-          <w:rFonts w:ascii="Arial" w:hAnsi="Arial" w:cs="Arial"/>
-          <w:bCs/>
-          <w:sz w:val="24"/>
-          <w:szCs w:val="24"/>
-        </w:rPr>
-        <w:t>netinet</w:t>
-      </w:r>
-      <w:proofErr w:type="spellEnd"/>
-      <w:r>
-        <w:rPr>
-          <w:rFonts w:ascii="Arial" w:hAnsi="Arial" w:cs="Arial"/>
-          <w:bCs/>
-          <w:sz w:val="24"/>
-          <w:szCs w:val="24"/>
-        </w:rPr>
-        <w:t>/</w:t>
-      </w:r>
-      <w:proofErr w:type="spellStart"/>
-      <w:r>
-        <w:rPr>
-          <w:rFonts w:ascii="Arial" w:hAnsi="Arial" w:cs="Arial"/>
-          <w:bCs/>
-          <w:sz w:val="24"/>
-          <w:szCs w:val="24"/>
-        </w:rPr>
-        <w:t>in.h</w:t>
-      </w:r>
-      <w:proofErr w:type="spellEnd"/>
+      <w:r>
+        <w:rPr>
+          <w:rFonts w:ascii="Arial" w:hAnsi="Arial" w:cs="Arial"/>
+          <w:bCs/>
+          <w:sz w:val="24"/>
+          <w:szCs w:val="24"/>
+        </w:rPr>
+        <w:t>netinet/in.h</w:t>
+      </w:r>
       <w:r>
         <w:rPr>
           <w:rFonts w:ascii="Arial" w:hAnsi="Arial" w:cs="Arial"/>
@@ -3329,47 +3774,7 @@
           <w:sz w:val="24"/>
           <w:szCs w:val="24"/>
         </w:rPr>
-        <w:t>tring .</w:t>
-      </w:r>
-      <w:proofErr w:type="spellStart"/>
-      <w:r>
-        <w:rPr>
-          <w:rFonts w:ascii="Arial" w:hAnsi="Arial" w:cs="Arial"/>
-          <w:bCs/>
-          <w:sz w:val="24"/>
-          <w:szCs w:val="24"/>
-        </w:rPr>
-        <w:t>c_</w:t>
-      </w:r>
-      <w:proofErr w:type="gramStart"/>
-      <w:r>
-        <w:rPr>
-          <w:rFonts w:ascii="Arial" w:hAnsi="Arial" w:cs="Arial"/>
-          <w:bCs/>
-          <w:sz w:val="24"/>
-          <w:szCs w:val="24"/>
-        </w:rPr>
-        <w:t>str</w:t>
-      </w:r>
-      <w:proofErr w:type="spellEnd"/>
-      <w:r>
-        <w:rPr>
-          <w:rFonts w:ascii="Arial" w:hAnsi="Arial" w:cs="Arial"/>
-          <w:bCs/>
-          <w:sz w:val="24"/>
-          <w:szCs w:val="24"/>
-        </w:rPr>
-        <w:t>(</w:t>
-      </w:r>
-      <w:proofErr w:type="gramEnd"/>
-      <w:r>
-        <w:rPr>
-          <w:rFonts w:ascii="Arial" w:hAnsi="Arial" w:cs="Arial"/>
-          <w:bCs/>
-          <w:sz w:val="24"/>
-          <w:szCs w:val="24"/>
-        </w:rPr>
-        <w:t xml:space="preserve">) qui retourne un </w:t>
+        <w:t xml:space="preserve">tring .c_str() qui retourne un </w:t>
       </w:r>
       <w:r>
         <w:rPr>
@@ -3464,292 +3869,6 @@
             <wp:extent cx="4439270" cy="228632"/>
             <wp:effectExtent l="0" t="0" r="0" b="0"/>
             <wp:docPr id="2" name="Image 2"/>
-            <wp:cNvGraphicFramePr>
-              <a:graphicFrameLocks xmlns:a="http://schemas.openxmlformats.org/drawingml/2006/main" noChangeAspect="1"/>
-            </wp:cNvGraphicFramePr>
-            <a:graphic xmlns:a="http://schemas.openxmlformats.org/drawingml/2006/main">
-              <a:graphicData uri="http://schemas.openxmlformats.org/drawingml/2006/picture">
-                <pic:pic xmlns:pic="http://schemas.openxmlformats.org/drawingml/2006/picture">
-                  <pic:nvPicPr>
-                    <pic:cNvPr id="1" name=""/>
-                    <pic:cNvPicPr/>
-                  </pic:nvPicPr>
-                  <pic:blipFill>
-                    <a:blip r:embed="rId10"/>
-                    <a:stretch>
-                      <a:fillRect/>
-                    </a:stretch>
-                  </pic:blipFill>
-                  <pic:spPr>
-                    <a:xfrm>
-                      <a:off x="0" y="0"/>
-                      <a:ext cx="4439270" cy="228632"/>
-                    </a:xfrm>
-                    <a:prstGeom prst="rect">
-                      <a:avLst/>
-                    </a:prstGeom>
-                  </pic:spPr>
-                </pic:pic>
-              </a:graphicData>
-            </a:graphic>
-          </wp:inline>
-        </w:drawing>
-      </w:r>
-      <w:r>
-        <w:rPr>
-          <w:rFonts w:ascii="Arial" w:hAnsi="Arial" w:cs="Arial"/>
-          <w:bCs/>
-          <w:sz w:val="24"/>
-          <w:szCs w:val="24"/>
-        </w:rPr>
-        <w:t xml:space="preserve"> // </w:t>
-      </w:r>
-      <w:proofErr w:type="gramStart"/>
-      <w:r>
-        <w:rPr>
-          <w:rFonts w:ascii="Arial" w:hAnsi="Arial" w:cs="Arial"/>
-          <w:bCs/>
-          <w:sz w:val="24"/>
-          <w:szCs w:val="24"/>
-        </w:rPr>
-        <w:t>entête</w:t>
-      </w:r>
-      <w:proofErr w:type="gramEnd"/>
-      <w:r>
-        <w:rPr>
-          <w:rFonts w:ascii="Arial" w:hAnsi="Arial" w:cs="Arial"/>
-          <w:bCs/>
-          <w:sz w:val="24"/>
-          <w:szCs w:val="24"/>
-        </w:rPr>
-        <w:t xml:space="preserve"> de la fonction</w:t>
-      </w:r>
-    </w:p>
-    <w:p>
-      <w:pPr>
-        <w:widowControl w:val="0"/>
-        <w:tabs>
-          <w:tab w:val="left" w:pos="2235"/>
-        </w:tabs>
-        <w:autoSpaceDE w:val="0"/>
-        <w:autoSpaceDN w:val="0"/>
-        <w:adjustRightInd w:val="0"/>
-        <w:rPr>
-          <w:rFonts w:ascii="Arial" w:hAnsi="Arial" w:cs="Arial"/>
-          <w:bCs/>
-          <w:sz w:val="24"/>
-          <w:szCs w:val="24"/>
-        </w:rPr>
-      </w:pPr>
-      <w:r>
-        <w:rPr>
-          <w:rFonts w:ascii="Arial" w:hAnsi="Arial" w:cs="Arial"/>
-          <w:bCs/>
-          <w:noProof/>
-          <w:sz w:val="24"/>
-          <w:szCs w:val="24"/>
-          <w:lang w:eastAsia="ja-JP"/>
-        </w:rPr>
-        <w:drawing>
-          <wp:inline distT="0" distB="0" distL="0" distR="0" wp14:anchorId="23BCBA31" wp14:editId="1A3FBC13">
-            <wp:extent cx="4572638" cy="209579"/>
-            <wp:effectExtent l="0" t="0" r="0" b="0"/>
-            <wp:docPr id="1" name="Image 1"/>
-            <wp:cNvGraphicFramePr>
-              <a:graphicFrameLocks xmlns:a="http://schemas.openxmlformats.org/drawingml/2006/main" noChangeAspect="1"/>
-            </wp:cNvGraphicFramePr>
-            <a:graphic xmlns:a="http://schemas.openxmlformats.org/drawingml/2006/main">
-              <a:graphicData uri="http://schemas.openxmlformats.org/drawingml/2006/picture">
-                <pic:pic xmlns:pic="http://schemas.openxmlformats.org/drawingml/2006/picture">
-                  <pic:nvPicPr>
-                    <pic:cNvPr id="1" name=""/>
-                    <pic:cNvPicPr/>
-                  </pic:nvPicPr>
-                  <pic:blipFill>
-                    <a:blip r:embed="rId11"/>
-                    <a:stretch>
-                      <a:fillRect/>
-                    </a:stretch>
-                  </pic:blipFill>
-                  <pic:spPr>
-                    <a:xfrm>
-                      <a:off x="0" y="0"/>
-                      <a:ext cx="4572638" cy="209579"/>
-                    </a:xfrm>
-                    <a:prstGeom prst="rect">
-                      <a:avLst/>
-                    </a:prstGeom>
-                  </pic:spPr>
-                </pic:pic>
-              </a:graphicData>
-            </a:graphic>
-          </wp:inline>
-        </w:drawing>
-      </w:r>
-      <w:r>
-        <w:rPr>
-          <w:rFonts w:ascii="Arial" w:hAnsi="Arial" w:cs="Arial"/>
-          <w:bCs/>
-          <w:sz w:val="24"/>
-          <w:szCs w:val="24"/>
-        </w:rPr>
-        <w:t xml:space="preserve"> // </w:t>
-      </w:r>
-      <w:proofErr w:type="gramStart"/>
-      <w:r>
-        <w:rPr>
-          <w:rFonts w:ascii="Arial" w:hAnsi="Arial" w:cs="Arial"/>
-          <w:bCs/>
-          <w:sz w:val="24"/>
-          <w:szCs w:val="24"/>
-        </w:rPr>
-        <w:t>utilisation</w:t>
-      </w:r>
-      <w:proofErr w:type="gramEnd"/>
-      <w:r>
-        <w:rPr>
-          <w:rFonts w:ascii="Arial" w:hAnsi="Arial" w:cs="Arial"/>
-          <w:bCs/>
-          <w:sz w:val="24"/>
-          <w:szCs w:val="24"/>
-        </w:rPr>
-        <w:t xml:space="preserve"> de </w:t>
-      </w:r>
-      <w:proofErr w:type="spellStart"/>
-      <w:r>
-        <w:rPr>
-          <w:rFonts w:ascii="Arial" w:hAnsi="Arial" w:cs="Arial"/>
-          <w:bCs/>
-          <w:sz w:val="24"/>
-          <w:szCs w:val="24"/>
-        </w:rPr>
-        <w:t>addr</w:t>
-      </w:r>
-      <w:proofErr w:type="spellEnd"/>
-    </w:p>
-    <w:p>
-      <w:pPr>
-        <w:widowControl w:val="0"/>
-        <w:tabs>
-          <w:tab w:val="left" w:pos="2235"/>
-        </w:tabs>
-        <w:autoSpaceDE w:val="0"/>
-        <w:autoSpaceDN w:val="0"/>
-        <w:adjustRightInd w:val="0"/>
-        <w:rPr>
-          <w:rFonts w:ascii="Arial" w:hAnsi="Arial" w:cs="Arial"/>
-          <w:bCs/>
-          <w:sz w:val="24"/>
-          <w:szCs w:val="24"/>
-        </w:rPr>
-      </w:pPr>
-      <w:r>
-        <w:rPr>
-          <w:rFonts w:ascii="Arial" w:hAnsi="Arial" w:cs="Arial"/>
-          <w:bCs/>
-          <w:sz w:val="24"/>
-          <w:szCs w:val="24"/>
-        </w:rPr>
-        <w:t xml:space="preserve">Un deuxième problème à était l’utilisation de la librairie </w:t>
-      </w:r>
-      <w:proofErr w:type="spellStart"/>
-      <w:r>
-        <w:rPr>
-          <w:rFonts w:ascii="Arial" w:hAnsi="Arial" w:cs="Arial"/>
-          <w:bCs/>
-          <w:sz w:val="24"/>
-          <w:szCs w:val="24"/>
-        </w:rPr>
-        <w:t>Erreur.h</w:t>
-      </w:r>
-      <w:proofErr w:type="spellEnd"/>
-      <w:r>
-        <w:rPr>
-          <w:rFonts w:ascii="Arial" w:hAnsi="Arial" w:cs="Arial"/>
-          <w:bCs/>
-          <w:sz w:val="24"/>
-          <w:szCs w:val="24"/>
-        </w:rPr>
-        <w:t xml:space="preserve"> (et Erreur.cpp), La classe permet de </w:t>
-      </w:r>
-      <w:proofErr w:type="spellStart"/>
-      <w:r>
-        <w:rPr>
-          <w:rFonts w:ascii="Arial" w:hAnsi="Arial" w:cs="Arial"/>
-          <w:bCs/>
-          <w:sz w:val="24"/>
-          <w:szCs w:val="24"/>
-        </w:rPr>
-        <w:t>throw</w:t>
-      </w:r>
-      <w:proofErr w:type="spellEnd"/>
-      <w:r>
-        <w:rPr>
-          <w:rFonts w:ascii="Arial" w:hAnsi="Arial" w:cs="Arial"/>
-          <w:bCs/>
-          <w:sz w:val="24"/>
-          <w:szCs w:val="24"/>
-        </w:rPr>
-        <w:t xml:space="preserve"> une erreur proprement, nous avions fait quelque erreur dans le code, puis à chaque utilisation de g++</w:t>
-      </w:r>
-      <w:r>
-        <w:rPr>
-          <w:rFonts w:ascii="Arial" w:hAnsi="Arial" w:cs="Arial"/>
-          <w:bCs/>
-          <w:sz w:val="24"/>
-          <w:szCs w:val="24"/>
-        </w:rPr>
-        <w:t xml:space="preserve"> j’oubliais</w:t>
-      </w:r>
-      <w:r>
-        <w:rPr>
-          <w:rFonts w:ascii="Arial" w:hAnsi="Arial" w:cs="Arial"/>
-          <w:bCs/>
-          <w:sz w:val="24"/>
-          <w:szCs w:val="24"/>
-        </w:rPr>
-        <w:t xml:space="preserve"> de compiler Erreur.cpp ce qui provoqua une erreur</w:t>
-      </w:r>
-      <w:r>
-        <w:rPr>
-          <w:rFonts w:ascii="Arial" w:hAnsi="Arial" w:cs="Arial"/>
-          <w:bCs/>
-          <w:sz w:val="24"/>
-          <w:szCs w:val="24"/>
-        </w:rPr>
-        <w:t> :</w:t>
-      </w:r>
-    </w:p>
-    <w:p>
-      <w:pPr>
-        <w:widowControl w:val="0"/>
-        <w:tabs>
-          <w:tab w:val="left" w:pos="2235"/>
-        </w:tabs>
-        <w:autoSpaceDE w:val="0"/>
-        <w:autoSpaceDN w:val="0"/>
-        <w:adjustRightInd w:val="0"/>
-        <w:rPr>
-          <w:rFonts w:ascii="Arial" w:hAnsi="Arial" w:cs="Arial"/>
-          <w:bCs/>
-          <w:sz w:val="24"/>
-          <w:szCs w:val="24"/>
-        </w:rPr>
-      </w:pPr>
-      <w:r>
-        <w:rPr>
-          <w:rFonts w:ascii="Arial" w:hAnsi="Arial" w:cs="Arial"/>
-          <w:bCs/>
-          <w:noProof/>
-          <w:sz w:val="24"/>
-          <w:szCs w:val="24"/>
-          <w:lang w:eastAsia="ja-JP"/>
-        </w:rPr>
-        <w:drawing>
-          <wp:inline distT="0" distB="0" distL="0" distR="0" wp14:anchorId="4958FBC6" wp14:editId="483AA607">
-            <wp:extent cx="5981700" cy="521970"/>
-            <wp:effectExtent l="0" t="0" r="0" b="0"/>
-            <wp:docPr id="8" name="Image 8"/>
             <wp:cNvGraphicFramePr>
               <a:graphicFrameLocks xmlns:a="http://schemas.openxmlformats.org/drawingml/2006/main" noChangeAspect="1"/>
             </wp:cNvGraphicFramePr>
@@ -3769,7 +3888,7 @@
                   <pic:spPr>
                     <a:xfrm>
                       <a:off x="0" y="0"/>
-                      <a:ext cx="5981700" cy="521970"/>
+                      <a:ext cx="4439270" cy="228632"/>
                     </a:xfrm>
                     <a:prstGeom prst="rect">
                       <a:avLst/>
@@ -3781,6 +3900,15 @@
           </wp:inline>
         </w:drawing>
       </w:r>
+      <w:r>
+        <w:rPr>
+          <w:rFonts w:ascii="Arial" w:hAnsi="Arial" w:cs="Arial"/>
+          <w:bCs/>
+          <w:sz w:val="24"/>
+          <w:szCs w:val="24"/>
+        </w:rPr>
+        <w:t xml:space="preserve"> // entête de la fonction</w:t>
+      </w:r>
     </w:p>
     <w:p>
       <w:pPr>
@@ -3798,148 +3926,6 @@
           <w:szCs w:val="24"/>
         </w:rPr>
       </w:pPr>
-    </w:p>
-    <w:p>
-      <w:pPr>
-        <w:widowControl w:val="0"/>
-        <w:tabs>
-          <w:tab w:val="left" w:pos="2235"/>
-        </w:tabs>
-        <w:autoSpaceDE w:val="0"/>
-        <w:autoSpaceDN w:val="0"/>
-        <w:adjustRightInd w:val="0"/>
-        <w:rPr>
-          <w:rFonts w:ascii="Arial" w:hAnsi="Arial" w:cs="Arial"/>
-          <w:bCs/>
-          <w:sz w:val="24"/>
-          <w:szCs w:val="24"/>
-        </w:rPr>
-      </w:pPr>
-      <w:r>
-        <w:rPr>
-          <w:rFonts w:ascii="Arial" w:hAnsi="Arial" w:cs="Arial"/>
-          <w:bCs/>
-          <w:sz w:val="24"/>
-          <w:szCs w:val="24"/>
-        </w:rPr>
-        <w:t>Coté java la gestion des sockets ce fait plus facilement hormis que java est la partie serveur donc nous avons eu besoin d’utiliser les threads pour pouvoir géré toute</w:t>
-      </w:r>
-      <w:r>
-        <w:rPr>
-          <w:rFonts w:ascii="Arial" w:hAnsi="Arial" w:cs="Arial"/>
-          <w:bCs/>
-          <w:sz w:val="24"/>
-          <w:szCs w:val="24"/>
-        </w:rPr>
-        <w:t>s</w:t>
-      </w:r>
-      <w:r>
-        <w:rPr>
-          <w:rFonts w:ascii="Arial" w:hAnsi="Arial" w:cs="Arial"/>
-          <w:bCs/>
-          <w:sz w:val="24"/>
-          <w:szCs w:val="24"/>
-        </w:rPr>
-        <w:t xml:space="preserve"> les demande</w:t>
-      </w:r>
-      <w:r>
-        <w:rPr>
-          <w:rFonts w:ascii="Arial" w:hAnsi="Arial" w:cs="Arial"/>
-          <w:bCs/>
-          <w:sz w:val="24"/>
-          <w:szCs w:val="24"/>
-        </w:rPr>
-        <w:t>s</w:t>
-      </w:r>
-      <w:r>
-        <w:rPr>
-          <w:rFonts w:ascii="Arial" w:hAnsi="Arial" w:cs="Arial"/>
-          <w:bCs/>
-          <w:sz w:val="24"/>
-          <w:szCs w:val="24"/>
-        </w:rPr>
-        <w:t xml:space="preserve"> des clients</w:t>
-      </w:r>
-      <w:r>
-        <w:rPr>
-          <w:rFonts w:ascii="Arial" w:hAnsi="Arial" w:cs="Arial"/>
-          <w:bCs/>
-          <w:sz w:val="24"/>
-          <w:szCs w:val="24"/>
-        </w:rPr>
-        <w:t>.</w:t>
-      </w:r>
-      <w:r>
-        <w:rPr>
-          <w:rFonts w:ascii="Arial" w:hAnsi="Arial" w:cs="Arial"/>
-          <w:bCs/>
-          <w:sz w:val="24"/>
-          <w:szCs w:val="24"/>
-        </w:rPr>
-        <w:t xml:space="preserve"> Pour ce ferais nous avons une créer une class Interlocuteur</w:t>
-      </w:r>
-      <w:r>
-        <w:rPr>
-          <w:rFonts w:ascii="Arial" w:hAnsi="Arial" w:cs="Arial"/>
-          <w:bCs/>
-          <w:sz w:val="24"/>
-          <w:szCs w:val="24"/>
-        </w:rPr>
-        <w:t xml:space="preserve"> (voir annexe 3</w:t>
-      </w:r>
-      <w:r>
-        <w:rPr>
-          <w:rFonts w:ascii="Arial" w:hAnsi="Arial" w:cs="Arial"/>
-          <w:bCs/>
-          <w:sz w:val="24"/>
-          <w:szCs w:val="24"/>
-        </w:rPr>
-        <w:t>.</w:t>
-      </w:r>
-      <w:r>
-        <w:rPr>
-          <w:rFonts w:ascii="Arial" w:hAnsi="Arial" w:cs="Arial"/>
-          <w:bCs/>
-          <w:sz w:val="24"/>
-          <w:szCs w:val="24"/>
-        </w:rPr>
-        <w:t>1</w:t>
-      </w:r>
-      <w:r>
-        <w:rPr>
-          <w:rFonts w:ascii="Arial" w:hAnsi="Arial" w:cs="Arial"/>
-          <w:bCs/>
-          <w:sz w:val="24"/>
-          <w:szCs w:val="24"/>
-        </w:rPr>
-        <w:t>)</w:t>
-      </w:r>
-      <w:r>
-        <w:rPr>
-          <w:rFonts w:ascii="Arial" w:hAnsi="Arial" w:cs="Arial"/>
-          <w:bCs/>
-          <w:sz w:val="24"/>
-          <w:szCs w:val="24"/>
-        </w:rPr>
-        <w:t xml:space="preserve"> qui sera instancier est lancé sur un thread pour chaque client.</w:t>
-      </w:r>
-    </w:p>
-    <w:p>
-      <w:pPr>
-        <w:widowControl w:val="0"/>
-        <w:tabs>
-          <w:tab w:val="left" w:pos="2235"/>
-        </w:tabs>
-        <w:autoSpaceDE w:val="0"/>
-        <w:autoSpaceDN w:val="0"/>
-        <w:adjustRightInd w:val="0"/>
-        <w:rPr>
-          <w:rFonts w:ascii="Arial" w:hAnsi="Arial" w:cs="Arial"/>
-          <w:bCs/>
-          <w:sz w:val="24"/>
-          <w:szCs w:val="24"/>
-        </w:rPr>
-      </w:pPr>
       <w:r>
         <w:rPr>
           <w:rFonts w:ascii="Arial" w:hAnsi="Arial" w:cs="Arial"/>
@@ -3950,10 +3936,10 @@
           <w:lang w:eastAsia="ja-JP"/>
         </w:rPr>
         <w:drawing>
-          <wp:inline distT="0" distB="0" distL="0" distR="0" wp14:anchorId="1E2DCCE5" wp14:editId="5E1A4083">
-            <wp:extent cx="5144218" cy="438211"/>
+          <wp:inline distT="0" distB="0" distL="0" distR="0" wp14:anchorId="23BCBA31" wp14:editId="1A3FBC13">
+            <wp:extent cx="4572638" cy="209579"/>
             <wp:effectExtent l="0" t="0" r="0" b="0"/>
-            <wp:docPr id="4" name="Image 4"/>
+            <wp:docPr id="1" name="Image 1"/>
             <wp:cNvGraphicFramePr>
               <a:graphicFrameLocks xmlns:a="http://schemas.openxmlformats.org/drawingml/2006/main" noChangeAspect="1"/>
             </wp:cNvGraphicFramePr>
@@ -3973,7 +3959,7 @@
                   <pic:spPr>
                     <a:xfrm>
                       <a:off x="0" y="0"/>
-                      <a:ext cx="5144218" cy="438211"/>
+                      <a:ext cx="4572638" cy="209579"/>
                     </a:xfrm>
                     <a:prstGeom prst="rect">
                       <a:avLst/>
@@ -3985,738 +3971,78 @@
           </wp:inline>
         </w:drawing>
       </w:r>
-    </w:p>
-    <w:p>
-      <w:pPr>
-        <w:widowControl w:val="0"/>
-        <w:tabs>
-          <w:tab w:val="left" w:pos="6580"/>
-        </w:tabs>
-        <w:autoSpaceDE w:val="0"/>
-        <w:autoSpaceDN w:val="0"/>
-        <w:adjustRightInd w:val="0"/>
-        <w:spacing w:after="0" w:line="240" w:lineRule="auto"/>
-        <w:jc w:val="center"/>
-        <w:rPr>
-          <w:rFonts w:ascii="Arial" w:hAnsi="Arial" w:cs="Arial"/>
-          <w:bCs/>
-          <w:sz w:val="24"/>
-          <w:szCs w:val="24"/>
-        </w:rPr>
-      </w:pPr>
-    </w:p>
-    <w:p>
-      <w:pPr>
-        <w:widowControl w:val="0"/>
-        <w:tabs>
-          <w:tab w:val="left" w:pos="6580"/>
-        </w:tabs>
-        <w:autoSpaceDE w:val="0"/>
-        <w:autoSpaceDN w:val="0"/>
-        <w:adjustRightInd w:val="0"/>
-        <w:spacing w:after="0" w:line="240" w:lineRule="auto"/>
-        <w:jc w:val="center"/>
-        <w:rPr>
-          <w:rFonts w:ascii="Arial" w:hAnsi="Arial" w:cs="Arial"/>
-          <w:b/>
-          <w:bCs/>
-          <w:sz w:val="28"/>
-          <w:szCs w:val="28"/>
-        </w:rPr>
-      </w:pPr>
-      <w:r>
-        <w:rPr>
-          <w:rFonts w:ascii="Arial" w:hAnsi="Arial" w:cs="Arial"/>
-          <w:b/>
-          <w:bCs/>
-          <w:sz w:val="28"/>
-          <w:szCs w:val="28"/>
-        </w:rPr>
-        <w:t>Java Server</w:t>
-      </w:r>
-    </w:p>
-    <w:p>
-      <w:pPr>
-        <w:widowControl w:val="0"/>
-        <w:tabs>
-          <w:tab w:val="left" w:pos="6580"/>
-        </w:tabs>
-        <w:autoSpaceDE w:val="0"/>
-        <w:autoSpaceDN w:val="0"/>
-        <w:adjustRightInd w:val="0"/>
-        <w:spacing w:after="0" w:line="240" w:lineRule="auto"/>
-        <w:rPr>
-          <w:rFonts w:ascii="Arial" w:hAnsi="Arial" w:cs="Arial"/>
-          <w:bCs/>
-          <w:sz w:val="24"/>
-          <w:szCs w:val="24"/>
-        </w:rPr>
-      </w:pPr>
-    </w:p>
-    <w:p>
-      <w:pPr>
-        <w:widowControl w:val="0"/>
-        <w:tabs>
-          <w:tab w:val="left" w:pos="6580"/>
-        </w:tabs>
-        <w:autoSpaceDE w:val="0"/>
-        <w:autoSpaceDN w:val="0"/>
-        <w:adjustRightInd w:val="0"/>
-        <w:spacing w:after="0" w:line="240" w:lineRule="auto"/>
-        <w:rPr>
-          <w:rFonts w:ascii="Arial" w:hAnsi="Arial" w:cs="Arial"/>
-          <w:bCs/>
-          <w:sz w:val="24"/>
-          <w:szCs w:val="24"/>
-        </w:rPr>
-      </w:pPr>
-      <w:r>
-        <w:rPr>
-          <w:rFonts w:ascii="Arial" w:hAnsi="Arial" w:cs="Arial"/>
-          <w:bCs/>
-          <w:sz w:val="24"/>
-          <w:szCs w:val="24"/>
-        </w:rPr>
-        <w:t>La partie java consiste à faire un s</w:t>
-      </w:r>
-      <w:r>
-        <w:rPr>
-          <w:rFonts w:ascii="Arial" w:hAnsi="Arial" w:cs="Arial"/>
-          <w:bCs/>
-          <w:sz w:val="24"/>
-          <w:szCs w:val="24"/>
-        </w:rPr>
-        <w:t>erver</w:t>
-      </w:r>
-      <w:r>
-        <w:rPr>
-          <w:rFonts w:ascii="Arial" w:hAnsi="Arial" w:cs="Arial"/>
-          <w:bCs/>
-          <w:sz w:val="24"/>
-          <w:szCs w:val="24"/>
-        </w:rPr>
-        <w:t xml:space="preserve"> </w:t>
-      </w:r>
-      <w:r>
-        <w:rPr>
-          <w:rFonts w:ascii="Arial" w:hAnsi="Arial" w:cs="Arial"/>
-          <w:bCs/>
-          <w:sz w:val="24"/>
-          <w:szCs w:val="24"/>
-        </w:rPr>
-        <w:t>Java</w:t>
-      </w:r>
-      <w:r>
-        <w:rPr>
-          <w:rFonts w:ascii="Arial" w:hAnsi="Arial" w:cs="Arial"/>
-          <w:bCs/>
-          <w:sz w:val="24"/>
-          <w:szCs w:val="24"/>
-        </w:rPr>
-        <w:t xml:space="preserve"> qui attend des </w:t>
-      </w:r>
-      <w:r>
-        <w:rPr>
-          <w:rFonts w:ascii="Arial" w:hAnsi="Arial" w:cs="Arial"/>
-          <w:bCs/>
-          <w:sz w:val="24"/>
-          <w:szCs w:val="24"/>
-        </w:rPr>
-        <w:t>requêtes</w:t>
-      </w:r>
-      <w:r>
-        <w:rPr>
-          <w:rFonts w:ascii="Arial" w:hAnsi="Arial" w:cs="Arial"/>
-          <w:bCs/>
-          <w:sz w:val="24"/>
-          <w:szCs w:val="24"/>
-        </w:rPr>
-        <w:t xml:space="preserve"> qui </w:t>
-      </w:r>
-      <w:r>
-        <w:rPr>
-          <w:rFonts w:ascii="Arial" w:hAnsi="Arial" w:cs="Arial"/>
-          <w:bCs/>
-          <w:sz w:val="24"/>
-          <w:szCs w:val="24"/>
-        </w:rPr>
-        <w:t>permettront</w:t>
-      </w:r>
-      <w:r>
-        <w:rPr>
-          <w:rFonts w:ascii="Arial" w:hAnsi="Arial" w:cs="Arial"/>
-          <w:bCs/>
-          <w:sz w:val="24"/>
-          <w:szCs w:val="24"/>
-        </w:rPr>
-        <w:t xml:space="preserve"> de faire </w:t>
-      </w:r>
-      <w:r>
-        <w:rPr>
-          <w:rFonts w:ascii="Arial" w:hAnsi="Arial" w:cs="Arial"/>
-          <w:bCs/>
-          <w:sz w:val="24"/>
-          <w:szCs w:val="24"/>
-        </w:rPr>
-        <w:t>apparaitre</w:t>
-      </w:r>
-      <w:r>
-        <w:rPr>
-          <w:rFonts w:ascii="Arial" w:hAnsi="Arial" w:cs="Arial"/>
-          <w:bCs/>
-          <w:sz w:val="24"/>
-          <w:szCs w:val="24"/>
-        </w:rPr>
-        <w:t xml:space="preserve"> une</w:t>
-      </w:r>
-      <w:r>
-        <w:rPr>
-          <w:rFonts w:ascii="Arial" w:hAnsi="Arial" w:cs="Arial"/>
-          <w:bCs/>
-          <w:sz w:val="24"/>
-          <w:szCs w:val="24"/>
-        </w:rPr>
-        <w:t xml:space="preserve"> fenêtre</w:t>
-      </w:r>
-      <w:r>
-        <w:rPr>
-          <w:rFonts w:ascii="Arial" w:hAnsi="Arial" w:cs="Arial"/>
-          <w:bCs/>
-          <w:sz w:val="24"/>
-          <w:szCs w:val="24"/>
-        </w:rPr>
-        <w:t xml:space="preserve"> </w:t>
-      </w:r>
-      <w:r>
-        <w:rPr>
-          <w:rFonts w:ascii="Arial" w:hAnsi="Arial" w:cs="Arial"/>
-          <w:bCs/>
-          <w:sz w:val="24"/>
-          <w:szCs w:val="24"/>
-        </w:rPr>
-        <w:t>sur laquelle on va dessiner</w:t>
-      </w:r>
-    </w:p>
-    <w:p>
-      <w:pPr>
-        <w:widowControl w:val="0"/>
-        <w:tabs>
-          <w:tab w:val="left" w:pos="6580"/>
-        </w:tabs>
-        <w:autoSpaceDE w:val="0"/>
-        <w:autoSpaceDN w:val="0"/>
-        <w:adjustRightInd w:val="0"/>
-        <w:spacing w:after="0" w:line="240" w:lineRule="auto"/>
-        <w:rPr>
-          <w:rFonts w:ascii="Arial" w:hAnsi="Arial" w:cs="Arial"/>
-          <w:bCs/>
-          <w:sz w:val="24"/>
-          <w:szCs w:val="24"/>
-        </w:rPr>
-      </w:pPr>
-      <w:r>
-        <w:rPr>
-          <w:rFonts w:ascii="Arial" w:hAnsi="Arial" w:cs="Arial"/>
-          <w:bCs/>
-          <w:sz w:val="24"/>
-          <w:szCs w:val="24"/>
-        </w:rPr>
-        <w:t>Pour ça nous avons utilisé la librairie Awt de Java.</w:t>
-      </w:r>
-    </w:p>
-    <w:p>
-      <w:pPr>
-        <w:widowControl w:val="0"/>
-        <w:tabs>
-          <w:tab w:val="left" w:pos="6580"/>
-        </w:tabs>
-        <w:autoSpaceDE w:val="0"/>
-        <w:autoSpaceDN w:val="0"/>
-        <w:adjustRightInd w:val="0"/>
-        <w:spacing w:after="0" w:line="240" w:lineRule="auto"/>
-        <w:rPr>
-          <w:rFonts w:ascii="Arial" w:hAnsi="Arial" w:cs="Arial"/>
-          <w:bCs/>
-          <w:sz w:val="24"/>
-          <w:szCs w:val="24"/>
-        </w:rPr>
-      </w:pPr>
-      <w:r>
-        <w:rPr>
-          <w:rFonts w:ascii="Arial" w:hAnsi="Arial" w:cs="Arial"/>
-          <w:bCs/>
-          <w:sz w:val="24"/>
-          <w:szCs w:val="24"/>
-        </w:rPr>
-        <w:lastRenderedPageBreak/>
-        <w:t>La librairie permet de créer une fenêtre, elle permet aussi de créer des rendus sur lesquelles nous pourrons dessiner. Elle a un tas de fonction qui dessine</w:t>
-      </w:r>
-      <w:r>
-        <w:rPr>
-          <w:rFonts w:ascii="Arial" w:hAnsi="Arial" w:cs="Arial"/>
-          <w:bCs/>
-          <w:sz w:val="24"/>
-          <w:szCs w:val="24"/>
-        </w:rPr>
-        <w:t>, certaine de ses fonctions</w:t>
-      </w:r>
-      <w:r>
-        <w:rPr>
-          <w:rFonts w:ascii="Arial" w:hAnsi="Arial" w:cs="Arial"/>
-          <w:bCs/>
-          <w:sz w:val="24"/>
-          <w:szCs w:val="24"/>
-        </w:rPr>
-        <w:t xml:space="preserve"> permette de dessiner des segments, rectangle, ovale, arc, texte.</w:t>
-      </w:r>
-    </w:p>
-    <w:p>
-      <w:pPr>
-        <w:widowControl w:val="0"/>
-        <w:tabs>
-          <w:tab w:val="left" w:pos="6580"/>
-        </w:tabs>
-        <w:autoSpaceDE w:val="0"/>
-        <w:autoSpaceDN w:val="0"/>
-        <w:adjustRightInd w:val="0"/>
-        <w:spacing w:after="0" w:line="240" w:lineRule="auto"/>
-        <w:rPr>
-          <w:rFonts w:ascii="Arial" w:hAnsi="Arial" w:cs="Arial"/>
-          <w:bCs/>
-          <w:sz w:val="24"/>
-          <w:szCs w:val="24"/>
-        </w:rPr>
-      </w:pPr>
-      <w:r>
-        <w:rPr>
-          <w:rFonts w:ascii="Arial" w:hAnsi="Arial" w:cs="Arial"/>
-          <w:bCs/>
-          <w:sz w:val="24"/>
-          <w:szCs w:val="24"/>
-        </w:rPr>
-        <w:t>Chaque fonction possède ses propres paramètres mais ils ont tous en commun besoin des coordonnée</w:t>
-      </w:r>
-      <w:r>
-        <w:rPr>
-          <w:rFonts w:ascii="Arial" w:hAnsi="Arial" w:cs="Arial"/>
-          <w:bCs/>
-          <w:sz w:val="24"/>
-          <w:szCs w:val="24"/>
-        </w:rPr>
-        <w:t>s</w:t>
-      </w:r>
-      <w:r>
-        <w:rPr>
-          <w:rFonts w:ascii="Arial" w:hAnsi="Arial" w:cs="Arial"/>
-          <w:bCs/>
-          <w:sz w:val="24"/>
-          <w:szCs w:val="24"/>
-        </w:rPr>
-        <w:t xml:space="preserve"> en x et y</w:t>
-      </w:r>
-      <w:r>
-        <w:rPr>
-          <w:rFonts w:ascii="Arial" w:hAnsi="Arial" w:cs="Arial"/>
-          <w:bCs/>
-          <w:sz w:val="24"/>
-          <w:szCs w:val="24"/>
-        </w:rPr>
-        <w:t>.</w:t>
-      </w:r>
-    </w:p>
-    <w:p>
-      <w:pPr>
-        <w:widowControl w:val="0"/>
-        <w:tabs>
-          <w:tab w:val="left" w:pos="6580"/>
-        </w:tabs>
-        <w:autoSpaceDE w:val="0"/>
-        <w:autoSpaceDN w:val="0"/>
-        <w:adjustRightInd w:val="0"/>
-        <w:spacing w:after="0" w:line="240" w:lineRule="auto"/>
-        <w:rPr>
-          <w:rFonts w:ascii="Arial" w:hAnsi="Arial" w:cs="Arial"/>
-          <w:bCs/>
-          <w:sz w:val="24"/>
-          <w:szCs w:val="24"/>
-        </w:rPr>
-      </w:pPr>
-      <w:r>
-        <w:rPr>
-          <w:rFonts w:ascii="Arial" w:hAnsi="Arial" w:cs="Arial"/>
-          <w:bCs/>
-          <w:sz w:val="24"/>
-          <w:szCs w:val="24"/>
-        </w:rPr>
-        <w:t>On pourra pour chaque cas choisir la couleur par rapport à sa forme</w:t>
-      </w:r>
-      <w:r>
-        <w:rPr>
-          <w:rFonts w:ascii="Arial" w:hAnsi="Arial" w:cs="Arial"/>
-          <w:bCs/>
-          <w:sz w:val="24"/>
-          <w:szCs w:val="24"/>
-        </w:rPr>
-        <w:t>,</w:t>
-      </w:r>
-    </w:p>
-    <w:p>
-      <w:pPr>
-        <w:widowControl w:val="0"/>
-        <w:tabs>
-          <w:tab w:val="left" w:pos="6580"/>
-        </w:tabs>
-        <w:autoSpaceDE w:val="0"/>
-        <w:autoSpaceDN w:val="0"/>
-        <w:adjustRightInd w:val="0"/>
-        <w:spacing w:after="0" w:line="240" w:lineRule="auto"/>
-        <w:rPr>
-          <w:rFonts w:ascii="Arial" w:hAnsi="Arial" w:cs="Arial"/>
-          <w:bCs/>
-          <w:sz w:val="24"/>
-          <w:szCs w:val="24"/>
-        </w:rPr>
-      </w:pPr>
-      <w:r>
-        <w:rPr>
-          <w:rFonts w:ascii="Arial" w:hAnsi="Arial" w:cs="Arial"/>
-          <w:bCs/>
-          <w:sz w:val="24"/>
-          <w:szCs w:val="24"/>
-        </w:rPr>
-        <w:t>Et d’</w:t>
-      </w:r>
-      <w:r>
-        <w:rPr>
-          <w:rFonts w:ascii="Arial" w:hAnsi="Arial" w:cs="Arial"/>
-          <w:bCs/>
-          <w:sz w:val="24"/>
-          <w:szCs w:val="24"/>
-        </w:rPr>
-        <w:t>autre choix comme l</w:t>
-      </w:r>
-      <w:r>
-        <w:rPr>
-          <w:rFonts w:ascii="Arial" w:hAnsi="Arial" w:cs="Arial"/>
-          <w:bCs/>
-          <w:sz w:val="24"/>
-          <w:szCs w:val="24"/>
-        </w:rPr>
-        <w:t>’épaisseur</w:t>
-      </w:r>
-      <w:r>
-        <w:rPr>
-          <w:rFonts w:ascii="Arial" w:hAnsi="Arial" w:cs="Arial"/>
-          <w:bCs/>
-          <w:sz w:val="24"/>
-          <w:szCs w:val="24"/>
-        </w:rPr>
-        <w:t xml:space="preserve"> pour un segment ou si une forme fermée doit être remplis.</w:t>
-      </w:r>
-    </w:p>
-    <w:p>
-      <w:pPr>
-        <w:widowControl w:val="0"/>
-        <w:tabs>
-          <w:tab w:val="left" w:pos="6580"/>
-        </w:tabs>
-        <w:autoSpaceDE w:val="0"/>
-        <w:autoSpaceDN w:val="0"/>
-        <w:adjustRightInd w:val="0"/>
-        <w:spacing w:after="0" w:line="240" w:lineRule="auto"/>
-        <w:rPr>
-          <w:rFonts w:ascii="Arial" w:hAnsi="Arial" w:cs="Arial"/>
-          <w:bCs/>
-          <w:sz w:val="24"/>
-          <w:szCs w:val="24"/>
-        </w:rPr>
-      </w:pPr>
-    </w:p>
-    <w:p>
-      <w:pPr>
-        <w:widowControl w:val="0"/>
-        <w:tabs>
-          <w:tab w:val="left" w:pos="6580"/>
-        </w:tabs>
-        <w:autoSpaceDE w:val="0"/>
-        <w:autoSpaceDN w:val="0"/>
-        <w:adjustRightInd w:val="0"/>
-        <w:spacing w:after="0" w:line="240" w:lineRule="auto"/>
-        <w:jc w:val="center"/>
-        <w:rPr>
-          <w:rFonts w:ascii="Arial" w:hAnsi="Arial" w:cs="Arial"/>
-          <w:b/>
-          <w:bCs/>
-          <w:sz w:val="28"/>
-          <w:szCs w:val="28"/>
-        </w:rPr>
-      </w:pPr>
-      <w:r>
-        <w:rPr>
-          <w:rFonts w:ascii="Arial" w:hAnsi="Arial" w:cs="Arial"/>
-          <w:b/>
-          <w:bCs/>
-          <w:sz w:val="28"/>
-          <w:szCs w:val="28"/>
-        </w:rPr>
-        <w:t>C++ Client</w:t>
-      </w:r>
-    </w:p>
-    <w:p>
-      <w:pPr>
-        <w:widowControl w:val="0"/>
-        <w:tabs>
-          <w:tab w:val="left" w:pos="6580"/>
-        </w:tabs>
-        <w:autoSpaceDE w:val="0"/>
-        <w:autoSpaceDN w:val="0"/>
-        <w:adjustRightInd w:val="0"/>
-        <w:spacing w:after="0" w:line="240" w:lineRule="auto"/>
-        <w:rPr>
-          <w:rFonts w:ascii="Arial" w:hAnsi="Arial" w:cs="Arial"/>
-          <w:bCs/>
-          <w:sz w:val="24"/>
-          <w:szCs w:val="24"/>
-        </w:rPr>
-      </w:pPr>
-    </w:p>
-    <w:p>
-      <w:pPr>
-        <w:widowControl w:val="0"/>
-        <w:tabs>
-          <w:tab w:val="left" w:pos="6580"/>
-        </w:tabs>
-        <w:autoSpaceDE w:val="0"/>
-        <w:autoSpaceDN w:val="0"/>
-        <w:adjustRightInd w:val="0"/>
-        <w:spacing w:after="0" w:line="240" w:lineRule="auto"/>
-        <w:rPr>
-          <w:rFonts w:ascii="Arial" w:hAnsi="Arial" w:cs="Arial"/>
-          <w:bCs/>
-          <w:sz w:val="24"/>
-          <w:szCs w:val="24"/>
-        </w:rPr>
-      </w:pPr>
-      <w:r>
-        <w:rPr>
-          <w:rFonts w:ascii="Arial" w:hAnsi="Arial" w:cs="Arial"/>
-          <w:bCs/>
-          <w:sz w:val="24"/>
-          <w:szCs w:val="24"/>
-        </w:rPr>
-        <w:t>La partie C++ consiste à faire un client C++ qui va envoyer des requêtes au server, l’utilité est que le C++ à une vitesse de calcule largement plus rapide que le java</w:t>
-      </w:r>
-    </w:p>
-    <w:p>
-      <w:pPr>
-        <w:widowControl w:val="0"/>
-        <w:tabs>
-          <w:tab w:val="left" w:pos="6580"/>
-        </w:tabs>
-        <w:autoSpaceDE w:val="0"/>
-        <w:autoSpaceDN w:val="0"/>
-        <w:adjustRightInd w:val="0"/>
-        <w:spacing w:after="0" w:line="240" w:lineRule="auto"/>
-        <w:rPr>
-          <w:rFonts w:ascii="Arial" w:hAnsi="Arial" w:cs="Arial"/>
-          <w:bCs/>
-          <w:sz w:val="24"/>
-          <w:szCs w:val="24"/>
-        </w:rPr>
-      </w:pPr>
-    </w:p>
-    <w:p>
-      <w:pPr>
-        <w:widowControl w:val="0"/>
-        <w:tabs>
-          <w:tab w:val="left" w:pos="6580"/>
-        </w:tabs>
-        <w:autoSpaceDE w:val="0"/>
-        <w:autoSpaceDN w:val="0"/>
-        <w:adjustRightInd w:val="0"/>
-        <w:spacing w:after="0" w:line="240" w:lineRule="auto"/>
-        <w:rPr>
-          <w:rFonts w:ascii="Arial" w:hAnsi="Arial" w:cs="Arial"/>
-          <w:bCs/>
-          <w:sz w:val="24"/>
-          <w:szCs w:val="24"/>
-        </w:rPr>
-      </w:pPr>
-      <w:r>
-        <w:rPr>
-          <w:rFonts w:ascii="Arial" w:hAnsi="Arial" w:cs="Arial"/>
-          <w:bCs/>
-          <w:sz w:val="24"/>
-          <w:szCs w:val="24"/>
-        </w:rPr>
-        <w:t xml:space="preserve">Comme nous voulons une librairie l’utilisation des </w:t>
-      </w:r>
-      <w:r>
-        <w:rPr>
-          <w:rFonts w:ascii="Arial" w:hAnsi="Arial" w:cs="Arial"/>
-          <w:bCs/>
-          <w:sz w:val="24"/>
-          <w:szCs w:val="24"/>
-        </w:rPr>
-        <w:t>méthodes</w:t>
-      </w:r>
-      <w:r>
-        <w:rPr>
-          <w:rFonts w:ascii="Arial" w:hAnsi="Arial" w:cs="Arial"/>
-          <w:bCs/>
-          <w:sz w:val="24"/>
-          <w:szCs w:val="24"/>
-        </w:rPr>
-        <w:t xml:space="preserve"> doivent être simple d’utilisation et intuitive</w:t>
-      </w:r>
-      <w:r>
-        <w:rPr>
-          <w:rFonts w:ascii="Arial" w:hAnsi="Arial" w:cs="Arial"/>
-          <w:bCs/>
-          <w:sz w:val="24"/>
-          <w:szCs w:val="24"/>
-        </w:rPr>
-        <w:t xml:space="preserve"> (voir annexe 2.1)</w:t>
-      </w:r>
-      <w:r>
-        <w:rPr>
-          <w:rFonts w:ascii="Arial" w:hAnsi="Arial" w:cs="Arial"/>
-          <w:bCs/>
-          <w:sz w:val="24"/>
-          <w:szCs w:val="24"/>
-        </w:rPr>
-        <w:t xml:space="preserve">, pour le faire nous avons structuré de telle sorte que l’utilisateur n’utilise qu’un objet, cette objet est une instanciation de la class </w:t>
-      </w:r>
-      <w:r>
-        <w:rPr>
-          <w:rFonts w:ascii="Arial" w:hAnsi="Arial" w:cs="Arial"/>
-          <w:bCs/>
-          <w:sz w:val="24"/>
-          <w:szCs w:val="24"/>
-        </w:rPr>
-        <w:t>Fenetre</w:t>
-      </w:r>
-      <w:r>
-        <w:rPr>
-          <w:rFonts w:ascii="Arial" w:hAnsi="Arial" w:cs="Arial"/>
-          <w:bCs/>
-          <w:sz w:val="24"/>
-          <w:szCs w:val="24"/>
-        </w:rPr>
-        <w:t xml:space="preserve"> (voir annexe 2.3</w:t>
-      </w:r>
-      <w:r>
-        <w:rPr>
-          <w:rFonts w:ascii="Arial" w:hAnsi="Arial" w:cs="Arial"/>
-          <w:bCs/>
-          <w:sz w:val="24"/>
-          <w:szCs w:val="24"/>
-        </w:rPr>
-        <w:t>)</w:t>
-      </w:r>
-    </w:p>
-    <w:p>
-      <w:pPr>
-        <w:widowControl w:val="0"/>
-        <w:tabs>
-          <w:tab w:val="left" w:pos="6580"/>
-        </w:tabs>
-        <w:autoSpaceDE w:val="0"/>
-        <w:autoSpaceDN w:val="0"/>
-        <w:adjustRightInd w:val="0"/>
-        <w:spacing w:after="0" w:line="240" w:lineRule="auto"/>
-        <w:rPr>
-          <w:rFonts w:ascii="Arial" w:hAnsi="Arial" w:cs="Arial"/>
-          <w:bCs/>
-          <w:sz w:val="24"/>
-          <w:szCs w:val="24"/>
-        </w:rPr>
-      </w:pPr>
-      <w:r>
-        <w:rPr>
-          <w:rFonts w:ascii="Arial" w:hAnsi="Arial" w:cs="Arial"/>
-          <w:bCs/>
-          <w:sz w:val="24"/>
-          <w:szCs w:val="24"/>
-        </w:rPr>
-        <w:t>Pour commencer nous avons initialisation l’utilisateur commence par entrée les informations de la fenêtre voulu.</w:t>
-      </w:r>
-      <w:r>
-        <w:rPr>
-          <w:rFonts w:ascii="Arial" w:hAnsi="Arial" w:cs="Arial"/>
-          <w:bCs/>
-          <w:sz w:val="24"/>
-          <w:szCs w:val="24"/>
-        </w:rPr>
-        <w:t xml:space="preserve"> </w:t>
-      </w:r>
-      <w:r>
-        <w:rPr>
-          <w:rFonts w:ascii="Arial" w:hAnsi="Arial" w:cs="Arial"/>
-          <w:bCs/>
-          <w:sz w:val="24"/>
-          <w:szCs w:val="24"/>
-        </w:rPr>
-        <w:t>(</w:t>
-      </w:r>
-      <w:proofErr w:type="gramStart"/>
-      <w:r>
-        <w:rPr>
-          <w:rFonts w:ascii="Arial" w:hAnsi="Arial" w:cs="Arial"/>
-          <w:bCs/>
-          <w:sz w:val="24"/>
-          <w:szCs w:val="24"/>
-        </w:rPr>
-        <w:t>n</w:t>
-      </w:r>
-      <w:r>
-        <w:rPr>
-          <w:rFonts w:ascii="Arial" w:hAnsi="Arial" w:cs="Arial"/>
-          <w:bCs/>
-          <w:sz w:val="24"/>
-          <w:szCs w:val="24"/>
-        </w:rPr>
-        <w:t>om</w:t>
-      </w:r>
-      <w:proofErr w:type="gramEnd"/>
-      <w:r>
-        <w:rPr>
-          <w:rFonts w:ascii="Arial" w:hAnsi="Arial" w:cs="Arial"/>
-          <w:bCs/>
-          <w:sz w:val="24"/>
-          <w:szCs w:val="24"/>
-        </w:rPr>
-        <w:t xml:space="preserve"> de la fenêtre, largeur, hauteur)</w:t>
-      </w:r>
-    </w:p>
-    <w:p>
-      <w:pPr>
-        <w:widowControl w:val="0"/>
-        <w:tabs>
-          <w:tab w:val="left" w:pos="6580"/>
-        </w:tabs>
-        <w:autoSpaceDE w:val="0"/>
-        <w:autoSpaceDN w:val="0"/>
-        <w:adjustRightInd w:val="0"/>
-        <w:spacing w:after="0" w:line="240" w:lineRule="auto"/>
-        <w:rPr>
-          <w:rFonts w:ascii="Arial" w:hAnsi="Arial" w:cs="Arial"/>
-          <w:bCs/>
-          <w:sz w:val="24"/>
-          <w:szCs w:val="24"/>
-        </w:rPr>
-      </w:pPr>
-    </w:p>
-    <w:p>
-      <w:pPr>
-        <w:widowControl w:val="0"/>
-        <w:tabs>
-          <w:tab w:val="left" w:pos="6580"/>
-        </w:tabs>
-        <w:autoSpaceDE w:val="0"/>
-        <w:autoSpaceDN w:val="0"/>
-        <w:adjustRightInd w:val="0"/>
-        <w:spacing w:after="0" w:line="240" w:lineRule="auto"/>
+      <w:r>
+        <w:rPr>
+          <w:rFonts w:ascii="Arial" w:hAnsi="Arial" w:cs="Arial"/>
+          <w:bCs/>
+          <w:sz w:val="24"/>
+          <w:szCs w:val="24"/>
+        </w:rPr>
+        <w:t xml:space="preserve"> // utilisation de addr</w:t>
+      </w:r>
+    </w:p>
+    <w:p>
+      <w:pPr>
+        <w:widowControl w:val="0"/>
+        <w:tabs>
+          <w:tab w:val="left" w:pos="2235"/>
+        </w:tabs>
+        <w:autoSpaceDE w:val="0"/>
+        <w:autoSpaceDN w:val="0"/>
+        <w:adjustRightInd w:val="0"/>
+        <w:rPr>
+          <w:rFonts w:ascii="Arial" w:hAnsi="Arial" w:cs="Arial"/>
+          <w:bCs/>
+          <w:sz w:val="24"/>
+          <w:szCs w:val="24"/>
+        </w:rPr>
+      </w:pPr>
+      <w:r>
+        <w:rPr>
+          <w:rFonts w:ascii="Arial" w:hAnsi="Arial" w:cs="Arial"/>
+          <w:bCs/>
+          <w:sz w:val="24"/>
+          <w:szCs w:val="24"/>
+        </w:rPr>
+        <w:t>Un deuxième problème à était l’utilisation de la librairie Erreur.h (et Erreur.cpp), La classe permet de throw une erreur proprement, nous avions fait quelque erreur dans le code, puis à chaque utilisation de g++</w:t>
+      </w:r>
+      <w:r>
+        <w:rPr>
+          <w:rFonts w:ascii="Arial" w:hAnsi="Arial" w:cs="Arial"/>
+          <w:bCs/>
+          <w:sz w:val="24"/>
+          <w:szCs w:val="24"/>
+        </w:rPr>
+        <w:t xml:space="preserve"> j’oubliais</w:t>
+      </w:r>
+      <w:r>
+        <w:rPr>
+          <w:rFonts w:ascii="Arial" w:hAnsi="Arial" w:cs="Arial"/>
+          <w:bCs/>
+          <w:sz w:val="24"/>
+          <w:szCs w:val="24"/>
+        </w:rPr>
+        <w:t xml:space="preserve"> de compiler Erreur.cpp ce qui provoqua une erreur</w:t>
+      </w:r>
+      <w:r>
+        <w:rPr>
+          <w:rFonts w:ascii="Arial" w:hAnsi="Arial" w:cs="Arial"/>
+          <w:bCs/>
+          <w:sz w:val="24"/>
+          <w:szCs w:val="24"/>
+        </w:rPr>
+        <w:t> :</w:t>
+      </w:r>
+    </w:p>
+    <w:p>
+      <w:pPr>
+        <w:widowControl w:val="0"/>
+        <w:tabs>
+          <w:tab w:val="left" w:pos="2235"/>
+        </w:tabs>
+        <w:autoSpaceDE w:val="0"/>
+        <w:autoSpaceDN w:val="0"/>
+        <w:adjustRightInd w:val="0"/>
         <w:rPr>
           <w:rFonts w:ascii="Arial" w:hAnsi="Arial" w:cs="Arial"/>
           <w:bCs/>
@@ -4734,10 +4060,10 @@
           <w:lang w:eastAsia="ja-JP"/>
         </w:rPr>
         <w:drawing>
-          <wp:inline distT="0" distB="0" distL="0" distR="0" wp14:anchorId="02F6FA14" wp14:editId="57E47049">
-            <wp:extent cx="2943636" cy="200053"/>
-            <wp:effectExtent l="0" t="0" r="0" b="9525"/>
-            <wp:docPr id="5" name="Image 5"/>
+          <wp:inline distT="0" distB="0" distL="0" distR="0" wp14:anchorId="4958FBC6" wp14:editId="483AA607">
+            <wp:extent cx="5981700" cy="521970"/>
+            <wp:effectExtent l="0" t="0" r="0" b="0"/>
+            <wp:docPr id="8" name="Image 8"/>
             <wp:cNvGraphicFramePr>
               <a:graphicFrameLocks xmlns:a="http://schemas.openxmlformats.org/drawingml/2006/main" noChangeAspect="1"/>
             </wp:cNvGraphicFramePr>
@@ -4757,7 +4083,7 @@
                   <pic:spPr>
                     <a:xfrm>
                       <a:off x="0" y="0"/>
-                      <a:ext cx="2943636" cy="200053"/>
+                      <a:ext cx="5981700" cy="521970"/>
                     </a:xfrm>
                     <a:prstGeom prst="rect">
                       <a:avLst/>
@@ -4774,104 +4100,80 @@
       <w:pPr>
         <w:widowControl w:val="0"/>
         <w:tabs>
-          <w:tab w:val="left" w:pos="6580"/>
-        </w:tabs>
-        <w:autoSpaceDE w:val="0"/>
-        <w:autoSpaceDN w:val="0"/>
-        <w:adjustRightInd w:val="0"/>
-        <w:spacing w:after="0" w:line="240" w:lineRule="auto"/>
-        <w:rPr>
-          <w:rFonts w:ascii="Arial" w:hAnsi="Arial" w:cs="Arial"/>
-          <w:bCs/>
-          <w:sz w:val="24"/>
-          <w:szCs w:val="24"/>
-        </w:rPr>
-      </w:pPr>
-    </w:p>
-    <w:p>
-      <w:pPr>
-        <w:widowControl w:val="0"/>
-        <w:tabs>
-          <w:tab w:val="left" w:pos="6580"/>
-        </w:tabs>
-        <w:autoSpaceDE w:val="0"/>
-        <w:autoSpaceDN w:val="0"/>
-        <w:adjustRightInd w:val="0"/>
-        <w:spacing w:after="0" w:line="240" w:lineRule="auto"/>
-        <w:rPr>
-          <w:rFonts w:ascii="Arial" w:hAnsi="Arial" w:cs="Arial"/>
-          <w:bCs/>
-          <w:sz w:val="24"/>
-          <w:szCs w:val="24"/>
-        </w:rPr>
-      </w:pPr>
-      <w:r>
-        <w:rPr>
-          <w:rFonts w:ascii="Arial" w:hAnsi="Arial" w:cs="Arial"/>
-          <w:bCs/>
-          <w:sz w:val="24"/>
-          <w:szCs w:val="24"/>
-        </w:rPr>
-        <w:t>Une fois les informations enregistrées nous nous connectons au serveur java</w:t>
-      </w:r>
-      <w:r>
-        <w:rPr>
-          <w:rFonts w:ascii="Arial" w:hAnsi="Arial" w:cs="Arial"/>
-          <w:bCs/>
-          <w:sz w:val="24"/>
-          <w:szCs w:val="24"/>
-        </w:rPr>
-        <w:t>, si aucune erreur ne s’est produite nous envoyons les caractéristiques de la fenêtre voulu au serveur java, ensuite java créer la fenêtre. Pendant ce temps nous calculons les variables qui nous serons utile pour le « mapping coordin</w:t>
-      </w:r>
-      <w:r>
-        <w:rPr>
-          <w:rFonts w:ascii="Arial" w:hAnsi="Arial" w:cs="Arial"/>
-          <w:bCs/>
-          <w:sz w:val="24"/>
-          <w:szCs w:val="24"/>
-        </w:rPr>
-        <w:t>ate to viewport » (voir annexe 2.2</w:t>
-      </w:r>
-      <w:r>
-        <w:rPr>
-          <w:rFonts w:ascii="Arial" w:hAnsi="Arial" w:cs="Arial"/>
-          <w:bCs/>
-          <w:sz w:val="24"/>
-          <w:szCs w:val="24"/>
-        </w:rPr>
-        <w:t xml:space="preserve"> méthode=&gt; </w:t>
-      </w:r>
-      <w:proofErr w:type="spellStart"/>
-      <w:r>
-        <w:rPr>
-          <w:rFonts w:ascii="Arial" w:hAnsi="Arial" w:cs="Arial"/>
-          <w:bCs/>
-          <w:sz w:val="24"/>
-          <w:szCs w:val="24"/>
-        </w:rPr>
-        <w:t>Init</w:t>
-      </w:r>
-      <w:proofErr w:type="spellEnd"/>
-      <w:r>
-        <w:rPr>
-          <w:rFonts w:ascii="Arial" w:hAnsi="Arial" w:cs="Arial"/>
-          <w:bCs/>
-          <w:sz w:val="24"/>
-          <w:szCs w:val="24"/>
-        </w:rPr>
-        <w:t>(</w:t>
-      </w:r>
-      <w:proofErr w:type="gramStart"/>
-      <w:r>
-        <w:rPr>
-          <w:rFonts w:ascii="Arial" w:hAnsi="Arial" w:cs="Arial"/>
-          <w:bCs/>
-          <w:sz w:val="24"/>
-          <w:szCs w:val="24"/>
-        </w:rPr>
-        <w:t>) )</w:t>
-      </w:r>
-      <w:proofErr w:type="gramEnd"/>
+          <w:tab w:val="left" w:pos="2235"/>
+        </w:tabs>
+        <w:autoSpaceDE w:val="0"/>
+        <w:autoSpaceDN w:val="0"/>
+        <w:adjustRightInd w:val="0"/>
+        <w:rPr>
+          <w:rFonts w:ascii="Arial" w:hAnsi="Arial" w:cs="Arial"/>
+          <w:bCs/>
+          <w:sz w:val="24"/>
+          <w:szCs w:val="24"/>
+        </w:rPr>
+      </w:pPr>
+    </w:p>
+    <w:p>
+      <w:pPr>
+        <w:widowControl w:val="0"/>
+        <w:tabs>
+          <w:tab w:val="left" w:pos="2235"/>
+        </w:tabs>
+        <w:autoSpaceDE w:val="0"/>
+        <w:autoSpaceDN w:val="0"/>
+        <w:adjustRightInd w:val="0"/>
+        <w:rPr>
+          <w:rFonts w:ascii="Arial" w:hAnsi="Arial" w:cs="Arial"/>
+          <w:bCs/>
+          <w:sz w:val="24"/>
+          <w:szCs w:val="24"/>
+        </w:rPr>
+      </w:pPr>
+      <w:r>
+        <w:rPr>
+          <w:rFonts w:ascii="Arial" w:hAnsi="Arial" w:cs="Arial"/>
+          <w:bCs/>
+          <w:sz w:val="24"/>
+          <w:szCs w:val="24"/>
+        </w:rPr>
+        <w:t>Coté java la gestion des sockets ce fait plus facilement hormis que java est la partie serveur donc nous avons eu besoin d’utiliser les threads pour pouvoir géré toute</w:t>
+      </w:r>
+      <w:r>
+        <w:rPr>
+          <w:rFonts w:ascii="Arial" w:hAnsi="Arial" w:cs="Arial"/>
+          <w:bCs/>
+          <w:sz w:val="24"/>
+          <w:szCs w:val="24"/>
+        </w:rPr>
+        <w:t>s</w:t>
+      </w:r>
+      <w:r>
+        <w:rPr>
+          <w:rFonts w:ascii="Arial" w:hAnsi="Arial" w:cs="Arial"/>
+          <w:bCs/>
+          <w:sz w:val="24"/>
+          <w:szCs w:val="24"/>
+        </w:rPr>
+        <w:t xml:space="preserve"> les demande</w:t>
+      </w:r>
+      <w:r>
+        <w:rPr>
+          <w:rFonts w:ascii="Arial" w:hAnsi="Arial" w:cs="Arial"/>
+          <w:bCs/>
+          <w:sz w:val="24"/>
+          <w:szCs w:val="24"/>
+        </w:rPr>
+        <w:t>s</w:t>
+      </w:r>
+      <w:r>
+        <w:rPr>
+          <w:rFonts w:ascii="Arial" w:hAnsi="Arial" w:cs="Arial"/>
+          <w:bCs/>
+          <w:sz w:val="24"/>
+          <w:szCs w:val="24"/>
+        </w:rPr>
+        <w:t xml:space="preserve"> des clients</w:t>
+      </w:r>
       <w:r>
         <w:rPr>
           <w:rFonts w:ascii="Arial" w:hAnsi="Arial" w:cs="Arial"/>
@@ -4881,107 +4183,70 @@
         </w:rPr>
         <w:t>.</w:t>
       </w:r>
-    </w:p>
-    <w:p>
-      <w:pPr>
-        <w:widowControl w:val="0"/>
-        <w:tabs>
-          <w:tab w:val="left" w:pos="6580"/>
-        </w:tabs>
-        <w:autoSpaceDE w:val="0"/>
-        <w:autoSpaceDN w:val="0"/>
-        <w:adjustRightInd w:val="0"/>
-        <w:spacing w:after="0" w:line="240" w:lineRule="auto"/>
-        <w:rPr>
-          <w:rFonts w:ascii="Arial" w:hAnsi="Arial" w:cs="Arial"/>
-          <w:bCs/>
-          <w:sz w:val="24"/>
-          <w:szCs w:val="24"/>
-        </w:rPr>
-      </w:pPr>
-    </w:p>
-    <w:p>
-      <w:pPr>
-        <w:widowControl w:val="0"/>
-        <w:tabs>
-          <w:tab w:val="left" w:pos="6580"/>
-        </w:tabs>
-        <w:autoSpaceDE w:val="0"/>
-        <w:autoSpaceDN w:val="0"/>
-        <w:adjustRightInd w:val="0"/>
-        <w:spacing w:after="0" w:line="240" w:lineRule="auto"/>
-        <w:rPr>
-          <w:rFonts w:ascii="Arial" w:hAnsi="Arial" w:cs="Arial"/>
-          <w:bCs/>
-          <w:sz w:val="24"/>
-          <w:szCs w:val="24"/>
-        </w:rPr>
-      </w:pPr>
-      <w:r>
-        <w:rPr>
-          <w:rFonts w:ascii="Arial" w:hAnsi="Arial" w:cs="Arial"/>
-          <w:bCs/>
-          <w:sz w:val="24"/>
-          <w:szCs w:val="24"/>
-        </w:rPr>
-        <w:t>Ensuite pour dessiner sur la fenêtre java nous devons simple utiliser les méthodes de l’objet instancier de la classe Fenetre.</w:t>
-      </w:r>
-    </w:p>
-    <w:p>
-      <w:pPr>
-        <w:widowControl w:val="0"/>
-        <w:tabs>
-          <w:tab w:val="left" w:pos="6580"/>
-        </w:tabs>
-        <w:autoSpaceDE w:val="0"/>
-        <w:autoSpaceDN w:val="0"/>
-        <w:adjustRightInd w:val="0"/>
-        <w:spacing w:after="0" w:line="240" w:lineRule="auto"/>
-        <w:rPr>
-          <w:rFonts w:ascii="Arial" w:hAnsi="Arial" w:cs="Arial"/>
-          <w:bCs/>
-          <w:sz w:val="24"/>
-          <w:szCs w:val="24"/>
-        </w:rPr>
-      </w:pPr>
-    </w:p>
-    <w:p>
-      <w:pPr>
-        <w:widowControl w:val="0"/>
-        <w:tabs>
-          <w:tab w:val="left" w:pos="6580"/>
-        </w:tabs>
-        <w:autoSpaceDE w:val="0"/>
-        <w:autoSpaceDN w:val="0"/>
-        <w:adjustRightInd w:val="0"/>
-        <w:spacing w:after="0" w:line="240" w:lineRule="auto"/>
-        <w:rPr>
-          <w:rFonts w:ascii="Arial" w:hAnsi="Arial" w:cs="Arial"/>
-          <w:bCs/>
-          <w:sz w:val="24"/>
-          <w:szCs w:val="24"/>
-        </w:rPr>
-      </w:pPr>
-      <w:r>
-        <w:rPr>
-          <w:rFonts w:ascii="Arial" w:hAnsi="Arial" w:cs="Arial"/>
-          <w:bCs/>
-          <w:sz w:val="24"/>
-          <w:szCs w:val="24"/>
-        </w:rPr>
-        <w:t>Exemple :</w:t>
-      </w:r>
-    </w:p>
-    <w:p>
-      <w:pPr>
-        <w:widowControl w:val="0"/>
-        <w:tabs>
-          <w:tab w:val="left" w:pos="6580"/>
-        </w:tabs>
-        <w:autoSpaceDE w:val="0"/>
-        <w:autoSpaceDN w:val="0"/>
-        <w:adjustRightInd w:val="0"/>
-        <w:spacing w:after="0" w:line="240" w:lineRule="auto"/>
+      <w:r>
+        <w:rPr>
+          <w:rFonts w:ascii="Arial" w:hAnsi="Arial" w:cs="Arial"/>
+          <w:bCs/>
+          <w:sz w:val="24"/>
+          <w:szCs w:val="24"/>
+        </w:rPr>
+        <w:t xml:space="preserve"> Pour ce ferais nous avons une créer une class Interlocuteur</w:t>
+      </w:r>
+      <w:r>
+        <w:rPr>
+          <w:rFonts w:ascii="Arial" w:hAnsi="Arial" w:cs="Arial"/>
+          <w:bCs/>
+          <w:sz w:val="24"/>
+          <w:szCs w:val="24"/>
+        </w:rPr>
+        <w:t xml:space="preserve"> (voir annexe 3</w:t>
+      </w:r>
+      <w:r>
+        <w:rPr>
+          <w:rFonts w:ascii="Arial" w:hAnsi="Arial" w:cs="Arial"/>
+          <w:bCs/>
+          <w:sz w:val="24"/>
+          <w:szCs w:val="24"/>
+        </w:rPr>
+        <w:t>.</w:t>
+      </w:r>
+      <w:r>
+        <w:rPr>
+          <w:rFonts w:ascii="Arial" w:hAnsi="Arial" w:cs="Arial"/>
+          <w:bCs/>
+          <w:sz w:val="24"/>
+          <w:szCs w:val="24"/>
+        </w:rPr>
+        <w:t>1</w:t>
+      </w:r>
+      <w:r>
+        <w:rPr>
+          <w:rFonts w:ascii="Arial" w:hAnsi="Arial" w:cs="Arial"/>
+          <w:bCs/>
+          <w:sz w:val="24"/>
+          <w:szCs w:val="24"/>
+        </w:rPr>
+        <w:t>)</w:t>
+      </w:r>
+      <w:r>
+        <w:rPr>
+          <w:rFonts w:ascii="Arial" w:hAnsi="Arial" w:cs="Arial"/>
+          <w:bCs/>
+          <w:sz w:val="24"/>
+          <w:szCs w:val="24"/>
+        </w:rPr>
+        <w:t xml:space="preserve"> qui sera instancier est lancé sur un thread pour chaque client.</w:t>
+      </w:r>
+    </w:p>
+    <w:p>
+      <w:pPr>
+        <w:widowControl w:val="0"/>
+        <w:tabs>
+          <w:tab w:val="left" w:pos="2235"/>
+        </w:tabs>
+        <w:autoSpaceDE w:val="0"/>
+        <w:autoSpaceDN w:val="0"/>
+        <w:adjustRightInd w:val="0"/>
         <w:rPr>
           <w:rFonts w:ascii="Arial" w:hAnsi="Arial" w:cs="Arial"/>
           <w:bCs/>
@@ -4999,10 +4264,10 @@
           <w:lang w:eastAsia="ja-JP"/>
         </w:rPr>
         <w:drawing>
-          <wp:inline distT="0" distB="0" distL="0" distR="0" wp14:anchorId="082B3E8E" wp14:editId="7E0B7A77">
-            <wp:extent cx="3458058" cy="1105054"/>
-            <wp:effectExtent l="0" t="0" r="9525" b="0"/>
-            <wp:docPr id="6" name="Image 6"/>
+          <wp:inline distT="0" distB="0" distL="0" distR="0" wp14:anchorId="1E2DCCE5" wp14:editId="5E1A4083">
+            <wp:extent cx="5144218" cy="438211"/>
+            <wp:effectExtent l="0" t="0" r="0" b="0"/>
+            <wp:docPr id="4" name="Image 4"/>
             <wp:cNvGraphicFramePr>
               <a:graphicFrameLocks xmlns:a="http://schemas.openxmlformats.org/drawingml/2006/main" noChangeAspect="1"/>
             </wp:cNvGraphicFramePr>
@@ -5022,7 +4287,7 @@
                   <pic:spPr>
                     <a:xfrm>
                       <a:off x="0" y="0"/>
-                      <a:ext cx="3458058" cy="1105054"/>
+                      <a:ext cx="5144218" cy="438211"/>
                     </a:xfrm>
                     <a:prstGeom prst="rect">
                       <a:avLst/>
@@ -5048,11 +4313,9 @@
         <w:jc w:val="center"/>
         <w:rPr>
           <w:rFonts w:ascii="Arial" w:hAnsi="Arial" w:cs="Arial"/>
-          <w:b/>
-          <w:bCs/>
-          <w:sz w:val="28"/>
-          <w:szCs w:val="28"/>
-          <w:lang w:val="en-GB"/>
+          <w:bCs/>
+          <w:sz w:val="24"/>
+          <w:szCs w:val="24"/>
         </w:rPr>
       </w:pPr>
     </w:p>
@@ -5073,7 +4336,422 @@
           <w:bCs/>
           <w:sz w:val="28"/>
           <w:szCs w:val="28"/>
-          <w:lang w:val="en-GB"/>
+        </w:rPr>
+      </w:pPr>
+      <w:r>
+        <w:rPr>
+          <w:rFonts w:ascii="Arial" w:hAnsi="Arial" w:cs="Arial"/>
+          <w:b/>
+          <w:bCs/>
+          <w:sz w:val="28"/>
+          <w:szCs w:val="28"/>
+        </w:rPr>
+        <w:t>Java Server</w:t>
+      </w:r>
+    </w:p>
+    <w:p>
+      <w:pPr>
+        <w:widowControl w:val="0"/>
+        <w:tabs>
+          <w:tab w:val="left" w:pos="6580"/>
+        </w:tabs>
+        <w:autoSpaceDE w:val="0"/>
+        <w:autoSpaceDN w:val="0"/>
+        <w:adjustRightInd w:val="0"/>
+        <w:spacing w:after="0" w:line="240" w:lineRule="auto"/>
+        <w:rPr>
+          <w:rFonts w:ascii="Arial" w:hAnsi="Arial" w:cs="Arial"/>
+          <w:bCs/>
+          <w:sz w:val="24"/>
+          <w:szCs w:val="24"/>
+        </w:rPr>
+      </w:pPr>
+    </w:p>
+    <w:p>
+      <w:pPr>
+        <w:widowControl w:val="0"/>
+        <w:tabs>
+          <w:tab w:val="left" w:pos="6580"/>
+        </w:tabs>
+        <w:autoSpaceDE w:val="0"/>
+        <w:autoSpaceDN w:val="0"/>
+        <w:adjustRightInd w:val="0"/>
+        <w:spacing w:after="0" w:line="240" w:lineRule="auto"/>
+        <w:rPr>
+          <w:rFonts w:ascii="Arial" w:hAnsi="Arial" w:cs="Arial"/>
+          <w:bCs/>
+          <w:sz w:val="24"/>
+          <w:szCs w:val="24"/>
+        </w:rPr>
+      </w:pPr>
+      <w:r>
+        <w:rPr>
+          <w:rFonts w:ascii="Arial" w:hAnsi="Arial" w:cs="Arial"/>
+          <w:bCs/>
+          <w:sz w:val="24"/>
+          <w:szCs w:val="24"/>
+        </w:rPr>
+        <w:t>La partie java consiste à faire un s</w:t>
+      </w:r>
+      <w:r>
+        <w:rPr>
+          <w:rFonts w:ascii="Arial" w:hAnsi="Arial" w:cs="Arial"/>
+          <w:bCs/>
+          <w:sz w:val="24"/>
+          <w:szCs w:val="24"/>
+        </w:rPr>
+        <w:t>erver</w:t>
+      </w:r>
+      <w:r>
+        <w:rPr>
+          <w:rFonts w:ascii="Arial" w:hAnsi="Arial" w:cs="Arial"/>
+          <w:bCs/>
+          <w:sz w:val="24"/>
+          <w:szCs w:val="24"/>
+        </w:rPr>
+        <w:t xml:space="preserve"> </w:t>
+      </w:r>
+      <w:r>
+        <w:rPr>
+          <w:rFonts w:ascii="Arial" w:hAnsi="Arial" w:cs="Arial"/>
+          <w:bCs/>
+          <w:sz w:val="24"/>
+          <w:szCs w:val="24"/>
+        </w:rPr>
+        <w:t>Java</w:t>
+      </w:r>
+      <w:r>
+        <w:rPr>
+          <w:rFonts w:ascii="Arial" w:hAnsi="Arial" w:cs="Arial"/>
+          <w:bCs/>
+          <w:sz w:val="24"/>
+          <w:szCs w:val="24"/>
+        </w:rPr>
+        <w:t xml:space="preserve"> qui attend des </w:t>
+      </w:r>
+      <w:r>
+        <w:rPr>
+          <w:rFonts w:ascii="Arial" w:hAnsi="Arial" w:cs="Arial"/>
+          <w:bCs/>
+          <w:sz w:val="24"/>
+          <w:szCs w:val="24"/>
+        </w:rPr>
+        <w:t>requêtes</w:t>
+      </w:r>
+      <w:r>
+        <w:rPr>
+          <w:rFonts w:ascii="Arial" w:hAnsi="Arial" w:cs="Arial"/>
+          <w:bCs/>
+          <w:sz w:val="24"/>
+          <w:szCs w:val="24"/>
+        </w:rPr>
+        <w:t xml:space="preserve"> qui </w:t>
+      </w:r>
+      <w:r>
+        <w:rPr>
+          <w:rFonts w:ascii="Arial" w:hAnsi="Arial" w:cs="Arial"/>
+          <w:bCs/>
+          <w:sz w:val="24"/>
+          <w:szCs w:val="24"/>
+        </w:rPr>
+        <w:t>permettront</w:t>
+      </w:r>
+      <w:r>
+        <w:rPr>
+          <w:rFonts w:ascii="Arial" w:hAnsi="Arial" w:cs="Arial"/>
+          <w:bCs/>
+          <w:sz w:val="24"/>
+          <w:szCs w:val="24"/>
+        </w:rPr>
+        <w:t xml:space="preserve"> de faire </w:t>
+      </w:r>
+      <w:r>
+        <w:rPr>
+          <w:rFonts w:ascii="Arial" w:hAnsi="Arial" w:cs="Arial"/>
+          <w:bCs/>
+          <w:sz w:val="24"/>
+          <w:szCs w:val="24"/>
+        </w:rPr>
+        <w:t>apparaitre</w:t>
+      </w:r>
+      <w:r>
+        <w:rPr>
+          <w:rFonts w:ascii="Arial" w:hAnsi="Arial" w:cs="Arial"/>
+          <w:bCs/>
+          <w:sz w:val="24"/>
+          <w:szCs w:val="24"/>
+        </w:rPr>
+        <w:t xml:space="preserve"> une</w:t>
+      </w:r>
+      <w:r>
+        <w:rPr>
+          <w:rFonts w:ascii="Arial" w:hAnsi="Arial" w:cs="Arial"/>
+          <w:bCs/>
+          <w:sz w:val="24"/>
+          <w:szCs w:val="24"/>
+        </w:rPr>
+        <w:t xml:space="preserve"> fenêtre</w:t>
+      </w:r>
+      <w:r>
+        <w:rPr>
+          <w:rFonts w:ascii="Arial" w:hAnsi="Arial" w:cs="Arial"/>
+          <w:bCs/>
+          <w:sz w:val="24"/>
+          <w:szCs w:val="24"/>
+        </w:rPr>
+        <w:t xml:space="preserve"> </w:t>
+      </w:r>
+      <w:r>
+        <w:rPr>
+          <w:rFonts w:ascii="Arial" w:hAnsi="Arial" w:cs="Arial"/>
+          <w:bCs/>
+          <w:sz w:val="24"/>
+          <w:szCs w:val="24"/>
+        </w:rPr>
+        <w:t>sur laquelle on va dessiner</w:t>
+      </w:r>
+    </w:p>
+    <w:p>
+      <w:pPr>
+        <w:widowControl w:val="0"/>
+        <w:tabs>
+          <w:tab w:val="left" w:pos="6580"/>
+        </w:tabs>
+        <w:autoSpaceDE w:val="0"/>
+        <w:autoSpaceDN w:val="0"/>
+        <w:adjustRightInd w:val="0"/>
+        <w:spacing w:after="0" w:line="240" w:lineRule="auto"/>
+        <w:rPr>
+          <w:rFonts w:ascii="Arial" w:hAnsi="Arial" w:cs="Arial"/>
+          <w:bCs/>
+          <w:sz w:val="24"/>
+          <w:szCs w:val="24"/>
+        </w:rPr>
+      </w:pPr>
+      <w:r>
+        <w:rPr>
+          <w:rFonts w:ascii="Arial" w:hAnsi="Arial" w:cs="Arial"/>
+          <w:bCs/>
+          <w:sz w:val="24"/>
+          <w:szCs w:val="24"/>
+        </w:rPr>
+        <w:t>Pour ça nous avons utilisé la librairie Awt de Java.</w:t>
+      </w:r>
+    </w:p>
+    <w:p>
+      <w:pPr>
+        <w:widowControl w:val="0"/>
+        <w:tabs>
+          <w:tab w:val="left" w:pos="6580"/>
+        </w:tabs>
+        <w:autoSpaceDE w:val="0"/>
+        <w:autoSpaceDN w:val="0"/>
+        <w:adjustRightInd w:val="0"/>
+        <w:spacing w:after="0" w:line="240" w:lineRule="auto"/>
+        <w:rPr>
+          <w:rFonts w:ascii="Arial" w:hAnsi="Arial" w:cs="Arial"/>
+          <w:bCs/>
+          <w:sz w:val="24"/>
+          <w:szCs w:val="24"/>
+        </w:rPr>
+      </w:pPr>
+      <w:r>
+        <w:rPr>
+          <w:rFonts w:ascii="Arial" w:hAnsi="Arial" w:cs="Arial"/>
+          <w:bCs/>
+          <w:sz w:val="24"/>
+          <w:szCs w:val="24"/>
+        </w:rPr>
+        <w:t xml:space="preserve">La librairie permet de créer une fenêtre, elle permet aussi de créer des rendus sur </w:t>
+      </w:r>
+      <w:r>
+        <w:rPr>
+          <w:rFonts w:ascii="Arial" w:hAnsi="Arial" w:cs="Arial"/>
+          <w:bCs/>
+          <w:sz w:val="24"/>
+          <w:szCs w:val="24"/>
+        </w:rPr>
+        <w:lastRenderedPageBreak/>
+        <w:t>lesquelles nous pourrons dessiner. Elle a un tas de fonction qui dessine</w:t>
+      </w:r>
+      <w:r>
+        <w:rPr>
+          <w:rFonts w:ascii="Arial" w:hAnsi="Arial" w:cs="Arial"/>
+          <w:bCs/>
+          <w:sz w:val="24"/>
+          <w:szCs w:val="24"/>
+        </w:rPr>
+        <w:t>, certaine de ses fonctions</w:t>
+      </w:r>
+      <w:r>
+        <w:rPr>
+          <w:rFonts w:ascii="Arial" w:hAnsi="Arial" w:cs="Arial"/>
+          <w:bCs/>
+          <w:sz w:val="24"/>
+          <w:szCs w:val="24"/>
+        </w:rPr>
+        <w:t xml:space="preserve"> permette de dessiner des segments, rectangle, ovale, arc, texte.</w:t>
+      </w:r>
+    </w:p>
+    <w:p>
+      <w:pPr>
+        <w:widowControl w:val="0"/>
+        <w:tabs>
+          <w:tab w:val="left" w:pos="6580"/>
+        </w:tabs>
+        <w:autoSpaceDE w:val="0"/>
+        <w:autoSpaceDN w:val="0"/>
+        <w:adjustRightInd w:val="0"/>
+        <w:spacing w:after="0" w:line="240" w:lineRule="auto"/>
+        <w:rPr>
+          <w:rFonts w:ascii="Arial" w:hAnsi="Arial" w:cs="Arial"/>
+          <w:bCs/>
+          <w:sz w:val="24"/>
+          <w:szCs w:val="24"/>
+        </w:rPr>
+      </w:pPr>
+      <w:r>
+        <w:rPr>
+          <w:rFonts w:ascii="Arial" w:hAnsi="Arial" w:cs="Arial"/>
+          <w:bCs/>
+          <w:sz w:val="24"/>
+          <w:szCs w:val="24"/>
+        </w:rPr>
+        <w:t>Chaque fonction possède ses propres paramètres mais ils ont tous en commun besoin des coordonnée</w:t>
+      </w:r>
+      <w:r>
+        <w:rPr>
+          <w:rFonts w:ascii="Arial" w:hAnsi="Arial" w:cs="Arial"/>
+          <w:bCs/>
+          <w:sz w:val="24"/>
+          <w:szCs w:val="24"/>
+        </w:rPr>
+        <w:t>s</w:t>
+      </w:r>
+      <w:r>
+        <w:rPr>
+          <w:rFonts w:ascii="Arial" w:hAnsi="Arial" w:cs="Arial"/>
+          <w:bCs/>
+          <w:sz w:val="24"/>
+          <w:szCs w:val="24"/>
+        </w:rPr>
+        <w:t xml:space="preserve"> en x et y</w:t>
+      </w:r>
+      <w:r>
+        <w:rPr>
+          <w:rFonts w:ascii="Arial" w:hAnsi="Arial" w:cs="Arial"/>
+          <w:bCs/>
+          <w:sz w:val="24"/>
+          <w:szCs w:val="24"/>
+        </w:rPr>
+        <w:t>.</w:t>
+      </w:r>
+    </w:p>
+    <w:p>
+      <w:pPr>
+        <w:widowControl w:val="0"/>
+        <w:tabs>
+          <w:tab w:val="left" w:pos="6580"/>
+        </w:tabs>
+        <w:autoSpaceDE w:val="0"/>
+        <w:autoSpaceDN w:val="0"/>
+        <w:adjustRightInd w:val="0"/>
+        <w:spacing w:after="0" w:line="240" w:lineRule="auto"/>
+        <w:rPr>
+          <w:rFonts w:ascii="Arial" w:hAnsi="Arial" w:cs="Arial"/>
+          <w:bCs/>
+          <w:sz w:val="24"/>
+          <w:szCs w:val="24"/>
+        </w:rPr>
+      </w:pPr>
+      <w:r>
+        <w:rPr>
+          <w:rFonts w:ascii="Arial" w:hAnsi="Arial" w:cs="Arial"/>
+          <w:bCs/>
+          <w:sz w:val="24"/>
+          <w:szCs w:val="24"/>
+        </w:rPr>
+        <w:t>On pourra pour chaque cas choisir la couleur par rapport à sa forme</w:t>
+      </w:r>
+      <w:r>
+        <w:rPr>
+          <w:rFonts w:ascii="Arial" w:hAnsi="Arial" w:cs="Arial"/>
+          <w:bCs/>
+          <w:sz w:val="24"/>
+          <w:szCs w:val="24"/>
+        </w:rPr>
+        <w:t>,</w:t>
+      </w:r>
+    </w:p>
+    <w:p>
+      <w:pPr>
+        <w:widowControl w:val="0"/>
+        <w:tabs>
+          <w:tab w:val="left" w:pos="6580"/>
+        </w:tabs>
+        <w:autoSpaceDE w:val="0"/>
+        <w:autoSpaceDN w:val="0"/>
+        <w:adjustRightInd w:val="0"/>
+        <w:spacing w:after="0" w:line="240" w:lineRule="auto"/>
+        <w:rPr>
+          <w:rFonts w:ascii="Arial" w:hAnsi="Arial" w:cs="Arial"/>
+          <w:bCs/>
+          <w:sz w:val="24"/>
+          <w:szCs w:val="24"/>
+        </w:rPr>
+      </w:pPr>
+      <w:r>
+        <w:rPr>
+          <w:rFonts w:ascii="Arial" w:hAnsi="Arial" w:cs="Arial"/>
+          <w:bCs/>
+          <w:sz w:val="24"/>
+          <w:szCs w:val="24"/>
+        </w:rPr>
+        <w:t>Et d’</w:t>
+      </w:r>
+      <w:r>
+        <w:rPr>
+          <w:rFonts w:ascii="Arial" w:hAnsi="Arial" w:cs="Arial"/>
+          <w:bCs/>
+          <w:sz w:val="24"/>
+          <w:szCs w:val="24"/>
+        </w:rPr>
+        <w:t>autre choix comme l</w:t>
+      </w:r>
+      <w:r>
+        <w:rPr>
+          <w:rFonts w:ascii="Arial" w:hAnsi="Arial" w:cs="Arial"/>
+          <w:bCs/>
+          <w:sz w:val="24"/>
+          <w:szCs w:val="24"/>
+        </w:rPr>
+        <w:t>’épaisseur</w:t>
+      </w:r>
+      <w:r>
+        <w:rPr>
+          <w:rFonts w:ascii="Arial" w:hAnsi="Arial" w:cs="Arial"/>
+          <w:bCs/>
+          <w:sz w:val="24"/>
+          <w:szCs w:val="24"/>
+        </w:rPr>
+        <w:t xml:space="preserve"> pour un segment ou si une forme fermée doit être remplis.</w:t>
+      </w:r>
+    </w:p>
+    <w:p>
+      <w:pPr>
+        <w:widowControl w:val="0"/>
+        <w:tabs>
+          <w:tab w:val="left" w:pos="6580"/>
+        </w:tabs>
+        <w:autoSpaceDE w:val="0"/>
+        <w:autoSpaceDN w:val="0"/>
+        <w:adjustRightInd w:val="0"/>
+        <w:spacing w:after="0" w:line="240" w:lineRule="auto"/>
+        <w:rPr>
+          <w:rFonts w:ascii="Arial" w:hAnsi="Arial" w:cs="Arial"/>
+          <w:bCs/>
+          <w:sz w:val="24"/>
+          <w:szCs w:val="24"/>
         </w:rPr>
       </w:pPr>
     </w:p>
@@ -5104,72 +4782,187 @@
           <w:sz w:val="28"/>
           <w:szCs w:val="28"/>
         </w:rPr>
-        <w:t>Mapping to viewport</w:t>
-      </w:r>
-    </w:p>
-    <w:p>
-      <w:pPr>
-        <w:widowControl w:val="0"/>
-        <w:tabs>
-          <w:tab w:val="left" w:pos="6580"/>
-        </w:tabs>
-        <w:autoSpaceDE w:val="0"/>
-        <w:autoSpaceDN w:val="0"/>
-        <w:adjustRightInd w:val="0"/>
-        <w:spacing w:after="0" w:line="240" w:lineRule="auto"/>
-        <w:jc w:val="center"/>
-        <w:rPr>
-          <w:rFonts w:ascii="Arial" w:hAnsi="Arial" w:cs="Arial"/>
-          <w:b/>
-          <w:bCs/>
-          <w:sz w:val="28"/>
-          <w:szCs w:val="28"/>
-        </w:rPr>
-      </w:pPr>
-    </w:p>
-    <w:p>
-      <w:pPr>
-        <w:widowControl w:val="0"/>
-        <w:tabs>
-          <w:tab w:val="left" w:pos="6580"/>
-        </w:tabs>
-        <w:autoSpaceDE w:val="0"/>
-        <w:autoSpaceDN w:val="0"/>
-        <w:adjustRightInd w:val="0"/>
-        <w:spacing w:after="0" w:line="240" w:lineRule="auto"/>
-        <w:rPr>
-          <w:rFonts w:ascii="Arial" w:hAnsi="Arial" w:cs="Arial"/>
-          <w:bCs/>
-          <w:sz w:val="24"/>
-          <w:szCs w:val="24"/>
-        </w:rPr>
-      </w:pPr>
-      <w:r>
-        <w:rPr>
-          <w:rFonts w:ascii="Arial" w:hAnsi="Arial" w:cs="Arial"/>
-          <w:bCs/>
-          <w:sz w:val="24"/>
-          <w:szCs w:val="24"/>
-        </w:rPr>
-        <w:t>Le mapping to viewport à</w:t>
-      </w:r>
-      <w:r>
-        <w:rPr>
-          <w:rFonts w:ascii="Arial" w:hAnsi="Arial" w:cs="Arial"/>
-          <w:bCs/>
-          <w:sz w:val="24"/>
-          <w:szCs w:val="24"/>
-        </w:rPr>
-        <w:t xml:space="preserve"> était fait dans un premier temps du coté de C++ mais j’ai constaté quelques defaults, donc j’ai décidé de le mettre du coté de j</w:t>
-      </w:r>
-      <w:r>
-        <w:rPr>
-          <w:rFonts w:ascii="Arial" w:hAnsi="Arial" w:cs="Arial"/>
-          <w:bCs/>
-          <w:sz w:val="24"/>
-          <w:szCs w:val="24"/>
-        </w:rPr>
-        <w:t>ava pour résoudre c’est default.</w:t>
+        <w:t>C++ Client</w:t>
+      </w:r>
+    </w:p>
+    <w:p>
+      <w:pPr>
+        <w:widowControl w:val="0"/>
+        <w:tabs>
+          <w:tab w:val="left" w:pos="6580"/>
+        </w:tabs>
+        <w:autoSpaceDE w:val="0"/>
+        <w:autoSpaceDN w:val="0"/>
+        <w:adjustRightInd w:val="0"/>
+        <w:spacing w:after="0" w:line="240" w:lineRule="auto"/>
+        <w:rPr>
+          <w:rFonts w:ascii="Arial" w:hAnsi="Arial" w:cs="Arial"/>
+          <w:bCs/>
+          <w:sz w:val="24"/>
+          <w:szCs w:val="24"/>
+        </w:rPr>
+      </w:pPr>
+    </w:p>
+    <w:p>
+      <w:pPr>
+        <w:widowControl w:val="0"/>
+        <w:tabs>
+          <w:tab w:val="left" w:pos="6580"/>
+        </w:tabs>
+        <w:autoSpaceDE w:val="0"/>
+        <w:autoSpaceDN w:val="0"/>
+        <w:adjustRightInd w:val="0"/>
+        <w:spacing w:after="0" w:line="240" w:lineRule="auto"/>
+        <w:rPr>
+          <w:rFonts w:ascii="Arial" w:hAnsi="Arial" w:cs="Arial"/>
+          <w:bCs/>
+          <w:sz w:val="24"/>
+          <w:szCs w:val="24"/>
+        </w:rPr>
+      </w:pPr>
+      <w:r>
+        <w:rPr>
+          <w:rFonts w:ascii="Arial" w:hAnsi="Arial" w:cs="Arial"/>
+          <w:bCs/>
+          <w:sz w:val="24"/>
+          <w:szCs w:val="24"/>
+        </w:rPr>
+        <w:t>La partie C++ consiste à faire un client C++ qui va envoyer des requêtes au server, l’utilité est que le C++ à une vitesse de calcule largement plus rapide que le java</w:t>
+      </w:r>
+    </w:p>
+    <w:p>
+      <w:pPr>
+        <w:widowControl w:val="0"/>
+        <w:tabs>
+          <w:tab w:val="left" w:pos="6580"/>
+        </w:tabs>
+        <w:autoSpaceDE w:val="0"/>
+        <w:autoSpaceDN w:val="0"/>
+        <w:adjustRightInd w:val="0"/>
+        <w:spacing w:after="0" w:line="240" w:lineRule="auto"/>
+        <w:rPr>
+          <w:rFonts w:ascii="Arial" w:hAnsi="Arial" w:cs="Arial"/>
+          <w:bCs/>
+          <w:sz w:val="24"/>
+          <w:szCs w:val="24"/>
+        </w:rPr>
+      </w:pPr>
+    </w:p>
+    <w:p>
+      <w:pPr>
+        <w:widowControl w:val="0"/>
+        <w:tabs>
+          <w:tab w:val="left" w:pos="6580"/>
+        </w:tabs>
+        <w:autoSpaceDE w:val="0"/>
+        <w:autoSpaceDN w:val="0"/>
+        <w:adjustRightInd w:val="0"/>
+        <w:spacing w:after="0" w:line="240" w:lineRule="auto"/>
+        <w:rPr>
+          <w:rFonts w:ascii="Arial" w:hAnsi="Arial" w:cs="Arial"/>
+          <w:bCs/>
+          <w:sz w:val="24"/>
+          <w:szCs w:val="24"/>
+        </w:rPr>
+      </w:pPr>
+      <w:r>
+        <w:rPr>
+          <w:rFonts w:ascii="Arial" w:hAnsi="Arial" w:cs="Arial"/>
+          <w:bCs/>
+          <w:sz w:val="24"/>
+          <w:szCs w:val="24"/>
+        </w:rPr>
+        <w:t xml:space="preserve">Comme nous voulons une librairie l’utilisation des </w:t>
+      </w:r>
+      <w:r>
+        <w:rPr>
+          <w:rFonts w:ascii="Arial" w:hAnsi="Arial" w:cs="Arial"/>
+          <w:bCs/>
+          <w:sz w:val="24"/>
+          <w:szCs w:val="24"/>
+        </w:rPr>
+        <w:t>méthodes</w:t>
+      </w:r>
+      <w:r>
+        <w:rPr>
+          <w:rFonts w:ascii="Arial" w:hAnsi="Arial" w:cs="Arial"/>
+          <w:bCs/>
+          <w:sz w:val="24"/>
+          <w:szCs w:val="24"/>
+        </w:rPr>
+        <w:t xml:space="preserve"> doivent être simple d’utilisation et intuitive</w:t>
+      </w:r>
+      <w:r>
+        <w:rPr>
+          <w:rFonts w:ascii="Arial" w:hAnsi="Arial" w:cs="Arial"/>
+          <w:bCs/>
+          <w:sz w:val="24"/>
+          <w:szCs w:val="24"/>
+        </w:rPr>
+        <w:t xml:space="preserve"> (voir annexe 2.1)</w:t>
+      </w:r>
+      <w:r>
+        <w:rPr>
+          <w:rFonts w:ascii="Arial" w:hAnsi="Arial" w:cs="Arial"/>
+          <w:bCs/>
+          <w:sz w:val="24"/>
+          <w:szCs w:val="24"/>
+        </w:rPr>
+        <w:t xml:space="preserve">, pour le faire nous avons structuré de telle sorte que l’utilisateur n’utilise qu’un objet, cette objet est une instanciation de la class </w:t>
+      </w:r>
+      <w:r>
+        <w:rPr>
+          <w:rFonts w:ascii="Arial" w:hAnsi="Arial" w:cs="Arial"/>
+          <w:bCs/>
+          <w:sz w:val="24"/>
+          <w:szCs w:val="24"/>
+        </w:rPr>
+        <w:t>Fenetre</w:t>
+      </w:r>
+      <w:r>
+        <w:rPr>
+          <w:rFonts w:ascii="Arial" w:hAnsi="Arial" w:cs="Arial"/>
+          <w:bCs/>
+          <w:sz w:val="24"/>
+          <w:szCs w:val="24"/>
+        </w:rPr>
+        <w:t xml:space="preserve"> (voir annexe 2.3</w:t>
+      </w:r>
+      <w:r>
+        <w:rPr>
+          <w:rFonts w:ascii="Arial" w:hAnsi="Arial" w:cs="Arial"/>
+          <w:bCs/>
+          <w:sz w:val="24"/>
+          <w:szCs w:val="24"/>
+        </w:rPr>
+        <w:t>)</w:t>
+      </w:r>
+    </w:p>
+    <w:p>
+      <w:pPr>
+        <w:widowControl w:val="0"/>
+        <w:tabs>
+          <w:tab w:val="left" w:pos="6580"/>
+        </w:tabs>
+        <w:autoSpaceDE w:val="0"/>
+        <w:autoSpaceDN w:val="0"/>
+        <w:adjustRightInd w:val="0"/>
+        <w:spacing w:after="0" w:line="240" w:lineRule="auto"/>
+        <w:rPr>
+          <w:rFonts w:ascii="Arial" w:hAnsi="Arial" w:cs="Arial"/>
+          <w:bCs/>
+          <w:sz w:val="24"/>
+          <w:szCs w:val="24"/>
+        </w:rPr>
+      </w:pPr>
+      <w:r>
+        <w:rPr>
+          <w:rFonts w:ascii="Arial" w:hAnsi="Arial" w:cs="Arial"/>
+          <w:bCs/>
+          <w:sz w:val="24"/>
+          <w:szCs w:val="24"/>
+        </w:rPr>
+        <w:t>Pour commencer nous avons initialisation l’utilisateur commence par entrée les informations de la fenêtre voulu.</w:t>
       </w:r>
       <w:r>
         <w:rPr>
@@ -5180,1259 +4973,92 @@
         </w:rPr>
         <w:t xml:space="preserve"> </w:t>
       </w:r>
-    </w:p>
-    <w:p>
-      <w:pPr>
-        <w:widowControl w:val="0"/>
-        <w:tabs>
-          <w:tab w:val="left" w:pos="6580"/>
-        </w:tabs>
-        <w:autoSpaceDE w:val="0"/>
-        <w:autoSpaceDN w:val="0"/>
-        <w:adjustRightInd w:val="0"/>
-        <w:spacing w:after="0" w:line="240" w:lineRule="auto"/>
-        <w:rPr>
-          <w:rFonts w:ascii="Arial" w:hAnsi="Arial" w:cs="Arial"/>
-          <w:bCs/>
-          <w:sz w:val="24"/>
-          <w:szCs w:val="24"/>
-        </w:rPr>
-      </w:pPr>
-    </w:p>
-    <w:p>
-      <w:pPr>
-        <w:widowControl w:val="0"/>
-        <w:tabs>
-          <w:tab w:val="left" w:pos="6580"/>
-        </w:tabs>
-        <w:autoSpaceDE w:val="0"/>
-        <w:autoSpaceDN w:val="0"/>
-        <w:adjustRightInd w:val="0"/>
-        <w:spacing w:after="0" w:line="240" w:lineRule="auto"/>
-        <w:rPr>
-          <w:rFonts w:ascii="Arial" w:hAnsi="Arial" w:cs="Arial"/>
-          <w:bCs/>
-          <w:sz w:val="24"/>
-          <w:szCs w:val="24"/>
-        </w:rPr>
-      </w:pPr>
-      <w:r>
-        <w:rPr>
-          <w:rFonts w:ascii="Arial" w:hAnsi="Arial" w:cs="Arial"/>
-          <w:bCs/>
-          <w:sz w:val="24"/>
-          <w:szCs w:val="24"/>
-        </w:rPr>
-        <w:t>Le principe du mapping to viewport c’est d’enregistre des dimensions dans n’impor</w:t>
-      </w:r>
-      <w:r>
-        <w:rPr>
-          <w:rFonts w:ascii="Arial" w:hAnsi="Arial" w:cs="Arial"/>
-          <w:bCs/>
-          <w:sz w:val="24"/>
-          <w:szCs w:val="24"/>
-        </w:rPr>
-        <w:t>te quel unité de mesure km, m</w:t>
-      </w:r>
-      <w:r>
-        <w:rPr>
-          <w:rFonts w:ascii="Arial" w:hAnsi="Arial" w:cs="Arial"/>
-          <w:bCs/>
-          <w:sz w:val="24"/>
-          <w:szCs w:val="24"/>
-        </w:rPr>
-        <w:t xml:space="preserve">, cm, </w:t>
-      </w:r>
-      <w:r>
-        <w:rPr>
-          <w:rFonts w:ascii="Arial" w:hAnsi="Arial" w:cs="Arial"/>
-          <w:bCs/>
-          <w:sz w:val="24"/>
-          <w:szCs w:val="24"/>
-        </w:rPr>
-        <w:t xml:space="preserve">miles, etc… Et de pouvoir l’afficher sur l’écran en pixel </w:t>
-      </w:r>
-      <w:r>
-        <w:rPr>
-          <w:rFonts w:ascii="Arial" w:hAnsi="Arial" w:cs="Arial"/>
-          <w:bCs/>
-          <w:sz w:val="24"/>
-          <w:szCs w:val="24"/>
-        </w:rPr>
-        <w:lastRenderedPageBreak/>
-        <w:t>donc nous devons transformés les unités en pixel pour pouvoir l’</w:t>
-      </w:r>
-      <w:r>
-        <w:rPr>
-          <w:rFonts w:ascii="Arial" w:hAnsi="Arial" w:cs="Arial"/>
-          <w:bCs/>
-          <w:sz w:val="24"/>
-          <w:szCs w:val="24"/>
-        </w:rPr>
-        <w:t>afficher.</w:t>
-      </w:r>
-    </w:p>
-    <w:p>
-      <w:pPr>
-        <w:widowControl w:val="0"/>
-        <w:tabs>
-          <w:tab w:val="left" w:pos="6580"/>
-        </w:tabs>
-        <w:autoSpaceDE w:val="0"/>
-        <w:autoSpaceDN w:val="0"/>
-        <w:adjustRightInd w:val="0"/>
-        <w:spacing w:after="0" w:line="240" w:lineRule="auto"/>
-        <w:rPr>
-          <w:rFonts w:ascii="Arial" w:hAnsi="Arial" w:cs="Arial"/>
-          <w:bCs/>
-          <w:sz w:val="24"/>
-          <w:szCs w:val="24"/>
-        </w:rPr>
-      </w:pPr>
-      <w:r>
-        <w:rPr>
-          <w:rFonts w:ascii="Arial" w:hAnsi="Arial" w:cs="Arial"/>
-          <w:bCs/>
-          <w:sz w:val="24"/>
-          <w:szCs w:val="24"/>
-        </w:rPr>
-        <w:t>E</w:t>
-      </w:r>
-      <w:r>
-        <w:rPr>
-          <w:rFonts w:ascii="Arial" w:hAnsi="Arial" w:cs="Arial"/>
-          <w:bCs/>
-          <w:sz w:val="24"/>
-          <w:szCs w:val="24"/>
-        </w:rPr>
-        <w:t xml:space="preserve">xemple : cm </w:t>
-      </w:r>
-      <w:r>
-        <w:rPr>
-          <w:rFonts w:ascii="Arial" w:hAnsi="Arial" w:cs="Arial"/>
-          <w:bCs/>
-          <w:sz w:val="24"/>
-          <w:szCs w:val="24"/>
-        </w:rPr>
-        <w:sym w:font="Wingdings" w:char="F0E0"/>
-      </w:r>
-      <w:r>
-        <w:rPr>
-          <w:rFonts w:ascii="Arial" w:hAnsi="Arial" w:cs="Arial"/>
-          <w:bCs/>
-          <w:sz w:val="24"/>
-          <w:szCs w:val="24"/>
-        </w:rPr>
-        <w:t xml:space="preserve"> pix</w:t>
-      </w:r>
-      <w:r>
-        <w:rPr>
-          <w:rFonts w:ascii="Arial" w:hAnsi="Arial" w:cs="Arial"/>
-          <w:bCs/>
-          <w:sz w:val="24"/>
-          <w:szCs w:val="24"/>
-        </w:rPr>
-        <w:t>el</w:t>
-      </w:r>
-    </w:p>
-    <w:p>
-      <w:pPr>
-        <w:widowControl w:val="0"/>
-        <w:tabs>
-          <w:tab w:val="left" w:pos="6580"/>
-        </w:tabs>
-        <w:autoSpaceDE w:val="0"/>
-        <w:autoSpaceDN w:val="0"/>
-        <w:adjustRightInd w:val="0"/>
-        <w:spacing w:after="0" w:line="240" w:lineRule="auto"/>
-        <w:rPr>
-          <w:rFonts w:ascii="Arial" w:hAnsi="Arial" w:cs="Arial"/>
-          <w:bCs/>
-          <w:sz w:val="24"/>
-          <w:szCs w:val="24"/>
-        </w:rPr>
-      </w:pPr>
-      <w:r>
-        <w:rPr>
-          <w:rFonts w:ascii="Arial" w:hAnsi="Arial" w:cs="Arial"/>
-          <w:bCs/>
-          <w:sz w:val="24"/>
-          <w:szCs w:val="24"/>
-        </w:rPr>
-        <w:t xml:space="preserve">Il faut aucune déformation en restant proportionnelles </w:t>
-      </w:r>
-      <w:r>
-        <w:rPr>
-          <w:rFonts w:ascii="Arial" w:hAnsi="Arial" w:cs="Arial"/>
-          <w:bCs/>
-          <w:sz w:val="24"/>
-          <w:szCs w:val="24"/>
-        </w:rPr>
-        <w:t xml:space="preserve">pour l’afficher sur n’importe quel fenêtre peut </w:t>
-      </w:r>
-      <w:proofErr w:type="spellStart"/>
-      <w:r>
-        <w:rPr>
-          <w:rFonts w:ascii="Arial" w:hAnsi="Arial" w:cs="Arial"/>
-          <w:bCs/>
-          <w:sz w:val="24"/>
-          <w:szCs w:val="24"/>
-        </w:rPr>
-        <w:t>importe</w:t>
-      </w:r>
-      <w:proofErr w:type="spellEnd"/>
-      <w:r>
-        <w:rPr>
-          <w:rFonts w:ascii="Arial" w:hAnsi="Arial" w:cs="Arial"/>
-          <w:bCs/>
-          <w:sz w:val="24"/>
-          <w:szCs w:val="24"/>
-        </w:rPr>
-        <w:t xml:space="preserve"> ça taille et de résolution d’écran</w:t>
-      </w:r>
-      <w:r>
-        <w:rPr>
-          <w:rFonts w:ascii="Arial" w:hAnsi="Arial" w:cs="Arial"/>
-          <w:bCs/>
-          <w:sz w:val="24"/>
-          <w:szCs w:val="24"/>
-        </w:rPr>
-        <w:t>.</w:t>
-      </w:r>
-    </w:p>
-    <w:p>
-      <w:pPr>
-        <w:widowControl w:val="0"/>
-        <w:tabs>
-          <w:tab w:val="left" w:pos="6580"/>
-        </w:tabs>
-        <w:autoSpaceDE w:val="0"/>
-        <w:autoSpaceDN w:val="0"/>
-        <w:adjustRightInd w:val="0"/>
-        <w:spacing w:after="0" w:line="240" w:lineRule="auto"/>
-        <w:rPr>
-          <w:rFonts w:ascii="Arial" w:hAnsi="Arial" w:cs="Arial"/>
-          <w:bCs/>
-          <w:sz w:val="24"/>
-          <w:szCs w:val="24"/>
-        </w:rPr>
-      </w:pPr>
-    </w:p>
-    <w:p>
-      <w:pPr>
-        <w:widowControl w:val="0"/>
-        <w:tabs>
-          <w:tab w:val="left" w:pos="6580"/>
-        </w:tabs>
-        <w:autoSpaceDE w:val="0"/>
-        <w:autoSpaceDN w:val="0"/>
-        <w:adjustRightInd w:val="0"/>
-        <w:spacing w:after="0" w:line="240" w:lineRule="auto"/>
-        <w:rPr>
-          <w:rFonts w:ascii="Arial" w:hAnsi="Arial" w:cs="Arial"/>
-          <w:bCs/>
-          <w:sz w:val="24"/>
-          <w:szCs w:val="24"/>
-        </w:rPr>
-      </w:pPr>
-    </w:p>
-    <w:p>
-      <w:pPr>
-        <w:widowControl w:val="0"/>
-        <w:tabs>
-          <w:tab w:val="left" w:pos="6580"/>
-        </w:tabs>
-        <w:autoSpaceDE w:val="0"/>
-        <w:autoSpaceDN w:val="0"/>
-        <w:adjustRightInd w:val="0"/>
-        <w:spacing w:after="0" w:line="240" w:lineRule="auto"/>
-        <w:rPr>
-          <w:rFonts w:ascii="Arial" w:hAnsi="Arial" w:cs="Arial"/>
-          <w:bCs/>
-          <w:sz w:val="24"/>
-          <w:szCs w:val="24"/>
-        </w:rPr>
-      </w:pPr>
-    </w:p>
-    <w:p>
-      <w:pPr>
-        <w:widowControl w:val="0"/>
-        <w:tabs>
-          <w:tab w:val="left" w:pos="6580"/>
-        </w:tabs>
-        <w:autoSpaceDE w:val="0"/>
-        <w:autoSpaceDN w:val="0"/>
-        <w:adjustRightInd w:val="0"/>
-        <w:spacing w:after="0" w:line="240" w:lineRule="auto"/>
-        <w:jc w:val="center"/>
-        <w:rPr>
-          <w:rFonts w:ascii="Arial" w:hAnsi="Arial" w:cs="Arial"/>
-          <w:b/>
-          <w:bCs/>
-          <w:sz w:val="28"/>
-          <w:szCs w:val="28"/>
-        </w:rPr>
-      </w:pPr>
-    </w:p>
-    <w:p>
-      <w:pPr>
-        <w:widowControl w:val="0"/>
-        <w:tabs>
-          <w:tab w:val="left" w:pos="6580"/>
-        </w:tabs>
-        <w:autoSpaceDE w:val="0"/>
-        <w:autoSpaceDN w:val="0"/>
-        <w:adjustRightInd w:val="0"/>
-        <w:spacing w:after="0" w:line="240" w:lineRule="auto"/>
-        <w:jc w:val="center"/>
-        <w:rPr>
-          <w:rFonts w:ascii="Arial" w:hAnsi="Arial" w:cs="Arial"/>
-          <w:b/>
-          <w:bCs/>
-          <w:sz w:val="28"/>
-          <w:szCs w:val="28"/>
-        </w:rPr>
-      </w:pPr>
-    </w:p>
-    <w:p>
-      <w:pPr>
-        <w:widowControl w:val="0"/>
-        <w:tabs>
-          <w:tab w:val="left" w:pos="6580"/>
-        </w:tabs>
-        <w:autoSpaceDE w:val="0"/>
-        <w:autoSpaceDN w:val="0"/>
-        <w:adjustRightInd w:val="0"/>
-        <w:spacing w:after="0" w:line="240" w:lineRule="auto"/>
-        <w:rPr>
-          <w:rFonts w:ascii="Arial" w:hAnsi="Arial" w:cs="Arial"/>
-          <w:b/>
-          <w:bCs/>
-          <w:sz w:val="28"/>
-          <w:szCs w:val="28"/>
-        </w:rPr>
-      </w:pPr>
-    </w:p>
-    <w:p>
-      <w:pPr>
-        <w:widowControl w:val="0"/>
-        <w:tabs>
-          <w:tab w:val="left" w:pos="6580"/>
-        </w:tabs>
-        <w:autoSpaceDE w:val="0"/>
-        <w:autoSpaceDN w:val="0"/>
-        <w:adjustRightInd w:val="0"/>
-        <w:spacing w:after="0" w:line="240" w:lineRule="auto"/>
-        <w:jc w:val="center"/>
-        <w:rPr>
-          <w:rFonts w:ascii="Arial" w:hAnsi="Arial" w:cs="Arial"/>
-          <w:b/>
-          <w:bCs/>
-          <w:sz w:val="28"/>
-          <w:szCs w:val="28"/>
-        </w:rPr>
-      </w:pPr>
-    </w:p>
-    <w:p>
-      <w:pPr>
-        <w:widowControl w:val="0"/>
-        <w:tabs>
-          <w:tab w:val="left" w:pos="6580"/>
-        </w:tabs>
-        <w:autoSpaceDE w:val="0"/>
-        <w:autoSpaceDN w:val="0"/>
-        <w:adjustRightInd w:val="0"/>
-        <w:spacing w:after="0" w:line="240" w:lineRule="auto"/>
-        <w:jc w:val="center"/>
-        <w:rPr>
-          <w:rFonts w:ascii="Arial" w:hAnsi="Arial" w:cs="Arial"/>
-          <w:b/>
-          <w:bCs/>
-          <w:sz w:val="28"/>
-          <w:szCs w:val="28"/>
-        </w:rPr>
-      </w:pPr>
-    </w:p>
-    <w:p>
-      <w:pPr>
-        <w:widowControl w:val="0"/>
-        <w:tabs>
-          <w:tab w:val="left" w:pos="6580"/>
-        </w:tabs>
-        <w:autoSpaceDE w:val="0"/>
-        <w:autoSpaceDN w:val="0"/>
-        <w:adjustRightInd w:val="0"/>
-        <w:spacing w:after="0" w:line="240" w:lineRule="auto"/>
-        <w:jc w:val="center"/>
-        <w:rPr>
-          <w:rFonts w:ascii="Arial" w:hAnsi="Arial" w:cs="Arial"/>
-          <w:b/>
-          <w:bCs/>
-          <w:sz w:val="28"/>
-          <w:szCs w:val="28"/>
-        </w:rPr>
-      </w:pPr>
-    </w:p>
-    <w:p>
-      <w:pPr>
-        <w:widowControl w:val="0"/>
-        <w:tabs>
-          <w:tab w:val="left" w:pos="6580"/>
-        </w:tabs>
-        <w:autoSpaceDE w:val="0"/>
-        <w:autoSpaceDN w:val="0"/>
-        <w:adjustRightInd w:val="0"/>
-        <w:spacing w:after="0" w:line="240" w:lineRule="auto"/>
-        <w:jc w:val="center"/>
-        <w:rPr>
-          <w:rFonts w:ascii="Arial" w:hAnsi="Arial" w:cs="Arial"/>
-          <w:b/>
-          <w:bCs/>
-          <w:sz w:val="28"/>
-          <w:szCs w:val="28"/>
-        </w:rPr>
-      </w:pPr>
-    </w:p>
-    <w:p>
-      <w:pPr>
-        <w:widowControl w:val="0"/>
-        <w:tabs>
-          <w:tab w:val="left" w:pos="6580"/>
-        </w:tabs>
-        <w:autoSpaceDE w:val="0"/>
-        <w:autoSpaceDN w:val="0"/>
-        <w:adjustRightInd w:val="0"/>
-        <w:spacing w:after="0" w:line="240" w:lineRule="auto"/>
-        <w:jc w:val="center"/>
-        <w:rPr>
-          <w:rFonts w:ascii="Arial" w:hAnsi="Arial" w:cs="Arial"/>
-          <w:b/>
-          <w:bCs/>
-          <w:sz w:val="28"/>
-          <w:szCs w:val="28"/>
-        </w:rPr>
-      </w:pPr>
-    </w:p>
-    <w:p>
-      <w:pPr>
-        <w:widowControl w:val="0"/>
-        <w:tabs>
-          <w:tab w:val="left" w:pos="6580"/>
-        </w:tabs>
-        <w:autoSpaceDE w:val="0"/>
-        <w:autoSpaceDN w:val="0"/>
-        <w:adjustRightInd w:val="0"/>
-        <w:spacing w:after="0" w:line="240" w:lineRule="auto"/>
-        <w:jc w:val="center"/>
-        <w:rPr>
-          <w:rFonts w:ascii="Arial" w:hAnsi="Arial" w:cs="Arial"/>
-          <w:b/>
-          <w:bCs/>
-          <w:sz w:val="28"/>
-          <w:szCs w:val="28"/>
-        </w:rPr>
-      </w:pPr>
-    </w:p>
-    <w:p>
-      <w:pPr>
-        <w:widowControl w:val="0"/>
-        <w:tabs>
-          <w:tab w:val="left" w:pos="6580"/>
-        </w:tabs>
-        <w:autoSpaceDE w:val="0"/>
-        <w:autoSpaceDN w:val="0"/>
-        <w:adjustRightInd w:val="0"/>
-        <w:spacing w:after="0" w:line="240" w:lineRule="auto"/>
-        <w:jc w:val="center"/>
-        <w:rPr>
-          <w:rFonts w:ascii="Arial" w:hAnsi="Arial" w:cs="Arial"/>
-          <w:b/>
-          <w:bCs/>
-          <w:sz w:val="28"/>
-          <w:szCs w:val="28"/>
-        </w:rPr>
-      </w:pPr>
-    </w:p>
-    <w:p>
-      <w:pPr>
-        <w:widowControl w:val="0"/>
-        <w:tabs>
-          <w:tab w:val="left" w:pos="6580"/>
-        </w:tabs>
-        <w:autoSpaceDE w:val="0"/>
-        <w:autoSpaceDN w:val="0"/>
-        <w:adjustRightInd w:val="0"/>
-        <w:spacing w:after="0" w:line="240" w:lineRule="auto"/>
-        <w:jc w:val="center"/>
-        <w:rPr>
-          <w:rFonts w:ascii="Arial" w:hAnsi="Arial" w:cs="Arial"/>
-          <w:b/>
-          <w:bCs/>
-          <w:sz w:val="28"/>
-          <w:szCs w:val="28"/>
-        </w:rPr>
-      </w:pPr>
-    </w:p>
-    <w:p>
-      <w:pPr>
-        <w:widowControl w:val="0"/>
-        <w:tabs>
-          <w:tab w:val="left" w:pos="6580"/>
-        </w:tabs>
-        <w:autoSpaceDE w:val="0"/>
-        <w:autoSpaceDN w:val="0"/>
-        <w:adjustRightInd w:val="0"/>
-        <w:spacing w:after="0" w:line="240" w:lineRule="auto"/>
-        <w:jc w:val="center"/>
-        <w:rPr>
-          <w:rFonts w:ascii="Arial" w:hAnsi="Arial" w:cs="Arial"/>
-          <w:b/>
-          <w:bCs/>
-          <w:sz w:val="28"/>
-          <w:szCs w:val="28"/>
-        </w:rPr>
-      </w:pPr>
-    </w:p>
-    <w:p>
-      <w:pPr>
-        <w:widowControl w:val="0"/>
-        <w:tabs>
-          <w:tab w:val="left" w:pos="6580"/>
-        </w:tabs>
-        <w:autoSpaceDE w:val="0"/>
-        <w:autoSpaceDN w:val="0"/>
-        <w:adjustRightInd w:val="0"/>
-        <w:spacing w:after="0" w:line="240" w:lineRule="auto"/>
-        <w:jc w:val="center"/>
-        <w:rPr>
-          <w:rFonts w:ascii="Arial" w:hAnsi="Arial" w:cs="Arial"/>
-          <w:b/>
-          <w:bCs/>
-          <w:sz w:val="28"/>
-          <w:szCs w:val="28"/>
-        </w:rPr>
-      </w:pPr>
-    </w:p>
-    <w:p>
-      <w:pPr>
-        <w:widowControl w:val="0"/>
-        <w:tabs>
-          <w:tab w:val="left" w:pos="6580"/>
-        </w:tabs>
-        <w:autoSpaceDE w:val="0"/>
-        <w:autoSpaceDN w:val="0"/>
-        <w:adjustRightInd w:val="0"/>
-        <w:spacing w:after="0" w:line="240" w:lineRule="auto"/>
-        <w:jc w:val="center"/>
-        <w:rPr>
-          <w:rFonts w:ascii="Arial" w:hAnsi="Arial" w:cs="Arial"/>
-          <w:b/>
-          <w:bCs/>
-          <w:sz w:val="28"/>
-          <w:szCs w:val="28"/>
-        </w:rPr>
-      </w:pPr>
-    </w:p>
-    <w:p>
-      <w:pPr>
-        <w:widowControl w:val="0"/>
-        <w:tabs>
-          <w:tab w:val="left" w:pos="6580"/>
-        </w:tabs>
-        <w:autoSpaceDE w:val="0"/>
-        <w:autoSpaceDN w:val="0"/>
-        <w:adjustRightInd w:val="0"/>
-        <w:spacing w:after="0" w:line="240" w:lineRule="auto"/>
-        <w:jc w:val="center"/>
-        <w:rPr>
-          <w:rFonts w:ascii="Arial" w:hAnsi="Arial" w:cs="Arial"/>
-          <w:b/>
-          <w:bCs/>
-          <w:sz w:val="28"/>
-          <w:szCs w:val="28"/>
-        </w:rPr>
-      </w:pPr>
-    </w:p>
-    <w:p>
-      <w:pPr>
-        <w:widowControl w:val="0"/>
-        <w:tabs>
-          <w:tab w:val="left" w:pos="6580"/>
-        </w:tabs>
-        <w:autoSpaceDE w:val="0"/>
-        <w:autoSpaceDN w:val="0"/>
-        <w:adjustRightInd w:val="0"/>
-        <w:spacing w:after="0" w:line="240" w:lineRule="auto"/>
-        <w:jc w:val="center"/>
-        <w:rPr>
-          <w:rFonts w:ascii="Arial" w:hAnsi="Arial" w:cs="Arial"/>
-          <w:b/>
-          <w:bCs/>
-          <w:sz w:val="28"/>
-          <w:szCs w:val="28"/>
-        </w:rPr>
-      </w:pPr>
-    </w:p>
-    <w:p>
-      <w:pPr>
-        <w:widowControl w:val="0"/>
-        <w:tabs>
-          <w:tab w:val="left" w:pos="6580"/>
-        </w:tabs>
-        <w:autoSpaceDE w:val="0"/>
-        <w:autoSpaceDN w:val="0"/>
-        <w:adjustRightInd w:val="0"/>
-        <w:spacing w:after="0" w:line="240" w:lineRule="auto"/>
-        <w:jc w:val="center"/>
-        <w:rPr>
-          <w:rFonts w:ascii="Arial" w:hAnsi="Arial" w:cs="Arial"/>
-          <w:b/>
-          <w:bCs/>
-          <w:sz w:val="28"/>
-          <w:szCs w:val="28"/>
-        </w:rPr>
-      </w:pPr>
-    </w:p>
-    <w:p>
-      <w:pPr>
-        <w:widowControl w:val="0"/>
-        <w:tabs>
-          <w:tab w:val="left" w:pos="6580"/>
-        </w:tabs>
-        <w:autoSpaceDE w:val="0"/>
-        <w:autoSpaceDN w:val="0"/>
-        <w:adjustRightInd w:val="0"/>
-        <w:spacing w:after="0" w:line="240" w:lineRule="auto"/>
-        <w:jc w:val="center"/>
-        <w:rPr>
-          <w:rFonts w:ascii="Arial" w:hAnsi="Arial" w:cs="Arial"/>
-          <w:b/>
-          <w:bCs/>
-          <w:sz w:val="28"/>
-          <w:szCs w:val="28"/>
-        </w:rPr>
-      </w:pPr>
-    </w:p>
-    <w:p>
-      <w:pPr>
-        <w:widowControl w:val="0"/>
-        <w:tabs>
-          <w:tab w:val="left" w:pos="6580"/>
-        </w:tabs>
-        <w:autoSpaceDE w:val="0"/>
-        <w:autoSpaceDN w:val="0"/>
-        <w:adjustRightInd w:val="0"/>
-        <w:spacing w:after="0" w:line="240" w:lineRule="auto"/>
-        <w:jc w:val="center"/>
-        <w:rPr>
-          <w:rFonts w:ascii="Arial" w:hAnsi="Arial" w:cs="Arial"/>
-          <w:b/>
-          <w:bCs/>
-          <w:sz w:val="28"/>
-          <w:szCs w:val="28"/>
-        </w:rPr>
-      </w:pPr>
-    </w:p>
-    <w:p>
-      <w:pPr>
-        <w:widowControl w:val="0"/>
-        <w:tabs>
-          <w:tab w:val="left" w:pos="6580"/>
-        </w:tabs>
-        <w:autoSpaceDE w:val="0"/>
-        <w:autoSpaceDN w:val="0"/>
-        <w:adjustRightInd w:val="0"/>
-        <w:spacing w:after="0" w:line="240" w:lineRule="auto"/>
-        <w:jc w:val="center"/>
-        <w:rPr>
-          <w:rFonts w:ascii="Arial" w:hAnsi="Arial" w:cs="Arial"/>
-          <w:b/>
-          <w:bCs/>
-          <w:sz w:val="28"/>
-          <w:szCs w:val="28"/>
-        </w:rPr>
-      </w:pPr>
-    </w:p>
-    <w:p>
-      <w:pPr>
-        <w:widowControl w:val="0"/>
-        <w:tabs>
-          <w:tab w:val="left" w:pos="6580"/>
-        </w:tabs>
-        <w:autoSpaceDE w:val="0"/>
-        <w:autoSpaceDN w:val="0"/>
-        <w:adjustRightInd w:val="0"/>
-        <w:spacing w:after="0" w:line="240" w:lineRule="auto"/>
-        <w:jc w:val="center"/>
-        <w:rPr>
-          <w:rFonts w:ascii="Arial" w:hAnsi="Arial" w:cs="Arial"/>
-          <w:b/>
-          <w:bCs/>
-          <w:sz w:val="28"/>
-          <w:szCs w:val="28"/>
-        </w:rPr>
-      </w:pPr>
-    </w:p>
-    <w:p>
-      <w:pPr>
-        <w:widowControl w:val="0"/>
-        <w:tabs>
-          <w:tab w:val="left" w:pos="6580"/>
-        </w:tabs>
-        <w:autoSpaceDE w:val="0"/>
-        <w:autoSpaceDN w:val="0"/>
-        <w:adjustRightInd w:val="0"/>
-        <w:spacing w:after="0" w:line="240" w:lineRule="auto"/>
-        <w:jc w:val="center"/>
-        <w:rPr>
-          <w:rFonts w:ascii="Arial" w:hAnsi="Arial" w:cs="Arial"/>
-          <w:b/>
-          <w:bCs/>
-          <w:sz w:val="28"/>
-          <w:szCs w:val="28"/>
-        </w:rPr>
-      </w:pPr>
-    </w:p>
-    <w:p>
-      <w:pPr>
-        <w:widowControl w:val="0"/>
-        <w:tabs>
-          <w:tab w:val="left" w:pos="6580"/>
-        </w:tabs>
-        <w:autoSpaceDE w:val="0"/>
-        <w:autoSpaceDN w:val="0"/>
-        <w:adjustRightInd w:val="0"/>
-        <w:spacing w:after="0" w:line="240" w:lineRule="auto"/>
-        <w:jc w:val="center"/>
-        <w:rPr>
-          <w:rFonts w:ascii="Arial" w:hAnsi="Arial" w:cs="Arial"/>
-          <w:b/>
-          <w:bCs/>
-          <w:sz w:val="28"/>
-          <w:szCs w:val="28"/>
-        </w:rPr>
-      </w:pPr>
-    </w:p>
-    <w:p>
-      <w:pPr>
-        <w:widowControl w:val="0"/>
-        <w:tabs>
-          <w:tab w:val="left" w:pos="6580"/>
-        </w:tabs>
-        <w:autoSpaceDE w:val="0"/>
-        <w:autoSpaceDN w:val="0"/>
-        <w:adjustRightInd w:val="0"/>
-        <w:spacing w:after="0" w:line="240" w:lineRule="auto"/>
-        <w:jc w:val="center"/>
-        <w:rPr>
-          <w:rFonts w:ascii="Arial" w:hAnsi="Arial" w:cs="Arial"/>
-          <w:b/>
-          <w:bCs/>
-          <w:sz w:val="28"/>
-          <w:szCs w:val="28"/>
-        </w:rPr>
-      </w:pPr>
-    </w:p>
-    <w:p>
-      <w:pPr>
-        <w:widowControl w:val="0"/>
-        <w:tabs>
-          <w:tab w:val="left" w:pos="6580"/>
-        </w:tabs>
-        <w:autoSpaceDE w:val="0"/>
-        <w:autoSpaceDN w:val="0"/>
-        <w:adjustRightInd w:val="0"/>
-        <w:spacing w:after="0" w:line="240" w:lineRule="auto"/>
-        <w:jc w:val="center"/>
-        <w:rPr>
-          <w:rFonts w:ascii="Arial" w:hAnsi="Arial" w:cs="Arial"/>
-          <w:b/>
-          <w:bCs/>
-          <w:sz w:val="28"/>
-          <w:szCs w:val="28"/>
-        </w:rPr>
-      </w:pPr>
-    </w:p>
-    <w:p>
-      <w:pPr>
-        <w:widowControl w:val="0"/>
-        <w:tabs>
-          <w:tab w:val="left" w:pos="6580"/>
-        </w:tabs>
-        <w:autoSpaceDE w:val="0"/>
-        <w:autoSpaceDN w:val="0"/>
-        <w:adjustRightInd w:val="0"/>
-        <w:spacing w:after="0" w:line="240" w:lineRule="auto"/>
-        <w:jc w:val="center"/>
-        <w:rPr>
-          <w:rFonts w:ascii="Arial" w:hAnsi="Arial" w:cs="Arial"/>
-          <w:b/>
-          <w:bCs/>
-          <w:sz w:val="28"/>
-          <w:szCs w:val="28"/>
-        </w:rPr>
-      </w:pPr>
-    </w:p>
-    <w:p>
-      <w:pPr>
-        <w:widowControl w:val="0"/>
-        <w:tabs>
-          <w:tab w:val="left" w:pos="6580"/>
-        </w:tabs>
-        <w:autoSpaceDE w:val="0"/>
-        <w:autoSpaceDN w:val="0"/>
-        <w:adjustRightInd w:val="0"/>
-        <w:spacing w:after="0" w:line="240" w:lineRule="auto"/>
-        <w:rPr>
-          <w:rFonts w:ascii="Arial" w:hAnsi="Arial" w:cs="Arial"/>
-          <w:b/>
-          <w:bCs/>
-          <w:sz w:val="28"/>
-          <w:szCs w:val="28"/>
-        </w:rPr>
-      </w:pPr>
-    </w:p>
-    <w:p>
-      <w:pPr>
-        <w:widowControl w:val="0"/>
-        <w:tabs>
-          <w:tab w:val="left" w:pos="6580"/>
-        </w:tabs>
-        <w:autoSpaceDE w:val="0"/>
-        <w:autoSpaceDN w:val="0"/>
-        <w:adjustRightInd w:val="0"/>
-        <w:spacing w:after="0" w:line="240" w:lineRule="auto"/>
-        <w:rPr>
-          <w:rFonts w:ascii="Arial" w:hAnsi="Arial" w:cs="Arial"/>
-          <w:b/>
-          <w:bCs/>
-          <w:sz w:val="28"/>
-          <w:szCs w:val="28"/>
-        </w:rPr>
-      </w:pPr>
-    </w:p>
-    <w:p>
-      <w:pPr>
-        <w:widowControl w:val="0"/>
-        <w:tabs>
-          <w:tab w:val="left" w:pos="6580"/>
-        </w:tabs>
-        <w:autoSpaceDE w:val="0"/>
-        <w:autoSpaceDN w:val="0"/>
-        <w:adjustRightInd w:val="0"/>
-        <w:spacing w:after="0" w:line="240" w:lineRule="auto"/>
-        <w:rPr>
-          <w:rFonts w:ascii="Arial" w:hAnsi="Arial" w:cs="Arial"/>
-          <w:b/>
-          <w:bCs/>
-          <w:sz w:val="28"/>
-          <w:szCs w:val="28"/>
-        </w:rPr>
-      </w:pPr>
-    </w:p>
-    <w:p>
-      <w:pPr>
-        <w:widowControl w:val="0"/>
-        <w:tabs>
-          <w:tab w:val="left" w:pos="6580"/>
-        </w:tabs>
-        <w:autoSpaceDE w:val="0"/>
-        <w:autoSpaceDN w:val="0"/>
-        <w:adjustRightInd w:val="0"/>
-        <w:spacing w:after="0" w:line="240" w:lineRule="auto"/>
-        <w:rPr>
-          <w:rFonts w:ascii="Arial" w:hAnsi="Arial" w:cs="Arial"/>
-          <w:b/>
-          <w:bCs/>
-          <w:sz w:val="28"/>
-          <w:szCs w:val="28"/>
-        </w:rPr>
-      </w:pPr>
-    </w:p>
-    <w:p>
-      <w:pPr>
-        <w:widowControl w:val="0"/>
-        <w:tabs>
-          <w:tab w:val="left" w:pos="6580"/>
-        </w:tabs>
-        <w:autoSpaceDE w:val="0"/>
-        <w:autoSpaceDN w:val="0"/>
-        <w:adjustRightInd w:val="0"/>
-        <w:spacing w:after="0" w:line="240" w:lineRule="auto"/>
-        <w:rPr>
-          <w:rFonts w:ascii="Arial" w:hAnsi="Arial" w:cs="Arial"/>
-          <w:b/>
-          <w:bCs/>
-          <w:sz w:val="28"/>
-          <w:szCs w:val="28"/>
-        </w:rPr>
-      </w:pPr>
-    </w:p>
-    <w:p>
-      <w:pPr>
-        <w:widowControl w:val="0"/>
-        <w:tabs>
-          <w:tab w:val="left" w:pos="6580"/>
-        </w:tabs>
-        <w:autoSpaceDE w:val="0"/>
-        <w:autoSpaceDN w:val="0"/>
-        <w:adjustRightInd w:val="0"/>
-        <w:spacing w:after="0" w:line="240" w:lineRule="auto"/>
-        <w:rPr>
-          <w:rFonts w:ascii="Arial" w:hAnsi="Arial" w:cs="Arial"/>
-          <w:b/>
-          <w:bCs/>
-          <w:sz w:val="28"/>
-          <w:szCs w:val="28"/>
-        </w:rPr>
-      </w:pPr>
-    </w:p>
-    <w:p>
-      <w:pPr>
-        <w:widowControl w:val="0"/>
-        <w:tabs>
-          <w:tab w:val="left" w:pos="6580"/>
-        </w:tabs>
-        <w:autoSpaceDE w:val="0"/>
-        <w:autoSpaceDN w:val="0"/>
-        <w:adjustRightInd w:val="0"/>
-        <w:spacing w:after="0" w:line="240" w:lineRule="auto"/>
-        <w:rPr>
-          <w:rFonts w:ascii="Arial" w:hAnsi="Arial" w:cs="Arial"/>
-          <w:b/>
-          <w:bCs/>
-          <w:sz w:val="28"/>
-          <w:szCs w:val="28"/>
-        </w:rPr>
-      </w:pPr>
-    </w:p>
-    <w:p>
-      <w:pPr>
-        <w:widowControl w:val="0"/>
-        <w:tabs>
-          <w:tab w:val="left" w:pos="6580"/>
-        </w:tabs>
-        <w:autoSpaceDE w:val="0"/>
-        <w:autoSpaceDN w:val="0"/>
-        <w:adjustRightInd w:val="0"/>
-        <w:spacing w:after="0" w:line="240" w:lineRule="auto"/>
-        <w:rPr>
-          <w:rFonts w:ascii="Arial" w:hAnsi="Arial" w:cs="Arial"/>
-          <w:b/>
-          <w:bCs/>
-          <w:sz w:val="28"/>
-          <w:szCs w:val="28"/>
-        </w:rPr>
-      </w:pPr>
-    </w:p>
-    <w:p>
-      <w:pPr>
-        <w:widowControl w:val="0"/>
-        <w:tabs>
-          <w:tab w:val="left" w:pos="6580"/>
-        </w:tabs>
-        <w:autoSpaceDE w:val="0"/>
-        <w:autoSpaceDN w:val="0"/>
-        <w:adjustRightInd w:val="0"/>
-        <w:spacing w:after="0" w:line="240" w:lineRule="auto"/>
-        <w:rPr>
-          <w:rFonts w:ascii="Arial" w:hAnsi="Arial" w:cs="Arial"/>
-          <w:b/>
-          <w:bCs/>
-          <w:sz w:val="28"/>
-          <w:szCs w:val="28"/>
-        </w:rPr>
-      </w:pPr>
-    </w:p>
-    <w:p>
-      <w:pPr>
-        <w:widowControl w:val="0"/>
-        <w:tabs>
-          <w:tab w:val="left" w:pos="6580"/>
-        </w:tabs>
-        <w:autoSpaceDE w:val="0"/>
-        <w:autoSpaceDN w:val="0"/>
-        <w:adjustRightInd w:val="0"/>
-        <w:spacing w:after="0" w:line="240" w:lineRule="auto"/>
-        <w:rPr>
-          <w:rFonts w:ascii="Arial" w:hAnsi="Arial" w:cs="Arial"/>
-          <w:b/>
-          <w:bCs/>
-          <w:sz w:val="28"/>
-          <w:szCs w:val="28"/>
-        </w:rPr>
-      </w:pPr>
-    </w:p>
-    <w:p>
-      <w:pPr>
-        <w:widowControl w:val="0"/>
-        <w:tabs>
-          <w:tab w:val="left" w:pos="6580"/>
-        </w:tabs>
-        <w:autoSpaceDE w:val="0"/>
-        <w:autoSpaceDN w:val="0"/>
-        <w:adjustRightInd w:val="0"/>
-        <w:spacing w:after="0" w:line="240" w:lineRule="auto"/>
-        <w:rPr>
-          <w:rFonts w:ascii="Arial" w:hAnsi="Arial" w:cs="Arial"/>
-          <w:b/>
-          <w:bCs/>
-          <w:sz w:val="28"/>
-          <w:szCs w:val="28"/>
-        </w:rPr>
-      </w:pPr>
-      <w:bookmarkStart w:id="0" w:name="_GoBack"/>
-      <w:bookmarkEnd w:id="0"/>
-    </w:p>
-    <w:p>
-      <w:pPr>
-        <w:widowControl w:val="0"/>
-        <w:tabs>
-          <w:tab w:val="left" w:pos="6580"/>
-        </w:tabs>
-        <w:autoSpaceDE w:val="0"/>
-        <w:autoSpaceDN w:val="0"/>
-        <w:adjustRightInd w:val="0"/>
-        <w:spacing w:after="0" w:line="240" w:lineRule="auto"/>
-        <w:jc w:val="center"/>
-        <w:rPr>
-          <w:rFonts w:ascii="Arial" w:hAnsi="Arial" w:cs="Arial"/>
-          <w:b/>
-          <w:bCs/>
-          <w:sz w:val="28"/>
-          <w:szCs w:val="28"/>
-        </w:rPr>
-      </w:pPr>
-      <w:r>
-        <w:rPr>
-          <w:rFonts w:ascii="Arial" w:hAnsi="Arial" w:cs="Arial"/>
-          <w:b/>
-          <w:bCs/>
-          <w:sz w:val="28"/>
-          <w:szCs w:val="28"/>
-        </w:rPr>
-        <w:lastRenderedPageBreak/>
-        <w:t>Conclusion</w:t>
-      </w:r>
-    </w:p>
-    <w:p>
-      <w:pPr>
-        <w:widowControl w:val="0"/>
-        <w:tabs>
-          <w:tab w:val="left" w:pos="6580"/>
-        </w:tabs>
-        <w:autoSpaceDE w:val="0"/>
-        <w:autoSpaceDN w:val="0"/>
-        <w:adjustRightInd w:val="0"/>
-        <w:spacing w:after="0" w:line="240" w:lineRule="auto"/>
-        <w:rPr>
-          <w:rFonts w:ascii="Arial" w:hAnsi="Arial" w:cs="Arial"/>
-          <w:bCs/>
-          <w:sz w:val="24"/>
-          <w:szCs w:val="24"/>
-        </w:rPr>
-      </w:pPr>
-    </w:p>
-    <w:p>
-      <w:pPr>
-        <w:widowControl w:val="0"/>
-        <w:tabs>
-          <w:tab w:val="left" w:pos="6580"/>
-        </w:tabs>
-        <w:autoSpaceDE w:val="0"/>
-        <w:autoSpaceDN w:val="0"/>
-        <w:adjustRightInd w:val="0"/>
-        <w:spacing w:after="0" w:line="240" w:lineRule="auto"/>
-        <w:rPr>
-          <w:rFonts w:ascii="Arial" w:hAnsi="Arial" w:cs="Arial"/>
-          <w:bCs/>
-          <w:sz w:val="24"/>
-          <w:szCs w:val="24"/>
-        </w:rPr>
-      </w:pPr>
-      <w:r>
-        <w:rPr>
-          <w:rFonts w:ascii="Arial" w:hAnsi="Arial" w:cs="Arial"/>
-          <w:bCs/>
-          <w:sz w:val="24"/>
-          <w:szCs w:val="24"/>
-        </w:rPr>
-        <w:t>Nous devons continuer pour pouvoir produire une librairie de qualité qui conviendra la demande, il faudra corriger les problèmes et améliorer les solutions trouvé.</w:t>
-      </w:r>
-    </w:p>
-    <w:p>
-      <w:pPr>
-        <w:widowControl w:val="0"/>
-        <w:tabs>
-          <w:tab w:val="left" w:pos="6580"/>
-        </w:tabs>
-        <w:autoSpaceDE w:val="0"/>
-        <w:autoSpaceDN w:val="0"/>
-        <w:adjustRightInd w:val="0"/>
-        <w:spacing w:after="0" w:line="240" w:lineRule="auto"/>
-        <w:rPr>
-          <w:rFonts w:ascii="Arial" w:hAnsi="Arial" w:cs="Arial"/>
-          <w:b/>
-          <w:bCs/>
-          <w:sz w:val="28"/>
-          <w:szCs w:val="28"/>
-        </w:rPr>
-      </w:pPr>
-    </w:p>
-    <w:p>
-      <w:pPr>
-        <w:widowControl w:val="0"/>
-        <w:tabs>
-          <w:tab w:val="left" w:pos="6580"/>
-        </w:tabs>
-        <w:autoSpaceDE w:val="0"/>
-        <w:autoSpaceDN w:val="0"/>
-        <w:adjustRightInd w:val="0"/>
-        <w:spacing w:after="0" w:line="240" w:lineRule="auto"/>
-        <w:jc w:val="center"/>
-        <w:rPr>
-          <w:rFonts w:ascii="Arial" w:hAnsi="Arial" w:cs="Arial"/>
-          <w:b/>
-          <w:bCs/>
-          <w:sz w:val="28"/>
-          <w:szCs w:val="28"/>
-        </w:rPr>
-      </w:pPr>
-    </w:p>
-    <w:p>
-      <w:pPr>
-        <w:widowControl w:val="0"/>
-        <w:tabs>
-          <w:tab w:val="left" w:pos="6580"/>
-        </w:tabs>
-        <w:autoSpaceDE w:val="0"/>
-        <w:autoSpaceDN w:val="0"/>
-        <w:adjustRightInd w:val="0"/>
-        <w:spacing w:after="0" w:line="240" w:lineRule="auto"/>
-        <w:jc w:val="center"/>
-        <w:rPr>
-          <w:rFonts w:ascii="Arial" w:hAnsi="Arial" w:cs="Arial"/>
-          <w:b/>
-          <w:bCs/>
-          <w:sz w:val="28"/>
-          <w:szCs w:val="28"/>
-          <w:lang w:val="en-GB"/>
-        </w:rPr>
-      </w:pPr>
-      <w:r>
-        <w:rPr>
-          <w:rFonts w:ascii="Arial" w:hAnsi="Arial" w:cs="Arial"/>
-          <w:b/>
-          <w:bCs/>
-          <w:sz w:val="28"/>
-          <w:szCs w:val="28"/>
-          <w:lang w:val="en-GB"/>
-        </w:rPr>
-        <w:t>Annexe</w:t>
-      </w:r>
-    </w:p>
-    <w:p>
-      <w:pPr>
-        <w:widowControl w:val="0"/>
-        <w:tabs>
-          <w:tab w:val="left" w:pos="6580"/>
-        </w:tabs>
-        <w:autoSpaceDE w:val="0"/>
-        <w:autoSpaceDN w:val="0"/>
-        <w:adjustRightInd w:val="0"/>
-        <w:spacing w:after="0" w:line="240" w:lineRule="auto"/>
-        <w:jc w:val="center"/>
-        <w:rPr>
-          <w:rFonts w:ascii="Arial" w:hAnsi="Arial" w:cs="Arial"/>
-          <w:b/>
-          <w:bCs/>
-          <w:sz w:val="28"/>
-          <w:szCs w:val="28"/>
-          <w:lang w:val="en-GB"/>
-        </w:rPr>
-      </w:pPr>
-    </w:p>
-    <w:p>
-      <w:pPr>
-        <w:widowControl w:val="0"/>
-        <w:tabs>
-          <w:tab w:val="left" w:pos="6580"/>
-        </w:tabs>
-        <w:autoSpaceDE w:val="0"/>
-        <w:autoSpaceDN w:val="0"/>
-        <w:adjustRightInd w:val="0"/>
-        <w:spacing w:after="0" w:line="240" w:lineRule="auto"/>
-        <w:jc w:val="center"/>
-        <w:rPr>
-          <w:rFonts w:ascii="Arial" w:hAnsi="Arial" w:cs="Arial"/>
-          <w:b/>
-          <w:bCs/>
-          <w:sz w:val="28"/>
-          <w:szCs w:val="28"/>
-        </w:rPr>
-      </w:pPr>
-      <w:proofErr w:type="spellStart"/>
-      <w:r>
-        <w:rPr>
-          <w:rFonts w:ascii="Arial" w:hAnsi="Arial" w:cs="Arial"/>
-          <w:b/>
-          <w:bCs/>
-          <w:sz w:val="28"/>
-          <w:szCs w:val="28"/>
-        </w:rPr>
-        <w:t>c.f</w:t>
-      </w:r>
-      <w:proofErr w:type="spellEnd"/>
-      <w:r>
-        <w:rPr>
-          <w:rFonts w:ascii="Arial" w:hAnsi="Arial" w:cs="Arial"/>
-          <w:b/>
-          <w:bCs/>
-          <w:sz w:val="28"/>
-          <w:szCs w:val="28"/>
-        </w:rPr>
-        <w:t xml:space="preserve"> </w:t>
-      </w:r>
-      <w:r>
-        <w:rPr>
-          <w:rFonts w:ascii="Arial" w:hAnsi="Arial" w:cs="Arial"/>
-          <w:b/>
-          <w:bCs/>
-          <w:sz w:val="28"/>
-          <w:szCs w:val="28"/>
-        </w:rPr>
-        <w:t>1.1</w:t>
-      </w:r>
-    </w:p>
-    <w:p>
-      <w:pPr>
-        <w:widowControl w:val="0"/>
-        <w:tabs>
-          <w:tab w:val="left" w:pos="6580"/>
-        </w:tabs>
-        <w:autoSpaceDE w:val="0"/>
-        <w:autoSpaceDN w:val="0"/>
-        <w:adjustRightInd w:val="0"/>
-        <w:spacing w:after="0" w:line="240" w:lineRule="auto"/>
-        <w:jc w:val="center"/>
-        <w:rPr>
-          <w:rFonts w:ascii="Arial" w:hAnsi="Arial" w:cs="Arial"/>
-          <w:b/>
-          <w:bCs/>
-          <w:sz w:val="28"/>
-          <w:szCs w:val="28"/>
-        </w:rPr>
-      </w:pPr>
-      <w:r>
-        <w:rPr>
+      <w:r>
+        <w:rPr>
+          <w:rFonts w:ascii="Arial" w:hAnsi="Arial" w:cs="Arial"/>
+          <w:bCs/>
+          <w:sz w:val="24"/>
+          <w:szCs w:val="24"/>
+        </w:rPr>
+        <w:t>(</w:t>
+      </w:r>
+      <w:r>
+        <w:rPr>
+          <w:rFonts w:ascii="Arial" w:hAnsi="Arial" w:cs="Arial"/>
+          <w:bCs/>
+          <w:sz w:val="24"/>
+          <w:szCs w:val="24"/>
+        </w:rPr>
+        <w:t>n</w:t>
+      </w:r>
+      <w:r>
+        <w:rPr>
+          <w:rFonts w:ascii="Arial" w:hAnsi="Arial" w:cs="Arial"/>
+          <w:bCs/>
+          <w:sz w:val="24"/>
+          <w:szCs w:val="24"/>
+        </w:rPr>
+        <w:t>om</w:t>
+      </w:r>
+      <w:r>
+        <w:rPr>
+          <w:rFonts w:ascii="Arial" w:hAnsi="Arial" w:cs="Arial"/>
+          <w:bCs/>
+          <w:sz w:val="24"/>
+          <w:szCs w:val="24"/>
+        </w:rPr>
+        <w:t xml:space="preserve"> de la fenêtre, largeur, hauteur)</w:t>
+      </w:r>
+    </w:p>
+    <w:p>
+      <w:pPr>
+        <w:widowControl w:val="0"/>
+        <w:tabs>
+          <w:tab w:val="left" w:pos="6580"/>
+        </w:tabs>
+        <w:autoSpaceDE w:val="0"/>
+        <w:autoSpaceDN w:val="0"/>
+        <w:adjustRightInd w:val="0"/>
+        <w:spacing w:after="0" w:line="240" w:lineRule="auto"/>
+        <w:rPr>
+          <w:rFonts w:ascii="Arial" w:hAnsi="Arial" w:cs="Arial"/>
+          <w:bCs/>
+          <w:sz w:val="24"/>
+          <w:szCs w:val="24"/>
+        </w:rPr>
+      </w:pPr>
+    </w:p>
+    <w:p>
+      <w:pPr>
+        <w:widowControl w:val="0"/>
+        <w:tabs>
+          <w:tab w:val="left" w:pos="6580"/>
+        </w:tabs>
+        <w:autoSpaceDE w:val="0"/>
+        <w:autoSpaceDN w:val="0"/>
+        <w:adjustRightInd w:val="0"/>
+        <w:spacing w:after="0" w:line="240" w:lineRule="auto"/>
+        <w:rPr>
+          <w:rFonts w:ascii="Arial" w:hAnsi="Arial" w:cs="Arial"/>
+          <w:bCs/>
+          <w:sz w:val="24"/>
+          <w:szCs w:val="24"/>
+        </w:rPr>
+      </w:pPr>
+      <w:r>
+        <w:rPr>
+          <w:rFonts w:ascii="Arial" w:hAnsi="Arial" w:cs="Arial"/>
+          <w:bCs/>
           <w:noProof/>
+          <w:sz w:val="24"/>
+          <w:szCs w:val="24"/>
           <w:lang w:eastAsia="ja-JP"/>
         </w:rPr>
         <w:drawing>
-          <wp:inline distT="0" distB="0" distL="0" distR="0" wp14:anchorId="5E2A3D86" wp14:editId="740B1391">
-            <wp:extent cx="1730858" cy="7044538"/>
-            <wp:effectExtent l="0" t="0" r="3175" b="4445"/>
-            <wp:docPr id="11" name="Image 11"/>
+          <wp:inline distT="0" distB="0" distL="0" distR="0" wp14:anchorId="02F6FA14" wp14:editId="57E47049">
+            <wp:extent cx="2943636" cy="200053"/>
+            <wp:effectExtent l="0" t="0" r="0" b="9525"/>
+            <wp:docPr id="5" name="Image 5"/>
             <wp:cNvGraphicFramePr>
               <a:graphicFrameLocks xmlns:a="http://schemas.openxmlformats.org/drawingml/2006/main" noChangeAspect="1"/>
             </wp:cNvGraphicFramePr>
@@ -6452,7 +5078,7 @@
                   <pic:spPr>
                     <a:xfrm>
                       <a:off x="0" y="0"/>
-                      <a:ext cx="1774793" cy="7223353"/>
+                      <a:ext cx="2943636" cy="200053"/>
                     </a:xfrm>
                     <a:prstGeom prst="rect">
                       <a:avLst/>
@@ -6475,92 +5101,189 @@
         <w:autoSpaceDN w:val="0"/>
         <w:adjustRightInd w:val="0"/>
         <w:spacing w:after="0" w:line="240" w:lineRule="auto"/>
-        <w:jc w:val="center"/>
-        <w:rPr>
-          <w:rFonts w:ascii="Arial" w:hAnsi="Arial" w:cs="Arial"/>
-          <w:b/>
-          <w:bCs/>
-          <w:sz w:val="28"/>
-          <w:szCs w:val="28"/>
-        </w:rPr>
-      </w:pPr>
-    </w:p>
-    <w:p>
-      <w:pPr>
-        <w:widowControl w:val="0"/>
-        <w:tabs>
-          <w:tab w:val="left" w:pos="6580"/>
-        </w:tabs>
-        <w:autoSpaceDE w:val="0"/>
-        <w:autoSpaceDN w:val="0"/>
-        <w:adjustRightInd w:val="0"/>
-        <w:spacing w:after="0" w:line="240" w:lineRule="auto"/>
-        <w:jc w:val="center"/>
-        <w:rPr>
-          <w:rFonts w:ascii="Arial" w:hAnsi="Arial" w:cs="Arial"/>
-          <w:b/>
-          <w:bCs/>
-          <w:sz w:val="28"/>
-          <w:szCs w:val="28"/>
-        </w:rPr>
-      </w:pPr>
-      <w:proofErr w:type="spellStart"/>
-      <w:r>
-        <w:rPr>
-          <w:rFonts w:ascii="Arial" w:hAnsi="Arial" w:cs="Arial"/>
-          <w:b/>
-          <w:bCs/>
-          <w:sz w:val="28"/>
-          <w:szCs w:val="28"/>
-        </w:rPr>
-        <w:t>c.f</w:t>
-      </w:r>
-      <w:proofErr w:type="spellEnd"/>
-      <w:r>
-        <w:rPr>
-          <w:rFonts w:ascii="Arial" w:hAnsi="Arial" w:cs="Arial"/>
-          <w:b/>
-          <w:bCs/>
-          <w:sz w:val="28"/>
-          <w:szCs w:val="28"/>
-        </w:rPr>
-        <w:t xml:space="preserve"> 2.0</w:t>
-      </w:r>
-    </w:p>
-    <w:p>
-      <w:pPr>
-        <w:widowControl w:val="0"/>
-        <w:tabs>
-          <w:tab w:val="left" w:pos="6580"/>
-        </w:tabs>
-        <w:autoSpaceDE w:val="0"/>
-        <w:autoSpaceDN w:val="0"/>
-        <w:adjustRightInd w:val="0"/>
-        <w:spacing w:after="0" w:line="240" w:lineRule="auto"/>
-        <w:jc w:val="center"/>
-        <w:rPr>
-          <w:rFonts w:ascii="Arial" w:hAnsi="Arial" w:cs="Arial"/>
-          <w:b/>
-          <w:bCs/>
-          <w:sz w:val="28"/>
-          <w:szCs w:val="28"/>
-        </w:rPr>
-      </w:pPr>
-      <w:r>
-        <w:rPr>
-          <w:rFonts w:ascii="Arial" w:hAnsi="Arial" w:cs="Arial"/>
-          <w:b/>
+        <w:rPr>
+          <w:rFonts w:ascii="Arial" w:hAnsi="Arial" w:cs="Arial"/>
+          <w:bCs/>
+          <w:sz w:val="24"/>
+          <w:szCs w:val="24"/>
+        </w:rPr>
+      </w:pPr>
+    </w:p>
+    <w:p>
+      <w:pPr>
+        <w:widowControl w:val="0"/>
+        <w:tabs>
+          <w:tab w:val="left" w:pos="6580"/>
+        </w:tabs>
+        <w:autoSpaceDE w:val="0"/>
+        <w:autoSpaceDN w:val="0"/>
+        <w:adjustRightInd w:val="0"/>
+        <w:spacing w:after="0" w:line="240" w:lineRule="auto"/>
+        <w:rPr>
+          <w:rFonts w:ascii="Arial" w:hAnsi="Arial" w:cs="Arial"/>
+          <w:bCs/>
+          <w:sz w:val="24"/>
+          <w:szCs w:val="24"/>
+        </w:rPr>
+      </w:pPr>
+      <w:r>
+        <w:rPr>
+          <w:rFonts w:ascii="Arial" w:hAnsi="Arial" w:cs="Arial"/>
+          <w:bCs/>
+          <w:sz w:val="24"/>
+          <w:szCs w:val="24"/>
+        </w:rPr>
+        <w:t>Une fois les informations enregistrées nous nous connectons au serveur java</w:t>
+      </w:r>
+      <w:r>
+        <w:rPr>
+          <w:rFonts w:ascii="Arial" w:hAnsi="Arial" w:cs="Arial"/>
+          <w:bCs/>
+          <w:sz w:val="24"/>
+          <w:szCs w:val="24"/>
+        </w:rPr>
+        <w:t>, si aucune erreur ne s’est produite nous envoyons les caractéristiques de la fenêtre voulu au serveur java, ensuite java créer la fenêtre. Pendant ce temps nous calculons les variables qui nous serons utile pour le « mapping coordin</w:t>
+      </w:r>
+      <w:r>
+        <w:rPr>
+          <w:rFonts w:ascii="Arial" w:hAnsi="Arial" w:cs="Arial"/>
+          <w:bCs/>
+          <w:sz w:val="24"/>
+          <w:szCs w:val="24"/>
+        </w:rPr>
+        <w:t>ate to viewport » (voir annexe 2.2</w:t>
+      </w:r>
+      <w:r>
+        <w:rPr>
+          <w:rFonts w:ascii="Arial" w:hAnsi="Arial" w:cs="Arial"/>
+          <w:bCs/>
+          <w:sz w:val="24"/>
+          <w:szCs w:val="24"/>
+        </w:rPr>
+        <w:t xml:space="preserve"> méthode=&gt; Init() ).</w:t>
+      </w:r>
+    </w:p>
+    <w:p>
+      <w:pPr>
+        <w:widowControl w:val="0"/>
+        <w:tabs>
+          <w:tab w:val="left" w:pos="6580"/>
+        </w:tabs>
+        <w:autoSpaceDE w:val="0"/>
+        <w:autoSpaceDN w:val="0"/>
+        <w:adjustRightInd w:val="0"/>
+        <w:spacing w:after="0" w:line="240" w:lineRule="auto"/>
+        <w:rPr>
+          <w:rFonts w:ascii="Arial" w:hAnsi="Arial" w:cs="Arial"/>
+          <w:bCs/>
+          <w:sz w:val="24"/>
+          <w:szCs w:val="24"/>
+        </w:rPr>
+      </w:pPr>
+    </w:p>
+    <w:p>
+      <w:pPr>
+        <w:widowControl w:val="0"/>
+        <w:tabs>
+          <w:tab w:val="left" w:pos="6580"/>
+        </w:tabs>
+        <w:autoSpaceDE w:val="0"/>
+        <w:autoSpaceDN w:val="0"/>
+        <w:adjustRightInd w:val="0"/>
+        <w:spacing w:after="0" w:line="240" w:lineRule="auto"/>
+        <w:rPr>
+          <w:rFonts w:ascii="Arial" w:hAnsi="Arial" w:cs="Arial"/>
+          <w:bCs/>
+          <w:sz w:val="24"/>
+          <w:szCs w:val="24"/>
+        </w:rPr>
+      </w:pPr>
+      <w:r>
+        <w:rPr>
+          <w:rFonts w:ascii="Arial" w:hAnsi="Arial" w:cs="Arial"/>
+          <w:bCs/>
+          <w:sz w:val="24"/>
+          <w:szCs w:val="24"/>
+        </w:rPr>
+        <w:t>Ensuite pour dessiner sur la fenêtre java nous devons simple utiliser les méthodes de l’objet instancier de la classe Fenetre.</w:t>
+      </w:r>
+    </w:p>
+    <w:p>
+      <w:pPr>
+        <w:widowControl w:val="0"/>
+        <w:tabs>
+          <w:tab w:val="left" w:pos="6580"/>
+        </w:tabs>
+        <w:autoSpaceDE w:val="0"/>
+        <w:autoSpaceDN w:val="0"/>
+        <w:adjustRightInd w:val="0"/>
+        <w:spacing w:after="0" w:line="240" w:lineRule="auto"/>
+        <w:rPr>
+          <w:rFonts w:ascii="Arial" w:hAnsi="Arial" w:cs="Arial"/>
+          <w:bCs/>
+          <w:sz w:val="24"/>
+          <w:szCs w:val="24"/>
+        </w:rPr>
+      </w:pPr>
+    </w:p>
+    <w:p>
+      <w:pPr>
+        <w:widowControl w:val="0"/>
+        <w:tabs>
+          <w:tab w:val="left" w:pos="6580"/>
+        </w:tabs>
+        <w:autoSpaceDE w:val="0"/>
+        <w:autoSpaceDN w:val="0"/>
+        <w:adjustRightInd w:val="0"/>
+        <w:spacing w:after="0" w:line="240" w:lineRule="auto"/>
+        <w:rPr>
+          <w:rFonts w:ascii="Arial" w:hAnsi="Arial" w:cs="Arial"/>
+          <w:bCs/>
+          <w:sz w:val="24"/>
+          <w:szCs w:val="24"/>
+        </w:rPr>
+      </w:pPr>
+      <w:r>
+        <w:rPr>
+          <w:rFonts w:ascii="Arial" w:hAnsi="Arial" w:cs="Arial"/>
+          <w:bCs/>
+          <w:sz w:val="24"/>
+          <w:szCs w:val="24"/>
+        </w:rPr>
+        <w:t>Exemple :</w:t>
+      </w:r>
+    </w:p>
+    <w:p>
+      <w:pPr>
+        <w:widowControl w:val="0"/>
+        <w:tabs>
+          <w:tab w:val="left" w:pos="6580"/>
+        </w:tabs>
+        <w:autoSpaceDE w:val="0"/>
+        <w:autoSpaceDN w:val="0"/>
+        <w:adjustRightInd w:val="0"/>
+        <w:spacing w:after="0" w:line="240" w:lineRule="auto"/>
+        <w:rPr>
+          <w:rFonts w:ascii="Arial" w:hAnsi="Arial" w:cs="Arial"/>
+          <w:bCs/>
+          <w:sz w:val="24"/>
+          <w:szCs w:val="24"/>
+        </w:rPr>
+      </w:pPr>
+      <w:r>
+        <w:rPr>
+          <w:rFonts w:ascii="Arial" w:hAnsi="Arial" w:cs="Arial"/>
           <w:bCs/>
           <w:noProof/>
-          <w:sz w:val="28"/>
-          <w:szCs w:val="28"/>
+          <w:sz w:val="24"/>
+          <w:szCs w:val="24"/>
           <w:lang w:eastAsia="ja-JP"/>
         </w:rPr>
         <w:drawing>
-          <wp:inline distT="0" distB="0" distL="0" distR="0" wp14:anchorId="10436757" wp14:editId="72071151">
-            <wp:extent cx="5981700" cy="4829175"/>
-            <wp:effectExtent l="0" t="0" r="0" b="9525"/>
-            <wp:docPr id="16" name="Image 16"/>
+          <wp:inline distT="0" distB="0" distL="0" distR="0" wp14:anchorId="082B3E8E" wp14:editId="7E0B7A77">
+            <wp:extent cx="3458058" cy="1105054"/>
+            <wp:effectExtent l="0" t="0" r="9525" b="0"/>
+            <wp:docPr id="6" name="Image 6"/>
             <wp:cNvGraphicFramePr>
               <a:graphicFrameLocks xmlns:a="http://schemas.openxmlformats.org/drawingml/2006/main" noChangeAspect="1"/>
             </wp:cNvGraphicFramePr>
@@ -6580,7 +5303,7 @@
                   <pic:spPr>
                     <a:xfrm>
                       <a:off x="0" y="0"/>
-                      <a:ext cx="5981700" cy="4829175"/>
+                      <a:ext cx="3458058" cy="1105054"/>
                     </a:xfrm>
                     <a:prstGeom prst="rect">
                       <a:avLst/>
@@ -6610,6 +5333,7 @@
           <w:bCs/>
           <w:sz w:val="28"/>
           <w:szCs w:val="28"/>
+          <w:lang w:val="en-GB"/>
         </w:rPr>
       </w:pPr>
     </w:p>
@@ -6630,9 +5354,1312 @@
           <w:bCs/>
           <w:sz w:val="28"/>
           <w:szCs w:val="28"/>
-        </w:rPr>
-      </w:pPr>
-      <w:proofErr w:type="spellStart"/>
+          <w:lang w:val="en-GB"/>
+        </w:rPr>
+      </w:pPr>
+    </w:p>
+    <w:p>
+      <w:pPr>
+        <w:widowControl w:val="0"/>
+        <w:tabs>
+          <w:tab w:val="left" w:pos="6580"/>
+        </w:tabs>
+        <w:autoSpaceDE w:val="0"/>
+        <w:autoSpaceDN w:val="0"/>
+        <w:adjustRightInd w:val="0"/>
+        <w:spacing w:after="0" w:line="240" w:lineRule="auto"/>
+        <w:jc w:val="center"/>
+        <w:rPr>
+          <w:rFonts w:ascii="Arial" w:hAnsi="Arial" w:cs="Arial"/>
+          <w:b/>
+          <w:bCs/>
+          <w:sz w:val="28"/>
+          <w:szCs w:val="28"/>
+        </w:rPr>
+      </w:pPr>
+      <w:r>
+        <w:rPr>
+          <w:rFonts w:ascii="Arial" w:hAnsi="Arial" w:cs="Arial"/>
+          <w:b/>
+          <w:bCs/>
+          <w:sz w:val="28"/>
+          <w:szCs w:val="28"/>
+        </w:rPr>
+        <w:t>Mapping to viewport</w:t>
+      </w:r>
+    </w:p>
+    <w:p>
+      <w:pPr>
+        <w:widowControl w:val="0"/>
+        <w:tabs>
+          <w:tab w:val="left" w:pos="6580"/>
+        </w:tabs>
+        <w:autoSpaceDE w:val="0"/>
+        <w:autoSpaceDN w:val="0"/>
+        <w:adjustRightInd w:val="0"/>
+        <w:spacing w:after="0" w:line="240" w:lineRule="auto"/>
+        <w:jc w:val="center"/>
+        <w:rPr>
+          <w:rFonts w:ascii="Arial" w:hAnsi="Arial" w:cs="Arial"/>
+          <w:b/>
+          <w:bCs/>
+          <w:sz w:val="28"/>
+          <w:szCs w:val="28"/>
+        </w:rPr>
+      </w:pPr>
+    </w:p>
+    <w:p>
+      <w:pPr>
+        <w:widowControl w:val="0"/>
+        <w:tabs>
+          <w:tab w:val="left" w:pos="6580"/>
+        </w:tabs>
+        <w:autoSpaceDE w:val="0"/>
+        <w:autoSpaceDN w:val="0"/>
+        <w:adjustRightInd w:val="0"/>
+        <w:spacing w:after="0" w:line="240" w:lineRule="auto"/>
+        <w:rPr>
+          <w:rFonts w:ascii="Arial" w:hAnsi="Arial" w:cs="Arial"/>
+          <w:bCs/>
+          <w:sz w:val="24"/>
+          <w:szCs w:val="24"/>
+        </w:rPr>
+      </w:pPr>
+      <w:r>
+        <w:rPr>
+          <w:rFonts w:ascii="Arial" w:hAnsi="Arial" w:cs="Arial"/>
+          <w:bCs/>
+          <w:sz w:val="24"/>
+          <w:szCs w:val="24"/>
+        </w:rPr>
+        <w:t>Le mapping to viewport à</w:t>
+      </w:r>
+      <w:r>
+        <w:rPr>
+          <w:rFonts w:ascii="Arial" w:hAnsi="Arial" w:cs="Arial"/>
+          <w:bCs/>
+          <w:sz w:val="24"/>
+          <w:szCs w:val="24"/>
+        </w:rPr>
+        <w:t xml:space="preserve"> était fait dans un premier temps du coté de C++ mais j’ai constaté quelques defaults, donc j’ai décidé de le mettre du coté de j</w:t>
+      </w:r>
+      <w:r>
+        <w:rPr>
+          <w:rFonts w:ascii="Arial" w:hAnsi="Arial" w:cs="Arial"/>
+          <w:bCs/>
+          <w:sz w:val="24"/>
+          <w:szCs w:val="24"/>
+        </w:rPr>
+        <w:t>ava pour résoudre c’est default.</w:t>
+      </w:r>
+      <w:r>
+        <w:rPr>
+          <w:rFonts w:ascii="Arial" w:hAnsi="Arial" w:cs="Arial"/>
+          <w:bCs/>
+          <w:sz w:val="24"/>
+          <w:szCs w:val="24"/>
+        </w:rPr>
+        <w:t xml:space="preserve"> </w:t>
+      </w:r>
+    </w:p>
+    <w:p>
+      <w:pPr>
+        <w:widowControl w:val="0"/>
+        <w:tabs>
+          <w:tab w:val="left" w:pos="6580"/>
+        </w:tabs>
+        <w:autoSpaceDE w:val="0"/>
+        <w:autoSpaceDN w:val="0"/>
+        <w:adjustRightInd w:val="0"/>
+        <w:spacing w:after="0" w:line="240" w:lineRule="auto"/>
+        <w:rPr>
+          <w:rFonts w:ascii="Arial" w:hAnsi="Arial" w:cs="Arial"/>
+          <w:bCs/>
+          <w:sz w:val="24"/>
+          <w:szCs w:val="24"/>
+        </w:rPr>
+      </w:pPr>
+    </w:p>
+    <w:p>
+      <w:pPr>
+        <w:widowControl w:val="0"/>
+        <w:tabs>
+          <w:tab w:val="left" w:pos="6580"/>
+        </w:tabs>
+        <w:autoSpaceDE w:val="0"/>
+        <w:autoSpaceDN w:val="0"/>
+        <w:adjustRightInd w:val="0"/>
+        <w:spacing w:after="0" w:line="240" w:lineRule="auto"/>
+        <w:rPr>
+          <w:rFonts w:ascii="Arial" w:hAnsi="Arial" w:cs="Arial"/>
+          <w:bCs/>
+          <w:sz w:val="24"/>
+          <w:szCs w:val="24"/>
+        </w:rPr>
+      </w:pPr>
+      <w:r>
+        <w:rPr>
+          <w:rFonts w:ascii="Arial" w:hAnsi="Arial" w:cs="Arial"/>
+          <w:bCs/>
+          <w:sz w:val="24"/>
+          <w:szCs w:val="24"/>
+        </w:rPr>
+        <w:t>Le principe du mapping to viewport c’est d’enregistre des dimensions dans n’impor</w:t>
+      </w:r>
+      <w:r>
+        <w:rPr>
+          <w:rFonts w:ascii="Arial" w:hAnsi="Arial" w:cs="Arial"/>
+          <w:bCs/>
+          <w:sz w:val="24"/>
+          <w:szCs w:val="24"/>
+        </w:rPr>
+        <w:t>te quel unité de mesure km, m</w:t>
+      </w:r>
+      <w:r>
+        <w:rPr>
+          <w:rFonts w:ascii="Arial" w:hAnsi="Arial" w:cs="Arial"/>
+          <w:bCs/>
+          <w:sz w:val="24"/>
+          <w:szCs w:val="24"/>
+        </w:rPr>
+        <w:t xml:space="preserve">, cm, </w:t>
+      </w:r>
+      <w:r>
+        <w:rPr>
+          <w:rFonts w:ascii="Arial" w:hAnsi="Arial" w:cs="Arial"/>
+          <w:bCs/>
+          <w:sz w:val="24"/>
+          <w:szCs w:val="24"/>
+        </w:rPr>
+        <w:t>miles, etc… Et de pouvoir l’afficher sur l’écran en pixel donc nous devons transformés les unités en pixel pour pouvoir l’</w:t>
+      </w:r>
+      <w:r>
+        <w:rPr>
+          <w:rFonts w:ascii="Arial" w:hAnsi="Arial" w:cs="Arial"/>
+          <w:bCs/>
+          <w:sz w:val="24"/>
+          <w:szCs w:val="24"/>
+        </w:rPr>
+        <w:t>afficher.</w:t>
+      </w:r>
+    </w:p>
+    <w:p>
+      <w:pPr>
+        <w:widowControl w:val="0"/>
+        <w:tabs>
+          <w:tab w:val="left" w:pos="6580"/>
+        </w:tabs>
+        <w:autoSpaceDE w:val="0"/>
+        <w:autoSpaceDN w:val="0"/>
+        <w:adjustRightInd w:val="0"/>
+        <w:spacing w:after="0" w:line="240" w:lineRule="auto"/>
+        <w:rPr>
+          <w:rFonts w:ascii="Arial" w:hAnsi="Arial" w:cs="Arial"/>
+          <w:bCs/>
+          <w:sz w:val="24"/>
+          <w:szCs w:val="24"/>
+        </w:rPr>
+      </w:pPr>
+      <w:r>
+        <w:rPr>
+          <w:rFonts w:ascii="Arial" w:hAnsi="Arial" w:cs="Arial"/>
+          <w:bCs/>
+          <w:sz w:val="24"/>
+          <w:szCs w:val="24"/>
+        </w:rPr>
+        <w:lastRenderedPageBreak/>
+        <w:t>E</w:t>
+      </w:r>
+      <w:r>
+        <w:rPr>
+          <w:rFonts w:ascii="Arial" w:hAnsi="Arial" w:cs="Arial"/>
+          <w:bCs/>
+          <w:sz w:val="24"/>
+          <w:szCs w:val="24"/>
+        </w:rPr>
+        <w:t xml:space="preserve">xemple : cm </w:t>
+      </w:r>
+      <w:r>
+        <w:rPr>
+          <w:rFonts w:ascii="Arial" w:hAnsi="Arial" w:cs="Arial"/>
+          <w:bCs/>
+          <w:sz w:val="24"/>
+          <w:szCs w:val="24"/>
+        </w:rPr>
+        <w:sym w:font="Wingdings" w:char="F0E0"/>
+      </w:r>
+      <w:r>
+        <w:rPr>
+          <w:rFonts w:ascii="Arial" w:hAnsi="Arial" w:cs="Arial"/>
+          <w:bCs/>
+          <w:sz w:val="24"/>
+          <w:szCs w:val="24"/>
+        </w:rPr>
+        <w:t xml:space="preserve"> pix</w:t>
+      </w:r>
+      <w:r>
+        <w:rPr>
+          <w:rFonts w:ascii="Arial" w:hAnsi="Arial" w:cs="Arial"/>
+          <w:bCs/>
+          <w:sz w:val="24"/>
+          <w:szCs w:val="24"/>
+        </w:rPr>
+        <w:t>el</w:t>
+      </w:r>
+    </w:p>
+    <w:p>
+      <w:pPr>
+        <w:widowControl w:val="0"/>
+        <w:tabs>
+          <w:tab w:val="left" w:pos="6580"/>
+        </w:tabs>
+        <w:autoSpaceDE w:val="0"/>
+        <w:autoSpaceDN w:val="0"/>
+        <w:adjustRightInd w:val="0"/>
+        <w:spacing w:after="0" w:line="240" w:lineRule="auto"/>
+        <w:rPr>
+          <w:rFonts w:ascii="Arial" w:hAnsi="Arial" w:cs="Arial"/>
+          <w:bCs/>
+          <w:sz w:val="24"/>
+          <w:szCs w:val="24"/>
+        </w:rPr>
+      </w:pPr>
+      <w:r>
+        <w:rPr>
+          <w:rFonts w:ascii="Arial" w:hAnsi="Arial" w:cs="Arial"/>
+          <w:bCs/>
+          <w:sz w:val="24"/>
+          <w:szCs w:val="24"/>
+        </w:rPr>
+        <w:t xml:space="preserve">Il faut aucune déformation en restant proportionnelles </w:t>
+      </w:r>
+      <w:r>
+        <w:rPr>
+          <w:rFonts w:ascii="Arial" w:hAnsi="Arial" w:cs="Arial"/>
+          <w:bCs/>
+          <w:sz w:val="24"/>
+          <w:szCs w:val="24"/>
+        </w:rPr>
+        <w:t xml:space="preserve">pour l’afficher sur n’importe quel </w:t>
+      </w:r>
+      <w:r>
+        <w:rPr>
+          <w:rFonts w:ascii="Arial" w:hAnsi="Arial" w:cs="Arial"/>
+          <w:bCs/>
+          <w:sz w:val="24"/>
+          <w:szCs w:val="24"/>
+        </w:rPr>
+        <w:t xml:space="preserve">fenêtre peut importe sa taille ou sa </w:t>
+      </w:r>
+      <w:bookmarkStart w:id="0" w:name="_GoBack"/>
+      <w:bookmarkEnd w:id="0"/>
+      <w:r>
+        <w:rPr>
+          <w:rFonts w:ascii="Arial" w:hAnsi="Arial" w:cs="Arial"/>
+          <w:bCs/>
+          <w:sz w:val="24"/>
+          <w:szCs w:val="24"/>
+        </w:rPr>
+        <w:t>résolution d’écran</w:t>
+      </w:r>
+      <w:r>
+        <w:rPr>
+          <w:rFonts w:ascii="Arial" w:hAnsi="Arial" w:cs="Arial"/>
+          <w:bCs/>
+          <w:sz w:val="24"/>
+          <w:szCs w:val="24"/>
+        </w:rPr>
+        <w:t>.</w:t>
+      </w:r>
+    </w:p>
+    <w:p>
+      <w:pPr>
+        <w:widowControl w:val="0"/>
+        <w:tabs>
+          <w:tab w:val="left" w:pos="6580"/>
+        </w:tabs>
+        <w:autoSpaceDE w:val="0"/>
+        <w:autoSpaceDN w:val="0"/>
+        <w:adjustRightInd w:val="0"/>
+        <w:spacing w:after="0" w:line="240" w:lineRule="auto"/>
+        <w:rPr>
+          <w:rFonts w:ascii="Arial" w:hAnsi="Arial" w:cs="Arial"/>
+          <w:bCs/>
+          <w:sz w:val="24"/>
+          <w:szCs w:val="24"/>
+        </w:rPr>
+      </w:pPr>
+    </w:p>
+    <w:p>
+      <w:pPr>
+        <w:widowControl w:val="0"/>
+        <w:tabs>
+          <w:tab w:val="left" w:pos="6580"/>
+        </w:tabs>
+        <w:autoSpaceDE w:val="0"/>
+        <w:autoSpaceDN w:val="0"/>
+        <w:adjustRightInd w:val="0"/>
+        <w:spacing w:after="0" w:line="240" w:lineRule="auto"/>
+        <w:rPr>
+          <w:rFonts w:ascii="Arial" w:hAnsi="Arial" w:cs="Arial"/>
+          <w:bCs/>
+          <w:sz w:val="24"/>
+          <w:szCs w:val="24"/>
+        </w:rPr>
+      </w:pPr>
+    </w:p>
+    <w:p>
+      <w:pPr>
+        <w:widowControl w:val="0"/>
+        <w:tabs>
+          <w:tab w:val="left" w:pos="6580"/>
+        </w:tabs>
+        <w:autoSpaceDE w:val="0"/>
+        <w:autoSpaceDN w:val="0"/>
+        <w:adjustRightInd w:val="0"/>
+        <w:spacing w:after="0" w:line="240" w:lineRule="auto"/>
+        <w:rPr>
+          <w:rFonts w:ascii="Arial" w:hAnsi="Arial" w:cs="Arial"/>
+          <w:bCs/>
+          <w:sz w:val="24"/>
+          <w:szCs w:val="24"/>
+        </w:rPr>
+      </w:pPr>
+    </w:p>
+    <w:p>
+      <w:pPr>
+        <w:widowControl w:val="0"/>
+        <w:tabs>
+          <w:tab w:val="left" w:pos="6580"/>
+        </w:tabs>
+        <w:autoSpaceDE w:val="0"/>
+        <w:autoSpaceDN w:val="0"/>
+        <w:adjustRightInd w:val="0"/>
+        <w:spacing w:after="0" w:line="240" w:lineRule="auto"/>
+        <w:rPr>
+          <w:rFonts w:ascii="Arial" w:hAnsi="Arial" w:cs="Arial"/>
+          <w:bCs/>
+          <w:sz w:val="24"/>
+          <w:szCs w:val="24"/>
+        </w:rPr>
+      </w:pPr>
+    </w:p>
+    <w:p>
+      <w:pPr>
+        <w:widowControl w:val="0"/>
+        <w:tabs>
+          <w:tab w:val="left" w:pos="6580"/>
+        </w:tabs>
+        <w:autoSpaceDE w:val="0"/>
+        <w:autoSpaceDN w:val="0"/>
+        <w:adjustRightInd w:val="0"/>
+        <w:spacing w:after="0" w:line="240" w:lineRule="auto"/>
+        <w:rPr>
+          <w:rFonts w:ascii="Arial" w:hAnsi="Arial" w:cs="Arial"/>
+          <w:bCs/>
+          <w:sz w:val="24"/>
+          <w:szCs w:val="24"/>
+        </w:rPr>
+      </w:pPr>
+    </w:p>
+    <w:p>
+      <w:pPr>
+        <w:widowControl w:val="0"/>
+        <w:tabs>
+          <w:tab w:val="left" w:pos="6580"/>
+        </w:tabs>
+        <w:autoSpaceDE w:val="0"/>
+        <w:autoSpaceDN w:val="0"/>
+        <w:adjustRightInd w:val="0"/>
+        <w:spacing w:after="0" w:line="240" w:lineRule="auto"/>
+        <w:rPr>
+          <w:rFonts w:ascii="Arial" w:hAnsi="Arial" w:cs="Arial"/>
+          <w:bCs/>
+          <w:sz w:val="24"/>
+          <w:szCs w:val="24"/>
+        </w:rPr>
+      </w:pPr>
+    </w:p>
+    <w:p>
+      <w:pPr>
+        <w:widowControl w:val="0"/>
+        <w:tabs>
+          <w:tab w:val="left" w:pos="6580"/>
+        </w:tabs>
+        <w:autoSpaceDE w:val="0"/>
+        <w:autoSpaceDN w:val="0"/>
+        <w:adjustRightInd w:val="0"/>
+        <w:spacing w:after="0" w:line="240" w:lineRule="auto"/>
+        <w:rPr>
+          <w:rFonts w:ascii="Arial" w:hAnsi="Arial" w:cs="Arial"/>
+          <w:bCs/>
+          <w:sz w:val="24"/>
+          <w:szCs w:val="24"/>
+        </w:rPr>
+      </w:pPr>
+    </w:p>
+    <w:p>
+      <w:pPr>
+        <w:widowControl w:val="0"/>
+        <w:tabs>
+          <w:tab w:val="left" w:pos="6580"/>
+        </w:tabs>
+        <w:autoSpaceDE w:val="0"/>
+        <w:autoSpaceDN w:val="0"/>
+        <w:adjustRightInd w:val="0"/>
+        <w:spacing w:after="0" w:line="240" w:lineRule="auto"/>
+        <w:rPr>
+          <w:rFonts w:ascii="Arial" w:hAnsi="Arial" w:cs="Arial"/>
+          <w:bCs/>
+          <w:sz w:val="24"/>
+          <w:szCs w:val="24"/>
+        </w:rPr>
+      </w:pPr>
+    </w:p>
+    <w:p>
+      <w:pPr>
+        <w:widowControl w:val="0"/>
+        <w:tabs>
+          <w:tab w:val="left" w:pos="6580"/>
+        </w:tabs>
+        <w:autoSpaceDE w:val="0"/>
+        <w:autoSpaceDN w:val="0"/>
+        <w:adjustRightInd w:val="0"/>
+        <w:spacing w:after="0" w:line="240" w:lineRule="auto"/>
+        <w:rPr>
+          <w:rFonts w:ascii="Arial" w:hAnsi="Arial" w:cs="Arial"/>
+          <w:bCs/>
+          <w:sz w:val="24"/>
+          <w:szCs w:val="24"/>
+        </w:rPr>
+      </w:pPr>
+    </w:p>
+    <w:p>
+      <w:pPr>
+        <w:widowControl w:val="0"/>
+        <w:tabs>
+          <w:tab w:val="left" w:pos="6580"/>
+        </w:tabs>
+        <w:autoSpaceDE w:val="0"/>
+        <w:autoSpaceDN w:val="0"/>
+        <w:adjustRightInd w:val="0"/>
+        <w:spacing w:after="0" w:line="240" w:lineRule="auto"/>
+        <w:rPr>
+          <w:rFonts w:ascii="Arial" w:hAnsi="Arial" w:cs="Arial"/>
+          <w:bCs/>
+          <w:sz w:val="24"/>
+          <w:szCs w:val="24"/>
+        </w:rPr>
+      </w:pPr>
+    </w:p>
+    <w:p>
+      <w:pPr>
+        <w:widowControl w:val="0"/>
+        <w:tabs>
+          <w:tab w:val="left" w:pos="6580"/>
+        </w:tabs>
+        <w:autoSpaceDE w:val="0"/>
+        <w:autoSpaceDN w:val="0"/>
+        <w:adjustRightInd w:val="0"/>
+        <w:spacing w:after="0" w:line="240" w:lineRule="auto"/>
+        <w:rPr>
+          <w:rFonts w:ascii="Arial" w:hAnsi="Arial" w:cs="Arial"/>
+          <w:bCs/>
+          <w:sz w:val="24"/>
+          <w:szCs w:val="24"/>
+        </w:rPr>
+      </w:pPr>
+    </w:p>
+    <w:p>
+      <w:pPr>
+        <w:widowControl w:val="0"/>
+        <w:tabs>
+          <w:tab w:val="left" w:pos="6580"/>
+        </w:tabs>
+        <w:autoSpaceDE w:val="0"/>
+        <w:autoSpaceDN w:val="0"/>
+        <w:adjustRightInd w:val="0"/>
+        <w:spacing w:after="0" w:line="240" w:lineRule="auto"/>
+        <w:rPr>
+          <w:rFonts w:ascii="Arial" w:hAnsi="Arial" w:cs="Arial"/>
+          <w:bCs/>
+          <w:sz w:val="24"/>
+          <w:szCs w:val="24"/>
+        </w:rPr>
+      </w:pPr>
+    </w:p>
+    <w:p>
+      <w:pPr>
+        <w:widowControl w:val="0"/>
+        <w:tabs>
+          <w:tab w:val="left" w:pos="6580"/>
+        </w:tabs>
+        <w:autoSpaceDE w:val="0"/>
+        <w:autoSpaceDN w:val="0"/>
+        <w:adjustRightInd w:val="0"/>
+        <w:spacing w:after="0" w:line="240" w:lineRule="auto"/>
+        <w:rPr>
+          <w:rFonts w:ascii="Arial" w:hAnsi="Arial" w:cs="Arial"/>
+          <w:bCs/>
+          <w:sz w:val="24"/>
+          <w:szCs w:val="24"/>
+        </w:rPr>
+      </w:pPr>
+    </w:p>
+    <w:p>
+      <w:pPr>
+        <w:widowControl w:val="0"/>
+        <w:tabs>
+          <w:tab w:val="left" w:pos="6580"/>
+        </w:tabs>
+        <w:autoSpaceDE w:val="0"/>
+        <w:autoSpaceDN w:val="0"/>
+        <w:adjustRightInd w:val="0"/>
+        <w:spacing w:after="0" w:line="240" w:lineRule="auto"/>
+        <w:rPr>
+          <w:rFonts w:ascii="Arial" w:hAnsi="Arial" w:cs="Arial"/>
+          <w:bCs/>
+          <w:sz w:val="24"/>
+          <w:szCs w:val="24"/>
+        </w:rPr>
+      </w:pPr>
+    </w:p>
+    <w:p>
+      <w:pPr>
+        <w:widowControl w:val="0"/>
+        <w:tabs>
+          <w:tab w:val="left" w:pos="6580"/>
+        </w:tabs>
+        <w:autoSpaceDE w:val="0"/>
+        <w:autoSpaceDN w:val="0"/>
+        <w:adjustRightInd w:val="0"/>
+        <w:spacing w:after="0" w:line="240" w:lineRule="auto"/>
+        <w:rPr>
+          <w:rFonts w:ascii="Arial" w:hAnsi="Arial" w:cs="Arial"/>
+          <w:bCs/>
+          <w:sz w:val="24"/>
+          <w:szCs w:val="24"/>
+        </w:rPr>
+      </w:pPr>
+    </w:p>
+    <w:p>
+      <w:pPr>
+        <w:widowControl w:val="0"/>
+        <w:tabs>
+          <w:tab w:val="left" w:pos="6580"/>
+        </w:tabs>
+        <w:autoSpaceDE w:val="0"/>
+        <w:autoSpaceDN w:val="0"/>
+        <w:adjustRightInd w:val="0"/>
+        <w:spacing w:after="0" w:line="240" w:lineRule="auto"/>
+        <w:rPr>
+          <w:rFonts w:ascii="Arial" w:hAnsi="Arial" w:cs="Arial"/>
+          <w:bCs/>
+          <w:sz w:val="24"/>
+          <w:szCs w:val="24"/>
+        </w:rPr>
+      </w:pPr>
+    </w:p>
+    <w:p>
+      <w:pPr>
+        <w:widowControl w:val="0"/>
+        <w:tabs>
+          <w:tab w:val="left" w:pos="6580"/>
+        </w:tabs>
+        <w:autoSpaceDE w:val="0"/>
+        <w:autoSpaceDN w:val="0"/>
+        <w:adjustRightInd w:val="0"/>
+        <w:spacing w:after="0" w:line="240" w:lineRule="auto"/>
+        <w:rPr>
+          <w:rFonts w:ascii="Arial" w:hAnsi="Arial" w:cs="Arial"/>
+          <w:b/>
+          <w:bCs/>
+          <w:sz w:val="28"/>
+          <w:szCs w:val="28"/>
+        </w:rPr>
+      </w:pPr>
+    </w:p>
+    <w:p>
+      <w:pPr>
+        <w:widowControl w:val="0"/>
+        <w:tabs>
+          <w:tab w:val="left" w:pos="6580"/>
+        </w:tabs>
+        <w:autoSpaceDE w:val="0"/>
+        <w:autoSpaceDN w:val="0"/>
+        <w:adjustRightInd w:val="0"/>
+        <w:spacing w:after="0" w:line="240" w:lineRule="auto"/>
+        <w:rPr>
+          <w:rFonts w:ascii="Arial" w:hAnsi="Arial" w:cs="Arial"/>
+          <w:b/>
+          <w:bCs/>
+          <w:sz w:val="28"/>
+          <w:szCs w:val="28"/>
+        </w:rPr>
+      </w:pPr>
+    </w:p>
+    <w:p>
+      <w:pPr>
+        <w:widowControl w:val="0"/>
+        <w:tabs>
+          <w:tab w:val="left" w:pos="6580"/>
+        </w:tabs>
+        <w:autoSpaceDE w:val="0"/>
+        <w:autoSpaceDN w:val="0"/>
+        <w:adjustRightInd w:val="0"/>
+        <w:spacing w:after="0" w:line="240" w:lineRule="auto"/>
+        <w:rPr>
+          <w:rFonts w:ascii="Arial" w:hAnsi="Arial" w:cs="Arial"/>
+          <w:b/>
+          <w:bCs/>
+          <w:sz w:val="28"/>
+          <w:szCs w:val="28"/>
+        </w:rPr>
+      </w:pPr>
+    </w:p>
+    <w:p>
+      <w:pPr>
+        <w:widowControl w:val="0"/>
+        <w:tabs>
+          <w:tab w:val="left" w:pos="6580"/>
+        </w:tabs>
+        <w:autoSpaceDE w:val="0"/>
+        <w:autoSpaceDN w:val="0"/>
+        <w:adjustRightInd w:val="0"/>
+        <w:spacing w:after="0" w:line="240" w:lineRule="auto"/>
+        <w:rPr>
+          <w:rFonts w:ascii="Arial" w:hAnsi="Arial" w:cs="Arial"/>
+          <w:b/>
+          <w:bCs/>
+          <w:sz w:val="28"/>
+          <w:szCs w:val="28"/>
+        </w:rPr>
+      </w:pPr>
+    </w:p>
+    <w:p>
+      <w:pPr>
+        <w:widowControl w:val="0"/>
+        <w:tabs>
+          <w:tab w:val="left" w:pos="6580"/>
+        </w:tabs>
+        <w:autoSpaceDE w:val="0"/>
+        <w:autoSpaceDN w:val="0"/>
+        <w:adjustRightInd w:val="0"/>
+        <w:spacing w:after="0" w:line="240" w:lineRule="auto"/>
+        <w:rPr>
+          <w:rFonts w:ascii="Arial" w:hAnsi="Arial" w:cs="Arial"/>
+          <w:b/>
+          <w:bCs/>
+          <w:sz w:val="28"/>
+          <w:szCs w:val="28"/>
+        </w:rPr>
+      </w:pPr>
+    </w:p>
+    <w:p>
+      <w:pPr>
+        <w:widowControl w:val="0"/>
+        <w:tabs>
+          <w:tab w:val="left" w:pos="6580"/>
+        </w:tabs>
+        <w:autoSpaceDE w:val="0"/>
+        <w:autoSpaceDN w:val="0"/>
+        <w:adjustRightInd w:val="0"/>
+        <w:spacing w:after="0" w:line="240" w:lineRule="auto"/>
+        <w:rPr>
+          <w:rFonts w:ascii="Arial" w:hAnsi="Arial" w:cs="Arial"/>
+          <w:b/>
+          <w:bCs/>
+          <w:sz w:val="28"/>
+          <w:szCs w:val="28"/>
+        </w:rPr>
+      </w:pPr>
+    </w:p>
+    <w:p>
+      <w:pPr>
+        <w:widowControl w:val="0"/>
+        <w:tabs>
+          <w:tab w:val="left" w:pos="6580"/>
+        </w:tabs>
+        <w:autoSpaceDE w:val="0"/>
+        <w:autoSpaceDN w:val="0"/>
+        <w:adjustRightInd w:val="0"/>
+        <w:spacing w:after="0" w:line="240" w:lineRule="auto"/>
+        <w:rPr>
+          <w:rFonts w:ascii="Arial" w:hAnsi="Arial" w:cs="Arial"/>
+          <w:b/>
+          <w:bCs/>
+          <w:sz w:val="28"/>
+          <w:szCs w:val="28"/>
+        </w:rPr>
+      </w:pPr>
+    </w:p>
+    <w:p>
+      <w:pPr>
+        <w:widowControl w:val="0"/>
+        <w:tabs>
+          <w:tab w:val="left" w:pos="6580"/>
+        </w:tabs>
+        <w:autoSpaceDE w:val="0"/>
+        <w:autoSpaceDN w:val="0"/>
+        <w:adjustRightInd w:val="0"/>
+        <w:spacing w:after="0" w:line="240" w:lineRule="auto"/>
+        <w:rPr>
+          <w:rFonts w:ascii="Arial" w:hAnsi="Arial" w:cs="Arial"/>
+          <w:b/>
+          <w:bCs/>
+          <w:sz w:val="28"/>
+          <w:szCs w:val="28"/>
+        </w:rPr>
+      </w:pPr>
+    </w:p>
+    <w:p>
+      <w:pPr>
+        <w:widowControl w:val="0"/>
+        <w:tabs>
+          <w:tab w:val="left" w:pos="6580"/>
+        </w:tabs>
+        <w:autoSpaceDE w:val="0"/>
+        <w:autoSpaceDN w:val="0"/>
+        <w:adjustRightInd w:val="0"/>
+        <w:spacing w:after="0" w:line="240" w:lineRule="auto"/>
+        <w:rPr>
+          <w:rFonts w:ascii="Arial" w:hAnsi="Arial" w:cs="Arial"/>
+          <w:b/>
+          <w:bCs/>
+          <w:sz w:val="28"/>
+          <w:szCs w:val="28"/>
+        </w:rPr>
+      </w:pPr>
+    </w:p>
+    <w:p>
+      <w:pPr>
+        <w:widowControl w:val="0"/>
+        <w:tabs>
+          <w:tab w:val="left" w:pos="6580"/>
+        </w:tabs>
+        <w:autoSpaceDE w:val="0"/>
+        <w:autoSpaceDN w:val="0"/>
+        <w:adjustRightInd w:val="0"/>
+        <w:spacing w:after="0" w:line="240" w:lineRule="auto"/>
+        <w:rPr>
+          <w:rFonts w:ascii="Arial" w:hAnsi="Arial" w:cs="Arial"/>
+          <w:b/>
+          <w:bCs/>
+          <w:sz w:val="28"/>
+          <w:szCs w:val="28"/>
+        </w:rPr>
+      </w:pPr>
+    </w:p>
+    <w:p>
+      <w:pPr>
+        <w:widowControl w:val="0"/>
+        <w:tabs>
+          <w:tab w:val="left" w:pos="6580"/>
+        </w:tabs>
+        <w:autoSpaceDE w:val="0"/>
+        <w:autoSpaceDN w:val="0"/>
+        <w:adjustRightInd w:val="0"/>
+        <w:spacing w:after="0" w:line="240" w:lineRule="auto"/>
+        <w:rPr>
+          <w:rFonts w:ascii="Arial" w:hAnsi="Arial" w:cs="Arial"/>
+          <w:b/>
+          <w:bCs/>
+          <w:sz w:val="28"/>
+          <w:szCs w:val="28"/>
+        </w:rPr>
+      </w:pPr>
+    </w:p>
+    <w:p>
+      <w:pPr>
+        <w:widowControl w:val="0"/>
+        <w:tabs>
+          <w:tab w:val="left" w:pos="6580"/>
+        </w:tabs>
+        <w:autoSpaceDE w:val="0"/>
+        <w:autoSpaceDN w:val="0"/>
+        <w:adjustRightInd w:val="0"/>
+        <w:spacing w:after="0" w:line="240" w:lineRule="auto"/>
+        <w:rPr>
+          <w:rFonts w:ascii="Arial" w:hAnsi="Arial" w:cs="Arial"/>
+          <w:b/>
+          <w:bCs/>
+          <w:sz w:val="28"/>
+          <w:szCs w:val="28"/>
+        </w:rPr>
+      </w:pPr>
+    </w:p>
+    <w:p>
+      <w:pPr>
+        <w:widowControl w:val="0"/>
+        <w:tabs>
+          <w:tab w:val="left" w:pos="6580"/>
+        </w:tabs>
+        <w:autoSpaceDE w:val="0"/>
+        <w:autoSpaceDN w:val="0"/>
+        <w:adjustRightInd w:val="0"/>
+        <w:spacing w:after="0" w:line="240" w:lineRule="auto"/>
+        <w:rPr>
+          <w:rFonts w:ascii="Arial" w:hAnsi="Arial" w:cs="Arial"/>
+          <w:b/>
+          <w:bCs/>
+          <w:sz w:val="28"/>
+          <w:szCs w:val="28"/>
+        </w:rPr>
+      </w:pPr>
+    </w:p>
+    <w:p>
+      <w:pPr>
+        <w:widowControl w:val="0"/>
+        <w:tabs>
+          <w:tab w:val="left" w:pos="6580"/>
+        </w:tabs>
+        <w:autoSpaceDE w:val="0"/>
+        <w:autoSpaceDN w:val="0"/>
+        <w:adjustRightInd w:val="0"/>
+        <w:spacing w:after="0" w:line="240" w:lineRule="auto"/>
+        <w:rPr>
+          <w:rFonts w:ascii="Arial" w:hAnsi="Arial" w:cs="Arial"/>
+          <w:b/>
+          <w:bCs/>
+          <w:sz w:val="28"/>
+          <w:szCs w:val="28"/>
+        </w:rPr>
+      </w:pPr>
+    </w:p>
+    <w:p>
+      <w:pPr>
+        <w:widowControl w:val="0"/>
+        <w:tabs>
+          <w:tab w:val="left" w:pos="6580"/>
+        </w:tabs>
+        <w:autoSpaceDE w:val="0"/>
+        <w:autoSpaceDN w:val="0"/>
+        <w:adjustRightInd w:val="0"/>
+        <w:spacing w:after="0" w:line="240" w:lineRule="auto"/>
+        <w:rPr>
+          <w:rFonts w:ascii="Arial" w:hAnsi="Arial" w:cs="Arial"/>
+          <w:b/>
+          <w:bCs/>
+          <w:sz w:val="28"/>
+          <w:szCs w:val="28"/>
+        </w:rPr>
+      </w:pPr>
+    </w:p>
+    <w:p>
+      <w:pPr>
+        <w:widowControl w:val="0"/>
+        <w:tabs>
+          <w:tab w:val="left" w:pos="6580"/>
+        </w:tabs>
+        <w:autoSpaceDE w:val="0"/>
+        <w:autoSpaceDN w:val="0"/>
+        <w:adjustRightInd w:val="0"/>
+        <w:spacing w:after="0" w:line="240" w:lineRule="auto"/>
+        <w:rPr>
+          <w:rFonts w:ascii="Arial" w:hAnsi="Arial" w:cs="Arial"/>
+          <w:b/>
+          <w:bCs/>
+          <w:sz w:val="28"/>
+          <w:szCs w:val="28"/>
+        </w:rPr>
+      </w:pPr>
+    </w:p>
+    <w:p>
+      <w:pPr>
+        <w:widowControl w:val="0"/>
+        <w:tabs>
+          <w:tab w:val="left" w:pos="6580"/>
+        </w:tabs>
+        <w:autoSpaceDE w:val="0"/>
+        <w:autoSpaceDN w:val="0"/>
+        <w:adjustRightInd w:val="0"/>
+        <w:spacing w:after="0" w:line="240" w:lineRule="auto"/>
+        <w:rPr>
+          <w:rFonts w:ascii="Arial" w:hAnsi="Arial" w:cs="Arial"/>
+          <w:b/>
+          <w:bCs/>
+          <w:sz w:val="28"/>
+          <w:szCs w:val="28"/>
+        </w:rPr>
+      </w:pPr>
+    </w:p>
+    <w:p>
+      <w:pPr>
+        <w:widowControl w:val="0"/>
+        <w:tabs>
+          <w:tab w:val="left" w:pos="6580"/>
+        </w:tabs>
+        <w:autoSpaceDE w:val="0"/>
+        <w:autoSpaceDN w:val="0"/>
+        <w:adjustRightInd w:val="0"/>
+        <w:spacing w:after="0" w:line="240" w:lineRule="auto"/>
+        <w:rPr>
+          <w:rFonts w:ascii="Arial" w:hAnsi="Arial" w:cs="Arial"/>
+          <w:b/>
+          <w:bCs/>
+          <w:sz w:val="28"/>
+          <w:szCs w:val="28"/>
+        </w:rPr>
+      </w:pPr>
+    </w:p>
+    <w:p>
+      <w:pPr>
+        <w:widowControl w:val="0"/>
+        <w:tabs>
+          <w:tab w:val="left" w:pos="6580"/>
+        </w:tabs>
+        <w:autoSpaceDE w:val="0"/>
+        <w:autoSpaceDN w:val="0"/>
+        <w:adjustRightInd w:val="0"/>
+        <w:spacing w:after="0" w:line="240" w:lineRule="auto"/>
+        <w:rPr>
+          <w:rFonts w:ascii="Arial" w:hAnsi="Arial" w:cs="Arial"/>
+          <w:b/>
+          <w:bCs/>
+          <w:sz w:val="28"/>
+          <w:szCs w:val="28"/>
+        </w:rPr>
+      </w:pPr>
+    </w:p>
+    <w:p>
+      <w:pPr>
+        <w:widowControl w:val="0"/>
+        <w:tabs>
+          <w:tab w:val="left" w:pos="6580"/>
+        </w:tabs>
+        <w:autoSpaceDE w:val="0"/>
+        <w:autoSpaceDN w:val="0"/>
+        <w:adjustRightInd w:val="0"/>
+        <w:spacing w:after="0" w:line="240" w:lineRule="auto"/>
+        <w:rPr>
+          <w:rFonts w:ascii="Arial" w:hAnsi="Arial" w:cs="Arial"/>
+          <w:b/>
+          <w:bCs/>
+          <w:sz w:val="28"/>
+          <w:szCs w:val="28"/>
+        </w:rPr>
+      </w:pPr>
+    </w:p>
+    <w:p>
+      <w:pPr>
+        <w:widowControl w:val="0"/>
+        <w:tabs>
+          <w:tab w:val="left" w:pos="6580"/>
+        </w:tabs>
+        <w:autoSpaceDE w:val="0"/>
+        <w:autoSpaceDN w:val="0"/>
+        <w:adjustRightInd w:val="0"/>
+        <w:spacing w:after="0" w:line="240" w:lineRule="auto"/>
+        <w:rPr>
+          <w:rFonts w:ascii="Arial" w:hAnsi="Arial" w:cs="Arial"/>
+          <w:b/>
+          <w:bCs/>
+          <w:sz w:val="28"/>
+          <w:szCs w:val="28"/>
+        </w:rPr>
+      </w:pPr>
+    </w:p>
+    <w:p>
+      <w:pPr>
+        <w:widowControl w:val="0"/>
+        <w:tabs>
+          <w:tab w:val="left" w:pos="6580"/>
+        </w:tabs>
+        <w:autoSpaceDE w:val="0"/>
+        <w:autoSpaceDN w:val="0"/>
+        <w:adjustRightInd w:val="0"/>
+        <w:spacing w:after="0" w:line="240" w:lineRule="auto"/>
+        <w:rPr>
+          <w:rFonts w:ascii="Arial" w:hAnsi="Arial" w:cs="Arial"/>
+          <w:b/>
+          <w:bCs/>
+          <w:sz w:val="28"/>
+          <w:szCs w:val="28"/>
+        </w:rPr>
+      </w:pPr>
+    </w:p>
+    <w:p>
+      <w:pPr>
+        <w:widowControl w:val="0"/>
+        <w:tabs>
+          <w:tab w:val="left" w:pos="6580"/>
+        </w:tabs>
+        <w:autoSpaceDE w:val="0"/>
+        <w:autoSpaceDN w:val="0"/>
+        <w:adjustRightInd w:val="0"/>
+        <w:spacing w:after="0" w:line="240" w:lineRule="auto"/>
+        <w:rPr>
+          <w:rFonts w:ascii="Arial" w:hAnsi="Arial" w:cs="Arial"/>
+          <w:b/>
+          <w:bCs/>
+          <w:sz w:val="28"/>
+          <w:szCs w:val="28"/>
+        </w:rPr>
+      </w:pPr>
+    </w:p>
+    <w:p>
+      <w:pPr>
+        <w:widowControl w:val="0"/>
+        <w:tabs>
+          <w:tab w:val="left" w:pos="6580"/>
+        </w:tabs>
+        <w:autoSpaceDE w:val="0"/>
+        <w:autoSpaceDN w:val="0"/>
+        <w:adjustRightInd w:val="0"/>
+        <w:spacing w:after="0" w:line="240" w:lineRule="auto"/>
+        <w:rPr>
+          <w:rFonts w:ascii="Arial" w:hAnsi="Arial" w:cs="Arial"/>
+          <w:b/>
+          <w:bCs/>
+          <w:sz w:val="28"/>
+          <w:szCs w:val="28"/>
+        </w:rPr>
+      </w:pPr>
+    </w:p>
+    <w:p>
+      <w:pPr>
+        <w:widowControl w:val="0"/>
+        <w:tabs>
+          <w:tab w:val="left" w:pos="6580"/>
+        </w:tabs>
+        <w:autoSpaceDE w:val="0"/>
+        <w:autoSpaceDN w:val="0"/>
+        <w:adjustRightInd w:val="0"/>
+        <w:spacing w:after="0" w:line="240" w:lineRule="auto"/>
+        <w:rPr>
+          <w:rFonts w:ascii="Arial" w:hAnsi="Arial" w:cs="Arial"/>
+          <w:b/>
+          <w:bCs/>
+          <w:sz w:val="28"/>
+          <w:szCs w:val="28"/>
+        </w:rPr>
+      </w:pPr>
+    </w:p>
+    <w:p>
+      <w:pPr>
+        <w:widowControl w:val="0"/>
+        <w:tabs>
+          <w:tab w:val="left" w:pos="6580"/>
+        </w:tabs>
+        <w:autoSpaceDE w:val="0"/>
+        <w:autoSpaceDN w:val="0"/>
+        <w:adjustRightInd w:val="0"/>
+        <w:spacing w:after="0" w:line="240" w:lineRule="auto"/>
+        <w:rPr>
+          <w:rFonts w:ascii="Arial" w:hAnsi="Arial" w:cs="Arial"/>
+          <w:b/>
+          <w:bCs/>
+          <w:sz w:val="28"/>
+          <w:szCs w:val="28"/>
+        </w:rPr>
+      </w:pPr>
+    </w:p>
+    <w:p>
+      <w:pPr>
+        <w:widowControl w:val="0"/>
+        <w:tabs>
+          <w:tab w:val="left" w:pos="6580"/>
+        </w:tabs>
+        <w:autoSpaceDE w:val="0"/>
+        <w:autoSpaceDN w:val="0"/>
+        <w:adjustRightInd w:val="0"/>
+        <w:spacing w:after="0" w:line="240" w:lineRule="auto"/>
+        <w:rPr>
+          <w:rFonts w:ascii="Arial" w:hAnsi="Arial" w:cs="Arial"/>
+          <w:b/>
+          <w:bCs/>
+          <w:sz w:val="28"/>
+          <w:szCs w:val="28"/>
+        </w:rPr>
+      </w:pPr>
+    </w:p>
+    <w:p>
+      <w:pPr>
+        <w:widowControl w:val="0"/>
+        <w:tabs>
+          <w:tab w:val="left" w:pos="6580"/>
+        </w:tabs>
+        <w:autoSpaceDE w:val="0"/>
+        <w:autoSpaceDN w:val="0"/>
+        <w:adjustRightInd w:val="0"/>
+        <w:spacing w:after="0" w:line="240" w:lineRule="auto"/>
+        <w:jc w:val="center"/>
+        <w:rPr>
+          <w:rFonts w:ascii="Arial" w:hAnsi="Arial" w:cs="Arial"/>
+          <w:b/>
+          <w:bCs/>
+          <w:sz w:val="28"/>
+          <w:szCs w:val="28"/>
+        </w:rPr>
+      </w:pPr>
+      <w:r>
+        <w:rPr>
+          <w:rFonts w:ascii="Arial" w:hAnsi="Arial" w:cs="Arial"/>
+          <w:b/>
+          <w:bCs/>
+          <w:sz w:val="28"/>
+          <w:szCs w:val="28"/>
+        </w:rPr>
+        <w:lastRenderedPageBreak/>
+        <w:t>Conclusion</w:t>
+      </w:r>
+    </w:p>
+    <w:p>
+      <w:pPr>
+        <w:widowControl w:val="0"/>
+        <w:tabs>
+          <w:tab w:val="left" w:pos="6580"/>
+        </w:tabs>
+        <w:autoSpaceDE w:val="0"/>
+        <w:autoSpaceDN w:val="0"/>
+        <w:adjustRightInd w:val="0"/>
+        <w:spacing w:after="0" w:line="240" w:lineRule="auto"/>
+        <w:rPr>
+          <w:rFonts w:ascii="Arial" w:hAnsi="Arial" w:cs="Arial"/>
+          <w:bCs/>
+          <w:sz w:val="24"/>
+          <w:szCs w:val="24"/>
+        </w:rPr>
+      </w:pPr>
+    </w:p>
+    <w:p>
+      <w:pPr>
+        <w:widowControl w:val="0"/>
+        <w:tabs>
+          <w:tab w:val="left" w:pos="6580"/>
+        </w:tabs>
+        <w:autoSpaceDE w:val="0"/>
+        <w:autoSpaceDN w:val="0"/>
+        <w:adjustRightInd w:val="0"/>
+        <w:spacing w:after="0" w:line="240" w:lineRule="auto"/>
+        <w:rPr>
+          <w:rFonts w:ascii="Arial" w:hAnsi="Arial" w:cs="Arial"/>
+          <w:bCs/>
+          <w:sz w:val="24"/>
+          <w:szCs w:val="24"/>
+        </w:rPr>
+      </w:pPr>
+      <w:r>
+        <w:rPr>
+          <w:rFonts w:ascii="Arial" w:hAnsi="Arial" w:cs="Arial"/>
+          <w:bCs/>
+          <w:sz w:val="24"/>
+          <w:szCs w:val="24"/>
+        </w:rPr>
+        <w:t>Nous devons continuer pour pouvoir produire une librairie de qualité qui conviendra la demande, il faudra corriger les problèmes et améliorer les solutions trouvé.</w:t>
+      </w:r>
+    </w:p>
+    <w:p>
+      <w:pPr>
+        <w:widowControl w:val="0"/>
+        <w:tabs>
+          <w:tab w:val="left" w:pos="6580"/>
+        </w:tabs>
+        <w:autoSpaceDE w:val="0"/>
+        <w:autoSpaceDN w:val="0"/>
+        <w:adjustRightInd w:val="0"/>
+        <w:spacing w:after="0" w:line="240" w:lineRule="auto"/>
+        <w:rPr>
+          <w:rFonts w:ascii="Arial" w:hAnsi="Arial" w:cs="Arial"/>
+          <w:b/>
+          <w:bCs/>
+          <w:sz w:val="28"/>
+          <w:szCs w:val="28"/>
+        </w:rPr>
+      </w:pPr>
+    </w:p>
+    <w:p>
+      <w:pPr>
+        <w:widowControl w:val="0"/>
+        <w:tabs>
+          <w:tab w:val="left" w:pos="6580"/>
+        </w:tabs>
+        <w:autoSpaceDE w:val="0"/>
+        <w:autoSpaceDN w:val="0"/>
+        <w:adjustRightInd w:val="0"/>
+        <w:spacing w:after="0" w:line="240" w:lineRule="auto"/>
+        <w:jc w:val="center"/>
+        <w:rPr>
+          <w:rFonts w:ascii="Arial" w:hAnsi="Arial" w:cs="Arial"/>
+          <w:b/>
+          <w:bCs/>
+          <w:sz w:val="28"/>
+          <w:szCs w:val="28"/>
+        </w:rPr>
+      </w:pPr>
+    </w:p>
+    <w:p>
+      <w:pPr>
+        <w:widowControl w:val="0"/>
+        <w:tabs>
+          <w:tab w:val="left" w:pos="6580"/>
+        </w:tabs>
+        <w:autoSpaceDE w:val="0"/>
+        <w:autoSpaceDN w:val="0"/>
+        <w:adjustRightInd w:val="0"/>
+        <w:spacing w:after="0" w:line="240" w:lineRule="auto"/>
+        <w:jc w:val="center"/>
+        <w:rPr>
+          <w:rFonts w:ascii="Arial" w:hAnsi="Arial" w:cs="Arial"/>
+          <w:b/>
+          <w:bCs/>
+          <w:sz w:val="28"/>
+          <w:szCs w:val="28"/>
+          <w:lang w:val="en-GB"/>
+        </w:rPr>
+      </w:pPr>
+      <w:r>
+        <w:rPr>
+          <w:rFonts w:ascii="Arial" w:hAnsi="Arial" w:cs="Arial"/>
+          <w:b/>
+          <w:bCs/>
+          <w:sz w:val="28"/>
+          <w:szCs w:val="28"/>
+          <w:lang w:val="en-GB"/>
+        </w:rPr>
+        <w:t>Annexe</w:t>
+      </w:r>
+    </w:p>
+    <w:p>
+      <w:pPr>
+        <w:widowControl w:val="0"/>
+        <w:tabs>
+          <w:tab w:val="left" w:pos="6580"/>
+        </w:tabs>
+        <w:autoSpaceDE w:val="0"/>
+        <w:autoSpaceDN w:val="0"/>
+        <w:adjustRightInd w:val="0"/>
+        <w:spacing w:after="0" w:line="240" w:lineRule="auto"/>
+        <w:jc w:val="center"/>
+        <w:rPr>
+          <w:rFonts w:ascii="Arial" w:hAnsi="Arial" w:cs="Arial"/>
+          <w:b/>
+          <w:bCs/>
+          <w:sz w:val="28"/>
+          <w:szCs w:val="28"/>
+          <w:lang w:val="en-GB"/>
+        </w:rPr>
+      </w:pPr>
+    </w:p>
+    <w:p>
+      <w:pPr>
+        <w:widowControl w:val="0"/>
+        <w:tabs>
+          <w:tab w:val="left" w:pos="6580"/>
+        </w:tabs>
+        <w:autoSpaceDE w:val="0"/>
+        <w:autoSpaceDN w:val="0"/>
+        <w:adjustRightInd w:val="0"/>
+        <w:spacing w:after="0" w:line="240" w:lineRule="auto"/>
+        <w:jc w:val="center"/>
+        <w:rPr>
+          <w:rFonts w:ascii="Arial" w:hAnsi="Arial" w:cs="Arial"/>
+          <w:b/>
+          <w:bCs/>
+          <w:sz w:val="28"/>
+          <w:szCs w:val="28"/>
+        </w:rPr>
+      </w:pPr>
       <w:r>
         <w:rPr>
           <w:rFonts w:ascii="Arial" w:hAnsi="Arial" w:cs="Arial"/>
@@ -6643,16 +6670,25 @@
         </w:rPr>
         <w:t>c.f</w:t>
       </w:r>
-      <w:proofErr w:type="spellEnd"/>
-      <w:r>
-        <w:rPr>
-          <w:rFonts w:ascii="Arial" w:hAnsi="Arial" w:cs="Arial"/>
-          <w:b/>
-          <w:bCs/>
-          <w:sz w:val="28"/>
-          <w:szCs w:val="28"/>
-        </w:rPr>
-        <w:t xml:space="preserve"> 2.1</w:t>
+      <w:r>
+        <w:rPr>
+          <w:rFonts w:ascii="Arial" w:hAnsi="Arial" w:cs="Arial"/>
+          <w:b/>
+          <w:bCs/>
+          <w:sz w:val="28"/>
+          <w:szCs w:val="28"/>
+        </w:rPr>
+        <w:t xml:space="preserve"> </w:t>
+      </w:r>
+      <w:r>
+        <w:rPr>
+          <w:rFonts w:ascii="Arial" w:hAnsi="Arial" w:cs="Arial"/>
+          <w:b/>
+          <w:bCs/>
+          <w:sz w:val="28"/>
+          <w:szCs w:val="28"/>
+        </w:rPr>
+        <w:t>1.1</w:t>
       </w:r>
     </w:p>
     <w:p>
@@ -6676,18 +6712,14 @@
       </w:pPr>
       <w:r>
         <w:rPr>
-          <w:rFonts w:ascii="Arial" w:hAnsi="Arial" w:cs="Arial"/>
-          <w:bCs/>
           <w:noProof/>
-          <w:sz w:val="24"/>
-          <w:szCs w:val="24"/>
           <w:lang w:eastAsia="ja-JP"/>
         </w:rPr>
         <w:drawing>
-          <wp:inline distT="0" distB="0" distL="0" distR="0" wp14:anchorId="24349E6C" wp14:editId="5BAB4F1E">
-            <wp:extent cx="5981700" cy="2815590"/>
-            <wp:effectExtent l="0" t="0" r="0" b="3810"/>
-            <wp:docPr id="12" name="Image 12"/>
+          <wp:inline distT="0" distB="0" distL="0" distR="0" wp14:anchorId="5E2A3D86" wp14:editId="740B1391">
+            <wp:extent cx="1730858" cy="7044538"/>
+            <wp:effectExtent l="0" t="0" r="3175" b="4445"/>
+            <wp:docPr id="11" name="Image 11"/>
             <wp:cNvGraphicFramePr>
               <a:graphicFrameLocks xmlns:a="http://schemas.openxmlformats.org/drawingml/2006/main" noChangeAspect="1"/>
             </wp:cNvGraphicFramePr>
@@ -6707,7 +6739,7 @@
                   <pic:spPr>
                     <a:xfrm>
                       <a:off x="0" y="0"/>
-                      <a:ext cx="5981700" cy="2815590"/>
+                      <a:ext cx="1774793" cy="7223353"/>
                     </a:xfrm>
                     <a:prstGeom prst="rect">
                       <a:avLst/>
@@ -6759,6 +6791,16 @@
           <w:szCs w:val="28"/>
         </w:rPr>
       </w:pPr>
+      <w:r>
+        <w:rPr>
+          <w:rFonts w:ascii="Arial" w:hAnsi="Arial" w:cs="Arial"/>
+          <w:b/>
+          <w:bCs/>
+          <w:sz w:val="28"/>
+          <w:szCs w:val="28"/>
+        </w:rPr>
+        <w:t>c.f 2.0</w:t>
+      </w:r>
     </w:p>
     <w:p>
       <w:pPr>
@@ -6779,88 +6821,6 @@
           <w:szCs w:val="28"/>
         </w:rPr>
       </w:pPr>
-    </w:p>
-    <w:p>
-      <w:pPr>
-        <w:widowControl w:val="0"/>
-        <w:tabs>
-          <w:tab w:val="left" w:pos="6580"/>
-        </w:tabs>
-        <w:autoSpaceDE w:val="0"/>
-        <w:autoSpaceDN w:val="0"/>
-        <w:adjustRightInd w:val="0"/>
-        <w:spacing w:after="0" w:line="240" w:lineRule="auto"/>
-        <w:jc w:val="center"/>
-        <w:rPr>
-          <w:rFonts w:ascii="Arial" w:hAnsi="Arial" w:cs="Arial"/>
-          <w:b/>
-          <w:bCs/>
-          <w:sz w:val="28"/>
-          <w:szCs w:val="28"/>
-        </w:rPr>
-      </w:pPr>
-    </w:p>
-    <w:p>
-      <w:pPr>
-        <w:widowControl w:val="0"/>
-        <w:tabs>
-          <w:tab w:val="left" w:pos="6580"/>
-        </w:tabs>
-        <w:autoSpaceDE w:val="0"/>
-        <w:autoSpaceDN w:val="0"/>
-        <w:adjustRightInd w:val="0"/>
-        <w:spacing w:after="0" w:line="240" w:lineRule="auto"/>
-        <w:jc w:val="center"/>
-        <w:rPr>
-          <w:rFonts w:ascii="Arial" w:hAnsi="Arial" w:cs="Arial"/>
-          <w:b/>
-          <w:bCs/>
-          <w:sz w:val="28"/>
-          <w:szCs w:val="28"/>
-        </w:rPr>
-      </w:pPr>
-      <w:proofErr w:type="spellStart"/>
-      <w:r>
-        <w:rPr>
-          <w:rFonts w:ascii="Arial" w:hAnsi="Arial" w:cs="Arial"/>
-          <w:b/>
-          <w:bCs/>
-          <w:sz w:val="28"/>
-          <w:szCs w:val="28"/>
-        </w:rPr>
-        <w:t>c.f</w:t>
-      </w:r>
-      <w:proofErr w:type="spellEnd"/>
-      <w:r>
-        <w:rPr>
-          <w:rFonts w:ascii="Arial" w:hAnsi="Arial" w:cs="Arial"/>
-          <w:b/>
-          <w:bCs/>
-          <w:sz w:val="28"/>
-          <w:szCs w:val="28"/>
-        </w:rPr>
-        <w:t xml:space="preserve"> 2.2</w:t>
-      </w:r>
-    </w:p>
-    <w:p>
-      <w:pPr>
-        <w:widowControl w:val="0"/>
-        <w:tabs>
-          <w:tab w:val="left" w:pos="6580"/>
-        </w:tabs>
-        <w:autoSpaceDE w:val="0"/>
-        <w:autoSpaceDN w:val="0"/>
-        <w:adjustRightInd w:val="0"/>
-        <w:spacing w:after="0" w:line="240" w:lineRule="auto"/>
-        <w:jc w:val="center"/>
-        <w:rPr>
-          <w:rFonts w:ascii="Arial" w:hAnsi="Arial" w:cs="Arial"/>
-          <w:b/>
-          <w:bCs/>
-          <w:sz w:val="28"/>
-          <w:szCs w:val="28"/>
-        </w:rPr>
-      </w:pPr>
       <w:r>
         <w:rPr>
           <w:rFonts w:ascii="Arial" w:hAnsi="Arial" w:cs="Arial"/>
@@ -6872,10 +6832,10 @@
           <w:lang w:eastAsia="ja-JP"/>
         </w:rPr>
         <w:drawing>
-          <wp:inline distT="0" distB="0" distL="0" distR="0" wp14:anchorId="0A6A9474" wp14:editId="3D31A050">
-            <wp:extent cx="5981700" cy="4105275"/>
+          <wp:inline distT="0" distB="0" distL="0" distR="0" wp14:anchorId="10436757" wp14:editId="72071151">
+            <wp:extent cx="5981700" cy="4829175"/>
             <wp:effectExtent l="0" t="0" r="0" b="9525"/>
-            <wp:docPr id="13" name="Image 13"/>
+            <wp:docPr id="16" name="Image 16"/>
             <wp:cNvGraphicFramePr>
               <a:graphicFrameLocks xmlns:a="http://schemas.openxmlformats.org/drawingml/2006/main" noChangeAspect="1"/>
             </wp:cNvGraphicFramePr>
@@ -6895,7 +6855,7 @@
                   <pic:spPr>
                     <a:xfrm>
                       <a:off x="0" y="0"/>
-                      <a:ext cx="5981700" cy="4105275"/>
+                      <a:ext cx="5981700" cy="4829175"/>
                     </a:xfrm>
                     <a:prstGeom prst="rect">
                       <a:avLst/>
@@ -6927,21 +6887,70 @@
           <w:szCs w:val="28"/>
         </w:rPr>
       </w:pPr>
-      <w:r>
-        <w:rPr>
-          <w:rFonts w:ascii="Arial" w:hAnsi="Arial" w:cs="Arial"/>
-          <w:b/>
+    </w:p>
+    <w:p>
+      <w:pPr>
+        <w:widowControl w:val="0"/>
+        <w:tabs>
+          <w:tab w:val="left" w:pos="6580"/>
+        </w:tabs>
+        <w:autoSpaceDE w:val="0"/>
+        <w:autoSpaceDN w:val="0"/>
+        <w:adjustRightInd w:val="0"/>
+        <w:spacing w:after="0" w:line="240" w:lineRule="auto"/>
+        <w:jc w:val="center"/>
+        <w:rPr>
+          <w:rFonts w:ascii="Arial" w:hAnsi="Arial" w:cs="Arial"/>
+          <w:b/>
+          <w:bCs/>
+          <w:sz w:val="28"/>
+          <w:szCs w:val="28"/>
+        </w:rPr>
+      </w:pPr>
+      <w:r>
+        <w:rPr>
+          <w:rFonts w:ascii="Arial" w:hAnsi="Arial" w:cs="Arial"/>
+          <w:b/>
+          <w:bCs/>
+          <w:sz w:val="28"/>
+          <w:szCs w:val="28"/>
+        </w:rPr>
+        <w:t>c.f 2.1</w:t>
+      </w:r>
+    </w:p>
+    <w:p>
+      <w:pPr>
+        <w:widowControl w:val="0"/>
+        <w:tabs>
+          <w:tab w:val="left" w:pos="6580"/>
+        </w:tabs>
+        <w:autoSpaceDE w:val="0"/>
+        <w:autoSpaceDN w:val="0"/>
+        <w:adjustRightInd w:val="0"/>
+        <w:spacing w:after="0" w:line="240" w:lineRule="auto"/>
+        <w:jc w:val="center"/>
+        <w:rPr>
+          <w:rFonts w:ascii="Arial" w:hAnsi="Arial" w:cs="Arial"/>
+          <w:b/>
+          <w:bCs/>
+          <w:sz w:val="28"/>
+          <w:szCs w:val="28"/>
+        </w:rPr>
+      </w:pPr>
+      <w:r>
+        <w:rPr>
+          <w:rFonts w:ascii="Arial" w:hAnsi="Arial" w:cs="Arial"/>
           <w:bCs/>
           <w:noProof/>
-          <w:sz w:val="28"/>
-          <w:szCs w:val="28"/>
+          <w:sz w:val="24"/>
+          <w:szCs w:val="24"/>
           <w:lang w:eastAsia="ja-JP"/>
         </w:rPr>
         <w:drawing>
-          <wp:inline distT="0" distB="0" distL="0" distR="0" wp14:anchorId="64CFB8E5" wp14:editId="0FF5189D">
-            <wp:extent cx="2772162" cy="724001"/>
-            <wp:effectExtent l="0" t="0" r="9525" b="0"/>
-            <wp:docPr id="14" name="Image 14"/>
+          <wp:inline distT="0" distB="0" distL="0" distR="0" wp14:anchorId="24349E6C" wp14:editId="5BAB4F1E">
+            <wp:extent cx="5981700" cy="2815590"/>
+            <wp:effectExtent l="0" t="0" r="0" b="3810"/>
+            <wp:docPr id="12" name="Image 12"/>
             <wp:cNvGraphicFramePr>
               <a:graphicFrameLocks xmlns:a="http://schemas.openxmlformats.org/drawingml/2006/main" noChangeAspect="1"/>
             </wp:cNvGraphicFramePr>
@@ -6961,7 +6970,7 @@
                   <pic:spPr>
                     <a:xfrm>
                       <a:off x="0" y="0"/>
-                      <a:ext cx="2772162" cy="724001"/>
+                      <a:ext cx="5981700" cy="2815590"/>
                     </a:xfrm>
                     <a:prstGeom prst="rect">
                       <a:avLst/>
@@ -7073,6 +7082,16 @@
           <w:szCs w:val="28"/>
         </w:rPr>
       </w:pPr>
+      <w:r>
+        <w:rPr>
+          <w:rFonts w:ascii="Arial" w:hAnsi="Arial" w:cs="Arial"/>
+          <w:b/>
+          <w:bCs/>
+          <w:sz w:val="28"/>
+          <w:szCs w:val="28"/>
+        </w:rPr>
+        <w:t>c.f 2.2</w:t>
+      </w:r>
     </w:p>
     <w:p>
       <w:pPr>
@@ -7093,328 +7112,6 @@
           <w:szCs w:val="28"/>
         </w:rPr>
       </w:pPr>
-    </w:p>
-    <w:p>
-      <w:pPr>
-        <w:widowControl w:val="0"/>
-        <w:tabs>
-          <w:tab w:val="left" w:pos="6580"/>
-        </w:tabs>
-        <w:autoSpaceDE w:val="0"/>
-        <w:autoSpaceDN w:val="0"/>
-        <w:adjustRightInd w:val="0"/>
-        <w:spacing w:after="0" w:line="240" w:lineRule="auto"/>
-        <w:jc w:val="center"/>
-        <w:rPr>
-          <w:rFonts w:ascii="Arial" w:hAnsi="Arial" w:cs="Arial"/>
-          <w:b/>
-          <w:bCs/>
-          <w:sz w:val="28"/>
-          <w:szCs w:val="28"/>
-        </w:rPr>
-      </w:pPr>
-    </w:p>
-    <w:p>
-      <w:pPr>
-        <w:widowControl w:val="0"/>
-        <w:tabs>
-          <w:tab w:val="left" w:pos="6580"/>
-        </w:tabs>
-        <w:autoSpaceDE w:val="0"/>
-        <w:autoSpaceDN w:val="0"/>
-        <w:adjustRightInd w:val="0"/>
-        <w:spacing w:after="0" w:line="240" w:lineRule="auto"/>
-        <w:jc w:val="center"/>
-        <w:rPr>
-          <w:rFonts w:ascii="Arial" w:hAnsi="Arial" w:cs="Arial"/>
-          <w:b/>
-          <w:bCs/>
-          <w:sz w:val="28"/>
-          <w:szCs w:val="28"/>
-        </w:rPr>
-      </w:pPr>
-    </w:p>
-    <w:p>
-      <w:pPr>
-        <w:widowControl w:val="0"/>
-        <w:tabs>
-          <w:tab w:val="left" w:pos="6580"/>
-        </w:tabs>
-        <w:autoSpaceDE w:val="0"/>
-        <w:autoSpaceDN w:val="0"/>
-        <w:adjustRightInd w:val="0"/>
-        <w:spacing w:after="0" w:line="240" w:lineRule="auto"/>
-        <w:jc w:val="center"/>
-        <w:rPr>
-          <w:rFonts w:ascii="Arial" w:hAnsi="Arial" w:cs="Arial"/>
-          <w:b/>
-          <w:bCs/>
-          <w:sz w:val="28"/>
-          <w:szCs w:val="28"/>
-        </w:rPr>
-      </w:pPr>
-    </w:p>
-    <w:p>
-      <w:pPr>
-        <w:widowControl w:val="0"/>
-        <w:tabs>
-          <w:tab w:val="left" w:pos="6580"/>
-        </w:tabs>
-        <w:autoSpaceDE w:val="0"/>
-        <w:autoSpaceDN w:val="0"/>
-        <w:adjustRightInd w:val="0"/>
-        <w:spacing w:after="0" w:line="240" w:lineRule="auto"/>
-        <w:jc w:val="center"/>
-        <w:rPr>
-          <w:rFonts w:ascii="Arial" w:hAnsi="Arial" w:cs="Arial"/>
-          <w:b/>
-          <w:bCs/>
-          <w:sz w:val="28"/>
-          <w:szCs w:val="28"/>
-        </w:rPr>
-      </w:pPr>
-    </w:p>
-    <w:p>
-      <w:pPr>
-        <w:widowControl w:val="0"/>
-        <w:tabs>
-          <w:tab w:val="left" w:pos="6580"/>
-        </w:tabs>
-        <w:autoSpaceDE w:val="0"/>
-        <w:autoSpaceDN w:val="0"/>
-        <w:adjustRightInd w:val="0"/>
-        <w:spacing w:after="0" w:line="240" w:lineRule="auto"/>
-        <w:jc w:val="center"/>
-        <w:rPr>
-          <w:rFonts w:ascii="Arial" w:hAnsi="Arial" w:cs="Arial"/>
-          <w:b/>
-          <w:bCs/>
-          <w:sz w:val="28"/>
-          <w:szCs w:val="28"/>
-        </w:rPr>
-      </w:pPr>
-    </w:p>
-    <w:p>
-      <w:pPr>
-        <w:widowControl w:val="0"/>
-        <w:tabs>
-          <w:tab w:val="left" w:pos="6580"/>
-        </w:tabs>
-        <w:autoSpaceDE w:val="0"/>
-        <w:autoSpaceDN w:val="0"/>
-        <w:adjustRightInd w:val="0"/>
-        <w:spacing w:after="0" w:line="240" w:lineRule="auto"/>
-        <w:jc w:val="center"/>
-        <w:rPr>
-          <w:rFonts w:ascii="Arial" w:hAnsi="Arial" w:cs="Arial"/>
-          <w:b/>
-          <w:bCs/>
-          <w:sz w:val="28"/>
-          <w:szCs w:val="28"/>
-        </w:rPr>
-      </w:pPr>
-    </w:p>
-    <w:p>
-      <w:pPr>
-        <w:widowControl w:val="0"/>
-        <w:tabs>
-          <w:tab w:val="left" w:pos="6580"/>
-        </w:tabs>
-        <w:autoSpaceDE w:val="0"/>
-        <w:autoSpaceDN w:val="0"/>
-        <w:adjustRightInd w:val="0"/>
-        <w:spacing w:after="0" w:line="240" w:lineRule="auto"/>
-        <w:jc w:val="center"/>
-        <w:rPr>
-          <w:rFonts w:ascii="Arial" w:hAnsi="Arial" w:cs="Arial"/>
-          <w:b/>
-          <w:bCs/>
-          <w:sz w:val="28"/>
-          <w:szCs w:val="28"/>
-        </w:rPr>
-      </w:pPr>
-    </w:p>
-    <w:p>
-      <w:pPr>
-        <w:widowControl w:val="0"/>
-        <w:tabs>
-          <w:tab w:val="left" w:pos="6580"/>
-        </w:tabs>
-        <w:autoSpaceDE w:val="0"/>
-        <w:autoSpaceDN w:val="0"/>
-        <w:adjustRightInd w:val="0"/>
-        <w:spacing w:after="0" w:line="240" w:lineRule="auto"/>
-        <w:jc w:val="center"/>
-        <w:rPr>
-          <w:rFonts w:ascii="Arial" w:hAnsi="Arial" w:cs="Arial"/>
-          <w:b/>
-          <w:bCs/>
-          <w:sz w:val="28"/>
-          <w:szCs w:val="28"/>
-        </w:rPr>
-      </w:pPr>
-    </w:p>
-    <w:p>
-      <w:pPr>
-        <w:widowControl w:val="0"/>
-        <w:tabs>
-          <w:tab w:val="left" w:pos="6580"/>
-        </w:tabs>
-        <w:autoSpaceDE w:val="0"/>
-        <w:autoSpaceDN w:val="0"/>
-        <w:adjustRightInd w:val="0"/>
-        <w:spacing w:after="0" w:line="240" w:lineRule="auto"/>
-        <w:jc w:val="center"/>
-        <w:rPr>
-          <w:rFonts w:ascii="Arial" w:hAnsi="Arial" w:cs="Arial"/>
-          <w:b/>
-          <w:bCs/>
-          <w:sz w:val="28"/>
-          <w:szCs w:val="28"/>
-        </w:rPr>
-      </w:pPr>
-    </w:p>
-    <w:p>
-      <w:pPr>
-        <w:widowControl w:val="0"/>
-        <w:tabs>
-          <w:tab w:val="left" w:pos="6580"/>
-        </w:tabs>
-        <w:autoSpaceDE w:val="0"/>
-        <w:autoSpaceDN w:val="0"/>
-        <w:adjustRightInd w:val="0"/>
-        <w:spacing w:after="0" w:line="240" w:lineRule="auto"/>
-        <w:jc w:val="center"/>
-        <w:rPr>
-          <w:rFonts w:ascii="Arial" w:hAnsi="Arial" w:cs="Arial"/>
-          <w:b/>
-          <w:bCs/>
-          <w:sz w:val="28"/>
-          <w:szCs w:val="28"/>
-        </w:rPr>
-      </w:pPr>
-    </w:p>
-    <w:p>
-      <w:pPr>
-        <w:widowControl w:val="0"/>
-        <w:tabs>
-          <w:tab w:val="left" w:pos="6580"/>
-        </w:tabs>
-        <w:autoSpaceDE w:val="0"/>
-        <w:autoSpaceDN w:val="0"/>
-        <w:adjustRightInd w:val="0"/>
-        <w:spacing w:after="0" w:line="240" w:lineRule="auto"/>
-        <w:jc w:val="center"/>
-        <w:rPr>
-          <w:rFonts w:ascii="Arial" w:hAnsi="Arial" w:cs="Arial"/>
-          <w:b/>
-          <w:bCs/>
-          <w:sz w:val="28"/>
-          <w:szCs w:val="28"/>
-        </w:rPr>
-      </w:pPr>
-    </w:p>
-    <w:p>
-      <w:pPr>
-        <w:widowControl w:val="0"/>
-        <w:tabs>
-          <w:tab w:val="left" w:pos="6580"/>
-        </w:tabs>
-        <w:autoSpaceDE w:val="0"/>
-        <w:autoSpaceDN w:val="0"/>
-        <w:adjustRightInd w:val="0"/>
-        <w:spacing w:after="0" w:line="240" w:lineRule="auto"/>
-        <w:jc w:val="center"/>
-        <w:rPr>
-          <w:rFonts w:ascii="Arial" w:hAnsi="Arial" w:cs="Arial"/>
-          <w:b/>
-          <w:bCs/>
-          <w:sz w:val="28"/>
-          <w:szCs w:val="28"/>
-        </w:rPr>
-      </w:pPr>
-    </w:p>
-    <w:p>
-      <w:pPr>
-        <w:widowControl w:val="0"/>
-        <w:tabs>
-          <w:tab w:val="left" w:pos="6580"/>
-        </w:tabs>
-        <w:autoSpaceDE w:val="0"/>
-        <w:autoSpaceDN w:val="0"/>
-        <w:adjustRightInd w:val="0"/>
-        <w:spacing w:after="0" w:line="240" w:lineRule="auto"/>
-        <w:jc w:val="center"/>
-        <w:rPr>
-          <w:rFonts w:ascii="Arial" w:hAnsi="Arial" w:cs="Arial"/>
-          <w:b/>
-          <w:bCs/>
-          <w:sz w:val="28"/>
-          <w:szCs w:val="28"/>
-        </w:rPr>
-      </w:pPr>
-    </w:p>
-    <w:p>
-      <w:pPr>
-        <w:widowControl w:val="0"/>
-        <w:tabs>
-          <w:tab w:val="left" w:pos="6580"/>
-        </w:tabs>
-        <w:autoSpaceDE w:val="0"/>
-        <w:autoSpaceDN w:val="0"/>
-        <w:adjustRightInd w:val="0"/>
-        <w:spacing w:after="0" w:line="240" w:lineRule="auto"/>
-        <w:jc w:val="center"/>
-        <w:rPr>
-          <w:rFonts w:ascii="Arial" w:hAnsi="Arial" w:cs="Arial"/>
-          <w:b/>
-          <w:bCs/>
-          <w:sz w:val="28"/>
-          <w:szCs w:val="28"/>
-        </w:rPr>
-      </w:pPr>
-      <w:proofErr w:type="spellStart"/>
-      <w:r>
-        <w:rPr>
-          <w:rFonts w:ascii="Arial" w:hAnsi="Arial" w:cs="Arial"/>
-          <w:b/>
-          <w:bCs/>
-          <w:sz w:val="28"/>
-          <w:szCs w:val="28"/>
-        </w:rPr>
-        <w:t>c.f</w:t>
-      </w:r>
-      <w:proofErr w:type="spellEnd"/>
-      <w:r>
-        <w:rPr>
-          <w:rFonts w:ascii="Arial" w:hAnsi="Arial" w:cs="Arial"/>
-          <w:b/>
-          <w:bCs/>
-          <w:sz w:val="28"/>
-          <w:szCs w:val="28"/>
-        </w:rPr>
-        <w:t xml:space="preserve"> 2.3</w:t>
-      </w:r>
-    </w:p>
-    <w:p>
-      <w:pPr>
-        <w:widowControl w:val="0"/>
-        <w:tabs>
-          <w:tab w:val="left" w:pos="6580"/>
-        </w:tabs>
-        <w:autoSpaceDE w:val="0"/>
-        <w:autoSpaceDN w:val="0"/>
-        <w:adjustRightInd w:val="0"/>
-        <w:spacing w:after="0" w:line="240" w:lineRule="auto"/>
-        <w:jc w:val="center"/>
-        <w:rPr>
-          <w:rFonts w:ascii="Arial" w:hAnsi="Arial" w:cs="Arial"/>
-          <w:b/>
-          <w:bCs/>
-          <w:sz w:val="28"/>
-          <w:szCs w:val="28"/>
-        </w:rPr>
-      </w:pPr>
       <w:r>
         <w:rPr>
           <w:rFonts w:ascii="Arial" w:hAnsi="Arial" w:cs="Arial"/>
@@ -7426,10 +7123,10 @@
           <w:lang w:eastAsia="ja-JP"/>
         </w:rPr>
         <w:drawing>
-          <wp:inline distT="0" distB="0" distL="0" distR="0" wp14:anchorId="448A55A4" wp14:editId="0A044AC0">
-            <wp:extent cx="5925377" cy="7411484"/>
-            <wp:effectExtent l="0" t="0" r="0" b="0"/>
-            <wp:docPr id="15" name="Image 15"/>
+          <wp:inline distT="0" distB="0" distL="0" distR="0" wp14:anchorId="0A6A9474" wp14:editId="3D31A050">
+            <wp:extent cx="5981700" cy="4105275"/>
+            <wp:effectExtent l="0" t="0" r="0" b="9525"/>
+            <wp:docPr id="13" name="Image 13"/>
             <wp:cNvGraphicFramePr>
               <a:graphicFrameLocks xmlns:a="http://schemas.openxmlformats.org/drawingml/2006/main" noChangeAspect="1"/>
             </wp:cNvGraphicFramePr>
@@ -7449,7 +7146,7 @@
                   <pic:spPr>
                     <a:xfrm>
                       <a:off x="0" y="0"/>
-                      <a:ext cx="5925377" cy="7411484"/>
+                      <a:ext cx="5981700" cy="4105275"/>
                     </a:xfrm>
                     <a:prstGeom prst="rect">
                       <a:avLst/>
@@ -7481,127 +7178,6 @@
           <w:szCs w:val="28"/>
         </w:rPr>
       </w:pPr>
-    </w:p>
-    <w:p>
-      <w:pPr>
-        <w:widowControl w:val="0"/>
-        <w:tabs>
-          <w:tab w:val="left" w:pos="6580"/>
-        </w:tabs>
-        <w:autoSpaceDE w:val="0"/>
-        <w:autoSpaceDN w:val="0"/>
-        <w:adjustRightInd w:val="0"/>
-        <w:spacing w:after="0" w:line="240" w:lineRule="auto"/>
-        <w:jc w:val="center"/>
-        <w:rPr>
-          <w:rFonts w:ascii="Arial" w:hAnsi="Arial" w:cs="Arial"/>
-          <w:b/>
-          <w:bCs/>
-          <w:sz w:val="28"/>
-          <w:szCs w:val="28"/>
-        </w:rPr>
-      </w:pPr>
-    </w:p>
-    <w:p>
-      <w:pPr>
-        <w:widowControl w:val="0"/>
-        <w:tabs>
-          <w:tab w:val="left" w:pos="6580"/>
-        </w:tabs>
-        <w:autoSpaceDE w:val="0"/>
-        <w:autoSpaceDN w:val="0"/>
-        <w:adjustRightInd w:val="0"/>
-        <w:spacing w:after="0" w:line="240" w:lineRule="auto"/>
-        <w:jc w:val="center"/>
-        <w:rPr>
-          <w:rFonts w:ascii="Arial" w:hAnsi="Arial" w:cs="Arial"/>
-          <w:b/>
-          <w:bCs/>
-          <w:sz w:val="28"/>
-          <w:szCs w:val="28"/>
-        </w:rPr>
-      </w:pPr>
-    </w:p>
-    <w:p>
-      <w:pPr>
-        <w:widowControl w:val="0"/>
-        <w:tabs>
-          <w:tab w:val="left" w:pos="6580"/>
-        </w:tabs>
-        <w:autoSpaceDE w:val="0"/>
-        <w:autoSpaceDN w:val="0"/>
-        <w:adjustRightInd w:val="0"/>
-        <w:spacing w:after="0" w:line="240" w:lineRule="auto"/>
-        <w:rPr>
-          <w:rFonts w:ascii="Arial" w:hAnsi="Arial" w:cs="Arial"/>
-          <w:b/>
-          <w:bCs/>
-          <w:sz w:val="28"/>
-          <w:szCs w:val="28"/>
-        </w:rPr>
-      </w:pPr>
-    </w:p>
-    <w:p>
-      <w:pPr>
-        <w:widowControl w:val="0"/>
-        <w:tabs>
-          <w:tab w:val="left" w:pos="6580"/>
-        </w:tabs>
-        <w:autoSpaceDE w:val="0"/>
-        <w:autoSpaceDN w:val="0"/>
-        <w:adjustRightInd w:val="0"/>
-        <w:spacing w:after="0" w:line="240" w:lineRule="auto"/>
-        <w:jc w:val="center"/>
-        <w:rPr>
-          <w:rFonts w:ascii="Arial" w:hAnsi="Arial" w:cs="Arial"/>
-          <w:b/>
-          <w:bCs/>
-          <w:sz w:val="28"/>
-          <w:szCs w:val="28"/>
-        </w:rPr>
-      </w:pPr>
-      <w:proofErr w:type="spellStart"/>
-      <w:r>
-        <w:rPr>
-          <w:rFonts w:ascii="Arial" w:hAnsi="Arial" w:cs="Arial"/>
-          <w:b/>
-          <w:bCs/>
-          <w:sz w:val="28"/>
-          <w:szCs w:val="28"/>
-        </w:rPr>
-        <w:t>c.f</w:t>
-      </w:r>
-      <w:proofErr w:type="spellEnd"/>
-      <w:r>
-        <w:rPr>
-          <w:rFonts w:ascii="Arial" w:hAnsi="Arial" w:cs="Arial"/>
-          <w:b/>
-          <w:bCs/>
-          <w:sz w:val="28"/>
-          <w:szCs w:val="28"/>
-        </w:rPr>
-        <w:t xml:space="preserve"> 3.0</w:t>
-      </w:r>
-    </w:p>
-    <w:p>
-      <w:pPr>
-        <w:widowControl w:val="0"/>
-        <w:tabs>
-          <w:tab w:val="left" w:pos="6580"/>
-        </w:tabs>
-        <w:autoSpaceDE w:val="0"/>
-        <w:autoSpaceDN w:val="0"/>
-        <w:adjustRightInd w:val="0"/>
-        <w:spacing w:after="0" w:line="240" w:lineRule="auto"/>
-        <w:jc w:val="center"/>
-        <w:rPr>
-          <w:rFonts w:ascii="Arial" w:hAnsi="Arial" w:cs="Arial"/>
-          <w:b/>
-          <w:bCs/>
-          <w:sz w:val="28"/>
-          <w:szCs w:val="28"/>
-        </w:rPr>
-      </w:pPr>
       <w:r>
         <w:rPr>
           <w:rFonts w:ascii="Arial" w:hAnsi="Arial" w:cs="Arial"/>
@@ -7613,10 +7189,10 @@
           <w:lang w:eastAsia="ja-JP"/>
         </w:rPr>
         <w:drawing>
-          <wp:inline distT="0" distB="0" distL="0" distR="0" wp14:anchorId="3B8D9316" wp14:editId="41509659">
-            <wp:extent cx="5496692" cy="4896533"/>
-            <wp:effectExtent l="0" t="0" r="8890" b="0"/>
-            <wp:docPr id="18" name="Image 18"/>
+          <wp:inline distT="0" distB="0" distL="0" distR="0" wp14:anchorId="64CFB8E5" wp14:editId="0FF5189D">
+            <wp:extent cx="2772162" cy="724001"/>
+            <wp:effectExtent l="0" t="0" r="9525" b="0"/>
+            <wp:docPr id="14" name="Image 14"/>
             <wp:cNvGraphicFramePr>
               <a:graphicFrameLocks xmlns:a="http://schemas.openxmlformats.org/drawingml/2006/main" noChangeAspect="1"/>
             </wp:cNvGraphicFramePr>
@@ -7636,7 +7212,7 @@
                   <pic:spPr>
                     <a:xfrm>
                       <a:off x="0" y="0"/>
-                      <a:ext cx="5496692" cy="4896533"/>
+                      <a:ext cx="2772162" cy="724001"/>
                     </a:xfrm>
                     <a:prstGeom prst="rect">
                       <a:avLst/>
@@ -7979,25 +7555,6 @@
         <w:autoSpaceDN w:val="0"/>
         <w:adjustRightInd w:val="0"/>
         <w:spacing w:after="0" w:line="240" w:lineRule="auto"/>
-        <w:rPr>
-          <w:rFonts w:ascii="Arial" w:hAnsi="Arial" w:cs="Arial"/>
-          <w:b/>
-          <w:bCs/>
-          <w:sz w:val="28"/>
-          <w:szCs w:val="28"/>
-        </w:rPr>
-      </w:pPr>
-    </w:p>
-    <w:p>
-      <w:pPr>
-        <w:widowControl w:val="0"/>
-        <w:tabs>
-          <w:tab w:val="left" w:pos="6580"/>
-        </w:tabs>
-        <w:autoSpaceDE w:val="0"/>
-        <w:autoSpaceDN w:val="0"/>
-        <w:adjustRightInd w:val="0"/>
-        <w:spacing w:after="0" w:line="240" w:lineRule="auto"/>
         <w:jc w:val="center"/>
         <w:rPr>
           <w:rFonts w:ascii="Arial" w:hAnsi="Arial" w:cs="Arial"/>
@@ -8027,28 +7584,6 @@
           <w:szCs w:val="28"/>
         </w:rPr>
       </w:pPr>
-      <w:proofErr w:type="spellStart"/>
-      <w:r>
-        <w:rPr>
-          <w:rFonts w:ascii="Arial" w:hAnsi="Arial" w:cs="Arial"/>
-          <w:b/>
-          <w:bCs/>
-          <w:sz w:val="28"/>
-          <w:szCs w:val="28"/>
-        </w:rPr>
-        <w:t>c.f</w:t>
-      </w:r>
-      <w:proofErr w:type="spellEnd"/>
-      <w:r>
-        <w:rPr>
-          <w:rFonts w:ascii="Arial" w:hAnsi="Arial" w:cs="Arial"/>
-          <w:b/>
-          <w:bCs/>
-          <w:sz w:val="28"/>
-          <w:szCs w:val="28"/>
-        </w:rPr>
-        <w:t xml:space="preserve"> 3.1</w:t>
-      </w:r>
     </w:p>
     <w:p>
       <w:pPr>
@@ -8094,16 +7629,46 @@
           <w:rFonts w:ascii="Arial" w:hAnsi="Arial" w:cs="Arial"/>
           <w:b/>
           <w:bCs/>
+          <w:sz w:val="28"/>
+          <w:szCs w:val="28"/>
+        </w:rPr>
+        <w:t>c.f 2.3</w:t>
+      </w:r>
+    </w:p>
+    <w:p>
+      <w:pPr>
+        <w:widowControl w:val="0"/>
+        <w:tabs>
+          <w:tab w:val="left" w:pos="6580"/>
+        </w:tabs>
+        <w:autoSpaceDE w:val="0"/>
+        <w:autoSpaceDN w:val="0"/>
+        <w:adjustRightInd w:val="0"/>
+        <w:spacing w:after="0" w:line="240" w:lineRule="auto"/>
+        <w:jc w:val="center"/>
+        <w:rPr>
+          <w:rFonts w:ascii="Arial" w:hAnsi="Arial" w:cs="Arial"/>
+          <w:b/>
+          <w:bCs/>
+          <w:sz w:val="28"/>
+          <w:szCs w:val="28"/>
+        </w:rPr>
+      </w:pPr>
+      <w:r>
+        <w:rPr>
+          <w:rFonts w:ascii="Arial" w:hAnsi="Arial" w:cs="Arial"/>
+          <w:b/>
+          <w:bCs/>
           <w:noProof/>
           <w:sz w:val="28"/>
           <w:szCs w:val="28"/>
           <w:lang w:eastAsia="ja-JP"/>
         </w:rPr>
         <w:drawing>
-          <wp:inline distT="0" distB="0" distL="0" distR="0" wp14:anchorId="2229FDC0" wp14:editId="1B0202EC">
-            <wp:extent cx="5981700" cy="6234430"/>
+          <wp:inline distT="0" distB="0" distL="0" distR="0" wp14:anchorId="448A55A4" wp14:editId="0A044AC0">
+            <wp:extent cx="5925377" cy="7411484"/>
             <wp:effectExtent l="0" t="0" r="0" b="0"/>
-            <wp:docPr id="17" name="Image 17"/>
+            <wp:docPr id="15" name="Image 15"/>
             <wp:cNvGraphicFramePr>
               <a:graphicFrameLocks xmlns:a="http://schemas.openxmlformats.org/drawingml/2006/main" noChangeAspect="1"/>
             </wp:cNvGraphicFramePr>
@@ -8123,6 +7688,656 @@
                   <pic:spPr>
                     <a:xfrm>
                       <a:off x="0" y="0"/>
+                      <a:ext cx="5925377" cy="7411484"/>
+                    </a:xfrm>
+                    <a:prstGeom prst="rect">
+                      <a:avLst/>
+                    </a:prstGeom>
+                  </pic:spPr>
+                </pic:pic>
+              </a:graphicData>
+            </a:graphic>
+          </wp:inline>
+        </w:drawing>
+      </w:r>
+    </w:p>
+    <w:p>
+      <w:pPr>
+        <w:widowControl w:val="0"/>
+        <w:tabs>
+          <w:tab w:val="left" w:pos="6580"/>
+        </w:tabs>
+        <w:autoSpaceDE w:val="0"/>
+        <w:autoSpaceDN w:val="0"/>
+        <w:adjustRightInd w:val="0"/>
+        <w:spacing w:after="0" w:line="240" w:lineRule="auto"/>
+        <w:jc w:val="center"/>
+        <w:rPr>
+          <w:rFonts w:ascii="Arial" w:hAnsi="Arial" w:cs="Arial"/>
+          <w:b/>
+          <w:bCs/>
+          <w:sz w:val="28"/>
+          <w:szCs w:val="28"/>
+        </w:rPr>
+      </w:pPr>
+    </w:p>
+    <w:p>
+      <w:pPr>
+        <w:widowControl w:val="0"/>
+        <w:tabs>
+          <w:tab w:val="left" w:pos="6580"/>
+        </w:tabs>
+        <w:autoSpaceDE w:val="0"/>
+        <w:autoSpaceDN w:val="0"/>
+        <w:adjustRightInd w:val="0"/>
+        <w:spacing w:after="0" w:line="240" w:lineRule="auto"/>
+        <w:jc w:val="center"/>
+        <w:rPr>
+          <w:rFonts w:ascii="Arial" w:hAnsi="Arial" w:cs="Arial"/>
+          <w:b/>
+          <w:bCs/>
+          <w:sz w:val="28"/>
+          <w:szCs w:val="28"/>
+        </w:rPr>
+      </w:pPr>
+    </w:p>
+    <w:p>
+      <w:pPr>
+        <w:widowControl w:val="0"/>
+        <w:tabs>
+          <w:tab w:val="left" w:pos="6580"/>
+        </w:tabs>
+        <w:autoSpaceDE w:val="0"/>
+        <w:autoSpaceDN w:val="0"/>
+        <w:adjustRightInd w:val="0"/>
+        <w:spacing w:after="0" w:line="240" w:lineRule="auto"/>
+        <w:jc w:val="center"/>
+        <w:rPr>
+          <w:rFonts w:ascii="Arial" w:hAnsi="Arial" w:cs="Arial"/>
+          <w:b/>
+          <w:bCs/>
+          <w:sz w:val="28"/>
+          <w:szCs w:val="28"/>
+        </w:rPr>
+      </w:pPr>
+    </w:p>
+    <w:p>
+      <w:pPr>
+        <w:widowControl w:val="0"/>
+        <w:tabs>
+          <w:tab w:val="left" w:pos="6580"/>
+        </w:tabs>
+        <w:autoSpaceDE w:val="0"/>
+        <w:autoSpaceDN w:val="0"/>
+        <w:adjustRightInd w:val="0"/>
+        <w:spacing w:after="0" w:line="240" w:lineRule="auto"/>
+        <w:rPr>
+          <w:rFonts w:ascii="Arial" w:hAnsi="Arial" w:cs="Arial"/>
+          <w:b/>
+          <w:bCs/>
+          <w:sz w:val="28"/>
+          <w:szCs w:val="28"/>
+        </w:rPr>
+      </w:pPr>
+    </w:p>
+    <w:p>
+      <w:pPr>
+        <w:widowControl w:val="0"/>
+        <w:tabs>
+          <w:tab w:val="left" w:pos="6580"/>
+        </w:tabs>
+        <w:autoSpaceDE w:val="0"/>
+        <w:autoSpaceDN w:val="0"/>
+        <w:adjustRightInd w:val="0"/>
+        <w:spacing w:after="0" w:line="240" w:lineRule="auto"/>
+        <w:jc w:val="center"/>
+        <w:rPr>
+          <w:rFonts w:ascii="Arial" w:hAnsi="Arial" w:cs="Arial"/>
+          <w:b/>
+          <w:bCs/>
+          <w:sz w:val="28"/>
+          <w:szCs w:val="28"/>
+        </w:rPr>
+      </w:pPr>
+      <w:r>
+        <w:rPr>
+          <w:rFonts w:ascii="Arial" w:hAnsi="Arial" w:cs="Arial"/>
+          <w:b/>
+          <w:bCs/>
+          <w:sz w:val="28"/>
+          <w:szCs w:val="28"/>
+        </w:rPr>
+        <w:t>c.f 3.0</w:t>
+      </w:r>
+    </w:p>
+    <w:p>
+      <w:pPr>
+        <w:widowControl w:val="0"/>
+        <w:tabs>
+          <w:tab w:val="left" w:pos="6580"/>
+        </w:tabs>
+        <w:autoSpaceDE w:val="0"/>
+        <w:autoSpaceDN w:val="0"/>
+        <w:adjustRightInd w:val="0"/>
+        <w:spacing w:after="0" w:line="240" w:lineRule="auto"/>
+        <w:jc w:val="center"/>
+        <w:rPr>
+          <w:rFonts w:ascii="Arial" w:hAnsi="Arial" w:cs="Arial"/>
+          <w:b/>
+          <w:bCs/>
+          <w:sz w:val="28"/>
+          <w:szCs w:val="28"/>
+        </w:rPr>
+      </w:pPr>
+      <w:r>
+        <w:rPr>
+          <w:rFonts w:ascii="Arial" w:hAnsi="Arial" w:cs="Arial"/>
+          <w:b/>
+          <w:bCs/>
+          <w:noProof/>
+          <w:sz w:val="28"/>
+          <w:szCs w:val="28"/>
+          <w:lang w:eastAsia="ja-JP"/>
+        </w:rPr>
+        <w:drawing>
+          <wp:inline distT="0" distB="0" distL="0" distR="0" wp14:anchorId="3B8D9316" wp14:editId="41509659">
+            <wp:extent cx="5496692" cy="4896533"/>
+            <wp:effectExtent l="0" t="0" r="8890" b="0"/>
+            <wp:docPr id="18" name="Image 18"/>
+            <wp:cNvGraphicFramePr>
+              <a:graphicFrameLocks xmlns:a="http://schemas.openxmlformats.org/drawingml/2006/main" noChangeAspect="1"/>
+            </wp:cNvGraphicFramePr>
+            <a:graphic xmlns:a="http://schemas.openxmlformats.org/drawingml/2006/main">
+              <a:graphicData uri="http://schemas.openxmlformats.org/drawingml/2006/picture">
+                <pic:pic xmlns:pic="http://schemas.openxmlformats.org/drawingml/2006/picture">
+                  <pic:nvPicPr>
+                    <pic:cNvPr id="1" name=""/>
+                    <pic:cNvPicPr/>
+                  </pic:nvPicPr>
+                  <pic:blipFill>
+                    <a:blip r:embed="rId24"/>
+                    <a:stretch>
+                      <a:fillRect/>
+                    </a:stretch>
+                  </pic:blipFill>
+                  <pic:spPr>
+                    <a:xfrm>
+                      <a:off x="0" y="0"/>
+                      <a:ext cx="5496692" cy="4896533"/>
+                    </a:xfrm>
+                    <a:prstGeom prst="rect">
+                      <a:avLst/>
+                    </a:prstGeom>
+                  </pic:spPr>
+                </pic:pic>
+              </a:graphicData>
+            </a:graphic>
+          </wp:inline>
+        </w:drawing>
+      </w:r>
+    </w:p>
+    <w:p>
+      <w:pPr>
+        <w:widowControl w:val="0"/>
+        <w:tabs>
+          <w:tab w:val="left" w:pos="6580"/>
+        </w:tabs>
+        <w:autoSpaceDE w:val="0"/>
+        <w:autoSpaceDN w:val="0"/>
+        <w:adjustRightInd w:val="0"/>
+        <w:spacing w:after="0" w:line="240" w:lineRule="auto"/>
+        <w:jc w:val="center"/>
+        <w:rPr>
+          <w:rFonts w:ascii="Arial" w:hAnsi="Arial" w:cs="Arial"/>
+          <w:b/>
+          <w:bCs/>
+          <w:sz w:val="28"/>
+          <w:szCs w:val="28"/>
+        </w:rPr>
+      </w:pPr>
+    </w:p>
+    <w:p>
+      <w:pPr>
+        <w:widowControl w:val="0"/>
+        <w:tabs>
+          <w:tab w:val="left" w:pos="6580"/>
+        </w:tabs>
+        <w:autoSpaceDE w:val="0"/>
+        <w:autoSpaceDN w:val="0"/>
+        <w:adjustRightInd w:val="0"/>
+        <w:spacing w:after="0" w:line="240" w:lineRule="auto"/>
+        <w:jc w:val="center"/>
+        <w:rPr>
+          <w:rFonts w:ascii="Arial" w:hAnsi="Arial" w:cs="Arial"/>
+          <w:b/>
+          <w:bCs/>
+          <w:sz w:val="28"/>
+          <w:szCs w:val="28"/>
+        </w:rPr>
+      </w:pPr>
+    </w:p>
+    <w:p>
+      <w:pPr>
+        <w:widowControl w:val="0"/>
+        <w:tabs>
+          <w:tab w:val="left" w:pos="6580"/>
+        </w:tabs>
+        <w:autoSpaceDE w:val="0"/>
+        <w:autoSpaceDN w:val="0"/>
+        <w:adjustRightInd w:val="0"/>
+        <w:spacing w:after="0" w:line="240" w:lineRule="auto"/>
+        <w:jc w:val="center"/>
+        <w:rPr>
+          <w:rFonts w:ascii="Arial" w:hAnsi="Arial" w:cs="Arial"/>
+          <w:b/>
+          <w:bCs/>
+          <w:sz w:val="28"/>
+          <w:szCs w:val="28"/>
+        </w:rPr>
+      </w:pPr>
+    </w:p>
+    <w:p>
+      <w:pPr>
+        <w:widowControl w:val="0"/>
+        <w:tabs>
+          <w:tab w:val="left" w:pos="6580"/>
+        </w:tabs>
+        <w:autoSpaceDE w:val="0"/>
+        <w:autoSpaceDN w:val="0"/>
+        <w:adjustRightInd w:val="0"/>
+        <w:spacing w:after="0" w:line="240" w:lineRule="auto"/>
+        <w:jc w:val="center"/>
+        <w:rPr>
+          <w:rFonts w:ascii="Arial" w:hAnsi="Arial" w:cs="Arial"/>
+          <w:b/>
+          <w:bCs/>
+          <w:sz w:val="28"/>
+          <w:szCs w:val="28"/>
+        </w:rPr>
+      </w:pPr>
+    </w:p>
+    <w:p>
+      <w:pPr>
+        <w:widowControl w:val="0"/>
+        <w:tabs>
+          <w:tab w:val="left" w:pos="6580"/>
+        </w:tabs>
+        <w:autoSpaceDE w:val="0"/>
+        <w:autoSpaceDN w:val="0"/>
+        <w:adjustRightInd w:val="0"/>
+        <w:spacing w:after="0" w:line="240" w:lineRule="auto"/>
+        <w:jc w:val="center"/>
+        <w:rPr>
+          <w:rFonts w:ascii="Arial" w:hAnsi="Arial" w:cs="Arial"/>
+          <w:b/>
+          <w:bCs/>
+          <w:sz w:val="28"/>
+          <w:szCs w:val="28"/>
+        </w:rPr>
+      </w:pPr>
+    </w:p>
+    <w:p>
+      <w:pPr>
+        <w:widowControl w:val="0"/>
+        <w:tabs>
+          <w:tab w:val="left" w:pos="6580"/>
+        </w:tabs>
+        <w:autoSpaceDE w:val="0"/>
+        <w:autoSpaceDN w:val="0"/>
+        <w:adjustRightInd w:val="0"/>
+        <w:spacing w:after="0" w:line="240" w:lineRule="auto"/>
+        <w:jc w:val="center"/>
+        <w:rPr>
+          <w:rFonts w:ascii="Arial" w:hAnsi="Arial" w:cs="Arial"/>
+          <w:b/>
+          <w:bCs/>
+          <w:sz w:val="28"/>
+          <w:szCs w:val="28"/>
+        </w:rPr>
+      </w:pPr>
+    </w:p>
+    <w:p>
+      <w:pPr>
+        <w:widowControl w:val="0"/>
+        <w:tabs>
+          <w:tab w:val="left" w:pos="6580"/>
+        </w:tabs>
+        <w:autoSpaceDE w:val="0"/>
+        <w:autoSpaceDN w:val="0"/>
+        <w:adjustRightInd w:val="0"/>
+        <w:spacing w:after="0" w:line="240" w:lineRule="auto"/>
+        <w:jc w:val="center"/>
+        <w:rPr>
+          <w:rFonts w:ascii="Arial" w:hAnsi="Arial" w:cs="Arial"/>
+          <w:b/>
+          <w:bCs/>
+          <w:sz w:val="28"/>
+          <w:szCs w:val="28"/>
+        </w:rPr>
+      </w:pPr>
+    </w:p>
+    <w:p>
+      <w:pPr>
+        <w:widowControl w:val="0"/>
+        <w:tabs>
+          <w:tab w:val="left" w:pos="6580"/>
+        </w:tabs>
+        <w:autoSpaceDE w:val="0"/>
+        <w:autoSpaceDN w:val="0"/>
+        <w:adjustRightInd w:val="0"/>
+        <w:spacing w:after="0" w:line="240" w:lineRule="auto"/>
+        <w:jc w:val="center"/>
+        <w:rPr>
+          <w:rFonts w:ascii="Arial" w:hAnsi="Arial" w:cs="Arial"/>
+          <w:b/>
+          <w:bCs/>
+          <w:sz w:val="28"/>
+          <w:szCs w:val="28"/>
+        </w:rPr>
+      </w:pPr>
+    </w:p>
+    <w:p>
+      <w:pPr>
+        <w:widowControl w:val="0"/>
+        <w:tabs>
+          <w:tab w:val="left" w:pos="6580"/>
+        </w:tabs>
+        <w:autoSpaceDE w:val="0"/>
+        <w:autoSpaceDN w:val="0"/>
+        <w:adjustRightInd w:val="0"/>
+        <w:spacing w:after="0" w:line="240" w:lineRule="auto"/>
+        <w:jc w:val="center"/>
+        <w:rPr>
+          <w:rFonts w:ascii="Arial" w:hAnsi="Arial" w:cs="Arial"/>
+          <w:b/>
+          <w:bCs/>
+          <w:sz w:val="28"/>
+          <w:szCs w:val="28"/>
+        </w:rPr>
+      </w:pPr>
+    </w:p>
+    <w:p>
+      <w:pPr>
+        <w:widowControl w:val="0"/>
+        <w:tabs>
+          <w:tab w:val="left" w:pos="6580"/>
+        </w:tabs>
+        <w:autoSpaceDE w:val="0"/>
+        <w:autoSpaceDN w:val="0"/>
+        <w:adjustRightInd w:val="0"/>
+        <w:spacing w:after="0" w:line="240" w:lineRule="auto"/>
+        <w:jc w:val="center"/>
+        <w:rPr>
+          <w:rFonts w:ascii="Arial" w:hAnsi="Arial" w:cs="Arial"/>
+          <w:b/>
+          <w:bCs/>
+          <w:sz w:val="28"/>
+          <w:szCs w:val="28"/>
+        </w:rPr>
+      </w:pPr>
+    </w:p>
+    <w:p>
+      <w:pPr>
+        <w:widowControl w:val="0"/>
+        <w:tabs>
+          <w:tab w:val="left" w:pos="6580"/>
+        </w:tabs>
+        <w:autoSpaceDE w:val="0"/>
+        <w:autoSpaceDN w:val="0"/>
+        <w:adjustRightInd w:val="0"/>
+        <w:spacing w:after="0" w:line="240" w:lineRule="auto"/>
+        <w:jc w:val="center"/>
+        <w:rPr>
+          <w:rFonts w:ascii="Arial" w:hAnsi="Arial" w:cs="Arial"/>
+          <w:b/>
+          <w:bCs/>
+          <w:sz w:val="28"/>
+          <w:szCs w:val="28"/>
+        </w:rPr>
+      </w:pPr>
+    </w:p>
+    <w:p>
+      <w:pPr>
+        <w:widowControl w:val="0"/>
+        <w:tabs>
+          <w:tab w:val="left" w:pos="6580"/>
+        </w:tabs>
+        <w:autoSpaceDE w:val="0"/>
+        <w:autoSpaceDN w:val="0"/>
+        <w:adjustRightInd w:val="0"/>
+        <w:spacing w:after="0" w:line="240" w:lineRule="auto"/>
+        <w:jc w:val="center"/>
+        <w:rPr>
+          <w:rFonts w:ascii="Arial" w:hAnsi="Arial" w:cs="Arial"/>
+          <w:b/>
+          <w:bCs/>
+          <w:sz w:val="28"/>
+          <w:szCs w:val="28"/>
+        </w:rPr>
+      </w:pPr>
+    </w:p>
+    <w:p>
+      <w:pPr>
+        <w:widowControl w:val="0"/>
+        <w:tabs>
+          <w:tab w:val="left" w:pos="6580"/>
+        </w:tabs>
+        <w:autoSpaceDE w:val="0"/>
+        <w:autoSpaceDN w:val="0"/>
+        <w:adjustRightInd w:val="0"/>
+        <w:spacing w:after="0" w:line="240" w:lineRule="auto"/>
+        <w:jc w:val="center"/>
+        <w:rPr>
+          <w:rFonts w:ascii="Arial" w:hAnsi="Arial" w:cs="Arial"/>
+          <w:b/>
+          <w:bCs/>
+          <w:sz w:val="28"/>
+          <w:szCs w:val="28"/>
+        </w:rPr>
+      </w:pPr>
+    </w:p>
+    <w:p>
+      <w:pPr>
+        <w:widowControl w:val="0"/>
+        <w:tabs>
+          <w:tab w:val="left" w:pos="6580"/>
+        </w:tabs>
+        <w:autoSpaceDE w:val="0"/>
+        <w:autoSpaceDN w:val="0"/>
+        <w:adjustRightInd w:val="0"/>
+        <w:spacing w:after="0" w:line="240" w:lineRule="auto"/>
+        <w:jc w:val="center"/>
+        <w:rPr>
+          <w:rFonts w:ascii="Arial" w:hAnsi="Arial" w:cs="Arial"/>
+          <w:b/>
+          <w:bCs/>
+          <w:sz w:val="28"/>
+          <w:szCs w:val="28"/>
+        </w:rPr>
+      </w:pPr>
+    </w:p>
+    <w:p>
+      <w:pPr>
+        <w:widowControl w:val="0"/>
+        <w:tabs>
+          <w:tab w:val="left" w:pos="6580"/>
+        </w:tabs>
+        <w:autoSpaceDE w:val="0"/>
+        <w:autoSpaceDN w:val="0"/>
+        <w:adjustRightInd w:val="0"/>
+        <w:spacing w:after="0" w:line="240" w:lineRule="auto"/>
+        <w:jc w:val="center"/>
+        <w:rPr>
+          <w:rFonts w:ascii="Arial" w:hAnsi="Arial" w:cs="Arial"/>
+          <w:b/>
+          <w:bCs/>
+          <w:sz w:val="28"/>
+          <w:szCs w:val="28"/>
+        </w:rPr>
+      </w:pPr>
+    </w:p>
+    <w:p>
+      <w:pPr>
+        <w:widowControl w:val="0"/>
+        <w:tabs>
+          <w:tab w:val="left" w:pos="6580"/>
+        </w:tabs>
+        <w:autoSpaceDE w:val="0"/>
+        <w:autoSpaceDN w:val="0"/>
+        <w:adjustRightInd w:val="0"/>
+        <w:spacing w:after="0" w:line="240" w:lineRule="auto"/>
+        <w:jc w:val="center"/>
+        <w:rPr>
+          <w:rFonts w:ascii="Arial" w:hAnsi="Arial" w:cs="Arial"/>
+          <w:b/>
+          <w:bCs/>
+          <w:sz w:val="28"/>
+          <w:szCs w:val="28"/>
+        </w:rPr>
+      </w:pPr>
+    </w:p>
+    <w:p>
+      <w:pPr>
+        <w:widowControl w:val="0"/>
+        <w:tabs>
+          <w:tab w:val="left" w:pos="6580"/>
+        </w:tabs>
+        <w:autoSpaceDE w:val="0"/>
+        <w:autoSpaceDN w:val="0"/>
+        <w:adjustRightInd w:val="0"/>
+        <w:spacing w:after="0" w:line="240" w:lineRule="auto"/>
+        <w:rPr>
+          <w:rFonts w:ascii="Arial" w:hAnsi="Arial" w:cs="Arial"/>
+          <w:b/>
+          <w:bCs/>
+          <w:sz w:val="28"/>
+          <w:szCs w:val="28"/>
+        </w:rPr>
+      </w:pPr>
+    </w:p>
+    <w:p>
+      <w:pPr>
+        <w:widowControl w:val="0"/>
+        <w:tabs>
+          <w:tab w:val="left" w:pos="6580"/>
+        </w:tabs>
+        <w:autoSpaceDE w:val="0"/>
+        <w:autoSpaceDN w:val="0"/>
+        <w:adjustRightInd w:val="0"/>
+        <w:spacing w:after="0" w:line="240" w:lineRule="auto"/>
+        <w:jc w:val="center"/>
+        <w:rPr>
+          <w:rFonts w:ascii="Arial" w:hAnsi="Arial" w:cs="Arial"/>
+          <w:b/>
+          <w:bCs/>
+          <w:sz w:val="28"/>
+          <w:szCs w:val="28"/>
+        </w:rPr>
+      </w:pPr>
+    </w:p>
+    <w:p>
+      <w:pPr>
+        <w:widowControl w:val="0"/>
+        <w:tabs>
+          <w:tab w:val="left" w:pos="6580"/>
+        </w:tabs>
+        <w:autoSpaceDE w:val="0"/>
+        <w:autoSpaceDN w:val="0"/>
+        <w:adjustRightInd w:val="0"/>
+        <w:spacing w:after="0" w:line="240" w:lineRule="auto"/>
+        <w:jc w:val="center"/>
+        <w:rPr>
+          <w:rFonts w:ascii="Arial" w:hAnsi="Arial" w:cs="Arial"/>
+          <w:b/>
+          <w:bCs/>
+          <w:sz w:val="28"/>
+          <w:szCs w:val="28"/>
+        </w:rPr>
+      </w:pPr>
+      <w:r>
+        <w:rPr>
+          <w:rFonts w:ascii="Arial" w:hAnsi="Arial" w:cs="Arial"/>
+          <w:b/>
+          <w:bCs/>
+          <w:sz w:val="28"/>
+          <w:szCs w:val="28"/>
+        </w:rPr>
+        <w:t>c.f 3.1</w:t>
+      </w:r>
+    </w:p>
+    <w:p>
+      <w:pPr>
+        <w:widowControl w:val="0"/>
+        <w:tabs>
+          <w:tab w:val="left" w:pos="6580"/>
+        </w:tabs>
+        <w:autoSpaceDE w:val="0"/>
+        <w:autoSpaceDN w:val="0"/>
+        <w:adjustRightInd w:val="0"/>
+        <w:spacing w:after="0" w:line="240" w:lineRule="auto"/>
+        <w:jc w:val="center"/>
+        <w:rPr>
+          <w:rFonts w:ascii="Arial" w:hAnsi="Arial" w:cs="Arial"/>
+          <w:b/>
+          <w:bCs/>
+          <w:sz w:val="28"/>
+          <w:szCs w:val="28"/>
+        </w:rPr>
+      </w:pPr>
+    </w:p>
+    <w:p>
+      <w:pPr>
+        <w:widowControl w:val="0"/>
+        <w:tabs>
+          <w:tab w:val="left" w:pos="6580"/>
+        </w:tabs>
+        <w:autoSpaceDE w:val="0"/>
+        <w:autoSpaceDN w:val="0"/>
+        <w:adjustRightInd w:val="0"/>
+        <w:spacing w:after="0" w:line="240" w:lineRule="auto"/>
+        <w:jc w:val="center"/>
+        <w:rPr>
+          <w:rFonts w:ascii="Arial" w:hAnsi="Arial" w:cs="Arial"/>
+          <w:b/>
+          <w:bCs/>
+          <w:sz w:val="28"/>
+          <w:szCs w:val="28"/>
+        </w:rPr>
+      </w:pPr>
+      <w:r>
+        <w:rPr>
+          <w:rFonts w:ascii="Arial" w:hAnsi="Arial" w:cs="Arial"/>
+          <w:b/>
+          <w:bCs/>
+          <w:noProof/>
+          <w:sz w:val="28"/>
+          <w:szCs w:val="28"/>
+          <w:lang w:eastAsia="ja-JP"/>
+        </w:rPr>
+        <w:drawing>
+          <wp:inline distT="0" distB="0" distL="0" distR="0" wp14:anchorId="2229FDC0" wp14:editId="1B0202EC">
+            <wp:extent cx="5981700" cy="6234430"/>
+            <wp:effectExtent l="0" t="0" r="0" b="0"/>
+            <wp:docPr id="17" name="Image 17"/>
+            <wp:cNvGraphicFramePr>
+              <a:graphicFrameLocks xmlns:a="http://schemas.openxmlformats.org/drawingml/2006/main" noChangeAspect="1"/>
+            </wp:cNvGraphicFramePr>
+            <a:graphic xmlns:a="http://schemas.openxmlformats.org/drawingml/2006/main">
+              <a:graphicData uri="http://schemas.openxmlformats.org/drawingml/2006/picture">
+                <pic:pic xmlns:pic="http://schemas.openxmlformats.org/drawingml/2006/picture">
+                  <pic:nvPicPr>
+                    <pic:cNvPr id="1" name=""/>
+                    <pic:cNvPicPr/>
+                  </pic:nvPicPr>
+                  <pic:blipFill>
+                    <a:blip r:embed="rId25"/>
+                    <a:stretch>
+                      <a:fillRect/>
+                    </a:stretch>
+                  </pic:blipFill>
+                  <pic:spPr>
+                    <a:xfrm>
+                      <a:off x="0" y="0"/>
                       <a:ext cx="5981700" cy="6234430"/>
                     </a:xfrm>
                     <a:prstGeom prst="rect">
@@ -8311,7 +8526,6 @@
           <w:szCs w:val="28"/>
         </w:rPr>
       </w:pPr>
-      <w:proofErr w:type="spellStart"/>
       <w:r>
         <w:rPr>
           <w:rFonts w:ascii="Arial" w:hAnsi="Arial" w:cs="Arial"/>
@@ -8321,18 +8535,7 @@
           <w:szCs w:val="28"/>
         </w:rPr>
         <w:lastRenderedPageBreak/>
-        <w:t>c.f</w:t>
-      </w:r>
-      <w:proofErr w:type="spellEnd"/>
-      <w:r>
-        <w:rPr>
-          <w:rFonts w:ascii="Arial" w:hAnsi="Arial" w:cs="Arial"/>
-          <w:b/>
-          <w:bCs/>
-          <w:sz w:val="28"/>
-          <w:szCs w:val="28"/>
-        </w:rPr>
-        <w:t xml:space="preserve"> 3.2</w:t>
+        <w:t>c.f 3.2</w:t>
       </w:r>
     </w:p>
     <w:p>
@@ -8380,7 +8583,7 @@
                     <pic:cNvPicPr/>
                   </pic:nvPicPr>
                   <pic:blipFill>
-                    <a:blip r:embed="rId24"/>
+                    <a:blip r:embed="rId26"/>
                     <a:stretch>
                       <a:fillRect/>
                     </a:stretch>
@@ -9669,7 +9872,7 @@
 </file>
 
 <file path=customXml/itemProps1.xml><?xml version="1.0" encoding="utf-8"?>
-<ds:datastoreItem xmlns:ds="http://schemas.openxmlformats.org/officeDocument/2006/customXml" ds:itemID="{7F4D3947-1C68-438A-8A29-7C0EBA5B1876}">
+<ds:datastoreItem xmlns:ds="http://schemas.openxmlformats.org/officeDocument/2006/customXml" ds:itemID="{3386CE20-06ED-4724-9BA3-084376281EF3}">
   <ds:schemaRefs>
     <ds:schemaRef ds:uri="http://schemas.openxmlformats.org/officeDocument/2006/bibliography"/>
   </ds:schemaRefs>
